--- a/memoria.docx
+++ b/memoria.docx
@@ -4,6 +4,15 @@
   <w:body>
     <w:sdt>
       <w:sdtPr>
+        <w:rPr>
+          <w:rFonts w:asciiTheme="minorHAnsi" w:eastAsiaTheme="minorHAnsi" w:hAnsiTheme="minorHAnsi" w:cstheme="minorBidi"/>
+          <w:color w:val="auto"/>
+          <w:kern w:val="2"/>
+          <w:sz w:val="22"/>
+          <w:szCs w:val="22"/>
+          <w:lang w:eastAsia="en-US"/>
+          <w14:ligatures w14:val="standardContextual"/>
+        </w:rPr>
         <w:id w:val="-279034981"/>
         <w:docPartObj>
           <w:docPartGallery w:val="Table of Contents"/>
@@ -12,15 +21,8 @@
       </w:sdtPr>
       <w:sdtEndPr>
         <w:rPr>
-          <w:rFonts w:asciiTheme="minorHAnsi" w:eastAsiaTheme="minorHAnsi" w:hAnsiTheme="minorHAnsi" w:cstheme="minorBidi"/>
           <w:b/>
           <w:bCs/>
-          <w:color w:val="auto"/>
-          <w:kern w:val="2"/>
-          <w:sz w:val="22"/>
-          <w:szCs w:val="22"/>
-          <w:lang w:eastAsia="en-US"/>
-          <w14:ligatures w14:val="standardContextual"/>
         </w:rPr>
       </w:sdtEndPr>
       <w:sdtContent>
@@ -57,7 +59,7 @@
           <w:r>
             <w:fldChar w:fldCharType="separate"/>
           </w:r>
-          <w:hyperlink w:anchor="_Toc194492975" w:history="1">
+          <w:hyperlink w:anchor="_Toc194566893" w:history="1">
             <w:r>
               <w:rPr>
                 <w:rStyle w:val="Hipervnculo"/>
@@ -101,7 +103,7 @@
                 <w:noProof/>
                 <w:webHidden/>
               </w:rPr>
-              <w:instrText xml:space="preserve"> PAGEREF _Toc194492975 \h </w:instrText>
+              <w:instrText xml:space="preserve"> PAGEREF _Toc194566893 \h </w:instrText>
             </w:r>
             <w:r>
               <w:rPr>
@@ -147,7 +149,7 @@
               <w:lang w:eastAsia="es-ES"/>
             </w:rPr>
           </w:pPr>
-          <w:hyperlink w:anchor="_Toc194492976" w:history="1">
+          <w:hyperlink w:anchor="_Toc194566894" w:history="1">
             <w:r>
               <w:rPr>
                 <w:rStyle w:val="Hipervnculo"/>
@@ -191,7 +193,7 @@
                 <w:noProof/>
                 <w:webHidden/>
               </w:rPr>
-              <w:instrText xml:space="preserve"> PAGEREF _Toc194492976 \h </w:instrText>
+              <w:instrText xml:space="preserve"> PAGEREF _Toc194566894 \h </w:instrText>
             </w:r>
             <w:r>
               <w:rPr>
@@ -237,7 +239,7 @@
               <w:lang w:eastAsia="es-ES"/>
             </w:rPr>
           </w:pPr>
-          <w:hyperlink w:anchor="_Toc194492977" w:history="1">
+          <w:hyperlink w:anchor="_Toc194566895" w:history="1">
             <w:r>
               <w:rPr>
                 <w:rStyle w:val="Hipervnculo"/>
@@ -281,7 +283,7 @@
                 <w:noProof/>
                 <w:webHidden/>
               </w:rPr>
-              <w:instrText xml:space="preserve"> PAGEREF _Toc194492977 \h </w:instrText>
+              <w:instrText xml:space="preserve"> PAGEREF _Toc194566895 \h </w:instrText>
             </w:r>
             <w:r>
               <w:rPr>
@@ -326,7 +328,7 @@
               <w:lang w:eastAsia="es-ES"/>
             </w:rPr>
           </w:pPr>
-          <w:hyperlink w:anchor="_Toc194492978" w:history="1">
+          <w:hyperlink w:anchor="_Toc194566896" w:history="1">
             <w:r>
               <w:rPr>
                 <w:rStyle w:val="Hipervnculo"/>
@@ -353,7 +355,7 @@
                 <w:noProof/>
                 <w:webHidden/>
               </w:rPr>
-              <w:instrText xml:space="preserve"> PAGEREF _Toc194492978 \h </w:instrText>
+              <w:instrText xml:space="preserve"> PAGEREF _Toc194566896 \h </w:instrText>
             </w:r>
             <w:r>
               <w:rPr>
@@ -398,7 +400,7 @@
               <w:lang w:eastAsia="es-ES"/>
             </w:rPr>
           </w:pPr>
-          <w:hyperlink w:anchor="_Toc194492979" w:history="1">
+          <w:hyperlink w:anchor="_Toc194566897" w:history="1">
             <w:r>
               <w:rPr>
                 <w:rStyle w:val="Hipervnculo"/>
@@ -425,7 +427,7 @@
                 <w:noProof/>
                 <w:webHidden/>
               </w:rPr>
-              <w:instrText xml:space="preserve"> PAGEREF _Toc194492979 \h </w:instrText>
+              <w:instrText xml:space="preserve"> PAGEREF _Toc194566897 \h </w:instrText>
             </w:r>
             <w:r>
               <w:rPr>
@@ -470,7 +472,7 @@
               <w:lang w:eastAsia="es-ES"/>
             </w:rPr>
           </w:pPr>
-          <w:hyperlink w:anchor="_Toc194492980" w:history="1">
+          <w:hyperlink w:anchor="_Toc194566898" w:history="1">
             <w:r>
               <w:rPr>
                 <w:rStyle w:val="Hipervnculo"/>
@@ -497,7 +499,7 @@
                 <w:noProof/>
                 <w:webHidden/>
               </w:rPr>
-              <w:instrText xml:space="preserve"> PAGEREF _Toc194492980 \h </w:instrText>
+              <w:instrText xml:space="preserve"> PAGEREF _Toc194566898 \h </w:instrText>
             </w:r>
             <w:r>
               <w:rPr>
@@ -542,7 +544,7 @@
               <w:lang w:eastAsia="es-ES"/>
             </w:rPr>
           </w:pPr>
-          <w:hyperlink w:anchor="_Toc194492981" w:history="1">
+          <w:hyperlink w:anchor="_Toc194566899" w:history="1">
             <w:r>
               <w:rPr>
                 <w:rStyle w:val="Hipervnculo"/>
@@ -569,7 +571,7 @@
                 <w:noProof/>
                 <w:webHidden/>
               </w:rPr>
-              <w:instrText xml:space="preserve"> PAGEREF _Toc194492981 \h </w:instrText>
+              <w:instrText xml:space="preserve"> PAGEREF _Toc194566899 \h </w:instrText>
             </w:r>
             <w:r>
               <w:rPr>
@@ -614,7 +616,7 @@
               <w:lang w:eastAsia="es-ES"/>
             </w:rPr>
           </w:pPr>
-          <w:hyperlink w:anchor="_Toc194492982" w:history="1">
+          <w:hyperlink w:anchor="_Toc194566900" w:history="1">
             <w:r>
               <w:rPr>
                 <w:rStyle w:val="Hipervnculo"/>
@@ -641,7 +643,7 @@
                 <w:noProof/>
                 <w:webHidden/>
               </w:rPr>
-              <w:instrText xml:space="preserve"> PAGEREF _Toc194492982 \h </w:instrText>
+              <w:instrText xml:space="preserve"> PAGEREF _Toc194566900 \h </w:instrText>
             </w:r>
             <w:r>
               <w:rPr>
@@ -686,7 +688,7 @@
               <w:lang w:eastAsia="es-ES"/>
             </w:rPr>
           </w:pPr>
-          <w:hyperlink w:anchor="_Toc194492983" w:history="1">
+          <w:hyperlink w:anchor="_Toc194566901" w:history="1">
             <w:r>
               <w:rPr>
                 <w:rStyle w:val="Hipervnculo"/>
@@ -713,7 +715,7 @@
                 <w:noProof/>
                 <w:webHidden/>
               </w:rPr>
-              <w:instrText xml:space="preserve"> PAGEREF _Toc194492983 \h </w:instrText>
+              <w:instrText xml:space="preserve"> PAGEREF _Toc194566901 \h </w:instrText>
             </w:r>
             <w:r>
               <w:rPr>
@@ -758,7 +760,7 @@
               <w:lang w:eastAsia="es-ES"/>
             </w:rPr>
           </w:pPr>
-          <w:hyperlink w:anchor="_Toc194492984" w:history="1">
+          <w:hyperlink w:anchor="_Toc194566902" w:history="1">
             <w:r>
               <w:rPr>
                 <w:rStyle w:val="Hipervnculo"/>
@@ -785,7 +787,7 @@
                 <w:noProof/>
                 <w:webHidden/>
               </w:rPr>
-              <w:instrText xml:space="preserve"> PAGEREF _Toc194492984 \h </w:instrText>
+              <w:instrText xml:space="preserve"> PAGEREF _Toc194566902 \h </w:instrText>
             </w:r>
             <w:r>
               <w:rPr>
@@ -830,7 +832,7 @@
               <w:lang w:eastAsia="es-ES"/>
             </w:rPr>
           </w:pPr>
-          <w:hyperlink w:anchor="_Toc194492985" w:history="1">
+          <w:hyperlink w:anchor="_Toc194566903" w:history="1">
             <w:r>
               <w:rPr>
                 <w:rStyle w:val="Hipervnculo"/>
@@ -857,7 +859,7 @@
                 <w:noProof/>
                 <w:webHidden/>
               </w:rPr>
-              <w:instrText xml:space="preserve"> PAGEREF _Toc194492985 \h </w:instrText>
+              <w:instrText xml:space="preserve"> PAGEREF _Toc194566903 \h </w:instrText>
             </w:r>
             <w:r>
               <w:rPr>
@@ -902,7 +904,7 @@
               <w:lang w:eastAsia="es-ES"/>
             </w:rPr>
           </w:pPr>
-          <w:hyperlink w:anchor="_Toc194492986" w:history="1">
+          <w:hyperlink w:anchor="_Toc194566904" w:history="1">
             <w:r>
               <w:rPr>
                 <w:rStyle w:val="Hipervnculo"/>
@@ -929,7 +931,7 @@
                 <w:noProof/>
                 <w:webHidden/>
               </w:rPr>
-              <w:instrText xml:space="preserve"> PAGEREF _Toc194492986 \h </w:instrText>
+              <w:instrText xml:space="preserve"> PAGEREF _Toc194566904 \h </w:instrText>
             </w:r>
             <w:r>
               <w:rPr>
@@ -974,7 +976,7 @@
               <w:lang w:eastAsia="es-ES"/>
             </w:rPr>
           </w:pPr>
-          <w:hyperlink w:anchor="_Toc194492987" w:history="1">
+          <w:hyperlink w:anchor="_Toc194566905" w:history="1">
             <w:r>
               <w:rPr>
                 <w:rStyle w:val="Hipervnculo"/>
@@ -1001,7 +1003,7 @@
                 <w:noProof/>
                 <w:webHidden/>
               </w:rPr>
-              <w:instrText xml:space="preserve"> PAGEREF _Toc194492987 \h </w:instrText>
+              <w:instrText xml:space="preserve"> PAGEREF _Toc194566905 \h </w:instrText>
             </w:r>
             <w:r>
               <w:rPr>
@@ -1046,12 +1048,11 @@
               <w:lang w:eastAsia="es-ES"/>
             </w:rPr>
           </w:pPr>
-          <w:hyperlink w:anchor="_Toc194492988" w:history="1">
+          <w:hyperlink w:anchor="_Toc194566906" w:history="1">
             <w:r>
               <w:rPr>
                 <w:rStyle w:val="Hipervnculo"/>
                 <w:noProof/>
-                <w:lang w:val="pt-PT"/>
               </w:rPr>
               <w:t>Árboles de decisión</w:t>
             </w:r>
@@ -1074,7 +1075,7 @@
                 <w:noProof/>
                 <w:webHidden/>
               </w:rPr>
-              <w:instrText xml:space="preserve"> PAGEREF _Toc194492988 \h </w:instrText>
+              <w:instrText xml:space="preserve"> PAGEREF _Toc194566906 \h </w:instrText>
             </w:r>
             <w:r>
               <w:rPr>
@@ -1119,12 +1120,11 @@
               <w:lang w:eastAsia="es-ES"/>
             </w:rPr>
           </w:pPr>
-          <w:hyperlink w:anchor="_Toc194492989" w:history="1">
+          <w:hyperlink w:anchor="_Toc194566907" w:history="1">
             <w:r>
               <w:rPr>
                 <w:rStyle w:val="Hipervnculo"/>
                 <w:noProof/>
-                <w:lang w:val="pt-PT"/>
               </w:rPr>
               <w:t>Máquinas de Vectores de Soporte</w:t>
             </w:r>
@@ -1147,7 +1147,7 @@
                 <w:noProof/>
                 <w:webHidden/>
               </w:rPr>
-              <w:instrText xml:space="preserve"> PAGEREF _Toc194492989 \h </w:instrText>
+              <w:instrText xml:space="preserve"> PAGEREF _Toc194566907 \h </w:instrText>
             </w:r>
             <w:r>
               <w:rPr>
@@ -1192,12 +1192,11 @@
               <w:lang w:eastAsia="es-ES"/>
             </w:rPr>
           </w:pPr>
-          <w:hyperlink w:anchor="_Toc194492990" w:history="1">
+          <w:hyperlink w:anchor="_Toc194566908" w:history="1">
             <w:r>
               <w:rPr>
                 <w:rStyle w:val="Hipervnculo"/>
                 <w:noProof/>
-                <w:lang w:val="pt-PT"/>
               </w:rPr>
               <w:t>MLP</w:t>
             </w:r>
@@ -1220,7 +1219,7 @@
                 <w:noProof/>
                 <w:webHidden/>
               </w:rPr>
-              <w:instrText xml:space="preserve"> PAGEREF _Toc194492990 \h </w:instrText>
+              <w:instrText xml:space="preserve"> PAGEREF _Toc194566908 \h </w:instrText>
             </w:r>
             <w:r>
               <w:rPr>
@@ -1265,12 +1264,11 @@
               <w:lang w:eastAsia="es-ES"/>
             </w:rPr>
           </w:pPr>
-          <w:hyperlink w:anchor="_Toc194492991" w:history="1">
+          <w:hyperlink w:anchor="_Toc194566909" w:history="1">
             <w:r>
               <w:rPr>
                 <w:rStyle w:val="Hipervnculo"/>
                 <w:noProof/>
-                <w:lang w:val="pt-PT"/>
               </w:rPr>
               <w:t>Bosque Aleatorio</w:t>
             </w:r>
@@ -1293,7 +1291,7 @@
                 <w:noProof/>
                 <w:webHidden/>
               </w:rPr>
-              <w:instrText xml:space="preserve"> PAGEREF _Toc194492991 \h </w:instrText>
+              <w:instrText xml:space="preserve"> PAGEREF _Toc194566909 \h </w:instrText>
             </w:r>
             <w:r>
               <w:rPr>
@@ -1338,7 +1336,7 @@
               <w:lang w:eastAsia="es-ES"/>
             </w:rPr>
           </w:pPr>
-          <w:hyperlink w:anchor="_Toc194492992" w:history="1">
+          <w:hyperlink w:anchor="_Toc194566910" w:history="1">
             <w:r>
               <w:rPr>
                 <w:rStyle w:val="Hipervnculo"/>
@@ -1365,7 +1363,7 @@
                 <w:noProof/>
                 <w:webHidden/>
               </w:rPr>
-              <w:instrText xml:space="preserve"> PAGEREF _Toc194492992 \h </w:instrText>
+              <w:instrText xml:space="preserve"> PAGEREF _Toc194566910 \h </w:instrText>
             </w:r>
             <w:r>
               <w:rPr>
@@ -1410,7 +1408,7 @@
               <w:lang w:eastAsia="es-ES"/>
             </w:rPr>
           </w:pPr>
-          <w:hyperlink w:anchor="_Toc194492993" w:history="1">
+          <w:hyperlink w:anchor="_Toc194566911" w:history="1">
             <w:r>
               <w:rPr>
                 <w:rStyle w:val="Hipervnculo"/>
@@ -1437,7 +1435,7 @@
                 <w:noProof/>
                 <w:webHidden/>
               </w:rPr>
-              <w:instrText xml:space="preserve"> PAGEREF _Toc194492993 \h </w:instrText>
+              <w:instrText xml:space="preserve"> PAGEREF _Toc194566911 \h </w:instrText>
             </w:r>
             <w:r>
               <w:rPr>
@@ -1483,7 +1481,7 @@
               <w:lang w:eastAsia="es-ES"/>
             </w:rPr>
           </w:pPr>
-          <w:hyperlink w:anchor="_Toc194492994" w:history="1">
+          <w:hyperlink w:anchor="_Toc194566912" w:history="1">
             <w:r>
               <w:rPr>
                 <w:rStyle w:val="Hipervnculo"/>
@@ -1527,7 +1525,7 @@
                 <w:noProof/>
                 <w:webHidden/>
               </w:rPr>
-              <w:instrText xml:space="preserve"> PAGEREF _Toc194492994 \h </w:instrText>
+              <w:instrText xml:space="preserve"> PAGEREF _Toc194566912 \h </w:instrText>
             </w:r>
             <w:r>
               <w:rPr>
@@ -1573,7 +1571,7 @@
               <w:lang w:eastAsia="es-ES"/>
             </w:rPr>
           </w:pPr>
-          <w:hyperlink w:anchor="_Toc194492995" w:history="1">
+          <w:hyperlink w:anchor="_Toc194566913" w:history="1">
             <w:r>
               <w:rPr>
                 <w:rStyle w:val="Hipervnculo"/>
@@ -1617,7 +1615,7 @@
                 <w:noProof/>
                 <w:webHidden/>
               </w:rPr>
-              <w:instrText xml:space="preserve"> PAGEREF _Toc194492995 \h </w:instrText>
+              <w:instrText xml:space="preserve"> PAGEREF _Toc194566913 \h </w:instrText>
             </w:r>
             <w:r>
               <w:rPr>
@@ -1662,7 +1660,7 @@
               <w:lang w:eastAsia="es-ES"/>
             </w:rPr>
           </w:pPr>
-          <w:hyperlink w:anchor="_Toc194492996" w:history="1">
+          <w:hyperlink w:anchor="_Toc194566914" w:history="1">
             <w:r>
               <w:rPr>
                 <w:rStyle w:val="Hipervnculo"/>
@@ -1689,7 +1687,7 @@
                 <w:noProof/>
                 <w:webHidden/>
               </w:rPr>
-              <w:instrText xml:space="preserve"> PAGEREF _Toc194492996 \h </w:instrText>
+              <w:instrText xml:space="preserve"> PAGEREF _Toc194566914 \h </w:instrText>
             </w:r>
             <w:r>
               <w:rPr>
@@ -1734,7 +1732,7 @@
               <w:lang w:eastAsia="es-ES"/>
             </w:rPr>
           </w:pPr>
-          <w:hyperlink w:anchor="_Toc194492997" w:history="1">
+          <w:hyperlink w:anchor="_Toc194566915" w:history="1">
             <w:r>
               <w:rPr>
                 <w:rStyle w:val="Hipervnculo"/>
@@ -1761,7 +1759,7 @@
                 <w:noProof/>
                 <w:webHidden/>
               </w:rPr>
-              <w:instrText xml:space="preserve"> PAGEREF _Toc194492997 \h </w:instrText>
+              <w:instrText xml:space="preserve"> PAGEREF _Toc194566915 \h </w:instrText>
             </w:r>
             <w:r>
               <w:rPr>
@@ -1807,7 +1805,7 @@
               <w:lang w:eastAsia="es-ES"/>
             </w:rPr>
           </w:pPr>
-          <w:hyperlink w:anchor="_Toc194492998" w:history="1">
+          <w:hyperlink w:anchor="_Toc194566916" w:history="1">
             <w:r>
               <w:rPr>
                 <w:rStyle w:val="Hipervnculo"/>
@@ -1851,7 +1849,7 @@
                 <w:noProof/>
                 <w:webHidden/>
               </w:rPr>
-              <w:instrText xml:space="preserve"> PAGEREF _Toc194492998 \h </w:instrText>
+              <w:instrText xml:space="preserve"> PAGEREF _Toc194566916 \h </w:instrText>
             </w:r>
             <w:r>
               <w:rPr>
@@ -1897,7 +1895,7 @@
               <w:lang w:eastAsia="es-ES"/>
             </w:rPr>
           </w:pPr>
-          <w:hyperlink w:anchor="_Toc194492999" w:history="1">
+          <w:hyperlink w:anchor="_Toc194566917" w:history="1">
             <w:r>
               <w:rPr>
                 <w:rStyle w:val="Hipervnculo"/>
@@ -1941,7 +1939,7 @@
                 <w:noProof/>
                 <w:webHidden/>
               </w:rPr>
-              <w:instrText xml:space="preserve"> PAGEREF _Toc194492999 \h </w:instrText>
+              <w:instrText xml:space="preserve"> PAGEREF _Toc194566917 \h </w:instrText>
             </w:r>
             <w:r>
               <w:rPr>
@@ -1987,7 +1985,7 @@
               <w:lang w:eastAsia="es-ES"/>
             </w:rPr>
           </w:pPr>
-          <w:hyperlink w:anchor="_Toc194493000" w:history="1">
+          <w:hyperlink w:anchor="_Toc194566918" w:history="1">
             <w:r>
               <w:rPr>
                 <w:rStyle w:val="Hipervnculo"/>
@@ -2031,7 +2029,7 @@
                 <w:noProof/>
                 <w:webHidden/>
               </w:rPr>
-              <w:instrText xml:space="preserve"> PAGEREF _Toc194493000 \h </w:instrText>
+              <w:instrText xml:space="preserve"> PAGEREF _Toc194566918 \h </w:instrText>
             </w:r>
             <w:r>
               <w:rPr>
@@ -2077,7 +2075,7 @@
               <w:lang w:eastAsia="es-ES"/>
             </w:rPr>
           </w:pPr>
-          <w:hyperlink w:anchor="_Toc194493001" w:history="1">
+          <w:hyperlink w:anchor="_Toc194566919" w:history="1">
             <w:r>
               <w:rPr>
                 <w:rStyle w:val="Hipervnculo"/>
@@ -2121,7 +2119,7 @@
                 <w:noProof/>
                 <w:webHidden/>
               </w:rPr>
-              <w:instrText xml:space="preserve"> PAGEREF _Toc194493001 \h </w:instrText>
+              <w:instrText xml:space="preserve"> PAGEREF _Toc194566919 \h </w:instrText>
             </w:r>
             <w:r>
               <w:rPr>
@@ -2209,49 +2207,21 @@
           <w:color w:val="FF0000"/>
         </w:rPr>
         <w:lastRenderedPageBreak/>
-        <w:t xml:space="preserve">Calidad del Sueño de Pittsburgh (PSQI), y técnicas objetivas como la polisomnografía, </w:t>
-      </w:r>
-      <w:proofErr w:type="gramStart"/>
-      <w:r>
+        <w:t>Calidad del Sueño de Pittsburgh (PSQI), y técnicas objetivas como la polisomnografía, que si bien es precisa, resulta costosa e invasiva.</w:t>
+      </w:r>
+    </w:p>
+    <w:p>
+      <w:pPr>
+        <w:jc w:val="both"/>
         <w:rPr>
           <w:color w:val="FF0000"/>
         </w:rPr>
-        <w:t>que</w:t>
-      </w:r>
-      <w:proofErr w:type="gramEnd"/>
+      </w:pPr>
       <w:r>
         <w:rPr>
           <w:color w:val="FF0000"/>
         </w:rPr>
-        <w:t xml:space="preserve"> si bien es precisa, resulta costosa e invasiva.</w:t>
-      </w:r>
-    </w:p>
-    <w:p>
-      <w:pPr>
-        <w:jc w:val="both"/>
-        <w:rPr>
-          <w:color w:val="FF0000"/>
-        </w:rPr>
-      </w:pPr>
-      <w:r>
-        <w:rPr>
-          <w:color w:val="FF0000"/>
-        </w:rPr>
-        <w:t xml:space="preserve">En este Trabajo de Fin de Grado (TFG), se propone un enfoque basado en inteligencia artificial para la predicción de trastornos del sueño, integrando datos clínicos y fisiológicos. Se utilizará un conjunto de datos de </w:t>
-      </w:r>
-      <w:proofErr w:type="spellStart"/>
-      <w:r>
-        <w:rPr>
-          <w:color w:val="FF0000"/>
-        </w:rPr>
-        <w:t>Kaggle</w:t>
-      </w:r>
-      <w:proofErr w:type="spellEnd"/>
-      <w:r>
-        <w:rPr>
-          <w:color w:val="FF0000"/>
-        </w:rPr>
-        <w:t xml:space="preserve"> para entrenar y evaluar distintos modelos de aprendizaje automático, con el fin de determinar cuál ofrece mejores métricas de precisión y generalización. Paralelamente, se desarrollará una aplicación que permitirá la recolección y procesamiento de datos obtenidos mediante el dispositivo O2Ring, un oxímetro portátil que mide variaciones en la saturación de oxígeno y frecuencia cardiaca durante el sueño. Esta herramienta combinará información subjetiva del usuario, como ocupación y nivel de estrés, con métricas fisiológicas, permitiendo generar predicciones personalizadas sobre la calidad del sueño y posibles trastornos asociados.</w:t>
+        <w:t>En este Trabajo de Fin de Grado (TFG), se propone un enfoque basado en inteligencia artificial para la predicción de trastornos del sueño, integrando datos clínicos y fisiológicos. Se utilizará un conjunto de datos de Kaggle para entrenar y evaluar distintos modelos de aprendizaje automático, con el fin de determinar cuál ofrece mejores métricas de precisión y generalización. Paralelamente, se desarrollará una aplicación que permitirá la recolección y procesamiento de datos obtenidos mediante el dispositivo O2Ring, un oxímetro portátil que mide variaciones en la saturación de oxígeno y frecuencia cardiaca durante el sueño. Esta herramienta combinará información subjetiva del usuario, como ocupación y nivel de estrés, con métricas fisiológicas, permitiendo generar predicciones personalizadas sobre la calidad del sueño y posibles trastornos asociados.</w:t>
       </w:r>
     </w:p>
     <w:p>
@@ -2351,21 +2321,7 @@
         <w:rPr>
           <w:color w:val="FF0000"/>
         </w:rPr>
-        <w:t xml:space="preserve">Analizar y preprocesar un conjunto de datos de </w:t>
-      </w:r>
-      <w:proofErr w:type="spellStart"/>
-      <w:r>
-        <w:rPr>
-          <w:color w:val="FF0000"/>
-        </w:rPr>
-        <w:t>Kaggle</w:t>
-      </w:r>
-      <w:proofErr w:type="spellEnd"/>
-      <w:r>
-        <w:rPr>
-          <w:color w:val="FF0000"/>
-        </w:rPr>
-        <w:t xml:space="preserve"> sobre calidad del sueño, realizando técnicas de limpieza, imputación de valores y selección de características relevantes.</w:t>
+        <w:t>Analizar y preprocesar un conjunto de datos de Kaggle sobre calidad del sueño, realizando técnicas de limpieza, imputación de valores y selección de características relevantes.</w:t>
       </w:r>
     </w:p>
     <w:p>
@@ -2383,21 +2339,7 @@
         <w:rPr>
           <w:color w:val="FF0000"/>
         </w:rPr>
-        <w:t xml:space="preserve">Implementar y comparar distintos modelos de clasificación (Regresión Logística, </w:t>
-      </w:r>
-      <w:proofErr w:type="spellStart"/>
-      <w:r>
-        <w:rPr>
-          <w:color w:val="FF0000"/>
-        </w:rPr>
-        <w:t>Random</w:t>
-      </w:r>
-      <w:proofErr w:type="spellEnd"/>
-      <w:r>
-        <w:rPr>
-          <w:color w:val="FF0000"/>
-        </w:rPr>
-        <w:t xml:space="preserve"> Forest, SVM, Redes Neuronales, entre otros) para identificar el más preciso en la predicción de trastornos del sueño.</w:t>
+        <w:t>Implementar y comparar distintos modelos de clasificación (Regresión Logística, Random Forest, SVM, Redes Neuronales, entre otros) para identificar el más preciso en la predicción de trastornos del sueño.</w:t>
       </w:r>
     </w:p>
     <w:p>
@@ -2415,21 +2357,7 @@
         <w:rPr>
           <w:color w:val="FF0000"/>
         </w:rPr>
-        <w:t xml:space="preserve">Evaluar el impacto de técnicas como el balanceo de datos con SMOTE y la optimización de </w:t>
-      </w:r>
-      <w:proofErr w:type="spellStart"/>
-      <w:r>
-        <w:rPr>
-          <w:color w:val="FF0000"/>
-        </w:rPr>
-        <w:t>hiperparámetros</w:t>
-      </w:r>
-      <w:proofErr w:type="spellEnd"/>
-      <w:r>
-        <w:rPr>
-          <w:color w:val="FF0000"/>
-        </w:rPr>
-        <w:t xml:space="preserve"> para mejorar el rendimiento de los modelos.</w:t>
+        <w:t>Evaluar el impacto de técnicas como el balanceo de datos con SMOTE y la optimización de hiperparámetros para mejorar el rendimiento de los modelos.</w:t>
       </w:r>
     </w:p>
     <w:p>
@@ -2503,7 +2431,7 @@
           <w:numId w:val="6"/>
         </w:numPr>
       </w:pPr>
-      <w:bookmarkStart w:id="0" w:name="_Toc194492975"/>
+      <w:bookmarkStart w:id="0" w:name="_Toc194566893"/>
       <w:r>
         <w:lastRenderedPageBreak/>
         <w:t>Introducción</w:t>
@@ -2542,7 +2470,7 @@
           <w:numId w:val="6"/>
         </w:numPr>
       </w:pPr>
-      <w:bookmarkStart w:id="1" w:name="_Toc194492976"/>
+      <w:bookmarkStart w:id="1" w:name="_Toc194566894"/>
       <w:r>
         <w:t>Objetivos</w:t>
       </w:r>
@@ -2556,7 +2484,7 @@
           <w:numId w:val="6"/>
         </w:numPr>
       </w:pPr>
-      <w:bookmarkStart w:id="2" w:name="_Toc194492977"/>
+      <w:bookmarkStart w:id="2" w:name="_Toc194566895"/>
       <w:r>
         <w:t>Conceptos teóricos</w:t>
       </w:r>
@@ -2566,7 +2494,7 @@
       <w:pPr>
         <w:pStyle w:val="Ttulo2"/>
       </w:pPr>
-      <w:bookmarkStart w:id="3" w:name="_Toc194492978"/>
+      <w:bookmarkStart w:id="3" w:name="_Toc194566896"/>
       <w:r>
         <w:t xml:space="preserve">3.1 </w:t>
       </w:r>
@@ -2579,7 +2507,7 @@
       <w:pPr>
         <w:pStyle w:val="Ttulo2"/>
       </w:pPr>
-      <w:bookmarkStart w:id="4" w:name="_Toc194492979"/>
+      <w:bookmarkStart w:id="4" w:name="_Toc194566897"/>
       <w:r>
         <w:t xml:space="preserve">3.2 </w:t>
       </w:r>
@@ -2592,7 +2520,7 @@
       <w:pPr>
         <w:pStyle w:val="Ttulo3"/>
       </w:pPr>
-      <w:bookmarkStart w:id="5" w:name="_Toc194492980"/>
+      <w:bookmarkStart w:id="5" w:name="_Toc194566898"/>
       <w:r>
         <w:t xml:space="preserve">Apnea </w:t>
       </w:r>
@@ -2712,7 +2640,6 @@
       <w:r>
         <w:t xml:space="preserve">se habla de </w:t>
       </w:r>
-      <w:proofErr w:type="spellStart"/>
       <w:r>
         <w:rPr>
           <w:b/>
@@ -2720,7 +2647,6 @@
         </w:rPr>
         <w:t>hipoapnea</w:t>
       </w:r>
-      <w:proofErr w:type="spellEnd"/>
       <w:r>
         <w:t xml:space="preserve"> en el caso de que la</w:t>
       </w:r>
@@ -2879,55 +2805,7 @@
           <w:b/>
           <w:bCs/>
         </w:rPr>
-        <w:t>CPAP (</w:t>
-      </w:r>
-      <w:proofErr w:type="spellStart"/>
-      <w:r>
-        <w:rPr>
-          <w:b/>
-          <w:bCs/>
-        </w:rPr>
-        <w:t>Continuous</w:t>
-      </w:r>
-      <w:proofErr w:type="spellEnd"/>
-      <w:r>
-        <w:rPr>
-          <w:b/>
-          <w:bCs/>
-        </w:rPr>
-        <w:t xml:space="preserve"> Positive </w:t>
-      </w:r>
-      <w:proofErr w:type="spellStart"/>
-      <w:r>
-        <w:rPr>
-          <w:b/>
-          <w:bCs/>
-        </w:rPr>
-        <w:t>Airway</w:t>
-      </w:r>
-      <w:proofErr w:type="spellEnd"/>
-      <w:r>
-        <w:rPr>
-          <w:b/>
-          <w:bCs/>
-        </w:rPr>
-        <w:t xml:space="preserve"> </w:t>
-      </w:r>
-      <w:proofErr w:type="spellStart"/>
-      <w:r>
-        <w:rPr>
-          <w:b/>
-          <w:bCs/>
-        </w:rPr>
-        <w:t>Pressure</w:t>
-      </w:r>
-      <w:proofErr w:type="spellEnd"/>
-      <w:r>
-        <w:rPr>
-          <w:b/>
-          <w:bCs/>
-        </w:rPr>
-        <w:t>):</w:t>
+        <w:t>CPAP (Continuous Positive Airway Pressure):</w:t>
       </w:r>
       <w:r>
         <w:t xml:space="preserve"> Dispositivo que mantiene la vía aérea abierta mediante presión positiva.</w:t>
@@ -2968,15 +2846,7 @@
         <w:t>Intervenciones quirúrgicas:</w:t>
       </w:r>
       <w:r>
-        <w:t xml:space="preserve"> Como la </w:t>
-      </w:r>
-      <w:proofErr w:type="spellStart"/>
-      <w:r>
-        <w:t>uvulopalatofaringoplastia</w:t>
-      </w:r>
-      <w:proofErr w:type="spellEnd"/>
-      <w:r>
-        <w:t>, en casos seleccionados.</w:t>
+        <w:t xml:space="preserve"> Como la uvulopalatofaringoplastia, en casos seleccionados.</w:t>
       </w:r>
     </w:p>
     <w:p>
@@ -3010,7 +2880,7 @@
       <w:pPr>
         <w:pStyle w:val="Ttulo3"/>
       </w:pPr>
-      <w:bookmarkStart w:id="7" w:name="_Toc194492981"/>
+      <w:bookmarkStart w:id="7" w:name="_Toc194566899"/>
       <w:r>
         <w:t>Insomnio</w:t>
       </w:r>
@@ -3025,7 +2895,7 @@
       <w:pPr>
         <w:pStyle w:val="Ttulo3"/>
       </w:pPr>
-      <w:bookmarkStart w:id="8" w:name="_Toc194492982"/>
+      <w:bookmarkStart w:id="8" w:name="_Toc194566900"/>
       <w:r>
         <w:t>Narcolepsia</w:t>
       </w:r>
@@ -3043,7 +2913,7 @@
       <w:pPr>
         <w:pStyle w:val="Ttulo3"/>
       </w:pPr>
-      <w:bookmarkStart w:id="9" w:name="_Toc194492983"/>
+      <w:bookmarkStart w:id="9" w:name="_Toc194566901"/>
       <w:r>
         <w:t>Parasomnias</w:t>
       </w:r>
@@ -3058,7 +2928,7 @@
       <w:pPr>
         <w:pStyle w:val="Ttulo3"/>
       </w:pPr>
-      <w:bookmarkStart w:id="10" w:name="_Toc194492984"/>
+      <w:bookmarkStart w:id="10" w:name="_Toc194566902"/>
       <w:r>
         <w:t>Síndrome de Piernas Inquietas (SPI)</w:t>
       </w:r>
@@ -3104,7 +2974,7 @@
       <w:pPr>
         <w:pStyle w:val="Ttulo2"/>
       </w:pPr>
-      <w:bookmarkStart w:id="12" w:name="_Toc194492985"/>
+      <w:bookmarkStart w:id="12" w:name="_Toc194566903"/>
       <w:r>
         <w:t xml:space="preserve">3.3 </w:t>
       </w:r>
@@ -3117,7 +2987,7 @@
       <w:pPr>
         <w:pStyle w:val="Ttulo2"/>
       </w:pPr>
-      <w:bookmarkStart w:id="13" w:name="_Toc194492986"/>
+      <w:bookmarkStart w:id="13" w:name="_Toc194566904"/>
       <w:r>
         <w:t xml:space="preserve">3.4 </w:t>
       </w:r>
@@ -3130,7 +3000,7 @@
       <w:pPr>
         <w:pStyle w:val="Ttulo3"/>
       </w:pPr>
-      <w:bookmarkStart w:id="14" w:name="_Toc194492987"/>
+      <w:bookmarkStart w:id="14" w:name="_Toc194566905"/>
       <w:r>
         <w:t xml:space="preserve">Regresión </w:t>
       </w:r>
@@ -3155,7 +3025,19 @@
         <w:t>regresión logística</w:t>
       </w:r>
       <w:r>
-        <w:t xml:space="preserve"> es un modelo de clasificación que estima la probabilidad de pertenencia a una clase utilizando la función sigmoide. Se basa en la regresión lineal, pero transforma su salida en valores entre 0 y 1 mediante la función logística:</w:t>
+        <w:t xml:space="preserve"> es un modelo de clasificación</w:t>
+      </w:r>
+      <w:r>
+        <w:t xml:space="preserve"> (binaria y multiclase)</w:t>
+      </w:r>
+      <w:r>
+        <w:t xml:space="preserve"> que estima la probabilidad de pertenencia a una clase utilizando la función sigmoide. Se basa en la regresión lineal, pero transforma su salida en valores entre 0 y 1 mediante la función logística</w:t>
+      </w:r>
+      <w:r>
+        <w:t>, que son interpretables como probabilidades</w:t>
+      </w:r>
+      <w:r>
+        <w:t>:</w:t>
       </w:r>
     </w:p>
     <w:p>
@@ -3163,6 +3045,9 @@
         <w:jc w:val="center"/>
       </w:pPr>
       <w:r>
+        <w:rPr>
+          <w:noProof/>
+        </w:rPr>
         <w:drawing>
           <wp:inline distT="0" distB="0" distL="0" distR="0" wp14:anchorId="667904FD" wp14:editId="4F8D0686">
             <wp:extent cx="4143953" cy="752580"/>
@@ -3203,17 +3088,218 @@
     <w:p>
       <w:pPr>
         <w:jc w:val="both"/>
-      </w:pPr>
-      <w:r>
-        <w:t>Donde β\betaβ representa los coeficientes del modelo ajustados mediante máxima verosimilitud (Hastie et al., 2009). Su principal ventaja es la interpretabilidad y su baja complejidad computacional, lo que la hace útil en entornos médicos para la evaluación de riesgos (</w:t>
-      </w:r>
-      <w:proofErr w:type="spellStart"/>
-      <w:r>
-        <w:t>Géron</w:t>
-      </w:r>
-      <w:proofErr w:type="spellEnd"/>
-      <w:r>
-        <w:t>, 2019).</w:t>
+        <w:rPr>
+          <w:color w:val="FF0000"/>
+        </w:rPr>
+      </w:pPr>
+      <w:r>
+        <w:rPr>
+          <w:color w:val="FF0000"/>
+        </w:rPr>
+        <w:t>Donde:</w:t>
+      </w:r>
+    </w:p>
+    <w:p>
+      <w:pPr>
+        <w:numPr>
+          <w:ilvl w:val="0"/>
+          <w:numId w:val="10"/>
+        </w:numPr>
+        <w:jc w:val="both"/>
+        <w:rPr>
+          <w:color w:val="FF0000"/>
+        </w:rPr>
+      </w:pPr>
+      <w:r>
+        <w:rPr>
+          <w:color w:val="FF0000"/>
+        </w:rPr>
+        <w:t>P(Y=1</w:t>
+      </w:r>
+      <w:r>
+        <w:rPr>
+          <w:color w:val="FF0000"/>
+        </w:rPr>
+        <w:t>/X</w:t>
+      </w:r>
+      <w:r>
+        <w:rPr>
+          <w:color w:val="FF0000"/>
+        </w:rPr>
+        <w:t>)</w:t>
+      </w:r>
+      <w:r>
+        <w:rPr>
+          <w:color w:val="FF0000"/>
+        </w:rPr>
+        <w:t xml:space="preserve"> </w:t>
+      </w:r>
+      <w:r>
+        <w:rPr>
+          <w:color w:val="FF0000"/>
+        </w:rPr>
+        <w:t>es la probabilidad de que ocurra la clase positiva.</w:t>
+      </w:r>
+    </w:p>
+    <w:p>
+      <w:pPr>
+        <w:numPr>
+          <w:ilvl w:val="0"/>
+          <w:numId w:val="10"/>
+        </w:numPr>
+        <w:jc w:val="both"/>
+        <w:rPr>
+          <w:color w:val="FF0000"/>
+        </w:rPr>
+      </w:pPr>
+      <w:r>
+        <w:rPr>
+          <w:color w:val="FF0000"/>
+        </w:rPr>
+        <w:t>β0</w:t>
+      </w:r>
+      <w:r>
+        <w:rPr>
+          <w:rFonts w:ascii="Arial" w:hAnsi="Arial" w:cs="Arial"/>
+          <w:color w:val="FF0000"/>
+        </w:rPr>
+        <w:t>​</w:t>
+      </w:r>
+      <w:r>
+        <w:rPr>
+          <w:color w:val="FF0000"/>
+        </w:rPr>
+        <w:t>,</w:t>
+      </w:r>
+      <w:r>
+        <w:rPr>
+          <w:color w:val="FF0000"/>
+        </w:rPr>
+        <w:t xml:space="preserve"> </w:t>
+      </w:r>
+      <w:r>
+        <w:rPr>
+          <w:color w:val="FF0000"/>
+        </w:rPr>
+        <w:t>β1</w:t>
+      </w:r>
+      <w:r>
+        <w:rPr>
+          <w:rFonts w:ascii="Arial" w:hAnsi="Arial" w:cs="Arial"/>
+          <w:color w:val="FF0000"/>
+        </w:rPr>
+        <w:t>​</w:t>
+      </w:r>
+      <w:r>
+        <w:rPr>
+          <w:color w:val="FF0000"/>
+        </w:rPr>
+        <w:t>,</w:t>
+      </w:r>
+      <w:r>
+        <w:rPr>
+          <w:color w:val="FF0000"/>
+        </w:rPr>
+        <w:t xml:space="preserve"> </w:t>
+      </w:r>
+      <w:r>
+        <w:rPr>
+          <w:color w:val="FF0000"/>
+        </w:rPr>
+        <w:t>β2</w:t>
+      </w:r>
+      <w:r>
+        <w:rPr>
+          <w:rFonts w:ascii="Arial" w:hAnsi="Arial" w:cs="Arial"/>
+          <w:color w:val="FF0000"/>
+        </w:rPr>
+        <w:t>​</w:t>
+      </w:r>
+      <w:r>
+        <w:rPr>
+          <w:color w:val="FF0000"/>
+        </w:rPr>
+        <w:t>,</w:t>
+      </w:r>
+      <w:r>
+        <w:rPr>
+          <w:color w:val="FF0000"/>
+        </w:rPr>
+        <w:t xml:space="preserve"> </w:t>
+      </w:r>
+      <w:r>
+        <w:rPr>
+          <w:color w:val="FF0000"/>
+        </w:rPr>
+        <w:t>... son los coeficientes que el modelo aprende.</w:t>
+      </w:r>
+    </w:p>
+    <w:p>
+      <w:pPr>
+        <w:numPr>
+          <w:ilvl w:val="0"/>
+          <w:numId w:val="10"/>
+        </w:numPr>
+        <w:jc w:val="both"/>
+        <w:rPr>
+          <w:color w:val="FF0000"/>
+        </w:rPr>
+      </w:pPr>
+      <w:r>
+        <w:rPr>
+          <w:color w:val="FF0000"/>
+        </w:rPr>
+        <w:t>x1,</w:t>
+      </w:r>
+      <w:r>
+        <w:rPr>
+          <w:color w:val="FF0000"/>
+        </w:rPr>
+        <w:t xml:space="preserve"> </w:t>
+      </w:r>
+      <w:r>
+        <w:rPr>
+          <w:color w:val="FF0000"/>
+        </w:rPr>
+        <w:t>x2,</w:t>
+      </w:r>
+      <w:r>
+        <w:rPr>
+          <w:color w:val="FF0000"/>
+        </w:rPr>
+        <w:t xml:space="preserve"> </w:t>
+      </w:r>
+      <w:r>
+        <w:rPr>
+          <w:color w:val="FF0000"/>
+        </w:rPr>
+        <w:t>...</w:t>
+      </w:r>
+      <w:r>
+        <w:rPr>
+          <w:color w:val="FF0000"/>
+        </w:rPr>
+        <w:t xml:space="preserve"> </w:t>
+      </w:r>
+      <w:r>
+        <w:rPr>
+          <w:color w:val="FF0000"/>
+        </w:rPr>
+        <w:t xml:space="preserve"> son las variables de entrada (ej., IMC, edad, etc.).</w:t>
+      </w:r>
+    </w:p>
+    <w:p>
+      <w:pPr>
+        <w:jc w:val="both"/>
+      </w:pPr>
+    </w:p>
+    <w:p>
+      <w:pPr>
+        <w:jc w:val="both"/>
+      </w:pPr>
+      <w:r>
+        <w:lastRenderedPageBreak/>
+        <w:t>Donde β representa los coeficientes del modelo ajustados mediante máxima verosimilitud (Hastie et al., 2009). Su principal ventaja es la interpretabilidad y su baja complejidad computacional, lo que la hace útil en entornos médicos para la evaluación de riesgos (Géron, 2019).</w:t>
       </w:r>
       <w:commentRangeEnd w:id="15"/>
       <w:r>
@@ -3222,7 +3308,6 @@
         </w:rPr>
         <w:commentReference w:id="15"/>
       </w:r>
-      <w:bookmarkStart w:id="16" w:name="_Toc194492988"/>
     </w:p>
     <w:p>
       <w:pPr>
@@ -3232,81 +3317,520 @@
     <w:p>
       <w:pPr>
         <w:pStyle w:val="Ttulo3"/>
-      </w:pPr>
-      <w:r>
-        <w:t>Árboles de decisión</w:t>
+        <w:jc w:val="both"/>
+      </w:pPr>
+      <w:bookmarkStart w:id="16" w:name="_Toc194566906"/>
+      <w:r>
+        <w:t xml:space="preserve">Árboles de </w:t>
+      </w:r>
+      <w:r>
+        <w:t>D</w:t>
+      </w:r>
+      <w:r>
+        <w:t>ecisión</w:t>
       </w:r>
       <w:bookmarkEnd w:id="16"/>
     </w:p>
-    <w:p/>
+    <w:p>
+      <w:pPr>
+        <w:jc w:val="both"/>
+      </w:pPr>
+      <w:commentRangeStart w:id="17"/>
+      <w:r>
+        <w:t xml:space="preserve">Los </w:t>
+      </w:r>
+      <w:r>
+        <w:rPr>
+          <w:b/>
+          <w:bCs/>
+        </w:rPr>
+        <w:t>árboles de decisión</w:t>
+      </w:r>
+      <w:r>
+        <w:t xml:space="preserve"> dividen el espacio de características en regiones homogéneas a través de divisiones sucesivas basadas en un criterio de impureza, como la entropía de Shannon o el índice de Gini. Cada nodo representa una condición sobre una característica, y las ramas conducen a distintas decisiones.</w:t>
+      </w:r>
+    </w:p>
+    <w:p>
+      <w:pPr>
+        <w:jc w:val="both"/>
+      </w:pPr>
+      <w:r>
+        <w:t>El criterio Gini se define como:</w:t>
+      </w:r>
+    </w:p>
+    <w:p>
+      <w:pPr>
+        <w:jc w:val="center"/>
+      </w:pPr>
+      <w:r>
+        <w:rPr>
+          <w:noProof/>
+        </w:rPr>
+        <w:drawing>
+          <wp:inline distT="0" distB="0" distL="0" distR="0" wp14:anchorId="4D406510" wp14:editId="101EE3B4">
+            <wp:extent cx="2476846" cy="971686"/>
+            <wp:effectExtent l="0" t="0" r="0" b="0"/>
+            <wp:docPr id="1490604369" name="Imagen 1" descr="Un dibujo de una persona&#10;&#10;El contenido generado por IA puede ser incorrecto."/>
+            <wp:cNvGraphicFramePr>
+              <a:graphicFrameLocks xmlns:a="http://schemas.openxmlformats.org/drawingml/2006/main" noChangeAspect="1"/>
+            </wp:cNvGraphicFramePr>
+            <a:graphic xmlns:a="http://schemas.openxmlformats.org/drawingml/2006/main">
+              <a:graphicData uri="http://schemas.openxmlformats.org/drawingml/2006/picture">
+                <pic:pic xmlns:pic="http://schemas.openxmlformats.org/drawingml/2006/picture">
+                  <pic:nvPicPr>
+                    <pic:cNvPr id="1490604369" name="Imagen 1" descr="Un dibujo de una persona&#10;&#10;El contenido generado por IA puede ser incorrecto."/>
+                    <pic:cNvPicPr/>
+                  </pic:nvPicPr>
+                  <pic:blipFill>
+                    <a:blip r:embed="rId13"/>
+                    <a:stretch>
+                      <a:fillRect/>
+                    </a:stretch>
+                  </pic:blipFill>
+                  <pic:spPr>
+                    <a:xfrm>
+                      <a:off x="0" y="0"/>
+                      <a:ext cx="2476846" cy="971686"/>
+                    </a:xfrm>
+                    <a:prstGeom prst="rect">
+                      <a:avLst/>
+                    </a:prstGeom>
+                  </pic:spPr>
+                </pic:pic>
+              </a:graphicData>
+            </a:graphic>
+          </wp:inline>
+        </w:drawing>
+      </w:r>
+    </w:p>
+    <w:p>
+      <w:pPr>
+        <w:jc w:val="both"/>
+      </w:pPr>
+      <w:r>
+        <w:t>Donde p</w:t>
+      </w:r>
+      <w:r>
+        <w:rPr>
+          <w:vertAlign w:val="subscript"/>
+        </w:rPr>
+        <w:t>i</w:t>
+      </w:r>
+      <w:r>
+        <w:rPr>
+          <w:vertAlign w:val="subscript"/>
+        </w:rPr>
+        <w:t xml:space="preserve"> </w:t>
+      </w:r>
+      <w:r>
+        <w:t xml:space="preserve">es la proporción de elementos de la clase </w:t>
+      </w:r>
+      <w:r>
+        <w:t>i</w:t>
+      </w:r>
+      <w:r>
+        <w:t>. Este enfoque es ampliamente usado en salud debido a su interpretabilidad y facilidad de implementación (Géron, 2019). Sin embargo, los árboles tienden a sobreajustar, por lo que suelen usarse con métodos de ensamblado como Random Forest (Hastie et al., 2009).</w:t>
+      </w:r>
+      <w:commentRangeEnd w:id="17"/>
+      <w:r>
+        <w:rPr>
+          <w:rStyle w:val="Refdecomentario"/>
+        </w:rPr>
+        <w:commentReference w:id="17"/>
+      </w:r>
+    </w:p>
+    <w:p>
+      <w:pPr>
+        <w:jc w:val="both"/>
+      </w:pPr>
+    </w:p>
     <w:p>
       <w:pPr>
         <w:pStyle w:val="Ttulo3"/>
-      </w:pPr>
-      <w:bookmarkStart w:id="17" w:name="_Toc194492989"/>
+        <w:jc w:val="both"/>
+      </w:pPr>
+      <w:bookmarkStart w:id="18" w:name="_Toc194566907"/>
+      <w:r>
+        <w:t>Máquinas de Vectores de Soporte</w:t>
+      </w:r>
+      <w:bookmarkEnd w:id="18"/>
+    </w:p>
+    <w:p>
+      <w:pPr>
+        <w:jc w:val="both"/>
+      </w:pPr>
+      <w:commentRangeStart w:id="19"/>
+      <w:r>
+        <w:t xml:space="preserve">Las </w:t>
+      </w:r>
+      <w:r>
+        <w:rPr>
+          <w:b/>
+          <w:bCs/>
+        </w:rPr>
+        <w:t>máquinas de soporte vectorial (SVM, por sus siglas en inglés)</w:t>
+      </w:r>
+      <w:r>
+        <w:t xml:space="preserve"> buscan un hiperplano óptimo que maximice la distancia entre las muestras de diferentes clases. En su versión lineal, resuelve el problema de optimización:</w:t>
+      </w:r>
+    </w:p>
+    <w:p>
+      <w:pPr>
+        <w:jc w:val="center"/>
+      </w:pPr>
+      <w:r>
+        <w:rPr>
+          <w:noProof/>
+        </w:rPr>
+        <w:drawing>
+          <wp:inline distT="0" distB="0" distL="0" distR="0" wp14:anchorId="7267B6E9" wp14:editId="29A844B1">
+            <wp:extent cx="4706007" cy="809738"/>
+            <wp:effectExtent l="0" t="0" r="0" b="9525"/>
+            <wp:docPr id="1769567546" name="Imagen 1" descr="Texto, Carta&#10;&#10;El contenido generado por IA puede ser incorrecto."/>
+            <wp:cNvGraphicFramePr>
+              <a:graphicFrameLocks xmlns:a="http://schemas.openxmlformats.org/drawingml/2006/main" noChangeAspect="1"/>
+            </wp:cNvGraphicFramePr>
+            <a:graphic xmlns:a="http://schemas.openxmlformats.org/drawingml/2006/main">
+              <a:graphicData uri="http://schemas.openxmlformats.org/drawingml/2006/picture">
+                <pic:pic xmlns:pic="http://schemas.openxmlformats.org/drawingml/2006/picture">
+                  <pic:nvPicPr>
+                    <pic:cNvPr id="1769567546" name="Imagen 1" descr="Texto, Carta&#10;&#10;El contenido generado por IA puede ser incorrecto."/>
+                    <pic:cNvPicPr/>
+                  </pic:nvPicPr>
+                  <pic:blipFill>
+                    <a:blip r:embed="rId14"/>
+                    <a:stretch>
+                      <a:fillRect/>
+                    </a:stretch>
+                  </pic:blipFill>
+                  <pic:spPr>
+                    <a:xfrm>
+                      <a:off x="0" y="0"/>
+                      <a:ext cx="4706007" cy="809738"/>
+                    </a:xfrm>
+                    <a:prstGeom prst="rect">
+                      <a:avLst/>
+                    </a:prstGeom>
+                  </pic:spPr>
+                </pic:pic>
+              </a:graphicData>
+            </a:graphic>
+          </wp:inline>
+        </w:drawing>
+      </w:r>
+    </w:p>
+    <w:p>
+      <w:pPr>
+        <w:jc w:val="both"/>
+      </w:pPr>
+      <w:r>
+        <w:t>Donde w es el vector normal al hiperplano y b es el sesgo. En problemas no lineales, las SVM utilizan funciones kernel (por ejemplo, radial RBF) para proyectar los datos a un espacio de mayor dimensión donde sean separables (Bishop, 2006). Este método es ampliamente usado en biomedicina para la clasificación de señales fisiológicas (Hastie et al., 2009).</w:t>
+      </w:r>
+      <w:commentRangeEnd w:id="19"/>
+      <w:r>
+        <w:rPr>
+          <w:rStyle w:val="Refdecomentario"/>
+        </w:rPr>
+        <w:commentReference w:id="19"/>
+      </w:r>
+    </w:p>
+    <w:p>
+      <w:pPr>
+        <w:jc w:val="both"/>
+      </w:pPr>
+    </w:p>
+    <w:p>
+      <w:pPr>
+        <w:pStyle w:val="Ttulo3"/>
+        <w:jc w:val="both"/>
+      </w:pPr>
+      <w:bookmarkStart w:id="20" w:name="_Toc194566908"/>
+      <w:r>
+        <w:t>Perceptrón Multicapa (</w:t>
+      </w:r>
+      <w:r>
+        <w:t>MLP</w:t>
+      </w:r>
+      <w:bookmarkEnd w:id="20"/>
+      <w:r>
+        <w:t>)</w:t>
+      </w:r>
+    </w:p>
+    <w:p>
+      <w:pPr>
+        <w:jc w:val="both"/>
+      </w:pPr>
+      <w:commentRangeStart w:id="21"/>
+      <w:r>
+        <w:t xml:space="preserve">El </w:t>
+      </w:r>
+      <w:r>
+        <w:rPr>
+          <w:b/>
+          <w:bCs/>
+        </w:rPr>
+        <w:t>Perceptrón Multicapa (MLP, por sus siglas en inglés)</w:t>
+      </w:r>
+      <w:r>
+        <w:t xml:space="preserve"> es un tipo de red neuronal artificial que consta de una capa de entrada, una o más capas ocultas y una capa de salida. </w:t>
+      </w:r>
       <w:r>
         <w:lastRenderedPageBreak/>
-        <w:t>Máquinas de Vectores de Soporte</w:t>
-      </w:r>
-      <w:bookmarkEnd w:id="17"/>
+        <w:t>Cada neurona aplica una transformación</w:t>
+      </w:r>
+      <w:r>
+        <w:t>lineal seguida de una función de activación no lineal</w:t>
+      </w:r>
+      <w:r>
+        <w:t xml:space="preserve"> (como ReLU o sigmoide) a una combinación ponderada de sus entradas:</w:t>
+      </w:r>
+    </w:p>
+    <w:p>
+      <w:pPr>
+        <w:jc w:val="center"/>
+      </w:pPr>
+      <w:r>
+        <w:rPr>
+          <w:noProof/>
+        </w:rPr>
+        <w:drawing>
+          <wp:inline distT="0" distB="0" distL="0" distR="0" wp14:anchorId="33FA922D" wp14:editId="6442F032">
+            <wp:extent cx="2676899" cy="971686"/>
+            <wp:effectExtent l="0" t="0" r="0" b="0"/>
+            <wp:docPr id="973702170" name="Imagen 1" descr="Un dibujo de una persona&#10;&#10;El contenido generado por IA puede ser incorrecto."/>
+            <wp:cNvGraphicFramePr>
+              <a:graphicFrameLocks xmlns:a="http://schemas.openxmlformats.org/drawingml/2006/main" noChangeAspect="1"/>
+            </wp:cNvGraphicFramePr>
+            <a:graphic xmlns:a="http://schemas.openxmlformats.org/drawingml/2006/main">
+              <a:graphicData uri="http://schemas.openxmlformats.org/drawingml/2006/picture">
+                <pic:pic xmlns:pic="http://schemas.openxmlformats.org/drawingml/2006/picture">
+                  <pic:nvPicPr>
+                    <pic:cNvPr id="973702170" name="Imagen 1" descr="Un dibujo de una persona&#10;&#10;El contenido generado por IA puede ser incorrecto."/>
+                    <pic:cNvPicPr/>
+                  </pic:nvPicPr>
+                  <pic:blipFill>
+                    <a:blip r:embed="rId15"/>
+                    <a:stretch>
+                      <a:fillRect/>
+                    </a:stretch>
+                  </pic:blipFill>
+                  <pic:spPr>
+                    <a:xfrm>
+                      <a:off x="0" y="0"/>
+                      <a:ext cx="2676899" cy="971686"/>
+                    </a:xfrm>
+                    <a:prstGeom prst="rect">
+                      <a:avLst/>
+                    </a:prstGeom>
+                  </pic:spPr>
+                </pic:pic>
+              </a:graphicData>
+            </a:graphic>
+          </wp:inline>
+        </w:drawing>
+      </w:r>
+    </w:p>
+    <w:p>
+      <w:pPr>
+        <w:jc w:val="both"/>
+      </w:pPr>
+      <w:r>
+        <w:t>Donde w</w:t>
+      </w:r>
+      <w:r>
+        <w:rPr>
+          <w:vertAlign w:val="subscript"/>
+        </w:rPr>
+        <w:t>ji</w:t>
+      </w:r>
+      <w:r>
+        <w:rPr>
+          <w:vertAlign w:val="subscript"/>
+        </w:rPr>
+        <w:t xml:space="preserve"> </w:t>
+      </w:r>
+      <w:r>
+        <w:t>son los pesos sinápticos y b</w:t>
+      </w:r>
+      <w:r>
+        <w:rPr>
+          <w:vertAlign w:val="subscript"/>
+        </w:rPr>
+        <w:t>j</w:t>
+      </w:r>
+      <w:r>
+        <w:t xml:space="preserve"> es el sesgo. La red se entrena mediante retropropagación del error y optimización por descenso de gradiente (Goodfellow et al., 2016). En medicina, los MLP son usados en tareas de clasificación de EEG, oximetría y otros biomarcadores de salud (Géron, 2019).</w:t>
+      </w:r>
+      <w:commentRangeEnd w:id="21"/>
+      <w:r>
+        <w:rPr>
+          <w:rStyle w:val="Refdecomentario"/>
+        </w:rPr>
+        <w:commentReference w:id="21"/>
+      </w:r>
+    </w:p>
+    <w:p>
+      <w:pPr>
+        <w:jc w:val="both"/>
+      </w:pPr>
     </w:p>
     <w:p>
       <w:pPr>
         <w:pStyle w:val="Ttulo3"/>
-        <w:rPr>
-          <w:lang w:val="pt-PT"/>
-        </w:rPr>
-      </w:pPr>
-      <w:bookmarkStart w:id="18" w:name="_Toc194492990"/>
-      <w:r>
-        <w:rPr>
-          <w:lang w:val="pt-PT"/>
-        </w:rPr>
-        <w:t>MLP</w:t>
-      </w:r>
-      <w:bookmarkEnd w:id="18"/>
-    </w:p>
-    <w:p>
-      <w:pPr>
-        <w:pStyle w:val="Ttulo3"/>
-        <w:rPr>
-          <w:lang w:val="pt-PT"/>
-        </w:rPr>
-      </w:pPr>
-      <w:bookmarkStart w:id="19" w:name="_Toc194492991"/>
-      <w:r>
-        <w:rPr>
-          <w:lang w:val="pt-PT"/>
-        </w:rPr>
-        <w:t>Bosque Aleatorio</w:t>
-      </w:r>
-      <w:bookmarkEnd w:id="19"/>
+        <w:jc w:val="both"/>
+      </w:pPr>
+      <w:r>
+        <w:t>Random Forest</w:t>
+      </w:r>
+    </w:p>
+    <w:p>
+      <w:pPr>
+        <w:jc w:val="both"/>
+      </w:pPr>
+      <w:commentRangeStart w:id="22"/>
+      <w:r>
+        <w:t xml:space="preserve">El </w:t>
+      </w:r>
+      <w:r>
+        <w:rPr>
+          <w:b/>
+          <w:bCs/>
+        </w:rPr>
+        <w:t>Random Forest</w:t>
+      </w:r>
+      <w:r>
+        <w:t xml:space="preserve"> es un método de ensamblado basado en múltiples árboles de decisión, donde cada árbol se entrena con un subconjunto aleatorio de datos y características (bagging). Su predicción final se obtiene mediante votación mayoritaria:</w:t>
+      </w:r>
+    </w:p>
+    <w:p>
+      <w:pPr>
+        <w:jc w:val="center"/>
+      </w:pPr>
+      <w:r>
+        <w:rPr>
+          <w:noProof/>
+        </w:rPr>
+        <w:drawing>
+          <wp:inline distT="0" distB="0" distL="0" distR="0" wp14:anchorId="7800DB7F" wp14:editId="53F18787">
+            <wp:extent cx="3400900" cy="457264"/>
+            <wp:effectExtent l="0" t="0" r="0" b="0"/>
+            <wp:docPr id="1772025519" name="Imagen 1"/>
+            <wp:cNvGraphicFramePr>
+              <a:graphicFrameLocks xmlns:a="http://schemas.openxmlformats.org/drawingml/2006/main" noChangeAspect="1"/>
+            </wp:cNvGraphicFramePr>
+            <a:graphic xmlns:a="http://schemas.openxmlformats.org/drawingml/2006/main">
+              <a:graphicData uri="http://schemas.openxmlformats.org/drawingml/2006/picture">
+                <pic:pic xmlns:pic="http://schemas.openxmlformats.org/drawingml/2006/picture">
+                  <pic:nvPicPr>
+                    <pic:cNvPr id="1772025519" name=""/>
+                    <pic:cNvPicPr/>
+                  </pic:nvPicPr>
+                  <pic:blipFill>
+                    <a:blip r:embed="rId16"/>
+                    <a:stretch>
+                      <a:fillRect/>
+                    </a:stretch>
+                  </pic:blipFill>
+                  <pic:spPr>
+                    <a:xfrm>
+                      <a:off x="0" y="0"/>
+                      <a:ext cx="3400900" cy="457264"/>
+                    </a:xfrm>
+                    <a:prstGeom prst="rect">
+                      <a:avLst/>
+                    </a:prstGeom>
+                  </pic:spPr>
+                </pic:pic>
+              </a:graphicData>
+            </a:graphic>
+          </wp:inline>
+        </w:drawing>
+      </w:r>
+    </w:p>
+    <w:p>
+      <w:pPr>
+        <w:jc w:val="both"/>
+      </w:pPr>
+      <w:r>
+        <w:t>Donde T</w:t>
+      </w:r>
+      <w:r>
+        <w:rPr>
+          <w:vertAlign w:val="subscript"/>
+        </w:rPr>
+        <w:t>i</w:t>
+      </w:r>
+      <w:r>
+        <w:t>(x) es la predicción del iii-ésimo árbol. Este enfoque mejora la generalización y reduce el sobreajuste, lo que lo hace útil en problemas clínicos como la detección de apnea del sueño (Hastie et al., 2009).</w:t>
+      </w:r>
+      <w:commentRangeEnd w:id="22"/>
+      <w:r>
+        <w:rPr>
+          <w:rStyle w:val="Refdecomentario"/>
+        </w:rPr>
+        <w:commentReference w:id="22"/>
+      </w:r>
+    </w:p>
+    <w:p>
+      <w:hyperlink r:id="rId17" w:history="1">
+        <w:r>
+          <w:rPr>
+            <w:rStyle w:val="Hipervnculo"/>
+          </w:rPr>
+          <w:t>Aprendizaje profundo</w:t>
+        </w:r>
+      </w:hyperlink>
+    </w:p>
+    <w:p>
+      <w:hyperlink r:id="rId18" w:anchor="!prml-book" w:history="1">
+        <w:r>
+          <w:rPr>
+            <w:rStyle w:val="Hipervnculo"/>
+          </w:rPr>
+          <w:t>https://www.microsoft.com/en-us/research/people/cmbishop/#!prml-book</w:t>
+        </w:r>
+      </w:hyperlink>
+    </w:p>
+    <w:p>
+      <w:hyperlink r:id="rId19" w:history="1">
+        <w:r>
+          <w:rPr>
+            <w:rStyle w:val="Hipervnculo"/>
+          </w:rPr>
+          <w:t>https://hastie.su.domains/ElemStatLearn/</w:t>
+        </w:r>
+      </w:hyperlink>
     </w:p>
     <w:p>
       <w:pPr>
         <w:pStyle w:val="Ttulo2"/>
       </w:pPr>
-      <w:bookmarkStart w:id="20" w:name="_Toc194492992"/>
+      <w:bookmarkStart w:id="23" w:name="_Toc194566910"/>
+    </w:p>
+    <w:p>
+      <w:pPr>
+        <w:pStyle w:val="Ttulo2"/>
+      </w:pPr>
       <w:r>
         <w:t xml:space="preserve">3.5 </w:t>
       </w:r>
       <w:r>
         <w:t>Aplicación de modelos predictivos en la detección de trastornos del sueño</w:t>
       </w:r>
-      <w:bookmarkEnd w:id="20"/>
+      <w:bookmarkEnd w:id="23"/>
     </w:p>
     <w:p>
       <w:pPr>
         <w:pStyle w:val="Ttulo2"/>
       </w:pPr>
-      <w:bookmarkStart w:id="21" w:name="_Toc194492993"/>
+      <w:bookmarkStart w:id="24" w:name="_Toc194566911"/>
       <w:r>
         <w:t xml:space="preserve">3.6 </w:t>
       </w:r>
       <w:r>
         <w:t>Fiabilidad y validación de dispositivos portátiles como el O2Ring</w:t>
       </w:r>
-      <w:bookmarkEnd w:id="21"/>
+      <w:bookmarkEnd w:id="24"/>
     </w:p>
     <w:p>
       <w:pPr>
@@ -3316,11 +3840,11 @@
           <w:numId w:val="6"/>
         </w:numPr>
       </w:pPr>
-      <w:bookmarkStart w:id="22" w:name="_Toc194492994"/>
+      <w:bookmarkStart w:id="25" w:name="_Toc194566912"/>
       <w:r>
         <w:t>Metodología</w:t>
       </w:r>
-      <w:bookmarkEnd w:id="22"/>
+      <w:bookmarkEnd w:id="25"/>
     </w:p>
     <w:p>
       <w:pPr>
@@ -3330,41 +3854,33 @@
           <w:numId w:val="6"/>
         </w:numPr>
       </w:pPr>
-      <w:bookmarkStart w:id="23" w:name="_Toc194492995"/>
+      <w:bookmarkStart w:id="26" w:name="_Toc194566913"/>
       <w:r>
         <w:t>Desarrollo del modelo predictivo</w:t>
       </w:r>
-      <w:bookmarkEnd w:id="23"/>
-    </w:p>
-    <w:p>
-      <w:bookmarkStart w:id="24" w:name="_Toc194492996"/>
+      <w:bookmarkEnd w:id="26"/>
+    </w:p>
+    <w:p>
+      <w:bookmarkStart w:id="27" w:name="_Toc194566914"/>
       <w:r>
         <w:rPr>
           <w:rStyle w:val="Ttulo2Car"/>
         </w:rPr>
-        <w:t xml:space="preserve">Técnicas y </w:t>
-      </w:r>
-      <w:proofErr w:type="gramStart"/>
+        <w:t>Técnicas y herramientas</w:t>
+      </w:r>
       <w:r>
         <w:rPr>
           <w:rStyle w:val="Ttulo2Car"/>
         </w:rPr>
-        <w:t>herramientas</w:t>
+        <w:t xml:space="preserve"> </w:t>
       </w:r>
       <w:r>
         <w:rPr>
           <w:rStyle w:val="Ttulo2Car"/>
         </w:rPr>
-        <w:t xml:space="preserve"> </w:t>
-      </w:r>
-      <w:r>
-        <w:rPr>
-          <w:rStyle w:val="Ttulo2Car"/>
-        </w:rPr>
         <w:t>???</w:t>
       </w:r>
-      <w:bookmarkEnd w:id="24"/>
-      <w:proofErr w:type="gramEnd"/>
+      <w:bookmarkEnd w:id="27"/>
       <w:r>
         <w:t xml:space="preserve"> No se donde tiene que ir </w:t>
       </w:r>
@@ -3381,13 +3897,8 @@
         <w:t>Lenguajes: Python</w:t>
       </w:r>
       <w:r>
-        <w:t xml:space="preserve">, </w:t>
-      </w:r>
-      <w:proofErr w:type="spellStart"/>
-      <w:r>
-        <w:t>Markdown</w:t>
-      </w:r>
-      <w:proofErr w:type="spellEnd"/>
+        <w:t>, Markdown</w:t>
+      </w:r>
     </w:p>
     <w:p>
       <w:pPr>
@@ -3398,72 +3909,37 @@
         </w:numPr>
       </w:pPr>
       <w:r>
+        <w:lastRenderedPageBreak/>
         <w:t xml:space="preserve">Herramientas: LaTeX, GitHub, </w:t>
       </w:r>
-      <w:proofErr w:type="spellStart"/>
-      <w:r>
-        <w:t>TensorFlow</w:t>
-      </w:r>
-      <w:proofErr w:type="spellEnd"/>
-      <w:r>
-        <w:t xml:space="preserve">, </w:t>
-      </w:r>
-      <w:proofErr w:type="spellStart"/>
-      <w:r>
-        <w:t>Keras</w:t>
-      </w:r>
-      <w:proofErr w:type="spellEnd"/>
-      <w:r>
-        <w:t xml:space="preserve">, </w:t>
-      </w:r>
-      <w:proofErr w:type="spellStart"/>
-      <w:r>
-        <w:t>Scikit-learn</w:t>
-      </w:r>
-      <w:proofErr w:type="spellEnd"/>
-      <w:r>
-        <w:t xml:space="preserve"> (</w:t>
-      </w:r>
-      <w:proofErr w:type="spellStart"/>
+      <w:r>
+        <w:t>TensorFlow, Keras, Scikit-learn (</w:t>
+      </w:r>
       <w:r>
         <w:t>sklearn</w:t>
       </w:r>
-      <w:proofErr w:type="spellEnd"/>
       <w:r>
         <w:t>)</w:t>
       </w:r>
       <w:r>
-        <w:t xml:space="preserve">, </w:t>
-      </w:r>
-      <w:proofErr w:type="spellStart"/>
-      <w:r>
-        <w:t>numpy</w:t>
-      </w:r>
-      <w:proofErr w:type="spellEnd"/>
-      <w:r>
-        <w:t>, Excel,</w:t>
-      </w:r>
-      <w:r>
-        <w:t xml:space="preserve"> </w:t>
-      </w:r>
-      <w:proofErr w:type="spellStart"/>
-      <w:r>
-        <w:t>Kaggle</w:t>
-      </w:r>
-      <w:proofErr w:type="spellEnd"/>
+        <w:t>, numpy, Excel,</w:t>
+      </w:r>
+      <w:r>
+        <w:t xml:space="preserve"> Kaggle</w:t>
+      </w:r>
     </w:p>
     <w:p>
       <w:pPr>
         <w:pStyle w:val="Ttulo3"/>
       </w:pPr>
-      <w:bookmarkStart w:id="25" w:name="_Toc194492997"/>
+      <w:bookmarkStart w:id="28" w:name="_Toc194566915"/>
       <w:r>
         <w:t>Descripción de</w:t>
       </w:r>
       <w:r>
         <w:t xml:space="preserve"> los datos</w:t>
       </w:r>
-      <w:bookmarkEnd w:id="25"/>
+      <w:bookmarkEnd w:id="28"/>
     </w:p>
     <w:p>
       <w:pPr>
@@ -3522,13 +3998,8 @@
         <w:jc w:val="both"/>
       </w:pPr>
       <w:r>
-        <w:t xml:space="preserve">Implementación en la aplicación de </w:t>
-      </w:r>
-      <w:proofErr w:type="spellStart"/>
-      <w:r>
-        <w:t>Streamlit</w:t>
-      </w:r>
-      <w:proofErr w:type="spellEnd"/>
+        <w:t>Implementación en la aplicación de Streamlit</w:t>
+      </w:r>
     </w:p>
     <w:p>
       <w:pPr>
@@ -3541,14 +4012,14 @@
           <w:rStyle w:val="Ttulo2Car"/>
         </w:rPr>
       </w:pPr>
-      <w:bookmarkStart w:id="26" w:name="_Toc194492998"/>
+      <w:bookmarkStart w:id="29" w:name="_Toc194566916"/>
       <w:r>
         <w:rPr>
           <w:rStyle w:val="Ttulo2Car"/>
         </w:rPr>
         <w:t>Diseño de la aplicación web</w:t>
       </w:r>
-      <w:bookmarkEnd w:id="26"/>
+      <w:bookmarkEnd w:id="29"/>
     </w:p>
     <w:p>
       <w:pPr>
@@ -3563,11 +4034,11 @@
           <w:numId w:val="6"/>
         </w:numPr>
       </w:pPr>
-      <w:bookmarkStart w:id="27" w:name="_Toc194492999"/>
+      <w:bookmarkStart w:id="30" w:name="_Toc194566917"/>
       <w:r>
         <w:t>Resultados</w:t>
       </w:r>
-      <w:bookmarkEnd w:id="27"/>
+      <w:bookmarkEnd w:id="30"/>
       <w:r>
         <w:t xml:space="preserve"> </w:t>
       </w:r>
@@ -3616,12 +4087,11 @@
           <w:numId w:val="6"/>
         </w:numPr>
       </w:pPr>
-      <w:bookmarkStart w:id="28" w:name="_Toc194493000"/>
-      <w:r>
-        <w:lastRenderedPageBreak/>
+      <w:bookmarkStart w:id="31" w:name="_Toc194566918"/>
+      <w:r>
         <w:t>Conclusiones</w:t>
       </w:r>
-      <w:bookmarkEnd w:id="28"/>
+      <w:bookmarkEnd w:id="31"/>
       <w:r>
         <w:t xml:space="preserve"> </w:t>
       </w:r>
@@ -3634,7 +4104,7 @@
           <w:numId w:val="6"/>
         </w:numPr>
       </w:pPr>
-      <w:bookmarkStart w:id="29" w:name="_Toc194493001"/>
+      <w:bookmarkStart w:id="32" w:name="_Toc194566919"/>
       <w:r>
         <w:t>L</w:t>
       </w:r>
@@ -3644,7 +4114,7 @@
       <w:r>
         <w:t xml:space="preserve"> futuras</w:t>
       </w:r>
-      <w:bookmarkEnd w:id="29"/>
+      <w:bookmarkEnd w:id="32"/>
     </w:p>
     <w:p>
       <w:pPr>
@@ -3730,7 +4200,7 @@
         </w:rPr>
         <w:annotationRef/>
       </w:r>
-      <w:hyperlink r:id="rId3" w:history="1">
+      <w:hyperlink r:id="rId3" w:anchor="logistic-regression" w:history="1">
         <w:r>
           <w:rPr>
             <w:rStyle w:val="Hipervnculo"/>
@@ -3781,6 +4251,246 @@
       </w:r>
       <w:r>
         <w:t xml:space="preserve">. O’Reilly Media. </w:t>
+      </w:r>
+    </w:p>
+  </w:comment>
+  <w:comment w:id="17" w:author="Marina Martín Marijuán" w:date="2025-04-03T10:09:00Z" w:initials="MM">
+    <w:p>
+      <w:pPr>
+        <w:pStyle w:val="Textocomentario"/>
+      </w:pPr>
+      <w:r>
+        <w:rPr>
+          <w:rStyle w:val="Refdecomentario"/>
+        </w:rPr>
+        <w:annotationRef/>
+      </w:r>
+      <w:hyperlink r:id="rId4" w:history="1">
+        <w:r>
+          <w:rPr>
+            <w:rStyle w:val="Hipervnculo"/>
+          </w:rPr>
+          <w:t>1.10. Decision Trees — scikit-learn 1.6.1 documentation</w:t>
+        </w:r>
+      </w:hyperlink>
+      <w:r>
+        <w:t xml:space="preserve"> </w:t>
+      </w:r>
+    </w:p>
+    <w:p>
+      <w:pPr>
+        <w:pStyle w:val="Textocomentario"/>
+      </w:pPr>
+      <w:r>
+        <w:t>Libros:</w:t>
+      </w:r>
+      <w:r>
+        <w:br/>
+        <w:t xml:space="preserve">- Géron, A. (2019). </w:t>
+      </w:r>
+      <w:r>
+        <w:rPr>
+          <w:i/>
+          <w:iCs/>
+        </w:rPr>
+        <w:t>Hands-On Machine Learning with Scikit-Learn, Keras, and TensorFlow</w:t>
+      </w:r>
+      <w:r>
+        <w:t xml:space="preserve">. O’Reilly Media. </w:t>
+      </w:r>
+    </w:p>
+    <w:p>
+      <w:pPr>
+        <w:pStyle w:val="Textocomentario"/>
+        <w:ind w:left="300"/>
+      </w:pPr>
+      <w:r>
+        <w:t xml:space="preserve">Hastie, T., Tibshirani, R., &amp; Friedman, J. (2009). </w:t>
+      </w:r>
+      <w:r>
+        <w:rPr>
+          <w:i/>
+          <w:iCs/>
+        </w:rPr>
+        <w:t>The Elements of Statistical Learning</w:t>
+      </w:r>
+      <w:r>
+        <w:t xml:space="preserve">. Springer. </w:t>
+      </w:r>
+    </w:p>
+  </w:comment>
+  <w:comment w:id="19" w:author="Marina Martín Marijuán" w:date="2025-04-03T10:12:00Z" w:initials="MM">
+    <w:p>
+      <w:pPr>
+        <w:pStyle w:val="Textocomentario"/>
+      </w:pPr>
+      <w:r>
+        <w:rPr>
+          <w:rStyle w:val="Refdecomentario"/>
+        </w:rPr>
+        <w:annotationRef/>
+      </w:r>
+      <w:r>
+        <w:t xml:space="preserve">https://scikit-learn.org/stable/modules/svm.html </w:t>
+      </w:r>
+    </w:p>
+    <w:p>
+      <w:pPr>
+        <w:pStyle w:val="Textocomentario"/>
+      </w:pPr>
+      <w:r>
+        <w:t>Libros:</w:t>
+      </w:r>
+      <w:r>
+        <w:br/>
+        <w:t xml:space="preserve">- Hastie, T., Tibshirani, R., &amp; Friedman, J. (2009). </w:t>
+      </w:r>
+      <w:r>
+        <w:rPr>
+          <w:i/>
+          <w:iCs/>
+        </w:rPr>
+        <w:t>The Elements of Statistical Learning</w:t>
+      </w:r>
+      <w:r>
+        <w:t xml:space="preserve">. Springer. </w:t>
+      </w:r>
+    </w:p>
+    <w:p>
+      <w:pPr>
+        <w:pStyle w:val="Textocomentario"/>
+      </w:pPr>
+      <w:r>
+        <w:t xml:space="preserve">Bishop, C. M. (2006). </w:t>
+      </w:r>
+      <w:r>
+        <w:rPr>
+          <w:i/>
+          <w:iCs/>
+        </w:rPr>
+        <w:t>Pattern Recognition and Machine Learning</w:t>
+      </w:r>
+      <w:r>
+        <w:t>. Springer</w:t>
+      </w:r>
+    </w:p>
+  </w:comment>
+  <w:comment w:id="21" w:author="Marina Martín Marijuán" w:date="2025-04-03T10:17:00Z" w:initials="MM">
+    <w:p>
+      <w:pPr>
+        <w:pStyle w:val="Textocomentario"/>
+      </w:pPr>
+      <w:r>
+        <w:rPr>
+          <w:rStyle w:val="Refdecomentario"/>
+        </w:rPr>
+        <w:annotationRef/>
+      </w:r>
+      <w:hyperlink r:id="rId5" w:history="1">
+        <w:r>
+          <w:rPr>
+            <w:rStyle w:val="Hipervnculo"/>
+          </w:rPr>
+          <w:t>https://scikit-learn.org/stable/modules/neural_networks_supervised.html</w:t>
+        </w:r>
+      </w:hyperlink>
+    </w:p>
+    <w:p>
+      <w:pPr>
+        <w:pStyle w:val="Textocomentario"/>
+      </w:pPr>
+      <w:r>
+        <w:t>Libros:</w:t>
+      </w:r>
+      <w:r>
+        <w:br/>
+        <w:t xml:space="preserve">- Géron, A. (2019). </w:t>
+      </w:r>
+      <w:r>
+        <w:rPr>
+          <w:i/>
+          <w:iCs/>
+        </w:rPr>
+        <w:t>Hands-On Machine Learning with Scikit-Learn, Keras, and TensorFlow</w:t>
+      </w:r>
+      <w:r>
+        <w:t xml:space="preserve">. O’Reilly Media. </w:t>
+      </w:r>
+    </w:p>
+    <w:p>
+      <w:pPr>
+        <w:pStyle w:val="Textocomentario"/>
+        <w:ind w:left="300"/>
+      </w:pPr>
+      <w:r>
+        <w:t xml:space="preserve">Goodfellow, I., Bengio, Y., &amp; Courville, A. (2016). </w:t>
+      </w:r>
+      <w:r>
+        <w:rPr>
+          <w:i/>
+          <w:iCs/>
+        </w:rPr>
+        <w:t>Deep Learning</w:t>
+      </w:r>
+      <w:r>
+        <w:t xml:space="preserve">. MIT Press. </w:t>
+      </w:r>
+    </w:p>
+  </w:comment>
+  <w:comment w:id="22" w:author="Marina Martín Marijuán" w:date="2025-04-03T10:22:00Z" w:initials="MM">
+    <w:p>
+      <w:pPr>
+        <w:pStyle w:val="Textocomentario"/>
+      </w:pPr>
+      <w:r>
+        <w:rPr>
+          <w:rStyle w:val="Refdecomentario"/>
+        </w:rPr>
+        <w:annotationRef/>
+      </w:r>
+      <w:r>
+        <w:t xml:space="preserve">https://scikit-learn.org/stable/modules/ensemble.html#random-forests </w:t>
+      </w:r>
+    </w:p>
+    <w:p>
+      <w:pPr>
+        <w:pStyle w:val="Textocomentario"/>
+      </w:pPr>
+      <w:r>
+        <w:t>Libros:</w:t>
+      </w:r>
+      <w:r>
+        <w:br/>
+        <w:t xml:space="preserve">- Géron, A. (2019). </w:t>
+      </w:r>
+      <w:r>
+        <w:rPr>
+          <w:i/>
+          <w:iCs/>
+        </w:rPr>
+        <w:t>Hands-On Machine Learning with Scikit-Learn, Keras, and TensorFlow</w:t>
+      </w:r>
+      <w:r>
+        <w:t xml:space="preserve">. O’Reilly Media. </w:t>
+      </w:r>
+    </w:p>
+    <w:p>
+      <w:pPr>
+        <w:pStyle w:val="Textocomentario"/>
+        <w:ind w:left="300"/>
+      </w:pPr>
+      <w:r>
+        <w:t xml:space="preserve">Hastie, T., Tibshirani, R., &amp; Friedman, J. (2009). </w:t>
+      </w:r>
+      <w:r>
+        <w:rPr>
+          <w:i/>
+          <w:iCs/>
+        </w:rPr>
+        <w:t>The Elements of Statistical Learning</w:t>
+      </w:r>
+      <w:r>
+        <w:t xml:space="preserve">. Springe </w:t>
       </w:r>
     </w:p>
   </w:comment>
@@ -3792,6 +4502,10 @@
   <w15:commentEx w15:paraId="6B6BEBE2" w15:done="0"/>
   <w15:commentEx w15:paraId="17E23F3A" w15:done="0"/>
   <w15:commentEx w15:paraId="3541A5AC" w15:done="0"/>
+  <w15:commentEx w15:paraId="0C56B62A" w15:done="0"/>
+  <w15:commentEx w15:paraId="21C39A88" w15:done="0"/>
+  <w15:commentEx w15:paraId="42829D08" w15:done="0"/>
+  <w15:commentEx w15:paraId="70F1F326" w15:done="0"/>
 </w15:commentsEx>
 </file>
 
@@ -3800,6 +4514,10 @@
   <w16cex:commentExtensible w16cex:durableId="2F1BEBC5" w16cex:dateUtc="2025-04-02T11:19:00Z"/>
   <w16cex:commentExtensible w16cex:durableId="1D33FC07" w16cex:dateUtc="2025-04-02T10:14:00Z"/>
   <w16cex:commentExtensible w16cex:durableId="659064BE" w16cex:dateUtc="2025-04-02T11:51:00Z"/>
+  <w16cex:commentExtensible w16cex:durableId="3017C9F3" w16cex:dateUtc="2025-04-03T08:09:00Z"/>
+  <w16cex:commentExtensible w16cex:durableId="6AD80E1B" w16cex:dateUtc="2025-04-03T08:12:00Z"/>
+  <w16cex:commentExtensible w16cex:durableId="716BCE1C" w16cex:dateUtc="2025-04-03T08:17:00Z"/>
+  <w16cex:commentExtensible w16cex:durableId="34282E96" w16cex:dateUtc="2025-04-03T08:22:00Z"/>
 </w16cex:commentsExtensible>
 </file>
 
@@ -3808,6 +4526,10 @@
   <w16cid:commentId w16cid:paraId="6B6BEBE2" w16cid:durableId="2F1BEBC5"/>
   <w16cid:commentId w16cid:paraId="17E23F3A" w16cid:durableId="1D33FC07"/>
   <w16cid:commentId w16cid:paraId="3541A5AC" w16cid:durableId="659064BE"/>
+  <w16cid:commentId w16cid:paraId="0C56B62A" w16cid:durableId="3017C9F3"/>
+  <w16cid:commentId w16cid:paraId="21C39A88" w16cid:durableId="6AD80E1B"/>
+  <w16cid:commentId w16cid:paraId="42829D08" w16cid:durableId="716BCE1C"/>
+  <w16cid:commentId w16cid:paraId="70F1F326" w16cid:durableId="34282E96"/>
 </w16cid:commentsIds>
 </file>
 
@@ -4658,6 +5380,155 @@
     </w:lvl>
   </w:abstractNum>
   <w:abstractNum w:abstractNumId="6" w15:restartNumberingAfterBreak="0">
+    <w:nsid w:val="6189014A"/>
+    <w:multiLevelType w:val="multilevel"/>
+    <w:tmpl w:val="57548D62"/>
+    <w:lvl w:ilvl="0">
+      <w:start w:val="1"/>
+      <w:numFmt w:val="bullet"/>
+      <w:lvlText w:val=""/>
+      <w:lvlJc w:val="left"/>
+      <w:pPr>
+        <w:tabs>
+          <w:tab w:val="num" w:pos="720"/>
+        </w:tabs>
+        <w:ind w:left="720" w:hanging="360"/>
+      </w:pPr>
+      <w:rPr>
+        <w:rFonts w:ascii="Symbol" w:hAnsi="Symbol" w:hint="default"/>
+        <w:sz w:val="20"/>
+      </w:rPr>
+    </w:lvl>
+    <w:lvl w:ilvl="1" w:tentative="1">
+      <w:start w:val="1"/>
+      <w:numFmt w:val="bullet"/>
+      <w:lvlText w:val="o"/>
+      <w:lvlJc w:val="left"/>
+      <w:pPr>
+        <w:tabs>
+          <w:tab w:val="num" w:pos="1440"/>
+        </w:tabs>
+        <w:ind w:left="1440" w:hanging="360"/>
+      </w:pPr>
+      <w:rPr>
+        <w:rFonts w:ascii="Courier New" w:hAnsi="Courier New" w:hint="default"/>
+        <w:sz w:val="20"/>
+      </w:rPr>
+    </w:lvl>
+    <w:lvl w:ilvl="2" w:tentative="1">
+      <w:start w:val="1"/>
+      <w:numFmt w:val="bullet"/>
+      <w:lvlText w:val=""/>
+      <w:lvlJc w:val="left"/>
+      <w:pPr>
+        <w:tabs>
+          <w:tab w:val="num" w:pos="2160"/>
+        </w:tabs>
+        <w:ind w:left="2160" w:hanging="360"/>
+      </w:pPr>
+      <w:rPr>
+        <w:rFonts w:ascii="Wingdings" w:hAnsi="Wingdings" w:hint="default"/>
+        <w:sz w:val="20"/>
+      </w:rPr>
+    </w:lvl>
+    <w:lvl w:ilvl="3" w:tentative="1">
+      <w:start w:val="1"/>
+      <w:numFmt w:val="bullet"/>
+      <w:lvlText w:val=""/>
+      <w:lvlJc w:val="left"/>
+      <w:pPr>
+        <w:tabs>
+          <w:tab w:val="num" w:pos="2880"/>
+        </w:tabs>
+        <w:ind w:left="2880" w:hanging="360"/>
+      </w:pPr>
+      <w:rPr>
+        <w:rFonts w:ascii="Wingdings" w:hAnsi="Wingdings" w:hint="default"/>
+        <w:sz w:val="20"/>
+      </w:rPr>
+    </w:lvl>
+    <w:lvl w:ilvl="4" w:tentative="1">
+      <w:start w:val="1"/>
+      <w:numFmt w:val="bullet"/>
+      <w:lvlText w:val=""/>
+      <w:lvlJc w:val="left"/>
+      <w:pPr>
+        <w:tabs>
+          <w:tab w:val="num" w:pos="3600"/>
+        </w:tabs>
+        <w:ind w:left="3600" w:hanging="360"/>
+      </w:pPr>
+      <w:rPr>
+        <w:rFonts w:ascii="Wingdings" w:hAnsi="Wingdings" w:hint="default"/>
+        <w:sz w:val="20"/>
+      </w:rPr>
+    </w:lvl>
+    <w:lvl w:ilvl="5" w:tentative="1">
+      <w:start w:val="1"/>
+      <w:numFmt w:val="bullet"/>
+      <w:lvlText w:val=""/>
+      <w:lvlJc w:val="left"/>
+      <w:pPr>
+        <w:tabs>
+          <w:tab w:val="num" w:pos="4320"/>
+        </w:tabs>
+        <w:ind w:left="4320" w:hanging="360"/>
+      </w:pPr>
+      <w:rPr>
+        <w:rFonts w:ascii="Wingdings" w:hAnsi="Wingdings" w:hint="default"/>
+        <w:sz w:val="20"/>
+      </w:rPr>
+    </w:lvl>
+    <w:lvl w:ilvl="6" w:tentative="1">
+      <w:start w:val="1"/>
+      <w:numFmt w:val="bullet"/>
+      <w:lvlText w:val=""/>
+      <w:lvlJc w:val="left"/>
+      <w:pPr>
+        <w:tabs>
+          <w:tab w:val="num" w:pos="5040"/>
+        </w:tabs>
+        <w:ind w:left="5040" w:hanging="360"/>
+      </w:pPr>
+      <w:rPr>
+        <w:rFonts w:ascii="Wingdings" w:hAnsi="Wingdings" w:hint="default"/>
+        <w:sz w:val="20"/>
+      </w:rPr>
+    </w:lvl>
+    <w:lvl w:ilvl="7" w:tentative="1">
+      <w:start w:val="1"/>
+      <w:numFmt w:val="bullet"/>
+      <w:lvlText w:val=""/>
+      <w:lvlJc w:val="left"/>
+      <w:pPr>
+        <w:tabs>
+          <w:tab w:val="num" w:pos="5760"/>
+        </w:tabs>
+        <w:ind w:left="5760" w:hanging="360"/>
+      </w:pPr>
+      <w:rPr>
+        <w:rFonts w:ascii="Wingdings" w:hAnsi="Wingdings" w:hint="default"/>
+        <w:sz w:val="20"/>
+      </w:rPr>
+    </w:lvl>
+    <w:lvl w:ilvl="8" w:tentative="1">
+      <w:start w:val="1"/>
+      <w:numFmt w:val="bullet"/>
+      <w:lvlText w:val=""/>
+      <w:lvlJc w:val="left"/>
+      <w:pPr>
+        <w:tabs>
+          <w:tab w:val="num" w:pos="6480"/>
+        </w:tabs>
+        <w:ind w:left="6480" w:hanging="360"/>
+      </w:pPr>
+      <w:rPr>
+        <w:rFonts w:ascii="Wingdings" w:hAnsi="Wingdings" w:hint="default"/>
+        <w:sz w:val="20"/>
+      </w:rPr>
+    </w:lvl>
+  </w:abstractNum>
+  <w:abstractNum w:abstractNumId="7" w15:restartNumberingAfterBreak="0">
     <w:nsid w:val="6D9D6EE2"/>
     <w:multiLevelType w:val="multilevel"/>
     <w:tmpl w:val="61903482"/>
@@ -4806,7 +5677,7 @@
       </w:rPr>
     </w:lvl>
   </w:abstractNum>
-  <w:abstractNum w:abstractNumId="7" w15:restartNumberingAfterBreak="0">
+  <w:abstractNum w:abstractNumId="8" w15:restartNumberingAfterBreak="0">
     <w:nsid w:val="743E4507"/>
     <w:multiLevelType w:val="multilevel"/>
     <w:tmpl w:val="D4045920"/>
@@ -4955,7 +5826,7 @@
       </w:rPr>
     </w:lvl>
   </w:abstractNum>
-  <w:abstractNum w:abstractNumId="8" w15:restartNumberingAfterBreak="0">
+  <w:abstractNum w:abstractNumId="9" w15:restartNumberingAfterBreak="0">
     <w:nsid w:val="7A3921F5"/>
     <w:multiLevelType w:val="multilevel"/>
     <w:tmpl w:val="C71C0A96"/>
@@ -5069,7 +5940,7 @@
     </w:lvl>
   </w:abstractNum>
   <w:num w:numId="1" w16cid:durableId="773477658">
-    <w:abstractNumId w:val="8"/>
+    <w:abstractNumId w:val="9"/>
   </w:num>
   <w:num w:numId="2" w16cid:durableId="1238246386">
     <w:abstractNumId w:val="2"/>
@@ -5078,10 +5949,10 @@
     <w:abstractNumId w:val="5"/>
   </w:num>
   <w:num w:numId="4" w16cid:durableId="1543055585">
-    <w:abstractNumId w:val="7"/>
+    <w:abstractNumId w:val="8"/>
   </w:num>
   <w:num w:numId="5" w16cid:durableId="1671830116">
-    <w:abstractNumId w:val="6"/>
+    <w:abstractNumId w:val="7"/>
   </w:num>
   <w:num w:numId="6" w16cid:durableId="1538464803">
     <w:abstractNumId w:val="4"/>
@@ -5094,6 +5965,9 @@
   </w:num>
   <w:num w:numId="9" w16cid:durableId="1237743962">
     <w:abstractNumId w:val="1"/>
+  </w:num>
+  <w:num w:numId="10" w16cid:durableId="1025063009">
+    <w:abstractNumId w:val="6"/>
   </w:num>
 </w:numbering>
 </file>
@@ -5707,6 +6581,7 @@
   <w:style w:type="character" w:default="1" w:styleId="Fuentedeprrafopredeter">
     <w:name w:val="Default Paragraph Font"/>
     <w:uiPriority w:val="1"/>
+    <w:semiHidden/>
     <w:unhideWhenUsed/>
   </w:style>
   <w:style w:type="table" w:default="1" w:styleId="Tablanormal">

--- a/memoria.docx
+++ b/memoria.docx
@@ -59,7 +59,7 @@
           <w:r>
             <w:fldChar w:fldCharType="separate"/>
           </w:r>
-          <w:hyperlink w:anchor="_Toc194566893" w:history="1">
+          <w:hyperlink w:anchor="_Toc195007667" w:history="1">
             <w:r>
               <w:rPr>
                 <w:rStyle w:val="Hipervnculo"/>
@@ -103,7 +103,7 @@
                 <w:noProof/>
                 <w:webHidden/>
               </w:rPr>
-              <w:instrText xml:space="preserve"> PAGEREF _Toc194566893 \h </w:instrText>
+              <w:instrText xml:space="preserve"> PAGEREF _Toc195007667 \h </w:instrText>
             </w:r>
             <w:r>
               <w:rPr>
@@ -149,7 +149,7 @@
               <w:lang w:eastAsia="es-ES"/>
             </w:rPr>
           </w:pPr>
-          <w:hyperlink w:anchor="_Toc194566894" w:history="1">
+          <w:hyperlink w:anchor="_Toc195007668" w:history="1">
             <w:r>
               <w:rPr>
                 <w:rStyle w:val="Hipervnculo"/>
@@ -193,7 +193,7 @@
                 <w:noProof/>
                 <w:webHidden/>
               </w:rPr>
-              <w:instrText xml:space="preserve"> PAGEREF _Toc194566894 \h </w:instrText>
+              <w:instrText xml:space="preserve"> PAGEREF _Toc195007668 \h </w:instrText>
             </w:r>
             <w:r>
               <w:rPr>
@@ -239,7 +239,7 @@
               <w:lang w:eastAsia="es-ES"/>
             </w:rPr>
           </w:pPr>
-          <w:hyperlink w:anchor="_Toc194566895" w:history="1">
+          <w:hyperlink w:anchor="_Toc195007669" w:history="1">
             <w:r>
               <w:rPr>
                 <w:rStyle w:val="Hipervnculo"/>
@@ -283,7 +283,7 @@
                 <w:noProof/>
                 <w:webHidden/>
               </w:rPr>
-              <w:instrText xml:space="preserve"> PAGEREF _Toc194566895 \h </w:instrText>
+              <w:instrText xml:space="preserve"> PAGEREF _Toc195007669 \h </w:instrText>
             </w:r>
             <w:r>
               <w:rPr>
@@ -304,6 +304,456 @@
                 <w:webHidden/>
               </w:rPr>
               <w:t>3</w:t>
+            </w:r>
+            <w:r>
+              <w:rPr>
+                <w:noProof/>
+                <w:webHidden/>
+              </w:rPr>
+              <w:fldChar w:fldCharType="end"/>
+            </w:r>
+          </w:hyperlink>
+        </w:p>
+        <w:p>
+          <w:pPr>
+            <w:pStyle w:val="TDC2"/>
+            <w:tabs>
+              <w:tab w:val="left" w:pos="960"/>
+              <w:tab w:val="right" w:leader="dot" w:pos="8494"/>
+            </w:tabs>
+            <w:rPr>
+              <w:rFonts w:eastAsiaTheme="minorEastAsia"/>
+              <w:noProof/>
+              <w:sz w:val="24"/>
+              <w:szCs w:val="24"/>
+              <w:lang w:eastAsia="es-ES"/>
+            </w:rPr>
+          </w:pPr>
+          <w:hyperlink w:anchor="_Toc195007670" w:history="1">
+            <w:r>
+              <w:rPr>
+                <w:rStyle w:val="Hipervnculo"/>
+                <w:noProof/>
+              </w:rPr>
+              <w:t>3.1</w:t>
+            </w:r>
+            <w:r>
+              <w:rPr>
+                <w:rFonts w:eastAsiaTheme="minorEastAsia"/>
+                <w:noProof/>
+                <w:sz w:val="24"/>
+                <w:szCs w:val="24"/>
+                <w:lang w:eastAsia="es-ES"/>
+              </w:rPr>
+              <w:tab/>
+            </w:r>
+            <w:r>
+              <w:rPr>
+                <w:rStyle w:val="Hipervnculo"/>
+                <w:noProof/>
+              </w:rPr>
+              <w:t>Importancia de la calidad del sueño</w:t>
+            </w:r>
+            <w:r>
+              <w:rPr>
+                <w:noProof/>
+                <w:webHidden/>
+              </w:rPr>
+              <w:tab/>
+            </w:r>
+            <w:r>
+              <w:rPr>
+                <w:noProof/>
+                <w:webHidden/>
+              </w:rPr>
+              <w:fldChar w:fldCharType="begin"/>
+            </w:r>
+            <w:r>
+              <w:rPr>
+                <w:noProof/>
+                <w:webHidden/>
+              </w:rPr>
+              <w:instrText xml:space="preserve"> PAGEREF _Toc195007670 \h </w:instrText>
+            </w:r>
+            <w:r>
+              <w:rPr>
+                <w:noProof/>
+                <w:webHidden/>
+              </w:rPr>
+            </w:r>
+            <w:r>
+              <w:rPr>
+                <w:noProof/>
+                <w:webHidden/>
+              </w:rPr>
+              <w:fldChar w:fldCharType="separate"/>
+            </w:r>
+            <w:r>
+              <w:rPr>
+                <w:noProof/>
+                <w:webHidden/>
+              </w:rPr>
+              <w:t>3</w:t>
+            </w:r>
+            <w:r>
+              <w:rPr>
+                <w:noProof/>
+                <w:webHidden/>
+              </w:rPr>
+              <w:fldChar w:fldCharType="end"/>
+            </w:r>
+          </w:hyperlink>
+        </w:p>
+        <w:p>
+          <w:pPr>
+            <w:pStyle w:val="TDC3"/>
+            <w:tabs>
+              <w:tab w:val="right" w:leader="dot" w:pos="8494"/>
+            </w:tabs>
+            <w:rPr>
+              <w:rFonts w:eastAsiaTheme="minorEastAsia"/>
+              <w:noProof/>
+              <w:sz w:val="24"/>
+              <w:szCs w:val="24"/>
+              <w:lang w:eastAsia="es-ES"/>
+            </w:rPr>
+          </w:pPr>
+          <w:hyperlink w:anchor="_Toc195007671" w:history="1">
+            <w:r>
+              <w:rPr>
+                <w:rStyle w:val="Hipervnculo"/>
+                <w:noProof/>
+              </w:rPr>
+              <w:t>Impacto en la Funcionalidad Cognitiva</w:t>
+            </w:r>
+            <w:r>
+              <w:rPr>
+                <w:noProof/>
+                <w:webHidden/>
+              </w:rPr>
+              <w:tab/>
+            </w:r>
+            <w:r>
+              <w:rPr>
+                <w:noProof/>
+                <w:webHidden/>
+              </w:rPr>
+              <w:fldChar w:fldCharType="begin"/>
+            </w:r>
+            <w:r>
+              <w:rPr>
+                <w:noProof/>
+                <w:webHidden/>
+              </w:rPr>
+              <w:instrText xml:space="preserve"> PAGEREF _Toc195007671 \h </w:instrText>
+            </w:r>
+            <w:r>
+              <w:rPr>
+                <w:noProof/>
+                <w:webHidden/>
+              </w:rPr>
+            </w:r>
+            <w:r>
+              <w:rPr>
+                <w:noProof/>
+                <w:webHidden/>
+              </w:rPr>
+              <w:fldChar w:fldCharType="separate"/>
+            </w:r>
+            <w:r>
+              <w:rPr>
+                <w:noProof/>
+                <w:webHidden/>
+              </w:rPr>
+              <w:t>4</w:t>
+            </w:r>
+            <w:r>
+              <w:rPr>
+                <w:noProof/>
+                <w:webHidden/>
+              </w:rPr>
+              <w:fldChar w:fldCharType="end"/>
+            </w:r>
+          </w:hyperlink>
+        </w:p>
+        <w:p>
+          <w:pPr>
+            <w:pStyle w:val="TDC3"/>
+            <w:tabs>
+              <w:tab w:val="right" w:leader="dot" w:pos="8494"/>
+            </w:tabs>
+            <w:rPr>
+              <w:rFonts w:eastAsiaTheme="minorEastAsia"/>
+              <w:noProof/>
+              <w:sz w:val="24"/>
+              <w:szCs w:val="24"/>
+              <w:lang w:eastAsia="es-ES"/>
+            </w:rPr>
+          </w:pPr>
+          <w:hyperlink w:anchor="_Toc195007672" w:history="1">
+            <w:r>
+              <w:rPr>
+                <w:rStyle w:val="Hipervnculo"/>
+                <w:noProof/>
+              </w:rPr>
+              <w:t>Relación con Enfermedades Crónicas</w:t>
+            </w:r>
+            <w:r>
+              <w:rPr>
+                <w:noProof/>
+                <w:webHidden/>
+              </w:rPr>
+              <w:tab/>
+            </w:r>
+            <w:r>
+              <w:rPr>
+                <w:noProof/>
+                <w:webHidden/>
+              </w:rPr>
+              <w:fldChar w:fldCharType="begin"/>
+            </w:r>
+            <w:r>
+              <w:rPr>
+                <w:noProof/>
+                <w:webHidden/>
+              </w:rPr>
+              <w:instrText xml:space="preserve"> PAGEREF _Toc195007672 \h </w:instrText>
+            </w:r>
+            <w:r>
+              <w:rPr>
+                <w:noProof/>
+                <w:webHidden/>
+              </w:rPr>
+            </w:r>
+            <w:r>
+              <w:rPr>
+                <w:noProof/>
+                <w:webHidden/>
+              </w:rPr>
+              <w:fldChar w:fldCharType="separate"/>
+            </w:r>
+            <w:r>
+              <w:rPr>
+                <w:noProof/>
+                <w:webHidden/>
+              </w:rPr>
+              <w:t>4</w:t>
+            </w:r>
+            <w:r>
+              <w:rPr>
+                <w:noProof/>
+                <w:webHidden/>
+              </w:rPr>
+              <w:fldChar w:fldCharType="end"/>
+            </w:r>
+          </w:hyperlink>
+        </w:p>
+        <w:p>
+          <w:pPr>
+            <w:pStyle w:val="TDC3"/>
+            <w:tabs>
+              <w:tab w:val="right" w:leader="dot" w:pos="8494"/>
+            </w:tabs>
+            <w:rPr>
+              <w:rFonts w:eastAsiaTheme="minorEastAsia"/>
+              <w:noProof/>
+              <w:sz w:val="24"/>
+              <w:szCs w:val="24"/>
+              <w:lang w:eastAsia="es-ES"/>
+            </w:rPr>
+          </w:pPr>
+          <w:hyperlink w:anchor="_Toc195007673" w:history="1">
+            <w:r>
+              <w:rPr>
+                <w:rStyle w:val="Hipervnculo"/>
+                <w:noProof/>
+              </w:rPr>
+              <w:t>Salud Mental y Bienestar Emocional</w:t>
+            </w:r>
+            <w:r>
+              <w:rPr>
+                <w:noProof/>
+                <w:webHidden/>
+              </w:rPr>
+              <w:tab/>
+            </w:r>
+            <w:r>
+              <w:rPr>
+                <w:noProof/>
+                <w:webHidden/>
+              </w:rPr>
+              <w:fldChar w:fldCharType="begin"/>
+            </w:r>
+            <w:r>
+              <w:rPr>
+                <w:noProof/>
+                <w:webHidden/>
+              </w:rPr>
+              <w:instrText xml:space="preserve"> PAGEREF _Toc195007673 \h </w:instrText>
+            </w:r>
+            <w:r>
+              <w:rPr>
+                <w:noProof/>
+                <w:webHidden/>
+              </w:rPr>
+            </w:r>
+            <w:r>
+              <w:rPr>
+                <w:noProof/>
+                <w:webHidden/>
+              </w:rPr>
+              <w:fldChar w:fldCharType="separate"/>
+            </w:r>
+            <w:r>
+              <w:rPr>
+                <w:noProof/>
+                <w:webHidden/>
+              </w:rPr>
+              <w:t>4</w:t>
+            </w:r>
+            <w:r>
+              <w:rPr>
+                <w:noProof/>
+                <w:webHidden/>
+              </w:rPr>
+              <w:fldChar w:fldCharType="end"/>
+            </w:r>
+          </w:hyperlink>
+        </w:p>
+        <w:p>
+          <w:pPr>
+            <w:pStyle w:val="TDC3"/>
+            <w:tabs>
+              <w:tab w:val="right" w:leader="dot" w:pos="8494"/>
+            </w:tabs>
+            <w:rPr>
+              <w:rFonts w:eastAsiaTheme="minorEastAsia"/>
+              <w:noProof/>
+              <w:sz w:val="24"/>
+              <w:szCs w:val="24"/>
+              <w:lang w:eastAsia="es-ES"/>
+            </w:rPr>
+          </w:pPr>
+          <w:hyperlink w:anchor="_Toc195007674" w:history="1">
+            <w:r>
+              <w:rPr>
+                <w:rStyle w:val="Hipervnculo"/>
+                <w:noProof/>
+              </w:rPr>
+              <w:t>Rendimiento Diario y Seguridad</w:t>
+            </w:r>
+            <w:r>
+              <w:rPr>
+                <w:noProof/>
+                <w:webHidden/>
+              </w:rPr>
+              <w:tab/>
+            </w:r>
+            <w:r>
+              <w:rPr>
+                <w:noProof/>
+                <w:webHidden/>
+              </w:rPr>
+              <w:fldChar w:fldCharType="begin"/>
+            </w:r>
+            <w:r>
+              <w:rPr>
+                <w:noProof/>
+                <w:webHidden/>
+              </w:rPr>
+              <w:instrText xml:space="preserve"> PAGEREF _Toc195007674 \h </w:instrText>
+            </w:r>
+            <w:r>
+              <w:rPr>
+                <w:noProof/>
+                <w:webHidden/>
+              </w:rPr>
+            </w:r>
+            <w:r>
+              <w:rPr>
+                <w:noProof/>
+                <w:webHidden/>
+              </w:rPr>
+              <w:fldChar w:fldCharType="separate"/>
+            </w:r>
+            <w:r>
+              <w:rPr>
+                <w:noProof/>
+                <w:webHidden/>
+              </w:rPr>
+              <w:t>4</w:t>
+            </w:r>
+            <w:r>
+              <w:rPr>
+                <w:noProof/>
+                <w:webHidden/>
+              </w:rPr>
+              <w:fldChar w:fldCharType="end"/>
+            </w:r>
+          </w:hyperlink>
+        </w:p>
+        <w:p>
+          <w:pPr>
+            <w:pStyle w:val="TDC3"/>
+            <w:tabs>
+              <w:tab w:val="right" w:leader="dot" w:pos="8494"/>
+            </w:tabs>
+            <w:rPr>
+              <w:rFonts w:eastAsiaTheme="minorEastAsia"/>
+              <w:noProof/>
+              <w:sz w:val="24"/>
+              <w:szCs w:val="24"/>
+              <w:lang w:eastAsia="es-ES"/>
+            </w:rPr>
+          </w:pPr>
+          <w:hyperlink w:anchor="_Toc195007675" w:history="1">
+            <w:r>
+              <w:rPr>
+                <w:rStyle w:val="Hipervnculo"/>
+                <w:noProof/>
+              </w:rPr>
+              <w:t>Relación con Trastornos del Sueño</w:t>
+            </w:r>
+            <w:r>
+              <w:rPr>
+                <w:noProof/>
+                <w:webHidden/>
+              </w:rPr>
+              <w:tab/>
+            </w:r>
+            <w:r>
+              <w:rPr>
+                <w:noProof/>
+                <w:webHidden/>
+              </w:rPr>
+              <w:fldChar w:fldCharType="begin"/>
+            </w:r>
+            <w:r>
+              <w:rPr>
+                <w:noProof/>
+                <w:webHidden/>
+              </w:rPr>
+              <w:instrText xml:space="preserve"> PAGEREF _Toc195007675 \h </w:instrText>
+            </w:r>
+            <w:r>
+              <w:rPr>
+                <w:noProof/>
+                <w:webHidden/>
+              </w:rPr>
+            </w:r>
+            <w:r>
+              <w:rPr>
+                <w:noProof/>
+                <w:webHidden/>
+              </w:rPr>
+              <w:fldChar w:fldCharType="separate"/>
+            </w:r>
+            <w:r>
+              <w:rPr>
+                <w:noProof/>
+                <w:webHidden/>
+              </w:rPr>
+              <w:t>4</w:t>
             </w:r>
             <w:r>
               <w:rPr>
@@ -328,13 +778,13 @@
               <w:lang w:eastAsia="es-ES"/>
             </w:rPr>
           </w:pPr>
-          <w:hyperlink w:anchor="_Toc194566896" w:history="1">
+          <w:hyperlink w:anchor="_Toc195007676" w:history="1">
             <w:r>
               <w:rPr>
                 <w:rStyle w:val="Hipervnculo"/>
                 <w:noProof/>
               </w:rPr>
-              <w:t>3.1 Importancia de la calidad del sueño</w:t>
+              <w:t>3.2 Trastornos del sueño</w:t>
             </w:r>
             <w:r>
               <w:rPr>
@@ -355,7 +805,7 @@
                 <w:noProof/>
                 <w:webHidden/>
               </w:rPr>
-              <w:instrText xml:space="preserve"> PAGEREF _Toc194566896 \h </w:instrText>
+              <w:instrText xml:space="preserve"> PAGEREF _Toc195007676 \h </w:instrText>
             </w:r>
             <w:r>
               <w:rPr>
@@ -375,79 +825,7 @@
                 <w:noProof/>
                 <w:webHidden/>
               </w:rPr>
-              <w:t>3</w:t>
-            </w:r>
-            <w:r>
-              <w:rPr>
-                <w:noProof/>
-                <w:webHidden/>
-              </w:rPr>
-              <w:fldChar w:fldCharType="end"/>
-            </w:r>
-          </w:hyperlink>
-        </w:p>
-        <w:p>
-          <w:pPr>
-            <w:pStyle w:val="TDC2"/>
-            <w:tabs>
-              <w:tab w:val="right" w:leader="dot" w:pos="8494"/>
-            </w:tabs>
-            <w:rPr>
-              <w:rFonts w:eastAsiaTheme="minorEastAsia"/>
-              <w:noProof/>
-              <w:sz w:val="24"/>
-              <w:szCs w:val="24"/>
-              <w:lang w:eastAsia="es-ES"/>
-            </w:rPr>
-          </w:pPr>
-          <w:hyperlink w:anchor="_Toc194566897" w:history="1">
-            <w:r>
-              <w:rPr>
-                <w:rStyle w:val="Hipervnculo"/>
-                <w:noProof/>
-              </w:rPr>
-              <w:t>3.2 Trastornos del sueño</w:t>
-            </w:r>
-            <w:r>
-              <w:rPr>
-                <w:noProof/>
-                <w:webHidden/>
-              </w:rPr>
-              <w:tab/>
-            </w:r>
-            <w:r>
-              <w:rPr>
-                <w:noProof/>
-                <w:webHidden/>
-              </w:rPr>
-              <w:fldChar w:fldCharType="begin"/>
-            </w:r>
-            <w:r>
-              <w:rPr>
-                <w:noProof/>
-                <w:webHidden/>
-              </w:rPr>
-              <w:instrText xml:space="preserve"> PAGEREF _Toc194566897 \h </w:instrText>
-            </w:r>
-            <w:r>
-              <w:rPr>
-                <w:noProof/>
-                <w:webHidden/>
-              </w:rPr>
-            </w:r>
-            <w:r>
-              <w:rPr>
-                <w:noProof/>
-                <w:webHidden/>
-              </w:rPr>
-              <w:fldChar w:fldCharType="separate"/>
-            </w:r>
-            <w:r>
-              <w:rPr>
-                <w:noProof/>
-                <w:webHidden/>
-              </w:rPr>
-              <w:t>3</w:t>
+              <w:t>6</w:t>
             </w:r>
             <w:r>
               <w:rPr>
@@ -472,7 +850,7 @@
               <w:lang w:eastAsia="es-ES"/>
             </w:rPr>
           </w:pPr>
-          <w:hyperlink w:anchor="_Toc194566898" w:history="1">
+          <w:hyperlink w:anchor="_Toc195007677" w:history="1">
             <w:r>
               <w:rPr>
                 <w:rStyle w:val="Hipervnculo"/>
@@ -499,7 +877,7 @@
                 <w:noProof/>
                 <w:webHidden/>
               </w:rPr>
-              <w:instrText xml:space="preserve"> PAGEREF _Toc194566898 \h </w:instrText>
+              <w:instrText xml:space="preserve"> PAGEREF _Toc195007677 \h </w:instrText>
             </w:r>
             <w:r>
               <w:rPr>
@@ -519,7 +897,7 @@
                 <w:noProof/>
                 <w:webHidden/>
               </w:rPr>
-              <w:t>3</w:t>
+              <w:t>6</w:t>
             </w:r>
             <w:r>
               <w:rPr>
@@ -544,7 +922,7 @@
               <w:lang w:eastAsia="es-ES"/>
             </w:rPr>
           </w:pPr>
-          <w:hyperlink w:anchor="_Toc194566899" w:history="1">
+          <w:hyperlink w:anchor="_Toc195007678" w:history="1">
             <w:r>
               <w:rPr>
                 <w:rStyle w:val="Hipervnculo"/>
@@ -571,7 +949,7 @@
                 <w:noProof/>
                 <w:webHidden/>
               </w:rPr>
-              <w:instrText xml:space="preserve"> PAGEREF _Toc194566899 \h </w:instrText>
+              <w:instrText xml:space="preserve"> PAGEREF _Toc195007678 \h </w:instrText>
             </w:r>
             <w:r>
               <w:rPr>
@@ -591,7 +969,7 @@
                 <w:noProof/>
                 <w:webHidden/>
               </w:rPr>
-              <w:t>4</w:t>
+              <w:t>6</w:t>
             </w:r>
             <w:r>
               <w:rPr>
@@ -616,7 +994,7 @@
               <w:lang w:eastAsia="es-ES"/>
             </w:rPr>
           </w:pPr>
-          <w:hyperlink w:anchor="_Toc194566900" w:history="1">
+          <w:hyperlink w:anchor="_Toc195007679" w:history="1">
             <w:r>
               <w:rPr>
                 <w:rStyle w:val="Hipervnculo"/>
@@ -643,7 +1021,7 @@
                 <w:noProof/>
                 <w:webHidden/>
               </w:rPr>
-              <w:instrText xml:space="preserve"> PAGEREF _Toc194566900 \h </w:instrText>
+              <w:instrText xml:space="preserve"> PAGEREF _Toc195007679 \h </w:instrText>
             </w:r>
             <w:r>
               <w:rPr>
@@ -663,7 +1041,7 @@
                 <w:noProof/>
                 <w:webHidden/>
               </w:rPr>
-              <w:t>4</w:t>
+              <w:t>7</w:t>
             </w:r>
             <w:r>
               <w:rPr>
@@ -688,7 +1066,7 @@
               <w:lang w:eastAsia="es-ES"/>
             </w:rPr>
           </w:pPr>
-          <w:hyperlink w:anchor="_Toc194566901" w:history="1">
+          <w:hyperlink w:anchor="_Toc195007680" w:history="1">
             <w:r>
               <w:rPr>
                 <w:rStyle w:val="Hipervnculo"/>
@@ -715,7 +1093,7 @@
                 <w:noProof/>
                 <w:webHidden/>
               </w:rPr>
-              <w:instrText xml:space="preserve"> PAGEREF _Toc194566901 \h </w:instrText>
+              <w:instrText xml:space="preserve"> PAGEREF _Toc195007680 \h </w:instrText>
             </w:r>
             <w:r>
               <w:rPr>
@@ -735,7 +1113,7 @@
                 <w:noProof/>
                 <w:webHidden/>
               </w:rPr>
-              <w:t>4</w:t>
+              <w:t>7</w:t>
             </w:r>
             <w:r>
               <w:rPr>
@@ -760,7 +1138,7 @@
               <w:lang w:eastAsia="es-ES"/>
             </w:rPr>
           </w:pPr>
-          <w:hyperlink w:anchor="_Toc194566902" w:history="1">
+          <w:hyperlink w:anchor="_Toc195007681" w:history="1">
             <w:r>
               <w:rPr>
                 <w:rStyle w:val="Hipervnculo"/>
@@ -787,7 +1165,7 @@
                 <w:noProof/>
                 <w:webHidden/>
               </w:rPr>
-              <w:instrText xml:space="preserve"> PAGEREF _Toc194566902 \h </w:instrText>
+              <w:instrText xml:space="preserve"> PAGEREF _Toc195007681 \h </w:instrText>
             </w:r>
             <w:r>
               <w:rPr>
@@ -807,7 +1185,7 @@
                 <w:noProof/>
                 <w:webHidden/>
               </w:rPr>
-              <w:t>4</w:t>
+              <w:t>8</w:t>
             </w:r>
             <w:r>
               <w:rPr>
@@ -822,6 +1200,7 @@
           <w:pPr>
             <w:pStyle w:val="TDC2"/>
             <w:tabs>
+              <w:tab w:val="left" w:pos="960"/>
               <w:tab w:val="right" w:leader="dot" w:pos="8494"/>
             </w:tabs>
             <w:rPr>
@@ -832,23 +1211,40 @@
               <w:lang w:eastAsia="es-ES"/>
             </w:rPr>
           </w:pPr>
-          <w:hyperlink w:anchor="_Toc194566903" w:history="1">
+          <w:hyperlink w:anchor="_Toc195007682" w:history="1">
             <w:r>
               <w:rPr>
                 <w:rStyle w:val="Hipervnculo"/>
                 <w:noProof/>
               </w:rPr>
-              <w:t>3.3 Métodos de evaluación del sueño</w:t>
-            </w:r>
-            <w:r>
-              <w:rPr>
-                <w:noProof/>
-                <w:webHidden/>
+              <w:t>3.2</w:t>
+            </w:r>
+            <w:r>
+              <w:rPr>
+                <w:rFonts w:eastAsiaTheme="minorEastAsia"/>
+                <w:noProof/>
+                <w:sz w:val="24"/>
+                <w:szCs w:val="24"/>
+                <w:lang w:eastAsia="es-ES"/>
               </w:rPr>
               <w:tab/>
             </w:r>
             <w:r>
               <w:rPr>
+                <w:rStyle w:val="Hipervnculo"/>
+                <w:noProof/>
+              </w:rPr>
+              <w:t>Métodos de evaluación de la calidad del sueño</w:t>
+            </w:r>
+            <w:r>
+              <w:rPr>
+                <w:noProof/>
+                <w:webHidden/>
+              </w:rPr>
+              <w:tab/>
+            </w:r>
+            <w:r>
+              <w:rPr>
                 <w:noProof/>
                 <w:webHidden/>
               </w:rPr>
@@ -859,7 +1255,7 @@
                 <w:noProof/>
                 <w:webHidden/>
               </w:rPr>
-              <w:instrText xml:space="preserve"> PAGEREF _Toc194566903 \h </w:instrText>
+              <w:instrText xml:space="preserve"> PAGEREF _Toc195007682 \h </w:instrText>
             </w:r>
             <w:r>
               <w:rPr>
@@ -879,79 +1275,7 @@
                 <w:noProof/>
                 <w:webHidden/>
               </w:rPr>
-              <w:t>4</w:t>
-            </w:r>
-            <w:r>
-              <w:rPr>
-                <w:noProof/>
-                <w:webHidden/>
-              </w:rPr>
-              <w:fldChar w:fldCharType="end"/>
-            </w:r>
-          </w:hyperlink>
-        </w:p>
-        <w:p>
-          <w:pPr>
-            <w:pStyle w:val="TDC2"/>
-            <w:tabs>
-              <w:tab w:val="right" w:leader="dot" w:pos="8494"/>
-            </w:tabs>
-            <w:rPr>
-              <w:rFonts w:eastAsiaTheme="minorEastAsia"/>
-              <w:noProof/>
-              <w:sz w:val="24"/>
-              <w:szCs w:val="24"/>
-              <w:lang w:eastAsia="es-ES"/>
-            </w:rPr>
-          </w:pPr>
-          <w:hyperlink w:anchor="_Toc194566904" w:history="1">
-            <w:r>
-              <w:rPr>
-                <w:rStyle w:val="Hipervnculo"/>
-                <w:noProof/>
-              </w:rPr>
-              <w:t>3.4 Modelos predictivos básicos</w:t>
-            </w:r>
-            <w:r>
-              <w:rPr>
-                <w:noProof/>
-                <w:webHidden/>
-              </w:rPr>
-              <w:tab/>
-            </w:r>
-            <w:r>
-              <w:rPr>
-                <w:noProof/>
-                <w:webHidden/>
-              </w:rPr>
-              <w:fldChar w:fldCharType="begin"/>
-            </w:r>
-            <w:r>
-              <w:rPr>
-                <w:noProof/>
-                <w:webHidden/>
-              </w:rPr>
-              <w:instrText xml:space="preserve"> PAGEREF _Toc194566904 \h </w:instrText>
-            </w:r>
-            <w:r>
-              <w:rPr>
-                <w:noProof/>
-                <w:webHidden/>
-              </w:rPr>
-            </w:r>
-            <w:r>
-              <w:rPr>
-                <w:noProof/>
-                <w:webHidden/>
-              </w:rPr>
-              <w:fldChar w:fldCharType="separate"/>
-            </w:r>
-            <w:r>
-              <w:rPr>
-                <w:noProof/>
-                <w:webHidden/>
-              </w:rPr>
-              <w:t>4</w:t>
+              <w:t>8</w:t>
             </w:r>
             <w:r>
               <w:rPr>
@@ -976,13 +1300,13 @@
               <w:lang w:eastAsia="es-ES"/>
             </w:rPr>
           </w:pPr>
-          <w:hyperlink w:anchor="_Toc194566905" w:history="1">
+          <w:hyperlink w:anchor="_Toc195007683" w:history="1">
             <w:r>
               <w:rPr>
                 <w:rStyle w:val="Hipervnculo"/>
                 <w:noProof/>
               </w:rPr>
-              <w:t>Regresión Logística</w:t>
+              <w:t>Métodos de evaluación objetiva</w:t>
             </w:r>
             <w:r>
               <w:rPr>
@@ -1003,7 +1327,7 @@
                 <w:noProof/>
                 <w:webHidden/>
               </w:rPr>
-              <w:instrText xml:space="preserve"> PAGEREF _Toc194566905 \h </w:instrText>
+              <w:instrText xml:space="preserve"> PAGEREF _Toc195007683 \h </w:instrText>
             </w:r>
             <w:r>
               <w:rPr>
@@ -1023,7 +1347,7 @@
                 <w:noProof/>
                 <w:webHidden/>
               </w:rPr>
-              <w:t>4</w:t>
+              <w:t>8</w:t>
             </w:r>
             <w:r>
               <w:rPr>
@@ -1048,13 +1372,13 @@
               <w:lang w:eastAsia="es-ES"/>
             </w:rPr>
           </w:pPr>
-          <w:hyperlink w:anchor="_Toc194566906" w:history="1">
+          <w:hyperlink w:anchor="_Toc195007684" w:history="1">
             <w:r>
               <w:rPr>
                 <w:rStyle w:val="Hipervnculo"/>
                 <w:noProof/>
               </w:rPr>
-              <w:t>Árboles de decisión</w:t>
+              <w:t>Métodos de evaluación subjetiva</w:t>
             </w:r>
             <w:r>
               <w:rPr>
@@ -1075,7 +1399,7 @@
                 <w:noProof/>
                 <w:webHidden/>
               </w:rPr>
-              <w:instrText xml:space="preserve"> PAGEREF _Toc194566906 \h </w:instrText>
+              <w:instrText xml:space="preserve"> PAGEREF _Toc195007684 \h </w:instrText>
             </w:r>
             <w:r>
               <w:rPr>
@@ -1095,7 +1419,97 @@
                 <w:noProof/>
                 <w:webHidden/>
               </w:rPr>
-              <w:t>5</w:t>
+              <w:t>9</w:t>
+            </w:r>
+            <w:r>
+              <w:rPr>
+                <w:noProof/>
+                <w:webHidden/>
+              </w:rPr>
+              <w:fldChar w:fldCharType="end"/>
+            </w:r>
+          </w:hyperlink>
+        </w:p>
+        <w:p>
+          <w:pPr>
+            <w:pStyle w:val="TDC2"/>
+            <w:tabs>
+              <w:tab w:val="left" w:pos="960"/>
+              <w:tab w:val="right" w:leader="dot" w:pos="8494"/>
+            </w:tabs>
+            <w:rPr>
+              <w:rFonts w:eastAsiaTheme="minorEastAsia"/>
+              <w:noProof/>
+              <w:sz w:val="24"/>
+              <w:szCs w:val="24"/>
+              <w:lang w:eastAsia="es-ES"/>
+            </w:rPr>
+          </w:pPr>
+          <w:hyperlink w:anchor="_Toc195007685" w:history="1">
+            <w:r>
+              <w:rPr>
+                <w:rStyle w:val="Hipervnculo"/>
+                <w:noProof/>
+              </w:rPr>
+              <w:t>3.3</w:t>
+            </w:r>
+            <w:r>
+              <w:rPr>
+                <w:rFonts w:eastAsiaTheme="minorEastAsia"/>
+                <w:noProof/>
+                <w:sz w:val="24"/>
+                <w:szCs w:val="24"/>
+                <w:lang w:eastAsia="es-ES"/>
+              </w:rPr>
+              <w:tab/>
+            </w:r>
+            <w:r>
+              <w:rPr>
+                <w:rStyle w:val="Hipervnculo"/>
+                <w:noProof/>
+              </w:rPr>
+              <w:t>Modelos predictivos básicos</w:t>
+            </w:r>
+            <w:r>
+              <w:rPr>
+                <w:noProof/>
+                <w:webHidden/>
+              </w:rPr>
+              <w:tab/>
+            </w:r>
+            <w:r>
+              <w:rPr>
+                <w:noProof/>
+                <w:webHidden/>
+              </w:rPr>
+              <w:fldChar w:fldCharType="begin"/>
+            </w:r>
+            <w:r>
+              <w:rPr>
+                <w:noProof/>
+                <w:webHidden/>
+              </w:rPr>
+              <w:instrText xml:space="preserve"> PAGEREF _Toc195007685 \h </w:instrText>
+            </w:r>
+            <w:r>
+              <w:rPr>
+                <w:noProof/>
+                <w:webHidden/>
+              </w:rPr>
+            </w:r>
+            <w:r>
+              <w:rPr>
+                <w:noProof/>
+                <w:webHidden/>
+              </w:rPr>
+              <w:fldChar w:fldCharType="separate"/>
+            </w:r>
+            <w:r>
+              <w:rPr>
+                <w:noProof/>
+                <w:webHidden/>
+              </w:rPr>
+              <w:t>10</w:t>
             </w:r>
             <w:r>
               <w:rPr>
@@ -1120,13 +1534,13 @@
               <w:lang w:eastAsia="es-ES"/>
             </w:rPr>
           </w:pPr>
-          <w:hyperlink w:anchor="_Toc194566907" w:history="1">
+          <w:hyperlink w:anchor="_Toc195007686" w:history="1">
             <w:r>
               <w:rPr>
                 <w:rStyle w:val="Hipervnculo"/>
                 <w:noProof/>
               </w:rPr>
-              <w:t>Máquinas de Vectores de Soporte</w:t>
+              <w:t>Regresión Logística</w:t>
             </w:r>
             <w:r>
               <w:rPr>
@@ -1147,7 +1561,7 @@
                 <w:noProof/>
                 <w:webHidden/>
               </w:rPr>
-              <w:instrText xml:space="preserve"> PAGEREF _Toc194566907 \h </w:instrText>
+              <w:instrText xml:space="preserve"> PAGEREF _Toc195007686 \h </w:instrText>
             </w:r>
             <w:r>
               <w:rPr>
@@ -1167,7 +1581,7 @@
                 <w:noProof/>
                 <w:webHidden/>
               </w:rPr>
-              <w:t>5</w:t>
+              <w:t>10</w:t>
             </w:r>
             <w:r>
               <w:rPr>
@@ -1192,13 +1606,13 @@
               <w:lang w:eastAsia="es-ES"/>
             </w:rPr>
           </w:pPr>
-          <w:hyperlink w:anchor="_Toc194566908" w:history="1">
+          <w:hyperlink w:anchor="_Toc195007687" w:history="1">
             <w:r>
               <w:rPr>
                 <w:rStyle w:val="Hipervnculo"/>
                 <w:noProof/>
               </w:rPr>
-              <w:t>MLP</w:t>
+              <w:t>Árboles de Decisión</w:t>
             </w:r>
             <w:r>
               <w:rPr>
@@ -1219,7 +1633,7 @@
                 <w:noProof/>
                 <w:webHidden/>
               </w:rPr>
-              <w:instrText xml:space="preserve"> PAGEREF _Toc194566908 \h </w:instrText>
+              <w:instrText xml:space="preserve"> PAGEREF _Toc195007687 \h </w:instrText>
             </w:r>
             <w:r>
               <w:rPr>
@@ -1239,7 +1653,7 @@
                 <w:noProof/>
                 <w:webHidden/>
               </w:rPr>
-              <w:t>5</w:t>
+              <w:t>11</w:t>
             </w:r>
             <w:r>
               <w:rPr>
@@ -1264,13 +1678,13 @@
               <w:lang w:eastAsia="es-ES"/>
             </w:rPr>
           </w:pPr>
-          <w:hyperlink w:anchor="_Toc194566909" w:history="1">
+          <w:hyperlink w:anchor="_Toc195007688" w:history="1">
             <w:r>
               <w:rPr>
                 <w:rStyle w:val="Hipervnculo"/>
                 <w:noProof/>
               </w:rPr>
-              <w:t>Bosque Aleatorio</w:t>
+              <w:t>Máquinas de Vectores de Soporte</w:t>
             </w:r>
             <w:r>
               <w:rPr>
@@ -1291,7 +1705,7 @@
                 <w:noProof/>
                 <w:webHidden/>
               </w:rPr>
-              <w:instrText xml:space="preserve"> PAGEREF _Toc194566909 \h </w:instrText>
+              <w:instrText xml:space="preserve"> PAGEREF _Toc195007688 \h </w:instrText>
             </w:r>
             <w:r>
               <w:rPr>
@@ -1311,7 +1725,7 @@
                 <w:noProof/>
                 <w:webHidden/>
               </w:rPr>
-              <w:t>5</w:t>
+              <w:t>11</w:t>
             </w:r>
             <w:r>
               <w:rPr>
@@ -1324,7 +1738,7 @@
         </w:p>
         <w:p>
           <w:pPr>
-            <w:pStyle w:val="TDC2"/>
+            <w:pStyle w:val="TDC3"/>
             <w:tabs>
               <w:tab w:val="right" w:leader="dot" w:pos="8494"/>
             </w:tabs>
@@ -1336,13 +1750,13 @@
               <w:lang w:eastAsia="es-ES"/>
             </w:rPr>
           </w:pPr>
-          <w:hyperlink w:anchor="_Toc194566910" w:history="1">
+          <w:hyperlink w:anchor="_Toc195007689" w:history="1">
             <w:r>
               <w:rPr>
                 <w:rStyle w:val="Hipervnculo"/>
                 <w:noProof/>
               </w:rPr>
-              <w:t>3.5 Aplicación de modelos predictivos en la detección de trastornos del sueño</w:t>
+              <w:t>Perceptrón Multicapa (MLP)</w:t>
             </w:r>
             <w:r>
               <w:rPr>
@@ -1363,7 +1777,7 @@
                 <w:noProof/>
                 <w:webHidden/>
               </w:rPr>
-              <w:instrText xml:space="preserve"> PAGEREF _Toc194566910 \h </w:instrText>
+              <w:instrText xml:space="preserve"> PAGEREF _Toc195007689 \h </w:instrText>
             </w:r>
             <w:r>
               <w:rPr>
@@ -1383,7 +1797,7 @@
                 <w:noProof/>
                 <w:webHidden/>
               </w:rPr>
-              <w:t>5</w:t>
+              <w:t>11</w:t>
             </w:r>
             <w:r>
               <w:rPr>
@@ -1396,7 +1810,7 @@
         </w:p>
         <w:p>
           <w:pPr>
-            <w:pStyle w:val="TDC2"/>
+            <w:pStyle w:val="TDC3"/>
             <w:tabs>
               <w:tab w:val="right" w:leader="dot" w:pos="8494"/>
             </w:tabs>
@@ -1408,13 +1822,13 @@
               <w:lang w:eastAsia="es-ES"/>
             </w:rPr>
           </w:pPr>
-          <w:hyperlink w:anchor="_Toc194566911" w:history="1">
+          <w:hyperlink w:anchor="_Toc195007690" w:history="1">
             <w:r>
               <w:rPr>
                 <w:rStyle w:val="Hipervnculo"/>
                 <w:noProof/>
               </w:rPr>
-              <w:t>3.6 Fiabilidad y validación de dispositivos portátiles como el O2Ring</w:t>
+              <w:t>Random Forest</w:t>
             </w:r>
             <w:r>
               <w:rPr>
@@ -1435,7 +1849,7 @@
                 <w:noProof/>
                 <w:webHidden/>
               </w:rPr>
-              <w:instrText xml:space="preserve"> PAGEREF _Toc194566911 \h </w:instrText>
+              <w:instrText xml:space="preserve"> PAGEREF _Toc195007690 \h </w:instrText>
             </w:r>
             <w:r>
               <w:rPr>
@@ -1455,7 +1869,857 @@
                 <w:noProof/>
                 <w:webHidden/>
               </w:rPr>
-              <w:t>5</w:t>
+              <w:t>12</w:t>
+            </w:r>
+            <w:r>
+              <w:rPr>
+                <w:noProof/>
+                <w:webHidden/>
+              </w:rPr>
+              <w:fldChar w:fldCharType="end"/>
+            </w:r>
+          </w:hyperlink>
+        </w:p>
+        <w:p>
+          <w:pPr>
+            <w:pStyle w:val="TDC2"/>
+            <w:tabs>
+              <w:tab w:val="left" w:pos="960"/>
+              <w:tab w:val="right" w:leader="dot" w:pos="8494"/>
+            </w:tabs>
+            <w:rPr>
+              <w:rFonts w:eastAsiaTheme="minorEastAsia"/>
+              <w:noProof/>
+              <w:sz w:val="24"/>
+              <w:szCs w:val="24"/>
+              <w:lang w:eastAsia="es-ES"/>
+            </w:rPr>
+          </w:pPr>
+          <w:hyperlink w:anchor="_Toc195007691" w:history="1">
+            <w:r>
+              <w:rPr>
+                <w:rStyle w:val="Hipervnculo"/>
+                <w:noProof/>
+              </w:rPr>
+              <w:t>3.4</w:t>
+            </w:r>
+            <w:r>
+              <w:rPr>
+                <w:rFonts w:eastAsiaTheme="minorEastAsia"/>
+                <w:noProof/>
+                <w:sz w:val="24"/>
+                <w:szCs w:val="24"/>
+                <w:lang w:eastAsia="es-ES"/>
+              </w:rPr>
+              <w:tab/>
+            </w:r>
+            <w:r>
+              <w:rPr>
+                <w:rStyle w:val="Hipervnculo"/>
+                <w:noProof/>
+              </w:rPr>
+              <w:t>Métricas de evaluación de modelos predictivos</w:t>
+            </w:r>
+            <w:r>
+              <w:rPr>
+                <w:noProof/>
+                <w:webHidden/>
+              </w:rPr>
+              <w:tab/>
+            </w:r>
+            <w:r>
+              <w:rPr>
+                <w:noProof/>
+                <w:webHidden/>
+              </w:rPr>
+              <w:fldChar w:fldCharType="begin"/>
+            </w:r>
+            <w:r>
+              <w:rPr>
+                <w:noProof/>
+                <w:webHidden/>
+              </w:rPr>
+              <w:instrText xml:space="preserve"> PAGEREF _Toc195007691 \h </w:instrText>
+            </w:r>
+            <w:r>
+              <w:rPr>
+                <w:noProof/>
+                <w:webHidden/>
+              </w:rPr>
+            </w:r>
+            <w:r>
+              <w:rPr>
+                <w:noProof/>
+                <w:webHidden/>
+              </w:rPr>
+              <w:fldChar w:fldCharType="separate"/>
+            </w:r>
+            <w:r>
+              <w:rPr>
+                <w:noProof/>
+                <w:webHidden/>
+              </w:rPr>
+              <w:t>12</w:t>
+            </w:r>
+            <w:r>
+              <w:rPr>
+                <w:noProof/>
+                <w:webHidden/>
+              </w:rPr>
+              <w:fldChar w:fldCharType="end"/>
+            </w:r>
+          </w:hyperlink>
+        </w:p>
+        <w:p>
+          <w:pPr>
+            <w:pStyle w:val="TDC3"/>
+            <w:tabs>
+              <w:tab w:val="right" w:leader="dot" w:pos="8494"/>
+            </w:tabs>
+            <w:rPr>
+              <w:rFonts w:eastAsiaTheme="minorEastAsia"/>
+              <w:noProof/>
+              <w:sz w:val="24"/>
+              <w:szCs w:val="24"/>
+              <w:lang w:eastAsia="es-ES"/>
+            </w:rPr>
+          </w:pPr>
+          <w:hyperlink w:anchor="_Toc195007692" w:history="1">
+            <w:r>
+              <w:rPr>
+                <w:rStyle w:val="Hipervnculo"/>
+                <w:noProof/>
+              </w:rPr>
+              <w:t>Matriz de confusión</w:t>
+            </w:r>
+            <w:r>
+              <w:rPr>
+                <w:noProof/>
+                <w:webHidden/>
+              </w:rPr>
+              <w:tab/>
+            </w:r>
+            <w:r>
+              <w:rPr>
+                <w:noProof/>
+                <w:webHidden/>
+              </w:rPr>
+              <w:fldChar w:fldCharType="begin"/>
+            </w:r>
+            <w:r>
+              <w:rPr>
+                <w:noProof/>
+                <w:webHidden/>
+              </w:rPr>
+              <w:instrText xml:space="preserve"> PAGEREF _Toc195007692 \h </w:instrText>
+            </w:r>
+            <w:r>
+              <w:rPr>
+                <w:noProof/>
+                <w:webHidden/>
+              </w:rPr>
+            </w:r>
+            <w:r>
+              <w:rPr>
+                <w:noProof/>
+                <w:webHidden/>
+              </w:rPr>
+              <w:fldChar w:fldCharType="separate"/>
+            </w:r>
+            <w:r>
+              <w:rPr>
+                <w:noProof/>
+                <w:webHidden/>
+              </w:rPr>
+              <w:t>12</w:t>
+            </w:r>
+            <w:r>
+              <w:rPr>
+                <w:noProof/>
+                <w:webHidden/>
+              </w:rPr>
+              <w:fldChar w:fldCharType="end"/>
+            </w:r>
+          </w:hyperlink>
+        </w:p>
+        <w:p>
+          <w:pPr>
+            <w:pStyle w:val="TDC3"/>
+            <w:tabs>
+              <w:tab w:val="left" w:pos="960"/>
+              <w:tab w:val="right" w:leader="dot" w:pos="8494"/>
+            </w:tabs>
+            <w:rPr>
+              <w:rFonts w:eastAsiaTheme="minorEastAsia"/>
+              <w:noProof/>
+              <w:sz w:val="24"/>
+              <w:szCs w:val="24"/>
+              <w:lang w:eastAsia="es-ES"/>
+            </w:rPr>
+          </w:pPr>
+          <w:hyperlink w:anchor="_Toc195007693" w:history="1">
+            <w:r>
+              <w:rPr>
+                <w:rStyle w:val="Hipervnculo"/>
+                <w:rFonts w:ascii="Aptos" w:hAnsi="Aptos"/>
+                <w:noProof/>
+              </w:rPr>
+              <w:t>-</w:t>
+            </w:r>
+            <w:r>
+              <w:rPr>
+                <w:rFonts w:eastAsiaTheme="minorEastAsia"/>
+                <w:noProof/>
+                <w:sz w:val="24"/>
+                <w:szCs w:val="24"/>
+                <w:lang w:eastAsia="es-ES"/>
+              </w:rPr>
+              <w:tab/>
+            </w:r>
+            <w:r>
+              <w:rPr>
+                <w:rStyle w:val="Hipervnculo"/>
+                <w:noProof/>
+              </w:rPr>
+              <w:t>Accuracy (Exactitud)</w:t>
+            </w:r>
+            <w:r>
+              <w:rPr>
+                <w:noProof/>
+                <w:webHidden/>
+              </w:rPr>
+              <w:tab/>
+            </w:r>
+            <w:r>
+              <w:rPr>
+                <w:noProof/>
+                <w:webHidden/>
+              </w:rPr>
+              <w:fldChar w:fldCharType="begin"/>
+            </w:r>
+            <w:r>
+              <w:rPr>
+                <w:noProof/>
+                <w:webHidden/>
+              </w:rPr>
+              <w:instrText xml:space="preserve"> PAGEREF _Toc195007693 \h </w:instrText>
+            </w:r>
+            <w:r>
+              <w:rPr>
+                <w:noProof/>
+                <w:webHidden/>
+              </w:rPr>
+            </w:r>
+            <w:r>
+              <w:rPr>
+                <w:noProof/>
+                <w:webHidden/>
+              </w:rPr>
+              <w:fldChar w:fldCharType="separate"/>
+            </w:r>
+            <w:r>
+              <w:rPr>
+                <w:noProof/>
+                <w:webHidden/>
+              </w:rPr>
+              <w:t>13</w:t>
+            </w:r>
+            <w:r>
+              <w:rPr>
+                <w:noProof/>
+                <w:webHidden/>
+              </w:rPr>
+              <w:fldChar w:fldCharType="end"/>
+            </w:r>
+          </w:hyperlink>
+        </w:p>
+        <w:p>
+          <w:pPr>
+            <w:pStyle w:val="TDC3"/>
+            <w:tabs>
+              <w:tab w:val="left" w:pos="960"/>
+              <w:tab w:val="right" w:leader="dot" w:pos="8494"/>
+            </w:tabs>
+            <w:rPr>
+              <w:rFonts w:eastAsiaTheme="minorEastAsia"/>
+              <w:noProof/>
+              <w:sz w:val="24"/>
+              <w:szCs w:val="24"/>
+              <w:lang w:eastAsia="es-ES"/>
+            </w:rPr>
+          </w:pPr>
+          <w:hyperlink w:anchor="_Toc195007694" w:history="1">
+            <w:r>
+              <w:rPr>
+                <w:rStyle w:val="Hipervnculo"/>
+                <w:rFonts w:ascii="Aptos" w:hAnsi="Aptos"/>
+                <w:noProof/>
+              </w:rPr>
+              <w:t>-</w:t>
+            </w:r>
+            <w:r>
+              <w:rPr>
+                <w:rFonts w:eastAsiaTheme="minorEastAsia"/>
+                <w:noProof/>
+                <w:sz w:val="24"/>
+                <w:szCs w:val="24"/>
+                <w:lang w:eastAsia="es-ES"/>
+              </w:rPr>
+              <w:tab/>
+            </w:r>
+            <w:r>
+              <w:rPr>
+                <w:rStyle w:val="Hipervnculo"/>
+                <w:noProof/>
+              </w:rPr>
+              <w:t>Precision (Precisión)</w:t>
+            </w:r>
+            <w:r>
+              <w:rPr>
+                <w:noProof/>
+                <w:webHidden/>
+              </w:rPr>
+              <w:tab/>
+            </w:r>
+            <w:r>
+              <w:rPr>
+                <w:noProof/>
+                <w:webHidden/>
+              </w:rPr>
+              <w:fldChar w:fldCharType="begin"/>
+            </w:r>
+            <w:r>
+              <w:rPr>
+                <w:noProof/>
+                <w:webHidden/>
+              </w:rPr>
+              <w:instrText xml:space="preserve"> PAGEREF _Toc195007694 \h </w:instrText>
+            </w:r>
+            <w:r>
+              <w:rPr>
+                <w:noProof/>
+                <w:webHidden/>
+              </w:rPr>
+            </w:r>
+            <w:r>
+              <w:rPr>
+                <w:noProof/>
+                <w:webHidden/>
+              </w:rPr>
+              <w:fldChar w:fldCharType="separate"/>
+            </w:r>
+            <w:r>
+              <w:rPr>
+                <w:noProof/>
+                <w:webHidden/>
+              </w:rPr>
+              <w:t>13</w:t>
+            </w:r>
+            <w:r>
+              <w:rPr>
+                <w:noProof/>
+                <w:webHidden/>
+              </w:rPr>
+              <w:fldChar w:fldCharType="end"/>
+            </w:r>
+          </w:hyperlink>
+        </w:p>
+        <w:p>
+          <w:pPr>
+            <w:pStyle w:val="TDC3"/>
+            <w:tabs>
+              <w:tab w:val="left" w:pos="960"/>
+              <w:tab w:val="right" w:leader="dot" w:pos="8494"/>
+            </w:tabs>
+            <w:rPr>
+              <w:rFonts w:eastAsiaTheme="minorEastAsia"/>
+              <w:noProof/>
+              <w:sz w:val="24"/>
+              <w:szCs w:val="24"/>
+              <w:lang w:eastAsia="es-ES"/>
+            </w:rPr>
+          </w:pPr>
+          <w:hyperlink w:anchor="_Toc195007695" w:history="1">
+            <w:r>
+              <w:rPr>
+                <w:rStyle w:val="Hipervnculo"/>
+                <w:rFonts w:ascii="Aptos" w:hAnsi="Aptos"/>
+                <w:noProof/>
+              </w:rPr>
+              <w:t>-</w:t>
+            </w:r>
+            <w:r>
+              <w:rPr>
+                <w:rFonts w:eastAsiaTheme="minorEastAsia"/>
+                <w:noProof/>
+                <w:sz w:val="24"/>
+                <w:szCs w:val="24"/>
+                <w:lang w:eastAsia="es-ES"/>
+              </w:rPr>
+              <w:tab/>
+            </w:r>
+            <w:r>
+              <w:rPr>
+                <w:rStyle w:val="Hipervnculo"/>
+                <w:noProof/>
+              </w:rPr>
+              <w:t>Recall (Sensibilidad o Tasa de verdaderos positivos)</w:t>
+            </w:r>
+            <w:r>
+              <w:rPr>
+                <w:noProof/>
+                <w:webHidden/>
+              </w:rPr>
+              <w:tab/>
+            </w:r>
+            <w:r>
+              <w:rPr>
+                <w:noProof/>
+                <w:webHidden/>
+              </w:rPr>
+              <w:fldChar w:fldCharType="begin"/>
+            </w:r>
+            <w:r>
+              <w:rPr>
+                <w:noProof/>
+                <w:webHidden/>
+              </w:rPr>
+              <w:instrText xml:space="preserve"> PAGEREF _Toc195007695 \h </w:instrText>
+            </w:r>
+            <w:r>
+              <w:rPr>
+                <w:noProof/>
+                <w:webHidden/>
+              </w:rPr>
+            </w:r>
+            <w:r>
+              <w:rPr>
+                <w:noProof/>
+                <w:webHidden/>
+              </w:rPr>
+              <w:fldChar w:fldCharType="separate"/>
+            </w:r>
+            <w:r>
+              <w:rPr>
+                <w:noProof/>
+                <w:webHidden/>
+              </w:rPr>
+              <w:t>13</w:t>
+            </w:r>
+            <w:r>
+              <w:rPr>
+                <w:noProof/>
+                <w:webHidden/>
+              </w:rPr>
+              <w:fldChar w:fldCharType="end"/>
+            </w:r>
+          </w:hyperlink>
+        </w:p>
+        <w:p>
+          <w:pPr>
+            <w:pStyle w:val="TDC3"/>
+            <w:tabs>
+              <w:tab w:val="left" w:pos="960"/>
+              <w:tab w:val="right" w:leader="dot" w:pos="8494"/>
+            </w:tabs>
+            <w:rPr>
+              <w:rFonts w:eastAsiaTheme="minorEastAsia"/>
+              <w:noProof/>
+              <w:sz w:val="24"/>
+              <w:szCs w:val="24"/>
+              <w:lang w:eastAsia="es-ES"/>
+            </w:rPr>
+          </w:pPr>
+          <w:hyperlink w:anchor="_Toc195007696" w:history="1">
+            <w:r>
+              <w:rPr>
+                <w:rStyle w:val="Hipervnculo"/>
+                <w:rFonts w:ascii="Aptos" w:hAnsi="Aptos"/>
+                <w:noProof/>
+              </w:rPr>
+              <w:t>-</w:t>
+            </w:r>
+            <w:r>
+              <w:rPr>
+                <w:rFonts w:eastAsiaTheme="minorEastAsia"/>
+                <w:noProof/>
+                <w:sz w:val="24"/>
+                <w:szCs w:val="24"/>
+                <w:lang w:eastAsia="es-ES"/>
+              </w:rPr>
+              <w:tab/>
+            </w:r>
+            <w:r>
+              <w:rPr>
+                <w:rStyle w:val="Hipervnculo"/>
+                <w:noProof/>
+              </w:rPr>
+              <w:t>F1 Score</w:t>
+            </w:r>
+            <w:r>
+              <w:rPr>
+                <w:noProof/>
+                <w:webHidden/>
+              </w:rPr>
+              <w:tab/>
+            </w:r>
+            <w:r>
+              <w:rPr>
+                <w:noProof/>
+                <w:webHidden/>
+              </w:rPr>
+              <w:fldChar w:fldCharType="begin"/>
+            </w:r>
+            <w:r>
+              <w:rPr>
+                <w:noProof/>
+                <w:webHidden/>
+              </w:rPr>
+              <w:instrText xml:space="preserve"> PAGEREF _Toc195007696 \h </w:instrText>
+            </w:r>
+            <w:r>
+              <w:rPr>
+                <w:noProof/>
+                <w:webHidden/>
+              </w:rPr>
+            </w:r>
+            <w:r>
+              <w:rPr>
+                <w:noProof/>
+                <w:webHidden/>
+              </w:rPr>
+              <w:fldChar w:fldCharType="separate"/>
+            </w:r>
+            <w:r>
+              <w:rPr>
+                <w:noProof/>
+                <w:webHidden/>
+              </w:rPr>
+              <w:t>13</w:t>
+            </w:r>
+            <w:r>
+              <w:rPr>
+                <w:noProof/>
+                <w:webHidden/>
+              </w:rPr>
+              <w:fldChar w:fldCharType="end"/>
+            </w:r>
+          </w:hyperlink>
+        </w:p>
+        <w:p>
+          <w:pPr>
+            <w:pStyle w:val="TDC3"/>
+            <w:tabs>
+              <w:tab w:val="right" w:leader="dot" w:pos="8494"/>
+            </w:tabs>
+            <w:rPr>
+              <w:rFonts w:eastAsiaTheme="minorEastAsia"/>
+              <w:noProof/>
+              <w:sz w:val="24"/>
+              <w:szCs w:val="24"/>
+              <w:lang w:eastAsia="es-ES"/>
+            </w:rPr>
+          </w:pPr>
+          <w:hyperlink w:anchor="_Toc195007697" w:history="1">
+            <w:r>
+              <w:rPr>
+                <w:rStyle w:val="Hipervnculo"/>
+                <w:noProof/>
+              </w:rPr>
+              <w:t>Curva ROC y AUC (Área bajo la curva)</w:t>
+            </w:r>
+            <w:r>
+              <w:rPr>
+                <w:noProof/>
+                <w:webHidden/>
+              </w:rPr>
+              <w:tab/>
+            </w:r>
+            <w:r>
+              <w:rPr>
+                <w:noProof/>
+                <w:webHidden/>
+              </w:rPr>
+              <w:fldChar w:fldCharType="begin"/>
+            </w:r>
+            <w:r>
+              <w:rPr>
+                <w:noProof/>
+                <w:webHidden/>
+              </w:rPr>
+              <w:instrText xml:space="preserve"> PAGEREF _Toc195007697 \h </w:instrText>
+            </w:r>
+            <w:r>
+              <w:rPr>
+                <w:noProof/>
+                <w:webHidden/>
+              </w:rPr>
+            </w:r>
+            <w:r>
+              <w:rPr>
+                <w:noProof/>
+                <w:webHidden/>
+              </w:rPr>
+              <w:fldChar w:fldCharType="separate"/>
+            </w:r>
+            <w:r>
+              <w:rPr>
+                <w:noProof/>
+                <w:webHidden/>
+              </w:rPr>
+              <w:t>14</w:t>
+            </w:r>
+            <w:r>
+              <w:rPr>
+                <w:noProof/>
+                <w:webHidden/>
+              </w:rPr>
+              <w:fldChar w:fldCharType="end"/>
+            </w:r>
+          </w:hyperlink>
+        </w:p>
+        <w:p>
+          <w:pPr>
+            <w:pStyle w:val="TDC3"/>
+            <w:tabs>
+              <w:tab w:val="right" w:leader="dot" w:pos="8494"/>
+            </w:tabs>
+            <w:rPr>
+              <w:rFonts w:eastAsiaTheme="minorEastAsia"/>
+              <w:noProof/>
+              <w:sz w:val="24"/>
+              <w:szCs w:val="24"/>
+              <w:lang w:eastAsia="es-ES"/>
+            </w:rPr>
+          </w:pPr>
+          <w:hyperlink w:anchor="_Toc195007698" w:history="1">
+            <w:r>
+              <w:rPr>
+                <w:rStyle w:val="Hipervnculo"/>
+                <w:noProof/>
+              </w:rPr>
+              <w:t>Curva Precision-Recall y AUC-PR</w:t>
+            </w:r>
+            <w:r>
+              <w:rPr>
+                <w:noProof/>
+                <w:webHidden/>
+              </w:rPr>
+              <w:tab/>
+            </w:r>
+            <w:r>
+              <w:rPr>
+                <w:noProof/>
+                <w:webHidden/>
+              </w:rPr>
+              <w:fldChar w:fldCharType="begin"/>
+            </w:r>
+            <w:r>
+              <w:rPr>
+                <w:noProof/>
+                <w:webHidden/>
+              </w:rPr>
+              <w:instrText xml:space="preserve"> PAGEREF _Toc195007698 \h </w:instrText>
+            </w:r>
+            <w:r>
+              <w:rPr>
+                <w:noProof/>
+                <w:webHidden/>
+              </w:rPr>
+            </w:r>
+            <w:r>
+              <w:rPr>
+                <w:noProof/>
+                <w:webHidden/>
+              </w:rPr>
+              <w:fldChar w:fldCharType="separate"/>
+            </w:r>
+            <w:r>
+              <w:rPr>
+                <w:noProof/>
+                <w:webHidden/>
+              </w:rPr>
+              <w:t>14</w:t>
+            </w:r>
+            <w:r>
+              <w:rPr>
+                <w:noProof/>
+                <w:webHidden/>
+              </w:rPr>
+              <w:fldChar w:fldCharType="end"/>
+            </w:r>
+          </w:hyperlink>
+        </w:p>
+        <w:p>
+          <w:pPr>
+            <w:pStyle w:val="TDC2"/>
+            <w:tabs>
+              <w:tab w:val="left" w:pos="960"/>
+              <w:tab w:val="right" w:leader="dot" w:pos="8494"/>
+            </w:tabs>
+            <w:rPr>
+              <w:rFonts w:eastAsiaTheme="minorEastAsia"/>
+              <w:noProof/>
+              <w:sz w:val="24"/>
+              <w:szCs w:val="24"/>
+              <w:lang w:eastAsia="es-ES"/>
+            </w:rPr>
+          </w:pPr>
+          <w:hyperlink w:anchor="_Toc195007699" w:history="1">
+            <w:r>
+              <w:rPr>
+                <w:rStyle w:val="Hipervnculo"/>
+                <w:noProof/>
+              </w:rPr>
+              <w:t>3.5</w:t>
+            </w:r>
+            <w:r>
+              <w:rPr>
+                <w:rFonts w:eastAsiaTheme="minorEastAsia"/>
+                <w:noProof/>
+                <w:sz w:val="24"/>
+                <w:szCs w:val="24"/>
+                <w:lang w:eastAsia="es-ES"/>
+              </w:rPr>
+              <w:tab/>
+            </w:r>
+            <w:r>
+              <w:rPr>
+                <w:rStyle w:val="Hipervnculo"/>
+                <w:noProof/>
+              </w:rPr>
+              <w:t>Aplicación de modelos predictivos en la detección de trastornos del sueño</w:t>
+            </w:r>
+            <w:r>
+              <w:rPr>
+                <w:noProof/>
+                <w:webHidden/>
+              </w:rPr>
+              <w:tab/>
+            </w:r>
+            <w:r>
+              <w:rPr>
+                <w:noProof/>
+                <w:webHidden/>
+              </w:rPr>
+              <w:fldChar w:fldCharType="begin"/>
+            </w:r>
+            <w:r>
+              <w:rPr>
+                <w:noProof/>
+                <w:webHidden/>
+              </w:rPr>
+              <w:instrText xml:space="preserve"> PAGEREF _Toc195007699 \h </w:instrText>
+            </w:r>
+            <w:r>
+              <w:rPr>
+                <w:noProof/>
+                <w:webHidden/>
+              </w:rPr>
+            </w:r>
+            <w:r>
+              <w:rPr>
+                <w:noProof/>
+                <w:webHidden/>
+              </w:rPr>
+              <w:fldChar w:fldCharType="separate"/>
+            </w:r>
+            <w:r>
+              <w:rPr>
+                <w:noProof/>
+                <w:webHidden/>
+              </w:rPr>
+              <w:t>14</w:t>
+            </w:r>
+            <w:r>
+              <w:rPr>
+                <w:noProof/>
+                <w:webHidden/>
+              </w:rPr>
+              <w:fldChar w:fldCharType="end"/>
+            </w:r>
+          </w:hyperlink>
+        </w:p>
+        <w:p>
+          <w:pPr>
+            <w:pStyle w:val="TDC2"/>
+            <w:tabs>
+              <w:tab w:val="left" w:pos="960"/>
+              <w:tab w:val="right" w:leader="dot" w:pos="8494"/>
+            </w:tabs>
+            <w:rPr>
+              <w:rFonts w:eastAsiaTheme="minorEastAsia"/>
+              <w:noProof/>
+              <w:sz w:val="24"/>
+              <w:szCs w:val="24"/>
+              <w:lang w:eastAsia="es-ES"/>
+            </w:rPr>
+          </w:pPr>
+          <w:hyperlink w:anchor="_Toc195007700" w:history="1">
+            <w:r>
+              <w:rPr>
+                <w:rStyle w:val="Hipervnculo"/>
+                <w:noProof/>
+              </w:rPr>
+              <w:t>3.6</w:t>
+            </w:r>
+            <w:r>
+              <w:rPr>
+                <w:rFonts w:eastAsiaTheme="minorEastAsia"/>
+                <w:noProof/>
+                <w:sz w:val="24"/>
+                <w:szCs w:val="24"/>
+                <w:lang w:eastAsia="es-ES"/>
+              </w:rPr>
+              <w:tab/>
+            </w:r>
+            <w:r>
+              <w:rPr>
+                <w:rStyle w:val="Hipervnculo"/>
+                <w:noProof/>
+              </w:rPr>
+              <w:t>Fiabilidad y validación de dispositivos portátiles como el O2Ring</w:t>
+            </w:r>
+            <w:r>
+              <w:rPr>
+                <w:noProof/>
+                <w:webHidden/>
+              </w:rPr>
+              <w:tab/>
+            </w:r>
+            <w:r>
+              <w:rPr>
+                <w:noProof/>
+                <w:webHidden/>
+              </w:rPr>
+              <w:fldChar w:fldCharType="begin"/>
+            </w:r>
+            <w:r>
+              <w:rPr>
+                <w:noProof/>
+                <w:webHidden/>
+              </w:rPr>
+              <w:instrText xml:space="preserve"> PAGEREF _Toc195007700 \h </w:instrText>
+            </w:r>
+            <w:r>
+              <w:rPr>
+                <w:noProof/>
+                <w:webHidden/>
+              </w:rPr>
+            </w:r>
+            <w:r>
+              <w:rPr>
+                <w:noProof/>
+                <w:webHidden/>
+              </w:rPr>
+              <w:fldChar w:fldCharType="separate"/>
+            </w:r>
+            <w:r>
+              <w:rPr>
+                <w:noProof/>
+                <w:webHidden/>
+              </w:rPr>
+              <w:t>14</w:t>
             </w:r>
             <w:r>
               <w:rPr>
@@ -1481,7 +2745,7 @@
               <w:lang w:eastAsia="es-ES"/>
             </w:rPr>
           </w:pPr>
-          <w:hyperlink w:anchor="_Toc194566912" w:history="1">
+          <w:hyperlink w:anchor="_Toc195007701" w:history="1">
             <w:r>
               <w:rPr>
                 <w:rStyle w:val="Hipervnculo"/>
@@ -1525,7 +2789,7 @@
                 <w:noProof/>
                 <w:webHidden/>
               </w:rPr>
-              <w:instrText xml:space="preserve"> PAGEREF _Toc194566912 \h </w:instrText>
+              <w:instrText xml:space="preserve"> PAGEREF _Toc195007701 \h </w:instrText>
             </w:r>
             <w:r>
               <w:rPr>
@@ -1545,7 +2809,7 @@
                 <w:noProof/>
                 <w:webHidden/>
               </w:rPr>
-              <w:t>5</w:t>
+              <w:t>14</w:t>
             </w:r>
             <w:r>
               <w:rPr>
@@ -1571,7 +2835,7 @@
               <w:lang w:eastAsia="es-ES"/>
             </w:rPr>
           </w:pPr>
-          <w:hyperlink w:anchor="_Toc194566913" w:history="1">
+          <w:hyperlink w:anchor="_Toc195007702" w:history="1">
             <w:r>
               <w:rPr>
                 <w:rStyle w:val="Hipervnculo"/>
@@ -1615,7 +2879,7 @@
                 <w:noProof/>
                 <w:webHidden/>
               </w:rPr>
-              <w:instrText xml:space="preserve"> PAGEREF _Toc194566913 \h </w:instrText>
+              <w:instrText xml:space="preserve"> PAGEREF _Toc195007702 \h </w:instrText>
             </w:r>
             <w:r>
               <w:rPr>
@@ -1635,7 +2899,7 @@
                 <w:noProof/>
                 <w:webHidden/>
               </w:rPr>
-              <w:t>5</w:t>
+              <w:t>14</w:t>
             </w:r>
             <w:r>
               <w:rPr>
@@ -1660,13 +2924,13 @@
               <w:lang w:eastAsia="es-ES"/>
             </w:rPr>
           </w:pPr>
-          <w:hyperlink w:anchor="_Toc194566914" w:history="1">
+          <w:hyperlink w:anchor="_Toc195007703" w:history="1">
             <w:r>
               <w:rPr>
                 <w:rStyle w:val="Hipervnculo"/>
                 <w:noProof/>
               </w:rPr>
-              <w:t>Técnicas y herramientas ???</w:t>
+              <w:t>Técnicas y herramientas???</w:t>
             </w:r>
             <w:r>
               <w:rPr>
@@ -1687,7 +2951,7 @@
                 <w:noProof/>
                 <w:webHidden/>
               </w:rPr>
-              <w:instrText xml:space="preserve"> PAGEREF _Toc194566914 \h </w:instrText>
+              <w:instrText xml:space="preserve"> PAGEREF _Toc195007703 \h </w:instrText>
             </w:r>
             <w:r>
               <w:rPr>
@@ -1707,7 +2971,7 @@
                 <w:noProof/>
                 <w:webHidden/>
               </w:rPr>
-              <w:t>5</w:t>
+              <w:t>14</w:t>
             </w:r>
             <w:r>
               <w:rPr>
@@ -1732,13 +2996,13 @@
               <w:lang w:eastAsia="es-ES"/>
             </w:rPr>
           </w:pPr>
-          <w:hyperlink w:anchor="_Toc194566915" w:history="1">
+          <w:hyperlink w:anchor="_Toc195007704" w:history="1">
             <w:r>
               <w:rPr>
                 <w:rStyle w:val="Hipervnculo"/>
                 <w:noProof/>
               </w:rPr>
-              <w:t>Descripción de los datos</w:t>
+              <w:t>Descripción del conjunto de datos</w:t>
             </w:r>
             <w:r>
               <w:rPr>
@@ -1759,7 +3023,7 @@
                 <w:noProof/>
                 <w:webHidden/>
               </w:rPr>
-              <w:instrText xml:space="preserve"> PAGEREF _Toc194566915 \h </w:instrText>
+              <w:instrText xml:space="preserve"> PAGEREF _Toc195007704 \h </w:instrText>
             </w:r>
             <w:r>
               <w:rPr>
@@ -1779,7 +3043,367 @@
                 <w:noProof/>
                 <w:webHidden/>
               </w:rPr>
-              <w:t>5</w:t>
+              <w:t>15</w:t>
+            </w:r>
+            <w:r>
+              <w:rPr>
+                <w:noProof/>
+                <w:webHidden/>
+              </w:rPr>
+              <w:fldChar w:fldCharType="end"/>
+            </w:r>
+          </w:hyperlink>
+        </w:p>
+        <w:p>
+          <w:pPr>
+            <w:pStyle w:val="TDC3"/>
+            <w:tabs>
+              <w:tab w:val="right" w:leader="dot" w:pos="8494"/>
+            </w:tabs>
+            <w:rPr>
+              <w:rFonts w:eastAsiaTheme="minorEastAsia"/>
+              <w:noProof/>
+              <w:sz w:val="24"/>
+              <w:szCs w:val="24"/>
+              <w:lang w:eastAsia="es-ES"/>
+            </w:rPr>
+          </w:pPr>
+          <w:hyperlink w:anchor="_Toc195007705" w:history="1">
+            <w:r>
+              <w:rPr>
+                <w:rStyle w:val="Hipervnculo"/>
+                <w:noProof/>
+              </w:rPr>
+              <w:t>Preprocesamiento de los datos</w:t>
+            </w:r>
+            <w:r>
+              <w:rPr>
+                <w:noProof/>
+                <w:webHidden/>
+              </w:rPr>
+              <w:tab/>
+            </w:r>
+            <w:r>
+              <w:rPr>
+                <w:noProof/>
+                <w:webHidden/>
+              </w:rPr>
+              <w:fldChar w:fldCharType="begin"/>
+            </w:r>
+            <w:r>
+              <w:rPr>
+                <w:noProof/>
+                <w:webHidden/>
+              </w:rPr>
+              <w:instrText xml:space="preserve"> PAGEREF _Toc195007705 \h </w:instrText>
+            </w:r>
+            <w:r>
+              <w:rPr>
+                <w:noProof/>
+                <w:webHidden/>
+              </w:rPr>
+            </w:r>
+            <w:r>
+              <w:rPr>
+                <w:noProof/>
+                <w:webHidden/>
+              </w:rPr>
+              <w:fldChar w:fldCharType="separate"/>
+            </w:r>
+            <w:r>
+              <w:rPr>
+                <w:noProof/>
+                <w:webHidden/>
+              </w:rPr>
+              <w:t>15</w:t>
+            </w:r>
+            <w:r>
+              <w:rPr>
+                <w:noProof/>
+                <w:webHidden/>
+              </w:rPr>
+              <w:fldChar w:fldCharType="end"/>
+            </w:r>
+          </w:hyperlink>
+        </w:p>
+        <w:p>
+          <w:pPr>
+            <w:pStyle w:val="TDC3"/>
+            <w:tabs>
+              <w:tab w:val="right" w:leader="dot" w:pos="8494"/>
+            </w:tabs>
+            <w:rPr>
+              <w:rFonts w:eastAsiaTheme="minorEastAsia"/>
+              <w:noProof/>
+              <w:sz w:val="24"/>
+              <w:szCs w:val="24"/>
+              <w:lang w:eastAsia="es-ES"/>
+            </w:rPr>
+          </w:pPr>
+          <w:hyperlink w:anchor="_Toc195007706" w:history="1">
+            <w:r>
+              <w:rPr>
+                <w:rStyle w:val="Hipervnculo"/>
+                <w:noProof/>
+              </w:rPr>
+              <w:t>Anáisis exploratorio de los datos (EDA)</w:t>
+            </w:r>
+            <w:r>
+              <w:rPr>
+                <w:noProof/>
+                <w:webHidden/>
+              </w:rPr>
+              <w:tab/>
+            </w:r>
+            <w:r>
+              <w:rPr>
+                <w:noProof/>
+                <w:webHidden/>
+              </w:rPr>
+              <w:fldChar w:fldCharType="begin"/>
+            </w:r>
+            <w:r>
+              <w:rPr>
+                <w:noProof/>
+                <w:webHidden/>
+              </w:rPr>
+              <w:instrText xml:space="preserve"> PAGEREF _Toc195007706 \h </w:instrText>
+            </w:r>
+            <w:r>
+              <w:rPr>
+                <w:noProof/>
+                <w:webHidden/>
+              </w:rPr>
+            </w:r>
+            <w:r>
+              <w:rPr>
+                <w:noProof/>
+                <w:webHidden/>
+              </w:rPr>
+              <w:fldChar w:fldCharType="separate"/>
+            </w:r>
+            <w:r>
+              <w:rPr>
+                <w:noProof/>
+                <w:webHidden/>
+              </w:rPr>
+              <w:t>15</w:t>
+            </w:r>
+            <w:r>
+              <w:rPr>
+                <w:noProof/>
+                <w:webHidden/>
+              </w:rPr>
+              <w:fldChar w:fldCharType="end"/>
+            </w:r>
+          </w:hyperlink>
+        </w:p>
+        <w:p>
+          <w:pPr>
+            <w:pStyle w:val="TDC3"/>
+            <w:tabs>
+              <w:tab w:val="right" w:leader="dot" w:pos="8494"/>
+            </w:tabs>
+            <w:rPr>
+              <w:rFonts w:eastAsiaTheme="minorEastAsia"/>
+              <w:noProof/>
+              <w:sz w:val="24"/>
+              <w:szCs w:val="24"/>
+              <w:lang w:eastAsia="es-ES"/>
+            </w:rPr>
+          </w:pPr>
+          <w:hyperlink w:anchor="_Toc195007707" w:history="1">
+            <w:r>
+              <w:rPr>
+                <w:rStyle w:val="Hipervnculo"/>
+                <w:noProof/>
+              </w:rPr>
+              <w:t>Selección y desarrollo (entrenamiento) de modelos predictivos</w:t>
+            </w:r>
+            <w:r>
+              <w:rPr>
+                <w:noProof/>
+                <w:webHidden/>
+              </w:rPr>
+              <w:tab/>
+            </w:r>
+            <w:r>
+              <w:rPr>
+                <w:noProof/>
+                <w:webHidden/>
+              </w:rPr>
+              <w:fldChar w:fldCharType="begin"/>
+            </w:r>
+            <w:r>
+              <w:rPr>
+                <w:noProof/>
+                <w:webHidden/>
+              </w:rPr>
+              <w:instrText xml:space="preserve"> PAGEREF _Toc195007707 \h </w:instrText>
+            </w:r>
+            <w:r>
+              <w:rPr>
+                <w:noProof/>
+                <w:webHidden/>
+              </w:rPr>
+            </w:r>
+            <w:r>
+              <w:rPr>
+                <w:noProof/>
+                <w:webHidden/>
+              </w:rPr>
+              <w:fldChar w:fldCharType="separate"/>
+            </w:r>
+            <w:r>
+              <w:rPr>
+                <w:noProof/>
+                <w:webHidden/>
+              </w:rPr>
+              <w:t>15</w:t>
+            </w:r>
+            <w:r>
+              <w:rPr>
+                <w:noProof/>
+                <w:webHidden/>
+              </w:rPr>
+              <w:fldChar w:fldCharType="end"/>
+            </w:r>
+          </w:hyperlink>
+        </w:p>
+        <w:p>
+          <w:pPr>
+            <w:pStyle w:val="TDC3"/>
+            <w:tabs>
+              <w:tab w:val="right" w:leader="dot" w:pos="8494"/>
+            </w:tabs>
+            <w:rPr>
+              <w:rFonts w:eastAsiaTheme="minorEastAsia"/>
+              <w:noProof/>
+              <w:sz w:val="24"/>
+              <w:szCs w:val="24"/>
+              <w:lang w:eastAsia="es-ES"/>
+            </w:rPr>
+          </w:pPr>
+          <w:hyperlink w:anchor="_Toc195007708" w:history="1">
+            <w:r>
+              <w:rPr>
+                <w:rStyle w:val="Hipervnculo"/>
+                <w:noProof/>
+              </w:rPr>
+              <w:t>Ajuste de hiperparámetros</w:t>
+            </w:r>
+            <w:r>
+              <w:rPr>
+                <w:noProof/>
+                <w:webHidden/>
+              </w:rPr>
+              <w:tab/>
+            </w:r>
+            <w:r>
+              <w:rPr>
+                <w:noProof/>
+                <w:webHidden/>
+              </w:rPr>
+              <w:fldChar w:fldCharType="begin"/>
+            </w:r>
+            <w:r>
+              <w:rPr>
+                <w:noProof/>
+                <w:webHidden/>
+              </w:rPr>
+              <w:instrText xml:space="preserve"> PAGEREF _Toc195007708 \h </w:instrText>
+            </w:r>
+            <w:r>
+              <w:rPr>
+                <w:noProof/>
+                <w:webHidden/>
+              </w:rPr>
+            </w:r>
+            <w:r>
+              <w:rPr>
+                <w:noProof/>
+                <w:webHidden/>
+              </w:rPr>
+              <w:fldChar w:fldCharType="separate"/>
+            </w:r>
+            <w:r>
+              <w:rPr>
+                <w:noProof/>
+                <w:webHidden/>
+              </w:rPr>
+              <w:t>15</w:t>
+            </w:r>
+            <w:r>
+              <w:rPr>
+                <w:noProof/>
+                <w:webHidden/>
+              </w:rPr>
+              <w:fldChar w:fldCharType="end"/>
+            </w:r>
+          </w:hyperlink>
+        </w:p>
+        <w:p>
+          <w:pPr>
+            <w:pStyle w:val="TDC3"/>
+            <w:tabs>
+              <w:tab w:val="right" w:leader="dot" w:pos="8494"/>
+            </w:tabs>
+            <w:rPr>
+              <w:rFonts w:eastAsiaTheme="minorEastAsia"/>
+              <w:noProof/>
+              <w:sz w:val="24"/>
+              <w:szCs w:val="24"/>
+              <w:lang w:eastAsia="es-ES"/>
+            </w:rPr>
+          </w:pPr>
+          <w:hyperlink w:anchor="_Toc195007709" w:history="1">
+            <w:r>
+              <w:rPr>
+                <w:rStyle w:val="Hipervnculo"/>
+                <w:noProof/>
+              </w:rPr>
+              <w:t>Evaluación del rendimiento y selección del modelo final</w:t>
+            </w:r>
+            <w:r>
+              <w:rPr>
+                <w:noProof/>
+                <w:webHidden/>
+              </w:rPr>
+              <w:tab/>
+            </w:r>
+            <w:r>
+              <w:rPr>
+                <w:noProof/>
+                <w:webHidden/>
+              </w:rPr>
+              <w:fldChar w:fldCharType="begin"/>
+            </w:r>
+            <w:r>
+              <w:rPr>
+                <w:noProof/>
+                <w:webHidden/>
+              </w:rPr>
+              <w:instrText xml:space="preserve"> PAGEREF _Toc195007709 \h </w:instrText>
+            </w:r>
+            <w:r>
+              <w:rPr>
+                <w:noProof/>
+                <w:webHidden/>
+              </w:rPr>
+            </w:r>
+            <w:r>
+              <w:rPr>
+                <w:noProof/>
+                <w:webHidden/>
+              </w:rPr>
+              <w:fldChar w:fldCharType="separate"/>
+            </w:r>
+            <w:r>
+              <w:rPr>
+                <w:noProof/>
+                <w:webHidden/>
+              </w:rPr>
+              <w:t>15</w:t>
             </w:r>
             <w:r>
               <w:rPr>
@@ -1805,7 +3429,7 @@
               <w:lang w:eastAsia="es-ES"/>
             </w:rPr>
           </w:pPr>
-          <w:hyperlink w:anchor="_Toc194566916" w:history="1">
+          <w:hyperlink w:anchor="_Toc195007710" w:history="1">
             <w:r>
               <w:rPr>
                 <w:rStyle w:val="Hipervnculo"/>
@@ -1828,7 +3452,7 @@
                 <w:rStyle w:val="Hipervnculo"/>
                 <w:noProof/>
               </w:rPr>
-              <w:t>Diseño de la aplicación web</w:t>
+              <w:t>Implementación de la aplicación</w:t>
             </w:r>
             <w:r>
               <w:rPr>
@@ -1849,7 +3473,7 @@
                 <w:noProof/>
                 <w:webHidden/>
               </w:rPr>
-              <w:instrText xml:space="preserve"> PAGEREF _Toc194566916 \h </w:instrText>
+              <w:instrText xml:space="preserve"> PAGEREF _Toc195007710 \h </w:instrText>
             </w:r>
             <w:r>
               <w:rPr>
@@ -1869,7 +3493,7 @@
                 <w:noProof/>
                 <w:webHidden/>
               </w:rPr>
-              <w:t>5</w:t>
+              <w:t>16</w:t>
             </w:r>
             <w:r>
               <w:rPr>
@@ -1895,7 +3519,7 @@
               <w:lang w:eastAsia="es-ES"/>
             </w:rPr>
           </w:pPr>
-          <w:hyperlink w:anchor="_Toc194566917" w:history="1">
+          <w:hyperlink w:anchor="_Toc195007711" w:history="1">
             <w:r>
               <w:rPr>
                 <w:rStyle w:val="Hipervnculo"/>
@@ -1939,7 +3563,7 @@
                 <w:noProof/>
                 <w:webHidden/>
               </w:rPr>
-              <w:instrText xml:space="preserve"> PAGEREF _Toc194566917 \h </w:instrText>
+              <w:instrText xml:space="preserve"> PAGEREF _Toc195007711 \h </w:instrText>
             </w:r>
             <w:r>
               <w:rPr>
@@ -1959,7 +3583,7 @@
                 <w:noProof/>
                 <w:webHidden/>
               </w:rPr>
-              <w:t>5</w:t>
+              <w:t>16</w:t>
             </w:r>
             <w:r>
               <w:rPr>
@@ -1985,7 +3609,7 @@
               <w:lang w:eastAsia="es-ES"/>
             </w:rPr>
           </w:pPr>
-          <w:hyperlink w:anchor="_Toc194566918" w:history="1">
+          <w:hyperlink w:anchor="_Toc195007712" w:history="1">
             <w:r>
               <w:rPr>
                 <w:rStyle w:val="Hipervnculo"/>
@@ -2029,7 +3653,7 @@
                 <w:noProof/>
                 <w:webHidden/>
               </w:rPr>
-              <w:instrText xml:space="preserve"> PAGEREF _Toc194566918 \h </w:instrText>
+              <w:instrText xml:space="preserve"> PAGEREF _Toc195007712 \h </w:instrText>
             </w:r>
             <w:r>
               <w:rPr>
@@ -2049,7 +3673,7 @@
                 <w:noProof/>
                 <w:webHidden/>
               </w:rPr>
-              <w:t>6</w:t>
+              <w:t>16</w:t>
             </w:r>
             <w:r>
               <w:rPr>
@@ -2075,7 +3699,7 @@
               <w:lang w:eastAsia="es-ES"/>
             </w:rPr>
           </w:pPr>
-          <w:hyperlink w:anchor="_Toc194566919" w:history="1">
+          <w:hyperlink w:anchor="_Toc195007713" w:history="1">
             <w:r>
               <w:rPr>
                 <w:rStyle w:val="Hipervnculo"/>
@@ -2119,7 +3743,7 @@
                 <w:noProof/>
                 <w:webHidden/>
               </w:rPr>
-              <w:instrText xml:space="preserve"> PAGEREF _Toc194566919 \h </w:instrText>
+              <w:instrText xml:space="preserve"> PAGEREF _Toc195007713 \h </w:instrText>
             </w:r>
             <w:r>
               <w:rPr>
@@ -2139,7 +3763,7 @@
                 <w:noProof/>
                 <w:webHidden/>
               </w:rPr>
-              <w:t>6</w:t>
+              <w:t>16</w:t>
             </w:r>
             <w:r>
               <w:rPr>
@@ -2200,28 +3824,49 @@
         <w:rPr>
           <w:color w:val="FF0000"/>
         </w:rPr>
-        <w:t xml:space="preserve">El sueño desempeña un papel esencial en la salud humana, afectando funciones cognitivas, metabólicas y cardiovasculares. Un sueño inadecuado puede aumentar el riesgo de enfermedades como hipertensión, obesidad y diabetes, además de impactar negativamente en el rendimiento diario y la calidad de vida. Actualmente, la evaluación de la calidad del sueño se realiza mediante cuestionarios subjetivos, como el Índice de </w:t>
-      </w:r>
+        <w:t xml:space="preserve">El sueño desempeña un papel esencial en la salud humana, afectando funciones cognitivas, metabólicas y cardiovasculares. Un sueño inadecuado puede aumentar el riesgo de enfermedades como hipertensión, obesidad y diabetes, además de impactar negativamente en el rendimiento diario y la calidad de vida. Actualmente, la evaluación de la calidad del sueño se realiza mediante cuestionarios subjetivos, como el Índice de Calidad del Sueño de Pittsburgh (PSQI), y técnicas objetivas como la polisomnografía, </w:t>
+      </w:r>
+      <w:proofErr w:type="gramStart"/>
       <w:r>
         <w:rPr>
           <w:color w:val="FF0000"/>
         </w:rPr>
-        <w:lastRenderedPageBreak/>
-        <w:t>Calidad del Sueño de Pittsburgh (PSQI), y técnicas objetivas como la polisomnografía, que si bien es precisa, resulta costosa e invasiva.</w:t>
-      </w:r>
-    </w:p>
-    <w:p>
-      <w:pPr>
-        <w:jc w:val="both"/>
+        <w:t>que</w:t>
+      </w:r>
+      <w:proofErr w:type="gramEnd"/>
+      <w:r>
         <w:rPr>
           <w:color w:val="FF0000"/>
         </w:rPr>
-      </w:pPr>
-      <w:r>
+        <w:t xml:space="preserve"> si bien es precisa, resulta costosa e invasiva.</w:t>
+      </w:r>
+    </w:p>
+    <w:p>
+      <w:pPr>
+        <w:jc w:val="both"/>
         <w:rPr>
           <w:color w:val="FF0000"/>
         </w:rPr>
-        <w:t>En este Trabajo de Fin de Grado (TFG), se propone un enfoque basado en inteligencia artificial para la predicción de trastornos del sueño, integrando datos clínicos y fisiológicos. Se utilizará un conjunto de datos de Kaggle para entrenar y evaluar distintos modelos de aprendizaje automático, con el fin de determinar cuál ofrece mejores métricas de precisión y generalización. Paralelamente, se desarrollará una aplicación que permitirá la recolección y procesamiento de datos obtenidos mediante el dispositivo O2Ring, un oxímetro portátil que mide variaciones en la saturación de oxígeno y frecuencia cardiaca durante el sueño. Esta herramienta combinará información subjetiva del usuario, como ocupación y nivel de estrés, con métricas fisiológicas, permitiendo generar predicciones personalizadas sobre la calidad del sueño y posibles trastornos asociados.</w:t>
+      </w:pPr>
+      <w:r>
+        <w:rPr>
+          <w:color w:val="FF0000"/>
+        </w:rPr>
+        <w:t xml:space="preserve">En este Trabajo de Fin de Grado (TFG), se propone un enfoque basado en inteligencia artificial para la predicción de trastornos del sueño, integrando datos clínicos y fisiológicos. Se utilizará un conjunto de datos de </w:t>
+      </w:r>
+      <w:proofErr w:type="spellStart"/>
+      <w:r>
+        <w:rPr>
+          <w:color w:val="FF0000"/>
+        </w:rPr>
+        <w:t>Kaggle</w:t>
+      </w:r>
+      <w:proofErr w:type="spellEnd"/>
+      <w:r>
+        <w:rPr>
+          <w:color w:val="FF0000"/>
+        </w:rPr>
+        <w:t xml:space="preserve"> para entrenar y evaluar distintos modelos de aprendizaje automático, con el fin de determinar cuál ofrece mejores métricas de precisión y generalización. Paralelamente, se desarrollará una aplicación que permitirá la recolección y procesamiento de datos obtenidos mediante el dispositivo O2Ring, un oxímetro portátil que mide variaciones en la saturación de oxígeno y frecuencia cardiaca durante el sueño. Esta herramienta combinará información subjetiva del usuario, como ocupación y nivel de estrés, con métricas fisiológicas, permitiendo generar predicciones personalizadas sobre la calidad del sueño y posibles trastornos asociados.</w:t>
       </w:r>
     </w:p>
     <w:p>
@@ -2285,6 +3930,7 @@
         <w:rPr>
           <w:color w:val="FF0000"/>
         </w:rPr>
+        <w:lastRenderedPageBreak/>
         <w:t>Desarrollar un sistema basado en modelos de aprendizaje automático que permita la predicción de la calidad del sueño y posibles trastornos asociados, integrando datos clínicos y fisiológicos provenientes de un conjunto de datos público y del dispositivo O2Ring.</w:t>
       </w:r>
     </w:p>
@@ -2321,7 +3967,21 @@
         <w:rPr>
           <w:color w:val="FF0000"/>
         </w:rPr>
-        <w:t>Analizar y preprocesar un conjunto de datos de Kaggle sobre calidad del sueño, realizando técnicas de limpieza, imputación de valores y selección de características relevantes.</w:t>
+        <w:t xml:space="preserve">Analizar y preprocesar un conjunto de datos de </w:t>
+      </w:r>
+      <w:proofErr w:type="spellStart"/>
+      <w:r>
+        <w:rPr>
+          <w:color w:val="FF0000"/>
+        </w:rPr>
+        <w:t>Kaggle</w:t>
+      </w:r>
+      <w:proofErr w:type="spellEnd"/>
+      <w:r>
+        <w:rPr>
+          <w:color w:val="FF0000"/>
+        </w:rPr>
+        <w:t xml:space="preserve"> sobre calidad del sueño, realizando técnicas de limpieza, imputación de valores y selección de características relevantes.</w:t>
       </w:r>
     </w:p>
     <w:p>
@@ -2339,7 +3999,21 @@
         <w:rPr>
           <w:color w:val="FF0000"/>
         </w:rPr>
-        <w:t>Implementar y comparar distintos modelos de clasificación (Regresión Logística, Random Forest, SVM, Redes Neuronales, entre otros) para identificar el más preciso en la predicción de trastornos del sueño.</w:t>
+        <w:t xml:space="preserve">Implementar y comparar distintos modelos de clasificación (Regresión Logística, </w:t>
+      </w:r>
+      <w:proofErr w:type="spellStart"/>
+      <w:r>
+        <w:rPr>
+          <w:color w:val="FF0000"/>
+        </w:rPr>
+        <w:t>Random</w:t>
+      </w:r>
+      <w:proofErr w:type="spellEnd"/>
+      <w:r>
+        <w:rPr>
+          <w:color w:val="FF0000"/>
+        </w:rPr>
+        <w:t xml:space="preserve"> Forest, SVM, Redes Neuronales, entre otros) para identificar el más preciso en la predicción de trastornos del sueño.</w:t>
       </w:r>
     </w:p>
     <w:p>
@@ -2357,7 +4031,21 @@
         <w:rPr>
           <w:color w:val="FF0000"/>
         </w:rPr>
-        <w:t>Evaluar el impacto de técnicas como el balanceo de datos con SMOTE y la optimización de hiperparámetros para mejorar el rendimiento de los modelos.</w:t>
+        <w:t xml:space="preserve">Evaluar el impacto de técnicas como el balanceo de datos con SMOTE y la optimización de </w:t>
+      </w:r>
+      <w:proofErr w:type="spellStart"/>
+      <w:r>
+        <w:rPr>
+          <w:color w:val="FF0000"/>
+        </w:rPr>
+        <w:t>hiperparámetros</w:t>
+      </w:r>
+      <w:proofErr w:type="spellEnd"/>
+      <w:r>
+        <w:rPr>
+          <w:color w:val="FF0000"/>
+        </w:rPr>
+        <w:t xml:space="preserve"> para mejorar el rendimiento de los modelos.</w:t>
       </w:r>
     </w:p>
     <w:p>
@@ -2431,9 +4119,8 @@
           <w:numId w:val="6"/>
         </w:numPr>
       </w:pPr>
-      <w:bookmarkStart w:id="0" w:name="_Toc194566893"/>
-      <w:r>
-        <w:lastRenderedPageBreak/>
+      <w:bookmarkStart w:id="0" w:name="_Toc195007667"/>
+      <w:r>
         <w:t>Introducción</w:t>
       </w:r>
       <w:bookmarkEnd w:id="0"/>
@@ -2470,7 +4157,7 @@
           <w:numId w:val="6"/>
         </w:numPr>
       </w:pPr>
-      <w:bookmarkStart w:id="1" w:name="_Toc194566894"/>
+      <w:bookmarkStart w:id="1" w:name="_Toc195007668"/>
       <w:r>
         <w:t>Objetivos</w:t>
       </w:r>
@@ -2484,7 +4171,7 @@
           <w:numId w:val="6"/>
         </w:numPr>
       </w:pPr>
-      <w:bookmarkStart w:id="2" w:name="_Toc194566895"/>
+      <w:bookmarkStart w:id="2" w:name="_Toc195007669"/>
       <w:r>
         <w:t>Conceptos teóricos</w:t>
       </w:r>
@@ -2493,11 +4180,12 @@
     <w:p>
       <w:pPr>
         <w:pStyle w:val="Ttulo2"/>
-      </w:pPr>
-      <w:bookmarkStart w:id="3" w:name="_Toc194566896"/>
-      <w:r>
-        <w:t xml:space="preserve">3.1 </w:t>
-      </w:r>
+        <w:numPr>
+          <w:ilvl w:val="1"/>
+          <w:numId w:val="6"/>
+        </w:numPr>
+      </w:pPr>
+      <w:bookmarkStart w:id="3" w:name="_Toc195007670"/>
       <w:r>
         <w:t>Importancia de la calidad del sueño</w:t>
       </w:r>
@@ -2505,35 +4193,1382 @@
     </w:p>
     <w:p>
       <w:pPr>
+        <w:jc w:val="both"/>
+      </w:pPr>
+      <w:r>
+        <w:t xml:space="preserve">El sueño es un proceso biológico fundamental para la regulación de múltiples funciones fisiológicas, cognitivas y metabólicas. Su importancia radica en su papel en la homeostasis del organismo, la consolidación de la memoria, la regulación del estado anímico y la prevención de enfermedades crónicas. Estudios epidemiológicos han demostrado que una deficiencia en la calidad del sueño está asociada con un mayor riesgo de enfermedades cardiovasculares, metabólicas y psiquiátricas, así como con una reducción en el rendimiento cognitivo y una mayor incidencia de accidentes laborales y de tráfico (Walker, 2017; </w:t>
+      </w:r>
+      <w:proofErr w:type="spellStart"/>
+      <w:r>
+        <w:t>Reutrakul</w:t>
+      </w:r>
+      <w:proofErr w:type="spellEnd"/>
+      <w:r>
+        <w:t xml:space="preserve"> &amp; Van </w:t>
+      </w:r>
+      <w:proofErr w:type="spellStart"/>
+      <w:r>
+        <w:t>Cauter</w:t>
+      </w:r>
+      <w:proofErr w:type="spellEnd"/>
+      <w:r>
+        <w:t>, 2018).</w:t>
+      </w:r>
+    </w:p>
+    <w:p>
+      <w:pPr>
+        <w:pStyle w:val="Ttulo3"/>
+        <w:jc w:val="both"/>
+      </w:pPr>
+      <w:bookmarkStart w:id="4" w:name="_Toc195007671"/>
+      <w:r>
+        <w:lastRenderedPageBreak/>
+        <w:t>Impacto en la Funcionalidad Cognitiva</w:t>
+      </w:r>
+      <w:bookmarkEnd w:id="4"/>
+    </w:p>
+    <w:p>
+      <w:pPr>
+        <w:jc w:val="both"/>
+      </w:pPr>
+      <w:r>
+        <w:t>Durante el sueño profundo y la fase REM se consolidan procesos esenciales de aprendizaje y memoria. Investigaciones en neurociencia han evidenciado que la privación del sueño disminuye la plasticidad neuronal y afecta la consolidación de la memoria declarativa y procedimental (</w:t>
+      </w:r>
+      <w:proofErr w:type="spellStart"/>
+      <w:r>
+        <w:t>Diekelmann</w:t>
+      </w:r>
+      <w:proofErr w:type="spellEnd"/>
+      <w:r>
+        <w:t xml:space="preserve"> &amp; Born, 2010). </w:t>
+      </w:r>
+      <w:proofErr w:type="spellStart"/>
+      <w:r>
+        <w:t>Stickgold</w:t>
+      </w:r>
+      <w:proofErr w:type="spellEnd"/>
+      <w:r>
+        <w:t xml:space="preserve"> y Walker (2007) determinaron que la calidad del sueño influye directamente en la capacidad de procesamiento de información, toma de decisiones y regulación emocional. En particular, se ha observado que la privación parcial del sueño puede reducir la velocidad de reacción y aumentar la tasa de errores en tareas complejas (</w:t>
+      </w:r>
+      <w:proofErr w:type="spellStart"/>
+      <w:r>
+        <w:t>Killgore</w:t>
+      </w:r>
+      <w:proofErr w:type="spellEnd"/>
+      <w:r>
+        <w:t>, 2010).</w:t>
+      </w:r>
+    </w:p>
+    <w:p>
+      <w:pPr>
+        <w:pStyle w:val="Ttulo3"/>
+        <w:jc w:val="both"/>
+      </w:pPr>
+      <w:bookmarkStart w:id="5" w:name="_Toc195007672"/>
+      <w:r>
+        <w:t>Relación con Enfermedades Crónicas</w:t>
+      </w:r>
+      <w:bookmarkEnd w:id="5"/>
+    </w:p>
+    <w:p>
+      <w:pPr>
+        <w:jc w:val="both"/>
+      </w:pPr>
+      <w:r>
+        <w:t>Numerosos estudios han establecido una fuerte correlación entre la deficiencia del sueño y la incidencia de enfermedades metabólicas y cardiovasculares. La restricción crónica del sueño está vinculada a una alteración en la regulación de la glucosa y una disminución de la sensibilidad a la insulina, factores de riesgo clave para el desarrollo de diabetes tipo 2 (</w:t>
+      </w:r>
+      <w:proofErr w:type="spellStart"/>
+      <w:r>
+        <w:t>Reutrakul</w:t>
+      </w:r>
+      <w:proofErr w:type="spellEnd"/>
+      <w:r>
+        <w:t xml:space="preserve"> &amp; Van </w:t>
+      </w:r>
+      <w:proofErr w:type="spellStart"/>
+      <w:r>
+        <w:t>Cauter</w:t>
+      </w:r>
+      <w:proofErr w:type="spellEnd"/>
+      <w:r>
+        <w:t xml:space="preserve">, 2018). Asimismo, la falta de sueño se asocia con un aumento de la actividad simpática y niveles elevados de cortisol, lo que favorece el desarrollo de hipertensión y eventos cardiovasculares adversos (Chami &amp; Pack, 2014). Un metaanálisis de </w:t>
+      </w:r>
+      <w:proofErr w:type="spellStart"/>
+      <w:r>
+        <w:t>Peppard</w:t>
+      </w:r>
+      <w:proofErr w:type="spellEnd"/>
+      <w:r>
+        <w:t xml:space="preserve"> et al. (2000) concluyó que los individuos con apnea obstructiva del sueño presentan un riesgo significativamente mayor de padecer hipertensión arterial.</w:t>
+      </w:r>
+    </w:p>
+    <w:p>
+      <w:pPr>
+        <w:pStyle w:val="Ttulo3"/>
+        <w:jc w:val="both"/>
+      </w:pPr>
+      <w:bookmarkStart w:id="6" w:name="_Toc195007673"/>
+      <w:r>
+        <w:t>Salud Mental y Bienestar Emocional</w:t>
+      </w:r>
+      <w:bookmarkEnd w:id="6"/>
+    </w:p>
+    <w:p>
+      <w:pPr>
+        <w:jc w:val="both"/>
+      </w:pPr>
+      <w:r>
+        <w:t xml:space="preserve">El sueño y la salud mental tienen una relación bidireccional. La falta de sueño se ha identificado como un factor de riesgo para el desarrollo de trastornos psiquiátricos como la depresión y la ansiedad (Baglioni et al., 2016). Durante la fase REM, el cerebro procesa emociones y refuerza la resiliencia psicológica, lo que explica por qué la privación del sueño se asocia con alteraciones en la regulación emocional y un incremento en la irritabilidad y la impulsividad (Walker &amp; van </w:t>
+      </w:r>
+      <w:proofErr w:type="spellStart"/>
+      <w:r>
+        <w:t>der</w:t>
+      </w:r>
+      <w:proofErr w:type="spellEnd"/>
+      <w:r>
+        <w:t xml:space="preserve"> Helm, 2009). Estudios clínicos han encontrado que la disrupción del sueño puede exacerbar síntomas en personas con trastornos del estado de ánimo, afectando la calidad de vida de los pacientes y aumentando el riesgo de episodios depresivos severos.</w:t>
+      </w:r>
+    </w:p>
+    <w:p>
+      <w:pPr>
+        <w:pStyle w:val="Ttulo3"/>
+        <w:jc w:val="both"/>
+      </w:pPr>
+      <w:bookmarkStart w:id="7" w:name="_Toc195007674"/>
+      <w:r>
+        <w:t>Rendimiento Diario y Seguridad</w:t>
+      </w:r>
+      <w:bookmarkEnd w:id="7"/>
+    </w:p>
+    <w:p>
+      <w:pPr>
+        <w:jc w:val="both"/>
+      </w:pPr>
+      <w:r>
+        <w:t xml:space="preserve">El impacto del sueño insuficiente en el desempeño de actividades cotidianas es significativo. La privación del sueño afecta la capacidad de concentración, la memoria operativa y el tiempo de reacción, lo que puede comprometer la seguridad en entornos laborales y de tráfico (Williamson &amp; </w:t>
+      </w:r>
+      <w:proofErr w:type="spellStart"/>
+      <w:r>
+        <w:t>Feyer</w:t>
+      </w:r>
+      <w:proofErr w:type="spellEnd"/>
+      <w:r>
+        <w:t>, 2000). Dawson &amp; Reid (1997) demostraron que permanecer despierto durante más de 17 horas genera un deterioro cognitivo comparable al de una intoxicación por alcohol con una concentración sanguínea de 0.05%. La fatiga por falta de sueño es responsable de un alto porcentaje de accidentes laborales e incidentes de tráfico, representando un problema de salud pública.</w:t>
+      </w:r>
+    </w:p>
+    <w:p>
+      <w:pPr>
+        <w:pStyle w:val="Ttulo3"/>
+      </w:pPr>
+      <w:bookmarkStart w:id="8" w:name="_Toc195007675"/>
+      <w:r>
+        <w:t>Relación con Trastornos del Sueño</w:t>
+      </w:r>
+      <w:bookmarkEnd w:id="8"/>
+    </w:p>
+    <w:p>
+      <w:pPr>
+        <w:jc w:val="both"/>
+      </w:pPr>
+      <w:r>
+        <w:t xml:space="preserve">La calidad del sueño también está determinada por la presencia de trastornos específicos, como el insomnio, la apnea obstructiva del sueño y el síndrome de piernas inquietas. </w:t>
+      </w:r>
+      <w:proofErr w:type="spellStart"/>
+      <w:r>
+        <w:t>Peppard</w:t>
+      </w:r>
+      <w:proofErr w:type="spellEnd"/>
+      <w:r>
+        <w:t xml:space="preserve"> et al. (2000) identificaron una relación entre la apnea del sueño y un mayor riesgo de hipertensión. El insomnio afecta a un porcentaje considerable de la población adulta, </w:t>
+      </w:r>
+      <w:r>
+        <w:lastRenderedPageBreak/>
+        <w:t>con prevalencias que oscilan entre el 10% y el 30%, dependiendo del criterio diagnóstico utilizado. Asimismo, el síndrome de piernas inquietas afecta entre el 2.5% y el 15% de la población general, impactando negativamente la continuidad y profundidad del sueño (Baglioni et al., 2016).</w:t>
+      </w:r>
+    </w:p>
+    <w:p>
+      <w:pPr>
+        <w:jc w:val="both"/>
+      </w:pPr>
+      <w:r>
+        <w:t>En conclusión, la calidad del sueño es un determinante crucial de la salud física y mental. La investigación en este campo es esencial para desarrollar estrategias preventivas y tecnologías innovadoras que permitan mejorar la higiene del sueño y mitigar los efectos adversos asociados a su deterioro. La integración de herramientas de evaluación del sueño basadas en modelos predictivos puede contribuir significativamente a la detección temprana y al tratamiento personalizado de trastornos del sueño, optimizando así la salud pública y la calidad de vida de la población.</w:t>
+      </w:r>
+    </w:p>
+    <w:p>
+      <w:pPr>
+        <w:jc w:val="both"/>
+        <w:rPr>
+          <w:highlight w:val="yellow"/>
+        </w:rPr>
+      </w:pPr>
+    </w:p>
+    <w:p>
+      <w:pPr>
+        <w:jc w:val="both"/>
+      </w:pPr>
+      <w:r>
+        <w:rPr>
+          <w:b/>
+          <w:bCs/>
+        </w:rPr>
+        <w:t>Referencias</w:t>
+      </w:r>
+    </w:p>
+    <w:p>
+      <w:pPr>
+        <w:numPr>
+          <w:ilvl w:val="0"/>
+          <w:numId w:val="14"/>
+        </w:numPr>
+        <w:jc w:val="both"/>
+      </w:pPr>
+      <w:r>
+        <w:t xml:space="preserve">Baglioni, C., </w:t>
+      </w:r>
+      <w:proofErr w:type="spellStart"/>
+      <w:r>
+        <w:t>Spiegelhalder</w:t>
+      </w:r>
+      <w:proofErr w:type="spellEnd"/>
+      <w:r>
+        <w:t xml:space="preserve">, K., Lombardo, C., &amp; Riemann, D. (2016). </w:t>
+      </w:r>
+      <w:proofErr w:type="spellStart"/>
+      <w:r>
+        <w:t>Sleep</w:t>
+      </w:r>
+      <w:proofErr w:type="spellEnd"/>
+      <w:r>
+        <w:t xml:space="preserve"> and </w:t>
+      </w:r>
+      <w:proofErr w:type="spellStart"/>
+      <w:r>
+        <w:t>depression</w:t>
+      </w:r>
+      <w:proofErr w:type="spellEnd"/>
+      <w:r>
+        <w:t>: a meta-</w:t>
+      </w:r>
+      <w:proofErr w:type="spellStart"/>
+      <w:r>
+        <w:t>analytic</w:t>
+      </w:r>
+      <w:proofErr w:type="spellEnd"/>
+      <w:r>
+        <w:t xml:space="preserve"> </w:t>
+      </w:r>
+      <w:proofErr w:type="spellStart"/>
+      <w:r>
+        <w:t>review</w:t>
+      </w:r>
+      <w:proofErr w:type="spellEnd"/>
+      <w:r>
+        <w:t xml:space="preserve">. </w:t>
+      </w:r>
+      <w:proofErr w:type="spellStart"/>
+      <w:r>
+        <w:rPr>
+          <w:i/>
+          <w:iCs/>
+        </w:rPr>
+        <w:t>Sleep</w:t>
+      </w:r>
+      <w:proofErr w:type="spellEnd"/>
+      <w:r>
+        <w:rPr>
+          <w:i/>
+          <w:iCs/>
+        </w:rPr>
+        <w:t xml:space="preserve"> Medicine </w:t>
+      </w:r>
+      <w:proofErr w:type="spellStart"/>
+      <w:r>
+        <w:rPr>
+          <w:i/>
+          <w:iCs/>
+        </w:rPr>
+        <w:t>Reviews</w:t>
+      </w:r>
+      <w:proofErr w:type="spellEnd"/>
+      <w:r>
+        <w:rPr>
+          <w:i/>
+          <w:iCs/>
+        </w:rPr>
+        <w:t>, 18</w:t>
+      </w:r>
+      <w:r>
+        <w:t>, 44-56.</w:t>
+      </w:r>
+    </w:p>
+    <w:p>
+      <w:pPr>
+        <w:numPr>
+          <w:ilvl w:val="0"/>
+          <w:numId w:val="14"/>
+        </w:numPr>
+        <w:jc w:val="both"/>
+      </w:pPr>
+      <w:r>
+        <w:t xml:space="preserve">Chami, H. A., &amp; Pack, A. I. (2014). </w:t>
+      </w:r>
+      <w:proofErr w:type="spellStart"/>
+      <w:r>
+        <w:t>Sleep-disordered</w:t>
+      </w:r>
+      <w:proofErr w:type="spellEnd"/>
+      <w:r>
+        <w:t xml:space="preserve"> </w:t>
+      </w:r>
+      <w:proofErr w:type="spellStart"/>
+      <w:r>
+        <w:t>breathing</w:t>
+      </w:r>
+      <w:proofErr w:type="spellEnd"/>
+      <w:r>
+        <w:t xml:space="preserve"> and cardiovascular </w:t>
+      </w:r>
+      <w:proofErr w:type="spellStart"/>
+      <w:r>
+        <w:t>disease</w:t>
+      </w:r>
+      <w:proofErr w:type="spellEnd"/>
+      <w:r>
+        <w:t xml:space="preserve">. </w:t>
+      </w:r>
+      <w:proofErr w:type="spellStart"/>
+      <w:r>
+        <w:rPr>
+          <w:i/>
+          <w:iCs/>
+        </w:rPr>
+        <w:t>Current</w:t>
+      </w:r>
+      <w:proofErr w:type="spellEnd"/>
+      <w:r>
+        <w:rPr>
+          <w:i/>
+          <w:iCs/>
+        </w:rPr>
+        <w:t xml:space="preserve"> </w:t>
+      </w:r>
+      <w:proofErr w:type="spellStart"/>
+      <w:r>
+        <w:rPr>
+          <w:i/>
+          <w:iCs/>
+        </w:rPr>
+        <w:t>Sleep</w:t>
+      </w:r>
+      <w:proofErr w:type="spellEnd"/>
+      <w:r>
+        <w:rPr>
+          <w:i/>
+          <w:iCs/>
+        </w:rPr>
+        <w:t xml:space="preserve"> Medicine </w:t>
+      </w:r>
+      <w:proofErr w:type="spellStart"/>
+      <w:r>
+        <w:rPr>
+          <w:i/>
+          <w:iCs/>
+        </w:rPr>
+        <w:t>Reports</w:t>
+      </w:r>
+      <w:proofErr w:type="spellEnd"/>
+      <w:r>
+        <w:rPr>
+          <w:i/>
+          <w:iCs/>
+        </w:rPr>
+        <w:t>, 3</w:t>
+      </w:r>
+      <w:r>
+        <w:t>(1), 4-16.</w:t>
+      </w:r>
+    </w:p>
+    <w:p>
+      <w:pPr>
+        <w:numPr>
+          <w:ilvl w:val="0"/>
+          <w:numId w:val="14"/>
+        </w:numPr>
+        <w:jc w:val="both"/>
+      </w:pPr>
+      <w:r>
+        <w:t xml:space="preserve">Dawson, D., &amp; Reid, K. (1997). Fatigue, alcohol and performance </w:t>
+      </w:r>
+      <w:proofErr w:type="spellStart"/>
+      <w:r>
+        <w:t>impairment</w:t>
+      </w:r>
+      <w:proofErr w:type="spellEnd"/>
+      <w:r>
+        <w:t xml:space="preserve">. </w:t>
+      </w:r>
+      <w:proofErr w:type="spellStart"/>
+      <w:r>
+        <w:rPr>
+          <w:i/>
+          <w:iCs/>
+        </w:rPr>
+        <w:t>Nature</w:t>
+      </w:r>
+      <w:proofErr w:type="spellEnd"/>
+      <w:r>
+        <w:rPr>
+          <w:i/>
+          <w:iCs/>
+        </w:rPr>
+        <w:t>, 388</w:t>
+      </w:r>
+      <w:r>
+        <w:t>(6639), 235.</w:t>
+      </w:r>
+    </w:p>
+    <w:p>
+      <w:pPr>
+        <w:numPr>
+          <w:ilvl w:val="0"/>
+          <w:numId w:val="14"/>
+        </w:numPr>
+        <w:jc w:val="both"/>
+      </w:pPr>
+      <w:proofErr w:type="spellStart"/>
+      <w:r>
+        <w:t>Diekelmann</w:t>
+      </w:r>
+      <w:proofErr w:type="spellEnd"/>
+      <w:r>
+        <w:t xml:space="preserve">, S., &amp; Born, J. (2010). </w:t>
+      </w:r>
+      <w:proofErr w:type="spellStart"/>
+      <w:r>
+        <w:t>The</w:t>
+      </w:r>
+      <w:proofErr w:type="spellEnd"/>
+      <w:r>
+        <w:t xml:space="preserve"> </w:t>
+      </w:r>
+      <w:proofErr w:type="spellStart"/>
+      <w:r>
+        <w:t>memory</w:t>
+      </w:r>
+      <w:proofErr w:type="spellEnd"/>
+      <w:r>
+        <w:t xml:space="preserve"> </w:t>
+      </w:r>
+      <w:proofErr w:type="spellStart"/>
+      <w:r>
+        <w:t>function</w:t>
+      </w:r>
+      <w:proofErr w:type="spellEnd"/>
+      <w:r>
+        <w:t xml:space="preserve"> </w:t>
+      </w:r>
+      <w:proofErr w:type="spellStart"/>
+      <w:r>
+        <w:t>of</w:t>
+      </w:r>
+      <w:proofErr w:type="spellEnd"/>
+      <w:r>
+        <w:t xml:space="preserve"> </w:t>
+      </w:r>
+      <w:proofErr w:type="spellStart"/>
+      <w:r>
+        <w:t>sleep</w:t>
+      </w:r>
+      <w:proofErr w:type="spellEnd"/>
+      <w:r>
+        <w:t xml:space="preserve">. </w:t>
+      </w:r>
+      <w:proofErr w:type="spellStart"/>
+      <w:r>
+        <w:rPr>
+          <w:i/>
+          <w:iCs/>
+        </w:rPr>
+        <w:t>Nature</w:t>
+      </w:r>
+      <w:proofErr w:type="spellEnd"/>
+      <w:r>
+        <w:rPr>
+          <w:i/>
+          <w:iCs/>
+        </w:rPr>
+        <w:t xml:space="preserve"> </w:t>
+      </w:r>
+      <w:proofErr w:type="spellStart"/>
+      <w:r>
+        <w:rPr>
+          <w:i/>
+          <w:iCs/>
+        </w:rPr>
+        <w:t>Reviews</w:t>
+      </w:r>
+      <w:proofErr w:type="spellEnd"/>
+      <w:r>
+        <w:rPr>
+          <w:i/>
+          <w:iCs/>
+        </w:rPr>
+        <w:t xml:space="preserve"> </w:t>
+      </w:r>
+      <w:proofErr w:type="spellStart"/>
+      <w:r>
+        <w:rPr>
+          <w:i/>
+          <w:iCs/>
+        </w:rPr>
+        <w:t>Neuroscience</w:t>
+      </w:r>
+      <w:proofErr w:type="spellEnd"/>
+      <w:r>
+        <w:rPr>
+          <w:i/>
+          <w:iCs/>
+        </w:rPr>
+        <w:t>, 11</w:t>
+      </w:r>
+      <w:r>
+        <w:t>(2), 114-126.</w:t>
+      </w:r>
+    </w:p>
+    <w:p>
+      <w:pPr>
+        <w:numPr>
+          <w:ilvl w:val="0"/>
+          <w:numId w:val="14"/>
+        </w:numPr>
+        <w:jc w:val="both"/>
+      </w:pPr>
+      <w:proofErr w:type="spellStart"/>
+      <w:r>
+        <w:t>Killgore</w:t>
+      </w:r>
+      <w:proofErr w:type="spellEnd"/>
+      <w:r>
+        <w:t xml:space="preserve">, W. D. S. (2010). </w:t>
+      </w:r>
+      <w:proofErr w:type="spellStart"/>
+      <w:r>
+        <w:t>Effects</w:t>
+      </w:r>
+      <w:proofErr w:type="spellEnd"/>
+      <w:r>
+        <w:t xml:space="preserve"> </w:t>
+      </w:r>
+      <w:proofErr w:type="spellStart"/>
+      <w:r>
+        <w:t>of</w:t>
+      </w:r>
+      <w:proofErr w:type="spellEnd"/>
+      <w:r>
+        <w:t xml:space="preserve"> </w:t>
+      </w:r>
+      <w:proofErr w:type="spellStart"/>
+      <w:r>
+        <w:t>sleep</w:t>
+      </w:r>
+      <w:proofErr w:type="spellEnd"/>
+      <w:r>
+        <w:t xml:space="preserve"> </w:t>
+      </w:r>
+      <w:proofErr w:type="spellStart"/>
+      <w:r>
+        <w:t>deprivation</w:t>
+      </w:r>
+      <w:proofErr w:type="spellEnd"/>
+      <w:r>
+        <w:t xml:space="preserve"> </w:t>
+      </w:r>
+      <w:proofErr w:type="spellStart"/>
+      <w:r>
+        <w:t>on</w:t>
+      </w:r>
+      <w:proofErr w:type="spellEnd"/>
+      <w:r>
+        <w:t xml:space="preserve"> </w:t>
+      </w:r>
+      <w:proofErr w:type="spellStart"/>
+      <w:r>
+        <w:t>cognition</w:t>
+      </w:r>
+      <w:proofErr w:type="spellEnd"/>
+      <w:r>
+        <w:t xml:space="preserve">. </w:t>
+      </w:r>
+      <w:proofErr w:type="spellStart"/>
+      <w:r>
+        <w:rPr>
+          <w:i/>
+          <w:iCs/>
+        </w:rPr>
+        <w:t>Progress</w:t>
+      </w:r>
+      <w:proofErr w:type="spellEnd"/>
+      <w:r>
+        <w:rPr>
+          <w:i/>
+          <w:iCs/>
+        </w:rPr>
+        <w:t xml:space="preserve"> in </w:t>
+      </w:r>
+      <w:proofErr w:type="spellStart"/>
+      <w:r>
+        <w:rPr>
+          <w:i/>
+          <w:iCs/>
+        </w:rPr>
+        <w:t>Brain</w:t>
+      </w:r>
+      <w:proofErr w:type="spellEnd"/>
+      <w:r>
+        <w:rPr>
+          <w:i/>
+          <w:iCs/>
+        </w:rPr>
+        <w:t xml:space="preserve"> </w:t>
+      </w:r>
+      <w:proofErr w:type="spellStart"/>
+      <w:r>
+        <w:rPr>
+          <w:i/>
+          <w:iCs/>
+        </w:rPr>
+        <w:t>Research</w:t>
+      </w:r>
+      <w:proofErr w:type="spellEnd"/>
+      <w:r>
+        <w:rPr>
+          <w:i/>
+          <w:iCs/>
+        </w:rPr>
+        <w:t>, 185</w:t>
+      </w:r>
+      <w:r>
+        <w:t>, 105-129.</w:t>
+      </w:r>
+    </w:p>
+    <w:p>
+      <w:pPr>
+        <w:numPr>
+          <w:ilvl w:val="0"/>
+          <w:numId w:val="14"/>
+        </w:numPr>
+        <w:jc w:val="both"/>
+      </w:pPr>
+      <w:proofErr w:type="spellStart"/>
+      <w:r>
+        <w:t>Peppard</w:t>
+      </w:r>
+      <w:proofErr w:type="spellEnd"/>
+      <w:r>
+        <w:t xml:space="preserve">, P. E., Young, T., Palta, M., &amp; </w:t>
+      </w:r>
+      <w:proofErr w:type="spellStart"/>
+      <w:r>
+        <w:t>Skatrud</w:t>
+      </w:r>
+      <w:proofErr w:type="spellEnd"/>
+      <w:r>
+        <w:t xml:space="preserve">, J. (2000). Prospective </w:t>
+      </w:r>
+      <w:proofErr w:type="spellStart"/>
+      <w:r>
+        <w:t>study</w:t>
+      </w:r>
+      <w:proofErr w:type="spellEnd"/>
+      <w:r>
+        <w:t xml:space="preserve"> </w:t>
+      </w:r>
+      <w:proofErr w:type="spellStart"/>
+      <w:r>
+        <w:t>of</w:t>
+      </w:r>
+      <w:proofErr w:type="spellEnd"/>
+      <w:r>
+        <w:t xml:space="preserve"> </w:t>
+      </w:r>
+      <w:proofErr w:type="spellStart"/>
+      <w:r>
+        <w:t>the</w:t>
+      </w:r>
+      <w:proofErr w:type="spellEnd"/>
+      <w:r>
+        <w:t xml:space="preserve"> </w:t>
+      </w:r>
+      <w:proofErr w:type="spellStart"/>
+      <w:r>
+        <w:t>association</w:t>
+      </w:r>
+      <w:proofErr w:type="spellEnd"/>
+      <w:r>
+        <w:t xml:space="preserve"> </w:t>
+      </w:r>
+      <w:proofErr w:type="spellStart"/>
+      <w:r>
+        <w:t>between</w:t>
+      </w:r>
+      <w:proofErr w:type="spellEnd"/>
+      <w:r>
+        <w:t xml:space="preserve"> </w:t>
+      </w:r>
+      <w:proofErr w:type="spellStart"/>
+      <w:r>
+        <w:t>sleep-disordered</w:t>
+      </w:r>
+      <w:proofErr w:type="spellEnd"/>
+      <w:r>
+        <w:t xml:space="preserve"> </w:t>
+      </w:r>
+      <w:proofErr w:type="spellStart"/>
+      <w:r>
+        <w:t>breathing</w:t>
+      </w:r>
+      <w:proofErr w:type="spellEnd"/>
+      <w:r>
+        <w:t xml:space="preserve"> and </w:t>
+      </w:r>
+      <w:proofErr w:type="spellStart"/>
+      <w:r>
+        <w:t>hypertension</w:t>
+      </w:r>
+      <w:proofErr w:type="spellEnd"/>
+      <w:r>
+        <w:t xml:space="preserve">. </w:t>
+      </w:r>
+      <w:r>
+        <w:rPr>
+          <w:i/>
+          <w:iCs/>
+        </w:rPr>
+        <w:t xml:space="preserve">New </w:t>
+      </w:r>
+      <w:proofErr w:type="spellStart"/>
+      <w:r>
+        <w:rPr>
+          <w:i/>
+          <w:iCs/>
+        </w:rPr>
+        <w:t>England</w:t>
+      </w:r>
+      <w:proofErr w:type="spellEnd"/>
+      <w:r>
+        <w:rPr>
+          <w:i/>
+          <w:iCs/>
+        </w:rPr>
+        <w:t xml:space="preserve"> </w:t>
+      </w:r>
+      <w:proofErr w:type="spellStart"/>
+      <w:r>
+        <w:rPr>
+          <w:i/>
+          <w:iCs/>
+        </w:rPr>
+        <w:t>Journal</w:t>
+      </w:r>
+      <w:proofErr w:type="spellEnd"/>
+      <w:r>
+        <w:rPr>
+          <w:i/>
+          <w:iCs/>
+        </w:rPr>
+        <w:t xml:space="preserve"> </w:t>
+      </w:r>
+      <w:proofErr w:type="spellStart"/>
+      <w:r>
+        <w:rPr>
+          <w:i/>
+          <w:iCs/>
+        </w:rPr>
+        <w:t>of</w:t>
+      </w:r>
+      <w:proofErr w:type="spellEnd"/>
+      <w:r>
+        <w:rPr>
+          <w:i/>
+          <w:iCs/>
+        </w:rPr>
+        <w:t xml:space="preserve"> Medicine, 342</w:t>
+      </w:r>
+      <w:r>
+        <w:t>(19), 1378-1384.</w:t>
+      </w:r>
+    </w:p>
+    <w:p>
+      <w:pPr>
+        <w:numPr>
+          <w:ilvl w:val="0"/>
+          <w:numId w:val="14"/>
+        </w:numPr>
+        <w:jc w:val="both"/>
+      </w:pPr>
+      <w:proofErr w:type="spellStart"/>
+      <w:r>
+        <w:t>Reutrakul</w:t>
+      </w:r>
+      <w:proofErr w:type="spellEnd"/>
+      <w:r>
+        <w:t xml:space="preserve">, S., &amp; Van </w:t>
+      </w:r>
+      <w:proofErr w:type="spellStart"/>
+      <w:r>
+        <w:t>Cauter</w:t>
+      </w:r>
+      <w:proofErr w:type="spellEnd"/>
+      <w:r>
+        <w:t xml:space="preserve">, E. (2018). </w:t>
+      </w:r>
+      <w:proofErr w:type="spellStart"/>
+      <w:r>
+        <w:t>Sleep</w:t>
+      </w:r>
+      <w:proofErr w:type="spellEnd"/>
+      <w:r>
+        <w:t xml:space="preserve"> </w:t>
+      </w:r>
+      <w:proofErr w:type="spellStart"/>
+      <w:r>
+        <w:t>influences</w:t>
+      </w:r>
+      <w:proofErr w:type="spellEnd"/>
+      <w:r>
+        <w:t xml:space="preserve"> </w:t>
+      </w:r>
+      <w:proofErr w:type="spellStart"/>
+      <w:r>
+        <w:t>on</w:t>
+      </w:r>
+      <w:proofErr w:type="spellEnd"/>
+      <w:r>
+        <w:t xml:space="preserve"> </w:t>
+      </w:r>
+      <w:proofErr w:type="spellStart"/>
+      <w:r>
+        <w:t>obesity</w:t>
+      </w:r>
+      <w:proofErr w:type="spellEnd"/>
+      <w:r>
+        <w:t xml:space="preserve">, </w:t>
+      </w:r>
+      <w:proofErr w:type="spellStart"/>
+      <w:r>
+        <w:t>insulin</w:t>
+      </w:r>
+      <w:proofErr w:type="spellEnd"/>
+      <w:r>
+        <w:t xml:space="preserve"> </w:t>
+      </w:r>
+      <w:proofErr w:type="spellStart"/>
+      <w:r>
+        <w:t>resistance</w:t>
+      </w:r>
+      <w:proofErr w:type="spellEnd"/>
+      <w:r>
+        <w:t xml:space="preserve">, and </w:t>
+      </w:r>
+      <w:proofErr w:type="spellStart"/>
+      <w:r>
+        <w:t>risk</w:t>
+      </w:r>
+      <w:proofErr w:type="spellEnd"/>
+      <w:r>
+        <w:t xml:space="preserve"> </w:t>
+      </w:r>
+      <w:proofErr w:type="spellStart"/>
+      <w:r>
+        <w:t>of</w:t>
+      </w:r>
+      <w:proofErr w:type="spellEnd"/>
+      <w:r>
+        <w:t xml:space="preserve"> </w:t>
+      </w:r>
+      <w:proofErr w:type="spellStart"/>
+      <w:r>
+        <w:t>type</w:t>
+      </w:r>
+      <w:proofErr w:type="spellEnd"/>
+      <w:r>
+        <w:t xml:space="preserve"> 2 diabetes. </w:t>
+      </w:r>
+      <w:proofErr w:type="spellStart"/>
+      <w:r>
+        <w:rPr>
+          <w:i/>
+          <w:iCs/>
+        </w:rPr>
+        <w:t>Metabolism</w:t>
+      </w:r>
+      <w:proofErr w:type="spellEnd"/>
+      <w:r>
+        <w:rPr>
+          <w:i/>
+          <w:iCs/>
+        </w:rPr>
+        <w:t>, 84</w:t>
+      </w:r>
+      <w:r>
+        <w:t>, 56-66.</w:t>
+      </w:r>
+    </w:p>
+    <w:p>
+      <w:pPr>
+        <w:numPr>
+          <w:ilvl w:val="0"/>
+          <w:numId w:val="14"/>
+        </w:numPr>
+        <w:jc w:val="both"/>
+      </w:pPr>
+      <w:proofErr w:type="spellStart"/>
+      <w:r>
+        <w:t>Stickgold</w:t>
+      </w:r>
+      <w:proofErr w:type="spellEnd"/>
+      <w:r>
+        <w:t xml:space="preserve">, R., &amp; Walker, M. P. (2007). </w:t>
+      </w:r>
+      <w:proofErr w:type="spellStart"/>
+      <w:r>
+        <w:t>Sleep-dependent</w:t>
+      </w:r>
+      <w:proofErr w:type="spellEnd"/>
+      <w:r>
+        <w:t xml:space="preserve"> </w:t>
+      </w:r>
+      <w:proofErr w:type="spellStart"/>
+      <w:r>
+        <w:t>memory</w:t>
+      </w:r>
+      <w:proofErr w:type="spellEnd"/>
+      <w:r>
+        <w:t xml:space="preserve"> </w:t>
+      </w:r>
+      <w:proofErr w:type="spellStart"/>
+      <w:r>
+        <w:t>consolidation</w:t>
+      </w:r>
+      <w:proofErr w:type="spellEnd"/>
+      <w:r>
+        <w:t xml:space="preserve"> and </w:t>
+      </w:r>
+      <w:proofErr w:type="spellStart"/>
+      <w:r>
+        <w:t>reconsolidation</w:t>
+      </w:r>
+      <w:proofErr w:type="spellEnd"/>
+      <w:r>
+        <w:t xml:space="preserve">. </w:t>
+      </w:r>
+      <w:proofErr w:type="spellStart"/>
+      <w:r>
+        <w:rPr>
+          <w:i/>
+          <w:iCs/>
+        </w:rPr>
+        <w:t>Sleep</w:t>
+      </w:r>
+      <w:proofErr w:type="spellEnd"/>
+      <w:r>
+        <w:rPr>
+          <w:i/>
+          <w:iCs/>
+        </w:rPr>
+        <w:t xml:space="preserve"> Medicine, 8</w:t>
+      </w:r>
+      <w:r>
+        <w:t>(4), 331-343.</w:t>
+      </w:r>
+    </w:p>
+    <w:p>
+      <w:pPr>
+        <w:numPr>
+          <w:ilvl w:val="0"/>
+          <w:numId w:val="14"/>
+        </w:numPr>
+        <w:jc w:val="both"/>
+      </w:pPr>
+      <w:r>
+        <w:t xml:space="preserve">Walker, M. P. (2017). </w:t>
+      </w:r>
+      <w:proofErr w:type="spellStart"/>
+      <w:r>
+        <w:t>Why</w:t>
+      </w:r>
+      <w:proofErr w:type="spellEnd"/>
+      <w:r>
+        <w:t xml:space="preserve"> </w:t>
+      </w:r>
+      <w:proofErr w:type="spellStart"/>
+      <w:r>
+        <w:t>we</w:t>
+      </w:r>
+      <w:proofErr w:type="spellEnd"/>
+      <w:r>
+        <w:t xml:space="preserve"> </w:t>
+      </w:r>
+      <w:proofErr w:type="spellStart"/>
+      <w:r>
+        <w:t>sleep</w:t>
+      </w:r>
+      <w:proofErr w:type="spellEnd"/>
+      <w:r>
+        <w:t xml:space="preserve">: </w:t>
+      </w:r>
+      <w:proofErr w:type="spellStart"/>
+      <w:r>
+        <w:t>Unlocking</w:t>
+      </w:r>
+      <w:proofErr w:type="spellEnd"/>
+      <w:r>
+        <w:t xml:space="preserve"> </w:t>
+      </w:r>
+      <w:proofErr w:type="spellStart"/>
+      <w:r>
+        <w:t>the</w:t>
+      </w:r>
+      <w:proofErr w:type="spellEnd"/>
+      <w:r>
+        <w:t xml:space="preserve"> </w:t>
+      </w:r>
+      <w:proofErr w:type="spellStart"/>
+      <w:r>
+        <w:t>power</w:t>
+      </w:r>
+      <w:proofErr w:type="spellEnd"/>
+      <w:r>
+        <w:t xml:space="preserve"> </w:t>
+      </w:r>
+      <w:proofErr w:type="spellStart"/>
+      <w:r>
+        <w:t>of</w:t>
+      </w:r>
+      <w:proofErr w:type="spellEnd"/>
+      <w:r>
+        <w:t xml:space="preserve"> </w:t>
+      </w:r>
+      <w:proofErr w:type="spellStart"/>
+      <w:r>
+        <w:t>sleep</w:t>
+      </w:r>
+      <w:proofErr w:type="spellEnd"/>
+      <w:r>
+        <w:t xml:space="preserve"> and </w:t>
+      </w:r>
+      <w:proofErr w:type="spellStart"/>
+      <w:r>
+        <w:t>dreams</w:t>
+      </w:r>
+      <w:proofErr w:type="spellEnd"/>
+      <w:r>
+        <w:t xml:space="preserve">. </w:t>
+      </w:r>
+      <w:proofErr w:type="spellStart"/>
+      <w:r>
+        <w:rPr>
+          <w:i/>
+          <w:iCs/>
+        </w:rPr>
+        <w:t>Scribner</w:t>
+      </w:r>
+      <w:proofErr w:type="spellEnd"/>
+      <w:r>
+        <w:t>.</w:t>
+      </w:r>
+    </w:p>
+    <w:p>
+      <w:pPr>
+        <w:numPr>
+          <w:ilvl w:val="0"/>
+          <w:numId w:val="14"/>
+        </w:numPr>
+        <w:jc w:val="both"/>
+      </w:pPr>
+      <w:r>
+        <w:t xml:space="preserve">Walker, M. P., &amp; van </w:t>
+      </w:r>
+      <w:proofErr w:type="spellStart"/>
+      <w:r>
+        <w:t>der</w:t>
+      </w:r>
+      <w:proofErr w:type="spellEnd"/>
+      <w:r>
+        <w:t xml:space="preserve"> Helm, E. (2009). </w:t>
+      </w:r>
+      <w:proofErr w:type="gramStart"/>
+      <w:r>
+        <w:t xml:space="preserve">Overnight </w:t>
+      </w:r>
+      <w:proofErr w:type="spellStart"/>
+      <w:r>
+        <w:t>therapy</w:t>
+      </w:r>
+      <w:proofErr w:type="spellEnd"/>
+      <w:r>
+        <w:t>?</w:t>
+      </w:r>
+      <w:proofErr w:type="gramEnd"/>
+      <w:r>
+        <w:t xml:space="preserve"> </w:t>
+      </w:r>
+      <w:proofErr w:type="spellStart"/>
+      <w:r>
+        <w:t>The</w:t>
+      </w:r>
+      <w:proofErr w:type="spellEnd"/>
+      <w:r>
+        <w:t xml:space="preserve"> role </w:t>
+      </w:r>
+      <w:proofErr w:type="spellStart"/>
+      <w:r>
+        <w:t>of</w:t>
+      </w:r>
+      <w:proofErr w:type="spellEnd"/>
+      <w:r>
+        <w:t xml:space="preserve"> </w:t>
+      </w:r>
+      <w:proofErr w:type="spellStart"/>
+      <w:r>
+        <w:t>sleep</w:t>
+      </w:r>
+      <w:proofErr w:type="spellEnd"/>
+      <w:r>
+        <w:t xml:space="preserve"> in </w:t>
+      </w:r>
+      <w:proofErr w:type="spellStart"/>
+      <w:r>
+        <w:t>emotional</w:t>
+      </w:r>
+      <w:proofErr w:type="spellEnd"/>
+      <w:r>
+        <w:t xml:space="preserve"> </w:t>
+      </w:r>
+      <w:proofErr w:type="spellStart"/>
+      <w:r>
+        <w:t>brain</w:t>
+      </w:r>
+      <w:proofErr w:type="spellEnd"/>
+      <w:r>
+        <w:t xml:space="preserve"> </w:t>
+      </w:r>
+      <w:proofErr w:type="spellStart"/>
+      <w:r>
+        <w:t>processing</w:t>
+      </w:r>
+      <w:proofErr w:type="spellEnd"/>
+      <w:r>
+        <w:t xml:space="preserve">. </w:t>
+      </w:r>
+      <w:proofErr w:type="spellStart"/>
+      <w:r>
+        <w:rPr>
+          <w:i/>
+          <w:iCs/>
+        </w:rPr>
+        <w:t>Psychological</w:t>
+      </w:r>
+      <w:proofErr w:type="spellEnd"/>
+      <w:r>
+        <w:rPr>
+          <w:i/>
+          <w:iCs/>
+        </w:rPr>
+        <w:t xml:space="preserve"> </w:t>
+      </w:r>
+      <w:proofErr w:type="spellStart"/>
+      <w:r>
+        <w:rPr>
+          <w:i/>
+          <w:iCs/>
+        </w:rPr>
+        <w:t>Bulletin</w:t>
+      </w:r>
+      <w:proofErr w:type="spellEnd"/>
+      <w:r>
+        <w:rPr>
+          <w:i/>
+          <w:iCs/>
+        </w:rPr>
+        <w:t>, 135</w:t>
+      </w:r>
+      <w:r>
+        <w:t>(5), 731.</w:t>
+      </w:r>
+    </w:p>
+    <w:p>
+      <w:pPr>
+        <w:numPr>
+          <w:ilvl w:val="0"/>
+          <w:numId w:val="14"/>
+        </w:numPr>
+        <w:jc w:val="both"/>
+      </w:pPr>
+      <w:r>
+        <w:t xml:space="preserve">Williamson, A. M., &amp; </w:t>
+      </w:r>
+      <w:proofErr w:type="spellStart"/>
+      <w:r>
+        <w:t>Feyer</w:t>
+      </w:r>
+      <w:proofErr w:type="spellEnd"/>
+      <w:r>
+        <w:t xml:space="preserve">, A. M. (2000). </w:t>
+      </w:r>
+      <w:proofErr w:type="spellStart"/>
+      <w:r>
+        <w:t>Moderate</w:t>
+      </w:r>
+      <w:proofErr w:type="spellEnd"/>
+      <w:r>
+        <w:t xml:space="preserve"> </w:t>
+      </w:r>
+      <w:proofErr w:type="spellStart"/>
+      <w:r>
+        <w:t>sleep</w:t>
+      </w:r>
+      <w:proofErr w:type="spellEnd"/>
+      <w:r>
+        <w:t xml:space="preserve"> </w:t>
+      </w:r>
+      <w:proofErr w:type="spellStart"/>
+      <w:r>
+        <w:t>deprivation</w:t>
+      </w:r>
+      <w:proofErr w:type="spellEnd"/>
+      <w:r>
+        <w:t xml:space="preserve"> produces </w:t>
+      </w:r>
+      <w:proofErr w:type="spellStart"/>
+      <w:r>
+        <w:t>impairments</w:t>
+      </w:r>
+      <w:proofErr w:type="spellEnd"/>
+      <w:r>
+        <w:t xml:space="preserve"> in cognitive and motor performance </w:t>
+      </w:r>
+      <w:proofErr w:type="spellStart"/>
+      <w:r>
+        <w:t>equivalent</w:t>
+      </w:r>
+      <w:proofErr w:type="spellEnd"/>
+      <w:r>
+        <w:t xml:space="preserve"> to </w:t>
+      </w:r>
+      <w:proofErr w:type="spellStart"/>
+      <w:r>
+        <w:t>legally</w:t>
+      </w:r>
+      <w:proofErr w:type="spellEnd"/>
+      <w:r>
+        <w:t xml:space="preserve"> </w:t>
+      </w:r>
+      <w:proofErr w:type="spellStart"/>
+      <w:r>
+        <w:t>prescribed</w:t>
+      </w:r>
+      <w:proofErr w:type="spellEnd"/>
+      <w:r>
+        <w:t xml:space="preserve"> </w:t>
+      </w:r>
+      <w:proofErr w:type="spellStart"/>
+      <w:r>
+        <w:t>levels</w:t>
+      </w:r>
+      <w:proofErr w:type="spellEnd"/>
+      <w:r>
+        <w:t xml:space="preserve"> </w:t>
+      </w:r>
+      <w:proofErr w:type="spellStart"/>
+      <w:r>
+        <w:t>of</w:t>
+      </w:r>
+      <w:proofErr w:type="spellEnd"/>
+      <w:r>
+        <w:t xml:space="preserve"> alcohol </w:t>
+      </w:r>
+      <w:proofErr w:type="spellStart"/>
+      <w:r>
+        <w:t>intoxication</w:t>
+      </w:r>
+      <w:proofErr w:type="spellEnd"/>
+      <w:r>
+        <w:t xml:space="preserve">. </w:t>
+      </w:r>
+      <w:proofErr w:type="spellStart"/>
+      <w:r>
+        <w:rPr>
+          <w:i/>
+          <w:iCs/>
+        </w:rPr>
+        <w:t>Occupational</w:t>
+      </w:r>
+      <w:proofErr w:type="spellEnd"/>
+      <w:r>
+        <w:rPr>
+          <w:i/>
+          <w:iCs/>
+        </w:rPr>
+        <w:t xml:space="preserve"> and </w:t>
+      </w:r>
+      <w:proofErr w:type="spellStart"/>
+      <w:r>
+        <w:rPr>
+          <w:i/>
+          <w:iCs/>
+        </w:rPr>
+        <w:t>Environmental</w:t>
+      </w:r>
+      <w:proofErr w:type="spellEnd"/>
+      <w:r>
+        <w:rPr>
+          <w:i/>
+          <w:iCs/>
+        </w:rPr>
+        <w:t xml:space="preserve"> Medicine, 57</w:t>
+      </w:r>
+      <w:r>
+        <w:t>(10), 649-655.</w:t>
+      </w:r>
+    </w:p>
+    <w:p>
+      <w:pPr>
+        <w:jc w:val="both"/>
+      </w:pPr>
+    </w:p>
+    <w:p>
+      <w:pPr>
         <w:pStyle w:val="Ttulo2"/>
       </w:pPr>
-      <w:bookmarkStart w:id="4" w:name="_Toc194566897"/>
-      <w:r>
+      <w:bookmarkStart w:id="9" w:name="_Toc195007676"/>
+      <w:r>
+        <w:lastRenderedPageBreak/>
         <w:t xml:space="preserve">3.2 </w:t>
       </w:r>
       <w:r>
         <w:t>Trastornos del sueño</w:t>
       </w:r>
-      <w:bookmarkEnd w:id="4"/>
+      <w:bookmarkEnd w:id="9"/>
     </w:p>
     <w:p>
       <w:pPr>
         <w:pStyle w:val="Ttulo3"/>
       </w:pPr>
-      <w:bookmarkStart w:id="5" w:name="_Toc194566898"/>
+      <w:bookmarkStart w:id="10" w:name="_Toc195007677"/>
       <w:r>
         <w:t xml:space="preserve">Apnea </w:t>
       </w:r>
       <w:r>
         <w:t>del Sueño</w:t>
       </w:r>
-      <w:bookmarkEnd w:id="5"/>
-    </w:p>
-    <w:p>
-      <w:pPr>
-        <w:jc w:val="both"/>
-      </w:pPr>
-      <w:commentRangeStart w:id="6"/>
+      <w:bookmarkEnd w:id="10"/>
+    </w:p>
+    <w:p>
+      <w:pPr>
+        <w:jc w:val="both"/>
+      </w:pPr>
+      <w:commentRangeStart w:id="11"/>
       <w:r>
         <w:t>La apnea del sue</w:t>
       </w:r>
@@ -2568,7 +5603,15 @@
         <w:t>acompañados</w:t>
       </w:r>
       <w:r>
-        <w:t xml:space="preserve"> de desaturaciones de oxígeno y microdespertares que fragmentan el sueño</w:t>
+        <w:t xml:space="preserve"> de desaturaciones de oxígeno y </w:t>
+      </w:r>
+      <w:proofErr w:type="spellStart"/>
+      <w:r>
+        <w:t>microdespertares</w:t>
+      </w:r>
+      <w:proofErr w:type="spellEnd"/>
+      <w:r>
+        <w:t xml:space="preserve"> que fragmentan el sueño</w:t>
       </w:r>
       <w:r>
         <w:t xml:space="preserve">, afectando así </w:t>
@@ -2640,6 +5683,7 @@
       <w:r>
         <w:t xml:space="preserve">se habla de </w:t>
       </w:r>
+      <w:proofErr w:type="spellStart"/>
       <w:r>
         <w:rPr>
           <w:b/>
@@ -2647,6 +5691,7 @@
         </w:rPr>
         <w:t>hipoapnea</w:t>
       </w:r>
+      <w:proofErr w:type="spellEnd"/>
       <w:r>
         <w:t xml:space="preserve"> en el caso de que la</w:t>
       </w:r>
@@ -2805,7 +5850,55 @@
           <w:b/>
           <w:bCs/>
         </w:rPr>
-        <w:t>CPAP (Continuous Positive Airway Pressure):</w:t>
+        <w:t>CPAP (</w:t>
+      </w:r>
+      <w:proofErr w:type="spellStart"/>
+      <w:r>
+        <w:rPr>
+          <w:b/>
+          <w:bCs/>
+        </w:rPr>
+        <w:t>Continuous</w:t>
+      </w:r>
+      <w:proofErr w:type="spellEnd"/>
+      <w:r>
+        <w:rPr>
+          <w:b/>
+          <w:bCs/>
+        </w:rPr>
+        <w:t xml:space="preserve"> Positive </w:t>
+      </w:r>
+      <w:proofErr w:type="spellStart"/>
+      <w:r>
+        <w:rPr>
+          <w:b/>
+          <w:bCs/>
+        </w:rPr>
+        <w:t>Airway</w:t>
+      </w:r>
+      <w:proofErr w:type="spellEnd"/>
+      <w:r>
+        <w:rPr>
+          <w:b/>
+          <w:bCs/>
+        </w:rPr>
+        <w:t xml:space="preserve"> </w:t>
+      </w:r>
+      <w:proofErr w:type="spellStart"/>
+      <w:r>
+        <w:rPr>
+          <w:b/>
+          <w:bCs/>
+        </w:rPr>
+        <w:t>Pressure</w:t>
+      </w:r>
+      <w:proofErr w:type="spellEnd"/>
+      <w:r>
+        <w:rPr>
+          <w:b/>
+          <w:bCs/>
+        </w:rPr>
+        <w:t>):</w:t>
       </w:r>
       <w:r>
         <w:t xml:space="preserve"> Dispositivo que mantiene la vía aérea abierta mediante presión positiva.</w:t>
@@ -2846,7 +5939,15 @@
         <w:t>Intervenciones quirúrgicas:</w:t>
       </w:r>
       <w:r>
-        <w:t xml:space="preserve"> Como la uvulopalatofaringoplastia, en casos seleccionados.</w:t>
+        <w:t xml:space="preserve"> Como la </w:t>
+      </w:r>
+      <w:proofErr w:type="spellStart"/>
+      <w:r>
+        <w:t>uvulopalatofaringoplastia</w:t>
+      </w:r>
+      <w:proofErr w:type="spellEnd"/>
+      <w:r>
+        <w:t>, en casos seleccionados.</w:t>
       </w:r>
     </w:p>
     <w:p>
@@ -2867,12 +5968,12 @@
       <w:r>
         <w:t xml:space="preserve"> Pérdida de peso, evitar alcohol y sedantes, y cambios posturales durante el sueño.</w:t>
       </w:r>
-      <w:commentRangeEnd w:id="6"/>
+      <w:commentRangeEnd w:id="11"/>
       <w:r>
         <w:rPr>
           <w:rStyle w:val="Refdecomentario"/>
         </w:rPr>
-        <w:commentReference w:id="6"/>
+        <w:commentReference w:id="11"/>
       </w:r>
     </w:p>
     <w:p/>
@@ -2880,90 +5981,382 @@
       <w:pPr>
         <w:pStyle w:val="Ttulo3"/>
       </w:pPr>
-      <w:bookmarkStart w:id="7" w:name="_Toc194566899"/>
+      <w:bookmarkStart w:id="12" w:name="_Toc195007678"/>
       <w:r>
         <w:t>Insomnio</w:t>
       </w:r>
-      <w:bookmarkEnd w:id="7"/>
-    </w:p>
-    <w:p>
-      <w:r>
-        <w:t>El insomnio se define</w:t>
+      <w:bookmarkEnd w:id="12"/>
+    </w:p>
+    <w:p>
+      <w:pPr>
+        <w:jc w:val="both"/>
+      </w:pPr>
+      <w:commentRangeStart w:id="13"/>
+      <w:r>
+        <w:t>El insomnio es uno de los trastornos del sueño más comunes y se manifiesta como una dificultad persistente para iniciar o mantener el sueño, o bien como un despertar temprano con incapacidad para volver a dormir, lo cual provoca una afectación significativa en el funcionamiento diurno del individuo. La prevalencia de este trastorno oscila entre el 10% y el 30% de la población general, y puede llegar hasta el 50% en grupos específicos como personas mayores o con comorbilidades psiquiátrica</w:t>
+      </w:r>
+      <w:r>
+        <w:t xml:space="preserve">. </w:t>
+      </w:r>
+      <w:commentRangeEnd w:id="13"/>
+      <w:r>
+        <w:rPr>
+          <w:rStyle w:val="Refdecomentario"/>
+        </w:rPr>
+        <w:commentReference w:id="13"/>
+      </w:r>
+    </w:p>
+    <w:p>
+      <w:pPr>
+        <w:jc w:val="both"/>
+      </w:pPr>
+      <w:commentRangeStart w:id="14"/>
+      <w:r>
+        <w:t xml:space="preserve">Se distinguen dos formas principales: el insomnio agudo, que dura días o semanas y está generalmente relacionado con factores estresantes temporales; y el insomnio crónico, que persiste al menos tres veces por semana durante un mínimo de tres meses. Los factores </w:t>
+      </w:r>
+      <w:r>
+        <w:lastRenderedPageBreak/>
+        <w:t>de riesgo incluyen el estrés crónico, trastornos de ansiedad y depresión, enfermedades médicas (como dolor crónico, enfermedad pulmonar obstructiva crónica o insuficiencia cardíaca), así como hábitos de sueño irregulares, uso de estimulantes y envejecimiento.</w:t>
+      </w:r>
+      <w:commentRangeEnd w:id="14"/>
+      <w:r>
+        <w:rPr>
+          <w:rStyle w:val="Refdecomentario"/>
+        </w:rPr>
+        <w:commentReference w:id="14"/>
+      </w:r>
+    </w:p>
+    <w:p>
+      <w:pPr>
+        <w:jc w:val="both"/>
+      </w:pPr>
+      <w:commentRangeStart w:id="15"/>
+      <w:r>
+        <w:t xml:space="preserve">Para su diagnóstico, se utilizan cuestionarios estandarizados como el Índice de Severidad del Insomnio (ISI), registros de sueño o diarios del sueño, y en casos específicos, se puede complementar con </w:t>
+      </w:r>
+      <w:proofErr w:type="spellStart"/>
+      <w:r>
+        <w:t>actigrafía</w:t>
+      </w:r>
+      <w:proofErr w:type="spellEnd"/>
+      <w:r>
+        <w:t xml:space="preserve"> o polisomnografía si se sospecha la coexistencia de otros trastornos como la apnea del sueño.</w:t>
+      </w:r>
+      <w:commentRangeEnd w:id="15"/>
+      <w:r>
+        <w:rPr>
+          <w:rStyle w:val="Refdecomentario"/>
+        </w:rPr>
+        <w:commentReference w:id="15"/>
       </w:r>
     </w:p>
     <w:p>
       <w:pPr>
         <w:pStyle w:val="Ttulo3"/>
-      </w:pPr>
-      <w:bookmarkStart w:id="8" w:name="_Toc194566900"/>
+        <w:ind w:left="708" w:hanging="708"/>
+      </w:pPr>
+      <w:bookmarkStart w:id="16" w:name="_Toc195007679"/>
       <w:r>
         <w:t>Narcolepsia</w:t>
       </w:r>
-      <w:bookmarkEnd w:id="8"/>
-    </w:p>
-    <w:p>
-      <w:r>
-        <w:t xml:space="preserve">La narcolepsia </w:t>
-      </w:r>
-      <w:r>
-        <w:t xml:space="preserve">es un trastorno neurológico </w:t>
-      </w:r>
+      <w:bookmarkEnd w:id="16"/>
+    </w:p>
+    <w:p>
+      <w:pPr>
+        <w:jc w:val="both"/>
+      </w:pPr>
+      <w:commentRangeStart w:id="17"/>
+      <w:r>
+        <w:t>La narcolepsia es un trastorno neurológico crónico que afecta la regulación del sueño-vigilia. Se caracteriza por una somnolencia diurna excesiva y episodios involuntarios de sueño. Otros síntomas clásicos incluyen cataplejía (pérdida súbita del tono muscular desencadenada por emociones), alucinaciones hipnagógicas e hipnopómpicas y parálisis del sueñ</w:t>
+      </w:r>
+      <w:r>
+        <w:t>o</w:t>
+      </w:r>
+      <w:r>
+        <w:t>.</w:t>
+      </w:r>
+      <w:commentRangeEnd w:id="17"/>
+      <w:r>
+        <w:rPr>
+          <w:rStyle w:val="Refdecomentario"/>
+        </w:rPr>
+        <w:commentReference w:id="17"/>
+      </w:r>
+    </w:p>
+    <w:p>
+      <w:pPr>
+        <w:jc w:val="both"/>
+      </w:pPr>
+      <w:commentRangeStart w:id="18"/>
+      <w:r>
+        <w:t xml:space="preserve">Se reconocen dos tipos principales: la narcolepsia tipo 1, asociada con cataplejía y niveles bajos de hipocretina-1 en el líquido cefalorraquídeo, y </w:t>
+      </w:r>
+      <w:proofErr w:type="gramStart"/>
+      <w:r>
+        <w:t>la tipo</w:t>
+      </w:r>
+      <w:proofErr w:type="gramEnd"/>
+      <w:r>
+        <w:t xml:space="preserve"> 2, sin cataplejía y con niveles normales de </w:t>
+      </w:r>
+      <w:proofErr w:type="spellStart"/>
+      <w:r>
+        <w:t>hipocretina</w:t>
+      </w:r>
+      <w:proofErr w:type="spellEnd"/>
+      <w:r>
+        <w:t xml:space="preserve">. Su prevalencia es baja (0.02%–0.05%), pero el impacto en la calidad de vida del paciente es significativo. El diagnóstico se basa en la combinación de polisomnografía nocturna y </w:t>
+      </w:r>
+      <w:proofErr w:type="gramStart"/>
+      <w:r>
+        <w:t>el Test</w:t>
+      </w:r>
+      <w:proofErr w:type="gramEnd"/>
+      <w:r>
+        <w:t xml:space="preserve"> de Latencia Múltiple del Sueño (MSLT), que mide la propensión al sueño y la aparición de sueño REM en siestas diurnas.</w:t>
+      </w:r>
+      <w:commentRangeEnd w:id="18"/>
+      <w:r>
+        <w:rPr>
+          <w:rStyle w:val="Refdecomentario"/>
+        </w:rPr>
+        <w:commentReference w:id="18"/>
+      </w:r>
+    </w:p>
+    <w:p>
+      <w:pPr>
+        <w:jc w:val="both"/>
+      </w:pPr>
+      <w:commentRangeStart w:id="19"/>
+      <w:r>
+        <w:t>El tratamiento</w:t>
+      </w:r>
+      <w:r>
+        <w:t xml:space="preserve"> </w:t>
+      </w:r>
+      <w:r>
+        <w:t>se dirige a controlar de manera separada coda uno de los síntomas,</w:t>
+      </w:r>
+      <w:r>
+        <w:t xml:space="preserve"> incluye fármacos estimulantes como el modafinilo o </w:t>
+      </w:r>
+      <w:proofErr w:type="spellStart"/>
+      <w:r>
+        <w:t>pitolisant</w:t>
+      </w:r>
+      <w:proofErr w:type="spellEnd"/>
+      <w:r>
+        <w:t xml:space="preserve"> para combatir la somnolencia, así como antidepresivos tricíclicos o inhibidores de la recaptación de serotonina y noradrenalina para tratar la cataplejía. Además, las estrategias conductuales, como establecer horarios regulares de siesta, son fundamentales para el manejo de la enfermedad.</w:t>
+      </w:r>
+      <w:commentRangeEnd w:id="19"/>
+      <w:r>
+        <w:rPr>
+          <w:rStyle w:val="Refdecomentario"/>
+        </w:rPr>
+        <w:commentReference w:id="19"/>
+      </w:r>
+    </w:p>
+    <w:p>
+      <w:pPr>
+        <w:jc w:val="both"/>
+      </w:pPr>
     </w:p>
     <w:p>
       <w:pPr>
         <w:pStyle w:val="Ttulo3"/>
       </w:pPr>
-      <w:bookmarkStart w:id="9" w:name="_Toc194566901"/>
+      <w:bookmarkStart w:id="20" w:name="_Toc195007680"/>
       <w:r>
         <w:t>Parasomnias</w:t>
       </w:r>
-      <w:bookmarkEnd w:id="9"/>
-    </w:p>
-    <w:p>
-      <w:r>
-        <w:t>Las parasomnias</w:t>
-      </w:r>
-    </w:p>
-    <w:p>
-      <w:pPr>
-        <w:pStyle w:val="Ttulo3"/>
-      </w:pPr>
-      <w:bookmarkStart w:id="10" w:name="_Toc194566902"/>
-      <w:r>
-        <w:t>Síndrome de Piernas Inquietas (SPI)</w:t>
-      </w:r>
-      <w:bookmarkEnd w:id="10"/>
-    </w:p>
-    <w:p>
-      <w:pPr>
-        <w:jc w:val="both"/>
-      </w:pPr>
-      <w:commentRangeStart w:id="11"/>
-      <w:r>
-        <w:t xml:space="preserve">El </w:t>
+      <w:bookmarkEnd w:id="20"/>
+    </w:p>
+    <w:p>
+      <w:pPr>
+        <w:jc w:val="both"/>
+      </w:pPr>
+      <w:commentRangeStart w:id="21"/>
+      <w:r>
+        <w:t xml:space="preserve">Las </w:t>
       </w:r>
       <w:r>
         <w:rPr>
           <w:b/>
           <w:bCs/>
         </w:rPr>
+        <w:t>parasomnias</w:t>
+      </w:r>
+      <w:r>
+        <w:t xml:space="preserve"> constituyen un grupo diverso de trastornos del sueño caracterizados por la aparición de comportamientos anormales, percepciones sensoriales inusuales o experiencias desagradables durante las transiciones entre el sueño y la vigilia, así como dentro de las distintas fases del sueño. Entre las manifestaciones más frecuentes se encuentran el </w:t>
+      </w:r>
+      <w:r>
+        <w:rPr>
+          <w:b/>
+          <w:bCs/>
+        </w:rPr>
+        <w:t>sonambulismo</w:t>
+      </w:r>
+      <w:r>
+        <w:t xml:space="preserve">, los </w:t>
+      </w:r>
+      <w:r>
+        <w:rPr>
+          <w:b/>
+          <w:bCs/>
+        </w:rPr>
+        <w:t>terrores nocturnos</w:t>
+      </w:r>
+      <w:r>
+        <w:t xml:space="preserve">, las </w:t>
+      </w:r>
+      <w:r>
+        <w:rPr>
+          <w:b/>
+          <w:bCs/>
+        </w:rPr>
+        <w:t>pesadillas recurrentes</w:t>
+      </w:r>
+      <w:r>
+        <w:t xml:space="preserve"> y la </w:t>
+      </w:r>
+      <w:r>
+        <w:rPr>
+          <w:b/>
+          <w:bCs/>
+        </w:rPr>
+        <w:t>parálisis del sueño</w:t>
+      </w:r>
+      <w:r>
+        <w:t>.</w:t>
+      </w:r>
+    </w:p>
+    <w:p>
+      <w:pPr>
+        <w:jc w:val="both"/>
+      </w:pPr>
+      <w:r>
+        <w:t xml:space="preserve">Estos eventos pueden ocurrir tanto durante el sueño de ondas lentas (fase N3) como durante el sueño REM, o en los periodos de transición entre estos estados. Aunque son más comunes en la infancia y, en la mayoría de los casos, tienden a ser benignos y autolimitados, en la edad adulta pueden estar asociados a factores como </w:t>
+      </w:r>
+      <w:r>
+        <w:rPr>
+          <w:b/>
+          <w:bCs/>
+        </w:rPr>
+        <w:t>trastornos del estado de ánimo</w:t>
+      </w:r>
+      <w:r>
+        <w:t xml:space="preserve">, </w:t>
+      </w:r>
+      <w:r>
+        <w:rPr>
+          <w:b/>
+          <w:bCs/>
+        </w:rPr>
+        <w:t>uso de fármacos</w:t>
+      </w:r>
+      <w:r>
+        <w:t xml:space="preserve">, </w:t>
+      </w:r>
+      <w:r>
+        <w:rPr>
+          <w:b/>
+          <w:bCs/>
+        </w:rPr>
+        <w:t>estrés crónico</w:t>
+      </w:r>
+      <w:r>
+        <w:t xml:space="preserve"> o </w:t>
+      </w:r>
+      <w:r>
+        <w:rPr>
+          <w:b/>
+          <w:bCs/>
+        </w:rPr>
+        <w:t>privación del sueño</w:t>
+      </w:r>
+      <w:r>
+        <w:t>.</w:t>
+      </w:r>
+    </w:p>
+    <w:p>
+      <w:pPr>
+        <w:jc w:val="both"/>
+      </w:pPr>
+      <w:r>
+        <w:t xml:space="preserve">El diagnóstico se basa principalmente en una </w:t>
+      </w:r>
+      <w:r>
+        <w:rPr>
+          <w:b/>
+          <w:bCs/>
+        </w:rPr>
+        <w:t>historia clínica detallada</w:t>
+      </w:r>
+      <w:r>
+        <w:t xml:space="preserve">, con especial énfasis en la descripción de los episodios por parte del propio paciente o de testigos, como familiares o convivientes. En situaciones clínicas más complejas, o cuando existe la sospecha de comportamientos potencialmente peligrosos durante el sueño, puede ser </w:t>
+      </w:r>
+      <w:r>
+        <w:lastRenderedPageBreak/>
+        <w:t xml:space="preserve">necesaria la realización de una </w:t>
+      </w:r>
+      <w:r>
+        <w:rPr>
+          <w:b/>
+          <w:bCs/>
+        </w:rPr>
+        <w:t>polisomnografía nocturna con videograbación</w:t>
+      </w:r>
+      <w:r>
+        <w:t>, que permite correlacionar eventos motores con las fases del sueño y descartar otros trastornos asociados.</w:t>
+      </w:r>
+      <w:commentRangeEnd w:id="21"/>
+      <w:r>
+        <w:rPr>
+          <w:rStyle w:val="Refdecomentario"/>
+        </w:rPr>
+        <w:commentReference w:id="21"/>
+      </w:r>
+    </w:p>
+    <w:p>
+      <w:pPr>
+        <w:jc w:val="both"/>
+      </w:pPr>
+    </w:p>
+    <w:p>
+      <w:pPr>
+        <w:pStyle w:val="Ttulo3"/>
+      </w:pPr>
+      <w:bookmarkStart w:id="22" w:name="_Toc195007681"/>
+      <w:r>
         <w:t>Síndrome de Piernas Inquietas (SPI)</w:t>
       </w:r>
+      <w:bookmarkEnd w:id="22"/>
+    </w:p>
+    <w:p>
+      <w:pPr>
+        <w:jc w:val="both"/>
+      </w:pPr>
+      <w:commentRangeStart w:id="23"/>
+      <w:r>
+        <w:t xml:space="preserve">El </w:t>
+      </w:r>
+      <w:r>
+        <w:rPr>
+          <w:b/>
+          <w:bCs/>
+        </w:rPr>
+        <w:t>Síndrome de Piernas Inquietas (SPI)</w:t>
+      </w:r>
       <w:r>
         <w:t xml:space="preserve"> es un trastorno neurológico caracterizado por una necesidad urgente e incontrolable de mover las piernas, generalmente debido a sensaciones incómodas o molestas. Estas sensaciones suelen aparecer durante los periodos de descanso o inactividad, especialmente en la noche, lo que interfiere con el inicio y mantenimiento del sueño. Aunque su causa exacta no se conoce, se asocia con factores genéticos, deficiencia de hierro y ciertas condiciones médicas como insuficiencia renal o neuropatías periféricas. El tratamiento incluye cambios en el estilo de vida, suplementación de hierro si es necesario, y en algunos casos, el uso de medicamentos específicos.</w:t>
       </w:r>
-      <w:commentRangeEnd w:id="11"/>
+      <w:commentRangeEnd w:id="23"/>
       <w:r>
         <w:rPr>
           <w:rStyle w:val="Refdecomentario"/>
         </w:rPr>
-        <w:commentReference w:id="11"/>
-      </w:r>
-    </w:p>
-    <w:p>
-      <w:pPr>
-        <w:jc w:val="both"/>
-      </w:pPr>
+        <w:commentReference w:id="23"/>
+      </w:r>
     </w:p>
     <w:p>
       <w:pPr>
@@ -2973,47 +6366,678 @@
     <w:p>
       <w:pPr>
         <w:pStyle w:val="Ttulo2"/>
-      </w:pPr>
-      <w:bookmarkStart w:id="12" w:name="_Toc194566903"/>
-      <w:r>
-        <w:t xml:space="preserve">3.3 </w:t>
-      </w:r>
-      <w:r>
-        <w:t>Métodos de evaluación del sueño</w:t>
-      </w:r>
-      <w:bookmarkEnd w:id="12"/>
+        <w:numPr>
+          <w:ilvl w:val="1"/>
+          <w:numId w:val="6"/>
+        </w:numPr>
+      </w:pPr>
+      <w:bookmarkStart w:id="24" w:name="_Toc195007682"/>
+      <w:r>
+        <w:t xml:space="preserve">Métodos de evaluación </w:t>
+      </w:r>
+      <w:r>
+        <w:t xml:space="preserve">de la calidad </w:t>
+      </w:r>
+      <w:r>
+        <w:t>del sueño</w:t>
+      </w:r>
+      <w:bookmarkEnd w:id="24"/>
+    </w:p>
+    <w:p>
+      <w:pPr>
+        <w:jc w:val="both"/>
+      </w:pPr>
+      <w:r>
+        <w:t xml:space="preserve">El estudio de la calidad del sueño requiere herramientas y metodologías que permitan evaluar sus características fisiológicas y subjetivas de manera fiable. Tradicionalmente, el diagnóstico de los trastornos del sueño ha dependido de técnicas de monitorización en entornos clínicos, como la </w:t>
+      </w:r>
+      <w:r>
+        <w:rPr>
+          <w:b/>
+          <w:bCs/>
+        </w:rPr>
+        <w:t>polisomnografía (PSG)</w:t>
+      </w:r>
+      <w:r>
+        <w:t xml:space="preserve">, considerada el estándar de referencia. Sin embargo, en los últimos años han surgido </w:t>
+      </w:r>
+      <w:r>
+        <w:rPr>
+          <w:b/>
+          <w:bCs/>
+        </w:rPr>
+        <w:t>métodos alternativos</w:t>
+      </w:r>
+      <w:r>
+        <w:t xml:space="preserve"> que permiten evaluar la calidad del sueño en entornos domiciliarios, como la </w:t>
+      </w:r>
+      <w:r>
+        <w:rPr>
+          <w:b/>
+          <w:bCs/>
+        </w:rPr>
+        <w:t>poligrafía respiratoria</w:t>
+      </w:r>
+      <w:r>
+        <w:t xml:space="preserve">, la </w:t>
+      </w:r>
+      <w:proofErr w:type="spellStart"/>
+      <w:r>
+        <w:rPr>
+          <w:b/>
+          <w:bCs/>
+        </w:rPr>
+        <w:t>actigrafía</w:t>
+      </w:r>
+      <w:proofErr w:type="spellEnd"/>
+      <w:r>
+        <w:t xml:space="preserve"> y diversos cuestionarios de autoinforme.</w:t>
+      </w:r>
+    </w:p>
+    <w:p>
+      <w:pPr>
+        <w:jc w:val="both"/>
+      </w:pPr>
+      <w:r>
+        <w:t xml:space="preserve">Este apartado revisa los principales métodos de evaluación del sueño, describiendo sus características, ventajas y limitaciones. </w:t>
+      </w:r>
+    </w:p>
+    <w:p>
+      <w:pPr>
+        <w:pStyle w:val="Ttulo3"/>
+      </w:pPr>
+      <w:bookmarkStart w:id="25" w:name="_Toc195007683"/>
+      <w:r>
+        <w:t>Métodos de evaluación objetiva</w:t>
+      </w:r>
+      <w:bookmarkEnd w:id="25"/>
+    </w:p>
+    <w:p>
+      <w:pPr>
+        <w:pStyle w:val="Ttulo4"/>
+      </w:pPr>
+      <w:r>
+        <w:t>Polisomnografía (PSG)</w:t>
+      </w:r>
+    </w:p>
+    <w:p>
+      <w:pPr>
+        <w:jc w:val="both"/>
+      </w:pPr>
+      <w:r>
+        <w:t xml:space="preserve">La </w:t>
+      </w:r>
+      <w:r>
+        <w:rPr>
+          <w:b/>
+          <w:bCs/>
+        </w:rPr>
+        <w:t>polisomnografía (PSG)</w:t>
+      </w:r>
+      <w:r>
+        <w:t xml:space="preserve"> es la técnica más completa para el estudio del sueño y se considera el método de referencia en el diagnóstico de trastornos como la apnea del sueño, la narcolepsia o el insomnio de origen neurológico (</w:t>
+      </w:r>
+      <w:proofErr w:type="spellStart"/>
+      <w:r>
+        <w:t>Kushida</w:t>
+      </w:r>
+      <w:proofErr w:type="spellEnd"/>
+      <w:r>
+        <w:t xml:space="preserve"> et al., 2005). Consiste en el registro simultáneo de múltiples variables fisiológicas durante una noche completa de sueño en un laboratorio especializado.</w:t>
+      </w:r>
+    </w:p>
+    <w:p>
+      <w:pPr>
+        <w:jc w:val="both"/>
+      </w:pPr>
+      <w:r>
+        <w:t>Los parámetros evaluados incluyen:</w:t>
+      </w:r>
+    </w:p>
+    <w:p>
+      <w:pPr>
+        <w:numPr>
+          <w:ilvl w:val="0"/>
+          <w:numId w:val="15"/>
+        </w:numPr>
+        <w:jc w:val="both"/>
+      </w:pPr>
+      <w:r>
+        <w:rPr>
+          <w:b/>
+          <w:bCs/>
+        </w:rPr>
+        <w:t>Electroencefalograma (EEG):</w:t>
+      </w:r>
+      <w:r>
+        <w:t xml:space="preserve"> mide la actividad eléctrica cerebral y permite la identificación de las fases del sueño.</w:t>
+      </w:r>
+    </w:p>
+    <w:p>
+      <w:pPr>
+        <w:numPr>
+          <w:ilvl w:val="0"/>
+          <w:numId w:val="15"/>
+        </w:numPr>
+        <w:jc w:val="both"/>
+      </w:pPr>
+      <w:proofErr w:type="spellStart"/>
+      <w:r>
+        <w:rPr>
+          <w:b/>
+          <w:bCs/>
+        </w:rPr>
+        <w:t>Electrooculograma</w:t>
+      </w:r>
+      <w:proofErr w:type="spellEnd"/>
+      <w:r>
+        <w:rPr>
+          <w:b/>
+          <w:bCs/>
+        </w:rPr>
+        <w:t xml:space="preserve"> (EOG):</w:t>
+      </w:r>
+      <w:r>
+        <w:t xml:space="preserve"> registra los movimientos oculares, esenciales para identificar la fase REM.</w:t>
+      </w:r>
+    </w:p>
+    <w:p>
+      <w:pPr>
+        <w:numPr>
+          <w:ilvl w:val="0"/>
+          <w:numId w:val="15"/>
+        </w:numPr>
+        <w:jc w:val="both"/>
+      </w:pPr>
+      <w:r>
+        <w:rPr>
+          <w:b/>
+          <w:bCs/>
+        </w:rPr>
+        <w:t>Electromiografía (EMG):</w:t>
+      </w:r>
+      <w:r>
+        <w:t xml:space="preserve"> analiza la actividad muscular en el mentón y extremidades, útil para detectar trastornos motores asociados al sueño.</w:t>
+      </w:r>
+    </w:p>
+    <w:p>
+      <w:pPr>
+        <w:numPr>
+          <w:ilvl w:val="0"/>
+          <w:numId w:val="15"/>
+        </w:numPr>
+        <w:jc w:val="both"/>
+      </w:pPr>
+      <w:r>
+        <w:rPr>
+          <w:b/>
+          <w:bCs/>
+        </w:rPr>
+        <w:lastRenderedPageBreak/>
+        <w:t>Monitorización cardiorrespiratoria:</w:t>
+      </w:r>
+      <w:r>
+        <w:t xml:space="preserve"> sensores de flujo aéreo, bandas torácicas y pulsioxímetros permiten detectar apneas e </w:t>
+      </w:r>
+      <w:proofErr w:type="spellStart"/>
+      <w:r>
+        <w:t>hipoapneas</w:t>
+      </w:r>
+      <w:proofErr w:type="spellEnd"/>
+      <w:r>
+        <w:t>.</w:t>
+      </w:r>
+    </w:p>
+    <w:p>
+      <w:pPr>
+        <w:numPr>
+          <w:ilvl w:val="0"/>
+          <w:numId w:val="15"/>
+        </w:numPr>
+        <w:jc w:val="both"/>
+      </w:pPr>
+      <w:r>
+        <w:rPr>
+          <w:b/>
+          <w:bCs/>
+        </w:rPr>
+        <w:t>Registro de la posición corporal y movimientos:</w:t>
+      </w:r>
+      <w:r>
+        <w:t xml:space="preserve"> proporciona información sobre eventos respiratorios relacionados con la postura (Berry et al., 2017).</w:t>
+      </w:r>
+    </w:p>
+    <w:p>
+      <w:pPr>
+        <w:jc w:val="both"/>
+      </w:pPr>
+      <w:r>
+        <w:t>Pese a su precisión, la PSG presenta limitaciones importantes: su elevado coste, la necesidad de realizarla en un entorno clínico y la posible alteración del sueño del paciente debido al monitoreo en laboratorio (</w:t>
+      </w:r>
+      <w:r>
+        <w:rPr>
+          <w:b/>
+          <w:bCs/>
+        </w:rPr>
+        <w:t>efecto de primera noche</w:t>
+      </w:r>
+      <w:r>
+        <w:t>) (</w:t>
+      </w:r>
+      <w:proofErr w:type="spellStart"/>
+      <w:r>
+        <w:t>Carskadon</w:t>
+      </w:r>
+      <w:proofErr w:type="spellEnd"/>
+      <w:r>
+        <w:t xml:space="preserve"> &amp; </w:t>
+      </w:r>
+      <w:proofErr w:type="spellStart"/>
+      <w:r>
+        <w:t>Dement</w:t>
+      </w:r>
+      <w:proofErr w:type="spellEnd"/>
+      <w:r>
+        <w:t>, 2011).</w:t>
+      </w:r>
+    </w:p>
+    <w:p>
+      <w:pPr>
+        <w:pStyle w:val="Ttulo4"/>
+        <w:tabs>
+          <w:tab w:val="left" w:pos="3227"/>
+        </w:tabs>
+      </w:pPr>
+      <w:r>
+        <w:t>Poligrafía respiratoria</w:t>
+      </w:r>
+    </w:p>
+    <w:p>
+      <w:pPr>
+        <w:jc w:val="both"/>
+      </w:pPr>
+      <w:r>
+        <w:t xml:space="preserve">La </w:t>
+      </w:r>
+      <w:r>
+        <w:rPr>
+          <w:b/>
+          <w:bCs/>
+        </w:rPr>
+        <w:t>poligrafía respiratoria</w:t>
+      </w:r>
+      <w:r>
+        <w:t xml:space="preserve"> es una alternativa simplificada a la PSG, utilizada principalmente en la detección de apnea obstructiva del sueño. A diferencia de la PSG, no evalúa la actividad cerebral ni las fases del sueño, sino que se centra en variables cardiorrespiratorias como el flujo de aire, la saturación de oxígeno y el esfuerzo respiratorio (Kuna et al., 2018).</w:t>
+      </w:r>
+    </w:p>
+    <w:p>
+      <w:pPr>
+        <w:jc w:val="both"/>
+      </w:pPr>
+      <w:r>
+        <w:t xml:space="preserve">La principal ventaja de la poligrafía es su </w:t>
+      </w:r>
+      <w:r>
+        <w:rPr>
+          <w:b/>
+          <w:bCs/>
+        </w:rPr>
+        <w:t>accesibilidad</w:t>
+      </w:r>
+      <w:r>
+        <w:t xml:space="preserve"> y la posibilidad de realizarla en el domicilio del paciente, evitando los costos y las molestias de la hospitalización. Sin embargo, su menor capacidad para diferenciar los distintos tipos de apnea y la ausencia de datos neurológicos limitan su uso en la evaluación de otros trastornos del sueño (</w:t>
+      </w:r>
+      <w:proofErr w:type="spellStart"/>
+      <w:r>
+        <w:t>Collop</w:t>
+      </w:r>
+      <w:proofErr w:type="spellEnd"/>
+      <w:r>
+        <w:t xml:space="preserve"> et al., 2007).</w:t>
+      </w:r>
+    </w:p>
+    <w:p>
+      <w:pPr>
+        <w:pStyle w:val="Ttulo4"/>
+      </w:pPr>
+      <w:proofErr w:type="spellStart"/>
+      <w:r>
+        <w:t>Actigrafía</w:t>
+      </w:r>
+      <w:proofErr w:type="spellEnd"/>
+    </w:p>
+    <w:p>
+      <w:pPr>
+        <w:jc w:val="both"/>
+      </w:pPr>
+      <w:r>
+        <w:t xml:space="preserve">La </w:t>
+      </w:r>
+      <w:proofErr w:type="spellStart"/>
+      <w:r>
+        <w:rPr>
+          <w:b/>
+          <w:bCs/>
+        </w:rPr>
+        <w:t>actigrafía</w:t>
+      </w:r>
+      <w:proofErr w:type="spellEnd"/>
+      <w:r>
+        <w:t xml:space="preserve"> es un método no invasivo basado en un acelerómetro de muñeca que mide los movimientos del paciente a lo largo de varios días o semanas para estimar los patrones de sueño-vigilia. Este dispositivo registra la actividad motora y la exposición a la luz, permitiendo inferir los periodos de sueño y vigilia con una precisión aceptable en individuos sin trastornos graves del sueño (</w:t>
+      </w:r>
+      <w:proofErr w:type="spellStart"/>
+      <w:r>
+        <w:t>Ancoli</w:t>
+      </w:r>
+      <w:proofErr w:type="spellEnd"/>
+      <w:r>
+        <w:t>-Israel et al., 2003).</w:t>
+      </w:r>
+    </w:p>
+    <w:p>
+      <w:pPr>
+        <w:jc w:val="both"/>
+      </w:pPr>
+      <w:r>
+        <w:t>Es una herramienta útil en la evaluación de insomnio y ritmos circadianos, ya que permite comparar la percepción subjetiva del paciente con los datos objetivos del dispositivo. No obstante, presenta limitaciones en la detección de despertares nocturnos y en la diferenciación entre sueño ligero y vigilia en pacientes con baja movilidad (Marino et al., 2013).</w:t>
+      </w:r>
+    </w:p>
+    <w:p>
+      <w:pPr>
+        <w:pStyle w:val="Ttulo3"/>
+      </w:pPr>
+      <w:bookmarkStart w:id="26" w:name="_Toc195007684"/>
+      <w:r>
+        <w:t>Métodos de evaluación subjetiva</w:t>
+      </w:r>
+      <w:bookmarkEnd w:id="26"/>
+    </w:p>
+    <w:p>
+      <w:pPr>
+        <w:pStyle w:val="Ttulo4"/>
+      </w:pPr>
+      <w:r>
+        <w:t>Índice de Calidad del Sueño de Pittsburgh (PSQI)</w:t>
+      </w:r>
+    </w:p>
+    <w:p>
+      <w:pPr>
+        <w:jc w:val="both"/>
+      </w:pPr>
+      <w:r>
+        <w:t xml:space="preserve">El </w:t>
+      </w:r>
+      <w:r>
+        <w:rPr>
+          <w:b/>
+          <w:bCs/>
+        </w:rPr>
+        <w:t xml:space="preserve">Pittsburgh </w:t>
+      </w:r>
+      <w:proofErr w:type="spellStart"/>
+      <w:r>
+        <w:rPr>
+          <w:b/>
+          <w:bCs/>
+        </w:rPr>
+        <w:t>Sleep</w:t>
+      </w:r>
+      <w:proofErr w:type="spellEnd"/>
+      <w:r>
+        <w:rPr>
+          <w:b/>
+          <w:bCs/>
+        </w:rPr>
+        <w:t xml:space="preserve"> </w:t>
+      </w:r>
+      <w:proofErr w:type="spellStart"/>
+      <w:r>
+        <w:rPr>
+          <w:b/>
+          <w:bCs/>
+        </w:rPr>
+        <w:t>Quality</w:t>
+      </w:r>
+      <w:proofErr w:type="spellEnd"/>
+      <w:r>
+        <w:rPr>
+          <w:b/>
+          <w:bCs/>
+        </w:rPr>
+        <w:t xml:space="preserve"> </w:t>
+      </w:r>
+      <w:proofErr w:type="spellStart"/>
+      <w:r>
+        <w:rPr>
+          <w:b/>
+          <w:bCs/>
+        </w:rPr>
+        <w:t>Index</w:t>
+      </w:r>
+      <w:proofErr w:type="spellEnd"/>
+      <w:r>
+        <w:rPr>
+          <w:b/>
+          <w:bCs/>
+        </w:rPr>
+        <w:t xml:space="preserve"> (PSQI)</w:t>
+      </w:r>
+      <w:r>
+        <w:t xml:space="preserve"> es un cuestionario ampliamente utilizado para evaluar la calidad subjetiva del sueño en el último mes. Consiste en 19 ítems agrupados en siete componentes: calidad subjetiva, latencia del sueño, duración, eficiencia, despertares nocturnos, uso de medicación y somnolencia diurna (</w:t>
+      </w:r>
+      <w:proofErr w:type="spellStart"/>
+      <w:r>
+        <w:t>Buysse</w:t>
+      </w:r>
+      <w:proofErr w:type="spellEnd"/>
+      <w:r>
+        <w:t xml:space="preserve"> et al., 1989).</w:t>
+      </w:r>
+    </w:p>
+    <w:p>
+      <w:pPr>
+        <w:jc w:val="both"/>
+      </w:pPr>
+      <w:r>
+        <w:t>Su facilidad de aplicación y su validez en la detección de trastornos del sueño lo convierten en una herramienta útil tanto en investigación como en práctica clínica (</w:t>
+      </w:r>
+      <w:proofErr w:type="spellStart"/>
+      <w:r>
+        <w:t>Mollayeva</w:t>
+      </w:r>
+      <w:proofErr w:type="spellEnd"/>
+      <w:r>
+        <w:t xml:space="preserve"> et al., 2016). Sin embargo, al basarse en autoinforme, puede estar sujeto a </w:t>
+      </w:r>
+      <w:r>
+        <w:rPr>
+          <w:b/>
+          <w:bCs/>
+        </w:rPr>
+        <w:t>sesgos de percepción</w:t>
+      </w:r>
+      <w:r>
+        <w:t xml:space="preserve"> y variabilidad interindividual.</w:t>
+      </w:r>
+    </w:p>
+    <w:p>
+      <w:pPr>
+        <w:pStyle w:val="Ttulo4"/>
+      </w:pPr>
+      <w:r>
+        <w:lastRenderedPageBreak/>
+        <w:t>Índice de Gravedad del Insomnio (ISI)</w:t>
+      </w:r>
+    </w:p>
+    <w:p>
+      <w:pPr>
+        <w:jc w:val="both"/>
+      </w:pPr>
+      <w:r>
+        <w:t xml:space="preserve">El </w:t>
+      </w:r>
+      <w:r>
+        <w:rPr>
+          <w:b/>
+          <w:bCs/>
+        </w:rPr>
+        <w:t>Índice de Gravedad del Insomnio (ISI)</w:t>
+      </w:r>
+      <w:r>
+        <w:t xml:space="preserve"> es un cuestionario diseñado específicamente para evaluar la severidad del insomnio. Se compone de siete ítems que valoran la dificultad para iniciar y mantener el sueño, la interferencia con la vida diaria y la preocupación del paciente por sus problemas de sueño (Morin et al., 2011).</w:t>
+      </w:r>
+    </w:p>
+    <w:p>
+      <w:pPr>
+        <w:jc w:val="both"/>
+      </w:pPr>
+      <w:r>
+        <w:t>El ISI es una herramienta eficaz para el diagnóstico y seguimiento del insomnio, aunque su uso es complementario a otros métodos, ya que no permite identificar causas orgánicas subyacentes.</w:t>
+      </w:r>
+    </w:p>
+    <w:p>
+      <w:pPr>
+        <w:pStyle w:val="Ttulo4"/>
+      </w:pPr>
+      <w:r>
+        <w:t xml:space="preserve">Escala de Somnolencia de </w:t>
+      </w:r>
+      <w:proofErr w:type="spellStart"/>
+      <w:r>
+        <w:t>Epworth</w:t>
+      </w:r>
+      <w:proofErr w:type="spellEnd"/>
+      <w:r>
+        <w:t xml:space="preserve"> (ESS)</w:t>
+      </w:r>
+    </w:p>
+    <w:p>
+      <w:pPr>
+        <w:jc w:val="both"/>
+      </w:pPr>
+      <w:r>
+        <w:t xml:space="preserve">La </w:t>
+      </w:r>
+      <w:r>
+        <w:rPr>
+          <w:b/>
+          <w:bCs/>
+        </w:rPr>
+        <w:t xml:space="preserve">Escala de Somnolencia de </w:t>
+      </w:r>
+      <w:proofErr w:type="spellStart"/>
+      <w:r>
+        <w:rPr>
+          <w:b/>
+          <w:bCs/>
+        </w:rPr>
+        <w:t>Epworth</w:t>
+      </w:r>
+      <w:proofErr w:type="spellEnd"/>
+      <w:r>
+        <w:rPr>
+          <w:b/>
+          <w:bCs/>
+        </w:rPr>
+        <w:t xml:space="preserve"> (ESS)</w:t>
+      </w:r>
+      <w:r>
+        <w:t xml:space="preserve"> mide la propensión del individuo a quedarse dormido en diversas situaciones diurnas, como leer, ver televisión o viajar como pasajero. Su puntuación permite detectar somnolencia excesiva, siendo útil en la evaluación de apnea del sueño y narcolepsia (Johns, 1991).</w:t>
+      </w:r>
+    </w:p>
+    <w:p>
+      <w:pPr>
+        <w:jc w:val="both"/>
+      </w:pPr>
+      <w:r>
+        <w:t xml:space="preserve">Si bien es una herramienta sencilla y fiable, la ESS es una medida subjetiva y no sustituye a pruebas objetivas como la PSG o </w:t>
+      </w:r>
+      <w:proofErr w:type="gramStart"/>
+      <w:r>
+        <w:t>el Test</w:t>
+      </w:r>
+      <w:proofErr w:type="gramEnd"/>
+      <w:r>
+        <w:t xml:space="preserve"> de Latencia Múltiple del Sueño (MSLT) (Patel &amp; Araujo, 2018).</w:t>
+      </w:r>
+    </w:p>
+    <w:p>
+      <w:pPr>
+        <w:jc w:val="both"/>
+        <w:rPr>
+          <w:b/>
+          <w:bCs/>
+        </w:rPr>
+      </w:pPr>
+      <w:r>
+        <w:rPr>
+          <w:rStyle w:val="Ttulo4Car"/>
+        </w:rPr>
+        <w:t>Escala de Somnolencia de Stanford (SSS)</w:t>
+      </w:r>
+    </w:p>
+    <w:p>
+      <w:pPr>
+        <w:jc w:val="both"/>
+      </w:pPr>
+      <w:r>
+        <w:t xml:space="preserve">La </w:t>
+      </w:r>
+      <w:r>
+        <w:rPr>
+          <w:b/>
+          <w:bCs/>
+        </w:rPr>
+        <w:t>Escala de Somnolencia de Stanford (SSS)</w:t>
+      </w:r>
+      <w:r>
+        <w:t xml:space="preserve"> permite medir el nivel de alerta en distintos momentos del día mediante una escala de 1 a 7. Se utiliza en estudios sobre privación de sueño y trastornos de vigilia (</w:t>
+      </w:r>
+      <w:proofErr w:type="spellStart"/>
+      <w:r>
+        <w:t>Hoddes</w:t>
+      </w:r>
+      <w:proofErr w:type="spellEnd"/>
+      <w:r>
+        <w:t xml:space="preserve"> et al., 1973). Aunque es útil para evaluar la somnolencia en tiempo real, su aplicación es más limitada en comparación con otras herramientas subjetivas de evaluación del sueño.</w:t>
+      </w:r>
+    </w:p>
+    <w:p>
+      <w:pPr>
+        <w:jc w:val="both"/>
+      </w:pPr>
     </w:p>
     <w:p>
       <w:pPr>
         <w:pStyle w:val="Ttulo2"/>
-      </w:pPr>
-      <w:bookmarkStart w:id="13" w:name="_Toc194566904"/>
-      <w:r>
-        <w:t xml:space="preserve">3.4 </w:t>
-      </w:r>
+        <w:numPr>
+          <w:ilvl w:val="1"/>
+          <w:numId w:val="6"/>
+        </w:numPr>
+      </w:pPr>
+      <w:bookmarkStart w:id="27" w:name="_Toc195007685"/>
       <w:r>
         <w:t>Modelos predictivos básicos</w:t>
       </w:r>
-      <w:bookmarkEnd w:id="13"/>
+      <w:bookmarkEnd w:id="27"/>
     </w:p>
     <w:p>
       <w:pPr>
         <w:pStyle w:val="Ttulo3"/>
       </w:pPr>
-      <w:bookmarkStart w:id="14" w:name="_Toc194566905"/>
+      <w:bookmarkStart w:id="28" w:name="_Toc195007686"/>
       <w:r>
         <w:t xml:space="preserve">Regresión </w:t>
       </w:r>
       <w:r>
         <w:t>Logística</w:t>
       </w:r>
-      <w:bookmarkEnd w:id="14"/>
-    </w:p>
-    <w:p>
-      <w:pPr>
-        <w:jc w:val="both"/>
-      </w:pPr>
-      <w:commentRangeStart w:id="15"/>
+      <w:bookmarkEnd w:id="28"/>
+    </w:p>
+    <w:p>
+      <w:pPr>
+        <w:jc w:val="both"/>
+      </w:pPr>
+      <w:commentRangeStart w:id="29"/>
       <w:r>
         <w:t xml:space="preserve">La </w:t>
       </w:r>
@@ -3299,14 +7323,22 @@
       </w:pPr>
       <w:r>
         <w:lastRenderedPageBreak/>
-        <w:t>Donde β representa los coeficientes del modelo ajustados mediante máxima verosimilitud (Hastie et al., 2009). Su principal ventaja es la interpretabilidad y su baja complejidad computacional, lo que la hace útil en entornos médicos para la evaluación de riesgos (Géron, 2019).</w:t>
-      </w:r>
-      <w:commentRangeEnd w:id="15"/>
+        <w:t>Donde β representa los coeficientes del modelo ajustados mediante máxima verosimilitud (Hastie et al., 2009). Su principal ventaja es la interpretabilidad y su baja complejidad computacional, lo que la hace útil en entornos médicos para la evaluación de riesgos (</w:t>
+      </w:r>
+      <w:proofErr w:type="spellStart"/>
+      <w:r>
+        <w:t>Géron</w:t>
+      </w:r>
+      <w:proofErr w:type="spellEnd"/>
+      <w:r>
+        <w:t>, 2019).</w:t>
+      </w:r>
+      <w:commentRangeEnd w:id="29"/>
       <w:r>
         <w:rPr>
           <w:rStyle w:val="Refdecomentario"/>
         </w:rPr>
-        <w:commentReference w:id="15"/>
+        <w:commentReference w:id="29"/>
       </w:r>
     </w:p>
     <w:p>
@@ -3319,7 +7351,7 @@
         <w:pStyle w:val="Ttulo3"/>
         <w:jc w:val="both"/>
       </w:pPr>
-      <w:bookmarkStart w:id="16" w:name="_Toc194566906"/>
+      <w:bookmarkStart w:id="30" w:name="_Toc195007687"/>
       <w:r>
         <w:t xml:space="preserve">Árboles de </w:t>
       </w:r>
@@ -3329,13 +7361,13 @@
       <w:r>
         <w:t>ecisión</w:t>
       </w:r>
-      <w:bookmarkEnd w:id="16"/>
-    </w:p>
-    <w:p>
-      <w:pPr>
-        <w:jc w:val="both"/>
-      </w:pPr>
-      <w:commentRangeStart w:id="17"/>
+      <w:bookmarkEnd w:id="30"/>
+    </w:p>
+    <w:p>
+      <w:pPr>
+        <w:jc w:val="both"/>
+      </w:pPr>
+      <w:commentRangeStart w:id="31"/>
       <w:r>
         <w:t xml:space="preserve">Los </w:t>
       </w:r>
@@ -3429,14 +7461,38 @@
         <w:t>i</w:t>
       </w:r>
       <w:r>
-        <w:t>. Este enfoque es ampliamente usado en salud debido a su interpretabilidad y facilidad de implementación (Géron, 2019). Sin embargo, los árboles tienden a sobreajustar, por lo que suelen usarse con métodos de ensamblado como Random Forest (Hastie et al., 2009).</w:t>
-      </w:r>
-      <w:commentRangeEnd w:id="17"/>
+        <w:t>. Este enfoque es ampliamente usado en salud debido a su interpretabilidad y facilidad de implementación (</w:t>
+      </w:r>
+      <w:proofErr w:type="spellStart"/>
+      <w:r>
+        <w:t>Géron</w:t>
+      </w:r>
+      <w:proofErr w:type="spellEnd"/>
+      <w:r>
+        <w:t xml:space="preserve">, 2019). Sin embargo, los árboles tienden a </w:t>
+      </w:r>
+      <w:proofErr w:type="spellStart"/>
+      <w:r>
+        <w:t>sobreajustar</w:t>
+      </w:r>
+      <w:proofErr w:type="spellEnd"/>
+      <w:r>
+        <w:t xml:space="preserve">, por lo que suelen usarse con métodos de ensamblado como </w:t>
+      </w:r>
+      <w:proofErr w:type="spellStart"/>
+      <w:r>
+        <w:t>Random</w:t>
+      </w:r>
+      <w:proofErr w:type="spellEnd"/>
+      <w:r>
+        <w:t xml:space="preserve"> Forest (Hastie et al., 2009).</w:t>
+      </w:r>
+      <w:commentRangeEnd w:id="31"/>
       <w:r>
         <w:rPr>
           <w:rStyle w:val="Refdecomentario"/>
         </w:rPr>
-        <w:commentReference w:id="17"/>
+        <w:commentReference w:id="31"/>
       </w:r>
     </w:p>
     <w:p>
@@ -3449,17 +7505,17 @@
         <w:pStyle w:val="Ttulo3"/>
         <w:jc w:val="both"/>
       </w:pPr>
-      <w:bookmarkStart w:id="18" w:name="_Toc194566907"/>
+      <w:bookmarkStart w:id="32" w:name="_Toc195007688"/>
       <w:r>
         <w:t>Máquinas de Vectores de Soporte</w:t>
       </w:r>
-      <w:bookmarkEnd w:id="18"/>
-    </w:p>
-    <w:p>
-      <w:pPr>
-        <w:jc w:val="both"/>
-      </w:pPr>
-      <w:commentRangeStart w:id="19"/>
+      <w:bookmarkEnd w:id="32"/>
+    </w:p>
+    <w:p>
+      <w:pPr>
+        <w:jc w:val="both"/>
+      </w:pPr>
+      <w:commentRangeStart w:id="33"/>
       <w:r>
         <w:t xml:space="preserve">Las </w:t>
       </w:r>
@@ -3524,14 +7580,30 @@
         <w:jc w:val="both"/>
       </w:pPr>
       <w:r>
-        <w:t>Donde w es el vector normal al hiperplano y b es el sesgo. En problemas no lineales, las SVM utilizan funciones kernel (por ejemplo, radial RBF) para proyectar los datos a un espacio de mayor dimensión donde sean separables (Bishop, 2006). Este método es ampliamente usado en biomedicina para la clasificación de señales fisiológicas (Hastie et al., 2009).</w:t>
-      </w:r>
-      <w:commentRangeEnd w:id="19"/>
+        <w:t xml:space="preserve">Donde w es el vector normal al hiperplano y b es el sesgo. En problemas no lineales, las SVM utilizan funciones </w:t>
+      </w:r>
+      <w:proofErr w:type="spellStart"/>
+      <w:r>
+        <w:t>kernel</w:t>
+      </w:r>
+      <w:proofErr w:type="spellEnd"/>
+      <w:r>
+        <w:t xml:space="preserve"> (por ejemplo, radial RBF) para proyectar los datos a un espacio de mayor dimensión donde sean separables (</w:t>
+      </w:r>
+      <w:proofErr w:type="spellStart"/>
+      <w:r>
+        <w:t>Bishop</w:t>
+      </w:r>
+      <w:proofErr w:type="spellEnd"/>
+      <w:r>
+        <w:t>, 2006). Este método es ampliamente usado en biomedicina para la clasificación de señales fisiológicas (Hastie et al., 2009).</w:t>
+      </w:r>
+      <w:commentRangeEnd w:id="33"/>
       <w:r>
         <w:rPr>
           <w:rStyle w:val="Refdecomentario"/>
         </w:rPr>
-        <w:commentReference w:id="19"/>
+        <w:commentReference w:id="33"/>
       </w:r>
     </w:p>
     <w:p>
@@ -3544,23 +7616,23 @@
         <w:pStyle w:val="Ttulo3"/>
         <w:jc w:val="both"/>
       </w:pPr>
-      <w:bookmarkStart w:id="20" w:name="_Toc194566908"/>
+      <w:bookmarkStart w:id="34" w:name="_Toc195007689"/>
       <w:r>
         <w:t>Perceptrón Multicapa (</w:t>
       </w:r>
       <w:r>
         <w:t>MLP</w:t>
       </w:r>
-      <w:bookmarkEnd w:id="20"/>
       <w:r>
         <w:t>)</w:t>
       </w:r>
-    </w:p>
-    <w:p>
-      <w:pPr>
-        <w:jc w:val="both"/>
-      </w:pPr>
-      <w:commentRangeStart w:id="21"/>
+      <w:bookmarkEnd w:id="34"/>
+    </w:p>
+    <w:p>
+      <w:pPr>
+        <w:jc w:val="both"/>
+      </w:pPr>
+      <w:commentRangeStart w:id="35"/>
       <w:r>
         <w:t xml:space="preserve">El </w:t>
       </w:r>
@@ -3576,13 +7648,29 @@
       </w:r>
       <w:r>
         <w:lastRenderedPageBreak/>
-        <w:t>Cada neurona aplica una transformación</w:t>
-      </w:r>
-      <w:r>
-        <w:t>lineal seguida de una función de activación no lineal</w:t>
-      </w:r>
-      <w:r>
-        <w:t xml:space="preserve"> (como ReLU o sigmoide) a una combinación ponderada de sus entradas:</w:t>
+        <w:t xml:space="preserve">Cada neurona aplica una </w:t>
+      </w:r>
+      <w:proofErr w:type="spellStart"/>
+      <w:r>
+        <w:t>transformación</w:t>
+      </w:r>
+      <w:r>
+        <w:t>lineal</w:t>
+      </w:r>
+      <w:proofErr w:type="spellEnd"/>
+      <w:r>
+        <w:t xml:space="preserve"> seguida de una función de activación no lineal</w:t>
+      </w:r>
+      <w:r>
+        <w:t xml:space="preserve"> (como </w:t>
+      </w:r>
+      <w:proofErr w:type="spellStart"/>
+      <w:r>
+        <w:t>ReLU</w:t>
+      </w:r>
+      <w:proofErr w:type="spellEnd"/>
+      <w:r>
+        <w:t xml:space="preserve"> o sigmoide) a una combinación ponderada de sus entradas:</w:t>
       </w:r>
     </w:p>
     <w:p>
@@ -3635,7 +7723,11 @@
         <w:jc w:val="both"/>
       </w:pPr>
       <w:r>
-        <w:t>Donde w</w:t>
+        <w:t xml:space="preserve">Donde </w:t>
+      </w:r>
+      <w:proofErr w:type="spellStart"/>
+      <w:r>
+        <w:t>w</w:t>
       </w:r>
       <w:r>
         <w:rPr>
@@ -3643,6 +7735,7 @@
         </w:rPr>
         <w:t>ji</w:t>
       </w:r>
+      <w:proofErr w:type="spellEnd"/>
       <w:r>
         <w:rPr>
           <w:vertAlign w:val="subscript"/>
@@ -3650,7 +7743,11 @@
         <w:t xml:space="preserve"> </w:t>
       </w:r>
       <w:r>
-        <w:t>son los pesos sinápticos y b</w:t>
+        <w:t xml:space="preserve">son los pesos sinápticos y </w:t>
+      </w:r>
+      <w:proofErr w:type="spellStart"/>
+      <w:r>
+        <w:t>b</w:t>
       </w:r>
       <w:r>
         <w:rPr>
@@ -3658,15 +7755,40 @@
         </w:rPr>
         <w:t>j</w:t>
       </w:r>
-      <w:r>
-        <w:t xml:space="preserve"> es el sesgo. La red se entrena mediante retropropagación del error y optimización por descenso de gradiente (Goodfellow et al., 2016). En medicina, los MLP son usados en tareas de clasificación de EEG, oximetría y otros biomarcadores de salud (Géron, 2019).</w:t>
-      </w:r>
-      <w:commentRangeEnd w:id="21"/>
+      <w:proofErr w:type="spellEnd"/>
+      <w:r>
+        <w:t xml:space="preserve"> es el sesgo. La red se entrena mediante </w:t>
+      </w:r>
+      <w:proofErr w:type="spellStart"/>
+      <w:r>
+        <w:t>retropropagación</w:t>
+      </w:r>
+      <w:proofErr w:type="spellEnd"/>
+      <w:r>
+        <w:t xml:space="preserve"> del error y optimización por descenso de gradiente (</w:t>
+      </w:r>
+      <w:proofErr w:type="spellStart"/>
+      <w:r>
+        <w:t>Goodfellow</w:t>
+      </w:r>
+      <w:proofErr w:type="spellEnd"/>
+      <w:r>
+        <w:t xml:space="preserve"> et al., 2016). En medicina, los MLP son usados en tareas de clasificación de EEG, oximetría y otros biomarcadores de salud (</w:t>
+      </w:r>
+      <w:proofErr w:type="spellStart"/>
+      <w:r>
+        <w:t>Géron</w:t>
+      </w:r>
+      <w:proofErr w:type="spellEnd"/>
+      <w:r>
+        <w:t>, 2019).</w:t>
+      </w:r>
+      <w:commentRangeEnd w:id="35"/>
       <w:r>
         <w:rPr>
           <w:rStyle w:val="Refdecomentario"/>
         </w:rPr>
-        <w:commentReference w:id="21"/>
+        <w:commentReference w:id="35"/>
       </w:r>
     </w:p>
     <w:p>
@@ -3679,27 +7801,51 @@
         <w:pStyle w:val="Ttulo3"/>
         <w:jc w:val="both"/>
       </w:pPr>
-      <w:r>
-        <w:t>Random Forest</w:t>
-      </w:r>
-    </w:p>
-    <w:p>
-      <w:pPr>
-        <w:jc w:val="both"/>
-      </w:pPr>
-      <w:commentRangeStart w:id="22"/>
+      <w:bookmarkStart w:id="36" w:name="_Toc195007690"/>
+      <w:proofErr w:type="spellStart"/>
+      <w:r>
+        <w:t>Random</w:t>
+      </w:r>
+      <w:proofErr w:type="spellEnd"/>
+      <w:r>
+        <w:t xml:space="preserve"> Forest</w:t>
+      </w:r>
+      <w:bookmarkEnd w:id="36"/>
+    </w:p>
+    <w:p>
+      <w:pPr>
+        <w:jc w:val="both"/>
+      </w:pPr>
+      <w:commentRangeStart w:id="37"/>
       <w:r>
         <w:t xml:space="preserve">El </w:t>
       </w:r>
+      <w:proofErr w:type="spellStart"/>
       <w:r>
         <w:rPr>
           <w:b/>
           <w:bCs/>
         </w:rPr>
-        <w:t>Random Forest</w:t>
-      </w:r>
-      <w:r>
-        <w:t xml:space="preserve"> es un método de ensamblado basado en múltiples árboles de decisión, donde cada árbol se entrena con un subconjunto aleatorio de datos y características (bagging). Su predicción final se obtiene mediante votación mayoritaria:</w:t>
+        <w:t>Random</w:t>
+      </w:r>
+      <w:proofErr w:type="spellEnd"/>
+      <w:r>
+        <w:rPr>
+          <w:b/>
+          <w:bCs/>
+        </w:rPr>
+        <w:t xml:space="preserve"> Forest</w:t>
+      </w:r>
+      <w:r>
+        <w:t xml:space="preserve"> es un método de ensamblado basado en múltiples árboles de decisión, donde cada árbol se entrena con un subconjunto aleatorio de datos y características (</w:t>
+      </w:r>
+      <w:proofErr w:type="spellStart"/>
+      <w:r>
+        <w:t>bagging</w:t>
+      </w:r>
+      <w:proofErr w:type="spellEnd"/>
+      <w:r>
+        <w:t>). Su predicción final se obtiene mediante votación mayoritaria:</w:t>
       </w:r>
     </w:p>
     <w:p>
@@ -3761,14 +7907,22 @@
         <w:t>i</w:t>
       </w:r>
       <w:r>
-        <w:t>(x) es la predicción del iii-ésimo árbol. Este enfoque mejora la generalización y reduce el sobreajuste, lo que lo hace útil en problemas clínicos como la detección de apnea del sueño (Hastie et al., 2009).</w:t>
-      </w:r>
-      <w:commentRangeEnd w:id="22"/>
+        <w:t xml:space="preserve">(x) es la predicción del </w:t>
+      </w:r>
+      <w:proofErr w:type="spellStart"/>
+      <w:r>
+        <w:t>iii-ésimo</w:t>
+      </w:r>
+      <w:proofErr w:type="spellEnd"/>
+      <w:r>
+        <w:t xml:space="preserve"> árbol. Este enfoque mejora la generalización y reduce el sobreajuste, lo que lo hace útil en problemas clínicos como la detección de apnea del sueño (Hastie et al., 2009).</w:t>
+      </w:r>
+      <w:commentRangeEnd w:id="37"/>
       <w:r>
         <w:rPr>
           <w:rStyle w:val="Refdecomentario"/>
         </w:rPr>
-        <w:commentReference w:id="22"/>
+        <w:commentReference w:id="37"/>
       </w:r>
     </w:p>
     <w:p>
@@ -3801,36 +7955,1252 @@
         </w:r>
       </w:hyperlink>
     </w:p>
+    <w:p/>
     <w:p>
       <w:pPr>
         <w:pStyle w:val="Ttulo2"/>
-      </w:pPr>
-      <w:bookmarkStart w:id="23" w:name="_Toc194566910"/>
-    </w:p>
+        <w:numPr>
+          <w:ilvl w:val="1"/>
+          <w:numId w:val="6"/>
+        </w:numPr>
+      </w:pPr>
+      <w:bookmarkStart w:id="38" w:name="_Toc195007691"/>
+      <w:r>
+        <w:t>Métricas de evaluación de modelos</w:t>
+      </w:r>
+      <w:r>
+        <w:t xml:space="preserve"> predictivos</w:t>
+      </w:r>
+      <w:bookmarkEnd w:id="38"/>
+    </w:p>
+    <w:p>
+      <w:pPr>
+        <w:jc w:val="both"/>
+      </w:pPr>
+      <w:r>
+        <w:t>En la evaluación de modelos de clasificación, especialmente en contextos de salud como la detección de trastornos del sueño, es fundamental utilizar métricas que reflejen adecuadamente el rendimiento del modelo más allá del simple porcentaje de aciertos. La elección de las métricas debe considerar el balance de clases y las consecuencias clínicas de los errores de predicción.</w:t>
+      </w:r>
+    </w:p>
+    <w:p>
+      <w:pPr>
+        <w:pStyle w:val="Ttulo3"/>
+        <w:jc w:val="both"/>
+      </w:pPr>
+      <w:bookmarkStart w:id="39" w:name="_Toc195007692"/>
+      <w:r>
+        <w:t>Matriz de confusión</w:t>
+      </w:r>
+      <w:bookmarkEnd w:id="39"/>
+    </w:p>
+    <w:p>
+      <w:pPr>
+        <w:jc w:val="both"/>
+      </w:pPr>
+      <w:r>
+        <w:t xml:space="preserve">La </w:t>
+      </w:r>
+      <w:r>
+        <w:rPr>
+          <w:b/>
+          <w:bCs/>
+        </w:rPr>
+        <w:t>matriz de confusión</w:t>
+      </w:r>
+      <w:r>
+        <w:t xml:space="preserve"> es una herramienta que resume el desempeño del modelo comparando las predicciones con las etiquetas reales. Sus cuatro componentes principales son:</w:t>
+      </w:r>
+    </w:p>
+    <w:p>
+      <w:pPr>
+        <w:numPr>
+          <w:ilvl w:val="0"/>
+          <w:numId w:val="11"/>
+        </w:numPr>
+      </w:pPr>
+      <w:r>
+        <w:rPr>
+          <w:b/>
+          <w:bCs/>
+        </w:rPr>
+        <w:t>True Positives (TP):</w:t>
+      </w:r>
+      <w:r>
+        <w:t xml:space="preserve"> Casos correctamente clasificados como positivos (ej., pacientes con apnea correctamente identificados).</w:t>
+      </w:r>
+    </w:p>
+    <w:p>
+      <w:pPr>
+        <w:numPr>
+          <w:ilvl w:val="0"/>
+          <w:numId w:val="11"/>
+        </w:numPr>
+      </w:pPr>
+      <w:r>
+        <w:rPr>
+          <w:b/>
+          <w:bCs/>
+        </w:rPr>
+        <w:lastRenderedPageBreak/>
+        <w:t>True Negatives (TN):</w:t>
+      </w:r>
+      <w:r>
+        <w:t xml:space="preserve"> Casos correctamente clasificados como negativos.</w:t>
+      </w:r>
+    </w:p>
+    <w:p>
+      <w:pPr>
+        <w:numPr>
+          <w:ilvl w:val="0"/>
+          <w:numId w:val="11"/>
+        </w:numPr>
+      </w:pPr>
+      <w:r>
+        <w:rPr>
+          <w:b/>
+          <w:bCs/>
+        </w:rPr>
+        <w:t>False Positives (FP):</w:t>
+      </w:r>
+      <w:r>
+        <w:t xml:space="preserve"> Casos negativos que fueron clasificados incorrectamente como positivos.</w:t>
+      </w:r>
+    </w:p>
+    <w:p>
+      <w:pPr>
+        <w:numPr>
+          <w:ilvl w:val="0"/>
+          <w:numId w:val="11"/>
+        </w:numPr>
+      </w:pPr>
+      <w:r>
+        <w:rPr>
+          <w:b/>
+          <w:bCs/>
+        </w:rPr>
+        <w:t>False Negatives (FN):</w:t>
+      </w:r>
+      <w:r>
+        <w:t xml:space="preserve"> Casos positivos no detectados por el modelo.</w:t>
+      </w:r>
+    </w:p>
+    <w:p>
+      <w:r>
+        <w:t>Esto permite calcular métricas clave como:</w:t>
+      </w:r>
+    </w:p>
+    <w:p>
+      <w:pPr>
+        <w:pStyle w:val="Ttulo3"/>
+        <w:numPr>
+          <w:ilvl w:val="0"/>
+          <w:numId w:val="9"/>
+        </w:numPr>
+      </w:pPr>
+      <w:bookmarkStart w:id="40" w:name="_Toc195007693"/>
+      <w:proofErr w:type="spellStart"/>
+      <w:r>
+        <w:t>Accuracy</w:t>
+      </w:r>
+      <w:proofErr w:type="spellEnd"/>
+      <w:r>
+        <w:t xml:space="preserve"> (Exactitud)</w:t>
+      </w:r>
+      <w:bookmarkEnd w:id="40"/>
+    </w:p>
+    <w:p>
+      <w:pPr>
+        <w:jc w:val="center"/>
+      </w:pPr>
+      <w:r>
+        <w:rPr>
+          <w:noProof/>
+        </w:rPr>
+        <w:drawing>
+          <wp:inline distT="0" distB="0" distL="0" distR="0" wp14:anchorId="0D2F554A" wp14:editId="6BE7A091">
+            <wp:extent cx="3715268" cy="752580"/>
+            <wp:effectExtent l="0" t="0" r="0" b="9525"/>
+            <wp:docPr id="453456232" name="Imagen 1"/>
+            <wp:cNvGraphicFramePr>
+              <a:graphicFrameLocks xmlns:a="http://schemas.openxmlformats.org/drawingml/2006/main" noChangeAspect="1"/>
+            </wp:cNvGraphicFramePr>
+            <a:graphic xmlns:a="http://schemas.openxmlformats.org/drawingml/2006/main">
+              <a:graphicData uri="http://schemas.openxmlformats.org/drawingml/2006/picture">
+                <pic:pic xmlns:pic="http://schemas.openxmlformats.org/drawingml/2006/picture">
+                  <pic:nvPicPr>
+                    <pic:cNvPr id="453456232" name=""/>
+                    <pic:cNvPicPr/>
+                  </pic:nvPicPr>
+                  <pic:blipFill>
+                    <a:blip r:embed="rId20"/>
+                    <a:stretch>
+                      <a:fillRect/>
+                    </a:stretch>
+                  </pic:blipFill>
+                  <pic:spPr>
+                    <a:xfrm>
+                      <a:off x="0" y="0"/>
+                      <a:ext cx="3715268" cy="752580"/>
+                    </a:xfrm>
+                    <a:prstGeom prst="rect">
+                      <a:avLst/>
+                    </a:prstGeom>
+                  </pic:spPr>
+                </pic:pic>
+              </a:graphicData>
+            </a:graphic>
+          </wp:inline>
+        </w:drawing>
+      </w:r>
+    </w:p>
+    <w:p>
+      <w:r>
+        <w:t xml:space="preserve">Mide el porcentaje de predicciones correctas. Aunque es útil en conjuntos de datos equilibrados, puede ser </w:t>
+      </w:r>
+      <w:r>
+        <w:rPr>
+          <w:b/>
+          <w:bCs/>
+        </w:rPr>
+        <w:t>engañosa</w:t>
+      </w:r>
+      <w:r>
+        <w:t xml:space="preserve"> si hay desbalance de clases (por ejemplo, muchos más pacientes sanos que enfermos).</w:t>
+      </w:r>
+    </w:p>
+    <w:p>
+      <w:pPr>
+        <w:pStyle w:val="Ttulo3"/>
+        <w:numPr>
+          <w:ilvl w:val="0"/>
+          <w:numId w:val="12"/>
+        </w:numPr>
+      </w:pPr>
+      <w:bookmarkStart w:id="41" w:name="_Toc195007694"/>
+      <w:proofErr w:type="spellStart"/>
+      <w:r>
+        <w:t>P</w:t>
+      </w:r>
+      <w:r>
+        <w:t>recisi</w:t>
+      </w:r>
+      <w:r>
+        <w:t>on</w:t>
+      </w:r>
+      <w:proofErr w:type="spellEnd"/>
+      <w:r>
+        <w:t xml:space="preserve"> (Precisión)</w:t>
+      </w:r>
+      <w:bookmarkEnd w:id="41"/>
+    </w:p>
+    <w:p>
+      <w:pPr>
+        <w:jc w:val="center"/>
+      </w:pPr>
+      <w:r>
+        <w:rPr>
+          <w:noProof/>
+        </w:rPr>
+        <w:drawing>
+          <wp:inline distT="0" distB="0" distL="0" distR="0" wp14:anchorId="7E36A6F0" wp14:editId="30E696AB">
+            <wp:extent cx="2305372" cy="847843"/>
+            <wp:effectExtent l="0" t="0" r="0" b="9525"/>
+            <wp:docPr id="762891590" name="Imagen 1" descr="Texto&#10;&#10;El contenido generado por IA puede ser incorrecto."/>
+            <wp:cNvGraphicFramePr>
+              <a:graphicFrameLocks xmlns:a="http://schemas.openxmlformats.org/drawingml/2006/main" noChangeAspect="1"/>
+            </wp:cNvGraphicFramePr>
+            <a:graphic xmlns:a="http://schemas.openxmlformats.org/drawingml/2006/main">
+              <a:graphicData uri="http://schemas.openxmlformats.org/drawingml/2006/picture">
+                <pic:pic xmlns:pic="http://schemas.openxmlformats.org/drawingml/2006/picture">
+                  <pic:nvPicPr>
+                    <pic:cNvPr id="762891590" name="Imagen 1" descr="Texto&#10;&#10;El contenido generado por IA puede ser incorrecto."/>
+                    <pic:cNvPicPr/>
+                  </pic:nvPicPr>
+                  <pic:blipFill>
+                    <a:blip r:embed="rId21"/>
+                    <a:stretch>
+                      <a:fillRect/>
+                    </a:stretch>
+                  </pic:blipFill>
+                  <pic:spPr>
+                    <a:xfrm>
+                      <a:off x="0" y="0"/>
+                      <a:ext cx="2305372" cy="847843"/>
+                    </a:xfrm>
+                    <a:prstGeom prst="rect">
+                      <a:avLst/>
+                    </a:prstGeom>
+                  </pic:spPr>
+                </pic:pic>
+              </a:graphicData>
+            </a:graphic>
+          </wp:inline>
+        </w:drawing>
+      </w:r>
+    </w:p>
+    <w:p>
+      <w:r>
+        <w:t>Indica cuántos de los casos predichos como positivos realmente lo son. Es importante en contextos donde los falsos positivos tienen consecuencias, como iniciar tratamientos innecesarios.</w:t>
+      </w:r>
+    </w:p>
+    <w:p>
+      <w:pPr>
+        <w:pStyle w:val="Ttulo3"/>
+        <w:numPr>
+          <w:ilvl w:val="0"/>
+          <w:numId w:val="12"/>
+        </w:numPr>
+      </w:pPr>
+      <w:bookmarkStart w:id="42" w:name="_Toc195007695"/>
+      <w:proofErr w:type="spellStart"/>
+      <w:r>
+        <w:t>Recall</w:t>
+      </w:r>
+      <w:proofErr w:type="spellEnd"/>
+      <w:r>
+        <w:t xml:space="preserve"> (Sensibilidad o Tasa de verdaderos positivos)</w:t>
+      </w:r>
+      <w:bookmarkEnd w:id="42"/>
+    </w:p>
+    <w:p>
+      <w:pPr>
+        <w:jc w:val="center"/>
+      </w:pPr>
+      <w:r>
+        <w:rPr>
+          <w:noProof/>
+        </w:rPr>
+        <w:drawing>
+          <wp:inline distT="0" distB="0" distL="0" distR="0" wp14:anchorId="104CAFB7" wp14:editId="473D310C">
+            <wp:extent cx="2133898" cy="695422"/>
+            <wp:effectExtent l="0" t="0" r="0" b="9525"/>
+            <wp:docPr id="1916128993" name="Imagen 1" descr="Texto&#10;&#10;El contenido generado por IA puede ser incorrecto."/>
+            <wp:cNvGraphicFramePr>
+              <a:graphicFrameLocks xmlns:a="http://schemas.openxmlformats.org/drawingml/2006/main" noChangeAspect="1"/>
+            </wp:cNvGraphicFramePr>
+            <a:graphic xmlns:a="http://schemas.openxmlformats.org/drawingml/2006/main">
+              <a:graphicData uri="http://schemas.openxmlformats.org/drawingml/2006/picture">
+                <pic:pic xmlns:pic="http://schemas.openxmlformats.org/drawingml/2006/picture">
+                  <pic:nvPicPr>
+                    <pic:cNvPr id="1916128993" name="Imagen 1" descr="Texto&#10;&#10;El contenido generado por IA puede ser incorrecto."/>
+                    <pic:cNvPicPr/>
+                  </pic:nvPicPr>
+                  <pic:blipFill>
+                    <a:blip r:embed="rId22"/>
+                    <a:stretch>
+                      <a:fillRect/>
+                    </a:stretch>
+                  </pic:blipFill>
+                  <pic:spPr>
+                    <a:xfrm>
+                      <a:off x="0" y="0"/>
+                      <a:ext cx="2133898" cy="695422"/>
+                    </a:xfrm>
+                    <a:prstGeom prst="rect">
+                      <a:avLst/>
+                    </a:prstGeom>
+                  </pic:spPr>
+                </pic:pic>
+              </a:graphicData>
+            </a:graphic>
+          </wp:inline>
+        </w:drawing>
+      </w:r>
+    </w:p>
+    <w:p>
+      <w:pPr>
+        <w:jc w:val="both"/>
+      </w:pPr>
+      <w:r>
+        <w:t xml:space="preserve">Mide la capacidad del modelo para detectar todos los casos positivos. Es especialmente crítica en salud, donde </w:t>
+      </w:r>
+      <w:r>
+        <w:rPr>
+          <w:b/>
+          <w:bCs/>
+        </w:rPr>
+        <w:t>no detectar</w:t>
+      </w:r>
+      <w:r>
+        <w:t xml:space="preserve"> a un paciente con un trastorno puede tener consecuencias graves</w:t>
+      </w:r>
+      <w:r>
+        <w:t>.</w:t>
+      </w:r>
+    </w:p>
+    <w:p>
+      <w:pPr>
+        <w:pStyle w:val="Ttulo3"/>
+        <w:numPr>
+          <w:ilvl w:val="0"/>
+          <w:numId w:val="12"/>
+        </w:numPr>
+      </w:pPr>
+      <w:bookmarkStart w:id="43" w:name="_Toc195007696"/>
+      <w:r>
+        <w:t>F1 Score</w:t>
+      </w:r>
+      <w:bookmarkEnd w:id="43"/>
+    </w:p>
+    <w:p>
+      <w:pPr>
+        <w:jc w:val="center"/>
+      </w:pPr>
+      <w:r>
+        <w:rPr>
+          <w:noProof/>
+        </w:rPr>
+        <w:drawing>
+          <wp:inline distT="0" distB="0" distL="0" distR="0" wp14:anchorId="555BAF4C" wp14:editId="3165291C">
+            <wp:extent cx="3086531" cy="752580"/>
+            <wp:effectExtent l="0" t="0" r="0" b="9525"/>
+            <wp:docPr id="1101402005" name="Imagen 1" descr="Imagen que contiene Texto&#10;&#10;El contenido generado por IA puede ser incorrecto."/>
+            <wp:cNvGraphicFramePr>
+              <a:graphicFrameLocks xmlns:a="http://schemas.openxmlformats.org/drawingml/2006/main" noChangeAspect="1"/>
+            </wp:cNvGraphicFramePr>
+            <a:graphic xmlns:a="http://schemas.openxmlformats.org/drawingml/2006/main">
+              <a:graphicData uri="http://schemas.openxmlformats.org/drawingml/2006/picture">
+                <pic:pic xmlns:pic="http://schemas.openxmlformats.org/drawingml/2006/picture">
+                  <pic:nvPicPr>
+                    <pic:cNvPr id="1101402005" name="Imagen 1" descr="Imagen que contiene Texto&#10;&#10;El contenido generado por IA puede ser incorrecto."/>
+                    <pic:cNvPicPr/>
+                  </pic:nvPicPr>
+                  <pic:blipFill>
+                    <a:blip r:embed="rId23"/>
+                    <a:stretch>
+                      <a:fillRect/>
+                    </a:stretch>
+                  </pic:blipFill>
+                  <pic:spPr>
+                    <a:xfrm>
+                      <a:off x="0" y="0"/>
+                      <a:ext cx="3086531" cy="752580"/>
+                    </a:xfrm>
+                    <a:prstGeom prst="rect">
+                      <a:avLst/>
+                    </a:prstGeom>
+                  </pic:spPr>
+                </pic:pic>
+              </a:graphicData>
+            </a:graphic>
+          </wp:inline>
+        </w:drawing>
+      </w:r>
+    </w:p>
+    <w:p>
+      <w:pPr>
+        <w:jc w:val="both"/>
+      </w:pPr>
+      <w:r>
+        <w:t xml:space="preserve">Es la media armónica entre precisión y </w:t>
+      </w:r>
+      <w:proofErr w:type="spellStart"/>
+      <w:r>
+        <w:t>recall</w:t>
+      </w:r>
+      <w:proofErr w:type="spellEnd"/>
+      <w:r>
+        <w:t xml:space="preserve">. Es útil cuando se necesita un equilibrio entre ambas, especialmente en </w:t>
+      </w:r>
+      <w:proofErr w:type="spellStart"/>
+      <w:r>
+        <w:t>datasets</w:t>
+      </w:r>
+      <w:proofErr w:type="spellEnd"/>
+      <w:r>
+        <w:t xml:space="preserve"> desbalanceados.</w:t>
+      </w:r>
+    </w:p>
+    <w:p>
+      <w:pPr>
+        <w:pStyle w:val="Ttulo3"/>
+      </w:pPr>
+      <w:bookmarkStart w:id="44" w:name="_Toc195007697"/>
+      <w:r>
+        <w:lastRenderedPageBreak/>
+        <w:t>Curva ROC y AUC (</w:t>
+      </w:r>
+      <w:r>
+        <w:t>Área bajo la curva</w:t>
+      </w:r>
+      <w:r>
+        <w:t>)</w:t>
+      </w:r>
+      <w:bookmarkEnd w:id="44"/>
+    </w:p>
+    <w:p>
+      <w:pPr>
+        <w:jc w:val="both"/>
+      </w:pPr>
+      <w:r>
+        <w:t xml:space="preserve">La </w:t>
+      </w:r>
+      <w:r>
+        <w:rPr>
+          <w:b/>
+          <w:bCs/>
+        </w:rPr>
+        <w:t>curva ROC</w:t>
+      </w:r>
+      <w:r>
+        <w:t xml:space="preserve"> (Receiver </w:t>
+      </w:r>
+      <w:proofErr w:type="spellStart"/>
+      <w:r>
+        <w:t>Operating</w:t>
+      </w:r>
+      <w:proofErr w:type="spellEnd"/>
+      <w:r>
+        <w:t xml:space="preserve"> </w:t>
+      </w:r>
+      <w:proofErr w:type="spellStart"/>
+      <w:r>
+        <w:t>Characteristic</w:t>
+      </w:r>
+      <w:proofErr w:type="spellEnd"/>
+      <w:r>
+        <w:t xml:space="preserve">) representa la tasa de verdaderos positivos frente a la tasa de falsos positivos para diferentes umbrales. El </w:t>
+      </w:r>
+      <w:r>
+        <w:rPr>
+          <w:b/>
+          <w:bCs/>
+        </w:rPr>
+        <w:t>AUC (</w:t>
+      </w:r>
+      <w:proofErr w:type="spellStart"/>
+      <w:r>
+        <w:rPr>
+          <w:b/>
+          <w:bCs/>
+        </w:rPr>
+        <w:t>Area</w:t>
+      </w:r>
+      <w:proofErr w:type="spellEnd"/>
+      <w:r>
+        <w:rPr>
+          <w:b/>
+          <w:bCs/>
+        </w:rPr>
+        <w:t xml:space="preserve"> </w:t>
+      </w:r>
+      <w:proofErr w:type="spellStart"/>
+      <w:r>
+        <w:rPr>
+          <w:b/>
+          <w:bCs/>
+        </w:rPr>
+        <w:t>Under</w:t>
+      </w:r>
+      <w:proofErr w:type="spellEnd"/>
+      <w:r>
+        <w:rPr>
+          <w:b/>
+          <w:bCs/>
+        </w:rPr>
+        <w:t xml:space="preserve"> Curve)</w:t>
+      </w:r>
+      <w:r>
+        <w:t xml:space="preserve"> mide la capacidad global del modelo para distinguir entre clases:</w:t>
+      </w:r>
+    </w:p>
+    <w:p>
+      <w:pPr>
+        <w:numPr>
+          <w:ilvl w:val="0"/>
+          <w:numId w:val="13"/>
+        </w:numPr>
+        <w:jc w:val="both"/>
+      </w:pPr>
+      <w:r>
+        <w:t>AUC = 0.5: modelo aleatorio.</w:t>
+      </w:r>
+    </w:p>
+    <w:p>
+      <w:pPr>
+        <w:numPr>
+          <w:ilvl w:val="0"/>
+          <w:numId w:val="13"/>
+        </w:numPr>
+        <w:jc w:val="both"/>
+      </w:pPr>
+      <w:r>
+        <w:t>AUC = 1.0: modelo perfecto.</w:t>
+      </w:r>
+    </w:p>
+    <w:p>
+      <w:pPr>
+        <w:jc w:val="both"/>
+      </w:pPr>
+      <w:r>
+        <w:t xml:space="preserve">Es una métrica muy utilizada en medicina por su capacidad para reflejar la </w:t>
+      </w:r>
+      <w:r>
+        <w:rPr>
+          <w:b/>
+          <w:bCs/>
+        </w:rPr>
+        <w:t>discriminación</w:t>
+      </w:r>
+      <w:r>
+        <w:t xml:space="preserve"> del modelo.</w:t>
+      </w:r>
+    </w:p>
+    <w:p>
+      <w:pPr>
+        <w:jc w:val="both"/>
+      </w:pPr>
+    </w:p>
+    <w:p>
+      <w:pPr>
+        <w:pStyle w:val="Ttulo3"/>
+      </w:pPr>
+      <w:bookmarkStart w:id="45" w:name="_Toc195007698"/>
+      <w:r>
+        <w:t xml:space="preserve">Curva </w:t>
+      </w:r>
+      <w:proofErr w:type="spellStart"/>
+      <w:r>
+        <w:t>Precision-Recall</w:t>
+      </w:r>
+      <w:proofErr w:type="spellEnd"/>
+      <w:r>
+        <w:t xml:space="preserve"> y AUC-PR</w:t>
+      </w:r>
+      <w:bookmarkEnd w:id="45"/>
+    </w:p>
+    <w:p>
+      <w:pPr>
+        <w:jc w:val="both"/>
+      </w:pPr>
+      <w:r>
+        <w:t xml:space="preserve">En conjuntos desbalanceados, como puede ser el caso si hay pocos casos de un trastorno específico, la curva </w:t>
+      </w:r>
+      <w:proofErr w:type="spellStart"/>
+      <w:r>
+        <w:rPr>
+          <w:b/>
+          <w:bCs/>
+        </w:rPr>
+        <w:t>Precision-Recall</w:t>
+      </w:r>
+      <w:proofErr w:type="spellEnd"/>
+      <w:r>
+        <w:t xml:space="preserve"> ofrece una representación más informativa que la ROC. El </w:t>
+      </w:r>
+      <w:r>
+        <w:rPr>
+          <w:b/>
+          <w:bCs/>
+        </w:rPr>
+        <w:t>AUC-PR</w:t>
+      </w:r>
+      <w:r>
+        <w:t xml:space="preserve"> mide el área bajo esta curva.</w:t>
+      </w:r>
+    </w:p>
+    <w:p/>
+    <w:p>
+      <w:proofErr w:type="spellStart"/>
+      <w:r>
+        <w:t>Saito</w:t>
+      </w:r>
+      <w:proofErr w:type="spellEnd"/>
+      <w:r>
+        <w:t xml:space="preserve">, T., &amp; </w:t>
+      </w:r>
+      <w:proofErr w:type="spellStart"/>
+      <w:r>
+        <w:t>Rehmsmeier</w:t>
+      </w:r>
+      <w:proofErr w:type="spellEnd"/>
+      <w:r>
+        <w:t xml:space="preserve">, M. (2015). </w:t>
+      </w:r>
+      <w:proofErr w:type="spellStart"/>
+      <w:r>
+        <w:rPr>
+          <w:i/>
+          <w:iCs/>
+        </w:rPr>
+        <w:t>The</w:t>
+      </w:r>
+      <w:proofErr w:type="spellEnd"/>
+      <w:r>
+        <w:rPr>
+          <w:i/>
+          <w:iCs/>
+        </w:rPr>
+        <w:t xml:space="preserve"> </w:t>
+      </w:r>
+      <w:proofErr w:type="spellStart"/>
+      <w:r>
+        <w:rPr>
+          <w:i/>
+          <w:iCs/>
+        </w:rPr>
+        <w:t>precision-recall</w:t>
+      </w:r>
+      <w:proofErr w:type="spellEnd"/>
+      <w:r>
+        <w:rPr>
+          <w:i/>
+          <w:iCs/>
+        </w:rPr>
+        <w:t xml:space="preserve"> </w:t>
+      </w:r>
+      <w:proofErr w:type="spellStart"/>
+      <w:r>
+        <w:rPr>
+          <w:i/>
+          <w:iCs/>
+        </w:rPr>
+        <w:t>plot</w:t>
+      </w:r>
+      <w:proofErr w:type="spellEnd"/>
+      <w:r>
+        <w:rPr>
+          <w:i/>
+          <w:iCs/>
+        </w:rPr>
+        <w:t xml:space="preserve"> </w:t>
+      </w:r>
+      <w:proofErr w:type="spellStart"/>
+      <w:r>
+        <w:rPr>
+          <w:i/>
+          <w:iCs/>
+        </w:rPr>
+        <w:t>is</w:t>
+      </w:r>
+      <w:proofErr w:type="spellEnd"/>
+      <w:r>
+        <w:rPr>
+          <w:i/>
+          <w:iCs/>
+        </w:rPr>
+        <w:t xml:space="preserve"> more informative </w:t>
+      </w:r>
+      <w:proofErr w:type="spellStart"/>
+      <w:r>
+        <w:rPr>
+          <w:i/>
+          <w:iCs/>
+        </w:rPr>
+        <w:t>than</w:t>
+      </w:r>
+      <w:proofErr w:type="spellEnd"/>
+      <w:r>
+        <w:rPr>
+          <w:i/>
+          <w:iCs/>
+        </w:rPr>
+        <w:t xml:space="preserve"> </w:t>
+      </w:r>
+      <w:proofErr w:type="spellStart"/>
+      <w:r>
+        <w:rPr>
+          <w:i/>
+          <w:iCs/>
+        </w:rPr>
+        <w:t>the</w:t>
+      </w:r>
+      <w:proofErr w:type="spellEnd"/>
+      <w:r>
+        <w:rPr>
+          <w:i/>
+          <w:iCs/>
+        </w:rPr>
+        <w:t xml:space="preserve"> ROC </w:t>
+      </w:r>
+      <w:proofErr w:type="spellStart"/>
+      <w:r>
+        <w:rPr>
+          <w:i/>
+          <w:iCs/>
+        </w:rPr>
+        <w:t>plot</w:t>
+      </w:r>
+      <w:proofErr w:type="spellEnd"/>
+      <w:r>
+        <w:rPr>
+          <w:i/>
+          <w:iCs/>
+        </w:rPr>
+        <w:t xml:space="preserve"> </w:t>
+      </w:r>
+      <w:proofErr w:type="spellStart"/>
+      <w:r>
+        <w:rPr>
+          <w:i/>
+          <w:iCs/>
+        </w:rPr>
+        <w:t>when</w:t>
+      </w:r>
+      <w:proofErr w:type="spellEnd"/>
+      <w:r>
+        <w:rPr>
+          <w:i/>
+          <w:iCs/>
+        </w:rPr>
+        <w:t xml:space="preserve"> </w:t>
+      </w:r>
+      <w:proofErr w:type="spellStart"/>
+      <w:r>
+        <w:rPr>
+          <w:i/>
+          <w:iCs/>
+        </w:rPr>
+        <w:t>evaluating</w:t>
+      </w:r>
+      <w:proofErr w:type="spellEnd"/>
+      <w:r>
+        <w:rPr>
+          <w:i/>
+          <w:iCs/>
+        </w:rPr>
+        <w:t xml:space="preserve"> </w:t>
+      </w:r>
+      <w:proofErr w:type="spellStart"/>
+      <w:r>
+        <w:rPr>
+          <w:i/>
+          <w:iCs/>
+        </w:rPr>
+        <w:t>binary</w:t>
+      </w:r>
+      <w:proofErr w:type="spellEnd"/>
+      <w:r>
+        <w:rPr>
+          <w:i/>
+          <w:iCs/>
+        </w:rPr>
+        <w:t xml:space="preserve"> </w:t>
+      </w:r>
+      <w:proofErr w:type="spellStart"/>
+      <w:r>
+        <w:rPr>
+          <w:i/>
+          <w:iCs/>
+        </w:rPr>
+        <w:t>classifiers</w:t>
+      </w:r>
+      <w:proofErr w:type="spellEnd"/>
+      <w:r>
+        <w:rPr>
+          <w:i/>
+          <w:iCs/>
+        </w:rPr>
+        <w:t xml:space="preserve"> </w:t>
+      </w:r>
+      <w:proofErr w:type="spellStart"/>
+      <w:r>
+        <w:rPr>
+          <w:i/>
+          <w:iCs/>
+        </w:rPr>
+        <w:t>on</w:t>
+      </w:r>
+      <w:proofErr w:type="spellEnd"/>
+      <w:r>
+        <w:rPr>
+          <w:i/>
+          <w:iCs/>
+        </w:rPr>
+        <w:t xml:space="preserve"> </w:t>
+      </w:r>
+      <w:proofErr w:type="spellStart"/>
+      <w:r>
+        <w:rPr>
+          <w:i/>
+          <w:iCs/>
+        </w:rPr>
+        <w:t>imbalanced</w:t>
+      </w:r>
+      <w:proofErr w:type="spellEnd"/>
+      <w:r>
+        <w:rPr>
+          <w:i/>
+          <w:iCs/>
+        </w:rPr>
+        <w:t xml:space="preserve"> </w:t>
+      </w:r>
+      <w:proofErr w:type="spellStart"/>
+      <w:r>
+        <w:rPr>
+          <w:i/>
+          <w:iCs/>
+        </w:rPr>
+        <w:t>datasets</w:t>
+      </w:r>
+      <w:proofErr w:type="spellEnd"/>
+      <w:r>
+        <w:t xml:space="preserve">. </w:t>
+      </w:r>
+      <w:proofErr w:type="spellStart"/>
+      <w:r>
+        <w:t>PLoS</w:t>
+      </w:r>
+      <w:proofErr w:type="spellEnd"/>
+      <w:r>
+        <w:t xml:space="preserve"> ONE, 10(3), e0118432. </w:t>
+      </w:r>
+      <w:hyperlink r:id="rId24" w:history="1">
+        <w:r>
+          <w:rPr>
+            <w:rStyle w:val="Hipervnculo"/>
+          </w:rPr>
+          <w:t>https://doi.org/10.1371/journal.pone.0118432</w:t>
+        </w:r>
+      </w:hyperlink>
+    </w:p>
+    <w:p>
+      <w:r>
+        <w:t xml:space="preserve">Chicco, D., &amp; </w:t>
+      </w:r>
+      <w:proofErr w:type="spellStart"/>
+      <w:r>
+        <w:t>Jurman</w:t>
+      </w:r>
+      <w:proofErr w:type="spellEnd"/>
+      <w:r>
+        <w:t xml:space="preserve">, G. (2020). </w:t>
+      </w:r>
+      <w:proofErr w:type="spellStart"/>
+      <w:r>
+        <w:rPr>
+          <w:i/>
+          <w:iCs/>
+        </w:rPr>
+        <w:t>The</w:t>
+      </w:r>
+      <w:proofErr w:type="spellEnd"/>
+      <w:r>
+        <w:rPr>
+          <w:i/>
+          <w:iCs/>
+        </w:rPr>
+        <w:t xml:space="preserve"> </w:t>
+      </w:r>
+      <w:proofErr w:type="spellStart"/>
+      <w:r>
+        <w:rPr>
+          <w:i/>
+          <w:iCs/>
+        </w:rPr>
+        <w:t>advantages</w:t>
+      </w:r>
+      <w:proofErr w:type="spellEnd"/>
+      <w:r>
+        <w:rPr>
+          <w:i/>
+          <w:iCs/>
+        </w:rPr>
+        <w:t xml:space="preserve"> </w:t>
+      </w:r>
+      <w:proofErr w:type="spellStart"/>
+      <w:r>
+        <w:rPr>
+          <w:i/>
+          <w:iCs/>
+        </w:rPr>
+        <w:t>of</w:t>
+      </w:r>
+      <w:proofErr w:type="spellEnd"/>
+      <w:r>
+        <w:rPr>
+          <w:i/>
+          <w:iCs/>
+        </w:rPr>
+        <w:t xml:space="preserve"> </w:t>
+      </w:r>
+      <w:proofErr w:type="spellStart"/>
+      <w:r>
+        <w:rPr>
+          <w:i/>
+          <w:iCs/>
+        </w:rPr>
+        <w:t>the</w:t>
+      </w:r>
+      <w:proofErr w:type="spellEnd"/>
+      <w:r>
+        <w:rPr>
+          <w:i/>
+          <w:iCs/>
+        </w:rPr>
+        <w:t xml:space="preserve"> Matthews </w:t>
+      </w:r>
+      <w:proofErr w:type="spellStart"/>
+      <w:r>
+        <w:rPr>
+          <w:i/>
+          <w:iCs/>
+        </w:rPr>
+        <w:t>correlation</w:t>
+      </w:r>
+      <w:proofErr w:type="spellEnd"/>
+      <w:r>
+        <w:rPr>
+          <w:i/>
+          <w:iCs/>
+        </w:rPr>
+        <w:t xml:space="preserve"> </w:t>
+      </w:r>
+      <w:proofErr w:type="spellStart"/>
+      <w:r>
+        <w:rPr>
+          <w:i/>
+          <w:iCs/>
+        </w:rPr>
+        <w:t>coefficient</w:t>
+      </w:r>
+      <w:proofErr w:type="spellEnd"/>
+      <w:r>
+        <w:rPr>
+          <w:i/>
+          <w:iCs/>
+        </w:rPr>
+        <w:t xml:space="preserve"> (MCC) </w:t>
+      </w:r>
+      <w:proofErr w:type="spellStart"/>
+      <w:r>
+        <w:rPr>
+          <w:i/>
+          <w:iCs/>
+        </w:rPr>
+        <w:t>over</w:t>
+      </w:r>
+      <w:proofErr w:type="spellEnd"/>
+      <w:r>
+        <w:rPr>
+          <w:i/>
+          <w:iCs/>
+        </w:rPr>
+        <w:t xml:space="preserve"> F1 score and </w:t>
+      </w:r>
+      <w:proofErr w:type="spellStart"/>
+      <w:r>
+        <w:rPr>
+          <w:i/>
+          <w:iCs/>
+        </w:rPr>
+        <w:t>accuracy</w:t>
+      </w:r>
+      <w:proofErr w:type="spellEnd"/>
+      <w:r>
+        <w:rPr>
+          <w:i/>
+          <w:iCs/>
+        </w:rPr>
+        <w:t xml:space="preserve"> in </w:t>
+      </w:r>
+      <w:proofErr w:type="spellStart"/>
+      <w:r>
+        <w:rPr>
+          <w:i/>
+          <w:iCs/>
+        </w:rPr>
+        <w:t>binary</w:t>
+      </w:r>
+      <w:proofErr w:type="spellEnd"/>
+      <w:r>
+        <w:rPr>
+          <w:i/>
+          <w:iCs/>
+        </w:rPr>
+        <w:t xml:space="preserve"> </w:t>
+      </w:r>
+      <w:proofErr w:type="spellStart"/>
+      <w:r>
+        <w:rPr>
+          <w:i/>
+          <w:iCs/>
+        </w:rPr>
+        <w:t>classification</w:t>
+      </w:r>
+      <w:proofErr w:type="spellEnd"/>
+      <w:r>
+        <w:rPr>
+          <w:i/>
+          <w:iCs/>
+        </w:rPr>
+        <w:t xml:space="preserve"> </w:t>
+      </w:r>
+      <w:proofErr w:type="spellStart"/>
+      <w:r>
+        <w:rPr>
+          <w:i/>
+          <w:iCs/>
+        </w:rPr>
+        <w:t>evaluation</w:t>
+      </w:r>
+      <w:proofErr w:type="spellEnd"/>
+      <w:r>
+        <w:t xml:space="preserve">. BMC </w:t>
+      </w:r>
+      <w:proofErr w:type="spellStart"/>
+      <w:r>
+        <w:t>Genomics</w:t>
+      </w:r>
+      <w:proofErr w:type="spellEnd"/>
+      <w:r>
+        <w:t xml:space="preserve">, 21(1), 6. </w:t>
+      </w:r>
+      <w:hyperlink r:id="rId25" w:history="1">
+        <w:r>
+          <w:rPr>
+            <w:rStyle w:val="Hipervnculo"/>
+          </w:rPr>
+          <w:t>https://doi.org/10.1186/s12864-019-6413-7</w:t>
+        </w:r>
+      </w:hyperlink>
+    </w:p>
+    <w:p>
+      <w:proofErr w:type="spellStart"/>
+      <w:r>
+        <w:t>Lever</w:t>
+      </w:r>
+      <w:proofErr w:type="spellEnd"/>
+      <w:r>
+        <w:t xml:space="preserve">, J., </w:t>
+      </w:r>
+      <w:proofErr w:type="spellStart"/>
+      <w:r>
+        <w:t>Krzywinski</w:t>
+      </w:r>
+      <w:proofErr w:type="spellEnd"/>
+      <w:r>
+        <w:t xml:space="preserve">, M., &amp; Altman, N. (2016). </w:t>
+      </w:r>
+      <w:proofErr w:type="spellStart"/>
+      <w:r>
+        <w:rPr>
+          <w:i/>
+          <w:iCs/>
+        </w:rPr>
+        <w:t>Points</w:t>
+      </w:r>
+      <w:proofErr w:type="spellEnd"/>
+      <w:r>
+        <w:rPr>
+          <w:i/>
+          <w:iCs/>
+        </w:rPr>
+        <w:t xml:space="preserve"> </w:t>
+      </w:r>
+      <w:proofErr w:type="spellStart"/>
+      <w:r>
+        <w:rPr>
+          <w:i/>
+          <w:iCs/>
+        </w:rPr>
+        <w:t>of</w:t>
+      </w:r>
+      <w:proofErr w:type="spellEnd"/>
+      <w:r>
+        <w:rPr>
+          <w:i/>
+          <w:iCs/>
+        </w:rPr>
+        <w:t xml:space="preserve"> </w:t>
+      </w:r>
+      <w:proofErr w:type="spellStart"/>
+      <w:r>
+        <w:rPr>
+          <w:i/>
+          <w:iCs/>
+        </w:rPr>
+        <w:t>Significance</w:t>
+      </w:r>
+      <w:proofErr w:type="spellEnd"/>
+      <w:r>
+        <w:rPr>
+          <w:i/>
+          <w:iCs/>
+        </w:rPr>
+        <w:t xml:space="preserve">: </w:t>
+      </w:r>
+      <w:proofErr w:type="spellStart"/>
+      <w:r>
+        <w:rPr>
+          <w:i/>
+          <w:iCs/>
+        </w:rPr>
+        <w:t>Classification</w:t>
+      </w:r>
+      <w:proofErr w:type="spellEnd"/>
+      <w:r>
+        <w:rPr>
+          <w:i/>
+          <w:iCs/>
+        </w:rPr>
+        <w:t xml:space="preserve"> </w:t>
+      </w:r>
+      <w:proofErr w:type="spellStart"/>
+      <w:r>
+        <w:rPr>
+          <w:i/>
+          <w:iCs/>
+        </w:rPr>
+        <w:t>evaluation</w:t>
+      </w:r>
+      <w:proofErr w:type="spellEnd"/>
+      <w:r>
+        <w:t xml:space="preserve">. </w:t>
+      </w:r>
+      <w:proofErr w:type="spellStart"/>
+      <w:r>
+        <w:t>Nature</w:t>
+      </w:r>
+      <w:proofErr w:type="spellEnd"/>
+      <w:r>
+        <w:t xml:space="preserve"> </w:t>
+      </w:r>
+      <w:proofErr w:type="spellStart"/>
+      <w:r>
+        <w:t>Methods</w:t>
+      </w:r>
+      <w:proofErr w:type="spellEnd"/>
+      <w:r>
+        <w:t xml:space="preserve">, 13(8), 603–604. </w:t>
+      </w:r>
+      <w:hyperlink r:id="rId26" w:history="1">
+        <w:r>
+          <w:rPr>
+            <w:rStyle w:val="Hipervnculo"/>
+          </w:rPr>
+          <w:t>https://doi.org/10.1038/nmeth.3945</w:t>
+        </w:r>
+      </w:hyperlink>
+    </w:p>
+    <w:p/>
+    <w:p/>
     <w:p>
       <w:pPr>
         <w:pStyle w:val="Ttulo2"/>
-      </w:pPr>
-      <w:r>
-        <w:t xml:space="preserve">3.5 </w:t>
-      </w:r>
+        <w:numPr>
+          <w:ilvl w:val="1"/>
+          <w:numId w:val="6"/>
+        </w:numPr>
+      </w:pPr>
+      <w:bookmarkStart w:id="46" w:name="_Toc195007699"/>
       <w:r>
         <w:t>Aplicación de modelos predictivos en la detección de trastornos del sueño</w:t>
       </w:r>
-      <w:bookmarkEnd w:id="23"/>
+      <w:bookmarkEnd w:id="46"/>
     </w:p>
     <w:p>
       <w:pPr>
         <w:pStyle w:val="Ttulo2"/>
-      </w:pPr>
-      <w:bookmarkStart w:id="24" w:name="_Toc194566911"/>
-      <w:r>
-        <w:t xml:space="preserve">3.6 </w:t>
-      </w:r>
+        <w:numPr>
+          <w:ilvl w:val="1"/>
+          <w:numId w:val="6"/>
+        </w:numPr>
+      </w:pPr>
+      <w:bookmarkStart w:id="47" w:name="_Toc195007700"/>
       <w:r>
         <w:t>Fiabilidad y validación de dispositivos portátiles como el O2Ring</w:t>
       </w:r>
-      <w:bookmarkEnd w:id="24"/>
+      <w:bookmarkEnd w:id="47"/>
     </w:p>
     <w:p>
       <w:pPr>
@@ -3840,11 +9210,11 @@
           <w:numId w:val="6"/>
         </w:numPr>
       </w:pPr>
-      <w:bookmarkStart w:id="25" w:name="_Toc194566912"/>
+      <w:bookmarkStart w:id="48" w:name="_Toc195007701"/>
       <w:r>
         <w:t>Metodología</w:t>
       </w:r>
-      <w:bookmarkEnd w:id="25"/>
+      <w:bookmarkEnd w:id="48"/>
     </w:p>
     <w:p>
       <w:pPr>
@@ -3854,35 +9224,51 @@
           <w:numId w:val="6"/>
         </w:numPr>
       </w:pPr>
-      <w:bookmarkStart w:id="26" w:name="_Toc194566913"/>
+      <w:bookmarkStart w:id="49" w:name="_Toc195007702"/>
       <w:r>
         <w:t>Desarrollo del modelo predictivo</w:t>
       </w:r>
-      <w:bookmarkEnd w:id="26"/>
-    </w:p>
-    <w:p>
-      <w:bookmarkStart w:id="27" w:name="_Toc194566914"/>
+      <w:bookmarkEnd w:id="49"/>
+    </w:p>
+    <w:p>
+      <w:bookmarkStart w:id="50" w:name="_Toc195007703"/>
+      <w:proofErr w:type="gramStart"/>
       <w:r>
         <w:rPr>
           <w:rStyle w:val="Ttulo2Car"/>
         </w:rPr>
-        <w:t>Técnicas y herramientas</w:t>
+        <w:t xml:space="preserve">Técnicas y </w:t>
       </w:r>
       <w:r>
         <w:rPr>
           <w:rStyle w:val="Ttulo2Car"/>
         </w:rPr>
+        <w:t>herramientas</w:t>
+      </w:r>
+      <w:r>
+        <w:rPr>
+          <w:rStyle w:val="Ttulo2Car"/>
+        </w:rPr>
+        <w:t>???</w:t>
+      </w:r>
+      <w:bookmarkEnd w:id="50"/>
+      <w:proofErr w:type="gramEnd"/>
+      <w:r>
+        <w:t xml:space="preserve"> No </w:t>
+      </w:r>
+      <w:proofErr w:type="spellStart"/>
+      <w:r>
+        <w:t>se</w:t>
+      </w:r>
+      <w:proofErr w:type="spellEnd"/>
+      <w:r>
         <w:t xml:space="preserve"> </w:t>
       </w:r>
       <w:r>
-        <w:rPr>
-          <w:rStyle w:val="Ttulo2Car"/>
-        </w:rPr>
-        <w:t>???</w:t>
-      </w:r>
-      <w:bookmarkEnd w:id="27"/>
-      <w:r>
-        <w:t xml:space="preserve"> No se donde tiene que ir </w:t>
+        <w:t>dónde</w:t>
+      </w:r>
+      <w:r>
+        <w:t xml:space="preserve"> tiene que ir </w:t>
       </w:r>
     </w:p>
     <w:p>
@@ -3897,8 +9283,13 @@
         <w:t>Lenguajes: Python</w:t>
       </w:r>
       <w:r>
-        <w:t>, Markdown</w:t>
-      </w:r>
+        <w:t xml:space="preserve">, </w:t>
+      </w:r>
+      <w:proofErr w:type="spellStart"/>
+      <w:r>
+        <w:t>Markdown</w:t>
+      </w:r>
+      <w:proofErr w:type="spellEnd"/>
     </w:p>
     <w:p>
       <w:pPr>
@@ -3912,95 +9303,426 @@
         <w:lastRenderedPageBreak/>
         <w:t xml:space="preserve">Herramientas: LaTeX, GitHub, </w:t>
       </w:r>
-      <w:r>
-        <w:t>TensorFlow, Keras, Scikit-learn (</w:t>
-      </w:r>
+      <w:proofErr w:type="spellStart"/>
+      <w:r>
+        <w:t>TensorFlow</w:t>
+      </w:r>
+      <w:proofErr w:type="spellEnd"/>
+      <w:r>
+        <w:t xml:space="preserve">, </w:t>
+      </w:r>
+      <w:proofErr w:type="spellStart"/>
+      <w:r>
+        <w:t>Keras</w:t>
+      </w:r>
+      <w:proofErr w:type="spellEnd"/>
+      <w:r>
+        <w:t xml:space="preserve">, </w:t>
+      </w:r>
+      <w:proofErr w:type="spellStart"/>
+      <w:r>
+        <w:t>Scikit-learn</w:t>
+      </w:r>
+      <w:proofErr w:type="spellEnd"/>
+      <w:r>
+        <w:t xml:space="preserve"> (</w:t>
+      </w:r>
+      <w:proofErr w:type="spellStart"/>
       <w:r>
         <w:t>sklearn</w:t>
       </w:r>
+      <w:proofErr w:type="spellEnd"/>
       <w:r>
         <w:t>)</w:t>
       </w:r>
       <w:r>
-        <w:t>, numpy, Excel,</w:t>
-      </w:r>
-      <w:r>
-        <w:t xml:space="preserve"> Kaggle</w:t>
-      </w:r>
+        <w:t xml:space="preserve">, </w:t>
+      </w:r>
+      <w:proofErr w:type="spellStart"/>
+      <w:r>
+        <w:t>numpy</w:t>
+      </w:r>
+      <w:proofErr w:type="spellEnd"/>
+      <w:r>
+        <w:t>, Excel,</w:t>
+      </w:r>
+      <w:r>
+        <w:t xml:space="preserve"> </w:t>
+      </w:r>
+      <w:proofErr w:type="spellStart"/>
+      <w:r>
+        <w:t>Kaggle</w:t>
+      </w:r>
+      <w:proofErr w:type="spellEnd"/>
     </w:p>
     <w:p>
       <w:pPr>
         <w:pStyle w:val="Ttulo3"/>
       </w:pPr>
-      <w:bookmarkStart w:id="28" w:name="_Toc194566915"/>
+      <w:bookmarkStart w:id="51" w:name="_Toc195007704"/>
       <w:r>
         <w:t>Descripción de</w:t>
       </w:r>
       <w:r>
-        <w:t xml:space="preserve"> los datos</w:t>
-      </w:r>
-      <w:bookmarkEnd w:id="28"/>
+        <w:t>l conjunto de</w:t>
+      </w:r>
+      <w:r>
+        <w:t xml:space="preserve"> datos</w:t>
+      </w:r>
+      <w:bookmarkEnd w:id="51"/>
+    </w:p>
+    <w:p>
+      <w:pPr>
+        <w:jc w:val="both"/>
+      </w:pPr>
+      <w:r>
+        <w:t xml:space="preserve">Para el desarrollo del modelo predictivo se utilizó un conjunto de datos público obtenido de la plataforma </w:t>
+      </w:r>
+      <w:proofErr w:type="spellStart"/>
+      <w:r>
+        <w:t>Kaggle</w:t>
+      </w:r>
+      <w:proofErr w:type="spellEnd"/>
+      <w:r>
+        <w:t xml:space="preserve">. Este </w:t>
+      </w:r>
+      <w:proofErr w:type="spellStart"/>
+      <w:r>
+        <w:t>dataset</w:t>
+      </w:r>
+      <w:proofErr w:type="spellEnd"/>
+      <w:r>
+        <w:t xml:space="preserve"> contenía información sobre diferentes factores relacionados con trastornos del sueño, incluyendo variables sociodemográficas</w:t>
+      </w:r>
+      <w:r>
+        <w:t xml:space="preserve"> (edad, sexo, ocupación)</w:t>
+      </w:r>
+      <w:r>
+        <w:t xml:space="preserve">, </w:t>
+      </w:r>
+      <w:r>
+        <w:t>clínicas () y hábitos de vida ().</w:t>
+      </w:r>
+    </w:p>
+    <w:p>
+      <w:pPr>
+        <w:pStyle w:val="Ttulo3"/>
+      </w:pPr>
+      <w:bookmarkStart w:id="52" w:name="_Toc195007705"/>
+      <w:r>
+        <w:t>Preprocesamiento de los datos</w:t>
+      </w:r>
+      <w:bookmarkEnd w:id="52"/>
+    </w:p>
+    <w:p>
+      <w:pPr>
+        <w:jc w:val="both"/>
+      </w:pPr>
+      <w:r>
+        <w:t>Los pasos realizados en la fase de preprocesamiento incluyeron:</w:t>
+      </w:r>
     </w:p>
     <w:p>
       <w:pPr>
         <w:numPr>
           <w:ilvl w:val="0"/>
-          <w:numId w:val="4"/>
+          <w:numId w:val="17"/>
         </w:numPr>
         <w:jc w:val="both"/>
       </w:pPr>
       <w:r>
-        <w:t>Preprocesamiento de los datos</w:t>
+        <w:t xml:space="preserve">Carga del conjunto de datos en un </w:t>
+      </w:r>
+      <w:proofErr w:type="spellStart"/>
+      <w:r>
+        <w:t>DataFrame</w:t>
+      </w:r>
+      <w:proofErr w:type="spellEnd"/>
+      <w:r>
+        <w:t xml:space="preserve"> de Pandas.</w:t>
       </w:r>
     </w:p>
     <w:p>
       <w:pPr>
         <w:numPr>
           <w:ilvl w:val="0"/>
-          <w:numId w:val="4"/>
+          <w:numId w:val="17"/>
         </w:numPr>
         <w:jc w:val="both"/>
       </w:pPr>
       <w:r>
-        <w:t>Extracción de características</w:t>
+        <w:t>Eliminación de columnas irrelevantes y tratamiento de valores nulos.</w:t>
       </w:r>
     </w:p>
     <w:p>
       <w:pPr>
         <w:numPr>
           <w:ilvl w:val="0"/>
-          <w:numId w:val="4"/>
+          <w:numId w:val="17"/>
         </w:numPr>
         <w:jc w:val="both"/>
       </w:pPr>
       <w:r>
-        <w:t>Entrenamiento y validación de los modelos</w:t>
+        <w:t xml:space="preserve">Codificación de variables categóricas utilizando técnicas como </w:t>
+      </w:r>
+      <w:proofErr w:type="spellStart"/>
+      <w:r>
+        <w:t>One</w:t>
+      </w:r>
+      <w:proofErr w:type="spellEnd"/>
+      <w:r>
+        <w:t xml:space="preserve">-Hot </w:t>
+      </w:r>
+      <w:proofErr w:type="spellStart"/>
+      <w:r>
+        <w:t>Encoding</w:t>
+      </w:r>
+      <w:proofErr w:type="spellEnd"/>
+      <w:r>
+        <w:t xml:space="preserve"> o </w:t>
+      </w:r>
+      <w:proofErr w:type="spellStart"/>
+      <w:r>
+        <w:t>Label</w:t>
+      </w:r>
+      <w:proofErr w:type="spellEnd"/>
+      <w:r>
+        <w:t xml:space="preserve"> </w:t>
+      </w:r>
+      <w:proofErr w:type="spellStart"/>
+      <w:r>
+        <w:t>Encoding</w:t>
+      </w:r>
+      <w:proofErr w:type="spellEnd"/>
+      <w:r>
+        <w:t>.</w:t>
       </w:r>
     </w:p>
     <w:p>
       <w:pPr>
         <w:numPr>
           <w:ilvl w:val="0"/>
-          <w:numId w:val="4"/>
+          <w:numId w:val="17"/>
         </w:numPr>
         <w:jc w:val="both"/>
       </w:pPr>
       <w:r>
-        <w:t>Selección del mejor modelo</w:t>
+        <w:t xml:space="preserve">Estandarización de las variables numéricas mediante </w:t>
+      </w:r>
+      <w:proofErr w:type="spellStart"/>
+      <w:r>
+        <w:t>StandardScaler</w:t>
+      </w:r>
+      <w:proofErr w:type="spellEnd"/>
+      <w:r>
+        <w:t xml:space="preserve"> para asegurar que todas tuvieran una misma escala.</w:t>
       </w:r>
     </w:p>
     <w:p>
       <w:pPr>
         <w:numPr>
           <w:ilvl w:val="0"/>
-          <w:numId w:val="4"/>
+          <w:numId w:val="17"/>
         </w:numPr>
         <w:jc w:val="both"/>
       </w:pPr>
       <w:r>
-        <w:t>Implementación en la aplicación de Streamlit</w:t>
-      </w:r>
-    </w:p>
+        <w:t xml:space="preserve">División del conjunto de datos en subconjuntos de entrenamiento y prueba utilizando </w:t>
+      </w:r>
+      <w:proofErr w:type="spellStart"/>
+      <w:r>
+        <w:t>train_test_split</w:t>
+      </w:r>
+      <w:proofErr w:type="spellEnd"/>
+      <w:r>
+        <w:t xml:space="preserve"> con una proporción del 80% para entrenamiento y 20% para prueba.</w:t>
+      </w:r>
+    </w:p>
+    <w:p/>
+    <w:p>
+      <w:pPr>
+        <w:pStyle w:val="Ttulo3"/>
+      </w:pPr>
+      <w:bookmarkStart w:id="53" w:name="_Toc195007706"/>
+      <w:proofErr w:type="spellStart"/>
+      <w:r>
+        <w:t>Anáisis</w:t>
+      </w:r>
+      <w:proofErr w:type="spellEnd"/>
+      <w:r>
+        <w:t xml:space="preserve"> exploratorio de los datos (EDA)</w:t>
+      </w:r>
+      <w:bookmarkEnd w:id="53"/>
+    </w:p>
+    <w:p>
+      <w:pPr>
+        <w:pStyle w:val="Ttulo3"/>
+      </w:pPr>
+      <w:bookmarkStart w:id="54" w:name="_Toc195007707"/>
+      <w:r>
+        <w:t xml:space="preserve">Selección y desarrollo </w:t>
+      </w:r>
+      <w:r>
+        <w:t xml:space="preserve">(entrenamiento) </w:t>
+      </w:r>
+      <w:r>
+        <w:t>de modelos predictivos</w:t>
+      </w:r>
+      <w:bookmarkEnd w:id="54"/>
+    </w:p>
+    <w:p>
+      <w:pPr>
+        <w:jc w:val="both"/>
+      </w:pPr>
+      <w:r>
+        <w:t>Se entrenaron y compararon diferentes modelos de clasificación multiclase con el objetivo de predecir el tipo de trastorno del sueño. Los modelos utilizados fueron:</w:t>
+      </w:r>
+    </w:p>
+    <w:p>
+      <w:pPr>
+        <w:numPr>
+          <w:ilvl w:val="0"/>
+          <w:numId w:val="16"/>
+        </w:numPr>
+        <w:jc w:val="both"/>
+      </w:pPr>
+      <w:r>
+        <w:t>Regresión Logística</w:t>
+      </w:r>
+    </w:p>
+    <w:p>
+      <w:pPr>
+        <w:numPr>
+          <w:ilvl w:val="0"/>
+          <w:numId w:val="16"/>
+        </w:numPr>
+        <w:jc w:val="both"/>
+      </w:pPr>
+      <w:r>
+        <w:t>Árbol de Decisión</w:t>
+      </w:r>
+    </w:p>
+    <w:p>
+      <w:pPr>
+        <w:numPr>
+          <w:ilvl w:val="0"/>
+          <w:numId w:val="16"/>
+        </w:numPr>
+        <w:jc w:val="both"/>
+      </w:pPr>
+      <w:proofErr w:type="spellStart"/>
+      <w:r>
+        <w:t>Support</w:t>
+      </w:r>
+      <w:proofErr w:type="spellEnd"/>
+      <w:r>
+        <w:t xml:space="preserve"> Vector Machine (SVM)</w:t>
+      </w:r>
+    </w:p>
+    <w:p>
+      <w:pPr>
+        <w:numPr>
+          <w:ilvl w:val="0"/>
+          <w:numId w:val="16"/>
+        </w:numPr>
+        <w:jc w:val="both"/>
+      </w:pPr>
+      <w:proofErr w:type="spellStart"/>
+      <w:r>
+        <w:t>Random</w:t>
+      </w:r>
+      <w:proofErr w:type="spellEnd"/>
+      <w:r>
+        <w:t xml:space="preserve"> Forest</w:t>
+      </w:r>
+    </w:p>
+    <w:p>
+      <w:pPr>
+        <w:numPr>
+          <w:ilvl w:val="0"/>
+          <w:numId w:val="16"/>
+        </w:numPr>
+        <w:jc w:val="both"/>
+      </w:pPr>
+      <w:r>
+        <w:t>Perceptrón Multicapa (MLP)</w:t>
+      </w:r>
+    </w:p>
+    <w:p/>
+    <w:p>
+      <w:pPr>
+        <w:pStyle w:val="Ttulo3"/>
+      </w:pPr>
+      <w:bookmarkStart w:id="55" w:name="_Toc195007708"/>
+      <w:r>
+        <w:t xml:space="preserve">Ajuste de </w:t>
+      </w:r>
+      <w:proofErr w:type="spellStart"/>
+      <w:r>
+        <w:t>hiperparámetros</w:t>
+      </w:r>
+      <w:bookmarkEnd w:id="55"/>
+      <w:proofErr w:type="spellEnd"/>
+    </w:p>
+    <w:p>
+      <w:pPr>
+        <w:pStyle w:val="Ttulo3"/>
+      </w:pPr>
+      <w:bookmarkStart w:id="56" w:name="_Toc195007709"/>
+      <w:r>
+        <w:t>Evaluación del rendimiento</w:t>
+      </w:r>
+      <w:r>
+        <w:t xml:space="preserve"> y s</w:t>
+      </w:r>
+      <w:r>
+        <w:t>elección del modelo final</w:t>
+      </w:r>
+      <w:bookmarkEnd w:id="56"/>
+    </w:p>
+    <w:p>
+      <w:pPr>
+        <w:jc w:val="both"/>
+      </w:pPr>
+      <w:r>
+        <w:t xml:space="preserve">Una vez entrenados los modelos, se evaluó su rendimiento sobre el conjunto de prueba utilizando las métricas de precisión, </w:t>
+      </w:r>
+      <w:proofErr w:type="spellStart"/>
+      <w:r>
+        <w:t>recall</w:t>
+      </w:r>
+      <w:proofErr w:type="spellEnd"/>
+      <w:r>
+        <w:t>, F1-score y exactitud.</w:t>
+      </w:r>
+    </w:p>
+    <w:p>
+      <w:pPr>
+        <w:jc w:val="both"/>
+      </w:pPr>
+      <w:r>
+        <w:lastRenderedPageBreak/>
+        <w:t>Los resultados obtenidos de cada modelo se trasladan al apartado de Resultados (apartado 4), donde se muestran de forma detallada. Posteriormente, estos resultados se analizan y discuten en profundidad en el apartado 5 (Discusión).</w:t>
+      </w:r>
+    </w:p>
+    <w:p>
+      <w:pPr>
+        <w:jc w:val="both"/>
+      </w:pPr>
+      <w:r>
+        <w:t xml:space="preserve">En función de las métricas y la robustez observada, se seleccionó el modelo de </w:t>
+      </w:r>
+      <w:proofErr w:type="spellStart"/>
+      <w:r>
+        <w:t>Random</w:t>
+      </w:r>
+      <w:proofErr w:type="spellEnd"/>
+      <w:r>
+        <w:t xml:space="preserve"> Forest como el mejor clasificador, ya que ofreció un excelente equilibrio entre rendimiento, interpretabilidad y capacidad de generalización. Este modelo será el utilizado para su integración en la aplicación descrita en el siguiente apartado.</w:t>
+      </w:r>
+    </w:p>
+    <w:p/>
+    <w:p/>
     <w:p>
       <w:pPr>
         <w:pStyle w:val="Ttulo2"/>
@@ -4012,20 +9734,52 @@
           <w:rStyle w:val="Ttulo2Car"/>
         </w:rPr>
       </w:pPr>
-      <w:bookmarkStart w:id="29" w:name="_Toc194566916"/>
+      <w:bookmarkStart w:id="57" w:name="_Toc195007710"/>
       <w:r>
         <w:rPr>
           <w:rStyle w:val="Ttulo2Car"/>
         </w:rPr>
-        <w:t>Diseño de la aplicación web</w:t>
-      </w:r>
-      <w:bookmarkEnd w:id="29"/>
-    </w:p>
-    <w:p>
-      <w:pPr>
-        <w:ind w:left="360"/>
-      </w:pPr>
-    </w:p>
+        <w:t>Implementación</w:t>
+      </w:r>
+      <w:r>
+        <w:rPr>
+          <w:rStyle w:val="Ttulo2Car"/>
+        </w:rPr>
+        <w:t xml:space="preserve"> de la aplicación</w:t>
+      </w:r>
+      <w:bookmarkEnd w:id="57"/>
+    </w:p>
+    <w:p>
+      <w:r>
+        <w:t>Herramientas utilizadas</w:t>
+      </w:r>
+    </w:p>
+    <w:p>
+      <w:r>
+        <w:t>Integración del modelo en la aplicación</w:t>
+      </w:r>
+    </w:p>
+    <w:p>
+      <w:r>
+        <w:t>Entradas del usuario (edad, género, ocupación, tabaquismo, etc.)</w:t>
+      </w:r>
+    </w:p>
+    <w:p>
+      <w:r>
+        <w:t>Validación del modelo con datos reales del O2Ring</w:t>
+      </w:r>
+    </w:p>
+    <w:p>
+      <w:r>
+        <w:t xml:space="preserve">Tecnología usada para el desarrollo de la </w:t>
+      </w:r>
+      <w:proofErr w:type="gramStart"/>
+      <w:r>
+        <w:t>app</w:t>
+      </w:r>
+      <w:proofErr w:type="gramEnd"/>
+    </w:p>
+    <w:p/>
     <w:p>
       <w:pPr>
         <w:pStyle w:val="Ttulo1"/>
@@ -4034,11 +9788,11 @@
           <w:numId w:val="6"/>
         </w:numPr>
       </w:pPr>
-      <w:bookmarkStart w:id="30" w:name="_Toc194566917"/>
+      <w:bookmarkStart w:id="58" w:name="_Toc195007711"/>
       <w:r>
         <w:t>Resultados</w:t>
       </w:r>
-      <w:bookmarkEnd w:id="30"/>
+      <w:bookmarkEnd w:id="58"/>
       <w:r>
         <w:t xml:space="preserve"> </w:t>
       </w:r>
@@ -4087,11 +9841,11 @@
           <w:numId w:val="6"/>
         </w:numPr>
       </w:pPr>
-      <w:bookmarkStart w:id="31" w:name="_Toc194566918"/>
+      <w:bookmarkStart w:id="59" w:name="_Toc195007712"/>
       <w:r>
         <w:t>Conclusiones</w:t>
       </w:r>
-      <w:bookmarkEnd w:id="31"/>
+      <w:bookmarkEnd w:id="59"/>
       <w:r>
         <w:t xml:space="preserve"> </w:t>
       </w:r>
@@ -4104,7 +9858,7 @@
           <w:numId w:val="6"/>
         </w:numPr>
       </w:pPr>
-      <w:bookmarkStart w:id="32" w:name="_Toc194566919"/>
+      <w:bookmarkStart w:id="60" w:name="_Toc195007713"/>
       <w:r>
         <w:t>L</w:t>
       </w:r>
@@ -4114,7 +9868,7 @@
       <w:r>
         <w:t xml:space="preserve"> futuras</w:t>
       </w:r>
-      <w:bookmarkEnd w:id="32"/>
+      <w:bookmarkEnd w:id="60"/>
     </w:p>
     <w:p>
       <w:pPr>
@@ -4133,7 +9887,7 @@
 
 <file path=word/comments.xml><?xml version="1.0" encoding="utf-8"?>
 <w:comments xmlns:wpc="http://schemas.microsoft.com/office/word/2010/wordprocessingCanvas" xmlns:cx="http://schemas.microsoft.com/office/drawing/2014/chartex" xmlns:cx1="http://schemas.microsoft.com/office/drawing/2015/9/8/chartex" xmlns:cx2="http://schemas.microsoft.com/office/drawing/2015/10/21/chartex" xmlns:cx3="http://schemas.microsoft.com/office/drawing/2016/5/9/chartex" xmlns:cx4="http://schemas.microsoft.com/office/drawing/2016/5/10/chartex" xmlns:cx5="http://schemas.microsoft.com/office/drawing/2016/5/11/chartex" xmlns:cx6="http://schemas.microsoft.com/office/drawing/2016/5/12/chartex" xmlns:cx7="http://schemas.microsoft.com/office/drawing/2016/5/13/chartex" xmlns:cx8="http://schemas.microsoft.com/office/drawing/2016/5/14/chartex" xmlns:mc="http://schemas.openxmlformats.org/markup-compatibility/2006" xmlns:aink="http://schemas.microsoft.com/office/drawing/2016/ink" xmlns:am3d="http://schemas.microsoft.com/office/drawing/2017/model3d" xmlns:o="urn:schemas-microsoft-com:office:office" xmlns:oel="http://schemas.microsoft.com/office/2019/extlst" xmlns:r="http://schemas.openxmlformats.org/officeDocument/2006/relationships" xmlns:m="http://schemas.openxmlformats.org/officeDocument/2006/math" xmlns:v="urn:schemas-microsoft-com:vml" xmlns:wp14="http://schemas.microsoft.com/office/word/2010/wordprocessingDrawing" xmlns:wp="http://schemas.openxmlformats.org/drawingml/2006/wordprocessingDrawing" xmlns:w10="urn:schemas-microsoft-com:office:word" xmlns:w="http://schemas.openxmlformats.org/wordprocessingml/2006/main" xmlns:w14="http://schemas.microsoft.com/office/word/2010/wordml" xmlns:w15="http://schemas.microsoft.com/office/word/2012/wordml" xmlns:w16cex="http://schemas.microsoft.com/office/word/2018/wordml/cex" xmlns:w16cid="http://schemas.microsoft.com/office/word/2016/wordml/cid" xmlns:w16="http://schemas.microsoft.com/office/word/2018/wordml" xmlns:w16du="http://schemas.microsoft.com/office/word/2023/wordml/word16du" xmlns:w16sdtdh="http://schemas.microsoft.com/office/word/2020/wordml/sdtdatahash" xmlns:w16sdtfl="http://schemas.microsoft.com/office/word/2024/wordml/sdtformatlock" xmlns:w16se="http://schemas.microsoft.com/office/word/2015/wordml/symex" xmlns:wpg="http://schemas.microsoft.com/office/word/2010/wordprocessingGroup" xmlns:wpi="http://schemas.microsoft.com/office/word/2010/wordprocessingInk" xmlns:wne="http://schemas.microsoft.com/office/word/2006/wordml" xmlns:wps="http://schemas.microsoft.com/office/word/2010/wordprocessingShape" mc:Ignorable="w14 w15 w16se w16cid w16 w16cex w16sdtdh w16sdtfl w16du wp14">
-  <w:comment w:id="6" w:author="Marina Martín Marijuán" w:date="2025-04-02T13:19:00Z" w:initials="MM">
+  <w:comment w:id="11" w:author="Marina Martín Marijuán" w:date="2025-04-02T13:19:00Z" w:initials="MM">
     <w:p>
       <w:pPr>
         <w:pStyle w:val="Textocomentario"/>
@@ -4165,7 +9919,7 @@
       </w:r>
     </w:p>
   </w:comment>
-  <w:comment w:id="11" w:author="Marina Martín Marijuán" w:date="2025-04-02T12:14:00Z" w:initials="MM">
+  <w:comment w:id="13" w:author="Marina Martín Marijuán" w:date="2025-04-04T12:16:00Z" w:initials="MM">
     <w:p>
       <w:pPr>
         <w:pStyle w:val="Textocomentario"/>
@@ -4177,6 +9931,159 @@
         <w:annotationRef/>
       </w:r>
       <w:hyperlink r:id="rId2" w:history="1">
+        <w:r>
+          <w:rPr>
+            <w:rStyle w:val="Hipervnculo"/>
+          </w:rPr>
+          <w:t>Insomnio crónico - ScienceDirect</w:t>
+        </w:r>
+      </w:hyperlink>
+      <w:r>
+        <w:t xml:space="preserve"> </w:t>
+      </w:r>
+    </w:p>
+  </w:comment>
+  <w:comment w:id="14" w:author="Marina Martín Marijuán" w:date="2025-04-04T14:01:00Z" w:initials="MM">
+    <w:p>
+      <w:pPr>
+        <w:pStyle w:val="Textocomentario"/>
+      </w:pPr>
+      <w:r>
+        <w:rPr>
+          <w:rStyle w:val="Refdecomentario"/>
+        </w:rPr>
+        <w:annotationRef/>
+      </w:r>
+      <w:hyperlink r:id="rId3" w:history="1">
+        <w:r>
+          <w:rPr>
+            <w:rStyle w:val="Hipervnculo"/>
+          </w:rPr>
+          <w:t>https://www.ninds.nih.gov/health-information/disorders/narcolepsy</w:t>
+        </w:r>
+      </w:hyperlink>
+    </w:p>
+  </w:comment>
+  <w:comment w:id="15" w:author="Marina Martín Marijuán" w:date="2025-04-04T12:21:00Z" w:initials="MM">
+    <w:p>
+      <w:pPr>
+        <w:pStyle w:val="Textocomentario"/>
+      </w:pPr>
+      <w:r>
+        <w:rPr>
+          <w:rStyle w:val="Refdecomentario"/>
+        </w:rPr>
+        <w:annotationRef/>
+      </w:r>
+      <w:hyperlink r:id="rId4" w:history="1">
+        <w:r>
+          <w:rPr>
+            <w:rStyle w:val="Hipervnculo"/>
+          </w:rPr>
+          <w:t>El Índice de Severidad del Insomnio: indicadores psicométricos para detectar casos de insomnio y evaluar la respuesta al tratamiento - PubMed</w:t>
+        </w:r>
+      </w:hyperlink>
+      <w:r>
+        <w:t xml:space="preserve"> </w:t>
+      </w:r>
+    </w:p>
+  </w:comment>
+  <w:comment w:id="17" w:author="Marina Martín Marijuán" w:date="2025-04-04T12:53:00Z" w:initials="MM">
+    <w:p>
+      <w:pPr>
+        <w:pStyle w:val="Textocomentario"/>
+      </w:pPr>
+      <w:r>
+        <w:rPr>
+          <w:rStyle w:val="Refdecomentario"/>
+        </w:rPr>
+        <w:annotationRef/>
+      </w:r>
+      <w:hyperlink r:id="rId5" w:history="1">
+        <w:r>
+          <w:rPr>
+            <w:rStyle w:val="Hipervnculo"/>
+          </w:rPr>
+          <w:t>https://www.ninds.nih.gov/health-information/disorders/narcolepsy</w:t>
+        </w:r>
+      </w:hyperlink>
+    </w:p>
+  </w:comment>
+  <w:comment w:id="18" w:author="Marina Martín Marijuán" w:date="2025-04-04T12:39:00Z" w:initials="MM">
+    <w:p>
+      <w:pPr>
+        <w:pStyle w:val="Textocomentario"/>
+      </w:pPr>
+      <w:r>
+        <w:rPr>
+          <w:rStyle w:val="Refdecomentario"/>
+        </w:rPr>
+        <w:annotationRef/>
+      </w:r>
+      <w:hyperlink r:id="rId6" w:history="1">
+        <w:r>
+          <w:rPr>
+            <w:rStyle w:val="Hipervnculo"/>
+          </w:rPr>
+          <w:t>https://www.mayoclinic.org/es/diseases-conditions/narcolepsy/symptoms-causes/syc-20375497</w:t>
+        </w:r>
+      </w:hyperlink>
+    </w:p>
+  </w:comment>
+  <w:comment w:id="19" w:author="Marina Martín Marijuán" w:date="2025-04-04T12:43:00Z" w:initials="MM">
+    <w:p>
+      <w:pPr>
+        <w:pStyle w:val="Textocomentario"/>
+      </w:pPr>
+      <w:r>
+        <w:rPr>
+          <w:rStyle w:val="Refdecomentario"/>
+        </w:rPr>
+        <w:annotationRef/>
+      </w:r>
+      <w:hyperlink r:id="rId7" w:history="1">
+        <w:r>
+          <w:rPr>
+            <w:rStyle w:val="Hipervnculo"/>
+          </w:rPr>
+          <w:t>https://scielo.isciii.es/scielo.php?pid=S1137-66272010000300007&amp;script=sci_arttext</w:t>
+        </w:r>
+      </w:hyperlink>
+    </w:p>
+  </w:comment>
+  <w:comment w:id="21" w:author="Marina Martín Marijuán" w:date="2025-04-04T12:50:00Z" w:initials="MM">
+    <w:p>
+      <w:pPr>
+        <w:pStyle w:val="Textocomentario"/>
+      </w:pPr>
+      <w:r>
+        <w:rPr>
+          <w:rStyle w:val="Refdecomentario"/>
+        </w:rPr>
+        <w:annotationRef/>
+      </w:r>
+      <w:hyperlink r:id="rId8" w:history="1">
+        <w:r>
+          <w:rPr>
+            <w:rStyle w:val="Hipervnculo"/>
+          </w:rPr>
+          <w:t>https://pmc.ncbi.nlm.nih.gov/articles/PMC6402728/</w:t>
+        </w:r>
+      </w:hyperlink>
+    </w:p>
+  </w:comment>
+  <w:comment w:id="23" w:author="Marina Martín Marijuán" w:date="2025-04-02T12:14:00Z" w:initials="MM">
+    <w:p>
+      <w:pPr>
+        <w:pStyle w:val="Textocomentario"/>
+      </w:pPr>
+      <w:r>
+        <w:rPr>
+          <w:rStyle w:val="Refdecomentario"/>
+        </w:rPr>
+        <w:annotationRef/>
+      </w:r>
+      <w:hyperlink r:id="rId9" w:history="1">
         <w:r>
           <w:rPr>
             <w:rStyle w:val="Hipervnculo"/>
@@ -4189,7 +10096,7 @@
       </w:r>
     </w:p>
   </w:comment>
-  <w:comment w:id="15" w:author="Marina Martín Marijuán" w:date="2025-04-02T13:51:00Z" w:initials="MM">
+  <w:comment w:id="29" w:author="Marina Martín Marijuán" w:date="2025-04-02T13:51:00Z" w:initials="MM">
     <w:p>
       <w:pPr>
         <w:pStyle w:val="Textocomentario"/>
@@ -4200,7 +10107,7 @@
         </w:rPr>
         <w:annotationRef/>
       </w:r>
-      <w:hyperlink r:id="rId3" w:anchor="logistic-regression" w:history="1">
+      <w:hyperlink r:id="rId10" w:anchor="logistic-regression" w:history="1">
         <w:r>
           <w:rPr>
             <w:rStyle w:val="Hipervnculo"/>
@@ -4254,7 +10161,7 @@
       </w:r>
     </w:p>
   </w:comment>
-  <w:comment w:id="17" w:author="Marina Martín Marijuán" w:date="2025-04-03T10:09:00Z" w:initials="MM">
+  <w:comment w:id="31" w:author="Marina Martín Marijuán" w:date="2025-04-03T10:09:00Z" w:initials="MM">
     <w:p>
       <w:pPr>
         <w:pStyle w:val="Textocomentario"/>
@@ -4265,7 +10172,7 @@
         </w:rPr>
         <w:annotationRef/>
       </w:r>
-      <w:hyperlink r:id="rId4" w:history="1">
+      <w:hyperlink r:id="rId11" w:history="1">
         <w:r>
           <w:rPr>
             <w:rStyle w:val="Hipervnculo"/>
@@ -4319,7 +10226,7 @@
       </w:r>
     </w:p>
   </w:comment>
-  <w:comment w:id="19" w:author="Marina Martín Marijuán" w:date="2025-04-03T10:12:00Z" w:initials="MM">
+  <w:comment w:id="33" w:author="Marina Martín Marijuán" w:date="2025-04-03T10:12:00Z" w:initials="MM">
     <w:p>
       <w:pPr>
         <w:pStyle w:val="Textocomentario"/>
@@ -4375,7 +10282,7 @@
       </w:r>
     </w:p>
   </w:comment>
-  <w:comment w:id="21" w:author="Marina Martín Marijuán" w:date="2025-04-03T10:17:00Z" w:initials="MM">
+  <w:comment w:id="35" w:author="Marina Martín Marijuán" w:date="2025-04-03T10:17:00Z" w:initials="MM">
     <w:p>
       <w:pPr>
         <w:pStyle w:val="Textocomentario"/>
@@ -4386,7 +10293,7 @@
         </w:rPr>
         <w:annotationRef/>
       </w:r>
-      <w:hyperlink r:id="rId5" w:history="1">
+      <w:hyperlink r:id="rId12" w:history="1">
         <w:r>
           <w:rPr>
             <w:rStyle w:val="Hipervnculo"/>
@@ -4437,7 +10344,7 @@
       </w:r>
     </w:p>
   </w:comment>
-  <w:comment w:id="22" w:author="Marina Martín Marijuán" w:date="2025-04-03T10:22:00Z" w:initials="MM">
+  <w:comment w:id="37" w:author="Marina Martín Marijuán" w:date="2025-04-03T10:22:00Z" w:initials="MM">
     <w:p>
       <w:pPr>
         <w:pStyle w:val="Textocomentario"/>
@@ -4500,6 +10407,13 @@
 <file path=word/commentsExtended.xml><?xml version="1.0" encoding="utf-8"?>
 <w15:commentsEx xmlns:wpc="http://schemas.microsoft.com/office/word/2010/wordprocessingCanvas" xmlns:cx="http://schemas.microsoft.com/office/drawing/2014/chartex" xmlns:cx1="http://schemas.microsoft.com/office/drawing/2015/9/8/chartex" xmlns:cx2="http://schemas.microsoft.com/office/drawing/2015/10/21/chartex" xmlns:cx3="http://schemas.microsoft.com/office/drawing/2016/5/9/chartex" xmlns:cx4="http://schemas.microsoft.com/office/drawing/2016/5/10/chartex" xmlns:cx5="http://schemas.microsoft.com/office/drawing/2016/5/11/chartex" xmlns:cx6="http://schemas.microsoft.com/office/drawing/2016/5/12/chartex" xmlns:cx7="http://schemas.microsoft.com/office/drawing/2016/5/13/chartex" xmlns:cx8="http://schemas.microsoft.com/office/drawing/2016/5/14/chartex" xmlns:mc="http://schemas.openxmlformats.org/markup-compatibility/2006" xmlns:aink="http://schemas.microsoft.com/office/drawing/2016/ink" xmlns:am3d="http://schemas.microsoft.com/office/drawing/2017/model3d" xmlns:o="urn:schemas-microsoft-com:office:office" xmlns:oel="http://schemas.microsoft.com/office/2019/extlst" xmlns:r="http://schemas.openxmlformats.org/officeDocument/2006/relationships" xmlns:m="http://schemas.openxmlformats.org/officeDocument/2006/math" xmlns:v="urn:schemas-microsoft-com:vml" xmlns:wp14="http://schemas.microsoft.com/office/word/2010/wordprocessingDrawing" xmlns:wp="http://schemas.openxmlformats.org/drawingml/2006/wordprocessingDrawing" xmlns:w10="urn:schemas-microsoft-com:office:word" xmlns:w="http://schemas.openxmlformats.org/wordprocessingml/2006/main" xmlns:w14="http://schemas.microsoft.com/office/word/2010/wordml" xmlns:w15="http://schemas.microsoft.com/office/word/2012/wordml" xmlns:w16cex="http://schemas.microsoft.com/office/word/2018/wordml/cex" xmlns:w16cid="http://schemas.microsoft.com/office/word/2016/wordml/cid" xmlns:w16="http://schemas.microsoft.com/office/word/2018/wordml" xmlns:w16du="http://schemas.microsoft.com/office/word/2023/wordml/word16du" xmlns:w16sdtdh="http://schemas.microsoft.com/office/word/2020/wordml/sdtdatahash" xmlns:w16sdtfl="http://schemas.microsoft.com/office/word/2024/wordml/sdtformatlock" xmlns:w16se="http://schemas.microsoft.com/office/word/2015/wordml/symex" xmlns:wpg="http://schemas.microsoft.com/office/word/2010/wordprocessingGroup" xmlns:wpi="http://schemas.microsoft.com/office/word/2010/wordprocessingInk" xmlns:wne="http://schemas.microsoft.com/office/word/2006/wordml" xmlns:wps="http://schemas.microsoft.com/office/word/2010/wordprocessingShape" mc:Ignorable="w14 w15 w16se w16cid w16 w16cex w16sdtdh w16sdtfl w16du wp14">
   <w15:commentEx w15:paraId="6B6BEBE2" w15:done="0"/>
+  <w15:commentEx w15:paraId="3F5F8B78" w15:done="0"/>
+  <w15:commentEx w15:paraId="48A6F66B" w15:done="0"/>
+  <w15:commentEx w15:paraId="3A2DA1F2" w15:done="0"/>
+  <w15:commentEx w15:paraId="1EA5734A" w15:done="0"/>
+  <w15:commentEx w15:paraId="1F2792B3" w15:done="0"/>
+  <w15:commentEx w15:paraId="35D42419" w15:done="0"/>
+  <w15:commentEx w15:paraId="08E82FB2" w15:done="0"/>
   <w15:commentEx w15:paraId="17E23F3A" w15:done="0"/>
   <w15:commentEx w15:paraId="3541A5AC" w15:done="0"/>
   <w15:commentEx w15:paraId="0C56B62A" w15:done="0"/>
@@ -4512,6 +10426,13 @@
 <file path=word/commentsExtensible.xml><?xml version="1.0" encoding="utf-8"?>
 <w16cex:commentsExtensible xmlns:wpc="http://schemas.microsoft.com/office/word/2010/wordprocessingCanvas" xmlns:cx="http://schemas.microsoft.com/office/drawing/2014/chartex" xmlns:cx1="http://schemas.microsoft.com/office/drawing/2015/9/8/chartex" xmlns:cx2="http://schemas.microsoft.com/office/drawing/2015/10/21/chartex" xmlns:cx3="http://schemas.microsoft.com/office/drawing/2016/5/9/chartex" xmlns:cx4="http://schemas.microsoft.com/office/drawing/2016/5/10/chartex" xmlns:cx5="http://schemas.microsoft.com/office/drawing/2016/5/11/chartex" xmlns:cx6="http://schemas.microsoft.com/office/drawing/2016/5/12/chartex" xmlns:cx7="http://schemas.microsoft.com/office/drawing/2016/5/13/chartex" xmlns:cx8="http://schemas.microsoft.com/office/drawing/2016/5/14/chartex" xmlns:cr="http://schemas.microsoft.com/office/comments/2020/reactions" xmlns:mc="http://schemas.openxmlformats.org/markup-compatibility/2006" xmlns:aink="http://schemas.microsoft.com/office/drawing/2016/ink" xmlns:am3d="http://schemas.microsoft.com/office/drawing/2017/model3d" xmlns:o="urn:schemas-microsoft-com:office:office" xmlns:oel="http://schemas.microsoft.com/office/2019/extlst" xmlns:r="http://schemas.openxmlformats.org/officeDocument/2006/relationships" xmlns:m="http://schemas.openxmlformats.org/officeDocument/2006/math" xmlns:v="urn:schemas-microsoft-com:vml" xmlns:wp14="http://schemas.microsoft.com/office/word/2010/wordprocessingDrawing" xmlns:wp="http://schemas.openxmlformats.org/drawingml/2006/wordprocessingDrawing" xmlns:w10="urn:schemas-microsoft-com:office:word" xmlns:w="http://schemas.openxmlformats.org/wordprocessingml/2006/main" xmlns:w14="http://schemas.microsoft.com/office/word/2010/wordml" xmlns:w15="http://schemas.microsoft.com/office/word/2012/wordml" xmlns:w16cex="http://schemas.microsoft.com/office/word/2018/wordml/cex" xmlns:w16cid="http://schemas.microsoft.com/office/word/2016/wordml/cid" xmlns:w16="http://schemas.microsoft.com/office/word/2018/wordml" xmlns:w16du="http://schemas.microsoft.com/office/word/2023/wordml/word16du" xmlns:w16sdtdh="http://schemas.microsoft.com/office/word/2020/wordml/sdtdatahash" xmlns:w16sdtfl="http://schemas.microsoft.com/office/word/2024/wordml/sdtformatlock" xmlns:w16se="http://schemas.microsoft.com/office/word/2015/wordml/symex" xmlns:wpg="http://schemas.microsoft.com/office/word/2010/wordprocessingGroup" xmlns:wpi="http://schemas.microsoft.com/office/word/2010/wordprocessingInk" xmlns:wne="http://schemas.microsoft.com/office/word/2006/wordml" xmlns:wps="http://schemas.microsoft.com/office/word/2010/wordprocessingShape" mc:Ignorable="w14 w15 w16se w16cid w16 w16cex w16sdtdh w16sdtfl cr w16du wp14">
   <w16cex:commentExtensible w16cex:durableId="2F1BEBC5" w16cex:dateUtc="2025-04-02T11:19:00Z"/>
+  <w16cex:commentExtensible w16cex:durableId="6F4E2B4D" w16cex:dateUtc="2025-04-04T10:16:00Z"/>
+  <w16cex:commentExtensible w16cex:durableId="3CAE39B1" w16cex:dateUtc="2025-04-04T12:01:00Z"/>
+  <w16cex:commentExtensible w16cex:durableId="1A6D0858" w16cex:dateUtc="2025-04-04T10:21:00Z"/>
+  <w16cex:commentExtensible w16cex:durableId="76EC5CD0" w16cex:dateUtc="2025-04-04T10:53:00Z"/>
+  <w16cex:commentExtensible w16cex:durableId="4A10CC3F" w16cex:dateUtc="2025-04-04T10:39:00Z"/>
+  <w16cex:commentExtensible w16cex:durableId="75199D19" w16cex:dateUtc="2025-04-04T10:43:00Z"/>
+  <w16cex:commentExtensible w16cex:durableId="015FAE23" w16cex:dateUtc="2025-04-04T10:50:00Z"/>
   <w16cex:commentExtensible w16cex:durableId="1D33FC07" w16cex:dateUtc="2025-04-02T10:14:00Z"/>
   <w16cex:commentExtensible w16cex:durableId="659064BE" w16cex:dateUtc="2025-04-02T11:51:00Z"/>
   <w16cex:commentExtensible w16cex:durableId="3017C9F3" w16cex:dateUtc="2025-04-03T08:09:00Z"/>
@@ -4524,6 +10445,13 @@
 <file path=word/commentsIds.xml><?xml version="1.0" encoding="utf-8"?>
 <w16cid:commentsIds xmlns:wpc="http://schemas.microsoft.com/office/word/2010/wordprocessingCanvas" xmlns:cx="http://schemas.microsoft.com/office/drawing/2014/chartex" xmlns:cx1="http://schemas.microsoft.com/office/drawing/2015/9/8/chartex" xmlns:cx2="http://schemas.microsoft.com/office/drawing/2015/10/21/chartex" xmlns:cx3="http://schemas.microsoft.com/office/drawing/2016/5/9/chartex" xmlns:cx4="http://schemas.microsoft.com/office/drawing/2016/5/10/chartex" xmlns:cx5="http://schemas.microsoft.com/office/drawing/2016/5/11/chartex" xmlns:cx6="http://schemas.microsoft.com/office/drawing/2016/5/12/chartex" xmlns:cx7="http://schemas.microsoft.com/office/drawing/2016/5/13/chartex" xmlns:cx8="http://schemas.microsoft.com/office/drawing/2016/5/14/chartex" xmlns:mc="http://schemas.openxmlformats.org/markup-compatibility/2006" xmlns:aink="http://schemas.microsoft.com/office/drawing/2016/ink" xmlns:am3d="http://schemas.microsoft.com/office/drawing/2017/model3d" xmlns:o="urn:schemas-microsoft-com:office:office" xmlns:oel="http://schemas.microsoft.com/office/2019/extlst" xmlns:r="http://schemas.openxmlformats.org/officeDocument/2006/relationships" xmlns:m="http://schemas.openxmlformats.org/officeDocument/2006/math" xmlns:v="urn:schemas-microsoft-com:vml" xmlns:wp14="http://schemas.microsoft.com/office/word/2010/wordprocessingDrawing" xmlns:wp="http://schemas.openxmlformats.org/drawingml/2006/wordprocessingDrawing" xmlns:w10="urn:schemas-microsoft-com:office:word" xmlns:w="http://schemas.openxmlformats.org/wordprocessingml/2006/main" xmlns:w14="http://schemas.microsoft.com/office/word/2010/wordml" xmlns:w15="http://schemas.microsoft.com/office/word/2012/wordml" xmlns:w16cex="http://schemas.microsoft.com/office/word/2018/wordml/cex" xmlns:w16cid="http://schemas.microsoft.com/office/word/2016/wordml/cid" xmlns:w16="http://schemas.microsoft.com/office/word/2018/wordml" xmlns:w16du="http://schemas.microsoft.com/office/word/2023/wordml/word16du" xmlns:w16sdtdh="http://schemas.microsoft.com/office/word/2020/wordml/sdtdatahash" xmlns:w16sdtfl="http://schemas.microsoft.com/office/word/2024/wordml/sdtformatlock" xmlns:w16se="http://schemas.microsoft.com/office/word/2015/wordml/symex" xmlns:wpg="http://schemas.microsoft.com/office/word/2010/wordprocessingGroup" xmlns:wpi="http://schemas.microsoft.com/office/word/2010/wordprocessingInk" xmlns:wne="http://schemas.microsoft.com/office/word/2006/wordml" xmlns:wps="http://schemas.microsoft.com/office/word/2010/wordprocessingShape" mc:Ignorable="w14 w15 w16se w16cid w16 w16cex w16sdtdh w16sdtfl w16du wp14">
   <w16cid:commentId w16cid:paraId="6B6BEBE2" w16cid:durableId="2F1BEBC5"/>
+  <w16cid:commentId w16cid:paraId="3F5F8B78" w16cid:durableId="6F4E2B4D"/>
+  <w16cid:commentId w16cid:paraId="48A6F66B" w16cid:durableId="3CAE39B1"/>
+  <w16cid:commentId w16cid:paraId="3A2DA1F2" w16cid:durableId="1A6D0858"/>
+  <w16cid:commentId w16cid:paraId="1EA5734A" w16cid:durableId="76EC5CD0"/>
+  <w16cid:commentId w16cid:paraId="1F2792B3" w16cid:durableId="4A10CC3F"/>
+  <w16cid:commentId w16cid:paraId="35D42419" w16cid:durableId="75199D19"/>
+  <w16cid:commentId w16cid:paraId="08E82FB2" w16cid:durableId="015FAE23"/>
   <w16cid:commentId w16cid:paraId="17E23F3A" w16cid:durableId="1D33FC07"/>
   <w16cid:commentId w16cid:paraId="3541A5AC" w16cid:durableId="659064BE"/>
   <w16cid:commentId w16cid:paraId="0C56B62A" w16cid:durableId="3017C9F3"/>
@@ -4961,6 +10889,267 @@
     </w:lvl>
   </w:abstractNum>
   <w:abstractNum w:abstractNumId="3" w15:restartNumberingAfterBreak="0">
+    <w:nsid w:val="1D242959"/>
+    <w:multiLevelType w:val="hybridMultilevel"/>
+    <w:tmpl w:val="B60EA430"/>
+    <w:lvl w:ilvl="0" w:tplc="4D369600">
+      <w:numFmt w:val="bullet"/>
+      <w:lvlText w:val="-"/>
+      <w:lvlJc w:val="left"/>
+      <w:pPr>
+        <w:ind w:left="720" w:hanging="360"/>
+      </w:pPr>
+      <w:rPr>
+        <w:rFonts w:ascii="Aptos" w:eastAsiaTheme="minorHAnsi" w:hAnsi="Aptos" w:cstheme="minorBidi" w:hint="default"/>
+      </w:rPr>
+    </w:lvl>
+    <w:lvl w:ilvl="1" w:tplc="0C0A0003" w:tentative="1">
+      <w:start w:val="1"/>
+      <w:numFmt w:val="bullet"/>
+      <w:lvlText w:val="o"/>
+      <w:lvlJc w:val="left"/>
+      <w:pPr>
+        <w:ind w:left="1440" w:hanging="360"/>
+      </w:pPr>
+      <w:rPr>
+        <w:rFonts w:ascii="Courier New" w:hAnsi="Courier New" w:cs="Courier New" w:hint="default"/>
+      </w:rPr>
+    </w:lvl>
+    <w:lvl w:ilvl="2" w:tplc="0C0A0005" w:tentative="1">
+      <w:start w:val="1"/>
+      <w:numFmt w:val="bullet"/>
+      <w:lvlText w:val=""/>
+      <w:lvlJc w:val="left"/>
+      <w:pPr>
+        <w:ind w:left="2160" w:hanging="360"/>
+      </w:pPr>
+      <w:rPr>
+        <w:rFonts w:ascii="Wingdings" w:hAnsi="Wingdings" w:hint="default"/>
+      </w:rPr>
+    </w:lvl>
+    <w:lvl w:ilvl="3" w:tplc="0C0A0001" w:tentative="1">
+      <w:start w:val="1"/>
+      <w:numFmt w:val="bullet"/>
+      <w:lvlText w:val=""/>
+      <w:lvlJc w:val="left"/>
+      <w:pPr>
+        <w:ind w:left="2880" w:hanging="360"/>
+      </w:pPr>
+      <w:rPr>
+        <w:rFonts w:ascii="Symbol" w:hAnsi="Symbol" w:hint="default"/>
+      </w:rPr>
+    </w:lvl>
+    <w:lvl w:ilvl="4" w:tplc="0C0A0003" w:tentative="1">
+      <w:start w:val="1"/>
+      <w:numFmt w:val="bullet"/>
+      <w:lvlText w:val="o"/>
+      <w:lvlJc w:val="left"/>
+      <w:pPr>
+        <w:ind w:left="3600" w:hanging="360"/>
+      </w:pPr>
+      <w:rPr>
+        <w:rFonts w:ascii="Courier New" w:hAnsi="Courier New" w:cs="Courier New" w:hint="default"/>
+      </w:rPr>
+    </w:lvl>
+    <w:lvl w:ilvl="5" w:tplc="0C0A0005" w:tentative="1">
+      <w:start w:val="1"/>
+      <w:numFmt w:val="bullet"/>
+      <w:lvlText w:val=""/>
+      <w:lvlJc w:val="left"/>
+      <w:pPr>
+        <w:ind w:left="4320" w:hanging="360"/>
+      </w:pPr>
+      <w:rPr>
+        <w:rFonts w:ascii="Wingdings" w:hAnsi="Wingdings" w:hint="default"/>
+      </w:rPr>
+    </w:lvl>
+    <w:lvl w:ilvl="6" w:tplc="0C0A0001" w:tentative="1">
+      <w:start w:val="1"/>
+      <w:numFmt w:val="bullet"/>
+      <w:lvlText w:val=""/>
+      <w:lvlJc w:val="left"/>
+      <w:pPr>
+        <w:ind w:left="5040" w:hanging="360"/>
+      </w:pPr>
+      <w:rPr>
+        <w:rFonts w:ascii="Symbol" w:hAnsi="Symbol" w:hint="default"/>
+      </w:rPr>
+    </w:lvl>
+    <w:lvl w:ilvl="7" w:tplc="0C0A0003" w:tentative="1">
+      <w:start w:val="1"/>
+      <w:numFmt w:val="bullet"/>
+      <w:lvlText w:val="o"/>
+      <w:lvlJc w:val="left"/>
+      <w:pPr>
+        <w:ind w:left="5760" w:hanging="360"/>
+      </w:pPr>
+      <w:rPr>
+        <w:rFonts w:ascii="Courier New" w:hAnsi="Courier New" w:cs="Courier New" w:hint="default"/>
+      </w:rPr>
+    </w:lvl>
+    <w:lvl w:ilvl="8" w:tplc="0C0A0005" w:tentative="1">
+      <w:start w:val="1"/>
+      <w:numFmt w:val="bullet"/>
+      <w:lvlText w:val=""/>
+      <w:lvlJc w:val="left"/>
+      <w:pPr>
+        <w:ind w:left="6480" w:hanging="360"/>
+      </w:pPr>
+      <w:rPr>
+        <w:rFonts w:ascii="Wingdings" w:hAnsi="Wingdings" w:hint="default"/>
+      </w:rPr>
+    </w:lvl>
+  </w:abstractNum>
+  <w:abstractNum w:abstractNumId="4" w15:restartNumberingAfterBreak="0">
+    <w:nsid w:val="35595571"/>
+    <w:multiLevelType w:val="multilevel"/>
+    <w:tmpl w:val="0A04BF5C"/>
+    <w:lvl w:ilvl="0">
+      <w:start w:val="1"/>
+      <w:numFmt w:val="bullet"/>
+      <w:lvlText w:val=""/>
+      <w:lvlJc w:val="left"/>
+      <w:pPr>
+        <w:tabs>
+          <w:tab w:val="num" w:pos="720"/>
+        </w:tabs>
+        <w:ind w:left="720" w:hanging="360"/>
+      </w:pPr>
+      <w:rPr>
+        <w:rFonts w:ascii="Symbol" w:hAnsi="Symbol" w:hint="default"/>
+        <w:sz w:val="20"/>
+      </w:rPr>
+    </w:lvl>
+    <w:lvl w:ilvl="1" w:tentative="1">
+      <w:start w:val="1"/>
+      <w:numFmt w:val="bullet"/>
+      <w:lvlText w:val="o"/>
+      <w:lvlJc w:val="left"/>
+      <w:pPr>
+        <w:tabs>
+          <w:tab w:val="num" w:pos="1440"/>
+        </w:tabs>
+        <w:ind w:left="1440" w:hanging="360"/>
+      </w:pPr>
+      <w:rPr>
+        <w:rFonts w:ascii="Courier New" w:hAnsi="Courier New" w:hint="default"/>
+        <w:sz w:val="20"/>
+      </w:rPr>
+    </w:lvl>
+    <w:lvl w:ilvl="2" w:tentative="1">
+      <w:start w:val="1"/>
+      <w:numFmt w:val="bullet"/>
+      <w:lvlText w:val=""/>
+      <w:lvlJc w:val="left"/>
+      <w:pPr>
+        <w:tabs>
+          <w:tab w:val="num" w:pos="2160"/>
+        </w:tabs>
+        <w:ind w:left="2160" w:hanging="360"/>
+      </w:pPr>
+      <w:rPr>
+        <w:rFonts w:ascii="Wingdings" w:hAnsi="Wingdings" w:hint="default"/>
+        <w:sz w:val="20"/>
+      </w:rPr>
+    </w:lvl>
+    <w:lvl w:ilvl="3" w:tentative="1">
+      <w:start w:val="1"/>
+      <w:numFmt w:val="bullet"/>
+      <w:lvlText w:val=""/>
+      <w:lvlJc w:val="left"/>
+      <w:pPr>
+        <w:tabs>
+          <w:tab w:val="num" w:pos="2880"/>
+        </w:tabs>
+        <w:ind w:left="2880" w:hanging="360"/>
+      </w:pPr>
+      <w:rPr>
+        <w:rFonts w:ascii="Wingdings" w:hAnsi="Wingdings" w:hint="default"/>
+        <w:sz w:val="20"/>
+      </w:rPr>
+    </w:lvl>
+    <w:lvl w:ilvl="4" w:tentative="1">
+      <w:start w:val="1"/>
+      <w:numFmt w:val="bullet"/>
+      <w:lvlText w:val=""/>
+      <w:lvlJc w:val="left"/>
+      <w:pPr>
+        <w:tabs>
+          <w:tab w:val="num" w:pos="3600"/>
+        </w:tabs>
+        <w:ind w:left="3600" w:hanging="360"/>
+      </w:pPr>
+      <w:rPr>
+        <w:rFonts w:ascii="Wingdings" w:hAnsi="Wingdings" w:hint="default"/>
+        <w:sz w:val="20"/>
+      </w:rPr>
+    </w:lvl>
+    <w:lvl w:ilvl="5" w:tentative="1">
+      <w:start w:val="1"/>
+      <w:numFmt w:val="bullet"/>
+      <w:lvlText w:val=""/>
+      <w:lvlJc w:val="left"/>
+      <w:pPr>
+        <w:tabs>
+          <w:tab w:val="num" w:pos="4320"/>
+        </w:tabs>
+        <w:ind w:left="4320" w:hanging="360"/>
+      </w:pPr>
+      <w:rPr>
+        <w:rFonts w:ascii="Wingdings" w:hAnsi="Wingdings" w:hint="default"/>
+        <w:sz w:val="20"/>
+      </w:rPr>
+    </w:lvl>
+    <w:lvl w:ilvl="6" w:tentative="1">
+      <w:start w:val="1"/>
+      <w:numFmt w:val="bullet"/>
+      <w:lvlText w:val=""/>
+      <w:lvlJc w:val="left"/>
+      <w:pPr>
+        <w:tabs>
+          <w:tab w:val="num" w:pos="5040"/>
+        </w:tabs>
+        <w:ind w:left="5040" w:hanging="360"/>
+      </w:pPr>
+      <w:rPr>
+        <w:rFonts w:ascii="Wingdings" w:hAnsi="Wingdings" w:hint="default"/>
+        <w:sz w:val="20"/>
+      </w:rPr>
+    </w:lvl>
+    <w:lvl w:ilvl="7" w:tentative="1">
+      <w:start w:val="1"/>
+      <w:numFmt w:val="bullet"/>
+      <w:lvlText w:val=""/>
+      <w:lvlJc w:val="left"/>
+      <w:pPr>
+        <w:tabs>
+          <w:tab w:val="num" w:pos="5760"/>
+        </w:tabs>
+        <w:ind w:left="5760" w:hanging="360"/>
+      </w:pPr>
+      <w:rPr>
+        <w:rFonts w:ascii="Wingdings" w:hAnsi="Wingdings" w:hint="default"/>
+        <w:sz w:val="20"/>
+      </w:rPr>
+    </w:lvl>
+    <w:lvl w:ilvl="8" w:tentative="1">
+      <w:start w:val="1"/>
+      <w:numFmt w:val="bullet"/>
+      <w:lvlText w:val=""/>
+      <w:lvlJc w:val="left"/>
+      <w:pPr>
+        <w:tabs>
+          <w:tab w:val="num" w:pos="6480"/>
+        </w:tabs>
+        <w:ind w:left="6480" w:hanging="360"/>
+      </w:pPr>
+      <w:rPr>
+        <w:rFonts w:ascii="Wingdings" w:hAnsi="Wingdings" w:hint="default"/>
+        <w:sz w:val="20"/>
+      </w:rPr>
+    </w:lvl>
+  </w:abstractNum>
+  <w:abstractNum w:abstractNumId="5" w15:restartNumberingAfterBreak="0">
     <w:nsid w:val="37B42C66"/>
     <w:multiLevelType w:val="multilevel"/>
     <w:tmpl w:val="232E0824"/>
@@ -5109,7 +11298,7 @@
       </w:rPr>
     </w:lvl>
   </w:abstractNum>
-  <w:abstractNum w:abstractNumId="4" w15:restartNumberingAfterBreak="0">
+  <w:abstractNum w:abstractNumId="6" w15:restartNumberingAfterBreak="0">
     <w:nsid w:val="383B7337"/>
     <w:multiLevelType w:val="multilevel"/>
     <w:tmpl w:val="EF94B54A"/>
@@ -5119,7 +11308,7 @@
       <w:lvlText w:val="%1."/>
       <w:lvlJc w:val="left"/>
       <w:pPr>
-        <w:ind w:left="720" w:hanging="360"/>
+        <w:ind w:left="501" w:hanging="360"/>
       </w:pPr>
       <w:rPr>
         <w:rFonts w:hint="default"/>
@@ -5132,7 +11321,7 @@
       <w:lvlText w:val="%1.%2"/>
       <w:lvlJc w:val="left"/>
       <w:pPr>
-        <w:ind w:left="1080" w:hanging="720"/>
+        <w:ind w:left="720" w:hanging="720"/>
       </w:pPr>
       <w:rPr>
         <w:rFonts w:hint="default"/>
@@ -5230,7 +11419,156 @@
       </w:rPr>
     </w:lvl>
   </w:abstractNum>
-  <w:abstractNum w:abstractNumId="5" w15:restartNumberingAfterBreak="0">
+  <w:abstractNum w:abstractNumId="7" w15:restartNumberingAfterBreak="0">
+    <w:nsid w:val="39C44CBA"/>
+    <w:multiLevelType w:val="multilevel"/>
+    <w:tmpl w:val="869EBEF6"/>
+    <w:lvl w:ilvl="0">
+      <w:start w:val="1"/>
+      <w:numFmt w:val="bullet"/>
+      <w:lvlText w:val=""/>
+      <w:lvlJc w:val="left"/>
+      <w:pPr>
+        <w:tabs>
+          <w:tab w:val="num" w:pos="720"/>
+        </w:tabs>
+        <w:ind w:left="720" w:hanging="360"/>
+      </w:pPr>
+      <w:rPr>
+        <w:rFonts w:ascii="Symbol" w:hAnsi="Symbol" w:hint="default"/>
+        <w:sz w:val="20"/>
+      </w:rPr>
+    </w:lvl>
+    <w:lvl w:ilvl="1" w:tentative="1">
+      <w:start w:val="1"/>
+      <w:numFmt w:val="bullet"/>
+      <w:lvlText w:val="o"/>
+      <w:lvlJc w:val="left"/>
+      <w:pPr>
+        <w:tabs>
+          <w:tab w:val="num" w:pos="1440"/>
+        </w:tabs>
+        <w:ind w:left="1440" w:hanging="360"/>
+      </w:pPr>
+      <w:rPr>
+        <w:rFonts w:ascii="Courier New" w:hAnsi="Courier New" w:hint="default"/>
+        <w:sz w:val="20"/>
+      </w:rPr>
+    </w:lvl>
+    <w:lvl w:ilvl="2" w:tentative="1">
+      <w:start w:val="1"/>
+      <w:numFmt w:val="bullet"/>
+      <w:lvlText w:val=""/>
+      <w:lvlJc w:val="left"/>
+      <w:pPr>
+        <w:tabs>
+          <w:tab w:val="num" w:pos="2160"/>
+        </w:tabs>
+        <w:ind w:left="2160" w:hanging="360"/>
+      </w:pPr>
+      <w:rPr>
+        <w:rFonts w:ascii="Wingdings" w:hAnsi="Wingdings" w:hint="default"/>
+        <w:sz w:val="20"/>
+      </w:rPr>
+    </w:lvl>
+    <w:lvl w:ilvl="3" w:tentative="1">
+      <w:start w:val="1"/>
+      <w:numFmt w:val="bullet"/>
+      <w:lvlText w:val=""/>
+      <w:lvlJc w:val="left"/>
+      <w:pPr>
+        <w:tabs>
+          <w:tab w:val="num" w:pos="2880"/>
+        </w:tabs>
+        <w:ind w:left="2880" w:hanging="360"/>
+      </w:pPr>
+      <w:rPr>
+        <w:rFonts w:ascii="Wingdings" w:hAnsi="Wingdings" w:hint="default"/>
+        <w:sz w:val="20"/>
+      </w:rPr>
+    </w:lvl>
+    <w:lvl w:ilvl="4" w:tentative="1">
+      <w:start w:val="1"/>
+      <w:numFmt w:val="bullet"/>
+      <w:lvlText w:val=""/>
+      <w:lvlJc w:val="left"/>
+      <w:pPr>
+        <w:tabs>
+          <w:tab w:val="num" w:pos="3600"/>
+        </w:tabs>
+        <w:ind w:left="3600" w:hanging="360"/>
+      </w:pPr>
+      <w:rPr>
+        <w:rFonts w:ascii="Wingdings" w:hAnsi="Wingdings" w:hint="default"/>
+        <w:sz w:val="20"/>
+      </w:rPr>
+    </w:lvl>
+    <w:lvl w:ilvl="5" w:tentative="1">
+      <w:start w:val="1"/>
+      <w:numFmt w:val="bullet"/>
+      <w:lvlText w:val=""/>
+      <w:lvlJc w:val="left"/>
+      <w:pPr>
+        <w:tabs>
+          <w:tab w:val="num" w:pos="4320"/>
+        </w:tabs>
+        <w:ind w:left="4320" w:hanging="360"/>
+      </w:pPr>
+      <w:rPr>
+        <w:rFonts w:ascii="Wingdings" w:hAnsi="Wingdings" w:hint="default"/>
+        <w:sz w:val="20"/>
+      </w:rPr>
+    </w:lvl>
+    <w:lvl w:ilvl="6" w:tentative="1">
+      <w:start w:val="1"/>
+      <w:numFmt w:val="bullet"/>
+      <w:lvlText w:val=""/>
+      <w:lvlJc w:val="left"/>
+      <w:pPr>
+        <w:tabs>
+          <w:tab w:val="num" w:pos="5040"/>
+        </w:tabs>
+        <w:ind w:left="5040" w:hanging="360"/>
+      </w:pPr>
+      <w:rPr>
+        <w:rFonts w:ascii="Wingdings" w:hAnsi="Wingdings" w:hint="default"/>
+        <w:sz w:val="20"/>
+      </w:rPr>
+    </w:lvl>
+    <w:lvl w:ilvl="7" w:tentative="1">
+      <w:start w:val="1"/>
+      <w:numFmt w:val="bullet"/>
+      <w:lvlText w:val=""/>
+      <w:lvlJc w:val="left"/>
+      <w:pPr>
+        <w:tabs>
+          <w:tab w:val="num" w:pos="5760"/>
+        </w:tabs>
+        <w:ind w:left="5760" w:hanging="360"/>
+      </w:pPr>
+      <w:rPr>
+        <w:rFonts w:ascii="Wingdings" w:hAnsi="Wingdings" w:hint="default"/>
+        <w:sz w:val="20"/>
+      </w:rPr>
+    </w:lvl>
+    <w:lvl w:ilvl="8" w:tentative="1">
+      <w:start w:val="1"/>
+      <w:numFmt w:val="bullet"/>
+      <w:lvlText w:val=""/>
+      <w:lvlJc w:val="left"/>
+      <w:pPr>
+        <w:tabs>
+          <w:tab w:val="num" w:pos="6480"/>
+        </w:tabs>
+        <w:ind w:left="6480" w:hanging="360"/>
+      </w:pPr>
+      <w:rPr>
+        <w:rFonts w:ascii="Wingdings" w:hAnsi="Wingdings" w:hint="default"/>
+        <w:sz w:val="20"/>
+      </w:rPr>
+    </w:lvl>
+  </w:abstractNum>
+  <w:abstractNum w:abstractNumId="8" w15:restartNumberingAfterBreak="0">
     <w:nsid w:val="450E6F64"/>
     <w:multiLevelType w:val="multilevel"/>
     <w:tmpl w:val="283E3066"/>
@@ -5379,7 +11717,454 @@
       </w:rPr>
     </w:lvl>
   </w:abstractNum>
-  <w:abstractNum w:abstractNumId="6" w15:restartNumberingAfterBreak="0">
+  <w:abstractNum w:abstractNumId="9" w15:restartNumberingAfterBreak="0">
+    <w:nsid w:val="47473D85"/>
+    <w:multiLevelType w:val="multilevel"/>
+    <w:tmpl w:val="CC6CF196"/>
+    <w:lvl w:ilvl="0">
+      <w:start w:val="1"/>
+      <w:numFmt w:val="bullet"/>
+      <w:lvlText w:val=""/>
+      <w:lvlJc w:val="left"/>
+      <w:pPr>
+        <w:tabs>
+          <w:tab w:val="num" w:pos="720"/>
+        </w:tabs>
+        <w:ind w:left="720" w:hanging="360"/>
+      </w:pPr>
+      <w:rPr>
+        <w:rFonts w:ascii="Symbol" w:hAnsi="Symbol" w:hint="default"/>
+        <w:sz w:val="20"/>
+      </w:rPr>
+    </w:lvl>
+    <w:lvl w:ilvl="1" w:tentative="1">
+      <w:start w:val="1"/>
+      <w:numFmt w:val="bullet"/>
+      <w:lvlText w:val="o"/>
+      <w:lvlJc w:val="left"/>
+      <w:pPr>
+        <w:tabs>
+          <w:tab w:val="num" w:pos="1440"/>
+        </w:tabs>
+        <w:ind w:left="1440" w:hanging="360"/>
+      </w:pPr>
+      <w:rPr>
+        <w:rFonts w:ascii="Courier New" w:hAnsi="Courier New" w:hint="default"/>
+        <w:sz w:val="20"/>
+      </w:rPr>
+    </w:lvl>
+    <w:lvl w:ilvl="2" w:tentative="1">
+      <w:start w:val="1"/>
+      <w:numFmt w:val="bullet"/>
+      <w:lvlText w:val=""/>
+      <w:lvlJc w:val="left"/>
+      <w:pPr>
+        <w:tabs>
+          <w:tab w:val="num" w:pos="2160"/>
+        </w:tabs>
+        <w:ind w:left="2160" w:hanging="360"/>
+      </w:pPr>
+      <w:rPr>
+        <w:rFonts w:ascii="Wingdings" w:hAnsi="Wingdings" w:hint="default"/>
+        <w:sz w:val="20"/>
+      </w:rPr>
+    </w:lvl>
+    <w:lvl w:ilvl="3" w:tentative="1">
+      <w:start w:val="1"/>
+      <w:numFmt w:val="bullet"/>
+      <w:lvlText w:val=""/>
+      <w:lvlJc w:val="left"/>
+      <w:pPr>
+        <w:tabs>
+          <w:tab w:val="num" w:pos="2880"/>
+        </w:tabs>
+        <w:ind w:left="2880" w:hanging="360"/>
+      </w:pPr>
+      <w:rPr>
+        <w:rFonts w:ascii="Wingdings" w:hAnsi="Wingdings" w:hint="default"/>
+        <w:sz w:val="20"/>
+      </w:rPr>
+    </w:lvl>
+    <w:lvl w:ilvl="4" w:tentative="1">
+      <w:start w:val="1"/>
+      <w:numFmt w:val="bullet"/>
+      <w:lvlText w:val=""/>
+      <w:lvlJc w:val="left"/>
+      <w:pPr>
+        <w:tabs>
+          <w:tab w:val="num" w:pos="3600"/>
+        </w:tabs>
+        <w:ind w:left="3600" w:hanging="360"/>
+      </w:pPr>
+      <w:rPr>
+        <w:rFonts w:ascii="Wingdings" w:hAnsi="Wingdings" w:hint="default"/>
+        <w:sz w:val="20"/>
+      </w:rPr>
+    </w:lvl>
+    <w:lvl w:ilvl="5" w:tentative="1">
+      <w:start w:val="1"/>
+      <w:numFmt w:val="bullet"/>
+      <w:lvlText w:val=""/>
+      <w:lvlJc w:val="left"/>
+      <w:pPr>
+        <w:tabs>
+          <w:tab w:val="num" w:pos="4320"/>
+        </w:tabs>
+        <w:ind w:left="4320" w:hanging="360"/>
+      </w:pPr>
+      <w:rPr>
+        <w:rFonts w:ascii="Wingdings" w:hAnsi="Wingdings" w:hint="default"/>
+        <w:sz w:val="20"/>
+      </w:rPr>
+    </w:lvl>
+    <w:lvl w:ilvl="6" w:tentative="1">
+      <w:start w:val="1"/>
+      <w:numFmt w:val="bullet"/>
+      <w:lvlText w:val=""/>
+      <w:lvlJc w:val="left"/>
+      <w:pPr>
+        <w:tabs>
+          <w:tab w:val="num" w:pos="5040"/>
+        </w:tabs>
+        <w:ind w:left="5040" w:hanging="360"/>
+      </w:pPr>
+      <w:rPr>
+        <w:rFonts w:ascii="Wingdings" w:hAnsi="Wingdings" w:hint="default"/>
+        <w:sz w:val="20"/>
+      </w:rPr>
+    </w:lvl>
+    <w:lvl w:ilvl="7" w:tentative="1">
+      <w:start w:val="1"/>
+      <w:numFmt w:val="bullet"/>
+      <w:lvlText w:val=""/>
+      <w:lvlJc w:val="left"/>
+      <w:pPr>
+        <w:tabs>
+          <w:tab w:val="num" w:pos="5760"/>
+        </w:tabs>
+        <w:ind w:left="5760" w:hanging="360"/>
+      </w:pPr>
+      <w:rPr>
+        <w:rFonts w:ascii="Wingdings" w:hAnsi="Wingdings" w:hint="default"/>
+        <w:sz w:val="20"/>
+      </w:rPr>
+    </w:lvl>
+    <w:lvl w:ilvl="8" w:tentative="1">
+      <w:start w:val="1"/>
+      <w:numFmt w:val="bullet"/>
+      <w:lvlText w:val=""/>
+      <w:lvlJc w:val="left"/>
+      <w:pPr>
+        <w:tabs>
+          <w:tab w:val="num" w:pos="6480"/>
+        </w:tabs>
+        <w:ind w:left="6480" w:hanging="360"/>
+      </w:pPr>
+      <w:rPr>
+        <w:rFonts w:ascii="Wingdings" w:hAnsi="Wingdings" w:hint="default"/>
+        <w:sz w:val="20"/>
+      </w:rPr>
+    </w:lvl>
+  </w:abstractNum>
+  <w:abstractNum w:abstractNumId="10" w15:restartNumberingAfterBreak="0">
+    <w:nsid w:val="58B01BFC"/>
+    <w:multiLevelType w:val="multilevel"/>
+    <w:tmpl w:val="AB847238"/>
+    <w:lvl w:ilvl="0">
+      <w:start w:val="1"/>
+      <w:numFmt w:val="bullet"/>
+      <w:lvlText w:val=""/>
+      <w:lvlJc w:val="left"/>
+      <w:pPr>
+        <w:tabs>
+          <w:tab w:val="num" w:pos="720"/>
+        </w:tabs>
+        <w:ind w:left="720" w:hanging="360"/>
+      </w:pPr>
+      <w:rPr>
+        <w:rFonts w:ascii="Symbol" w:hAnsi="Symbol" w:hint="default"/>
+        <w:sz w:val="20"/>
+      </w:rPr>
+    </w:lvl>
+    <w:lvl w:ilvl="1" w:tentative="1">
+      <w:start w:val="1"/>
+      <w:numFmt w:val="bullet"/>
+      <w:lvlText w:val="o"/>
+      <w:lvlJc w:val="left"/>
+      <w:pPr>
+        <w:tabs>
+          <w:tab w:val="num" w:pos="1440"/>
+        </w:tabs>
+        <w:ind w:left="1440" w:hanging="360"/>
+      </w:pPr>
+      <w:rPr>
+        <w:rFonts w:ascii="Courier New" w:hAnsi="Courier New" w:hint="default"/>
+        <w:sz w:val="20"/>
+      </w:rPr>
+    </w:lvl>
+    <w:lvl w:ilvl="2" w:tentative="1">
+      <w:start w:val="1"/>
+      <w:numFmt w:val="bullet"/>
+      <w:lvlText w:val=""/>
+      <w:lvlJc w:val="left"/>
+      <w:pPr>
+        <w:tabs>
+          <w:tab w:val="num" w:pos="2160"/>
+        </w:tabs>
+        <w:ind w:left="2160" w:hanging="360"/>
+      </w:pPr>
+      <w:rPr>
+        <w:rFonts w:ascii="Wingdings" w:hAnsi="Wingdings" w:hint="default"/>
+        <w:sz w:val="20"/>
+      </w:rPr>
+    </w:lvl>
+    <w:lvl w:ilvl="3" w:tentative="1">
+      <w:start w:val="1"/>
+      <w:numFmt w:val="bullet"/>
+      <w:lvlText w:val=""/>
+      <w:lvlJc w:val="left"/>
+      <w:pPr>
+        <w:tabs>
+          <w:tab w:val="num" w:pos="2880"/>
+        </w:tabs>
+        <w:ind w:left="2880" w:hanging="360"/>
+      </w:pPr>
+      <w:rPr>
+        <w:rFonts w:ascii="Wingdings" w:hAnsi="Wingdings" w:hint="default"/>
+        <w:sz w:val="20"/>
+      </w:rPr>
+    </w:lvl>
+    <w:lvl w:ilvl="4" w:tentative="1">
+      <w:start w:val="1"/>
+      <w:numFmt w:val="bullet"/>
+      <w:lvlText w:val=""/>
+      <w:lvlJc w:val="left"/>
+      <w:pPr>
+        <w:tabs>
+          <w:tab w:val="num" w:pos="3600"/>
+        </w:tabs>
+        <w:ind w:left="3600" w:hanging="360"/>
+      </w:pPr>
+      <w:rPr>
+        <w:rFonts w:ascii="Wingdings" w:hAnsi="Wingdings" w:hint="default"/>
+        <w:sz w:val="20"/>
+      </w:rPr>
+    </w:lvl>
+    <w:lvl w:ilvl="5" w:tentative="1">
+      <w:start w:val="1"/>
+      <w:numFmt w:val="bullet"/>
+      <w:lvlText w:val=""/>
+      <w:lvlJc w:val="left"/>
+      <w:pPr>
+        <w:tabs>
+          <w:tab w:val="num" w:pos="4320"/>
+        </w:tabs>
+        <w:ind w:left="4320" w:hanging="360"/>
+      </w:pPr>
+      <w:rPr>
+        <w:rFonts w:ascii="Wingdings" w:hAnsi="Wingdings" w:hint="default"/>
+        <w:sz w:val="20"/>
+      </w:rPr>
+    </w:lvl>
+    <w:lvl w:ilvl="6" w:tentative="1">
+      <w:start w:val="1"/>
+      <w:numFmt w:val="bullet"/>
+      <w:lvlText w:val=""/>
+      <w:lvlJc w:val="left"/>
+      <w:pPr>
+        <w:tabs>
+          <w:tab w:val="num" w:pos="5040"/>
+        </w:tabs>
+        <w:ind w:left="5040" w:hanging="360"/>
+      </w:pPr>
+      <w:rPr>
+        <w:rFonts w:ascii="Wingdings" w:hAnsi="Wingdings" w:hint="default"/>
+        <w:sz w:val="20"/>
+      </w:rPr>
+    </w:lvl>
+    <w:lvl w:ilvl="7" w:tentative="1">
+      <w:start w:val="1"/>
+      <w:numFmt w:val="bullet"/>
+      <w:lvlText w:val=""/>
+      <w:lvlJc w:val="left"/>
+      <w:pPr>
+        <w:tabs>
+          <w:tab w:val="num" w:pos="5760"/>
+        </w:tabs>
+        <w:ind w:left="5760" w:hanging="360"/>
+      </w:pPr>
+      <w:rPr>
+        <w:rFonts w:ascii="Wingdings" w:hAnsi="Wingdings" w:hint="default"/>
+        <w:sz w:val="20"/>
+      </w:rPr>
+    </w:lvl>
+    <w:lvl w:ilvl="8" w:tentative="1">
+      <w:start w:val="1"/>
+      <w:numFmt w:val="bullet"/>
+      <w:lvlText w:val=""/>
+      <w:lvlJc w:val="left"/>
+      <w:pPr>
+        <w:tabs>
+          <w:tab w:val="num" w:pos="6480"/>
+        </w:tabs>
+        <w:ind w:left="6480" w:hanging="360"/>
+      </w:pPr>
+      <w:rPr>
+        <w:rFonts w:ascii="Wingdings" w:hAnsi="Wingdings" w:hint="default"/>
+        <w:sz w:val="20"/>
+      </w:rPr>
+    </w:lvl>
+  </w:abstractNum>
+  <w:abstractNum w:abstractNumId="11" w15:restartNumberingAfterBreak="0">
+    <w:nsid w:val="5E7158AB"/>
+    <w:multiLevelType w:val="multilevel"/>
+    <w:tmpl w:val="C55A9B30"/>
+    <w:lvl w:ilvl="0">
+      <w:start w:val="1"/>
+      <w:numFmt w:val="bullet"/>
+      <w:lvlText w:val=""/>
+      <w:lvlJc w:val="left"/>
+      <w:pPr>
+        <w:tabs>
+          <w:tab w:val="num" w:pos="720"/>
+        </w:tabs>
+        <w:ind w:left="720" w:hanging="360"/>
+      </w:pPr>
+      <w:rPr>
+        <w:rFonts w:ascii="Symbol" w:hAnsi="Symbol" w:hint="default"/>
+        <w:sz w:val="20"/>
+      </w:rPr>
+    </w:lvl>
+    <w:lvl w:ilvl="1" w:tentative="1">
+      <w:start w:val="1"/>
+      <w:numFmt w:val="bullet"/>
+      <w:lvlText w:val="o"/>
+      <w:lvlJc w:val="left"/>
+      <w:pPr>
+        <w:tabs>
+          <w:tab w:val="num" w:pos="1440"/>
+        </w:tabs>
+        <w:ind w:left="1440" w:hanging="360"/>
+      </w:pPr>
+      <w:rPr>
+        <w:rFonts w:ascii="Courier New" w:hAnsi="Courier New" w:hint="default"/>
+        <w:sz w:val="20"/>
+      </w:rPr>
+    </w:lvl>
+    <w:lvl w:ilvl="2" w:tentative="1">
+      <w:start w:val="1"/>
+      <w:numFmt w:val="bullet"/>
+      <w:lvlText w:val=""/>
+      <w:lvlJc w:val="left"/>
+      <w:pPr>
+        <w:tabs>
+          <w:tab w:val="num" w:pos="2160"/>
+        </w:tabs>
+        <w:ind w:left="2160" w:hanging="360"/>
+      </w:pPr>
+      <w:rPr>
+        <w:rFonts w:ascii="Wingdings" w:hAnsi="Wingdings" w:hint="default"/>
+        <w:sz w:val="20"/>
+      </w:rPr>
+    </w:lvl>
+    <w:lvl w:ilvl="3" w:tentative="1">
+      <w:start w:val="1"/>
+      <w:numFmt w:val="bullet"/>
+      <w:lvlText w:val=""/>
+      <w:lvlJc w:val="left"/>
+      <w:pPr>
+        <w:tabs>
+          <w:tab w:val="num" w:pos="2880"/>
+        </w:tabs>
+        <w:ind w:left="2880" w:hanging="360"/>
+      </w:pPr>
+      <w:rPr>
+        <w:rFonts w:ascii="Wingdings" w:hAnsi="Wingdings" w:hint="default"/>
+        <w:sz w:val="20"/>
+      </w:rPr>
+    </w:lvl>
+    <w:lvl w:ilvl="4" w:tentative="1">
+      <w:start w:val="1"/>
+      <w:numFmt w:val="bullet"/>
+      <w:lvlText w:val=""/>
+      <w:lvlJc w:val="left"/>
+      <w:pPr>
+        <w:tabs>
+          <w:tab w:val="num" w:pos="3600"/>
+        </w:tabs>
+        <w:ind w:left="3600" w:hanging="360"/>
+      </w:pPr>
+      <w:rPr>
+        <w:rFonts w:ascii="Wingdings" w:hAnsi="Wingdings" w:hint="default"/>
+        <w:sz w:val="20"/>
+      </w:rPr>
+    </w:lvl>
+    <w:lvl w:ilvl="5" w:tentative="1">
+      <w:start w:val="1"/>
+      <w:numFmt w:val="bullet"/>
+      <w:lvlText w:val=""/>
+      <w:lvlJc w:val="left"/>
+      <w:pPr>
+        <w:tabs>
+          <w:tab w:val="num" w:pos="4320"/>
+        </w:tabs>
+        <w:ind w:left="4320" w:hanging="360"/>
+      </w:pPr>
+      <w:rPr>
+        <w:rFonts w:ascii="Wingdings" w:hAnsi="Wingdings" w:hint="default"/>
+        <w:sz w:val="20"/>
+      </w:rPr>
+    </w:lvl>
+    <w:lvl w:ilvl="6" w:tentative="1">
+      <w:start w:val="1"/>
+      <w:numFmt w:val="bullet"/>
+      <w:lvlText w:val=""/>
+      <w:lvlJc w:val="left"/>
+      <w:pPr>
+        <w:tabs>
+          <w:tab w:val="num" w:pos="5040"/>
+        </w:tabs>
+        <w:ind w:left="5040" w:hanging="360"/>
+      </w:pPr>
+      <w:rPr>
+        <w:rFonts w:ascii="Wingdings" w:hAnsi="Wingdings" w:hint="default"/>
+        <w:sz w:val="20"/>
+      </w:rPr>
+    </w:lvl>
+    <w:lvl w:ilvl="7" w:tentative="1">
+      <w:start w:val="1"/>
+      <w:numFmt w:val="bullet"/>
+      <w:lvlText w:val=""/>
+      <w:lvlJc w:val="left"/>
+      <w:pPr>
+        <w:tabs>
+          <w:tab w:val="num" w:pos="5760"/>
+        </w:tabs>
+        <w:ind w:left="5760" w:hanging="360"/>
+      </w:pPr>
+      <w:rPr>
+        <w:rFonts w:ascii="Wingdings" w:hAnsi="Wingdings" w:hint="default"/>
+        <w:sz w:val="20"/>
+      </w:rPr>
+    </w:lvl>
+    <w:lvl w:ilvl="8" w:tentative="1">
+      <w:start w:val="1"/>
+      <w:numFmt w:val="bullet"/>
+      <w:lvlText w:val=""/>
+      <w:lvlJc w:val="left"/>
+      <w:pPr>
+        <w:tabs>
+          <w:tab w:val="num" w:pos="6480"/>
+        </w:tabs>
+        <w:ind w:left="6480" w:hanging="360"/>
+      </w:pPr>
+      <w:rPr>
+        <w:rFonts w:ascii="Wingdings" w:hAnsi="Wingdings" w:hint="default"/>
+        <w:sz w:val="20"/>
+      </w:rPr>
+    </w:lvl>
+  </w:abstractNum>
+  <w:abstractNum w:abstractNumId="12" w15:restartNumberingAfterBreak="0">
     <w:nsid w:val="6189014A"/>
     <w:multiLevelType w:val="multilevel"/>
     <w:tmpl w:val="57548D62"/>
@@ -5528,7 +12313,156 @@
       </w:rPr>
     </w:lvl>
   </w:abstractNum>
-  <w:abstractNum w:abstractNumId="7" w15:restartNumberingAfterBreak="0">
+  <w:abstractNum w:abstractNumId="13" w15:restartNumberingAfterBreak="0">
+    <w:nsid w:val="6ACE33D3"/>
+    <w:multiLevelType w:val="multilevel"/>
+    <w:tmpl w:val="C38C713C"/>
+    <w:lvl w:ilvl="0">
+      <w:start w:val="1"/>
+      <w:numFmt w:val="bullet"/>
+      <w:lvlText w:val=""/>
+      <w:lvlJc w:val="left"/>
+      <w:pPr>
+        <w:tabs>
+          <w:tab w:val="num" w:pos="720"/>
+        </w:tabs>
+        <w:ind w:left="720" w:hanging="360"/>
+      </w:pPr>
+      <w:rPr>
+        <w:rFonts w:ascii="Symbol" w:hAnsi="Symbol" w:hint="default"/>
+        <w:sz w:val="20"/>
+      </w:rPr>
+    </w:lvl>
+    <w:lvl w:ilvl="1" w:tentative="1">
+      <w:start w:val="1"/>
+      <w:numFmt w:val="bullet"/>
+      <w:lvlText w:val="o"/>
+      <w:lvlJc w:val="left"/>
+      <w:pPr>
+        <w:tabs>
+          <w:tab w:val="num" w:pos="1440"/>
+        </w:tabs>
+        <w:ind w:left="1440" w:hanging="360"/>
+      </w:pPr>
+      <w:rPr>
+        <w:rFonts w:ascii="Courier New" w:hAnsi="Courier New" w:hint="default"/>
+        <w:sz w:val="20"/>
+      </w:rPr>
+    </w:lvl>
+    <w:lvl w:ilvl="2" w:tentative="1">
+      <w:start w:val="1"/>
+      <w:numFmt w:val="bullet"/>
+      <w:lvlText w:val=""/>
+      <w:lvlJc w:val="left"/>
+      <w:pPr>
+        <w:tabs>
+          <w:tab w:val="num" w:pos="2160"/>
+        </w:tabs>
+        <w:ind w:left="2160" w:hanging="360"/>
+      </w:pPr>
+      <w:rPr>
+        <w:rFonts w:ascii="Wingdings" w:hAnsi="Wingdings" w:hint="default"/>
+        <w:sz w:val="20"/>
+      </w:rPr>
+    </w:lvl>
+    <w:lvl w:ilvl="3" w:tentative="1">
+      <w:start w:val="1"/>
+      <w:numFmt w:val="bullet"/>
+      <w:lvlText w:val=""/>
+      <w:lvlJc w:val="left"/>
+      <w:pPr>
+        <w:tabs>
+          <w:tab w:val="num" w:pos="2880"/>
+        </w:tabs>
+        <w:ind w:left="2880" w:hanging="360"/>
+      </w:pPr>
+      <w:rPr>
+        <w:rFonts w:ascii="Wingdings" w:hAnsi="Wingdings" w:hint="default"/>
+        <w:sz w:val="20"/>
+      </w:rPr>
+    </w:lvl>
+    <w:lvl w:ilvl="4" w:tentative="1">
+      <w:start w:val="1"/>
+      <w:numFmt w:val="bullet"/>
+      <w:lvlText w:val=""/>
+      <w:lvlJc w:val="left"/>
+      <w:pPr>
+        <w:tabs>
+          <w:tab w:val="num" w:pos="3600"/>
+        </w:tabs>
+        <w:ind w:left="3600" w:hanging="360"/>
+      </w:pPr>
+      <w:rPr>
+        <w:rFonts w:ascii="Wingdings" w:hAnsi="Wingdings" w:hint="default"/>
+        <w:sz w:val="20"/>
+      </w:rPr>
+    </w:lvl>
+    <w:lvl w:ilvl="5" w:tentative="1">
+      <w:start w:val="1"/>
+      <w:numFmt w:val="bullet"/>
+      <w:lvlText w:val=""/>
+      <w:lvlJc w:val="left"/>
+      <w:pPr>
+        <w:tabs>
+          <w:tab w:val="num" w:pos="4320"/>
+        </w:tabs>
+        <w:ind w:left="4320" w:hanging="360"/>
+      </w:pPr>
+      <w:rPr>
+        <w:rFonts w:ascii="Wingdings" w:hAnsi="Wingdings" w:hint="default"/>
+        <w:sz w:val="20"/>
+      </w:rPr>
+    </w:lvl>
+    <w:lvl w:ilvl="6" w:tentative="1">
+      <w:start w:val="1"/>
+      <w:numFmt w:val="bullet"/>
+      <w:lvlText w:val=""/>
+      <w:lvlJc w:val="left"/>
+      <w:pPr>
+        <w:tabs>
+          <w:tab w:val="num" w:pos="5040"/>
+        </w:tabs>
+        <w:ind w:left="5040" w:hanging="360"/>
+      </w:pPr>
+      <w:rPr>
+        <w:rFonts w:ascii="Wingdings" w:hAnsi="Wingdings" w:hint="default"/>
+        <w:sz w:val="20"/>
+      </w:rPr>
+    </w:lvl>
+    <w:lvl w:ilvl="7" w:tentative="1">
+      <w:start w:val="1"/>
+      <w:numFmt w:val="bullet"/>
+      <w:lvlText w:val=""/>
+      <w:lvlJc w:val="left"/>
+      <w:pPr>
+        <w:tabs>
+          <w:tab w:val="num" w:pos="5760"/>
+        </w:tabs>
+        <w:ind w:left="5760" w:hanging="360"/>
+      </w:pPr>
+      <w:rPr>
+        <w:rFonts w:ascii="Wingdings" w:hAnsi="Wingdings" w:hint="default"/>
+        <w:sz w:val="20"/>
+      </w:rPr>
+    </w:lvl>
+    <w:lvl w:ilvl="8" w:tentative="1">
+      <w:start w:val="1"/>
+      <w:numFmt w:val="bullet"/>
+      <w:lvlText w:val=""/>
+      <w:lvlJc w:val="left"/>
+      <w:pPr>
+        <w:tabs>
+          <w:tab w:val="num" w:pos="6480"/>
+        </w:tabs>
+        <w:ind w:left="6480" w:hanging="360"/>
+      </w:pPr>
+      <w:rPr>
+        <w:rFonts w:ascii="Wingdings" w:hAnsi="Wingdings" w:hint="default"/>
+        <w:sz w:val="20"/>
+      </w:rPr>
+    </w:lvl>
+  </w:abstractNum>
+  <w:abstractNum w:abstractNumId="14" w15:restartNumberingAfterBreak="0">
     <w:nsid w:val="6D9D6EE2"/>
     <w:multiLevelType w:val="multilevel"/>
     <w:tmpl w:val="61903482"/>
@@ -5677,7 +12611,7 @@
       </w:rPr>
     </w:lvl>
   </w:abstractNum>
-  <w:abstractNum w:abstractNumId="8" w15:restartNumberingAfterBreak="0">
+  <w:abstractNum w:abstractNumId="15" w15:restartNumberingAfterBreak="0">
     <w:nsid w:val="743E4507"/>
     <w:multiLevelType w:val="multilevel"/>
     <w:tmpl w:val="D4045920"/>
@@ -5826,7 +12760,7 @@
       </w:rPr>
     </w:lvl>
   </w:abstractNum>
-  <w:abstractNum w:abstractNumId="9" w15:restartNumberingAfterBreak="0">
+  <w:abstractNum w:abstractNumId="16" w15:restartNumberingAfterBreak="0">
     <w:nsid w:val="7A3921F5"/>
     <w:multiLevelType w:val="multilevel"/>
     <w:tmpl w:val="C71C0A96"/>
@@ -5940,34 +12874,55 @@
     </w:lvl>
   </w:abstractNum>
   <w:num w:numId="1" w16cid:durableId="773477658">
-    <w:abstractNumId w:val="9"/>
+    <w:abstractNumId w:val="16"/>
   </w:num>
   <w:num w:numId="2" w16cid:durableId="1238246386">
     <w:abstractNumId w:val="2"/>
   </w:num>
   <w:num w:numId="3" w16cid:durableId="330065786">
-    <w:abstractNumId w:val="5"/>
+    <w:abstractNumId w:val="8"/>
   </w:num>
   <w:num w:numId="4" w16cid:durableId="1543055585">
-    <w:abstractNumId w:val="8"/>
+    <w:abstractNumId w:val="15"/>
   </w:num>
   <w:num w:numId="5" w16cid:durableId="1671830116">
-    <w:abstractNumId w:val="7"/>
+    <w:abstractNumId w:val="14"/>
   </w:num>
   <w:num w:numId="6" w16cid:durableId="1538464803">
-    <w:abstractNumId w:val="4"/>
+    <w:abstractNumId w:val="6"/>
   </w:num>
   <w:num w:numId="7" w16cid:durableId="2106489300">
     <w:abstractNumId w:val="0"/>
   </w:num>
   <w:num w:numId="8" w16cid:durableId="1571429689">
-    <w:abstractNumId w:val="3"/>
+    <w:abstractNumId w:val="5"/>
   </w:num>
   <w:num w:numId="9" w16cid:durableId="1237743962">
     <w:abstractNumId w:val="1"/>
   </w:num>
   <w:num w:numId="10" w16cid:durableId="1025063009">
-    <w:abstractNumId w:val="6"/>
+    <w:abstractNumId w:val="12"/>
+  </w:num>
+  <w:num w:numId="11" w16cid:durableId="1274701838">
+    <w:abstractNumId w:val="9"/>
+  </w:num>
+  <w:num w:numId="12" w16cid:durableId="458768081">
+    <w:abstractNumId w:val="3"/>
+  </w:num>
+  <w:num w:numId="13" w16cid:durableId="352078743">
+    <w:abstractNumId w:val="10"/>
+  </w:num>
+  <w:num w:numId="14" w16cid:durableId="827402550">
+    <w:abstractNumId w:val="7"/>
+  </w:num>
+  <w:num w:numId="15" w16cid:durableId="1831434691">
+    <w:abstractNumId w:val="4"/>
+  </w:num>
+  <w:num w:numId="16" w16cid:durableId="71008217">
+    <w:abstractNumId w:val="11"/>
+  </w:num>
+  <w:num w:numId="17" w16cid:durableId="1167551186">
+    <w:abstractNumId w:val="13"/>
   </w:num>
 </w:numbering>
 </file>
@@ -6452,7 +13407,6 @@
     <w:next w:val="Normal"/>
     <w:link w:val="Ttulo4Car"/>
     <w:uiPriority w:val="9"/>
-    <w:semiHidden/>
     <w:unhideWhenUsed/>
     <w:qFormat/>
     <w:rsid w:val="00D9727D"/>
@@ -6649,7 +13603,6 @@
     <w:basedOn w:val="Fuentedeprrafopredeter"/>
     <w:link w:val="Ttulo4"/>
     <w:uiPriority w:val="9"/>
-    <w:semiHidden/>
     <w:rsid w:val="00D9727D"/>
     <w:rPr>
       <w:rFonts w:eastAsiaTheme="majorEastAsia" w:cstheme="majorBidi"/>

--- a/memoria.docx
+++ b/memoria.docx
@@ -3852,21 +3852,7 @@
         <w:rPr>
           <w:color w:val="FF0000"/>
         </w:rPr>
-        <w:t xml:space="preserve">En este Trabajo de Fin de Grado (TFG), se propone un enfoque basado en inteligencia artificial para la predicción de trastornos del sueño, integrando datos clínicos y fisiológicos. Se utilizará un conjunto de datos de </w:t>
-      </w:r>
-      <w:proofErr w:type="spellStart"/>
-      <w:r>
-        <w:rPr>
-          <w:color w:val="FF0000"/>
-        </w:rPr>
-        <w:t>Kaggle</w:t>
-      </w:r>
-      <w:proofErr w:type="spellEnd"/>
-      <w:r>
-        <w:rPr>
-          <w:color w:val="FF0000"/>
-        </w:rPr>
-        <w:t xml:space="preserve"> para entrenar y evaluar distintos modelos de aprendizaje automático, con el fin de determinar cuál ofrece mejores métricas de precisión y generalización. Paralelamente, se desarrollará una aplicación que permitirá la recolección y procesamiento de datos obtenidos mediante el dispositivo O2Ring, un oxímetro portátil que mide variaciones en la saturación de oxígeno y frecuencia cardiaca durante el sueño. Esta herramienta combinará información subjetiva del usuario, como ocupación y nivel de estrés, con métricas fisiológicas, permitiendo generar predicciones personalizadas sobre la calidad del sueño y posibles trastornos asociados.</w:t>
+        <w:t>En este Trabajo de Fin de Grado (TFG), se propone un enfoque basado en inteligencia artificial para la predicción de trastornos del sueño, integrando datos clínicos y fisiológicos. Se utilizará un conjunto de datos de Kaggle para entrenar y evaluar distintos modelos de aprendizaje automático, con el fin de determinar cuál ofrece mejores métricas de precisión y generalización. Paralelamente, se desarrollará una aplicación que permitirá la recolección y procesamiento de datos obtenidos mediante el dispositivo O2Ring, un oxímetro portátil que mide variaciones en la saturación de oxígeno y frecuencia cardiaca durante el sueño. Esta herramienta combinará información subjetiva del usuario, como ocupación y nivel de estrés, con métricas fisiológicas, permitiendo generar predicciones personalizadas sobre la calidad del sueño y posibles trastornos asociados.</w:t>
       </w:r>
     </w:p>
     <w:p>
@@ -3967,21 +3953,7 @@
         <w:rPr>
           <w:color w:val="FF0000"/>
         </w:rPr>
-        <w:t xml:space="preserve">Analizar y preprocesar un conjunto de datos de </w:t>
-      </w:r>
-      <w:proofErr w:type="spellStart"/>
-      <w:r>
-        <w:rPr>
-          <w:color w:val="FF0000"/>
-        </w:rPr>
-        <w:t>Kaggle</w:t>
-      </w:r>
-      <w:proofErr w:type="spellEnd"/>
-      <w:r>
-        <w:rPr>
-          <w:color w:val="FF0000"/>
-        </w:rPr>
-        <w:t xml:space="preserve"> sobre calidad del sueño, realizando técnicas de limpieza, imputación de valores y selección de características relevantes.</w:t>
+        <w:t>Analizar y preprocesar un conjunto de datos de Kaggle sobre calidad del sueño, realizando técnicas de limpieza, imputación de valores y selección de características relevantes.</w:t>
       </w:r>
     </w:p>
     <w:p>
@@ -9230,6 +9202,7 @@
       </w:r>
       <w:bookmarkEnd w:id="49"/>
     </w:p>
+    <w:p/>
     <w:p>
       <w:bookmarkStart w:id="50" w:name="_Toc195007703"/>
       <w:proofErr w:type="gramStart"/>
@@ -9269,6 +9242,16 @@
       </w:r>
       <w:r>
         <w:t xml:space="preserve"> tiene que ir </w:t>
+      </w:r>
+    </w:p>
+    <w:p>
+      <w:pPr>
+        <w:jc w:val="both"/>
+      </w:pPr>
+      <w:bookmarkStart w:id="51" w:name="_Toc195007704"/>
+      <w:r>
+        <w:lastRenderedPageBreak/>
+        <w:t>Para la implementación del modelo predictivo y su posterior integración en una aplicación interactiva, se utilizaron diversas herramientas y tecnologías que permitieron abarcar el proyecto desde el tratamiento de datos hasta el desarrollo de la interfaz. A continuación, se describen:</w:t>
       </w:r>
     </w:p>
     <w:p>
@@ -9276,139 +9259,669 @@
         <w:pStyle w:val="Prrafodelista"/>
         <w:numPr>
           <w:ilvl w:val="0"/>
-          <w:numId w:val="7"/>
+          <w:numId w:val="12"/>
         </w:numPr>
-      </w:pPr>
-      <w:r>
-        <w:t>Lenguajes: Python</w:t>
-      </w:r>
-      <w:r>
-        <w:t xml:space="preserve">, </w:t>
-      </w:r>
-      <w:proofErr w:type="spellStart"/>
-      <w:r>
+        <w:jc w:val="both"/>
+      </w:pPr>
+      <w:r>
+        <w:rPr>
+          <w:b/>
+          <w:bCs/>
+        </w:rPr>
+        <w:t>Lenguajes</w:t>
+      </w:r>
+      <w:r>
+        <w:t>:</w:t>
+      </w:r>
+    </w:p>
+    <w:p>
+      <w:pPr>
+        <w:pStyle w:val="Prrafodelista"/>
+        <w:numPr>
+          <w:ilvl w:val="1"/>
+          <w:numId w:val="12"/>
+        </w:numPr>
+        <w:jc w:val="both"/>
+      </w:pPr>
+      <w:r>
+        <w:rPr>
+          <w:i/>
+          <w:iCs/>
+        </w:rPr>
+        <w:t>Python</w:t>
+      </w:r>
+      <w:r>
+        <w:t>: lenguaje principal para todo el desarrollo del modelo y la aplicación web.</w:t>
+      </w:r>
+    </w:p>
+    <w:p>
+      <w:pPr>
+        <w:pStyle w:val="Prrafodelista"/>
+        <w:numPr>
+          <w:ilvl w:val="1"/>
+          <w:numId w:val="12"/>
+        </w:numPr>
+        <w:jc w:val="both"/>
+      </w:pPr>
+      <w:proofErr w:type="spellStart"/>
+      <w:r>
+        <w:rPr>
+          <w:i/>
+          <w:iCs/>
+        </w:rPr>
         <w:t>Markdown</w:t>
       </w:r>
       <w:proofErr w:type="spellEnd"/>
+      <w:r>
+        <w:t xml:space="preserve">: usado en notebooks </w:t>
+      </w:r>
+      <w:proofErr w:type="spellStart"/>
+      <w:r>
+        <w:t>Jupyter</w:t>
+      </w:r>
+      <w:proofErr w:type="spellEnd"/>
+      <w:r>
+        <w:t xml:space="preserve"> para combinar código y explicaciones.</w:t>
+      </w:r>
+    </w:p>
+    <w:p>
+      <w:pPr>
+        <w:pStyle w:val="Prrafodelista"/>
+        <w:ind w:left="1428"/>
+        <w:jc w:val="both"/>
+      </w:pPr>
     </w:p>
     <w:p>
       <w:pPr>
         <w:pStyle w:val="Prrafodelista"/>
         <w:numPr>
           <w:ilvl w:val="0"/>
-          <w:numId w:val="7"/>
+          <w:numId w:val="12"/>
         </w:numPr>
-      </w:pPr>
-      <w:r>
+        <w:jc w:val="both"/>
+      </w:pPr>
+      <w:r>
+        <w:rPr>
+          <w:b/>
+          <w:bCs/>
+        </w:rPr>
+        <w:t xml:space="preserve">Librerías y </w:t>
+      </w:r>
+      <w:proofErr w:type="spellStart"/>
+      <w:r>
+        <w:rPr>
+          <w:b/>
+          <w:bCs/>
+        </w:rPr>
+        <w:t>Frameworks</w:t>
+      </w:r>
+      <w:proofErr w:type="spellEnd"/>
+      <w:r>
+        <w:t>:</w:t>
+      </w:r>
+    </w:p>
+    <w:p>
+      <w:pPr>
+        <w:pStyle w:val="Prrafodelista"/>
+        <w:numPr>
+          <w:ilvl w:val="1"/>
+          <w:numId w:val="12"/>
+        </w:numPr>
+        <w:jc w:val="both"/>
+      </w:pPr>
+      <w:proofErr w:type="spellStart"/>
+      <w:r>
+        <w:rPr>
+          <w:i/>
+          <w:iCs/>
+        </w:rPr>
+        <w:t>Scikit-learn</w:t>
+      </w:r>
+      <w:proofErr w:type="spellEnd"/>
+      <w:r>
+        <w:t xml:space="preserve">: para entrenamiento de modelos de machine </w:t>
+      </w:r>
+      <w:proofErr w:type="spellStart"/>
+      <w:r>
+        <w:t>learning</w:t>
+      </w:r>
+      <w:proofErr w:type="spellEnd"/>
+      <w:r>
+        <w:t xml:space="preserve">, preprocesamiento de datos, validación y ajuste de </w:t>
+      </w:r>
+      <w:proofErr w:type="spellStart"/>
+      <w:r>
+        <w:t>hiperparámetros</w:t>
+      </w:r>
+      <w:proofErr w:type="spellEnd"/>
+      <w:r>
+        <w:t>.</w:t>
+      </w:r>
+    </w:p>
+    <w:p>
+      <w:pPr>
+        <w:pStyle w:val="Prrafodelista"/>
+        <w:numPr>
+          <w:ilvl w:val="1"/>
+          <w:numId w:val="12"/>
+        </w:numPr>
+        <w:jc w:val="both"/>
+      </w:pPr>
+      <w:proofErr w:type="spellStart"/>
+      <w:r>
+        <w:rPr>
+          <w:i/>
+          <w:iCs/>
+        </w:rPr>
+        <w:t>NumPy</w:t>
+      </w:r>
+      <w:proofErr w:type="spellEnd"/>
+      <w:r>
+        <w:rPr>
+          <w:i/>
+          <w:iCs/>
+        </w:rPr>
+        <w:t xml:space="preserve"> y Pandas</w:t>
+      </w:r>
+      <w:r>
+        <w:t>: para manipulación de datos estructurados.</w:t>
+      </w:r>
+    </w:p>
+    <w:p>
+      <w:pPr>
+        <w:pStyle w:val="Prrafodelista"/>
+        <w:numPr>
+          <w:ilvl w:val="1"/>
+          <w:numId w:val="12"/>
+        </w:numPr>
+        <w:jc w:val="both"/>
+      </w:pPr>
+      <w:proofErr w:type="spellStart"/>
+      <w:r>
+        <w:rPr>
+          <w:i/>
+          <w:iCs/>
+        </w:rPr>
+        <w:t>Matplotlib</w:t>
+      </w:r>
+      <w:proofErr w:type="spellEnd"/>
+      <w:r>
+        <w:rPr>
+          <w:i/>
+          <w:iCs/>
+        </w:rPr>
+        <w:t xml:space="preserve"> y </w:t>
+      </w:r>
+      <w:proofErr w:type="spellStart"/>
+      <w:r>
+        <w:rPr>
+          <w:i/>
+          <w:iCs/>
+        </w:rPr>
+        <w:t>Seaborn</w:t>
+      </w:r>
+      <w:proofErr w:type="spellEnd"/>
+      <w:r>
+        <w:t>: para análisis exploratorio de datos y generación de visualizaciones.</w:t>
+      </w:r>
+    </w:p>
+    <w:p>
+      <w:pPr>
+        <w:pStyle w:val="Prrafodelista"/>
+        <w:numPr>
+          <w:ilvl w:val="1"/>
+          <w:numId w:val="12"/>
+        </w:numPr>
+        <w:jc w:val="both"/>
+      </w:pPr>
+      <w:proofErr w:type="spellStart"/>
+      <w:r>
+        <w:rPr>
+          <w:i/>
+          <w:iCs/>
+        </w:rPr>
+        <w:t>TensorFlow</w:t>
+      </w:r>
+      <w:proofErr w:type="spellEnd"/>
+      <w:r>
+        <w:rPr>
+          <w:i/>
+          <w:iCs/>
+        </w:rPr>
+        <w:t xml:space="preserve"> y </w:t>
+      </w:r>
+      <w:proofErr w:type="spellStart"/>
+      <w:r>
+        <w:rPr>
+          <w:i/>
+          <w:iCs/>
+        </w:rPr>
+        <w:t>Keras</w:t>
+      </w:r>
+      <w:proofErr w:type="spellEnd"/>
+      <w:r>
+        <w:t>: se consideraron para modelos de redes neuronales (MLP).</w:t>
+      </w:r>
+    </w:p>
+    <w:p>
+      <w:pPr>
+        <w:pStyle w:val="Prrafodelista"/>
+        <w:ind w:left="1440"/>
+        <w:jc w:val="both"/>
+      </w:pPr>
+    </w:p>
+    <w:p>
+      <w:pPr>
+        <w:pStyle w:val="Prrafodelista"/>
+        <w:numPr>
+          <w:ilvl w:val="0"/>
+          <w:numId w:val="12"/>
+        </w:numPr>
+        <w:jc w:val="both"/>
+      </w:pPr>
+      <w:r>
+        <w:rPr>
+          <w:b/>
+          <w:bCs/>
+        </w:rPr>
+        <w:t>Herramientas complementarias</w:t>
+      </w:r>
+      <w:r>
+        <w:t>:</w:t>
+      </w:r>
+    </w:p>
+    <w:p>
+      <w:pPr>
+        <w:pStyle w:val="Prrafodelista"/>
+        <w:numPr>
+          <w:ilvl w:val="1"/>
+          <w:numId w:val="12"/>
+        </w:numPr>
+        <w:jc w:val="both"/>
+      </w:pPr>
+      <w:proofErr w:type="spellStart"/>
+      <w:r>
+        <w:rPr>
+          <w:i/>
+          <w:iCs/>
+        </w:rPr>
+        <w:t>Jupyter</w:t>
+      </w:r>
+      <w:proofErr w:type="spellEnd"/>
+      <w:r>
+        <w:rPr>
+          <w:i/>
+          <w:iCs/>
+        </w:rPr>
+        <w:t xml:space="preserve"> Notebook</w:t>
+      </w:r>
+      <w:r>
+        <w:t>: entorno interactivo de desarrollo para pruebas y visualizaciones.</w:t>
+      </w:r>
+    </w:p>
+    <w:p>
+      <w:pPr>
+        <w:pStyle w:val="Prrafodelista"/>
+        <w:numPr>
+          <w:ilvl w:val="1"/>
+          <w:numId w:val="12"/>
+        </w:numPr>
+        <w:jc w:val="both"/>
+      </w:pPr>
+      <w:r>
+        <w:rPr>
+          <w:i/>
+          <w:iCs/>
+        </w:rPr>
+        <w:t>Excel</w:t>
+      </w:r>
+      <w:r>
+        <w:t>: para inspecciones rápidas y comprobaciones paralelas.</w:t>
+      </w:r>
+    </w:p>
+    <w:p>
+      <w:pPr>
+        <w:pStyle w:val="Prrafodelista"/>
+        <w:numPr>
+          <w:ilvl w:val="1"/>
+          <w:numId w:val="12"/>
+        </w:numPr>
+        <w:jc w:val="both"/>
+      </w:pPr>
+      <w:r>
+        <w:rPr>
+          <w:i/>
+          <w:iCs/>
+        </w:rPr>
+        <w:t>GitHub</w:t>
+      </w:r>
+      <w:r>
+        <w:t>: para control de versiones del código fuente y respaldo del proyecto.</w:t>
+      </w:r>
+    </w:p>
+    <w:p>
+      <w:pPr>
+        <w:pStyle w:val="Prrafodelista"/>
+        <w:numPr>
+          <w:ilvl w:val="1"/>
+          <w:numId w:val="12"/>
+        </w:numPr>
+        <w:jc w:val="both"/>
+      </w:pPr>
+      <w:r>
+        <w:rPr>
+          <w:i/>
+          <w:iCs/>
+        </w:rPr>
+        <w:t>Kaggle</w:t>
+      </w:r>
+      <w:r>
+        <w:t>: plataforma desde la cual se extrajo el conjunto de datos.</w:t>
+      </w:r>
+    </w:p>
+    <w:p>
+      <w:pPr>
+        <w:pStyle w:val="Prrafodelista"/>
+        <w:numPr>
+          <w:ilvl w:val="1"/>
+          <w:numId w:val="12"/>
+        </w:numPr>
+        <w:jc w:val="both"/>
+      </w:pPr>
+      <w:proofErr w:type="spellStart"/>
+      <w:r>
+        <w:rPr>
+          <w:i/>
+          <w:iCs/>
+        </w:rPr>
+        <w:t>Streamlit</w:t>
+      </w:r>
+      <w:proofErr w:type="spellEnd"/>
+      <w:r>
+        <w:t>: herramienta para el desarrollo de la aplicación web interactiva.</w:t>
+      </w:r>
+    </w:p>
+    <w:p>
+      <w:pPr>
+        <w:pStyle w:val="Prrafodelista"/>
+        <w:numPr>
+          <w:ilvl w:val="1"/>
+          <w:numId w:val="12"/>
+        </w:numPr>
+        <w:jc w:val="both"/>
+      </w:pPr>
+      <w:r>
+        <w:rPr>
+          <w:i/>
+          <w:iCs/>
+        </w:rPr>
+        <w:t>LaTeX</w:t>
+      </w:r>
+      <w:r>
+        <w:t>: para la redacción estructurada y profesional del documento de memoria.</w:t>
+      </w:r>
+    </w:p>
+    <w:p>
+      <w:pPr>
+        <w:jc w:val="both"/>
+      </w:pPr>
+    </w:p>
+    <w:p>
+      <w:pPr>
+        <w:pStyle w:val="Ttulo3"/>
+      </w:pPr>
+      <w:r>
+        <w:t>Descripción de</w:t>
+      </w:r>
+      <w:r>
+        <w:t>l conjunto de</w:t>
+      </w:r>
+      <w:r>
+        <w:t xml:space="preserve"> datos</w:t>
+      </w:r>
+      <w:bookmarkEnd w:id="51"/>
+    </w:p>
+    <w:p>
+      <w:pPr>
+        <w:jc w:val="both"/>
+      </w:pPr>
+      <w:bookmarkStart w:id="52" w:name="_Toc195007705"/>
+      <w:commentRangeStart w:id="53"/>
+      <w:r>
+        <w:t xml:space="preserve">Para el desarrollo del modelo predictivo, se empleó un conjunto de datos de acceso público obtenido a través de </w:t>
+      </w:r>
+      <w:r>
+        <w:rPr>
+          <w:b/>
+          <w:bCs/>
+        </w:rPr>
+        <w:t>Kaggle</w:t>
+      </w:r>
+      <w:r>
+        <w:t xml:space="preserve">, una plataforma online especializada en ciencia de datos y aprendizaje automático. Kaggle actúa como un repositorio comunitario de </w:t>
+      </w:r>
+      <w:proofErr w:type="spellStart"/>
+      <w:r>
+        <w:t>datasets</w:t>
+      </w:r>
+      <w:proofErr w:type="spellEnd"/>
+      <w:r>
+        <w:t xml:space="preserve"> y competiciones, donde investigadores, estudiantes y profesionales pueden compartir, explorar y analizar datos reales. </w:t>
+      </w:r>
+      <w:r>
+        <w:rPr>
+          <w:color w:val="FF0000"/>
+        </w:rPr>
+        <w:t xml:space="preserve">Esta plataforma ha ganado reconocimiento internacional por facilitar el acceso a datos de calidad y fomentar la experimentación con técnicas de </w:t>
+      </w:r>
+      <w:r>
+        <w:rPr>
+          <w:i/>
+          <w:iCs/>
+          <w:color w:val="FF0000"/>
+        </w:rPr>
+        <w:t xml:space="preserve">data </w:t>
+      </w:r>
+      <w:proofErr w:type="spellStart"/>
+      <w:r>
+        <w:rPr>
+          <w:i/>
+          <w:iCs/>
+          <w:color w:val="FF0000"/>
+        </w:rPr>
+        <w:t>science</w:t>
+      </w:r>
+      <w:proofErr w:type="spellEnd"/>
+      <w:r>
+        <w:rPr>
+          <w:color w:val="FF0000"/>
+        </w:rPr>
+        <w:t xml:space="preserve"> en un entorno colaborativo.</w:t>
+      </w:r>
+      <w:commentRangeEnd w:id="53"/>
+      <w:r>
+        <w:rPr>
+          <w:rStyle w:val="Refdecomentario"/>
+          <w:color w:val="FF0000"/>
+        </w:rPr>
+        <w:commentReference w:id="53"/>
+      </w:r>
+    </w:p>
+    <w:p>
+      <w:pPr>
+        <w:jc w:val="both"/>
+      </w:pPr>
+      <w:r>
+        <w:t xml:space="preserve">El </w:t>
+      </w:r>
+      <w:proofErr w:type="spellStart"/>
+      <w:r>
+        <w:t>dataset</w:t>
+      </w:r>
+      <w:proofErr w:type="spellEnd"/>
+      <w:r>
+        <w:t xml:space="preserve"> seleccionado contenía información sobre características sociodemográficas, clínicas y de hábitos de vida, relacionadas con distintos trastornos del sueño. Las variables disponibles incluían:</w:t>
+      </w:r>
+    </w:p>
+    <w:p>
+      <w:pPr>
+        <w:pStyle w:val="Prrafodelista"/>
+        <w:numPr>
+          <w:ilvl w:val="0"/>
+          <w:numId w:val="22"/>
+        </w:numPr>
+        <w:jc w:val="both"/>
+      </w:pPr>
+      <w:r>
+        <w:rPr>
+          <w:b/>
+          <w:bCs/>
+        </w:rPr>
+        <w:t>Demográficas</w:t>
+      </w:r>
+      <w:r>
+        <w:t>: edad, género, ocupación.</w:t>
+      </w:r>
+    </w:p>
+    <w:p>
+      <w:pPr>
+        <w:pStyle w:val="Prrafodelista"/>
+        <w:numPr>
+          <w:ilvl w:val="0"/>
+          <w:numId w:val="22"/>
+        </w:numPr>
+        <w:jc w:val="both"/>
+      </w:pPr>
+      <w:r>
+        <w:rPr>
+          <w:b/>
+          <w:bCs/>
+        </w:rPr>
+        <w:t>Clínicas</w:t>
+      </w:r>
+      <w:r>
+        <w:t>: presión arterial (descompuesta en sistólica y diastólica), frecuencia cardíaca, índice de masa corporal (IMC).</w:t>
+      </w:r>
+    </w:p>
+    <w:p>
+      <w:pPr>
+        <w:pStyle w:val="Prrafodelista"/>
+        <w:numPr>
+          <w:ilvl w:val="0"/>
+          <w:numId w:val="22"/>
+        </w:numPr>
+        <w:jc w:val="both"/>
+      </w:pPr>
+      <w:r>
+        <w:rPr>
+          <w:b/>
+          <w:bCs/>
+        </w:rPr>
+        <w:t>Conductuales</w:t>
+      </w:r>
+      <w:r>
+        <w:t>: calidad del sueño (valoración subjetiva), nivel de estrés, consumo de alcohol, cafeína y tabaco, nivel de actividad física, pasos diarios, duración del sueño.</w:t>
+      </w:r>
+    </w:p>
+    <w:p>
+      <w:pPr>
+        <w:jc w:val="both"/>
+      </w:pPr>
+      <w:r>
+        <w:t>La variable objetivo (target) es de tipo categórico, con tres posibles clases:</w:t>
+      </w:r>
+    </w:p>
+    <w:p>
+      <w:pPr>
+        <w:pStyle w:val="Prrafodelista"/>
+        <w:numPr>
+          <w:ilvl w:val="0"/>
+          <w:numId w:val="12"/>
+        </w:numPr>
+        <w:jc w:val="both"/>
+      </w:pPr>
+      <w:proofErr w:type="spellStart"/>
+      <w:r>
+        <w:rPr>
+          <w:b/>
+          <w:bCs/>
+        </w:rPr>
         <w:lastRenderedPageBreak/>
-        <w:t xml:space="preserve">Herramientas: LaTeX, GitHub, </w:t>
-      </w:r>
-      <w:proofErr w:type="spellStart"/>
-      <w:r>
-        <w:t>TensorFlow</w:t>
-      </w:r>
-      <w:proofErr w:type="spellEnd"/>
-      <w:r>
-        <w:t xml:space="preserve">, </w:t>
-      </w:r>
-      <w:proofErr w:type="spellStart"/>
-      <w:r>
-        <w:t>Keras</w:t>
-      </w:r>
-      <w:proofErr w:type="spellEnd"/>
-      <w:r>
-        <w:t xml:space="preserve">, </w:t>
-      </w:r>
-      <w:proofErr w:type="spellStart"/>
-      <w:r>
-        <w:t>Scikit-learn</w:t>
-      </w:r>
-      <w:proofErr w:type="spellEnd"/>
-      <w:r>
-        <w:t xml:space="preserve"> (</w:t>
-      </w:r>
-      <w:proofErr w:type="spellStart"/>
-      <w:r>
-        <w:t>sklearn</w:t>
-      </w:r>
-      <w:proofErr w:type="spellEnd"/>
-      <w:r>
-        <w:t>)</w:t>
-      </w:r>
-      <w:r>
-        <w:t xml:space="preserve">, </w:t>
-      </w:r>
-      <w:proofErr w:type="spellStart"/>
-      <w:r>
-        <w:t>numpy</w:t>
-      </w:r>
-      <w:proofErr w:type="spellEnd"/>
-      <w:r>
-        <w:t>, Excel,</w:t>
-      </w:r>
-      <w:r>
-        <w:t xml:space="preserve"> </w:t>
-      </w:r>
-      <w:proofErr w:type="spellStart"/>
-      <w:r>
-        <w:t>Kaggle</w:t>
-      </w:r>
-      <w:proofErr w:type="spellEnd"/>
+        <w:t>None</w:t>
+      </w:r>
+      <w:proofErr w:type="spellEnd"/>
+      <w:r>
+        <w:t>: el paciente no presenta trastornos del sueño.</w:t>
+      </w:r>
+    </w:p>
+    <w:p>
+      <w:pPr>
+        <w:pStyle w:val="Prrafodelista"/>
+        <w:numPr>
+          <w:ilvl w:val="0"/>
+          <w:numId w:val="12"/>
+        </w:numPr>
+        <w:jc w:val="both"/>
+      </w:pPr>
+      <w:proofErr w:type="spellStart"/>
+      <w:r>
+        <w:rPr>
+          <w:b/>
+          <w:bCs/>
+        </w:rPr>
+        <w:t>Insomnia</w:t>
+      </w:r>
+      <w:proofErr w:type="spellEnd"/>
+      <w:r>
+        <w:t>: el paciente sufre insomnio.</w:t>
+      </w:r>
+    </w:p>
+    <w:p>
+      <w:pPr>
+        <w:pStyle w:val="Prrafodelista"/>
+        <w:numPr>
+          <w:ilvl w:val="0"/>
+          <w:numId w:val="12"/>
+        </w:numPr>
+        <w:jc w:val="both"/>
+      </w:pPr>
+      <w:proofErr w:type="spellStart"/>
+      <w:r>
+        <w:rPr>
+          <w:b/>
+          <w:bCs/>
+        </w:rPr>
+        <w:t>Sleep</w:t>
+      </w:r>
+      <w:proofErr w:type="spellEnd"/>
+      <w:r>
+        <w:rPr>
+          <w:b/>
+          <w:bCs/>
+        </w:rPr>
+        <w:t xml:space="preserve"> Apnea</w:t>
+      </w:r>
+      <w:r>
+        <w:t>: el paciente presenta síntomas de apnea del sueño.</w:t>
+      </w:r>
+    </w:p>
+    <w:p>
+      <w:pPr>
+        <w:jc w:val="both"/>
+      </w:pPr>
+      <w:r>
+        <w:t>Esta estructura multiclase permitió abordar el problema como una tarea de clasificación supervisada, con el objetivo de desarrollar un sistema predictivo útil para la orientación diagnóstica preliminar.</w:t>
+      </w:r>
+    </w:p>
+    <w:p>
+      <w:pPr>
+        <w:jc w:val="both"/>
+      </w:pPr>
     </w:p>
     <w:p>
       <w:pPr>
         <w:pStyle w:val="Ttulo3"/>
       </w:pPr>
-      <w:bookmarkStart w:id="51" w:name="_Toc195007704"/>
-      <w:r>
-        <w:t>Descripción de</w:t>
-      </w:r>
-      <w:r>
-        <w:t>l conjunto de</w:t>
-      </w:r>
-      <w:r>
-        <w:t xml:space="preserve"> datos</w:t>
-      </w:r>
-      <w:bookmarkEnd w:id="51"/>
-    </w:p>
-    <w:p>
-      <w:pPr>
-        <w:jc w:val="both"/>
-      </w:pPr>
-      <w:r>
-        <w:t xml:space="preserve">Para el desarrollo del modelo predictivo se utilizó un conjunto de datos público obtenido de la plataforma </w:t>
-      </w:r>
-      <w:proofErr w:type="spellStart"/>
-      <w:r>
-        <w:t>Kaggle</w:t>
-      </w:r>
-      <w:proofErr w:type="spellEnd"/>
-      <w:r>
-        <w:t xml:space="preserve">. Este </w:t>
-      </w:r>
-      <w:proofErr w:type="spellStart"/>
-      <w:r>
-        <w:t>dataset</w:t>
-      </w:r>
-      <w:proofErr w:type="spellEnd"/>
-      <w:r>
-        <w:t xml:space="preserve"> contenía información sobre diferentes factores relacionados con trastornos del sueño, incluyendo variables sociodemográficas</w:t>
-      </w:r>
-      <w:r>
-        <w:t xml:space="preserve"> (edad, sexo, ocupación)</w:t>
-      </w:r>
-      <w:r>
-        <w:t xml:space="preserve">, </w:t>
-      </w:r>
-      <w:r>
-        <w:t>clínicas () y hábitos de vida ().</w:t>
-      </w:r>
-    </w:p>
-    <w:p>
-      <w:pPr>
-        <w:pStyle w:val="Ttulo3"/>
-      </w:pPr>
-      <w:bookmarkStart w:id="52" w:name="_Toc195007705"/>
       <w:r>
         <w:t>Preprocesamiento de los datos</w:t>
       </w:r>
@@ -9419,19 +9932,82 @@
         <w:jc w:val="both"/>
       </w:pPr>
       <w:r>
-        <w:t>Los pasos realizados en la fase de preprocesamiento incluyeron:</w:t>
-      </w:r>
-    </w:p>
-    <w:p>
-      <w:pPr>
+        <w:t>El preprocesamiento de los datos constituye una fase crítica en la construcción de modelos de aprendizaje automático, ya que garantiza que la informaci</w:t>
+      </w:r>
+      <w:r>
+        <w:t xml:space="preserve">ón esté en un formato adecuado para su posterior análisis y modelado. </w:t>
+      </w:r>
+      <w:r>
+        <w:t>Las</w:t>
+      </w:r>
+      <w:r>
+        <w:t xml:space="preserve"> etapas</w:t>
+      </w:r>
+      <w:r>
+        <w:t xml:space="preserve"> realizadas en este trabajo se detallan a continuació</w:t>
+      </w:r>
+      <w:r>
+        <w:t xml:space="preserve">n: </w:t>
+      </w:r>
+    </w:p>
+    <w:p>
+      <w:pPr>
+        <w:pStyle w:val="Prrafodelista"/>
         <w:numPr>
           <w:ilvl w:val="0"/>
           <w:numId w:val="17"/>
         </w:numPr>
         <w:jc w:val="both"/>
-      </w:pPr>
-      <w:r>
-        <w:t xml:space="preserve">Carga del conjunto de datos en un </w:t>
+        <w:rPr>
+          <w:b/>
+          <w:bCs/>
+        </w:rPr>
+      </w:pPr>
+      <w:r>
+        <w:rPr>
+          <w:b/>
+          <w:bCs/>
+        </w:rPr>
+        <w:t>Carga del conjunto de datos</w:t>
+      </w:r>
+      <w:r>
+        <w:rPr>
+          <w:b/>
+          <w:bCs/>
+        </w:rPr>
+        <w:t>.</w:t>
+      </w:r>
+    </w:p>
+    <w:p>
+      <w:pPr>
+        <w:ind w:left="142"/>
+        <w:jc w:val="both"/>
+      </w:pPr>
+      <w:r>
+        <w:t xml:space="preserve">El conjunto de datos fue cargado en un </w:t>
+      </w:r>
+      <w:proofErr w:type="spellStart"/>
+      <w:r>
+        <w:t>Jupyter</w:t>
+      </w:r>
+      <w:proofErr w:type="spellEnd"/>
+      <w:r>
+        <w:t xml:space="preserve"> Notebook </w:t>
+      </w:r>
+      <w:r>
+        <w:t xml:space="preserve">mediante la librería </w:t>
+      </w:r>
+      <w:r>
+        <w:t>P</w:t>
+      </w:r>
+      <w:r>
+        <w:t>andas</w:t>
+      </w:r>
+      <w:r>
+        <w:t xml:space="preserve">. </w:t>
+      </w:r>
+      <w:r>
+        <w:t xml:space="preserve">Se utilizó la estructura de </w:t>
       </w:r>
       <w:proofErr w:type="spellStart"/>
       <w:r>
@@ -9439,75 +10015,187 @@
       </w:r>
       <w:proofErr w:type="spellEnd"/>
       <w:r>
-        <w:t xml:space="preserve"> de Pandas.</w:t>
-      </w:r>
-    </w:p>
-    <w:p>
-      <w:pPr>
+        <w:t xml:space="preserve"> para </w:t>
+      </w:r>
+      <w:r>
+        <w:t>facilitar las operaciones de filtrado, análisis y transformación.</w:t>
+      </w:r>
+    </w:p>
+    <w:p>
+      <w:pPr>
+        <w:pStyle w:val="Prrafodelista"/>
         <w:numPr>
           <w:ilvl w:val="0"/>
           <w:numId w:val="17"/>
         </w:numPr>
         <w:jc w:val="both"/>
-      </w:pPr>
-      <w:r>
-        <w:t>Eliminación de columnas irrelevantes y tratamiento de valores nulos.</w:t>
-      </w:r>
-    </w:p>
-    <w:p>
-      <w:pPr>
+        <w:rPr>
+          <w:b/>
+          <w:bCs/>
+        </w:rPr>
+      </w:pPr>
+      <w:r>
+        <w:rPr>
+          <w:b/>
+          <w:bCs/>
+        </w:rPr>
+        <w:t>Limpieza y depuración</w:t>
+      </w:r>
+    </w:p>
+    <w:p>
+      <w:pPr>
+        <w:jc w:val="both"/>
+      </w:pPr>
+      <w:r>
+        <w:t>Se eliminaron aquellas columnas que no aportaban valor al modelo predictivo, como identificadores únicos (ID) o nombres que podían actuar como variables de fuga. Además, se detectaron y trataron valores nulos o inconsistentes en ciertas columnas, mediante imputación o eliminación, dependiendo del caso y su impacto en la integridad del conjunto de datos.</w:t>
+      </w:r>
+    </w:p>
+    <w:p>
+      <w:pPr>
+        <w:pStyle w:val="Prrafodelista"/>
         <w:numPr>
           <w:ilvl w:val="0"/>
           <w:numId w:val="17"/>
         </w:numPr>
         <w:jc w:val="both"/>
-      </w:pPr>
-      <w:r>
-        <w:t xml:space="preserve">Codificación de variables categóricas utilizando técnicas como </w:t>
-      </w:r>
-      <w:proofErr w:type="spellStart"/>
-      <w:r>
+        <w:rPr>
+          <w:b/>
+          <w:bCs/>
+        </w:rPr>
+      </w:pPr>
+      <w:r>
+        <w:rPr>
+          <w:b/>
+          <w:bCs/>
+        </w:rPr>
+        <w:t>Codificación de variables categóricas</w:t>
+      </w:r>
+    </w:p>
+    <w:p>
+      <w:pPr>
+        <w:jc w:val="both"/>
+      </w:pPr>
+      <w:r>
+        <w:t>Dado que los algoritmos de aprendizaje automático requieren variables numéricas, se transformaron las variables categóricas utilizando diferentes técnicas:</w:t>
+      </w:r>
+    </w:p>
+    <w:p>
+      <w:pPr>
+        <w:numPr>
+          <w:ilvl w:val="0"/>
+          <w:numId w:val="23"/>
+        </w:numPr>
+        <w:jc w:val="both"/>
+      </w:pPr>
+      <w:proofErr w:type="spellStart"/>
+      <w:r>
+        <w:rPr>
+          <w:b/>
+          <w:bCs/>
+        </w:rPr>
+        <w:t>Label</w:t>
+      </w:r>
+      <w:proofErr w:type="spellEnd"/>
+      <w:r>
+        <w:rPr>
+          <w:b/>
+          <w:bCs/>
+        </w:rPr>
+        <w:t xml:space="preserve"> </w:t>
+      </w:r>
+      <w:proofErr w:type="spellStart"/>
+      <w:r>
+        <w:rPr>
+          <w:b/>
+          <w:bCs/>
+        </w:rPr>
+        <w:t>Encoding</w:t>
+      </w:r>
+      <w:proofErr w:type="spellEnd"/>
+      <w:r>
+        <w:t>: para variables ordinales o binarias como el género.</w:t>
+      </w:r>
+    </w:p>
+    <w:p>
+      <w:pPr>
+        <w:numPr>
+          <w:ilvl w:val="0"/>
+          <w:numId w:val="23"/>
+        </w:numPr>
+        <w:jc w:val="both"/>
+      </w:pPr>
+      <w:proofErr w:type="spellStart"/>
+      <w:r>
+        <w:rPr>
+          <w:b/>
+          <w:bCs/>
+        </w:rPr>
         <w:t>One</w:t>
       </w:r>
       <w:proofErr w:type="spellEnd"/>
       <w:r>
+        <w:rPr>
+          <w:b/>
+          <w:bCs/>
+        </w:rPr>
         <w:t xml:space="preserve">-Hot </w:t>
       </w:r>
       <w:proofErr w:type="spellStart"/>
       <w:r>
+        <w:rPr>
+          <w:b/>
+          <w:bCs/>
+        </w:rPr>
         <w:t>Encoding</w:t>
       </w:r>
       <w:proofErr w:type="spellEnd"/>
       <w:r>
-        <w:t xml:space="preserve"> o </w:t>
-      </w:r>
-      <w:proofErr w:type="spellStart"/>
-      <w:r>
-        <w:t>Label</w:t>
-      </w:r>
-      <w:proofErr w:type="spellEnd"/>
-      <w:r>
-        <w:t xml:space="preserve"> </w:t>
-      </w:r>
-      <w:proofErr w:type="spellStart"/>
-      <w:r>
-        <w:t>Encoding</w:t>
-      </w:r>
-      <w:proofErr w:type="spellEnd"/>
-      <w:r>
-        <w:t>.</w:t>
-      </w:r>
-    </w:p>
-    <w:p>
-      <w:pPr>
+        <w:t>: para variables no ordinales</w:t>
+      </w:r>
+      <w:r>
+        <w:t xml:space="preserve"> (variables nominales)</w:t>
+      </w:r>
+      <w:r>
+        <w:t xml:space="preserve"> como la ocupación o los hábitos de consumo, generando columnas binarias para representar cada categoría.</w:t>
+      </w:r>
+    </w:p>
+    <w:p>
+      <w:pPr>
+        <w:pStyle w:val="Prrafodelista"/>
         <w:numPr>
           <w:ilvl w:val="0"/>
           <w:numId w:val="17"/>
         </w:numPr>
         <w:jc w:val="both"/>
-      </w:pPr>
-      <w:r>
-        <w:t xml:space="preserve">Estandarización de las variables numéricas mediante </w:t>
+        <w:rPr>
+          <w:b/>
+          <w:bCs/>
+        </w:rPr>
+      </w:pPr>
+      <w:r>
+        <w:rPr>
+          <w:b/>
+          <w:bCs/>
+        </w:rPr>
+        <w:t>Estandarización de variables numéricas</w:t>
+      </w:r>
+    </w:p>
+    <w:p>
+      <w:pPr>
+        <w:jc w:val="both"/>
+      </w:pPr>
+      <w:r>
+        <w:t xml:space="preserve">Se aplicó la técnica de </w:t>
+      </w:r>
+      <w:r>
+        <w:rPr>
+          <w:b/>
+          <w:bCs/>
+        </w:rPr>
+        <w:t>escalado estándar</w:t>
+      </w:r>
+      <w:r>
+        <w:t xml:space="preserve"> (</w:t>
       </w:r>
       <w:proofErr w:type="spellStart"/>
       <w:r>
@@ -9515,19 +10203,44 @@
       </w:r>
       <w:proofErr w:type="spellEnd"/>
       <w:r>
-        <w:t xml:space="preserve"> para asegurar que todas tuvieran una misma escala.</w:t>
-      </w:r>
-    </w:p>
-    <w:p>
-      <w:pPr>
+        <w:t xml:space="preserve"> de </w:t>
+      </w:r>
+      <w:proofErr w:type="spellStart"/>
+      <w:r>
+        <w:t>sklearn</w:t>
+      </w:r>
+      <w:proofErr w:type="spellEnd"/>
+      <w:r>
+        <w:t>) a las variables numéricas como la edad, frecuencia cardiaca, o niveles de oxígeno, con el objetivo de centrar la media en 0 y reducir la varianza a 1. Esto ayuda a mejorar la eficiencia de los algoritmos que son sensibles a las magnitudes, como SVM o redes neuronales.</w:t>
+      </w:r>
+    </w:p>
+    <w:p>
+      <w:pPr>
+        <w:pStyle w:val="Prrafodelista"/>
         <w:numPr>
           <w:ilvl w:val="0"/>
           <w:numId w:val="17"/>
         </w:numPr>
         <w:jc w:val="both"/>
-      </w:pPr>
-      <w:r>
-        <w:t xml:space="preserve">División del conjunto de datos en subconjuntos de entrenamiento y prueba utilizando </w:t>
+        <w:rPr>
+          <w:b/>
+          <w:bCs/>
+        </w:rPr>
+      </w:pPr>
+      <w:r>
+        <w:rPr>
+          <w:b/>
+          <w:bCs/>
+        </w:rPr>
+        <w:t>División del conjunto de datos</w:t>
+      </w:r>
+    </w:p>
+    <w:p>
+      <w:pPr>
+        <w:jc w:val="both"/>
+      </w:pPr>
+      <w:r>
+        <w:t xml:space="preserve">Finalmente, se realizó la partición del conjunto de datos en dos subconjuntos: entrenamiento (80%) y prueba (20%) utilizando la función </w:t>
       </w:r>
       <w:proofErr w:type="spellStart"/>
       <w:r>
@@ -9535,15 +10248,32 @@
       </w:r>
       <w:proofErr w:type="spellEnd"/>
       <w:r>
-        <w:t xml:space="preserve"> con una proporción del 80% para entrenamiento y 20% para prueba.</w:t>
+        <w:t>. Esta división permite evaluar la capacidad de generalización del modelo sobre datos no vistos durante el entrenamiento, evitando el sobreajuste.</w:t>
       </w:r>
     </w:p>
     <w:p/>
     <w:p>
       <w:pPr>
+        <w:jc w:val="both"/>
+      </w:pPr>
+      <w:r>
+        <w:t xml:space="preserve">Como resultado de este proceso, se obtuvo un conjunto de datos limpio, estructurado y normalizado, preparado para su uso en el desarrollo de modelos de clasificación multiclase. Este </w:t>
+      </w:r>
+      <w:proofErr w:type="spellStart"/>
+      <w:r>
+        <w:t>dataset</w:t>
+      </w:r>
+      <w:proofErr w:type="spellEnd"/>
+      <w:r>
+        <w:t xml:space="preserve"> preprocesado conserva la información relevante para el diagnóstico de trastornos del sueño, manteniendo su validez clínica y técnica.</w:t>
+      </w:r>
+    </w:p>
+    <w:p/>
+    <w:p>
+      <w:pPr>
         <w:pStyle w:val="Ttulo3"/>
       </w:pPr>
-      <w:bookmarkStart w:id="53" w:name="_Toc195007706"/>
+      <w:bookmarkStart w:id="54" w:name="_Toc195007706"/>
       <w:proofErr w:type="spellStart"/>
       <w:r>
         <w:t>Anáisis</w:t>
@@ -9552,23 +10282,35 @@
       <w:r>
         <w:t xml:space="preserve"> exploratorio de los datos (EDA)</w:t>
       </w:r>
-      <w:bookmarkEnd w:id="53"/>
-    </w:p>
+      <w:bookmarkEnd w:id="54"/>
+    </w:p>
+    <w:p>
+      <w:r>
+        <w:t xml:space="preserve">El EDA </w:t>
+      </w:r>
+    </w:p>
+    <w:p/>
     <w:p>
       <w:pPr>
         <w:pStyle w:val="Ttulo3"/>
       </w:pPr>
-      <w:bookmarkStart w:id="54" w:name="_Toc195007707"/>
-      <w:r>
-        <w:t xml:space="preserve">Selección y desarrollo </w:t>
-      </w:r>
-      <w:r>
-        <w:t xml:space="preserve">(entrenamiento) </w:t>
+      <w:bookmarkStart w:id="55" w:name="_Toc195007707"/>
+      <w:r>
+        <w:t>E</w:t>
+      </w:r>
+      <w:r>
+        <w:t>ntrenamiento</w:t>
+      </w:r>
+      <w:r>
+        <w:t xml:space="preserve"> y selección</w:t>
+      </w:r>
+      <w:r>
+        <w:t xml:space="preserve"> </w:t>
       </w:r>
       <w:r>
         <w:t>de modelos predictivos</w:t>
       </w:r>
-      <w:bookmarkEnd w:id="54"/>
+      <w:bookmarkEnd w:id="55"/>
     </w:p>
     <w:p>
       <w:pPr>
@@ -9648,12 +10390,57 @@
         <w:t>Perceptrón Multicapa (MLP)</w:t>
       </w:r>
     </w:p>
-    <w:p/>
+    <w:p>
+      <w:pPr>
+        <w:jc w:val="both"/>
+      </w:pPr>
+      <w:r>
+        <w:t xml:space="preserve">Cada uno de los modelos </w:t>
+      </w:r>
+      <w:r>
+        <w:t xml:space="preserve">fue entrenado utilizando el conjunto de entrenamiento previamente preprocesado. </w:t>
+      </w:r>
+      <w:r>
+        <w:t xml:space="preserve">Se emplearon técnicas como validación cruzada y </w:t>
+      </w:r>
+      <w:proofErr w:type="spellStart"/>
+      <w:r>
+        <w:t>grid</w:t>
+      </w:r>
+      <w:proofErr w:type="spellEnd"/>
+      <w:r>
+        <w:t xml:space="preserve"> </w:t>
+      </w:r>
+      <w:proofErr w:type="spellStart"/>
+      <w:r>
+        <w:t>search</w:t>
+      </w:r>
+      <w:proofErr w:type="spellEnd"/>
+      <w:r>
+        <w:t xml:space="preserve"> para la búsqueda de </w:t>
+      </w:r>
+      <w:proofErr w:type="spellStart"/>
+      <w:r>
+        <w:t>hiperparámetros</w:t>
+      </w:r>
+      <w:proofErr w:type="spellEnd"/>
+      <w:r>
+        <w:t xml:space="preserve"> óptimos</w:t>
+      </w:r>
+      <w:r>
+        <w:t>.</w:t>
+      </w:r>
+    </w:p>
+    <w:p>
+      <w:pPr>
+        <w:jc w:val="both"/>
+      </w:pPr>
+    </w:p>
     <w:p>
       <w:pPr>
         <w:pStyle w:val="Ttulo3"/>
       </w:pPr>
-      <w:bookmarkStart w:id="55" w:name="_Toc195007708"/>
+      <w:bookmarkStart w:id="56" w:name="_Toc195007708"/>
       <w:r>
         <w:t xml:space="preserve">Ajuste de </w:t>
       </w:r>
@@ -9661,14 +10448,14 @@
       <w:r>
         <w:t>hiperparámetros</w:t>
       </w:r>
-      <w:bookmarkEnd w:id="55"/>
+      <w:bookmarkEnd w:id="56"/>
       <w:proofErr w:type="spellEnd"/>
     </w:p>
     <w:p>
       <w:pPr>
         <w:pStyle w:val="Ttulo3"/>
       </w:pPr>
-      <w:bookmarkStart w:id="56" w:name="_Toc195007709"/>
+      <w:bookmarkStart w:id="57" w:name="_Toc195007709"/>
       <w:r>
         <w:t>Evaluación del rendimiento</w:t>
       </w:r>
@@ -9678,30 +10465,146 @@
       <w:r>
         <w:t>elección del modelo final</w:t>
       </w:r>
-      <w:bookmarkEnd w:id="56"/>
-    </w:p>
-    <w:p>
-      <w:pPr>
-        <w:jc w:val="both"/>
-      </w:pPr>
-      <w:r>
-        <w:t xml:space="preserve">Una vez entrenados los modelos, se evaluó su rendimiento sobre el conjunto de prueba utilizando las métricas de precisión, </w:t>
-      </w:r>
-      <w:proofErr w:type="spellStart"/>
-      <w:r>
-        <w:t>recall</w:t>
-      </w:r>
-      <w:proofErr w:type="spellEnd"/>
-      <w:r>
-        <w:t>, F1-score y exactitud.</w:t>
-      </w:r>
-    </w:p>
-    <w:p>
-      <w:pPr>
-        <w:jc w:val="both"/>
-      </w:pPr>
-      <w:r>
-        <w:lastRenderedPageBreak/>
+      <w:bookmarkEnd w:id="57"/>
+    </w:p>
+    <w:p>
+      <w:pPr>
+        <w:jc w:val="both"/>
+      </w:pPr>
+      <w:r>
+        <w:t>Una vez entrenados los modelos, se evaluó su rendimiento sobre el conjunto de prueba utilizando las</w:t>
+      </w:r>
+      <w:r>
+        <w:t xml:space="preserve"> siguientes</w:t>
+      </w:r>
+      <w:r>
+        <w:t xml:space="preserve"> métricas</w:t>
+      </w:r>
+      <w:r>
+        <w:t>:</w:t>
+      </w:r>
+    </w:p>
+    <w:p>
+      <w:pPr>
+        <w:pStyle w:val="Prrafodelista"/>
+        <w:numPr>
+          <w:ilvl w:val="0"/>
+          <w:numId w:val="24"/>
+        </w:numPr>
+        <w:jc w:val="both"/>
+        <w:rPr>
+          <w:b/>
+          <w:bCs/>
+        </w:rPr>
+      </w:pPr>
+      <w:r>
+        <w:rPr>
+          <w:b/>
+          <w:bCs/>
+        </w:rPr>
+        <w:t>Precisión (</w:t>
+      </w:r>
+      <w:proofErr w:type="spellStart"/>
+      <w:r>
+        <w:rPr>
+          <w:b/>
+          <w:bCs/>
+        </w:rPr>
+        <w:t>Accuracy</w:t>
+      </w:r>
+      <w:proofErr w:type="spellEnd"/>
+      <w:r>
+        <w:rPr>
+          <w:b/>
+          <w:bCs/>
+        </w:rPr>
+        <w:t>)</w:t>
+      </w:r>
+    </w:p>
+    <w:p>
+      <w:pPr>
+        <w:pStyle w:val="Prrafodelista"/>
+        <w:numPr>
+          <w:ilvl w:val="0"/>
+          <w:numId w:val="24"/>
+        </w:numPr>
+        <w:jc w:val="both"/>
+        <w:rPr>
+          <w:b/>
+          <w:bCs/>
+        </w:rPr>
+      </w:pPr>
+      <w:proofErr w:type="spellStart"/>
+      <w:r>
+        <w:rPr>
+          <w:b/>
+          <w:bCs/>
+        </w:rPr>
+        <w:t>R</w:t>
+      </w:r>
+      <w:r>
+        <w:rPr>
+          <w:b/>
+          <w:bCs/>
+        </w:rPr>
+        <w:t>ecall</w:t>
+      </w:r>
+      <w:proofErr w:type="spellEnd"/>
+      <w:r>
+        <w:rPr>
+          <w:b/>
+          <w:bCs/>
+        </w:rPr>
+        <w:t xml:space="preserve"> (Sensibilidad</w:t>
+      </w:r>
+    </w:p>
+    <w:p>
+      <w:pPr>
+        <w:pStyle w:val="Prrafodelista"/>
+        <w:numPr>
+          <w:ilvl w:val="0"/>
+          <w:numId w:val="24"/>
+        </w:numPr>
+        <w:jc w:val="both"/>
+        <w:rPr>
+          <w:b/>
+          <w:bCs/>
+        </w:rPr>
+      </w:pPr>
+      <w:r>
+        <w:rPr>
+          <w:b/>
+          <w:bCs/>
+        </w:rPr>
+        <w:t>F1-score</w:t>
+      </w:r>
+    </w:p>
+    <w:p>
+      <w:pPr>
+        <w:pStyle w:val="Prrafodelista"/>
+        <w:numPr>
+          <w:ilvl w:val="0"/>
+          <w:numId w:val="24"/>
+        </w:numPr>
+        <w:jc w:val="both"/>
+        <w:rPr>
+          <w:b/>
+          <w:bCs/>
+        </w:rPr>
+      </w:pPr>
+      <w:r>
+        <w:rPr>
+          <w:b/>
+          <w:bCs/>
+        </w:rPr>
+        <w:t>Matriz de confusión</w:t>
+      </w:r>
+    </w:p>
+    <w:p>
+      <w:pPr>
+        <w:jc w:val="both"/>
+      </w:pPr>
+      <w:r>
         <w:t>Los resultados obtenidos de cada modelo se trasladan al apartado de Resultados (apartado 4), donde se muestran de forma detallada. Posteriormente, estos resultados se analizan y discuten en profundidad en el apartado 5 (Discusión).</w:t>
       </w:r>
     </w:p>
@@ -9710,18 +10613,38 @@
         <w:jc w:val="both"/>
       </w:pPr>
       <w:r>
-        <w:t xml:space="preserve">En función de las métricas y la robustez observada, se seleccionó el modelo de </w:t>
-      </w:r>
-      <w:proofErr w:type="spellStart"/>
-      <w:r>
+        <w:t xml:space="preserve">En función de las métricas y la robustez observada, se seleccionó el modelo </w:t>
+      </w:r>
+      <w:r>
+        <w:rPr>
+          <w:b/>
+          <w:bCs/>
+        </w:rPr>
+        <w:t xml:space="preserve">de </w:t>
+      </w:r>
+      <w:proofErr w:type="spellStart"/>
+      <w:r>
+        <w:rPr>
+          <w:b/>
+          <w:bCs/>
+        </w:rPr>
         <w:t>Random</w:t>
       </w:r>
       <w:proofErr w:type="spellEnd"/>
       <w:r>
-        <w:t xml:space="preserve"> Forest como el mejor clasificador, ya que ofreció un excelente equilibrio entre rendimiento, interpretabilidad y capacidad de generalización. Este modelo será el utilizado para su integración en la aplicación descrita en el siguiente apartado.</w:t>
-      </w:r>
-    </w:p>
-    <w:p/>
+        <w:rPr>
+          <w:b/>
+          <w:bCs/>
+        </w:rPr>
+        <w:t xml:space="preserve"> Forest</w:t>
+      </w:r>
+      <w:r>
+        <w:t xml:space="preserve"> como el mejor clasificador, ya que ofreció un excelente equilibrio entre rendimiento, interpretabilidad y capacidad de generalización. Este modelo será el utilizado para su integración en la aplicación descrita en el siguiente apartado</w:t>
+      </w:r>
+      <w:r>
+        <w:t>.</w:t>
+      </w:r>
+    </w:p>
     <w:p/>
     <w:p>
       <w:pPr>
@@ -9734,7 +10657,7 @@
           <w:rStyle w:val="Ttulo2Car"/>
         </w:rPr>
       </w:pPr>
-      <w:bookmarkStart w:id="57" w:name="_Toc195007710"/>
+      <w:bookmarkStart w:id="58" w:name="_Toc195007710"/>
       <w:r>
         <w:rPr>
           <w:rStyle w:val="Ttulo2Car"/>
@@ -9747,7 +10670,7 @@
         </w:rPr>
         <w:t xml:space="preserve"> de la aplicación</w:t>
       </w:r>
-      <w:bookmarkEnd w:id="57"/>
+      <w:bookmarkEnd w:id="58"/>
     </w:p>
     <w:p>
       <w:r>
@@ -9788,11 +10711,11 @@
           <w:numId w:val="6"/>
         </w:numPr>
       </w:pPr>
-      <w:bookmarkStart w:id="58" w:name="_Toc195007711"/>
+      <w:bookmarkStart w:id="59" w:name="_Toc195007711"/>
       <w:r>
         <w:t>Resultados</w:t>
       </w:r>
-      <w:bookmarkEnd w:id="58"/>
+      <w:bookmarkEnd w:id="59"/>
       <w:r>
         <w:t xml:space="preserve"> </w:t>
       </w:r>
@@ -9841,11 +10764,11 @@
           <w:numId w:val="6"/>
         </w:numPr>
       </w:pPr>
-      <w:bookmarkStart w:id="59" w:name="_Toc195007712"/>
+      <w:bookmarkStart w:id="60" w:name="_Toc195007712"/>
       <w:r>
         <w:t>Conclusiones</w:t>
       </w:r>
-      <w:bookmarkEnd w:id="59"/>
+      <w:bookmarkEnd w:id="60"/>
       <w:r>
         <w:t xml:space="preserve"> </w:t>
       </w:r>
@@ -9858,7 +10781,7 @@
           <w:numId w:val="6"/>
         </w:numPr>
       </w:pPr>
-      <w:bookmarkStart w:id="60" w:name="_Toc195007713"/>
+      <w:bookmarkStart w:id="61" w:name="_Toc195007713"/>
       <w:r>
         <w:t>L</w:t>
       </w:r>
@@ -9868,7 +10791,7 @@
       <w:r>
         <w:t xml:space="preserve"> futuras</w:t>
       </w:r>
-      <w:bookmarkEnd w:id="60"/>
+      <w:bookmarkEnd w:id="61"/>
     </w:p>
     <w:p>
       <w:pPr>
@@ -10399,6 +11322,27 @@
       <w:r>
         <w:t xml:space="preserve">. Springe </w:t>
       </w:r>
+    </w:p>
+  </w:comment>
+  <w:comment w:id="53" w:author="Marina Martín Marijuán" w:date="2025-04-08T18:44:00Z" w:initials="MM">
+    <w:p>
+      <w:pPr>
+        <w:pStyle w:val="Textocomentario"/>
+      </w:pPr>
+      <w:r>
+        <w:rPr>
+          <w:rStyle w:val="Refdecomentario"/>
+        </w:rPr>
+        <w:annotationRef/>
+      </w:r>
+      <w:hyperlink r:id="rId13" w:history="1">
+        <w:r>
+          <w:rPr>
+            <w:rStyle w:val="Hipervnculo"/>
+          </w:rPr>
+          <w:t>https://www.kaggle.com/</w:t>
+        </w:r>
+      </w:hyperlink>
     </w:p>
   </w:comment>
 </w:comments>
@@ -10420,6 +11364,7 @@
   <w15:commentEx w15:paraId="21C39A88" w15:done="0"/>
   <w15:commentEx w15:paraId="42829D08" w15:done="0"/>
   <w15:commentEx w15:paraId="70F1F326" w15:done="0"/>
+  <w15:commentEx w15:paraId="698AA82C" w15:done="0"/>
 </w15:commentsEx>
 </file>
 
@@ -10439,6 +11384,7 @@
   <w16cex:commentExtensible w16cex:durableId="6AD80E1B" w16cex:dateUtc="2025-04-03T08:12:00Z"/>
   <w16cex:commentExtensible w16cex:durableId="716BCE1C" w16cex:dateUtc="2025-04-03T08:17:00Z"/>
   <w16cex:commentExtensible w16cex:durableId="34282E96" w16cex:dateUtc="2025-04-03T08:22:00Z"/>
+  <w16cex:commentExtensible w16cex:durableId="09D0F659" w16cex:dateUtc="2025-04-08T16:44:00Z"/>
 </w16cex:commentsExtensible>
 </file>
 
@@ -10458,6 +11404,7 @@
   <w16cid:commentId w16cid:paraId="21C39A88" w16cid:durableId="6AD80E1B"/>
   <w16cid:commentId w16cid:paraId="42829D08" w16cid:durableId="716BCE1C"/>
   <w16cid:commentId w16cid:paraId="70F1F326" w16cid:durableId="34282E96"/>
+  <w16cid:commentId w16cid:paraId="698AA82C" w16cid:durableId="09D0F659"/>
 </w16cid:commentsIds>
 </file>
 
@@ -10514,6 +11461,155 @@
 <file path=word/numbering.xml><?xml version="1.0" encoding="utf-8"?>
 <w:numbering xmlns:wpc="http://schemas.microsoft.com/office/word/2010/wordprocessingCanvas" xmlns:cx="http://schemas.microsoft.com/office/drawing/2014/chartex" xmlns:cx1="http://schemas.microsoft.com/office/drawing/2015/9/8/chartex" xmlns:cx2="http://schemas.microsoft.com/office/drawing/2015/10/21/chartex" xmlns:cx3="http://schemas.microsoft.com/office/drawing/2016/5/9/chartex" xmlns:cx4="http://schemas.microsoft.com/office/drawing/2016/5/10/chartex" xmlns:cx5="http://schemas.microsoft.com/office/drawing/2016/5/11/chartex" xmlns:cx6="http://schemas.microsoft.com/office/drawing/2016/5/12/chartex" xmlns:cx7="http://schemas.microsoft.com/office/drawing/2016/5/13/chartex" xmlns:cx8="http://schemas.microsoft.com/office/drawing/2016/5/14/chartex" xmlns:mc="http://schemas.openxmlformats.org/markup-compatibility/2006" xmlns:aink="http://schemas.microsoft.com/office/drawing/2016/ink" xmlns:am3d="http://schemas.microsoft.com/office/drawing/2017/model3d" xmlns:o="urn:schemas-microsoft-com:office:office" xmlns:oel="http://schemas.microsoft.com/office/2019/extlst" xmlns:r="http://schemas.openxmlformats.org/officeDocument/2006/relationships" xmlns:m="http://schemas.openxmlformats.org/officeDocument/2006/math" xmlns:v="urn:schemas-microsoft-com:vml" xmlns:wp14="http://schemas.microsoft.com/office/word/2010/wordprocessingDrawing" xmlns:wp="http://schemas.openxmlformats.org/drawingml/2006/wordprocessingDrawing" xmlns:w10="urn:schemas-microsoft-com:office:word" xmlns:w="http://schemas.openxmlformats.org/wordprocessingml/2006/main" xmlns:w14="http://schemas.microsoft.com/office/word/2010/wordml" xmlns:w15="http://schemas.microsoft.com/office/word/2012/wordml" xmlns:w16cex="http://schemas.microsoft.com/office/word/2018/wordml/cex" xmlns:w16cid="http://schemas.microsoft.com/office/word/2016/wordml/cid" xmlns:w16="http://schemas.microsoft.com/office/word/2018/wordml" xmlns:w16du="http://schemas.microsoft.com/office/word/2023/wordml/word16du" xmlns:w16sdtdh="http://schemas.microsoft.com/office/word/2020/wordml/sdtdatahash" xmlns:w16sdtfl="http://schemas.microsoft.com/office/word/2024/wordml/sdtformatlock" xmlns:w16se="http://schemas.microsoft.com/office/word/2015/wordml/symex" xmlns:wpg="http://schemas.microsoft.com/office/word/2010/wordprocessingGroup" xmlns:wpi="http://schemas.microsoft.com/office/word/2010/wordprocessingInk" xmlns:wne="http://schemas.microsoft.com/office/word/2006/wordml" xmlns:wps="http://schemas.microsoft.com/office/word/2010/wordprocessingShape" mc:Ignorable="w14 w15 w16se w16cid w16 w16cex w16sdtdh w16sdtfl w16du wp14">
   <w:abstractNum w:abstractNumId="0" w15:restartNumberingAfterBreak="0">
+    <w:nsid w:val="00236D20"/>
+    <w:multiLevelType w:val="multilevel"/>
+    <w:tmpl w:val="7A3CE13E"/>
+    <w:lvl w:ilvl="0">
+      <w:start w:val="1"/>
+      <w:numFmt w:val="bullet"/>
+      <w:lvlText w:val=""/>
+      <w:lvlJc w:val="left"/>
+      <w:pPr>
+        <w:tabs>
+          <w:tab w:val="num" w:pos="720"/>
+        </w:tabs>
+        <w:ind w:left="720" w:hanging="360"/>
+      </w:pPr>
+      <w:rPr>
+        <w:rFonts w:ascii="Symbol" w:hAnsi="Symbol" w:hint="default"/>
+        <w:sz w:val="20"/>
+      </w:rPr>
+    </w:lvl>
+    <w:lvl w:ilvl="1" w:tentative="1">
+      <w:start w:val="1"/>
+      <w:numFmt w:val="bullet"/>
+      <w:lvlText w:val="o"/>
+      <w:lvlJc w:val="left"/>
+      <w:pPr>
+        <w:tabs>
+          <w:tab w:val="num" w:pos="1440"/>
+        </w:tabs>
+        <w:ind w:left="1440" w:hanging="360"/>
+      </w:pPr>
+      <w:rPr>
+        <w:rFonts w:ascii="Courier New" w:hAnsi="Courier New" w:hint="default"/>
+        <w:sz w:val="20"/>
+      </w:rPr>
+    </w:lvl>
+    <w:lvl w:ilvl="2" w:tentative="1">
+      <w:start w:val="1"/>
+      <w:numFmt w:val="bullet"/>
+      <w:lvlText w:val=""/>
+      <w:lvlJc w:val="left"/>
+      <w:pPr>
+        <w:tabs>
+          <w:tab w:val="num" w:pos="2160"/>
+        </w:tabs>
+        <w:ind w:left="2160" w:hanging="360"/>
+      </w:pPr>
+      <w:rPr>
+        <w:rFonts w:ascii="Wingdings" w:hAnsi="Wingdings" w:hint="default"/>
+        <w:sz w:val="20"/>
+      </w:rPr>
+    </w:lvl>
+    <w:lvl w:ilvl="3" w:tentative="1">
+      <w:start w:val="1"/>
+      <w:numFmt w:val="bullet"/>
+      <w:lvlText w:val=""/>
+      <w:lvlJc w:val="left"/>
+      <w:pPr>
+        <w:tabs>
+          <w:tab w:val="num" w:pos="2880"/>
+        </w:tabs>
+        <w:ind w:left="2880" w:hanging="360"/>
+      </w:pPr>
+      <w:rPr>
+        <w:rFonts w:ascii="Wingdings" w:hAnsi="Wingdings" w:hint="default"/>
+        <w:sz w:val="20"/>
+      </w:rPr>
+    </w:lvl>
+    <w:lvl w:ilvl="4" w:tentative="1">
+      <w:start w:val="1"/>
+      <w:numFmt w:val="bullet"/>
+      <w:lvlText w:val=""/>
+      <w:lvlJc w:val="left"/>
+      <w:pPr>
+        <w:tabs>
+          <w:tab w:val="num" w:pos="3600"/>
+        </w:tabs>
+        <w:ind w:left="3600" w:hanging="360"/>
+      </w:pPr>
+      <w:rPr>
+        <w:rFonts w:ascii="Wingdings" w:hAnsi="Wingdings" w:hint="default"/>
+        <w:sz w:val="20"/>
+      </w:rPr>
+    </w:lvl>
+    <w:lvl w:ilvl="5" w:tentative="1">
+      <w:start w:val="1"/>
+      <w:numFmt w:val="bullet"/>
+      <w:lvlText w:val=""/>
+      <w:lvlJc w:val="left"/>
+      <w:pPr>
+        <w:tabs>
+          <w:tab w:val="num" w:pos="4320"/>
+        </w:tabs>
+        <w:ind w:left="4320" w:hanging="360"/>
+      </w:pPr>
+      <w:rPr>
+        <w:rFonts w:ascii="Wingdings" w:hAnsi="Wingdings" w:hint="default"/>
+        <w:sz w:val="20"/>
+      </w:rPr>
+    </w:lvl>
+    <w:lvl w:ilvl="6" w:tentative="1">
+      <w:start w:val="1"/>
+      <w:numFmt w:val="bullet"/>
+      <w:lvlText w:val=""/>
+      <w:lvlJc w:val="left"/>
+      <w:pPr>
+        <w:tabs>
+          <w:tab w:val="num" w:pos="5040"/>
+        </w:tabs>
+        <w:ind w:left="5040" w:hanging="360"/>
+      </w:pPr>
+      <w:rPr>
+        <w:rFonts w:ascii="Wingdings" w:hAnsi="Wingdings" w:hint="default"/>
+        <w:sz w:val="20"/>
+      </w:rPr>
+    </w:lvl>
+    <w:lvl w:ilvl="7" w:tentative="1">
+      <w:start w:val="1"/>
+      <w:numFmt w:val="bullet"/>
+      <w:lvlText w:val=""/>
+      <w:lvlJc w:val="left"/>
+      <w:pPr>
+        <w:tabs>
+          <w:tab w:val="num" w:pos="5760"/>
+        </w:tabs>
+        <w:ind w:left="5760" w:hanging="360"/>
+      </w:pPr>
+      <w:rPr>
+        <w:rFonts w:ascii="Wingdings" w:hAnsi="Wingdings" w:hint="default"/>
+        <w:sz w:val="20"/>
+      </w:rPr>
+    </w:lvl>
+    <w:lvl w:ilvl="8" w:tentative="1">
+      <w:start w:val="1"/>
+      <w:numFmt w:val="bullet"/>
+      <w:lvlText w:val=""/>
+      <w:lvlJc w:val="left"/>
+      <w:pPr>
+        <w:tabs>
+          <w:tab w:val="num" w:pos="6480"/>
+        </w:tabs>
+        <w:ind w:left="6480" w:hanging="360"/>
+      </w:pPr>
+      <w:rPr>
+        <w:rFonts w:ascii="Wingdings" w:hAnsi="Wingdings" w:hint="default"/>
+        <w:sz w:val="20"/>
+      </w:rPr>
+    </w:lvl>
+  </w:abstractNum>
+  <w:abstractNum w:abstractNumId="1" w15:restartNumberingAfterBreak="0">
     <w:nsid w:val="08166713"/>
     <w:multiLevelType w:val="hybridMultilevel"/>
     <w:tmpl w:val="576E6982"/>
@@ -10626,7 +11722,7 @@
       </w:rPr>
     </w:lvl>
   </w:abstractNum>
-  <w:abstractNum w:abstractNumId="1" w15:restartNumberingAfterBreak="0">
+  <w:abstractNum w:abstractNumId="2" w15:restartNumberingAfterBreak="0">
     <w:nsid w:val="1504794F"/>
     <w:multiLevelType w:val="hybridMultilevel"/>
     <w:tmpl w:val="5734E9C8"/>
@@ -10739,7 +11835,7 @@
       </w:rPr>
     </w:lvl>
   </w:abstractNum>
-  <w:abstractNum w:abstractNumId="2" w15:restartNumberingAfterBreak="0">
+  <w:abstractNum w:abstractNumId="3" w15:restartNumberingAfterBreak="0">
     <w:nsid w:val="1B7A4D72"/>
     <w:multiLevelType w:val="multilevel"/>
     <w:tmpl w:val="C1E0271A"/>
@@ -10888,7 +11984,7 @@
       </w:rPr>
     </w:lvl>
   </w:abstractNum>
-  <w:abstractNum w:abstractNumId="3" w15:restartNumberingAfterBreak="0">
+  <w:abstractNum w:abstractNumId="4" w15:restartNumberingAfterBreak="0">
     <w:nsid w:val="1D242959"/>
     <w:multiLevelType w:val="hybridMultilevel"/>
     <w:tmpl w:val="B60EA430"/>
@@ -10897,10 +11993,123 @@
       <w:lvlText w:val="-"/>
       <w:lvlJc w:val="left"/>
       <w:pPr>
+        <w:ind w:left="360" w:hanging="360"/>
+      </w:pPr>
+      <w:rPr>
+        <w:rFonts w:ascii="Aptos" w:eastAsiaTheme="minorHAnsi" w:hAnsi="Aptos" w:cstheme="minorBidi" w:hint="default"/>
+      </w:rPr>
+    </w:lvl>
+    <w:lvl w:ilvl="1" w:tplc="0C0A0003">
+      <w:start w:val="1"/>
+      <w:numFmt w:val="bullet"/>
+      <w:lvlText w:val="o"/>
+      <w:lvlJc w:val="left"/>
+      <w:pPr>
+        <w:ind w:left="928" w:hanging="360"/>
+      </w:pPr>
+      <w:rPr>
+        <w:rFonts w:ascii="Courier New" w:hAnsi="Courier New" w:cs="Courier New" w:hint="default"/>
+      </w:rPr>
+    </w:lvl>
+    <w:lvl w:ilvl="2" w:tplc="0C0A0005" w:tentative="1">
+      <w:start w:val="1"/>
+      <w:numFmt w:val="bullet"/>
+      <w:lvlText w:val=""/>
+      <w:lvlJc w:val="left"/>
+      <w:pPr>
+        <w:ind w:left="2160" w:hanging="360"/>
+      </w:pPr>
+      <w:rPr>
+        <w:rFonts w:ascii="Wingdings" w:hAnsi="Wingdings" w:hint="default"/>
+      </w:rPr>
+    </w:lvl>
+    <w:lvl w:ilvl="3" w:tplc="0C0A0001" w:tentative="1">
+      <w:start w:val="1"/>
+      <w:numFmt w:val="bullet"/>
+      <w:lvlText w:val=""/>
+      <w:lvlJc w:val="left"/>
+      <w:pPr>
+        <w:ind w:left="2880" w:hanging="360"/>
+      </w:pPr>
+      <w:rPr>
+        <w:rFonts w:ascii="Symbol" w:hAnsi="Symbol" w:hint="default"/>
+      </w:rPr>
+    </w:lvl>
+    <w:lvl w:ilvl="4" w:tplc="0C0A0003" w:tentative="1">
+      <w:start w:val="1"/>
+      <w:numFmt w:val="bullet"/>
+      <w:lvlText w:val="o"/>
+      <w:lvlJc w:val="left"/>
+      <w:pPr>
+        <w:ind w:left="3600" w:hanging="360"/>
+      </w:pPr>
+      <w:rPr>
+        <w:rFonts w:ascii="Courier New" w:hAnsi="Courier New" w:cs="Courier New" w:hint="default"/>
+      </w:rPr>
+    </w:lvl>
+    <w:lvl w:ilvl="5" w:tplc="0C0A0005" w:tentative="1">
+      <w:start w:val="1"/>
+      <w:numFmt w:val="bullet"/>
+      <w:lvlText w:val=""/>
+      <w:lvlJc w:val="left"/>
+      <w:pPr>
+        <w:ind w:left="4320" w:hanging="360"/>
+      </w:pPr>
+      <w:rPr>
+        <w:rFonts w:ascii="Wingdings" w:hAnsi="Wingdings" w:hint="default"/>
+      </w:rPr>
+    </w:lvl>
+    <w:lvl w:ilvl="6" w:tplc="0C0A0001" w:tentative="1">
+      <w:start w:val="1"/>
+      <w:numFmt w:val="bullet"/>
+      <w:lvlText w:val=""/>
+      <w:lvlJc w:val="left"/>
+      <w:pPr>
+        <w:ind w:left="5040" w:hanging="360"/>
+      </w:pPr>
+      <w:rPr>
+        <w:rFonts w:ascii="Symbol" w:hAnsi="Symbol" w:hint="default"/>
+      </w:rPr>
+    </w:lvl>
+    <w:lvl w:ilvl="7" w:tplc="0C0A0003" w:tentative="1">
+      <w:start w:val="1"/>
+      <w:numFmt w:val="bullet"/>
+      <w:lvlText w:val="o"/>
+      <w:lvlJc w:val="left"/>
+      <w:pPr>
+        <w:ind w:left="5760" w:hanging="360"/>
+      </w:pPr>
+      <w:rPr>
+        <w:rFonts w:ascii="Courier New" w:hAnsi="Courier New" w:cs="Courier New" w:hint="default"/>
+      </w:rPr>
+    </w:lvl>
+    <w:lvl w:ilvl="8" w:tplc="0C0A0005" w:tentative="1">
+      <w:start w:val="1"/>
+      <w:numFmt w:val="bullet"/>
+      <w:lvlText w:val=""/>
+      <w:lvlJc w:val="left"/>
+      <w:pPr>
+        <w:ind w:left="6480" w:hanging="360"/>
+      </w:pPr>
+      <w:rPr>
+        <w:rFonts w:ascii="Wingdings" w:hAnsi="Wingdings" w:hint="default"/>
+      </w:rPr>
+    </w:lvl>
+  </w:abstractNum>
+  <w:abstractNum w:abstractNumId="5" w15:restartNumberingAfterBreak="0">
+    <w:nsid w:val="2CDB790B"/>
+    <w:multiLevelType w:val="hybridMultilevel"/>
+    <w:tmpl w:val="D700BFFE"/>
+    <w:lvl w:ilvl="0" w:tplc="0C0A0001">
+      <w:start w:val="1"/>
+      <w:numFmt w:val="bullet"/>
+      <w:lvlText w:val=""/>
+      <w:lvlJc w:val="left"/>
+      <w:pPr>
         <w:ind w:left="720" w:hanging="360"/>
       </w:pPr>
       <w:rPr>
-        <w:rFonts w:ascii="Aptos" w:eastAsiaTheme="minorHAnsi" w:hAnsi="Aptos" w:cstheme="minorBidi" w:hint="default"/>
+        <w:rFonts w:ascii="Symbol" w:hAnsi="Symbol" w:hint="default"/>
       </w:rPr>
     </w:lvl>
     <w:lvl w:ilvl="1" w:tplc="0C0A0003" w:tentative="1">
@@ -11000,7 +12209,7 @@
       </w:rPr>
     </w:lvl>
   </w:abstractNum>
-  <w:abstractNum w:abstractNumId="4" w15:restartNumberingAfterBreak="0">
+  <w:abstractNum w:abstractNumId="6" w15:restartNumberingAfterBreak="0">
     <w:nsid w:val="35595571"/>
     <w:multiLevelType w:val="multilevel"/>
     <w:tmpl w:val="0A04BF5C"/>
@@ -11149,7 +12358,7 @@
       </w:rPr>
     </w:lvl>
   </w:abstractNum>
-  <w:abstractNum w:abstractNumId="5" w15:restartNumberingAfterBreak="0">
+  <w:abstractNum w:abstractNumId="7" w15:restartNumberingAfterBreak="0">
     <w:nsid w:val="37B42C66"/>
     <w:multiLevelType w:val="multilevel"/>
     <w:tmpl w:val="232E0824"/>
@@ -11298,7 +12507,156 @@
       </w:rPr>
     </w:lvl>
   </w:abstractNum>
-  <w:abstractNum w:abstractNumId="6" w15:restartNumberingAfterBreak="0">
+  <w:abstractNum w:abstractNumId="8" w15:restartNumberingAfterBreak="0">
+    <w:nsid w:val="37C01077"/>
+    <w:multiLevelType w:val="multilevel"/>
+    <w:tmpl w:val="AEE64CDC"/>
+    <w:lvl w:ilvl="0">
+      <w:start w:val="1"/>
+      <w:numFmt w:val="bullet"/>
+      <w:lvlText w:val=""/>
+      <w:lvlJc w:val="left"/>
+      <w:pPr>
+        <w:tabs>
+          <w:tab w:val="num" w:pos="720"/>
+        </w:tabs>
+        <w:ind w:left="720" w:hanging="360"/>
+      </w:pPr>
+      <w:rPr>
+        <w:rFonts w:ascii="Symbol" w:hAnsi="Symbol" w:hint="default"/>
+        <w:sz w:val="20"/>
+      </w:rPr>
+    </w:lvl>
+    <w:lvl w:ilvl="1" w:tentative="1">
+      <w:start w:val="1"/>
+      <w:numFmt w:val="bullet"/>
+      <w:lvlText w:val="o"/>
+      <w:lvlJc w:val="left"/>
+      <w:pPr>
+        <w:tabs>
+          <w:tab w:val="num" w:pos="1440"/>
+        </w:tabs>
+        <w:ind w:left="1440" w:hanging="360"/>
+      </w:pPr>
+      <w:rPr>
+        <w:rFonts w:ascii="Courier New" w:hAnsi="Courier New" w:hint="default"/>
+        <w:sz w:val="20"/>
+      </w:rPr>
+    </w:lvl>
+    <w:lvl w:ilvl="2" w:tentative="1">
+      <w:start w:val="1"/>
+      <w:numFmt w:val="bullet"/>
+      <w:lvlText w:val=""/>
+      <w:lvlJc w:val="left"/>
+      <w:pPr>
+        <w:tabs>
+          <w:tab w:val="num" w:pos="2160"/>
+        </w:tabs>
+        <w:ind w:left="2160" w:hanging="360"/>
+      </w:pPr>
+      <w:rPr>
+        <w:rFonts w:ascii="Wingdings" w:hAnsi="Wingdings" w:hint="default"/>
+        <w:sz w:val="20"/>
+      </w:rPr>
+    </w:lvl>
+    <w:lvl w:ilvl="3" w:tentative="1">
+      <w:start w:val="1"/>
+      <w:numFmt w:val="bullet"/>
+      <w:lvlText w:val=""/>
+      <w:lvlJc w:val="left"/>
+      <w:pPr>
+        <w:tabs>
+          <w:tab w:val="num" w:pos="2880"/>
+        </w:tabs>
+        <w:ind w:left="2880" w:hanging="360"/>
+      </w:pPr>
+      <w:rPr>
+        <w:rFonts w:ascii="Wingdings" w:hAnsi="Wingdings" w:hint="default"/>
+        <w:sz w:val="20"/>
+      </w:rPr>
+    </w:lvl>
+    <w:lvl w:ilvl="4" w:tentative="1">
+      <w:start w:val="1"/>
+      <w:numFmt w:val="bullet"/>
+      <w:lvlText w:val=""/>
+      <w:lvlJc w:val="left"/>
+      <w:pPr>
+        <w:tabs>
+          <w:tab w:val="num" w:pos="3600"/>
+        </w:tabs>
+        <w:ind w:left="3600" w:hanging="360"/>
+      </w:pPr>
+      <w:rPr>
+        <w:rFonts w:ascii="Wingdings" w:hAnsi="Wingdings" w:hint="default"/>
+        <w:sz w:val="20"/>
+      </w:rPr>
+    </w:lvl>
+    <w:lvl w:ilvl="5" w:tentative="1">
+      <w:start w:val="1"/>
+      <w:numFmt w:val="bullet"/>
+      <w:lvlText w:val=""/>
+      <w:lvlJc w:val="left"/>
+      <w:pPr>
+        <w:tabs>
+          <w:tab w:val="num" w:pos="4320"/>
+        </w:tabs>
+        <w:ind w:left="4320" w:hanging="360"/>
+      </w:pPr>
+      <w:rPr>
+        <w:rFonts w:ascii="Wingdings" w:hAnsi="Wingdings" w:hint="default"/>
+        <w:sz w:val="20"/>
+      </w:rPr>
+    </w:lvl>
+    <w:lvl w:ilvl="6" w:tentative="1">
+      <w:start w:val="1"/>
+      <w:numFmt w:val="bullet"/>
+      <w:lvlText w:val=""/>
+      <w:lvlJc w:val="left"/>
+      <w:pPr>
+        <w:tabs>
+          <w:tab w:val="num" w:pos="5040"/>
+        </w:tabs>
+        <w:ind w:left="5040" w:hanging="360"/>
+      </w:pPr>
+      <w:rPr>
+        <w:rFonts w:ascii="Wingdings" w:hAnsi="Wingdings" w:hint="default"/>
+        <w:sz w:val="20"/>
+      </w:rPr>
+    </w:lvl>
+    <w:lvl w:ilvl="7" w:tentative="1">
+      <w:start w:val="1"/>
+      <w:numFmt w:val="bullet"/>
+      <w:lvlText w:val=""/>
+      <w:lvlJc w:val="left"/>
+      <w:pPr>
+        <w:tabs>
+          <w:tab w:val="num" w:pos="5760"/>
+        </w:tabs>
+        <w:ind w:left="5760" w:hanging="360"/>
+      </w:pPr>
+      <w:rPr>
+        <w:rFonts w:ascii="Wingdings" w:hAnsi="Wingdings" w:hint="default"/>
+        <w:sz w:val="20"/>
+      </w:rPr>
+    </w:lvl>
+    <w:lvl w:ilvl="8" w:tentative="1">
+      <w:start w:val="1"/>
+      <w:numFmt w:val="bullet"/>
+      <w:lvlText w:val=""/>
+      <w:lvlJc w:val="left"/>
+      <w:pPr>
+        <w:tabs>
+          <w:tab w:val="num" w:pos="6480"/>
+        </w:tabs>
+        <w:ind w:left="6480" w:hanging="360"/>
+      </w:pPr>
+      <w:rPr>
+        <w:rFonts w:ascii="Wingdings" w:hAnsi="Wingdings" w:hint="default"/>
+        <w:sz w:val="20"/>
+      </w:rPr>
+    </w:lvl>
+  </w:abstractNum>
+  <w:abstractNum w:abstractNumId="9" w15:restartNumberingAfterBreak="0">
     <w:nsid w:val="383B7337"/>
     <w:multiLevelType w:val="multilevel"/>
     <w:tmpl w:val="EF94B54A"/>
@@ -11419,7 +12777,7 @@
       </w:rPr>
     </w:lvl>
   </w:abstractNum>
-  <w:abstractNum w:abstractNumId="7" w15:restartNumberingAfterBreak="0">
+  <w:abstractNum w:abstractNumId="10" w15:restartNumberingAfterBreak="0">
     <w:nsid w:val="39C44CBA"/>
     <w:multiLevelType w:val="multilevel"/>
     <w:tmpl w:val="869EBEF6"/>
@@ -11568,7 +12926,120 @@
       </w:rPr>
     </w:lvl>
   </w:abstractNum>
-  <w:abstractNum w:abstractNumId="8" w15:restartNumberingAfterBreak="0">
+  <w:abstractNum w:abstractNumId="11" w15:restartNumberingAfterBreak="0">
+    <w:nsid w:val="3CBF3AC7"/>
+    <w:multiLevelType w:val="hybridMultilevel"/>
+    <w:tmpl w:val="6428BFCA"/>
+    <w:lvl w:ilvl="0" w:tplc="0C0A0001">
+      <w:start w:val="1"/>
+      <w:numFmt w:val="bullet"/>
+      <w:lvlText w:val=""/>
+      <w:lvlJc w:val="left"/>
+      <w:pPr>
+        <w:ind w:left="720" w:hanging="360"/>
+      </w:pPr>
+      <w:rPr>
+        <w:rFonts w:ascii="Symbol" w:hAnsi="Symbol" w:hint="default"/>
+      </w:rPr>
+    </w:lvl>
+    <w:lvl w:ilvl="1" w:tplc="0C0A0003" w:tentative="1">
+      <w:start w:val="1"/>
+      <w:numFmt w:val="bullet"/>
+      <w:lvlText w:val="o"/>
+      <w:lvlJc w:val="left"/>
+      <w:pPr>
+        <w:ind w:left="1440" w:hanging="360"/>
+      </w:pPr>
+      <w:rPr>
+        <w:rFonts w:ascii="Courier New" w:hAnsi="Courier New" w:cs="Courier New" w:hint="default"/>
+      </w:rPr>
+    </w:lvl>
+    <w:lvl w:ilvl="2" w:tplc="0C0A0005" w:tentative="1">
+      <w:start w:val="1"/>
+      <w:numFmt w:val="bullet"/>
+      <w:lvlText w:val=""/>
+      <w:lvlJc w:val="left"/>
+      <w:pPr>
+        <w:ind w:left="2160" w:hanging="360"/>
+      </w:pPr>
+      <w:rPr>
+        <w:rFonts w:ascii="Wingdings" w:hAnsi="Wingdings" w:hint="default"/>
+      </w:rPr>
+    </w:lvl>
+    <w:lvl w:ilvl="3" w:tplc="0C0A0001" w:tentative="1">
+      <w:start w:val="1"/>
+      <w:numFmt w:val="bullet"/>
+      <w:lvlText w:val=""/>
+      <w:lvlJc w:val="left"/>
+      <w:pPr>
+        <w:ind w:left="2880" w:hanging="360"/>
+      </w:pPr>
+      <w:rPr>
+        <w:rFonts w:ascii="Symbol" w:hAnsi="Symbol" w:hint="default"/>
+      </w:rPr>
+    </w:lvl>
+    <w:lvl w:ilvl="4" w:tplc="0C0A0003" w:tentative="1">
+      <w:start w:val="1"/>
+      <w:numFmt w:val="bullet"/>
+      <w:lvlText w:val="o"/>
+      <w:lvlJc w:val="left"/>
+      <w:pPr>
+        <w:ind w:left="3600" w:hanging="360"/>
+      </w:pPr>
+      <w:rPr>
+        <w:rFonts w:ascii="Courier New" w:hAnsi="Courier New" w:cs="Courier New" w:hint="default"/>
+      </w:rPr>
+    </w:lvl>
+    <w:lvl w:ilvl="5" w:tplc="0C0A0005" w:tentative="1">
+      <w:start w:val="1"/>
+      <w:numFmt w:val="bullet"/>
+      <w:lvlText w:val=""/>
+      <w:lvlJc w:val="left"/>
+      <w:pPr>
+        <w:ind w:left="4320" w:hanging="360"/>
+      </w:pPr>
+      <w:rPr>
+        <w:rFonts w:ascii="Wingdings" w:hAnsi="Wingdings" w:hint="default"/>
+      </w:rPr>
+    </w:lvl>
+    <w:lvl w:ilvl="6" w:tplc="0C0A0001" w:tentative="1">
+      <w:start w:val="1"/>
+      <w:numFmt w:val="bullet"/>
+      <w:lvlText w:val=""/>
+      <w:lvlJc w:val="left"/>
+      <w:pPr>
+        <w:ind w:left="5040" w:hanging="360"/>
+      </w:pPr>
+      <w:rPr>
+        <w:rFonts w:ascii="Symbol" w:hAnsi="Symbol" w:hint="default"/>
+      </w:rPr>
+    </w:lvl>
+    <w:lvl w:ilvl="7" w:tplc="0C0A0003" w:tentative="1">
+      <w:start w:val="1"/>
+      <w:numFmt w:val="bullet"/>
+      <w:lvlText w:val="o"/>
+      <w:lvlJc w:val="left"/>
+      <w:pPr>
+        <w:ind w:left="5760" w:hanging="360"/>
+      </w:pPr>
+      <w:rPr>
+        <w:rFonts w:ascii="Courier New" w:hAnsi="Courier New" w:cs="Courier New" w:hint="default"/>
+      </w:rPr>
+    </w:lvl>
+    <w:lvl w:ilvl="8" w:tplc="0C0A0005" w:tentative="1">
+      <w:start w:val="1"/>
+      <w:numFmt w:val="bullet"/>
+      <w:lvlText w:val=""/>
+      <w:lvlJc w:val="left"/>
+      <w:pPr>
+        <w:ind w:left="6480" w:hanging="360"/>
+      </w:pPr>
+      <w:rPr>
+        <w:rFonts w:ascii="Wingdings" w:hAnsi="Wingdings" w:hint="default"/>
+      </w:rPr>
+    </w:lvl>
+  </w:abstractNum>
+  <w:abstractNum w:abstractNumId="12" w15:restartNumberingAfterBreak="0">
     <w:nsid w:val="450E6F64"/>
     <w:multiLevelType w:val="multilevel"/>
     <w:tmpl w:val="283E3066"/>
@@ -11717,7 +13188,7 @@
       </w:rPr>
     </w:lvl>
   </w:abstractNum>
-  <w:abstractNum w:abstractNumId="9" w15:restartNumberingAfterBreak="0">
+  <w:abstractNum w:abstractNumId="13" w15:restartNumberingAfterBreak="0">
     <w:nsid w:val="47473D85"/>
     <w:multiLevelType w:val="multilevel"/>
     <w:tmpl w:val="CC6CF196"/>
@@ -11866,7 +13337,120 @@
       </w:rPr>
     </w:lvl>
   </w:abstractNum>
-  <w:abstractNum w:abstractNumId="10" w15:restartNumberingAfterBreak="0">
+  <w:abstractNum w:abstractNumId="14" w15:restartNumberingAfterBreak="0">
+    <w:nsid w:val="490C275F"/>
+    <w:multiLevelType w:val="hybridMultilevel"/>
+    <w:tmpl w:val="4F96A7D4"/>
+    <w:lvl w:ilvl="0" w:tplc="0302CAEE">
+      <w:start w:val="1"/>
+      <w:numFmt w:val="bullet"/>
+      <w:lvlText w:val=""/>
+      <w:lvlJc w:val="left"/>
+      <w:pPr>
+        <w:ind w:left="1428" w:hanging="360"/>
+      </w:pPr>
+      <w:rPr>
+        <w:rFonts w:ascii="Symbol" w:hAnsi="Symbol" w:hint="default"/>
+      </w:rPr>
+    </w:lvl>
+    <w:lvl w:ilvl="1" w:tplc="0C0A0003">
+      <w:start w:val="1"/>
+      <w:numFmt w:val="bullet"/>
+      <w:lvlText w:val="o"/>
+      <w:lvlJc w:val="left"/>
+      <w:pPr>
+        <w:ind w:left="2148" w:hanging="360"/>
+      </w:pPr>
+      <w:rPr>
+        <w:rFonts w:ascii="Courier New" w:hAnsi="Courier New" w:cs="Courier New" w:hint="default"/>
+      </w:rPr>
+    </w:lvl>
+    <w:lvl w:ilvl="2" w:tplc="0C0A0005" w:tentative="1">
+      <w:start w:val="1"/>
+      <w:numFmt w:val="bullet"/>
+      <w:lvlText w:val=""/>
+      <w:lvlJc w:val="left"/>
+      <w:pPr>
+        <w:ind w:left="2868" w:hanging="360"/>
+      </w:pPr>
+      <w:rPr>
+        <w:rFonts w:ascii="Wingdings" w:hAnsi="Wingdings" w:hint="default"/>
+      </w:rPr>
+    </w:lvl>
+    <w:lvl w:ilvl="3" w:tplc="0C0A0001" w:tentative="1">
+      <w:start w:val="1"/>
+      <w:numFmt w:val="bullet"/>
+      <w:lvlText w:val=""/>
+      <w:lvlJc w:val="left"/>
+      <w:pPr>
+        <w:ind w:left="3588" w:hanging="360"/>
+      </w:pPr>
+      <w:rPr>
+        <w:rFonts w:ascii="Symbol" w:hAnsi="Symbol" w:hint="default"/>
+      </w:rPr>
+    </w:lvl>
+    <w:lvl w:ilvl="4" w:tplc="0C0A0003" w:tentative="1">
+      <w:start w:val="1"/>
+      <w:numFmt w:val="bullet"/>
+      <w:lvlText w:val="o"/>
+      <w:lvlJc w:val="left"/>
+      <w:pPr>
+        <w:ind w:left="4308" w:hanging="360"/>
+      </w:pPr>
+      <w:rPr>
+        <w:rFonts w:ascii="Courier New" w:hAnsi="Courier New" w:cs="Courier New" w:hint="default"/>
+      </w:rPr>
+    </w:lvl>
+    <w:lvl w:ilvl="5" w:tplc="0C0A0005" w:tentative="1">
+      <w:start w:val="1"/>
+      <w:numFmt w:val="bullet"/>
+      <w:lvlText w:val=""/>
+      <w:lvlJc w:val="left"/>
+      <w:pPr>
+        <w:ind w:left="5028" w:hanging="360"/>
+      </w:pPr>
+      <w:rPr>
+        <w:rFonts w:ascii="Wingdings" w:hAnsi="Wingdings" w:hint="default"/>
+      </w:rPr>
+    </w:lvl>
+    <w:lvl w:ilvl="6" w:tplc="0C0A0001" w:tentative="1">
+      <w:start w:val="1"/>
+      <w:numFmt w:val="bullet"/>
+      <w:lvlText w:val=""/>
+      <w:lvlJc w:val="left"/>
+      <w:pPr>
+        <w:ind w:left="5748" w:hanging="360"/>
+      </w:pPr>
+      <w:rPr>
+        <w:rFonts w:ascii="Symbol" w:hAnsi="Symbol" w:hint="default"/>
+      </w:rPr>
+    </w:lvl>
+    <w:lvl w:ilvl="7" w:tplc="0C0A0003" w:tentative="1">
+      <w:start w:val="1"/>
+      <w:numFmt w:val="bullet"/>
+      <w:lvlText w:val="o"/>
+      <w:lvlJc w:val="left"/>
+      <w:pPr>
+        <w:ind w:left="6468" w:hanging="360"/>
+      </w:pPr>
+      <w:rPr>
+        <w:rFonts w:ascii="Courier New" w:hAnsi="Courier New" w:cs="Courier New" w:hint="default"/>
+      </w:rPr>
+    </w:lvl>
+    <w:lvl w:ilvl="8" w:tplc="0C0A0005" w:tentative="1">
+      <w:start w:val="1"/>
+      <w:numFmt w:val="bullet"/>
+      <w:lvlText w:val=""/>
+      <w:lvlJc w:val="left"/>
+      <w:pPr>
+        <w:ind w:left="7188" w:hanging="360"/>
+      </w:pPr>
+      <w:rPr>
+        <w:rFonts w:ascii="Wingdings" w:hAnsi="Wingdings" w:hint="default"/>
+      </w:rPr>
+    </w:lvl>
+  </w:abstractNum>
+  <w:abstractNum w:abstractNumId="15" w15:restartNumberingAfterBreak="0">
     <w:nsid w:val="58B01BFC"/>
     <w:multiLevelType w:val="multilevel"/>
     <w:tmpl w:val="AB847238"/>
@@ -12015,7 +13599,7 @@
       </w:rPr>
     </w:lvl>
   </w:abstractNum>
-  <w:abstractNum w:abstractNumId="11" w15:restartNumberingAfterBreak="0">
+  <w:abstractNum w:abstractNumId="16" w15:restartNumberingAfterBreak="0">
     <w:nsid w:val="5E7158AB"/>
     <w:multiLevelType w:val="multilevel"/>
     <w:tmpl w:val="C55A9B30"/>
@@ -12164,7 +13748,7 @@
       </w:rPr>
     </w:lvl>
   </w:abstractNum>
-  <w:abstractNum w:abstractNumId="12" w15:restartNumberingAfterBreak="0">
+  <w:abstractNum w:abstractNumId="17" w15:restartNumberingAfterBreak="0">
     <w:nsid w:val="6189014A"/>
     <w:multiLevelType w:val="multilevel"/>
     <w:tmpl w:val="57548D62"/>
@@ -12313,10 +13897,10 @@
       </w:rPr>
     </w:lvl>
   </w:abstractNum>
-  <w:abstractNum w:abstractNumId="13" w15:restartNumberingAfterBreak="0">
-    <w:nsid w:val="6ACE33D3"/>
+  <w:abstractNum w:abstractNumId="18" w15:restartNumberingAfterBreak="0">
+    <w:nsid w:val="653C07B3"/>
     <w:multiLevelType w:val="multilevel"/>
-    <w:tmpl w:val="C38C713C"/>
+    <w:tmpl w:val="360E2A9A"/>
     <w:lvl w:ilvl="0">
       <w:start w:val="1"/>
       <w:numFmt w:val="bullet"/>
@@ -12333,7 +13917,7 @@
         <w:sz w:val="20"/>
       </w:rPr>
     </w:lvl>
-    <w:lvl w:ilvl="1" w:tentative="1">
+    <w:lvl w:ilvl="1">
       <w:start w:val="1"/>
       <w:numFmt w:val="bullet"/>
       <w:lvlText w:val="o"/>
@@ -12462,7 +14046,305 @@
       </w:rPr>
     </w:lvl>
   </w:abstractNum>
-  <w:abstractNum w:abstractNumId="14" w15:restartNumberingAfterBreak="0">
+  <w:abstractNum w:abstractNumId="19" w15:restartNumberingAfterBreak="0">
+    <w:nsid w:val="66C02199"/>
+    <w:multiLevelType w:val="multilevel"/>
+    <w:tmpl w:val="4BCC32CA"/>
+    <w:lvl w:ilvl="0">
+      <w:start w:val="1"/>
+      <w:numFmt w:val="bullet"/>
+      <w:lvlText w:val=""/>
+      <w:lvlJc w:val="left"/>
+      <w:pPr>
+        <w:tabs>
+          <w:tab w:val="num" w:pos="720"/>
+        </w:tabs>
+        <w:ind w:left="720" w:hanging="360"/>
+      </w:pPr>
+      <w:rPr>
+        <w:rFonts w:ascii="Symbol" w:hAnsi="Symbol" w:hint="default"/>
+        <w:sz w:val="20"/>
+      </w:rPr>
+    </w:lvl>
+    <w:lvl w:ilvl="1" w:tentative="1">
+      <w:start w:val="1"/>
+      <w:numFmt w:val="bullet"/>
+      <w:lvlText w:val="o"/>
+      <w:lvlJc w:val="left"/>
+      <w:pPr>
+        <w:tabs>
+          <w:tab w:val="num" w:pos="1440"/>
+        </w:tabs>
+        <w:ind w:left="1440" w:hanging="360"/>
+      </w:pPr>
+      <w:rPr>
+        <w:rFonts w:ascii="Courier New" w:hAnsi="Courier New" w:hint="default"/>
+        <w:sz w:val="20"/>
+      </w:rPr>
+    </w:lvl>
+    <w:lvl w:ilvl="2" w:tentative="1">
+      <w:start w:val="1"/>
+      <w:numFmt w:val="bullet"/>
+      <w:lvlText w:val=""/>
+      <w:lvlJc w:val="left"/>
+      <w:pPr>
+        <w:tabs>
+          <w:tab w:val="num" w:pos="2160"/>
+        </w:tabs>
+        <w:ind w:left="2160" w:hanging="360"/>
+      </w:pPr>
+      <w:rPr>
+        <w:rFonts w:ascii="Wingdings" w:hAnsi="Wingdings" w:hint="default"/>
+        <w:sz w:val="20"/>
+      </w:rPr>
+    </w:lvl>
+    <w:lvl w:ilvl="3" w:tentative="1">
+      <w:start w:val="1"/>
+      <w:numFmt w:val="bullet"/>
+      <w:lvlText w:val=""/>
+      <w:lvlJc w:val="left"/>
+      <w:pPr>
+        <w:tabs>
+          <w:tab w:val="num" w:pos="2880"/>
+        </w:tabs>
+        <w:ind w:left="2880" w:hanging="360"/>
+      </w:pPr>
+      <w:rPr>
+        <w:rFonts w:ascii="Wingdings" w:hAnsi="Wingdings" w:hint="default"/>
+        <w:sz w:val="20"/>
+      </w:rPr>
+    </w:lvl>
+    <w:lvl w:ilvl="4" w:tentative="1">
+      <w:start w:val="1"/>
+      <w:numFmt w:val="bullet"/>
+      <w:lvlText w:val=""/>
+      <w:lvlJc w:val="left"/>
+      <w:pPr>
+        <w:tabs>
+          <w:tab w:val="num" w:pos="3600"/>
+        </w:tabs>
+        <w:ind w:left="3600" w:hanging="360"/>
+      </w:pPr>
+      <w:rPr>
+        <w:rFonts w:ascii="Wingdings" w:hAnsi="Wingdings" w:hint="default"/>
+        <w:sz w:val="20"/>
+      </w:rPr>
+    </w:lvl>
+    <w:lvl w:ilvl="5" w:tentative="1">
+      <w:start w:val="1"/>
+      <w:numFmt w:val="bullet"/>
+      <w:lvlText w:val=""/>
+      <w:lvlJc w:val="left"/>
+      <w:pPr>
+        <w:tabs>
+          <w:tab w:val="num" w:pos="4320"/>
+        </w:tabs>
+        <w:ind w:left="4320" w:hanging="360"/>
+      </w:pPr>
+      <w:rPr>
+        <w:rFonts w:ascii="Wingdings" w:hAnsi="Wingdings" w:hint="default"/>
+        <w:sz w:val="20"/>
+      </w:rPr>
+    </w:lvl>
+    <w:lvl w:ilvl="6" w:tentative="1">
+      <w:start w:val="1"/>
+      <w:numFmt w:val="bullet"/>
+      <w:lvlText w:val=""/>
+      <w:lvlJc w:val="left"/>
+      <w:pPr>
+        <w:tabs>
+          <w:tab w:val="num" w:pos="5040"/>
+        </w:tabs>
+        <w:ind w:left="5040" w:hanging="360"/>
+      </w:pPr>
+      <w:rPr>
+        <w:rFonts w:ascii="Wingdings" w:hAnsi="Wingdings" w:hint="default"/>
+        <w:sz w:val="20"/>
+      </w:rPr>
+    </w:lvl>
+    <w:lvl w:ilvl="7" w:tentative="1">
+      <w:start w:val="1"/>
+      <w:numFmt w:val="bullet"/>
+      <w:lvlText w:val=""/>
+      <w:lvlJc w:val="left"/>
+      <w:pPr>
+        <w:tabs>
+          <w:tab w:val="num" w:pos="5760"/>
+        </w:tabs>
+        <w:ind w:left="5760" w:hanging="360"/>
+      </w:pPr>
+      <w:rPr>
+        <w:rFonts w:ascii="Wingdings" w:hAnsi="Wingdings" w:hint="default"/>
+        <w:sz w:val="20"/>
+      </w:rPr>
+    </w:lvl>
+    <w:lvl w:ilvl="8" w:tentative="1">
+      <w:start w:val="1"/>
+      <w:numFmt w:val="bullet"/>
+      <w:lvlText w:val=""/>
+      <w:lvlJc w:val="left"/>
+      <w:pPr>
+        <w:tabs>
+          <w:tab w:val="num" w:pos="6480"/>
+        </w:tabs>
+        <w:ind w:left="6480" w:hanging="360"/>
+      </w:pPr>
+      <w:rPr>
+        <w:rFonts w:ascii="Wingdings" w:hAnsi="Wingdings" w:hint="default"/>
+        <w:sz w:val="20"/>
+      </w:rPr>
+    </w:lvl>
+  </w:abstractNum>
+  <w:abstractNum w:abstractNumId="20" w15:restartNumberingAfterBreak="0">
+    <w:nsid w:val="6ACE33D3"/>
+    <w:multiLevelType w:val="multilevel"/>
+    <w:tmpl w:val="59C07B6E"/>
+    <w:lvl w:ilvl="0">
+      <w:start w:val="1"/>
+      <w:numFmt w:val="decimal"/>
+      <w:lvlText w:val="%1."/>
+      <w:lvlJc w:val="left"/>
+      <w:pPr>
+        <w:tabs>
+          <w:tab w:val="num" w:pos="502"/>
+        </w:tabs>
+        <w:ind w:left="502" w:hanging="360"/>
+      </w:pPr>
+      <w:rPr>
+        <w:rFonts w:asciiTheme="minorHAnsi" w:eastAsiaTheme="minorHAnsi" w:hAnsiTheme="minorHAnsi" w:cstheme="minorBidi"/>
+        <w:sz w:val="20"/>
+      </w:rPr>
+    </w:lvl>
+    <w:lvl w:ilvl="1" w:tentative="1">
+      <w:start w:val="1"/>
+      <w:numFmt w:val="bullet"/>
+      <w:lvlText w:val="o"/>
+      <w:lvlJc w:val="left"/>
+      <w:pPr>
+        <w:tabs>
+          <w:tab w:val="num" w:pos="1440"/>
+        </w:tabs>
+        <w:ind w:left="1440" w:hanging="360"/>
+      </w:pPr>
+      <w:rPr>
+        <w:rFonts w:ascii="Courier New" w:hAnsi="Courier New" w:hint="default"/>
+        <w:sz w:val="20"/>
+      </w:rPr>
+    </w:lvl>
+    <w:lvl w:ilvl="2" w:tentative="1">
+      <w:start w:val="1"/>
+      <w:numFmt w:val="bullet"/>
+      <w:lvlText w:val=""/>
+      <w:lvlJc w:val="left"/>
+      <w:pPr>
+        <w:tabs>
+          <w:tab w:val="num" w:pos="2160"/>
+        </w:tabs>
+        <w:ind w:left="2160" w:hanging="360"/>
+      </w:pPr>
+      <w:rPr>
+        <w:rFonts w:ascii="Wingdings" w:hAnsi="Wingdings" w:hint="default"/>
+        <w:sz w:val="20"/>
+      </w:rPr>
+    </w:lvl>
+    <w:lvl w:ilvl="3" w:tentative="1">
+      <w:start w:val="1"/>
+      <w:numFmt w:val="bullet"/>
+      <w:lvlText w:val=""/>
+      <w:lvlJc w:val="left"/>
+      <w:pPr>
+        <w:tabs>
+          <w:tab w:val="num" w:pos="2880"/>
+        </w:tabs>
+        <w:ind w:left="2880" w:hanging="360"/>
+      </w:pPr>
+      <w:rPr>
+        <w:rFonts w:ascii="Wingdings" w:hAnsi="Wingdings" w:hint="default"/>
+        <w:sz w:val="20"/>
+      </w:rPr>
+    </w:lvl>
+    <w:lvl w:ilvl="4" w:tentative="1">
+      <w:start w:val="1"/>
+      <w:numFmt w:val="bullet"/>
+      <w:lvlText w:val=""/>
+      <w:lvlJc w:val="left"/>
+      <w:pPr>
+        <w:tabs>
+          <w:tab w:val="num" w:pos="3600"/>
+        </w:tabs>
+        <w:ind w:left="3600" w:hanging="360"/>
+      </w:pPr>
+      <w:rPr>
+        <w:rFonts w:ascii="Wingdings" w:hAnsi="Wingdings" w:hint="default"/>
+        <w:sz w:val="20"/>
+      </w:rPr>
+    </w:lvl>
+    <w:lvl w:ilvl="5" w:tentative="1">
+      <w:start w:val="1"/>
+      <w:numFmt w:val="bullet"/>
+      <w:lvlText w:val=""/>
+      <w:lvlJc w:val="left"/>
+      <w:pPr>
+        <w:tabs>
+          <w:tab w:val="num" w:pos="4320"/>
+        </w:tabs>
+        <w:ind w:left="4320" w:hanging="360"/>
+      </w:pPr>
+      <w:rPr>
+        <w:rFonts w:ascii="Wingdings" w:hAnsi="Wingdings" w:hint="default"/>
+        <w:sz w:val="20"/>
+      </w:rPr>
+    </w:lvl>
+    <w:lvl w:ilvl="6" w:tentative="1">
+      <w:start w:val="1"/>
+      <w:numFmt w:val="bullet"/>
+      <w:lvlText w:val=""/>
+      <w:lvlJc w:val="left"/>
+      <w:pPr>
+        <w:tabs>
+          <w:tab w:val="num" w:pos="5040"/>
+        </w:tabs>
+        <w:ind w:left="5040" w:hanging="360"/>
+      </w:pPr>
+      <w:rPr>
+        <w:rFonts w:ascii="Wingdings" w:hAnsi="Wingdings" w:hint="default"/>
+        <w:sz w:val="20"/>
+      </w:rPr>
+    </w:lvl>
+    <w:lvl w:ilvl="7" w:tentative="1">
+      <w:start w:val="1"/>
+      <w:numFmt w:val="bullet"/>
+      <w:lvlText w:val=""/>
+      <w:lvlJc w:val="left"/>
+      <w:pPr>
+        <w:tabs>
+          <w:tab w:val="num" w:pos="5760"/>
+        </w:tabs>
+        <w:ind w:left="5760" w:hanging="360"/>
+      </w:pPr>
+      <w:rPr>
+        <w:rFonts w:ascii="Wingdings" w:hAnsi="Wingdings" w:hint="default"/>
+        <w:sz w:val="20"/>
+      </w:rPr>
+    </w:lvl>
+    <w:lvl w:ilvl="8" w:tentative="1">
+      <w:start w:val="1"/>
+      <w:numFmt w:val="bullet"/>
+      <w:lvlText w:val=""/>
+      <w:lvlJc w:val="left"/>
+      <w:pPr>
+        <w:tabs>
+          <w:tab w:val="num" w:pos="6480"/>
+        </w:tabs>
+        <w:ind w:left="6480" w:hanging="360"/>
+      </w:pPr>
+      <w:rPr>
+        <w:rFonts w:ascii="Wingdings" w:hAnsi="Wingdings" w:hint="default"/>
+        <w:sz w:val="20"/>
+      </w:rPr>
+    </w:lvl>
+  </w:abstractNum>
+  <w:abstractNum w:abstractNumId="21" w15:restartNumberingAfterBreak="0">
     <w:nsid w:val="6D9D6EE2"/>
     <w:multiLevelType w:val="multilevel"/>
     <w:tmpl w:val="61903482"/>
@@ -12611,7 +14493,7 @@
       </w:rPr>
     </w:lvl>
   </w:abstractNum>
-  <w:abstractNum w:abstractNumId="15" w15:restartNumberingAfterBreak="0">
+  <w:abstractNum w:abstractNumId="22" w15:restartNumberingAfterBreak="0">
     <w:nsid w:val="743E4507"/>
     <w:multiLevelType w:val="multilevel"/>
     <w:tmpl w:val="D4045920"/>
@@ -12760,7 +14642,7 @@
       </w:rPr>
     </w:lvl>
   </w:abstractNum>
-  <w:abstractNum w:abstractNumId="16" w15:restartNumberingAfterBreak="0">
+  <w:abstractNum w:abstractNumId="23" w15:restartNumberingAfterBreak="0">
     <w:nsid w:val="7A3921F5"/>
     <w:multiLevelType w:val="multilevel"/>
     <w:tmpl w:val="C71C0A96"/>
@@ -12874,55 +14756,76 @@
     </w:lvl>
   </w:abstractNum>
   <w:num w:numId="1" w16cid:durableId="773477658">
+    <w:abstractNumId w:val="23"/>
+  </w:num>
+  <w:num w:numId="2" w16cid:durableId="1238246386">
+    <w:abstractNumId w:val="3"/>
+  </w:num>
+  <w:num w:numId="3" w16cid:durableId="330065786">
+    <w:abstractNumId w:val="12"/>
+  </w:num>
+  <w:num w:numId="4" w16cid:durableId="1543055585">
+    <w:abstractNumId w:val="22"/>
+  </w:num>
+  <w:num w:numId="5" w16cid:durableId="1671830116">
+    <w:abstractNumId w:val="21"/>
+  </w:num>
+  <w:num w:numId="6" w16cid:durableId="1538464803">
+    <w:abstractNumId w:val="9"/>
+  </w:num>
+  <w:num w:numId="7" w16cid:durableId="2106489300">
+    <w:abstractNumId w:val="1"/>
+  </w:num>
+  <w:num w:numId="8" w16cid:durableId="1571429689">
+    <w:abstractNumId w:val="7"/>
+  </w:num>
+  <w:num w:numId="9" w16cid:durableId="1237743962">
+    <w:abstractNumId w:val="2"/>
+  </w:num>
+  <w:num w:numId="10" w16cid:durableId="1025063009">
+    <w:abstractNumId w:val="17"/>
+  </w:num>
+  <w:num w:numId="11" w16cid:durableId="1274701838">
+    <w:abstractNumId w:val="13"/>
+  </w:num>
+  <w:num w:numId="12" w16cid:durableId="458768081">
+    <w:abstractNumId w:val="4"/>
+  </w:num>
+  <w:num w:numId="13" w16cid:durableId="352078743">
+    <w:abstractNumId w:val="15"/>
+  </w:num>
+  <w:num w:numId="14" w16cid:durableId="827402550">
+    <w:abstractNumId w:val="10"/>
+  </w:num>
+  <w:num w:numId="15" w16cid:durableId="1831434691">
+    <w:abstractNumId w:val="6"/>
+  </w:num>
+  <w:num w:numId="16" w16cid:durableId="71008217">
     <w:abstractNumId w:val="16"/>
   </w:num>
-  <w:num w:numId="2" w16cid:durableId="1238246386">
-    <w:abstractNumId w:val="2"/>
+  <w:num w:numId="17" w16cid:durableId="1167551186">
+    <w:abstractNumId w:val="20"/>
   </w:num>
-  <w:num w:numId="3" w16cid:durableId="330065786">
+  <w:num w:numId="18" w16cid:durableId="1725636477">
+    <w:abstractNumId w:val="18"/>
+  </w:num>
+  <w:num w:numId="19" w16cid:durableId="579602750">
+    <w:abstractNumId w:val="14"/>
+  </w:num>
+  <w:num w:numId="20" w16cid:durableId="1118136432">
+    <w:abstractNumId w:val="0"/>
+  </w:num>
+  <w:num w:numId="21" w16cid:durableId="1894079410">
+    <w:abstractNumId w:val="19"/>
+  </w:num>
+  <w:num w:numId="22" w16cid:durableId="1483618575">
+    <w:abstractNumId w:val="5"/>
+  </w:num>
+  <w:num w:numId="23" w16cid:durableId="186257074">
     <w:abstractNumId w:val="8"/>
   </w:num>
-  <w:num w:numId="4" w16cid:durableId="1543055585">
-    <w:abstractNumId w:val="15"/>
-  </w:num>
-  <w:num w:numId="5" w16cid:durableId="1671830116">
-    <w:abstractNumId w:val="14"/>
-  </w:num>
-  <w:num w:numId="6" w16cid:durableId="1538464803">
-    <w:abstractNumId w:val="6"/>
-  </w:num>
-  <w:num w:numId="7" w16cid:durableId="2106489300">
-    <w:abstractNumId w:val="0"/>
-  </w:num>
-  <w:num w:numId="8" w16cid:durableId="1571429689">
-    <w:abstractNumId w:val="5"/>
-  </w:num>
-  <w:num w:numId="9" w16cid:durableId="1237743962">
-    <w:abstractNumId w:val="1"/>
-  </w:num>
-  <w:num w:numId="10" w16cid:durableId="1025063009">
-    <w:abstractNumId w:val="12"/>
-  </w:num>
-  <w:num w:numId="11" w16cid:durableId="1274701838">
-    <w:abstractNumId w:val="9"/>
-  </w:num>
-  <w:num w:numId="12" w16cid:durableId="458768081">
-    <w:abstractNumId w:val="3"/>
-  </w:num>
-  <w:num w:numId="13" w16cid:durableId="352078743">
-    <w:abstractNumId w:val="10"/>
-  </w:num>
-  <w:num w:numId="14" w16cid:durableId="827402550">
-    <w:abstractNumId w:val="7"/>
-  </w:num>
-  <w:num w:numId="15" w16cid:durableId="1831434691">
-    <w:abstractNumId w:val="4"/>
-  </w:num>
-  <w:num w:numId="16" w16cid:durableId="71008217">
+  <w:num w:numId="24" w16cid:durableId="120156952">
     <w:abstractNumId w:val="11"/>
-  </w:num>
-  <w:num w:numId="17" w16cid:durableId="1167551186">
-    <w:abstractNumId w:val="13"/>
   </w:num>
 </w:numbering>
 </file>
@@ -13535,7 +15438,6 @@
   <w:style w:type="character" w:default="1" w:styleId="Fuentedeprrafopredeter">
     <w:name w:val="Default Paragraph Font"/>
     <w:uiPriority w:val="1"/>
-    <w:semiHidden/>
     <w:unhideWhenUsed/>
   </w:style>
   <w:style w:type="table" w:default="1" w:styleId="Tablanormal">
@@ -14037,6 +15939,19 @@
     <w:uiPriority w:val="99"/>
     <w:rsid w:val="00872DE5"/>
   </w:style>
+  <w:style w:type="paragraph" w:styleId="NormalWeb">
+    <w:name w:val="Normal (Web)"/>
+    <w:basedOn w:val="Normal"/>
+    <w:uiPriority w:val="99"/>
+    <w:semiHidden/>
+    <w:unhideWhenUsed/>
+    <w:rsid w:val="00D13D9C"/>
+    <w:rPr>
+      <w:rFonts w:ascii="Times New Roman" w:hAnsi="Times New Roman" w:cs="Times New Roman"/>
+      <w:sz w:val="24"/>
+      <w:szCs w:val="24"/>
+    </w:rPr>
+  </w:style>
 </w:styles>
 </file>
 

--- a/memoria.docx
+++ b/memoria.docx
@@ -59,7 +59,7 @@
           <w:r>
             <w:fldChar w:fldCharType="separate"/>
           </w:r>
-          <w:hyperlink w:anchor="_Toc195007667" w:history="1">
+          <w:hyperlink w:anchor="_Toc195123235" w:history="1">
             <w:r>
               <w:rPr>
                 <w:rStyle w:val="Hipervnculo"/>
@@ -103,7 +103,7 @@
                 <w:noProof/>
                 <w:webHidden/>
               </w:rPr>
-              <w:instrText xml:space="preserve"> PAGEREF _Toc195007667 \h </w:instrText>
+              <w:instrText xml:space="preserve"> PAGEREF _Toc195123235 \h </w:instrText>
             </w:r>
             <w:r>
               <w:rPr>
@@ -149,7 +149,7 @@
               <w:lang w:eastAsia="es-ES"/>
             </w:rPr>
           </w:pPr>
-          <w:hyperlink w:anchor="_Toc195007668" w:history="1">
+          <w:hyperlink w:anchor="_Toc195123236" w:history="1">
             <w:r>
               <w:rPr>
                 <w:rStyle w:val="Hipervnculo"/>
@@ -193,7 +193,7 @@
                 <w:noProof/>
                 <w:webHidden/>
               </w:rPr>
-              <w:instrText xml:space="preserve"> PAGEREF _Toc195007668 \h </w:instrText>
+              <w:instrText xml:space="preserve"> PAGEREF _Toc195123236 \h </w:instrText>
             </w:r>
             <w:r>
               <w:rPr>
@@ -213,7 +213,7 @@
                 <w:noProof/>
                 <w:webHidden/>
               </w:rPr>
-              <w:t>3</w:t>
+              <w:t>4</w:t>
             </w:r>
             <w:r>
               <w:rPr>
@@ -239,7 +239,7 @@
               <w:lang w:eastAsia="es-ES"/>
             </w:rPr>
           </w:pPr>
-          <w:hyperlink w:anchor="_Toc195007669" w:history="1">
+          <w:hyperlink w:anchor="_Toc195123237" w:history="1">
             <w:r>
               <w:rPr>
                 <w:rStyle w:val="Hipervnculo"/>
@@ -283,7 +283,7 @@
                 <w:noProof/>
                 <w:webHidden/>
               </w:rPr>
-              <w:instrText xml:space="preserve"> PAGEREF _Toc195007669 \h </w:instrText>
+              <w:instrText xml:space="preserve"> PAGEREF _Toc195123237 \h </w:instrText>
             </w:r>
             <w:r>
               <w:rPr>
@@ -303,7 +303,7 @@
                 <w:noProof/>
                 <w:webHidden/>
               </w:rPr>
-              <w:t>3</w:t>
+              <w:t>4</w:t>
             </w:r>
             <w:r>
               <w:rPr>
@@ -329,7 +329,7 @@
               <w:lang w:eastAsia="es-ES"/>
             </w:rPr>
           </w:pPr>
-          <w:hyperlink w:anchor="_Toc195007670" w:history="1">
+          <w:hyperlink w:anchor="_Toc195123238" w:history="1">
             <w:r>
               <w:rPr>
                 <w:rStyle w:val="Hipervnculo"/>
@@ -373,7 +373,7 @@
                 <w:noProof/>
                 <w:webHidden/>
               </w:rPr>
-              <w:instrText xml:space="preserve"> PAGEREF _Toc195007670 \h </w:instrText>
+              <w:instrText xml:space="preserve"> PAGEREF _Toc195123238 \h </w:instrText>
             </w:r>
             <w:r>
               <w:rPr>
@@ -393,7 +393,7 @@
                 <w:noProof/>
                 <w:webHidden/>
               </w:rPr>
-              <w:t>3</w:t>
+              <w:t>4</w:t>
             </w:r>
             <w:r>
               <w:rPr>
@@ -418,7 +418,7 @@
               <w:lang w:eastAsia="es-ES"/>
             </w:rPr>
           </w:pPr>
-          <w:hyperlink w:anchor="_Toc195007671" w:history="1">
+          <w:hyperlink w:anchor="_Toc195123239" w:history="1">
             <w:r>
               <w:rPr>
                 <w:rStyle w:val="Hipervnculo"/>
@@ -445,7 +445,7 @@
                 <w:noProof/>
                 <w:webHidden/>
               </w:rPr>
-              <w:instrText xml:space="preserve"> PAGEREF _Toc195007671 \h </w:instrText>
+              <w:instrText xml:space="preserve"> PAGEREF _Toc195123239 \h </w:instrText>
             </w:r>
             <w:r>
               <w:rPr>
@@ -490,7 +490,7 @@
               <w:lang w:eastAsia="es-ES"/>
             </w:rPr>
           </w:pPr>
-          <w:hyperlink w:anchor="_Toc195007672" w:history="1">
+          <w:hyperlink w:anchor="_Toc195123240" w:history="1">
             <w:r>
               <w:rPr>
                 <w:rStyle w:val="Hipervnculo"/>
@@ -517,7 +517,7 @@
                 <w:noProof/>
                 <w:webHidden/>
               </w:rPr>
-              <w:instrText xml:space="preserve"> PAGEREF _Toc195007672 \h </w:instrText>
+              <w:instrText xml:space="preserve"> PAGEREF _Toc195123240 \h </w:instrText>
             </w:r>
             <w:r>
               <w:rPr>
@@ -562,7 +562,7 @@
               <w:lang w:eastAsia="es-ES"/>
             </w:rPr>
           </w:pPr>
-          <w:hyperlink w:anchor="_Toc195007673" w:history="1">
+          <w:hyperlink w:anchor="_Toc195123241" w:history="1">
             <w:r>
               <w:rPr>
                 <w:rStyle w:val="Hipervnculo"/>
@@ -589,7 +589,7 @@
                 <w:noProof/>
                 <w:webHidden/>
               </w:rPr>
-              <w:instrText xml:space="preserve"> PAGEREF _Toc195007673 \h </w:instrText>
+              <w:instrText xml:space="preserve"> PAGEREF _Toc195123241 \h </w:instrText>
             </w:r>
             <w:r>
               <w:rPr>
@@ -634,7 +634,7 @@
               <w:lang w:eastAsia="es-ES"/>
             </w:rPr>
           </w:pPr>
-          <w:hyperlink w:anchor="_Toc195007674" w:history="1">
+          <w:hyperlink w:anchor="_Toc195123242" w:history="1">
             <w:r>
               <w:rPr>
                 <w:rStyle w:val="Hipervnculo"/>
@@ -661,7 +661,7 @@
                 <w:noProof/>
                 <w:webHidden/>
               </w:rPr>
-              <w:instrText xml:space="preserve"> PAGEREF _Toc195007674 \h </w:instrText>
+              <w:instrText xml:space="preserve"> PAGEREF _Toc195123242 \h </w:instrText>
             </w:r>
             <w:r>
               <w:rPr>
@@ -681,7 +681,7 @@
                 <w:noProof/>
                 <w:webHidden/>
               </w:rPr>
-              <w:t>4</w:t>
+              <w:t>5</w:t>
             </w:r>
             <w:r>
               <w:rPr>
@@ -706,7 +706,7 @@
               <w:lang w:eastAsia="es-ES"/>
             </w:rPr>
           </w:pPr>
-          <w:hyperlink w:anchor="_Toc195007675" w:history="1">
+          <w:hyperlink w:anchor="_Toc195123243" w:history="1">
             <w:r>
               <w:rPr>
                 <w:rStyle w:val="Hipervnculo"/>
@@ -733,7 +733,7 @@
                 <w:noProof/>
                 <w:webHidden/>
               </w:rPr>
-              <w:instrText xml:space="preserve"> PAGEREF _Toc195007675 \h </w:instrText>
+              <w:instrText xml:space="preserve"> PAGEREF _Toc195123243 \h </w:instrText>
             </w:r>
             <w:r>
               <w:rPr>
@@ -753,7 +753,7 @@
                 <w:noProof/>
                 <w:webHidden/>
               </w:rPr>
-              <w:t>4</w:t>
+              <w:t>5</w:t>
             </w:r>
             <w:r>
               <w:rPr>
@@ -778,7 +778,7 @@
               <w:lang w:eastAsia="es-ES"/>
             </w:rPr>
           </w:pPr>
-          <w:hyperlink w:anchor="_Toc195007676" w:history="1">
+          <w:hyperlink w:anchor="_Toc195123244" w:history="1">
             <w:r>
               <w:rPr>
                 <w:rStyle w:val="Hipervnculo"/>
@@ -805,7 +805,7 @@
                 <w:noProof/>
                 <w:webHidden/>
               </w:rPr>
-              <w:instrText xml:space="preserve"> PAGEREF _Toc195007676 \h </w:instrText>
+              <w:instrText xml:space="preserve"> PAGEREF _Toc195123244 \h </w:instrText>
             </w:r>
             <w:r>
               <w:rPr>
@@ -850,7 +850,7 @@
               <w:lang w:eastAsia="es-ES"/>
             </w:rPr>
           </w:pPr>
-          <w:hyperlink w:anchor="_Toc195007677" w:history="1">
+          <w:hyperlink w:anchor="_Toc195123245" w:history="1">
             <w:r>
               <w:rPr>
                 <w:rStyle w:val="Hipervnculo"/>
@@ -877,7 +877,7 @@
                 <w:noProof/>
                 <w:webHidden/>
               </w:rPr>
-              <w:instrText xml:space="preserve"> PAGEREF _Toc195007677 \h </w:instrText>
+              <w:instrText xml:space="preserve"> PAGEREF _Toc195123245 \h </w:instrText>
             </w:r>
             <w:r>
               <w:rPr>
@@ -922,7 +922,7 @@
               <w:lang w:eastAsia="es-ES"/>
             </w:rPr>
           </w:pPr>
-          <w:hyperlink w:anchor="_Toc195007678" w:history="1">
+          <w:hyperlink w:anchor="_Toc195123246" w:history="1">
             <w:r>
               <w:rPr>
                 <w:rStyle w:val="Hipervnculo"/>
@@ -949,7 +949,7 @@
                 <w:noProof/>
                 <w:webHidden/>
               </w:rPr>
-              <w:instrText xml:space="preserve"> PAGEREF _Toc195007678 \h </w:instrText>
+              <w:instrText xml:space="preserve"> PAGEREF _Toc195123246 \h </w:instrText>
             </w:r>
             <w:r>
               <w:rPr>
@@ -969,7 +969,7 @@
                 <w:noProof/>
                 <w:webHidden/>
               </w:rPr>
-              <w:t>6</w:t>
+              <w:t>7</w:t>
             </w:r>
             <w:r>
               <w:rPr>
@@ -994,7 +994,7 @@
               <w:lang w:eastAsia="es-ES"/>
             </w:rPr>
           </w:pPr>
-          <w:hyperlink w:anchor="_Toc195007679" w:history="1">
+          <w:hyperlink w:anchor="_Toc195123247" w:history="1">
             <w:r>
               <w:rPr>
                 <w:rStyle w:val="Hipervnculo"/>
@@ -1021,7 +1021,7 @@
                 <w:noProof/>
                 <w:webHidden/>
               </w:rPr>
-              <w:instrText xml:space="preserve"> PAGEREF _Toc195007679 \h </w:instrText>
+              <w:instrText xml:space="preserve"> PAGEREF _Toc195123247 \h </w:instrText>
             </w:r>
             <w:r>
               <w:rPr>
@@ -1066,7 +1066,7 @@
               <w:lang w:eastAsia="es-ES"/>
             </w:rPr>
           </w:pPr>
-          <w:hyperlink w:anchor="_Toc195007680" w:history="1">
+          <w:hyperlink w:anchor="_Toc195123248" w:history="1">
             <w:r>
               <w:rPr>
                 <w:rStyle w:val="Hipervnculo"/>
@@ -1093,7 +1093,7 @@
                 <w:noProof/>
                 <w:webHidden/>
               </w:rPr>
-              <w:instrText xml:space="preserve"> PAGEREF _Toc195007680 \h </w:instrText>
+              <w:instrText xml:space="preserve"> PAGEREF _Toc195123248 \h </w:instrText>
             </w:r>
             <w:r>
               <w:rPr>
@@ -1113,7 +1113,7 @@
                 <w:noProof/>
                 <w:webHidden/>
               </w:rPr>
-              <w:t>7</w:t>
+              <w:t>8</w:t>
             </w:r>
             <w:r>
               <w:rPr>
@@ -1138,7 +1138,7 @@
               <w:lang w:eastAsia="es-ES"/>
             </w:rPr>
           </w:pPr>
-          <w:hyperlink w:anchor="_Toc195007681" w:history="1">
+          <w:hyperlink w:anchor="_Toc195123249" w:history="1">
             <w:r>
               <w:rPr>
                 <w:rStyle w:val="Hipervnculo"/>
@@ -1165,7 +1165,7 @@
                 <w:noProof/>
                 <w:webHidden/>
               </w:rPr>
-              <w:instrText xml:space="preserve"> PAGEREF _Toc195007681 \h </w:instrText>
+              <w:instrText xml:space="preserve"> PAGEREF _Toc195123249 \h </w:instrText>
             </w:r>
             <w:r>
               <w:rPr>
@@ -1211,7 +1211,7 @@
               <w:lang w:eastAsia="es-ES"/>
             </w:rPr>
           </w:pPr>
-          <w:hyperlink w:anchor="_Toc195007682" w:history="1">
+          <w:hyperlink w:anchor="_Toc195123250" w:history="1">
             <w:r>
               <w:rPr>
                 <w:rStyle w:val="Hipervnculo"/>
@@ -1255,7 +1255,7 @@
                 <w:noProof/>
                 <w:webHidden/>
               </w:rPr>
-              <w:instrText xml:space="preserve"> PAGEREF _Toc195007682 \h </w:instrText>
+              <w:instrText xml:space="preserve"> PAGEREF _Toc195123250 \h </w:instrText>
             </w:r>
             <w:r>
               <w:rPr>
@@ -1300,7 +1300,7 @@
               <w:lang w:eastAsia="es-ES"/>
             </w:rPr>
           </w:pPr>
-          <w:hyperlink w:anchor="_Toc195007683" w:history="1">
+          <w:hyperlink w:anchor="_Toc195123251" w:history="1">
             <w:r>
               <w:rPr>
                 <w:rStyle w:val="Hipervnculo"/>
@@ -1327,7 +1327,7 @@
                 <w:noProof/>
                 <w:webHidden/>
               </w:rPr>
-              <w:instrText xml:space="preserve"> PAGEREF _Toc195007683 \h </w:instrText>
+              <w:instrText xml:space="preserve"> PAGEREF _Toc195123251 \h </w:instrText>
             </w:r>
             <w:r>
               <w:rPr>
@@ -1347,7 +1347,7 @@
                 <w:noProof/>
                 <w:webHidden/>
               </w:rPr>
-              <w:t>8</w:t>
+              <w:t>9</w:t>
             </w:r>
             <w:r>
               <w:rPr>
@@ -1372,7 +1372,7 @@
               <w:lang w:eastAsia="es-ES"/>
             </w:rPr>
           </w:pPr>
-          <w:hyperlink w:anchor="_Toc195007684" w:history="1">
+          <w:hyperlink w:anchor="_Toc195123252" w:history="1">
             <w:r>
               <w:rPr>
                 <w:rStyle w:val="Hipervnculo"/>
@@ -1399,7 +1399,7 @@
                 <w:noProof/>
                 <w:webHidden/>
               </w:rPr>
-              <w:instrText xml:space="preserve"> PAGEREF _Toc195007684 \h </w:instrText>
+              <w:instrText xml:space="preserve"> PAGEREF _Toc195123252 \h </w:instrText>
             </w:r>
             <w:r>
               <w:rPr>
@@ -1419,7 +1419,7 @@
                 <w:noProof/>
                 <w:webHidden/>
               </w:rPr>
-              <w:t>9</w:t>
+              <w:t>10</w:t>
             </w:r>
             <w:r>
               <w:rPr>
@@ -1445,7 +1445,7 @@
               <w:lang w:eastAsia="es-ES"/>
             </w:rPr>
           </w:pPr>
-          <w:hyperlink w:anchor="_Toc195007685" w:history="1">
+          <w:hyperlink w:anchor="_Toc195123253" w:history="1">
             <w:r>
               <w:rPr>
                 <w:rStyle w:val="Hipervnculo"/>
@@ -1489,7 +1489,7 @@
                 <w:noProof/>
                 <w:webHidden/>
               </w:rPr>
-              <w:instrText xml:space="preserve"> PAGEREF _Toc195007685 \h </w:instrText>
+              <w:instrText xml:space="preserve"> PAGEREF _Toc195123253 \h </w:instrText>
             </w:r>
             <w:r>
               <w:rPr>
@@ -1534,7 +1534,7 @@
               <w:lang w:eastAsia="es-ES"/>
             </w:rPr>
           </w:pPr>
-          <w:hyperlink w:anchor="_Toc195007686" w:history="1">
+          <w:hyperlink w:anchor="_Toc195123254" w:history="1">
             <w:r>
               <w:rPr>
                 <w:rStyle w:val="Hipervnculo"/>
@@ -1561,7 +1561,7 @@
                 <w:noProof/>
                 <w:webHidden/>
               </w:rPr>
-              <w:instrText xml:space="preserve"> PAGEREF _Toc195007686 \h </w:instrText>
+              <w:instrText xml:space="preserve"> PAGEREF _Toc195123254 \h </w:instrText>
             </w:r>
             <w:r>
               <w:rPr>
@@ -1606,7 +1606,7 @@
               <w:lang w:eastAsia="es-ES"/>
             </w:rPr>
           </w:pPr>
-          <w:hyperlink w:anchor="_Toc195007687" w:history="1">
+          <w:hyperlink w:anchor="_Toc195123255" w:history="1">
             <w:r>
               <w:rPr>
                 <w:rStyle w:val="Hipervnculo"/>
@@ -1633,7 +1633,7 @@
                 <w:noProof/>
                 <w:webHidden/>
               </w:rPr>
-              <w:instrText xml:space="preserve"> PAGEREF _Toc195007687 \h </w:instrText>
+              <w:instrText xml:space="preserve"> PAGEREF _Toc195123255 \h </w:instrText>
             </w:r>
             <w:r>
               <w:rPr>
@@ -1678,7 +1678,7 @@
               <w:lang w:eastAsia="es-ES"/>
             </w:rPr>
           </w:pPr>
-          <w:hyperlink w:anchor="_Toc195007688" w:history="1">
+          <w:hyperlink w:anchor="_Toc195123256" w:history="1">
             <w:r>
               <w:rPr>
                 <w:rStyle w:val="Hipervnculo"/>
@@ -1705,7 +1705,7 @@
                 <w:noProof/>
                 <w:webHidden/>
               </w:rPr>
-              <w:instrText xml:space="preserve"> PAGEREF _Toc195007688 \h </w:instrText>
+              <w:instrText xml:space="preserve"> PAGEREF _Toc195123256 \h </w:instrText>
             </w:r>
             <w:r>
               <w:rPr>
@@ -1750,7 +1750,7 @@
               <w:lang w:eastAsia="es-ES"/>
             </w:rPr>
           </w:pPr>
-          <w:hyperlink w:anchor="_Toc195007689" w:history="1">
+          <w:hyperlink w:anchor="_Toc195123257" w:history="1">
             <w:r>
               <w:rPr>
                 <w:rStyle w:val="Hipervnculo"/>
@@ -1777,7 +1777,7 @@
                 <w:noProof/>
                 <w:webHidden/>
               </w:rPr>
-              <w:instrText xml:space="preserve"> PAGEREF _Toc195007689 \h </w:instrText>
+              <w:instrText xml:space="preserve"> PAGEREF _Toc195123257 \h </w:instrText>
             </w:r>
             <w:r>
               <w:rPr>
@@ -1797,7 +1797,7 @@
                 <w:noProof/>
                 <w:webHidden/>
               </w:rPr>
-              <w:t>11</w:t>
+              <w:t>12</w:t>
             </w:r>
             <w:r>
               <w:rPr>
@@ -1822,7 +1822,7 @@
               <w:lang w:eastAsia="es-ES"/>
             </w:rPr>
           </w:pPr>
-          <w:hyperlink w:anchor="_Toc195007690" w:history="1">
+          <w:hyperlink w:anchor="_Toc195123258" w:history="1">
             <w:r>
               <w:rPr>
                 <w:rStyle w:val="Hipervnculo"/>
@@ -1849,7 +1849,7 @@
                 <w:noProof/>
                 <w:webHidden/>
               </w:rPr>
-              <w:instrText xml:space="preserve"> PAGEREF _Toc195007690 \h </w:instrText>
+              <w:instrText xml:space="preserve"> PAGEREF _Toc195123258 \h </w:instrText>
             </w:r>
             <w:r>
               <w:rPr>
@@ -1870,6 +1870,78 @@
                 <w:webHidden/>
               </w:rPr>
               <w:t>12</w:t>
+            </w:r>
+            <w:r>
+              <w:rPr>
+                <w:noProof/>
+                <w:webHidden/>
+              </w:rPr>
+              <w:fldChar w:fldCharType="end"/>
+            </w:r>
+          </w:hyperlink>
+        </w:p>
+        <w:p>
+          <w:pPr>
+            <w:pStyle w:val="TDC2"/>
+            <w:tabs>
+              <w:tab w:val="right" w:leader="dot" w:pos="8494"/>
+            </w:tabs>
+            <w:rPr>
+              <w:rFonts w:eastAsiaTheme="minorEastAsia"/>
+              <w:noProof/>
+              <w:sz w:val="24"/>
+              <w:szCs w:val="24"/>
+              <w:lang w:eastAsia="es-ES"/>
+            </w:rPr>
+          </w:pPr>
+          <w:hyperlink w:anchor="_Toc195123259" w:history="1">
+            <w:r>
+              <w:rPr>
+                <w:rStyle w:val="Hipervnculo"/>
+                <w:noProof/>
+              </w:rPr>
+              <w:t>Técnicas??</w:t>
+            </w:r>
+            <w:r>
+              <w:rPr>
+                <w:noProof/>
+                <w:webHidden/>
+              </w:rPr>
+              <w:tab/>
+            </w:r>
+            <w:r>
+              <w:rPr>
+                <w:noProof/>
+                <w:webHidden/>
+              </w:rPr>
+              <w:fldChar w:fldCharType="begin"/>
+            </w:r>
+            <w:r>
+              <w:rPr>
+                <w:noProof/>
+                <w:webHidden/>
+              </w:rPr>
+              <w:instrText xml:space="preserve"> PAGEREF _Toc195123259 \h </w:instrText>
+            </w:r>
+            <w:r>
+              <w:rPr>
+                <w:noProof/>
+                <w:webHidden/>
+              </w:rPr>
+            </w:r>
+            <w:r>
+              <w:rPr>
+                <w:noProof/>
+                <w:webHidden/>
+              </w:rPr>
+              <w:fldChar w:fldCharType="separate"/>
+            </w:r>
+            <w:r>
+              <w:rPr>
+                <w:noProof/>
+                <w:webHidden/>
+              </w:rPr>
+              <w:t>13</w:t>
             </w:r>
             <w:r>
               <w:rPr>
@@ -1895,7 +1967,7 @@
               <w:lang w:eastAsia="es-ES"/>
             </w:rPr>
           </w:pPr>
-          <w:hyperlink w:anchor="_Toc195007691" w:history="1">
+          <w:hyperlink w:anchor="_Toc195123260" w:history="1">
             <w:r>
               <w:rPr>
                 <w:rStyle w:val="Hipervnculo"/>
@@ -1939,7 +2011,7 @@
                 <w:noProof/>
                 <w:webHidden/>
               </w:rPr>
-              <w:instrText xml:space="preserve"> PAGEREF _Toc195007691 \h </w:instrText>
+              <w:instrText xml:space="preserve"> PAGEREF _Toc195123260 \h </w:instrText>
             </w:r>
             <w:r>
               <w:rPr>
@@ -1959,7 +2031,7 @@
                 <w:noProof/>
                 <w:webHidden/>
               </w:rPr>
-              <w:t>12</w:t>
+              <w:t>13</w:t>
             </w:r>
             <w:r>
               <w:rPr>
@@ -1984,7 +2056,7 @@
               <w:lang w:eastAsia="es-ES"/>
             </w:rPr>
           </w:pPr>
-          <w:hyperlink w:anchor="_Toc195007692" w:history="1">
+          <w:hyperlink w:anchor="_Toc195123261" w:history="1">
             <w:r>
               <w:rPr>
                 <w:rStyle w:val="Hipervnculo"/>
@@ -2011,7 +2083,7 @@
                 <w:noProof/>
                 <w:webHidden/>
               </w:rPr>
-              <w:instrText xml:space="preserve"> PAGEREF _Toc195007692 \h </w:instrText>
+              <w:instrText xml:space="preserve"> PAGEREF _Toc195123261 \h </w:instrText>
             </w:r>
             <w:r>
               <w:rPr>
@@ -2031,7 +2103,7 @@
                 <w:noProof/>
                 <w:webHidden/>
               </w:rPr>
-              <w:t>12</w:t>
+              <w:t>13</w:t>
             </w:r>
             <w:r>
               <w:rPr>
@@ -2057,7 +2129,7 @@
               <w:lang w:eastAsia="es-ES"/>
             </w:rPr>
           </w:pPr>
-          <w:hyperlink w:anchor="_Toc195007693" w:history="1">
+          <w:hyperlink w:anchor="_Toc195123262" w:history="1">
             <w:r>
               <w:rPr>
                 <w:rStyle w:val="Hipervnculo"/>
@@ -2102,7 +2174,7 @@
                 <w:noProof/>
                 <w:webHidden/>
               </w:rPr>
-              <w:instrText xml:space="preserve"> PAGEREF _Toc195007693 \h </w:instrText>
+              <w:instrText xml:space="preserve"> PAGEREF _Toc195123262 \h </w:instrText>
             </w:r>
             <w:r>
               <w:rPr>
@@ -2148,7 +2220,7 @@
               <w:lang w:eastAsia="es-ES"/>
             </w:rPr>
           </w:pPr>
-          <w:hyperlink w:anchor="_Toc195007694" w:history="1">
+          <w:hyperlink w:anchor="_Toc195123263" w:history="1">
             <w:r>
               <w:rPr>
                 <w:rStyle w:val="Hipervnculo"/>
@@ -2193,7 +2265,7 @@
                 <w:noProof/>
                 <w:webHidden/>
               </w:rPr>
-              <w:instrText xml:space="preserve"> PAGEREF _Toc195007694 \h </w:instrText>
+              <w:instrText xml:space="preserve"> PAGEREF _Toc195123263 \h </w:instrText>
             </w:r>
             <w:r>
               <w:rPr>
@@ -2213,7 +2285,7 @@
                 <w:noProof/>
                 <w:webHidden/>
               </w:rPr>
-              <w:t>13</w:t>
+              <w:t>14</w:t>
             </w:r>
             <w:r>
               <w:rPr>
@@ -2239,7 +2311,7 @@
               <w:lang w:eastAsia="es-ES"/>
             </w:rPr>
           </w:pPr>
-          <w:hyperlink w:anchor="_Toc195007695" w:history="1">
+          <w:hyperlink w:anchor="_Toc195123264" w:history="1">
             <w:r>
               <w:rPr>
                 <w:rStyle w:val="Hipervnculo"/>
@@ -2284,7 +2356,7 @@
                 <w:noProof/>
                 <w:webHidden/>
               </w:rPr>
-              <w:instrText xml:space="preserve"> PAGEREF _Toc195007695 \h </w:instrText>
+              <w:instrText xml:space="preserve"> PAGEREF _Toc195123264 \h </w:instrText>
             </w:r>
             <w:r>
               <w:rPr>
@@ -2304,7 +2376,7 @@
                 <w:noProof/>
                 <w:webHidden/>
               </w:rPr>
-              <w:t>13</w:t>
+              <w:t>14</w:t>
             </w:r>
             <w:r>
               <w:rPr>
@@ -2330,7 +2402,7 @@
               <w:lang w:eastAsia="es-ES"/>
             </w:rPr>
           </w:pPr>
-          <w:hyperlink w:anchor="_Toc195007696" w:history="1">
+          <w:hyperlink w:anchor="_Toc195123265" w:history="1">
             <w:r>
               <w:rPr>
                 <w:rStyle w:val="Hipervnculo"/>
@@ -2375,7 +2447,7 @@
                 <w:noProof/>
                 <w:webHidden/>
               </w:rPr>
-              <w:instrText xml:space="preserve"> PAGEREF _Toc195007696 \h </w:instrText>
+              <w:instrText xml:space="preserve"> PAGEREF _Toc195123265 \h </w:instrText>
             </w:r>
             <w:r>
               <w:rPr>
@@ -2395,7 +2467,7 @@
                 <w:noProof/>
                 <w:webHidden/>
               </w:rPr>
-              <w:t>13</w:t>
+              <w:t>14</w:t>
             </w:r>
             <w:r>
               <w:rPr>
@@ -2420,7 +2492,7 @@
               <w:lang w:eastAsia="es-ES"/>
             </w:rPr>
           </w:pPr>
-          <w:hyperlink w:anchor="_Toc195007697" w:history="1">
+          <w:hyperlink w:anchor="_Toc195123266" w:history="1">
             <w:r>
               <w:rPr>
                 <w:rStyle w:val="Hipervnculo"/>
@@ -2447,7 +2519,7 @@
                 <w:noProof/>
                 <w:webHidden/>
               </w:rPr>
-              <w:instrText xml:space="preserve"> PAGEREF _Toc195007697 \h </w:instrText>
+              <w:instrText xml:space="preserve"> PAGEREF _Toc195123266 \h </w:instrText>
             </w:r>
             <w:r>
               <w:rPr>
@@ -2492,7 +2564,7 @@
               <w:lang w:eastAsia="es-ES"/>
             </w:rPr>
           </w:pPr>
-          <w:hyperlink w:anchor="_Toc195007698" w:history="1">
+          <w:hyperlink w:anchor="_Toc195123267" w:history="1">
             <w:r>
               <w:rPr>
                 <w:rStyle w:val="Hipervnculo"/>
@@ -2519,7 +2591,7 @@
                 <w:noProof/>
                 <w:webHidden/>
               </w:rPr>
-              <w:instrText xml:space="preserve"> PAGEREF _Toc195007698 \h </w:instrText>
+              <w:instrText xml:space="preserve"> PAGEREF _Toc195123267 \h </w:instrText>
             </w:r>
             <w:r>
               <w:rPr>
@@ -2565,11 +2637,12 @@
               <w:lang w:eastAsia="es-ES"/>
             </w:rPr>
           </w:pPr>
-          <w:hyperlink w:anchor="_Toc195007699" w:history="1">
+          <w:hyperlink w:anchor="_Toc195123268" w:history="1">
             <w:r>
               <w:rPr>
                 <w:rStyle w:val="Hipervnculo"/>
                 <w:noProof/>
+                <w:highlight w:val="yellow"/>
               </w:rPr>
               <w:t>3.5</w:t>
             </w:r>
@@ -2587,8 +2660,9 @@
               <w:rPr>
                 <w:rStyle w:val="Hipervnculo"/>
                 <w:noProof/>
-              </w:rPr>
-              <w:t>Aplicación de modelos predictivos en la detección de trastornos del sueño</w:t>
+                <w:highlight w:val="yellow"/>
+              </w:rPr>
+              <w:t>Aplicaciones interactivas en ciencia de datos</w:t>
             </w:r>
             <w:r>
               <w:rPr>
@@ -2609,7 +2683,7 @@
                 <w:noProof/>
                 <w:webHidden/>
               </w:rPr>
-              <w:instrText xml:space="preserve"> PAGEREF _Toc195007699 \h </w:instrText>
+              <w:instrText xml:space="preserve"> PAGEREF _Toc195123268 \h </w:instrText>
             </w:r>
             <w:r>
               <w:rPr>
@@ -2629,7 +2703,151 @@
                 <w:noProof/>
                 <w:webHidden/>
               </w:rPr>
-              <w:t>14</w:t>
+              <w:t>15</w:t>
+            </w:r>
+            <w:r>
+              <w:rPr>
+                <w:noProof/>
+                <w:webHidden/>
+              </w:rPr>
+              <w:fldChar w:fldCharType="end"/>
+            </w:r>
+          </w:hyperlink>
+        </w:p>
+        <w:p>
+          <w:pPr>
+            <w:pStyle w:val="TDC3"/>
+            <w:tabs>
+              <w:tab w:val="right" w:leader="dot" w:pos="8494"/>
+            </w:tabs>
+            <w:rPr>
+              <w:rFonts w:eastAsiaTheme="minorEastAsia"/>
+              <w:noProof/>
+              <w:sz w:val="24"/>
+              <w:szCs w:val="24"/>
+              <w:lang w:eastAsia="es-ES"/>
+            </w:rPr>
+          </w:pPr>
+          <w:hyperlink w:anchor="_Toc195123269" w:history="1">
+            <w:r>
+              <w:rPr>
+                <w:rStyle w:val="Hipervnculo"/>
+                <w:noProof/>
+              </w:rPr>
+              <w:t>Interfaz como puente entre el modelo y el usuario</w:t>
+            </w:r>
+            <w:r>
+              <w:rPr>
+                <w:noProof/>
+                <w:webHidden/>
+              </w:rPr>
+              <w:tab/>
+            </w:r>
+            <w:r>
+              <w:rPr>
+                <w:noProof/>
+                <w:webHidden/>
+              </w:rPr>
+              <w:fldChar w:fldCharType="begin"/>
+            </w:r>
+            <w:r>
+              <w:rPr>
+                <w:noProof/>
+                <w:webHidden/>
+              </w:rPr>
+              <w:instrText xml:space="preserve"> PAGEREF _Toc195123269 \h </w:instrText>
+            </w:r>
+            <w:r>
+              <w:rPr>
+                <w:noProof/>
+                <w:webHidden/>
+              </w:rPr>
+            </w:r>
+            <w:r>
+              <w:rPr>
+                <w:noProof/>
+                <w:webHidden/>
+              </w:rPr>
+              <w:fldChar w:fldCharType="separate"/>
+            </w:r>
+            <w:r>
+              <w:rPr>
+                <w:noProof/>
+                <w:webHidden/>
+              </w:rPr>
+              <w:t>15</w:t>
+            </w:r>
+            <w:r>
+              <w:rPr>
+                <w:noProof/>
+                <w:webHidden/>
+              </w:rPr>
+              <w:fldChar w:fldCharType="end"/>
+            </w:r>
+          </w:hyperlink>
+        </w:p>
+        <w:p>
+          <w:pPr>
+            <w:pStyle w:val="TDC3"/>
+            <w:tabs>
+              <w:tab w:val="right" w:leader="dot" w:pos="8494"/>
+            </w:tabs>
+            <w:rPr>
+              <w:rFonts w:eastAsiaTheme="minorEastAsia"/>
+              <w:noProof/>
+              <w:sz w:val="24"/>
+              <w:szCs w:val="24"/>
+              <w:lang w:eastAsia="es-ES"/>
+            </w:rPr>
+          </w:pPr>
+          <w:hyperlink w:anchor="_Toc195123270" w:history="1">
+            <w:r>
+              <w:rPr>
+                <w:rStyle w:val="Hipervnculo"/>
+                <w:noProof/>
+              </w:rPr>
+              <w:t>Streamlit como herramienta de desarrollo</w:t>
+            </w:r>
+            <w:r>
+              <w:rPr>
+                <w:noProof/>
+                <w:webHidden/>
+              </w:rPr>
+              <w:tab/>
+            </w:r>
+            <w:r>
+              <w:rPr>
+                <w:noProof/>
+                <w:webHidden/>
+              </w:rPr>
+              <w:fldChar w:fldCharType="begin"/>
+            </w:r>
+            <w:r>
+              <w:rPr>
+                <w:noProof/>
+                <w:webHidden/>
+              </w:rPr>
+              <w:instrText xml:space="preserve"> PAGEREF _Toc195123270 \h </w:instrText>
+            </w:r>
+            <w:r>
+              <w:rPr>
+                <w:noProof/>
+                <w:webHidden/>
+              </w:rPr>
+            </w:r>
+            <w:r>
+              <w:rPr>
+                <w:noProof/>
+                <w:webHidden/>
+              </w:rPr>
+              <w:fldChar w:fldCharType="separate"/>
+            </w:r>
+            <w:r>
+              <w:rPr>
+                <w:noProof/>
+                <w:webHidden/>
+              </w:rPr>
+              <w:t>15</w:t>
             </w:r>
             <w:r>
               <w:rPr>
@@ -2655,7 +2873,7 @@
               <w:lang w:eastAsia="es-ES"/>
             </w:rPr>
           </w:pPr>
-          <w:hyperlink w:anchor="_Toc195007700" w:history="1">
+          <w:hyperlink w:anchor="_Toc195123271" w:history="1">
             <w:r>
               <w:rPr>
                 <w:rStyle w:val="Hipervnculo"/>
@@ -2699,7 +2917,7 @@
                 <w:noProof/>
                 <w:webHidden/>
               </w:rPr>
-              <w:instrText xml:space="preserve"> PAGEREF _Toc195007700 \h </w:instrText>
+              <w:instrText xml:space="preserve"> PAGEREF _Toc195123271 \h </w:instrText>
             </w:r>
             <w:r>
               <w:rPr>
@@ -2719,7 +2937,7 @@
                 <w:noProof/>
                 <w:webHidden/>
               </w:rPr>
-              <w:t>14</w:t>
+              <w:t>16</w:t>
             </w:r>
             <w:r>
               <w:rPr>
@@ -2745,7 +2963,7 @@
               <w:lang w:eastAsia="es-ES"/>
             </w:rPr>
           </w:pPr>
-          <w:hyperlink w:anchor="_Toc195007701" w:history="1">
+          <w:hyperlink w:anchor="_Toc195123272" w:history="1">
             <w:r>
               <w:rPr>
                 <w:rStyle w:val="Hipervnculo"/>
@@ -2789,7 +3007,7 @@
                 <w:noProof/>
                 <w:webHidden/>
               </w:rPr>
-              <w:instrText xml:space="preserve"> PAGEREF _Toc195007701 \h </w:instrText>
+              <w:instrText xml:space="preserve"> PAGEREF _Toc195123272 \h </w:instrText>
             </w:r>
             <w:r>
               <w:rPr>
@@ -2809,7 +3027,7 @@
                 <w:noProof/>
                 <w:webHidden/>
               </w:rPr>
-              <w:t>14</w:t>
+              <w:t>16</w:t>
             </w:r>
             <w:r>
               <w:rPr>
@@ -2835,7 +3053,7 @@
               <w:lang w:eastAsia="es-ES"/>
             </w:rPr>
           </w:pPr>
-          <w:hyperlink w:anchor="_Toc195007702" w:history="1">
+          <w:hyperlink w:anchor="_Toc195123273" w:history="1">
             <w:r>
               <w:rPr>
                 <w:rStyle w:val="Hipervnculo"/>
@@ -2879,7 +3097,7 @@
                 <w:noProof/>
                 <w:webHidden/>
               </w:rPr>
-              <w:instrText xml:space="preserve"> PAGEREF _Toc195007702 \h </w:instrText>
+              <w:instrText xml:space="preserve"> PAGEREF _Toc195123273 \h </w:instrText>
             </w:r>
             <w:r>
               <w:rPr>
@@ -2899,7 +3117,7 @@
                 <w:noProof/>
                 <w:webHidden/>
               </w:rPr>
-              <w:t>14</w:t>
+              <w:t>16</w:t>
             </w:r>
             <w:r>
               <w:rPr>
@@ -2924,13 +3142,13 @@
               <w:lang w:eastAsia="es-ES"/>
             </w:rPr>
           </w:pPr>
-          <w:hyperlink w:anchor="_Toc195007703" w:history="1">
+          <w:hyperlink w:anchor="_Toc195123274" w:history="1">
             <w:r>
               <w:rPr>
                 <w:rStyle w:val="Hipervnculo"/>
                 <w:noProof/>
               </w:rPr>
-              <w:t>Técnicas y herramientas???</w:t>
+              <w:t>Técnicas y herramientas empleadas</w:t>
             </w:r>
             <w:r>
               <w:rPr>
@@ -2951,7 +3169,7 @@
                 <w:noProof/>
                 <w:webHidden/>
               </w:rPr>
-              <w:instrText xml:space="preserve"> PAGEREF _Toc195007703 \h </w:instrText>
+              <w:instrText xml:space="preserve"> PAGEREF _Toc195123274 \h </w:instrText>
             </w:r>
             <w:r>
               <w:rPr>
@@ -2971,7 +3189,7 @@
                 <w:noProof/>
                 <w:webHidden/>
               </w:rPr>
-              <w:t>14</w:t>
+              <w:t>16</w:t>
             </w:r>
             <w:r>
               <w:rPr>
@@ -2996,7 +3214,7 @@
               <w:lang w:eastAsia="es-ES"/>
             </w:rPr>
           </w:pPr>
-          <w:hyperlink w:anchor="_Toc195007704" w:history="1">
+          <w:hyperlink w:anchor="_Toc195123275" w:history="1">
             <w:r>
               <w:rPr>
                 <w:rStyle w:val="Hipervnculo"/>
@@ -3023,7 +3241,7 @@
                 <w:noProof/>
                 <w:webHidden/>
               </w:rPr>
-              <w:instrText xml:space="preserve"> PAGEREF _Toc195007704 \h </w:instrText>
+              <w:instrText xml:space="preserve"> PAGEREF _Toc195123275 \h </w:instrText>
             </w:r>
             <w:r>
               <w:rPr>
@@ -3043,7 +3261,7 @@
                 <w:noProof/>
                 <w:webHidden/>
               </w:rPr>
-              <w:t>15</w:t>
+              <w:t>17</w:t>
             </w:r>
             <w:r>
               <w:rPr>
@@ -3068,7 +3286,7 @@
               <w:lang w:eastAsia="es-ES"/>
             </w:rPr>
           </w:pPr>
-          <w:hyperlink w:anchor="_Toc195007705" w:history="1">
+          <w:hyperlink w:anchor="_Toc195123276" w:history="1">
             <w:r>
               <w:rPr>
                 <w:rStyle w:val="Hipervnculo"/>
@@ -3095,7 +3313,7 @@
                 <w:noProof/>
                 <w:webHidden/>
               </w:rPr>
-              <w:instrText xml:space="preserve"> PAGEREF _Toc195007705 \h </w:instrText>
+              <w:instrText xml:space="preserve"> PAGEREF _Toc195123276 \h </w:instrText>
             </w:r>
             <w:r>
               <w:rPr>
@@ -3115,7 +3333,7 @@
                 <w:noProof/>
                 <w:webHidden/>
               </w:rPr>
-              <w:t>15</w:t>
+              <w:t>17</w:t>
             </w:r>
             <w:r>
               <w:rPr>
@@ -3140,7 +3358,7 @@
               <w:lang w:eastAsia="es-ES"/>
             </w:rPr>
           </w:pPr>
-          <w:hyperlink w:anchor="_Toc195007706" w:history="1">
+          <w:hyperlink w:anchor="_Toc195123277" w:history="1">
             <w:r>
               <w:rPr>
                 <w:rStyle w:val="Hipervnculo"/>
@@ -3167,7 +3385,7 @@
                 <w:noProof/>
                 <w:webHidden/>
               </w:rPr>
-              <w:instrText xml:space="preserve"> PAGEREF _Toc195007706 \h </w:instrText>
+              <w:instrText xml:space="preserve"> PAGEREF _Toc195123277 \h </w:instrText>
             </w:r>
             <w:r>
               <w:rPr>
@@ -3187,7 +3405,7 @@
                 <w:noProof/>
                 <w:webHidden/>
               </w:rPr>
-              <w:t>15</w:t>
+              <w:t>18</w:t>
             </w:r>
             <w:r>
               <w:rPr>
@@ -3212,13 +3430,13 @@
               <w:lang w:eastAsia="es-ES"/>
             </w:rPr>
           </w:pPr>
-          <w:hyperlink w:anchor="_Toc195007707" w:history="1">
+          <w:hyperlink w:anchor="_Toc195123278" w:history="1">
             <w:r>
               <w:rPr>
                 <w:rStyle w:val="Hipervnculo"/>
                 <w:noProof/>
               </w:rPr>
-              <w:t>Selección y desarrollo (entrenamiento) de modelos predictivos</w:t>
+              <w:t>Entrenamiento y selección de modelos predictivos</w:t>
             </w:r>
             <w:r>
               <w:rPr>
@@ -3239,7 +3457,7 @@
                 <w:noProof/>
                 <w:webHidden/>
               </w:rPr>
-              <w:instrText xml:space="preserve"> PAGEREF _Toc195007707 \h </w:instrText>
+              <w:instrText xml:space="preserve"> PAGEREF _Toc195123278 \h </w:instrText>
             </w:r>
             <w:r>
               <w:rPr>
@@ -3259,7 +3477,7 @@
                 <w:noProof/>
                 <w:webHidden/>
               </w:rPr>
-              <w:t>15</w:t>
+              <w:t>19</w:t>
             </w:r>
             <w:r>
               <w:rPr>
@@ -3284,7 +3502,7 @@
               <w:lang w:eastAsia="es-ES"/>
             </w:rPr>
           </w:pPr>
-          <w:hyperlink w:anchor="_Toc195007708" w:history="1">
+          <w:hyperlink w:anchor="_Toc195123279" w:history="1">
             <w:r>
               <w:rPr>
                 <w:rStyle w:val="Hipervnculo"/>
@@ -3311,7 +3529,7 @@
                 <w:noProof/>
                 <w:webHidden/>
               </w:rPr>
-              <w:instrText xml:space="preserve"> PAGEREF _Toc195007708 \h </w:instrText>
+              <w:instrText xml:space="preserve"> PAGEREF _Toc195123279 \h </w:instrText>
             </w:r>
             <w:r>
               <w:rPr>
@@ -3331,7 +3549,7 @@
                 <w:noProof/>
                 <w:webHidden/>
               </w:rPr>
-              <w:t>15</w:t>
+              <w:t>19</w:t>
             </w:r>
             <w:r>
               <w:rPr>
@@ -3356,7 +3574,7 @@
               <w:lang w:eastAsia="es-ES"/>
             </w:rPr>
           </w:pPr>
-          <w:hyperlink w:anchor="_Toc195007709" w:history="1">
+          <w:hyperlink w:anchor="_Toc195123280" w:history="1">
             <w:r>
               <w:rPr>
                 <w:rStyle w:val="Hipervnculo"/>
@@ -3383,7 +3601,7 @@
                 <w:noProof/>
                 <w:webHidden/>
               </w:rPr>
-              <w:instrText xml:space="preserve"> PAGEREF _Toc195007709 \h </w:instrText>
+              <w:instrText xml:space="preserve"> PAGEREF _Toc195123280 \h </w:instrText>
             </w:r>
             <w:r>
               <w:rPr>
@@ -3403,7 +3621,79 @@
                 <w:noProof/>
                 <w:webHidden/>
               </w:rPr>
-              <w:t>15</w:t>
+              <w:t>20</w:t>
+            </w:r>
+            <w:r>
+              <w:rPr>
+                <w:noProof/>
+                <w:webHidden/>
+              </w:rPr>
+              <w:fldChar w:fldCharType="end"/>
+            </w:r>
+          </w:hyperlink>
+        </w:p>
+        <w:p>
+          <w:pPr>
+            <w:pStyle w:val="TDC3"/>
+            <w:tabs>
+              <w:tab w:val="right" w:leader="dot" w:pos="8494"/>
+            </w:tabs>
+            <w:rPr>
+              <w:rFonts w:eastAsiaTheme="minorEastAsia"/>
+              <w:noProof/>
+              <w:sz w:val="24"/>
+              <w:szCs w:val="24"/>
+              <w:lang w:eastAsia="es-ES"/>
+            </w:rPr>
+          </w:pPr>
+          <w:hyperlink w:anchor="_Toc195123281" w:history="1">
+            <w:r>
+              <w:rPr>
+                <w:rStyle w:val="Hipervnculo"/>
+                <w:noProof/>
+              </w:rPr>
+              <w:t>Interpretabilidad del modelo</w:t>
+            </w:r>
+            <w:r>
+              <w:rPr>
+                <w:noProof/>
+                <w:webHidden/>
+              </w:rPr>
+              <w:tab/>
+            </w:r>
+            <w:r>
+              <w:rPr>
+                <w:noProof/>
+                <w:webHidden/>
+              </w:rPr>
+              <w:fldChar w:fldCharType="begin"/>
+            </w:r>
+            <w:r>
+              <w:rPr>
+                <w:noProof/>
+                <w:webHidden/>
+              </w:rPr>
+              <w:instrText xml:space="preserve"> PAGEREF _Toc195123281 \h </w:instrText>
+            </w:r>
+            <w:r>
+              <w:rPr>
+                <w:noProof/>
+                <w:webHidden/>
+              </w:rPr>
+            </w:r>
+            <w:r>
+              <w:rPr>
+                <w:noProof/>
+                <w:webHidden/>
+              </w:rPr>
+              <w:fldChar w:fldCharType="separate"/>
+            </w:r>
+            <w:r>
+              <w:rPr>
+                <w:noProof/>
+                <w:webHidden/>
+              </w:rPr>
+              <w:t>20</w:t>
             </w:r>
             <w:r>
               <w:rPr>
@@ -3429,7 +3719,7 @@
               <w:lang w:eastAsia="es-ES"/>
             </w:rPr>
           </w:pPr>
-          <w:hyperlink w:anchor="_Toc195007710" w:history="1">
+          <w:hyperlink w:anchor="_Toc195123282" w:history="1">
             <w:r>
               <w:rPr>
                 <w:rStyle w:val="Hipervnculo"/>
@@ -3473,7 +3763,7 @@
                 <w:noProof/>
                 <w:webHidden/>
               </w:rPr>
-              <w:instrText xml:space="preserve"> PAGEREF _Toc195007710 \h </w:instrText>
+              <w:instrText xml:space="preserve"> PAGEREF _Toc195123282 \h </w:instrText>
             </w:r>
             <w:r>
               <w:rPr>
@@ -3493,7 +3783,151 @@
                 <w:noProof/>
                 <w:webHidden/>
               </w:rPr>
-              <w:t>16</w:t>
+              <w:t>21</w:t>
+            </w:r>
+            <w:r>
+              <w:rPr>
+                <w:noProof/>
+                <w:webHidden/>
+              </w:rPr>
+              <w:fldChar w:fldCharType="end"/>
+            </w:r>
+          </w:hyperlink>
+        </w:p>
+        <w:p>
+          <w:pPr>
+            <w:pStyle w:val="TDC3"/>
+            <w:tabs>
+              <w:tab w:val="right" w:leader="dot" w:pos="8494"/>
+            </w:tabs>
+            <w:rPr>
+              <w:rFonts w:eastAsiaTheme="minorEastAsia"/>
+              <w:noProof/>
+              <w:sz w:val="24"/>
+              <w:szCs w:val="24"/>
+              <w:lang w:eastAsia="es-ES"/>
+            </w:rPr>
+          </w:pPr>
+          <w:hyperlink w:anchor="_Toc195123283" w:history="1">
+            <w:r>
+              <w:rPr>
+                <w:rStyle w:val="Hipervnculo"/>
+                <w:noProof/>
+              </w:rPr>
+              <w:t>Integración del modelo entrenado</w:t>
+            </w:r>
+            <w:r>
+              <w:rPr>
+                <w:noProof/>
+                <w:webHidden/>
+              </w:rPr>
+              <w:tab/>
+            </w:r>
+            <w:r>
+              <w:rPr>
+                <w:noProof/>
+                <w:webHidden/>
+              </w:rPr>
+              <w:fldChar w:fldCharType="begin"/>
+            </w:r>
+            <w:r>
+              <w:rPr>
+                <w:noProof/>
+                <w:webHidden/>
+              </w:rPr>
+              <w:instrText xml:space="preserve"> PAGEREF _Toc195123283 \h </w:instrText>
+            </w:r>
+            <w:r>
+              <w:rPr>
+                <w:noProof/>
+                <w:webHidden/>
+              </w:rPr>
+            </w:r>
+            <w:r>
+              <w:rPr>
+                <w:noProof/>
+                <w:webHidden/>
+              </w:rPr>
+              <w:fldChar w:fldCharType="separate"/>
+            </w:r>
+            <w:r>
+              <w:rPr>
+                <w:noProof/>
+                <w:webHidden/>
+              </w:rPr>
+              <w:t>21</w:t>
+            </w:r>
+            <w:r>
+              <w:rPr>
+                <w:noProof/>
+                <w:webHidden/>
+              </w:rPr>
+              <w:fldChar w:fldCharType="end"/>
+            </w:r>
+          </w:hyperlink>
+        </w:p>
+        <w:p>
+          <w:pPr>
+            <w:pStyle w:val="TDC3"/>
+            <w:tabs>
+              <w:tab w:val="right" w:leader="dot" w:pos="8494"/>
+            </w:tabs>
+            <w:rPr>
+              <w:rFonts w:eastAsiaTheme="minorEastAsia"/>
+              <w:noProof/>
+              <w:sz w:val="24"/>
+              <w:szCs w:val="24"/>
+              <w:lang w:eastAsia="es-ES"/>
+            </w:rPr>
+          </w:pPr>
+          <w:hyperlink w:anchor="_Toc195123284" w:history="1">
+            <w:r>
+              <w:rPr>
+                <w:rStyle w:val="Hipervnculo"/>
+                <w:noProof/>
+              </w:rPr>
+              <w:t>Interfaz de usuario</w:t>
+            </w:r>
+            <w:r>
+              <w:rPr>
+                <w:noProof/>
+                <w:webHidden/>
+              </w:rPr>
+              <w:tab/>
+            </w:r>
+            <w:r>
+              <w:rPr>
+                <w:noProof/>
+                <w:webHidden/>
+              </w:rPr>
+              <w:fldChar w:fldCharType="begin"/>
+            </w:r>
+            <w:r>
+              <w:rPr>
+                <w:noProof/>
+                <w:webHidden/>
+              </w:rPr>
+              <w:instrText xml:space="preserve"> PAGEREF _Toc195123284 \h </w:instrText>
+            </w:r>
+            <w:r>
+              <w:rPr>
+                <w:noProof/>
+                <w:webHidden/>
+              </w:rPr>
+            </w:r>
+            <w:r>
+              <w:rPr>
+                <w:noProof/>
+                <w:webHidden/>
+              </w:rPr>
+              <w:fldChar w:fldCharType="separate"/>
+            </w:r>
+            <w:r>
+              <w:rPr>
+                <w:noProof/>
+                <w:webHidden/>
+              </w:rPr>
+              <w:t>21</w:t>
             </w:r>
             <w:r>
               <w:rPr>
@@ -3519,7 +3953,7 @@
               <w:lang w:eastAsia="es-ES"/>
             </w:rPr>
           </w:pPr>
-          <w:hyperlink w:anchor="_Toc195007711" w:history="1">
+          <w:hyperlink w:anchor="_Toc195123285" w:history="1">
             <w:r>
               <w:rPr>
                 <w:rStyle w:val="Hipervnculo"/>
@@ -3563,7 +3997,7 @@
                 <w:noProof/>
                 <w:webHidden/>
               </w:rPr>
-              <w:instrText xml:space="preserve"> PAGEREF _Toc195007711 \h </w:instrText>
+              <w:instrText xml:space="preserve"> PAGEREF _Toc195123285 \h </w:instrText>
             </w:r>
             <w:r>
               <w:rPr>
@@ -3583,7 +4017,7 @@
                 <w:noProof/>
                 <w:webHidden/>
               </w:rPr>
-              <w:t>16</w:t>
+              <w:t>21</w:t>
             </w:r>
             <w:r>
               <w:rPr>
@@ -3609,7 +4043,7 @@
               <w:lang w:eastAsia="es-ES"/>
             </w:rPr>
           </w:pPr>
-          <w:hyperlink w:anchor="_Toc195007712" w:history="1">
+          <w:hyperlink w:anchor="_Toc195123286" w:history="1">
             <w:r>
               <w:rPr>
                 <w:rStyle w:val="Hipervnculo"/>
@@ -3653,7 +4087,7 @@
                 <w:noProof/>
                 <w:webHidden/>
               </w:rPr>
-              <w:instrText xml:space="preserve"> PAGEREF _Toc195007712 \h </w:instrText>
+              <w:instrText xml:space="preserve"> PAGEREF _Toc195123286 \h </w:instrText>
             </w:r>
             <w:r>
               <w:rPr>
@@ -3673,7 +4107,7 @@
                 <w:noProof/>
                 <w:webHidden/>
               </w:rPr>
-              <w:t>16</w:t>
+              <w:t>21</w:t>
             </w:r>
             <w:r>
               <w:rPr>
@@ -3699,7 +4133,7 @@
               <w:lang w:eastAsia="es-ES"/>
             </w:rPr>
           </w:pPr>
-          <w:hyperlink w:anchor="_Toc195007713" w:history="1">
+          <w:hyperlink w:anchor="_Toc195123287" w:history="1">
             <w:r>
               <w:rPr>
                 <w:rStyle w:val="Hipervnculo"/>
@@ -3743,7 +4177,7 @@
                 <w:noProof/>
                 <w:webHidden/>
               </w:rPr>
-              <w:instrText xml:space="preserve"> PAGEREF _Toc195007713 \h </w:instrText>
+              <w:instrText xml:space="preserve"> PAGEREF _Toc195123287 \h </w:instrText>
             </w:r>
             <w:r>
               <w:rPr>
@@ -3763,7 +4197,7 @@
                 <w:noProof/>
                 <w:webHidden/>
               </w:rPr>
-              <w:t>16</w:t>
+              <w:t>21</w:t>
             </w:r>
             <w:r>
               <w:rPr>
@@ -3866,6 +4300,7 @@
         <w:rPr>
           <w:color w:val="FF0000"/>
         </w:rPr>
+        <w:lastRenderedPageBreak/>
         <w:t>Este estudio no solo busca avanzar en la automatización y precisión del diagnóstico de los trastornos del sueño, sino también desarrollar una solución accesible que facilite la monitorización en entornos no clínicos. La implementación de esta tecnología puede representar un avance significativo en la prevención y tratamiento de alteraciones del sueño, mejorando la calidad de vida de los pacientes y optimizando los recursos sanitarios.</w:t>
       </w:r>
     </w:p>
@@ -3916,7 +4351,6 @@
         <w:rPr>
           <w:color w:val="FF0000"/>
         </w:rPr>
-        <w:lastRenderedPageBreak/>
         <w:t>Desarrollar un sistema basado en modelos de aprendizaje automático que permita la predicción de la calidad del sueño y posibles trastornos asociados, integrando datos clínicos y fisiológicos provenientes de un conjunto de datos público y del dispositivo O2Ring.</w:t>
       </w:r>
     </w:p>
@@ -4091,7 +4525,7 @@
           <w:numId w:val="6"/>
         </w:numPr>
       </w:pPr>
-      <w:bookmarkStart w:id="0" w:name="_Toc195007667"/>
+      <w:bookmarkStart w:id="0" w:name="_Toc195123235"/>
       <w:r>
         <w:t>Introducción</w:t>
       </w:r>
@@ -4129,8 +4563,9 @@
           <w:numId w:val="6"/>
         </w:numPr>
       </w:pPr>
-      <w:bookmarkStart w:id="1" w:name="_Toc195007668"/>
-      <w:r>
+      <w:bookmarkStart w:id="1" w:name="_Toc195123236"/>
+      <w:r>
+        <w:lastRenderedPageBreak/>
         <w:t>Objetivos</w:t>
       </w:r>
       <w:bookmarkEnd w:id="1"/>
@@ -4143,7 +4578,7 @@
           <w:numId w:val="6"/>
         </w:numPr>
       </w:pPr>
-      <w:bookmarkStart w:id="2" w:name="_Toc195007669"/>
+      <w:bookmarkStart w:id="2" w:name="_Toc195123237"/>
       <w:r>
         <w:t>Conceptos teóricos</w:t>
       </w:r>
@@ -4157,7 +4592,7 @@
           <w:numId w:val="6"/>
         </w:numPr>
       </w:pPr>
-      <w:bookmarkStart w:id="3" w:name="_Toc195007670"/>
+      <w:bookmarkStart w:id="3" w:name="_Toc195123238"/>
       <w:r>
         <w:t>Importancia de la calidad del sueño</w:t>
       </w:r>
@@ -4192,78 +4627,158 @@
         <w:pStyle w:val="Ttulo3"/>
         <w:jc w:val="both"/>
       </w:pPr>
-      <w:bookmarkStart w:id="4" w:name="_Toc195007671"/>
+      <w:bookmarkStart w:id="4" w:name="_Toc195123239"/>
+      <w:r>
+        <w:t>Impacto en la Funcionalidad Cognitiva</w:t>
+      </w:r>
+      <w:bookmarkEnd w:id="4"/>
+    </w:p>
+    <w:p>
+      <w:pPr>
+        <w:jc w:val="both"/>
+      </w:pPr>
+      <w:r>
+        <w:t>Durante el sueño profundo y la fase REM se consolidan procesos esenciales de aprendizaje y memoria. Investigaciones en neurociencia han evidenciado que la privación del sueño disminuye la plasticidad neuronal y afecta la consolidación de la memoria declarativa y procedimental (</w:t>
+      </w:r>
+      <w:proofErr w:type="spellStart"/>
+      <w:r>
+        <w:t>Diekelmann</w:t>
+      </w:r>
+      <w:proofErr w:type="spellEnd"/>
+      <w:r>
+        <w:t xml:space="preserve"> &amp; Born, 2010). </w:t>
+      </w:r>
+      <w:proofErr w:type="spellStart"/>
+      <w:r>
+        <w:t>Stickgold</w:t>
+      </w:r>
+      <w:proofErr w:type="spellEnd"/>
+      <w:r>
+        <w:t xml:space="preserve"> y Walker (2007) determinaron que la calidad del sueño influye directamente en la capacidad de procesamiento de información, toma de decisiones y regulación emocional. En particular, se ha observado que la privación parcial del sueño puede reducir la velocidad de reacción y aumentar la tasa de errores en tareas complejas (</w:t>
+      </w:r>
+      <w:proofErr w:type="spellStart"/>
+      <w:r>
+        <w:t>Killgore</w:t>
+      </w:r>
+      <w:proofErr w:type="spellEnd"/>
+      <w:r>
+        <w:t>, 2010).</w:t>
+      </w:r>
+    </w:p>
+    <w:p>
+      <w:pPr>
+        <w:pStyle w:val="Ttulo3"/>
+        <w:jc w:val="both"/>
+      </w:pPr>
+      <w:bookmarkStart w:id="5" w:name="_Toc195123240"/>
+      <w:r>
+        <w:t>Relación con Enfermedades Crónicas</w:t>
+      </w:r>
+      <w:bookmarkEnd w:id="5"/>
+    </w:p>
+    <w:p>
+      <w:pPr>
+        <w:jc w:val="both"/>
+      </w:pPr>
+      <w:r>
+        <w:t>Numerosos estudios han establecido una fuerte correlación entre la deficiencia del sueño y la incidencia de enfermedades metabólicas y cardiovasculares. La restricción crónica del sueño está vinculada a una alteración en la regulación de la glucosa y una disminución de la sensibilidad a la insulina, factores de riesgo clave para el desarrollo de diabetes tipo 2 (</w:t>
+      </w:r>
+      <w:proofErr w:type="spellStart"/>
+      <w:r>
+        <w:t>Reutrakul</w:t>
+      </w:r>
+      <w:proofErr w:type="spellEnd"/>
+      <w:r>
+        <w:t xml:space="preserve"> &amp; Van </w:t>
+      </w:r>
+      <w:proofErr w:type="spellStart"/>
+      <w:r>
+        <w:t>Cauter</w:t>
+      </w:r>
+      <w:proofErr w:type="spellEnd"/>
+      <w:r>
+        <w:t xml:space="preserve">, 2018). Asimismo, la falta de sueño se asocia con un aumento de la actividad simpática y niveles elevados de cortisol, lo que favorece el desarrollo de hipertensión y eventos cardiovasculares adversos (Chami &amp; Pack, 2014). Un metaanálisis de </w:t>
+      </w:r>
+      <w:proofErr w:type="spellStart"/>
+      <w:r>
+        <w:t>Peppard</w:t>
+      </w:r>
+      <w:proofErr w:type="spellEnd"/>
+      <w:r>
+        <w:t xml:space="preserve"> et al. (2000) concluyó que los individuos con apnea obstructiva del sueño presentan un riesgo significativamente mayor de padecer hipertensión arterial.</w:t>
+      </w:r>
+    </w:p>
+    <w:p>
+      <w:pPr>
+        <w:pStyle w:val="Ttulo3"/>
+        <w:jc w:val="both"/>
+      </w:pPr>
+      <w:bookmarkStart w:id="6" w:name="_Toc195123241"/>
+      <w:r>
+        <w:t>Salud Mental y Bienestar Emocional</w:t>
+      </w:r>
+      <w:bookmarkEnd w:id="6"/>
+    </w:p>
+    <w:p>
+      <w:pPr>
+        <w:jc w:val="both"/>
+      </w:pPr>
+      <w:r>
+        <w:t xml:space="preserve">El sueño y la salud mental tienen una relación bidireccional. La falta de sueño se ha identificado como un factor de riesgo para el desarrollo de trastornos psiquiátricos como la depresión y la ansiedad (Baglioni et al., 2016). Durante la fase REM, el cerebro procesa emociones y refuerza la resiliencia psicológica, lo que explica por qué la privación del sueño se asocia con alteraciones en la regulación emocional y un incremento en la irritabilidad y la impulsividad (Walker &amp; van </w:t>
+      </w:r>
+      <w:proofErr w:type="spellStart"/>
+      <w:r>
+        <w:t>der</w:t>
+      </w:r>
+      <w:proofErr w:type="spellEnd"/>
+      <w:r>
+        <w:t xml:space="preserve"> Helm, 2009). Estudios clínicos han encontrado que la disrupción del sueño puede exacerbar síntomas en personas con trastornos del estado de ánimo, afectando la calidad de vida de los pacientes y aumentando el riesgo de episodios depresivos severos.</w:t>
+      </w:r>
+    </w:p>
+    <w:p>
+      <w:pPr>
+        <w:pStyle w:val="Ttulo3"/>
+        <w:jc w:val="both"/>
+      </w:pPr>
+      <w:bookmarkStart w:id="7" w:name="_Toc195123242"/>
       <w:r>
         <w:lastRenderedPageBreak/>
-        <w:t>Impacto en la Funcionalidad Cognitiva</w:t>
-      </w:r>
-      <w:bookmarkEnd w:id="4"/>
-    </w:p>
-    <w:p>
-      <w:pPr>
-        <w:jc w:val="both"/>
-      </w:pPr>
-      <w:r>
-        <w:t>Durante el sueño profundo y la fase REM se consolidan procesos esenciales de aprendizaje y memoria. Investigaciones en neurociencia han evidenciado que la privación del sueño disminuye la plasticidad neuronal y afecta la consolidación de la memoria declarativa y procedimental (</w:t>
-      </w:r>
-      <w:proofErr w:type="spellStart"/>
-      <w:r>
-        <w:t>Diekelmann</w:t>
-      </w:r>
-      <w:proofErr w:type="spellEnd"/>
-      <w:r>
-        <w:t xml:space="preserve"> &amp; Born, 2010). </w:t>
-      </w:r>
-      <w:proofErr w:type="spellStart"/>
-      <w:r>
-        <w:t>Stickgold</w:t>
-      </w:r>
-      <w:proofErr w:type="spellEnd"/>
-      <w:r>
-        <w:t xml:space="preserve"> y Walker (2007) determinaron que la calidad del sueño influye directamente en la capacidad de procesamiento de información, toma de decisiones y regulación emocional. En particular, se ha observado que la privación parcial del sueño puede reducir la velocidad de reacción y aumentar la tasa de errores en tareas complejas (</w:t>
-      </w:r>
-      <w:proofErr w:type="spellStart"/>
-      <w:r>
-        <w:t>Killgore</w:t>
-      </w:r>
-      <w:proofErr w:type="spellEnd"/>
-      <w:r>
-        <w:t>, 2010).</w:t>
+        <w:t>Rendimiento Diario y Seguridad</w:t>
+      </w:r>
+      <w:bookmarkEnd w:id="7"/>
+    </w:p>
+    <w:p>
+      <w:pPr>
+        <w:jc w:val="both"/>
+      </w:pPr>
+      <w:r>
+        <w:t xml:space="preserve">El impacto del sueño insuficiente en el desempeño de actividades cotidianas es significativo. La privación del sueño afecta la capacidad de concentración, la memoria operativa y el tiempo de reacción, lo que puede comprometer la seguridad en entornos laborales y de tráfico (Williamson &amp; </w:t>
+      </w:r>
+      <w:proofErr w:type="spellStart"/>
+      <w:r>
+        <w:t>Feyer</w:t>
+      </w:r>
+      <w:proofErr w:type="spellEnd"/>
+      <w:r>
+        <w:t>, 2000). Dawson &amp; Reid (1997) demostraron que permanecer despierto durante más de 17 horas genera un deterioro cognitivo comparable al de una intoxicación por alcohol con una concentración sanguínea de 0.05%. La fatiga por falta de sueño es responsable de un alto porcentaje de accidentes laborales e incidentes de tráfico, representando un problema de salud pública.</w:t>
       </w:r>
     </w:p>
     <w:p>
       <w:pPr>
         <w:pStyle w:val="Ttulo3"/>
-        <w:jc w:val="both"/>
-      </w:pPr>
-      <w:bookmarkStart w:id="5" w:name="_Toc195007672"/>
-      <w:r>
-        <w:t>Relación con Enfermedades Crónicas</w:t>
-      </w:r>
-      <w:bookmarkEnd w:id="5"/>
-    </w:p>
-    <w:p>
-      <w:pPr>
-        <w:jc w:val="both"/>
-      </w:pPr>
-      <w:r>
-        <w:t>Numerosos estudios han establecido una fuerte correlación entre la deficiencia del sueño y la incidencia de enfermedades metabólicas y cardiovasculares. La restricción crónica del sueño está vinculada a una alteración en la regulación de la glucosa y una disminución de la sensibilidad a la insulina, factores de riesgo clave para el desarrollo de diabetes tipo 2 (</w:t>
-      </w:r>
-      <w:proofErr w:type="spellStart"/>
-      <w:r>
-        <w:t>Reutrakul</w:t>
-      </w:r>
-      <w:proofErr w:type="spellEnd"/>
-      <w:r>
-        <w:t xml:space="preserve"> &amp; Van </w:t>
-      </w:r>
-      <w:proofErr w:type="spellStart"/>
-      <w:r>
-        <w:t>Cauter</w:t>
-      </w:r>
-      <w:proofErr w:type="spellEnd"/>
-      <w:r>
-        <w:t xml:space="preserve">, 2018). Asimismo, la falta de sueño se asocia con un aumento de la actividad simpática y niveles elevados de cortisol, lo que favorece el desarrollo de hipertensión y eventos cardiovasculares adversos (Chami &amp; Pack, 2014). Un metaanálisis de </w:t>
+      </w:pPr>
+      <w:bookmarkStart w:id="8" w:name="_Toc195123243"/>
+      <w:r>
+        <w:t>Relación con Trastornos del Sueño</w:t>
+      </w:r>
+      <w:bookmarkEnd w:id="8"/>
+    </w:p>
+    <w:p>
+      <w:pPr>
+        <w:jc w:val="both"/>
+      </w:pPr>
+      <w:r>
+        <w:t xml:space="preserve">La calidad del sueño también está determinada por la presencia de trastornos específicos, como el insomnio, la apnea obstructiva del sueño y el síndrome de piernas inquietas. </w:t>
       </w:r>
       <w:proofErr w:type="spellStart"/>
       <w:r>
@@ -4271,91 +4786,7 @@
       </w:r>
       <w:proofErr w:type="spellEnd"/>
       <w:r>
-        <w:t xml:space="preserve"> et al. (2000) concluyó que los individuos con apnea obstructiva del sueño presentan un riesgo significativamente mayor de padecer hipertensión arterial.</w:t>
-      </w:r>
-    </w:p>
-    <w:p>
-      <w:pPr>
-        <w:pStyle w:val="Ttulo3"/>
-        <w:jc w:val="both"/>
-      </w:pPr>
-      <w:bookmarkStart w:id="6" w:name="_Toc195007673"/>
-      <w:r>
-        <w:t>Salud Mental y Bienestar Emocional</w:t>
-      </w:r>
-      <w:bookmarkEnd w:id="6"/>
-    </w:p>
-    <w:p>
-      <w:pPr>
-        <w:jc w:val="both"/>
-      </w:pPr>
-      <w:r>
-        <w:t xml:space="preserve">El sueño y la salud mental tienen una relación bidireccional. La falta de sueño se ha identificado como un factor de riesgo para el desarrollo de trastornos psiquiátricos como la depresión y la ansiedad (Baglioni et al., 2016). Durante la fase REM, el cerebro procesa emociones y refuerza la resiliencia psicológica, lo que explica por qué la privación del sueño se asocia con alteraciones en la regulación emocional y un incremento en la irritabilidad y la impulsividad (Walker &amp; van </w:t>
-      </w:r>
-      <w:proofErr w:type="spellStart"/>
-      <w:r>
-        <w:t>der</w:t>
-      </w:r>
-      <w:proofErr w:type="spellEnd"/>
-      <w:r>
-        <w:t xml:space="preserve"> Helm, 2009). Estudios clínicos han encontrado que la disrupción del sueño puede exacerbar síntomas en personas con trastornos del estado de ánimo, afectando la calidad de vida de los pacientes y aumentando el riesgo de episodios depresivos severos.</w:t>
-      </w:r>
-    </w:p>
-    <w:p>
-      <w:pPr>
-        <w:pStyle w:val="Ttulo3"/>
-        <w:jc w:val="both"/>
-      </w:pPr>
-      <w:bookmarkStart w:id="7" w:name="_Toc195007674"/>
-      <w:r>
-        <w:t>Rendimiento Diario y Seguridad</w:t>
-      </w:r>
-      <w:bookmarkEnd w:id="7"/>
-    </w:p>
-    <w:p>
-      <w:pPr>
-        <w:jc w:val="both"/>
-      </w:pPr>
-      <w:r>
-        <w:t xml:space="preserve">El impacto del sueño insuficiente en el desempeño de actividades cotidianas es significativo. La privación del sueño afecta la capacidad de concentración, la memoria operativa y el tiempo de reacción, lo que puede comprometer la seguridad en entornos laborales y de tráfico (Williamson &amp; </w:t>
-      </w:r>
-      <w:proofErr w:type="spellStart"/>
-      <w:r>
-        <w:t>Feyer</w:t>
-      </w:r>
-      <w:proofErr w:type="spellEnd"/>
-      <w:r>
-        <w:t>, 2000). Dawson &amp; Reid (1997) demostraron que permanecer despierto durante más de 17 horas genera un deterioro cognitivo comparable al de una intoxicación por alcohol con una concentración sanguínea de 0.05%. La fatiga por falta de sueño es responsable de un alto porcentaje de accidentes laborales e incidentes de tráfico, representando un problema de salud pública.</w:t>
-      </w:r>
-    </w:p>
-    <w:p>
-      <w:pPr>
-        <w:pStyle w:val="Ttulo3"/>
-      </w:pPr>
-      <w:bookmarkStart w:id="8" w:name="_Toc195007675"/>
-      <w:r>
-        <w:t>Relación con Trastornos del Sueño</w:t>
-      </w:r>
-      <w:bookmarkEnd w:id="8"/>
-    </w:p>
-    <w:p>
-      <w:pPr>
-        <w:jc w:val="both"/>
-      </w:pPr>
-      <w:r>
-        <w:t xml:space="preserve">La calidad del sueño también está determinada por la presencia de trastornos específicos, como el insomnio, la apnea obstructiva del sueño y el síndrome de piernas inquietas. </w:t>
-      </w:r>
-      <w:proofErr w:type="spellStart"/>
-      <w:r>
-        <w:t>Peppard</w:t>
-      </w:r>
-      <w:proofErr w:type="spellEnd"/>
-      <w:r>
-        <w:t xml:space="preserve"> et al. (2000) identificaron una relación entre la apnea del sueño y un mayor riesgo de hipertensión. El insomnio afecta a un porcentaje considerable de la población adulta, </w:t>
-      </w:r>
-      <w:r>
-        <w:lastRenderedPageBreak/>
-        <w:t>con prevalencias que oscilan entre el 10% y el 30%, dependiendo del criterio diagnóstico utilizado. Asimismo, el síndrome de piernas inquietas afecta entre el 2.5% y el 15% de la población general, impactando negativamente la continuidad y profundidad del sueño (Baglioni et al., 2016).</w:t>
+        <w:t xml:space="preserve"> et al. (2000) identificaron una relación entre la apnea del sueño y un mayor riesgo de hipertensión. El insomnio afecta a un porcentaje considerable de la población adulta, con prevalencias que oscilan entre el 10% y el 30%, dependiendo del criterio diagnóstico utilizado. Asimismo, el síndrome de piernas inquietas afecta entre el 2.5% y el 15% de la población general, impactando negativamente la continuidad y profundidad del sueño (Baglioni et al., 2016).</w:t>
       </w:r>
     </w:p>
     <w:p>
@@ -4980,6 +5411,7 @@
       </w:pPr>
       <w:proofErr w:type="spellStart"/>
       <w:r>
+        <w:lastRenderedPageBreak/>
         <w:t>Reutrakul</w:t>
       </w:r>
       <w:proofErr w:type="spellEnd"/>
@@ -5513,9 +5945,8 @@
       <w:pPr>
         <w:pStyle w:val="Ttulo2"/>
       </w:pPr>
-      <w:bookmarkStart w:id="9" w:name="_Toc195007676"/>
-      <w:r>
-        <w:lastRenderedPageBreak/>
+      <w:bookmarkStart w:id="9" w:name="_Toc195123244"/>
+      <w:r>
         <w:t xml:space="preserve">3.2 </w:t>
       </w:r>
       <w:r>
@@ -5527,7 +5958,7 @@
       <w:pPr>
         <w:pStyle w:val="Ttulo3"/>
       </w:pPr>
-      <w:bookmarkStart w:id="10" w:name="_Toc195007677"/>
+      <w:bookmarkStart w:id="10" w:name="_Toc195123245"/>
       <w:r>
         <w:t xml:space="preserve">Apnea </w:t>
       </w:r>
@@ -5908,6 +6339,7 @@
           <w:b/>
           <w:bCs/>
         </w:rPr>
+        <w:lastRenderedPageBreak/>
         <w:t>Intervenciones quirúrgicas:</w:t>
       </w:r>
       <w:r>
@@ -5953,7 +6385,7 @@
       <w:pPr>
         <w:pStyle w:val="Ttulo3"/>
       </w:pPr>
-      <w:bookmarkStart w:id="12" w:name="_Toc195007678"/>
+      <w:bookmarkStart w:id="12" w:name="_Toc195123246"/>
       <w:r>
         <w:t>Insomnio</w:t>
       </w:r>
@@ -5984,11 +6416,7 @@
       </w:pPr>
       <w:commentRangeStart w:id="14"/>
       <w:r>
-        <w:t xml:space="preserve">Se distinguen dos formas principales: el insomnio agudo, que dura días o semanas y está generalmente relacionado con factores estresantes temporales; y el insomnio crónico, que persiste al menos tres veces por semana durante un mínimo de tres meses. Los factores </w:t>
-      </w:r>
-      <w:r>
-        <w:lastRenderedPageBreak/>
-        <w:t>de riesgo incluyen el estrés crónico, trastornos de ansiedad y depresión, enfermedades médicas (como dolor crónico, enfermedad pulmonar obstructiva crónica o insuficiencia cardíaca), así como hábitos de sueño irregulares, uso de estimulantes y envejecimiento.</w:t>
+        <w:t>Se distinguen dos formas principales: el insomnio agudo, que dura días o semanas y está generalmente relacionado con factores estresantes temporales; y el insomnio crónico, que persiste al menos tres veces por semana durante un mínimo de tres meses. Los factores de riesgo incluyen el estrés crónico, trastornos de ansiedad y depresión, enfermedades médicas (como dolor crónico, enfermedad pulmonar obstructiva crónica o insuficiencia cardíaca), así como hábitos de sueño irregulares, uso de estimulantes y envejecimiento.</w:t>
       </w:r>
       <w:commentRangeEnd w:id="14"/>
       <w:r>
@@ -6027,7 +6455,7 @@
         <w:pStyle w:val="Ttulo3"/>
         <w:ind w:left="708" w:hanging="708"/>
       </w:pPr>
-      <w:bookmarkStart w:id="16" w:name="_Toc195007679"/>
+      <w:bookmarkStart w:id="16" w:name="_Toc195123247"/>
       <w:r>
         <w:t>Narcolepsia</w:t>
       </w:r>
@@ -6137,8 +6565,9 @@
       <w:pPr>
         <w:pStyle w:val="Ttulo3"/>
       </w:pPr>
-      <w:bookmarkStart w:id="20" w:name="_Toc195007680"/>
-      <w:r>
+      <w:bookmarkStart w:id="20" w:name="_Toc195123248"/>
+      <w:r>
+        <w:lastRenderedPageBreak/>
         <w:t>Parasomnias</w:t>
       </w:r>
       <w:bookmarkEnd w:id="20"/>
@@ -6265,11 +6694,7 @@
         <w:t>historia clínica detallada</w:t>
       </w:r>
       <w:r>
-        <w:t xml:space="preserve">, con especial énfasis en la descripción de los episodios por parte del propio paciente o de testigos, como familiares o convivientes. En situaciones clínicas más complejas, o cuando existe la sospecha de comportamientos potencialmente peligrosos durante el sueño, puede ser </w:t>
-      </w:r>
-      <w:r>
-        <w:lastRenderedPageBreak/>
-        <w:t xml:space="preserve">necesaria la realización de una </w:t>
+        <w:t xml:space="preserve">, con especial énfasis en la descripción de los episodios por parte del propio paciente o de testigos, como familiares o convivientes. En situaciones clínicas más complejas, o cuando existe la sospecha de comportamientos potencialmente peligrosos durante el sueño, puede ser necesaria la realización de una </w:t>
       </w:r>
       <w:r>
         <w:rPr>
@@ -6298,7 +6723,7 @@
       <w:pPr>
         <w:pStyle w:val="Ttulo3"/>
       </w:pPr>
-      <w:bookmarkStart w:id="22" w:name="_Toc195007681"/>
+      <w:bookmarkStart w:id="22" w:name="_Toc195123249"/>
       <w:r>
         <w:t>Síndrome de Piernas Inquietas (SPI)</w:t>
       </w:r>
@@ -6343,7 +6768,7 @@
           <w:numId w:val="6"/>
         </w:numPr>
       </w:pPr>
-      <w:bookmarkStart w:id="24" w:name="_Toc195007682"/>
+      <w:bookmarkStart w:id="24" w:name="_Toc195123250"/>
       <w:r>
         <w:t xml:space="preserve">Métodos de evaluación </w:t>
       </w:r>
@@ -6417,8 +6842,9 @@
       <w:pPr>
         <w:pStyle w:val="Ttulo3"/>
       </w:pPr>
-      <w:bookmarkStart w:id="25" w:name="_Toc195007683"/>
-      <w:r>
+      <w:bookmarkStart w:id="25" w:name="_Toc195123251"/>
+      <w:r>
+        <w:lastRenderedPageBreak/>
         <w:t>Métodos de evaluación objetiva</w:t>
       </w:r>
       <w:bookmarkEnd w:id="25"/>
@@ -6544,7 +6970,6 @@
           <w:b/>
           <w:bCs/>
         </w:rPr>
-        <w:lastRenderedPageBreak/>
         <w:t>Monitorización cardiorrespiratoria:</w:t>
       </w:r>
       <w:r>
@@ -6710,14 +7135,18 @@
         <w:jc w:val="both"/>
       </w:pPr>
       <w:r>
-        <w:t>Es una herramienta útil en la evaluación de insomnio y ritmos circadianos, ya que permite comparar la percepción subjetiva del paciente con los datos objetivos del dispositivo. No obstante, presenta limitaciones en la detección de despertares nocturnos y en la diferenciación entre sueño ligero y vigilia en pacientes con baja movilidad (Marino et al., 2013).</w:t>
+        <w:t xml:space="preserve">Es una herramienta útil en la evaluación de insomnio y ritmos circadianos, ya que permite comparar la percepción subjetiva del paciente con los datos objetivos del dispositivo. No </w:t>
+      </w:r>
+      <w:r>
+        <w:lastRenderedPageBreak/>
+        <w:t>obstante, presenta limitaciones en la detección de despertares nocturnos y en la diferenciación entre sueño ligero y vigilia en pacientes con baja movilidad (Marino et al., 2013).</w:t>
       </w:r>
     </w:p>
     <w:p>
       <w:pPr>
         <w:pStyle w:val="Ttulo3"/>
       </w:pPr>
-      <w:bookmarkStart w:id="26" w:name="_Toc195007684"/>
+      <w:bookmarkStart w:id="26" w:name="_Toc195123252"/>
       <w:r>
         <w:t>Métodos de evaluación subjetiva</w:t>
       </w:r>
@@ -6836,7 +7265,6 @@
         <w:pStyle w:val="Ttulo4"/>
       </w:pPr>
       <w:r>
-        <w:lastRenderedPageBreak/>
         <w:t>Índice de Gravedad del Insomnio (ISI)</w:t>
       </w:r>
     </w:p>
@@ -6986,7 +7414,7 @@
           <w:numId w:val="6"/>
         </w:numPr>
       </w:pPr>
-      <w:bookmarkStart w:id="27" w:name="_Toc195007685"/>
+      <w:bookmarkStart w:id="27" w:name="_Toc195123253"/>
       <w:r>
         <w:t>Modelos predictivos básicos</w:t>
       </w:r>
@@ -6996,7 +7424,7 @@
       <w:pPr>
         <w:pStyle w:val="Ttulo3"/>
       </w:pPr>
-      <w:bookmarkStart w:id="28" w:name="_Toc195007686"/>
+      <w:bookmarkStart w:id="28" w:name="_Toc195123254"/>
       <w:r>
         <w:t xml:space="preserve">Regresión </w:t>
       </w:r>
@@ -7027,7 +7455,11 @@
         <w:t xml:space="preserve"> (binaria y multiclase)</w:t>
       </w:r>
       <w:r>
-        <w:t xml:space="preserve"> que estima la probabilidad de pertenencia a una clase utilizando la función sigmoide. Se basa en la regresión lineal, pero transforma su salida en valores entre 0 y 1 mediante la función logística</w:t>
+        <w:t xml:space="preserve"> que estima la probabilidad de pertenencia a una clase utilizando la función sigmoide. Se basa en la </w:t>
+      </w:r>
+      <w:r>
+        <w:lastRenderedPageBreak/>
+        <w:t>regresión lineal, pero transforma su salida en valores entre 0 y 1 mediante la función logística</w:t>
       </w:r>
       <w:r>
         <w:t>, que son interpretables como probabilidades</w:t>
@@ -7294,7 +7726,6 @@
         <w:jc w:val="both"/>
       </w:pPr>
       <w:r>
-        <w:lastRenderedPageBreak/>
         <w:t>Donde β representa los coeficientes del modelo ajustados mediante máxima verosimilitud (Hastie et al., 2009). Su principal ventaja es la interpretabilidad y su baja complejidad computacional, lo que la hace útil en entornos médicos para la evaluación de riesgos (</w:t>
       </w:r>
       <w:proofErr w:type="spellStart"/>
@@ -7323,7 +7754,7 @@
         <w:pStyle w:val="Ttulo3"/>
         <w:jc w:val="both"/>
       </w:pPr>
-      <w:bookmarkStart w:id="30" w:name="_Toc195007687"/>
+      <w:bookmarkStart w:id="30" w:name="_Toc195123255"/>
       <w:r>
         <w:t xml:space="preserve">Árboles de </w:t>
       </w:r>
@@ -7477,7 +7908,7 @@
         <w:pStyle w:val="Ttulo3"/>
         <w:jc w:val="both"/>
       </w:pPr>
-      <w:bookmarkStart w:id="32" w:name="_Toc195007688"/>
+      <w:bookmarkStart w:id="32" w:name="_Toc195123256"/>
       <w:r>
         <w:t>Máquinas de Vectores de Soporte</w:t>
       </w:r>
@@ -7510,6 +7941,7 @@
         <w:rPr>
           <w:noProof/>
         </w:rPr>
+        <w:lastRenderedPageBreak/>
         <w:drawing>
           <wp:inline distT="0" distB="0" distL="0" distR="0" wp14:anchorId="7267B6E9" wp14:editId="29A844B1">
             <wp:extent cx="4706007" cy="809738"/>
@@ -7588,7 +8020,7 @@
         <w:pStyle w:val="Ttulo3"/>
         <w:jc w:val="both"/>
       </w:pPr>
-      <w:bookmarkStart w:id="34" w:name="_Toc195007689"/>
+      <w:bookmarkStart w:id="34" w:name="_Toc195123257"/>
       <w:r>
         <w:t>Perceptrón Multicapa (</w:t>
       </w:r>
@@ -7616,11 +8048,7 @@
         <w:t>Perceptrón Multicapa (MLP, por sus siglas en inglés)</w:t>
       </w:r>
       <w:r>
-        <w:t xml:space="preserve"> es un tipo de red neuronal artificial que consta de una capa de entrada, una o más capas ocultas y una capa de salida. </w:t>
-      </w:r>
-      <w:r>
-        <w:lastRenderedPageBreak/>
-        <w:t xml:space="preserve">Cada neurona aplica una </w:t>
+        <w:t xml:space="preserve"> es un tipo de red neuronal artificial que consta de una capa de entrada, una o más capas ocultas y una capa de salida. Cada neurona aplica una </w:t>
       </w:r>
       <w:proofErr w:type="spellStart"/>
       <w:r>
@@ -7773,7 +8201,7 @@
         <w:pStyle w:val="Ttulo3"/>
         <w:jc w:val="both"/>
       </w:pPr>
-      <w:bookmarkStart w:id="36" w:name="_Toc195007690"/>
+      <w:bookmarkStart w:id="36" w:name="_Toc195123258"/>
       <w:proofErr w:type="spellStart"/>
       <w:r>
         <w:t>Random</w:t>
@@ -7931,19 +8359,93 @@
     <w:p>
       <w:pPr>
         <w:pStyle w:val="Ttulo2"/>
+      </w:pPr>
+      <w:bookmarkStart w:id="38" w:name="_Toc195123259"/>
+      <w:proofErr w:type="gramStart"/>
+      <w:r>
+        <w:lastRenderedPageBreak/>
+        <w:t>Técnicas??</w:t>
+      </w:r>
+      <w:bookmarkEnd w:id="38"/>
+      <w:proofErr w:type="gramEnd"/>
+    </w:p>
+    <w:p>
+      <w:r>
+        <w:t>Histogramas y KDE</w:t>
+      </w:r>
+    </w:p>
+    <w:p>
+      <w:hyperlink r:id="rId20" w:history="1">
+        <w:r>
+          <w:rPr>
+            <w:rStyle w:val="Hipervnculo"/>
+          </w:rPr>
+          <w:t>https://asq.org/quality-resources/histogram</w:t>
+        </w:r>
+      </w:hyperlink>
+      <w:r>
+        <w:t>?</w:t>
+      </w:r>
+    </w:p>
+    <w:p/>
+    <w:p>
+      <w:proofErr w:type="spellStart"/>
+      <w:r>
+        <w:t>Boxplots</w:t>
+      </w:r>
+      <w:proofErr w:type="spellEnd"/>
+    </w:p>
+    <w:p>
+      <w:hyperlink r:id="rId21" w:history="1">
+        <w:r>
+          <w:rPr>
+            <w:rStyle w:val="Hipervnculo"/>
+          </w:rPr>
+          <w:t xml:space="preserve">Una guía completa de diagramas de caja | </w:t>
+        </w:r>
+        <w:proofErr w:type="spellStart"/>
+        <w:r>
+          <w:rPr>
+            <w:rStyle w:val="Hipervnculo"/>
+          </w:rPr>
+          <w:t>Atlassian</w:t>
+        </w:r>
+        <w:proofErr w:type="spellEnd"/>
+      </w:hyperlink>
+    </w:p>
+    <w:p/>
+    <w:p/>
+    <w:p>
+      <w:proofErr w:type="spellStart"/>
+      <w:r>
+        <w:t>Heatmaps</w:t>
+      </w:r>
+      <w:proofErr w:type="spellEnd"/>
+      <w:r>
+        <w:t xml:space="preserve"> y correlaciones</w:t>
+      </w:r>
+    </w:p>
+    <w:p>
+      <w:r>
+        <w:t>Gráficos de dispersión</w:t>
+      </w:r>
+    </w:p>
+    <w:p>
+      <w:pPr>
+        <w:pStyle w:val="Ttulo2"/>
         <w:numPr>
           <w:ilvl w:val="1"/>
           <w:numId w:val="6"/>
         </w:numPr>
       </w:pPr>
-      <w:bookmarkStart w:id="38" w:name="_Toc195007691"/>
+      <w:bookmarkStart w:id="39" w:name="_Toc195123260"/>
       <w:r>
         <w:t>Métricas de evaluación de modelos</w:t>
       </w:r>
       <w:r>
         <w:t xml:space="preserve"> predictivos</w:t>
       </w:r>
-      <w:bookmarkEnd w:id="38"/>
+      <w:bookmarkEnd w:id="39"/>
     </w:p>
     <w:p>
       <w:pPr>
@@ -7958,11 +8460,11 @@
         <w:pStyle w:val="Ttulo3"/>
         <w:jc w:val="both"/>
       </w:pPr>
-      <w:bookmarkStart w:id="39" w:name="_Toc195007692"/>
+      <w:bookmarkStart w:id="40" w:name="_Toc195123261"/>
       <w:r>
         <w:t>Matriz de confusión</w:t>
       </w:r>
-      <w:bookmarkEnd w:id="39"/>
+      <w:bookmarkEnd w:id="40"/>
     </w:p>
     <w:p>
       <w:pPr>
@@ -8012,7 +8514,6 @@
           <w:b/>
           <w:bCs/>
         </w:rPr>
-        <w:lastRenderedPageBreak/>
         <w:t>True Negatives (TN):</w:t>
       </w:r>
       <w:r>
@@ -8068,7 +8569,7 @@
           <w:numId w:val="9"/>
         </w:numPr>
       </w:pPr>
-      <w:bookmarkStart w:id="40" w:name="_Toc195007693"/>
+      <w:bookmarkStart w:id="41" w:name="_Toc195123262"/>
       <w:proofErr w:type="spellStart"/>
       <w:r>
         <w:t>Accuracy</w:t>
@@ -8077,7 +8578,7 @@
       <w:r>
         <w:t xml:space="preserve"> (Exactitud)</w:t>
       </w:r>
-      <w:bookmarkEnd w:id="40"/>
+      <w:bookmarkEnd w:id="41"/>
     </w:p>
     <w:p>
       <w:pPr>
@@ -8103,7 +8604,7 @@
                     <pic:cNvPicPr/>
                   </pic:nvPicPr>
                   <pic:blipFill>
-                    <a:blip r:embed="rId20"/>
+                    <a:blip r:embed="rId22"/>
                     <a:stretch>
                       <a:fillRect/>
                     </a:stretch>
@@ -8147,9 +8648,10 @@
           <w:numId w:val="12"/>
         </w:numPr>
       </w:pPr>
-      <w:bookmarkStart w:id="41" w:name="_Toc195007694"/>
-      <w:proofErr w:type="spellStart"/>
-      <w:r>
+      <w:bookmarkStart w:id="42" w:name="_Toc195123263"/>
+      <w:proofErr w:type="spellStart"/>
+      <w:r>
+        <w:lastRenderedPageBreak/>
         <w:t>P</w:t>
       </w:r>
       <w:r>
@@ -8162,7 +8664,7 @@
       <w:r>
         <w:t xml:space="preserve"> (Precisión)</w:t>
       </w:r>
-      <w:bookmarkEnd w:id="41"/>
+      <w:bookmarkEnd w:id="42"/>
     </w:p>
     <w:p>
       <w:pPr>
@@ -8188,7 +8690,7 @@
                     <pic:cNvPicPr/>
                   </pic:nvPicPr>
                   <pic:blipFill>
-                    <a:blip r:embed="rId21"/>
+                    <a:blip r:embed="rId23"/>
                     <a:stretch>
                       <a:fillRect/>
                     </a:stretch>
@@ -8222,7 +8724,7 @@
           <w:numId w:val="12"/>
         </w:numPr>
       </w:pPr>
-      <w:bookmarkStart w:id="42" w:name="_Toc195007695"/>
+      <w:bookmarkStart w:id="43" w:name="_Toc195123264"/>
       <w:proofErr w:type="spellStart"/>
       <w:r>
         <w:t>Recall</w:t>
@@ -8231,7 +8733,7 @@
       <w:r>
         <w:t xml:space="preserve"> (Sensibilidad o Tasa de verdaderos positivos)</w:t>
       </w:r>
-      <w:bookmarkEnd w:id="42"/>
+      <w:bookmarkEnd w:id="43"/>
     </w:p>
     <w:p>
       <w:pPr>
@@ -8257,7 +8759,7 @@
                     <pic:cNvPicPr/>
                   </pic:nvPicPr>
                   <pic:blipFill>
-                    <a:blip r:embed="rId22"/>
+                    <a:blip r:embed="rId24"/>
                     <a:stretch>
                       <a:fillRect/>
                     </a:stretch>
@@ -8307,11 +8809,11 @@
           <w:numId w:val="12"/>
         </w:numPr>
       </w:pPr>
-      <w:bookmarkStart w:id="43" w:name="_Toc195007696"/>
+      <w:bookmarkStart w:id="44" w:name="_Toc195123265"/>
       <w:r>
         <w:t>F1 Score</w:t>
       </w:r>
-      <w:bookmarkEnd w:id="43"/>
+      <w:bookmarkEnd w:id="44"/>
     </w:p>
     <w:p>
       <w:pPr>
@@ -8337,7 +8839,7 @@
                     <pic:cNvPicPr/>
                   </pic:nvPicPr>
                   <pic:blipFill>
-                    <a:blip r:embed="rId23"/>
+                    <a:blip r:embed="rId25"/>
                     <a:stretch>
                       <a:fillRect/>
                     </a:stretch>
@@ -8386,9 +8888,8 @@
       <w:pPr>
         <w:pStyle w:val="Ttulo3"/>
       </w:pPr>
-      <w:bookmarkStart w:id="44" w:name="_Toc195007697"/>
-      <w:r>
-        <w:lastRenderedPageBreak/>
+      <w:bookmarkStart w:id="45" w:name="_Toc195123266"/>
+      <w:r>
         <w:t>Curva ROC y AUC (</w:t>
       </w:r>
       <w:r>
@@ -8397,7 +8898,7 @@
       <w:r>
         <w:t>)</w:t>
       </w:r>
-      <w:bookmarkEnd w:id="44"/>
+      <w:bookmarkEnd w:id="45"/>
     </w:p>
     <w:p>
       <w:pPr>
@@ -8526,7 +9027,7 @@
       <w:pPr>
         <w:pStyle w:val="Ttulo3"/>
       </w:pPr>
-      <w:bookmarkStart w:id="45" w:name="_Toc195007698"/>
+      <w:bookmarkStart w:id="46" w:name="_Toc195123267"/>
       <w:r>
         <w:t xml:space="preserve">Curva </w:t>
       </w:r>
@@ -8538,7 +9039,7 @@
       <w:r>
         <w:t xml:space="preserve"> y AUC-PR</w:t>
       </w:r>
-      <w:bookmarkEnd w:id="45"/>
+      <w:bookmarkEnd w:id="46"/>
     </w:p>
     <w:p>
       <w:pPr>
@@ -8574,6 +9075,7 @@
     <w:p>
       <w:proofErr w:type="spellStart"/>
       <w:r>
+        <w:lastRenderedPageBreak/>
         <w:t>Saito</w:t>
       </w:r>
       <w:proofErr w:type="spellEnd"/>
@@ -8816,7 +9318,7 @@
       <w:r>
         <w:t xml:space="preserve"> ONE, 10(3), e0118432. </w:t>
       </w:r>
-      <w:hyperlink r:id="rId24" w:history="1">
+      <w:hyperlink r:id="rId26" w:history="1">
         <w:r>
           <w:rPr>
             <w:rStyle w:val="Hipervnculo"/>
@@ -9017,7 +9519,7 @@
       <w:r>
         <w:t xml:space="preserve">, 21(1), 6. </w:t>
       </w:r>
-      <w:hyperlink r:id="rId25" w:history="1">
+      <w:hyperlink r:id="rId27" w:history="1">
         <w:r>
           <w:rPr>
             <w:rStyle w:val="Hipervnculo"/>
@@ -9135,7 +9637,7 @@
       <w:r>
         <w:t xml:space="preserve">, 13(8), 603–604. </w:t>
       </w:r>
-      <w:hyperlink r:id="rId26" w:history="1">
+      <w:hyperlink r:id="rId28" w:history="1">
         <w:r>
           <w:rPr>
             <w:rStyle w:val="Hipervnculo"/>
@@ -9153,13 +9655,181 @@
           <w:ilvl w:val="1"/>
           <w:numId w:val="6"/>
         </w:numPr>
-      </w:pPr>
-      <w:bookmarkStart w:id="46" w:name="_Toc195007699"/>
-      <w:r>
-        <w:t>Aplicación de modelos predictivos en la detección de trastornos del sueño</w:t>
-      </w:r>
-      <w:bookmarkEnd w:id="46"/>
-    </w:p>
+        <w:rPr>
+          <w:highlight w:val="yellow"/>
+        </w:rPr>
+      </w:pPr>
+      <w:bookmarkStart w:id="47" w:name="_Toc195123268"/>
+      <w:r>
+        <w:rPr>
+          <w:highlight w:val="yellow"/>
+        </w:rPr>
+        <w:t>Aplicaci</w:t>
+      </w:r>
+      <w:r>
+        <w:rPr>
+          <w:highlight w:val="yellow"/>
+        </w:rPr>
+        <w:t>ones interactivas en ciencia de datos</w:t>
+      </w:r>
+      <w:bookmarkEnd w:id="47"/>
+    </w:p>
+    <w:p>
+      <w:r>
+        <w:t>En el contexto del aprendizaje automático y la ingeniería de la salud, las aplicaciones interactivas permiten acercar los modelos predictivos al usuario final de manera accesible, visual y funcional. Estas aplicaciones actúan como una capa de interfaz entre los algoritmos complejos desarrollados durante el entrenamiento y el profesional o paciente que desea obtener información a partir de ellos.</w:t>
+      </w:r>
+    </w:p>
+    <w:p>
+      <w:pPr>
+        <w:pStyle w:val="Ttulo3"/>
+      </w:pPr>
+      <w:bookmarkStart w:id="48" w:name="_Toc195123269"/>
+      <w:r>
+        <w:t>Interfaz como puente entre el modelo y el usuario</w:t>
+      </w:r>
+      <w:bookmarkEnd w:id="48"/>
+    </w:p>
+    <w:p>
+      <w:r>
+        <w:t>Una aplicación interactiva permite al usuario introducir variables o características (como edad, frecuencia cardíaca, calidad del sueño, etc.) y recibir una predicción inmediata generada por el modelo previamente entrenado. Esta predicción se puede acompañar de explicaciones visuales, recomendaciones o indicadores de riesgo que mejoran la interpretabilidad del resultado.</w:t>
+      </w:r>
+    </w:p>
+    <w:p>
+      <w:r>
+        <w:t>En ingeniería biomédica, este tipo de herramientas tiene un gran potencial: puede contribuir al cribado de pacientes, al apoyo en la toma de decisiones clínicas o al autocuidado en poblaciones con riesgo de enfermedades crónicas. La posibilidad de usar estas aplicaciones desde cualquier dispositivo con conexión a internet también facilita la democratización del acceso a herramientas basadas en inteligencia artificial.</w:t>
+      </w:r>
+    </w:p>
+    <w:p>
+      <w:pPr>
+        <w:pStyle w:val="Ttulo3"/>
+      </w:pPr>
+      <w:bookmarkStart w:id="49" w:name="_Toc195123270"/>
+      <w:commentRangeStart w:id="50"/>
+      <w:proofErr w:type="spellStart"/>
+      <w:r>
+        <w:t>Streamlit</w:t>
+      </w:r>
+      <w:proofErr w:type="spellEnd"/>
+      <w:r>
+        <w:t xml:space="preserve"> como herramienta de desarrollo</w:t>
+      </w:r>
+      <w:bookmarkEnd w:id="49"/>
+    </w:p>
+    <w:p>
+      <w:proofErr w:type="spellStart"/>
+      <w:r>
+        <w:t>Streamlit</w:t>
+      </w:r>
+      <w:proofErr w:type="spellEnd"/>
+      <w:r>
+        <w:t xml:space="preserve"> es un </w:t>
+      </w:r>
+      <w:proofErr w:type="spellStart"/>
+      <w:r>
+        <w:t>framework</w:t>
+      </w:r>
+      <w:proofErr w:type="spellEnd"/>
+      <w:r>
+        <w:t xml:space="preserve"> de código abierto en Python que permite crear aplicaciones web interactivas de forma rápida y sencilla. Está especialmente diseñado para proyectos de ciencia de datos, aprendizaje automático y visualización de datos, y no requiere conocimientos avanzados de desarrollo web.</w:t>
+      </w:r>
+    </w:p>
+    <w:p>
+      <w:r>
+        <w:t>Entre sus principales características destacan:</w:t>
+      </w:r>
+    </w:p>
+    <w:p>
+      <w:pPr>
+        <w:numPr>
+          <w:ilvl w:val="0"/>
+          <w:numId w:val="29"/>
+        </w:numPr>
+      </w:pPr>
+      <w:r>
+        <w:t>Facilidad de uso: su sintaxis es sencilla y permite transformar scripts de Python en interfaces web funcionales.</w:t>
+      </w:r>
+    </w:p>
+    <w:p>
+      <w:pPr>
+        <w:numPr>
+          <w:ilvl w:val="0"/>
+          <w:numId w:val="29"/>
+        </w:numPr>
+      </w:pPr>
+      <w:r>
+        <w:t xml:space="preserve">Integración con librerías populares como Pandas, </w:t>
+      </w:r>
+      <w:proofErr w:type="spellStart"/>
+      <w:r>
+        <w:t>Scikit-learn</w:t>
+      </w:r>
+      <w:proofErr w:type="spellEnd"/>
+      <w:r>
+        <w:t xml:space="preserve"> o </w:t>
+      </w:r>
+      <w:proofErr w:type="spellStart"/>
+      <w:r>
+        <w:t>Matplotlib</w:t>
+      </w:r>
+      <w:proofErr w:type="spellEnd"/>
+      <w:r>
+        <w:t>.</w:t>
+      </w:r>
+    </w:p>
+    <w:p>
+      <w:pPr>
+        <w:numPr>
+          <w:ilvl w:val="0"/>
+          <w:numId w:val="29"/>
+        </w:numPr>
+      </w:pPr>
+      <w:r>
+        <w:t>Actualización en tiempo real de los resultados conforme el usuario introduce nuevos datos.</w:t>
+      </w:r>
+    </w:p>
+    <w:p>
+      <w:r>
+        <w:lastRenderedPageBreak/>
+        <w:t xml:space="preserve">Gracias a </w:t>
+      </w:r>
+      <w:proofErr w:type="spellStart"/>
+      <w:r>
+        <w:t>Streamlit</w:t>
+      </w:r>
+      <w:proofErr w:type="spellEnd"/>
+      <w:r>
+        <w:t>, es posible desplegar modelos predictivos en tiempo real sin necesidad de servidores complejos o plataformas externas, lo que lo convierte en una opción ideal para prototipos clínicos, proyectos académicos o aplicaciones ligeras.</w:t>
+      </w:r>
+      <w:commentRangeEnd w:id="50"/>
+      <w:r>
+        <w:rPr>
+          <w:rStyle w:val="Refdecomentario"/>
+        </w:rPr>
+        <w:commentReference w:id="50"/>
+      </w:r>
+    </w:p>
+    <w:p>
+      <w:r>
+        <w:t xml:space="preserve">En este TFG, </w:t>
+      </w:r>
+      <w:proofErr w:type="spellStart"/>
+      <w:r>
+        <w:t>Streamlit</w:t>
+      </w:r>
+      <w:proofErr w:type="spellEnd"/>
+      <w:r>
+        <w:t xml:space="preserve"> se ha utilizado para desarrollar una aplicación capaz de recibir datos del usuario, procesarlos de forma coherente con el modelo entrenado y devolver una predicción automática sobre el posible trastorno del sueño que podría presentar. Además, se ha incorporado un componente de </w:t>
+      </w:r>
+      <w:proofErr w:type="spellStart"/>
+      <w:r>
+        <w:t>explicabilidad</w:t>
+      </w:r>
+      <w:proofErr w:type="spellEnd"/>
+      <w:r>
+        <w:t xml:space="preserve"> para mejorar la confianza en los resultados ofrecidos.</w:t>
+      </w:r>
+    </w:p>
+    <w:p/>
     <w:p>
       <w:pPr>
         <w:pStyle w:val="Ttulo2"/>
@@ -9168,11 +9838,11 @@
           <w:numId w:val="6"/>
         </w:numPr>
       </w:pPr>
-      <w:bookmarkStart w:id="47" w:name="_Toc195007700"/>
+      <w:bookmarkStart w:id="51" w:name="_Toc195123271"/>
       <w:r>
         <w:t>Fiabilidad y validación de dispositivos portátiles como el O2Ring</w:t>
       </w:r>
-      <w:bookmarkEnd w:id="47"/>
+      <w:bookmarkEnd w:id="51"/>
     </w:p>
     <w:p>
       <w:pPr>
@@ -9182,11 +9852,11 @@
           <w:numId w:val="6"/>
         </w:numPr>
       </w:pPr>
-      <w:bookmarkStart w:id="48" w:name="_Toc195007701"/>
+      <w:bookmarkStart w:id="52" w:name="_Toc195123272"/>
       <w:r>
         <w:t>Metodología</w:t>
       </w:r>
-      <w:bookmarkEnd w:id="48"/>
+      <w:bookmarkEnd w:id="52"/>
     </w:p>
     <w:p>
       <w:pPr>
@@ -9196,16 +9866,23 @@
           <w:numId w:val="6"/>
         </w:numPr>
       </w:pPr>
-      <w:bookmarkStart w:id="49" w:name="_Toc195007702"/>
+      <w:bookmarkStart w:id="53" w:name="_Toc195123273"/>
       <w:r>
         <w:t>Desarrollo del modelo predictivo</w:t>
       </w:r>
-      <w:bookmarkEnd w:id="49"/>
+      <w:bookmarkEnd w:id="53"/>
+    </w:p>
+    <w:p>
+      <w:pPr>
+        <w:jc w:val="both"/>
+      </w:pPr>
+      <w:r>
+        <w:t>Para la implementación del modelo predictivo y su posterior integración en una aplicación interactiva, se utilizaron diversas herramientas y tecnologías que permitieron abarcar el proyecto desde el tratamiento de datos hasta el desarrollo de la interfaz. A continuación, se describen:</w:t>
+      </w:r>
     </w:p>
     <w:p/>
     <w:p>
-      <w:bookmarkStart w:id="50" w:name="_Toc195007703"/>
-      <w:proofErr w:type="gramStart"/>
+      <w:bookmarkStart w:id="54" w:name="_Toc195123274"/>
       <w:r>
         <w:rPr>
           <w:rStyle w:val="Ttulo2Car"/>
@@ -9222,36 +9899,11 @@
         <w:rPr>
           <w:rStyle w:val="Ttulo2Car"/>
         </w:rPr>
-        <w:t>???</w:t>
-      </w:r>
-      <w:bookmarkEnd w:id="50"/>
-      <w:proofErr w:type="gramEnd"/>
-      <w:r>
-        <w:t xml:space="preserve"> No </w:t>
-      </w:r>
-      <w:proofErr w:type="spellStart"/>
-      <w:r>
-        <w:t>se</w:t>
-      </w:r>
-      <w:proofErr w:type="spellEnd"/>
+        <w:t xml:space="preserve"> empleadas</w:t>
+      </w:r>
+      <w:bookmarkEnd w:id="54"/>
       <w:r>
         <w:t xml:space="preserve"> </w:t>
-      </w:r>
-      <w:r>
-        <w:t>dónde</w:t>
-      </w:r>
-      <w:r>
-        <w:t xml:space="preserve"> tiene que ir </w:t>
-      </w:r>
-    </w:p>
-    <w:p>
-      <w:pPr>
-        <w:jc w:val="both"/>
-      </w:pPr>
-      <w:bookmarkStart w:id="51" w:name="_Toc195007704"/>
-      <w:r>
-        <w:lastRenderedPageBreak/>
-        <w:t>Para la implementación del modelo predictivo y su posterior integración en una aplicación interactiva, se utilizaron diversas herramientas y tecnologías que permitieron abarcar el proyecto desde el tratamiento de datos hasta el desarrollo de la interfaz. A continuación, se describen:</w:t>
       </w:r>
     </w:p>
     <w:p>
@@ -9670,6 +10322,7 @@
       <w:pPr>
         <w:pStyle w:val="Ttulo3"/>
       </w:pPr>
+      <w:bookmarkStart w:id="55" w:name="_Toc195123275"/>
       <w:r>
         <w:t>Descripción de</w:t>
       </w:r>
@@ -9679,14 +10332,13 @@
       <w:r>
         <w:t xml:space="preserve"> datos</w:t>
       </w:r>
-      <w:bookmarkEnd w:id="51"/>
-    </w:p>
-    <w:p>
-      <w:pPr>
-        <w:jc w:val="both"/>
-      </w:pPr>
-      <w:bookmarkStart w:id="52" w:name="_Toc195007705"/>
-      <w:commentRangeStart w:id="53"/>
+      <w:bookmarkEnd w:id="55"/>
+    </w:p>
+    <w:p>
+      <w:pPr>
+        <w:jc w:val="both"/>
+      </w:pPr>
+      <w:commentRangeStart w:id="56"/>
       <w:r>
         <w:t xml:space="preserve">Para el desarrollo del modelo predictivo, se empleó un conjunto de datos de acceso público obtenido a través de </w:t>
       </w:r>
@@ -9738,13 +10390,13 @@
         </w:rPr>
         <w:t xml:space="preserve"> en un entorno colaborativo.</w:t>
       </w:r>
-      <w:commentRangeEnd w:id="53"/>
+      <w:commentRangeEnd w:id="56"/>
       <w:r>
         <w:rPr>
           <w:rStyle w:val="Refdecomentario"/>
           <w:color w:val="FF0000"/>
         </w:rPr>
-        <w:commentReference w:id="53"/>
+        <w:commentReference w:id="56"/>
       </w:r>
     </w:p>
     <w:p>
@@ -9846,7 +10498,6 @@
           <w:b/>
           <w:bCs/>
         </w:rPr>
-        <w:lastRenderedPageBreak/>
         <w:t>None</w:t>
       </w:r>
       <w:proofErr w:type="spellEnd"/>
@@ -9922,10 +10573,11 @@
       <w:pPr>
         <w:pStyle w:val="Ttulo3"/>
       </w:pPr>
+      <w:bookmarkStart w:id="57" w:name="_Toc195123276"/>
       <w:r>
         <w:t>Preprocesamiento de los datos</w:t>
       </w:r>
-      <w:bookmarkEnd w:id="52"/>
+      <w:bookmarkEnd w:id="57"/>
     </w:p>
     <w:p>
       <w:pPr>
@@ -10047,7 +10699,11 @@
         <w:jc w:val="both"/>
       </w:pPr>
       <w:r>
-        <w:t>Se eliminaron aquellas columnas que no aportaban valor al modelo predictivo, como identificadores únicos (ID) o nombres que podían actuar como variables de fuga. Además, se detectaron y trataron valores nulos o inconsistentes en ciertas columnas, mediante imputación o eliminación, dependiendo del caso y su impacto en la integridad del conjunto de datos.</w:t>
+        <w:t xml:space="preserve">Se eliminaron aquellas columnas que no aportaban valor al modelo predictivo, como identificadores únicos (ID) o nombres que podían actuar como variables de fuga. Además, se detectaron y trataron valores nulos o inconsistentes en ciertas columnas, mediante </w:t>
+      </w:r>
+      <w:r>
+        <w:lastRenderedPageBreak/>
+        <w:t>imputación o eliminación, dependiendo del caso y su impacto en la integridad del conjunto de datos.</w:t>
       </w:r>
     </w:p>
     <w:p>
@@ -10273,7 +10929,7 @@
       <w:pPr>
         <w:pStyle w:val="Ttulo3"/>
       </w:pPr>
-      <w:bookmarkStart w:id="54" w:name="_Toc195007706"/>
+      <w:bookmarkStart w:id="58" w:name="_Toc195123277"/>
       <w:proofErr w:type="spellStart"/>
       <w:r>
         <w:t>Anáisis</w:t>
@@ -10282,11 +10938,142 @@
       <w:r>
         <w:t xml:space="preserve"> exploratorio de los datos (EDA)</w:t>
       </w:r>
-      <w:bookmarkEnd w:id="54"/>
-    </w:p>
-    <w:p>
-      <w:r>
-        <w:t xml:space="preserve">El EDA </w:t>
+      <w:bookmarkEnd w:id="58"/>
+    </w:p>
+    <w:p>
+      <w:r>
+        <w:t>El análisis exploratorio de datos (EDA, por sus siglas en inglés) tuvo como objetivo comprender la estructura interna del conjunto de datos, identificar patrones relevantes, relaciones entre variables y detectar la presencia de posibles valores atípicos que pudieran interferir en el rendimiento de los modelos.</w:t>
+      </w:r>
+    </w:p>
+    <w:p>
+      <w:r>
+        <w:t>Se aplicaron las siguientes técnicas y visualizaciones:</w:t>
+      </w:r>
+    </w:p>
+    <w:p>
+      <w:pPr>
+        <w:numPr>
+          <w:ilvl w:val="0"/>
+          <w:numId w:val="28"/>
+        </w:numPr>
+      </w:pPr>
+      <w:r>
+        <w:rPr>
+          <w:b/>
+          <w:bCs/>
+        </w:rPr>
+        <w:t>Histogramas y diagramas de densidad</w:t>
+      </w:r>
+      <w:r>
+        <w:t>: permitieron observar la distribución de las variables numéricas, como la edad, duración del sueño, pasos diarios y frecuencia cardíaca. Esto facilitó la detección de asimetrías, concentraciones y rangos atípicos.</w:t>
+      </w:r>
+    </w:p>
+    <w:p>
+      <w:pPr>
+        <w:numPr>
+          <w:ilvl w:val="0"/>
+          <w:numId w:val="28"/>
+        </w:numPr>
+      </w:pPr>
+      <w:r>
+        <w:rPr>
+          <w:b/>
+          <w:bCs/>
+        </w:rPr>
+        <w:t>Diagramas de caja (</w:t>
+      </w:r>
+      <w:proofErr w:type="spellStart"/>
+      <w:r>
+        <w:rPr>
+          <w:b/>
+          <w:bCs/>
+        </w:rPr>
+        <w:t>boxplots</w:t>
+      </w:r>
+      <w:proofErr w:type="spellEnd"/>
+      <w:r>
+        <w:rPr>
+          <w:b/>
+          <w:bCs/>
+        </w:rPr>
+        <w:t>)</w:t>
+      </w:r>
+      <w:r>
+        <w:t>: se utilizaron para analizar la dispersión y detectar valores atípicos (</w:t>
+      </w:r>
+      <w:proofErr w:type="spellStart"/>
+      <w:r>
+        <w:t>outliers</w:t>
+      </w:r>
+      <w:proofErr w:type="spellEnd"/>
+      <w:r>
+        <w:t>) en variables clínicas y de estilo de vida. También permitieron visualizar la diferencia de distribución de ciertas variables según la clase del trastorno del sueño.</w:t>
+      </w:r>
+    </w:p>
+    <w:p>
+      <w:pPr>
+        <w:numPr>
+          <w:ilvl w:val="0"/>
+          <w:numId w:val="28"/>
+        </w:numPr>
+      </w:pPr>
+      <w:r>
+        <w:rPr>
+          <w:b/>
+          <w:bCs/>
+        </w:rPr>
+        <w:lastRenderedPageBreak/>
+        <w:t>Mapas de calor (</w:t>
+      </w:r>
+      <w:proofErr w:type="spellStart"/>
+      <w:r>
+        <w:rPr>
+          <w:b/>
+          <w:bCs/>
+        </w:rPr>
+        <w:t>heatmaps</w:t>
+      </w:r>
+      <w:proofErr w:type="spellEnd"/>
+      <w:r>
+        <w:rPr>
+          <w:b/>
+          <w:bCs/>
+        </w:rPr>
+        <w:t>)</w:t>
+      </w:r>
+      <w:r>
+        <w:t xml:space="preserve"> de correlación: se construyó una matriz de correlación entre variables numéricas para detectar relaciones lineales entre ellas. Esto fue útil para evitar redundancias o colinealidad excesiva entre variables como presión sistólica/diastólica y edad.</w:t>
+      </w:r>
+    </w:p>
+    <w:p>
+      <w:pPr>
+        <w:numPr>
+          <w:ilvl w:val="0"/>
+          <w:numId w:val="28"/>
+        </w:numPr>
+      </w:pPr>
+      <w:r>
+        <w:rPr>
+          <w:b/>
+          <w:bCs/>
+        </w:rPr>
+        <w:t>Distribución de la variable objetivo</w:t>
+      </w:r>
+      <w:r>
+        <w:t xml:space="preserve">: se analizó la variable </w:t>
+      </w:r>
+      <w:proofErr w:type="gramStart"/>
+      <w:r>
+        <w:t>target</w:t>
+      </w:r>
+      <w:proofErr w:type="gramEnd"/>
+      <w:r>
+        <w:t xml:space="preserve"> (tipo de trastorno del sueño) en función de otras variables independientes, tanto categóricas como numéricas. Por ejemplo, se observó una mayor frecuencia de apnea del sueño en individuos con IMC elevado y presión arterial alta, y un mayor número de casos de insomnio en personas con baja calidad del sueño y altos niveles de estrés.</w:t>
+      </w:r>
+    </w:p>
+    <w:p>
+      <w:r>
+        <w:t>Este análisis preliminar permitió ajustar las decisiones de preprocesamiento y orientar el desarrollo del modelo hacia aquellas variables que mostraban mayor potencial predictivo, facilitando así un enfoque más fundamentado en el diseño del clasificador.</w:t>
       </w:r>
     </w:p>
     <w:p/>
@@ -10294,7 +11081,7 @@
       <w:pPr>
         <w:pStyle w:val="Ttulo3"/>
       </w:pPr>
-      <w:bookmarkStart w:id="55" w:name="_Toc195007707"/>
+      <w:bookmarkStart w:id="59" w:name="_Toc195123278"/>
       <w:r>
         <w:t>E</w:t>
       </w:r>
@@ -10310,7 +11097,7 @@
       <w:r>
         <w:t>de modelos predictivos</w:t>
       </w:r>
-      <w:bookmarkEnd w:id="55"/>
+      <w:bookmarkEnd w:id="59"/>
     </w:p>
     <w:p>
       <w:pPr>
@@ -10331,6 +11118,25 @@
       <w:r>
         <w:t>Regresión Logística</w:t>
       </w:r>
+      <w:r>
+        <w:t xml:space="preserve"> (</w:t>
+      </w:r>
+      <w:proofErr w:type="spellStart"/>
+      <w:r>
+        <w:t>Logistic</w:t>
+      </w:r>
+      <w:proofErr w:type="spellEnd"/>
+      <w:r>
+        <w:t xml:space="preserve"> </w:t>
+      </w:r>
+      <w:proofErr w:type="spellStart"/>
+      <w:r>
+        <w:t>Regression</w:t>
+      </w:r>
+      <w:proofErr w:type="spellEnd"/>
+      <w:r>
+        <w:t>)</w:t>
+      </w:r>
     </w:p>
     <w:p>
       <w:pPr>
@@ -10343,6 +11149,33 @@
       <w:r>
         <w:t>Árbol de Decisión</w:t>
       </w:r>
+      <w:r>
+        <w:t xml:space="preserve"> (</w:t>
+      </w:r>
+      <w:proofErr w:type="spellStart"/>
+      <w:r>
+        <w:t>Decision</w:t>
+      </w:r>
+      <w:proofErr w:type="spellEnd"/>
+      <w:r>
+        <w:t xml:space="preserve"> </w:t>
+      </w:r>
+      <w:proofErr w:type="spellStart"/>
+      <w:r>
+        <w:t>Tree</w:t>
+      </w:r>
+      <w:proofErr w:type="spellEnd"/>
+      <w:r>
+        <w:t xml:space="preserve"> </w:t>
+      </w:r>
+      <w:proofErr w:type="spellStart"/>
+      <w:r>
+        <w:t>Classifier</w:t>
+      </w:r>
+      <w:proofErr w:type="spellEnd"/>
+      <w:r>
+        <w:t>)</w:t>
+      </w:r>
     </w:p>
     <w:p>
       <w:pPr>
@@ -10352,13 +11185,22 @@
         </w:numPr>
         <w:jc w:val="both"/>
       </w:pPr>
+      <w:r>
+        <w:t>Máquinas de Vectores de Soporte (</w:t>
+      </w:r>
       <w:proofErr w:type="spellStart"/>
       <w:r>
         <w:t>Support</w:t>
       </w:r>
       <w:proofErr w:type="spellEnd"/>
       <w:r>
-        <w:t xml:space="preserve"> Vector Machine (SVM)</w:t>
+        <w:t xml:space="preserve"> Vector Machine </w:t>
+      </w:r>
+      <w:r>
+        <w:t xml:space="preserve">- </w:t>
+      </w:r>
+      <w:r>
+        <w:t>SVM)</w:t>
       </w:r>
     </w:p>
     <w:p>
@@ -10368,14 +11210,27 @@
           <w:numId w:val="16"/>
         </w:numPr>
         <w:jc w:val="both"/>
-      </w:pPr>
-      <w:proofErr w:type="spellStart"/>
-      <w:r>
-        <w:t>Random</w:t>
-      </w:r>
-      <w:proofErr w:type="spellEnd"/>
-      <w:r>
-        <w:t xml:space="preserve"> Forest</w:t>
+        <w:rPr>
+          <w:lang w:val="pt-PT"/>
+        </w:rPr>
+      </w:pPr>
+      <w:r>
+        <w:rPr>
+          <w:lang w:val="pt-PT"/>
+        </w:rPr>
+        <w:t>Bosques Aleatorios (</w:t>
+      </w:r>
+      <w:r>
+        <w:rPr>
+          <w:lang w:val="pt-PT"/>
+        </w:rPr>
+        <w:t>Random Forest</w:t>
+      </w:r>
+      <w:r>
+        <w:rPr>
+          <w:lang w:val="pt-PT"/>
+        </w:rPr>
+        <w:t xml:space="preserve"> Classifier)</w:t>
       </w:r>
     </w:p>
     <w:p>
@@ -10384,10 +11239,33 @@
           <w:ilvl w:val="0"/>
           <w:numId w:val="16"/>
         </w:numPr>
-        <w:jc w:val="both"/>
-      </w:pPr>
-      <w:r>
-        <w:t>Perceptrón Multicapa (MLP)</w:t>
+        <w:ind w:left="2832" w:hanging="2472"/>
+        <w:jc w:val="both"/>
+      </w:pPr>
+      <w:r>
+        <w:t>Perceptrón Multicapa (</w:t>
+      </w:r>
+      <w:proofErr w:type="spellStart"/>
+      <w:r>
+        <w:t>Multi</w:t>
+      </w:r>
+      <w:r>
+        <w:t>layer</w:t>
+      </w:r>
+      <w:proofErr w:type="spellEnd"/>
+      <w:r>
+        <w:t xml:space="preserve"> </w:t>
+      </w:r>
+      <w:proofErr w:type="spellStart"/>
+      <w:r>
+        <w:t>Perceptron</w:t>
+      </w:r>
+      <w:proofErr w:type="spellEnd"/>
+      <w:r>
+        <w:t xml:space="preserve"> - </w:t>
+      </w:r>
+      <w:r>
+        <w:t>MLP)</w:t>
       </w:r>
     </w:p>
     <w:p>
@@ -10440,7 +11318,7 @@
       <w:pPr>
         <w:pStyle w:val="Ttulo3"/>
       </w:pPr>
-      <w:bookmarkStart w:id="56" w:name="_Toc195007708"/>
+      <w:bookmarkStart w:id="60" w:name="_Toc195123279"/>
       <w:r>
         <w:t xml:space="preserve">Ajuste de </w:t>
       </w:r>
@@ -10448,15 +11326,204 @@
       <w:r>
         <w:t>hiperparámetros</w:t>
       </w:r>
-      <w:bookmarkEnd w:id="56"/>
-      <w:proofErr w:type="spellEnd"/>
+      <w:bookmarkEnd w:id="60"/>
+      <w:proofErr w:type="spellEnd"/>
+    </w:p>
+    <w:p>
+      <w:pPr>
+        <w:jc w:val="both"/>
+        <w:rPr>
+          <w:color w:val="FF0000"/>
+        </w:rPr>
+      </w:pPr>
+      <w:r>
+        <w:rPr>
+          <w:color w:val="FF0000"/>
+        </w:rPr>
+        <w:t xml:space="preserve">Durante el ajuste de modelos, se exploraron distintos conjuntos de </w:t>
+      </w:r>
+      <w:proofErr w:type="spellStart"/>
+      <w:r>
+        <w:rPr>
+          <w:color w:val="FF0000"/>
+        </w:rPr>
+        <w:t>hiperparámetros</w:t>
+      </w:r>
+      <w:proofErr w:type="spellEnd"/>
+      <w:r>
+        <w:rPr>
+          <w:color w:val="FF0000"/>
+        </w:rPr>
+        <w:t xml:space="preserve"> utilizando la técnica </w:t>
+      </w:r>
+      <w:proofErr w:type="spellStart"/>
+      <w:r>
+        <w:rPr>
+          <w:color w:val="FF0000"/>
+        </w:rPr>
+        <w:t>GridSearchCV</w:t>
+      </w:r>
+      <w:proofErr w:type="spellEnd"/>
+      <w:r>
+        <w:rPr>
+          <w:color w:val="FF0000"/>
+        </w:rPr>
+        <w:t>, que evalúa diferentes combinaciones mediante validación cruzada.</w:t>
+      </w:r>
+    </w:p>
+    <w:p>
+      <w:pPr>
+        <w:pStyle w:val="Prrafodelista"/>
+        <w:numPr>
+          <w:ilvl w:val="0"/>
+          <w:numId w:val="25"/>
+        </w:numPr>
+        <w:jc w:val="both"/>
+        <w:rPr>
+          <w:color w:val="FF0000"/>
+        </w:rPr>
+      </w:pPr>
+      <w:r>
+        <w:rPr>
+          <w:color w:val="FF0000"/>
+        </w:rPr>
+        <w:t xml:space="preserve">Para SVM se probaron diferentes </w:t>
+      </w:r>
+      <w:proofErr w:type="spellStart"/>
+      <w:r>
+        <w:rPr>
+          <w:color w:val="FF0000"/>
+        </w:rPr>
+        <w:t>kernels</w:t>
+      </w:r>
+      <w:proofErr w:type="spellEnd"/>
+      <w:r>
+        <w:rPr>
+          <w:color w:val="FF0000"/>
+        </w:rPr>
+        <w:t xml:space="preserve"> (lineal, RBF) y valores de C.</w:t>
+      </w:r>
+    </w:p>
+    <w:p>
+      <w:pPr>
+        <w:pStyle w:val="Prrafodelista"/>
+        <w:numPr>
+          <w:ilvl w:val="0"/>
+          <w:numId w:val="25"/>
+        </w:numPr>
+        <w:jc w:val="both"/>
+        <w:rPr>
+          <w:color w:val="FF0000"/>
+        </w:rPr>
+      </w:pPr>
+      <w:r>
+        <w:rPr>
+          <w:color w:val="FF0000"/>
+        </w:rPr>
+        <w:t xml:space="preserve">En </w:t>
+      </w:r>
+      <w:proofErr w:type="spellStart"/>
+      <w:r>
+        <w:rPr>
+          <w:color w:val="FF0000"/>
+        </w:rPr>
+        <w:t>Random</w:t>
+      </w:r>
+      <w:proofErr w:type="spellEnd"/>
+      <w:r>
+        <w:rPr>
+          <w:color w:val="FF0000"/>
+        </w:rPr>
+        <w:t xml:space="preserve"> Forest se ajustaron el número de árboles (</w:t>
+      </w:r>
+      <w:proofErr w:type="spellStart"/>
+      <w:r>
+        <w:rPr>
+          <w:color w:val="FF0000"/>
+        </w:rPr>
+        <w:t>n_estimators</w:t>
+      </w:r>
+      <w:proofErr w:type="spellEnd"/>
+      <w:r>
+        <w:rPr>
+          <w:color w:val="FF0000"/>
+        </w:rPr>
+        <w:t>) y la profundidad máxima (</w:t>
+      </w:r>
+      <w:proofErr w:type="spellStart"/>
+      <w:r>
+        <w:rPr>
+          <w:color w:val="FF0000"/>
+        </w:rPr>
+        <w:t>max_depth</w:t>
+      </w:r>
+      <w:proofErr w:type="spellEnd"/>
+      <w:r>
+        <w:rPr>
+          <w:color w:val="FF0000"/>
+        </w:rPr>
+        <w:t>).</w:t>
+      </w:r>
+    </w:p>
+    <w:p>
+      <w:pPr>
+        <w:pStyle w:val="Prrafodelista"/>
+        <w:numPr>
+          <w:ilvl w:val="0"/>
+          <w:numId w:val="25"/>
+        </w:numPr>
+        <w:jc w:val="both"/>
+        <w:rPr>
+          <w:color w:val="FF0000"/>
+        </w:rPr>
+      </w:pPr>
+      <w:r>
+        <w:rPr>
+          <w:color w:val="FF0000"/>
+        </w:rPr>
+        <w:t>En el modelo MLP se exploraron capas ocultas, tasa de aprendizaje y funciones de activación.</w:t>
+      </w:r>
+    </w:p>
+    <w:p>
+      <w:pPr>
+        <w:jc w:val="both"/>
+        <w:rPr>
+          <w:color w:val="FF0000"/>
+        </w:rPr>
+      </w:pPr>
+      <w:r>
+        <w:rPr>
+          <w:color w:val="FF0000"/>
+        </w:rPr>
+        <w:t xml:space="preserve">Este proceso permitió optimizar el rendimiento de cada modelo sin </w:t>
+      </w:r>
+      <w:proofErr w:type="spellStart"/>
+      <w:r>
+        <w:rPr>
+          <w:color w:val="FF0000"/>
+        </w:rPr>
+        <w:t>sobreajustar</w:t>
+      </w:r>
+      <w:proofErr w:type="spellEnd"/>
+      <w:r>
+        <w:rPr>
+          <w:color w:val="FF0000"/>
+        </w:rPr>
+        <w:t xml:space="preserve"> a los datos de entrenamiento.</w:t>
+      </w:r>
+    </w:p>
+    <w:p>
+      <w:pPr>
+        <w:jc w:val="both"/>
+      </w:pPr>
     </w:p>
     <w:p>
       <w:pPr>
         <w:pStyle w:val="Ttulo3"/>
       </w:pPr>
-      <w:bookmarkStart w:id="57" w:name="_Toc195007709"/>
-      <w:r>
+      <w:bookmarkStart w:id="61" w:name="_Toc195123280"/>
+      <w:r>
+        <w:lastRenderedPageBreak/>
         <w:t>Evaluación del rendimiento</w:t>
       </w:r>
       <w:r>
@@ -10465,7 +11532,7 @@
       <w:r>
         <w:t>elección del modelo final</w:t>
       </w:r>
-      <w:bookmarkEnd w:id="57"/>
+      <w:bookmarkEnd w:id="61"/>
     </w:p>
     <w:p>
       <w:pPr>
@@ -10645,6 +11712,216 @@
         <w:t>.</w:t>
       </w:r>
     </w:p>
+    <w:p>
+      <w:pPr>
+        <w:jc w:val="both"/>
+      </w:pPr>
+    </w:p>
+    <w:p>
+      <w:pPr>
+        <w:pStyle w:val="Ttulo3"/>
+      </w:pPr>
+      <w:bookmarkStart w:id="62" w:name="_Toc195123281"/>
+      <w:r>
+        <w:t>Interpretabilidad del modelo</w:t>
+      </w:r>
+      <w:bookmarkEnd w:id="62"/>
+    </w:p>
+    <w:p>
+      <w:pPr>
+        <w:jc w:val="both"/>
+        <w:rPr>
+          <w:highlight w:val="yellow"/>
+        </w:rPr>
+      </w:pPr>
+      <w:r>
+        <w:rPr>
+          <w:highlight w:val="yellow"/>
+        </w:rPr>
+        <w:t xml:space="preserve">Uno de los desafíos comunes en modelos complejos como </w:t>
+      </w:r>
+      <w:proofErr w:type="spellStart"/>
+      <w:r>
+        <w:rPr>
+          <w:highlight w:val="yellow"/>
+        </w:rPr>
+        <w:t>Random</w:t>
+      </w:r>
+      <w:proofErr w:type="spellEnd"/>
+      <w:r>
+        <w:rPr>
+          <w:highlight w:val="yellow"/>
+        </w:rPr>
+        <w:t xml:space="preserve"> Forest es su limitada interpretabilidad, es decir, la dificultad para entender cómo se toman las decisiones internas del modelo. Para abordar esta limitación y dotar de transparencia al sistema predictivo, se incorporaron técnicas basadas en SHAP (</w:t>
+      </w:r>
+      <w:proofErr w:type="spellStart"/>
+      <w:r>
+        <w:rPr>
+          <w:highlight w:val="yellow"/>
+        </w:rPr>
+        <w:t>SHapley</w:t>
+      </w:r>
+      <w:proofErr w:type="spellEnd"/>
+      <w:r>
+        <w:rPr>
+          <w:highlight w:val="yellow"/>
+        </w:rPr>
+        <w:t xml:space="preserve"> </w:t>
+      </w:r>
+      <w:proofErr w:type="spellStart"/>
+      <w:r>
+        <w:rPr>
+          <w:highlight w:val="yellow"/>
+        </w:rPr>
+        <w:t>Additive</w:t>
+      </w:r>
+      <w:proofErr w:type="spellEnd"/>
+      <w:r>
+        <w:rPr>
+          <w:highlight w:val="yellow"/>
+        </w:rPr>
+        <w:t xml:space="preserve"> </w:t>
+      </w:r>
+      <w:proofErr w:type="spellStart"/>
+      <w:r>
+        <w:rPr>
+          <w:highlight w:val="yellow"/>
+        </w:rPr>
+        <w:t>exPlanations</w:t>
+      </w:r>
+      <w:proofErr w:type="spellEnd"/>
+      <w:r>
+        <w:rPr>
+          <w:highlight w:val="yellow"/>
+        </w:rPr>
+        <w:t>), un enfoque de interpretabilidad ampliamente aceptado en el ámbito del aprendizaje automático.</w:t>
+      </w:r>
+    </w:p>
+    <w:p>
+      <w:pPr>
+        <w:jc w:val="both"/>
+        <w:rPr>
+          <w:highlight w:val="yellow"/>
+        </w:rPr>
+      </w:pPr>
+      <w:r>
+        <w:rPr>
+          <w:highlight w:val="yellow"/>
+        </w:rPr>
+        <w:t>SHAP permite cuantificar la contribución de cada variable en la predicción de una muestra determinada, así como determinar la importancia global de las características en el modelo. Este análisis se aplicó al modelo final seleccionado (</w:t>
+      </w:r>
+      <w:proofErr w:type="spellStart"/>
+      <w:r>
+        <w:rPr>
+          <w:highlight w:val="yellow"/>
+        </w:rPr>
+        <w:t>Random</w:t>
+      </w:r>
+      <w:proofErr w:type="spellEnd"/>
+      <w:r>
+        <w:rPr>
+          <w:highlight w:val="yellow"/>
+        </w:rPr>
+        <w:t xml:space="preserve"> Forest) y se dividió en dos niveles:</w:t>
+      </w:r>
+    </w:p>
+    <w:p>
+      <w:pPr>
+        <w:numPr>
+          <w:ilvl w:val="0"/>
+          <w:numId w:val="27"/>
+        </w:numPr>
+        <w:jc w:val="both"/>
+        <w:rPr>
+          <w:highlight w:val="yellow"/>
+        </w:rPr>
+      </w:pPr>
+      <w:r>
+        <w:rPr>
+          <w:b/>
+          <w:bCs/>
+          <w:highlight w:val="yellow"/>
+        </w:rPr>
+        <w:t>Importancia global</w:t>
+      </w:r>
+      <w:r>
+        <w:rPr>
+          <w:highlight w:val="yellow"/>
+        </w:rPr>
+        <w:t>: Se generó un gráfico resumen en el que se visualiza el peso promedio de cada variable en todas las predicciones del modelo. Las variables que mostraron mayor influencia fueron la presión arterial sistólica y diastólica, el índice de masa corporal (BMI), la duración del sueño y la edad. Estos resultados concuerdan con los factores clínicos habitualmente relacionados con los trastornos del sueño, lo cual refuerza la validez del modelo.</w:t>
+      </w:r>
+    </w:p>
+    <w:p>
+      <w:pPr>
+        <w:numPr>
+          <w:ilvl w:val="0"/>
+          <w:numId w:val="27"/>
+        </w:numPr>
+        <w:jc w:val="both"/>
+        <w:rPr>
+          <w:highlight w:val="yellow"/>
+        </w:rPr>
+      </w:pPr>
+      <w:r>
+        <w:rPr>
+          <w:b/>
+          <w:bCs/>
+          <w:highlight w:val="yellow"/>
+        </w:rPr>
+        <w:t>Explicación individual de predicciones</w:t>
+      </w:r>
+      <w:r>
+        <w:rPr>
+          <w:highlight w:val="yellow"/>
+        </w:rPr>
+        <w:t>: Mediante gráficos de fuerza (</w:t>
+      </w:r>
+      <w:proofErr w:type="spellStart"/>
+      <w:r>
+        <w:rPr>
+          <w:highlight w:val="yellow"/>
+        </w:rPr>
+        <w:t>force</w:t>
+      </w:r>
+      <w:proofErr w:type="spellEnd"/>
+      <w:r>
+        <w:rPr>
+          <w:highlight w:val="yellow"/>
+        </w:rPr>
+        <w:t xml:space="preserve"> </w:t>
+      </w:r>
+      <w:proofErr w:type="spellStart"/>
+      <w:r>
+        <w:rPr>
+          <w:highlight w:val="yellow"/>
+        </w:rPr>
+        <w:t>plots</w:t>
+      </w:r>
+      <w:proofErr w:type="spellEnd"/>
+      <w:r>
+        <w:rPr>
+          <w:highlight w:val="yellow"/>
+        </w:rPr>
+        <w:t>), se analizaron predicciones específicas para observar cómo influyen las características particulares de un usuario en el resultado final. En un ejemplo concreto, se observó que una baja calidad del sueño, una presión arterial elevada y un nivel de actividad física reducido empujaban la predicción hacia la presencia de un trastorno del sueño. Esta capacidad de descomponer la predicción en causas concretas mejora significativamente la transparencia del modelo y su aplicabilidad en contextos clínicos.</w:t>
+      </w:r>
+    </w:p>
+    <w:p>
+      <w:pPr>
+        <w:jc w:val="both"/>
+      </w:pPr>
+      <w:r>
+        <w:rPr>
+          <w:highlight w:val="yellow"/>
+        </w:rPr>
+        <w:lastRenderedPageBreak/>
+        <w:t>El uso de SHAP no solo mejora la comprensión del funcionamiento interno del sistema, sino que también permite justificar cada predicción, lo cual es esencial en entornos donde la confianza del usuario y la explicación del resultado son fundamentales.</w:t>
+      </w:r>
+    </w:p>
+    <w:p>
+      <w:pPr>
+        <w:jc w:val="both"/>
+      </w:pPr>
+    </w:p>
     <w:p/>
     <w:p>
       <w:pPr>
@@ -10657,7 +11934,7 @@
           <w:rStyle w:val="Ttulo2Car"/>
         </w:rPr>
       </w:pPr>
-      <w:bookmarkStart w:id="58" w:name="_Toc195007710"/>
+      <w:bookmarkStart w:id="63" w:name="_Toc195123282"/>
       <w:r>
         <w:rPr>
           <w:rStyle w:val="Ttulo2Car"/>
@@ -10670,7 +11947,12 @@
         </w:rPr>
         <w:t xml:space="preserve"> de la aplicación</w:t>
       </w:r>
-      <w:bookmarkEnd w:id="58"/>
+      <w:bookmarkEnd w:id="63"/>
+    </w:p>
+    <w:p>
+      <w:r>
+        <w:t>Objetivo funcional de la aplicación (PONER EN OBJETIVOS)</w:t>
+      </w:r>
     </w:p>
     <w:p>
       <w:r>
@@ -10678,29 +11960,81 @@
       </w:r>
     </w:p>
     <w:p>
-      <w:r>
-        <w:t>Integración del modelo en la aplicación</w:t>
-      </w:r>
-    </w:p>
-    <w:p>
-      <w:r>
-        <w:t>Entradas del usuario (edad, género, ocupación, tabaquismo, etc.)</w:t>
+      <w:pPr>
+        <w:pStyle w:val="Ttulo3"/>
+      </w:pPr>
+      <w:bookmarkStart w:id="64" w:name="_Toc195123283"/>
+      <w:r>
+        <w:t>Integración del modelo e</w:t>
+      </w:r>
+      <w:r>
+        <w:t>ntrenado</w:t>
+      </w:r>
+      <w:bookmarkEnd w:id="64"/>
+    </w:p>
+    <w:p>
+      <w:pPr>
+        <w:pStyle w:val="Ttulo3"/>
+      </w:pPr>
+      <w:bookmarkStart w:id="65" w:name="_Toc195123284"/>
+      <w:r>
+        <w:t>Interfaz de usuario</w:t>
+      </w:r>
+      <w:bookmarkEnd w:id="65"/>
+      <w:r>
+        <w:t xml:space="preserve"> </w:t>
+      </w:r>
+    </w:p>
+    <w:p>
+      <w:pPr>
+        <w:jc w:val="both"/>
+        <w:rPr>
+          <w:color w:val="FF0000"/>
+        </w:rPr>
+      </w:pPr>
+      <w:r>
+        <w:rPr>
+          <w:color w:val="FF0000"/>
+        </w:rPr>
+        <w:t xml:space="preserve">Cómo se estructura visualmente la </w:t>
+      </w:r>
+      <w:proofErr w:type="gramStart"/>
+      <w:r>
+        <w:rPr>
+          <w:color w:val="FF0000"/>
+        </w:rPr>
+        <w:t>app</w:t>
+      </w:r>
+      <w:proofErr w:type="gramEnd"/>
+      <w:r>
+        <w:rPr>
+          <w:color w:val="FF0000"/>
+        </w:rPr>
+        <w:t>: qué preguntas hace, cómo se rellenan los formularios, cómo se muestran los resultados, cómo se interpreta la salida.</w:t>
+      </w:r>
+    </w:p>
+    <w:p>
+      <w:proofErr w:type="spellStart"/>
+      <w:r>
+        <w:t>Explicabilidad</w:t>
+      </w:r>
+      <w:proofErr w:type="spellEnd"/>
+      <w:r>
+        <w:t xml:space="preserve"> del modelo?</w:t>
+      </w:r>
+    </w:p>
+    <w:p>
+      <w:pPr>
+        <w:pStyle w:val="Ttulo3"/>
+      </w:pPr>
+      <w:r>
+        <w:t>Despliegue de la aplicación</w:t>
       </w:r>
     </w:p>
     <w:p>
       <w:r>
         <w:t>Validación del modelo con datos reales del O2Ring</w:t>
       </w:r>
-    </w:p>
-    <w:p>
-      <w:r>
-        <w:t xml:space="preserve">Tecnología usada para el desarrollo de la </w:t>
-      </w:r>
-      <w:proofErr w:type="gramStart"/>
-      <w:r>
-        <w:t>app</w:t>
-      </w:r>
-      <w:proofErr w:type="gramEnd"/>
     </w:p>
     <w:p/>
     <w:p>
@@ -10711,11 +12045,11 @@
           <w:numId w:val="6"/>
         </w:numPr>
       </w:pPr>
-      <w:bookmarkStart w:id="59" w:name="_Toc195007711"/>
+      <w:bookmarkStart w:id="66" w:name="_Toc195123285"/>
       <w:r>
         <w:t>Resultados</w:t>
       </w:r>
-      <w:bookmarkEnd w:id="59"/>
+      <w:bookmarkEnd w:id="66"/>
       <w:r>
         <w:t xml:space="preserve"> </w:t>
       </w:r>
@@ -10764,11 +12098,11 @@
           <w:numId w:val="6"/>
         </w:numPr>
       </w:pPr>
-      <w:bookmarkStart w:id="60" w:name="_Toc195007712"/>
+      <w:bookmarkStart w:id="67" w:name="_Toc195123286"/>
       <w:r>
         <w:t>Conclusiones</w:t>
       </w:r>
-      <w:bookmarkEnd w:id="60"/>
+      <w:bookmarkEnd w:id="67"/>
       <w:r>
         <w:t xml:space="preserve"> </w:t>
       </w:r>
@@ -10781,7 +12115,7 @@
           <w:numId w:val="6"/>
         </w:numPr>
       </w:pPr>
-      <w:bookmarkStart w:id="61" w:name="_Toc195007713"/>
+      <w:bookmarkStart w:id="68" w:name="_Toc195123287"/>
       <w:r>
         <w:t>L</w:t>
       </w:r>
@@ -10791,7 +12125,7 @@
       <w:r>
         <w:t xml:space="preserve"> futuras</w:t>
       </w:r>
-      <w:bookmarkEnd w:id="61"/>
+      <w:bookmarkEnd w:id="68"/>
     </w:p>
     <w:p>
       <w:pPr>
@@ -11324,7 +12658,7 @@
       </w:r>
     </w:p>
   </w:comment>
-  <w:comment w:id="53" w:author="Marina Martín Marijuán" w:date="2025-04-08T18:44:00Z" w:initials="MM">
+  <w:comment w:id="50" w:author="Marina Martín Marijuán" w:date="2025-04-09T20:16:00Z" w:initials="MM">
     <w:p>
       <w:pPr>
         <w:pStyle w:val="Textocomentario"/>
@@ -11336,6 +12670,30 @@
         <w:annotationRef/>
       </w:r>
       <w:hyperlink r:id="rId13" w:history="1">
+        <w:r>
+          <w:rPr>
+            <w:rStyle w:val="Hipervnculo"/>
+          </w:rPr>
+          <w:t>Documentación optimizada</w:t>
+        </w:r>
+      </w:hyperlink>
+      <w:r>
+        <w:t xml:space="preserve"> </w:t>
+      </w:r>
+    </w:p>
+  </w:comment>
+  <w:comment w:id="56" w:author="Marina Martín Marijuán" w:date="2025-04-08T18:44:00Z" w:initials="MM">
+    <w:p>
+      <w:pPr>
+        <w:pStyle w:val="Textocomentario"/>
+      </w:pPr>
+      <w:r>
+        <w:rPr>
+          <w:rStyle w:val="Refdecomentario"/>
+        </w:rPr>
+        <w:annotationRef/>
+      </w:r>
+      <w:hyperlink r:id="rId14" w:history="1">
         <w:r>
           <w:rPr>
             <w:rStyle w:val="Hipervnculo"/>
@@ -11364,6 +12722,7 @@
   <w15:commentEx w15:paraId="21C39A88" w15:done="0"/>
   <w15:commentEx w15:paraId="42829D08" w15:done="0"/>
   <w15:commentEx w15:paraId="70F1F326" w15:done="0"/>
+  <w15:commentEx w15:paraId="748E6BCE" w15:done="0"/>
   <w15:commentEx w15:paraId="698AA82C" w15:done="0"/>
 </w15:commentsEx>
 </file>
@@ -11384,6 +12743,7 @@
   <w16cex:commentExtensible w16cex:durableId="6AD80E1B" w16cex:dateUtc="2025-04-03T08:12:00Z"/>
   <w16cex:commentExtensible w16cex:durableId="716BCE1C" w16cex:dateUtc="2025-04-03T08:17:00Z"/>
   <w16cex:commentExtensible w16cex:durableId="34282E96" w16cex:dateUtc="2025-04-03T08:22:00Z"/>
+  <w16cex:commentExtensible w16cex:durableId="02372E27" w16cex:dateUtc="2025-04-09T18:16:00Z"/>
   <w16cex:commentExtensible w16cex:durableId="09D0F659" w16cex:dateUtc="2025-04-08T16:44:00Z"/>
 </w16cex:commentsExtensible>
 </file>
@@ -11404,6 +12764,7 @@
   <w16cid:commentId w16cid:paraId="21C39A88" w16cid:durableId="6AD80E1B"/>
   <w16cid:commentId w16cid:paraId="42829D08" w16cid:durableId="716BCE1C"/>
   <w16cid:commentId w16cid:paraId="70F1F326" w16cid:durableId="34282E96"/>
+  <w16cid:commentId w16cid:paraId="748E6BCE" w16cid:durableId="02372E27"/>
   <w16cid:commentId w16cid:paraId="698AA82C" w16cid:durableId="09D0F659"/>
 </w16cid:commentsIds>
 </file>
@@ -11836,6 +13197,155 @@
     </w:lvl>
   </w:abstractNum>
   <w:abstractNum w:abstractNumId="3" w15:restartNumberingAfterBreak="0">
+    <w:nsid w:val="18065D80"/>
+    <w:multiLevelType w:val="multilevel"/>
+    <w:tmpl w:val="90AC9F2A"/>
+    <w:lvl w:ilvl="0">
+      <w:start w:val="1"/>
+      <w:numFmt w:val="bullet"/>
+      <w:lvlText w:val=""/>
+      <w:lvlJc w:val="left"/>
+      <w:pPr>
+        <w:tabs>
+          <w:tab w:val="num" w:pos="720"/>
+        </w:tabs>
+        <w:ind w:left="720" w:hanging="360"/>
+      </w:pPr>
+      <w:rPr>
+        <w:rFonts w:ascii="Symbol" w:hAnsi="Symbol" w:hint="default"/>
+        <w:sz w:val="20"/>
+      </w:rPr>
+    </w:lvl>
+    <w:lvl w:ilvl="1" w:tentative="1">
+      <w:start w:val="1"/>
+      <w:numFmt w:val="bullet"/>
+      <w:lvlText w:val="o"/>
+      <w:lvlJc w:val="left"/>
+      <w:pPr>
+        <w:tabs>
+          <w:tab w:val="num" w:pos="1440"/>
+        </w:tabs>
+        <w:ind w:left="1440" w:hanging="360"/>
+      </w:pPr>
+      <w:rPr>
+        <w:rFonts w:ascii="Courier New" w:hAnsi="Courier New" w:hint="default"/>
+        <w:sz w:val="20"/>
+      </w:rPr>
+    </w:lvl>
+    <w:lvl w:ilvl="2" w:tentative="1">
+      <w:start w:val="1"/>
+      <w:numFmt w:val="bullet"/>
+      <w:lvlText w:val=""/>
+      <w:lvlJc w:val="left"/>
+      <w:pPr>
+        <w:tabs>
+          <w:tab w:val="num" w:pos="2160"/>
+        </w:tabs>
+        <w:ind w:left="2160" w:hanging="360"/>
+      </w:pPr>
+      <w:rPr>
+        <w:rFonts w:ascii="Wingdings" w:hAnsi="Wingdings" w:hint="default"/>
+        <w:sz w:val="20"/>
+      </w:rPr>
+    </w:lvl>
+    <w:lvl w:ilvl="3" w:tentative="1">
+      <w:start w:val="1"/>
+      <w:numFmt w:val="bullet"/>
+      <w:lvlText w:val=""/>
+      <w:lvlJc w:val="left"/>
+      <w:pPr>
+        <w:tabs>
+          <w:tab w:val="num" w:pos="2880"/>
+        </w:tabs>
+        <w:ind w:left="2880" w:hanging="360"/>
+      </w:pPr>
+      <w:rPr>
+        <w:rFonts w:ascii="Wingdings" w:hAnsi="Wingdings" w:hint="default"/>
+        <w:sz w:val="20"/>
+      </w:rPr>
+    </w:lvl>
+    <w:lvl w:ilvl="4" w:tentative="1">
+      <w:start w:val="1"/>
+      <w:numFmt w:val="bullet"/>
+      <w:lvlText w:val=""/>
+      <w:lvlJc w:val="left"/>
+      <w:pPr>
+        <w:tabs>
+          <w:tab w:val="num" w:pos="3600"/>
+        </w:tabs>
+        <w:ind w:left="3600" w:hanging="360"/>
+      </w:pPr>
+      <w:rPr>
+        <w:rFonts w:ascii="Wingdings" w:hAnsi="Wingdings" w:hint="default"/>
+        <w:sz w:val="20"/>
+      </w:rPr>
+    </w:lvl>
+    <w:lvl w:ilvl="5" w:tentative="1">
+      <w:start w:val="1"/>
+      <w:numFmt w:val="bullet"/>
+      <w:lvlText w:val=""/>
+      <w:lvlJc w:val="left"/>
+      <w:pPr>
+        <w:tabs>
+          <w:tab w:val="num" w:pos="4320"/>
+        </w:tabs>
+        <w:ind w:left="4320" w:hanging="360"/>
+      </w:pPr>
+      <w:rPr>
+        <w:rFonts w:ascii="Wingdings" w:hAnsi="Wingdings" w:hint="default"/>
+        <w:sz w:val="20"/>
+      </w:rPr>
+    </w:lvl>
+    <w:lvl w:ilvl="6" w:tentative="1">
+      <w:start w:val="1"/>
+      <w:numFmt w:val="bullet"/>
+      <w:lvlText w:val=""/>
+      <w:lvlJc w:val="left"/>
+      <w:pPr>
+        <w:tabs>
+          <w:tab w:val="num" w:pos="5040"/>
+        </w:tabs>
+        <w:ind w:left="5040" w:hanging="360"/>
+      </w:pPr>
+      <w:rPr>
+        <w:rFonts w:ascii="Wingdings" w:hAnsi="Wingdings" w:hint="default"/>
+        <w:sz w:val="20"/>
+      </w:rPr>
+    </w:lvl>
+    <w:lvl w:ilvl="7" w:tentative="1">
+      <w:start w:val="1"/>
+      <w:numFmt w:val="bullet"/>
+      <w:lvlText w:val=""/>
+      <w:lvlJc w:val="left"/>
+      <w:pPr>
+        <w:tabs>
+          <w:tab w:val="num" w:pos="5760"/>
+        </w:tabs>
+        <w:ind w:left="5760" w:hanging="360"/>
+      </w:pPr>
+      <w:rPr>
+        <w:rFonts w:ascii="Wingdings" w:hAnsi="Wingdings" w:hint="default"/>
+        <w:sz w:val="20"/>
+      </w:rPr>
+    </w:lvl>
+    <w:lvl w:ilvl="8" w:tentative="1">
+      <w:start w:val="1"/>
+      <w:numFmt w:val="bullet"/>
+      <w:lvlText w:val=""/>
+      <w:lvlJc w:val="left"/>
+      <w:pPr>
+        <w:tabs>
+          <w:tab w:val="num" w:pos="6480"/>
+        </w:tabs>
+        <w:ind w:left="6480" w:hanging="360"/>
+      </w:pPr>
+      <w:rPr>
+        <w:rFonts w:ascii="Wingdings" w:hAnsi="Wingdings" w:hint="default"/>
+        <w:sz w:val="20"/>
+      </w:rPr>
+    </w:lvl>
+  </w:abstractNum>
+  <w:abstractNum w:abstractNumId="4" w15:restartNumberingAfterBreak="0">
     <w:nsid w:val="1B7A4D72"/>
     <w:multiLevelType w:val="multilevel"/>
     <w:tmpl w:val="C1E0271A"/>
@@ -11984,7 +13494,7 @@
       </w:rPr>
     </w:lvl>
   </w:abstractNum>
-  <w:abstractNum w:abstractNumId="4" w15:restartNumberingAfterBreak="0">
+  <w:abstractNum w:abstractNumId="5" w15:restartNumberingAfterBreak="0">
     <w:nsid w:val="1D242959"/>
     <w:multiLevelType w:val="hybridMultilevel"/>
     <w:tmpl w:val="B60EA430"/>
@@ -12096,7 +13606,7 @@
       </w:rPr>
     </w:lvl>
   </w:abstractNum>
-  <w:abstractNum w:abstractNumId="5" w15:restartNumberingAfterBreak="0">
+  <w:abstractNum w:abstractNumId="6" w15:restartNumberingAfterBreak="0">
     <w:nsid w:val="2CDB790B"/>
     <w:multiLevelType w:val="hybridMultilevel"/>
     <w:tmpl w:val="D700BFFE"/>
@@ -12209,7 +13719,7 @@
       </w:rPr>
     </w:lvl>
   </w:abstractNum>
-  <w:abstractNum w:abstractNumId="6" w15:restartNumberingAfterBreak="0">
+  <w:abstractNum w:abstractNumId="7" w15:restartNumberingAfterBreak="0">
     <w:nsid w:val="35595571"/>
     <w:multiLevelType w:val="multilevel"/>
     <w:tmpl w:val="0A04BF5C"/>
@@ -12358,7 +13868,7 @@
       </w:rPr>
     </w:lvl>
   </w:abstractNum>
-  <w:abstractNum w:abstractNumId="7" w15:restartNumberingAfterBreak="0">
+  <w:abstractNum w:abstractNumId="8" w15:restartNumberingAfterBreak="0">
     <w:nsid w:val="37B42C66"/>
     <w:multiLevelType w:val="multilevel"/>
     <w:tmpl w:val="232E0824"/>
@@ -12507,7 +14017,7 @@
       </w:rPr>
     </w:lvl>
   </w:abstractNum>
-  <w:abstractNum w:abstractNumId="8" w15:restartNumberingAfterBreak="0">
+  <w:abstractNum w:abstractNumId="9" w15:restartNumberingAfterBreak="0">
     <w:nsid w:val="37C01077"/>
     <w:multiLevelType w:val="multilevel"/>
     <w:tmpl w:val="AEE64CDC"/>
@@ -12656,7 +14166,7 @@
       </w:rPr>
     </w:lvl>
   </w:abstractNum>
-  <w:abstractNum w:abstractNumId="9" w15:restartNumberingAfterBreak="0">
+  <w:abstractNum w:abstractNumId="10" w15:restartNumberingAfterBreak="0">
     <w:nsid w:val="383B7337"/>
     <w:multiLevelType w:val="multilevel"/>
     <w:tmpl w:val="EF94B54A"/>
@@ -12777,7 +14287,7 @@
       </w:rPr>
     </w:lvl>
   </w:abstractNum>
-  <w:abstractNum w:abstractNumId="10" w15:restartNumberingAfterBreak="0">
+  <w:abstractNum w:abstractNumId="11" w15:restartNumberingAfterBreak="0">
     <w:nsid w:val="39C44CBA"/>
     <w:multiLevelType w:val="multilevel"/>
     <w:tmpl w:val="869EBEF6"/>
@@ -12926,7 +14436,156 @@
       </w:rPr>
     </w:lvl>
   </w:abstractNum>
-  <w:abstractNum w:abstractNumId="11" w15:restartNumberingAfterBreak="0">
+  <w:abstractNum w:abstractNumId="12" w15:restartNumberingAfterBreak="0">
+    <w:nsid w:val="3A6D245A"/>
+    <w:multiLevelType w:val="multilevel"/>
+    <w:tmpl w:val="89E0D6A4"/>
+    <w:lvl w:ilvl="0">
+      <w:start w:val="1"/>
+      <w:numFmt w:val="bullet"/>
+      <w:lvlText w:val=""/>
+      <w:lvlJc w:val="left"/>
+      <w:pPr>
+        <w:tabs>
+          <w:tab w:val="num" w:pos="720"/>
+        </w:tabs>
+        <w:ind w:left="720" w:hanging="360"/>
+      </w:pPr>
+      <w:rPr>
+        <w:rFonts w:ascii="Symbol" w:hAnsi="Symbol" w:hint="default"/>
+        <w:sz w:val="20"/>
+      </w:rPr>
+    </w:lvl>
+    <w:lvl w:ilvl="1" w:tentative="1">
+      <w:start w:val="1"/>
+      <w:numFmt w:val="bullet"/>
+      <w:lvlText w:val="o"/>
+      <w:lvlJc w:val="left"/>
+      <w:pPr>
+        <w:tabs>
+          <w:tab w:val="num" w:pos="1440"/>
+        </w:tabs>
+        <w:ind w:left="1440" w:hanging="360"/>
+      </w:pPr>
+      <w:rPr>
+        <w:rFonts w:ascii="Courier New" w:hAnsi="Courier New" w:hint="default"/>
+        <w:sz w:val="20"/>
+      </w:rPr>
+    </w:lvl>
+    <w:lvl w:ilvl="2" w:tentative="1">
+      <w:start w:val="1"/>
+      <w:numFmt w:val="bullet"/>
+      <w:lvlText w:val=""/>
+      <w:lvlJc w:val="left"/>
+      <w:pPr>
+        <w:tabs>
+          <w:tab w:val="num" w:pos="2160"/>
+        </w:tabs>
+        <w:ind w:left="2160" w:hanging="360"/>
+      </w:pPr>
+      <w:rPr>
+        <w:rFonts w:ascii="Wingdings" w:hAnsi="Wingdings" w:hint="default"/>
+        <w:sz w:val="20"/>
+      </w:rPr>
+    </w:lvl>
+    <w:lvl w:ilvl="3" w:tentative="1">
+      <w:start w:val="1"/>
+      <w:numFmt w:val="bullet"/>
+      <w:lvlText w:val=""/>
+      <w:lvlJc w:val="left"/>
+      <w:pPr>
+        <w:tabs>
+          <w:tab w:val="num" w:pos="2880"/>
+        </w:tabs>
+        <w:ind w:left="2880" w:hanging="360"/>
+      </w:pPr>
+      <w:rPr>
+        <w:rFonts w:ascii="Wingdings" w:hAnsi="Wingdings" w:hint="default"/>
+        <w:sz w:val="20"/>
+      </w:rPr>
+    </w:lvl>
+    <w:lvl w:ilvl="4" w:tentative="1">
+      <w:start w:val="1"/>
+      <w:numFmt w:val="bullet"/>
+      <w:lvlText w:val=""/>
+      <w:lvlJc w:val="left"/>
+      <w:pPr>
+        <w:tabs>
+          <w:tab w:val="num" w:pos="3600"/>
+        </w:tabs>
+        <w:ind w:left="3600" w:hanging="360"/>
+      </w:pPr>
+      <w:rPr>
+        <w:rFonts w:ascii="Wingdings" w:hAnsi="Wingdings" w:hint="default"/>
+        <w:sz w:val="20"/>
+      </w:rPr>
+    </w:lvl>
+    <w:lvl w:ilvl="5" w:tentative="1">
+      <w:start w:val="1"/>
+      <w:numFmt w:val="bullet"/>
+      <w:lvlText w:val=""/>
+      <w:lvlJc w:val="left"/>
+      <w:pPr>
+        <w:tabs>
+          <w:tab w:val="num" w:pos="4320"/>
+        </w:tabs>
+        <w:ind w:left="4320" w:hanging="360"/>
+      </w:pPr>
+      <w:rPr>
+        <w:rFonts w:ascii="Wingdings" w:hAnsi="Wingdings" w:hint="default"/>
+        <w:sz w:val="20"/>
+      </w:rPr>
+    </w:lvl>
+    <w:lvl w:ilvl="6" w:tentative="1">
+      <w:start w:val="1"/>
+      <w:numFmt w:val="bullet"/>
+      <w:lvlText w:val=""/>
+      <w:lvlJc w:val="left"/>
+      <w:pPr>
+        <w:tabs>
+          <w:tab w:val="num" w:pos="5040"/>
+        </w:tabs>
+        <w:ind w:left="5040" w:hanging="360"/>
+      </w:pPr>
+      <w:rPr>
+        <w:rFonts w:ascii="Wingdings" w:hAnsi="Wingdings" w:hint="default"/>
+        <w:sz w:val="20"/>
+      </w:rPr>
+    </w:lvl>
+    <w:lvl w:ilvl="7" w:tentative="1">
+      <w:start w:val="1"/>
+      <w:numFmt w:val="bullet"/>
+      <w:lvlText w:val=""/>
+      <w:lvlJc w:val="left"/>
+      <w:pPr>
+        <w:tabs>
+          <w:tab w:val="num" w:pos="5760"/>
+        </w:tabs>
+        <w:ind w:left="5760" w:hanging="360"/>
+      </w:pPr>
+      <w:rPr>
+        <w:rFonts w:ascii="Wingdings" w:hAnsi="Wingdings" w:hint="default"/>
+        <w:sz w:val="20"/>
+      </w:rPr>
+    </w:lvl>
+    <w:lvl w:ilvl="8" w:tentative="1">
+      <w:start w:val="1"/>
+      <w:numFmt w:val="bullet"/>
+      <w:lvlText w:val=""/>
+      <w:lvlJc w:val="left"/>
+      <w:pPr>
+        <w:tabs>
+          <w:tab w:val="num" w:pos="6480"/>
+        </w:tabs>
+        <w:ind w:left="6480" w:hanging="360"/>
+      </w:pPr>
+      <w:rPr>
+        <w:rFonts w:ascii="Wingdings" w:hAnsi="Wingdings" w:hint="default"/>
+        <w:sz w:val="20"/>
+      </w:rPr>
+    </w:lvl>
+  </w:abstractNum>
+  <w:abstractNum w:abstractNumId="13" w15:restartNumberingAfterBreak="0">
     <w:nsid w:val="3CBF3AC7"/>
     <w:multiLevelType w:val="hybridMultilevel"/>
     <w:tmpl w:val="6428BFCA"/>
@@ -13039,7 +14698,7 @@
       </w:rPr>
     </w:lvl>
   </w:abstractNum>
-  <w:abstractNum w:abstractNumId="12" w15:restartNumberingAfterBreak="0">
+  <w:abstractNum w:abstractNumId="14" w15:restartNumberingAfterBreak="0">
     <w:nsid w:val="450E6F64"/>
     <w:multiLevelType w:val="multilevel"/>
     <w:tmpl w:val="283E3066"/>
@@ -13188,7 +14847,7 @@
       </w:rPr>
     </w:lvl>
   </w:abstractNum>
-  <w:abstractNum w:abstractNumId="13" w15:restartNumberingAfterBreak="0">
+  <w:abstractNum w:abstractNumId="15" w15:restartNumberingAfterBreak="0">
     <w:nsid w:val="47473D85"/>
     <w:multiLevelType w:val="multilevel"/>
     <w:tmpl w:val="CC6CF196"/>
@@ -13337,7 +14996,7 @@
       </w:rPr>
     </w:lvl>
   </w:abstractNum>
-  <w:abstractNum w:abstractNumId="14" w15:restartNumberingAfterBreak="0">
+  <w:abstractNum w:abstractNumId="16" w15:restartNumberingAfterBreak="0">
     <w:nsid w:val="490C275F"/>
     <w:multiLevelType w:val="hybridMultilevel"/>
     <w:tmpl w:val="4F96A7D4"/>
@@ -13450,7 +15109,305 @@
       </w:rPr>
     </w:lvl>
   </w:abstractNum>
-  <w:abstractNum w:abstractNumId="15" w15:restartNumberingAfterBreak="0">
+  <w:abstractNum w:abstractNumId="17" w15:restartNumberingAfterBreak="0">
+    <w:nsid w:val="51543E80"/>
+    <w:multiLevelType w:val="multilevel"/>
+    <w:tmpl w:val="FE883050"/>
+    <w:lvl w:ilvl="0">
+      <w:start w:val="1"/>
+      <w:numFmt w:val="bullet"/>
+      <w:lvlText w:val=""/>
+      <w:lvlJc w:val="left"/>
+      <w:pPr>
+        <w:tabs>
+          <w:tab w:val="num" w:pos="720"/>
+        </w:tabs>
+        <w:ind w:left="720" w:hanging="360"/>
+      </w:pPr>
+      <w:rPr>
+        <w:rFonts w:ascii="Symbol" w:hAnsi="Symbol" w:hint="default"/>
+        <w:sz w:val="20"/>
+      </w:rPr>
+    </w:lvl>
+    <w:lvl w:ilvl="1" w:tentative="1">
+      <w:start w:val="1"/>
+      <w:numFmt w:val="bullet"/>
+      <w:lvlText w:val="o"/>
+      <w:lvlJc w:val="left"/>
+      <w:pPr>
+        <w:tabs>
+          <w:tab w:val="num" w:pos="1440"/>
+        </w:tabs>
+        <w:ind w:left="1440" w:hanging="360"/>
+      </w:pPr>
+      <w:rPr>
+        <w:rFonts w:ascii="Courier New" w:hAnsi="Courier New" w:hint="default"/>
+        <w:sz w:val="20"/>
+      </w:rPr>
+    </w:lvl>
+    <w:lvl w:ilvl="2" w:tentative="1">
+      <w:start w:val="1"/>
+      <w:numFmt w:val="bullet"/>
+      <w:lvlText w:val=""/>
+      <w:lvlJc w:val="left"/>
+      <w:pPr>
+        <w:tabs>
+          <w:tab w:val="num" w:pos="2160"/>
+        </w:tabs>
+        <w:ind w:left="2160" w:hanging="360"/>
+      </w:pPr>
+      <w:rPr>
+        <w:rFonts w:ascii="Wingdings" w:hAnsi="Wingdings" w:hint="default"/>
+        <w:sz w:val="20"/>
+      </w:rPr>
+    </w:lvl>
+    <w:lvl w:ilvl="3" w:tentative="1">
+      <w:start w:val="1"/>
+      <w:numFmt w:val="bullet"/>
+      <w:lvlText w:val=""/>
+      <w:lvlJc w:val="left"/>
+      <w:pPr>
+        <w:tabs>
+          <w:tab w:val="num" w:pos="2880"/>
+        </w:tabs>
+        <w:ind w:left="2880" w:hanging="360"/>
+      </w:pPr>
+      <w:rPr>
+        <w:rFonts w:ascii="Wingdings" w:hAnsi="Wingdings" w:hint="default"/>
+        <w:sz w:val="20"/>
+      </w:rPr>
+    </w:lvl>
+    <w:lvl w:ilvl="4" w:tentative="1">
+      <w:start w:val="1"/>
+      <w:numFmt w:val="bullet"/>
+      <w:lvlText w:val=""/>
+      <w:lvlJc w:val="left"/>
+      <w:pPr>
+        <w:tabs>
+          <w:tab w:val="num" w:pos="3600"/>
+        </w:tabs>
+        <w:ind w:left="3600" w:hanging="360"/>
+      </w:pPr>
+      <w:rPr>
+        <w:rFonts w:ascii="Wingdings" w:hAnsi="Wingdings" w:hint="default"/>
+        <w:sz w:val="20"/>
+      </w:rPr>
+    </w:lvl>
+    <w:lvl w:ilvl="5" w:tentative="1">
+      <w:start w:val="1"/>
+      <w:numFmt w:val="bullet"/>
+      <w:lvlText w:val=""/>
+      <w:lvlJc w:val="left"/>
+      <w:pPr>
+        <w:tabs>
+          <w:tab w:val="num" w:pos="4320"/>
+        </w:tabs>
+        <w:ind w:left="4320" w:hanging="360"/>
+      </w:pPr>
+      <w:rPr>
+        <w:rFonts w:ascii="Wingdings" w:hAnsi="Wingdings" w:hint="default"/>
+        <w:sz w:val="20"/>
+      </w:rPr>
+    </w:lvl>
+    <w:lvl w:ilvl="6" w:tentative="1">
+      <w:start w:val="1"/>
+      <w:numFmt w:val="bullet"/>
+      <w:lvlText w:val=""/>
+      <w:lvlJc w:val="left"/>
+      <w:pPr>
+        <w:tabs>
+          <w:tab w:val="num" w:pos="5040"/>
+        </w:tabs>
+        <w:ind w:left="5040" w:hanging="360"/>
+      </w:pPr>
+      <w:rPr>
+        <w:rFonts w:ascii="Wingdings" w:hAnsi="Wingdings" w:hint="default"/>
+        <w:sz w:val="20"/>
+      </w:rPr>
+    </w:lvl>
+    <w:lvl w:ilvl="7" w:tentative="1">
+      <w:start w:val="1"/>
+      <w:numFmt w:val="bullet"/>
+      <w:lvlText w:val=""/>
+      <w:lvlJc w:val="left"/>
+      <w:pPr>
+        <w:tabs>
+          <w:tab w:val="num" w:pos="5760"/>
+        </w:tabs>
+        <w:ind w:left="5760" w:hanging="360"/>
+      </w:pPr>
+      <w:rPr>
+        <w:rFonts w:ascii="Wingdings" w:hAnsi="Wingdings" w:hint="default"/>
+        <w:sz w:val="20"/>
+      </w:rPr>
+    </w:lvl>
+    <w:lvl w:ilvl="8" w:tentative="1">
+      <w:start w:val="1"/>
+      <w:numFmt w:val="bullet"/>
+      <w:lvlText w:val=""/>
+      <w:lvlJc w:val="left"/>
+      <w:pPr>
+        <w:tabs>
+          <w:tab w:val="num" w:pos="6480"/>
+        </w:tabs>
+        <w:ind w:left="6480" w:hanging="360"/>
+      </w:pPr>
+      <w:rPr>
+        <w:rFonts w:ascii="Wingdings" w:hAnsi="Wingdings" w:hint="default"/>
+        <w:sz w:val="20"/>
+      </w:rPr>
+    </w:lvl>
+  </w:abstractNum>
+  <w:abstractNum w:abstractNumId="18" w15:restartNumberingAfterBreak="0">
+    <w:nsid w:val="54A629B5"/>
+    <w:multiLevelType w:val="multilevel"/>
+    <w:tmpl w:val="984C3B50"/>
+    <w:lvl w:ilvl="0">
+      <w:start w:val="1"/>
+      <w:numFmt w:val="bullet"/>
+      <w:lvlText w:val=""/>
+      <w:lvlJc w:val="left"/>
+      <w:pPr>
+        <w:tabs>
+          <w:tab w:val="num" w:pos="720"/>
+        </w:tabs>
+        <w:ind w:left="720" w:hanging="360"/>
+      </w:pPr>
+      <w:rPr>
+        <w:rFonts w:ascii="Symbol" w:hAnsi="Symbol" w:hint="default"/>
+        <w:sz w:val="20"/>
+      </w:rPr>
+    </w:lvl>
+    <w:lvl w:ilvl="1" w:tentative="1">
+      <w:start w:val="1"/>
+      <w:numFmt w:val="bullet"/>
+      <w:lvlText w:val="o"/>
+      <w:lvlJc w:val="left"/>
+      <w:pPr>
+        <w:tabs>
+          <w:tab w:val="num" w:pos="1440"/>
+        </w:tabs>
+        <w:ind w:left="1440" w:hanging="360"/>
+      </w:pPr>
+      <w:rPr>
+        <w:rFonts w:ascii="Courier New" w:hAnsi="Courier New" w:hint="default"/>
+        <w:sz w:val="20"/>
+      </w:rPr>
+    </w:lvl>
+    <w:lvl w:ilvl="2" w:tentative="1">
+      <w:start w:val="1"/>
+      <w:numFmt w:val="bullet"/>
+      <w:lvlText w:val=""/>
+      <w:lvlJc w:val="left"/>
+      <w:pPr>
+        <w:tabs>
+          <w:tab w:val="num" w:pos="2160"/>
+        </w:tabs>
+        <w:ind w:left="2160" w:hanging="360"/>
+      </w:pPr>
+      <w:rPr>
+        <w:rFonts w:ascii="Wingdings" w:hAnsi="Wingdings" w:hint="default"/>
+        <w:sz w:val="20"/>
+      </w:rPr>
+    </w:lvl>
+    <w:lvl w:ilvl="3" w:tentative="1">
+      <w:start w:val="1"/>
+      <w:numFmt w:val="bullet"/>
+      <w:lvlText w:val=""/>
+      <w:lvlJc w:val="left"/>
+      <w:pPr>
+        <w:tabs>
+          <w:tab w:val="num" w:pos="2880"/>
+        </w:tabs>
+        <w:ind w:left="2880" w:hanging="360"/>
+      </w:pPr>
+      <w:rPr>
+        <w:rFonts w:ascii="Wingdings" w:hAnsi="Wingdings" w:hint="default"/>
+        <w:sz w:val="20"/>
+      </w:rPr>
+    </w:lvl>
+    <w:lvl w:ilvl="4" w:tentative="1">
+      <w:start w:val="1"/>
+      <w:numFmt w:val="bullet"/>
+      <w:lvlText w:val=""/>
+      <w:lvlJc w:val="left"/>
+      <w:pPr>
+        <w:tabs>
+          <w:tab w:val="num" w:pos="3600"/>
+        </w:tabs>
+        <w:ind w:left="3600" w:hanging="360"/>
+      </w:pPr>
+      <w:rPr>
+        <w:rFonts w:ascii="Wingdings" w:hAnsi="Wingdings" w:hint="default"/>
+        <w:sz w:val="20"/>
+      </w:rPr>
+    </w:lvl>
+    <w:lvl w:ilvl="5" w:tentative="1">
+      <w:start w:val="1"/>
+      <w:numFmt w:val="bullet"/>
+      <w:lvlText w:val=""/>
+      <w:lvlJc w:val="left"/>
+      <w:pPr>
+        <w:tabs>
+          <w:tab w:val="num" w:pos="4320"/>
+        </w:tabs>
+        <w:ind w:left="4320" w:hanging="360"/>
+      </w:pPr>
+      <w:rPr>
+        <w:rFonts w:ascii="Wingdings" w:hAnsi="Wingdings" w:hint="default"/>
+        <w:sz w:val="20"/>
+      </w:rPr>
+    </w:lvl>
+    <w:lvl w:ilvl="6" w:tentative="1">
+      <w:start w:val="1"/>
+      <w:numFmt w:val="bullet"/>
+      <w:lvlText w:val=""/>
+      <w:lvlJc w:val="left"/>
+      <w:pPr>
+        <w:tabs>
+          <w:tab w:val="num" w:pos="5040"/>
+        </w:tabs>
+        <w:ind w:left="5040" w:hanging="360"/>
+      </w:pPr>
+      <w:rPr>
+        <w:rFonts w:ascii="Wingdings" w:hAnsi="Wingdings" w:hint="default"/>
+        <w:sz w:val="20"/>
+      </w:rPr>
+    </w:lvl>
+    <w:lvl w:ilvl="7" w:tentative="1">
+      <w:start w:val="1"/>
+      <w:numFmt w:val="bullet"/>
+      <w:lvlText w:val=""/>
+      <w:lvlJc w:val="left"/>
+      <w:pPr>
+        <w:tabs>
+          <w:tab w:val="num" w:pos="5760"/>
+        </w:tabs>
+        <w:ind w:left="5760" w:hanging="360"/>
+      </w:pPr>
+      <w:rPr>
+        <w:rFonts w:ascii="Wingdings" w:hAnsi="Wingdings" w:hint="default"/>
+        <w:sz w:val="20"/>
+      </w:rPr>
+    </w:lvl>
+    <w:lvl w:ilvl="8" w:tentative="1">
+      <w:start w:val="1"/>
+      <w:numFmt w:val="bullet"/>
+      <w:lvlText w:val=""/>
+      <w:lvlJc w:val="left"/>
+      <w:pPr>
+        <w:tabs>
+          <w:tab w:val="num" w:pos="6480"/>
+        </w:tabs>
+        <w:ind w:left="6480" w:hanging="360"/>
+      </w:pPr>
+      <w:rPr>
+        <w:rFonts w:ascii="Wingdings" w:hAnsi="Wingdings" w:hint="default"/>
+        <w:sz w:val="20"/>
+      </w:rPr>
+    </w:lvl>
+  </w:abstractNum>
+  <w:abstractNum w:abstractNumId="19" w15:restartNumberingAfterBreak="0">
     <w:nsid w:val="58B01BFC"/>
     <w:multiLevelType w:val="multilevel"/>
     <w:tmpl w:val="AB847238"/>
@@ -13599,7 +15556,7 @@
       </w:rPr>
     </w:lvl>
   </w:abstractNum>
-  <w:abstractNum w:abstractNumId="16" w15:restartNumberingAfterBreak="0">
+  <w:abstractNum w:abstractNumId="20" w15:restartNumberingAfterBreak="0">
     <w:nsid w:val="5E7158AB"/>
     <w:multiLevelType w:val="multilevel"/>
     <w:tmpl w:val="C55A9B30"/>
@@ -13748,7 +15705,7 @@
       </w:rPr>
     </w:lvl>
   </w:abstractNum>
-  <w:abstractNum w:abstractNumId="17" w15:restartNumberingAfterBreak="0">
+  <w:abstractNum w:abstractNumId="21" w15:restartNumberingAfterBreak="0">
     <w:nsid w:val="6189014A"/>
     <w:multiLevelType w:val="multilevel"/>
     <w:tmpl w:val="57548D62"/>
@@ -13897,7 +15854,7 @@
       </w:rPr>
     </w:lvl>
   </w:abstractNum>
-  <w:abstractNum w:abstractNumId="18" w15:restartNumberingAfterBreak="0">
+  <w:abstractNum w:abstractNumId="22" w15:restartNumberingAfterBreak="0">
     <w:nsid w:val="653C07B3"/>
     <w:multiLevelType w:val="multilevel"/>
     <w:tmpl w:val="360E2A9A"/>
@@ -14046,7 +16003,7 @@
       </w:rPr>
     </w:lvl>
   </w:abstractNum>
-  <w:abstractNum w:abstractNumId="19" w15:restartNumberingAfterBreak="0">
+  <w:abstractNum w:abstractNumId="23" w15:restartNumberingAfterBreak="0">
     <w:nsid w:val="66C02199"/>
     <w:multiLevelType w:val="multilevel"/>
     <w:tmpl w:val="4BCC32CA"/>
@@ -14195,7 +16152,7 @@
       </w:rPr>
     </w:lvl>
   </w:abstractNum>
-  <w:abstractNum w:abstractNumId="20" w15:restartNumberingAfterBreak="0">
+  <w:abstractNum w:abstractNumId="24" w15:restartNumberingAfterBreak="0">
     <w:nsid w:val="6ACE33D3"/>
     <w:multiLevelType w:val="multilevel"/>
     <w:tmpl w:val="59C07B6E"/>
@@ -14344,7 +16301,7 @@
       </w:rPr>
     </w:lvl>
   </w:abstractNum>
-  <w:abstractNum w:abstractNumId="21" w15:restartNumberingAfterBreak="0">
+  <w:abstractNum w:abstractNumId="25" w15:restartNumberingAfterBreak="0">
     <w:nsid w:val="6D9D6EE2"/>
     <w:multiLevelType w:val="multilevel"/>
     <w:tmpl w:val="61903482"/>
@@ -14493,7 +16450,7 @@
       </w:rPr>
     </w:lvl>
   </w:abstractNum>
-  <w:abstractNum w:abstractNumId="22" w15:restartNumberingAfterBreak="0">
+  <w:abstractNum w:abstractNumId="26" w15:restartNumberingAfterBreak="0">
     <w:nsid w:val="743E4507"/>
     <w:multiLevelType w:val="multilevel"/>
     <w:tmpl w:val="D4045920"/>
@@ -14642,7 +16599,7 @@
       </w:rPr>
     </w:lvl>
   </w:abstractNum>
-  <w:abstractNum w:abstractNumId="23" w15:restartNumberingAfterBreak="0">
+  <w:abstractNum w:abstractNumId="27" w15:restartNumberingAfterBreak="0">
     <w:nsid w:val="7A3921F5"/>
     <w:multiLevelType w:val="multilevel"/>
     <w:tmpl w:val="C71C0A96"/>
@@ -14755,77 +16712,205 @@
       </w:pPr>
     </w:lvl>
   </w:abstractNum>
+  <w:abstractNum w:abstractNumId="28" w15:restartNumberingAfterBreak="0">
+    <w:nsid w:val="7C134182"/>
+    <w:multiLevelType w:val="hybridMultilevel"/>
+    <w:tmpl w:val="94424BE6"/>
+    <w:lvl w:ilvl="0" w:tplc="0C0A0001">
+      <w:start w:val="1"/>
+      <w:numFmt w:val="bullet"/>
+      <w:lvlText w:val=""/>
+      <w:lvlJc w:val="left"/>
+      <w:pPr>
+        <w:ind w:left="720" w:hanging="360"/>
+      </w:pPr>
+      <w:rPr>
+        <w:rFonts w:ascii="Symbol" w:hAnsi="Symbol" w:hint="default"/>
+      </w:rPr>
+    </w:lvl>
+    <w:lvl w:ilvl="1" w:tplc="0C0A0003" w:tentative="1">
+      <w:start w:val="1"/>
+      <w:numFmt w:val="bullet"/>
+      <w:lvlText w:val="o"/>
+      <w:lvlJc w:val="left"/>
+      <w:pPr>
+        <w:ind w:left="1440" w:hanging="360"/>
+      </w:pPr>
+      <w:rPr>
+        <w:rFonts w:ascii="Courier New" w:hAnsi="Courier New" w:cs="Courier New" w:hint="default"/>
+      </w:rPr>
+    </w:lvl>
+    <w:lvl w:ilvl="2" w:tplc="0C0A0005" w:tentative="1">
+      <w:start w:val="1"/>
+      <w:numFmt w:val="bullet"/>
+      <w:lvlText w:val=""/>
+      <w:lvlJc w:val="left"/>
+      <w:pPr>
+        <w:ind w:left="2160" w:hanging="360"/>
+      </w:pPr>
+      <w:rPr>
+        <w:rFonts w:ascii="Wingdings" w:hAnsi="Wingdings" w:hint="default"/>
+      </w:rPr>
+    </w:lvl>
+    <w:lvl w:ilvl="3" w:tplc="0C0A0001" w:tentative="1">
+      <w:start w:val="1"/>
+      <w:numFmt w:val="bullet"/>
+      <w:lvlText w:val=""/>
+      <w:lvlJc w:val="left"/>
+      <w:pPr>
+        <w:ind w:left="2880" w:hanging="360"/>
+      </w:pPr>
+      <w:rPr>
+        <w:rFonts w:ascii="Symbol" w:hAnsi="Symbol" w:hint="default"/>
+      </w:rPr>
+    </w:lvl>
+    <w:lvl w:ilvl="4" w:tplc="0C0A0003" w:tentative="1">
+      <w:start w:val="1"/>
+      <w:numFmt w:val="bullet"/>
+      <w:lvlText w:val="o"/>
+      <w:lvlJc w:val="left"/>
+      <w:pPr>
+        <w:ind w:left="3600" w:hanging="360"/>
+      </w:pPr>
+      <w:rPr>
+        <w:rFonts w:ascii="Courier New" w:hAnsi="Courier New" w:cs="Courier New" w:hint="default"/>
+      </w:rPr>
+    </w:lvl>
+    <w:lvl w:ilvl="5" w:tplc="0C0A0005" w:tentative="1">
+      <w:start w:val="1"/>
+      <w:numFmt w:val="bullet"/>
+      <w:lvlText w:val=""/>
+      <w:lvlJc w:val="left"/>
+      <w:pPr>
+        <w:ind w:left="4320" w:hanging="360"/>
+      </w:pPr>
+      <w:rPr>
+        <w:rFonts w:ascii="Wingdings" w:hAnsi="Wingdings" w:hint="default"/>
+      </w:rPr>
+    </w:lvl>
+    <w:lvl w:ilvl="6" w:tplc="0C0A0001" w:tentative="1">
+      <w:start w:val="1"/>
+      <w:numFmt w:val="bullet"/>
+      <w:lvlText w:val=""/>
+      <w:lvlJc w:val="left"/>
+      <w:pPr>
+        <w:ind w:left="5040" w:hanging="360"/>
+      </w:pPr>
+      <w:rPr>
+        <w:rFonts w:ascii="Symbol" w:hAnsi="Symbol" w:hint="default"/>
+      </w:rPr>
+    </w:lvl>
+    <w:lvl w:ilvl="7" w:tplc="0C0A0003" w:tentative="1">
+      <w:start w:val="1"/>
+      <w:numFmt w:val="bullet"/>
+      <w:lvlText w:val="o"/>
+      <w:lvlJc w:val="left"/>
+      <w:pPr>
+        <w:ind w:left="5760" w:hanging="360"/>
+      </w:pPr>
+      <w:rPr>
+        <w:rFonts w:ascii="Courier New" w:hAnsi="Courier New" w:cs="Courier New" w:hint="default"/>
+      </w:rPr>
+    </w:lvl>
+    <w:lvl w:ilvl="8" w:tplc="0C0A0005" w:tentative="1">
+      <w:start w:val="1"/>
+      <w:numFmt w:val="bullet"/>
+      <w:lvlText w:val=""/>
+      <w:lvlJc w:val="left"/>
+      <w:pPr>
+        <w:ind w:left="6480" w:hanging="360"/>
+      </w:pPr>
+      <w:rPr>
+        <w:rFonts w:ascii="Wingdings" w:hAnsi="Wingdings" w:hint="default"/>
+      </w:rPr>
+    </w:lvl>
+  </w:abstractNum>
   <w:num w:numId="1" w16cid:durableId="773477658">
-    <w:abstractNumId w:val="23"/>
+    <w:abstractNumId w:val="27"/>
   </w:num>
   <w:num w:numId="2" w16cid:durableId="1238246386">
-    <w:abstractNumId w:val="3"/>
+    <w:abstractNumId w:val="4"/>
   </w:num>
   <w:num w:numId="3" w16cid:durableId="330065786">
-    <w:abstractNumId w:val="12"/>
+    <w:abstractNumId w:val="14"/>
   </w:num>
   <w:num w:numId="4" w16cid:durableId="1543055585">
-    <w:abstractNumId w:val="22"/>
+    <w:abstractNumId w:val="26"/>
   </w:num>
   <w:num w:numId="5" w16cid:durableId="1671830116">
-    <w:abstractNumId w:val="21"/>
+    <w:abstractNumId w:val="25"/>
   </w:num>
   <w:num w:numId="6" w16cid:durableId="1538464803">
-    <w:abstractNumId w:val="9"/>
+    <w:abstractNumId w:val="10"/>
   </w:num>
   <w:num w:numId="7" w16cid:durableId="2106489300">
     <w:abstractNumId w:val="1"/>
   </w:num>
   <w:num w:numId="8" w16cid:durableId="1571429689">
-    <w:abstractNumId w:val="7"/>
+    <w:abstractNumId w:val="8"/>
   </w:num>
   <w:num w:numId="9" w16cid:durableId="1237743962">
     <w:abstractNumId w:val="2"/>
   </w:num>
   <w:num w:numId="10" w16cid:durableId="1025063009">
-    <w:abstractNumId w:val="17"/>
+    <w:abstractNumId w:val="21"/>
   </w:num>
   <w:num w:numId="11" w16cid:durableId="1274701838">
-    <w:abstractNumId w:val="13"/>
+    <w:abstractNumId w:val="15"/>
   </w:num>
   <w:num w:numId="12" w16cid:durableId="458768081">
-    <w:abstractNumId w:val="4"/>
+    <w:abstractNumId w:val="5"/>
   </w:num>
   <w:num w:numId="13" w16cid:durableId="352078743">
-    <w:abstractNumId w:val="15"/>
+    <w:abstractNumId w:val="19"/>
   </w:num>
   <w:num w:numId="14" w16cid:durableId="827402550">
-    <w:abstractNumId w:val="10"/>
+    <w:abstractNumId w:val="11"/>
   </w:num>
   <w:num w:numId="15" w16cid:durableId="1831434691">
-    <w:abstractNumId w:val="6"/>
+    <w:abstractNumId w:val="7"/>
   </w:num>
   <w:num w:numId="16" w16cid:durableId="71008217">
-    <w:abstractNumId w:val="16"/>
+    <w:abstractNumId w:val="20"/>
   </w:num>
   <w:num w:numId="17" w16cid:durableId="1167551186">
-    <w:abstractNumId w:val="20"/>
+    <w:abstractNumId w:val="24"/>
   </w:num>
   <w:num w:numId="18" w16cid:durableId="1725636477">
-    <w:abstractNumId w:val="18"/>
+    <w:abstractNumId w:val="22"/>
   </w:num>
   <w:num w:numId="19" w16cid:durableId="579602750">
-    <w:abstractNumId w:val="14"/>
+    <w:abstractNumId w:val="16"/>
   </w:num>
   <w:num w:numId="20" w16cid:durableId="1118136432">
     <w:abstractNumId w:val="0"/>
   </w:num>
   <w:num w:numId="21" w16cid:durableId="1894079410">
-    <w:abstractNumId w:val="19"/>
+    <w:abstractNumId w:val="23"/>
   </w:num>
   <w:num w:numId="22" w16cid:durableId="1483618575">
-    <w:abstractNumId w:val="5"/>
+    <w:abstractNumId w:val="6"/>
   </w:num>
   <w:num w:numId="23" w16cid:durableId="186257074">
-    <w:abstractNumId w:val="8"/>
+    <w:abstractNumId w:val="9"/>
   </w:num>
   <w:num w:numId="24" w16cid:durableId="120156952">
-    <w:abstractNumId w:val="11"/>
+    <w:abstractNumId w:val="13"/>
+  </w:num>
+  <w:num w:numId="25" w16cid:durableId="1066494909">
+    <w:abstractNumId w:val="28"/>
+  </w:num>
+  <w:num w:numId="26" w16cid:durableId="2103868927">
+    <w:abstractNumId w:val="12"/>
+  </w:num>
+  <w:num w:numId="27" w16cid:durableId="1153060057">
+    <w:abstractNumId w:val="3"/>
+  </w:num>
+  <w:num w:numId="28" w16cid:durableId="1594168769">
+    <w:abstractNumId w:val="18"/>
+  </w:num>
+  <w:num w:numId="29" w16cid:durableId="1669405432">
+    <w:abstractNumId w:val="17"/>
   </w:num>
 </w:numbering>
 </file>
@@ -15238,6 +17323,7 @@
   <w:style w:type="paragraph" w:default="1" w:styleId="Normal">
     <w:name w:val="Normal"/>
     <w:qFormat/>
+    <w:rsid w:val="00D7773B"/>
   </w:style>
   <w:style w:type="paragraph" w:styleId="Ttulo1">
     <w:name w:val="heading 1"/>
@@ -15952,6 +18038,18 @@
       <w:szCs w:val="24"/>
     </w:rPr>
   </w:style>
+  <w:style w:type="character" w:styleId="Hipervnculovisitado">
+    <w:name w:val="FollowedHyperlink"/>
+    <w:basedOn w:val="Fuentedeprrafopredeter"/>
+    <w:uiPriority w:val="99"/>
+    <w:semiHidden/>
+    <w:unhideWhenUsed/>
+    <w:rsid w:val="00390EC9"/>
+    <w:rPr>
+      <w:color w:val="96607D" w:themeColor="followedHyperlink"/>
+      <w:u w:val="single"/>
+    </w:rPr>
+  </w:style>
 </w:styles>
 </file>
 

--- a/memoria.docx
+++ b/memoria.docx
@@ -9675,6 +9675,9 @@
       <w:bookmarkEnd w:id="47"/>
     </w:p>
     <w:p>
+      <w:pPr>
+        <w:jc w:val="both"/>
+      </w:pPr>
       <w:r>
         <w:t>En el contexto del aprendizaje automático y la ingeniería de la salud, las aplicaciones interactivas permiten acercar los modelos predictivos al usuario final de manera accesible, visual y funcional. Estas aplicaciones actúan como una capa de interfaz entre los algoritmos complejos desarrollados durante el entrenamiento y el profesional o paciente que desea obtener información a partir de ellos.</w:t>
       </w:r>
@@ -9682,6 +9685,7 @@
     <w:p>
       <w:pPr>
         <w:pStyle w:val="Ttulo3"/>
+        <w:jc w:val="both"/>
       </w:pPr>
       <w:bookmarkStart w:id="48" w:name="_Toc195123269"/>
       <w:r>
@@ -9690,11 +9694,17 @@
       <w:bookmarkEnd w:id="48"/>
     </w:p>
     <w:p>
+      <w:pPr>
+        <w:jc w:val="both"/>
+      </w:pPr>
       <w:r>
         <w:t>Una aplicación interactiva permite al usuario introducir variables o características (como edad, frecuencia cardíaca, calidad del sueño, etc.) y recibir una predicción inmediata generada por el modelo previamente entrenado. Esta predicción se puede acompañar de explicaciones visuales, recomendaciones o indicadores de riesgo que mejoran la interpretabilidad del resultado.</w:t>
       </w:r>
     </w:p>
     <w:p>
+      <w:pPr>
+        <w:jc w:val="both"/>
+      </w:pPr>
       <w:r>
         <w:t>En ingeniería biomédica, este tipo de herramientas tiene un gran potencial: puede contribuir al cribado de pacientes, al apoyo en la toma de decisiones clínicas o al autocuidado en poblaciones con riesgo de enfermedades crónicas. La posibilidad de usar estas aplicaciones desde cualquier dispositivo con conexión a internet también facilita la democratización del acceso a herramientas basadas en inteligencia artificial.</w:t>
       </w:r>
@@ -9702,6 +9712,7 @@
     <w:p>
       <w:pPr>
         <w:pStyle w:val="Ttulo3"/>
+        <w:jc w:val="both"/>
       </w:pPr>
       <w:bookmarkStart w:id="49" w:name="_Toc195123270"/>
       <w:commentRangeStart w:id="50"/>
@@ -9716,6 +9727,9 @@
       <w:bookmarkEnd w:id="49"/>
     </w:p>
     <w:p>
+      <w:pPr>
+        <w:jc w:val="both"/>
+      </w:pPr>
       <w:proofErr w:type="spellStart"/>
       <w:r>
         <w:t>Streamlit</w:t>
@@ -9734,6 +9748,9 @@
       </w:r>
     </w:p>
     <w:p>
+      <w:pPr>
+        <w:jc w:val="both"/>
+      </w:pPr>
       <w:r>
         <w:t>Entre sus principales características destacan:</w:t>
       </w:r>
@@ -9744,6 +9761,7 @@
           <w:ilvl w:val="0"/>
           <w:numId w:val="29"/>
         </w:numPr>
+        <w:jc w:val="both"/>
       </w:pPr>
       <w:r>
         <w:t>Facilidad de uso: su sintaxis es sencilla y permite transformar scripts de Python en interfaces web funcionales.</w:t>
@@ -9755,6 +9773,7 @@
           <w:ilvl w:val="0"/>
           <w:numId w:val="29"/>
         </w:numPr>
+        <w:jc w:val="both"/>
       </w:pPr>
       <w:r>
         <w:t xml:space="preserve">Integración con librerías populares como Pandas, </w:t>
@@ -9782,12 +9801,16 @@
           <w:ilvl w:val="0"/>
           <w:numId w:val="29"/>
         </w:numPr>
+        <w:jc w:val="both"/>
       </w:pPr>
       <w:r>
         <w:t>Actualización en tiempo real de los resultados conforme el usuario introduce nuevos datos.</w:t>
       </w:r>
     </w:p>
     <w:p>
+      <w:pPr>
+        <w:jc w:val="both"/>
+      </w:pPr>
       <w:r>
         <w:lastRenderedPageBreak/>
         <w:t xml:space="preserve">Gracias a </w:t>
@@ -9809,6 +9832,9 @@
       </w:r>
     </w:p>
     <w:p>
+      <w:pPr>
+        <w:jc w:val="both"/>
+      </w:pPr>
       <w:r>
         <w:t xml:space="preserve">En este TFG, </w:t>
       </w:r>
@@ -10941,11 +10967,17 @@
       <w:bookmarkEnd w:id="58"/>
     </w:p>
     <w:p>
+      <w:pPr>
+        <w:jc w:val="both"/>
+      </w:pPr>
       <w:r>
         <w:t>El análisis exploratorio de datos (EDA, por sus siglas en inglés) tuvo como objetivo comprender la estructura interna del conjunto de datos, identificar patrones relevantes, relaciones entre variables y detectar la presencia de posibles valores atípicos que pudieran interferir en el rendimiento de los modelos.</w:t>
       </w:r>
     </w:p>
     <w:p>
+      <w:pPr>
+        <w:jc w:val="both"/>
+      </w:pPr>
       <w:r>
         <w:t>Se aplicaron las siguientes técnicas y visualizaciones:</w:t>
       </w:r>
@@ -10956,6 +10988,7 @@
           <w:ilvl w:val="0"/>
           <w:numId w:val="28"/>
         </w:numPr>
+        <w:jc w:val="both"/>
       </w:pPr>
       <w:r>
         <w:rPr>
@@ -10974,6 +11007,7 @@
           <w:ilvl w:val="0"/>
           <w:numId w:val="28"/>
         </w:numPr>
+        <w:jc w:val="both"/>
       </w:pPr>
       <w:r>
         <w:rPr>
@@ -11016,6 +11050,7 @@
           <w:ilvl w:val="0"/>
           <w:numId w:val="28"/>
         </w:numPr>
+        <w:jc w:val="both"/>
       </w:pPr>
       <w:r>
         <w:rPr>
@@ -11051,6 +11086,7 @@
           <w:ilvl w:val="0"/>
           <w:numId w:val="28"/>
         </w:numPr>
+        <w:jc w:val="both"/>
       </w:pPr>
       <w:r>
         <w:rPr>
@@ -11072,11 +11108,18 @@
       </w:r>
     </w:p>
     <w:p>
+      <w:pPr>
+        <w:jc w:val="both"/>
+      </w:pPr>
       <w:r>
         <w:t>Este análisis preliminar permitió ajustar las decisiones de preprocesamiento y orientar el desarrollo del modelo hacia aquellas variables que mostraban mayor potencial predictivo, facilitando así un enfoque más fundamentado en el diseño del clasificador.</w:t>
       </w:r>
     </w:p>
-    <w:p/>
+    <w:p>
+      <w:pPr>
+        <w:jc w:val="both"/>
+      </w:pPr>
+    </w:p>
     <w:p>
       <w:pPr>
         <w:pStyle w:val="Ttulo3"/>
@@ -17524,6 +17567,7 @@
   <w:style w:type="character" w:default="1" w:styleId="Fuentedeprrafopredeter">
     <w:name w:val="Default Paragraph Font"/>
     <w:uiPriority w:val="1"/>
+    <w:semiHidden/>
     <w:unhideWhenUsed/>
   </w:style>
   <w:style w:type="table" w:default="1" w:styleId="Tablanormal">

--- a/memoria.docx
+++ b/memoria.docx
@@ -303,7 +303,7 @@
                 <w:noProof/>
                 <w:webHidden/>
               </w:rPr>
-              <w:t>4</w:t>
+              <w:t>5</w:t>
             </w:r>
             <w:r>
               <w:rPr>
@@ -393,7 +393,7 @@
                 <w:noProof/>
                 <w:webHidden/>
               </w:rPr>
-              <w:t>4</w:t>
+              <w:t>5</w:t>
             </w:r>
             <w:r>
               <w:rPr>
@@ -465,7 +465,7 @@
                 <w:noProof/>
                 <w:webHidden/>
               </w:rPr>
-              <w:t>4</w:t>
+              <w:t>6</w:t>
             </w:r>
             <w:r>
               <w:rPr>
@@ -537,7 +537,7 @@
                 <w:noProof/>
                 <w:webHidden/>
               </w:rPr>
-              <w:t>4</w:t>
+              <w:t>6</w:t>
             </w:r>
             <w:r>
               <w:rPr>
@@ -609,7 +609,7 @@
                 <w:noProof/>
                 <w:webHidden/>
               </w:rPr>
-              <w:t>4</w:t>
+              <w:t>6</w:t>
             </w:r>
             <w:r>
               <w:rPr>
@@ -681,7 +681,7 @@
                 <w:noProof/>
                 <w:webHidden/>
               </w:rPr>
-              <w:t>5</w:t>
+              <w:t>6</w:t>
             </w:r>
             <w:r>
               <w:rPr>
@@ -753,7 +753,7 @@
                 <w:noProof/>
                 <w:webHidden/>
               </w:rPr>
-              <w:t>5</w:t>
+              <w:t>6</w:t>
             </w:r>
             <w:r>
               <w:rPr>
@@ -825,7 +825,7 @@
                 <w:noProof/>
                 <w:webHidden/>
               </w:rPr>
-              <w:t>6</w:t>
+              <w:t>8</w:t>
             </w:r>
             <w:r>
               <w:rPr>
@@ -897,7 +897,7 @@
                 <w:noProof/>
                 <w:webHidden/>
               </w:rPr>
-              <w:t>6</w:t>
+              <w:t>8</w:t>
             </w:r>
             <w:r>
               <w:rPr>
@@ -969,7 +969,7 @@
                 <w:noProof/>
                 <w:webHidden/>
               </w:rPr>
-              <w:t>7</w:t>
+              <w:t>8</w:t>
             </w:r>
             <w:r>
               <w:rPr>
@@ -1041,7 +1041,7 @@
                 <w:noProof/>
                 <w:webHidden/>
               </w:rPr>
-              <w:t>7</w:t>
+              <w:t>9</w:t>
             </w:r>
             <w:r>
               <w:rPr>
@@ -1113,7 +1113,7 @@
                 <w:noProof/>
                 <w:webHidden/>
               </w:rPr>
-              <w:t>8</w:t>
+              <w:t>9</w:t>
             </w:r>
             <w:r>
               <w:rPr>
@@ -1185,7 +1185,7 @@
                 <w:noProof/>
                 <w:webHidden/>
               </w:rPr>
-              <w:t>8</w:t>
+              <w:t>10</w:t>
             </w:r>
             <w:r>
               <w:rPr>
@@ -1275,7 +1275,7 @@
                 <w:noProof/>
                 <w:webHidden/>
               </w:rPr>
-              <w:t>8</w:t>
+              <w:t>10</w:t>
             </w:r>
             <w:r>
               <w:rPr>
@@ -1347,7 +1347,7 @@
                 <w:noProof/>
                 <w:webHidden/>
               </w:rPr>
-              <w:t>9</w:t>
+              <w:t>10</w:t>
             </w:r>
             <w:r>
               <w:rPr>
@@ -1419,7 +1419,7 @@
                 <w:noProof/>
                 <w:webHidden/>
               </w:rPr>
-              <w:t>10</w:t>
+              <w:t>11</w:t>
             </w:r>
             <w:r>
               <w:rPr>
@@ -1509,7 +1509,7 @@
                 <w:noProof/>
                 <w:webHidden/>
               </w:rPr>
-              <w:t>10</w:t>
+              <w:t>12</w:t>
             </w:r>
             <w:r>
               <w:rPr>
@@ -1581,7 +1581,7 @@
                 <w:noProof/>
                 <w:webHidden/>
               </w:rPr>
-              <w:t>10</w:t>
+              <w:t>12</w:t>
             </w:r>
             <w:r>
               <w:rPr>
@@ -1653,7 +1653,7 @@
                 <w:noProof/>
                 <w:webHidden/>
               </w:rPr>
-              <w:t>11</w:t>
+              <w:t>13</w:t>
             </w:r>
             <w:r>
               <w:rPr>
@@ -1725,7 +1725,7 @@
                 <w:noProof/>
                 <w:webHidden/>
               </w:rPr>
-              <w:t>11</w:t>
+              <w:t>13</w:t>
             </w:r>
             <w:r>
               <w:rPr>
@@ -1797,7 +1797,7 @@
                 <w:noProof/>
                 <w:webHidden/>
               </w:rPr>
-              <w:t>12</w:t>
+              <w:t>13</w:t>
             </w:r>
             <w:r>
               <w:rPr>
@@ -1869,7 +1869,7 @@
                 <w:noProof/>
                 <w:webHidden/>
               </w:rPr>
-              <w:t>12</w:t>
+              <w:t>14</w:t>
             </w:r>
             <w:r>
               <w:rPr>
@@ -1941,7 +1941,7 @@
                 <w:noProof/>
                 <w:webHidden/>
               </w:rPr>
-              <w:t>13</w:t>
+              <w:t>14</w:t>
             </w:r>
             <w:r>
               <w:rPr>
@@ -2031,7 +2031,7 @@
                 <w:noProof/>
                 <w:webHidden/>
               </w:rPr>
-              <w:t>13</w:t>
+              <w:t>15</w:t>
             </w:r>
             <w:r>
               <w:rPr>
@@ -2103,7 +2103,7 @@
                 <w:noProof/>
                 <w:webHidden/>
               </w:rPr>
-              <w:t>13</w:t>
+              <w:t>15</w:t>
             </w:r>
             <w:r>
               <w:rPr>
@@ -2194,7 +2194,7 @@
                 <w:noProof/>
                 <w:webHidden/>
               </w:rPr>
-              <w:t>13</w:t>
+              <w:t>15</w:t>
             </w:r>
             <w:r>
               <w:rPr>
@@ -2285,7 +2285,7 @@
                 <w:noProof/>
                 <w:webHidden/>
               </w:rPr>
-              <w:t>14</w:t>
+              <w:t>15</w:t>
             </w:r>
             <w:r>
               <w:rPr>
@@ -2376,7 +2376,7 @@
                 <w:noProof/>
                 <w:webHidden/>
               </w:rPr>
-              <w:t>14</w:t>
+              <w:t>15</w:t>
             </w:r>
             <w:r>
               <w:rPr>
@@ -2467,7 +2467,7 @@
                 <w:noProof/>
                 <w:webHidden/>
               </w:rPr>
-              <w:t>14</w:t>
+              <w:t>16</w:t>
             </w:r>
             <w:r>
               <w:rPr>
@@ -2539,7 +2539,7 @@
                 <w:noProof/>
                 <w:webHidden/>
               </w:rPr>
-              <w:t>14</w:t>
+              <w:t>16</w:t>
             </w:r>
             <w:r>
               <w:rPr>
@@ -2611,7 +2611,7 @@
                 <w:noProof/>
                 <w:webHidden/>
               </w:rPr>
-              <w:t>14</w:t>
+              <w:t>16</w:t>
             </w:r>
             <w:r>
               <w:rPr>
@@ -2703,7 +2703,7 @@
                 <w:noProof/>
                 <w:webHidden/>
               </w:rPr>
-              <w:t>15</w:t>
+              <w:t>16</w:t>
             </w:r>
             <w:r>
               <w:rPr>
@@ -2775,7 +2775,7 @@
                 <w:noProof/>
                 <w:webHidden/>
               </w:rPr>
-              <w:t>15</w:t>
+              <w:t>17</w:t>
             </w:r>
             <w:r>
               <w:rPr>
@@ -2847,7 +2847,7 @@
                 <w:noProof/>
                 <w:webHidden/>
               </w:rPr>
-              <w:t>15</w:t>
+              <w:t>17</w:t>
             </w:r>
             <w:r>
               <w:rPr>
@@ -2937,7 +2937,7 @@
                 <w:noProof/>
                 <w:webHidden/>
               </w:rPr>
-              <w:t>16</w:t>
+              <w:t>18</w:t>
             </w:r>
             <w:r>
               <w:rPr>
@@ -3027,7 +3027,7 @@
                 <w:noProof/>
                 <w:webHidden/>
               </w:rPr>
-              <w:t>16</w:t>
+              <w:t>18</w:t>
             </w:r>
             <w:r>
               <w:rPr>
@@ -3117,7 +3117,7 @@
                 <w:noProof/>
                 <w:webHidden/>
               </w:rPr>
-              <w:t>16</w:t>
+              <w:t>18</w:t>
             </w:r>
             <w:r>
               <w:rPr>
@@ -3189,7 +3189,7 @@
                 <w:noProof/>
                 <w:webHidden/>
               </w:rPr>
-              <w:t>16</w:t>
+              <w:t>18</w:t>
             </w:r>
             <w:r>
               <w:rPr>
@@ -3261,7 +3261,7 @@
                 <w:noProof/>
                 <w:webHidden/>
               </w:rPr>
-              <w:t>17</w:t>
+              <w:t>18</w:t>
             </w:r>
             <w:r>
               <w:rPr>
@@ -3333,7 +3333,7 @@
                 <w:noProof/>
                 <w:webHidden/>
               </w:rPr>
-              <w:t>17</w:t>
+              <w:t>19</w:t>
             </w:r>
             <w:r>
               <w:rPr>
@@ -3405,7 +3405,7 @@
                 <w:noProof/>
                 <w:webHidden/>
               </w:rPr>
-              <w:t>18</w:t>
+              <w:t>20</w:t>
             </w:r>
             <w:r>
               <w:rPr>
@@ -3477,7 +3477,7 @@
                 <w:noProof/>
                 <w:webHidden/>
               </w:rPr>
-              <w:t>19</w:t>
+              <w:t>21</w:t>
             </w:r>
             <w:r>
               <w:rPr>
@@ -3549,7 +3549,7 @@
                 <w:noProof/>
                 <w:webHidden/>
               </w:rPr>
-              <w:t>19</w:t>
+              <w:t>21</w:t>
             </w:r>
             <w:r>
               <w:rPr>
@@ -3621,7 +3621,7 @@
                 <w:noProof/>
                 <w:webHidden/>
               </w:rPr>
-              <w:t>20</w:t>
+              <w:t>21</w:t>
             </w:r>
             <w:r>
               <w:rPr>
@@ -3693,7 +3693,7 @@
                 <w:noProof/>
                 <w:webHidden/>
               </w:rPr>
-              <w:t>20</w:t>
+              <w:t>22</w:t>
             </w:r>
             <w:r>
               <w:rPr>
@@ -3783,7 +3783,7 @@
                 <w:noProof/>
                 <w:webHidden/>
               </w:rPr>
-              <w:t>21</w:t>
+              <w:t>22</w:t>
             </w:r>
             <w:r>
               <w:rPr>
@@ -3855,7 +3855,7 @@
                 <w:noProof/>
                 <w:webHidden/>
               </w:rPr>
-              <w:t>21</w:t>
+              <w:t>24</w:t>
             </w:r>
             <w:r>
               <w:rPr>
@@ -3927,7 +3927,7 @@
                 <w:noProof/>
                 <w:webHidden/>
               </w:rPr>
-              <w:t>21</w:t>
+              <w:t>24</w:t>
             </w:r>
             <w:r>
               <w:rPr>
@@ -4017,7 +4017,7 @@
                 <w:noProof/>
                 <w:webHidden/>
               </w:rPr>
-              <w:t>21</w:t>
+              <w:t>24</w:t>
             </w:r>
             <w:r>
               <w:rPr>
@@ -4107,7 +4107,7 @@
                 <w:noProof/>
                 <w:webHidden/>
               </w:rPr>
-              <w:t>21</w:t>
+              <w:t>24</w:t>
             </w:r>
             <w:r>
               <w:rPr>
@@ -4197,7 +4197,7 @@
                 <w:noProof/>
                 <w:webHidden/>
               </w:rPr>
-              <w:t>21</w:t>
+              <w:t>24</w:t>
             </w:r>
             <w:r>
               <w:rPr>
@@ -4258,21 +4258,7 @@
         <w:rPr>
           <w:color w:val="FF0000"/>
         </w:rPr>
-        <w:t xml:space="preserve">El sueño desempeña un papel esencial en la salud humana, afectando funciones cognitivas, metabólicas y cardiovasculares. Un sueño inadecuado puede aumentar el riesgo de enfermedades como hipertensión, obesidad y diabetes, además de impactar negativamente en el rendimiento diario y la calidad de vida. Actualmente, la evaluación de la calidad del sueño se realiza mediante cuestionarios subjetivos, como el Índice de Calidad del Sueño de Pittsburgh (PSQI), y técnicas objetivas como la polisomnografía, </w:t>
-      </w:r>
-      <w:proofErr w:type="gramStart"/>
-      <w:r>
-        <w:rPr>
-          <w:color w:val="FF0000"/>
-        </w:rPr>
-        <w:t>que</w:t>
-      </w:r>
-      <w:proofErr w:type="gramEnd"/>
-      <w:r>
-        <w:rPr>
-          <w:color w:val="FF0000"/>
-        </w:rPr>
-        <w:t xml:space="preserve"> si bien es precisa, resulta costosa e invasiva.</w:t>
+        <w:t>El sueño desempeña un papel esencial en la salud humana, afectando funciones cognitivas, metabólicas y cardiovasculares. Un sueño inadecuado puede aumentar el riesgo de enfermedades como hipertensión, obesidad y diabetes, además de impactar negativamente en el rendimiento diario y la calidad de vida. Actualmente, la evaluación de la calidad del sueño se realiza mediante cuestionarios subjetivos, como el Índice de Calidad del Sueño de Pittsburgh (PSQI), y técnicas objetivas como la polisomnografía, que si bien es precisa, resulta costosa e invasiva.</w:t>
       </w:r>
     </w:p>
     <w:p>
@@ -4405,21 +4391,7 @@
         <w:rPr>
           <w:color w:val="FF0000"/>
         </w:rPr>
-        <w:t xml:space="preserve">Implementar y comparar distintos modelos de clasificación (Regresión Logística, </w:t>
-      </w:r>
-      <w:proofErr w:type="spellStart"/>
-      <w:r>
-        <w:rPr>
-          <w:color w:val="FF0000"/>
-        </w:rPr>
-        <w:t>Random</w:t>
-      </w:r>
-      <w:proofErr w:type="spellEnd"/>
-      <w:r>
-        <w:rPr>
-          <w:color w:val="FF0000"/>
-        </w:rPr>
-        <w:t xml:space="preserve"> Forest, SVM, Redes Neuronales, entre otros) para identificar el más preciso en la predicción de trastornos del sueño.</w:t>
+        <w:t>Implementar y comparar distintos modelos de clasificación (Regresión Logística, Random Forest, SVM, Redes Neuronales, entre otros) para identificar el más preciso en la predicción de trastornos del sueño.</w:t>
       </w:r>
     </w:p>
     <w:p>
@@ -4437,21 +4409,7 @@
         <w:rPr>
           <w:color w:val="FF0000"/>
         </w:rPr>
-        <w:t xml:space="preserve">Evaluar el impacto de técnicas como el balanceo de datos con SMOTE y la optimización de </w:t>
-      </w:r>
-      <w:proofErr w:type="spellStart"/>
-      <w:r>
-        <w:rPr>
-          <w:color w:val="FF0000"/>
-        </w:rPr>
-        <w:t>hiperparámetros</w:t>
-      </w:r>
-      <w:proofErr w:type="spellEnd"/>
-      <w:r>
-        <w:rPr>
-          <w:color w:val="FF0000"/>
-        </w:rPr>
-        <w:t xml:space="preserve"> para mejorar el rendimiento de los modelos.</w:t>
+        <w:t>Evaluar el impacto de técnicas como el balanceo de datos con SMOTE y la optimización de hiperparámetros para mejorar el rendimiento de los modelos.</w:t>
       </w:r>
     </w:p>
     <w:p>
@@ -4533,26 +4491,54 @@
     </w:p>
     <w:p>
       <w:pPr>
-        <w:numPr>
-          <w:ilvl w:val="0"/>
-          <w:numId w:val="2"/>
-        </w:numPr>
-        <w:jc w:val="both"/>
-      </w:pPr>
-      <w:r>
-        <w:t>Planteamiento del problema</w:t>
-      </w:r>
-    </w:p>
-    <w:p>
-      <w:pPr>
-        <w:numPr>
-          <w:ilvl w:val="0"/>
-          <w:numId w:val="2"/>
-        </w:numPr>
-        <w:jc w:val="both"/>
-      </w:pPr>
-      <w:r>
-        <w:t>Justificación e importancia del estudio</w:t>
+        <w:spacing w:before="100" w:beforeAutospacing="1" w:after="100" w:afterAutospacing="1" w:line="240" w:lineRule="auto"/>
+        <w:jc w:val="both"/>
+      </w:pPr>
+      <w:r>
+        <w:t>La calidad del sueño es un factor crítico para la salud física y mental, con una influencia directa en el sistema inmunológico, la función cognitiva y el riesgo de desarrollar enfermedades cardiovasculares, metabólicas o del estado de ánimo. Se estima que hasta un 30% de la población mundial padece algún tipo de trastorno del sueño, siendo los más comunes el insomnio y la apnea obstructiva del sueño. Estas patologías no solo afectan la calidad de vida de quienes las sufren, sino que también representan un importante reto diagnóstico para los sistemas de salud.</w:t>
+      </w:r>
+    </w:p>
+    <w:p>
+      <w:pPr>
+        <w:spacing w:before="100" w:beforeAutospacing="1" w:after="100" w:afterAutospacing="1" w:line="240" w:lineRule="auto"/>
+        <w:jc w:val="both"/>
+      </w:pPr>
+      <w:r>
+        <w:t xml:space="preserve">La detección temprana de estos trastornos, especialmente en contextos fuera del entorno clínico, se ha convertido en una necesidad creciente. En este contexto, las herramientas </w:t>
+      </w:r>
+      <w:r>
+        <w:lastRenderedPageBreak/>
+        <w:t>de aprendizaje automático y las aplicaciones interactivas representan una oportunidad para acercar el análisis de datos biomédicos a usuarios finales o profesionales sin experiencia en programación, ofreciendo predicciones personalizadas y explicables.</w:t>
+      </w:r>
+    </w:p>
+    <w:p>
+      <w:pPr>
+        <w:spacing w:before="100" w:beforeAutospacing="1" w:after="100" w:afterAutospacing="1" w:line="240" w:lineRule="auto"/>
+        <w:jc w:val="both"/>
+      </w:pPr>
+      <w:r>
+        <w:t>Este trabajo tiene como objetivo principal el desarrollo de un modelo predictivo basado en machine learning capaz de identificar el riesgo de padecer un trastorno del sueño a partir de variables clínicas, demográficas y de estilo de vida. Para ello, se ha utilizado un conjunto de datos abierto obtenido de la plataforma Kaggle, sobre el que se ha aplicado un proceso completo de preprocesamiento, entrenamiento y validación de modelos de clasificación multiclase.</w:t>
+      </w:r>
+    </w:p>
+    <w:p>
+      <w:pPr>
+        <w:spacing w:before="100" w:beforeAutospacing="1" w:after="100" w:afterAutospacing="1" w:line="240" w:lineRule="auto"/>
+        <w:jc w:val="both"/>
+      </w:pPr>
+      <w:r>
+        <w:t>Además, se ha desarrollado una aplicación web interactiva mediante la herramienta Streamlit, que permite a los usuarios introducir sus datos de forma sencilla y obtener una predicción inmediata, junto con una interpretación de los factores que han influido en dicha predicción, gracias a la integración de técnicas de interpretabilidad como SHAP.</w:t>
+      </w:r>
+    </w:p>
+    <w:p>
+      <w:pPr>
+        <w:spacing w:before="100" w:beforeAutospacing="1" w:after="100" w:afterAutospacing="1" w:line="240" w:lineRule="auto"/>
+        <w:jc w:val="both"/>
+      </w:pPr>
+      <w:r>
+        <w:t>Toda la información generada a lo largo del proyecto se encuentra organizada en un repositorio disponible en GitHub. En él se recogen el código fuente, los datos procesados, el modelo entrenado y la aplicación, así como documentación y anexos. La memoria que aquí se presenta está estructurada de la siguiente manera: tras esta introducción, se recogen los objetivos específicos del trabajo; posteriormente, se abordan los conceptos teóricos relevantes; se describe en detalle la metodología utilizada para el desarrollo del modelo y la app; se exponen y discuten los resultados obtenidos; y finalmente, se presentan las conclusiones y posibles líneas de trabajo futuras</w:t>
+      </w:r>
+      <w:r>
+        <w:t>.</w:t>
       </w:r>
     </w:p>
     <w:p>
@@ -4565,10 +4551,249 @@
       </w:pPr>
       <w:bookmarkStart w:id="1" w:name="_Toc195123236"/>
       <w:r>
+        <w:t>Objetivos</w:t>
+      </w:r>
+      <w:bookmarkEnd w:id="1"/>
+    </w:p>
+    <w:p>
+      <w:pPr>
+        <w:jc w:val="both"/>
+      </w:pPr>
+      <w:r>
+        <w:t xml:space="preserve">La comprensión de los trastornos del sueño y su diagnóstico precoz constituyen un desafío relevante tanto para la investigación clínica como </w:t>
+      </w:r>
+      <w:r>
+        <w:t>para la ingeniería aplicada a la salud.</w:t>
+      </w:r>
+      <w:r>
+        <w:t xml:space="preserve"> La integración de modelos de aprendizaje automático con herramientas digitales interactivas representa una oportunidad para facilitar la detección de patologías como el insomnio </w:t>
+      </w:r>
+      <w:r>
+        <w:t xml:space="preserve">o la apnea del sueño </w:t>
+      </w:r>
+      <w:r>
+        <w:t>de forma accesible y escalable.</w:t>
+      </w:r>
+    </w:p>
+    <w:p>
+      <w:pPr>
+        <w:jc w:val="both"/>
+      </w:pPr>
+      <w:r>
+        <w:t xml:space="preserve">Este trabajo </w:t>
+      </w:r>
+      <w:r>
+        <w:t>nace con el propósito de combinar el análisis de datos con el desarrollo de una herramienta funcional que pueda ser utilizada por profesionales y usuarios como apoyo en la valoración inicial de problemas relacionados con el sueño.</w:t>
+      </w:r>
+    </w:p>
+    <w:p>
+      <w:pPr>
+        <w:pStyle w:val="Ttulo2"/>
+        <w:numPr>
+          <w:ilvl w:val="1"/>
+          <w:numId w:val="6"/>
+        </w:numPr>
+      </w:pPr>
+      <w:r>
+        <w:t>Objetivo principal</w:t>
+      </w:r>
+    </w:p>
+    <w:p>
+      <w:pPr>
+        <w:jc w:val="both"/>
+      </w:pPr>
+      <w:r>
+        <w:t>Desarrollar un modelo de clasificación multiclase capaz de predecir la presencia de trastornos del sueño; concretamente i</w:t>
+      </w:r>
+      <w:r>
+        <w:t>nsomnio, apnea del sueño o ausencia de patología; a partir de variables clínicas, demográficas y de estilo de vida, e integrarlo en una aplicación web funcional que permita su uso e i</w:t>
+      </w:r>
+      <w:r>
+        <w:t>nterpretación por parte de profesionales o usuarios sin conocimientos técnicos.</w:t>
+      </w:r>
+    </w:p>
+    <w:p>
+      <w:pPr>
+        <w:pStyle w:val="Ttulo2"/>
+        <w:numPr>
+          <w:ilvl w:val="1"/>
+          <w:numId w:val="6"/>
+        </w:numPr>
+      </w:pPr>
+      <w:r>
+        <w:t>Objetivos técnicos (del proyecto)</w:t>
+      </w:r>
+    </w:p>
+    <w:p>
+      <w:pPr>
+        <w:pStyle w:val="Prrafodelista"/>
+        <w:numPr>
+          <w:ilvl w:val="0"/>
+          <w:numId w:val="34"/>
+        </w:numPr>
+        <w:jc w:val="both"/>
+      </w:pPr>
+      <w:r>
+        <w:rPr>
+          <w:b/>
+          <w:bCs/>
+        </w:rPr>
+        <w:t>Estudio del conjunto de datos</w:t>
+      </w:r>
+      <w:r>
+        <w:t xml:space="preserve"> empleado en el proyecto, con el objetivo de comprender la relación entre las distintas variables clínicas, sociales y conductuales incluidas, y su posible influencia en los trastornos del sueño. Esta etapa también incluye un análisis estadístico descriptivo y visual (análisis </w:t>
+      </w:r>
+      <w:r>
         <w:lastRenderedPageBreak/>
-        <w:t>Objetivos</w:t>
-      </w:r>
-      <w:bookmarkEnd w:id="1"/>
+        <w:t>exploratorio), así como el tratamiento de los datos para preparar su uso en modelos computacionales.</w:t>
+      </w:r>
+    </w:p>
+    <w:p>
+      <w:pPr>
+        <w:pStyle w:val="Prrafodelista"/>
+        <w:numPr>
+          <w:ilvl w:val="0"/>
+          <w:numId w:val="34"/>
+        </w:numPr>
+        <w:jc w:val="both"/>
+      </w:pPr>
+      <w:r>
+        <w:rPr>
+          <w:b/>
+          <w:bCs/>
+        </w:rPr>
+        <w:t>Desarrollo de modelos de aprendizaje automático</w:t>
+      </w:r>
+      <w:r>
+        <w:t xml:space="preserve"> capaces de clasificar a los pacientes en función de su probabilidad de sufrir insomnio, apnea del sueño o no presentar ningún trastorno. Se considerarán diferentes algoritmos, como regresión logística, árboles de decisión, máquinas de vectores soporte (SVM), Random Forest y redes neuronales multicapa (MLP), aplicando técnicas de validación cruzada para garantizar la solidez del modelo.</w:t>
+      </w:r>
+    </w:p>
+    <w:p>
+      <w:pPr>
+        <w:pStyle w:val="Prrafodelista"/>
+        <w:numPr>
+          <w:ilvl w:val="0"/>
+          <w:numId w:val="34"/>
+        </w:numPr>
+        <w:jc w:val="both"/>
+      </w:pPr>
+      <w:r>
+        <w:rPr>
+          <w:b/>
+          <w:bCs/>
+        </w:rPr>
+        <w:t>Ajuste y comparación de los modelos entrenados</w:t>
+      </w:r>
+      <w:r>
+        <w:t>, evaluando su rendimiento mediante métricas de clasificación (precisión, recall, F1-score, matriz de confusión) y seleccionando el más adecuado en base a su comportamiento sobre datos no vistos. Asimismo, se incorporarán métodos de interpretabilidad del modelo, como SHAP, para conocer las variables que influyen en la decisión del algoritmo.</w:t>
+      </w:r>
+    </w:p>
+    <w:p>
+      <w:pPr>
+        <w:pStyle w:val="Prrafodelista"/>
+        <w:numPr>
+          <w:ilvl w:val="0"/>
+          <w:numId w:val="34"/>
+        </w:numPr>
+        <w:jc w:val="both"/>
+      </w:pPr>
+      <w:r>
+        <w:rPr>
+          <w:b/>
+          <w:bCs/>
+        </w:rPr>
+        <w:t>Desarrollo de una aplicación interactiva en entorno web</w:t>
+      </w:r>
+      <w:r>
+        <w:t>, utilizando la herramienta Streamlit, que permita introducir datos de forma manual, ejecutar la predicción e interpretar los resultados en tiempo real, facilitando así su comprensión por parte de usuarios no expertos.</w:t>
+      </w:r>
+    </w:p>
+    <w:p>
+      <w:pPr>
+        <w:pStyle w:val="Prrafodelista"/>
+        <w:numPr>
+          <w:ilvl w:val="0"/>
+          <w:numId w:val="34"/>
+        </w:numPr>
+        <w:jc w:val="both"/>
+      </w:pPr>
+      <w:r>
+        <w:rPr>
+          <w:b/>
+          <w:bCs/>
+        </w:rPr>
+        <w:t>Despliegue y accesibilidad de la herramienta</w:t>
+      </w:r>
+      <w:r>
+        <w:t>, generando un código QR vinculado a la aplicación publicada en la nube, que permitirá su uso en dispositivos móviles y su demostración durante la exposición del trabajo.</w:t>
+      </w:r>
+    </w:p>
+    <w:p/>
+    <w:p>
+      <w:pPr>
+        <w:pStyle w:val="Ttulo2"/>
+        <w:numPr>
+          <w:ilvl w:val="1"/>
+          <w:numId w:val="6"/>
+        </w:numPr>
+      </w:pPr>
+      <w:r>
+        <w:t>Objetivos personales</w:t>
+      </w:r>
+    </w:p>
+    <w:p>
+      <w:pPr>
+        <w:pStyle w:val="Prrafodelista"/>
+        <w:numPr>
+          <w:ilvl w:val="0"/>
+          <w:numId w:val="33"/>
+        </w:numPr>
+        <w:spacing w:before="100" w:beforeAutospacing="1" w:after="100" w:afterAutospacing="1" w:line="240" w:lineRule="auto"/>
+        <w:jc w:val="both"/>
+      </w:pPr>
+      <w:r>
+        <w:t>Consolidar conocimientos en aprendizaje automático, ciencia de datos y su aplicación práctica en entornos sanitarios</w:t>
+      </w:r>
+      <w:r>
+        <w:t xml:space="preserve"> que han sido adquiridos a </w:t>
+      </w:r>
+      <w:r>
+        <w:t>lo largo del Grado en Ingeniería de la S</w:t>
+      </w:r>
+      <w:r>
+        <w:t>alud</w:t>
+      </w:r>
+      <w:r>
+        <w:t>.</w:t>
+      </w:r>
+    </w:p>
+    <w:p>
+      <w:pPr>
+        <w:pStyle w:val="Prrafodelista"/>
+        <w:numPr>
+          <w:ilvl w:val="0"/>
+          <w:numId w:val="33"/>
+        </w:numPr>
+        <w:spacing w:before="100" w:beforeAutospacing="1" w:after="100" w:afterAutospacing="1" w:line="240" w:lineRule="auto"/>
+        <w:jc w:val="both"/>
+      </w:pPr>
+      <w:r>
+        <w:t>Adquirir experiencia en el desarrollo de aplicaciones interactivas y el uso de herramientas como Streamlit, GitHub y LaTeX, integrando diferentes competencias técnicas.</w:t>
+      </w:r>
+    </w:p>
+    <w:p>
+      <w:pPr>
+        <w:pStyle w:val="Prrafodelista"/>
+        <w:numPr>
+          <w:ilvl w:val="0"/>
+          <w:numId w:val="33"/>
+        </w:numPr>
+        <w:spacing w:before="100" w:beforeAutospacing="1" w:after="100" w:afterAutospacing="1" w:line="240" w:lineRule="auto"/>
+        <w:jc w:val="both"/>
+      </w:pPr>
+      <w:r>
+        <w:t>Aplicar una perspectiva ingenieril a un problema del ámbito de la salud, buscando soluciones funcionales que puedan tener utilidad real o abrir camino a desarrollos futuros más sofisticados.</w:t>
+      </w:r>
     </w:p>
     <w:p>
       <w:pPr>
@@ -4603,23 +4828,7 @@
         <w:jc w:val="both"/>
       </w:pPr>
       <w:r>
-        <w:t xml:space="preserve">El sueño es un proceso biológico fundamental para la regulación de múltiples funciones fisiológicas, cognitivas y metabólicas. Su importancia radica en su papel en la homeostasis del organismo, la consolidación de la memoria, la regulación del estado anímico y la prevención de enfermedades crónicas. Estudios epidemiológicos han demostrado que una deficiencia en la calidad del sueño está asociada con un mayor riesgo de enfermedades cardiovasculares, metabólicas y psiquiátricas, así como con una reducción en el rendimiento cognitivo y una mayor incidencia de accidentes laborales y de tráfico (Walker, 2017; </w:t>
-      </w:r>
-      <w:proofErr w:type="spellStart"/>
-      <w:r>
-        <w:t>Reutrakul</w:t>
-      </w:r>
-      <w:proofErr w:type="spellEnd"/>
-      <w:r>
-        <w:t xml:space="preserve"> &amp; Van </w:t>
-      </w:r>
-      <w:proofErr w:type="spellStart"/>
-      <w:r>
-        <w:t>Cauter</w:t>
-      </w:r>
-      <w:proofErr w:type="spellEnd"/>
-      <w:r>
-        <w:t>, 2018).</w:t>
+        <w:t>El sueño es un proceso biológico fundamental para la regulación de múltiples funciones fisiológicas, cognitivas y metabólicas. Su importancia radica en su papel en la homeostasis del organismo, la consolidación de la memoria, la regulación del estado anímico y la prevención de enfermedades crónicas. Estudios epidemiológicos han demostrado que una deficiencia en la calidad del sueño está asociada con un mayor riesgo de enfermedades cardiovasculares, metabólicas y psiquiátricas, así como con una reducción en el rendimiento cognitivo y una mayor incidencia de accidentes laborales y de tráfico (Walker, 2017; Reutrakul &amp; Van Cauter, 2018).</w:t>
       </w:r>
     </w:p>
     <w:p>
@@ -4629,6 +4838,7 @@
       </w:pPr>
       <w:bookmarkStart w:id="4" w:name="_Toc195123239"/>
       <w:r>
+        <w:lastRenderedPageBreak/>
         <w:t>Impacto en la Funcionalidad Cognitiva</w:t>
       </w:r>
       <w:bookmarkEnd w:id="4"/>
@@ -4638,31 +4848,7 @@
         <w:jc w:val="both"/>
       </w:pPr>
       <w:r>
-        <w:t>Durante el sueño profundo y la fase REM se consolidan procesos esenciales de aprendizaje y memoria. Investigaciones en neurociencia han evidenciado que la privación del sueño disminuye la plasticidad neuronal y afecta la consolidación de la memoria declarativa y procedimental (</w:t>
-      </w:r>
-      <w:proofErr w:type="spellStart"/>
-      <w:r>
-        <w:t>Diekelmann</w:t>
-      </w:r>
-      <w:proofErr w:type="spellEnd"/>
-      <w:r>
-        <w:t xml:space="preserve"> &amp; Born, 2010). </w:t>
-      </w:r>
-      <w:proofErr w:type="spellStart"/>
-      <w:r>
-        <w:t>Stickgold</w:t>
-      </w:r>
-      <w:proofErr w:type="spellEnd"/>
-      <w:r>
-        <w:t xml:space="preserve"> y Walker (2007) determinaron que la calidad del sueño influye directamente en la capacidad de procesamiento de información, toma de decisiones y regulación emocional. En particular, se ha observado que la privación parcial del sueño puede reducir la velocidad de reacción y aumentar la tasa de errores en tareas complejas (</w:t>
-      </w:r>
-      <w:proofErr w:type="spellStart"/>
-      <w:r>
-        <w:t>Killgore</w:t>
-      </w:r>
-      <w:proofErr w:type="spellEnd"/>
-      <w:r>
-        <w:t>, 2010).</w:t>
+        <w:t>Durante el sueño profundo y la fase REM se consolidan procesos esenciales de aprendizaje y memoria. Investigaciones en neurociencia han evidenciado que la privación del sueño disminuye la plasticidad neuronal y afecta la consolidación de la memoria declarativa y procedimental (Diekelmann &amp; Born, 2010). Stickgold y Walker (2007) determinaron que la calidad del sueño influye directamente en la capacidad de procesamiento de información, toma de decisiones y regulación emocional. En particular, se ha observado que la privación parcial del sueño puede reducir la velocidad de reacción y aumentar la tasa de errores en tareas complejas (Killgore, 2010).</w:t>
       </w:r>
     </w:p>
     <w:p>
@@ -4681,31 +4867,7 @@
         <w:jc w:val="both"/>
       </w:pPr>
       <w:r>
-        <w:t>Numerosos estudios han establecido una fuerte correlación entre la deficiencia del sueño y la incidencia de enfermedades metabólicas y cardiovasculares. La restricción crónica del sueño está vinculada a una alteración en la regulación de la glucosa y una disminución de la sensibilidad a la insulina, factores de riesgo clave para el desarrollo de diabetes tipo 2 (</w:t>
-      </w:r>
-      <w:proofErr w:type="spellStart"/>
-      <w:r>
-        <w:t>Reutrakul</w:t>
-      </w:r>
-      <w:proofErr w:type="spellEnd"/>
-      <w:r>
-        <w:t xml:space="preserve"> &amp; Van </w:t>
-      </w:r>
-      <w:proofErr w:type="spellStart"/>
-      <w:r>
-        <w:t>Cauter</w:t>
-      </w:r>
-      <w:proofErr w:type="spellEnd"/>
-      <w:r>
-        <w:t xml:space="preserve">, 2018). Asimismo, la falta de sueño se asocia con un aumento de la actividad simpática y niveles elevados de cortisol, lo que favorece el desarrollo de hipertensión y eventos cardiovasculares adversos (Chami &amp; Pack, 2014). Un metaanálisis de </w:t>
-      </w:r>
-      <w:proofErr w:type="spellStart"/>
-      <w:r>
-        <w:t>Peppard</w:t>
-      </w:r>
-      <w:proofErr w:type="spellEnd"/>
-      <w:r>
-        <w:t xml:space="preserve"> et al. (2000) concluyó que los individuos con apnea obstructiva del sueño presentan un riesgo significativamente mayor de padecer hipertensión arterial.</w:t>
+        <w:t>Numerosos estudios han establecido una fuerte correlación entre la deficiencia del sueño y la incidencia de enfermedades metabólicas y cardiovasculares. La restricción crónica del sueño está vinculada a una alteración en la regulación de la glucosa y una disminución de la sensibilidad a la insulina, factores de riesgo clave para el desarrollo de diabetes tipo 2 (Reutrakul &amp; Van Cauter, 2018). Asimismo, la falta de sueño se asocia con un aumento de la actividad simpática y niveles elevados de cortisol, lo que favorece el desarrollo de hipertensión y eventos cardiovasculares adversos (Chami &amp; Pack, 2014). Un metaanálisis de Peppard et al. (2000) concluyó que los individuos con apnea obstructiva del sueño presentan un riesgo significativamente mayor de padecer hipertensión arterial.</w:t>
       </w:r>
     </w:p>
     <w:p>
@@ -4724,15 +4886,7 @@
         <w:jc w:val="both"/>
       </w:pPr>
       <w:r>
-        <w:t xml:space="preserve">El sueño y la salud mental tienen una relación bidireccional. La falta de sueño se ha identificado como un factor de riesgo para el desarrollo de trastornos psiquiátricos como la depresión y la ansiedad (Baglioni et al., 2016). Durante la fase REM, el cerebro procesa emociones y refuerza la resiliencia psicológica, lo que explica por qué la privación del sueño se asocia con alteraciones en la regulación emocional y un incremento en la irritabilidad y la impulsividad (Walker &amp; van </w:t>
-      </w:r>
-      <w:proofErr w:type="spellStart"/>
-      <w:r>
-        <w:t>der</w:t>
-      </w:r>
-      <w:proofErr w:type="spellEnd"/>
-      <w:r>
-        <w:t xml:space="preserve"> Helm, 2009). Estudios clínicos han encontrado que la disrupción del sueño puede exacerbar síntomas en personas con trastornos del estado de ánimo, afectando la calidad de vida de los pacientes y aumentando el riesgo de episodios depresivos severos.</w:t>
+        <w:t>El sueño y la salud mental tienen una relación bidireccional. La falta de sueño se ha identificado como un factor de riesgo para el desarrollo de trastornos psiquiátricos como la depresión y la ansiedad (Baglioni et al., 2016). Durante la fase REM, el cerebro procesa emociones y refuerza la resiliencia psicológica, lo que explica por qué la privación del sueño se asocia con alteraciones en la regulación emocional y un incremento en la irritabilidad y la impulsividad (Walker &amp; van der Helm, 2009). Estudios clínicos han encontrado que la disrupción del sueño puede exacerbar síntomas en personas con trastornos del estado de ánimo, afectando la calidad de vida de los pacientes y aumentando el riesgo de episodios depresivos severos.</w:t>
       </w:r>
     </w:p>
     <w:p>
@@ -4742,51 +4896,38 @@
       </w:pPr>
       <w:bookmarkStart w:id="7" w:name="_Toc195123242"/>
       <w:r>
+        <w:t>Rendimiento Diario y Seguridad</w:t>
+      </w:r>
+      <w:bookmarkEnd w:id="7"/>
+    </w:p>
+    <w:p>
+      <w:pPr>
+        <w:jc w:val="both"/>
+      </w:pPr>
+      <w:r>
+        <w:t>El impacto del sueño insuficiente en el desempeño de actividades cotidianas es significativo. La privación del sueño afecta la capacidad de concentración, la memoria operativa y el tiempo de reacción, lo que puede comprometer la seguridad en entornos laborales y de tráfico (Williamson &amp; Feyer, 2000). Dawson &amp; Reid (1997) demostraron que permanecer despierto durante más de 17 horas genera un deterioro cognitivo comparable al de una intoxicación por alcohol con una concentración sanguínea de 0.05%. La fatiga por falta de sueño es responsable de un alto porcentaje de accidentes laborales e incidentes de tráfico, representando un problema de salud pública.</w:t>
+      </w:r>
+    </w:p>
+    <w:p>
+      <w:pPr>
+        <w:pStyle w:val="Ttulo3"/>
+      </w:pPr>
+      <w:bookmarkStart w:id="8" w:name="_Toc195123243"/>
+      <w:r>
+        <w:t>Relación con Trastornos del Sueño</w:t>
+      </w:r>
+      <w:bookmarkEnd w:id="8"/>
+    </w:p>
+    <w:p>
+      <w:pPr>
+        <w:jc w:val="both"/>
+      </w:pPr>
+      <w:r>
+        <w:t xml:space="preserve">La calidad del sueño también está determinada por la presencia de trastornos específicos, como el insomnio, la apnea obstructiva del sueño y el síndrome de piernas inquietas. Peppard et al. (2000) identificaron una relación entre la apnea del sueño y un mayor riesgo de hipertensión. El insomnio afecta a un porcentaje considerable de la población adulta, </w:t>
+      </w:r>
+      <w:r>
         <w:lastRenderedPageBreak/>
-        <w:t>Rendimiento Diario y Seguridad</w:t>
-      </w:r>
-      <w:bookmarkEnd w:id="7"/>
-    </w:p>
-    <w:p>
-      <w:pPr>
-        <w:jc w:val="both"/>
-      </w:pPr>
-      <w:r>
-        <w:t xml:space="preserve">El impacto del sueño insuficiente en el desempeño de actividades cotidianas es significativo. La privación del sueño afecta la capacidad de concentración, la memoria operativa y el tiempo de reacción, lo que puede comprometer la seguridad en entornos laborales y de tráfico (Williamson &amp; </w:t>
-      </w:r>
-      <w:proofErr w:type="spellStart"/>
-      <w:r>
-        <w:t>Feyer</w:t>
-      </w:r>
-      <w:proofErr w:type="spellEnd"/>
-      <w:r>
-        <w:t>, 2000). Dawson &amp; Reid (1997) demostraron que permanecer despierto durante más de 17 horas genera un deterioro cognitivo comparable al de una intoxicación por alcohol con una concentración sanguínea de 0.05%. La fatiga por falta de sueño es responsable de un alto porcentaje de accidentes laborales e incidentes de tráfico, representando un problema de salud pública.</w:t>
-      </w:r>
-    </w:p>
-    <w:p>
-      <w:pPr>
-        <w:pStyle w:val="Ttulo3"/>
-      </w:pPr>
-      <w:bookmarkStart w:id="8" w:name="_Toc195123243"/>
-      <w:r>
-        <w:t>Relación con Trastornos del Sueño</w:t>
-      </w:r>
-      <w:bookmarkEnd w:id="8"/>
-    </w:p>
-    <w:p>
-      <w:pPr>
-        <w:jc w:val="both"/>
-      </w:pPr>
-      <w:r>
-        <w:t xml:space="preserve">La calidad del sueño también está determinada por la presencia de trastornos específicos, como el insomnio, la apnea obstructiva del sueño y el síndrome de piernas inquietas. </w:t>
-      </w:r>
-      <w:proofErr w:type="spellStart"/>
-      <w:r>
-        <w:t>Peppard</w:t>
-      </w:r>
-      <w:proofErr w:type="spellEnd"/>
-      <w:r>
-        <w:t xml:space="preserve"> et al. (2000) identificaron una relación entre la apnea del sueño y un mayor riesgo de hipertensión. El insomnio afecta a un porcentaje considerable de la población adulta, con prevalencias que oscilan entre el 10% y el 30%, dependiendo del criterio diagnóstico utilizado. Asimismo, el síndrome de piernas inquietas afecta entre el 2.5% y el 15% de la población general, impactando negativamente la continuidad y profundidad del sueño (Baglioni et al., 2016).</w:t>
+        <w:t>con prevalencias que oscilan entre el 10% y el 30%, dependiendo del criterio diagnóstico utilizado. Asimismo, el síndrome de piernas inquietas afecta entre el 2.5% y el 15% de la población general, impactando negativamente la continuidad y profundidad del sueño (Baglioni et al., 2016).</w:t>
       </w:r>
     </w:p>
     <w:p>
@@ -4826,79 +4967,14 @@
         <w:jc w:val="both"/>
       </w:pPr>
       <w:r>
-        <w:t xml:space="preserve">Baglioni, C., </w:t>
-      </w:r>
-      <w:proofErr w:type="spellStart"/>
-      <w:r>
-        <w:t>Spiegelhalder</w:t>
-      </w:r>
-      <w:proofErr w:type="spellEnd"/>
-      <w:r>
-        <w:t xml:space="preserve">, K., Lombardo, C., &amp; Riemann, D. (2016). </w:t>
-      </w:r>
-      <w:proofErr w:type="spellStart"/>
-      <w:r>
-        <w:t>Sleep</w:t>
-      </w:r>
-      <w:proofErr w:type="spellEnd"/>
-      <w:r>
-        <w:t xml:space="preserve"> and </w:t>
-      </w:r>
-      <w:proofErr w:type="spellStart"/>
-      <w:r>
-        <w:t>depression</w:t>
-      </w:r>
-      <w:proofErr w:type="spellEnd"/>
-      <w:r>
-        <w:t>: a meta-</w:t>
-      </w:r>
-      <w:proofErr w:type="spellStart"/>
-      <w:r>
-        <w:t>analytic</w:t>
-      </w:r>
-      <w:proofErr w:type="spellEnd"/>
-      <w:r>
-        <w:t xml:space="preserve"> </w:t>
-      </w:r>
-      <w:proofErr w:type="spellStart"/>
-      <w:r>
-        <w:t>review</w:t>
-      </w:r>
-      <w:proofErr w:type="spellEnd"/>
-      <w:r>
-        <w:t xml:space="preserve">. </w:t>
-      </w:r>
-      <w:proofErr w:type="spellStart"/>
+        <w:t xml:space="preserve">Baglioni, C., Spiegelhalder, K., Lombardo, C., &amp; Riemann, D. (2016). Sleep and depression: a meta-analytic review. </w:t>
+      </w:r>
       <w:r>
         <w:rPr>
           <w:i/>
           <w:iCs/>
         </w:rPr>
-        <w:t>Sleep</w:t>
-      </w:r>
-      <w:proofErr w:type="spellEnd"/>
-      <w:r>
-        <w:rPr>
-          <w:i/>
-          <w:iCs/>
-        </w:rPr>
-        <w:t xml:space="preserve"> Medicine </w:t>
-      </w:r>
-      <w:proofErr w:type="spellStart"/>
-      <w:r>
-        <w:rPr>
-          <w:i/>
-          <w:iCs/>
-        </w:rPr>
-        <w:t>Reviews</w:t>
-      </w:r>
-      <w:proofErr w:type="spellEnd"/>
-      <w:r>
-        <w:rPr>
-          <w:i/>
-          <w:iCs/>
-        </w:rPr>
-        <w:t>, 18</w:t>
+        <w:t>Sleep Medicine Reviews, 18</w:t>
       </w:r>
       <w:r>
         <w:t>, 44-56.</w:t>
@@ -4913,79 +4989,14 @@
         <w:jc w:val="both"/>
       </w:pPr>
       <w:r>
-        <w:t xml:space="preserve">Chami, H. A., &amp; Pack, A. I. (2014). </w:t>
-      </w:r>
-      <w:proofErr w:type="spellStart"/>
-      <w:r>
-        <w:t>Sleep-disordered</w:t>
-      </w:r>
-      <w:proofErr w:type="spellEnd"/>
-      <w:r>
-        <w:t xml:space="preserve"> </w:t>
-      </w:r>
-      <w:proofErr w:type="spellStart"/>
-      <w:r>
-        <w:t>breathing</w:t>
-      </w:r>
-      <w:proofErr w:type="spellEnd"/>
-      <w:r>
-        <w:t xml:space="preserve"> and cardiovascular </w:t>
-      </w:r>
-      <w:proofErr w:type="spellStart"/>
-      <w:r>
-        <w:t>disease</w:t>
-      </w:r>
-      <w:proofErr w:type="spellEnd"/>
-      <w:r>
-        <w:t xml:space="preserve">. </w:t>
-      </w:r>
-      <w:proofErr w:type="spellStart"/>
+        <w:t xml:space="preserve">Chami, H. A., &amp; Pack, A. I. (2014). Sleep-disordered breathing and cardiovascular disease. </w:t>
+      </w:r>
       <w:r>
         <w:rPr>
           <w:i/>
           <w:iCs/>
         </w:rPr>
-        <w:t>Current</w:t>
-      </w:r>
-      <w:proofErr w:type="spellEnd"/>
-      <w:r>
-        <w:rPr>
-          <w:i/>
-          <w:iCs/>
-        </w:rPr>
-        <w:t xml:space="preserve"> </w:t>
-      </w:r>
-      <w:proofErr w:type="spellStart"/>
-      <w:r>
-        <w:rPr>
-          <w:i/>
-          <w:iCs/>
-        </w:rPr>
-        <w:t>Sleep</w:t>
-      </w:r>
-      <w:proofErr w:type="spellEnd"/>
-      <w:r>
-        <w:rPr>
-          <w:i/>
-          <w:iCs/>
-        </w:rPr>
-        <w:t xml:space="preserve"> Medicine </w:t>
-      </w:r>
-      <w:proofErr w:type="spellStart"/>
-      <w:r>
-        <w:rPr>
-          <w:i/>
-          <w:iCs/>
-        </w:rPr>
-        <w:t>Reports</w:t>
-      </w:r>
-      <w:proofErr w:type="spellEnd"/>
-      <w:r>
-        <w:rPr>
-          <w:i/>
-          <w:iCs/>
-        </w:rPr>
-        <w:t>, 3</w:t>
+        <w:t>Current Sleep Medicine Reports, 3</w:t>
       </w:r>
       <w:r>
         <w:t>(1), 4-16.</w:t>
@@ -5000,31 +5011,14 @@
         <w:jc w:val="both"/>
       </w:pPr>
       <w:r>
-        <w:t xml:space="preserve">Dawson, D., &amp; Reid, K. (1997). Fatigue, alcohol and performance </w:t>
-      </w:r>
-      <w:proofErr w:type="spellStart"/>
-      <w:r>
-        <w:t>impairment</w:t>
-      </w:r>
-      <w:proofErr w:type="spellEnd"/>
-      <w:r>
-        <w:t xml:space="preserve">. </w:t>
-      </w:r>
-      <w:proofErr w:type="spellStart"/>
+        <w:t xml:space="preserve">Dawson, D., &amp; Reid, K. (1997). Fatigue, alcohol and performance impairment. </w:t>
+      </w:r>
       <w:r>
         <w:rPr>
           <w:i/>
           <w:iCs/>
         </w:rPr>
-        <w:t>Nature</w:t>
-      </w:r>
-      <w:proofErr w:type="spellEnd"/>
-      <w:r>
-        <w:rPr>
-          <w:i/>
-          <w:iCs/>
-        </w:rPr>
-        <w:t>, 388</w:t>
+        <w:t>Nature, 388</w:t>
       </w:r>
       <w:r>
         <w:t>(6639), 235.</w:t>
@@ -5038,101 +5032,15 @@
         </w:numPr>
         <w:jc w:val="both"/>
       </w:pPr>
-      <w:proofErr w:type="spellStart"/>
-      <w:r>
-        <w:t>Diekelmann</w:t>
-      </w:r>
-      <w:proofErr w:type="spellEnd"/>
-      <w:r>
-        <w:t xml:space="preserve">, S., &amp; Born, J. (2010). </w:t>
-      </w:r>
-      <w:proofErr w:type="spellStart"/>
-      <w:r>
-        <w:t>The</w:t>
-      </w:r>
-      <w:proofErr w:type="spellEnd"/>
-      <w:r>
-        <w:t xml:space="preserve"> </w:t>
-      </w:r>
-      <w:proofErr w:type="spellStart"/>
-      <w:r>
-        <w:t>memory</w:t>
-      </w:r>
-      <w:proofErr w:type="spellEnd"/>
-      <w:r>
-        <w:t xml:space="preserve"> </w:t>
-      </w:r>
-      <w:proofErr w:type="spellStart"/>
-      <w:r>
-        <w:t>function</w:t>
-      </w:r>
-      <w:proofErr w:type="spellEnd"/>
-      <w:r>
-        <w:t xml:space="preserve"> </w:t>
-      </w:r>
-      <w:proofErr w:type="spellStart"/>
-      <w:r>
-        <w:t>of</w:t>
-      </w:r>
-      <w:proofErr w:type="spellEnd"/>
-      <w:r>
-        <w:t xml:space="preserve"> </w:t>
-      </w:r>
-      <w:proofErr w:type="spellStart"/>
-      <w:r>
-        <w:t>sleep</w:t>
-      </w:r>
-      <w:proofErr w:type="spellEnd"/>
-      <w:r>
-        <w:t xml:space="preserve">. </w:t>
-      </w:r>
-      <w:proofErr w:type="spellStart"/>
+      <w:r>
+        <w:t xml:space="preserve">Diekelmann, S., &amp; Born, J. (2010). The memory function of sleep. </w:t>
+      </w:r>
       <w:r>
         <w:rPr>
           <w:i/>
           <w:iCs/>
         </w:rPr>
-        <w:t>Nature</w:t>
-      </w:r>
-      <w:proofErr w:type="spellEnd"/>
-      <w:r>
-        <w:rPr>
-          <w:i/>
-          <w:iCs/>
-        </w:rPr>
-        <w:t xml:space="preserve"> </w:t>
-      </w:r>
-      <w:proofErr w:type="spellStart"/>
-      <w:r>
-        <w:rPr>
-          <w:i/>
-          <w:iCs/>
-        </w:rPr>
-        <w:t>Reviews</w:t>
-      </w:r>
-      <w:proofErr w:type="spellEnd"/>
-      <w:r>
-        <w:rPr>
-          <w:i/>
-          <w:iCs/>
-        </w:rPr>
-        <w:t xml:space="preserve"> </w:t>
-      </w:r>
-      <w:proofErr w:type="spellStart"/>
-      <w:r>
-        <w:rPr>
-          <w:i/>
-          <w:iCs/>
-        </w:rPr>
-        <w:t>Neuroscience</w:t>
-      </w:r>
-      <w:proofErr w:type="spellEnd"/>
-      <w:r>
-        <w:rPr>
-          <w:i/>
-          <w:iCs/>
-        </w:rPr>
-        <w:t>, 11</w:t>
+        <w:t>Nature Reviews Neuroscience, 11</w:t>
       </w:r>
       <w:r>
         <w:t>(2), 114-126.</w:t>
@@ -5146,109 +5054,15 @@
         </w:numPr>
         <w:jc w:val="both"/>
       </w:pPr>
-      <w:proofErr w:type="spellStart"/>
-      <w:r>
-        <w:t>Killgore</w:t>
-      </w:r>
-      <w:proofErr w:type="spellEnd"/>
-      <w:r>
-        <w:t xml:space="preserve">, W. D. S. (2010). </w:t>
-      </w:r>
-      <w:proofErr w:type="spellStart"/>
-      <w:r>
-        <w:t>Effects</w:t>
-      </w:r>
-      <w:proofErr w:type="spellEnd"/>
-      <w:r>
-        <w:t xml:space="preserve"> </w:t>
-      </w:r>
-      <w:proofErr w:type="spellStart"/>
-      <w:r>
-        <w:t>of</w:t>
-      </w:r>
-      <w:proofErr w:type="spellEnd"/>
-      <w:r>
-        <w:t xml:space="preserve"> </w:t>
-      </w:r>
-      <w:proofErr w:type="spellStart"/>
-      <w:r>
-        <w:t>sleep</w:t>
-      </w:r>
-      <w:proofErr w:type="spellEnd"/>
-      <w:r>
-        <w:t xml:space="preserve"> </w:t>
-      </w:r>
-      <w:proofErr w:type="spellStart"/>
-      <w:r>
-        <w:t>deprivation</w:t>
-      </w:r>
-      <w:proofErr w:type="spellEnd"/>
-      <w:r>
-        <w:t xml:space="preserve"> </w:t>
-      </w:r>
-      <w:proofErr w:type="spellStart"/>
-      <w:r>
-        <w:t>on</w:t>
-      </w:r>
-      <w:proofErr w:type="spellEnd"/>
-      <w:r>
-        <w:t xml:space="preserve"> </w:t>
-      </w:r>
-      <w:proofErr w:type="spellStart"/>
-      <w:r>
-        <w:t>cognition</w:t>
-      </w:r>
-      <w:proofErr w:type="spellEnd"/>
-      <w:r>
-        <w:t xml:space="preserve">. </w:t>
-      </w:r>
-      <w:proofErr w:type="spellStart"/>
+      <w:r>
+        <w:t xml:space="preserve">Killgore, W. D. S. (2010). Effects of sleep deprivation on cognition. </w:t>
+      </w:r>
       <w:r>
         <w:rPr>
           <w:i/>
           <w:iCs/>
         </w:rPr>
-        <w:t>Progress</w:t>
-      </w:r>
-      <w:proofErr w:type="spellEnd"/>
-      <w:r>
-        <w:rPr>
-          <w:i/>
-          <w:iCs/>
-        </w:rPr>
-        <w:t xml:space="preserve"> in </w:t>
-      </w:r>
-      <w:proofErr w:type="spellStart"/>
-      <w:r>
-        <w:rPr>
-          <w:i/>
-          <w:iCs/>
-        </w:rPr>
-        <w:t>Brain</w:t>
-      </w:r>
-      <w:proofErr w:type="spellEnd"/>
-      <w:r>
-        <w:rPr>
-          <w:i/>
-          <w:iCs/>
-        </w:rPr>
-        <w:t xml:space="preserve"> </w:t>
-      </w:r>
-      <w:proofErr w:type="spellStart"/>
-      <w:r>
-        <w:rPr>
-          <w:i/>
-          <w:iCs/>
-        </w:rPr>
-        <w:t>Research</w:t>
-      </w:r>
-      <w:proofErr w:type="spellEnd"/>
-      <w:r>
-        <w:rPr>
-          <w:i/>
-          <w:iCs/>
-        </w:rPr>
-        <w:t>, 185</w:t>
+        <w:t>Progress in Brain Research, 185</w:t>
       </w:r>
       <w:r>
         <w:t>, 105-129.</w:t>
@@ -5262,140 +5076,15 @@
         </w:numPr>
         <w:jc w:val="both"/>
       </w:pPr>
-      <w:proofErr w:type="spellStart"/>
-      <w:r>
-        <w:t>Peppard</w:t>
-      </w:r>
-      <w:proofErr w:type="spellEnd"/>
-      <w:r>
-        <w:t xml:space="preserve">, P. E., Young, T., Palta, M., &amp; </w:t>
-      </w:r>
-      <w:proofErr w:type="spellStart"/>
-      <w:r>
-        <w:t>Skatrud</w:t>
-      </w:r>
-      <w:proofErr w:type="spellEnd"/>
-      <w:r>
-        <w:t xml:space="preserve">, J. (2000). Prospective </w:t>
-      </w:r>
-      <w:proofErr w:type="spellStart"/>
-      <w:r>
-        <w:t>study</w:t>
-      </w:r>
-      <w:proofErr w:type="spellEnd"/>
-      <w:r>
-        <w:t xml:space="preserve"> </w:t>
-      </w:r>
-      <w:proofErr w:type="spellStart"/>
-      <w:r>
-        <w:t>of</w:t>
-      </w:r>
-      <w:proofErr w:type="spellEnd"/>
-      <w:r>
-        <w:t xml:space="preserve"> </w:t>
-      </w:r>
-      <w:proofErr w:type="spellStart"/>
-      <w:r>
-        <w:t>the</w:t>
-      </w:r>
-      <w:proofErr w:type="spellEnd"/>
-      <w:r>
-        <w:t xml:space="preserve"> </w:t>
-      </w:r>
-      <w:proofErr w:type="spellStart"/>
-      <w:r>
-        <w:t>association</w:t>
-      </w:r>
-      <w:proofErr w:type="spellEnd"/>
-      <w:r>
-        <w:t xml:space="preserve"> </w:t>
-      </w:r>
-      <w:proofErr w:type="spellStart"/>
-      <w:r>
-        <w:t>between</w:t>
-      </w:r>
-      <w:proofErr w:type="spellEnd"/>
-      <w:r>
-        <w:t xml:space="preserve"> </w:t>
-      </w:r>
-      <w:proofErr w:type="spellStart"/>
-      <w:r>
-        <w:t>sleep-disordered</w:t>
-      </w:r>
-      <w:proofErr w:type="spellEnd"/>
-      <w:r>
-        <w:t xml:space="preserve"> </w:t>
-      </w:r>
-      <w:proofErr w:type="spellStart"/>
-      <w:r>
-        <w:t>breathing</w:t>
-      </w:r>
-      <w:proofErr w:type="spellEnd"/>
-      <w:r>
-        <w:t xml:space="preserve"> and </w:t>
-      </w:r>
-      <w:proofErr w:type="spellStart"/>
-      <w:r>
-        <w:t>hypertension</w:t>
-      </w:r>
-      <w:proofErr w:type="spellEnd"/>
-      <w:r>
-        <w:t xml:space="preserve">. </w:t>
+      <w:r>
+        <w:t xml:space="preserve">Peppard, P. E., Young, T., Palta, M., &amp; Skatrud, J. (2000). Prospective study of the association between sleep-disordered breathing and hypertension. </w:t>
       </w:r>
       <w:r>
         <w:rPr>
           <w:i/>
           <w:iCs/>
         </w:rPr>
-        <w:t xml:space="preserve">New </w:t>
-      </w:r>
-      <w:proofErr w:type="spellStart"/>
-      <w:r>
-        <w:rPr>
-          <w:i/>
-          <w:iCs/>
-        </w:rPr>
-        <w:t>England</w:t>
-      </w:r>
-      <w:proofErr w:type="spellEnd"/>
-      <w:r>
-        <w:rPr>
-          <w:i/>
-          <w:iCs/>
-        </w:rPr>
-        <w:t xml:space="preserve"> </w:t>
-      </w:r>
-      <w:proofErr w:type="spellStart"/>
-      <w:r>
-        <w:rPr>
-          <w:i/>
-          <w:iCs/>
-        </w:rPr>
-        <w:t>Journal</w:t>
-      </w:r>
-      <w:proofErr w:type="spellEnd"/>
-      <w:r>
-        <w:rPr>
-          <w:i/>
-          <w:iCs/>
-        </w:rPr>
-        <w:t xml:space="preserve"> </w:t>
-      </w:r>
-      <w:proofErr w:type="spellStart"/>
-      <w:r>
-        <w:rPr>
-          <w:i/>
-          <w:iCs/>
-        </w:rPr>
-        <w:t>of</w:t>
-      </w:r>
-      <w:proofErr w:type="spellEnd"/>
-      <w:r>
-        <w:rPr>
-          <w:i/>
-          <w:iCs/>
-        </w:rPr>
-        <w:t xml:space="preserve"> Medicine, 342</w:t>
+        <w:t>New England Journal of Medicine, 342</w:t>
       </w:r>
       <w:r>
         <w:t>(19), 1378-1384.</w:t>
@@ -5409,110 +5098,15 @@
         </w:numPr>
         <w:jc w:val="both"/>
       </w:pPr>
-      <w:proofErr w:type="spellStart"/>
-      <w:r>
-        <w:lastRenderedPageBreak/>
-        <w:t>Reutrakul</w:t>
-      </w:r>
-      <w:proofErr w:type="spellEnd"/>
-      <w:r>
-        <w:t xml:space="preserve">, S., &amp; Van </w:t>
-      </w:r>
-      <w:proofErr w:type="spellStart"/>
-      <w:r>
-        <w:t>Cauter</w:t>
-      </w:r>
-      <w:proofErr w:type="spellEnd"/>
-      <w:r>
-        <w:t xml:space="preserve">, E. (2018). </w:t>
-      </w:r>
-      <w:proofErr w:type="spellStart"/>
-      <w:r>
-        <w:t>Sleep</w:t>
-      </w:r>
-      <w:proofErr w:type="spellEnd"/>
-      <w:r>
-        <w:t xml:space="preserve"> </w:t>
-      </w:r>
-      <w:proofErr w:type="spellStart"/>
-      <w:r>
-        <w:t>influences</w:t>
-      </w:r>
-      <w:proofErr w:type="spellEnd"/>
-      <w:r>
-        <w:t xml:space="preserve"> </w:t>
-      </w:r>
-      <w:proofErr w:type="spellStart"/>
-      <w:r>
-        <w:t>on</w:t>
-      </w:r>
-      <w:proofErr w:type="spellEnd"/>
-      <w:r>
-        <w:t xml:space="preserve"> </w:t>
-      </w:r>
-      <w:proofErr w:type="spellStart"/>
-      <w:r>
-        <w:t>obesity</w:t>
-      </w:r>
-      <w:proofErr w:type="spellEnd"/>
-      <w:r>
-        <w:t xml:space="preserve">, </w:t>
-      </w:r>
-      <w:proofErr w:type="spellStart"/>
-      <w:r>
-        <w:t>insulin</w:t>
-      </w:r>
-      <w:proofErr w:type="spellEnd"/>
-      <w:r>
-        <w:t xml:space="preserve"> </w:t>
-      </w:r>
-      <w:proofErr w:type="spellStart"/>
-      <w:r>
-        <w:t>resistance</w:t>
-      </w:r>
-      <w:proofErr w:type="spellEnd"/>
-      <w:r>
-        <w:t xml:space="preserve">, and </w:t>
-      </w:r>
-      <w:proofErr w:type="spellStart"/>
-      <w:r>
-        <w:t>risk</w:t>
-      </w:r>
-      <w:proofErr w:type="spellEnd"/>
-      <w:r>
-        <w:t xml:space="preserve"> </w:t>
-      </w:r>
-      <w:proofErr w:type="spellStart"/>
-      <w:r>
-        <w:t>of</w:t>
-      </w:r>
-      <w:proofErr w:type="spellEnd"/>
-      <w:r>
-        <w:t xml:space="preserve"> </w:t>
-      </w:r>
-      <w:proofErr w:type="spellStart"/>
-      <w:r>
-        <w:t>type</w:t>
-      </w:r>
-      <w:proofErr w:type="spellEnd"/>
-      <w:r>
-        <w:t xml:space="preserve"> 2 diabetes. </w:t>
-      </w:r>
-      <w:proofErr w:type="spellStart"/>
+      <w:r>
+        <w:t xml:space="preserve">Reutrakul, S., &amp; Van Cauter, E. (2018). Sleep influences on obesity, insulin resistance, and risk of type 2 diabetes. </w:t>
+      </w:r>
       <w:r>
         <w:rPr>
           <w:i/>
           <w:iCs/>
         </w:rPr>
-        <w:t>Metabolism</w:t>
-      </w:r>
-      <w:proofErr w:type="spellEnd"/>
-      <w:r>
-        <w:rPr>
-          <w:i/>
-          <w:iCs/>
-        </w:rPr>
-        <w:t>, 84</w:t>
+        <w:t>Metabolism, 84</w:t>
       </w:r>
       <w:r>
         <w:t>, 56-66.</w:t>
@@ -5526,61 +5120,15 @@
         </w:numPr>
         <w:jc w:val="both"/>
       </w:pPr>
-      <w:proofErr w:type="spellStart"/>
-      <w:r>
-        <w:t>Stickgold</w:t>
-      </w:r>
-      <w:proofErr w:type="spellEnd"/>
-      <w:r>
-        <w:t xml:space="preserve">, R., &amp; Walker, M. P. (2007). </w:t>
-      </w:r>
-      <w:proofErr w:type="spellStart"/>
-      <w:r>
-        <w:t>Sleep-dependent</w:t>
-      </w:r>
-      <w:proofErr w:type="spellEnd"/>
-      <w:r>
-        <w:t xml:space="preserve"> </w:t>
-      </w:r>
-      <w:proofErr w:type="spellStart"/>
-      <w:r>
-        <w:t>memory</w:t>
-      </w:r>
-      <w:proofErr w:type="spellEnd"/>
-      <w:r>
-        <w:t xml:space="preserve"> </w:t>
-      </w:r>
-      <w:proofErr w:type="spellStart"/>
-      <w:r>
-        <w:t>consolidation</w:t>
-      </w:r>
-      <w:proofErr w:type="spellEnd"/>
-      <w:r>
-        <w:t xml:space="preserve"> and </w:t>
-      </w:r>
-      <w:proofErr w:type="spellStart"/>
-      <w:r>
-        <w:t>reconsolidation</w:t>
-      </w:r>
-      <w:proofErr w:type="spellEnd"/>
-      <w:r>
-        <w:t xml:space="preserve">. </w:t>
-      </w:r>
-      <w:proofErr w:type="spellStart"/>
+      <w:r>
+        <w:t xml:space="preserve">Stickgold, R., &amp; Walker, M. P. (2007). Sleep-dependent memory consolidation and reconsolidation. </w:t>
+      </w:r>
       <w:r>
         <w:rPr>
           <w:i/>
           <w:iCs/>
         </w:rPr>
-        <w:t>Sleep</w:t>
-      </w:r>
-      <w:proofErr w:type="spellEnd"/>
-      <w:r>
-        <w:rPr>
-          <w:i/>
-          <w:iCs/>
-        </w:rPr>
-        <w:t xml:space="preserve"> Medicine, 8</w:t>
+        <w:t>Sleep Medicine, 8</w:t>
       </w:r>
       <w:r>
         <w:t>(4), 331-343.</w:t>
@@ -5595,81 +5143,8 @@
         <w:jc w:val="both"/>
       </w:pPr>
       <w:r>
-        <w:t xml:space="preserve">Walker, M. P. (2017). </w:t>
-      </w:r>
-      <w:proofErr w:type="spellStart"/>
-      <w:r>
-        <w:t>Why</w:t>
-      </w:r>
-      <w:proofErr w:type="spellEnd"/>
-      <w:r>
-        <w:t xml:space="preserve"> </w:t>
-      </w:r>
-      <w:proofErr w:type="spellStart"/>
-      <w:r>
-        <w:t>we</w:t>
-      </w:r>
-      <w:proofErr w:type="spellEnd"/>
-      <w:r>
-        <w:t xml:space="preserve"> </w:t>
-      </w:r>
-      <w:proofErr w:type="spellStart"/>
-      <w:r>
-        <w:t>sleep</w:t>
-      </w:r>
-      <w:proofErr w:type="spellEnd"/>
-      <w:r>
-        <w:t xml:space="preserve">: </w:t>
-      </w:r>
-      <w:proofErr w:type="spellStart"/>
-      <w:r>
-        <w:t>Unlocking</w:t>
-      </w:r>
-      <w:proofErr w:type="spellEnd"/>
-      <w:r>
-        <w:t xml:space="preserve"> </w:t>
-      </w:r>
-      <w:proofErr w:type="spellStart"/>
-      <w:r>
-        <w:t>the</w:t>
-      </w:r>
-      <w:proofErr w:type="spellEnd"/>
-      <w:r>
-        <w:t xml:space="preserve"> </w:t>
-      </w:r>
-      <w:proofErr w:type="spellStart"/>
-      <w:r>
-        <w:t>power</w:t>
-      </w:r>
-      <w:proofErr w:type="spellEnd"/>
-      <w:r>
-        <w:t xml:space="preserve"> </w:t>
-      </w:r>
-      <w:proofErr w:type="spellStart"/>
-      <w:r>
-        <w:t>of</w:t>
-      </w:r>
-      <w:proofErr w:type="spellEnd"/>
-      <w:r>
-        <w:t xml:space="preserve"> </w:t>
-      </w:r>
-      <w:proofErr w:type="spellStart"/>
-      <w:r>
-        <w:t>sleep</w:t>
-      </w:r>
-      <w:proofErr w:type="spellEnd"/>
-      <w:r>
-        <w:t xml:space="preserve"> and </w:t>
-      </w:r>
-      <w:proofErr w:type="spellStart"/>
-      <w:r>
-        <w:t>dreams</w:t>
-      </w:r>
-      <w:proofErr w:type="spellEnd"/>
-      <w:r>
-        <w:t xml:space="preserve">. </w:t>
-      </w:r>
-      <w:proofErr w:type="spellStart"/>
+        <w:t xml:space="preserve">Walker, M. P. (2017). Why we sleep: Unlocking the power of sleep and dreams. </w:t>
+      </w:r>
       <w:r>
         <w:rPr>
           <w:i/>
@@ -5677,7 +5152,6 @@
         </w:rPr>
         <w:t>Scribner</w:t>
       </w:r>
-      <w:proofErr w:type="spellEnd"/>
       <w:r>
         <w:t>.</w:t>
       </w:r>
@@ -5691,111 +5165,14 @@
         <w:jc w:val="both"/>
       </w:pPr>
       <w:r>
-        <w:t xml:space="preserve">Walker, M. P., &amp; van </w:t>
-      </w:r>
-      <w:proofErr w:type="spellStart"/>
-      <w:r>
-        <w:t>der</w:t>
-      </w:r>
-      <w:proofErr w:type="spellEnd"/>
-      <w:r>
-        <w:t xml:space="preserve"> Helm, E. (2009). </w:t>
-      </w:r>
-      <w:proofErr w:type="gramStart"/>
-      <w:r>
-        <w:t xml:space="preserve">Overnight </w:t>
-      </w:r>
-      <w:proofErr w:type="spellStart"/>
-      <w:r>
-        <w:t>therapy</w:t>
-      </w:r>
-      <w:proofErr w:type="spellEnd"/>
-      <w:r>
-        <w:t>?</w:t>
-      </w:r>
-      <w:proofErr w:type="gramEnd"/>
-      <w:r>
-        <w:t xml:space="preserve"> </w:t>
-      </w:r>
-      <w:proofErr w:type="spellStart"/>
-      <w:r>
-        <w:t>The</w:t>
-      </w:r>
-      <w:proofErr w:type="spellEnd"/>
-      <w:r>
-        <w:t xml:space="preserve"> role </w:t>
-      </w:r>
-      <w:proofErr w:type="spellStart"/>
-      <w:r>
-        <w:t>of</w:t>
-      </w:r>
-      <w:proofErr w:type="spellEnd"/>
-      <w:r>
-        <w:t xml:space="preserve"> </w:t>
-      </w:r>
-      <w:proofErr w:type="spellStart"/>
-      <w:r>
-        <w:t>sleep</w:t>
-      </w:r>
-      <w:proofErr w:type="spellEnd"/>
-      <w:r>
-        <w:t xml:space="preserve"> in </w:t>
-      </w:r>
-      <w:proofErr w:type="spellStart"/>
-      <w:r>
-        <w:t>emotional</w:t>
-      </w:r>
-      <w:proofErr w:type="spellEnd"/>
-      <w:r>
-        <w:t xml:space="preserve"> </w:t>
-      </w:r>
-      <w:proofErr w:type="spellStart"/>
-      <w:r>
-        <w:t>brain</w:t>
-      </w:r>
-      <w:proofErr w:type="spellEnd"/>
-      <w:r>
-        <w:t xml:space="preserve"> </w:t>
-      </w:r>
-      <w:proofErr w:type="spellStart"/>
-      <w:r>
-        <w:t>processing</w:t>
-      </w:r>
-      <w:proofErr w:type="spellEnd"/>
-      <w:r>
-        <w:t xml:space="preserve">. </w:t>
-      </w:r>
-      <w:proofErr w:type="spellStart"/>
+        <w:t xml:space="preserve">Walker, M. P., &amp; van der Helm, E. (2009). Overnight therapy? The role of sleep in emotional brain processing. </w:t>
+      </w:r>
       <w:r>
         <w:rPr>
           <w:i/>
           <w:iCs/>
         </w:rPr>
-        <w:t>Psychological</w:t>
-      </w:r>
-      <w:proofErr w:type="spellEnd"/>
-      <w:r>
-        <w:rPr>
-          <w:i/>
-          <w:iCs/>
-        </w:rPr>
-        <w:t xml:space="preserve"> </w:t>
-      </w:r>
-      <w:proofErr w:type="spellStart"/>
-      <w:r>
-        <w:rPr>
-          <w:i/>
-          <w:iCs/>
-        </w:rPr>
-        <w:t>Bulletin</w:t>
-      </w:r>
-      <w:proofErr w:type="spellEnd"/>
-      <w:r>
-        <w:rPr>
-          <w:i/>
-          <w:iCs/>
-        </w:rPr>
-        <w:t>, 135</w:t>
+        <w:t>Psychological Bulletin, 135</w:t>
       </w:r>
       <w:r>
         <w:t>(5), 731.</w:t>
@@ -5810,127 +5187,14 @@
         <w:jc w:val="both"/>
       </w:pPr>
       <w:r>
-        <w:t xml:space="preserve">Williamson, A. M., &amp; </w:t>
-      </w:r>
-      <w:proofErr w:type="spellStart"/>
-      <w:r>
-        <w:t>Feyer</w:t>
-      </w:r>
-      <w:proofErr w:type="spellEnd"/>
-      <w:r>
-        <w:t xml:space="preserve">, A. M. (2000). </w:t>
-      </w:r>
-      <w:proofErr w:type="spellStart"/>
-      <w:r>
-        <w:t>Moderate</w:t>
-      </w:r>
-      <w:proofErr w:type="spellEnd"/>
-      <w:r>
-        <w:t xml:space="preserve"> </w:t>
-      </w:r>
-      <w:proofErr w:type="spellStart"/>
-      <w:r>
-        <w:t>sleep</w:t>
-      </w:r>
-      <w:proofErr w:type="spellEnd"/>
-      <w:r>
-        <w:t xml:space="preserve"> </w:t>
-      </w:r>
-      <w:proofErr w:type="spellStart"/>
-      <w:r>
-        <w:t>deprivation</w:t>
-      </w:r>
-      <w:proofErr w:type="spellEnd"/>
-      <w:r>
-        <w:t xml:space="preserve"> produces </w:t>
-      </w:r>
-      <w:proofErr w:type="spellStart"/>
-      <w:r>
-        <w:t>impairments</w:t>
-      </w:r>
-      <w:proofErr w:type="spellEnd"/>
-      <w:r>
-        <w:t xml:space="preserve"> in cognitive and motor performance </w:t>
-      </w:r>
-      <w:proofErr w:type="spellStart"/>
-      <w:r>
-        <w:t>equivalent</w:t>
-      </w:r>
-      <w:proofErr w:type="spellEnd"/>
-      <w:r>
-        <w:t xml:space="preserve"> to </w:t>
-      </w:r>
-      <w:proofErr w:type="spellStart"/>
-      <w:r>
-        <w:t>legally</w:t>
-      </w:r>
-      <w:proofErr w:type="spellEnd"/>
-      <w:r>
-        <w:t xml:space="preserve"> </w:t>
-      </w:r>
-      <w:proofErr w:type="spellStart"/>
-      <w:r>
-        <w:t>prescribed</w:t>
-      </w:r>
-      <w:proofErr w:type="spellEnd"/>
-      <w:r>
-        <w:t xml:space="preserve"> </w:t>
-      </w:r>
-      <w:proofErr w:type="spellStart"/>
-      <w:r>
-        <w:t>levels</w:t>
-      </w:r>
-      <w:proofErr w:type="spellEnd"/>
-      <w:r>
-        <w:t xml:space="preserve"> </w:t>
-      </w:r>
-      <w:proofErr w:type="spellStart"/>
-      <w:r>
-        <w:t>of</w:t>
-      </w:r>
-      <w:proofErr w:type="spellEnd"/>
-      <w:r>
-        <w:t xml:space="preserve"> alcohol </w:t>
-      </w:r>
-      <w:proofErr w:type="spellStart"/>
-      <w:r>
-        <w:t>intoxication</w:t>
-      </w:r>
-      <w:proofErr w:type="spellEnd"/>
-      <w:r>
-        <w:t xml:space="preserve">. </w:t>
-      </w:r>
-      <w:proofErr w:type="spellStart"/>
+        <w:t xml:space="preserve">Williamson, A. M., &amp; Feyer, A. M. (2000). Moderate sleep deprivation produces impairments in cognitive and motor performance equivalent to legally prescribed levels of alcohol intoxication. </w:t>
+      </w:r>
       <w:r>
         <w:rPr>
           <w:i/>
           <w:iCs/>
         </w:rPr>
-        <w:t>Occupational</w:t>
-      </w:r>
-      <w:proofErr w:type="spellEnd"/>
-      <w:r>
-        <w:rPr>
-          <w:i/>
-          <w:iCs/>
-        </w:rPr>
-        <w:t xml:space="preserve"> and </w:t>
-      </w:r>
-      <w:proofErr w:type="spellStart"/>
-      <w:r>
-        <w:rPr>
-          <w:i/>
-          <w:iCs/>
-        </w:rPr>
-        <w:t>Environmental</w:t>
-      </w:r>
-      <w:proofErr w:type="spellEnd"/>
-      <w:r>
-        <w:rPr>
-          <w:i/>
-          <w:iCs/>
-        </w:rPr>
-        <w:t xml:space="preserve"> Medicine, 57</w:t>
+        <w:t>Occupational and Environmental Medicine, 57</w:t>
       </w:r>
       <w:r>
         <w:t>(10), 649-655.</w:t>
@@ -5947,6 +5211,7 @@
       </w:pPr>
       <w:bookmarkStart w:id="9" w:name="_Toc195123244"/>
       <w:r>
+        <w:lastRenderedPageBreak/>
         <w:t xml:space="preserve">3.2 </w:t>
       </w:r>
       <w:r>
@@ -6006,15 +5271,7 @@
         <w:t>acompañados</w:t>
       </w:r>
       <w:r>
-        <w:t xml:space="preserve"> de desaturaciones de oxígeno y </w:t>
-      </w:r>
-      <w:proofErr w:type="spellStart"/>
-      <w:r>
-        <w:t>microdespertares</w:t>
-      </w:r>
-      <w:proofErr w:type="spellEnd"/>
-      <w:r>
-        <w:t xml:space="preserve"> que fragmentan el sueño</w:t>
+        <w:t xml:space="preserve"> de desaturaciones de oxígeno y microdespertares que fragmentan el sueño</w:t>
       </w:r>
       <w:r>
         <w:t xml:space="preserve">, afectando así </w:t>
@@ -6086,7 +5343,6 @@
       <w:r>
         <w:t xml:space="preserve">se habla de </w:t>
       </w:r>
-      <w:proofErr w:type="spellStart"/>
       <w:r>
         <w:rPr>
           <w:b/>
@@ -6094,7 +5350,6 @@
         </w:rPr>
         <w:t>hipoapnea</w:t>
       </w:r>
-      <w:proofErr w:type="spellEnd"/>
       <w:r>
         <w:t xml:space="preserve"> en el caso de que la</w:t>
       </w:r>
@@ -6253,55 +5508,7 @@
           <w:b/>
           <w:bCs/>
         </w:rPr>
-        <w:t>CPAP (</w:t>
-      </w:r>
-      <w:proofErr w:type="spellStart"/>
-      <w:r>
-        <w:rPr>
-          <w:b/>
-          <w:bCs/>
-        </w:rPr>
-        <w:t>Continuous</w:t>
-      </w:r>
-      <w:proofErr w:type="spellEnd"/>
-      <w:r>
-        <w:rPr>
-          <w:b/>
-          <w:bCs/>
-        </w:rPr>
-        <w:t xml:space="preserve"> Positive </w:t>
-      </w:r>
-      <w:proofErr w:type="spellStart"/>
-      <w:r>
-        <w:rPr>
-          <w:b/>
-          <w:bCs/>
-        </w:rPr>
-        <w:t>Airway</w:t>
-      </w:r>
-      <w:proofErr w:type="spellEnd"/>
-      <w:r>
-        <w:rPr>
-          <w:b/>
-          <w:bCs/>
-        </w:rPr>
-        <w:t xml:space="preserve"> </w:t>
-      </w:r>
-      <w:proofErr w:type="spellStart"/>
-      <w:r>
-        <w:rPr>
-          <w:b/>
-          <w:bCs/>
-        </w:rPr>
-        <w:t>Pressure</w:t>
-      </w:r>
-      <w:proofErr w:type="spellEnd"/>
-      <w:r>
-        <w:rPr>
-          <w:b/>
-          <w:bCs/>
-        </w:rPr>
-        <w:t>):</w:t>
+        <w:t>CPAP (Continuous Positive Airway Pressure):</w:t>
       </w:r>
       <w:r>
         <w:t xml:space="preserve"> Dispositivo que mantiene la vía aérea abierta mediante presión positiva.</w:t>
@@ -6339,19 +5546,10 @@
           <w:b/>
           <w:bCs/>
         </w:rPr>
-        <w:lastRenderedPageBreak/>
         <w:t>Intervenciones quirúrgicas:</w:t>
       </w:r>
       <w:r>
-        <w:t xml:space="preserve"> Como la </w:t>
-      </w:r>
-      <w:proofErr w:type="spellStart"/>
-      <w:r>
-        <w:t>uvulopalatofaringoplastia</w:t>
-      </w:r>
-      <w:proofErr w:type="spellEnd"/>
-      <w:r>
-        <w:t>, en casos seleccionados.</w:t>
+        <w:t xml:space="preserve"> Como la uvulopalatofaringoplastia, en casos seleccionados.</w:t>
       </w:r>
     </w:p>
     <w:p>
@@ -6416,7 +5614,11 @@
       </w:pPr>
       <w:commentRangeStart w:id="14"/>
       <w:r>
-        <w:t>Se distinguen dos formas principales: el insomnio agudo, que dura días o semanas y está generalmente relacionado con factores estresantes temporales; y el insomnio crónico, que persiste al menos tres veces por semana durante un mínimo de tres meses. Los factores de riesgo incluyen el estrés crónico, trastornos de ansiedad y depresión, enfermedades médicas (como dolor crónico, enfermedad pulmonar obstructiva crónica o insuficiencia cardíaca), así como hábitos de sueño irregulares, uso de estimulantes y envejecimiento.</w:t>
+        <w:t xml:space="preserve">Se distinguen dos formas principales: el insomnio agudo, que dura días o semanas y está generalmente relacionado con factores estresantes temporales; y el insomnio crónico, que persiste al menos tres veces por semana durante un mínimo de tres meses. Los factores </w:t>
+      </w:r>
+      <w:r>
+        <w:lastRenderedPageBreak/>
+        <w:t>de riesgo incluyen el estrés crónico, trastornos de ansiedad y depresión, enfermedades médicas (como dolor crónico, enfermedad pulmonar obstructiva crónica o insuficiencia cardíaca), así como hábitos de sueño irregulares, uso de estimulantes y envejecimiento.</w:t>
       </w:r>
       <w:commentRangeEnd w:id="14"/>
       <w:r>
@@ -6432,15 +5634,7 @@
       </w:pPr>
       <w:commentRangeStart w:id="15"/>
       <w:r>
-        <w:t xml:space="preserve">Para su diagnóstico, se utilizan cuestionarios estandarizados como el Índice de Severidad del Insomnio (ISI), registros de sueño o diarios del sueño, y en casos específicos, se puede complementar con </w:t>
-      </w:r>
-      <w:proofErr w:type="spellStart"/>
-      <w:r>
-        <w:t>actigrafía</w:t>
-      </w:r>
-      <w:proofErr w:type="spellEnd"/>
-      <w:r>
-        <w:t xml:space="preserve"> o polisomnografía si se sospecha la coexistencia de otros trastornos como la apnea del sueño.</w:t>
+        <w:t>Para su diagnóstico, se utilizan cuestionarios estandarizados como el Índice de Severidad del Insomnio (ISI), registros de sueño o diarios del sueño, y en casos específicos, se puede complementar con actigrafía o polisomnografía si se sospecha la coexistencia de otros trastornos como la apnea del sueño.</w:t>
       </w:r>
       <w:commentRangeEnd w:id="15"/>
       <w:r>
@@ -6489,31 +5683,7 @@
       </w:pPr>
       <w:commentRangeStart w:id="18"/>
       <w:r>
-        <w:t xml:space="preserve">Se reconocen dos tipos principales: la narcolepsia tipo 1, asociada con cataplejía y niveles bajos de hipocretina-1 en el líquido cefalorraquídeo, y </w:t>
-      </w:r>
-      <w:proofErr w:type="gramStart"/>
-      <w:r>
-        <w:t>la tipo</w:t>
-      </w:r>
-      <w:proofErr w:type="gramEnd"/>
-      <w:r>
-        <w:t xml:space="preserve"> 2, sin cataplejía y con niveles normales de </w:t>
-      </w:r>
-      <w:proofErr w:type="spellStart"/>
-      <w:r>
-        <w:t>hipocretina</w:t>
-      </w:r>
-      <w:proofErr w:type="spellEnd"/>
-      <w:r>
-        <w:t xml:space="preserve">. Su prevalencia es baja (0.02%–0.05%), pero el impacto en la calidad de vida del paciente es significativo. El diagnóstico se basa en la combinación de polisomnografía nocturna y </w:t>
-      </w:r>
-      <w:proofErr w:type="gramStart"/>
-      <w:r>
-        <w:t>el Test</w:t>
-      </w:r>
-      <w:proofErr w:type="gramEnd"/>
-      <w:r>
-        <w:t xml:space="preserve"> de Latencia Múltiple del Sueño (MSLT), que mide la propensión al sueño y la aparición de sueño REM en siestas diurnas.</w:t>
+        <w:t>Se reconocen dos tipos principales: la narcolepsia tipo 1, asociada con cataplejía y niveles bajos de hipocretina-1 en el líquido cefalorraquídeo, y la tipo 2, sin cataplejía y con niveles normales de hipocretina. Su prevalencia es baja (0.02%–0.05%), pero el impacto en la calidad de vida del paciente es significativo. El diagnóstico se basa en la combinación de polisomnografía nocturna y el Test de Latencia Múltiple del Sueño (MSLT), que mide la propensión al sueño y la aparición de sueño REM en siestas diurnas.</w:t>
       </w:r>
       <w:commentRangeEnd w:id="18"/>
       <w:r>
@@ -6538,15 +5708,7 @@
         <w:t>se dirige a controlar de manera separada coda uno de los síntomas,</w:t>
       </w:r>
       <w:r>
-        <w:t xml:space="preserve"> incluye fármacos estimulantes como el modafinilo o </w:t>
-      </w:r>
-      <w:proofErr w:type="spellStart"/>
-      <w:r>
-        <w:t>pitolisant</w:t>
-      </w:r>
-      <w:proofErr w:type="spellEnd"/>
-      <w:r>
-        <w:t xml:space="preserve"> para combatir la somnolencia, así como antidepresivos tricíclicos o inhibidores de la recaptación de serotonina y noradrenalina para tratar la cataplejía. Además, las estrategias conductuales, como establecer horarios regulares de siesta, son fundamentales para el manejo de la enfermedad.</w:t>
+        <w:t xml:space="preserve"> incluye fármacos estimulantes como el modafinilo o pitolisant para combatir la somnolencia, así como antidepresivos tricíclicos o inhibidores de la recaptación de serotonina y noradrenalina para tratar la cataplejía. Además, las estrategias conductuales, como establecer horarios regulares de siesta, son fundamentales para el manejo de la enfermedad.</w:t>
       </w:r>
       <w:commentRangeEnd w:id="19"/>
       <w:r>
@@ -6567,7 +5729,6 @@
       </w:pPr>
       <w:bookmarkStart w:id="20" w:name="_Toc195123248"/>
       <w:r>
-        <w:lastRenderedPageBreak/>
         <w:t>Parasomnias</w:t>
       </w:r>
       <w:bookmarkEnd w:id="20"/>
@@ -6694,7 +5855,11 @@
         <w:t>historia clínica detallada</w:t>
       </w:r>
       <w:r>
-        <w:t xml:space="preserve">, con especial énfasis en la descripción de los episodios por parte del propio paciente o de testigos, como familiares o convivientes. En situaciones clínicas más complejas, o cuando existe la sospecha de comportamientos potencialmente peligrosos durante el sueño, puede ser necesaria la realización de una </w:t>
+        <w:t xml:space="preserve">, con especial énfasis en la descripción de los episodios por parte del propio paciente o de testigos, como familiares o convivientes. En situaciones clínicas más complejas, o cuando existe la sospecha de comportamientos potencialmente peligrosos durante el sueño, puede ser </w:t>
+      </w:r>
+      <w:r>
+        <w:lastRenderedPageBreak/>
+        <w:t xml:space="preserve">necesaria la realización de una </w:t>
       </w:r>
       <w:r>
         <w:rPr>
@@ -6817,7 +5982,6 @@
       <w:r>
         <w:t xml:space="preserve">, la </w:t>
       </w:r>
-      <w:proofErr w:type="spellStart"/>
       <w:r>
         <w:rPr>
           <w:b/>
@@ -6825,7 +5989,6 @@
         </w:rPr>
         <w:t>actigrafía</w:t>
       </w:r>
-      <w:proofErr w:type="spellEnd"/>
       <w:r>
         <w:t xml:space="preserve"> y diversos cuestionarios de autoinforme.</w:t>
       </w:r>
@@ -6844,7 +6007,6 @@
       </w:pPr>
       <w:bookmarkStart w:id="25" w:name="_Toc195123251"/>
       <w:r>
-        <w:lastRenderedPageBreak/>
         <w:t>Métodos de evaluación objetiva</w:t>
       </w:r>
       <w:bookmarkEnd w:id="25"/>
@@ -6872,15 +6034,7 @@
         <w:t>polisomnografía (PSG)</w:t>
       </w:r>
       <w:r>
-        <w:t xml:space="preserve"> es la técnica más completa para el estudio del sueño y se considera el método de referencia en el diagnóstico de trastornos como la apnea del sueño, la narcolepsia o el insomnio de origen neurológico (</w:t>
-      </w:r>
-      <w:proofErr w:type="spellStart"/>
-      <w:r>
-        <w:t>Kushida</w:t>
-      </w:r>
-      <w:proofErr w:type="spellEnd"/>
-      <w:r>
-        <w:t xml:space="preserve"> et al., 2005). Consiste en el registro simultáneo de múltiples variables fisiológicas durante una noche completa de sueño en un laboratorio especializado.</w:t>
+        <w:t xml:space="preserve"> es la técnica más completa para el estudio del sueño y se considera el método de referencia en el diagnóstico de trastornos como la apnea del sueño, la narcolepsia o el insomnio de origen neurológico (Kushida et al., 2005). Consiste en el registro simultáneo de múltiples variables fisiológicas durante una noche completa de sueño en un laboratorio especializado.</w:t>
       </w:r>
     </w:p>
     <w:p>
@@ -6918,21 +6072,12 @@
         </w:numPr>
         <w:jc w:val="both"/>
       </w:pPr>
-      <w:proofErr w:type="spellStart"/>
       <w:r>
         <w:rPr>
           <w:b/>
           <w:bCs/>
         </w:rPr>
-        <w:t>Electrooculograma</w:t>
-      </w:r>
-      <w:proofErr w:type="spellEnd"/>
-      <w:r>
-        <w:rPr>
-          <w:b/>
-          <w:bCs/>
-        </w:rPr>
-        <w:t xml:space="preserve"> (EOG):</w:t>
+        <w:t>Electrooculograma (EOG):</w:t>
       </w:r>
       <w:r>
         <w:t xml:space="preserve"> registra los movimientos oculares, esenciales para identificar la fase REM.</w:t>
@@ -6970,18 +6115,11 @@
           <w:b/>
           <w:bCs/>
         </w:rPr>
+        <w:lastRenderedPageBreak/>
         <w:t>Monitorización cardiorrespiratoria:</w:t>
       </w:r>
       <w:r>
-        <w:t xml:space="preserve"> sensores de flujo aéreo, bandas torácicas y pulsioxímetros permiten detectar apneas e </w:t>
-      </w:r>
-      <w:proofErr w:type="spellStart"/>
-      <w:r>
-        <w:t>hipoapneas</w:t>
-      </w:r>
-      <w:proofErr w:type="spellEnd"/>
-      <w:r>
-        <w:t>.</w:t>
+        <w:t xml:space="preserve"> sensores de flujo aéreo, bandas torácicas y pulsioxímetros permiten detectar apneas e hipoapneas.</w:t>
       </w:r>
     </w:p>
     <w:p>
@@ -7018,23 +6156,7 @@
         <w:t>efecto de primera noche</w:t>
       </w:r>
       <w:r>
-        <w:t>) (</w:t>
-      </w:r>
-      <w:proofErr w:type="spellStart"/>
-      <w:r>
-        <w:t>Carskadon</w:t>
-      </w:r>
-      <w:proofErr w:type="spellEnd"/>
-      <w:r>
-        <w:t xml:space="preserve"> &amp; </w:t>
-      </w:r>
-      <w:proofErr w:type="spellStart"/>
-      <w:r>
-        <w:t>Dement</w:t>
-      </w:r>
-      <w:proofErr w:type="spellEnd"/>
-      <w:r>
-        <w:t>, 2011).</w:t>
+        <w:t>) (Carskadon &amp; Dement, 2011).</w:t>
       </w:r>
     </w:p>
     <w:p>
@@ -7081,26 +6203,16 @@
         <w:t>accesibilidad</w:t>
       </w:r>
       <w:r>
-        <w:t xml:space="preserve"> y la posibilidad de realizarla en el domicilio del paciente, evitando los costos y las molestias de la hospitalización. Sin embargo, su menor capacidad para diferenciar los distintos tipos de apnea y la ausencia de datos neurológicos limitan su uso en la evaluación de otros trastornos del sueño (</w:t>
-      </w:r>
-      <w:proofErr w:type="spellStart"/>
-      <w:r>
-        <w:t>Collop</w:t>
-      </w:r>
-      <w:proofErr w:type="spellEnd"/>
-      <w:r>
-        <w:t xml:space="preserve"> et al., 2007).</w:t>
+        <w:t xml:space="preserve"> y la posibilidad de realizarla en el domicilio del paciente, evitando los costos y las molestias de la hospitalización. Sin embargo, su menor capacidad para diferenciar los distintos tipos de apnea y la ausencia de datos neurológicos limitan su uso en la evaluación de otros trastornos del sueño (Collop et al., 2007).</w:t>
       </w:r>
     </w:p>
     <w:p>
       <w:pPr>
         <w:pStyle w:val="Ttulo4"/>
       </w:pPr>
-      <w:proofErr w:type="spellStart"/>
       <w:r>
         <w:t>Actigrafía</w:t>
       </w:r>
-      <w:proofErr w:type="spellEnd"/>
     </w:p>
     <w:p>
       <w:pPr>
@@ -7109,7 +6221,6 @@
       <w:r>
         <w:t xml:space="preserve">La </w:t>
       </w:r>
-      <w:proofErr w:type="spellStart"/>
       <w:r>
         <w:rPr>
           <w:b/>
@@ -7117,29 +6228,16 @@
         </w:rPr>
         <w:t>actigrafía</w:t>
       </w:r>
-      <w:proofErr w:type="spellEnd"/>
-      <w:r>
-        <w:t xml:space="preserve"> es un método no invasivo basado en un acelerómetro de muñeca que mide los movimientos del paciente a lo largo de varios días o semanas para estimar los patrones de sueño-vigilia. Este dispositivo registra la actividad motora y la exposición a la luz, permitiendo inferir los periodos de sueño y vigilia con una precisión aceptable en individuos sin trastornos graves del sueño (</w:t>
-      </w:r>
-      <w:proofErr w:type="spellStart"/>
-      <w:r>
-        <w:t>Ancoli</w:t>
-      </w:r>
-      <w:proofErr w:type="spellEnd"/>
-      <w:r>
-        <w:t>-Israel et al., 2003).</w:t>
-      </w:r>
-    </w:p>
-    <w:p>
-      <w:pPr>
-        <w:jc w:val="both"/>
-      </w:pPr>
-      <w:r>
-        <w:t xml:space="preserve">Es una herramienta útil en la evaluación de insomnio y ritmos circadianos, ya que permite comparar la percepción subjetiva del paciente con los datos objetivos del dispositivo. No </w:t>
-      </w:r>
-      <w:r>
-        <w:lastRenderedPageBreak/>
-        <w:t>obstante, presenta limitaciones en la detección de despertares nocturnos y en la diferenciación entre sueño ligero y vigilia en pacientes con baja movilidad (Marino et al., 2013).</w:t>
+      <w:r>
+        <w:t xml:space="preserve"> es un método no invasivo basado en un acelerómetro de muñeca que mide los movimientos del paciente a lo largo de varios días o semanas para estimar los patrones de sueño-vigilia. Este dispositivo registra la actividad motora y la exposición a la luz, permitiendo inferir los periodos de sueño y vigilia con una precisión aceptable en individuos sin trastornos graves del sueño (Ancoli-Israel et al., 2003).</w:t>
+      </w:r>
+    </w:p>
+    <w:p>
+      <w:pPr>
+        <w:jc w:val="both"/>
+      </w:pPr>
+      <w:r>
+        <w:t>Es una herramienta útil en la evaluación de insomnio y ritmos circadianos, ya que permite comparar la percepción subjetiva del paciente con los datos objetivos del dispositivo. No obstante, presenta limitaciones en la detección de despertares nocturnos y en la diferenciación entre sueño ligero y vigilia en pacientes con baja movilidad (Marino et al., 2013).</w:t>
       </w:r>
     </w:p>
     <w:p>
@@ -7172,233 +6270,130 @@
           <w:b/>
           <w:bCs/>
         </w:rPr>
-        <w:t xml:space="preserve">Pittsburgh </w:t>
-      </w:r>
-      <w:proofErr w:type="spellStart"/>
+        <w:t>Pittsburgh Sleep Quality Index (PSQI)</w:t>
+      </w:r>
+      <w:r>
+        <w:t xml:space="preserve"> es un cuestionario ampliamente utilizado para evaluar la calidad subjetiva del sueño en el último mes. Consiste en 19 ítems agrupados en siete componentes: calidad subjetiva, latencia del sueño, duración, eficiencia, despertares nocturnos, uso de medicación y somnolencia diurna (Buysse et al., 1989).</w:t>
+      </w:r>
+    </w:p>
+    <w:p>
+      <w:pPr>
+        <w:jc w:val="both"/>
+      </w:pPr>
+      <w:r>
+        <w:t xml:space="preserve">Su facilidad de aplicación y su validez en la detección de trastornos del sueño lo convierten en una herramienta útil tanto en investigación como en práctica clínica (Mollayeva et al., 2016). Sin embargo, al basarse en autoinforme, puede estar sujeto a </w:t>
+      </w:r>
       <w:r>
         <w:rPr>
           <w:b/>
           <w:bCs/>
         </w:rPr>
-        <w:t>Sleep</w:t>
-      </w:r>
-      <w:proofErr w:type="spellEnd"/>
+        <w:t>sesgos de percepción</w:t>
+      </w:r>
+      <w:r>
+        <w:t xml:space="preserve"> y variabilidad interindividual.</w:t>
+      </w:r>
+    </w:p>
+    <w:p>
+      <w:pPr>
+        <w:pStyle w:val="Ttulo4"/>
+      </w:pPr>
+      <w:r>
+        <w:lastRenderedPageBreak/>
+        <w:t>Índice de Gravedad del Insomnio (ISI)</w:t>
+      </w:r>
+    </w:p>
+    <w:p>
+      <w:pPr>
+        <w:jc w:val="both"/>
+      </w:pPr>
+      <w:r>
+        <w:t xml:space="preserve">El </w:t>
+      </w:r>
       <w:r>
         <w:rPr>
           <w:b/>
           <w:bCs/>
         </w:rPr>
-        <w:t xml:space="preserve"> </w:t>
-      </w:r>
-      <w:proofErr w:type="spellStart"/>
+        <w:t>Índice de Gravedad del Insomnio (ISI)</w:t>
+      </w:r>
+      <w:r>
+        <w:t xml:space="preserve"> es un cuestionario diseñado específicamente para evaluar la severidad del insomnio. Se compone de siete ítems que valoran la dificultad para iniciar y mantener el sueño, la interferencia con la vida diaria y la preocupación del paciente por sus problemas de sueño (Morin et al., 2011).</w:t>
+      </w:r>
+    </w:p>
+    <w:p>
+      <w:pPr>
+        <w:jc w:val="both"/>
+      </w:pPr>
+      <w:r>
+        <w:t>El ISI es una herramienta eficaz para el diagnóstico y seguimiento del insomnio, aunque su uso es complementario a otros métodos, ya que no permite identificar causas orgánicas subyacentes.</w:t>
+      </w:r>
+    </w:p>
+    <w:p>
+      <w:pPr>
+        <w:pStyle w:val="Ttulo4"/>
+      </w:pPr>
+      <w:r>
+        <w:t>Escala de Somnolencia de Epworth (ESS)</w:t>
+      </w:r>
+    </w:p>
+    <w:p>
+      <w:pPr>
+        <w:jc w:val="both"/>
+      </w:pPr>
+      <w:r>
+        <w:t xml:space="preserve">La </w:t>
+      </w:r>
       <w:r>
         <w:rPr>
           <w:b/>
           <w:bCs/>
         </w:rPr>
-        <w:t>Quality</w:t>
-      </w:r>
-      <w:proofErr w:type="spellEnd"/>
-      <w:r>
+        <w:t>Escala de Somnolencia de Epworth (ESS)</w:t>
+      </w:r>
+      <w:r>
+        <w:t xml:space="preserve"> mide la propensión del individuo a quedarse dormido en diversas situaciones diurnas, como leer, ver televisión o viajar como pasajero. Su puntuación permite detectar somnolencia excesiva, siendo útil en la evaluación de apnea del sueño y narcolepsia (Johns, 1991).</w:t>
+      </w:r>
+    </w:p>
+    <w:p>
+      <w:pPr>
+        <w:jc w:val="both"/>
+      </w:pPr>
+      <w:r>
+        <w:t>Si bien es una herramienta sencilla y fiable, la ESS es una medida subjetiva y no sustituye a pruebas objetivas como la PSG o el Test de Latencia Múltiple del Sueño (MSLT) (Patel &amp; Araujo, 2018).</w:t>
+      </w:r>
+    </w:p>
+    <w:p>
+      <w:pPr>
+        <w:jc w:val="both"/>
         <w:rPr>
           <w:b/>
           <w:bCs/>
         </w:rPr>
-        <w:t xml:space="preserve"> </w:t>
-      </w:r>
-      <w:proofErr w:type="spellStart"/>
+      </w:pPr>
+      <w:r>
+        <w:rPr>
+          <w:rStyle w:val="Ttulo4Car"/>
+        </w:rPr>
+        <w:t>Escala de Somnolencia de Stanford (SSS)</w:t>
+      </w:r>
+    </w:p>
+    <w:p>
+      <w:pPr>
+        <w:jc w:val="both"/>
+      </w:pPr>
+      <w:r>
+        <w:t xml:space="preserve">La </w:t>
+      </w:r>
       <w:r>
         <w:rPr>
           <w:b/>
           <w:bCs/>
         </w:rPr>
-        <w:t>Index</w:t>
-      </w:r>
-      <w:proofErr w:type="spellEnd"/>
-      <w:r>
-        <w:rPr>
-          <w:b/>
-          <w:bCs/>
-        </w:rPr>
-        <w:t xml:space="preserve"> (PSQI)</w:t>
-      </w:r>
-      <w:r>
-        <w:t xml:space="preserve"> es un cuestionario ampliamente utilizado para evaluar la calidad subjetiva del sueño en el último mes. Consiste en 19 ítems agrupados en siete componentes: calidad subjetiva, latencia del sueño, duración, eficiencia, despertares nocturnos, uso de medicación y somnolencia diurna (</w:t>
-      </w:r>
-      <w:proofErr w:type="spellStart"/>
-      <w:r>
-        <w:t>Buysse</w:t>
-      </w:r>
-      <w:proofErr w:type="spellEnd"/>
-      <w:r>
-        <w:t xml:space="preserve"> et al., 1989).</w:t>
-      </w:r>
-    </w:p>
-    <w:p>
-      <w:pPr>
-        <w:jc w:val="both"/>
-      </w:pPr>
-      <w:r>
-        <w:t>Su facilidad de aplicación y su validez en la detección de trastornos del sueño lo convierten en una herramienta útil tanto en investigación como en práctica clínica (</w:t>
-      </w:r>
-      <w:proofErr w:type="spellStart"/>
-      <w:r>
-        <w:t>Mollayeva</w:t>
-      </w:r>
-      <w:proofErr w:type="spellEnd"/>
-      <w:r>
-        <w:t xml:space="preserve"> et al., 2016). Sin embargo, al basarse en autoinforme, puede estar sujeto a </w:t>
-      </w:r>
-      <w:r>
-        <w:rPr>
-          <w:b/>
-          <w:bCs/>
-        </w:rPr>
-        <w:t>sesgos de percepción</w:t>
-      </w:r>
-      <w:r>
-        <w:t xml:space="preserve"> y variabilidad interindividual.</w:t>
-      </w:r>
-    </w:p>
-    <w:p>
-      <w:pPr>
-        <w:pStyle w:val="Ttulo4"/>
-      </w:pPr>
-      <w:r>
-        <w:t>Índice de Gravedad del Insomnio (ISI)</w:t>
-      </w:r>
-    </w:p>
-    <w:p>
-      <w:pPr>
-        <w:jc w:val="both"/>
-      </w:pPr>
-      <w:r>
-        <w:t xml:space="preserve">El </w:t>
-      </w:r>
-      <w:r>
-        <w:rPr>
-          <w:b/>
-          <w:bCs/>
-        </w:rPr>
-        <w:t>Índice de Gravedad del Insomnio (ISI)</w:t>
-      </w:r>
-      <w:r>
-        <w:t xml:space="preserve"> es un cuestionario diseñado específicamente para evaluar la severidad del insomnio. Se compone de siete ítems que valoran la dificultad para iniciar y mantener el sueño, la interferencia con la vida diaria y la preocupación del paciente por sus problemas de sueño (Morin et al., 2011).</w:t>
-      </w:r>
-    </w:p>
-    <w:p>
-      <w:pPr>
-        <w:jc w:val="both"/>
-      </w:pPr>
-      <w:r>
-        <w:t>El ISI es una herramienta eficaz para el diagnóstico y seguimiento del insomnio, aunque su uso es complementario a otros métodos, ya que no permite identificar causas orgánicas subyacentes.</w:t>
-      </w:r>
-    </w:p>
-    <w:p>
-      <w:pPr>
-        <w:pStyle w:val="Ttulo4"/>
-      </w:pPr>
-      <w:r>
-        <w:t xml:space="preserve">Escala de Somnolencia de </w:t>
-      </w:r>
-      <w:proofErr w:type="spellStart"/>
-      <w:r>
-        <w:t>Epworth</w:t>
-      </w:r>
-      <w:proofErr w:type="spellEnd"/>
-      <w:r>
-        <w:t xml:space="preserve"> (ESS)</w:t>
-      </w:r>
-    </w:p>
-    <w:p>
-      <w:pPr>
-        <w:jc w:val="both"/>
-      </w:pPr>
-      <w:r>
-        <w:t xml:space="preserve">La </w:t>
-      </w:r>
-      <w:r>
-        <w:rPr>
-          <w:b/>
-          <w:bCs/>
-        </w:rPr>
-        <w:t xml:space="preserve">Escala de Somnolencia de </w:t>
-      </w:r>
-      <w:proofErr w:type="spellStart"/>
-      <w:r>
-        <w:rPr>
-          <w:b/>
-          <w:bCs/>
-        </w:rPr>
-        <w:t>Epworth</w:t>
-      </w:r>
-      <w:proofErr w:type="spellEnd"/>
-      <w:r>
-        <w:rPr>
-          <w:b/>
-          <w:bCs/>
-        </w:rPr>
-        <w:t xml:space="preserve"> (ESS)</w:t>
-      </w:r>
-      <w:r>
-        <w:t xml:space="preserve"> mide la propensión del individuo a quedarse dormido en diversas situaciones diurnas, como leer, ver televisión o viajar como pasajero. Su puntuación permite detectar somnolencia excesiva, siendo útil en la evaluación de apnea del sueño y narcolepsia (Johns, 1991).</w:t>
-      </w:r>
-    </w:p>
-    <w:p>
-      <w:pPr>
-        <w:jc w:val="both"/>
-      </w:pPr>
-      <w:r>
-        <w:t xml:space="preserve">Si bien es una herramienta sencilla y fiable, la ESS es una medida subjetiva y no sustituye a pruebas objetivas como la PSG o </w:t>
-      </w:r>
-      <w:proofErr w:type="gramStart"/>
-      <w:r>
-        <w:t>el Test</w:t>
-      </w:r>
-      <w:proofErr w:type="gramEnd"/>
-      <w:r>
-        <w:t xml:space="preserve"> de Latencia Múltiple del Sueño (MSLT) (Patel &amp; Araujo, 2018).</w:t>
-      </w:r>
-    </w:p>
-    <w:p>
-      <w:pPr>
-        <w:jc w:val="both"/>
-        <w:rPr>
-          <w:b/>
-          <w:bCs/>
-        </w:rPr>
-      </w:pPr>
-      <w:r>
-        <w:rPr>
-          <w:rStyle w:val="Ttulo4Car"/>
-        </w:rPr>
         <w:t>Escala de Somnolencia de Stanford (SSS)</w:t>
       </w:r>
-    </w:p>
-    <w:p>
-      <w:pPr>
-        <w:jc w:val="both"/>
-      </w:pPr>
-      <w:r>
-        <w:t xml:space="preserve">La </w:t>
-      </w:r>
-      <w:r>
-        <w:rPr>
-          <w:b/>
-          <w:bCs/>
-        </w:rPr>
-        <w:t>Escala de Somnolencia de Stanford (SSS)</w:t>
-      </w:r>
-      <w:r>
-        <w:t xml:space="preserve"> permite medir el nivel de alerta en distintos momentos del día mediante una escala de 1 a 7. Se utiliza en estudios sobre privación de sueño y trastornos de vigilia (</w:t>
-      </w:r>
-      <w:proofErr w:type="spellStart"/>
-      <w:r>
-        <w:t>Hoddes</w:t>
-      </w:r>
-      <w:proofErr w:type="spellEnd"/>
-      <w:r>
-        <w:t xml:space="preserve"> et al., 1973). Aunque es útil para evaluar la somnolencia en tiempo real, su aplicación es más limitada en comparación con otras herramientas subjetivas de evaluación del sueño.</w:t>
+      <w:r>
+        <w:t xml:space="preserve"> permite medir el nivel de alerta en distintos momentos del día mediante una escala de 1 a 7. Se utiliza en estudios sobre privación de sueño y trastornos de vigilia (Hoddes et al., 1973). Aunque es útil para evaluar la somnolencia en tiempo real, su aplicación es más limitada en comparación con otras herramientas subjetivas de evaluación del sueño.</w:t>
       </w:r>
     </w:p>
     <w:p>
@@ -7455,11 +6450,7 @@
         <w:t xml:space="preserve"> (binaria y multiclase)</w:t>
       </w:r>
       <w:r>
-        <w:t xml:space="preserve"> que estima la probabilidad de pertenencia a una clase utilizando la función sigmoide. Se basa en la </w:t>
-      </w:r>
-      <w:r>
-        <w:lastRenderedPageBreak/>
-        <w:t>regresión lineal, pero transforma su salida en valores entre 0 y 1 mediante la función logística</w:t>
+        <w:t xml:space="preserve"> que estima la probabilidad de pertenencia a una clase utilizando la función sigmoide. Se basa en la regresión lineal, pero transforma su salida en valores entre 0 y 1 mediante la función logística</w:t>
       </w:r>
       <w:r>
         <w:t>, que son interpretables como probabilidades</w:t>
@@ -7726,15 +6717,8 @@
         <w:jc w:val="both"/>
       </w:pPr>
       <w:r>
-        <w:t>Donde β representa los coeficientes del modelo ajustados mediante máxima verosimilitud (Hastie et al., 2009). Su principal ventaja es la interpretabilidad y su baja complejidad computacional, lo que la hace útil en entornos médicos para la evaluación de riesgos (</w:t>
-      </w:r>
-      <w:proofErr w:type="spellStart"/>
-      <w:r>
-        <w:t>Géron</w:t>
-      </w:r>
-      <w:proofErr w:type="spellEnd"/>
-      <w:r>
-        <w:t>, 2019).</w:t>
+        <w:lastRenderedPageBreak/>
+        <w:t>Donde β representa los coeficientes del modelo ajustados mediante máxima verosimilitud (Hastie et al., 2009). Su principal ventaja es la interpretabilidad y su baja complejidad computacional, lo que la hace útil en entornos médicos para la evaluación de riesgos (Géron, 2019).</w:t>
       </w:r>
       <w:commentRangeEnd w:id="29"/>
       <w:r>
@@ -7864,31 +6848,7 @@
         <w:t>i</w:t>
       </w:r>
       <w:r>
-        <w:t>. Este enfoque es ampliamente usado en salud debido a su interpretabilidad y facilidad de implementación (</w:t>
-      </w:r>
-      <w:proofErr w:type="spellStart"/>
-      <w:r>
-        <w:t>Géron</w:t>
-      </w:r>
-      <w:proofErr w:type="spellEnd"/>
-      <w:r>
-        <w:t xml:space="preserve">, 2019). Sin embargo, los árboles tienden a </w:t>
-      </w:r>
-      <w:proofErr w:type="spellStart"/>
-      <w:r>
-        <w:t>sobreajustar</w:t>
-      </w:r>
-      <w:proofErr w:type="spellEnd"/>
-      <w:r>
-        <w:t xml:space="preserve">, por lo que suelen usarse con métodos de ensamblado como </w:t>
-      </w:r>
-      <w:proofErr w:type="spellStart"/>
-      <w:r>
-        <w:t>Random</w:t>
-      </w:r>
-      <w:proofErr w:type="spellEnd"/>
-      <w:r>
-        <w:t xml:space="preserve"> Forest (Hastie et al., 2009).</w:t>
+        <w:t>. Este enfoque es ampliamente usado en salud debido a su interpretabilidad y facilidad de implementación (Géron, 2019). Sin embargo, los árboles tienden a sobreajustar, por lo que suelen usarse con métodos de ensamblado como Random Forest (Hastie et al., 2009).</w:t>
       </w:r>
       <w:commentRangeEnd w:id="31"/>
       <w:r>
@@ -7941,7 +6901,6 @@
         <w:rPr>
           <w:noProof/>
         </w:rPr>
-        <w:lastRenderedPageBreak/>
         <w:drawing>
           <wp:inline distT="0" distB="0" distL="0" distR="0" wp14:anchorId="7267B6E9" wp14:editId="29A844B1">
             <wp:extent cx="4706007" cy="809738"/>
@@ -7984,23 +6943,7 @@
         <w:jc w:val="both"/>
       </w:pPr>
       <w:r>
-        <w:t xml:space="preserve">Donde w es el vector normal al hiperplano y b es el sesgo. En problemas no lineales, las SVM utilizan funciones </w:t>
-      </w:r>
-      <w:proofErr w:type="spellStart"/>
-      <w:r>
-        <w:t>kernel</w:t>
-      </w:r>
-      <w:proofErr w:type="spellEnd"/>
-      <w:r>
-        <w:t xml:space="preserve"> (por ejemplo, radial RBF) para proyectar los datos a un espacio de mayor dimensión donde sean separables (</w:t>
-      </w:r>
-      <w:proofErr w:type="spellStart"/>
-      <w:r>
-        <w:t>Bishop</w:t>
-      </w:r>
-      <w:proofErr w:type="spellEnd"/>
-      <w:r>
-        <w:t>, 2006). Este método es ampliamente usado en biomedicina para la clasificación de señales fisiológicas (Hastie et al., 2009).</w:t>
+        <w:t>Donde w es el vector normal al hiperplano y b es el sesgo. En problemas no lineales, las SVM utilizan funciones kernel (por ejemplo, radial RBF) para proyectar los datos a un espacio de mayor dimensión donde sean separables (Bishop, 2006). Este método es ampliamente usado en biomedicina para la clasificación de señales fisiológicas (Hastie et al., 2009).</w:t>
       </w:r>
       <w:commentRangeEnd w:id="33"/>
       <w:r>
@@ -8048,29 +6991,17 @@
         <w:t>Perceptrón Multicapa (MLP, por sus siglas en inglés)</w:t>
       </w:r>
       <w:r>
-        <w:t xml:space="preserve"> es un tipo de red neuronal artificial que consta de una capa de entrada, una o más capas ocultas y una capa de salida. Cada neurona aplica una </w:t>
-      </w:r>
-      <w:proofErr w:type="spellStart"/>
-      <w:r>
-        <w:t>transformación</w:t>
-      </w:r>
-      <w:r>
-        <w:t>lineal</w:t>
-      </w:r>
-      <w:proofErr w:type="spellEnd"/>
-      <w:r>
-        <w:t xml:space="preserve"> seguida de una función de activación no lineal</w:t>
-      </w:r>
-      <w:r>
-        <w:t xml:space="preserve"> (como </w:t>
-      </w:r>
-      <w:proofErr w:type="spellStart"/>
-      <w:r>
-        <w:t>ReLU</w:t>
-      </w:r>
-      <w:proofErr w:type="spellEnd"/>
-      <w:r>
-        <w:t xml:space="preserve"> o sigmoide) a una combinación ponderada de sus entradas:</w:t>
+        <w:t xml:space="preserve"> es un tipo de red neuronal artificial que consta de una capa de entrada, una o más capas ocultas y una capa de salida. </w:t>
+      </w:r>
+      <w:r>
+        <w:lastRenderedPageBreak/>
+        <w:t>Cada neurona aplica una transformación</w:t>
+      </w:r>
+      <w:r>
+        <w:t>lineal seguida de una función de activación no lineal</w:t>
+      </w:r>
+      <w:r>
+        <w:t xml:space="preserve"> (como ReLU o sigmoide) a una combinación ponderada de sus entradas:</w:t>
       </w:r>
     </w:p>
     <w:p>
@@ -8123,11 +7054,7 @@
         <w:jc w:val="both"/>
       </w:pPr>
       <w:r>
-        <w:t xml:space="preserve">Donde </w:t>
-      </w:r>
-      <w:proofErr w:type="spellStart"/>
-      <w:r>
-        <w:t>w</w:t>
+        <w:t>Donde w</w:t>
       </w:r>
       <w:r>
         <w:rPr>
@@ -8135,7 +7062,6 @@
         </w:rPr>
         <w:t>ji</w:t>
       </w:r>
-      <w:proofErr w:type="spellEnd"/>
       <w:r>
         <w:rPr>
           <w:vertAlign w:val="subscript"/>
@@ -8143,11 +7069,7 @@
         <w:t xml:space="preserve"> </w:t>
       </w:r>
       <w:r>
-        <w:t xml:space="preserve">son los pesos sinápticos y </w:t>
-      </w:r>
-      <w:proofErr w:type="spellStart"/>
-      <w:r>
-        <w:t>b</w:t>
+        <w:t>son los pesos sinápticos y b</w:t>
       </w:r>
       <w:r>
         <w:rPr>
@@ -8155,33 +7077,8 @@
         </w:rPr>
         <w:t>j</w:t>
       </w:r>
-      <w:proofErr w:type="spellEnd"/>
-      <w:r>
-        <w:t xml:space="preserve"> es el sesgo. La red se entrena mediante </w:t>
-      </w:r>
-      <w:proofErr w:type="spellStart"/>
-      <w:r>
-        <w:t>retropropagación</w:t>
-      </w:r>
-      <w:proofErr w:type="spellEnd"/>
-      <w:r>
-        <w:t xml:space="preserve"> del error y optimización por descenso de gradiente (</w:t>
-      </w:r>
-      <w:proofErr w:type="spellStart"/>
-      <w:r>
-        <w:t>Goodfellow</w:t>
-      </w:r>
-      <w:proofErr w:type="spellEnd"/>
-      <w:r>
-        <w:t xml:space="preserve"> et al., 2016). En medicina, los MLP son usados en tareas de clasificación de EEG, oximetría y otros biomarcadores de salud (</w:t>
-      </w:r>
-      <w:proofErr w:type="spellStart"/>
-      <w:r>
-        <w:t>Géron</w:t>
-      </w:r>
-      <w:proofErr w:type="spellEnd"/>
-      <w:r>
-        <w:t>, 2019).</w:t>
+      <w:r>
+        <w:t xml:space="preserve"> es el sesgo. La red se entrena mediante retropropagación del error y optimización por descenso de gradiente (Goodfellow et al., 2016). En medicina, los MLP son usados en tareas de clasificación de EEG, oximetría y otros biomarcadores de salud (Géron, 2019).</w:t>
       </w:r>
       <w:commentRangeEnd w:id="35"/>
       <w:r>
@@ -8202,13 +7099,8 @@
         <w:jc w:val="both"/>
       </w:pPr>
       <w:bookmarkStart w:id="36" w:name="_Toc195123258"/>
-      <w:proofErr w:type="spellStart"/>
-      <w:r>
-        <w:t>Random</w:t>
-      </w:r>
-      <w:proofErr w:type="spellEnd"/>
-      <w:r>
-        <w:t xml:space="preserve"> Forest</w:t>
+      <w:r>
+        <w:t>Random Forest</w:t>
       </w:r>
       <w:bookmarkEnd w:id="36"/>
     </w:p>
@@ -8220,32 +7112,15 @@
       <w:r>
         <w:t xml:space="preserve">El </w:t>
       </w:r>
-      <w:proofErr w:type="spellStart"/>
       <w:r>
         <w:rPr>
           <w:b/>
           <w:bCs/>
         </w:rPr>
-        <w:t>Random</w:t>
-      </w:r>
-      <w:proofErr w:type="spellEnd"/>
-      <w:r>
-        <w:rPr>
-          <w:b/>
-          <w:bCs/>
-        </w:rPr>
-        <w:t xml:space="preserve"> Forest</w:t>
-      </w:r>
-      <w:r>
-        <w:t xml:space="preserve"> es un método de ensamblado basado en múltiples árboles de decisión, donde cada árbol se entrena con un subconjunto aleatorio de datos y características (</w:t>
-      </w:r>
-      <w:proofErr w:type="spellStart"/>
-      <w:r>
-        <w:t>bagging</w:t>
-      </w:r>
-      <w:proofErr w:type="spellEnd"/>
-      <w:r>
-        <w:t>). Su predicción final se obtiene mediante votación mayoritaria:</w:t>
+        <w:t>Random Forest</w:t>
+      </w:r>
+      <w:r>
+        <w:t xml:space="preserve"> es un método de ensamblado basado en múltiples árboles de decisión, donde cada árbol se entrena con un subconjunto aleatorio de datos y características (bagging). Su predicción final se obtiene mediante votación mayoritaria:</w:t>
       </w:r>
     </w:p>
     <w:p>
@@ -8307,15 +7182,7 @@
         <w:t>i</w:t>
       </w:r>
       <w:r>
-        <w:t xml:space="preserve">(x) es la predicción del </w:t>
-      </w:r>
-      <w:proofErr w:type="spellStart"/>
-      <w:r>
-        <w:t>iii-ésimo</w:t>
-      </w:r>
-      <w:proofErr w:type="spellEnd"/>
-      <w:r>
-        <w:t xml:space="preserve"> árbol. Este enfoque mejora la generalización y reduce el sobreajuste, lo que lo hace útil en problemas clínicos como la detección de apnea del sueño (Hastie et al., 2009).</w:t>
+        <w:t>(x) es la predicción del iii-ésimo árbol. Este enfoque mejora la generalización y reduce el sobreajuste, lo que lo hace útil en problemas clínicos como la detección de apnea del sueño (Hastie et al., 2009).</w:t>
       </w:r>
       <w:commentRangeEnd w:id="37"/>
       <w:r>
@@ -8361,13 +7228,10 @@
         <w:pStyle w:val="Ttulo2"/>
       </w:pPr>
       <w:bookmarkStart w:id="38" w:name="_Toc195123259"/>
-      <w:proofErr w:type="gramStart"/>
-      <w:r>
-        <w:lastRenderedPageBreak/>
+      <w:r>
         <w:t>Técnicas??</w:t>
       </w:r>
       <w:bookmarkEnd w:id="38"/>
-      <w:proofErr w:type="gramEnd"/>
     </w:p>
     <w:p>
       <w:r>
@@ -8389,11 +7253,9 @@
     </w:p>
     <w:p/>
     <w:p>
-      <w:proofErr w:type="spellStart"/>
       <w:r>
         <w:t>Boxplots</w:t>
       </w:r>
-      <w:proofErr w:type="spellEnd"/>
     </w:p>
     <w:p>
       <w:hyperlink r:id="rId21" w:history="1">
@@ -8401,28 +7263,15 @@
           <w:rPr>
             <w:rStyle w:val="Hipervnculo"/>
           </w:rPr>
-          <w:t xml:space="preserve">Una guía completa de diagramas de caja | </w:t>
+          <w:t>Una guía completa de diagramas de caja | Atlassian</w:t>
         </w:r>
-        <w:proofErr w:type="spellStart"/>
-        <w:r>
-          <w:rPr>
-            <w:rStyle w:val="Hipervnculo"/>
-          </w:rPr>
-          <w:t>Atlassian</w:t>
-        </w:r>
-        <w:proofErr w:type="spellEnd"/>
       </w:hyperlink>
     </w:p>
     <w:p/>
     <w:p/>
     <w:p>
-      <w:proofErr w:type="spellStart"/>
-      <w:r>
-        <w:t>Heatmaps</w:t>
-      </w:r>
-      <w:proofErr w:type="spellEnd"/>
-      <w:r>
-        <w:t xml:space="preserve"> y correlaciones</w:t>
+      <w:r>
+        <w:t>Heatmaps y correlaciones</w:t>
       </w:r>
     </w:p>
     <w:p>
@@ -8440,6 +7289,7 @@
       </w:pPr>
       <w:bookmarkStart w:id="39" w:name="_Toc195123260"/>
       <w:r>
+        <w:lastRenderedPageBreak/>
         <w:t>Métricas de evaluación de modelos</w:t>
       </w:r>
       <w:r>
@@ -8570,13 +7420,8 @@
         </w:numPr>
       </w:pPr>
       <w:bookmarkStart w:id="41" w:name="_Toc195123262"/>
-      <w:proofErr w:type="spellStart"/>
-      <w:r>
-        <w:t>Accuracy</w:t>
-      </w:r>
-      <w:proofErr w:type="spellEnd"/>
-      <w:r>
-        <w:t xml:space="preserve"> (Exactitud)</w:t>
+      <w:r>
+        <w:t>Accuracy (Exactitud)</w:t>
       </w:r>
       <w:bookmarkEnd w:id="41"/>
     </w:p>
@@ -8649,20 +7494,14 @@
         </w:numPr>
       </w:pPr>
       <w:bookmarkStart w:id="42" w:name="_Toc195123263"/>
-      <w:proofErr w:type="spellStart"/>
-      <w:r>
-        <w:lastRenderedPageBreak/>
+      <w:r>
         <w:t>P</w:t>
       </w:r>
       <w:r>
         <w:t>recisi</w:t>
       </w:r>
       <w:r>
-        <w:t>on</w:t>
-      </w:r>
-      <w:proofErr w:type="spellEnd"/>
-      <w:r>
-        <w:t xml:space="preserve"> (Precisión)</w:t>
+        <w:t>on (Precisión)</w:t>
       </w:r>
       <w:bookmarkEnd w:id="42"/>
     </w:p>
@@ -8725,13 +7564,8 @@
         </w:numPr>
       </w:pPr>
       <w:bookmarkStart w:id="43" w:name="_Toc195123264"/>
-      <w:proofErr w:type="spellStart"/>
-      <w:r>
-        <w:t>Recall</w:t>
-      </w:r>
-      <w:proofErr w:type="spellEnd"/>
-      <w:r>
-        <w:t xml:space="preserve"> (Sensibilidad o Tasa de verdaderos positivos)</w:t>
+      <w:r>
+        <w:t>Recall (Sensibilidad o Tasa de verdaderos positivos)</w:t>
       </w:r>
       <w:bookmarkEnd w:id="43"/>
     </w:p>
@@ -8785,6 +7619,7 @@
         <w:jc w:val="both"/>
       </w:pPr>
       <w:r>
+        <w:lastRenderedPageBreak/>
         <w:t xml:space="preserve">Mide la capacidad del modelo para detectar todos los casos positivos. Es especialmente crítica en salud, donde </w:t>
       </w:r>
       <w:r>
@@ -8865,23 +7700,7 @@
         <w:jc w:val="both"/>
       </w:pPr>
       <w:r>
-        <w:t xml:space="preserve">Es la media armónica entre precisión y </w:t>
-      </w:r>
-      <w:proofErr w:type="spellStart"/>
-      <w:r>
-        <w:t>recall</w:t>
-      </w:r>
-      <w:proofErr w:type="spellEnd"/>
-      <w:r>
-        <w:t xml:space="preserve">. Es útil cuando se necesita un equilibrio entre ambas, especialmente en </w:t>
-      </w:r>
-      <w:proofErr w:type="spellStart"/>
-      <w:r>
-        <w:t>datasets</w:t>
-      </w:r>
-      <w:proofErr w:type="spellEnd"/>
-      <w:r>
-        <w:t xml:space="preserve"> desbalanceados.</w:t>
+        <w:t>Es la media armónica entre precisión y recall. Es útil cuando se necesita un equilibrio entre ambas, especialmente en datasets desbalanceados.</w:t>
       </w:r>
     </w:p>
     <w:p>
@@ -8915,62 +7734,14 @@
         <w:t>curva ROC</w:t>
       </w:r>
       <w:r>
-        <w:t xml:space="preserve"> (Receiver </w:t>
-      </w:r>
-      <w:proofErr w:type="spellStart"/>
-      <w:r>
-        <w:t>Operating</w:t>
-      </w:r>
-      <w:proofErr w:type="spellEnd"/>
-      <w:r>
-        <w:t xml:space="preserve"> </w:t>
-      </w:r>
-      <w:proofErr w:type="spellStart"/>
-      <w:r>
-        <w:t>Characteristic</w:t>
-      </w:r>
-      <w:proofErr w:type="spellEnd"/>
-      <w:r>
-        <w:t xml:space="preserve">) representa la tasa de verdaderos positivos frente a la tasa de falsos positivos para diferentes umbrales. El </w:t>
+        <w:t xml:space="preserve"> (Receiver Operating Characteristic) representa la tasa de verdaderos positivos frente a la tasa de falsos positivos para diferentes umbrales. El </w:t>
       </w:r>
       <w:r>
         <w:rPr>
           <w:b/>
           <w:bCs/>
         </w:rPr>
-        <w:t>AUC (</w:t>
-      </w:r>
-      <w:proofErr w:type="spellStart"/>
-      <w:r>
-        <w:rPr>
-          <w:b/>
-          <w:bCs/>
-        </w:rPr>
-        <w:t>Area</w:t>
-      </w:r>
-      <w:proofErr w:type="spellEnd"/>
-      <w:r>
-        <w:rPr>
-          <w:b/>
-          <w:bCs/>
-        </w:rPr>
-        <w:t xml:space="preserve"> </w:t>
-      </w:r>
-      <w:proofErr w:type="spellStart"/>
-      <w:r>
-        <w:rPr>
-          <w:b/>
-          <w:bCs/>
-        </w:rPr>
-        <w:t>Under</w:t>
-      </w:r>
-      <w:proofErr w:type="spellEnd"/>
-      <w:r>
-        <w:rPr>
-          <w:b/>
-          <w:bCs/>
-        </w:rPr>
-        <w:t xml:space="preserve"> Curve)</w:t>
+        <w:t>AUC (Area Under Curve)</w:t>
       </w:r>
       <w:r>
         <w:t xml:space="preserve"> mide la capacidad global del modelo para distinguir entre clases:</w:t>
@@ -9029,15 +7800,7 @@
       </w:pPr>
       <w:bookmarkStart w:id="46" w:name="_Toc195123267"/>
       <w:r>
-        <w:t xml:space="preserve">Curva </w:t>
-      </w:r>
-      <w:proofErr w:type="spellStart"/>
-      <w:r>
-        <w:t>Precision-Recall</w:t>
-      </w:r>
-      <w:proofErr w:type="spellEnd"/>
-      <w:r>
-        <w:t xml:space="preserve"> y AUC-PR</w:t>
+        <w:t>Curva Precision-Recall y AUC-PR</w:t>
       </w:r>
       <w:bookmarkEnd w:id="46"/>
     </w:p>
@@ -9048,7 +7811,6 @@
       <w:r>
         <w:t xml:space="preserve">En conjuntos desbalanceados, como puede ser el caso si hay pocos casos de un trastorno específico, la curva </w:t>
       </w:r>
-      <w:proofErr w:type="spellStart"/>
       <w:r>
         <w:rPr>
           <w:b/>
@@ -9056,7 +7818,6 @@
         </w:rPr>
         <w:t>Precision-Recall</w:t>
       </w:r>
-      <w:proofErr w:type="spellEnd"/>
       <w:r>
         <w:t xml:space="preserve"> ofrece una representación más informativa que la ROC. El </w:t>
       </w:r>
@@ -9073,250 +7834,18 @@
     </w:p>
     <w:p/>
     <w:p>
-      <w:proofErr w:type="spellStart"/>
-      <w:r>
-        <w:lastRenderedPageBreak/>
-        <w:t>Saito</w:t>
-      </w:r>
-      <w:proofErr w:type="spellEnd"/>
-      <w:r>
-        <w:t xml:space="preserve">, T., &amp; </w:t>
-      </w:r>
-      <w:proofErr w:type="spellStart"/>
-      <w:r>
-        <w:t>Rehmsmeier</w:t>
-      </w:r>
-      <w:proofErr w:type="spellEnd"/>
-      <w:r>
-        <w:t xml:space="preserve">, M. (2015). </w:t>
-      </w:r>
-      <w:proofErr w:type="spellStart"/>
+      <w:r>
+        <w:t xml:space="preserve">Saito, T., &amp; Rehmsmeier, M. (2015). </w:t>
+      </w:r>
       <w:r>
         <w:rPr>
           <w:i/>
           <w:iCs/>
         </w:rPr>
-        <w:t>The</w:t>
-      </w:r>
-      <w:proofErr w:type="spellEnd"/>
-      <w:r>
-        <w:rPr>
-          <w:i/>
-          <w:iCs/>
-        </w:rPr>
-        <w:t xml:space="preserve"> </w:t>
-      </w:r>
-      <w:proofErr w:type="spellStart"/>
-      <w:r>
-        <w:rPr>
-          <w:i/>
-          <w:iCs/>
-        </w:rPr>
-        <w:t>precision-recall</w:t>
-      </w:r>
-      <w:proofErr w:type="spellEnd"/>
-      <w:r>
-        <w:rPr>
-          <w:i/>
-          <w:iCs/>
-        </w:rPr>
-        <w:t xml:space="preserve"> </w:t>
-      </w:r>
-      <w:proofErr w:type="spellStart"/>
-      <w:r>
-        <w:rPr>
-          <w:i/>
-          <w:iCs/>
-        </w:rPr>
-        <w:t>plot</w:t>
-      </w:r>
-      <w:proofErr w:type="spellEnd"/>
-      <w:r>
-        <w:rPr>
-          <w:i/>
-          <w:iCs/>
-        </w:rPr>
-        <w:t xml:space="preserve"> </w:t>
-      </w:r>
-      <w:proofErr w:type="spellStart"/>
-      <w:r>
-        <w:rPr>
-          <w:i/>
-          <w:iCs/>
-        </w:rPr>
-        <w:t>is</w:t>
-      </w:r>
-      <w:proofErr w:type="spellEnd"/>
-      <w:r>
-        <w:rPr>
-          <w:i/>
-          <w:iCs/>
-        </w:rPr>
-        <w:t xml:space="preserve"> more informative </w:t>
-      </w:r>
-      <w:proofErr w:type="spellStart"/>
-      <w:r>
-        <w:rPr>
-          <w:i/>
-          <w:iCs/>
-        </w:rPr>
-        <w:t>than</w:t>
-      </w:r>
-      <w:proofErr w:type="spellEnd"/>
-      <w:r>
-        <w:rPr>
-          <w:i/>
-          <w:iCs/>
-        </w:rPr>
-        <w:t xml:space="preserve"> </w:t>
-      </w:r>
-      <w:proofErr w:type="spellStart"/>
-      <w:r>
-        <w:rPr>
-          <w:i/>
-          <w:iCs/>
-        </w:rPr>
-        <w:t>the</w:t>
-      </w:r>
-      <w:proofErr w:type="spellEnd"/>
-      <w:r>
-        <w:rPr>
-          <w:i/>
-          <w:iCs/>
-        </w:rPr>
-        <w:t xml:space="preserve"> ROC </w:t>
-      </w:r>
-      <w:proofErr w:type="spellStart"/>
-      <w:r>
-        <w:rPr>
-          <w:i/>
-          <w:iCs/>
-        </w:rPr>
-        <w:t>plot</w:t>
-      </w:r>
-      <w:proofErr w:type="spellEnd"/>
-      <w:r>
-        <w:rPr>
-          <w:i/>
-          <w:iCs/>
-        </w:rPr>
-        <w:t xml:space="preserve"> </w:t>
-      </w:r>
-      <w:proofErr w:type="spellStart"/>
-      <w:r>
-        <w:rPr>
-          <w:i/>
-          <w:iCs/>
-        </w:rPr>
-        <w:t>when</w:t>
-      </w:r>
-      <w:proofErr w:type="spellEnd"/>
-      <w:r>
-        <w:rPr>
-          <w:i/>
-          <w:iCs/>
-        </w:rPr>
-        <w:t xml:space="preserve"> </w:t>
-      </w:r>
-      <w:proofErr w:type="spellStart"/>
-      <w:r>
-        <w:rPr>
-          <w:i/>
-          <w:iCs/>
-        </w:rPr>
-        <w:t>evaluating</w:t>
-      </w:r>
-      <w:proofErr w:type="spellEnd"/>
-      <w:r>
-        <w:rPr>
-          <w:i/>
-          <w:iCs/>
-        </w:rPr>
-        <w:t xml:space="preserve"> </w:t>
-      </w:r>
-      <w:proofErr w:type="spellStart"/>
-      <w:r>
-        <w:rPr>
-          <w:i/>
-          <w:iCs/>
-        </w:rPr>
-        <w:t>binary</w:t>
-      </w:r>
-      <w:proofErr w:type="spellEnd"/>
-      <w:r>
-        <w:rPr>
-          <w:i/>
-          <w:iCs/>
-        </w:rPr>
-        <w:t xml:space="preserve"> </w:t>
-      </w:r>
-      <w:proofErr w:type="spellStart"/>
-      <w:r>
-        <w:rPr>
-          <w:i/>
-          <w:iCs/>
-        </w:rPr>
-        <w:t>classifiers</w:t>
-      </w:r>
-      <w:proofErr w:type="spellEnd"/>
-      <w:r>
-        <w:rPr>
-          <w:i/>
-          <w:iCs/>
-        </w:rPr>
-        <w:t xml:space="preserve"> </w:t>
-      </w:r>
-      <w:proofErr w:type="spellStart"/>
-      <w:r>
-        <w:rPr>
-          <w:i/>
-          <w:iCs/>
-        </w:rPr>
-        <w:t>on</w:t>
-      </w:r>
-      <w:proofErr w:type="spellEnd"/>
-      <w:r>
-        <w:rPr>
-          <w:i/>
-          <w:iCs/>
-        </w:rPr>
-        <w:t xml:space="preserve"> </w:t>
-      </w:r>
-      <w:proofErr w:type="spellStart"/>
-      <w:r>
-        <w:rPr>
-          <w:i/>
-          <w:iCs/>
-        </w:rPr>
-        <w:t>imbalanced</w:t>
-      </w:r>
-      <w:proofErr w:type="spellEnd"/>
-      <w:r>
-        <w:rPr>
-          <w:i/>
-          <w:iCs/>
-        </w:rPr>
-        <w:t xml:space="preserve"> </w:t>
-      </w:r>
-      <w:proofErr w:type="spellStart"/>
-      <w:r>
-        <w:rPr>
-          <w:i/>
-          <w:iCs/>
-        </w:rPr>
-        <w:t>datasets</w:t>
-      </w:r>
-      <w:proofErr w:type="spellEnd"/>
-      <w:r>
-        <w:t xml:space="preserve">. </w:t>
-      </w:r>
-      <w:proofErr w:type="spellStart"/>
-      <w:r>
-        <w:t>PLoS</w:t>
-      </w:r>
-      <w:proofErr w:type="spellEnd"/>
-      <w:r>
-        <w:t xml:space="preserve"> ONE, 10(3), e0118432. </w:t>
+        <w:t>The precision-recall plot is more informative than the ROC plot when evaluating binary classifiers on imbalanced datasets</w:t>
+      </w:r>
+      <w:r>
+        <w:t xml:space="preserve">. PLoS ONE, 10(3), e0118432. </w:t>
       </w:r>
       <w:hyperlink r:id="rId26" w:history="1">
         <w:r>
@@ -9329,195 +7858,17 @@
     </w:p>
     <w:p>
       <w:r>
-        <w:t xml:space="preserve">Chicco, D., &amp; </w:t>
-      </w:r>
-      <w:proofErr w:type="spellStart"/>
-      <w:r>
-        <w:t>Jurman</w:t>
-      </w:r>
-      <w:proofErr w:type="spellEnd"/>
-      <w:r>
-        <w:t xml:space="preserve">, G. (2020). </w:t>
-      </w:r>
-      <w:proofErr w:type="spellStart"/>
+        <w:t xml:space="preserve">Chicco, D., &amp; Jurman, G. (2020). </w:t>
+      </w:r>
       <w:r>
         <w:rPr>
           <w:i/>
           <w:iCs/>
         </w:rPr>
-        <w:t>The</w:t>
-      </w:r>
-      <w:proofErr w:type="spellEnd"/>
-      <w:r>
-        <w:rPr>
-          <w:i/>
-          <w:iCs/>
-        </w:rPr>
-        <w:t xml:space="preserve"> </w:t>
-      </w:r>
-      <w:proofErr w:type="spellStart"/>
-      <w:r>
-        <w:rPr>
-          <w:i/>
-          <w:iCs/>
-        </w:rPr>
-        <w:t>advantages</w:t>
-      </w:r>
-      <w:proofErr w:type="spellEnd"/>
-      <w:r>
-        <w:rPr>
-          <w:i/>
-          <w:iCs/>
-        </w:rPr>
-        <w:t xml:space="preserve"> </w:t>
-      </w:r>
-      <w:proofErr w:type="spellStart"/>
-      <w:r>
-        <w:rPr>
-          <w:i/>
-          <w:iCs/>
-        </w:rPr>
-        <w:t>of</w:t>
-      </w:r>
-      <w:proofErr w:type="spellEnd"/>
-      <w:r>
-        <w:rPr>
-          <w:i/>
-          <w:iCs/>
-        </w:rPr>
-        <w:t xml:space="preserve"> </w:t>
-      </w:r>
-      <w:proofErr w:type="spellStart"/>
-      <w:r>
-        <w:rPr>
-          <w:i/>
-          <w:iCs/>
-        </w:rPr>
-        <w:t>the</w:t>
-      </w:r>
-      <w:proofErr w:type="spellEnd"/>
-      <w:r>
-        <w:rPr>
-          <w:i/>
-          <w:iCs/>
-        </w:rPr>
-        <w:t xml:space="preserve"> Matthews </w:t>
-      </w:r>
-      <w:proofErr w:type="spellStart"/>
-      <w:r>
-        <w:rPr>
-          <w:i/>
-          <w:iCs/>
-        </w:rPr>
-        <w:t>correlation</w:t>
-      </w:r>
-      <w:proofErr w:type="spellEnd"/>
-      <w:r>
-        <w:rPr>
-          <w:i/>
-          <w:iCs/>
-        </w:rPr>
-        <w:t xml:space="preserve"> </w:t>
-      </w:r>
-      <w:proofErr w:type="spellStart"/>
-      <w:r>
-        <w:rPr>
-          <w:i/>
-          <w:iCs/>
-        </w:rPr>
-        <w:t>coefficient</w:t>
-      </w:r>
-      <w:proofErr w:type="spellEnd"/>
-      <w:r>
-        <w:rPr>
-          <w:i/>
-          <w:iCs/>
-        </w:rPr>
-        <w:t xml:space="preserve"> (MCC) </w:t>
-      </w:r>
-      <w:proofErr w:type="spellStart"/>
-      <w:r>
-        <w:rPr>
-          <w:i/>
-          <w:iCs/>
-        </w:rPr>
-        <w:t>over</w:t>
-      </w:r>
-      <w:proofErr w:type="spellEnd"/>
-      <w:r>
-        <w:rPr>
-          <w:i/>
-          <w:iCs/>
-        </w:rPr>
-        <w:t xml:space="preserve"> F1 score and </w:t>
-      </w:r>
-      <w:proofErr w:type="spellStart"/>
-      <w:r>
-        <w:rPr>
-          <w:i/>
-          <w:iCs/>
-        </w:rPr>
-        <w:t>accuracy</w:t>
-      </w:r>
-      <w:proofErr w:type="spellEnd"/>
-      <w:r>
-        <w:rPr>
-          <w:i/>
-          <w:iCs/>
-        </w:rPr>
-        <w:t xml:space="preserve"> in </w:t>
-      </w:r>
-      <w:proofErr w:type="spellStart"/>
-      <w:r>
-        <w:rPr>
-          <w:i/>
-          <w:iCs/>
-        </w:rPr>
-        <w:t>binary</w:t>
-      </w:r>
-      <w:proofErr w:type="spellEnd"/>
-      <w:r>
-        <w:rPr>
-          <w:i/>
-          <w:iCs/>
-        </w:rPr>
-        <w:t xml:space="preserve"> </w:t>
-      </w:r>
-      <w:proofErr w:type="spellStart"/>
-      <w:r>
-        <w:rPr>
-          <w:i/>
-          <w:iCs/>
-        </w:rPr>
-        <w:t>classification</w:t>
-      </w:r>
-      <w:proofErr w:type="spellEnd"/>
-      <w:r>
-        <w:rPr>
-          <w:i/>
-          <w:iCs/>
-        </w:rPr>
-        <w:t xml:space="preserve"> </w:t>
-      </w:r>
-      <w:proofErr w:type="spellStart"/>
-      <w:r>
-        <w:rPr>
-          <w:i/>
-          <w:iCs/>
-        </w:rPr>
-        <w:t>evaluation</w:t>
-      </w:r>
-      <w:proofErr w:type="spellEnd"/>
-      <w:r>
-        <w:t xml:space="preserve">. BMC </w:t>
-      </w:r>
-      <w:proofErr w:type="spellStart"/>
-      <w:r>
-        <w:t>Genomics</w:t>
-      </w:r>
-      <w:proofErr w:type="spellEnd"/>
-      <w:r>
-        <w:t xml:space="preserve">, 21(1), 6. </w:t>
+        <w:t>The advantages of the Matthews correlation coefficient (MCC) over F1 score and accuracy in binary classification evaluation</w:t>
+      </w:r>
+      <w:r>
+        <w:t xml:space="preserve">. BMC Genomics, 21(1), 6. </w:t>
       </w:r>
       <w:hyperlink r:id="rId27" w:history="1">
         <w:r>
@@ -9529,113 +7880,18 @@
       </w:hyperlink>
     </w:p>
     <w:p>
-      <w:proofErr w:type="spellStart"/>
-      <w:r>
-        <w:t>Lever</w:t>
-      </w:r>
-      <w:proofErr w:type="spellEnd"/>
-      <w:r>
-        <w:t xml:space="preserve">, J., </w:t>
-      </w:r>
-      <w:proofErr w:type="spellStart"/>
-      <w:r>
-        <w:t>Krzywinski</w:t>
-      </w:r>
-      <w:proofErr w:type="spellEnd"/>
-      <w:r>
-        <w:t xml:space="preserve">, M., &amp; Altman, N. (2016). </w:t>
-      </w:r>
-      <w:proofErr w:type="spellStart"/>
+      <w:r>
+        <w:t xml:space="preserve">Lever, J., Krzywinski, M., &amp; Altman, N. (2016). </w:t>
+      </w:r>
       <w:r>
         <w:rPr>
           <w:i/>
           <w:iCs/>
         </w:rPr>
-        <w:t>Points</w:t>
-      </w:r>
-      <w:proofErr w:type="spellEnd"/>
-      <w:r>
-        <w:rPr>
-          <w:i/>
-          <w:iCs/>
-        </w:rPr>
-        <w:t xml:space="preserve"> </w:t>
-      </w:r>
-      <w:proofErr w:type="spellStart"/>
-      <w:r>
-        <w:rPr>
-          <w:i/>
-          <w:iCs/>
-        </w:rPr>
-        <w:t>of</w:t>
-      </w:r>
-      <w:proofErr w:type="spellEnd"/>
-      <w:r>
-        <w:rPr>
-          <w:i/>
-          <w:iCs/>
-        </w:rPr>
-        <w:t xml:space="preserve"> </w:t>
-      </w:r>
-      <w:proofErr w:type="spellStart"/>
-      <w:r>
-        <w:rPr>
-          <w:i/>
-          <w:iCs/>
-        </w:rPr>
-        <w:t>Significance</w:t>
-      </w:r>
-      <w:proofErr w:type="spellEnd"/>
-      <w:r>
-        <w:rPr>
-          <w:i/>
-          <w:iCs/>
-        </w:rPr>
-        <w:t xml:space="preserve">: </w:t>
-      </w:r>
-      <w:proofErr w:type="spellStart"/>
-      <w:r>
-        <w:rPr>
-          <w:i/>
-          <w:iCs/>
-        </w:rPr>
-        <w:t>Classification</w:t>
-      </w:r>
-      <w:proofErr w:type="spellEnd"/>
-      <w:r>
-        <w:rPr>
-          <w:i/>
-          <w:iCs/>
-        </w:rPr>
-        <w:t xml:space="preserve"> </w:t>
-      </w:r>
-      <w:proofErr w:type="spellStart"/>
-      <w:r>
-        <w:rPr>
-          <w:i/>
-          <w:iCs/>
-        </w:rPr>
-        <w:t>evaluation</w:t>
-      </w:r>
-      <w:proofErr w:type="spellEnd"/>
-      <w:r>
-        <w:t xml:space="preserve">. </w:t>
-      </w:r>
-      <w:proofErr w:type="spellStart"/>
-      <w:r>
-        <w:t>Nature</w:t>
-      </w:r>
-      <w:proofErr w:type="spellEnd"/>
-      <w:r>
-        <w:t xml:space="preserve"> </w:t>
-      </w:r>
-      <w:proofErr w:type="spellStart"/>
-      <w:r>
-        <w:t>Methods</w:t>
-      </w:r>
-      <w:proofErr w:type="spellEnd"/>
-      <w:r>
-        <w:t xml:space="preserve">, 13(8), 603–604. </w:t>
+        <w:t>Points of Significance: Classification evaluation</w:t>
+      </w:r>
+      <w:r>
+        <w:t xml:space="preserve">. Nature Methods, 13(8), 603–604. </w:t>
       </w:r>
       <w:hyperlink r:id="rId28" w:history="1">
         <w:r>
@@ -9679,7 +7935,11 @@
         <w:jc w:val="both"/>
       </w:pPr>
       <w:r>
-        <w:t>En el contexto del aprendizaje automático y la ingeniería de la salud, las aplicaciones interactivas permiten acercar los modelos predictivos al usuario final de manera accesible, visual y funcional. Estas aplicaciones actúan como una capa de interfaz entre los algoritmos complejos desarrollados durante el entrenamiento y el profesional o paciente que desea obtener información a partir de ellos.</w:t>
+        <w:t xml:space="preserve">En el contexto del aprendizaje automático y la ingeniería de la salud, las aplicaciones interactivas permiten acercar los modelos predictivos al usuario final de manera accesible, </w:t>
+      </w:r>
+      <w:r>
+        <w:lastRenderedPageBreak/>
+        <w:t>visual y funcional. Estas aplicaciones actúan como una capa de interfaz entre los algoritmos complejos desarrollados durante el entrenamiento y el profesional o paciente que desea obtener información a partir de ellos.</w:t>
       </w:r>
     </w:p>
     <w:p>
@@ -9716,13 +7976,8 @@
       </w:pPr>
       <w:bookmarkStart w:id="49" w:name="_Toc195123270"/>
       <w:commentRangeStart w:id="50"/>
-      <w:proofErr w:type="spellStart"/>
-      <w:r>
-        <w:t>Streamlit</w:t>
-      </w:r>
-      <w:proofErr w:type="spellEnd"/>
-      <w:r>
-        <w:t xml:space="preserve"> como herramienta de desarrollo</w:t>
+      <w:r>
+        <w:t>Streamlit como herramienta de desarrollo</w:t>
       </w:r>
       <w:bookmarkEnd w:id="49"/>
     </w:p>
@@ -9730,21 +7985,8 @@
       <w:pPr>
         <w:jc w:val="both"/>
       </w:pPr>
-      <w:proofErr w:type="spellStart"/>
-      <w:r>
-        <w:t>Streamlit</w:t>
-      </w:r>
-      <w:proofErr w:type="spellEnd"/>
-      <w:r>
-        <w:t xml:space="preserve"> es un </w:t>
-      </w:r>
-      <w:proofErr w:type="spellStart"/>
-      <w:r>
-        <w:t>framework</w:t>
-      </w:r>
-      <w:proofErr w:type="spellEnd"/>
-      <w:r>
-        <w:t xml:space="preserve"> de código abierto en Python que permite crear aplicaciones web interactivas de forma rápida y sencilla. Está especialmente diseñado para proyectos de ciencia de datos, aprendizaje automático y visualización de datos, y no requiere conocimientos avanzados de desarrollo web.</w:t>
+      <w:r>
+        <w:t>Streamlit es un framework de código abierto en Python que permite crear aplicaciones web interactivas de forma rápida y sencilla. Está especialmente diseñado para proyectos de ciencia de datos, aprendizaje automático y visualización de datos, y no requiere conocimientos avanzados de desarrollo web.</w:t>
       </w:r>
     </w:p>
     <w:p>
@@ -9776,23 +8018,7 @@
         <w:jc w:val="both"/>
       </w:pPr>
       <w:r>
-        <w:t xml:space="preserve">Integración con librerías populares como Pandas, </w:t>
-      </w:r>
-      <w:proofErr w:type="spellStart"/>
-      <w:r>
-        <w:t>Scikit-learn</w:t>
-      </w:r>
-      <w:proofErr w:type="spellEnd"/>
-      <w:r>
-        <w:t xml:space="preserve"> o </w:t>
-      </w:r>
-      <w:proofErr w:type="spellStart"/>
-      <w:r>
-        <w:t>Matplotlib</w:t>
-      </w:r>
-      <w:proofErr w:type="spellEnd"/>
-      <w:r>
-        <w:t>.</w:t>
+        <w:t>Integración con librerías populares como Pandas, Scikit-learn o Matplotlib.</w:t>
       </w:r>
     </w:p>
     <w:p>
@@ -9812,16 +8038,7 @@
         <w:jc w:val="both"/>
       </w:pPr>
       <w:r>
-        <w:lastRenderedPageBreak/>
-        <w:t xml:space="preserve">Gracias a </w:t>
-      </w:r>
-      <w:proofErr w:type="spellStart"/>
-      <w:r>
-        <w:t>Streamlit</w:t>
-      </w:r>
-      <w:proofErr w:type="spellEnd"/>
-      <w:r>
-        <w:t>, es posible desplegar modelos predictivos en tiempo real sin necesidad de servidores complejos o plataformas externas, lo que lo convierte en una opción ideal para prototipos clínicos, proyectos académicos o aplicaciones ligeras.</w:t>
+        <w:t>Gracias a Streamlit, es posible desplegar modelos predictivos en tiempo real sin necesidad de servidores complejos o plataformas externas, lo que lo convierte en una opción ideal para prototipos clínicos, proyectos académicos o aplicaciones ligeras.</w:t>
       </w:r>
       <w:commentRangeEnd w:id="50"/>
       <w:r>
@@ -9836,23 +8053,7 @@
         <w:jc w:val="both"/>
       </w:pPr>
       <w:r>
-        <w:t xml:space="preserve">En este TFG, </w:t>
-      </w:r>
-      <w:proofErr w:type="spellStart"/>
-      <w:r>
-        <w:t>Streamlit</w:t>
-      </w:r>
-      <w:proofErr w:type="spellEnd"/>
-      <w:r>
-        <w:t xml:space="preserve"> se ha utilizado para desarrollar una aplicación capaz de recibir datos del usuario, procesarlos de forma coherente con el modelo entrenado y devolver una predicción automática sobre el posible trastorno del sueño que podría presentar. Además, se ha incorporado un componente de </w:t>
-      </w:r>
-      <w:proofErr w:type="spellStart"/>
-      <w:r>
-        <w:t>explicabilidad</w:t>
-      </w:r>
-      <w:proofErr w:type="spellEnd"/>
-      <w:r>
-        <w:t xml:space="preserve"> para mejorar la confianza en los resultados ofrecidos.</w:t>
+        <w:t>En este TFG, Streamlit se ha utilizado para desarrollar una aplicación capaz de recibir datos del usuario, procesarlos de forma coherente con el modelo entrenado y devolver una predicción automática sobre el posible trastorno del sueño que podría presentar. Además, se ha incorporado un componente de explicabilidad para mejorar la confianza en los resultados ofrecidos.</w:t>
       </w:r>
     </w:p>
     <w:p/>
@@ -9866,6 +8067,7 @@
       </w:pPr>
       <w:bookmarkStart w:id="51" w:name="_Toc195123271"/>
       <w:r>
+        <w:lastRenderedPageBreak/>
         <w:t>Fiabilidad y validación de dispositivos portátiles como el O2Ring</w:t>
       </w:r>
       <w:bookmarkEnd w:id="51"/>
@@ -9981,7 +8183,6 @@
         </w:numPr>
         <w:jc w:val="both"/>
       </w:pPr>
-      <w:proofErr w:type="spellStart"/>
       <w:r>
         <w:rPr>
           <w:i/>
@@ -9989,17 +8190,8 @@
         </w:rPr>
         <w:t>Markdown</w:t>
       </w:r>
-      <w:proofErr w:type="spellEnd"/>
-      <w:r>
-        <w:t xml:space="preserve">: usado en notebooks </w:t>
-      </w:r>
-      <w:proofErr w:type="spellStart"/>
-      <w:r>
-        <w:t>Jupyter</w:t>
-      </w:r>
-      <w:proofErr w:type="spellEnd"/>
-      <w:r>
-        <w:t xml:space="preserve"> para combinar código y explicaciones.</w:t>
+      <w:r>
+        <w:t>: usado en notebooks Jupyter para combinar código y explicaciones.</w:t>
       </w:r>
     </w:p>
     <w:p>
@@ -10023,17 +8215,8 @@
           <w:b/>
           <w:bCs/>
         </w:rPr>
-        <w:t xml:space="preserve">Librerías y </w:t>
-      </w:r>
-      <w:proofErr w:type="spellStart"/>
-      <w:r>
-        <w:rPr>
-          <w:b/>
-          <w:bCs/>
-        </w:rPr>
-        <w:t>Frameworks</w:t>
-      </w:r>
-      <w:proofErr w:type="spellEnd"/>
+        <w:t>Librerías y Frameworks</w:t>
+      </w:r>
       <w:r>
         <w:t>:</w:t>
       </w:r>
@@ -10047,7 +8230,6 @@
         </w:numPr>
         <w:jc w:val="both"/>
       </w:pPr>
-      <w:proofErr w:type="spellStart"/>
       <w:r>
         <w:rPr>
           <w:i/>
@@ -10055,25 +8237,8 @@
         </w:rPr>
         <w:t>Scikit-learn</w:t>
       </w:r>
-      <w:proofErr w:type="spellEnd"/>
-      <w:r>
-        <w:t xml:space="preserve">: para entrenamiento de modelos de machine </w:t>
-      </w:r>
-      <w:proofErr w:type="spellStart"/>
-      <w:r>
-        <w:t>learning</w:t>
-      </w:r>
-      <w:proofErr w:type="spellEnd"/>
-      <w:r>
-        <w:t xml:space="preserve">, preprocesamiento de datos, validación y ajuste de </w:t>
-      </w:r>
-      <w:proofErr w:type="spellStart"/>
-      <w:r>
-        <w:t>hiperparámetros</w:t>
-      </w:r>
-      <w:proofErr w:type="spellEnd"/>
-      <w:r>
-        <w:t>.</w:t>
+      <w:r>
+        <w:t>: para entrenamiento de modelos de machine learning, preprocesamiento de datos, validación y ajuste de hiperparámetros.</w:t>
       </w:r>
     </w:p>
     <w:p>
@@ -10085,21 +8250,12 @@
         </w:numPr>
         <w:jc w:val="both"/>
       </w:pPr>
-      <w:proofErr w:type="spellStart"/>
       <w:r>
         <w:rPr>
           <w:i/>
           <w:iCs/>
         </w:rPr>
-        <w:t>NumPy</w:t>
-      </w:r>
-      <w:proofErr w:type="spellEnd"/>
-      <w:r>
-        <w:rPr>
-          <w:i/>
-          <w:iCs/>
-        </w:rPr>
-        <w:t xml:space="preserve"> y Pandas</w:t>
+        <w:t>NumPy y Pandas</w:t>
       </w:r>
       <w:r>
         <w:t>: para manipulación de datos estructurados.</w:t>
@@ -10114,31 +8270,13 @@
         </w:numPr>
         <w:jc w:val="both"/>
       </w:pPr>
-      <w:proofErr w:type="spellStart"/>
       <w:r>
         <w:rPr>
           <w:i/>
           <w:iCs/>
         </w:rPr>
-        <w:t>Matplotlib</w:t>
-      </w:r>
-      <w:proofErr w:type="spellEnd"/>
-      <w:r>
-        <w:rPr>
-          <w:i/>
-          <w:iCs/>
-        </w:rPr>
-        <w:t xml:space="preserve"> y </w:t>
-      </w:r>
-      <w:proofErr w:type="spellStart"/>
-      <w:r>
-        <w:rPr>
-          <w:i/>
-          <w:iCs/>
-        </w:rPr>
-        <w:t>Seaborn</w:t>
-      </w:r>
-      <w:proofErr w:type="spellEnd"/>
+        <w:t>Matplotlib y Seaborn</w:t>
+      </w:r>
       <w:r>
         <w:t>: para análisis exploratorio de datos y generación de visualizaciones.</w:t>
       </w:r>
@@ -10152,31 +8290,13 @@
         </w:numPr>
         <w:jc w:val="both"/>
       </w:pPr>
-      <w:proofErr w:type="spellStart"/>
       <w:r>
         <w:rPr>
           <w:i/>
           <w:iCs/>
         </w:rPr>
-        <w:t>TensorFlow</w:t>
-      </w:r>
-      <w:proofErr w:type="spellEnd"/>
-      <w:r>
-        <w:rPr>
-          <w:i/>
-          <w:iCs/>
-        </w:rPr>
-        <w:t xml:space="preserve"> y </w:t>
-      </w:r>
-      <w:proofErr w:type="spellStart"/>
-      <w:r>
-        <w:rPr>
-          <w:i/>
-          <w:iCs/>
-        </w:rPr>
-        <w:t>Keras</w:t>
-      </w:r>
-      <w:proofErr w:type="spellEnd"/>
+        <w:t>TensorFlow y Keras</w:t>
+      </w:r>
       <w:r>
         <w:t>: se consideraron para modelos de redes neuronales (MLP).</w:t>
       </w:r>
@@ -10217,21 +8337,12 @@
         </w:numPr>
         <w:jc w:val="both"/>
       </w:pPr>
-      <w:proofErr w:type="spellStart"/>
       <w:r>
         <w:rPr>
           <w:i/>
           <w:iCs/>
         </w:rPr>
-        <w:t>Jupyter</w:t>
-      </w:r>
-      <w:proofErr w:type="spellEnd"/>
-      <w:r>
-        <w:rPr>
-          <w:i/>
-          <w:iCs/>
-        </w:rPr>
-        <w:t xml:space="preserve"> Notebook</w:t>
+        <w:t>Jupyter Notebook</w:t>
       </w:r>
       <w:r>
         <w:t>: entorno interactivo de desarrollo para pruebas y visualizaciones.</w:t>
@@ -10306,7 +8417,6 @@
         </w:numPr>
         <w:jc w:val="both"/>
       </w:pPr>
-      <w:proofErr w:type="spellStart"/>
       <w:r>
         <w:rPr>
           <w:i/>
@@ -10314,7 +8424,6 @@
         </w:rPr>
         <w:t>Streamlit</w:t>
       </w:r>
-      <w:proofErr w:type="spellEnd"/>
       <w:r>
         <w:t>: herramienta para el desarrollo de la aplicación web interactiva.</w:t>
       </w:r>
@@ -10376,15 +8485,7 @@
         <w:t>Kaggle</w:t>
       </w:r>
       <w:r>
-        <w:t xml:space="preserve">, una plataforma online especializada en ciencia de datos y aprendizaje automático. Kaggle actúa como un repositorio comunitario de </w:t>
-      </w:r>
-      <w:proofErr w:type="spellStart"/>
-      <w:r>
-        <w:t>datasets</w:t>
-      </w:r>
-      <w:proofErr w:type="spellEnd"/>
-      <w:r>
-        <w:t xml:space="preserve"> y competiciones, donde investigadores, estudiantes y profesionales pueden compartir, explorar y analizar datos reales. </w:t>
+        <w:t xml:space="preserve">, una plataforma online especializada en ciencia de datos y aprendizaje automático. Kaggle actúa como un repositorio comunitario de datasets y competiciones, donde investigadores, estudiantes y profesionales pueden compartir, explorar y analizar datos reales. </w:t>
       </w:r>
       <w:r>
         <w:rPr>
@@ -10398,18 +8499,8 @@
           <w:iCs/>
           <w:color w:val="FF0000"/>
         </w:rPr>
-        <w:t xml:space="preserve">data </w:t>
-      </w:r>
-      <w:proofErr w:type="spellStart"/>
-      <w:r>
-        <w:rPr>
-          <w:i/>
-          <w:iCs/>
-          <w:color w:val="FF0000"/>
-        </w:rPr>
-        <w:t>science</w:t>
-      </w:r>
-      <w:proofErr w:type="spellEnd"/>
+        <w:t>data science</w:t>
+      </w:r>
       <w:r>
         <w:rPr>
           <w:color w:val="FF0000"/>
@@ -10430,15 +8521,8 @@
         <w:jc w:val="both"/>
       </w:pPr>
       <w:r>
-        <w:t xml:space="preserve">El </w:t>
-      </w:r>
-      <w:proofErr w:type="spellStart"/>
-      <w:r>
-        <w:t>dataset</w:t>
-      </w:r>
-      <w:proofErr w:type="spellEnd"/>
-      <w:r>
-        <w:t xml:space="preserve"> seleccionado contenía información sobre características sociodemográficas, clínicas y de hábitos de vida, relacionadas con distintos trastornos del sueño. Las variables disponibles incluían:</w:t>
+        <w:lastRenderedPageBreak/>
+        <w:t>El dataset seleccionado contenía información sobre características sociodemográficas, clínicas y de hábitos de vida, relacionadas con distintos trastornos del sueño. Las variables disponibles incluían:</w:t>
       </w:r>
     </w:p>
     <w:p>
@@ -10518,7 +8602,6 @@
         </w:numPr>
         <w:jc w:val="both"/>
       </w:pPr>
-      <w:proofErr w:type="spellStart"/>
       <w:r>
         <w:rPr>
           <w:b/>
@@ -10526,7 +8609,6 @@
         </w:rPr>
         <w:t>None</w:t>
       </w:r>
-      <w:proofErr w:type="spellEnd"/>
       <w:r>
         <w:t>: el paciente no presenta trastornos del sueño.</w:t>
       </w:r>
@@ -10540,7 +8622,6 @@
         </w:numPr>
         <w:jc w:val="both"/>
       </w:pPr>
-      <w:proofErr w:type="spellStart"/>
       <w:r>
         <w:rPr>
           <w:b/>
@@ -10548,7 +8629,6 @@
         </w:rPr>
         <w:t>Insomnia</w:t>
       </w:r>
-      <w:proofErr w:type="spellEnd"/>
       <w:r>
         <w:t>: el paciente sufre insomnio.</w:t>
       </w:r>
@@ -10562,21 +8642,12 @@
         </w:numPr>
         <w:jc w:val="both"/>
       </w:pPr>
-      <w:proofErr w:type="spellStart"/>
       <w:r>
         <w:rPr>
           <w:b/>
           <w:bCs/>
         </w:rPr>
-        <w:t>Sleep</w:t>
-      </w:r>
-      <w:proofErr w:type="spellEnd"/>
-      <w:r>
-        <w:rPr>
-          <w:b/>
-          <w:bCs/>
-        </w:rPr>
-        <w:t xml:space="preserve"> Apnea</w:t>
+        <w:t>Sleep Apnea</w:t>
       </w:r>
       <w:r>
         <w:t>: el paciente presenta síntomas de apnea del sueño.</w:t>
@@ -10662,15 +8733,7 @@
         <w:jc w:val="both"/>
       </w:pPr>
       <w:r>
-        <w:t xml:space="preserve">El conjunto de datos fue cargado en un </w:t>
-      </w:r>
-      <w:proofErr w:type="spellStart"/>
-      <w:r>
-        <w:t>Jupyter</w:t>
-      </w:r>
-      <w:proofErr w:type="spellEnd"/>
-      <w:r>
-        <w:t xml:space="preserve"> Notebook </w:t>
+        <w:t xml:space="preserve">El conjunto de datos fue cargado en un Jupyter Notebook </w:t>
       </w:r>
       <w:r>
         <w:t xml:space="preserve">mediante la librería </w:t>
@@ -10685,15 +8748,7 @@
         <w:t xml:space="preserve">. </w:t>
       </w:r>
       <w:r>
-        <w:t xml:space="preserve">Se utilizó la estructura de </w:t>
-      </w:r>
-      <w:proofErr w:type="spellStart"/>
-      <w:r>
-        <w:t>DataFrame</w:t>
-      </w:r>
-      <w:proofErr w:type="spellEnd"/>
-      <w:r>
-        <w:t xml:space="preserve"> para </w:t>
+        <w:t xml:space="preserve">Se utilizó la estructura de DataFrame para </w:t>
       </w:r>
       <w:r>
         <w:t>facilitar las operaciones de filtrado, análisis y transformación.</w:t>
@@ -10725,11 +8780,7 @@
         <w:jc w:val="both"/>
       </w:pPr>
       <w:r>
-        <w:t xml:space="preserve">Se eliminaron aquellas columnas que no aportaban valor al modelo predictivo, como identificadores únicos (ID) o nombres que podían actuar como variables de fuga. Además, se detectaron y trataron valores nulos o inconsistentes en ciertas columnas, mediante </w:t>
-      </w:r>
-      <w:r>
-        <w:lastRenderedPageBreak/>
-        <w:t>imputación o eliminación, dependiendo del caso y su impacto en la integridad del conjunto de datos.</w:t>
+        <w:t>Se eliminaron aquellas columnas que no aportaban valor al modelo predictivo, como identificadores únicos (ID) o nombres que podían actuar como variables de fuga. Además, se detectaron y trataron valores nulos o inconsistentes en ciertas columnas, mediante imputación o eliminación, dependiendo del caso y su impacto en la integridad del conjunto de datos.</w:t>
       </w:r>
     </w:p>
     <w:p>
@@ -10769,31 +8820,13 @@
         </w:numPr>
         <w:jc w:val="both"/>
       </w:pPr>
-      <w:proofErr w:type="spellStart"/>
       <w:r>
         <w:rPr>
           <w:b/>
           <w:bCs/>
         </w:rPr>
-        <w:t>Label</w:t>
-      </w:r>
-      <w:proofErr w:type="spellEnd"/>
-      <w:r>
-        <w:rPr>
-          <w:b/>
-          <w:bCs/>
-        </w:rPr>
-        <w:t xml:space="preserve"> </w:t>
-      </w:r>
-      <w:proofErr w:type="spellStart"/>
-      <w:r>
-        <w:rPr>
-          <w:b/>
-          <w:bCs/>
-        </w:rPr>
-        <w:t>Encoding</w:t>
-      </w:r>
-      <w:proofErr w:type="spellEnd"/>
+        <w:t>Label Encoding</w:t>
+      </w:r>
       <w:r>
         <w:t>: para variables ordinales o binarias como el género.</w:t>
       </w:r>
@@ -10806,31 +8839,13 @@
         </w:numPr>
         <w:jc w:val="both"/>
       </w:pPr>
-      <w:proofErr w:type="spellStart"/>
       <w:r>
         <w:rPr>
           <w:b/>
           <w:bCs/>
         </w:rPr>
-        <w:t>One</w:t>
-      </w:r>
-      <w:proofErr w:type="spellEnd"/>
-      <w:r>
-        <w:rPr>
-          <w:b/>
-          <w:bCs/>
-        </w:rPr>
-        <w:t xml:space="preserve">-Hot </w:t>
-      </w:r>
-      <w:proofErr w:type="spellStart"/>
-      <w:r>
-        <w:rPr>
-          <w:b/>
-          <w:bCs/>
-        </w:rPr>
-        <w:t>Encoding</w:t>
-      </w:r>
-      <w:proofErr w:type="spellEnd"/>
+        <w:t>One-Hot Encoding</w:t>
+      </w:r>
       <w:r>
         <w:t>: para variables no ordinales</w:t>
       </w:r>
@@ -10859,6 +8874,7 @@
           <w:b/>
           <w:bCs/>
         </w:rPr>
+        <w:lastRenderedPageBreak/>
         <w:t>Estandarización de variables numéricas</w:t>
       </w:r>
     </w:p>
@@ -10877,23 +8893,7 @@
         <w:t>escalado estándar</w:t>
       </w:r>
       <w:r>
-        <w:t xml:space="preserve"> (</w:t>
-      </w:r>
-      <w:proofErr w:type="spellStart"/>
-      <w:r>
-        <w:t>StandardScaler</w:t>
-      </w:r>
-      <w:proofErr w:type="spellEnd"/>
-      <w:r>
-        <w:t xml:space="preserve"> de </w:t>
-      </w:r>
-      <w:proofErr w:type="spellStart"/>
-      <w:r>
-        <w:t>sklearn</w:t>
-      </w:r>
-      <w:proofErr w:type="spellEnd"/>
-      <w:r>
-        <w:t>) a las variables numéricas como la edad, frecuencia cardiaca, o niveles de oxígeno, con el objetivo de centrar la media en 0 y reducir la varianza a 1. Esto ayuda a mejorar la eficiencia de los algoritmos que son sensibles a las magnitudes, como SVM o redes neuronales.</w:t>
+        <w:t xml:space="preserve"> (StandardScaler de sklearn) a las variables numéricas como la edad, frecuencia cardiaca, o niveles de oxígeno, con el objetivo de centrar la media en 0 y reducir la varianza a 1. Esto ayuda a mejorar la eficiencia de los algoritmos que son sensibles a las magnitudes, como SVM o redes neuronales.</w:t>
       </w:r>
     </w:p>
     <w:p>
@@ -10922,15 +8922,7 @@
         <w:jc w:val="both"/>
       </w:pPr>
       <w:r>
-        <w:t xml:space="preserve">Finalmente, se realizó la partición del conjunto de datos en dos subconjuntos: entrenamiento (80%) y prueba (20%) utilizando la función </w:t>
-      </w:r>
-      <w:proofErr w:type="spellStart"/>
-      <w:r>
-        <w:t>train_test_split</w:t>
-      </w:r>
-      <w:proofErr w:type="spellEnd"/>
-      <w:r>
-        <w:t>. Esta división permite evaluar la capacidad de generalización del modelo sobre datos no vistos durante el entrenamiento, evitando el sobreajuste.</w:t>
+        <w:t>Finalmente, se realizó la partición del conjunto de datos en dos subconjuntos: entrenamiento (80%) y prueba (20%) utilizando la función train_test_split. Esta división permite evaluar la capacidad de generalización del modelo sobre datos no vistos durante el entrenamiento, evitando el sobreajuste.</w:t>
       </w:r>
     </w:p>
     <w:p/>
@@ -10939,15 +8931,7 @@
         <w:jc w:val="both"/>
       </w:pPr>
       <w:r>
-        <w:t xml:space="preserve">Como resultado de este proceso, se obtuvo un conjunto de datos limpio, estructurado y normalizado, preparado para su uso en el desarrollo de modelos de clasificación multiclase. Este </w:t>
-      </w:r>
-      <w:proofErr w:type="spellStart"/>
-      <w:r>
-        <w:t>dataset</w:t>
-      </w:r>
-      <w:proofErr w:type="spellEnd"/>
-      <w:r>
-        <w:t xml:space="preserve"> preprocesado conserva la información relevante para el diagnóstico de trastornos del sueño, manteniendo su validez clínica y técnica.</w:t>
+        <w:t>Como resultado de este proceso, se obtuvo un conjunto de datos limpio, estructurado y normalizado, preparado para su uso en el desarrollo de modelos de clasificación multiclase. Este dataset preprocesado conserva la información relevante para el diagnóstico de trastornos del sueño, manteniendo su validez clínica y técnica.</w:t>
       </w:r>
     </w:p>
     <w:p/>
@@ -10956,13 +8940,8 @@
         <w:pStyle w:val="Ttulo3"/>
       </w:pPr>
       <w:bookmarkStart w:id="58" w:name="_Toc195123277"/>
-      <w:proofErr w:type="spellStart"/>
-      <w:r>
-        <w:t>Anáisis</w:t>
-      </w:r>
-      <w:proofErr w:type="spellEnd"/>
-      <w:r>
-        <w:t xml:space="preserve"> exploratorio de los datos (EDA)</w:t>
+      <w:r>
+        <w:t>Anáisis exploratorio de los datos (EDA)</w:t>
       </w:r>
       <w:bookmarkEnd w:id="58"/>
     </w:p>
@@ -11014,34 +8993,10 @@
           <w:b/>
           <w:bCs/>
         </w:rPr>
-        <w:t>Diagramas de caja (</w:t>
-      </w:r>
-      <w:proofErr w:type="spellStart"/>
-      <w:r>
-        <w:rPr>
-          <w:b/>
-          <w:bCs/>
-        </w:rPr>
-        <w:t>boxplots</w:t>
-      </w:r>
-      <w:proofErr w:type="spellEnd"/>
-      <w:r>
-        <w:rPr>
-          <w:b/>
-          <w:bCs/>
-        </w:rPr>
-        <w:t>)</w:t>
-      </w:r>
-      <w:r>
-        <w:t>: se utilizaron para analizar la dispersión y detectar valores atípicos (</w:t>
-      </w:r>
-      <w:proofErr w:type="spellStart"/>
-      <w:r>
-        <w:t>outliers</w:t>
-      </w:r>
-      <w:proofErr w:type="spellEnd"/>
-      <w:r>
-        <w:t>) en variables clínicas y de estilo de vida. También permitieron visualizar la diferencia de distribución de ciertas variables según la clase del trastorno del sueño.</w:t>
+        <w:t>Diagramas de caja (boxplots)</w:t>
+      </w:r>
+      <w:r>
+        <w:t>: se utilizaron para analizar la dispersión y detectar valores atípicos (outliers) en variables clínicas y de estilo de vida. También permitieron visualizar la diferencia de distribución de ciertas variables según la clase del trastorno del sueño.</w:t>
       </w:r>
     </w:p>
     <w:p>
@@ -11057,24 +9012,7 @@
           <w:b/>
           <w:bCs/>
         </w:rPr>
-        <w:lastRenderedPageBreak/>
-        <w:t>Mapas de calor (</w:t>
-      </w:r>
-      <w:proofErr w:type="spellStart"/>
-      <w:r>
-        <w:rPr>
-          <w:b/>
-          <w:bCs/>
-        </w:rPr>
-        <w:t>heatmaps</w:t>
-      </w:r>
-      <w:proofErr w:type="spellEnd"/>
-      <w:r>
-        <w:rPr>
-          <w:b/>
-          <w:bCs/>
-        </w:rPr>
-        <w:t>)</w:t>
+        <w:t>Mapas de calor (heatmaps)</w:t>
       </w:r>
       <w:r>
         <w:t xml:space="preserve"> de correlación: se construyó una matriz de correlación entre variables numéricas para detectar relaciones lineales entre ellas. Esto fue útil para evitar redundancias o colinealidad excesiva entre variables como presión sistólica/diastólica y edad.</w:t>
@@ -11096,22 +9034,15 @@
         <w:t>Distribución de la variable objetivo</w:t>
       </w:r>
       <w:r>
-        <w:t xml:space="preserve">: se analizó la variable </w:t>
-      </w:r>
-      <w:proofErr w:type="gramStart"/>
-      <w:r>
-        <w:t>target</w:t>
-      </w:r>
-      <w:proofErr w:type="gramEnd"/>
-      <w:r>
-        <w:t xml:space="preserve"> (tipo de trastorno del sueño) en función de otras variables independientes, tanto categóricas como numéricas. Por ejemplo, se observó una mayor frecuencia de apnea del sueño en individuos con IMC elevado y presión arterial alta, y un mayor número de casos de insomnio en personas con baja calidad del sueño y altos niveles de estrés.</w:t>
-      </w:r>
-    </w:p>
-    <w:p>
-      <w:pPr>
-        <w:jc w:val="both"/>
-      </w:pPr>
-      <w:r>
+        <w:t>: se analizó la variable target (tipo de trastorno del sueño) en función de otras variables independientes, tanto categóricas como numéricas. Por ejemplo, se observó una mayor frecuencia de apnea del sueño en individuos con IMC elevado y presión arterial alta, y un mayor número de casos de insomnio en personas con baja calidad del sueño y altos niveles de estrés.</w:t>
+      </w:r>
+    </w:p>
+    <w:p>
+      <w:pPr>
+        <w:jc w:val="both"/>
+      </w:pPr>
+      <w:r>
+        <w:lastRenderedPageBreak/>
         <w:t>Este análisis preliminar permitió ajustar las decisiones de preprocesamiento y orientar el desarrollo del modelo hacia aquellas variables que mostraban mayor potencial predictivo, facilitando así un enfoque más fundamentado en el diseño del clasificador.</w:t>
       </w:r>
     </w:p>
@@ -11162,23 +9093,7 @@
         <w:t>Regresión Logística</w:t>
       </w:r>
       <w:r>
-        <w:t xml:space="preserve"> (</w:t>
-      </w:r>
-      <w:proofErr w:type="spellStart"/>
-      <w:r>
-        <w:t>Logistic</w:t>
-      </w:r>
-      <w:proofErr w:type="spellEnd"/>
-      <w:r>
-        <w:t xml:space="preserve"> </w:t>
-      </w:r>
-      <w:proofErr w:type="spellStart"/>
-      <w:r>
-        <w:t>Regression</w:t>
-      </w:r>
-      <w:proofErr w:type="spellEnd"/>
-      <w:r>
-        <w:t>)</w:t>
+        <w:t xml:space="preserve"> (Logistic Regression)</w:t>
       </w:r>
     </w:p>
     <w:p>
@@ -11193,29 +9108,11 @@
         <w:t>Árbol de Decisión</w:t>
       </w:r>
       <w:r>
-        <w:t xml:space="preserve"> (</w:t>
-      </w:r>
-      <w:proofErr w:type="spellStart"/>
-      <w:r>
-        <w:t>Decision</w:t>
-      </w:r>
-      <w:proofErr w:type="spellEnd"/>
-      <w:r>
-        <w:t xml:space="preserve"> </w:t>
-      </w:r>
-      <w:proofErr w:type="spellStart"/>
-      <w:r>
-        <w:t>Tree</w:t>
-      </w:r>
-      <w:proofErr w:type="spellEnd"/>
-      <w:r>
-        <w:t xml:space="preserve"> </w:t>
-      </w:r>
-      <w:proofErr w:type="spellStart"/>
-      <w:r>
-        <w:t>Classifier</w:t>
-      </w:r>
-      <w:proofErr w:type="spellEnd"/>
+        <w:t xml:space="preserve"> (Decision Tree</w:t>
+      </w:r>
+      <w:r>
+        <w:t xml:space="preserve"> Classifier</w:t>
+      </w:r>
       <w:r>
         <w:t>)</w:t>
       </w:r>
@@ -11231,13 +9128,8 @@
       <w:r>
         <w:t>Máquinas de Vectores de Soporte (</w:t>
       </w:r>
-      <w:proofErr w:type="spellStart"/>
-      <w:r>
-        <w:t>Support</w:t>
-      </w:r>
-      <w:proofErr w:type="spellEnd"/>
-      <w:r>
-        <w:t xml:space="preserve"> Vector Machine </w:t>
+      <w:r>
+        <w:t xml:space="preserve">Support Vector Machine </w:t>
       </w:r>
       <w:r>
         <w:t xml:space="preserve">- </w:t>
@@ -11288,24 +9180,11 @@
       <w:r>
         <w:t>Perceptrón Multicapa (</w:t>
       </w:r>
-      <w:proofErr w:type="spellStart"/>
       <w:r>
         <w:t>Multi</w:t>
       </w:r>
       <w:r>
-        <w:t>layer</w:t>
-      </w:r>
-      <w:proofErr w:type="spellEnd"/>
-      <w:r>
-        <w:t xml:space="preserve"> </w:t>
-      </w:r>
-      <w:proofErr w:type="spellStart"/>
-      <w:r>
-        <w:t>Perceptron</w:t>
-      </w:r>
-      <w:proofErr w:type="spellEnd"/>
-      <w:r>
-        <w:t xml:space="preserve"> - </w:t>
+        <w:t xml:space="preserve">layer Perceptron - </w:t>
       </w:r>
       <w:r>
         <w:t>MLP)</w:t>
@@ -11322,31 +9201,7 @@
         <w:t xml:space="preserve">fue entrenado utilizando el conjunto de entrenamiento previamente preprocesado. </w:t>
       </w:r>
       <w:r>
-        <w:t xml:space="preserve">Se emplearon técnicas como validación cruzada y </w:t>
-      </w:r>
-      <w:proofErr w:type="spellStart"/>
-      <w:r>
-        <w:t>grid</w:t>
-      </w:r>
-      <w:proofErr w:type="spellEnd"/>
-      <w:r>
-        <w:t xml:space="preserve"> </w:t>
-      </w:r>
-      <w:proofErr w:type="spellStart"/>
-      <w:r>
-        <w:t>search</w:t>
-      </w:r>
-      <w:proofErr w:type="spellEnd"/>
-      <w:r>
-        <w:t xml:space="preserve"> para la búsqueda de </w:t>
-      </w:r>
-      <w:proofErr w:type="spellStart"/>
-      <w:r>
-        <w:t>hiperparámetros</w:t>
-      </w:r>
-      <w:proofErr w:type="spellEnd"/>
-      <w:r>
-        <w:t xml:space="preserve"> óptimos</w:t>
+        <w:t>Se emplearon técnicas como validación cruzada y grid search para la búsqueda de hiperparámetros óptimos</w:t>
       </w:r>
       <w:r>
         <w:t>.</w:t>
@@ -11363,14 +9218,9 @@
       </w:pPr>
       <w:bookmarkStart w:id="60" w:name="_Toc195123279"/>
       <w:r>
-        <w:t xml:space="preserve">Ajuste de </w:t>
-      </w:r>
-      <w:proofErr w:type="spellStart"/>
-      <w:r>
-        <w:t>hiperparámetros</w:t>
+        <w:t>Ajuste de hiperparámetros</w:t>
       </w:r>
       <w:bookmarkEnd w:id="60"/>
-      <w:proofErr w:type="spellEnd"/>
     </w:p>
     <w:p>
       <w:pPr>
@@ -11383,35 +9233,7 @@
         <w:rPr>
           <w:color w:val="FF0000"/>
         </w:rPr>
-        <w:t xml:space="preserve">Durante el ajuste de modelos, se exploraron distintos conjuntos de </w:t>
-      </w:r>
-      <w:proofErr w:type="spellStart"/>
-      <w:r>
-        <w:rPr>
-          <w:color w:val="FF0000"/>
-        </w:rPr>
-        <w:t>hiperparámetros</w:t>
-      </w:r>
-      <w:proofErr w:type="spellEnd"/>
-      <w:r>
-        <w:rPr>
-          <w:color w:val="FF0000"/>
-        </w:rPr>
-        <w:t xml:space="preserve"> utilizando la técnica </w:t>
-      </w:r>
-      <w:proofErr w:type="spellStart"/>
-      <w:r>
-        <w:rPr>
-          <w:color w:val="FF0000"/>
-        </w:rPr>
-        <w:t>GridSearchCV</w:t>
-      </w:r>
-      <w:proofErr w:type="spellEnd"/>
-      <w:r>
-        <w:rPr>
-          <w:color w:val="FF0000"/>
-        </w:rPr>
-        <w:t>, que evalúa diferentes combinaciones mediante validación cruzada.</w:t>
+        <w:t>Durante el ajuste de modelos, se exploraron distintos conjuntos de hiperparámetros utilizando la técnica GridSearchCV, que evalúa diferentes combinaciones mediante validación cruzada.</w:t>
       </w:r>
     </w:p>
     <w:p>
@@ -11430,21 +9252,7 @@
         <w:rPr>
           <w:color w:val="FF0000"/>
         </w:rPr>
-        <w:t xml:space="preserve">Para SVM se probaron diferentes </w:t>
-      </w:r>
-      <w:proofErr w:type="spellStart"/>
-      <w:r>
-        <w:rPr>
-          <w:color w:val="FF0000"/>
-        </w:rPr>
-        <w:t>kernels</w:t>
-      </w:r>
-      <w:proofErr w:type="spellEnd"/>
-      <w:r>
-        <w:rPr>
-          <w:color w:val="FF0000"/>
-        </w:rPr>
-        <w:t xml:space="preserve"> (lineal, RBF) y valores de C.</w:t>
+        <w:t>Para SVM se probaron diferentes kernels (lineal, RBF) y valores de C.</w:t>
       </w:r>
     </w:p>
     <w:p>
@@ -11463,49 +9271,7 @@
         <w:rPr>
           <w:color w:val="FF0000"/>
         </w:rPr>
-        <w:t xml:space="preserve">En </w:t>
-      </w:r>
-      <w:proofErr w:type="spellStart"/>
-      <w:r>
-        <w:rPr>
-          <w:color w:val="FF0000"/>
-        </w:rPr>
-        <w:t>Random</w:t>
-      </w:r>
-      <w:proofErr w:type="spellEnd"/>
-      <w:r>
-        <w:rPr>
-          <w:color w:val="FF0000"/>
-        </w:rPr>
-        <w:t xml:space="preserve"> Forest se ajustaron el número de árboles (</w:t>
-      </w:r>
-      <w:proofErr w:type="spellStart"/>
-      <w:r>
-        <w:rPr>
-          <w:color w:val="FF0000"/>
-        </w:rPr>
-        <w:t>n_estimators</w:t>
-      </w:r>
-      <w:proofErr w:type="spellEnd"/>
-      <w:r>
-        <w:rPr>
-          <w:color w:val="FF0000"/>
-        </w:rPr>
-        <w:t>) y la profundidad máxima (</w:t>
-      </w:r>
-      <w:proofErr w:type="spellStart"/>
-      <w:r>
-        <w:rPr>
-          <w:color w:val="FF0000"/>
-        </w:rPr>
-        <w:t>max_depth</w:t>
-      </w:r>
-      <w:proofErr w:type="spellEnd"/>
-      <w:r>
-        <w:rPr>
-          <w:color w:val="FF0000"/>
-        </w:rPr>
-        <w:t>).</w:t>
+        <w:t>En Random Forest se ajustaron el número de árboles (n_estimators) y la profundidad máxima (max_depth).</w:t>
       </w:r>
     </w:p>
     <w:p>
@@ -11538,21 +9304,7 @@
         <w:rPr>
           <w:color w:val="FF0000"/>
         </w:rPr>
-        <w:t xml:space="preserve">Este proceso permitió optimizar el rendimiento de cada modelo sin </w:t>
-      </w:r>
-      <w:proofErr w:type="spellStart"/>
-      <w:r>
-        <w:rPr>
-          <w:color w:val="FF0000"/>
-        </w:rPr>
-        <w:t>sobreajustar</w:t>
-      </w:r>
-      <w:proofErr w:type="spellEnd"/>
-      <w:r>
-        <w:rPr>
-          <w:color w:val="FF0000"/>
-        </w:rPr>
-        <w:t xml:space="preserve"> a los datos de entrenamiento.</w:t>
+        <w:t>Este proceso permitió optimizar el rendimiento de cada modelo sin sobreajustar a los datos de entrenamiento.</w:t>
       </w:r>
     </w:p>
     <w:p>
@@ -11566,7 +9318,6 @@
       </w:pPr>
       <w:bookmarkStart w:id="61" w:name="_Toc195123280"/>
       <w:r>
-        <w:lastRenderedPageBreak/>
         <w:t>Evaluación del rendimiento</w:t>
       </w:r>
       <w:r>
@@ -11612,23 +9363,7 @@
           <w:b/>
           <w:bCs/>
         </w:rPr>
-        <w:t>Precisión (</w:t>
-      </w:r>
-      <w:proofErr w:type="spellStart"/>
-      <w:r>
-        <w:rPr>
-          <w:b/>
-          <w:bCs/>
-        </w:rPr>
-        <w:t>Accuracy</w:t>
-      </w:r>
-      <w:proofErr w:type="spellEnd"/>
-      <w:r>
-        <w:rPr>
-          <w:b/>
-          <w:bCs/>
-        </w:rPr>
-        <w:t>)</w:t>
+        <w:t>Precisión (Accuracy)</w:t>
       </w:r>
     </w:p>
     <w:p>
@@ -11644,7 +9379,6 @@
           <w:bCs/>
         </w:rPr>
       </w:pPr>
-      <w:proofErr w:type="spellStart"/>
       <w:r>
         <w:rPr>
           <w:b/>
@@ -11659,7 +9393,6 @@
         </w:rPr>
         <w:t>ecall</w:t>
       </w:r>
-      <w:proofErr w:type="spellEnd"/>
       <w:r>
         <w:rPr>
           <w:b/>
@@ -11715,6 +9448,7 @@
         <w:jc w:val="both"/>
       </w:pPr>
       <w:r>
+        <w:lastRenderedPageBreak/>
         <w:t>Los resultados obtenidos de cada modelo se trasladan al apartado de Resultados (apartado 4), donde se muestran de forma detallada. Posteriormente, estos resultados se analizan y discuten en profundidad en el apartado 5 (Discusión).</w:t>
       </w:r>
     </w:p>
@@ -11730,23 +9464,7 @@
           <w:b/>
           <w:bCs/>
         </w:rPr>
-        <w:t xml:space="preserve">de </w:t>
-      </w:r>
-      <w:proofErr w:type="spellStart"/>
-      <w:r>
-        <w:rPr>
-          <w:b/>
-          <w:bCs/>
-        </w:rPr>
-        <w:t>Random</w:t>
-      </w:r>
-      <w:proofErr w:type="spellEnd"/>
-      <w:r>
-        <w:rPr>
-          <w:b/>
-          <w:bCs/>
-        </w:rPr>
-        <w:t xml:space="preserve"> Forest</w:t>
+        <w:t>de Random Forest</w:t>
       </w:r>
       <w:r>
         <w:t xml:space="preserve"> como el mejor clasificador, ya que ofreció un excelente equilibrio entre rendimiento, interpretabilidad y capacidad de generalización. Este modelo será el utilizado para su integración en la aplicación descrita en el siguiente apartado</w:t>
@@ -11781,91 +9499,21 @@
         <w:rPr>
           <w:highlight w:val="yellow"/>
         </w:rPr>
-        <w:t xml:space="preserve">Uno de los desafíos comunes en modelos complejos como </w:t>
-      </w:r>
-      <w:proofErr w:type="spellStart"/>
-      <w:r>
+        <w:t>Uno de los desafíos comunes en modelos complejos como Random Forest es su limitada interpretabilidad, es decir, la dificultad para entender cómo se toman las decisiones internas del modelo. Para abordar esta limitación y dotar de transparencia al sistema predictivo, se incorporaron técnicas basadas en SHAP (SHapley Additive exPlanations), un enfoque de interpretabilidad ampliamente aceptado en el ámbito del aprendizaje automático.</w:t>
+      </w:r>
+    </w:p>
+    <w:p>
+      <w:pPr>
+        <w:jc w:val="both"/>
         <w:rPr>
           <w:highlight w:val="yellow"/>
         </w:rPr>
-        <w:t>Random</w:t>
-      </w:r>
-      <w:proofErr w:type="spellEnd"/>
+      </w:pPr>
       <w:r>
         <w:rPr>
           <w:highlight w:val="yellow"/>
         </w:rPr>
-        <w:t xml:space="preserve"> Forest es su limitada interpretabilidad, es decir, la dificultad para entender cómo se toman las decisiones internas del modelo. Para abordar esta limitación y dotar de transparencia al sistema predictivo, se incorporaron técnicas basadas en SHAP (</w:t>
-      </w:r>
-      <w:proofErr w:type="spellStart"/>
-      <w:r>
-        <w:rPr>
-          <w:highlight w:val="yellow"/>
-        </w:rPr>
-        <w:t>SHapley</w:t>
-      </w:r>
-      <w:proofErr w:type="spellEnd"/>
-      <w:r>
-        <w:rPr>
-          <w:highlight w:val="yellow"/>
-        </w:rPr>
-        <w:t xml:space="preserve"> </w:t>
-      </w:r>
-      <w:proofErr w:type="spellStart"/>
-      <w:r>
-        <w:rPr>
-          <w:highlight w:val="yellow"/>
-        </w:rPr>
-        <w:t>Additive</w:t>
-      </w:r>
-      <w:proofErr w:type="spellEnd"/>
-      <w:r>
-        <w:rPr>
-          <w:highlight w:val="yellow"/>
-        </w:rPr>
-        <w:t xml:space="preserve"> </w:t>
-      </w:r>
-      <w:proofErr w:type="spellStart"/>
-      <w:r>
-        <w:rPr>
-          <w:highlight w:val="yellow"/>
-        </w:rPr>
-        <w:t>exPlanations</w:t>
-      </w:r>
-      <w:proofErr w:type="spellEnd"/>
-      <w:r>
-        <w:rPr>
-          <w:highlight w:val="yellow"/>
-        </w:rPr>
-        <w:t>), un enfoque de interpretabilidad ampliamente aceptado en el ámbito del aprendizaje automático.</w:t>
-      </w:r>
-    </w:p>
-    <w:p>
-      <w:pPr>
-        <w:jc w:val="both"/>
-        <w:rPr>
-          <w:highlight w:val="yellow"/>
-        </w:rPr>
-      </w:pPr>
-      <w:r>
-        <w:rPr>
-          <w:highlight w:val="yellow"/>
-        </w:rPr>
-        <w:t>SHAP permite cuantificar la contribución de cada variable en la predicción de una muestra determinada, así como determinar la importancia global de las características en el modelo. Este análisis se aplicó al modelo final seleccionado (</w:t>
-      </w:r>
-      <w:proofErr w:type="spellStart"/>
-      <w:r>
-        <w:rPr>
-          <w:highlight w:val="yellow"/>
-        </w:rPr>
-        <w:t>Random</w:t>
-      </w:r>
-      <w:proofErr w:type="spellEnd"/>
-      <w:r>
-        <w:rPr>
-          <w:highlight w:val="yellow"/>
-        </w:rPr>
-        <w:t xml:space="preserve"> Forest) y se dividió en dos niveles:</w:t>
+        <w:t>SHAP permite cuantificar la contribución de cada variable en la predicción de una muestra determinada, así como determinar la importancia global de las características en el modelo. Este análisis se aplicó al modelo final seleccionado (Random Forest) y se dividió en dos niveles:</w:t>
       </w:r>
     </w:p>
     <w:p>
@@ -11917,46 +9565,17 @@
         <w:rPr>
           <w:highlight w:val="yellow"/>
         </w:rPr>
-        <w:t>: Mediante gráficos de fuerza (</w:t>
-      </w:r>
-      <w:proofErr w:type="spellStart"/>
+        <w:t>: Mediante gráficos de fuerza (force plots), se analizaron predicciones específicas para observar cómo influyen las características particulares de un usuario en el resultado final. En un ejemplo concreto, se observó que una baja calidad del sueño, una presión arterial elevada y un nivel de actividad física reducido empujaban la predicción hacia la presencia de un trastorno del sueño. Esta capacidad de descomponer la predicción en causas concretas mejora significativamente la transparencia del modelo y su aplicabilidad en contextos clínicos.</w:t>
+      </w:r>
+    </w:p>
+    <w:p>
+      <w:pPr>
+        <w:jc w:val="both"/>
+      </w:pPr>
       <w:r>
         <w:rPr>
           <w:highlight w:val="yellow"/>
         </w:rPr>
-        <w:t>force</w:t>
-      </w:r>
-      <w:proofErr w:type="spellEnd"/>
-      <w:r>
-        <w:rPr>
-          <w:highlight w:val="yellow"/>
-        </w:rPr>
-        <w:t xml:space="preserve"> </w:t>
-      </w:r>
-      <w:proofErr w:type="spellStart"/>
-      <w:r>
-        <w:rPr>
-          <w:highlight w:val="yellow"/>
-        </w:rPr>
-        <w:t>plots</w:t>
-      </w:r>
-      <w:proofErr w:type="spellEnd"/>
-      <w:r>
-        <w:rPr>
-          <w:highlight w:val="yellow"/>
-        </w:rPr>
-        <w:t>), se analizaron predicciones específicas para observar cómo influyen las características particulares de un usuario en el resultado final. En un ejemplo concreto, se observó que una baja calidad del sueño, una presión arterial elevada y un nivel de actividad física reducido empujaban la predicción hacia la presencia de un trastorno del sueño. Esta capacidad de descomponer la predicción en causas concretas mejora significativamente la transparencia del modelo y su aplicabilidad en contextos clínicos.</w:t>
-      </w:r>
-    </w:p>
-    <w:p>
-      <w:pPr>
-        <w:jc w:val="both"/>
-      </w:pPr>
-      <w:r>
-        <w:rPr>
-          <w:highlight w:val="yellow"/>
-        </w:rPr>
-        <w:lastRenderedPageBreak/>
         <w:t>El uso de SHAP no solo mejora la comprensión del funcionamiento interno del sistema, sino que también permite justificar cada predicción, lo cual es esencial en entornos donde la confianza del usuario y la explicación del resultado son fundamentales.</w:t>
       </w:r>
     </w:p>
@@ -11993,6 +9612,357 @@
       <w:bookmarkEnd w:id="63"/>
     </w:p>
     <w:p>
+      <w:pPr>
+        <w:rPr>
+          <w:color w:val="FF0000"/>
+        </w:rPr>
+      </w:pPr>
+      <w:r>
+        <w:rPr>
+          <w:color w:val="FF0000"/>
+        </w:rPr>
+        <w:t xml:space="preserve">Con el objetivo de ofrecer una herramienta accesible, intuitiva y funcional, se desarrolló una aplicación web utilizando la librería </w:t>
+      </w:r>
+      <w:r>
+        <w:rPr>
+          <w:b/>
+          <w:bCs/>
+          <w:color w:val="FF0000"/>
+        </w:rPr>
+        <w:t>Streamlit</w:t>
+      </w:r>
+      <w:r>
+        <w:rPr>
+          <w:color w:val="FF0000"/>
+        </w:rPr>
+        <w:t xml:space="preserve">, que permite crear interfaces gráficas </w:t>
+      </w:r>
+      <w:r>
+        <w:rPr>
+          <w:color w:val="FF0000"/>
+        </w:rPr>
+        <w:lastRenderedPageBreak/>
+        <w:t>directamente desde scripts en Python, sin necesidad de conocimientos avanzados en desarrollo web.</w:t>
+      </w:r>
+    </w:p>
+    <w:p>
+      <w:pPr>
+        <w:rPr>
+          <w:color w:val="FF0000"/>
+        </w:rPr>
+      </w:pPr>
+      <w:r>
+        <w:rPr>
+          <w:color w:val="FF0000"/>
+        </w:rPr>
+        <w:t>La aplicación tiene como finalidad integrar el modelo predictivo previamente entrenado (Random Forest), permitiendo al usuario introducir información personal relacionada con factores de riesgo de los trastornos del sueño, como:</w:t>
+      </w:r>
+    </w:p>
+    <w:p>
+      <w:pPr>
+        <w:numPr>
+          <w:ilvl w:val="0"/>
+          <w:numId w:val="30"/>
+        </w:numPr>
+        <w:rPr>
+          <w:color w:val="FF0000"/>
+        </w:rPr>
+      </w:pPr>
+      <w:r>
+        <w:rPr>
+          <w:color w:val="FF0000"/>
+        </w:rPr>
+        <w:t>Edad</w:t>
+      </w:r>
+    </w:p>
+    <w:p>
+      <w:pPr>
+        <w:numPr>
+          <w:ilvl w:val="0"/>
+          <w:numId w:val="30"/>
+        </w:numPr>
+        <w:rPr>
+          <w:color w:val="FF0000"/>
+        </w:rPr>
+      </w:pPr>
+      <w:r>
+        <w:rPr>
+          <w:color w:val="FF0000"/>
+        </w:rPr>
+        <w:t>Género</w:t>
+      </w:r>
+    </w:p>
+    <w:p>
+      <w:pPr>
+        <w:numPr>
+          <w:ilvl w:val="0"/>
+          <w:numId w:val="30"/>
+        </w:numPr>
+        <w:rPr>
+          <w:color w:val="FF0000"/>
+        </w:rPr>
+      </w:pPr>
+      <w:r>
+        <w:rPr>
+          <w:color w:val="FF0000"/>
+        </w:rPr>
+        <w:t>Ocupación</w:t>
+      </w:r>
+    </w:p>
+    <w:p>
+      <w:pPr>
+        <w:numPr>
+          <w:ilvl w:val="0"/>
+          <w:numId w:val="30"/>
+        </w:numPr>
+        <w:rPr>
+          <w:color w:val="FF0000"/>
+        </w:rPr>
+      </w:pPr>
+      <w:r>
+        <w:rPr>
+          <w:color w:val="FF0000"/>
+        </w:rPr>
+        <w:t>Calidad del sueño</w:t>
+      </w:r>
+    </w:p>
+    <w:p>
+      <w:pPr>
+        <w:numPr>
+          <w:ilvl w:val="0"/>
+          <w:numId w:val="30"/>
+        </w:numPr>
+        <w:rPr>
+          <w:color w:val="FF0000"/>
+        </w:rPr>
+      </w:pPr>
+      <w:r>
+        <w:rPr>
+          <w:color w:val="FF0000"/>
+        </w:rPr>
+        <w:t>Nivel de estrés</w:t>
+      </w:r>
+    </w:p>
+    <w:p>
+      <w:pPr>
+        <w:numPr>
+          <w:ilvl w:val="0"/>
+          <w:numId w:val="30"/>
+        </w:numPr>
+        <w:rPr>
+          <w:color w:val="FF0000"/>
+        </w:rPr>
+      </w:pPr>
+      <w:r>
+        <w:rPr>
+          <w:color w:val="FF0000"/>
+        </w:rPr>
+        <w:t>Índice de masa corporal</w:t>
+      </w:r>
+    </w:p>
+    <w:p>
+      <w:pPr>
+        <w:numPr>
+          <w:ilvl w:val="0"/>
+          <w:numId w:val="30"/>
+        </w:numPr>
+        <w:rPr>
+          <w:color w:val="FF0000"/>
+        </w:rPr>
+      </w:pPr>
+      <w:r>
+        <w:rPr>
+          <w:color w:val="FF0000"/>
+        </w:rPr>
+        <w:t>Presión arterial</w:t>
+      </w:r>
+    </w:p>
+    <w:p>
+      <w:pPr>
+        <w:numPr>
+          <w:ilvl w:val="0"/>
+          <w:numId w:val="30"/>
+        </w:numPr>
+        <w:rPr>
+          <w:color w:val="FF0000"/>
+        </w:rPr>
+      </w:pPr>
+      <w:r>
+        <w:rPr>
+          <w:color w:val="FF0000"/>
+        </w:rPr>
+        <w:t>Nivel de actividad física, entre otros.</w:t>
+      </w:r>
+    </w:p>
+    <w:p>
+      <w:pPr>
+        <w:rPr>
+          <w:color w:val="FF0000"/>
+        </w:rPr>
+      </w:pPr>
+      <w:r>
+        <w:rPr>
+          <w:color w:val="FF0000"/>
+        </w:rPr>
+        <w:t>Al ingresar los datos, la aplicación:</w:t>
+      </w:r>
+    </w:p>
+    <w:p>
+      <w:pPr>
+        <w:numPr>
+          <w:ilvl w:val="0"/>
+          <w:numId w:val="31"/>
+        </w:numPr>
+        <w:rPr>
+          <w:color w:val="FF0000"/>
+        </w:rPr>
+      </w:pPr>
+      <w:r>
+        <w:rPr>
+          <w:b/>
+          <w:bCs/>
+          <w:color w:val="FF0000"/>
+        </w:rPr>
+        <w:t>Preprocesa</w:t>
+      </w:r>
+      <w:r>
+        <w:rPr>
+          <w:color w:val="FF0000"/>
+        </w:rPr>
+        <w:t xml:space="preserve"> automáticamente la entrada, aplicando los mismos pasos de escalado y codificación que se utilizaron para entrenar el modelo.</w:t>
+      </w:r>
+    </w:p>
+    <w:p>
+      <w:pPr>
+        <w:numPr>
+          <w:ilvl w:val="0"/>
+          <w:numId w:val="31"/>
+        </w:numPr>
+        <w:rPr>
+          <w:color w:val="FF0000"/>
+        </w:rPr>
+      </w:pPr>
+      <w:r>
+        <w:rPr>
+          <w:b/>
+          <w:bCs/>
+          <w:color w:val="FF0000"/>
+        </w:rPr>
+        <w:t>Genera una predicción multiclase</w:t>
+      </w:r>
+      <w:r>
+        <w:rPr>
+          <w:color w:val="FF0000"/>
+        </w:rPr>
+        <w:t>, mostrando la probabilidad de que el usuario no presente trastornos del sueño, o padezca insomnio o apnea del sueño.</w:t>
+      </w:r>
+    </w:p>
+    <w:p>
+      <w:pPr>
+        <w:numPr>
+          <w:ilvl w:val="0"/>
+          <w:numId w:val="31"/>
+        </w:numPr>
+        <w:rPr>
+          <w:color w:val="FF0000"/>
+        </w:rPr>
+      </w:pPr>
+      <w:r>
+        <w:rPr>
+          <w:b/>
+          <w:bCs/>
+          <w:color w:val="FF0000"/>
+        </w:rPr>
+        <w:t>Visualiza las probabilidades</w:t>
+      </w:r>
+      <w:r>
+        <w:rPr>
+          <w:color w:val="FF0000"/>
+        </w:rPr>
+        <w:t xml:space="preserve"> en formato porcentual y destaca la clase más probable.</w:t>
+      </w:r>
+    </w:p>
+    <w:p>
+      <w:pPr>
+        <w:numPr>
+          <w:ilvl w:val="0"/>
+          <w:numId w:val="31"/>
+        </w:numPr>
+        <w:rPr>
+          <w:color w:val="FF0000"/>
+        </w:rPr>
+      </w:pPr>
+      <w:r>
+        <w:rPr>
+          <w:b/>
+          <w:bCs/>
+          <w:color w:val="FF0000"/>
+        </w:rPr>
+        <w:t>Integra explicabilidad</w:t>
+      </w:r>
+      <w:r>
+        <w:rPr>
+          <w:color w:val="FF0000"/>
+        </w:rPr>
+        <w:t xml:space="preserve"> mediante gráficos generados con SHAP, lo que permite interpretar las características que más han influido en la predicción individual.</w:t>
+      </w:r>
+    </w:p>
+    <w:p>
+      <w:pPr>
+        <w:rPr>
+          <w:color w:val="FF0000"/>
+        </w:rPr>
+      </w:pPr>
+      <w:r>
+        <w:rPr>
+          <w:color w:val="FF0000"/>
+        </w:rPr>
+        <w:t xml:space="preserve">Adicionalmente, se incorporó un </w:t>
+      </w:r>
+      <w:r>
+        <w:rPr>
+          <w:b/>
+          <w:bCs/>
+          <w:color w:val="FF0000"/>
+        </w:rPr>
+        <w:t>código QR</w:t>
+      </w:r>
+      <w:r>
+        <w:rPr>
+          <w:color w:val="FF0000"/>
+        </w:rPr>
+        <w:t xml:space="preserve"> visible en la interfaz que permite acceder a la aplicación desde dispositivos móviles, facilitando la presentación en entornos académicos o clínicos. La aplicación fue desplegada en la nube mediante </w:t>
+      </w:r>
+      <w:r>
+        <w:rPr>
+          <w:b/>
+          <w:bCs/>
+          <w:color w:val="FF0000"/>
+        </w:rPr>
+        <w:t>Streamlit Community Cloud</w:t>
+      </w:r>
+      <w:r>
+        <w:rPr>
+          <w:color w:val="FF0000"/>
+        </w:rPr>
+        <w:t>, lo que garantiza su accesibilidad desde cualquier dispositivo con conexión a internet.</w:t>
+      </w:r>
+    </w:p>
+    <w:p>
+      <w:pPr>
+        <w:rPr>
+          <w:color w:val="FF0000"/>
+        </w:rPr>
+      </w:pPr>
+      <w:r>
+        <w:rPr>
+          <w:color w:val="FF0000"/>
+        </w:rPr>
+        <w:t>Esta herramienta demuestra la aplicabilidad práctica del modelo desarrollado y ofrece un entorno de interacción realista, con potencial para ser utilizado como soporte en la toma de decisiones clínicas preliminares o como herramienta educativa.</w:t>
+      </w:r>
+    </w:p>
+    <w:p/>
+    <w:p>
       <w:r>
         <w:t>Objetivo funcional de la aplicación (PONER EN OBJETIVOS)</w:t>
       </w:r>
@@ -12008,6 +9978,7 @@
       </w:pPr>
       <w:bookmarkStart w:id="64" w:name="_Toc195123283"/>
       <w:r>
+        <w:lastRenderedPageBreak/>
         <w:t>Integración del modelo e</w:t>
       </w:r>
       <w:r>
@@ -12039,31 +10010,12 @@
         <w:rPr>
           <w:color w:val="FF0000"/>
         </w:rPr>
-        <w:t xml:space="preserve">Cómo se estructura visualmente la </w:t>
-      </w:r>
-      <w:proofErr w:type="gramStart"/>
-      <w:r>
-        <w:rPr>
-          <w:color w:val="FF0000"/>
-        </w:rPr>
-        <w:t>app</w:t>
-      </w:r>
-      <w:proofErr w:type="gramEnd"/>
-      <w:r>
-        <w:rPr>
-          <w:color w:val="FF0000"/>
-        </w:rPr>
-        <w:t>: qué preguntas hace, cómo se rellenan los formularios, cómo se muestran los resultados, cómo se interpreta la salida.</w:t>
-      </w:r>
-    </w:p>
-    <w:p>
-      <w:proofErr w:type="spellStart"/>
-      <w:r>
-        <w:t>Explicabilidad</w:t>
-      </w:r>
-      <w:proofErr w:type="spellEnd"/>
-      <w:r>
-        <w:t xml:space="preserve"> del modelo?</w:t>
+        <w:t>Cómo se estructura visualmente la app: qué preguntas hace, cómo se rellenan los formularios, cómo se muestran los resultados, cómo se interpreta la salida.</w:t>
+      </w:r>
+    </w:p>
+    <w:p>
+      <w:r>
+        <w:t>Explicabilidad del modelo?</w:t>
       </w:r>
     </w:p>
     <w:p>
@@ -12174,6 +10126,158 @@
       <w:pPr>
         <w:jc w:val="both"/>
       </w:pPr>
+      <w:r>
+        <w:t>Como posibles ampliaciones del trabajo realizado, se proponen las siguientes líneas de trabajo, que permitirían reforzar y dar continuidad al proyecto en distintos ámbitos, tanto técnicos como clínicos:</w:t>
+      </w:r>
+    </w:p>
+    <w:p>
+      <w:pPr>
+        <w:numPr>
+          <w:ilvl w:val="0"/>
+          <w:numId w:val="35"/>
+        </w:numPr>
+      </w:pPr>
+      <w:r>
+        <w:rPr>
+          <w:b/>
+          <w:bCs/>
+        </w:rPr>
+        <w:t>Integración real de dispositivos biométricos como el O2Ring:</w:t>
+      </w:r>
+      <w:r>
+        <w:br/>
+        <w:t>Una de las extensiones naturales de este proyecto sería incorporar datos reales recogidos mediante dispositivos de monitorización nocturna, como el O2Ring, que mide de forma continua la saturación de oxígeno, la frecuencia cardíaca y los patrones de sueño. Esta integración permitiría validar el modelo con información personalizada, ampliar su aplicabilidad y evaluar su comportamiento ante datos reales, no simulados.</w:t>
+      </w:r>
+    </w:p>
+    <w:p>
+      <w:pPr>
+        <w:numPr>
+          <w:ilvl w:val="0"/>
+          <w:numId w:val="35"/>
+        </w:numPr>
+      </w:pPr>
+      <w:r>
+        <w:rPr>
+          <w:b/>
+          <w:bCs/>
+        </w:rPr>
+        <w:t>Ampliación del conjunto de datos y validación externa:</w:t>
+      </w:r>
+      <w:r>
+        <w:br/>
+        <w:t>El modelo se ha entrenado con un conjunto de datos abierto y limitado en volumen y diversidad. Una línea futura fundamental consistiría en ampliar la base de datos con nuevas muestras clínicas, procedentes de diferentes perfiles sociodemográficos, lo que permitiría aumentar la robustez del modelo y estudiar su generalización en distintos contextos sanitarios o poblacionales.</w:t>
+      </w:r>
+    </w:p>
+    <w:p>
+      <w:pPr>
+        <w:numPr>
+          <w:ilvl w:val="0"/>
+          <w:numId w:val="35"/>
+        </w:numPr>
+      </w:pPr>
+      <w:r>
+        <w:rPr>
+          <w:b/>
+          <w:bCs/>
+        </w:rPr>
+        <w:t>Incorporación de nuevos trastornos del sueño:</w:t>
+      </w:r>
+      <w:r>
+        <w:br/>
+        <w:t xml:space="preserve">Actualmente, la herramienta clasifica entre tres posibles situaciones: insomnio, apnea del sueño o ausencia de trastorno. Sería interesante adaptar el modelo para incluir otros tipos de alteraciones como narcolepsia, hipersomnia idiopática </w:t>
+      </w:r>
+      <w:r>
+        <w:lastRenderedPageBreak/>
+        <w:t>o trastornos del ritmo circadiano, siempre que se disponga de datos representativos para su entrenamiento.</w:t>
+      </w:r>
+    </w:p>
+    <w:p>
+      <w:pPr>
+        <w:numPr>
+          <w:ilvl w:val="0"/>
+          <w:numId w:val="35"/>
+        </w:numPr>
+      </w:pPr>
+      <w:r>
+        <w:rPr>
+          <w:b/>
+          <w:bCs/>
+        </w:rPr>
+        <w:t>Mejora de la experiencia de usuario y adaptación a entornos clínicos reales:</w:t>
+      </w:r>
+      <w:r>
+        <w:rPr>
+          <w:b/>
+          <w:bCs/>
+        </w:rPr>
+        <w:br/>
+      </w:r>
+      <w:r>
+        <w:t>Aunque la aplicación ha sido diseñada para facilitar su uso, sería posible mejorar su diseño visual, incorporar funcionalidades adicionales (como almacenamiento de historiales, exportación de resultados o compatibilidad con bases de datos clínicas), e incluso adaptar su estructura para integrarse en sistemas de historia clínica electrónica.</w:t>
+      </w:r>
+    </w:p>
+    <w:p>
+      <w:pPr>
+        <w:numPr>
+          <w:ilvl w:val="0"/>
+          <w:numId w:val="35"/>
+        </w:numPr>
+      </w:pPr>
+      <w:r>
+        <w:rPr>
+          <w:b/>
+          <w:bCs/>
+        </w:rPr>
+        <w:t>Validación clínica y estudios de impacto:</w:t>
+      </w:r>
+      <w:r>
+        <w:br/>
+        <w:t>Para que esta herramienta pueda tener utilidad real en un contexto médico, sería necesario realizar estudios de validación clínica con pacientes reales y profesionales sanitarios, valorando tanto su precisión diagnóstica como su utilidad práctica. Esta fase permitiría avanzar hacia una posible implementación como herramienta de apoyo en la toma de decisiones.</w:t>
+      </w:r>
+    </w:p>
+    <w:p>
+      <w:pPr>
+        <w:numPr>
+          <w:ilvl w:val="0"/>
+          <w:numId w:val="35"/>
+        </w:numPr>
+      </w:pPr>
+      <w:r>
+        <w:rPr>
+          <w:b/>
+          <w:bCs/>
+        </w:rPr>
+        <w:t>Exploración de modelos más complejos o adaptativos:</w:t>
+      </w:r>
+      <w:r>
+        <w:br/>
+        <w:t>Aunque el modelo de Random Forest ha ofrecido buenos resultados, existe la posibilidad de explorar arquitecturas más sofisticadas, como redes neuronales profundas o modelos adaptativos que ajusten sus predicciones en función de nuevas entradas, e incluso modelos de aprendizaje federado para preservar la privacidad de los datos.</w:t>
+      </w:r>
+    </w:p>
+    <w:p>
+      <w:pPr>
+        <w:numPr>
+          <w:ilvl w:val="0"/>
+          <w:numId w:val="35"/>
+        </w:numPr>
+      </w:pPr>
+      <w:r>
+        <w:rPr>
+          <w:b/>
+          <w:bCs/>
+        </w:rPr>
+        <w:t>Formación del usuario y uso en contextos educativos:</w:t>
+      </w:r>
+      <w:r>
+        <w:rPr>
+          <w:b/>
+          <w:bCs/>
+        </w:rPr>
+        <w:br/>
+      </w:r>
+      <w:r>
+        <w:t>Finalmente, esta herramienta podría adaptarse para su uso en programas de prevención o educación para la salud, sensibilizando a la población sobre la importancia del descanso y los factores que pueden alterarlo, y ofreciendo recomendaciones personalizadas según el perfil del usuario.</w:t>
+      </w:r>
     </w:p>
     <w:sectPr>
       <w:pgSz w:w="11906" w:h="16838"/>
@@ -13014,6 +11118,155 @@
     </w:lvl>
   </w:abstractNum>
   <w:abstractNum w:abstractNumId="1" w15:restartNumberingAfterBreak="0">
+    <w:nsid w:val="01BB0FE6"/>
+    <w:multiLevelType w:val="multilevel"/>
+    <w:tmpl w:val="60EE21FE"/>
+    <w:lvl w:ilvl="0">
+      <w:start w:val="1"/>
+      <w:numFmt w:val="bullet"/>
+      <w:lvlText w:val=""/>
+      <w:lvlJc w:val="left"/>
+      <w:pPr>
+        <w:tabs>
+          <w:tab w:val="num" w:pos="720"/>
+        </w:tabs>
+        <w:ind w:left="720" w:hanging="360"/>
+      </w:pPr>
+      <w:rPr>
+        <w:rFonts w:ascii="Symbol" w:hAnsi="Symbol" w:hint="default"/>
+        <w:sz w:val="20"/>
+      </w:rPr>
+    </w:lvl>
+    <w:lvl w:ilvl="1" w:tentative="1">
+      <w:start w:val="1"/>
+      <w:numFmt w:val="bullet"/>
+      <w:lvlText w:val="o"/>
+      <w:lvlJc w:val="left"/>
+      <w:pPr>
+        <w:tabs>
+          <w:tab w:val="num" w:pos="1440"/>
+        </w:tabs>
+        <w:ind w:left="1440" w:hanging="360"/>
+      </w:pPr>
+      <w:rPr>
+        <w:rFonts w:ascii="Courier New" w:hAnsi="Courier New" w:hint="default"/>
+        <w:sz w:val="20"/>
+      </w:rPr>
+    </w:lvl>
+    <w:lvl w:ilvl="2" w:tentative="1">
+      <w:start w:val="1"/>
+      <w:numFmt w:val="bullet"/>
+      <w:lvlText w:val=""/>
+      <w:lvlJc w:val="left"/>
+      <w:pPr>
+        <w:tabs>
+          <w:tab w:val="num" w:pos="2160"/>
+        </w:tabs>
+        <w:ind w:left="2160" w:hanging="360"/>
+      </w:pPr>
+      <w:rPr>
+        <w:rFonts w:ascii="Wingdings" w:hAnsi="Wingdings" w:hint="default"/>
+        <w:sz w:val="20"/>
+      </w:rPr>
+    </w:lvl>
+    <w:lvl w:ilvl="3" w:tentative="1">
+      <w:start w:val="1"/>
+      <w:numFmt w:val="bullet"/>
+      <w:lvlText w:val=""/>
+      <w:lvlJc w:val="left"/>
+      <w:pPr>
+        <w:tabs>
+          <w:tab w:val="num" w:pos="2880"/>
+        </w:tabs>
+        <w:ind w:left="2880" w:hanging="360"/>
+      </w:pPr>
+      <w:rPr>
+        <w:rFonts w:ascii="Wingdings" w:hAnsi="Wingdings" w:hint="default"/>
+        <w:sz w:val="20"/>
+      </w:rPr>
+    </w:lvl>
+    <w:lvl w:ilvl="4" w:tentative="1">
+      <w:start w:val="1"/>
+      <w:numFmt w:val="bullet"/>
+      <w:lvlText w:val=""/>
+      <w:lvlJc w:val="left"/>
+      <w:pPr>
+        <w:tabs>
+          <w:tab w:val="num" w:pos="3600"/>
+        </w:tabs>
+        <w:ind w:left="3600" w:hanging="360"/>
+      </w:pPr>
+      <w:rPr>
+        <w:rFonts w:ascii="Wingdings" w:hAnsi="Wingdings" w:hint="default"/>
+        <w:sz w:val="20"/>
+      </w:rPr>
+    </w:lvl>
+    <w:lvl w:ilvl="5" w:tentative="1">
+      <w:start w:val="1"/>
+      <w:numFmt w:val="bullet"/>
+      <w:lvlText w:val=""/>
+      <w:lvlJc w:val="left"/>
+      <w:pPr>
+        <w:tabs>
+          <w:tab w:val="num" w:pos="4320"/>
+        </w:tabs>
+        <w:ind w:left="4320" w:hanging="360"/>
+      </w:pPr>
+      <w:rPr>
+        <w:rFonts w:ascii="Wingdings" w:hAnsi="Wingdings" w:hint="default"/>
+        <w:sz w:val="20"/>
+      </w:rPr>
+    </w:lvl>
+    <w:lvl w:ilvl="6" w:tentative="1">
+      <w:start w:val="1"/>
+      <w:numFmt w:val="bullet"/>
+      <w:lvlText w:val=""/>
+      <w:lvlJc w:val="left"/>
+      <w:pPr>
+        <w:tabs>
+          <w:tab w:val="num" w:pos="5040"/>
+        </w:tabs>
+        <w:ind w:left="5040" w:hanging="360"/>
+      </w:pPr>
+      <w:rPr>
+        <w:rFonts w:ascii="Wingdings" w:hAnsi="Wingdings" w:hint="default"/>
+        <w:sz w:val="20"/>
+      </w:rPr>
+    </w:lvl>
+    <w:lvl w:ilvl="7" w:tentative="1">
+      <w:start w:val="1"/>
+      <w:numFmt w:val="bullet"/>
+      <w:lvlText w:val=""/>
+      <w:lvlJc w:val="left"/>
+      <w:pPr>
+        <w:tabs>
+          <w:tab w:val="num" w:pos="5760"/>
+        </w:tabs>
+        <w:ind w:left="5760" w:hanging="360"/>
+      </w:pPr>
+      <w:rPr>
+        <w:rFonts w:ascii="Wingdings" w:hAnsi="Wingdings" w:hint="default"/>
+        <w:sz w:val="20"/>
+      </w:rPr>
+    </w:lvl>
+    <w:lvl w:ilvl="8" w:tentative="1">
+      <w:start w:val="1"/>
+      <w:numFmt w:val="bullet"/>
+      <w:lvlText w:val=""/>
+      <w:lvlJc w:val="left"/>
+      <w:pPr>
+        <w:tabs>
+          <w:tab w:val="num" w:pos="6480"/>
+        </w:tabs>
+        <w:ind w:left="6480" w:hanging="360"/>
+      </w:pPr>
+      <w:rPr>
+        <w:rFonts w:ascii="Wingdings" w:hAnsi="Wingdings" w:hint="default"/>
+        <w:sz w:val="20"/>
+      </w:rPr>
+    </w:lvl>
+  </w:abstractNum>
+  <w:abstractNum w:abstractNumId="2" w15:restartNumberingAfterBreak="0">
     <w:nsid w:val="08166713"/>
     <w:multiLevelType w:val="hybridMultilevel"/>
     <w:tmpl w:val="576E6982"/>
@@ -13126,7 +11379,7 @@
       </w:rPr>
     </w:lvl>
   </w:abstractNum>
-  <w:abstractNum w:abstractNumId="2" w15:restartNumberingAfterBreak="0">
+  <w:abstractNum w:abstractNumId="3" w15:restartNumberingAfterBreak="0">
     <w:nsid w:val="1504794F"/>
     <w:multiLevelType w:val="hybridMultilevel"/>
     <w:tmpl w:val="5734E9C8"/>
@@ -13239,7 +11492,7 @@
       </w:rPr>
     </w:lvl>
   </w:abstractNum>
-  <w:abstractNum w:abstractNumId="3" w15:restartNumberingAfterBreak="0">
+  <w:abstractNum w:abstractNumId="4" w15:restartNumberingAfterBreak="0">
     <w:nsid w:val="18065D80"/>
     <w:multiLevelType w:val="multilevel"/>
     <w:tmpl w:val="90AC9F2A"/>
@@ -13388,7 +11641,7 @@
       </w:rPr>
     </w:lvl>
   </w:abstractNum>
-  <w:abstractNum w:abstractNumId="4" w15:restartNumberingAfterBreak="0">
+  <w:abstractNum w:abstractNumId="5" w15:restartNumberingAfterBreak="0">
     <w:nsid w:val="1B7A4D72"/>
     <w:multiLevelType w:val="multilevel"/>
     <w:tmpl w:val="C1E0271A"/>
@@ -13537,7 +11790,7 @@
       </w:rPr>
     </w:lvl>
   </w:abstractNum>
-  <w:abstractNum w:abstractNumId="5" w15:restartNumberingAfterBreak="0">
+  <w:abstractNum w:abstractNumId="6" w15:restartNumberingAfterBreak="0">
     <w:nsid w:val="1D242959"/>
     <w:multiLevelType w:val="hybridMultilevel"/>
     <w:tmpl w:val="B60EA430"/>
@@ -13649,7 +11902,7 @@
       </w:rPr>
     </w:lvl>
   </w:abstractNum>
-  <w:abstractNum w:abstractNumId="6" w15:restartNumberingAfterBreak="0">
+  <w:abstractNum w:abstractNumId="7" w15:restartNumberingAfterBreak="0">
     <w:nsid w:val="2CDB790B"/>
     <w:multiLevelType w:val="hybridMultilevel"/>
     <w:tmpl w:val="D700BFFE"/>
@@ -13762,7 +12015,120 @@
       </w:rPr>
     </w:lvl>
   </w:abstractNum>
-  <w:abstractNum w:abstractNumId="7" w15:restartNumberingAfterBreak="0">
+  <w:abstractNum w:abstractNumId="8" w15:restartNumberingAfterBreak="0">
+    <w:nsid w:val="351C3054"/>
+    <w:multiLevelType w:val="hybridMultilevel"/>
+    <w:tmpl w:val="92E00EAE"/>
+    <w:lvl w:ilvl="0" w:tplc="7F00C88A">
+      <w:start w:val="1"/>
+      <w:numFmt w:val="decimal"/>
+      <w:lvlText w:val="%1."/>
+      <w:lvlJc w:val="left"/>
+      <w:pPr>
+        <w:ind w:left="720" w:hanging="360"/>
+      </w:pPr>
+      <w:rPr>
+        <w:rFonts w:asciiTheme="minorHAnsi" w:eastAsiaTheme="minorHAnsi" w:hAnsiTheme="minorHAnsi" w:cstheme="minorBidi"/>
+      </w:rPr>
+    </w:lvl>
+    <w:lvl w:ilvl="1" w:tplc="0C0A0003" w:tentative="1">
+      <w:start w:val="1"/>
+      <w:numFmt w:val="bullet"/>
+      <w:lvlText w:val="o"/>
+      <w:lvlJc w:val="left"/>
+      <w:pPr>
+        <w:ind w:left="1440" w:hanging="360"/>
+      </w:pPr>
+      <w:rPr>
+        <w:rFonts w:ascii="Courier New" w:hAnsi="Courier New" w:cs="Courier New" w:hint="default"/>
+      </w:rPr>
+    </w:lvl>
+    <w:lvl w:ilvl="2" w:tplc="0C0A0005" w:tentative="1">
+      <w:start w:val="1"/>
+      <w:numFmt w:val="bullet"/>
+      <w:lvlText w:val=""/>
+      <w:lvlJc w:val="left"/>
+      <w:pPr>
+        <w:ind w:left="2160" w:hanging="360"/>
+      </w:pPr>
+      <w:rPr>
+        <w:rFonts w:ascii="Wingdings" w:hAnsi="Wingdings" w:hint="default"/>
+      </w:rPr>
+    </w:lvl>
+    <w:lvl w:ilvl="3" w:tplc="0C0A0001" w:tentative="1">
+      <w:start w:val="1"/>
+      <w:numFmt w:val="bullet"/>
+      <w:lvlText w:val=""/>
+      <w:lvlJc w:val="left"/>
+      <w:pPr>
+        <w:ind w:left="2880" w:hanging="360"/>
+      </w:pPr>
+      <w:rPr>
+        <w:rFonts w:ascii="Symbol" w:hAnsi="Symbol" w:hint="default"/>
+      </w:rPr>
+    </w:lvl>
+    <w:lvl w:ilvl="4" w:tplc="0C0A0003" w:tentative="1">
+      <w:start w:val="1"/>
+      <w:numFmt w:val="bullet"/>
+      <w:lvlText w:val="o"/>
+      <w:lvlJc w:val="left"/>
+      <w:pPr>
+        <w:ind w:left="3600" w:hanging="360"/>
+      </w:pPr>
+      <w:rPr>
+        <w:rFonts w:ascii="Courier New" w:hAnsi="Courier New" w:cs="Courier New" w:hint="default"/>
+      </w:rPr>
+    </w:lvl>
+    <w:lvl w:ilvl="5" w:tplc="0C0A0005" w:tentative="1">
+      <w:start w:val="1"/>
+      <w:numFmt w:val="bullet"/>
+      <w:lvlText w:val=""/>
+      <w:lvlJc w:val="left"/>
+      <w:pPr>
+        <w:ind w:left="4320" w:hanging="360"/>
+      </w:pPr>
+      <w:rPr>
+        <w:rFonts w:ascii="Wingdings" w:hAnsi="Wingdings" w:hint="default"/>
+      </w:rPr>
+    </w:lvl>
+    <w:lvl w:ilvl="6" w:tplc="0C0A0001" w:tentative="1">
+      <w:start w:val="1"/>
+      <w:numFmt w:val="bullet"/>
+      <w:lvlText w:val=""/>
+      <w:lvlJc w:val="left"/>
+      <w:pPr>
+        <w:ind w:left="5040" w:hanging="360"/>
+      </w:pPr>
+      <w:rPr>
+        <w:rFonts w:ascii="Symbol" w:hAnsi="Symbol" w:hint="default"/>
+      </w:rPr>
+    </w:lvl>
+    <w:lvl w:ilvl="7" w:tplc="0C0A0003" w:tentative="1">
+      <w:start w:val="1"/>
+      <w:numFmt w:val="bullet"/>
+      <w:lvlText w:val="o"/>
+      <w:lvlJc w:val="left"/>
+      <w:pPr>
+        <w:ind w:left="5760" w:hanging="360"/>
+      </w:pPr>
+      <w:rPr>
+        <w:rFonts w:ascii="Courier New" w:hAnsi="Courier New" w:cs="Courier New" w:hint="default"/>
+      </w:rPr>
+    </w:lvl>
+    <w:lvl w:ilvl="8" w:tplc="0C0A0005" w:tentative="1">
+      <w:start w:val="1"/>
+      <w:numFmt w:val="bullet"/>
+      <w:lvlText w:val=""/>
+      <w:lvlJc w:val="left"/>
+      <w:pPr>
+        <w:ind w:left="6480" w:hanging="360"/>
+      </w:pPr>
+      <w:rPr>
+        <w:rFonts w:ascii="Wingdings" w:hAnsi="Wingdings" w:hint="default"/>
+      </w:rPr>
+    </w:lvl>
+  </w:abstractNum>
+  <w:abstractNum w:abstractNumId="9" w15:restartNumberingAfterBreak="0">
     <w:nsid w:val="35595571"/>
     <w:multiLevelType w:val="multilevel"/>
     <w:tmpl w:val="0A04BF5C"/>
@@ -13911,7 +12277,7 @@
       </w:rPr>
     </w:lvl>
   </w:abstractNum>
-  <w:abstractNum w:abstractNumId="8" w15:restartNumberingAfterBreak="0">
+  <w:abstractNum w:abstractNumId="10" w15:restartNumberingAfterBreak="0">
     <w:nsid w:val="37B42C66"/>
     <w:multiLevelType w:val="multilevel"/>
     <w:tmpl w:val="232E0824"/>
@@ -14060,7 +12426,7 @@
       </w:rPr>
     </w:lvl>
   </w:abstractNum>
-  <w:abstractNum w:abstractNumId="9" w15:restartNumberingAfterBreak="0">
+  <w:abstractNum w:abstractNumId="11" w15:restartNumberingAfterBreak="0">
     <w:nsid w:val="37C01077"/>
     <w:multiLevelType w:val="multilevel"/>
     <w:tmpl w:val="AEE64CDC"/>
@@ -14209,7 +12575,7 @@
       </w:rPr>
     </w:lvl>
   </w:abstractNum>
-  <w:abstractNum w:abstractNumId="10" w15:restartNumberingAfterBreak="0">
+  <w:abstractNum w:abstractNumId="12" w15:restartNumberingAfterBreak="0">
     <w:nsid w:val="383B7337"/>
     <w:multiLevelType w:val="multilevel"/>
     <w:tmpl w:val="EF94B54A"/>
@@ -14330,7 +12696,7 @@
       </w:rPr>
     </w:lvl>
   </w:abstractNum>
-  <w:abstractNum w:abstractNumId="11" w15:restartNumberingAfterBreak="0">
+  <w:abstractNum w:abstractNumId="13" w15:restartNumberingAfterBreak="0">
     <w:nsid w:val="39C44CBA"/>
     <w:multiLevelType w:val="multilevel"/>
     <w:tmpl w:val="869EBEF6"/>
@@ -14479,7 +12845,7 @@
       </w:rPr>
     </w:lvl>
   </w:abstractNum>
-  <w:abstractNum w:abstractNumId="12" w15:restartNumberingAfterBreak="0">
+  <w:abstractNum w:abstractNumId="14" w15:restartNumberingAfterBreak="0">
     <w:nsid w:val="3A6D245A"/>
     <w:multiLevelType w:val="multilevel"/>
     <w:tmpl w:val="89E0D6A4"/>
@@ -14628,7 +12994,7 @@
       </w:rPr>
     </w:lvl>
   </w:abstractNum>
-  <w:abstractNum w:abstractNumId="13" w15:restartNumberingAfterBreak="0">
+  <w:abstractNum w:abstractNumId="15" w15:restartNumberingAfterBreak="0">
     <w:nsid w:val="3CBF3AC7"/>
     <w:multiLevelType w:val="hybridMultilevel"/>
     <w:tmpl w:val="6428BFCA"/>
@@ -14741,7 +13107,7 @@
       </w:rPr>
     </w:lvl>
   </w:abstractNum>
-  <w:abstractNum w:abstractNumId="14" w15:restartNumberingAfterBreak="0">
+  <w:abstractNum w:abstractNumId="16" w15:restartNumberingAfterBreak="0">
     <w:nsid w:val="450E6F64"/>
     <w:multiLevelType w:val="multilevel"/>
     <w:tmpl w:val="283E3066"/>
@@ -14890,7 +13256,7 @@
       </w:rPr>
     </w:lvl>
   </w:abstractNum>
-  <w:abstractNum w:abstractNumId="15" w15:restartNumberingAfterBreak="0">
+  <w:abstractNum w:abstractNumId="17" w15:restartNumberingAfterBreak="0">
     <w:nsid w:val="47473D85"/>
     <w:multiLevelType w:val="multilevel"/>
     <w:tmpl w:val="CC6CF196"/>
@@ -15039,7 +13405,7 @@
       </w:rPr>
     </w:lvl>
   </w:abstractNum>
-  <w:abstractNum w:abstractNumId="16" w15:restartNumberingAfterBreak="0">
+  <w:abstractNum w:abstractNumId="18" w15:restartNumberingAfterBreak="0">
     <w:nsid w:val="490C275F"/>
     <w:multiLevelType w:val="hybridMultilevel"/>
     <w:tmpl w:val="4F96A7D4"/>
@@ -15152,7 +13518,7 @@
       </w:rPr>
     </w:lvl>
   </w:abstractNum>
-  <w:abstractNum w:abstractNumId="17" w15:restartNumberingAfterBreak="0">
+  <w:abstractNum w:abstractNumId="19" w15:restartNumberingAfterBreak="0">
     <w:nsid w:val="51543E80"/>
     <w:multiLevelType w:val="multilevel"/>
     <w:tmpl w:val="FE883050"/>
@@ -15301,7 +13667,96 @@
       </w:rPr>
     </w:lvl>
   </w:abstractNum>
-  <w:abstractNum w:abstractNumId="18" w15:restartNumberingAfterBreak="0">
+  <w:abstractNum w:abstractNumId="20" w15:restartNumberingAfterBreak="0">
+    <w:nsid w:val="536A5757"/>
+    <w:multiLevelType w:val="hybridMultilevel"/>
+    <w:tmpl w:val="74D4811A"/>
+    <w:lvl w:ilvl="0" w:tplc="0C0A000F">
+      <w:start w:val="1"/>
+      <w:numFmt w:val="decimal"/>
+      <w:lvlText w:val="%1."/>
+      <w:lvlJc w:val="left"/>
+      <w:pPr>
+        <w:ind w:left="720" w:hanging="360"/>
+      </w:pPr>
+      <w:rPr>
+        <w:rFonts w:hint="default"/>
+      </w:rPr>
+    </w:lvl>
+    <w:lvl w:ilvl="1" w:tplc="0C0A0019">
+      <w:start w:val="1"/>
+      <w:numFmt w:val="lowerLetter"/>
+      <w:lvlText w:val="%2."/>
+      <w:lvlJc w:val="left"/>
+      <w:pPr>
+        <w:ind w:left="1440" w:hanging="360"/>
+      </w:pPr>
+    </w:lvl>
+    <w:lvl w:ilvl="2" w:tplc="0C0A001B" w:tentative="1">
+      <w:start w:val="1"/>
+      <w:numFmt w:val="lowerRoman"/>
+      <w:lvlText w:val="%3."/>
+      <w:lvlJc w:val="right"/>
+      <w:pPr>
+        <w:ind w:left="2160" w:hanging="180"/>
+      </w:pPr>
+    </w:lvl>
+    <w:lvl w:ilvl="3" w:tplc="0C0A000F" w:tentative="1">
+      <w:start w:val="1"/>
+      <w:numFmt w:val="decimal"/>
+      <w:lvlText w:val="%4."/>
+      <w:lvlJc w:val="left"/>
+      <w:pPr>
+        <w:ind w:left="2880" w:hanging="360"/>
+      </w:pPr>
+    </w:lvl>
+    <w:lvl w:ilvl="4" w:tplc="0C0A0019" w:tentative="1">
+      <w:start w:val="1"/>
+      <w:numFmt w:val="lowerLetter"/>
+      <w:lvlText w:val="%5."/>
+      <w:lvlJc w:val="left"/>
+      <w:pPr>
+        <w:ind w:left="3600" w:hanging="360"/>
+      </w:pPr>
+    </w:lvl>
+    <w:lvl w:ilvl="5" w:tplc="0C0A001B" w:tentative="1">
+      <w:start w:val="1"/>
+      <w:numFmt w:val="lowerRoman"/>
+      <w:lvlText w:val="%6."/>
+      <w:lvlJc w:val="right"/>
+      <w:pPr>
+        <w:ind w:left="4320" w:hanging="180"/>
+      </w:pPr>
+    </w:lvl>
+    <w:lvl w:ilvl="6" w:tplc="0C0A000F" w:tentative="1">
+      <w:start w:val="1"/>
+      <w:numFmt w:val="decimal"/>
+      <w:lvlText w:val="%7."/>
+      <w:lvlJc w:val="left"/>
+      <w:pPr>
+        <w:ind w:left="5040" w:hanging="360"/>
+      </w:pPr>
+    </w:lvl>
+    <w:lvl w:ilvl="7" w:tplc="0C0A0019" w:tentative="1">
+      <w:start w:val="1"/>
+      <w:numFmt w:val="lowerLetter"/>
+      <w:lvlText w:val="%8."/>
+      <w:lvlJc w:val="left"/>
+      <w:pPr>
+        <w:ind w:left="5760" w:hanging="360"/>
+      </w:pPr>
+    </w:lvl>
+    <w:lvl w:ilvl="8" w:tplc="0C0A001B" w:tentative="1">
+      <w:start w:val="1"/>
+      <w:numFmt w:val="lowerRoman"/>
+      <w:lvlText w:val="%9."/>
+      <w:lvlJc w:val="right"/>
+      <w:pPr>
+        <w:ind w:left="6480" w:hanging="180"/>
+      </w:pPr>
+    </w:lvl>
+  </w:abstractNum>
+  <w:abstractNum w:abstractNumId="21" w15:restartNumberingAfterBreak="0">
     <w:nsid w:val="54A629B5"/>
     <w:multiLevelType w:val="multilevel"/>
     <w:tmpl w:val="984C3B50"/>
@@ -15450,7 +13905,7 @@
       </w:rPr>
     </w:lvl>
   </w:abstractNum>
-  <w:abstractNum w:abstractNumId="19" w15:restartNumberingAfterBreak="0">
+  <w:abstractNum w:abstractNumId="22" w15:restartNumberingAfterBreak="0">
     <w:nsid w:val="58B01BFC"/>
     <w:multiLevelType w:val="multilevel"/>
     <w:tmpl w:val="AB847238"/>
@@ -15599,7 +14054,246 @@
       </w:rPr>
     </w:lvl>
   </w:abstractNum>
-  <w:abstractNum w:abstractNumId="20" w15:restartNumberingAfterBreak="0">
+  <w:abstractNum w:abstractNumId="23" w15:restartNumberingAfterBreak="0">
+    <w:nsid w:val="5AA53406"/>
+    <w:multiLevelType w:val="hybridMultilevel"/>
+    <w:tmpl w:val="6E4CC95C"/>
+    <w:lvl w:ilvl="0" w:tplc="D07EED26">
+      <w:start w:val="1"/>
+      <w:numFmt w:val="decimal"/>
+      <w:lvlText w:val="%1."/>
+      <w:lvlJc w:val="left"/>
+      <w:pPr>
+        <w:ind w:left="720" w:hanging="360"/>
+      </w:pPr>
+      <w:rPr>
+        <w:rFonts w:hint="default"/>
+        <w:b/>
+      </w:rPr>
+    </w:lvl>
+    <w:lvl w:ilvl="1" w:tplc="0C0A0019" w:tentative="1">
+      <w:start w:val="1"/>
+      <w:numFmt w:val="lowerLetter"/>
+      <w:lvlText w:val="%2."/>
+      <w:lvlJc w:val="left"/>
+      <w:pPr>
+        <w:ind w:left="1440" w:hanging="360"/>
+      </w:pPr>
+    </w:lvl>
+    <w:lvl w:ilvl="2" w:tplc="0C0A001B" w:tentative="1">
+      <w:start w:val="1"/>
+      <w:numFmt w:val="lowerRoman"/>
+      <w:lvlText w:val="%3."/>
+      <w:lvlJc w:val="right"/>
+      <w:pPr>
+        <w:ind w:left="2160" w:hanging="180"/>
+      </w:pPr>
+    </w:lvl>
+    <w:lvl w:ilvl="3" w:tplc="0C0A000F" w:tentative="1">
+      <w:start w:val="1"/>
+      <w:numFmt w:val="decimal"/>
+      <w:lvlText w:val="%4."/>
+      <w:lvlJc w:val="left"/>
+      <w:pPr>
+        <w:ind w:left="2880" w:hanging="360"/>
+      </w:pPr>
+    </w:lvl>
+    <w:lvl w:ilvl="4" w:tplc="0C0A0019" w:tentative="1">
+      <w:start w:val="1"/>
+      <w:numFmt w:val="lowerLetter"/>
+      <w:lvlText w:val="%5."/>
+      <w:lvlJc w:val="left"/>
+      <w:pPr>
+        <w:ind w:left="3600" w:hanging="360"/>
+      </w:pPr>
+    </w:lvl>
+    <w:lvl w:ilvl="5" w:tplc="0C0A001B" w:tentative="1">
+      <w:start w:val="1"/>
+      <w:numFmt w:val="lowerRoman"/>
+      <w:lvlText w:val="%6."/>
+      <w:lvlJc w:val="right"/>
+      <w:pPr>
+        <w:ind w:left="4320" w:hanging="180"/>
+      </w:pPr>
+    </w:lvl>
+    <w:lvl w:ilvl="6" w:tplc="0C0A000F" w:tentative="1">
+      <w:start w:val="1"/>
+      <w:numFmt w:val="decimal"/>
+      <w:lvlText w:val="%7."/>
+      <w:lvlJc w:val="left"/>
+      <w:pPr>
+        <w:ind w:left="5040" w:hanging="360"/>
+      </w:pPr>
+    </w:lvl>
+    <w:lvl w:ilvl="7" w:tplc="0C0A0019" w:tentative="1">
+      <w:start w:val="1"/>
+      <w:numFmt w:val="lowerLetter"/>
+      <w:lvlText w:val="%8."/>
+      <w:lvlJc w:val="left"/>
+      <w:pPr>
+        <w:ind w:left="5760" w:hanging="360"/>
+      </w:pPr>
+    </w:lvl>
+    <w:lvl w:ilvl="8" w:tplc="0C0A001B" w:tentative="1">
+      <w:start w:val="1"/>
+      <w:numFmt w:val="lowerRoman"/>
+      <w:lvlText w:val="%9."/>
+      <w:lvlJc w:val="right"/>
+      <w:pPr>
+        <w:ind w:left="6480" w:hanging="180"/>
+      </w:pPr>
+    </w:lvl>
+  </w:abstractNum>
+  <w:abstractNum w:abstractNumId="24" w15:restartNumberingAfterBreak="0">
+    <w:nsid w:val="5CB5579E"/>
+    <w:multiLevelType w:val="multilevel"/>
+    <w:tmpl w:val="1110FB4E"/>
+    <w:lvl w:ilvl="0">
+      <w:start w:val="1"/>
+      <w:numFmt w:val="bullet"/>
+      <w:lvlText w:val=""/>
+      <w:lvlJc w:val="left"/>
+      <w:pPr>
+        <w:tabs>
+          <w:tab w:val="num" w:pos="720"/>
+        </w:tabs>
+        <w:ind w:left="720" w:hanging="360"/>
+      </w:pPr>
+      <w:rPr>
+        <w:rFonts w:ascii="Symbol" w:hAnsi="Symbol" w:hint="default"/>
+        <w:sz w:val="20"/>
+      </w:rPr>
+    </w:lvl>
+    <w:lvl w:ilvl="1" w:tentative="1">
+      <w:start w:val="1"/>
+      <w:numFmt w:val="bullet"/>
+      <w:lvlText w:val="o"/>
+      <w:lvlJc w:val="left"/>
+      <w:pPr>
+        <w:tabs>
+          <w:tab w:val="num" w:pos="1440"/>
+        </w:tabs>
+        <w:ind w:left="1440" w:hanging="360"/>
+      </w:pPr>
+      <w:rPr>
+        <w:rFonts w:ascii="Courier New" w:hAnsi="Courier New" w:hint="default"/>
+        <w:sz w:val="20"/>
+      </w:rPr>
+    </w:lvl>
+    <w:lvl w:ilvl="2" w:tentative="1">
+      <w:start w:val="1"/>
+      <w:numFmt w:val="bullet"/>
+      <w:lvlText w:val=""/>
+      <w:lvlJc w:val="left"/>
+      <w:pPr>
+        <w:tabs>
+          <w:tab w:val="num" w:pos="2160"/>
+        </w:tabs>
+        <w:ind w:left="2160" w:hanging="360"/>
+      </w:pPr>
+      <w:rPr>
+        <w:rFonts w:ascii="Wingdings" w:hAnsi="Wingdings" w:hint="default"/>
+        <w:sz w:val="20"/>
+      </w:rPr>
+    </w:lvl>
+    <w:lvl w:ilvl="3" w:tentative="1">
+      <w:start w:val="1"/>
+      <w:numFmt w:val="bullet"/>
+      <w:lvlText w:val=""/>
+      <w:lvlJc w:val="left"/>
+      <w:pPr>
+        <w:tabs>
+          <w:tab w:val="num" w:pos="2880"/>
+        </w:tabs>
+        <w:ind w:left="2880" w:hanging="360"/>
+      </w:pPr>
+      <w:rPr>
+        <w:rFonts w:ascii="Wingdings" w:hAnsi="Wingdings" w:hint="default"/>
+        <w:sz w:val="20"/>
+      </w:rPr>
+    </w:lvl>
+    <w:lvl w:ilvl="4" w:tentative="1">
+      <w:start w:val="1"/>
+      <w:numFmt w:val="bullet"/>
+      <w:lvlText w:val=""/>
+      <w:lvlJc w:val="left"/>
+      <w:pPr>
+        <w:tabs>
+          <w:tab w:val="num" w:pos="3600"/>
+        </w:tabs>
+        <w:ind w:left="3600" w:hanging="360"/>
+      </w:pPr>
+      <w:rPr>
+        <w:rFonts w:ascii="Wingdings" w:hAnsi="Wingdings" w:hint="default"/>
+        <w:sz w:val="20"/>
+      </w:rPr>
+    </w:lvl>
+    <w:lvl w:ilvl="5" w:tentative="1">
+      <w:start w:val="1"/>
+      <w:numFmt w:val="bullet"/>
+      <w:lvlText w:val=""/>
+      <w:lvlJc w:val="left"/>
+      <w:pPr>
+        <w:tabs>
+          <w:tab w:val="num" w:pos="4320"/>
+        </w:tabs>
+        <w:ind w:left="4320" w:hanging="360"/>
+      </w:pPr>
+      <w:rPr>
+        <w:rFonts w:ascii="Wingdings" w:hAnsi="Wingdings" w:hint="default"/>
+        <w:sz w:val="20"/>
+      </w:rPr>
+    </w:lvl>
+    <w:lvl w:ilvl="6" w:tentative="1">
+      <w:start w:val="1"/>
+      <w:numFmt w:val="bullet"/>
+      <w:lvlText w:val=""/>
+      <w:lvlJc w:val="left"/>
+      <w:pPr>
+        <w:tabs>
+          <w:tab w:val="num" w:pos="5040"/>
+        </w:tabs>
+        <w:ind w:left="5040" w:hanging="360"/>
+      </w:pPr>
+      <w:rPr>
+        <w:rFonts w:ascii="Wingdings" w:hAnsi="Wingdings" w:hint="default"/>
+        <w:sz w:val="20"/>
+      </w:rPr>
+    </w:lvl>
+    <w:lvl w:ilvl="7" w:tentative="1">
+      <w:start w:val="1"/>
+      <w:numFmt w:val="bullet"/>
+      <w:lvlText w:val=""/>
+      <w:lvlJc w:val="left"/>
+      <w:pPr>
+        <w:tabs>
+          <w:tab w:val="num" w:pos="5760"/>
+        </w:tabs>
+        <w:ind w:left="5760" w:hanging="360"/>
+      </w:pPr>
+      <w:rPr>
+        <w:rFonts w:ascii="Wingdings" w:hAnsi="Wingdings" w:hint="default"/>
+        <w:sz w:val="20"/>
+      </w:rPr>
+    </w:lvl>
+    <w:lvl w:ilvl="8" w:tentative="1">
+      <w:start w:val="1"/>
+      <w:numFmt w:val="bullet"/>
+      <w:lvlText w:val=""/>
+      <w:lvlJc w:val="left"/>
+      <w:pPr>
+        <w:tabs>
+          <w:tab w:val="num" w:pos="6480"/>
+        </w:tabs>
+        <w:ind w:left="6480" w:hanging="360"/>
+      </w:pPr>
+      <w:rPr>
+        <w:rFonts w:ascii="Wingdings" w:hAnsi="Wingdings" w:hint="default"/>
+        <w:sz w:val="20"/>
+      </w:rPr>
+    </w:lvl>
+  </w:abstractNum>
+  <w:abstractNum w:abstractNumId="25" w15:restartNumberingAfterBreak="0">
     <w:nsid w:val="5E7158AB"/>
     <w:multiLevelType w:val="multilevel"/>
     <w:tmpl w:val="C55A9B30"/>
@@ -15748,7 +14442,7 @@
       </w:rPr>
     </w:lvl>
   </w:abstractNum>
-  <w:abstractNum w:abstractNumId="21" w15:restartNumberingAfterBreak="0">
+  <w:abstractNum w:abstractNumId="26" w15:restartNumberingAfterBreak="0">
     <w:nsid w:val="6189014A"/>
     <w:multiLevelType w:val="multilevel"/>
     <w:tmpl w:val="57548D62"/>
@@ -15897,7 +14591,7 @@
       </w:rPr>
     </w:lvl>
   </w:abstractNum>
-  <w:abstractNum w:abstractNumId="22" w15:restartNumberingAfterBreak="0">
+  <w:abstractNum w:abstractNumId="27" w15:restartNumberingAfterBreak="0">
     <w:nsid w:val="653C07B3"/>
     <w:multiLevelType w:val="multilevel"/>
     <w:tmpl w:val="360E2A9A"/>
@@ -16046,7 +14740,7 @@
       </w:rPr>
     </w:lvl>
   </w:abstractNum>
-  <w:abstractNum w:abstractNumId="23" w15:restartNumberingAfterBreak="0">
+  <w:abstractNum w:abstractNumId="28" w15:restartNumberingAfterBreak="0">
     <w:nsid w:val="66C02199"/>
     <w:multiLevelType w:val="multilevel"/>
     <w:tmpl w:val="4BCC32CA"/>
@@ -16195,7 +14889,7 @@
       </w:rPr>
     </w:lvl>
   </w:abstractNum>
-  <w:abstractNum w:abstractNumId="24" w15:restartNumberingAfterBreak="0">
+  <w:abstractNum w:abstractNumId="29" w15:restartNumberingAfterBreak="0">
     <w:nsid w:val="6ACE33D3"/>
     <w:multiLevelType w:val="multilevel"/>
     <w:tmpl w:val="59C07B6E"/>
@@ -16344,7 +15038,120 @@
       </w:rPr>
     </w:lvl>
   </w:abstractNum>
-  <w:abstractNum w:abstractNumId="25" w15:restartNumberingAfterBreak="0">
+  <w:abstractNum w:abstractNumId="30" w15:restartNumberingAfterBreak="0">
+    <w:nsid w:val="6C7E6B7A"/>
+    <w:multiLevelType w:val="multilevel"/>
+    <w:tmpl w:val="C6F05FC6"/>
+    <w:lvl w:ilvl="0">
+      <w:start w:val="1"/>
+      <w:numFmt w:val="decimal"/>
+      <w:lvlText w:val="%1."/>
+      <w:lvlJc w:val="left"/>
+      <w:pPr>
+        <w:tabs>
+          <w:tab w:val="num" w:pos="720"/>
+        </w:tabs>
+        <w:ind w:left="720" w:hanging="360"/>
+      </w:pPr>
+    </w:lvl>
+    <w:lvl w:ilvl="1" w:tentative="1">
+      <w:start w:val="1"/>
+      <w:numFmt w:val="decimal"/>
+      <w:lvlText w:val="%2."/>
+      <w:lvlJc w:val="left"/>
+      <w:pPr>
+        <w:tabs>
+          <w:tab w:val="num" w:pos="1440"/>
+        </w:tabs>
+        <w:ind w:left="1440" w:hanging="360"/>
+      </w:pPr>
+    </w:lvl>
+    <w:lvl w:ilvl="2" w:tentative="1">
+      <w:start w:val="1"/>
+      <w:numFmt w:val="decimal"/>
+      <w:lvlText w:val="%3."/>
+      <w:lvlJc w:val="left"/>
+      <w:pPr>
+        <w:tabs>
+          <w:tab w:val="num" w:pos="2160"/>
+        </w:tabs>
+        <w:ind w:left="2160" w:hanging="360"/>
+      </w:pPr>
+    </w:lvl>
+    <w:lvl w:ilvl="3" w:tentative="1">
+      <w:start w:val="1"/>
+      <w:numFmt w:val="decimal"/>
+      <w:lvlText w:val="%4."/>
+      <w:lvlJc w:val="left"/>
+      <w:pPr>
+        <w:tabs>
+          <w:tab w:val="num" w:pos="2880"/>
+        </w:tabs>
+        <w:ind w:left="2880" w:hanging="360"/>
+      </w:pPr>
+    </w:lvl>
+    <w:lvl w:ilvl="4" w:tentative="1">
+      <w:start w:val="1"/>
+      <w:numFmt w:val="decimal"/>
+      <w:lvlText w:val="%5."/>
+      <w:lvlJc w:val="left"/>
+      <w:pPr>
+        <w:tabs>
+          <w:tab w:val="num" w:pos="3600"/>
+        </w:tabs>
+        <w:ind w:left="3600" w:hanging="360"/>
+      </w:pPr>
+    </w:lvl>
+    <w:lvl w:ilvl="5" w:tentative="1">
+      <w:start w:val="1"/>
+      <w:numFmt w:val="decimal"/>
+      <w:lvlText w:val="%6."/>
+      <w:lvlJc w:val="left"/>
+      <w:pPr>
+        <w:tabs>
+          <w:tab w:val="num" w:pos="4320"/>
+        </w:tabs>
+        <w:ind w:left="4320" w:hanging="360"/>
+      </w:pPr>
+    </w:lvl>
+    <w:lvl w:ilvl="6" w:tentative="1">
+      <w:start w:val="1"/>
+      <w:numFmt w:val="decimal"/>
+      <w:lvlText w:val="%7."/>
+      <w:lvlJc w:val="left"/>
+      <w:pPr>
+        <w:tabs>
+          <w:tab w:val="num" w:pos="5040"/>
+        </w:tabs>
+        <w:ind w:left="5040" w:hanging="360"/>
+      </w:pPr>
+    </w:lvl>
+    <w:lvl w:ilvl="7" w:tentative="1">
+      <w:start w:val="1"/>
+      <w:numFmt w:val="decimal"/>
+      <w:lvlText w:val="%8."/>
+      <w:lvlJc w:val="left"/>
+      <w:pPr>
+        <w:tabs>
+          <w:tab w:val="num" w:pos="5760"/>
+        </w:tabs>
+        <w:ind w:left="5760" w:hanging="360"/>
+      </w:pPr>
+    </w:lvl>
+    <w:lvl w:ilvl="8" w:tentative="1">
+      <w:start w:val="1"/>
+      <w:numFmt w:val="decimal"/>
+      <w:lvlText w:val="%9."/>
+      <w:lvlJc w:val="left"/>
+      <w:pPr>
+        <w:tabs>
+          <w:tab w:val="num" w:pos="6480"/>
+        </w:tabs>
+        <w:ind w:left="6480" w:hanging="360"/>
+      </w:pPr>
+    </w:lvl>
+  </w:abstractNum>
+  <w:abstractNum w:abstractNumId="31" w15:restartNumberingAfterBreak="0">
     <w:nsid w:val="6D9D6EE2"/>
     <w:multiLevelType w:val="multilevel"/>
     <w:tmpl w:val="61903482"/>
@@ -16493,7 +15300,7 @@
       </w:rPr>
     </w:lvl>
   </w:abstractNum>
-  <w:abstractNum w:abstractNumId="26" w15:restartNumberingAfterBreak="0">
+  <w:abstractNum w:abstractNumId="32" w15:restartNumberingAfterBreak="0">
     <w:nsid w:val="743E4507"/>
     <w:multiLevelType w:val="multilevel"/>
     <w:tmpl w:val="D4045920"/>
@@ -16642,7 +15449,7 @@
       </w:rPr>
     </w:lvl>
   </w:abstractNum>
-  <w:abstractNum w:abstractNumId="27" w15:restartNumberingAfterBreak="0">
+  <w:abstractNum w:abstractNumId="33" w15:restartNumberingAfterBreak="0">
     <w:nsid w:val="7A3921F5"/>
     <w:multiLevelType w:val="multilevel"/>
     <w:tmpl w:val="C71C0A96"/>
@@ -16755,7 +15562,7 @@
       </w:pPr>
     </w:lvl>
   </w:abstractNum>
-  <w:abstractNum w:abstractNumId="28" w15:restartNumberingAfterBreak="0">
+  <w:abstractNum w:abstractNumId="34" w15:restartNumberingAfterBreak="0">
     <w:nsid w:val="7C134182"/>
     <w:multiLevelType w:val="hybridMultilevel"/>
     <w:tmpl w:val="94424BE6"/>
@@ -16869,91 +15676,109 @@
     </w:lvl>
   </w:abstractNum>
   <w:num w:numId="1" w16cid:durableId="773477658">
+    <w:abstractNumId w:val="33"/>
+  </w:num>
+  <w:num w:numId="2" w16cid:durableId="1238246386">
+    <w:abstractNumId w:val="5"/>
+  </w:num>
+  <w:num w:numId="3" w16cid:durableId="330065786">
+    <w:abstractNumId w:val="16"/>
+  </w:num>
+  <w:num w:numId="4" w16cid:durableId="1543055585">
+    <w:abstractNumId w:val="32"/>
+  </w:num>
+  <w:num w:numId="5" w16cid:durableId="1671830116">
+    <w:abstractNumId w:val="31"/>
+  </w:num>
+  <w:num w:numId="6" w16cid:durableId="1538464803">
+    <w:abstractNumId w:val="12"/>
+  </w:num>
+  <w:num w:numId="7" w16cid:durableId="2106489300">
+    <w:abstractNumId w:val="2"/>
+  </w:num>
+  <w:num w:numId="8" w16cid:durableId="1571429689">
+    <w:abstractNumId w:val="10"/>
+  </w:num>
+  <w:num w:numId="9" w16cid:durableId="1237743962">
+    <w:abstractNumId w:val="3"/>
+  </w:num>
+  <w:num w:numId="10" w16cid:durableId="1025063009">
+    <w:abstractNumId w:val="26"/>
+  </w:num>
+  <w:num w:numId="11" w16cid:durableId="1274701838">
+    <w:abstractNumId w:val="17"/>
+  </w:num>
+  <w:num w:numId="12" w16cid:durableId="458768081">
+    <w:abstractNumId w:val="6"/>
+  </w:num>
+  <w:num w:numId="13" w16cid:durableId="352078743">
+    <w:abstractNumId w:val="22"/>
+  </w:num>
+  <w:num w:numId="14" w16cid:durableId="827402550">
+    <w:abstractNumId w:val="13"/>
+  </w:num>
+  <w:num w:numId="15" w16cid:durableId="1831434691">
+    <w:abstractNumId w:val="9"/>
+  </w:num>
+  <w:num w:numId="16" w16cid:durableId="71008217">
+    <w:abstractNumId w:val="25"/>
+  </w:num>
+  <w:num w:numId="17" w16cid:durableId="1167551186">
+    <w:abstractNumId w:val="29"/>
+  </w:num>
+  <w:num w:numId="18" w16cid:durableId="1725636477">
     <w:abstractNumId w:val="27"/>
   </w:num>
-  <w:num w:numId="2" w16cid:durableId="1238246386">
-    <w:abstractNumId w:val="4"/>
-  </w:num>
-  <w:num w:numId="3" w16cid:durableId="330065786">
-    <w:abstractNumId w:val="14"/>
-  </w:num>
-  <w:num w:numId="4" w16cid:durableId="1543055585">
-    <w:abstractNumId w:val="26"/>
-  </w:num>
-  <w:num w:numId="5" w16cid:durableId="1671830116">
-    <w:abstractNumId w:val="25"/>
-  </w:num>
-  <w:num w:numId="6" w16cid:durableId="1538464803">
-    <w:abstractNumId w:val="10"/>
-  </w:num>
-  <w:num w:numId="7" w16cid:durableId="2106489300">
-    <w:abstractNumId w:val="1"/>
-  </w:num>
-  <w:num w:numId="8" w16cid:durableId="1571429689">
-    <w:abstractNumId w:val="8"/>
-  </w:num>
-  <w:num w:numId="9" w16cid:durableId="1237743962">
-    <w:abstractNumId w:val="2"/>
-  </w:num>
-  <w:num w:numId="10" w16cid:durableId="1025063009">
-    <w:abstractNumId w:val="21"/>
-  </w:num>
-  <w:num w:numId="11" w16cid:durableId="1274701838">
-    <w:abstractNumId w:val="15"/>
-  </w:num>
-  <w:num w:numId="12" w16cid:durableId="458768081">
-    <w:abstractNumId w:val="5"/>
-  </w:num>
-  <w:num w:numId="13" w16cid:durableId="352078743">
-    <w:abstractNumId w:val="19"/>
-  </w:num>
-  <w:num w:numId="14" w16cid:durableId="827402550">
-    <w:abstractNumId w:val="11"/>
-  </w:num>
-  <w:num w:numId="15" w16cid:durableId="1831434691">
-    <w:abstractNumId w:val="7"/>
-  </w:num>
-  <w:num w:numId="16" w16cid:durableId="71008217">
-    <w:abstractNumId w:val="20"/>
-  </w:num>
-  <w:num w:numId="17" w16cid:durableId="1167551186">
-    <w:abstractNumId w:val="24"/>
-  </w:num>
-  <w:num w:numId="18" w16cid:durableId="1725636477">
-    <w:abstractNumId w:val="22"/>
-  </w:num>
   <w:num w:numId="19" w16cid:durableId="579602750">
-    <w:abstractNumId w:val="16"/>
+    <w:abstractNumId w:val="18"/>
   </w:num>
   <w:num w:numId="20" w16cid:durableId="1118136432">
     <w:abstractNumId w:val="0"/>
   </w:num>
   <w:num w:numId="21" w16cid:durableId="1894079410">
+    <w:abstractNumId w:val="28"/>
+  </w:num>
+  <w:num w:numId="22" w16cid:durableId="1483618575">
+    <w:abstractNumId w:val="7"/>
+  </w:num>
+  <w:num w:numId="23" w16cid:durableId="186257074">
+    <w:abstractNumId w:val="11"/>
+  </w:num>
+  <w:num w:numId="24" w16cid:durableId="120156952">
+    <w:abstractNumId w:val="15"/>
+  </w:num>
+  <w:num w:numId="25" w16cid:durableId="1066494909">
+    <w:abstractNumId w:val="34"/>
+  </w:num>
+  <w:num w:numId="26" w16cid:durableId="2103868927">
+    <w:abstractNumId w:val="14"/>
+  </w:num>
+  <w:num w:numId="27" w16cid:durableId="1153060057">
+    <w:abstractNumId w:val="4"/>
+  </w:num>
+  <w:num w:numId="28" w16cid:durableId="1594168769">
+    <w:abstractNumId w:val="21"/>
+  </w:num>
+  <w:num w:numId="29" w16cid:durableId="1669405432">
+    <w:abstractNumId w:val="19"/>
+  </w:num>
+  <w:num w:numId="30" w16cid:durableId="1454442155">
+    <w:abstractNumId w:val="24"/>
+  </w:num>
+  <w:num w:numId="31" w16cid:durableId="1467972731">
+    <w:abstractNumId w:val="30"/>
+  </w:num>
+  <w:num w:numId="32" w16cid:durableId="1830242176">
+    <w:abstractNumId w:val="20"/>
+  </w:num>
+  <w:num w:numId="33" w16cid:durableId="1544904037">
+    <w:abstractNumId w:val="8"/>
+  </w:num>
+  <w:num w:numId="34" w16cid:durableId="1140416337">
     <w:abstractNumId w:val="23"/>
   </w:num>
-  <w:num w:numId="22" w16cid:durableId="1483618575">
-    <w:abstractNumId w:val="6"/>
-  </w:num>
-  <w:num w:numId="23" w16cid:durableId="186257074">
-    <w:abstractNumId w:val="9"/>
-  </w:num>
-  <w:num w:numId="24" w16cid:durableId="120156952">
-    <w:abstractNumId w:val="13"/>
-  </w:num>
-  <w:num w:numId="25" w16cid:durableId="1066494909">
-    <w:abstractNumId w:val="28"/>
-  </w:num>
-  <w:num w:numId="26" w16cid:durableId="2103868927">
-    <w:abstractNumId w:val="12"/>
-  </w:num>
-  <w:num w:numId="27" w16cid:durableId="1153060057">
-    <w:abstractNumId w:val="3"/>
-  </w:num>
-  <w:num w:numId="28" w16cid:durableId="1594168769">
-    <w:abstractNumId w:val="18"/>
-  </w:num>
-  <w:num w:numId="29" w16cid:durableId="1669405432">
-    <w:abstractNumId w:val="17"/>
+  <w:num w:numId="35" w16cid:durableId="896822435">
+    <w:abstractNumId w:val="1"/>
   </w:num>
 </w:numbering>
 </file>
@@ -18094,6 +16919,17 @@
       <w:u w:val="single"/>
     </w:rPr>
   </w:style>
+  <w:style w:type="character" w:styleId="Textoennegrita">
+    <w:name w:val="Strong"/>
+    <w:basedOn w:val="Fuentedeprrafopredeter"/>
+    <w:uiPriority w:val="22"/>
+    <w:qFormat/>
+    <w:rsid w:val="00CD1BC2"/>
+    <w:rPr>
+      <w:b/>
+      <w:bCs/>
+    </w:rPr>
+  </w:style>
 </w:styles>
 </file>
 

--- a/memoria.docx
+++ b/memoria.docx
@@ -4231,7 +4231,338 @@
     </w:p>
     <w:p>
       <w:pPr>
-        <w:jc w:val="both"/>
+        <w:jc w:val="center"/>
+        <w:rPr>
+          <w:b/>
+          <w:bCs/>
+          <w:color w:val="000000" w:themeColor="text1"/>
+        </w:rPr>
+      </w:pPr>
+      <w:r>
+        <w:rPr>
+          <w:b/>
+          <w:bCs/>
+          <w:color w:val="000000" w:themeColor="text1"/>
+          <w:sz w:val="24"/>
+          <w:szCs w:val="24"/>
+        </w:rPr>
+        <w:t>ARTICULOS PARA LEER EN SS</w:t>
+      </w:r>
+    </w:p>
+    <w:p>
+      <w:pPr>
+        <w:jc w:val="both"/>
+        <w:rPr>
+          <w:b/>
+          <w:bCs/>
+          <w:color w:val="000000" w:themeColor="text1"/>
+        </w:rPr>
+      </w:pPr>
+      <w:r>
+        <w:rPr>
+          <w:b/>
+          <w:bCs/>
+          <w:color w:val="000000" w:themeColor="text1"/>
+        </w:rPr>
+        <w:t>PROYECTOS</w:t>
+      </w:r>
+    </w:p>
+    <w:p>
+      <w:pPr>
+        <w:jc w:val="both"/>
+        <w:rPr>
+          <w:b/>
+          <w:bCs/>
+          <w:color w:val="000000" w:themeColor="text1"/>
+        </w:rPr>
+      </w:pPr>
+      <w:hyperlink r:id="rId8" w:history="1">
+        <w:r>
+          <w:rPr>
+            <w:rStyle w:val="Hipervnculo"/>
+            <w:b/>
+            <w:bCs/>
+            <w:color w:val="000000" w:themeColor="text1"/>
+          </w:rPr>
+          <w:t>https://repositorio.uniandes.edu.co/entities/publication/faac6825-1109-472f-9796-7e986205</w:t>
+        </w:r>
+        <w:r>
+          <w:rPr>
+            <w:rStyle w:val="Hipervnculo"/>
+            <w:b/>
+            <w:bCs/>
+            <w:color w:val="000000" w:themeColor="text1"/>
+          </w:rPr>
+          <w:t>1</w:t>
+        </w:r>
+        <w:r>
+          <w:rPr>
+            <w:rStyle w:val="Hipervnculo"/>
+            <w:b/>
+            <w:bCs/>
+            <w:color w:val="000000" w:themeColor="text1"/>
+          </w:rPr>
+          <w:t>0c3</w:t>
+        </w:r>
+      </w:hyperlink>
+    </w:p>
+    <w:p>
+      <w:pPr>
+        <w:jc w:val="both"/>
+        <w:rPr>
+          <w:b/>
+          <w:bCs/>
+          <w:color w:val="000000" w:themeColor="text1"/>
+        </w:rPr>
+      </w:pPr>
+      <w:hyperlink r:id="rId9" w:history="1">
+        <w:r>
+          <w:rPr>
+            <w:rStyle w:val="Hipervnculo"/>
+            <w:b/>
+            <w:bCs/>
+            <w:color w:val="000000" w:themeColor="text1"/>
+          </w:rPr>
+          <w:t>https://repositorio.comillas.edu/jspu</w:t>
+        </w:r>
+        <w:r>
+          <w:rPr>
+            <w:rStyle w:val="Hipervnculo"/>
+            <w:b/>
+            <w:bCs/>
+            <w:color w:val="000000" w:themeColor="text1"/>
+          </w:rPr>
+          <w:t>i</w:t>
+        </w:r>
+        <w:r>
+          <w:rPr>
+            <w:rStyle w:val="Hipervnculo"/>
+            <w:b/>
+            <w:bCs/>
+            <w:color w:val="000000" w:themeColor="text1"/>
+          </w:rPr>
+          <w:t>/handle/11531/74762</w:t>
+        </w:r>
+      </w:hyperlink>
+    </w:p>
+    <w:p>
+      <w:pPr>
+        <w:jc w:val="both"/>
+        <w:rPr>
+          <w:b/>
+          <w:bCs/>
+          <w:color w:val="000000" w:themeColor="text1"/>
+        </w:rPr>
+      </w:pPr>
+      <w:hyperlink r:id="rId10" w:history="1">
+        <w:r>
+          <w:rPr>
+            <w:rStyle w:val="Hipervnculo"/>
+            <w:b/>
+            <w:bCs/>
+            <w:color w:val="000000" w:themeColor="text1"/>
+          </w:rPr>
+          <w:t>https://repositorio.uam.es/handle/10486/7</w:t>
+        </w:r>
+        <w:r>
+          <w:rPr>
+            <w:rStyle w:val="Hipervnculo"/>
+            <w:b/>
+            <w:bCs/>
+            <w:color w:val="000000" w:themeColor="text1"/>
+          </w:rPr>
+          <w:t>0</w:t>
+        </w:r>
+        <w:r>
+          <w:rPr>
+            <w:rStyle w:val="Hipervnculo"/>
+            <w:b/>
+            <w:bCs/>
+            <w:color w:val="000000" w:themeColor="text1"/>
+          </w:rPr>
+          <w:t>0053</w:t>
+        </w:r>
+      </w:hyperlink>
+    </w:p>
+    <w:p>
+      <w:pPr>
+        <w:jc w:val="both"/>
+        <w:rPr>
+          <w:b/>
+          <w:bCs/>
+          <w:color w:val="000000" w:themeColor="text1"/>
+        </w:rPr>
+      </w:pPr>
+      <w:hyperlink r:id="rId11" w:history="1">
+        <w:r>
+          <w:rPr>
+            <w:rStyle w:val="Hipervnculo"/>
+            <w:b/>
+            <w:bCs/>
+          </w:rPr>
+          <w:t>https://bonga.unisimon.edu.co/items/52673411-d837-457a-afc5-f93f844e2ddd</w:t>
+        </w:r>
+      </w:hyperlink>
+    </w:p>
+    <w:p>
+      <w:pPr>
+        <w:rPr>
+          <w:b/>
+          <w:bCs/>
+          <w:color w:val="000000" w:themeColor="text1"/>
+        </w:rPr>
+      </w:pPr>
+    </w:p>
+    <w:p>
+      <w:pPr>
+        <w:rPr>
+          <w:b/>
+          <w:bCs/>
+          <w:color w:val="000000" w:themeColor="text1"/>
+        </w:rPr>
+      </w:pPr>
+      <w:r>
+        <w:rPr>
+          <w:b/>
+          <w:bCs/>
+          <w:color w:val="000000" w:themeColor="text1"/>
+        </w:rPr>
+        <w:t>ESTUDIOS CIENTÍFICOS</w:t>
+      </w:r>
+    </w:p>
+    <w:p>
+      <w:pPr>
+        <w:rPr>
+          <w:b/>
+          <w:bCs/>
+          <w:color w:val="000000" w:themeColor="text1"/>
+        </w:rPr>
+      </w:pPr>
+      <w:hyperlink r:id="rId12" w:history="1">
+        <w:r>
+          <w:rPr>
+            <w:rStyle w:val="Hipervnculo"/>
+            <w:b/>
+            <w:bCs/>
+          </w:rPr>
+          <w:t>https://arxiv.org/abs/2202.05735</w:t>
+        </w:r>
+      </w:hyperlink>
+    </w:p>
+    <w:p>
+      <w:pPr>
+        <w:rPr>
+          <w:b/>
+          <w:bCs/>
+          <w:color w:val="000000" w:themeColor="text1"/>
+        </w:rPr>
+      </w:pPr>
+      <w:hyperlink r:id="rId13" w:history="1">
+        <w:r>
+          <w:rPr>
+            <w:rStyle w:val="Hipervnculo"/>
+            <w:b/>
+            <w:bCs/>
+          </w:rPr>
+          <w:t>https://arxiv.org/abs/2101.04635</w:t>
+        </w:r>
+      </w:hyperlink>
+    </w:p>
+    <w:p>
+      <w:pPr>
+        <w:rPr>
+          <w:b/>
+          <w:bCs/>
+          <w:color w:val="000000" w:themeColor="text1"/>
+        </w:rPr>
+      </w:pPr>
+      <w:hyperlink r:id="rId14" w:history="1">
+        <w:r>
+          <w:rPr>
+            <w:rStyle w:val="Hipervnculo"/>
+            <w:b/>
+            <w:bCs/>
+          </w:rPr>
+          <w:t>https://arxiv.org/abs/1903.04377</w:t>
+        </w:r>
+      </w:hyperlink>
+    </w:p>
+    <w:p>
+      <w:pPr>
+        <w:rPr>
+          <w:b/>
+          <w:bCs/>
+          <w:color w:val="000000" w:themeColor="text1"/>
+        </w:rPr>
+      </w:pPr>
+    </w:p>
+    <w:p>
+      <w:pPr>
+        <w:rPr>
+          <w:b/>
+          <w:bCs/>
+          <w:color w:val="000000" w:themeColor="text1"/>
+        </w:rPr>
+      </w:pPr>
+      <w:r>
+        <w:rPr>
+          <w:b/>
+          <w:bCs/>
+          <w:color w:val="000000" w:themeColor="text1"/>
+        </w:rPr>
+        <w:lastRenderedPageBreak/>
+        <w:t>PROYECTOS Y APLICACIONES RELEVANTES</w:t>
+      </w:r>
+    </w:p>
+    <w:p>
+      <w:pPr>
+        <w:rPr>
+          <w:b/>
+          <w:bCs/>
+          <w:color w:val="000000" w:themeColor="text1"/>
+        </w:rPr>
+      </w:pPr>
+      <w:hyperlink r:id="rId15" w:history="1">
+        <w:r>
+          <w:rPr>
+            <w:rStyle w:val="Hipervnculo"/>
+            <w:b/>
+            <w:bCs/>
+          </w:rPr>
+          <w:t>https://bti-biotechnologyinstitute.com/es/investigacion/proyectos/diagnostico-apnea-sueno-inteligencia-artificial</w:t>
+        </w:r>
+      </w:hyperlink>
+    </w:p>
+    <w:p>
+      <w:pPr>
+        <w:rPr>
+          <w:b/>
+          <w:bCs/>
+          <w:color w:val="000000" w:themeColor="text1"/>
+        </w:rPr>
+      </w:pPr>
+      <w:hyperlink r:id="rId16" w:history="1">
+        <w:r>
+          <w:rPr>
+            <w:rStyle w:val="Hipervnculo"/>
+            <w:b/>
+            <w:bCs/>
+          </w:rPr>
+          <w:t>https://ucc.uva.es/desarrollan-un-test-automatico-que-simplifica-el-diagnostico-del-sindrome-de-apnea-obstructiva-del-sueno/</w:t>
+        </w:r>
+      </w:hyperlink>
+    </w:p>
+    <w:p>
+      <w:pPr>
+        <w:rPr>
+          <w:b/>
+          <w:bCs/>
+          <w:color w:val="000000" w:themeColor="text1"/>
+        </w:rPr>
+      </w:pPr>
+    </w:p>
+    <w:p>
+      <w:pPr>
         <w:rPr>
           <w:b/>
           <w:bCs/>
@@ -4244,6 +4575,25 @@
           <w:bCs/>
           <w:color w:val="FF0000"/>
         </w:rPr>
+        <w:br w:type="page"/>
+      </w:r>
+    </w:p>
+    <w:p>
+      <w:pPr>
+        <w:jc w:val="both"/>
+        <w:rPr>
+          <w:b/>
+          <w:bCs/>
+          <w:color w:val="FF0000"/>
+        </w:rPr>
+      </w:pPr>
+      <w:r>
+        <w:rPr>
+          <w:b/>
+          <w:bCs/>
+          <w:color w:val="FF0000"/>
+        </w:rPr>
+        <w:lastRenderedPageBreak/>
         <w:t>Introducción</w:t>
       </w:r>
     </w:p>
@@ -4258,21 +4608,21 @@
         <w:rPr>
           <w:color w:val="FF0000"/>
         </w:rPr>
-        <w:t>El sueño desempeña un papel esencial en la salud humana, afectando funciones cognitivas, metabólicas y cardiovasculares. Un sueño inadecuado puede aumentar el riesgo de enfermedades como hipertensión, obesidad y diabetes, además de impactar negativamente en el rendimiento diario y la calidad de vida. Actualmente, la evaluación de la calidad del sueño se realiza mediante cuestionarios subjetivos, como el Índice de Calidad del Sueño de Pittsburgh (PSQI), y técnicas objetivas como la polisomnografía, que si bien es precisa, resulta costosa e invasiva.</w:t>
-      </w:r>
-    </w:p>
-    <w:p>
-      <w:pPr>
-        <w:jc w:val="both"/>
+        <w:t xml:space="preserve">El sueño desempeña un papel esencial en la salud humana, afectando funciones cognitivas, metabólicas y cardiovasculares. Un sueño inadecuado puede aumentar el riesgo de enfermedades como hipertensión, obesidad y diabetes, además de impactar negativamente en el rendimiento diario y la calidad de vida. Actualmente, la evaluación de la calidad del sueño se realiza mediante cuestionarios subjetivos, como el Índice de Calidad del Sueño de Pittsburgh (PSQI), y técnicas objetivas como la polisomnografía, </w:t>
+      </w:r>
+      <w:proofErr w:type="gramStart"/>
+      <w:r>
         <w:rPr>
           <w:color w:val="FF0000"/>
         </w:rPr>
-      </w:pPr>
+        <w:t>que</w:t>
+      </w:r>
+      <w:proofErr w:type="gramEnd"/>
       <w:r>
         <w:rPr>
           <w:color w:val="FF0000"/>
         </w:rPr>
-        <w:t>En este Trabajo de Fin de Grado (TFG), se propone un enfoque basado en inteligencia artificial para la predicción de trastornos del sueño, integrando datos clínicos y fisiológicos. Se utilizará un conjunto de datos de Kaggle para entrenar y evaluar distintos modelos de aprendizaje automático, con el fin de determinar cuál ofrece mejores métricas de precisión y generalización. Paralelamente, se desarrollará una aplicación que permitirá la recolección y procesamiento de datos obtenidos mediante el dispositivo O2Ring, un oxímetro portátil que mide variaciones en la saturación de oxígeno y frecuencia cardiaca durante el sueño. Esta herramienta combinará información subjetiva del usuario, como ocupación y nivel de estrés, con métricas fisiológicas, permitiendo generar predicciones personalizadas sobre la calidad del sueño y posibles trastornos asociados.</w:t>
+        <w:t xml:space="preserve"> si bien es precisa, resulta costosa e invasiva.</w:t>
       </w:r>
     </w:p>
     <w:p>
@@ -4286,7 +4636,34 @@
         <w:rPr>
           <w:color w:val="FF0000"/>
         </w:rPr>
-        <w:lastRenderedPageBreak/>
+        <w:t xml:space="preserve">En este Trabajo de Fin de Grado (TFG), se propone un enfoque basado en inteligencia artificial para la predicción de trastornos del sueño, integrando datos clínicos y fisiológicos. Se utilizará un conjunto de datos de </w:t>
+      </w:r>
+      <w:proofErr w:type="spellStart"/>
+      <w:r>
+        <w:rPr>
+          <w:color w:val="FF0000"/>
+        </w:rPr>
+        <w:t>Kaggle</w:t>
+      </w:r>
+      <w:proofErr w:type="spellEnd"/>
+      <w:r>
+        <w:rPr>
+          <w:color w:val="FF0000"/>
+        </w:rPr>
+        <w:t xml:space="preserve"> para entrenar y evaluar distintos modelos de aprendizaje automático, con el fin de determinar cuál ofrece mejores métricas de precisión y generalización. Paralelamente, se desarrollará una aplicación que permitirá la recolección y procesamiento de datos obtenidos mediante el dispositivo O2Ring, un oxímetro portátil que mide variaciones en la saturación de oxígeno y frecuencia cardiaca durante el sueño. Esta herramienta combinará información subjetiva del usuario, como ocupación y nivel de estrés, con métricas fisiológicas, permitiendo generar predicciones personalizadas sobre la calidad del sueño y posibles trastornos asociados.</w:t>
+      </w:r>
+    </w:p>
+    <w:p>
+      <w:pPr>
+        <w:jc w:val="both"/>
+        <w:rPr>
+          <w:color w:val="FF0000"/>
+        </w:rPr>
+      </w:pPr>
+      <w:r>
+        <w:rPr>
+          <w:color w:val="FF0000"/>
+        </w:rPr>
         <w:t>Este estudio no solo busca avanzar en la automatización y precisión del diagnóstico de los trastornos del sueño, sino también desarrollar una solución accesible que facilite la monitorización en entornos no clínicos. La implementación de esta tecnología puede representar un avance significativo en la prevención y tratamiento de alteraciones del sueño, mejorando la calidad de vida de los pacientes y optimizando los recursos sanitarios.</w:t>
       </w:r>
     </w:p>
@@ -4373,7 +4750,21 @@
         <w:rPr>
           <w:color w:val="FF0000"/>
         </w:rPr>
-        <w:t>Analizar y preprocesar un conjunto de datos de Kaggle sobre calidad del sueño, realizando técnicas de limpieza, imputación de valores y selección de características relevantes.</w:t>
+        <w:t xml:space="preserve">Analizar y preprocesar un conjunto de datos de </w:t>
+      </w:r>
+      <w:proofErr w:type="spellStart"/>
+      <w:r>
+        <w:rPr>
+          <w:color w:val="FF0000"/>
+        </w:rPr>
+        <w:t>Kaggle</w:t>
+      </w:r>
+      <w:proofErr w:type="spellEnd"/>
+      <w:r>
+        <w:rPr>
+          <w:color w:val="FF0000"/>
+        </w:rPr>
+        <w:t xml:space="preserve"> sobre calidad del sueño, realizando técnicas de limpieza, imputación de valores y selección de características relevantes.</w:t>
       </w:r>
     </w:p>
     <w:p>
@@ -4391,7 +4782,21 @@
         <w:rPr>
           <w:color w:val="FF0000"/>
         </w:rPr>
-        <w:t>Implementar y comparar distintos modelos de clasificación (Regresión Logística, Random Forest, SVM, Redes Neuronales, entre otros) para identificar el más preciso en la predicción de trastornos del sueño.</w:t>
+        <w:t xml:space="preserve">Implementar y comparar distintos modelos de clasificación (Regresión Logística, </w:t>
+      </w:r>
+      <w:proofErr w:type="spellStart"/>
+      <w:r>
+        <w:rPr>
+          <w:color w:val="FF0000"/>
+        </w:rPr>
+        <w:t>Random</w:t>
+      </w:r>
+      <w:proofErr w:type="spellEnd"/>
+      <w:r>
+        <w:rPr>
+          <w:color w:val="FF0000"/>
+        </w:rPr>
+        <w:t xml:space="preserve"> Forest, SVM, Redes Neuronales, entre otros) para identificar el más preciso en la predicción de trastornos del sueño.</w:t>
       </w:r>
     </w:p>
     <w:p>
@@ -4409,7 +4814,21 @@
         <w:rPr>
           <w:color w:val="FF0000"/>
         </w:rPr>
-        <w:t>Evaluar el impacto de técnicas como el balanceo de datos con SMOTE y la optimización de hiperparámetros para mejorar el rendimiento de los modelos.</w:t>
+        <w:t xml:space="preserve">Evaluar el impacto de técnicas como el balanceo de datos con SMOTE y la optimización de </w:t>
+      </w:r>
+      <w:proofErr w:type="spellStart"/>
+      <w:r>
+        <w:rPr>
+          <w:color w:val="FF0000"/>
+        </w:rPr>
+        <w:t>hiperparámetros</w:t>
+      </w:r>
+      <w:proofErr w:type="spellEnd"/>
+      <w:r>
+        <w:rPr>
+          <w:color w:val="FF0000"/>
+        </w:rPr>
+        <w:t xml:space="preserve"> para mejorar el rendimiento de los modelos.</w:t>
       </w:r>
     </w:p>
     <w:p>
@@ -4445,6 +4864,7 @@
         <w:rPr>
           <w:color w:val="FF0000"/>
         </w:rPr>
+        <w:lastRenderedPageBreak/>
         <w:t>Integrar datos del dispositivo O2Ring en la aplicación, procesando señales biométricas como saturación de oxígeno y frecuencia cardíaca para mejorar la precisión del modelo.</w:t>
       </w:r>
     </w:p>
@@ -4504,11 +4924,7 @@
         <w:jc w:val="both"/>
       </w:pPr>
       <w:r>
-        <w:t xml:space="preserve">La detección temprana de estos trastornos, especialmente en contextos fuera del entorno clínico, se ha convertido en una necesidad creciente. En este contexto, las herramientas </w:t>
-      </w:r>
-      <w:r>
-        <w:lastRenderedPageBreak/>
-        <w:t>de aprendizaje automático y las aplicaciones interactivas representan una oportunidad para acercar el análisis de datos biomédicos a usuarios finales o profesionales sin experiencia en programación, ofreciendo predicciones personalizadas y explicables.</w:t>
+        <w:t>La detección temprana de estos trastornos, especialmente en contextos fuera del entorno clínico, se ha convertido en una necesidad creciente. En este contexto, las herramientas de aprendizaje automático y las aplicaciones interactivas representan una oportunidad para acercar el análisis de datos biomédicos a usuarios finales o profesionales sin experiencia en programación, ofreciendo predicciones personalizadas y explicables.</w:t>
       </w:r>
     </w:p>
     <w:p>
@@ -4517,7 +4933,23 @@
         <w:jc w:val="both"/>
       </w:pPr>
       <w:r>
-        <w:t>Este trabajo tiene como objetivo principal el desarrollo de un modelo predictivo basado en machine learning capaz de identificar el riesgo de padecer un trastorno del sueño a partir de variables clínicas, demográficas y de estilo de vida. Para ello, se ha utilizado un conjunto de datos abierto obtenido de la plataforma Kaggle, sobre el que se ha aplicado un proceso completo de preprocesamiento, entrenamiento y validación de modelos de clasificación multiclase.</w:t>
+        <w:t xml:space="preserve">Este trabajo tiene como objetivo principal el desarrollo de un modelo predictivo basado en machine </w:t>
+      </w:r>
+      <w:proofErr w:type="spellStart"/>
+      <w:r>
+        <w:t>learning</w:t>
+      </w:r>
+      <w:proofErr w:type="spellEnd"/>
+      <w:r>
+        <w:t xml:space="preserve"> capaz de identificar el riesgo de padecer un trastorno del sueño a partir de variables clínicas, demográficas y de estilo de vida. Para ello, se ha utilizado un conjunto de datos abierto obtenido de la plataforma </w:t>
+      </w:r>
+      <w:proofErr w:type="spellStart"/>
+      <w:r>
+        <w:t>Kaggle</w:t>
+      </w:r>
+      <w:proofErr w:type="spellEnd"/>
+      <w:r>
+        <w:t>, sobre el que se ha aplicado un proceso completo de preprocesamiento, entrenamiento y validación de modelos de clasificación multiclase.</w:t>
       </w:r>
     </w:p>
     <w:p>
@@ -4526,7 +4958,15 @@
         <w:jc w:val="both"/>
       </w:pPr>
       <w:r>
-        <w:t>Además, se ha desarrollado una aplicación web interactiva mediante la herramienta Streamlit, que permite a los usuarios introducir sus datos de forma sencilla y obtener una predicción inmediata, junto con una interpretación de los factores que han influido en dicha predicción, gracias a la integración de técnicas de interpretabilidad como SHAP.</w:t>
+        <w:t xml:space="preserve">Además, se ha desarrollado una aplicación web interactiva mediante la herramienta </w:t>
+      </w:r>
+      <w:proofErr w:type="spellStart"/>
+      <w:r>
+        <w:t>Streamlit</w:t>
+      </w:r>
+      <w:proofErr w:type="spellEnd"/>
+      <w:r>
+        <w:t>, que permite a los usuarios introducir sus datos de forma sencilla y obtener una predicción inmediata, junto con una interpretación de los factores que han influido en dicha predicción, gracias a la integración de técnicas de interpretabilidad como SHAP.</w:t>
       </w:r>
     </w:p>
     <w:p>
@@ -4535,7 +4975,15 @@
         <w:jc w:val="both"/>
       </w:pPr>
       <w:r>
-        <w:t>Toda la información generada a lo largo del proyecto se encuentra organizada en un repositorio disponible en GitHub. En él se recogen el código fuente, los datos procesados, el modelo entrenado y la aplicación, así como documentación y anexos. La memoria que aquí se presenta está estructurada de la siguiente manera: tras esta introducción, se recogen los objetivos específicos del trabajo; posteriormente, se abordan los conceptos teóricos relevantes; se describe en detalle la metodología utilizada para el desarrollo del modelo y la app; se exponen y discuten los resultados obtenidos; y finalmente, se presentan las conclusiones y posibles líneas de trabajo futuras</w:t>
+        <w:t xml:space="preserve">Toda la información generada a lo largo del proyecto se encuentra organizada en un repositorio disponible en GitHub. En él se recogen el código fuente, los datos procesados, el modelo entrenado y la aplicación, así como documentación y anexos. La memoria que aquí se presenta está estructurada de la siguiente manera: tras esta introducción, se recogen los objetivos específicos del trabajo; posteriormente, se abordan los conceptos teóricos relevantes; se describe en detalle la metodología utilizada para el desarrollo del modelo y la </w:t>
+      </w:r>
+      <w:proofErr w:type="gramStart"/>
+      <w:r>
+        <w:t>app</w:t>
+      </w:r>
+      <w:proofErr w:type="gramEnd"/>
+      <w:r>
+        <w:t>; se exponen y discuten los resultados obtenidos; y finalmente, se presentan las conclusiones y posibles líneas de trabajo futuras</w:t>
       </w:r>
       <w:r>
         <w:t>.</w:t>
@@ -4566,7 +5014,11 @@
         <w:t>para la ingeniería aplicada a la salud.</w:t>
       </w:r>
       <w:r>
-        <w:t xml:space="preserve"> La integración de modelos de aprendizaje automático con herramientas digitales interactivas representa una oportunidad para facilitar la detección de patologías como el insomnio </w:t>
+        <w:t xml:space="preserve"> La </w:t>
+      </w:r>
+      <w:r>
+        <w:lastRenderedPageBreak/>
+        <w:t xml:space="preserve">integración de modelos de aprendizaje automático con herramientas digitales interactivas representa una oportunidad para facilitar la detección de patologías como el insomnio </w:t>
       </w:r>
       <w:r>
         <w:t xml:space="preserve">o la apnea del sueño </w:t>
@@ -4641,11 +5093,7 @@
         <w:t>Estudio del conjunto de datos</w:t>
       </w:r>
       <w:r>
-        <w:t xml:space="preserve"> empleado en el proyecto, con el objetivo de comprender la relación entre las distintas variables clínicas, sociales y conductuales incluidas, y su posible influencia en los trastornos del sueño. Esta etapa también incluye un análisis estadístico descriptivo y visual (análisis </w:t>
-      </w:r>
-      <w:r>
-        <w:lastRenderedPageBreak/>
-        <w:t>exploratorio), así como el tratamiento de los datos para preparar su uso en modelos computacionales.</w:t>
+        <w:t xml:space="preserve"> empleado en el proyecto, con el objetivo de comprender la relación entre las distintas variables clínicas, sociales y conductuales incluidas, y su posible influencia en los trastornos del sueño. Esta etapa también incluye un análisis estadístico descriptivo y visual (análisis exploratorio), así como el tratamiento de los datos para preparar su uso en modelos computacionales.</w:t>
       </w:r>
     </w:p>
     <w:p>
@@ -4665,7 +5113,15 @@
         <w:t>Desarrollo de modelos de aprendizaje automático</w:t>
       </w:r>
       <w:r>
-        <w:t xml:space="preserve"> capaces de clasificar a los pacientes en función de su probabilidad de sufrir insomnio, apnea del sueño o no presentar ningún trastorno. Se considerarán diferentes algoritmos, como regresión logística, árboles de decisión, máquinas de vectores soporte (SVM), Random Forest y redes neuronales multicapa (MLP), aplicando técnicas de validación cruzada para garantizar la solidez del modelo.</w:t>
+        <w:t xml:space="preserve"> capaces de clasificar a los pacientes en función de su probabilidad de sufrir insomnio, apnea del sueño o no presentar ningún trastorno. Se considerarán diferentes algoritmos, como regresión logística, árboles de decisión, máquinas de vectores soporte (SVM), </w:t>
+      </w:r>
+      <w:proofErr w:type="spellStart"/>
+      <w:r>
+        <w:t>Random</w:t>
+      </w:r>
+      <w:proofErr w:type="spellEnd"/>
+      <w:r>
+        <w:t xml:space="preserve"> Forest y redes neuronales multicapa (MLP), aplicando técnicas de validación cruzada para garantizar la solidez del modelo.</w:t>
       </w:r>
     </w:p>
     <w:p>
@@ -4685,7 +5141,15 @@
         <w:t>Ajuste y comparación de los modelos entrenados</w:t>
       </w:r>
       <w:r>
-        <w:t>, evaluando su rendimiento mediante métricas de clasificación (precisión, recall, F1-score, matriz de confusión) y seleccionando el más adecuado en base a su comportamiento sobre datos no vistos. Asimismo, se incorporarán métodos de interpretabilidad del modelo, como SHAP, para conocer las variables que influyen en la decisión del algoritmo.</w:t>
+        <w:t xml:space="preserve">, evaluando su rendimiento mediante métricas de clasificación (precisión, </w:t>
+      </w:r>
+      <w:proofErr w:type="spellStart"/>
+      <w:r>
+        <w:t>recall</w:t>
+      </w:r>
+      <w:proofErr w:type="spellEnd"/>
+      <w:r>
+        <w:t>, F1-score, matriz de confusión) y seleccionando el más adecuado en base a su comportamiento sobre datos no vistos. Asimismo, se incorporarán métodos de interpretabilidad del modelo, como SHAP, para conocer las variables que influyen en la decisión del algoritmo.</w:t>
       </w:r>
     </w:p>
     <w:p>
@@ -4705,7 +5169,15 @@
         <w:t>Desarrollo de una aplicación interactiva en entorno web</w:t>
       </w:r>
       <w:r>
-        <w:t>, utilizando la herramienta Streamlit, que permita introducir datos de forma manual, ejecutar la predicción e interpretar los resultados en tiempo real, facilitando así su comprensión por parte de usuarios no expertos.</w:t>
+        <w:t xml:space="preserve">, utilizando la herramienta </w:t>
+      </w:r>
+      <w:proofErr w:type="spellStart"/>
+      <w:r>
+        <w:t>Streamlit</w:t>
+      </w:r>
+      <w:proofErr w:type="spellEnd"/>
+      <w:r>
+        <w:t>, que permita introducir datos de forma manual, ejecutar la predicción e interpretar los resultados en tiempo real, facilitando así su comprensión por parte de usuarios no expertos.</w:t>
       </w:r>
     </w:p>
     <w:p>
@@ -4738,6 +5210,7 @@
         </w:numPr>
       </w:pPr>
       <w:r>
+        <w:lastRenderedPageBreak/>
         <w:t>Objetivos personales</w:t>
       </w:r>
     </w:p>
@@ -4778,7 +5251,15 @@
         <w:jc w:val="both"/>
       </w:pPr>
       <w:r>
-        <w:t>Adquirir experiencia en el desarrollo de aplicaciones interactivas y el uso de herramientas como Streamlit, GitHub y LaTeX, integrando diferentes competencias técnicas.</w:t>
+        <w:t xml:space="preserve">Adquirir experiencia en el desarrollo de aplicaciones interactivas y el uso de herramientas como </w:t>
+      </w:r>
+      <w:proofErr w:type="spellStart"/>
+      <w:r>
+        <w:t>Streamlit</w:t>
+      </w:r>
+      <w:proofErr w:type="spellEnd"/>
+      <w:r>
+        <w:t>, GitHub y LaTeX, integrando diferentes competencias técnicas.</w:t>
       </w:r>
     </w:p>
     <w:p>
@@ -4828,7 +5309,23 @@
         <w:jc w:val="both"/>
       </w:pPr>
       <w:r>
-        <w:t>El sueño es un proceso biológico fundamental para la regulación de múltiples funciones fisiológicas, cognitivas y metabólicas. Su importancia radica en su papel en la homeostasis del organismo, la consolidación de la memoria, la regulación del estado anímico y la prevención de enfermedades crónicas. Estudios epidemiológicos han demostrado que una deficiencia en la calidad del sueño está asociada con un mayor riesgo de enfermedades cardiovasculares, metabólicas y psiquiátricas, así como con una reducción en el rendimiento cognitivo y una mayor incidencia de accidentes laborales y de tráfico (Walker, 2017; Reutrakul &amp; Van Cauter, 2018).</w:t>
+        <w:t xml:space="preserve">El sueño es un proceso biológico fundamental para la regulación de múltiples funciones fisiológicas, cognitivas y metabólicas. Su importancia radica en su papel en la homeostasis del organismo, la consolidación de la memoria, la regulación del estado anímico y la prevención de enfermedades crónicas. Estudios epidemiológicos han demostrado que una deficiencia en la calidad del sueño está asociada con un mayor riesgo de enfermedades cardiovasculares, metabólicas y psiquiátricas, así como con una reducción en el rendimiento cognitivo y una mayor incidencia de accidentes laborales y de tráfico (Walker, 2017; </w:t>
+      </w:r>
+      <w:proofErr w:type="spellStart"/>
+      <w:r>
+        <w:t>Reutrakul</w:t>
+      </w:r>
+      <w:proofErr w:type="spellEnd"/>
+      <w:r>
+        <w:t xml:space="preserve"> &amp; Van </w:t>
+      </w:r>
+      <w:proofErr w:type="spellStart"/>
+      <w:r>
+        <w:t>Cauter</w:t>
+      </w:r>
+      <w:proofErr w:type="spellEnd"/>
+      <w:r>
+        <w:t>, 2018).</w:t>
       </w:r>
     </w:p>
     <w:p>
@@ -4838,17 +5335,111 @@
       </w:pPr>
       <w:bookmarkStart w:id="4" w:name="_Toc195123239"/>
       <w:r>
+        <w:t>Impacto en la Funcionalidad Cognitiva</w:t>
+      </w:r>
+      <w:bookmarkEnd w:id="4"/>
+    </w:p>
+    <w:p>
+      <w:pPr>
+        <w:jc w:val="both"/>
+      </w:pPr>
+      <w:r>
+        <w:t>Durante el sueño profundo y la fase REM se consolidan procesos esenciales de aprendizaje y memoria. Investigaciones en neurociencia han evidenciado que la privación del sueño disminuye la plasticidad neuronal y afecta la consolidación de la memoria declarativa y procedimental (</w:t>
+      </w:r>
+      <w:proofErr w:type="spellStart"/>
+      <w:r>
+        <w:t>Diekelmann</w:t>
+      </w:r>
+      <w:proofErr w:type="spellEnd"/>
+      <w:r>
+        <w:t xml:space="preserve"> &amp; Born, 2010). </w:t>
+      </w:r>
+      <w:proofErr w:type="spellStart"/>
+      <w:r>
+        <w:t>Stickgold</w:t>
+      </w:r>
+      <w:proofErr w:type="spellEnd"/>
+      <w:r>
+        <w:t xml:space="preserve"> y Walker (2007) determinaron que la calidad del sueño influye directamente en la capacidad de procesamiento de información, toma de decisiones y regulación emocional. En particular, se ha observado que la privación parcial del sueño puede reducir la velocidad de reacción y aumentar la tasa de errores en tareas complejas (</w:t>
+      </w:r>
+      <w:proofErr w:type="spellStart"/>
+      <w:r>
+        <w:t>Killgore</w:t>
+      </w:r>
+      <w:proofErr w:type="spellEnd"/>
+      <w:r>
+        <w:t>, 2010).</w:t>
+      </w:r>
+    </w:p>
+    <w:p>
+      <w:pPr>
+        <w:pStyle w:val="Ttulo3"/>
+        <w:jc w:val="both"/>
+      </w:pPr>
+      <w:bookmarkStart w:id="5" w:name="_Toc195123240"/>
+      <w:r>
+        <w:t>Relación con Enfermedades Crónicas</w:t>
+      </w:r>
+      <w:bookmarkEnd w:id="5"/>
+    </w:p>
+    <w:p>
+      <w:pPr>
+        <w:jc w:val="both"/>
+      </w:pPr>
+      <w:r>
+        <w:t>Numerosos estudios han establecido una fuerte correlación entre la deficiencia del sueño y la incidencia de enfermedades metabólicas y cardiovasculares. La restricción crónica del sueño está vinculada a una alteración en la regulación de la glucosa y una disminución de la sensibilidad a la insulina, factores de riesgo clave para el desarrollo de diabetes tipo 2 (</w:t>
+      </w:r>
+      <w:proofErr w:type="spellStart"/>
+      <w:r>
+        <w:t>Reutrakul</w:t>
+      </w:r>
+      <w:proofErr w:type="spellEnd"/>
+      <w:r>
+        <w:t xml:space="preserve"> &amp; Van </w:t>
+      </w:r>
+      <w:proofErr w:type="spellStart"/>
+      <w:r>
+        <w:t>Cauter</w:t>
+      </w:r>
+      <w:proofErr w:type="spellEnd"/>
+      <w:r>
+        <w:t xml:space="preserve">, 2018). Asimismo, la falta de sueño se asocia con un aumento de la actividad simpática y niveles elevados de cortisol, lo que favorece el desarrollo de hipertensión y eventos cardiovasculares adversos (Chami &amp; Pack, 2014). Un metaanálisis de </w:t>
+      </w:r>
+      <w:proofErr w:type="spellStart"/>
+      <w:r>
+        <w:t>Peppard</w:t>
+      </w:r>
+      <w:proofErr w:type="spellEnd"/>
+      <w:r>
+        <w:t xml:space="preserve"> et al. (2000) concluyó que los individuos con apnea obstructiva del sueño presentan un riesgo significativamente mayor de padecer hipertensión arterial.</w:t>
+      </w:r>
+    </w:p>
+    <w:p>
+      <w:pPr>
+        <w:pStyle w:val="Ttulo3"/>
+        <w:jc w:val="both"/>
+      </w:pPr>
+      <w:bookmarkStart w:id="6" w:name="_Toc195123241"/>
+      <w:r>
         <w:lastRenderedPageBreak/>
-        <w:t>Impacto en la Funcionalidad Cognitiva</w:t>
-      </w:r>
-      <w:bookmarkEnd w:id="4"/>
-    </w:p>
-    <w:p>
-      <w:pPr>
-        <w:jc w:val="both"/>
-      </w:pPr>
-      <w:r>
-        <w:t>Durante el sueño profundo y la fase REM se consolidan procesos esenciales de aprendizaje y memoria. Investigaciones en neurociencia han evidenciado que la privación del sueño disminuye la plasticidad neuronal y afecta la consolidación de la memoria declarativa y procedimental (Diekelmann &amp; Born, 2010). Stickgold y Walker (2007) determinaron que la calidad del sueño influye directamente en la capacidad de procesamiento de información, toma de decisiones y regulación emocional. En particular, se ha observado que la privación parcial del sueño puede reducir la velocidad de reacción y aumentar la tasa de errores en tareas complejas (Killgore, 2010).</w:t>
+        <w:t>Salud Mental y Bienestar Emocional</w:t>
+      </w:r>
+      <w:bookmarkEnd w:id="6"/>
+    </w:p>
+    <w:p>
+      <w:pPr>
+        <w:jc w:val="both"/>
+      </w:pPr>
+      <w:r>
+        <w:t xml:space="preserve">El sueño y la salud mental tienen una relación bidireccional. La falta de sueño se ha identificado como un factor de riesgo para el desarrollo de trastornos psiquiátricos como la depresión y la ansiedad (Baglioni et al., 2016). Durante la fase REM, el cerebro procesa emociones y refuerza la resiliencia psicológica, lo que explica por qué la privación del sueño se asocia con alteraciones en la regulación emocional y un incremento en la irritabilidad y la impulsividad (Walker &amp; van </w:t>
+      </w:r>
+      <w:proofErr w:type="spellStart"/>
+      <w:r>
+        <w:t>der</w:t>
+      </w:r>
+      <w:proofErr w:type="spellEnd"/>
+      <w:r>
+        <w:t xml:space="preserve"> Helm, 2009). Estudios clínicos han encontrado que la disrupción del sueño puede exacerbar síntomas en personas con trastornos del estado de ánimo, afectando la calidad de vida de los pacientes y aumentando el riesgo de episodios depresivos severos.</w:t>
       </w:r>
     </w:p>
     <w:p>
@@ -4856,61 +5447,31 @@
         <w:pStyle w:val="Ttulo3"/>
         <w:jc w:val="both"/>
       </w:pPr>
-      <w:bookmarkStart w:id="5" w:name="_Toc195123240"/>
-      <w:r>
-        <w:t>Relación con Enfermedades Crónicas</w:t>
-      </w:r>
-      <w:bookmarkEnd w:id="5"/>
-    </w:p>
-    <w:p>
-      <w:pPr>
-        <w:jc w:val="both"/>
-      </w:pPr>
-      <w:r>
-        <w:t>Numerosos estudios han establecido una fuerte correlación entre la deficiencia del sueño y la incidencia de enfermedades metabólicas y cardiovasculares. La restricción crónica del sueño está vinculada a una alteración en la regulación de la glucosa y una disminución de la sensibilidad a la insulina, factores de riesgo clave para el desarrollo de diabetes tipo 2 (Reutrakul &amp; Van Cauter, 2018). Asimismo, la falta de sueño se asocia con un aumento de la actividad simpática y niveles elevados de cortisol, lo que favorece el desarrollo de hipertensión y eventos cardiovasculares adversos (Chami &amp; Pack, 2014). Un metaanálisis de Peppard et al. (2000) concluyó que los individuos con apnea obstructiva del sueño presentan un riesgo significativamente mayor de padecer hipertensión arterial.</w:t>
+      <w:bookmarkStart w:id="7" w:name="_Toc195123242"/>
+      <w:r>
+        <w:t>Rendimiento Diario y Seguridad</w:t>
+      </w:r>
+      <w:bookmarkEnd w:id="7"/>
+    </w:p>
+    <w:p>
+      <w:pPr>
+        <w:jc w:val="both"/>
+      </w:pPr>
+      <w:r>
+        <w:t xml:space="preserve">El impacto del sueño insuficiente en el desempeño de actividades cotidianas es significativo. La privación del sueño afecta la capacidad de concentración, la memoria operativa y el tiempo de reacción, lo que puede comprometer la seguridad en entornos laborales y de tráfico (Williamson &amp; </w:t>
+      </w:r>
+      <w:proofErr w:type="spellStart"/>
+      <w:r>
+        <w:t>Feyer</w:t>
+      </w:r>
+      <w:proofErr w:type="spellEnd"/>
+      <w:r>
+        <w:t>, 2000). Dawson &amp; Reid (1997) demostraron que permanecer despierto durante más de 17 horas genera un deterioro cognitivo comparable al de una intoxicación por alcohol con una concentración sanguínea de 0.05%. La fatiga por falta de sueño es responsable de un alto porcentaje de accidentes laborales e incidentes de tráfico, representando un problema de salud pública.</w:t>
       </w:r>
     </w:p>
     <w:p>
       <w:pPr>
         <w:pStyle w:val="Ttulo3"/>
-        <w:jc w:val="both"/>
-      </w:pPr>
-      <w:bookmarkStart w:id="6" w:name="_Toc195123241"/>
-      <w:r>
-        <w:t>Salud Mental y Bienestar Emocional</w:t>
-      </w:r>
-      <w:bookmarkEnd w:id="6"/>
-    </w:p>
-    <w:p>
-      <w:pPr>
-        <w:jc w:val="both"/>
-      </w:pPr>
-      <w:r>
-        <w:t>El sueño y la salud mental tienen una relación bidireccional. La falta de sueño se ha identificado como un factor de riesgo para el desarrollo de trastornos psiquiátricos como la depresión y la ansiedad (Baglioni et al., 2016). Durante la fase REM, el cerebro procesa emociones y refuerza la resiliencia psicológica, lo que explica por qué la privación del sueño se asocia con alteraciones en la regulación emocional y un incremento en la irritabilidad y la impulsividad (Walker &amp; van der Helm, 2009). Estudios clínicos han encontrado que la disrupción del sueño puede exacerbar síntomas en personas con trastornos del estado de ánimo, afectando la calidad de vida de los pacientes y aumentando el riesgo de episodios depresivos severos.</w:t>
-      </w:r>
-    </w:p>
-    <w:p>
-      <w:pPr>
-        <w:pStyle w:val="Ttulo3"/>
-        <w:jc w:val="both"/>
-      </w:pPr>
-      <w:bookmarkStart w:id="7" w:name="_Toc195123242"/>
-      <w:r>
-        <w:t>Rendimiento Diario y Seguridad</w:t>
-      </w:r>
-      <w:bookmarkEnd w:id="7"/>
-    </w:p>
-    <w:p>
-      <w:pPr>
-        <w:jc w:val="both"/>
-      </w:pPr>
-      <w:r>
-        <w:t>El impacto del sueño insuficiente en el desempeño de actividades cotidianas es significativo. La privación del sueño afecta la capacidad de concentración, la memoria operativa y el tiempo de reacción, lo que puede comprometer la seguridad en entornos laborales y de tráfico (Williamson &amp; Feyer, 2000). Dawson &amp; Reid (1997) demostraron que permanecer despierto durante más de 17 horas genera un deterioro cognitivo comparable al de una intoxicación por alcohol con una concentración sanguínea de 0.05%. La fatiga por falta de sueño es responsable de un alto porcentaje de accidentes laborales e incidentes de tráfico, representando un problema de salud pública.</w:t>
-      </w:r>
-    </w:p>
-    <w:p>
-      <w:pPr>
-        <w:pStyle w:val="Ttulo3"/>
       </w:pPr>
       <w:bookmarkStart w:id="8" w:name="_Toc195123243"/>
       <w:r>
@@ -4923,11 +5484,15 @@
         <w:jc w:val="both"/>
       </w:pPr>
       <w:r>
-        <w:t xml:space="preserve">La calidad del sueño también está determinada por la presencia de trastornos específicos, como el insomnio, la apnea obstructiva del sueño y el síndrome de piernas inquietas. Peppard et al. (2000) identificaron una relación entre la apnea del sueño y un mayor riesgo de hipertensión. El insomnio afecta a un porcentaje considerable de la población adulta, </w:t>
-      </w:r>
-      <w:r>
-        <w:lastRenderedPageBreak/>
-        <w:t>con prevalencias que oscilan entre el 10% y el 30%, dependiendo del criterio diagnóstico utilizado. Asimismo, el síndrome de piernas inquietas afecta entre el 2.5% y el 15% de la población general, impactando negativamente la continuidad y profundidad del sueño (Baglioni et al., 2016).</w:t>
+        <w:t xml:space="preserve">La calidad del sueño también está determinada por la presencia de trastornos específicos, como el insomnio, la apnea obstructiva del sueño y el síndrome de piernas inquietas. </w:t>
+      </w:r>
+      <w:proofErr w:type="spellStart"/>
+      <w:r>
+        <w:t>Peppard</w:t>
+      </w:r>
+      <w:proofErr w:type="spellEnd"/>
+      <w:r>
+        <w:t xml:space="preserve"> et al. (2000) identificaron una relación entre la apnea del sueño y un mayor riesgo de hipertensión. El insomnio afecta a un porcentaje considerable de la población adulta, con prevalencias que oscilan entre el 10% y el 30%, dependiendo del criterio diagnóstico utilizado. Asimismo, el síndrome de piernas inquietas afecta entre el 2.5% y el 15% de la población general, impactando negativamente la continuidad y profundidad del sueño (Baglioni et al., 2016).</w:t>
       </w:r>
     </w:p>
     <w:p>
@@ -4967,14 +5532,79 @@
         <w:jc w:val="both"/>
       </w:pPr>
       <w:r>
-        <w:t xml:space="preserve">Baglioni, C., Spiegelhalder, K., Lombardo, C., &amp; Riemann, D. (2016). Sleep and depression: a meta-analytic review. </w:t>
-      </w:r>
+        <w:t xml:space="preserve">Baglioni, C., </w:t>
+      </w:r>
+      <w:proofErr w:type="spellStart"/>
+      <w:r>
+        <w:t>Spiegelhalder</w:t>
+      </w:r>
+      <w:proofErr w:type="spellEnd"/>
+      <w:r>
+        <w:t xml:space="preserve">, K., Lombardo, C., &amp; Riemann, D. (2016). </w:t>
+      </w:r>
+      <w:proofErr w:type="spellStart"/>
+      <w:r>
+        <w:t>Sleep</w:t>
+      </w:r>
+      <w:proofErr w:type="spellEnd"/>
+      <w:r>
+        <w:t xml:space="preserve"> and </w:t>
+      </w:r>
+      <w:proofErr w:type="spellStart"/>
+      <w:r>
+        <w:t>depression</w:t>
+      </w:r>
+      <w:proofErr w:type="spellEnd"/>
+      <w:r>
+        <w:t>: a meta-</w:t>
+      </w:r>
+      <w:proofErr w:type="spellStart"/>
+      <w:r>
+        <w:t>analytic</w:t>
+      </w:r>
+      <w:proofErr w:type="spellEnd"/>
+      <w:r>
+        <w:t xml:space="preserve"> </w:t>
+      </w:r>
+      <w:proofErr w:type="spellStart"/>
+      <w:r>
+        <w:t>review</w:t>
+      </w:r>
+      <w:proofErr w:type="spellEnd"/>
+      <w:r>
+        <w:t xml:space="preserve">. </w:t>
+      </w:r>
+      <w:proofErr w:type="spellStart"/>
       <w:r>
         <w:rPr>
           <w:i/>
           <w:iCs/>
         </w:rPr>
-        <w:t>Sleep Medicine Reviews, 18</w:t>
+        <w:t>Sleep</w:t>
+      </w:r>
+      <w:proofErr w:type="spellEnd"/>
+      <w:r>
+        <w:rPr>
+          <w:i/>
+          <w:iCs/>
+        </w:rPr>
+        <w:t xml:space="preserve"> Medicine </w:t>
+      </w:r>
+      <w:proofErr w:type="spellStart"/>
+      <w:r>
+        <w:rPr>
+          <w:i/>
+          <w:iCs/>
+        </w:rPr>
+        <w:t>Reviews</w:t>
+      </w:r>
+      <w:proofErr w:type="spellEnd"/>
+      <w:r>
+        <w:rPr>
+          <w:i/>
+          <w:iCs/>
+        </w:rPr>
+        <w:t>, 18</w:t>
       </w:r>
       <w:r>
         <w:t>, 44-56.</w:t>
@@ -4989,14 +5619,79 @@
         <w:jc w:val="both"/>
       </w:pPr>
       <w:r>
-        <w:t xml:space="preserve">Chami, H. A., &amp; Pack, A. I. (2014). Sleep-disordered breathing and cardiovascular disease. </w:t>
-      </w:r>
+        <w:t xml:space="preserve">Chami, H. A., &amp; Pack, A. I. (2014). </w:t>
+      </w:r>
+      <w:proofErr w:type="spellStart"/>
+      <w:r>
+        <w:t>Sleep-disordered</w:t>
+      </w:r>
+      <w:proofErr w:type="spellEnd"/>
+      <w:r>
+        <w:t xml:space="preserve"> </w:t>
+      </w:r>
+      <w:proofErr w:type="spellStart"/>
+      <w:r>
+        <w:t>breathing</w:t>
+      </w:r>
+      <w:proofErr w:type="spellEnd"/>
+      <w:r>
+        <w:t xml:space="preserve"> and cardiovascular </w:t>
+      </w:r>
+      <w:proofErr w:type="spellStart"/>
+      <w:r>
+        <w:t>disease</w:t>
+      </w:r>
+      <w:proofErr w:type="spellEnd"/>
+      <w:r>
+        <w:t xml:space="preserve">. </w:t>
+      </w:r>
+      <w:proofErr w:type="spellStart"/>
       <w:r>
         <w:rPr>
           <w:i/>
           <w:iCs/>
         </w:rPr>
-        <w:t>Current Sleep Medicine Reports, 3</w:t>
+        <w:t>Current</w:t>
+      </w:r>
+      <w:proofErr w:type="spellEnd"/>
+      <w:r>
+        <w:rPr>
+          <w:i/>
+          <w:iCs/>
+        </w:rPr>
+        <w:t xml:space="preserve"> </w:t>
+      </w:r>
+      <w:proofErr w:type="spellStart"/>
+      <w:r>
+        <w:rPr>
+          <w:i/>
+          <w:iCs/>
+        </w:rPr>
+        <w:t>Sleep</w:t>
+      </w:r>
+      <w:proofErr w:type="spellEnd"/>
+      <w:r>
+        <w:rPr>
+          <w:i/>
+          <w:iCs/>
+        </w:rPr>
+        <w:t xml:space="preserve"> Medicine </w:t>
+      </w:r>
+      <w:proofErr w:type="spellStart"/>
+      <w:r>
+        <w:rPr>
+          <w:i/>
+          <w:iCs/>
+        </w:rPr>
+        <w:t>Reports</w:t>
+      </w:r>
+      <w:proofErr w:type="spellEnd"/>
+      <w:r>
+        <w:rPr>
+          <w:i/>
+          <w:iCs/>
+        </w:rPr>
+        <w:t>, 3</w:t>
       </w:r>
       <w:r>
         <w:t>(1), 4-16.</w:t>
@@ -5011,14 +5706,32 @@
         <w:jc w:val="both"/>
       </w:pPr>
       <w:r>
-        <w:t xml:space="preserve">Dawson, D., &amp; Reid, K. (1997). Fatigue, alcohol and performance impairment. </w:t>
-      </w:r>
+        <w:lastRenderedPageBreak/>
+        <w:t xml:space="preserve">Dawson, D., &amp; Reid, K. (1997). Fatigue, alcohol and performance </w:t>
+      </w:r>
+      <w:proofErr w:type="spellStart"/>
+      <w:r>
+        <w:t>impairment</w:t>
+      </w:r>
+      <w:proofErr w:type="spellEnd"/>
+      <w:r>
+        <w:t xml:space="preserve">. </w:t>
+      </w:r>
+      <w:proofErr w:type="spellStart"/>
       <w:r>
         <w:rPr>
           <w:i/>
           <w:iCs/>
         </w:rPr>
-        <w:t>Nature, 388</w:t>
+        <w:t>Nature</w:t>
+      </w:r>
+      <w:proofErr w:type="spellEnd"/>
+      <w:r>
+        <w:rPr>
+          <w:i/>
+          <w:iCs/>
+        </w:rPr>
+        <w:t>, 388</w:t>
       </w:r>
       <w:r>
         <w:t>(6639), 235.</w:t>
@@ -5032,15 +5745,101 @@
         </w:numPr>
         <w:jc w:val="both"/>
       </w:pPr>
-      <w:r>
-        <w:t xml:space="preserve">Diekelmann, S., &amp; Born, J. (2010). The memory function of sleep. </w:t>
-      </w:r>
+      <w:proofErr w:type="spellStart"/>
+      <w:r>
+        <w:t>Diekelmann</w:t>
+      </w:r>
+      <w:proofErr w:type="spellEnd"/>
+      <w:r>
+        <w:t xml:space="preserve">, S., &amp; Born, J. (2010). </w:t>
+      </w:r>
+      <w:proofErr w:type="spellStart"/>
+      <w:r>
+        <w:t>The</w:t>
+      </w:r>
+      <w:proofErr w:type="spellEnd"/>
+      <w:r>
+        <w:t xml:space="preserve"> </w:t>
+      </w:r>
+      <w:proofErr w:type="spellStart"/>
+      <w:r>
+        <w:t>memory</w:t>
+      </w:r>
+      <w:proofErr w:type="spellEnd"/>
+      <w:r>
+        <w:t xml:space="preserve"> </w:t>
+      </w:r>
+      <w:proofErr w:type="spellStart"/>
+      <w:r>
+        <w:t>function</w:t>
+      </w:r>
+      <w:proofErr w:type="spellEnd"/>
+      <w:r>
+        <w:t xml:space="preserve"> </w:t>
+      </w:r>
+      <w:proofErr w:type="spellStart"/>
+      <w:r>
+        <w:t>of</w:t>
+      </w:r>
+      <w:proofErr w:type="spellEnd"/>
+      <w:r>
+        <w:t xml:space="preserve"> </w:t>
+      </w:r>
+      <w:proofErr w:type="spellStart"/>
+      <w:r>
+        <w:t>sleep</w:t>
+      </w:r>
+      <w:proofErr w:type="spellEnd"/>
+      <w:r>
+        <w:t xml:space="preserve">. </w:t>
+      </w:r>
+      <w:proofErr w:type="spellStart"/>
       <w:r>
         <w:rPr>
           <w:i/>
           <w:iCs/>
         </w:rPr>
-        <w:t>Nature Reviews Neuroscience, 11</w:t>
+        <w:t>Nature</w:t>
+      </w:r>
+      <w:proofErr w:type="spellEnd"/>
+      <w:r>
+        <w:rPr>
+          <w:i/>
+          <w:iCs/>
+        </w:rPr>
+        <w:t xml:space="preserve"> </w:t>
+      </w:r>
+      <w:proofErr w:type="spellStart"/>
+      <w:r>
+        <w:rPr>
+          <w:i/>
+          <w:iCs/>
+        </w:rPr>
+        <w:t>Reviews</w:t>
+      </w:r>
+      <w:proofErr w:type="spellEnd"/>
+      <w:r>
+        <w:rPr>
+          <w:i/>
+          <w:iCs/>
+        </w:rPr>
+        <w:t xml:space="preserve"> </w:t>
+      </w:r>
+      <w:proofErr w:type="spellStart"/>
+      <w:r>
+        <w:rPr>
+          <w:i/>
+          <w:iCs/>
+        </w:rPr>
+        <w:t>Neuroscience</w:t>
+      </w:r>
+      <w:proofErr w:type="spellEnd"/>
+      <w:r>
+        <w:rPr>
+          <w:i/>
+          <w:iCs/>
+        </w:rPr>
+        <w:t>, 11</w:t>
       </w:r>
       <w:r>
         <w:t>(2), 114-126.</w:t>
@@ -5054,15 +5853,109 @@
         </w:numPr>
         <w:jc w:val="both"/>
       </w:pPr>
-      <w:r>
-        <w:t xml:space="preserve">Killgore, W. D. S. (2010). Effects of sleep deprivation on cognition. </w:t>
-      </w:r>
+      <w:proofErr w:type="spellStart"/>
+      <w:r>
+        <w:t>Killgore</w:t>
+      </w:r>
+      <w:proofErr w:type="spellEnd"/>
+      <w:r>
+        <w:t xml:space="preserve">, W. D. S. (2010). </w:t>
+      </w:r>
+      <w:proofErr w:type="spellStart"/>
+      <w:r>
+        <w:t>Effects</w:t>
+      </w:r>
+      <w:proofErr w:type="spellEnd"/>
+      <w:r>
+        <w:t xml:space="preserve"> </w:t>
+      </w:r>
+      <w:proofErr w:type="spellStart"/>
+      <w:r>
+        <w:t>of</w:t>
+      </w:r>
+      <w:proofErr w:type="spellEnd"/>
+      <w:r>
+        <w:t xml:space="preserve"> </w:t>
+      </w:r>
+      <w:proofErr w:type="spellStart"/>
+      <w:r>
+        <w:t>sleep</w:t>
+      </w:r>
+      <w:proofErr w:type="spellEnd"/>
+      <w:r>
+        <w:t xml:space="preserve"> </w:t>
+      </w:r>
+      <w:proofErr w:type="spellStart"/>
+      <w:r>
+        <w:t>deprivation</w:t>
+      </w:r>
+      <w:proofErr w:type="spellEnd"/>
+      <w:r>
+        <w:t xml:space="preserve"> </w:t>
+      </w:r>
+      <w:proofErr w:type="spellStart"/>
+      <w:r>
+        <w:t>on</w:t>
+      </w:r>
+      <w:proofErr w:type="spellEnd"/>
+      <w:r>
+        <w:t xml:space="preserve"> </w:t>
+      </w:r>
+      <w:proofErr w:type="spellStart"/>
+      <w:r>
+        <w:t>cognition</w:t>
+      </w:r>
+      <w:proofErr w:type="spellEnd"/>
+      <w:r>
+        <w:t xml:space="preserve">. </w:t>
+      </w:r>
+      <w:proofErr w:type="spellStart"/>
       <w:r>
         <w:rPr>
           <w:i/>
           <w:iCs/>
         </w:rPr>
-        <w:t>Progress in Brain Research, 185</w:t>
+        <w:t>Progress</w:t>
+      </w:r>
+      <w:proofErr w:type="spellEnd"/>
+      <w:r>
+        <w:rPr>
+          <w:i/>
+          <w:iCs/>
+        </w:rPr>
+        <w:t xml:space="preserve"> in </w:t>
+      </w:r>
+      <w:proofErr w:type="spellStart"/>
+      <w:r>
+        <w:rPr>
+          <w:i/>
+          <w:iCs/>
+        </w:rPr>
+        <w:t>Brain</w:t>
+      </w:r>
+      <w:proofErr w:type="spellEnd"/>
+      <w:r>
+        <w:rPr>
+          <w:i/>
+          <w:iCs/>
+        </w:rPr>
+        <w:t xml:space="preserve"> </w:t>
+      </w:r>
+      <w:proofErr w:type="spellStart"/>
+      <w:r>
+        <w:rPr>
+          <w:i/>
+          <w:iCs/>
+        </w:rPr>
+        <w:t>Research</w:t>
+      </w:r>
+      <w:proofErr w:type="spellEnd"/>
+      <w:r>
+        <w:rPr>
+          <w:i/>
+          <w:iCs/>
+        </w:rPr>
+        <w:t>, 185</w:t>
       </w:r>
       <w:r>
         <w:t>, 105-129.</w:t>
@@ -5076,15 +5969,140 @@
         </w:numPr>
         <w:jc w:val="both"/>
       </w:pPr>
-      <w:r>
-        <w:t xml:space="preserve">Peppard, P. E., Young, T., Palta, M., &amp; Skatrud, J. (2000). Prospective study of the association between sleep-disordered breathing and hypertension. </w:t>
+      <w:proofErr w:type="spellStart"/>
+      <w:r>
+        <w:t>Peppard</w:t>
+      </w:r>
+      <w:proofErr w:type="spellEnd"/>
+      <w:r>
+        <w:t xml:space="preserve">, P. E., Young, T., Palta, M., &amp; </w:t>
+      </w:r>
+      <w:proofErr w:type="spellStart"/>
+      <w:r>
+        <w:t>Skatrud</w:t>
+      </w:r>
+      <w:proofErr w:type="spellEnd"/>
+      <w:r>
+        <w:t xml:space="preserve">, J. (2000). Prospective </w:t>
+      </w:r>
+      <w:proofErr w:type="spellStart"/>
+      <w:r>
+        <w:t>study</w:t>
+      </w:r>
+      <w:proofErr w:type="spellEnd"/>
+      <w:r>
+        <w:t xml:space="preserve"> </w:t>
+      </w:r>
+      <w:proofErr w:type="spellStart"/>
+      <w:r>
+        <w:t>of</w:t>
+      </w:r>
+      <w:proofErr w:type="spellEnd"/>
+      <w:r>
+        <w:t xml:space="preserve"> </w:t>
+      </w:r>
+      <w:proofErr w:type="spellStart"/>
+      <w:r>
+        <w:t>the</w:t>
+      </w:r>
+      <w:proofErr w:type="spellEnd"/>
+      <w:r>
+        <w:t xml:space="preserve"> </w:t>
+      </w:r>
+      <w:proofErr w:type="spellStart"/>
+      <w:r>
+        <w:t>association</w:t>
+      </w:r>
+      <w:proofErr w:type="spellEnd"/>
+      <w:r>
+        <w:t xml:space="preserve"> </w:t>
+      </w:r>
+      <w:proofErr w:type="spellStart"/>
+      <w:r>
+        <w:t>between</w:t>
+      </w:r>
+      <w:proofErr w:type="spellEnd"/>
+      <w:r>
+        <w:t xml:space="preserve"> </w:t>
+      </w:r>
+      <w:proofErr w:type="spellStart"/>
+      <w:r>
+        <w:t>sleep-disordered</w:t>
+      </w:r>
+      <w:proofErr w:type="spellEnd"/>
+      <w:r>
+        <w:t xml:space="preserve"> </w:t>
+      </w:r>
+      <w:proofErr w:type="spellStart"/>
+      <w:r>
+        <w:t>breathing</w:t>
+      </w:r>
+      <w:proofErr w:type="spellEnd"/>
+      <w:r>
+        <w:t xml:space="preserve"> and </w:t>
+      </w:r>
+      <w:proofErr w:type="spellStart"/>
+      <w:r>
+        <w:t>hypertension</w:t>
+      </w:r>
+      <w:proofErr w:type="spellEnd"/>
+      <w:r>
+        <w:t xml:space="preserve">. </w:t>
       </w:r>
       <w:r>
         <w:rPr>
           <w:i/>
           <w:iCs/>
         </w:rPr>
-        <w:t>New England Journal of Medicine, 342</w:t>
+        <w:t xml:space="preserve">New </w:t>
+      </w:r>
+      <w:proofErr w:type="spellStart"/>
+      <w:r>
+        <w:rPr>
+          <w:i/>
+          <w:iCs/>
+        </w:rPr>
+        <w:t>England</w:t>
+      </w:r>
+      <w:proofErr w:type="spellEnd"/>
+      <w:r>
+        <w:rPr>
+          <w:i/>
+          <w:iCs/>
+        </w:rPr>
+        <w:t xml:space="preserve"> </w:t>
+      </w:r>
+      <w:proofErr w:type="spellStart"/>
+      <w:r>
+        <w:rPr>
+          <w:i/>
+          <w:iCs/>
+        </w:rPr>
+        <w:t>Journal</w:t>
+      </w:r>
+      <w:proofErr w:type="spellEnd"/>
+      <w:r>
+        <w:rPr>
+          <w:i/>
+          <w:iCs/>
+        </w:rPr>
+        <w:t xml:space="preserve"> </w:t>
+      </w:r>
+      <w:proofErr w:type="spellStart"/>
+      <w:r>
+        <w:rPr>
+          <w:i/>
+          <w:iCs/>
+        </w:rPr>
+        <w:t>of</w:t>
+      </w:r>
+      <w:proofErr w:type="spellEnd"/>
+      <w:r>
+        <w:rPr>
+          <w:i/>
+          <w:iCs/>
+        </w:rPr>
+        <w:t xml:space="preserve"> Medicine, 342</w:t>
       </w:r>
       <w:r>
         <w:t>(19), 1378-1384.</w:t>
@@ -5098,15 +6116,109 @@
         </w:numPr>
         <w:jc w:val="both"/>
       </w:pPr>
-      <w:r>
-        <w:t xml:space="preserve">Reutrakul, S., &amp; Van Cauter, E. (2018). Sleep influences on obesity, insulin resistance, and risk of type 2 diabetes. </w:t>
-      </w:r>
+      <w:proofErr w:type="spellStart"/>
+      <w:r>
+        <w:t>Reutrakul</w:t>
+      </w:r>
+      <w:proofErr w:type="spellEnd"/>
+      <w:r>
+        <w:t xml:space="preserve">, S., &amp; Van </w:t>
+      </w:r>
+      <w:proofErr w:type="spellStart"/>
+      <w:r>
+        <w:t>Cauter</w:t>
+      </w:r>
+      <w:proofErr w:type="spellEnd"/>
+      <w:r>
+        <w:t xml:space="preserve">, E. (2018). </w:t>
+      </w:r>
+      <w:proofErr w:type="spellStart"/>
+      <w:r>
+        <w:t>Sleep</w:t>
+      </w:r>
+      <w:proofErr w:type="spellEnd"/>
+      <w:r>
+        <w:t xml:space="preserve"> </w:t>
+      </w:r>
+      <w:proofErr w:type="spellStart"/>
+      <w:r>
+        <w:t>influences</w:t>
+      </w:r>
+      <w:proofErr w:type="spellEnd"/>
+      <w:r>
+        <w:t xml:space="preserve"> </w:t>
+      </w:r>
+      <w:proofErr w:type="spellStart"/>
+      <w:r>
+        <w:t>on</w:t>
+      </w:r>
+      <w:proofErr w:type="spellEnd"/>
+      <w:r>
+        <w:t xml:space="preserve"> </w:t>
+      </w:r>
+      <w:proofErr w:type="spellStart"/>
+      <w:r>
+        <w:t>obesity</w:t>
+      </w:r>
+      <w:proofErr w:type="spellEnd"/>
+      <w:r>
+        <w:t xml:space="preserve">, </w:t>
+      </w:r>
+      <w:proofErr w:type="spellStart"/>
+      <w:r>
+        <w:t>insulin</w:t>
+      </w:r>
+      <w:proofErr w:type="spellEnd"/>
+      <w:r>
+        <w:t xml:space="preserve"> </w:t>
+      </w:r>
+      <w:proofErr w:type="spellStart"/>
+      <w:r>
+        <w:t>resistance</w:t>
+      </w:r>
+      <w:proofErr w:type="spellEnd"/>
+      <w:r>
+        <w:t xml:space="preserve">, and </w:t>
+      </w:r>
+      <w:proofErr w:type="spellStart"/>
+      <w:r>
+        <w:t>risk</w:t>
+      </w:r>
+      <w:proofErr w:type="spellEnd"/>
+      <w:r>
+        <w:t xml:space="preserve"> </w:t>
+      </w:r>
+      <w:proofErr w:type="spellStart"/>
+      <w:r>
+        <w:t>of</w:t>
+      </w:r>
+      <w:proofErr w:type="spellEnd"/>
+      <w:r>
+        <w:t xml:space="preserve"> </w:t>
+      </w:r>
+      <w:proofErr w:type="spellStart"/>
+      <w:r>
+        <w:t>type</w:t>
+      </w:r>
+      <w:proofErr w:type="spellEnd"/>
+      <w:r>
+        <w:t xml:space="preserve"> 2 diabetes. </w:t>
+      </w:r>
+      <w:proofErr w:type="spellStart"/>
       <w:r>
         <w:rPr>
           <w:i/>
           <w:iCs/>
         </w:rPr>
-        <w:t>Metabolism, 84</w:t>
+        <w:t>Metabolism</w:t>
+      </w:r>
+      <w:proofErr w:type="spellEnd"/>
+      <w:r>
+        <w:rPr>
+          <w:i/>
+          <w:iCs/>
+        </w:rPr>
+        <w:t>, 84</w:t>
       </w:r>
       <w:r>
         <w:t>, 56-66.</w:t>
@@ -5120,15 +6232,61 @@
         </w:numPr>
         <w:jc w:val="both"/>
       </w:pPr>
-      <w:r>
-        <w:t xml:space="preserve">Stickgold, R., &amp; Walker, M. P. (2007). Sleep-dependent memory consolidation and reconsolidation. </w:t>
-      </w:r>
+      <w:proofErr w:type="spellStart"/>
+      <w:r>
+        <w:t>Stickgold</w:t>
+      </w:r>
+      <w:proofErr w:type="spellEnd"/>
+      <w:r>
+        <w:t xml:space="preserve">, R., &amp; Walker, M. P. (2007). </w:t>
+      </w:r>
+      <w:proofErr w:type="spellStart"/>
+      <w:r>
+        <w:t>Sleep-dependent</w:t>
+      </w:r>
+      <w:proofErr w:type="spellEnd"/>
+      <w:r>
+        <w:t xml:space="preserve"> </w:t>
+      </w:r>
+      <w:proofErr w:type="spellStart"/>
+      <w:r>
+        <w:t>memory</w:t>
+      </w:r>
+      <w:proofErr w:type="spellEnd"/>
+      <w:r>
+        <w:t xml:space="preserve"> </w:t>
+      </w:r>
+      <w:proofErr w:type="spellStart"/>
+      <w:r>
+        <w:t>consolidation</w:t>
+      </w:r>
+      <w:proofErr w:type="spellEnd"/>
+      <w:r>
+        <w:t xml:space="preserve"> and </w:t>
+      </w:r>
+      <w:proofErr w:type="spellStart"/>
+      <w:r>
+        <w:t>reconsolidation</w:t>
+      </w:r>
+      <w:proofErr w:type="spellEnd"/>
+      <w:r>
+        <w:t xml:space="preserve">. </w:t>
+      </w:r>
+      <w:proofErr w:type="spellStart"/>
       <w:r>
         <w:rPr>
           <w:i/>
           <w:iCs/>
         </w:rPr>
-        <w:t>Sleep Medicine, 8</w:t>
+        <w:t>Sleep</w:t>
+      </w:r>
+      <w:proofErr w:type="spellEnd"/>
+      <w:r>
+        <w:rPr>
+          <w:i/>
+          <w:iCs/>
+        </w:rPr>
+        <w:t xml:space="preserve"> Medicine, 8</w:t>
       </w:r>
       <w:r>
         <w:t>(4), 331-343.</w:t>
@@ -5143,8 +6301,81 @@
         <w:jc w:val="both"/>
       </w:pPr>
       <w:r>
-        <w:t xml:space="preserve">Walker, M. P. (2017). Why we sleep: Unlocking the power of sleep and dreams. </w:t>
-      </w:r>
+        <w:t xml:space="preserve">Walker, M. P. (2017). </w:t>
+      </w:r>
+      <w:proofErr w:type="spellStart"/>
+      <w:r>
+        <w:t>Why</w:t>
+      </w:r>
+      <w:proofErr w:type="spellEnd"/>
+      <w:r>
+        <w:t xml:space="preserve"> </w:t>
+      </w:r>
+      <w:proofErr w:type="spellStart"/>
+      <w:r>
+        <w:t>we</w:t>
+      </w:r>
+      <w:proofErr w:type="spellEnd"/>
+      <w:r>
+        <w:t xml:space="preserve"> </w:t>
+      </w:r>
+      <w:proofErr w:type="spellStart"/>
+      <w:r>
+        <w:t>sleep</w:t>
+      </w:r>
+      <w:proofErr w:type="spellEnd"/>
+      <w:r>
+        <w:t xml:space="preserve">: </w:t>
+      </w:r>
+      <w:proofErr w:type="spellStart"/>
+      <w:r>
+        <w:t>Unlocking</w:t>
+      </w:r>
+      <w:proofErr w:type="spellEnd"/>
+      <w:r>
+        <w:t xml:space="preserve"> </w:t>
+      </w:r>
+      <w:proofErr w:type="spellStart"/>
+      <w:r>
+        <w:t>the</w:t>
+      </w:r>
+      <w:proofErr w:type="spellEnd"/>
+      <w:r>
+        <w:t xml:space="preserve"> </w:t>
+      </w:r>
+      <w:proofErr w:type="spellStart"/>
+      <w:r>
+        <w:t>power</w:t>
+      </w:r>
+      <w:proofErr w:type="spellEnd"/>
+      <w:r>
+        <w:t xml:space="preserve"> </w:t>
+      </w:r>
+      <w:proofErr w:type="spellStart"/>
+      <w:r>
+        <w:t>of</w:t>
+      </w:r>
+      <w:proofErr w:type="spellEnd"/>
+      <w:r>
+        <w:t xml:space="preserve"> </w:t>
+      </w:r>
+      <w:proofErr w:type="spellStart"/>
+      <w:r>
+        <w:t>sleep</w:t>
+      </w:r>
+      <w:proofErr w:type="spellEnd"/>
+      <w:r>
+        <w:t xml:space="preserve"> and </w:t>
+      </w:r>
+      <w:proofErr w:type="spellStart"/>
+      <w:r>
+        <w:t>dreams</w:t>
+      </w:r>
+      <w:proofErr w:type="spellEnd"/>
+      <w:r>
+        <w:t xml:space="preserve">. </w:t>
+      </w:r>
+      <w:proofErr w:type="spellStart"/>
       <w:r>
         <w:rPr>
           <w:i/>
@@ -5152,6 +6383,7 @@
         </w:rPr>
         <w:t>Scribner</w:t>
       </w:r>
+      <w:proofErr w:type="spellEnd"/>
       <w:r>
         <w:t>.</w:t>
       </w:r>
@@ -5165,14 +6397,111 @@
         <w:jc w:val="both"/>
       </w:pPr>
       <w:r>
-        <w:t xml:space="preserve">Walker, M. P., &amp; van der Helm, E. (2009). Overnight therapy? The role of sleep in emotional brain processing. </w:t>
-      </w:r>
+        <w:t xml:space="preserve">Walker, M. P., &amp; van </w:t>
+      </w:r>
+      <w:proofErr w:type="spellStart"/>
+      <w:r>
+        <w:t>der</w:t>
+      </w:r>
+      <w:proofErr w:type="spellEnd"/>
+      <w:r>
+        <w:t xml:space="preserve"> Helm, E. (2009). </w:t>
+      </w:r>
+      <w:proofErr w:type="gramStart"/>
+      <w:r>
+        <w:t xml:space="preserve">Overnight </w:t>
+      </w:r>
+      <w:proofErr w:type="spellStart"/>
+      <w:r>
+        <w:t>therapy</w:t>
+      </w:r>
+      <w:proofErr w:type="spellEnd"/>
+      <w:r>
+        <w:t>?</w:t>
+      </w:r>
+      <w:proofErr w:type="gramEnd"/>
+      <w:r>
+        <w:t xml:space="preserve"> </w:t>
+      </w:r>
+      <w:proofErr w:type="spellStart"/>
+      <w:r>
+        <w:t>The</w:t>
+      </w:r>
+      <w:proofErr w:type="spellEnd"/>
+      <w:r>
+        <w:t xml:space="preserve"> role </w:t>
+      </w:r>
+      <w:proofErr w:type="spellStart"/>
+      <w:r>
+        <w:t>of</w:t>
+      </w:r>
+      <w:proofErr w:type="spellEnd"/>
+      <w:r>
+        <w:t xml:space="preserve"> </w:t>
+      </w:r>
+      <w:proofErr w:type="spellStart"/>
+      <w:r>
+        <w:t>sleep</w:t>
+      </w:r>
+      <w:proofErr w:type="spellEnd"/>
+      <w:r>
+        <w:t xml:space="preserve"> in </w:t>
+      </w:r>
+      <w:proofErr w:type="spellStart"/>
+      <w:r>
+        <w:t>emotional</w:t>
+      </w:r>
+      <w:proofErr w:type="spellEnd"/>
+      <w:r>
+        <w:t xml:space="preserve"> </w:t>
+      </w:r>
+      <w:proofErr w:type="spellStart"/>
+      <w:r>
+        <w:t>brain</w:t>
+      </w:r>
+      <w:proofErr w:type="spellEnd"/>
+      <w:r>
+        <w:t xml:space="preserve"> </w:t>
+      </w:r>
+      <w:proofErr w:type="spellStart"/>
+      <w:r>
+        <w:t>processing</w:t>
+      </w:r>
+      <w:proofErr w:type="spellEnd"/>
+      <w:r>
+        <w:t xml:space="preserve">. </w:t>
+      </w:r>
+      <w:proofErr w:type="spellStart"/>
       <w:r>
         <w:rPr>
           <w:i/>
           <w:iCs/>
         </w:rPr>
-        <w:t>Psychological Bulletin, 135</w:t>
+        <w:t>Psychological</w:t>
+      </w:r>
+      <w:proofErr w:type="spellEnd"/>
+      <w:r>
+        <w:rPr>
+          <w:i/>
+          <w:iCs/>
+        </w:rPr>
+        <w:t xml:space="preserve"> </w:t>
+      </w:r>
+      <w:proofErr w:type="spellStart"/>
+      <w:r>
+        <w:rPr>
+          <w:i/>
+          <w:iCs/>
+        </w:rPr>
+        <w:t>Bulletin</w:t>
+      </w:r>
+      <w:proofErr w:type="spellEnd"/>
+      <w:r>
+        <w:rPr>
+          <w:i/>
+          <w:iCs/>
+        </w:rPr>
+        <w:t>, 135</w:t>
       </w:r>
       <w:r>
         <w:t>(5), 731.</w:t>
@@ -5187,14 +6516,127 @@
         <w:jc w:val="both"/>
       </w:pPr>
       <w:r>
-        <w:t xml:space="preserve">Williamson, A. M., &amp; Feyer, A. M. (2000). Moderate sleep deprivation produces impairments in cognitive and motor performance equivalent to legally prescribed levels of alcohol intoxication. </w:t>
-      </w:r>
+        <w:t xml:space="preserve">Williamson, A. M., &amp; </w:t>
+      </w:r>
+      <w:proofErr w:type="spellStart"/>
+      <w:r>
+        <w:t>Feyer</w:t>
+      </w:r>
+      <w:proofErr w:type="spellEnd"/>
+      <w:r>
+        <w:t xml:space="preserve">, A. M. (2000). </w:t>
+      </w:r>
+      <w:proofErr w:type="spellStart"/>
+      <w:r>
+        <w:t>Moderate</w:t>
+      </w:r>
+      <w:proofErr w:type="spellEnd"/>
+      <w:r>
+        <w:t xml:space="preserve"> </w:t>
+      </w:r>
+      <w:proofErr w:type="spellStart"/>
+      <w:r>
+        <w:t>sleep</w:t>
+      </w:r>
+      <w:proofErr w:type="spellEnd"/>
+      <w:r>
+        <w:t xml:space="preserve"> </w:t>
+      </w:r>
+      <w:proofErr w:type="spellStart"/>
+      <w:r>
+        <w:t>deprivation</w:t>
+      </w:r>
+      <w:proofErr w:type="spellEnd"/>
+      <w:r>
+        <w:t xml:space="preserve"> produces </w:t>
+      </w:r>
+      <w:proofErr w:type="spellStart"/>
+      <w:r>
+        <w:t>impairments</w:t>
+      </w:r>
+      <w:proofErr w:type="spellEnd"/>
+      <w:r>
+        <w:t xml:space="preserve"> in cognitive and motor performance </w:t>
+      </w:r>
+      <w:proofErr w:type="spellStart"/>
+      <w:r>
+        <w:t>equivalent</w:t>
+      </w:r>
+      <w:proofErr w:type="spellEnd"/>
+      <w:r>
+        <w:t xml:space="preserve"> to </w:t>
+      </w:r>
+      <w:proofErr w:type="spellStart"/>
+      <w:r>
+        <w:t>legally</w:t>
+      </w:r>
+      <w:proofErr w:type="spellEnd"/>
+      <w:r>
+        <w:t xml:space="preserve"> </w:t>
+      </w:r>
+      <w:proofErr w:type="spellStart"/>
+      <w:r>
+        <w:t>prescribed</w:t>
+      </w:r>
+      <w:proofErr w:type="spellEnd"/>
+      <w:r>
+        <w:t xml:space="preserve"> </w:t>
+      </w:r>
+      <w:proofErr w:type="spellStart"/>
+      <w:r>
+        <w:t>levels</w:t>
+      </w:r>
+      <w:proofErr w:type="spellEnd"/>
+      <w:r>
+        <w:t xml:space="preserve"> </w:t>
+      </w:r>
+      <w:proofErr w:type="spellStart"/>
+      <w:r>
+        <w:t>of</w:t>
+      </w:r>
+      <w:proofErr w:type="spellEnd"/>
+      <w:r>
+        <w:t xml:space="preserve"> alcohol </w:t>
+      </w:r>
+      <w:proofErr w:type="spellStart"/>
+      <w:r>
+        <w:t>intoxication</w:t>
+      </w:r>
+      <w:proofErr w:type="spellEnd"/>
+      <w:r>
+        <w:t xml:space="preserve">. </w:t>
+      </w:r>
+      <w:proofErr w:type="spellStart"/>
       <w:r>
         <w:rPr>
           <w:i/>
           <w:iCs/>
         </w:rPr>
-        <w:t>Occupational and Environmental Medicine, 57</w:t>
+        <w:t>Occupational</w:t>
+      </w:r>
+      <w:proofErr w:type="spellEnd"/>
+      <w:r>
+        <w:rPr>
+          <w:i/>
+          <w:iCs/>
+        </w:rPr>
+        <w:t xml:space="preserve"> and </w:t>
+      </w:r>
+      <w:proofErr w:type="spellStart"/>
+      <w:r>
+        <w:rPr>
+          <w:i/>
+          <w:iCs/>
+        </w:rPr>
+        <w:t>Environmental</w:t>
+      </w:r>
+      <w:proofErr w:type="spellEnd"/>
+      <w:r>
+        <w:rPr>
+          <w:i/>
+          <w:iCs/>
+        </w:rPr>
+        <w:t xml:space="preserve"> Medicine, 57</w:t>
       </w:r>
       <w:r>
         <w:t>(10), 649-655.</w:t>
@@ -5211,7 +6653,6 @@
       </w:pPr>
       <w:bookmarkStart w:id="9" w:name="_Toc195123244"/>
       <w:r>
-        <w:lastRenderedPageBreak/>
         <w:t xml:space="preserve">3.2 </w:t>
       </w:r>
       <w:r>
@@ -5271,7 +6712,15 @@
         <w:t>acompañados</w:t>
       </w:r>
       <w:r>
-        <w:t xml:space="preserve"> de desaturaciones de oxígeno y microdespertares que fragmentan el sueño</w:t>
+        <w:t xml:space="preserve"> de desaturaciones de oxígeno y </w:t>
+      </w:r>
+      <w:proofErr w:type="spellStart"/>
+      <w:r>
+        <w:t>microdespertares</w:t>
+      </w:r>
+      <w:proofErr w:type="spellEnd"/>
+      <w:r>
+        <w:t xml:space="preserve"> que fragmentan el sueño</w:t>
       </w:r>
       <w:r>
         <w:t xml:space="preserve">, afectando así </w:t>
@@ -5343,6 +6792,7 @@
       <w:r>
         <w:t xml:space="preserve">se habla de </w:t>
       </w:r>
+      <w:proofErr w:type="spellStart"/>
       <w:r>
         <w:rPr>
           <w:b/>
@@ -5350,6 +6800,7 @@
         </w:rPr>
         <w:t>hipoapnea</w:t>
       </w:r>
+      <w:proofErr w:type="spellEnd"/>
       <w:r>
         <w:t xml:space="preserve"> en el caso de que la</w:t>
       </w:r>
@@ -5459,6 +6910,7 @@
           <w:b/>
           <w:bCs/>
         </w:rPr>
+        <w:lastRenderedPageBreak/>
         <w:t>Prevalencia:</w:t>
       </w:r>
       <w:r>
@@ -5508,7 +6960,55 @@
           <w:b/>
           <w:bCs/>
         </w:rPr>
-        <w:t>CPAP (Continuous Positive Airway Pressure):</w:t>
+        <w:t>CPAP (</w:t>
+      </w:r>
+      <w:proofErr w:type="spellStart"/>
+      <w:r>
+        <w:rPr>
+          <w:b/>
+          <w:bCs/>
+        </w:rPr>
+        <w:t>Continuous</w:t>
+      </w:r>
+      <w:proofErr w:type="spellEnd"/>
+      <w:r>
+        <w:rPr>
+          <w:b/>
+          <w:bCs/>
+        </w:rPr>
+        <w:t xml:space="preserve"> Positive </w:t>
+      </w:r>
+      <w:proofErr w:type="spellStart"/>
+      <w:r>
+        <w:rPr>
+          <w:b/>
+          <w:bCs/>
+        </w:rPr>
+        <w:t>Airway</w:t>
+      </w:r>
+      <w:proofErr w:type="spellEnd"/>
+      <w:r>
+        <w:rPr>
+          <w:b/>
+          <w:bCs/>
+        </w:rPr>
+        <w:t xml:space="preserve"> </w:t>
+      </w:r>
+      <w:proofErr w:type="spellStart"/>
+      <w:r>
+        <w:rPr>
+          <w:b/>
+          <w:bCs/>
+        </w:rPr>
+        <w:t>Pressure</w:t>
+      </w:r>
+      <w:proofErr w:type="spellEnd"/>
+      <w:r>
+        <w:rPr>
+          <w:b/>
+          <w:bCs/>
+        </w:rPr>
+        <w:t>):</w:t>
       </w:r>
       <w:r>
         <w:t xml:space="preserve"> Dispositivo que mantiene la vía aérea abierta mediante presión positiva.</w:t>
@@ -5549,7 +7049,15 @@
         <w:t>Intervenciones quirúrgicas:</w:t>
       </w:r>
       <w:r>
-        <w:t xml:space="preserve"> Como la uvulopalatofaringoplastia, en casos seleccionados.</w:t>
+        <w:t xml:space="preserve"> Como la </w:t>
+      </w:r>
+      <w:proofErr w:type="spellStart"/>
+      <w:r>
+        <w:t>uvulopalatofaringoplastia</w:t>
+      </w:r>
+      <w:proofErr w:type="spellEnd"/>
+      <w:r>
+        <w:t>, en casos seleccionados.</w:t>
       </w:r>
     </w:p>
     <w:p>
@@ -5614,11 +7122,7 @@
       </w:pPr>
       <w:commentRangeStart w:id="14"/>
       <w:r>
-        <w:t xml:space="preserve">Se distinguen dos formas principales: el insomnio agudo, que dura días o semanas y está generalmente relacionado con factores estresantes temporales; y el insomnio crónico, que persiste al menos tres veces por semana durante un mínimo de tres meses. Los factores </w:t>
-      </w:r>
-      <w:r>
-        <w:lastRenderedPageBreak/>
-        <w:t>de riesgo incluyen el estrés crónico, trastornos de ansiedad y depresión, enfermedades médicas (como dolor crónico, enfermedad pulmonar obstructiva crónica o insuficiencia cardíaca), así como hábitos de sueño irregulares, uso de estimulantes y envejecimiento.</w:t>
+        <w:t>Se distinguen dos formas principales: el insomnio agudo, que dura días o semanas y está generalmente relacionado con factores estresantes temporales; y el insomnio crónico, que persiste al menos tres veces por semana durante un mínimo de tres meses. Los factores de riesgo incluyen el estrés crónico, trastornos de ansiedad y depresión, enfermedades médicas (como dolor crónico, enfermedad pulmonar obstructiva crónica o insuficiencia cardíaca), así como hábitos de sueño irregulares, uso de estimulantes y envejecimiento.</w:t>
       </w:r>
       <w:commentRangeEnd w:id="14"/>
       <w:r>
@@ -5634,7 +7138,15 @@
       </w:pPr>
       <w:commentRangeStart w:id="15"/>
       <w:r>
-        <w:t>Para su diagnóstico, se utilizan cuestionarios estandarizados como el Índice de Severidad del Insomnio (ISI), registros de sueño o diarios del sueño, y en casos específicos, se puede complementar con actigrafía o polisomnografía si se sospecha la coexistencia de otros trastornos como la apnea del sueño.</w:t>
+        <w:t xml:space="preserve">Para su diagnóstico, se utilizan cuestionarios estandarizados como el Índice de Severidad del Insomnio (ISI), registros de sueño o diarios del sueño, y en casos específicos, se puede complementar con </w:t>
+      </w:r>
+      <w:proofErr w:type="spellStart"/>
+      <w:r>
+        <w:t>actigrafía</w:t>
+      </w:r>
+      <w:proofErr w:type="spellEnd"/>
+      <w:r>
+        <w:t xml:space="preserve"> o polisomnografía si se sospecha la coexistencia de otros trastornos como la apnea del sueño.</w:t>
       </w:r>
       <w:commentRangeEnd w:id="15"/>
       <w:r>
@@ -5683,7 +7195,35 @@
       </w:pPr>
       <w:commentRangeStart w:id="18"/>
       <w:r>
-        <w:t>Se reconocen dos tipos principales: la narcolepsia tipo 1, asociada con cataplejía y niveles bajos de hipocretina-1 en el líquido cefalorraquídeo, y la tipo 2, sin cataplejía y con niveles normales de hipocretina. Su prevalencia es baja (0.02%–0.05%), pero el impacto en la calidad de vida del paciente es significativo. El diagnóstico se basa en la combinación de polisomnografía nocturna y el Test de Latencia Múltiple del Sueño (MSLT), que mide la propensión al sueño y la aparición de sueño REM en siestas diurnas.</w:t>
+        <w:t xml:space="preserve">Se reconocen dos tipos principales: la narcolepsia tipo 1, asociada con cataplejía y niveles bajos de hipocretina-1 en el líquido cefalorraquídeo, y </w:t>
+      </w:r>
+      <w:proofErr w:type="gramStart"/>
+      <w:r>
+        <w:t>la tipo</w:t>
+      </w:r>
+      <w:proofErr w:type="gramEnd"/>
+      <w:r>
+        <w:t xml:space="preserve"> 2, sin cataplejía y con niveles normales de </w:t>
+      </w:r>
+      <w:proofErr w:type="spellStart"/>
+      <w:r>
+        <w:t>hipocretina</w:t>
+      </w:r>
+      <w:proofErr w:type="spellEnd"/>
+      <w:r>
+        <w:t xml:space="preserve">. Su prevalencia es baja (0.02%–0.05%), pero el impacto en la </w:t>
+      </w:r>
+      <w:r>
+        <w:lastRenderedPageBreak/>
+        <w:t xml:space="preserve">calidad de vida del paciente es significativo. El diagnóstico se basa en la combinación de polisomnografía nocturna y </w:t>
+      </w:r>
+      <w:proofErr w:type="gramStart"/>
+      <w:r>
+        <w:t>el Test</w:t>
+      </w:r>
+      <w:proofErr w:type="gramEnd"/>
+      <w:r>
+        <w:t xml:space="preserve"> de Latencia Múltiple del Sueño (MSLT), que mide la propensión al sueño y la aparición de sueño REM en siestas diurnas.</w:t>
       </w:r>
       <w:commentRangeEnd w:id="18"/>
       <w:r>
@@ -5708,7 +7248,15 @@
         <w:t>se dirige a controlar de manera separada coda uno de los síntomas,</w:t>
       </w:r>
       <w:r>
-        <w:t xml:space="preserve"> incluye fármacos estimulantes como el modafinilo o pitolisant para combatir la somnolencia, así como antidepresivos tricíclicos o inhibidores de la recaptación de serotonina y noradrenalina para tratar la cataplejía. Además, las estrategias conductuales, como establecer horarios regulares de siesta, son fundamentales para el manejo de la enfermedad.</w:t>
+        <w:t xml:space="preserve"> incluye fármacos estimulantes como el modafinilo o </w:t>
+      </w:r>
+      <w:proofErr w:type="spellStart"/>
+      <w:r>
+        <w:t>pitolisant</w:t>
+      </w:r>
+      <w:proofErr w:type="spellEnd"/>
+      <w:r>
+        <w:t xml:space="preserve"> para combatir la somnolencia, así como antidepresivos tricíclicos o inhibidores de la recaptación de serotonina y noradrenalina para tratar la cataplejía. Además, las estrategias conductuales, como establecer horarios regulares de siesta, son fundamentales para el manejo de la enfermedad.</w:t>
       </w:r>
       <w:commentRangeEnd w:id="19"/>
       <w:r>
@@ -5855,11 +7403,7 @@
         <w:t>historia clínica detallada</w:t>
       </w:r>
       <w:r>
-        <w:t xml:space="preserve">, con especial énfasis en la descripción de los episodios por parte del propio paciente o de testigos, como familiares o convivientes. En situaciones clínicas más complejas, o cuando existe la sospecha de comportamientos potencialmente peligrosos durante el sueño, puede ser </w:t>
-      </w:r>
-      <w:r>
-        <w:lastRenderedPageBreak/>
-        <w:t xml:space="preserve">necesaria la realización de una </w:t>
+        <w:t xml:space="preserve">, con especial énfasis en la descripción de los episodios por parte del propio paciente o de testigos, como familiares o convivientes. En situaciones clínicas más complejas, o cuando existe la sospecha de comportamientos potencialmente peligrosos durante el sueño, puede ser necesaria la realización de una </w:t>
       </w:r>
       <w:r>
         <w:rPr>
@@ -5935,6 +7479,7 @@
       </w:pPr>
       <w:bookmarkStart w:id="24" w:name="_Toc195123250"/>
       <w:r>
+        <w:lastRenderedPageBreak/>
         <w:t xml:space="preserve">Métodos de evaluación </w:t>
       </w:r>
       <w:r>
@@ -5982,6 +7527,7 @@
       <w:r>
         <w:t xml:space="preserve">, la </w:t>
       </w:r>
+      <w:proofErr w:type="spellStart"/>
       <w:r>
         <w:rPr>
           <w:b/>
@@ -5989,6 +7535,7 @@
         </w:rPr>
         <w:t>actigrafía</w:t>
       </w:r>
+      <w:proofErr w:type="spellEnd"/>
       <w:r>
         <w:t xml:space="preserve"> y diversos cuestionarios de autoinforme.</w:t>
       </w:r>
@@ -6034,7 +7581,15 @@
         <w:t>polisomnografía (PSG)</w:t>
       </w:r>
       <w:r>
-        <w:t xml:space="preserve"> es la técnica más completa para el estudio del sueño y se considera el método de referencia en el diagnóstico de trastornos como la apnea del sueño, la narcolepsia o el insomnio de origen neurológico (Kushida et al., 2005). Consiste en el registro simultáneo de múltiples variables fisiológicas durante una noche completa de sueño en un laboratorio especializado.</w:t>
+        <w:t xml:space="preserve"> es la técnica más completa para el estudio del sueño y se considera el método de referencia en el diagnóstico de trastornos como la apnea del sueño, la narcolepsia o el insomnio de origen neurológico (</w:t>
+      </w:r>
+      <w:proofErr w:type="spellStart"/>
+      <w:r>
+        <w:t>Kushida</w:t>
+      </w:r>
+      <w:proofErr w:type="spellEnd"/>
+      <w:r>
+        <w:t xml:space="preserve"> et al., 2005). Consiste en el registro simultáneo de múltiples variables fisiológicas durante una noche completa de sueño en un laboratorio especializado.</w:t>
       </w:r>
     </w:p>
     <w:p>
@@ -6072,12 +7627,21 @@
         </w:numPr>
         <w:jc w:val="both"/>
       </w:pPr>
+      <w:proofErr w:type="spellStart"/>
       <w:r>
         <w:rPr>
           <w:b/>
           <w:bCs/>
         </w:rPr>
-        <w:t>Electrooculograma (EOG):</w:t>
+        <w:t>Electrooculograma</w:t>
+      </w:r>
+      <w:proofErr w:type="spellEnd"/>
+      <w:r>
+        <w:rPr>
+          <w:b/>
+          <w:bCs/>
+        </w:rPr>
+        <w:t xml:space="preserve"> (EOG):</w:t>
       </w:r>
       <w:r>
         <w:t xml:space="preserve"> registra los movimientos oculares, esenciales para identificar la fase REM.</w:t>
@@ -6115,11 +7679,18 @@
           <w:b/>
           <w:bCs/>
         </w:rPr>
-        <w:lastRenderedPageBreak/>
         <w:t>Monitorización cardiorrespiratoria:</w:t>
       </w:r>
       <w:r>
-        <w:t xml:space="preserve"> sensores de flujo aéreo, bandas torácicas y pulsioxímetros permiten detectar apneas e hipoapneas.</w:t>
+        <w:t xml:space="preserve"> sensores de flujo aéreo, bandas torácicas y pulsioxímetros permiten detectar apneas e </w:t>
+      </w:r>
+      <w:proofErr w:type="spellStart"/>
+      <w:r>
+        <w:t>hipoapneas</w:t>
+      </w:r>
+      <w:proofErr w:type="spellEnd"/>
+      <w:r>
+        <w:t>.</w:t>
       </w:r>
     </w:p>
     <w:p>
@@ -6156,7 +7727,23 @@
         <w:t>efecto de primera noche</w:t>
       </w:r>
       <w:r>
-        <w:t>) (Carskadon &amp; Dement, 2011).</w:t>
+        <w:t>) (</w:t>
+      </w:r>
+      <w:proofErr w:type="spellStart"/>
+      <w:r>
+        <w:t>Carskadon</w:t>
+      </w:r>
+      <w:proofErr w:type="spellEnd"/>
+      <w:r>
+        <w:t xml:space="preserve"> &amp; </w:t>
+      </w:r>
+      <w:proofErr w:type="spellStart"/>
+      <w:r>
+        <w:t>Dement</w:t>
+      </w:r>
+      <w:proofErr w:type="spellEnd"/>
+      <w:r>
+        <w:t>, 2011).</w:t>
       </w:r>
     </w:p>
     <w:p>
@@ -6203,16 +7790,30 @@
         <w:t>accesibilidad</w:t>
       </w:r>
       <w:r>
-        <w:t xml:space="preserve"> y la posibilidad de realizarla en el domicilio del paciente, evitando los costos y las molestias de la hospitalización. Sin embargo, su menor capacidad para diferenciar los distintos tipos de apnea y la ausencia de datos neurológicos limitan su uso en la evaluación de otros trastornos del sueño (Collop et al., 2007).</w:t>
+        <w:t xml:space="preserve"> y la posibilidad de realizarla en el domicilio del paciente, evitando los costos y las molestias de la hospitalización. Sin </w:t>
+      </w:r>
+      <w:r>
+        <w:lastRenderedPageBreak/>
+        <w:t>embargo, su menor capacidad para diferenciar los distintos tipos de apnea y la ausencia de datos neurológicos limitan su uso en la evaluación de otros trastornos del sueño (</w:t>
+      </w:r>
+      <w:proofErr w:type="spellStart"/>
+      <w:r>
+        <w:t>Collop</w:t>
+      </w:r>
+      <w:proofErr w:type="spellEnd"/>
+      <w:r>
+        <w:t xml:space="preserve"> et al., 2007).</w:t>
       </w:r>
     </w:p>
     <w:p>
       <w:pPr>
         <w:pStyle w:val="Ttulo4"/>
       </w:pPr>
+      <w:proofErr w:type="spellStart"/>
       <w:r>
         <w:t>Actigrafía</w:t>
       </w:r>
+      <w:proofErr w:type="spellEnd"/>
     </w:p>
     <w:p>
       <w:pPr>
@@ -6221,6 +7822,7 @@
       <w:r>
         <w:t xml:space="preserve">La </w:t>
       </w:r>
+      <w:proofErr w:type="spellStart"/>
       <w:r>
         <w:rPr>
           <w:b/>
@@ -6228,8 +7830,17 @@
         </w:rPr>
         <w:t>actigrafía</w:t>
       </w:r>
-      <w:r>
-        <w:t xml:space="preserve"> es un método no invasivo basado en un acelerómetro de muñeca que mide los movimientos del paciente a lo largo de varios días o semanas para estimar los patrones de sueño-vigilia. Este dispositivo registra la actividad motora y la exposición a la luz, permitiendo inferir los periodos de sueño y vigilia con una precisión aceptable en individuos sin trastornos graves del sueño (Ancoli-Israel et al., 2003).</w:t>
+      <w:proofErr w:type="spellEnd"/>
+      <w:r>
+        <w:t xml:space="preserve"> es un método no invasivo basado en un acelerómetro de muñeca que mide los movimientos del paciente a lo largo de varios días o semanas para estimar los patrones de sueño-vigilia. Este dispositivo registra la actividad motora y la exposición a la luz, permitiendo inferir los periodos de sueño y vigilia con una precisión aceptable en individuos sin trastornos graves del sueño (</w:t>
+      </w:r>
+      <w:proofErr w:type="spellStart"/>
+      <w:r>
+        <w:t>Ancoli</w:t>
+      </w:r>
+      <w:proofErr w:type="spellEnd"/>
+      <w:r>
+        <w:t>-Israel et al., 2003).</w:t>
       </w:r>
     </w:p>
     <w:p>
@@ -6270,130 +7881,234 @@
           <w:b/>
           <w:bCs/>
         </w:rPr>
-        <w:t>Pittsburgh Sleep Quality Index (PSQI)</w:t>
-      </w:r>
-      <w:r>
-        <w:t xml:space="preserve"> es un cuestionario ampliamente utilizado para evaluar la calidad subjetiva del sueño en el último mes. Consiste en 19 ítems agrupados en siete componentes: calidad subjetiva, latencia del sueño, duración, eficiencia, despertares nocturnos, uso de medicación y somnolencia diurna (Buysse et al., 1989).</w:t>
-      </w:r>
-    </w:p>
-    <w:p>
-      <w:pPr>
-        <w:jc w:val="both"/>
-      </w:pPr>
-      <w:r>
-        <w:t xml:space="preserve">Su facilidad de aplicación y su validez en la detección de trastornos del sueño lo convierten en una herramienta útil tanto en investigación como en práctica clínica (Mollayeva et al., 2016). Sin embargo, al basarse en autoinforme, puede estar sujeto a </w:t>
-      </w:r>
+        <w:t xml:space="preserve">Pittsburgh </w:t>
+      </w:r>
+      <w:proofErr w:type="spellStart"/>
       <w:r>
         <w:rPr>
           <w:b/>
           <w:bCs/>
         </w:rPr>
-        <w:t>sesgos de percepción</w:t>
-      </w:r>
-      <w:r>
-        <w:t xml:space="preserve"> y variabilidad interindividual.</w:t>
-      </w:r>
-    </w:p>
-    <w:p>
-      <w:pPr>
-        <w:pStyle w:val="Ttulo4"/>
-      </w:pPr>
-      <w:r>
-        <w:lastRenderedPageBreak/>
-        <w:t>Índice de Gravedad del Insomnio (ISI)</w:t>
-      </w:r>
-    </w:p>
-    <w:p>
-      <w:pPr>
-        <w:jc w:val="both"/>
-      </w:pPr>
-      <w:r>
-        <w:t xml:space="preserve">El </w:t>
-      </w:r>
+        <w:t>Sleep</w:t>
+      </w:r>
+      <w:proofErr w:type="spellEnd"/>
       <w:r>
         <w:rPr>
           <w:b/>
           <w:bCs/>
         </w:rPr>
-        <w:t>Índice de Gravedad del Insomnio (ISI)</w:t>
-      </w:r>
-      <w:r>
-        <w:t xml:space="preserve"> es un cuestionario diseñado específicamente para evaluar la severidad del insomnio. Se compone de siete ítems que valoran la dificultad para iniciar y mantener el sueño, la interferencia con la vida diaria y la preocupación del paciente por sus problemas de sueño (Morin et al., 2011).</w:t>
-      </w:r>
-    </w:p>
-    <w:p>
-      <w:pPr>
-        <w:jc w:val="both"/>
-      </w:pPr>
-      <w:r>
-        <w:t>El ISI es una herramienta eficaz para el diagnóstico y seguimiento del insomnio, aunque su uso es complementario a otros métodos, ya que no permite identificar causas orgánicas subyacentes.</w:t>
-      </w:r>
-    </w:p>
-    <w:p>
-      <w:pPr>
-        <w:pStyle w:val="Ttulo4"/>
-      </w:pPr>
-      <w:r>
-        <w:t>Escala de Somnolencia de Epworth (ESS)</w:t>
-      </w:r>
-    </w:p>
-    <w:p>
-      <w:pPr>
-        <w:jc w:val="both"/>
-      </w:pPr>
-      <w:r>
-        <w:t xml:space="preserve">La </w:t>
-      </w:r>
+        <w:t xml:space="preserve"> </w:t>
+      </w:r>
+      <w:proofErr w:type="spellStart"/>
       <w:r>
         <w:rPr>
           <w:b/>
           <w:bCs/>
         </w:rPr>
-        <w:t>Escala de Somnolencia de Epworth (ESS)</w:t>
-      </w:r>
-      <w:r>
-        <w:t xml:space="preserve"> mide la propensión del individuo a quedarse dormido en diversas situaciones diurnas, como leer, ver televisión o viajar como pasajero. Su puntuación permite detectar somnolencia excesiva, siendo útil en la evaluación de apnea del sueño y narcolepsia (Johns, 1991).</w:t>
-      </w:r>
-    </w:p>
-    <w:p>
-      <w:pPr>
-        <w:jc w:val="both"/>
-      </w:pPr>
-      <w:r>
-        <w:t>Si bien es una herramienta sencilla y fiable, la ESS es una medida subjetiva y no sustituye a pruebas objetivas como la PSG o el Test de Latencia Múltiple del Sueño (MSLT) (Patel &amp; Araujo, 2018).</w:t>
-      </w:r>
-    </w:p>
-    <w:p>
-      <w:pPr>
-        <w:jc w:val="both"/>
+        <w:t>Quality</w:t>
+      </w:r>
+      <w:proofErr w:type="spellEnd"/>
+      <w:r>
         <w:rPr>
           <w:b/>
           <w:bCs/>
         </w:rPr>
-      </w:pPr>
-      <w:r>
-        <w:rPr>
-          <w:rStyle w:val="Ttulo4Car"/>
-        </w:rPr>
-        <w:t>Escala de Somnolencia de Stanford (SSS)</w:t>
-      </w:r>
-    </w:p>
-    <w:p>
-      <w:pPr>
-        <w:jc w:val="both"/>
-      </w:pPr>
-      <w:r>
-        <w:t xml:space="preserve">La </w:t>
-      </w:r>
+        <w:t xml:space="preserve"> </w:t>
+      </w:r>
+      <w:proofErr w:type="spellStart"/>
       <w:r>
         <w:rPr>
           <w:b/>
           <w:bCs/>
         </w:rPr>
+        <w:t>Index</w:t>
+      </w:r>
+      <w:proofErr w:type="spellEnd"/>
+      <w:r>
+        <w:rPr>
+          <w:b/>
+          <w:bCs/>
+        </w:rPr>
+        <w:t xml:space="preserve"> (PSQI)</w:t>
+      </w:r>
+      <w:r>
+        <w:t xml:space="preserve"> es un cuestionario ampliamente utilizado para evaluar la calidad subjetiva del sueño en el último mes. Consiste en 19 ítems agrupados en siete componentes: calidad subjetiva, latencia del sueño, duración, eficiencia, despertares nocturnos, uso de medicación y somnolencia diurna (</w:t>
+      </w:r>
+      <w:proofErr w:type="spellStart"/>
+      <w:r>
+        <w:t>Buysse</w:t>
+      </w:r>
+      <w:proofErr w:type="spellEnd"/>
+      <w:r>
+        <w:t xml:space="preserve"> et al., 1989).</w:t>
+      </w:r>
+    </w:p>
+    <w:p>
+      <w:pPr>
+        <w:jc w:val="both"/>
+      </w:pPr>
+      <w:r>
+        <w:t>Su facilidad de aplicación y su validez en la detección de trastornos del sueño lo convierten en una herramienta útil tanto en investigación como en práctica clínica (</w:t>
+      </w:r>
+      <w:proofErr w:type="spellStart"/>
+      <w:r>
+        <w:t>Mollayeva</w:t>
+      </w:r>
+      <w:proofErr w:type="spellEnd"/>
+      <w:r>
+        <w:t xml:space="preserve"> et al., 2016). Sin embargo, al basarse en autoinforme, puede estar sujeto a </w:t>
+      </w:r>
+      <w:r>
+        <w:rPr>
+          <w:b/>
+          <w:bCs/>
+        </w:rPr>
+        <w:t>sesgos de percepción</w:t>
+      </w:r>
+      <w:r>
+        <w:t xml:space="preserve"> y variabilidad interindividual.</w:t>
+      </w:r>
+    </w:p>
+    <w:p>
+      <w:pPr>
+        <w:pStyle w:val="Ttulo4"/>
+      </w:pPr>
+      <w:r>
+        <w:t>Índice de Gravedad del Insomnio (ISI)</w:t>
+      </w:r>
+    </w:p>
+    <w:p>
+      <w:pPr>
+        <w:jc w:val="both"/>
+      </w:pPr>
+      <w:r>
+        <w:t xml:space="preserve">El </w:t>
+      </w:r>
+      <w:r>
+        <w:rPr>
+          <w:b/>
+          <w:bCs/>
+        </w:rPr>
+        <w:t>Índice de Gravedad del Insomnio (ISI)</w:t>
+      </w:r>
+      <w:r>
+        <w:t xml:space="preserve"> es un cuestionario diseñado específicamente para evaluar la severidad del insomnio. Se compone de siete ítems que valoran la dificultad para iniciar y mantener el sueño, la interferencia con la vida diaria y la preocupación del paciente por sus problemas de sueño (Morin et al., 2011).</w:t>
+      </w:r>
+    </w:p>
+    <w:p>
+      <w:pPr>
+        <w:jc w:val="both"/>
+      </w:pPr>
+      <w:r>
+        <w:t>El ISI es una herramienta eficaz para el diagnóstico y seguimiento del insomnio, aunque su uso es complementario a otros métodos, ya que no permite identificar causas orgánicas subyacentes.</w:t>
+      </w:r>
+    </w:p>
+    <w:p>
+      <w:pPr>
+        <w:pStyle w:val="Ttulo4"/>
+      </w:pPr>
+      <w:r>
+        <w:t xml:space="preserve">Escala de Somnolencia de </w:t>
+      </w:r>
+      <w:proofErr w:type="spellStart"/>
+      <w:r>
+        <w:t>Epworth</w:t>
+      </w:r>
+      <w:proofErr w:type="spellEnd"/>
+      <w:r>
+        <w:t xml:space="preserve"> (ESS)</w:t>
+      </w:r>
+    </w:p>
+    <w:p>
+      <w:pPr>
+        <w:jc w:val="both"/>
+      </w:pPr>
+      <w:r>
+        <w:t xml:space="preserve">La </w:t>
+      </w:r>
+      <w:r>
+        <w:rPr>
+          <w:b/>
+          <w:bCs/>
+        </w:rPr>
+        <w:t xml:space="preserve">Escala de Somnolencia de </w:t>
+      </w:r>
+      <w:proofErr w:type="spellStart"/>
+      <w:r>
+        <w:rPr>
+          <w:b/>
+          <w:bCs/>
+        </w:rPr>
+        <w:t>Epworth</w:t>
+      </w:r>
+      <w:proofErr w:type="spellEnd"/>
+      <w:r>
+        <w:rPr>
+          <w:b/>
+          <w:bCs/>
+        </w:rPr>
+        <w:t xml:space="preserve"> (ESS)</w:t>
+      </w:r>
+      <w:r>
+        <w:t xml:space="preserve"> mide la propensión del individuo a quedarse dormido en diversas situaciones diurnas, como leer, ver televisión o viajar como pasajero. Su puntuación permite detectar somnolencia excesiva, siendo útil en la evaluación de apnea del sueño y narcolepsia (Johns, 1991).</w:t>
+      </w:r>
+    </w:p>
+    <w:p>
+      <w:pPr>
+        <w:jc w:val="both"/>
+      </w:pPr>
+      <w:r>
+        <w:t xml:space="preserve">Si bien es una herramienta sencilla y fiable, la ESS es una medida subjetiva y no sustituye a pruebas objetivas como la PSG o </w:t>
+      </w:r>
+      <w:proofErr w:type="gramStart"/>
+      <w:r>
+        <w:t>el Test</w:t>
+      </w:r>
+      <w:proofErr w:type="gramEnd"/>
+      <w:r>
+        <w:t xml:space="preserve"> de Latencia Múltiple del Sueño (MSLT) (Patel &amp; Araujo, 2018).</w:t>
+      </w:r>
+    </w:p>
+    <w:p>
+      <w:pPr>
+        <w:jc w:val="both"/>
+        <w:rPr>
+          <w:b/>
+          <w:bCs/>
+        </w:rPr>
+      </w:pPr>
+      <w:r>
+        <w:rPr>
+          <w:rStyle w:val="Ttulo4Car"/>
+        </w:rPr>
         <w:t>Escala de Somnolencia de Stanford (SSS)</w:t>
       </w:r>
-      <w:r>
-        <w:t xml:space="preserve"> permite medir el nivel de alerta en distintos momentos del día mediante una escala de 1 a 7. Se utiliza en estudios sobre privación de sueño y trastornos de vigilia (Hoddes et al., 1973). Aunque es útil para evaluar la somnolencia en tiempo real, su aplicación es más limitada en comparación con otras herramientas subjetivas de evaluación del sueño.</w:t>
+    </w:p>
+    <w:p>
+      <w:pPr>
+        <w:jc w:val="both"/>
+      </w:pPr>
+      <w:r>
+        <w:lastRenderedPageBreak/>
+        <w:t xml:space="preserve">La </w:t>
+      </w:r>
+      <w:r>
+        <w:rPr>
+          <w:b/>
+          <w:bCs/>
+        </w:rPr>
+        <w:t>Escala de Somnolencia de Stanford (SSS)</w:t>
+      </w:r>
+      <w:r>
+        <w:t xml:space="preserve"> permite medir el nivel de alerta en distintos momentos del día mediante una escala de 1 a 7. Se utiliza en estudios sobre privación de sueño y trastornos de vigilia (</w:t>
+      </w:r>
+      <w:proofErr w:type="spellStart"/>
+      <w:r>
+        <w:t>Hoddes</w:t>
+      </w:r>
+      <w:proofErr w:type="spellEnd"/>
+      <w:r>
+        <w:t xml:space="preserve"> et al., 1973). Aunque es útil para evaluar la somnolencia en tiempo real, su aplicación es más limitada en comparación con otras herramientas subjetivas de evaluación del sueño.</w:t>
       </w:r>
     </w:p>
     <w:p>
@@ -6483,7 +8198,7 @@
                     <pic:cNvPicPr/>
                   </pic:nvPicPr>
                   <pic:blipFill>
-                    <a:blip r:embed="rId12"/>
+                    <a:blip r:embed="rId21"/>
                     <a:stretch>
                       <a:fillRect/>
                     </a:stretch>
@@ -6717,8 +8432,15 @@
         <w:jc w:val="both"/>
       </w:pPr>
       <w:r>
-        <w:lastRenderedPageBreak/>
-        <w:t>Donde β representa los coeficientes del modelo ajustados mediante máxima verosimilitud (Hastie et al., 2009). Su principal ventaja es la interpretabilidad y su baja complejidad computacional, lo que la hace útil en entornos médicos para la evaluación de riesgos (Géron, 2019).</w:t>
+        <w:t>Donde β representa los coeficientes del modelo ajustados mediante máxima verosimilitud (Hastie et al., 2009). Su principal ventaja es la interpretabilidad y su baja complejidad computacional, lo que la hace útil en entornos médicos para la evaluación de riesgos (</w:t>
+      </w:r>
+      <w:proofErr w:type="spellStart"/>
+      <w:r>
+        <w:t>Géron</w:t>
+      </w:r>
+      <w:proofErr w:type="spellEnd"/>
+      <w:r>
+        <w:t>, 2019).</w:t>
       </w:r>
       <w:commentRangeEnd w:id="29"/>
       <w:r>
@@ -6801,7 +8523,7 @@
                     <pic:cNvPicPr/>
                   </pic:nvPicPr>
                   <pic:blipFill>
-                    <a:blip r:embed="rId13"/>
+                    <a:blip r:embed="rId22"/>
                     <a:stretch>
                       <a:fillRect/>
                     </a:stretch>
@@ -6827,6 +8549,7 @@
         <w:jc w:val="both"/>
       </w:pPr>
       <w:r>
+        <w:lastRenderedPageBreak/>
         <w:t>Donde p</w:t>
       </w:r>
       <w:r>
@@ -6848,7 +8571,31 @@
         <w:t>i</w:t>
       </w:r>
       <w:r>
-        <w:t>. Este enfoque es ampliamente usado en salud debido a su interpretabilidad y facilidad de implementación (Géron, 2019). Sin embargo, los árboles tienden a sobreajustar, por lo que suelen usarse con métodos de ensamblado como Random Forest (Hastie et al., 2009).</w:t>
+        <w:t>. Este enfoque es ampliamente usado en salud debido a su interpretabilidad y facilidad de implementación (</w:t>
+      </w:r>
+      <w:proofErr w:type="spellStart"/>
+      <w:r>
+        <w:t>Géron</w:t>
+      </w:r>
+      <w:proofErr w:type="spellEnd"/>
+      <w:r>
+        <w:t xml:space="preserve">, 2019). Sin embargo, los árboles tienden a </w:t>
+      </w:r>
+      <w:proofErr w:type="spellStart"/>
+      <w:r>
+        <w:t>sobreajustar</w:t>
+      </w:r>
+      <w:proofErr w:type="spellEnd"/>
+      <w:r>
+        <w:t xml:space="preserve">, por lo que suelen usarse con métodos de ensamblado como </w:t>
+      </w:r>
+      <w:proofErr w:type="spellStart"/>
+      <w:r>
+        <w:t>Random</w:t>
+      </w:r>
+      <w:proofErr w:type="spellEnd"/>
+      <w:r>
+        <w:t xml:space="preserve"> Forest (Hastie et al., 2009).</w:t>
       </w:r>
       <w:commentRangeEnd w:id="31"/>
       <w:r>
@@ -6917,7 +8664,7 @@
                     <pic:cNvPicPr/>
                   </pic:nvPicPr>
                   <pic:blipFill>
-                    <a:blip r:embed="rId14"/>
+                    <a:blip r:embed="rId23"/>
                     <a:stretch>
                       <a:fillRect/>
                     </a:stretch>
@@ -6943,7 +8690,23 @@
         <w:jc w:val="both"/>
       </w:pPr>
       <w:r>
-        <w:t>Donde w es el vector normal al hiperplano y b es el sesgo. En problemas no lineales, las SVM utilizan funciones kernel (por ejemplo, radial RBF) para proyectar los datos a un espacio de mayor dimensión donde sean separables (Bishop, 2006). Este método es ampliamente usado en biomedicina para la clasificación de señales fisiológicas (Hastie et al., 2009).</w:t>
+        <w:t xml:space="preserve">Donde w es el vector normal al hiperplano y b es el sesgo. En problemas no lineales, las SVM utilizan funciones </w:t>
+      </w:r>
+      <w:proofErr w:type="spellStart"/>
+      <w:r>
+        <w:t>kernel</w:t>
+      </w:r>
+      <w:proofErr w:type="spellEnd"/>
+      <w:r>
+        <w:t xml:space="preserve"> (por ejemplo, radial RBF) para proyectar los datos a un espacio de mayor dimensión donde sean separables (</w:t>
+      </w:r>
+      <w:proofErr w:type="spellStart"/>
+      <w:r>
+        <w:t>Bishop</w:t>
+      </w:r>
+      <w:proofErr w:type="spellEnd"/>
+      <w:r>
+        <w:t>, 2006). Este método es ampliamente usado en biomedicina para la clasificación de señales fisiológicas (Hastie et al., 2009).</w:t>
       </w:r>
       <w:commentRangeEnd w:id="33"/>
       <w:r>
@@ -6991,17 +8754,29 @@
         <w:t>Perceptrón Multicapa (MLP, por sus siglas en inglés)</w:t>
       </w:r>
       <w:r>
-        <w:t xml:space="preserve"> es un tipo de red neuronal artificial que consta de una capa de entrada, una o más capas ocultas y una capa de salida. </w:t>
-      </w:r>
-      <w:r>
-        <w:lastRenderedPageBreak/>
-        <w:t>Cada neurona aplica una transformación</w:t>
-      </w:r>
-      <w:r>
-        <w:t>lineal seguida de una función de activación no lineal</w:t>
-      </w:r>
-      <w:r>
-        <w:t xml:space="preserve"> (como ReLU o sigmoide) a una combinación ponderada de sus entradas:</w:t>
+        <w:t xml:space="preserve"> es un tipo de red neuronal artificial que consta de una capa de entrada, una o más capas ocultas y una capa de salida. Cada neurona aplica una </w:t>
+      </w:r>
+      <w:proofErr w:type="spellStart"/>
+      <w:r>
+        <w:t>transformación</w:t>
+      </w:r>
+      <w:r>
+        <w:t>lineal</w:t>
+      </w:r>
+      <w:proofErr w:type="spellEnd"/>
+      <w:r>
+        <w:t xml:space="preserve"> seguida de una función de activación no lineal</w:t>
+      </w:r>
+      <w:r>
+        <w:t xml:space="preserve"> (como </w:t>
+      </w:r>
+      <w:proofErr w:type="spellStart"/>
+      <w:r>
+        <w:t>ReLU</w:t>
+      </w:r>
+      <w:proofErr w:type="spellEnd"/>
+      <w:r>
+        <w:t xml:space="preserve"> o sigmoide) a una combinación ponderada de sus entradas:</w:t>
       </w:r>
     </w:p>
     <w:p>
@@ -7028,7 +8803,7 @@
                     <pic:cNvPicPr/>
                   </pic:nvPicPr>
                   <pic:blipFill>
-                    <a:blip r:embed="rId15"/>
+                    <a:blip r:embed="rId24"/>
                     <a:stretch>
                       <a:fillRect/>
                     </a:stretch>
@@ -7054,7 +8829,11 @@
         <w:jc w:val="both"/>
       </w:pPr>
       <w:r>
-        <w:t>Donde w</w:t>
+        <w:t xml:space="preserve">Donde </w:t>
+      </w:r>
+      <w:proofErr w:type="spellStart"/>
+      <w:r>
+        <w:t>w</w:t>
       </w:r>
       <w:r>
         <w:rPr>
@@ -7062,6 +8841,7 @@
         </w:rPr>
         <w:t>ji</w:t>
       </w:r>
+      <w:proofErr w:type="spellEnd"/>
       <w:r>
         <w:rPr>
           <w:vertAlign w:val="subscript"/>
@@ -7069,7 +8849,11 @@
         <w:t xml:space="preserve"> </w:t>
       </w:r>
       <w:r>
-        <w:t>son los pesos sinápticos y b</w:t>
+        <w:t xml:space="preserve">son los pesos sinápticos y </w:t>
+      </w:r>
+      <w:proofErr w:type="spellStart"/>
+      <w:r>
+        <w:t>b</w:t>
       </w:r>
       <w:r>
         <w:rPr>
@@ -7077,8 +8861,33 @@
         </w:rPr>
         <w:t>j</w:t>
       </w:r>
-      <w:r>
-        <w:t xml:space="preserve"> es el sesgo. La red se entrena mediante retropropagación del error y optimización por descenso de gradiente (Goodfellow et al., 2016). En medicina, los MLP son usados en tareas de clasificación de EEG, oximetría y otros biomarcadores de salud (Géron, 2019).</w:t>
+      <w:proofErr w:type="spellEnd"/>
+      <w:r>
+        <w:t xml:space="preserve"> es el sesgo. La red se entrena mediante </w:t>
+      </w:r>
+      <w:proofErr w:type="spellStart"/>
+      <w:r>
+        <w:t>retropropagación</w:t>
+      </w:r>
+      <w:proofErr w:type="spellEnd"/>
+      <w:r>
+        <w:t xml:space="preserve"> del error y optimización por descenso de gradiente (</w:t>
+      </w:r>
+      <w:proofErr w:type="spellStart"/>
+      <w:r>
+        <w:t>Goodfellow</w:t>
+      </w:r>
+      <w:proofErr w:type="spellEnd"/>
+      <w:r>
+        <w:t xml:space="preserve"> et al., 2016). En medicina, los MLP son usados en tareas de clasificación de EEG, oximetría y otros biomarcadores de salud (</w:t>
+      </w:r>
+      <w:proofErr w:type="spellStart"/>
+      <w:r>
+        <w:t>Géron</w:t>
+      </w:r>
+      <w:proofErr w:type="spellEnd"/>
+      <w:r>
+        <w:t>, 2019).</w:t>
       </w:r>
       <w:commentRangeEnd w:id="35"/>
       <w:r>
@@ -7099,8 +8908,13 @@
         <w:jc w:val="both"/>
       </w:pPr>
       <w:bookmarkStart w:id="36" w:name="_Toc195123258"/>
-      <w:r>
-        <w:t>Random Forest</w:t>
+      <w:proofErr w:type="spellStart"/>
+      <w:r>
+        <w:t>Random</w:t>
+      </w:r>
+      <w:proofErr w:type="spellEnd"/>
+      <w:r>
+        <w:t xml:space="preserve"> Forest</w:t>
       </w:r>
       <w:bookmarkEnd w:id="36"/>
     </w:p>
@@ -7112,15 +8926,32 @@
       <w:r>
         <w:t xml:space="preserve">El </w:t>
       </w:r>
+      <w:proofErr w:type="spellStart"/>
       <w:r>
         <w:rPr>
           <w:b/>
           <w:bCs/>
         </w:rPr>
-        <w:t>Random Forest</w:t>
-      </w:r>
-      <w:r>
-        <w:t xml:space="preserve"> es un método de ensamblado basado en múltiples árboles de decisión, donde cada árbol se entrena con un subconjunto aleatorio de datos y características (bagging). Su predicción final se obtiene mediante votación mayoritaria:</w:t>
+        <w:t>Random</w:t>
+      </w:r>
+      <w:proofErr w:type="spellEnd"/>
+      <w:r>
+        <w:rPr>
+          <w:b/>
+          <w:bCs/>
+        </w:rPr>
+        <w:t xml:space="preserve"> Forest</w:t>
+      </w:r>
+      <w:r>
+        <w:t xml:space="preserve"> es un método de ensamblado basado en múltiples árboles de decisión, donde cada árbol se entrena con un subconjunto aleatorio de datos y características (</w:t>
+      </w:r>
+      <w:proofErr w:type="spellStart"/>
+      <w:r>
+        <w:t>bagging</w:t>
+      </w:r>
+      <w:proofErr w:type="spellEnd"/>
+      <w:r>
+        <w:t>). Su predicción final se obtiene mediante votación mayoritaria:</w:t>
       </w:r>
     </w:p>
     <w:p>
@@ -7131,6 +8962,7 @@
         <w:rPr>
           <w:noProof/>
         </w:rPr>
+        <w:lastRenderedPageBreak/>
         <w:drawing>
           <wp:inline distT="0" distB="0" distL="0" distR="0" wp14:anchorId="7800DB7F" wp14:editId="53F18787">
             <wp:extent cx="3400900" cy="457264"/>
@@ -7147,7 +8979,7 @@
                     <pic:cNvPicPr/>
                   </pic:nvPicPr>
                   <pic:blipFill>
-                    <a:blip r:embed="rId16"/>
+                    <a:blip r:embed="rId25"/>
                     <a:stretch>
                       <a:fillRect/>
                     </a:stretch>
@@ -7182,7 +9014,15 @@
         <w:t>i</w:t>
       </w:r>
       <w:r>
-        <w:t>(x) es la predicción del iii-ésimo árbol. Este enfoque mejora la generalización y reduce el sobreajuste, lo que lo hace útil en problemas clínicos como la detección de apnea del sueño (Hastie et al., 2009).</w:t>
+        <w:t xml:space="preserve">(x) es la predicción del </w:t>
+      </w:r>
+      <w:proofErr w:type="spellStart"/>
+      <w:r>
+        <w:t>iii-ésimo</w:t>
+      </w:r>
+      <w:proofErr w:type="spellEnd"/>
+      <w:r>
+        <w:t xml:space="preserve"> árbol. Este enfoque mejora la generalización y reduce el sobreajuste, lo que lo hace útil en problemas clínicos como la detección de apnea del sueño (Hastie et al., 2009).</w:t>
       </w:r>
       <w:commentRangeEnd w:id="37"/>
       <w:r>
@@ -7193,7 +9033,7 @@
       </w:r>
     </w:p>
     <w:p>
-      <w:hyperlink r:id="rId17" w:history="1">
+      <w:hyperlink r:id="rId26" w:history="1">
         <w:r>
           <w:rPr>
             <w:rStyle w:val="Hipervnculo"/>
@@ -7203,7 +9043,7 @@
       </w:hyperlink>
     </w:p>
     <w:p>
-      <w:hyperlink r:id="rId18" w:anchor="!prml-book" w:history="1">
+      <w:hyperlink r:id="rId27" w:anchor="!prml-book" w:history="1">
         <w:r>
           <w:rPr>
             <w:rStyle w:val="Hipervnculo"/>
@@ -7213,7 +9053,7 @@
       </w:hyperlink>
     </w:p>
     <w:p>
-      <w:hyperlink r:id="rId19" w:history="1">
+      <w:hyperlink r:id="rId28" w:history="1">
         <w:r>
           <w:rPr>
             <w:rStyle w:val="Hipervnculo"/>
@@ -7228,10 +9068,12 @@
         <w:pStyle w:val="Ttulo2"/>
       </w:pPr>
       <w:bookmarkStart w:id="38" w:name="_Toc195123259"/>
+      <w:proofErr w:type="gramStart"/>
       <w:r>
         <w:t>Técnicas??</w:t>
       </w:r>
       <w:bookmarkEnd w:id="38"/>
+      <w:proofErr w:type="gramEnd"/>
     </w:p>
     <w:p>
       <w:r>
@@ -7239,7 +9081,7 @@
       </w:r>
     </w:p>
     <w:p>
-      <w:hyperlink r:id="rId20" w:history="1">
+      <w:hyperlink r:id="rId29" w:history="1">
         <w:r>
           <w:rPr>
             <w:rStyle w:val="Hipervnculo"/>
@@ -7253,25 +9095,40 @@
     </w:p>
     <w:p/>
     <w:p>
+      <w:proofErr w:type="spellStart"/>
       <w:r>
         <w:t>Boxplots</w:t>
       </w:r>
-    </w:p>
-    <w:p>
-      <w:hyperlink r:id="rId21" w:history="1">
+      <w:proofErr w:type="spellEnd"/>
+    </w:p>
+    <w:p>
+      <w:hyperlink r:id="rId30" w:history="1">
         <w:r>
           <w:rPr>
             <w:rStyle w:val="Hipervnculo"/>
           </w:rPr>
-          <w:t>Una guía completa de diagramas de caja | Atlassian</w:t>
+          <w:t xml:space="preserve">Una guía completa de diagramas de caja | </w:t>
         </w:r>
+        <w:proofErr w:type="spellStart"/>
+        <w:r>
+          <w:rPr>
+            <w:rStyle w:val="Hipervnculo"/>
+          </w:rPr>
+          <w:t>Atlassian</w:t>
+        </w:r>
+        <w:proofErr w:type="spellEnd"/>
       </w:hyperlink>
     </w:p>
     <w:p/>
     <w:p/>
     <w:p>
-      <w:r>
-        <w:t>Heatmaps y correlaciones</w:t>
+      <w:proofErr w:type="spellStart"/>
+      <w:r>
+        <w:t>Heatmaps</w:t>
+      </w:r>
+      <w:proofErr w:type="spellEnd"/>
+      <w:r>
+        <w:t xml:space="preserve"> y correlaciones</w:t>
       </w:r>
     </w:p>
     <w:p>
@@ -7289,7 +9146,6 @@
       </w:pPr>
       <w:bookmarkStart w:id="39" w:name="_Toc195123260"/>
       <w:r>
-        <w:lastRenderedPageBreak/>
         <w:t>Métricas de evaluación de modelos</w:t>
       </w:r>
       <w:r>
@@ -7400,6 +9256,7 @@
           <w:b/>
           <w:bCs/>
         </w:rPr>
+        <w:lastRenderedPageBreak/>
         <w:t>False Negatives (FN):</w:t>
       </w:r>
       <w:r>
@@ -7420,8 +9277,13 @@
         </w:numPr>
       </w:pPr>
       <w:bookmarkStart w:id="41" w:name="_Toc195123262"/>
-      <w:r>
-        <w:t>Accuracy (Exactitud)</w:t>
+      <w:proofErr w:type="spellStart"/>
+      <w:r>
+        <w:t>Accuracy</w:t>
+      </w:r>
+      <w:proofErr w:type="spellEnd"/>
+      <w:r>
+        <w:t xml:space="preserve"> (Exactitud)</w:t>
       </w:r>
       <w:bookmarkEnd w:id="41"/>
     </w:p>
@@ -7449,7 +9311,7 @@
                     <pic:cNvPicPr/>
                   </pic:nvPicPr>
                   <pic:blipFill>
-                    <a:blip r:embed="rId22"/>
+                    <a:blip r:embed="rId31"/>
                     <a:stretch>
                       <a:fillRect/>
                     </a:stretch>
@@ -7494,6 +9356,7 @@
         </w:numPr>
       </w:pPr>
       <w:bookmarkStart w:id="42" w:name="_Toc195123263"/>
+      <w:proofErr w:type="spellStart"/>
       <w:r>
         <w:t>P</w:t>
       </w:r>
@@ -7501,7 +9364,11 @@
         <w:t>recisi</w:t>
       </w:r>
       <w:r>
-        <w:t>on (Precisión)</w:t>
+        <w:t>on</w:t>
+      </w:r>
+      <w:proofErr w:type="spellEnd"/>
+      <w:r>
+        <w:t xml:space="preserve"> (Precisión)</w:t>
       </w:r>
       <w:bookmarkEnd w:id="42"/>
     </w:p>
@@ -7529,7 +9396,7 @@
                     <pic:cNvPicPr/>
                   </pic:nvPicPr>
                   <pic:blipFill>
-                    <a:blip r:embed="rId23"/>
+                    <a:blip r:embed="rId32"/>
                     <a:stretch>
                       <a:fillRect/>
                     </a:stretch>
@@ -7564,8 +9431,13 @@
         </w:numPr>
       </w:pPr>
       <w:bookmarkStart w:id="43" w:name="_Toc195123264"/>
-      <w:r>
-        <w:t>Recall (Sensibilidad o Tasa de verdaderos positivos)</w:t>
+      <w:proofErr w:type="spellStart"/>
+      <w:r>
+        <w:t>Recall</w:t>
+      </w:r>
+      <w:proofErr w:type="spellEnd"/>
+      <w:r>
+        <w:t xml:space="preserve"> (Sensibilidad o Tasa de verdaderos positivos)</w:t>
       </w:r>
       <w:bookmarkEnd w:id="43"/>
     </w:p>
@@ -7593,7 +9465,7 @@
                     <pic:cNvPicPr/>
                   </pic:nvPicPr>
                   <pic:blipFill>
-                    <a:blip r:embed="rId24"/>
+                    <a:blip r:embed="rId33"/>
                     <a:stretch>
                       <a:fillRect/>
                     </a:stretch>
@@ -7619,7 +9491,6 @@
         <w:jc w:val="both"/>
       </w:pPr>
       <w:r>
-        <w:lastRenderedPageBreak/>
         <w:t xml:space="preserve">Mide la capacidad del modelo para detectar todos los casos positivos. Es especialmente crítica en salud, donde </w:t>
       </w:r>
       <w:r>
@@ -7674,7 +9545,7 @@
                     <pic:cNvPicPr/>
                   </pic:nvPicPr>
                   <pic:blipFill>
-                    <a:blip r:embed="rId25"/>
+                    <a:blip r:embed="rId34"/>
                     <a:stretch>
                       <a:fillRect/>
                     </a:stretch>
@@ -7700,7 +9571,23 @@
         <w:jc w:val="both"/>
       </w:pPr>
       <w:r>
-        <w:t>Es la media armónica entre precisión y recall. Es útil cuando se necesita un equilibrio entre ambas, especialmente en datasets desbalanceados.</w:t>
+        <w:t xml:space="preserve">Es la media armónica entre precisión y </w:t>
+      </w:r>
+      <w:proofErr w:type="spellStart"/>
+      <w:r>
+        <w:t>recall</w:t>
+      </w:r>
+      <w:proofErr w:type="spellEnd"/>
+      <w:r>
+        <w:t xml:space="preserve">. Es útil cuando se necesita un equilibrio entre ambas, especialmente en </w:t>
+      </w:r>
+      <w:proofErr w:type="spellStart"/>
+      <w:r>
+        <w:t>datasets</w:t>
+      </w:r>
+      <w:proofErr w:type="spellEnd"/>
+      <w:r>
+        <w:t xml:space="preserve"> desbalanceados.</w:t>
       </w:r>
     </w:p>
     <w:p>
@@ -7734,14 +9621,62 @@
         <w:t>curva ROC</w:t>
       </w:r>
       <w:r>
-        <w:t xml:space="preserve"> (Receiver Operating Characteristic) representa la tasa de verdaderos positivos frente a la tasa de falsos positivos para diferentes umbrales. El </w:t>
+        <w:t xml:space="preserve"> (Receiver </w:t>
+      </w:r>
+      <w:proofErr w:type="spellStart"/>
+      <w:r>
+        <w:t>Operating</w:t>
+      </w:r>
+      <w:proofErr w:type="spellEnd"/>
+      <w:r>
+        <w:t xml:space="preserve"> </w:t>
+      </w:r>
+      <w:proofErr w:type="spellStart"/>
+      <w:r>
+        <w:t>Characteristic</w:t>
+      </w:r>
+      <w:proofErr w:type="spellEnd"/>
+      <w:r>
+        <w:t xml:space="preserve">) representa la tasa de verdaderos positivos frente a la tasa de falsos positivos para diferentes umbrales. El </w:t>
       </w:r>
       <w:r>
         <w:rPr>
           <w:b/>
           <w:bCs/>
         </w:rPr>
-        <w:t>AUC (Area Under Curve)</w:t>
+        <w:t>AUC (</w:t>
+      </w:r>
+      <w:proofErr w:type="spellStart"/>
+      <w:r>
+        <w:rPr>
+          <w:b/>
+          <w:bCs/>
+        </w:rPr>
+        <w:t>Area</w:t>
+      </w:r>
+      <w:proofErr w:type="spellEnd"/>
+      <w:r>
+        <w:rPr>
+          <w:b/>
+          <w:bCs/>
+        </w:rPr>
+        <w:t xml:space="preserve"> </w:t>
+      </w:r>
+      <w:proofErr w:type="spellStart"/>
+      <w:r>
+        <w:rPr>
+          <w:b/>
+          <w:bCs/>
+        </w:rPr>
+        <w:t>Under</w:t>
+      </w:r>
+      <w:proofErr w:type="spellEnd"/>
+      <w:r>
+        <w:rPr>
+          <w:b/>
+          <w:bCs/>
+        </w:rPr>
+        <w:t xml:space="preserve"> Curve)</w:t>
       </w:r>
       <w:r>
         <w:t xml:space="preserve"> mide la capacidad global del modelo para distinguir entre clases:</w:t>
@@ -7768,6 +9703,7 @@
         <w:jc w:val="both"/>
       </w:pPr>
       <w:r>
+        <w:lastRenderedPageBreak/>
         <w:t>AUC = 1.0: modelo perfecto.</w:t>
       </w:r>
     </w:p>
@@ -7800,7 +9736,15 @@
       </w:pPr>
       <w:bookmarkStart w:id="46" w:name="_Toc195123267"/>
       <w:r>
-        <w:t>Curva Precision-Recall y AUC-PR</w:t>
+        <w:t xml:space="preserve">Curva </w:t>
+      </w:r>
+      <w:proofErr w:type="spellStart"/>
+      <w:r>
+        <w:t>Precision-Recall</w:t>
+      </w:r>
+      <w:proofErr w:type="spellEnd"/>
+      <w:r>
+        <w:t xml:space="preserve"> y AUC-PR</w:t>
       </w:r>
       <w:bookmarkEnd w:id="46"/>
     </w:p>
@@ -7811,6 +9755,7 @@
       <w:r>
         <w:t xml:space="preserve">En conjuntos desbalanceados, como puede ser el caso si hay pocos casos de un trastorno específico, la curva </w:t>
       </w:r>
+      <w:proofErr w:type="spellStart"/>
       <w:r>
         <w:rPr>
           <w:b/>
@@ -7818,6 +9763,7 @@
         </w:rPr>
         <w:t>Precision-Recall</w:t>
       </w:r>
+      <w:proofErr w:type="spellEnd"/>
       <w:r>
         <w:t xml:space="preserve"> ofrece una representación más informativa que la ROC. El </w:t>
       </w:r>
@@ -7834,20 +9780,251 @@
     </w:p>
     <w:p/>
     <w:p>
-      <w:r>
-        <w:t xml:space="preserve">Saito, T., &amp; Rehmsmeier, M. (2015). </w:t>
-      </w:r>
+      <w:proofErr w:type="spellStart"/>
+      <w:r>
+        <w:t>Saito</w:t>
+      </w:r>
+      <w:proofErr w:type="spellEnd"/>
+      <w:r>
+        <w:t xml:space="preserve">, T., &amp; </w:t>
+      </w:r>
+      <w:proofErr w:type="spellStart"/>
+      <w:r>
+        <w:t>Rehmsmeier</w:t>
+      </w:r>
+      <w:proofErr w:type="spellEnd"/>
+      <w:r>
+        <w:t xml:space="preserve">, M. (2015). </w:t>
+      </w:r>
+      <w:proofErr w:type="spellStart"/>
       <w:r>
         <w:rPr>
           <w:i/>
           <w:iCs/>
         </w:rPr>
-        <w:t>The precision-recall plot is more informative than the ROC plot when evaluating binary classifiers on imbalanced datasets</w:t>
-      </w:r>
-      <w:r>
-        <w:t xml:space="preserve">. PLoS ONE, 10(3), e0118432. </w:t>
-      </w:r>
-      <w:hyperlink r:id="rId26" w:history="1">
+        <w:t>The</w:t>
+      </w:r>
+      <w:proofErr w:type="spellEnd"/>
+      <w:r>
+        <w:rPr>
+          <w:i/>
+          <w:iCs/>
+        </w:rPr>
+        <w:t xml:space="preserve"> </w:t>
+      </w:r>
+      <w:proofErr w:type="spellStart"/>
+      <w:r>
+        <w:rPr>
+          <w:i/>
+          <w:iCs/>
+        </w:rPr>
+        <w:t>precision-recall</w:t>
+      </w:r>
+      <w:proofErr w:type="spellEnd"/>
+      <w:r>
+        <w:rPr>
+          <w:i/>
+          <w:iCs/>
+        </w:rPr>
+        <w:t xml:space="preserve"> </w:t>
+      </w:r>
+      <w:proofErr w:type="spellStart"/>
+      <w:r>
+        <w:rPr>
+          <w:i/>
+          <w:iCs/>
+        </w:rPr>
+        <w:t>plot</w:t>
+      </w:r>
+      <w:proofErr w:type="spellEnd"/>
+      <w:r>
+        <w:rPr>
+          <w:i/>
+          <w:iCs/>
+        </w:rPr>
+        <w:t xml:space="preserve"> </w:t>
+      </w:r>
+      <w:proofErr w:type="spellStart"/>
+      <w:r>
+        <w:rPr>
+          <w:i/>
+          <w:iCs/>
+        </w:rPr>
+        <w:t>is</w:t>
+      </w:r>
+      <w:proofErr w:type="spellEnd"/>
+      <w:r>
+        <w:rPr>
+          <w:i/>
+          <w:iCs/>
+        </w:rPr>
+        <w:t xml:space="preserve"> more informative </w:t>
+      </w:r>
+      <w:proofErr w:type="spellStart"/>
+      <w:r>
+        <w:rPr>
+          <w:i/>
+          <w:iCs/>
+        </w:rPr>
+        <w:t>than</w:t>
+      </w:r>
+      <w:proofErr w:type="spellEnd"/>
+      <w:r>
+        <w:rPr>
+          <w:i/>
+          <w:iCs/>
+        </w:rPr>
+        <w:t xml:space="preserve"> </w:t>
+      </w:r>
+      <w:proofErr w:type="spellStart"/>
+      <w:r>
+        <w:rPr>
+          <w:i/>
+          <w:iCs/>
+        </w:rPr>
+        <w:t>the</w:t>
+      </w:r>
+      <w:proofErr w:type="spellEnd"/>
+      <w:r>
+        <w:rPr>
+          <w:i/>
+          <w:iCs/>
+        </w:rPr>
+        <w:t xml:space="preserve"> ROC </w:t>
+      </w:r>
+      <w:proofErr w:type="spellStart"/>
+      <w:r>
+        <w:rPr>
+          <w:i/>
+          <w:iCs/>
+        </w:rPr>
+        <w:t>plot</w:t>
+      </w:r>
+      <w:proofErr w:type="spellEnd"/>
+      <w:r>
+        <w:rPr>
+          <w:i/>
+          <w:iCs/>
+        </w:rPr>
+        <w:t xml:space="preserve"> </w:t>
+      </w:r>
+      <w:proofErr w:type="spellStart"/>
+      <w:r>
+        <w:rPr>
+          <w:i/>
+          <w:iCs/>
+        </w:rPr>
+        <w:t>when</w:t>
+      </w:r>
+      <w:proofErr w:type="spellEnd"/>
+      <w:r>
+        <w:rPr>
+          <w:i/>
+          <w:iCs/>
+        </w:rPr>
+        <w:t xml:space="preserve"> </w:t>
+      </w:r>
+      <w:proofErr w:type="spellStart"/>
+      <w:r>
+        <w:rPr>
+          <w:i/>
+          <w:iCs/>
+        </w:rPr>
+        <w:t>evaluating</w:t>
+      </w:r>
+      <w:proofErr w:type="spellEnd"/>
+      <w:r>
+        <w:rPr>
+          <w:i/>
+          <w:iCs/>
+        </w:rPr>
+        <w:t xml:space="preserve"> </w:t>
+      </w:r>
+      <w:proofErr w:type="spellStart"/>
+      <w:r>
+        <w:rPr>
+          <w:i/>
+          <w:iCs/>
+        </w:rPr>
+        <w:t>binary</w:t>
+      </w:r>
+      <w:proofErr w:type="spellEnd"/>
+      <w:r>
+        <w:rPr>
+          <w:i/>
+          <w:iCs/>
+        </w:rPr>
+        <w:t xml:space="preserve"> </w:t>
+      </w:r>
+      <w:proofErr w:type="spellStart"/>
+      <w:r>
+        <w:rPr>
+          <w:i/>
+          <w:iCs/>
+        </w:rPr>
+        <w:t>classifiers</w:t>
+      </w:r>
+      <w:proofErr w:type="spellEnd"/>
+      <w:r>
+        <w:rPr>
+          <w:i/>
+          <w:iCs/>
+        </w:rPr>
+        <w:t xml:space="preserve"> </w:t>
+      </w:r>
+      <w:proofErr w:type="spellStart"/>
+      <w:r>
+        <w:rPr>
+          <w:i/>
+          <w:iCs/>
+        </w:rPr>
+        <w:t>on</w:t>
+      </w:r>
+      <w:proofErr w:type="spellEnd"/>
+      <w:r>
+        <w:rPr>
+          <w:i/>
+          <w:iCs/>
+        </w:rPr>
+        <w:t xml:space="preserve"> </w:t>
+      </w:r>
+      <w:proofErr w:type="spellStart"/>
+      <w:r>
+        <w:rPr>
+          <w:i/>
+          <w:iCs/>
+        </w:rPr>
+        <w:t>imbalanced</w:t>
+      </w:r>
+      <w:proofErr w:type="spellEnd"/>
+      <w:r>
+        <w:rPr>
+          <w:i/>
+          <w:iCs/>
+        </w:rPr>
+        <w:t xml:space="preserve"> </w:t>
+      </w:r>
+      <w:proofErr w:type="spellStart"/>
+      <w:r>
+        <w:rPr>
+          <w:i/>
+          <w:iCs/>
+        </w:rPr>
+        <w:t>datasets</w:t>
+      </w:r>
+      <w:proofErr w:type="spellEnd"/>
+      <w:r>
+        <w:t xml:space="preserve">. </w:t>
+      </w:r>
+      <w:proofErr w:type="spellStart"/>
+      <w:r>
+        <w:t>PLoS</w:t>
+      </w:r>
+      <w:proofErr w:type="spellEnd"/>
+      <w:r>
+        <w:t xml:space="preserve"> ONE, 10(3), e0118432. </w:t>
+      </w:r>
+      <w:hyperlink r:id="rId35" w:history="1">
         <w:r>
           <w:rPr>
             <w:rStyle w:val="Hipervnculo"/>
@@ -7858,19 +10035,197 @@
     </w:p>
     <w:p>
       <w:r>
-        <w:t xml:space="preserve">Chicco, D., &amp; Jurman, G. (2020). </w:t>
-      </w:r>
+        <w:t xml:space="preserve">Chicco, D., &amp; </w:t>
+      </w:r>
+      <w:proofErr w:type="spellStart"/>
+      <w:r>
+        <w:t>Jurman</w:t>
+      </w:r>
+      <w:proofErr w:type="spellEnd"/>
+      <w:r>
+        <w:t xml:space="preserve">, G. (2020). </w:t>
+      </w:r>
+      <w:proofErr w:type="spellStart"/>
       <w:r>
         <w:rPr>
           <w:i/>
           <w:iCs/>
         </w:rPr>
-        <w:t>The advantages of the Matthews correlation coefficient (MCC) over F1 score and accuracy in binary classification evaluation</w:t>
-      </w:r>
-      <w:r>
-        <w:t xml:space="preserve">. BMC Genomics, 21(1), 6. </w:t>
-      </w:r>
-      <w:hyperlink r:id="rId27" w:history="1">
+        <w:t>The</w:t>
+      </w:r>
+      <w:proofErr w:type="spellEnd"/>
+      <w:r>
+        <w:rPr>
+          <w:i/>
+          <w:iCs/>
+        </w:rPr>
+        <w:t xml:space="preserve"> </w:t>
+      </w:r>
+      <w:proofErr w:type="spellStart"/>
+      <w:r>
+        <w:rPr>
+          <w:i/>
+          <w:iCs/>
+        </w:rPr>
+        <w:t>advantages</w:t>
+      </w:r>
+      <w:proofErr w:type="spellEnd"/>
+      <w:r>
+        <w:rPr>
+          <w:i/>
+          <w:iCs/>
+        </w:rPr>
+        <w:t xml:space="preserve"> </w:t>
+      </w:r>
+      <w:proofErr w:type="spellStart"/>
+      <w:r>
+        <w:rPr>
+          <w:i/>
+          <w:iCs/>
+        </w:rPr>
+        <w:t>of</w:t>
+      </w:r>
+      <w:proofErr w:type="spellEnd"/>
+      <w:r>
+        <w:rPr>
+          <w:i/>
+          <w:iCs/>
+        </w:rPr>
+        <w:t xml:space="preserve"> </w:t>
+      </w:r>
+      <w:proofErr w:type="spellStart"/>
+      <w:r>
+        <w:rPr>
+          <w:i/>
+          <w:iCs/>
+        </w:rPr>
+        <w:t>the</w:t>
+      </w:r>
+      <w:proofErr w:type="spellEnd"/>
+      <w:r>
+        <w:rPr>
+          <w:i/>
+          <w:iCs/>
+        </w:rPr>
+        <w:t xml:space="preserve"> Matthews </w:t>
+      </w:r>
+      <w:proofErr w:type="spellStart"/>
+      <w:r>
+        <w:rPr>
+          <w:i/>
+          <w:iCs/>
+        </w:rPr>
+        <w:t>correlation</w:t>
+      </w:r>
+      <w:proofErr w:type="spellEnd"/>
+      <w:r>
+        <w:rPr>
+          <w:i/>
+          <w:iCs/>
+        </w:rPr>
+        <w:t xml:space="preserve"> </w:t>
+      </w:r>
+      <w:proofErr w:type="spellStart"/>
+      <w:r>
+        <w:rPr>
+          <w:i/>
+          <w:iCs/>
+        </w:rPr>
+        <w:t>coefficient</w:t>
+      </w:r>
+      <w:proofErr w:type="spellEnd"/>
+      <w:r>
+        <w:rPr>
+          <w:i/>
+          <w:iCs/>
+        </w:rPr>
+        <w:t xml:space="preserve"> (MCC) </w:t>
+      </w:r>
+      <w:proofErr w:type="spellStart"/>
+      <w:r>
+        <w:rPr>
+          <w:i/>
+          <w:iCs/>
+        </w:rPr>
+        <w:t>over</w:t>
+      </w:r>
+      <w:proofErr w:type="spellEnd"/>
+      <w:r>
+        <w:rPr>
+          <w:i/>
+          <w:iCs/>
+        </w:rPr>
+        <w:t xml:space="preserve"> F1 score and </w:t>
+      </w:r>
+      <w:proofErr w:type="spellStart"/>
+      <w:r>
+        <w:rPr>
+          <w:i/>
+          <w:iCs/>
+        </w:rPr>
+        <w:t>accuracy</w:t>
+      </w:r>
+      <w:proofErr w:type="spellEnd"/>
+      <w:r>
+        <w:rPr>
+          <w:i/>
+          <w:iCs/>
+        </w:rPr>
+        <w:t xml:space="preserve"> in </w:t>
+      </w:r>
+      <w:proofErr w:type="spellStart"/>
+      <w:r>
+        <w:rPr>
+          <w:i/>
+          <w:iCs/>
+        </w:rPr>
+        <w:t>binary</w:t>
+      </w:r>
+      <w:proofErr w:type="spellEnd"/>
+      <w:r>
+        <w:rPr>
+          <w:i/>
+          <w:iCs/>
+        </w:rPr>
+        <w:t xml:space="preserve"> </w:t>
+      </w:r>
+      <w:proofErr w:type="spellStart"/>
+      <w:r>
+        <w:rPr>
+          <w:i/>
+          <w:iCs/>
+        </w:rPr>
+        <w:t>classification</w:t>
+      </w:r>
+      <w:proofErr w:type="spellEnd"/>
+      <w:r>
+        <w:rPr>
+          <w:i/>
+          <w:iCs/>
+        </w:rPr>
+        <w:t xml:space="preserve"> </w:t>
+      </w:r>
+      <w:proofErr w:type="spellStart"/>
+      <w:r>
+        <w:rPr>
+          <w:i/>
+          <w:iCs/>
+        </w:rPr>
+        <w:t>evaluation</w:t>
+      </w:r>
+      <w:proofErr w:type="spellEnd"/>
+      <w:r>
+        <w:t xml:space="preserve">. BMC </w:t>
+      </w:r>
+      <w:proofErr w:type="spellStart"/>
+      <w:r>
+        <w:t>Genomics</w:t>
+      </w:r>
+      <w:proofErr w:type="spellEnd"/>
+      <w:r>
+        <w:t xml:space="preserve">, 21(1), 6. </w:t>
+      </w:r>
+      <w:hyperlink r:id="rId36" w:history="1">
         <w:r>
           <w:rPr>
             <w:rStyle w:val="Hipervnculo"/>
@@ -7880,20 +10235,115 @@
       </w:hyperlink>
     </w:p>
     <w:p>
-      <w:r>
-        <w:t xml:space="preserve">Lever, J., Krzywinski, M., &amp; Altman, N. (2016). </w:t>
-      </w:r>
+      <w:proofErr w:type="spellStart"/>
+      <w:r>
+        <w:t>Lever</w:t>
+      </w:r>
+      <w:proofErr w:type="spellEnd"/>
+      <w:r>
+        <w:t xml:space="preserve">, J., </w:t>
+      </w:r>
+      <w:proofErr w:type="spellStart"/>
+      <w:r>
+        <w:t>Krzywinski</w:t>
+      </w:r>
+      <w:proofErr w:type="spellEnd"/>
+      <w:r>
+        <w:t xml:space="preserve">, M., &amp; Altman, N. (2016). </w:t>
+      </w:r>
+      <w:proofErr w:type="spellStart"/>
       <w:r>
         <w:rPr>
           <w:i/>
           <w:iCs/>
         </w:rPr>
-        <w:t>Points of Significance: Classification evaluation</w:t>
-      </w:r>
-      <w:r>
-        <w:t xml:space="preserve">. Nature Methods, 13(8), 603–604. </w:t>
-      </w:r>
-      <w:hyperlink r:id="rId28" w:history="1">
+        <w:t>Points</w:t>
+      </w:r>
+      <w:proofErr w:type="spellEnd"/>
+      <w:r>
+        <w:rPr>
+          <w:i/>
+          <w:iCs/>
+        </w:rPr>
+        <w:t xml:space="preserve"> </w:t>
+      </w:r>
+      <w:proofErr w:type="spellStart"/>
+      <w:r>
+        <w:rPr>
+          <w:i/>
+          <w:iCs/>
+        </w:rPr>
+        <w:t>of</w:t>
+      </w:r>
+      <w:proofErr w:type="spellEnd"/>
+      <w:r>
+        <w:rPr>
+          <w:i/>
+          <w:iCs/>
+        </w:rPr>
+        <w:t xml:space="preserve"> </w:t>
+      </w:r>
+      <w:proofErr w:type="spellStart"/>
+      <w:r>
+        <w:rPr>
+          <w:i/>
+          <w:iCs/>
+        </w:rPr>
+        <w:t>Significance</w:t>
+      </w:r>
+      <w:proofErr w:type="spellEnd"/>
+      <w:r>
+        <w:rPr>
+          <w:i/>
+          <w:iCs/>
+        </w:rPr>
+        <w:t xml:space="preserve">: </w:t>
+      </w:r>
+      <w:proofErr w:type="spellStart"/>
+      <w:r>
+        <w:rPr>
+          <w:i/>
+          <w:iCs/>
+        </w:rPr>
+        <w:t>Classification</w:t>
+      </w:r>
+      <w:proofErr w:type="spellEnd"/>
+      <w:r>
+        <w:rPr>
+          <w:i/>
+          <w:iCs/>
+        </w:rPr>
+        <w:t xml:space="preserve"> </w:t>
+      </w:r>
+      <w:proofErr w:type="spellStart"/>
+      <w:r>
+        <w:rPr>
+          <w:i/>
+          <w:iCs/>
+        </w:rPr>
+        <w:t>evaluation</w:t>
+      </w:r>
+      <w:proofErr w:type="spellEnd"/>
+      <w:r>
+        <w:t xml:space="preserve">. </w:t>
+      </w:r>
+      <w:proofErr w:type="spellStart"/>
+      <w:r>
+        <w:t>Nature</w:t>
+      </w:r>
+      <w:proofErr w:type="spellEnd"/>
+      <w:r>
+        <w:t xml:space="preserve"> </w:t>
+      </w:r>
+      <w:proofErr w:type="spellStart"/>
+      <w:r>
+        <w:t>Methods</w:t>
+      </w:r>
+      <w:proofErr w:type="spellEnd"/>
+      <w:r>
+        <w:t xml:space="preserve">, 13(8), 603–604. </w:t>
+      </w:r>
+      <w:hyperlink r:id="rId37" w:history="1">
         <w:r>
           <w:rPr>
             <w:rStyle w:val="Hipervnculo"/>
@@ -7935,11 +10385,7 @@
         <w:jc w:val="both"/>
       </w:pPr>
       <w:r>
-        <w:t xml:space="preserve">En el contexto del aprendizaje automático y la ingeniería de la salud, las aplicaciones interactivas permiten acercar los modelos predictivos al usuario final de manera accesible, </w:t>
-      </w:r>
-      <w:r>
-        <w:lastRenderedPageBreak/>
-        <w:t>visual y funcional. Estas aplicaciones actúan como una capa de interfaz entre los algoritmos complejos desarrollados durante el entrenamiento y el profesional o paciente que desea obtener información a partir de ellos.</w:t>
+        <w:t>En el contexto del aprendizaje automático y la ingeniería de la salud, las aplicaciones interactivas permiten acercar los modelos predictivos al usuario final de manera accesible, visual y funcional. Estas aplicaciones actúan como una capa de interfaz entre los algoritmos complejos desarrollados durante el entrenamiento y el profesional o paciente que desea obtener información a partir de ellos.</w:t>
       </w:r>
     </w:p>
     <w:p>
@@ -7976,8 +10422,14 @@
       </w:pPr>
       <w:bookmarkStart w:id="49" w:name="_Toc195123270"/>
       <w:commentRangeStart w:id="50"/>
-      <w:r>
-        <w:t>Streamlit como herramienta de desarrollo</w:t>
+      <w:proofErr w:type="spellStart"/>
+      <w:r>
+        <w:lastRenderedPageBreak/>
+        <w:t>Streamlit</w:t>
+      </w:r>
+      <w:proofErr w:type="spellEnd"/>
+      <w:r>
+        <w:t xml:space="preserve"> como herramienta de desarrollo</w:t>
       </w:r>
       <w:bookmarkEnd w:id="49"/>
     </w:p>
@@ -7985,8 +10437,21 @@
       <w:pPr>
         <w:jc w:val="both"/>
       </w:pPr>
-      <w:r>
-        <w:t>Streamlit es un framework de código abierto en Python que permite crear aplicaciones web interactivas de forma rápida y sencilla. Está especialmente diseñado para proyectos de ciencia de datos, aprendizaje automático y visualización de datos, y no requiere conocimientos avanzados de desarrollo web.</w:t>
+      <w:proofErr w:type="spellStart"/>
+      <w:r>
+        <w:t>Streamlit</w:t>
+      </w:r>
+      <w:proofErr w:type="spellEnd"/>
+      <w:r>
+        <w:t xml:space="preserve"> es un </w:t>
+      </w:r>
+      <w:proofErr w:type="spellStart"/>
+      <w:r>
+        <w:t>framework</w:t>
+      </w:r>
+      <w:proofErr w:type="spellEnd"/>
+      <w:r>
+        <w:t xml:space="preserve"> de código abierto en Python que permite crear aplicaciones web interactivas de forma rápida y sencilla. Está especialmente diseñado para proyectos de ciencia de datos, aprendizaje automático y visualización de datos, y no requiere conocimientos avanzados de desarrollo web.</w:t>
       </w:r>
     </w:p>
     <w:p>
@@ -8018,7 +10483,23 @@
         <w:jc w:val="both"/>
       </w:pPr>
       <w:r>
-        <w:t>Integración con librerías populares como Pandas, Scikit-learn o Matplotlib.</w:t>
+        <w:t xml:space="preserve">Integración con librerías populares como Pandas, </w:t>
+      </w:r>
+      <w:proofErr w:type="spellStart"/>
+      <w:r>
+        <w:t>Scikit-learn</w:t>
+      </w:r>
+      <w:proofErr w:type="spellEnd"/>
+      <w:r>
+        <w:t xml:space="preserve"> o </w:t>
+      </w:r>
+      <w:proofErr w:type="spellStart"/>
+      <w:r>
+        <w:t>Matplotlib</w:t>
+      </w:r>
+      <w:proofErr w:type="spellEnd"/>
+      <w:r>
+        <w:t>.</w:t>
       </w:r>
     </w:p>
     <w:p>
@@ -8038,7 +10519,15 @@
         <w:jc w:val="both"/>
       </w:pPr>
       <w:r>
-        <w:t>Gracias a Streamlit, es posible desplegar modelos predictivos en tiempo real sin necesidad de servidores complejos o plataformas externas, lo que lo convierte en una opción ideal para prototipos clínicos, proyectos académicos o aplicaciones ligeras.</w:t>
+        <w:t xml:space="preserve">Gracias a </w:t>
+      </w:r>
+      <w:proofErr w:type="spellStart"/>
+      <w:r>
+        <w:t>Streamlit</w:t>
+      </w:r>
+      <w:proofErr w:type="spellEnd"/>
+      <w:r>
+        <w:t>, es posible desplegar modelos predictivos en tiempo real sin necesidad de servidores complejos o plataformas externas, lo que lo convierte en una opción ideal para prototipos clínicos, proyectos académicos o aplicaciones ligeras.</w:t>
       </w:r>
       <w:commentRangeEnd w:id="50"/>
       <w:r>
@@ -8053,7 +10542,23 @@
         <w:jc w:val="both"/>
       </w:pPr>
       <w:r>
-        <w:t>En este TFG, Streamlit se ha utilizado para desarrollar una aplicación capaz de recibir datos del usuario, procesarlos de forma coherente con el modelo entrenado y devolver una predicción automática sobre el posible trastorno del sueño que podría presentar. Además, se ha incorporado un componente de explicabilidad para mejorar la confianza en los resultados ofrecidos.</w:t>
+        <w:t xml:space="preserve">En este TFG, </w:t>
+      </w:r>
+      <w:proofErr w:type="spellStart"/>
+      <w:r>
+        <w:t>Streamlit</w:t>
+      </w:r>
+      <w:proofErr w:type="spellEnd"/>
+      <w:r>
+        <w:t xml:space="preserve"> se ha utilizado para desarrollar una aplicación capaz de recibir datos del usuario, procesarlos de forma coherente con el modelo entrenado y devolver una predicción automática sobre el posible trastorno del sueño que podría presentar. Además, se ha incorporado un componente de </w:t>
+      </w:r>
+      <w:proofErr w:type="spellStart"/>
+      <w:r>
+        <w:t>explicabilidad</w:t>
+      </w:r>
+      <w:proofErr w:type="spellEnd"/>
+      <w:r>
+        <w:t xml:space="preserve"> para mejorar la confianza en los resultados ofrecidos.</w:t>
       </w:r>
     </w:p>
     <w:p/>
@@ -8067,7 +10572,6 @@
       </w:pPr>
       <w:bookmarkStart w:id="51" w:name="_Toc195123271"/>
       <w:r>
-        <w:lastRenderedPageBreak/>
         <w:t>Fiabilidad y validación de dispositivos portátiles como el O2Ring</w:t>
       </w:r>
       <w:bookmarkEnd w:id="51"/>
@@ -8183,6 +10687,7 @@
         </w:numPr>
         <w:jc w:val="both"/>
       </w:pPr>
+      <w:proofErr w:type="spellStart"/>
       <w:r>
         <w:rPr>
           <w:i/>
@@ -8190,8 +10695,17 @@
         </w:rPr>
         <w:t>Markdown</w:t>
       </w:r>
-      <w:r>
-        <w:t>: usado en notebooks Jupyter para combinar código y explicaciones.</w:t>
+      <w:proofErr w:type="spellEnd"/>
+      <w:r>
+        <w:t xml:space="preserve">: usado en notebooks </w:t>
+      </w:r>
+      <w:proofErr w:type="spellStart"/>
+      <w:r>
+        <w:t>Jupyter</w:t>
+      </w:r>
+      <w:proofErr w:type="spellEnd"/>
+      <w:r>
+        <w:t xml:space="preserve"> para combinar código y explicaciones.</w:t>
       </w:r>
     </w:p>
     <w:p>
@@ -8215,8 +10729,17 @@
           <w:b/>
           <w:bCs/>
         </w:rPr>
-        <w:t>Librerías y Frameworks</w:t>
-      </w:r>
+        <w:t xml:space="preserve">Librerías y </w:t>
+      </w:r>
+      <w:proofErr w:type="spellStart"/>
+      <w:r>
+        <w:rPr>
+          <w:b/>
+          <w:bCs/>
+        </w:rPr>
+        <w:t>Frameworks</w:t>
+      </w:r>
+      <w:proofErr w:type="spellEnd"/>
       <w:r>
         <w:t>:</w:t>
       </w:r>
@@ -8230,6 +10753,7 @@
         </w:numPr>
         <w:jc w:val="both"/>
       </w:pPr>
+      <w:proofErr w:type="spellStart"/>
       <w:r>
         <w:rPr>
           <w:i/>
@@ -8237,8 +10761,25 @@
         </w:rPr>
         <w:t>Scikit-learn</w:t>
       </w:r>
-      <w:r>
-        <w:t>: para entrenamiento de modelos de machine learning, preprocesamiento de datos, validación y ajuste de hiperparámetros.</w:t>
+      <w:proofErr w:type="spellEnd"/>
+      <w:r>
+        <w:t xml:space="preserve">: para entrenamiento de modelos de machine </w:t>
+      </w:r>
+      <w:proofErr w:type="spellStart"/>
+      <w:r>
+        <w:t>learning</w:t>
+      </w:r>
+      <w:proofErr w:type="spellEnd"/>
+      <w:r>
+        <w:t xml:space="preserve">, preprocesamiento de datos, validación y ajuste de </w:t>
+      </w:r>
+      <w:proofErr w:type="spellStart"/>
+      <w:r>
+        <w:t>hiperparámetros</w:t>
+      </w:r>
+      <w:proofErr w:type="spellEnd"/>
+      <w:r>
+        <w:t>.</w:t>
       </w:r>
     </w:p>
     <w:p>
@@ -8250,12 +10791,22 @@
         </w:numPr>
         <w:jc w:val="both"/>
       </w:pPr>
+      <w:proofErr w:type="spellStart"/>
       <w:r>
         <w:rPr>
           <w:i/>
           <w:iCs/>
         </w:rPr>
-        <w:t>NumPy y Pandas</w:t>
+        <w:lastRenderedPageBreak/>
+        <w:t>NumPy</w:t>
+      </w:r>
+      <w:proofErr w:type="spellEnd"/>
+      <w:r>
+        <w:rPr>
+          <w:i/>
+          <w:iCs/>
+        </w:rPr>
+        <w:t xml:space="preserve"> y Pandas</w:t>
       </w:r>
       <w:r>
         <w:t>: para manipulación de datos estructurados.</w:t>
@@ -8270,13 +10821,31 @@
         </w:numPr>
         <w:jc w:val="both"/>
       </w:pPr>
+      <w:proofErr w:type="spellStart"/>
       <w:r>
         <w:rPr>
           <w:i/>
           <w:iCs/>
         </w:rPr>
-        <w:t>Matplotlib y Seaborn</w:t>
-      </w:r>
+        <w:t>Matplotlib</w:t>
+      </w:r>
+      <w:proofErr w:type="spellEnd"/>
+      <w:r>
+        <w:rPr>
+          <w:i/>
+          <w:iCs/>
+        </w:rPr>
+        <w:t xml:space="preserve"> y </w:t>
+      </w:r>
+      <w:proofErr w:type="spellStart"/>
+      <w:r>
+        <w:rPr>
+          <w:i/>
+          <w:iCs/>
+        </w:rPr>
+        <w:t>Seaborn</w:t>
+      </w:r>
+      <w:proofErr w:type="spellEnd"/>
       <w:r>
         <w:t>: para análisis exploratorio de datos y generación de visualizaciones.</w:t>
       </w:r>
@@ -8290,13 +10859,31 @@
         </w:numPr>
         <w:jc w:val="both"/>
       </w:pPr>
+      <w:proofErr w:type="spellStart"/>
       <w:r>
         <w:rPr>
           <w:i/>
           <w:iCs/>
         </w:rPr>
-        <w:t>TensorFlow y Keras</w:t>
-      </w:r>
+        <w:t>TensorFlow</w:t>
+      </w:r>
+      <w:proofErr w:type="spellEnd"/>
+      <w:r>
+        <w:rPr>
+          <w:i/>
+          <w:iCs/>
+        </w:rPr>
+        <w:t xml:space="preserve"> y </w:t>
+      </w:r>
+      <w:proofErr w:type="spellStart"/>
+      <w:r>
+        <w:rPr>
+          <w:i/>
+          <w:iCs/>
+        </w:rPr>
+        <w:t>Keras</w:t>
+      </w:r>
+      <w:proofErr w:type="spellEnd"/>
       <w:r>
         <w:t>: se consideraron para modelos de redes neuronales (MLP).</w:t>
       </w:r>
@@ -8337,12 +10924,21 @@
         </w:numPr>
         <w:jc w:val="both"/>
       </w:pPr>
+      <w:proofErr w:type="spellStart"/>
       <w:r>
         <w:rPr>
           <w:i/>
           <w:iCs/>
         </w:rPr>
-        <w:t>Jupyter Notebook</w:t>
+        <w:t>Jupyter</w:t>
+      </w:r>
+      <w:proofErr w:type="spellEnd"/>
+      <w:r>
+        <w:rPr>
+          <w:i/>
+          <w:iCs/>
+        </w:rPr>
+        <w:t xml:space="preserve"> Notebook</w:t>
       </w:r>
       <w:r>
         <w:t>: entorno interactivo de desarrollo para pruebas y visualizaciones.</w:t>
@@ -8397,6 +10993,7 @@
         </w:numPr>
         <w:jc w:val="both"/>
       </w:pPr>
+      <w:proofErr w:type="spellStart"/>
       <w:r>
         <w:rPr>
           <w:i/>
@@ -8404,6 +11001,7 @@
         </w:rPr>
         <w:t>Kaggle</w:t>
       </w:r>
+      <w:proofErr w:type="spellEnd"/>
       <w:r>
         <w:t>: plataforma desde la cual se extrajo el conjunto de datos.</w:t>
       </w:r>
@@ -8417,6 +11015,7 @@
         </w:numPr>
         <w:jc w:val="both"/>
       </w:pPr>
+      <w:proofErr w:type="spellStart"/>
       <w:r>
         <w:rPr>
           <w:i/>
@@ -8424,6 +11023,7 @@
         </w:rPr>
         <w:t>Streamlit</w:t>
       </w:r>
+      <w:proofErr w:type="spellEnd"/>
       <w:r>
         <w:t>: herramienta para el desarrollo de la aplicación web interactiva.</w:t>
       </w:r>
@@ -8477,6 +11077,7 @@
       <w:r>
         <w:t xml:space="preserve">Para el desarrollo del modelo predictivo, se empleó un conjunto de datos de acceso público obtenido a través de </w:t>
       </w:r>
+      <w:proofErr w:type="spellStart"/>
       <w:r>
         <w:rPr>
           <w:b/>
@@ -8484,8 +11085,25 @@
         </w:rPr>
         <w:t>Kaggle</w:t>
       </w:r>
-      <w:r>
-        <w:t xml:space="preserve">, una plataforma online especializada en ciencia de datos y aprendizaje automático. Kaggle actúa como un repositorio comunitario de datasets y competiciones, donde investigadores, estudiantes y profesionales pueden compartir, explorar y analizar datos reales. </w:t>
+      <w:proofErr w:type="spellEnd"/>
+      <w:r>
+        <w:t xml:space="preserve">, una plataforma online especializada en ciencia de datos y aprendizaje automático. </w:t>
+      </w:r>
+      <w:proofErr w:type="spellStart"/>
+      <w:r>
+        <w:t>Kaggle</w:t>
+      </w:r>
+      <w:proofErr w:type="spellEnd"/>
+      <w:r>
+        <w:t xml:space="preserve"> actúa como un repositorio comunitario de </w:t>
+      </w:r>
+      <w:proofErr w:type="spellStart"/>
+      <w:r>
+        <w:t>datasets</w:t>
+      </w:r>
+      <w:proofErr w:type="spellEnd"/>
+      <w:r>
+        <w:t xml:space="preserve"> y competiciones, donde investigadores, estudiantes y profesionales pueden compartir, explorar y analizar datos reales. </w:t>
       </w:r>
       <w:r>
         <w:rPr>
@@ -8499,8 +11117,18 @@
           <w:iCs/>
           <w:color w:val="FF0000"/>
         </w:rPr>
-        <w:t>data science</w:t>
-      </w:r>
+        <w:t xml:space="preserve">data </w:t>
+      </w:r>
+      <w:proofErr w:type="spellStart"/>
+      <w:r>
+        <w:rPr>
+          <w:i/>
+          <w:iCs/>
+          <w:color w:val="FF0000"/>
+        </w:rPr>
+        <w:t>science</w:t>
+      </w:r>
+      <w:proofErr w:type="spellEnd"/>
       <w:r>
         <w:rPr>
           <w:color w:val="FF0000"/>
@@ -8521,8 +11149,15 @@
         <w:jc w:val="both"/>
       </w:pPr>
       <w:r>
-        <w:lastRenderedPageBreak/>
-        <w:t>El dataset seleccionado contenía información sobre características sociodemográficas, clínicas y de hábitos de vida, relacionadas con distintos trastornos del sueño. Las variables disponibles incluían:</w:t>
+        <w:t xml:space="preserve">El </w:t>
+      </w:r>
+      <w:proofErr w:type="spellStart"/>
+      <w:r>
+        <w:t>dataset</w:t>
+      </w:r>
+      <w:proofErr w:type="spellEnd"/>
+      <w:r>
+        <w:t xml:space="preserve"> seleccionado contenía información sobre características sociodemográficas, clínicas y de hábitos de vida, relacionadas con distintos trastornos del sueño. Las variables disponibles incluían:</w:t>
       </w:r>
     </w:p>
     <w:p>
@@ -8590,7 +11225,15 @@
         <w:jc w:val="both"/>
       </w:pPr>
       <w:r>
-        <w:t>La variable objetivo (target) es de tipo categórico, con tres posibles clases:</w:t>
+        <w:t>La variable objetivo (</w:t>
+      </w:r>
+      <w:proofErr w:type="gramStart"/>
+      <w:r>
+        <w:t>target</w:t>
+      </w:r>
+      <w:proofErr w:type="gramEnd"/>
+      <w:r>
+        <w:t>) es de tipo categórico, con tres posibles clases:</w:t>
       </w:r>
     </w:p>
     <w:p>
@@ -8602,6 +11245,7 @@
         </w:numPr>
         <w:jc w:val="both"/>
       </w:pPr>
+      <w:proofErr w:type="spellStart"/>
       <w:r>
         <w:rPr>
           <w:b/>
@@ -8609,6 +11253,7 @@
         </w:rPr>
         <w:t>None</w:t>
       </w:r>
+      <w:proofErr w:type="spellEnd"/>
       <w:r>
         <w:t>: el paciente no presenta trastornos del sueño.</w:t>
       </w:r>
@@ -8622,6 +11267,7 @@
         </w:numPr>
         <w:jc w:val="both"/>
       </w:pPr>
+      <w:proofErr w:type="spellStart"/>
       <w:r>
         <w:rPr>
           <w:b/>
@@ -8629,6 +11275,7 @@
         </w:rPr>
         <w:t>Insomnia</w:t>
       </w:r>
+      <w:proofErr w:type="spellEnd"/>
       <w:r>
         <w:t>: el paciente sufre insomnio.</w:t>
       </w:r>
@@ -8642,12 +11289,21 @@
         </w:numPr>
         <w:jc w:val="both"/>
       </w:pPr>
+      <w:proofErr w:type="spellStart"/>
       <w:r>
         <w:rPr>
           <w:b/>
           <w:bCs/>
         </w:rPr>
-        <w:t>Sleep Apnea</w:t>
+        <w:t>Sleep</w:t>
+      </w:r>
+      <w:proofErr w:type="spellEnd"/>
+      <w:r>
+        <w:rPr>
+          <w:b/>
+          <w:bCs/>
+        </w:rPr>
+        <w:t xml:space="preserve"> Apnea</w:t>
       </w:r>
       <w:r>
         <w:t>: el paciente presenta síntomas de apnea del sueño.</w:t>
@@ -8684,7 +11340,11 @@
         <w:t>El preprocesamiento de los datos constituye una fase crítica en la construcción de modelos de aprendizaje automático, ya que garantiza que la informaci</w:t>
       </w:r>
       <w:r>
-        <w:t xml:space="preserve">ón esté en un formato adecuado para su posterior análisis y modelado. </w:t>
+        <w:t xml:space="preserve">ón esté en un </w:t>
+      </w:r>
+      <w:r>
+        <w:lastRenderedPageBreak/>
+        <w:t xml:space="preserve">formato adecuado para su posterior análisis y modelado. </w:t>
       </w:r>
       <w:r>
         <w:t>Las</w:t>
@@ -8733,7 +11393,15 @@
         <w:jc w:val="both"/>
       </w:pPr>
       <w:r>
-        <w:t xml:space="preserve">El conjunto de datos fue cargado en un Jupyter Notebook </w:t>
+        <w:t xml:space="preserve">El conjunto de datos fue cargado en un </w:t>
+      </w:r>
+      <w:proofErr w:type="spellStart"/>
+      <w:r>
+        <w:t>Jupyter</w:t>
+      </w:r>
+      <w:proofErr w:type="spellEnd"/>
+      <w:r>
+        <w:t xml:space="preserve"> Notebook </w:t>
       </w:r>
       <w:r>
         <w:t xml:space="preserve">mediante la librería </w:t>
@@ -8748,7 +11416,15 @@
         <w:t xml:space="preserve">. </w:t>
       </w:r>
       <w:r>
-        <w:t xml:space="preserve">Se utilizó la estructura de DataFrame para </w:t>
+        <w:t xml:space="preserve">Se utilizó la estructura de </w:t>
+      </w:r>
+      <w:proofErr w:type="spellStart"/>
+      <w:r>
+        <w:t>DataFrame</w:t>
+      </w:r>
+      <w:proofErr w:type="spellEnd"/>
+      <w:r>
+        <w:t xml:space="preserve"> para </w:t>
       </w:r>
       <w:r>
         <w:t>facilitar las operaciones de filtrado, análisis y transformación.</w:t>
@@ -8820,13 +11496,31 @@
         </w:numPr>
         <w:jc w:val="both"/>
       </w:pPr>
+      <w:proofErr w:type="spellStart"/>
       <w:r>
         <w:rPr>
           <w:b/>
           <w:bCs/>
         </w:rPr>
-        <w:t>Label Encoding</w:t>
-      </w:r>
+        <w:t>Label</w:t>
+      </w:r>
+      <w:proofErr w:type="spellEnd"/>
+      <w:r>
+        <w:rPr>
+          <w:b/>
+          <w:bCs/>
+        </w:rPr>
+        <w:t xml:space="preserve"> </w:t>
+      </w:r>
+      <w:proofErr w:type="spellStart"/>
+      <w:r>
+        <w:rPr>
+          <w:b/>
+          <w:bCs/>
+        </w:rPr>
+        <w:t>Encoding</w:t>
+      </w:r>
+      <w:proofErr w:type="spellEnd"/>
       <w:r>
         <w:t>: para variables ordinales o binarias como el género.</w:t>
       </w:r>
@@ -8839,13 +11533,31 @@
         </w:numPr>
         <w:jc w:val="both"/>
       </w:pPr>
+      <w:proofErr w:type="spellStart"/>
       <w:r>
         <w:rPr>
           <w:b/>
           <w:bCs/>
         </w:rPr>
-        <w:t>One-Hot Encoding</w:t>
-      </w:r>
+        <w:t>One</w:t>
+      </w:r>
+      <w:proofErr w:type="spellEnd"/>
+      <w:r>
+        <w:rPr>
+          <w:b/>
+          <w:bCs/>
+        </w:rPr>
+        <w:t xml:space="preserve">-Hot </w:t>
+      </w:r>
+      <w:proofErr w:type="spellStart"/>
+      <w:r>
+        <w:rPr>
+          <w:b/>
+          <w:bCs/>
+        </w:rPr>
+        <w:t>Encoding</w:t>
+      </w:r>
+      <w:proofErr w:type="spellEnd"/>
       <w:r>
         <w:t>: para variables no ordinales</w:t>
       </w:r>
@@ -8874,7 +11586,6 @@
           <w:b/>
           <w:bCs/>
         </w:rPr>
-        <w:lastRenderedPageBreak/>
         <w:t>Estandarización de variables numéricas</w:t>
       </w:r>
     </w:p>
@@ -8893,7 +11604,23 @@
         <w:t>escalado estándar</w:t>
       </w:r>
       <w:r>
-        <w:t xml:space="preserve"> (StandardScaler de sklearn) a las variables numéricas como la edad, frecuencia cardiaca, o niveles de oxígeno, con el objetivo de centrar la media en 0 y reducir la varianza a 1. Esto ayuda a mejorar la eficiencia de los algoritmos que son sensibles a las magnitudes, como SVM o redes neuronales.</w:t>
+        <w:t xml:space="preserve"> (</w:t>
+      </w:r>
+      <w:proofErr w:type="spellStart"/>
+      <w:r>
+        <w:t>StandardScaler</w:t>
+      </w:r>
+      <w:proofErr w:type="spellEnd"/>
+      <w:r>
+        <w:t xml:space="preserve"> de </w:t>
+      </w:r>
+      <w:proofErr w:type="spellStart"/>
+      <w:r>
+        <w:t>sklearn</w:t>
+      </w:r>
+      <w:proofErr w:type="spellEnd"/>
+      <w:r>
+        <w:t>) a las variables numéricas como la edad, frecuencia cardiaca, o niveles de oxígeno, con el objetivo de centrar la media en 0 y reducir la varianza a 1. Esto ayuda a mejorar la eficiencia de los algoritmos que son sensibles a las magnitudes, como SVM o redes neuronales.</w:t>
       </w:r>
     </w:p>
     <w:p>
@@ -8922,7 +11649,15 @@
         <w:jc w:val="both"/>
       </w:pPr>
       <w:r>
-        <w:t>Finalmente, se realizó la partición del conjunto de datos en dos subconjuntos: entrenamiento (80%) y prueba (20%) utilizando la función train_test_split. Esta división permite evaluar la capacidad de generalización del modelo sobre datos no vistos durante el entrenamiento, evitando el sobreajuste.</w:t>
+        <w:t xml:space="preserve">Finalmente, se realizó la partición del conjunto de datos en dos subconjuntos: entrenamiento (80%) y prueba (20%) utilizando la función </w:t>
+      </w:r>
+      <w:proofErr w:type="spellStart"/>
+      <w:r>
+        <w:t>train_test_split</w:t>
+      </w:r>
+      <w:proofErr w:type="spellEnd"/>
+      <w:r>
+        <w:t>. Esta división permite evaluar la capacidad de generalización del modelo sobre datos no vistos durante el entrenamiento, evitando el sobreajuste.</w:t>
       </w:r>
     </w:p>
     <w:p/>
@@ -8931,7 +11666,15 @@
         <w:jc w:val="both"/>
       </w:pPr>
       <w:r>
-        <w:t>Como resultado de este proceso, se obtuvo un conjunto de datos limpio, estructurado y normalizado, preparado para su uso en el desarrollo de modelos de clasificación multiclase. Este dataset preprocesado conserva la información relevante para el diagnóstico de trastornos del sueño, manteniendo su validez clínica y técnica.</w:t>
+        <w:t xml:space="preserve">Como resultado de este proceso, se obtuvo un conjunto de datos limpio, estructurado y normalizado, preparado para su uso en el desarrollo de modelos de clasificación multiclase. Este </w:t>
+      </w:r>
+      <w:proofErr w:type="spellStart"/>
+      <w:r>
+        <w:t>dataset</w:t>
+      </w:r>
+      <w:proofErr w:type="spellEnd"/>
+      <w:r>
+        <w:t xml:space="preserve"> preprocesado conserva la información relevante para el diagnóstico de trastornos del sueño, manteniendo su validez clínica y técnica.</w:t>
       </w:r>
     </w:p>
     <w:p/>
@@ -8940,8 +11683,13 @@
         <w:pStyle w:val="Ttulo3"/>
       </w:pPr>
       <w:bookmarkStart w:id="58" w:name="_Toc195123277"/>
-      <w:r>
-        <w:t>Anáisis exploratorio de los datos (EDA)</w:t>
+      <w:proofErr w:type="spellStart"/>
+      <w:r>
+        <w:t>Anáisis</w:t>
+      </w:r>
+      <w:proofErr w:type="spellEnd"/>
+      <w:r>
+        <w:t xml:space="preserve"> exploratorio de los datos (EDA)</w:t>
       </w:r>
       <w:bookmarkEnd w:id="58"/>
     </w:p>
@@ -8950,7 +11698,11 @@
         <w:jc w:val="both"/>
       </w:pPr>
       <w:r>
-        <w:t>El análisis exploratorio de datos (EDA, por sus siglas en inglés) tuvo como objetivo comprender la estructura interna del conjunto de datos, identificar patrones relevantes, relaciones entre variables y detectar la presencia de posibles valores atípicos que pudieran interferir en el rendimiento de los modelos.</w:t>
+        <w:t xml:space="preserve">El análisis exploratorio de datos (EDA, por sus siglas en inglés) tuvo como objetivo comprender la estructura interna del conjunto de datos, identificar patrones relevantes, </w:t>
+      </w:r>
+      <w:r>
+        <w:lastRenderedPageBreak/>
+        <w:t>relaciones entre variables y detectar la presencia de posibles valores atípicos que pudieran interferir en el rendimiento de los modelos.</w:t>
       </w:r>
     </w:p>
     <w:p>
@@ -8993,10 +11745,34 @@
           <w:b/>
           <w:bCs/>
         </w:rPr>
-        <w:t>Diagramas de caja (boxplots)</w:t>
-      </w:r>
-      <w:r>
-        <w:t>: se utilizaron para analizar la dispersión y detectar valores atípicos (outliers) en variables clínicas y de estilo de vida. También permitieron visualizar la diferencia de distribución de ciertas variables según la clase del trastorno del sueño.</w:t>
+        <w:t>Diagramas de caja (</w:t>
+      </w:r>
+      <w:proofErr w:type="spellStart"/>
+      <w:r>
+        <w:rPr>
+          <w:b/>
+          <w:bCs/>
+        </w:rPr>
+        <w:t>boxplots</w:t>
+      </w:r>
+      <w:proofErr w:type="spellEnd"/>
+      <w:r>
+        <w:rPr>
+          <w:b/>
+          <w:bCs/>
+        </w:rPr>
+        <w:t>)</w:t>
+      </w:r>
+      <w:r>
+        <w:t>: se utilizaron para analizar la dispersión y detectar valores atípicos (</w:t>
+      </w:r>
+      <w:proofErr w:type="spellStart"/>
+      <w:r>
+        <w:t>outliers</w:t>
+      </w:r>
+      <w:proofErr w:type="spellEnd"/>
+      <w:r>
+        <w:t>) en variables clínicas y de estilo de vida. También permitieron visualizar la diferencia de distribución de ciertas variables según la clase del trastorno del sueño.</w:t>
       </w:r>
     </w:p>
     <w:p>
@@ -9012,7 +11788,23 @@
           <w:b/>
           <w:bCs/>
         </w:rPr>
-        <w:t>Mapas de calor (heatmaps)</w:t>
+        <w:t>Mapas de calor (</w:t>
+      </w:r>
+      <w:proofErr w:type="spellStart"/>
+      <w:r>
+        <w:rPr>
+          <w:b/>
+          <w:bCs/>
+        </w:rPr>
+        <w:t>heatmaps</w:t>
+      </w:r>
+      <w:proofErr w:type="spellEnd"/>
+      <w:r>
+        <w:rPr>
+          <w:b/>
+          <w:bCs/>
+        </w:rPr>
+        <w:t>)</w:t>
       </w:r>
       <w:r>
         <w:t xml:space="preserve"> de correlación: se construyó una matriz de correlación entre variables numéricas para detectar relaciones lineales entre ellas. Esto fue útil para evitar redundancias o colinealidad excesiva entre variables como presión sistólica/diastólica y edad.</w:t>
@@ -9034,15 +11826,22 @@
         <w:t>Distribución de la variable objetivo</w:t>
       </w:r>
       <w:r>
-        <w:t>: se analizó la variable target (tipo de trastorno del sueño) en función de otras variables independientes, tanto categóricas como numéricas. Por ejemplo, se observó una mayor frecuencia de apnea del sueño en individuos con IMC elevado y presión arterial alta, y un mayor número de casos de insomnio en personas con baja calidad del sueño y altos niveles de estrés.</w:t>
-      </w:r>
-    </w:p>
-    <w:p>
-      <w:pPr>
-        <w:jc w:val="both"/>
-      </w:pPr>
-      <w:r>
-        <w:lastRenderedPageBreak/>
+        <w:t xml:space="preserve">: se analizó la variable </w:t>
+      </w:r>
+      <w:proofErr w:type="gramStart"/>
+      <w:r>
+        <w:t>target</w:t>
+      </w:r>
+      <w:proofErr w:type="gramEnd"/>
+      <w:r>
+        <w:t xml:space="preserve"> (tipo de trastorno del sueño) en función de otras variables independientes, tanto categóricas como numéricas. Por ejemplo, se observó una mayor frecuencia de apnea del sueño en individuos con IMC elevado y presión arterial alta, y un mayor número de casos de insomnio en personas con baja calidad del sueño y altos niveles de estrés.</w:t>
+      </w:r>
+    </w:p>
+    <w:p>
+      <w:pPr>
+        <w:jc w:val="both"/>
+      </w:pPr>
+      <w:r>
         <w:t>Este análisis preliminar permitió ajustar las decisiones de preprocesamiento y orientar el desarrollo del modelo hacia aquellas variables que mostraban mayor potencial predictivo, facilitando así un enfoque más fundamentado en el diseño del clasificador.</w:t>
       </w:r>
     </w:p>
@@ -9093,7 +11892,23 @@
         <w:t>Regresión Logística</w:t>
       </w:r>
       <w:r>
-        <w:t xml:space="preserve"> (Logistic Regression)</w:t>
+        <w:t xml:space="preserve"> (</w:t>
+      </w:r>
+      <w:proofErr w:type="spellStart"/>
+      <w:r>
+        <w:t>Logistic</w:t>
+      </w:r>
+      <w:proofErr w:type="spellEnd"/>
+      <w:r>
+        <w:t xml:space="preserve"> </w:t>
+      </w:r>
+      <w:proofErr w:type="spellStart"/>
+      <w:r>
+        <w:t>Regression</w:t>
+      </w:r>
+      <w:proofErr w:type="spellEnd"/>
+      <w:r>
+        <w:t>)</w:t>
       </w:r>
     </w:p>
     <w:p>
@@ -9108,11 +11923,29 @@
         <w:t>Árbol de Decisión</w:t>
       </w:r>
       <w:r>
-        <w:t xml:space="preserve"> (Decision Tree</w:t>
-      </w:r>
-      <w:r>
-        <w:t xml:space="preserve"> Classifier</w:t>
-      </w:r>
+        <w:t xml:space="preserve"> (</w:t>
+      </w:r>
+      <w:proofErr w:type="spellStart"/>
+      <w:r>
+        <w:t>Decision</w:t>
+      </w:r>
+      <w:proofErr w:type="spellEnd"/>
+      <w:r>
+        <w:t xml:space="preserve"> </w:t>
+      </w:r>
+      <w:proofErr w:type="spellStart"/>
+      <w:r>
+        <w:t>Tree</w:t>
+      </w:r>
+      <w:proofErr w:type="spellEnd"/>
+      <w:r>
+        <w:t xml:space="preserve"> </w:t>
+      </w:r>
+      <w:proofErr w:type="spellStart"/>
+      <w:r>
+        <w:t>Classifier</w:t>
+      </w:r>
+      <w:proofErr w:type="spellEnd"/>
       <w:r>
         <w:t>)</w:t>
       </w:r>
@@ -9128,8 +11961,13 @@
       <w:r>
         <w:t>Máquinas de Vectores de Soporte (</w:t>
       </w:r>
-      <w:r>
-        <w:t xml:space="preserve">Support Vector Machine </w:t>
+      <w:proofErr w:type="spellStart"/>
+      <w:r>
+        <w:t>Support</w:t>
+      </w:r>
+      <w:proofErr w:type="spellEnd"/>
+      <w:r>
+        <w:t xml:space="preserve"> Vector Machine </w:t>
       </w:r>
       <w:r>
         <w:t xml:space="preserve">- </w:t>
@@ -9180,11 +12018,24 @@
       <w:r>
         <w:t>Perceptrón Multicapa (</w:t>
       </w:r>
+      <w:proofErr w:type="spellStart"/>
       <w:r>
         <w:t>Multi</w:t>
       </w:r>
       <w:r>
-        <w:t xml:space="preserve">layer Perceptron - </w:t>
+        <w:t>layer</w:t>
+      </w:r>
+      <w:proofErr w:type="spellEnd"/>
+      <w:r>
+        <w:t xml:space="preserve"> </w:t>
+      </w:r>
+      <w:proofErr w:type="spellStart"/>
+      <w:r>
+        <w:t>Perceptron</w:t>
+      </w:r>
+      <w:proofErr w:type="spellEnd"/>
+      <w:r>
+        <w:t xml:space="preserve"> - </w:t>
       </w:r>
       <w:r>
         <w:t>MLP)</w:t>
@@ -9201,7 +12052,31 @@
         <w:t xml:space="preserve">fue entrenado utilizando el conjunto de entrenamiento previamente preprocesado. </w:t>
       </w:r>
       <w:r>
-        <w:t>Se emplearon técnicas como validación cruzada y grid search para la búsqueda de hiperparámetros óptimos</w:t>
+        <w:t xml:space="preserve">Se emplearon técnicas como validación cruzada y </w:t>
+      </w:r>
+      <w:proofErr w:type="spellStart"/>
+      <w:r>
+        <w:t>grid</w:t>
+      </w:r>
+      <w:proofErr w:type="spellEnd"/>
+      <w:r>
+        <w:t xml:space="preserve"> </w:t>
+      </w:r>
+      <w:proofErr w:type="spellStart"/>
+      <w:r>
+        <w:t>search</w:t>
+      </w:r>
+      <w:proofErr w:type="spellEnd"/>
+      <w:r>
+        <w:t xml:space="preserve"> para la búsqueda de </w:t>
+      </w:r>
+      <w:proofErr w:type="spellStart"/>
+      <w:r>
+        <w:t>hiperparámetros</w:t>
+      </w:r>
+      <w:proofErr w:type="spellEnd"/>
+      <w:r>
+        <w:t xml:space="preserve"> óptimos</w:t>
       </w:r>
       <w:r>
         <w:t>.</w:t>
@@ -9218,9 +12093,15 @@
       </w:pPr>
       <w:bookmarkStart w:id="60" w:name="_Toc195123279"/>
       <w:r>
-        <w:t>Ajuste de hiperparámetros</w:t>
+        <w:lastRenderedPageBreak/>
+        <w:t xml:space="preserve">Ajuste de </w:t>
+      </w:r>
+      <w:proofErr w:type="spellStart"/>
+      <w:r>
+        <w:t>hiperparámetros</w:t>
       </w:r>
       <w:bookmarkEnd w:id="60"/>
+      <w:proofErr w:type="spellEnd"/>
     </w:p>
     <w:p>
       <w:pPr>
@@ -9233,7 +12114,35 @@
         <w:rPr>
           <w:color w:val="FF0000"/>
         </w:rPr>
-        <w:t>Durante el ajuste de modelos, se exploraron distintos conjuntos de hiperparámetros utilizando la técnica GridSearchCV, que evalúa diferentes combinaciones mediante validación cruzada.</w:t>
+        <w:t xml:space="preserve">Durante el ajuste de modelos, se exploraron distintos conjuntos de </w:t>
+      </w:r>
+      <w:proofErr w:type="spellStart"/>
+      <w:r>
+        <w:rPr>
+          <w:color w:val="FF0000"/>
+        </w:rPr>
+        <w:t>hiperparámetros</w:t>
+      </w:r>
+      <w:proofErr w:type="spellEnd"/>
+      <w:r>
+        <w:rPr>
+          <w:color w:val="FF0000"/>
+        </w:rPr>
+        <w:t xml:space="preserve"> utilizando la técnica </w:t>
+      </w:r>
+      <w:proofErr w:type="spellStart"/>
+      <w:r>
+        <w:rPr>
+          <w:color w:val="FF0000"/>
+        </w:rPr>
+        <w:t>GridSearchCV</w:t>
+      </w:r>
+      <w:proofErr w:type="spellEnd"/>
+      <w:r>
+        <w:rPr>
+          <w:color w:val="FF0000"/>
+        </w:rPr>
+        <w:t>, que evalúa diferentes combinaciones mediante validación cruzada.</w:t>
       </w:r>
     </w:p>
     <w:p>
@@ -9252,7 +12161,21 @@
         <w:rPr>
           <w:color w:val="FF0000"/>
         </w:rPr>
-        <w:t>Para SVM se probaron diferentes kernels (lineal, RBF) y valores de C.</w:t>
+        <w:t xml:space="preserve">Para SVM se probaron diferentes </w:t>
+      </w:r>
+      <w:proofErr w:type="spellStart"/>
+      <w:r>
+        <w:rPr>
+          <w:color w:val="FF0000"/>
+        </w:rPr>
+        <w:t>kernels</w:t>
+      </w:r>
+      <w:proofErr w:type="spellEnd"/>
+      <w:r>
+        <w:rPr>
+          <w:color w:val="FF0000"/>
+        </w:rPr>
+        <w:t xml:space="preserve"> (lineal, RBF) y valores de C.</w:t>
       </w:r>
     </w:p>
     <w:p>
@@ -9271,7 +12194,49 @@
         <w:rPr>
           <w:color w:val="FF0000"/>
         </w:rPr>
-        <w:t>En Random Forest se ajustaron el número de árboles (n_estimators) y la profundidad máxima (max_depth).</w:t>
+        <w:t xml:space="preserve">En </w:t>
+      </w:r>
+      <w:proofErr w:type="spellStart"/>
+      <w:r>
+        <w:rPr>
+          <w:color w:val="FF0000"/>
+        </w:rPr>
+        <w:t>Random</w:t>
+      </w:r>
+      <w:proofErr w:type="spellEnd"/>
+      <w:r>
+        <w:rPr>
+          <w:color w:val="FF0000"/>
+        </w:rPr>
+        <w:t xml:space="preserve"> Forest se ajustaron el número de árboles (</w:t>
+      </w:r>
+      <w:proofErr w:type="spellStart"/>
+      <w:r>
+        <w:rPr>
+          <w:color w:val="FF0000"/>
+        </w:rPr>
+        <w:t>n_estimators</w:t>
+      </w:r>
+      <w:proofErr w:type="spellEnd"/>
+      <w:r>
+        <w:rPr>
+          <w:color w:val="FF0000"/>
+        </w:rPr>
+        <w:t>) y la profundidad máxima (</w:t>
+      </w:r>
+      <w:proofErr w:type="spellStart"/>
+      <w:r>
+        <w:rPr>
+          <w:color w:val="FF0000"/>
+        </w:rPr>
+        <w:t>max_depth</w:t>
+      </w:r>
+      <w:proofErr w:type="spellEnd"/>
+      <w:r>
+        <w:rPr>
+          <w:color w:val="FF0000"/>
+        </w:rPr>
+        <w:t>).</w:t>
       </w:r>
     </w:p>
     <w:p>
@@ -9304,7 +12269,21 @@
         <w:rPr>
           <w:color w:val="FF0000"/>
         </w:rPr>
-        <w:t>Este proceso permitió optimizar el rendimiento de cada modelo sin sobreajustar a los datos de entrenamiento.</w:t>
+        <w:t xml:space="preserve">Este proceso permitió optimizar el rendimiento de cada modelo sin </w:t>
+      </w:r>
+      <w:proofErr w:type="spellStart"/>
+      <w:r>
+        <w:rPr>
+          <w:color w:val="FF0000"/>
+        </w:rPr>
+        <w:t>sobreajustar</w:t>
+      </w:r>
+      <w:proofErr w:type="spellEnd"/>
+      <w:r>
+        <w:rPr>
+          <w:color w:val="FF0000"/>
+        </w:rPr>
+        <w:t xml:space="preserve"> a los datos de entrenamiento.</w:t>
       </w:r>
     </w:p>
     <w:p>
@@ -9363,7 +12342,23 @@
           <w:b/>
           <w:bCs/>
         </w:rPr>
-        <w:t>Precisión (Accuracy)</w:t>
+        <w:t>Precisión (</w:t>
+      </w:r>
+      <w:proofErr w:type="spellStart"/>
+      <w:r>
+        <w:rPr>
+          <w:b/>
+          <w:bCs/>
+        </w:rPr>
+        <w:t>Accuracy</w:t>
+      </w:r>
+      <w:proofErr w:type="spellEnd"/>
+      <w:r>
+        <w:rPr>
+          <w:b/>
+          <w:bCs/>
+        </w:rPr>
+        <w:t>)</w:t>
       </w:r>
     </w:p>
     <w:p>
@@ -9379,6 +12374,7 @@
           <w:bCs/>
         </w:rPr>
       </w:pPr>
+      <w:proofErr w:type="spellStart"/>
       <w:r>
         <w:rPr>
           <w:b/>
@@ -9393,6 +12389,7 @@
         </w:rPr>
         <w:t>ecall</w:t>
       </w:r>
+      <w:proofErr w:type="spellEnd"/>
       <w:r>
         <w:rPr>
           <w:b/>
@@ -9448,7 +12445,6 @@
         <w:jc w:val="both"/>
       </w:pPr>
       <w:r>
-        <w:lastRenderedPageBreak/>
         <w:t>Los resultados obtenidos de cada modelo se trasladan al apartado de Resultados (apartado 4), donde se muestran de forma detallada. Posteriormente, estos resultados se analizan y discuten en profundidad en el apartado 5 (Discusión).</w:t>
       </w:r>
     </w:p>
@@ -9464,7 +12460,23 @@
           <w:b/>
           <w:bCs/>
         </w:rPr>
-        <w:t>de Random Forest</w:t>
+        <w:t xml:space="preserve">de </w:t>
+      </w:r>
+      <w:proofErr w:type="spellStart"/>
+      <w:r>
+        <w:rPr>
+          <w:b/>
+          <w:bCs/>
+        </w:rPr>
+        <w:t>Random</w:t>
+      </w:r>
+      <w:proofErr w:type="spellEnd"/>
+      <w:r>
+        <w:rPr>
+          <w:b/>
+          <w:bCs/>
+        </w:rPr>
+        <w:t xml:space="preserve"> Forest</w:t>
       </w:r>
       <w:r>
         <w:t xml:space="preserve"> como el mejor clasificador, ya que ofreció un excelente equilibrio entre rendimiento, interpretabilidad y capacidad de generalización. Este modelo será el utilizado para su integración en la aplicación descrita en el siguiente apartado</w:t>
@@ -9499,21 +12511,91 @@
         <w:rPr>
           <w:highlight w:val="yellow"/>
         </w:rPr>
-        <w:t>Uno de los desafíos comunes en modelos complejos como Random Forest es su limitada interpretabilidad, es decir, la dificultad para entender cómo se toman las decisiones internas del modelo. Para abordar esta limitación y dotar de transparencia al sistema predictivo, se incorporaron técnicas basadas en SHAP (SHapley Additive exPlanations), un enfoque de interpretabilidad ampliamente aceptado en el ámbito del aprendizaje automático.</w:t>
-      </w:r>
-    </w:p>
-    <w:p>
-      <w:pPr>
-        <w:jc w:val="both"/>
+        <w:t xml:space="preserve">Uno de los desafíos comunes en modelos complejos como </w:t>
+      </w:r>
+      <w:proofErr w:type="spellStart"/>
+      <w:r>
         <w:rPr>
           <w:highlight w:val="yellow"/>
         </w:rPr>
-      </w:pPr>
+        <w:t>Random</w:t>
+      </w:r>
+      <w:proofErr w:type="spellEnd"/>
       <w:r>
         <w:rPr>
           <w:highlight w:val="yellow"/>
         </w:rPr>
-        <w:t>SHAP permite cuantificar la contribución de cada variable en la predicción de una muestra determinada, así como determinar la importancia global de las características en el modelo. Este análisis se aplicó al modelo final seleccionado (Random Forest) y se dividió en dos niveles:</w:t>
+        <w:t xml:space="preserve"> Forest es su limitada interpretabilidad, es decir, la dificultad para entender cómo se toman las decisiones internas del modelo. Para abordar esta limitación y dotar de transparencia al sistema predictivo, se incorporaron técnicas basadas en SHAP (</w:t>
+      </w:r>
+      <w:proofErr w:type="spellStart"/>
+      <w:r>
+        <w:rPr>
+          <w:highlight w:val="yellow"/>
+        </w:rPr>
+        <w:t>SHapley</w:t>
+      </w:r>
+      <w:proofErr w:type="spellEnd"/>
+      <w:r>
+        <w:rPr>
+          <w:highlight w:val="yellow"/>
+        </w:rPr>
+        <w:t xml:space="preserve"> </w:t>
+      </w:r>
+      <w:proofErr w:type="spellStart"/>
+      <w:r>
+        <w:rPr>
+          <w:highlight w:val="yellow"/>
+        </w:rPr>
+        <w:t>Additive</w:t>
+      </w:r>
+      <w:proofErr w:type="spellEnd"/>
+      <w:r>
+        <w:rPr>
+          <w:highlight w:val="yellow"/>
+        </w:rPr>
+        <w:t xml:space="preserve"> </w:t>
+      </w:r>
+      <w:proofErr w:type="spellStart"/>
+      <w:r>
+        <w:rPr>
+          <w:highlight w:val="yellow"/>
+        </w:rPr>
+        <w:t>exPlanations</w:t>
+      </w:r>
+      <w:proofErr w:type="spellEnd"/>
+      <w:r>
+        <w:rPr>
+          <w:highlight w:val="yellow"/>
+        </w:rPr>
+        <w:t>), un enfoque de interpretabilidad ampliamente aceptado en el ámbito del aprendizaje automático.</w:t>
+      </w:r>
+    </w:p>
+    <w:p>
+      <w:pPr>
+        <w:jc w:val="both"/>
+        <w:rPr>
+          <w:highlight w:val="yellow"/>
+        </w:rPr>
+      </w:pPr>
+      <w:r>
+        <w:rPr>
+          <w:highlight w:val="yellow"/>
+        </w:rPr>
+        <w:t>SHAP permite cuantificar la contribución de cada variable en la predicción de una muestra determinada, así como determinar la importancia global de las características en el modelo. Este análisis se aplicó al modelo final seleccionado (</w:t>
+      </w:r>
+      <w:proofErr w:type="spellStart"/>
+      <w:r>
+        <w:rPr>
+          <w:highlight w:val="yellow"/>
+        </w:rPr>
+        <w:t>Random</w:t>
+      </w:r>
+      <w:proofErr w:type="spellEnd"/>
+      <w:r>
+        <w:rPr>
+          <w:highlight w:val="yellow"/>
+        </w:rPr>
+        <w:t xml:space="preserve"> Forest) y se dividió en dos niveles:</w:t>
       </w:r>
     </w:p>
     <w:p>
@@ -9539,7 +12621,14 @@
         <w:rPr>
           <w:highlight w:val="yellow"/>
         </w:rPr>
-        <w:t>: Se generó un gráfico resumen en el que se visualiza el peso promedio de cada variable en todas las predicciones del modelo. Las variables que mostraron mayor influencia fueron la presión arterial sistólica y diastólica, el índice de masa corporal (BMI), la duración del sueño y la edad. Estos resultados concuerdan con los factores clínicos habitualmente relacionados con los trastornos del sueño, lo cual refuerza la validez del modelo.</w:t>
+        <w:t xml:space="preserve">: Se generó un gráfico resumen en el que se visualiza el peso promedio de cada variable en todas las predicciones del modelo. Las variables que </w:t>
+      </w:r>
+      <w:r>
+        <w:rPr>
+          <w:highlight w:val="yellow"/>
+        </w:rPr>
+        <w:lastRenderedPageBreak/>
+        <w:t>mostraron mayor influencia fueron la presión arterial sistólica y diastólica, el índice de masa corporal (BMI), la duración del sueño y la edad. Estos resultados concuerdan con los factores clínicos habitualmente relacionados con los trastornos del sueño, lo cual refuerza la validez del modelo.</w:t>
       </w:r>
     </w:p>
     <w:p>
@@ -9565,7 +12654,35 @@
         <w:rPr>
           <w:highlight w:val="yellow"/>
         </w:rPr>
-        <w:t>: Mediante gráficos de fuerza (force plots), se analizaron predicciones específicas para observar cómo influyen las características particulares de un usuario en el resultado final. En un ejemplo concreto, se observó que una baja calidad del sueño, una presión arterial elevada y un nivel de actividad física reducido empujaban la predicción hacia la presencia de un trastorno del sueño. Esta capacidad de descomponer la predicción en causas concretas mejora significativamente la transparencia del modelo y su aplicabilidad en contextos clínicos.</w:t>
+        <w:t>: Mediante gráficos de fuerza (</w:t>
+      </w:r>
+      <w:proofErr w:type="spellStart"/>
+      <w:r>
+        <w:rPr>
+          <w:highlight w:val="yellow"/>
+        </w:rPr>
+        <w:t>force</w:t>
+      </w:r>
+      <w:proofErr w:type="spellEnd"/>
+      <w:r>
+        <w:rPr>
+          <w:highlight w:val="yellow"/>
+        </w:rPr>
+        <w:t xml:space="preserve"> </w:t>
+      </w:r>
+      <w:proofErr w:type="spellStart"/>
+      <w:r>
+        <w:rPr>
+          <w:highlight w:val="yellow"/>
+        </w:rPr>
+        <w:t>plots</w:t>
+      </w:r>
+      <w:proofErr w:type="spellEnd"/>
+      <w:r>
+        <w:rPr>
+          <w:highlight w:val="yellow"/>
+        </w:rPr>
+        <w:t>), se analizaron predicciones específicas para observar cómo influyen las características particulares de un usuario en el resultado final. En un ejemplo concreto, se observó que una baja calidad del sueño, una presión arterial elevada y un nivel de actividad física reducido empujaban la predicción hacia la presencia de un trastorno del sueño. Esta capacidad de descomponer la predicción en causas concretas mejora significativamente la transparencia del modelo y su aplicabilidad en contextos clínicos.</w:t>
       </w:r>
     </w:p>
     <w:p>
@@ -9623,6 +12740,7 @@
         </w:rPr>
         <w:t xml:space="preserve">Con el objetivo de ofrecer una herramienta accesible, intuitiva y funcional, se desarrolló una aplicación web utilizando la librería </w:t>
       </w:r>
+      <w:proofErr w:type="spellStart"/>
       <w:r>
         <w:rPr>
           <w:b/>
@@ -9631,31 +12749,39 @@
         </w:rPr>
         <w:t>Streamlit</w:t>
       </w:r>
+      <w:proofErr w:type="spellEnd"/>
       <w:r>
         <w:rPr>
           <w:color w:val="FF0000"/>
         </w:rPr>
-        <w:t xml:space="preserve">, que permite crear interfaces gráficas </w:t>
-      </w:r>
-      <w:r>
+        <w:t>, que permite crear interfaces gráficas directamente desde scripts en Python, sin necesidad de conocimientos avanzados en desarrollo web.</w:t>
+      </w:r>
+    </w:p>
+    <w:p>
+      <w:pPr>
         <w:rPr>
           <w:color w:val="FF0000"/>
         </w:rPr>
-        <w:lastRenderedPageBreak/>
-        <w:t>directamente desde scripts en Python, sin necesidad de conocimientos avanzados en desarrollo web.</w:t>
-      </w:r>
-    </w:p>
-    <w:p>
-      <w:pPr>
+      </w:pPr>
+      <w:r>
         <w:rPr>
           <w:color w:val="FF0000"/>
         </w:rPr>
-      </w:pPr>
+        <w:t>La aplicación tiene como finalidad integrar el modelo predictivo previamente entrenado (</w:t>
+      </w:r>
+      <w:proofErr w:type="spellStart"/>
       <w:r>
         <w:rPr>
           <w:color w:val="FF0000"/>
         </w:rPr>
-        <w:t>La aplicación tiene como finalidad integrar el modelo predictivo previamente entrenado (Random Forest), permitiendo al usuario introducir información personal relacionada con factores de riesgo de los trastornos del sueño, como:</w:t>
+        <w:t>Random</w:t>
+      </w:r>
+      <w:proofErr w:type="spellEnd"/>
+      <w:r>
+        <w:rPr>
+          <w:color w:val="FF0000"/>
+        </w:rPr>
+        <w:t xml:space="preserve"> Forest), permitiendo al usuario introducir información personal relacionada con factores de riesgo de los trastornos del sueño, como:</w:t>
       </w:r>
     </w:p>
     <w:p>
@@ -9873,6 +12999,7 @@
           <w:bCs/>
           <w:color w:val="FF0000"/>
         </w:rPr>
+        <w:lastRenderedPageBreak/>
         <w:t>Visualiza las probabilidades</w:t>
       </w:r>
       <w:r>
@@ -9898,40 +13025,36 @@
           <w:bCs/>
           <w:color w:val="FF0000"/>
         </w:rPr>
-        <w:t>Integra explicabilidad</w:t>
-      </w:r>
-      <w:r>
-        <w:rPr>
-          <w:color w:val="FF0000"/>
-        </w:rPr>
-        <w:t xml:space="preserve"> mediante gráficos generados con SHAP, lo que permite interpretar las características que más han influido en la predicción individual.</w:t>
-      </w:r>
-    </w:p>
-    <w:p>
-      <w:pPr>
-        <w:rPr>
-          <w:color w:val="FF0000"/>
-        </w:rPr>
-      </w:pPr>
-      <w:r>
-        <w:rPr>
-          <w:color w:val="FF0000"/>
-        </w:rPr>
-        <w:t xml:space="preserve">Adicionalmente, se incorporó un </w:t>
-      </w:r>
+        <w:t xml:space="preserve">Integra </w:t>
+      </w:r>
+      <w:proofErr w:type="spellStart"/>
       <w:r>
         <w:rPr>
           <w:b/>
           <w:bCs/>
           <w:color w:val="FF0000"/>
         </w:rPr>
-        <w:t>código QR</w:t>
-      </w:r>
+        <w:t>explicabilidad</w:t>
+      </w:r>
+      <w:proofErr w:type="spellEnd"/>
       <w:r>
         <w:rPr>
           <w:color w:val="FF0000"/>
         </w:rPr>
-        <w:t xml:space="preserve"> visible en la interfaz que permite acceder a la aplicación desde dispositivos móviles, facilitando la presentación en entornos académicos o clínicos. La aplicación fue desplegada en la nube mediante </w:t>
+        <w:t xml:space="preserve"> mediante gráficos generados con SHAP, lo que permite interpretar las características que más han influido en la predicción individual.</w:t>
+      </w:r>
+    </w:p>
+    <w:p>
+      <w:pPr>
+        <w:rPr>
+          <w:color w:val="FF0000"/>
+        </w:rPr>
+      </w:pPr>
+      <w:r>
+        <w:rPr>
+          <w:color w:val="FF0000"/>
+        </w:rPr>
+        <w:t xml:space="preserve">Adicionalmente, se incorporó un </w:t>
       </w:r>
       <w:r>
         <w:rPr>
@@ -9939,12 +13062,54 @@
           <w:bCs/>
           <w:color w:val="FF0000"/>
         </w:rPr>
-        <w:t>Streamlit Community Cloud</w:t>
+        <w:t>código QR</w:t>
       </w:r>
       <w:r>
         <w:rPr>
           <w:color w:val="FF0000"/>
         </w:rPr>
+        <w:t xml:space="preserve"> visible en la interfaz que permite acceder a la aplicación desde dispositivos móviles, facilitando la presentación en entornos académicos o clínicos. La aplicación fue desplegada en la nube mediante </w:t>
+      </w:r>
+      <w:proofErr w:type="spellStart"/>
+      <w:r>
+        <w:rPr>
+          <w:b/>
+          <w:bCs/>
+          <w:color w:val="FF0000"/>
+        </w:rPr>
+        <w:t>Streamlit</w:t>
+      </w:r>
+      <w:proofErr w:type="spellEnd"/>
+      <w:r>
+        <w:rPr>
+          <w:b/>
+          <w:bCs/>
+          <w:color w:val="FF0000"/>
+        </w:rPr>
+        <w:t xml:space="preserve"> </w:t>
+      </w:r>
+      <w:proofErr w:type="spellStart"/>
+      <w:r>
+        <w:rPr>
+          <w:b/>
+          <w:bCs/>
+          <w:color w:val="FF0000"/>
+        </w:rPr>
+        <w:t>Community</w:t>
+      </w:r>
+      <w:proofErr w:type="spellEnd"/>
+      <w:r>
+        <w:rPr>
+          <w:b/>
+          <w:bCs/>
+          <w:color w:val="FF0000"/>
+        </w:rPr>
+        <w:t xml:space="preserve"> Cloud</w:t>
+      </w:r>
+      <w:r>
+        <w:rPr>
+          <w:color w:val="FF0000"/>
+        </w:rPr>
         <w:t>, lo que garantiza su accesibilidad desde cualquier dispositivo con conexión a internet.</w:t>
       </w:r>
     </w:p>
@@ -9978,7 +13143,6 @@
       </w:pPr>
       <w:bookmarkStart w:id="64" w:name="_Toc195123283"/>
       <w:r>
-        <w:lastRenderedPageBreak/>
         <w:t>Integración del modelo e</w:t>
       </w:r>
       <w:r>
@@ -10010,12 +13174,31 @@
         <w:rPr>
           <w:color w:val="FF0000"/>
         </w:rPr>
-        <w:t>Cómo se estructura visualmente la app: qué preguntas hace, cómo se rellenan los formularios, cómo se muestran los resultados, cómo se interpreta la salida.</w:t>
-      </w:r>
-    </w:p>
-    <w:p>
-      <w:r>
-        <w:t>Explicabilidad del modelo?</w:t>
+        <w:t xml:space="preserve">Cómo se estructura visualmente la </w:t>
+      </w:r>
+      <w:proofErr w:type="gramStart"/>
+      <w:r>
+        <w:rPr>
+          <w:color w:val="FF0000"/>
+        </w:rPr>
+        <w:t>app</w:t>
+      </w:r>
+      <w:proofErr w:type="gramEnd"/>
+      <w:r>
+        <w:rPr>
+          <w:color w:val="FF0000"/>
+        </w:rPr>
+        <w:t>: qué preguntas hace, cómo se rellenan los formularios, cómo se muestran los resultados, cómo se interpreta la salida.</w:t>
+      </w:r>
+    </w:p>
+    <w:p>
+      <w:proofErr w:type="spellStart"/>
+      <w:r>
+        <w:t>Explicabilidad</w:t>
+      </w:r>
+      <w:proofErr w:type="spellEnd"/>
+      <w:r>
+        <w:t xml:space="preserve"> del modelo?</w:t>
       </w:r>
     </w:p>
     <w:p>
@@ -10142,6 +13325,7 @@
           <w:b/>
           <w:bCs/>
         </w:rPr>
+        <w:lastRenderedPageBreak/>
         <w:t>Integración real de dispositivos biométricos como el O2Ring:</w:t>
       </w:r>
       <w:r>
@@ -10184,11 +13368,7 @@
       </w:r>
       <w:r>
         <w:br/>
-        <w:t xml:space="preserve">Actualmente, la herramienta clasifica entre tres posibles situaciones: insomnio, apnea del sueño o ausencia de trastorno. Sería interesante adaptar el modelo para incluir otros tipos de alteraciones como narcolepsia, hipersomnia idiopática </w:t>
-      </w:r>
-      <w:r>
-        <w:lastRenderedPageBreak/>
-        <w:t>o trastornos del ritmo circadiano, siempre que se disponga de datos representativos para su entrenamiento.</w:t>
+        <w:t>Actualmente, la herramienta clasifica entre tres posibles situaciones: insomnio, apnea del sueño o ausencia de trastorno. Sería interesante adaptar el modelo para incluir otros tipos de alteraciones como narcolepsia, hipersomnia idiopática o trastornos del ritmo circadiano, siempre que se disponga de datos representativos para su entrenamiento.</w:t>
       </w:r>
     </w:p>
     <w:p>
@@ -10251,7 +13431,15 @@
       </w:r>
       <w:r>
         <w:br/>
-        <w:t>Aunque el modelo de Random Forest ha ofrecido buenos resultados, existe la posibilidad de explorar arquitecturas más sofisticadas, como redes neuronales profundas o modelos adaptativos que ajusten sus predicciones en función de nuevas entradas, e incluso modelos de aprendizaje federado para preservar la privacidad de los datos.</w:t>
+        <w:t xml:space="preserve">Aunque el modelo de </w:t>
+      </w:r>
+      <w:proofErr w:type="spellStart"/>
+      <w:r>
+        <w:t>Random</w:t>
+      </w:r>
+      <w:proofErr w:type="spellEnd"/>
+      <w:r>
+        <w:t xml:space="preserve"> Forest ha ofrecido buenos resultados, existe la posibilidad de explorar arquitecturas más sofisticadas, como redes neuronales profundas o modelos adaptativos que ajusten sus predicciones en función de nuevas entradas, e incluso modelos de aprendizaje federado para preservar la privacidad de los datos.</w:t>
       </w:r>
     </w:p>
     <w:p>

--- a/memoria.docx
+++ b/memoria.docx
@@ -4284,25 +4284,7 @@
             <w:bCs/>
             <w:color w:val="000000" w:themeColor="text1"/>
           </w:rPr>
-          <w:t>https://repositorio.uniandes.edu.co/entities/publication/faac6825-1109-472f-9796-7e986205</w:t>
-        </w:r>
-        <w:r>
-          <w:rPr>
-            <w:rStyle w:val="Hipervnculo"/>
-            <w:b/>
-            <w:bCs/>
-            <w:color w:val="000000" w:themeColor="text1"/>
-          </w:rPr>
-          <w:t>1</w:t>
-        </w:r>
-        <w:r>
-          <w:rPr>
-            <w:rStyle w:val="Hipervnculo"/>
-            <w:b/>
-            <w:bCs/>
-            <w:color w:val="000000" w:themeColor="text1"/>
-          </w:rPr>
-          <w:t>0c3</w:t>
+          <w:t>https://repositorio.uniandes.edu.co/entities/publication/faac6825-1109-472f-9796-7e98620510c3</w:t>
         </w:r>
       </w:hyperlink>
     </w:p>
@@ -4323,25 +4305,7 @@
             <w:bCs/>
             <w:color w:val="000000" w:themeColor="text1"/>
           </w:rPr>
-          <w:t>https://repositorio.comillas.edu/jspu</w:t>
-        </w:r>
-        <w:r>
-          <w:rPr>
-            <w:rStyle w:val="Hipervnculo"/>
-            <w:b/>
-            <w:bCs/>
-            <w:color w:val="000000" w:themeColor="text1"/>
-          </w:rPr>
-          <w:t>i</w:t>
-        </w:r>
-        <w:r>
-          <w:rPr>
-            <w:rStyle w:val="Hipervnculo"/>
-            <w:b/>
-            <w:bCs/>
-            <w:color w:val="000000" w:themeColor="text1"/>
-          </w:rPr>
-          <w:t>/handle/11531/74762</w:t>
+          <w:t>https://repositorio.comillas.edu/jspui/handle/11531/74762</w:t>
         </w:r>
       </w:hyperlink>
     </w:p>
@@ -4362,25 +4326,7 @@
             <w:bCs/>
             <w:color w:val="000000" w:themeColor="text1"/>
           </w:rPr>
-          <w:t>https://repositorio.uam.es/handle/10486/7</w:t>
-        </w:r>
-        <w:r>
-          <w:rPr>
-            <w:rStyle w:val="Hipervnculo"/>
-            <w:b/>
-            <w:bCs/>
-            <w:color w:val="000000" w:themeColor="text1"/>
-          </w:rPr>
-          <w:t>0</w:t>
-        </w:r>
-        <w:r>
-          <w:rPr>
-            <w:rStyle w:val="Hipervnculo"/>
-            <w:b/>
-            <w:bCs/>
-            <w:color w:val="000000" w:themeColor="text1"/>
-          </w:rPr>
-          <w:t>0053</w:t>
+          <w:t>https://repositorio.uam.es/handle/10486/700053</w:t>
         </w:r>
       </w:hyperlink>
     </w:p>
@@ -10353,7 +10299,6 @@
       </w:hyperlink>
     </w:p>
     <w:p/>
-    <w:p/>
     <w:p>
       <w:pPr>
         <w:pStyle w:val="Ttulo2"/>
@@ -10361,207 +10306,232 @@
           <w:ilvl w:val="1"/>
           <w:numId w:val="6"/>
         </w:numPr>
-        <w:rPr>
-          <w:highlight w:val="yellow"/>
-        </w:rPr>
-      </w:pPr>
-      <w:bookmarkStart w:id="47" w:name="_Toc195123268"/>
-      <w:r>
-        <w:rPr>
-          <w:highlight w:val="yellow"/>
-        </w:rPr>
-        <w:t>Aplicaci</w:t>
-      </w:r>
-      <w:r>
-        <w:rPr>
-          <w:highlight w:val="yellow"/>
-        </w:rPr>
-        <w:t>ones interactivas en ciencia de datos</w:t>
-      </w:r>
-      <w:bookmarkEnd w:id="47"/>
-    </w:p>
-    <w:p>
-      <w:pPr>
-        <w:jc w:val="both"/>
-      </w:pPr>
-      <w:r>
-        <w:t>En el contexto del aprendizaje automático y la ingeniería de la salud, las aplicaciones interactivas permiten acercar los modelos predictivos al usuario final de manera accesible, visual y funcional. Estas aplicaciones actúan como una capa de interfaz entre los algoritmos complejos desarrollados durante el entrenamiento y el profesional o paciente que desea obtener información a partir de ellos.</w:t>
+      </w:pPr>
+      <w:r>
+        <w:t xml:space="preserve">Variables clínicas, </w:t>
+      </w:r>
+      <w:r>
+        <w:t xml:space="preserve">demográficas </w:t>
+      </w:r>
+      <w:r>
+        <w:t>y del estilo de vida</w:t>
       </w:r>
     </w:p>
     <w:p>
       <w:pPr>
         <w:pStyle w:val="Ttulo3"/>
-        <w:jc w:val="both"/>
-      </w:pPr>
-      <w:bookmarkStart w:id="48" w:name="_Toc195123269"/>
-      <w:r>
-        <w:t>Interfaz como puente entre el modelo y el usuario</w:t>
-      </w:r>
-      <w:bookmarkEnd w:id="48"/>
-    </w:p>
-    <w:p>
-      <w:pPr>
-        <w:jc w:val="both"/>
-      </w:pPr>
-      <w:r>
-        <w:t>Una aplicación interactiva permite al usuario introducir variables o características (como edad, frecuencia cardíaca, calidad del sueño, etc.) y recibir una predicción inmediata generada por el modelo previamente entrenado. Esta predicción se puede acompañar de explicaciones visuales, recomendaciones o indicadores de riesgo que mejoran la interpretabilidad del resultado.</w:t>
-      </w:r>
-    </w:p>
-    <w:p>
-      <w:pPr>
-        <w:jc w:val="both"/>
-      </w:pPr>
-      <w:r>
-        <w:t>En ingeniería biomédica, este tipo de herramientas tiene un gran potencial: puede contribuir al cribado de pacientes, al apoyo en la toma de decisiones clínicas o al autocuidado en poblaciones con riesgo de enfermedades crónicas. La posibilidad de usar estas aplicaciones desde cualquier dispositivo con conexión a internet también facilita la democratización del acceso a herramientas basadas en inteligencia artificial.</w:t>
+      </w:pPr>
+      <w:r>
+        <w:t>Variables clínicas</w:t>
+      </w:r>
+    </w:p>
+    <w:p>
+      <w:pPr>
+        <w:pStyle w:val="Ttulo4"/>
+      </w:pPr>
+      <w:r>
+        <w:t>Índice de Masa Corporal (IMC)</w:t>
+      </w:r>
+    </w:p>
+    <w:p>
+      <w:pPr>
+        <w:jc w:val="both"/>
+      </w:pPr>
+      <w:r>
+        <w:t>El Índice de Masa Corporal es una medida que relaciona el peso con la altura de una persona, y se utiliza ampliamente para clasificar el estado nutricional. Se calcula mediante la</w:t>
+      </w:r>
+      <w:r>
+        <w:t xml:space="preserve"> </w:t>
+      </w:r>
+      <w:r>
+        <w:t>fórmula:</w:t>
+      </w:r>
+    </w:p>
+    <w:p>
+      <w:pPr>
+        <w:jc w:val="both"/>
+      </w:pPr>
+      <m:oMathPara>
+        <m:oMath>
+          <m:r>
+            <w:rPr>
+              <w:rFonts w:ascii="Cambria Math" w:hAnsi="Cambria Math"/>
+            </w:rPr>
+            <m:t xml:space="preserve">IMC= </m:t>
+          </m:r>
+          <m:f>
+            <m:fPr>
+              <m:ctrlPr>
+                <w:rPr>
+                  <w:rFonts w:ascii="Cambria Math" w:hAnsi="Cambria Math"/>
+                  <w:i/>
+                </w:rPr>
+              </m:ctrlPr>
+            </m:fPr>
+            <m:num>
+              <m:r>
+                <w:rPr>
+                  <w:rFonts w:ascii="Cambria Math" w:hAnsi="Cambria Math"/>
+                </w:rPr>
+                <m:t>peso (kg)</m:t>
+              </m:r>
+            </m:num>
+            <m:den>
+              <m:r>
+                <w:rPr>
+                  <w:rFonts w:ascii="Cambria Math" w:hAnsi="Cambria Math"/>
+                </w:rPr>
+                <m:t>altura</m:t>
+              </m:r>
+              <m:r>
+                <w:rPr>
+                  <w:rFonts w:ascii="Cambria Math" w:hAnsi="Cambria Math"/>
+                </w:rPr>
+                <m:t xml:space="preserve"> (m)</m:t>
+              </m:r>
+              <m:r>
+                <w:rPr>
+                  <w:rFonts w:ascii="Cambria Math" w:hAnsi="Cambria Math"/>
+                </w:rPr>
+                <m:t>^2</m:t>
+              </m:r>
+            </m:den>
+          </m:f>
+          <m:r>
+            <w:br/>
+          </m:r>
+          <m:r>
+            <w:br/>
+            <w:t>Según los criterios de la Organización Mundial de la Salud (OMS), un IMC inferior a 18.5 se considera bajo peso, entre 18.5 y 24.9 peso normal, entre 25 y 29.9 sobrepeso, y 30 o más obesidad.</w:t>
+          </m:r>
+          <m:r>
+            <w:br/>
+            <w:t>La obesidad es un factor de riesgo clave en el desarrollo de apnea del sueño, ya que el exceso de tejido adiposo puede provocar obstrucción de las vías respiratorias superiores durante el sueño.</w:t>
+          </m:r>
+        </m:oMath>
+      </m:oMathPara>
+    </w:p>
+    <w:p>
+      <w:pPr>
+        <w:pStyle w:val="Ttulo4"/>
+        <w:jc w:val="both"/>
+      </w:pPr>
+      <w:r>
+        <w:t>Presión Arterial</w:t>
+      </w:r>
+    </w:p>
+    <w:p>
+      <w:r>
+        <w:t>La presión arterial es la fuerza que ejerce la sangre contra las paredes de las arterias y se expresa mediante dos valores: sistólica (máxima) y diastólica (mínima).</w:t>
+      </w:r>
+      <w:r>
+        <w:br/>
+        <w:t xml:space="preserve">Los valores normales en adultos son aproximadamente 120/80 </w:t>
+      </w:r>
+      <w:proofErr w:type="spellStart"/>
+      <w:r>
+        <w:t>mmHg</w:t>
+      </w:r>
+      <w:proofErr w:type="spellEnd"/>
+      <w:r>
+        <w:t xml:space="preserve">. Valores superiores a 140/90 </w:t>
+      </w:r>
+      <w:proofErr w:type="spellStart"/>
+      <w:r>
+        <w:t>mmHg</w:t>
+      </w:r>
+      <w:proofErr w:type="spellEnd"/>
+      <w:r>
+        <w:t xml:space="preserve"> indican hipertensión, un trastorno que se ha relacionado con una menor calidad del sueño y mayor prevalencia de apnea obstructiva.</w:t>
+      </w:r>
+      <w:r>
+        <w:br/>
+      </w:r>
+      <w:r>
+        <w:lastRenderedPageBreak/>
+        <w:t>El control de la presión arterial es crucial en personas con trastornos del sueño, ya que se ha evidenciado una asociación entre apnea no tratada y daño cardiovascular a largo plazo.</w:t>
       </w:r>
     </w:p>
     <w:p>
       <w:pPr>
         <w:pStyle w:val="Ttulo3"/>
-        <w:jc w:val="both"/>
-      </w:pPr>
-      <w:bookmarkStart w:id="49" w:name="_Toc195123270"/>
-      <w:commentRangeStart w:id="50"/>
-      <w:proofErr w:type="spellStart"/>
-      <w:r>
-        <w:lastRenderedPageBreak/>
-        <w:t>Streamlit</w:t>
-      </w:r>
-      <w:proofErr w:type="spellEnd"/>
-      <w:r>
-        <w:t xml:space="preserve"> como herramienta de desarrollo</w:t>
-      </w:r>
-      <w:bookmarkEnd w:id="49"/>
-    </w:p>
-    <w:p>
-      <w:pPr>
-        <w:jc w:val="both"/>
-      </w:pPr>
-      <w:proofErr w:type="spellStart"/>
-      <w:r>
-        <w:t>Streamlit</w:t>
-      </w:r>
-      <w:proofErr w:type="spellEnd"/>
-      <w:r>
-        <w:t xml:space="preserve"> es un </w:t>
-      </w:r>
-      <w:proofErr w:type="spellStart"/>
-      <w:r>
-        <w:t>framework</w:t>
-      </w:r>
-      <w:proofErr w:type="spellEnd"/>
-      <w:r>
-        <w:t xml:space="preserve"> de código abierto en Python que permite crear aplicaciones web interactivas de forma rápida y sencilla. Está especialmente diseñado para proyectos de ciencia de datos, aprendizaje automático y visualización de datos, y no requiere conocimientos avanzados de desarrollo web.</w:t>
-      </w:r>
-    </w:p>
-    <w:p>
-      <w:pPr>
-        <w:jc w:val="both"/>
-      </w:pPr>
-      <w:r>
-        <w:t>Entre sus principales características destacan:</w:t>
-      </w:r>
-    </w:p>
-    <w:p>
-      <w:pPr>
-        <w:numPr>
-          <w:ilvl w:val="0"/>
-          <w:numId w:val="29"/>
-        </w:numPr>
-        <w:jc w:val="both"/>
-      </w:pPr>
-      <w:r>
-        <w:t>Facilidad de uso: su sintaxis es sencilla y permite transformar scripts de Python en interfaces web funcionales.</w:t>
-      </w:r>
-    </w:p>
-    <w:p>
-      <w:pPr>
-        <w:numPr>
-          <w:ilvl w:val="0"/>
-          <w:numId w:val="29"/>
-        </w:numPr>
-        <w:jc w:val="both"/>
-      </w:pPr>
-      <w:r>
-        <w:t xml:space="preserve">Integración con librerías populares como Pandas, </w:t>
-      </w:r>
-      <w:proofErr w:type="spellStart"/>
-      <w:r>
-        <w:t>Scikit-learn</w:t>
-      </w:r>
-      <w:proofErr w:type="spellEnd"/>
-      <w:r>
-        <w:t xml:space="preserve"> o </w:t>
-      </w:r>
-      <w:proofErr w:type="spellStart"/>
-      <w:r>
-        <w:t>Matplotlib</w:t>
-      </w:r>
-      <w:proofErr w:type="spellEnd"/>
-      <w:r>
-        <w:t>.</w:t>
-      </w:r>
-    </w:p>
-    <w:p>
-      <w:pPr>
-        <w:numPr>
-          <w:ilvl w:val="0"/>
-          <w:numId w:val="29"/>
-        </w:numPr>
-        <w:jc w:val="both"/>
-      </w:pPr>
-      <w:r>
-        <w:t>Actualización en tiempo real de los resultados conforme el usuario introduce nuevos datos.</w:t>
-      </w:r>
-    </w:p>
-    <w:p>
-      <w:pPr>
-        <w:jc w:val="both"/>
-      </w:pPr>
-      <w:r>
-        <w:t xml:space="preserve">Gracias a </w:t>
-      </w:r>
-      <w:proofErr w:type="spellStart"/>
-      <w:r>
-        <w:t>Streamlit</w:t>
-      </w:r>
-      <w:proofErr w:type="spellEnd"/>
-      <w:r>
-        <w:t>, es posible desplegar modelos predictivos en tiempo real sin necesidad de servidores complejos o plataformas externas, lo que lo convierte en una opción ideal para prototipos clínicos, proyectos académicos o aplicaciones ligeras.</w:t>
-      </w:r>
-      <w:commentRangeEnd w:id="50"/>
-      <w:r>
-        <w:rPr>
-          <w:rStyle w:val="Refdecomentario"/>
-        </w:rPr>
-        <w:commentReference w:id="50"/>
-      </w:r>
-    </w:p>
-    <w:p>
-      <w:pPr>
-        <w:jc w:val="both"/>
-      </w:pPr>
-      <w:r>
-        <w:t xml:space="preserve">En este TFG, </w:t>
-      </w:r>
-      <w:proofErr w:type="spellStart"/>
-      <w:r>
-        <w:t>Streamlit</w:t>
-      </w:r>
-      <w:proofErr w:type="spellEnd"/>
-      <w:r>
-        <w:t xml:space="preserve"> se ha utilizado para desarrollar una aplicación capaz de recibir datos del usuario, procesarlos de forma coherente con el modelo entrenado y devolver una predicción automática sobre el posible trastorno del sueño que podría presentar. Además, se ha incorporado un componente de </w:t>
-      </w:r>
-      <w:proofErr w:type="spellStart"/>
-      <w:r>
-        <w:t>explicabilidad</w:t>
-      </w:r>
-      <w:proofErr w:type="spellEnd"/>
-      <w:r>
-        <w:t xml:space="preserve"> para mejorar la confianza en los resultados ofrecidos.</w:t>
+      </w:pPr>
+      <w:r>
+        <w:t>Variables demográficas</w:t>
+      </w:r>
+    </w:p>
+    <w:p>
+      <w:pPr>
+        <w:pStyle w:val="Ttulo4"/>
+      </w:pPr>
+      <w:r>
+        <w:t>Edad</w:t>
       </w:r>
     </w:p>
     <w:p/>
+    <w:p>
+      <w:pPr>
+        <w:pStyle w:val="Ttulo4"/>
+      </w:pPr>
+      <w:r>
+        <w:t>Género</w:t>
+      </w:r>
+    </w:p>
+    <w:p/>
+    <w:p>
+      <w:pPr>
+        <w:pStyle w:val="Ttulo4"/>
+      </w:pPr>
+      <w:r>
+        <w:t xml:space="preserve">Ocupación </w:t>
+      </w:r>
+    </w:p>
+    <w:p/>
+    <w:p>
+      <w:pPr>
+        <w:pStyle w:val="Ttulo3"/>
+      </w:pPr>
+      <w:r>
+        <w:t>Variables del estilo de vida</w:t>
+      </w:r>
+    </w:p>
+    <w:p>
+      <w:pPr>
+        <w:pStyle w:val="Ttulo4"/>
+      </w:pPr>
+      <w:r>
+        <w:t>Calidad del sueño</w:t>
+      </w:r>
+    </w:p>
+    <w:p>
+      <w:pPr>
+        <w:pStyle w:val="Ttulo4"/>
+      </w:pPr>
+      <w:r>
+        <w:t>Actividad física</w:t>
+      </w:r>
+    </w:p>
+    <w:p>
+      <w:pPr>
+        <w:pStyle w:val="Ttulo4"/>
+      </w:pPr>
+      <w:r>
+        <w:t>Estrés</w:t>
+      </w:r>
+    </w:p>
+    <w:p>
+      <w:pPr>
+        <w:pStyle w:val="Ttulo4"/>
+      </w:pPr>
+      <w:r>
+        <w:t>Pasos diarios</w:t>
+      </w:r>
+    </w:p>
+    <w:p>
+      <w:pPr>
+        <w:pStyle w:val="Prrafodelista"/>
+      </w:pPr>
+    </w:p>
     <w:p>
       <w:pPr>
         <w:pStyle w:val="Ttulo2"/>
@@ -10569,6 +10539,214 @@
           <w:ilvl w:val="1"/>
           <w:numId w:val="6"/>
         </w:numPr>
+        <w:rPr>
+          <w:highlight w:val="yellow"/>
+        </w:rPr>
+      </w:pPr>
+      <w:bookmarkStart w:id="47" w:name="_Toc195123268"/>
+      <w:r>
+        <w:rPr>
+          <w:highlight w:val="yellow"/>
+        </w:rPr>
+        <w:t>Aplicaci</w:t>
+      </w:r>
+      <w:r>
+        <w:rPr>
+          <w:highlight w:val="yellow"/>
+        </w:rPr>
+        <w:t>ones interactivas en ciencia de datos</w:t>
+      </w:r>
+      <w:bookmarkEnd w:id="47"/>
+    </w:p>
+    <w:p>
+      <w:pPr>
+        <w:jc w:val="both"/>
+      </w:pPr>
+      <w:r>
+        <w:t>En el contexto del aprendizaje automático y la ingeniería de la salud, las aplicaciones interactivas permiten acercar los modelos predictivos al usuario final de manera accesible, visual y funcional. Estas aplicaciones actúan como una capa de interfaz entre los algoritmos complejos desarrollados durante el entrenamiento y el profesional o paciente que desea obtener información a partir de ellos.</w:t>
+      </w:r>
+    </w:p>
+    <w:p>
+      <w:pPr>
+        <w:pStyle w:val="Ttulo3"/>
+        <w:jc w:val="both"/>
+      </w:pPr>
+      <w:bookmarkStart w:id="48" w:name="_Toc195123269"/>
+      <w:r>
+        <w:t>Interfaz como puente entre el modelo y el usuario</w:t>
+      </w:r>
+      <w:bookmarkEnd w:id="48"/>
+    </w:p>
+    <w:p>
+      <w:pPr>
+        <w:jc w:val="both"/>
+      </w:pPr>
+      <w:r>
+        <w:t>Una aplicación interactiva permite al usuario introducir variables o características (como edad, frecuencia cardíaca, calidad del sueño, etc.) y recibir una predicción inmediata generada por el modelo previamente entrenado. Esta predicción se puede acompañar de explicaciones visuales, recomendaciones o indicadores de riesgo que mejoran la interpretabilidad del resultado.</w:t>
+      </w:r>
+    </w:p>
+    <w:p>
+      <w:pPr>
+        <w:jc w:val="both"/>
+      </w:pPr>
+      <w:r>
+        <w:t>En ingeniería biomédica, este tipo de herramientas tiene un gran potencial: puede contribuir al cribado de pacientes, al apoyo en la toma de decisiones clínicas o al autocuidado en poblaciones con riesgo de enfermedades crónicas. La posibilidad de usar estas aplicaciones desde cualquier dispositivo con conexión a internet también facilita la democratización del acceso a herramientas basadas en inteligencia artificial.</w:t>
+      </w:r>
+    </w:p>
+    <w:p>
+      <w:pPr>
+        <w:pStyle w:val="Ttulo3"/>
+        <w:jc w:val="both"/>
+      </w:pPr>
+      <w:bookmarkStart w:id="49" w:name="_Toc195123270"/>
+      <w:commentRangeStart w:id="50"/>
+      <w:proofErr w:type="spellStart"/>
+      <w:r>
+        <w:t>Streamlit</w:t>
+      </w:r>
+      <w:proofErr w:type="spellEnd"/>
+      <w:r>
+        <w:t xml:space="preserve"> como herramienta de desarrollo</w:t>
+      </w:r>
+      <w:bookmarkEnd w:id="49"/>
+    </w:p>
+    <w:p>
+      <w:pPr>
+        <w:jc w:val="both"/>
+      </w:pPr>
+      <w:proofErr w:type="spellStart"/>
+      <w:r>
+        <w:t>Streamlit</w:t>
+      </w:r>
+      <w:proofErr w:type="spellEnd"/>
+      <w:r>
+        <w:t xml:space="preserve"> es un </w:t>
+      </w:r>
+      <w:proofErr w:type="spellStart"/>
+      <w:r>
+        <w:t>framework</w:t>
+      </w:r>
+      <w:proofErr w:type="spellEnd"/>
+      <w:r>
+        <w:t xml:space="preserve"> de código abierto en Python que permite crear aplicaciones web interactivas de forma rápida y sencilla. Está especialmente diseñado para proyectos de ciencia de datos, aprendizaje automático y visualización de datos, y no requiere conocimientos avanzados de desarrollo web.</w:t>
+      </w:r>
+    </w:p>
+    <w:p>
+      <w:pPr>
+        <w:jc w:val="both"/>
+      </w:pPr>
+      <w:r>
+        <w:t>Entre sus principales características destacan:</w:t>
+      </w:r>
+    </w:p>
+    <w:p>
+      <w:pPr>
+        <w:numPr>
+          <w:ilvl w:val="0"/>
+          <w:numId w:val="29"/>
+        </w:numPr>
+        <w:jc w:val="both"/>
+      </w:pPr>
+      <w:r>
+        <w:lastRenderedPageBreak/>
+        <w:t>Facilidad de uso: su sintaxis es sencilla y permite transformar scripts de Python en interfaces web funcionales.</w:t>
+      </w:r>
+    </w:p>
+    <w:p>
+      <w:pPr>
+        <w:numPr>
+          <w:ilvl w:val="0"/>
+          <w:numId w:val="29"/>
+        </w:numPr>
+        <w:jc w:val="both"/>
+      </w:pPr>
+      <w:r>
+        <w:t xml:space="preserve">Integración con librerías populares como Pandas, </w:t>
+      </w:r>
+      <w:proofErr w:type="spellStart"/>
+      <w:r>
+        <w:t>Scikit-learn</w:t>
+      </w:r>
+      <w:proofErr w:type="spellEnd"/>
+      <w:r>
+        <w:t xml:space="preserve"> o </w:t>
+      </w:r>
+      <w:proofErr w:type="spellStart"/>
+      <w:r>
+        <w:t>Matplotlib</w:t>
+      </w:r>
+      <w:proofErr w:type="spellEnd"/>
+      <w:r>
+        <w:t>.</w:t>
+      </w:r>
+    </w:p>
+    <w:p>
+      <w:pPr>
+        <w:numPr>
+          <w:ilvl w:val="0"/>
+          <w:numId w:val="29"/>
+        </w:numPr>
+        <w:jc w:val="both"/>
+      </w:pPr>
+      <w:r>
+        <w:t>Actualización en tiempo real de los resultados conforme el usuario introduce nuevos datos.</w:t>
+      </w:r>
+    </w:p>
+    <w:p>
+      <w:pPr>
+        <w:jc w:val="both"/>
+      </w:pPr>
+      <w:r>
+        <w:t xml:space="preserve">Gracias a </w:t>
+      </w:r>
+      <w:proofErr w:type="spellStart"/>
+      <w:r>
+        <w:t>Streamlit</w:t>
+      </w:r>
+      <w:proofErr w:type="spellEnd"/>
+      <w:r>
+        <w:t>, es posible desplegar modelos predictivos en tiempo real sin necesidad de servidores complejos o plataformas externas, lo que lo convierte en una opción ideal para prototipos clínicos, proyectos académicos o aplicaciones ligeras.</w:t>
+      </w:r>
+      <w:commentRangeEnd w:id="50"/>
+      <w:r>
+        <w:rPr>
+          <w:rStyle w:val="Refdecomentario"/>
+        </w:rPr>
+        <w:commentReference w:id="50"/>
+      </w:r>
+    </w:p>
+    <w:p>
+      <w:pPr>
+        <w:jc w:val="both"/>
+      </w:pPr>
+      <w:r>
+        <w:t xml:space="preserve">En este TFG, </w:t>
+      </w:r>
+      <w:proofErr w:type="spellStart"/>
+      <w:r>
+        <w:t>Streamlit</w:t>
+      </w:r>
+      <w:proofErr w:type="spellEnd"/>
+      <w:r>
+        <w:t xml:space="preserve"> se ha utilizado para desarrollar una aplicación capaz de recibir datos del usuario, procesarlos de forma coherente con el modelo entrenado y devolver una predicción automática sobre el posible trastorno del sueño que podría presentar. Además, se ha incorporado un componente de </w:t>
+      </w:r>
+      <w:proofErr w:type="spellStart"/>
+      <w:r>
+        <w:t>explicabilidad</w:t>
+      </w:r>
+      <w:proofErr w:type="spellEnd"/>
+      <w:r>
+        <w:t xml:space="preserve"> para mejorar la confianza en los resultados ofrecidos.</w:t>
+      </w:r>
+    </w:p>
+    <w:p/>
+    <w:p>
+      <w:pPr>
+        <w:pStyle w:val="Ttulo2"/>
+        <w:numPr>
+          <w:ilvl w:val="1"/>
+          <w:numId w:val="6"/>
+        </w:numPr>
       </w:pPr>
       <w:bookmarkStart w:id="51" w:name="_Toc195123271"/>
       <w:r>
@@ -10586,10 +10764,68 @@
       </w:pPr>
       <w:bookmarkStart w:id="52" w:name="_Toc195123272"/>
       <w:r>
-        <w:t>Metodología</w:t>
+        <w:t>Metodologí</w:t>
       </w:r>
       <w:bookmarkEnd w:id="52"/>
-    </w:p>
+      <w:r>
+        <w:t>a</w:t>
+      </w:r>
+    </w:p>
+    <w:p>
+      <w:r>
+        <w:drawing>
+          <wp:anchor distT="0" distB="0" distL="114300" distR="114300" simplePos="0" relativeHeight="251658240" behindDoc="0" locked="0" layoutInCell="1" allowOverlap="1" wp14:anchorId="049CEFBE" wp14:editId="320EC941">
+            <wp:simplePos x="0" y="0"/>
+            <wp:positionH relativeFrom="margin">
+              <wp:align>center</wp:align>
+            </wp:positionH>
+            <wp:positionV relativeFrom="paragraph">
+              <wp:posOffset>268182</wp:posOffset>
+            </wp:positionV>
+            <wp:extent cx="5995035" cy="1803400"/>
+            <wp:effectExtent l="0" t="0" r="5715" b="6350"/>
+            <wp:wrapSquare wrapText="bothSides"/>
+            <wp:docPr id="2002540507" name="Imagen 1" descr="Diagrama&#10;&#10;El contenido generado por IA puede ser incorrecto."/>
+            <wp:cNvGraphicFramePr>
+              <a:graphicFrameLocks xmlns:a="http://schemas.openxmlformats.org/drawingml/2006/main" noChangeAspect="1"/>
+            </wp:cNvGraphicFramePr>
+            <a:graphic xmlns:a="http://schemas.openxmlformats.org/drawingml/2006/main">
+              <a:graphicData uri="http://schemas.openxmlformats.org/drawingml/2006/picture">
+                <pic:pic xmlns:pic="http://schemas.openxmlformats.org/drawingml/2006/picture">
+                  <pic:nvPicPr>
+                    <pic:cNvPr id="2002540507" name="Imagen 1" descr="Diagrama&#10;&#10;El contenido generado por IA puede ser incorrecto."/>
+                    <pic:cNvPicPr/>
+                  </pic:nvPicPr>
+                  <pic:blipFill>
+                    <a:blip r:embed="rId38">
+                      <a:extLst>
+                        <a:ext uri="{28A0092B-C50C-407E-A947-70E740481C1C}">
+                          <a14:useLocalDpi xmlns:a14="http://schemas.microsoft.com/office/drawing/2010/main" val="0"/>
+                        </a:ext>
+                      </a:extLst>
+                    </a:blip>
+                    <a:stretch>
+                      <a:fillRect/>
+                    </a:stretch>
+                  </pic:blipFill>
+                  <pic:spPr>
+                    <a:xfrm>
+                      <a:off x="0" y="0"/>
+                      <a:ext cx="5995035" cy="1803400"/>
+                    </a:xfrm>
+                    <a:prstGeom prst="rect">
+                      <a:avLst/>
+                    </a:prstGeom>
+                  </pic:spPr>
+                </pic:pic>
+              </a:graphicData>
+            </a:graphic>
+          </wp:anchor>
+        </w:drawing>
+      </w:r>
+    </w:p>
+    <w:p/>
+    <w:p/>
     <w:p>
       <w:pPr>
         <w:pStyle w:val="Ttulo2"/>
@@ -10652,6 +10888,7 @@
           <w:b/>
           <w:bCs/>
         </w:rPr>
+        <w:lastRenderedPageBreak/>
         <w:t>Lenguajes</w:t>
       </w:r>
       <w:r>
@@ -10797,7 +11034,6 @@
           <w:i/>
           <w:iCs/>
         </w:rPr>
-        <w:lastRenderedPageBreak/>
         <w:t>NumPy</w:t>
       </w:r>
       <w:proofErr w:type="spellEnd"/>
@@ -11314,6 +11550,7 @@
         <w:jc w:val="both"/>
       </w:pPr>
       <w:r>
+        <w:lastRenderedPageBreak/>
         <w:t>Esta estructura multiclase permitió abordar el problema como una tarea de clasificación supervisada, con el objetivo de desarrollar un sistema predictivo útil para la orientación diagnóstica preliminar.</w:t>
       </w:r>
     </w:p>
@@ -11340,11 +11577,7 @@
         <w:t>El preprocesamiento de los datos constituye una fase crítica en la construcción de modelos de aprendizaje automático, ya que garantiza que la informaci</w:t>
       </w:r>
       <w:r>
-        <w:t xml:space="preserve">ón esté en un </w:t>
-      </w:r>
-      <w:r>
-        <w:lastRenderedPageBreak/>
-        <w:t xml:space="preserve">formato adecuado para su posterior análisis y modelado. </w:t>
+        <w:t xml:space="preserve">ón esté en un formato adecuado para su posterior análisis y modelado. </w:t>
       </w:r>
       <w:r>
         <w:t>Las</w:t>
@@ -11666,7 +11899,11 @@
         <w:jc w:val="both"/>
       </w:pPr>
       <w:r>
-        <w:t xml:space="preserve">Como resultado de este proceso, se obtuvo un conjunto de datos limpio, estructurado y normalizado, preparado para su uso en el desarrollo de modelos de clasificación multiclase. Este </w:t>
+        <w:t xml:space="preserve">Como resultado de este proceso, se obtuvo un conjunto de datos limpio, estructurado y normalizado, preparado para su uso en el desarrollo de modelos de clasificación </w:t>
+      </w:r>
+      <w:r>
+        <w:lastRenderedPageBreak/>
+        <w:t xml:space="preserve">multiclase. Este </w:t>
       </w:r>
       <w:proofErr w:type="spellStart"/>
       <w:r>
@@ -11677,7 +11914,58 @@
         <w:t xml:space="preserve"> preprocesado conserva la información relevante para el diagnóstico de trastornos del sueño, manteniendo su validez clínica y técnica.</w:t>
       </w:r>
     </w:p>
-    <w:p/>
+    <w:p>
+      <w:r>
+        <w:rPr>
+          <w:noProof/>
+        </w:rPr>
+        <w:drawing>
+          <wp:inline distT="0" distB="0" distL="0" distR="0" wp14:anchorId="55F66C49" wp14:editId="70B67360">
+            <wp:extent cx="2800350" cy="1866900"/>
+            <wp:effectExtent l="0" t="0" r="0" b="0"/>
+            <wp:docPr id="242616066" name="Imagen 2"/>
+            <wp:cNvGraphicFramePr>
+              <a:graphicFrameLocks xmlns:a="http://schemas.openxmlformats.org/drawingml/2006/main" noChangeAspect="1"/>
+            </wp:cNvGraphicFramePr>
+            <a:graphic xmlns:a="http://schemas.openxmlformats.org/drawingml/2006/main">
+              <a:graphicData uri="http://schemas.openxmlformats.org/drawingml/2006/picture">
+                <pic:pic xmlns:pic="http://schemas.openxmlformats.org/drawingml/2006/picture">
+                  <pic:nvPicPr>
+                    <pic:cNvPr id="0" name="Picture 2"/>
+                    <pic:cNvPicPr>
+                      <a:picLocks noChangeAspect="1" noChangeArrowheads="1"/>
+                    </pic:cNvPicPr>
+                  </pic:nvPicPr>
+                  <pic:blipFill>
+                    <a:blip r:embed="rId39" cstate="print">
+                      <a:extLst>
+                        <a:ext uri="{28A0092B-C50C-407E-A947-70E740481C1C}">
+                          <a14:useLocalDpi xmlns:a14="http://schemas.microsoft.com/office/drawing/2010/main" val="0"/>
+                        </a:ext>
+                      </a:extLst>
+                    </a:blip>
+                    <a:srcRect/>
+                    <a:stretch>
+                      <a:fillRect/>
+                    </a:stretch>
+                  </pic:blipFill>
+                  <pic:spPr bwMode="auto">
+                    <a:xfrm>
+                      <a:off x="0" y="0"/>
+                      <a:ext cx="2809298" cy="1872865"/>
+                    </a:xfrm>
+                    <a:prstGeom prst="rect">
+                      <a:avLst/>
+                    </a:prstGeom>
+                    <a:noFill/>
+                  </pic:spPr>
+                </pic:pic>
+              </a:graphicData>
+            </a:graphic>
+          </wp:inline>
+        </w:drawing>
+      </w:r>
+    </w:p>
     <w:p>
       <w:pPr>
         <w:pStyle w:val="Ttulo3"/>
@@ -11698,11 +11986,7 @@
         <w:jc w:val="both"/>
       </w:pPr>
       <w:r>
-        <w:t xml:space="preserve">El análisis exploratorio de datos (EDA, por sus siglas en inglés) tuvo como objetivo comprender la estructura interna del conjunto de datos, identificar patrones relevantes, </w:t>
-      </w:r>
-      <w:r>
-        <w:lastRenderedPageBreak/>
-        <w:t>relaciones entre variables y detectar la presencia de posibles valores atípicos que pudieran interferir en el rendimiento de los modelos.</w:t>
+        <w:t>El análisis exploratorio de datos (EDA, por sus siglas en inglés) tuvo como objetivo comprender la estructura interna del conjunto de datos, identificar patrones relevantes, relaciones entre variables y detectar la presencia de posibles valores atípicos que pudieran interferir en el rendimiento de los modelos.</w:t>
       </w:r>
     </w:p>
     <w:p>
@@ -11856,6 +12140,7 @@
       </w:pPr>
       <w:bookmarkStart w:id="59" w:name="_Toc195123278"/>
       <w:r>
+        <w:lastRenderedPageBreak/>
         <w:t>E</w:t>
       </w:r>
       <w:r>
@@ -12093,7 +12378,6 @@
       </w:pPr>
       <w:bookmarkStart w:id="60" w:name="_Toc195123279"/>
       <w:r>
-        <w:lastRenderedPageBreak/>
         <w:t xml:space="preserve">Ajuste de </w:t>
       </w:r>
       <w:proofErr w:type="spellStart"/>
@@ -12621,14 +12905,7 @@
         <w:rPr>
           <w:highlight w:val="yellow"/>
         </w:rPr>
-        <w:t xml:space="preserve">: Se generó un gráfico resumen en el que se visualiza el peso promedio de cada variable en todas las predicciones del modelo. Las variables que </w:t>
-      </w:r>
-      <w:r>
-        <w:rPr>
-          <w:highlight w:val="yellow"/>
-        </w:rPr>
-        <w:lastRenderedPageBreak/>
-        <w:t>mostraron mayor influencia fueron la presión arterial sistólica y diastólica, el índice de masa corporal (BMI), la duración del sueño y la edad. Estos resultados concuerdan con los factores clínicos habitualmente relacionados con los trastornos del sueño, lo cual refuerza la validez del modelo.</w:t>
+        <w:t>: Se generó un gráfico resumen en el que se visualiza el peso promedio de cada variable en todas las predicciones del modelo. Las variables que mostraron mayor influencia fueron la presión arterial sistólica y diastólica, el índice de masa corporal (BMI), la duración del sueño y la edad. Estos resultados concuerdan con los factores clínicos habitualmente relacionados con los trastornos del sueño, lo cual refuerza la validez del modelo.</w:t>
       </w:r>
     </w:p>
     <w:p>
@@ -12701,7 +12978,15 @@
         <w:jc w:val="both"/>
       </w:pPr>
     </w:p>
-    <w:p/>
+    <w:p>
+      <w:pPr>
+        <w:pStyle w:val="Ttulo2"/>
+        <w:rPr>
+          <w:rStyle w:val="Ttulo2Car"/>
+        </w:rPr>
+      </w:pPr>
+      <w:bookmarkStart w:id="63" w:name="_Toc195123282"/>
+    </w:p>
     <w:p>
       <w:pPr>
         <w:pStyle w:val="Ttulo2"/>
@@ -12713,7 +12998,6 @@
           <w:rStyle w:val="Ttulo2Car"/>
         </w:rPr>
       </w:pPr>
-      <w:bookmarkStart w:id="63" w:name="_Toc195123282"/>
       <w:r>
         <w:rPr>
           <w:rStyle w:val="Ttulo2Car"/>
@@ -12815,6 +13099,7 @@
         <w:rPr>
           <w:color w:val="FF0000"/>
         </w:rPr>
+        <w:lastRenderedPageBreak/>
         <w:t>Género</w:t>
       </w:r>
     </w:p>
@@ -12999,7 +13284,6 @@
           <w:bCs/>
           <w:color w:val="FF0000"/>
         </w:rPr>
-        <w:lastRenderedPageBreak/>
         <w:t>Visualiza las probabilidades</w:t>
       </w:r>
       <w:r>
@@ -13225,6 +13509,7 @@
       </w:pPr>
       <w:bookmarkStart w:id="66" w:name="_Toc195123285"/>
       <w:r>
+        <w:lastRenderedPageBreak/>
         <w:t>Resultados</w:t>
       </w:r>
       <w:bookmarkEnd w:id="66"/>
@@ -13241,7 +13526,7 @@
         <w:jc w:val="both"/>
       </w:pPr>
       <w:r>
-        <w:t>Comparación de modelos</w:t>
+        <w:t>Análisis Exploratorio de Datos (EDA)</w:t>
       </w:r>
     </w:p>
     <w:p>
@@ -13253,8 +13538,29 @@
         <w:jc w:val="both"/>
       </w:pPr>
       <w:r>
-        <w:t>Evaluación del rendimiento del modelo final</w:t>
-      </w:r>
+        <w:t>Predicción de Apnea e Insomnio</w:t>
+      </w:r>
+    </w:p>
+    <w:p>
+      <w:pPr>
+        <w:numPr>
+          <w:ilvl w:val="0"/>
+          <w:numId w:val="5"/>
+        </w:numPr>
+        <w:jc w:val="both"/>
+      </w:pPr>
+      <w:r>
+        <w:t>Importancia de variables</w:t>
+      </w:r>
+    </w:p>
+    <w:p>
+      <w:pPr>
+        <w:numPr>
+          <w:ilvl w:val="0"/>
+          <w:numId w:val="5"/>
+        </w:numPr>
+        <w:jc w:val="both"/>
+      </w:pPr>
     </w:p>
     <w:p>
       <w:pPr>
@@ -13325,7 +13631,6 @@
           <w:b/>
           <w:bCs/>
         </w:rPr>
-        <w:lastRenderedPageBreak/>
         <w:t>Integración real de dispositivos biométricos como el O2Ring:</w:t>
       </w:r>
       <w:r>
@@ -13408,6 +13713,7 @@
           <w:b/>
           <w:bCs/>
         </w:rPr>
+        <w:lastRenderedPageBreak/>
         <w:t>Validación clínica y estudios de impacto:</w:t>
       </w:r>
       <w:r>
@@ -14568,6 +14874,232 @@
     </w:lvl>
   </w:abstractNum>
   <w:abstractNum w:abstractNumId="3" w15:restartNumberingAfterBreak="0">
+    <w:nsid w:val="0E04642B"/>
+    <w:multiLevelType w:val="hybridMultilevel"/>
+    <w:tmpl w:val="48F0B6F8"/>
+    <w:lvl w:ilvl="0" w:tplc="0C0A0001">
+      <w:start w:val="1"/>
+      <w:numFmt w:val="bullet"/>
+      <w:lvlText w:val=""/>
+      <w:lvlJc w:val="left"/>
+      <w:pPr>
+        <w:ind w:left="720" w:hanging="360"/>
+      </w:pPr>
+      <w:rPr>
+        <w:rFonts w:ascii="Symbol" w:hAnsi="Symbol" w:hint="default"/>
+      </w:rPr>
+    </w:lvl>
+    <w:lvl w:ilvl="1" w:tplc="0C0A0003" w:tentative="1">
+      <w:start w:val="1"/>
+      <w:numFmt w:val="bullet"/>
+      <w:lvlText w:val="o"/>
+      <w:lvlJc w:val="left"/>
+      <w:pPr>
+        <w:ind w:left="1440" w:hanging="360"/>
+      </w:pPr>
+      <w:rPr>
+        <w:rFonts w:ascii="Courier New" w:hAnsi="Courier New" w:cs="Courier New" w:hint="default"/>
+      </w:rPr>
+    </w:lvl>
+    <w:lvl w:ilvl="2" w:tplc="0C0A0005" w:tentative="1">
+      <w:start w:val="1"/>
+      <w:numFmt w:val="bullet"/>
+      <w:lvlText w:val=""/>
+      <w:lvlJc w:val="left"/>
+      <w:pPr>
+        <w:ind w:left="2160" w:hanging="360"/>
+      </w:pPr>
+      <w:rPr>
+        <w:rFonts w:ascii="Wingdings" w:hAnsi="Wingdings" w:hint="default"/>
+      </w:rPr>
+    </w:lvl>
+    <w:lvl w:ilvl="3" w:tplc="0C0A0001" w:tentative="1">
+      <w:start w:val="1"/>
+      <w:numFmt w:val="bullet"/>
+      <w:lvlText w:val=""/>
+      <w:lvlJc w:val="left"/>
+      <w:pPr>
+        <w:ind w:left="2880" w:hanging="360"/>
+      </w:pPr>
+      <w:rPr>
+        <w:rFonts w:ascii="Symbol" w:hAnsi="Symbol" w:hint="default"/>
+      </w:rPr>
+    </w:lvl>
+    <w:lvl w:ilvl="4" w:tplc="0C0A0003" w:tentative="1">
+      <w:start w:val="1"/>
+      <w:numFmt w:val="bullet"/>
+      <w:lvlText w:val="o"/>
+      <w:lvlJc w:val="left"/>
+      <w:pPr>
+        <w:ind w:left="3600" w:hanging="360"/>
+      </w:pPr>
+      <w:rPr>
+        <w:rFonts w:ascii="Courier New" w:hAnsi="Courier New" w:cs="Courier New" w:hint="default"/>
+      </w:rPr>
+    </w:lvl>
+    <w:lvl w:ilvl="5" w:tplc="0C0A0005" w:tentative="1">
+      <w:start w:val="1"/>
+      <w:numFmt w:val="bullet"/>
+      <w:lvlText w:val=""/>
+      <w:lvlJc w:val="left"/>
+      <w:pPr>
+        <w:ind w:left="4320" w:hanging="360"/>
+      </w:pPr>
+      <w:rPr>
+        <w:rFonts w:ascii="Wingdings" w:hAnsi="Wingdings" w:hint="default"/>
+      </w:rPr>
+    </w:lvl>
+    <w:lvl w:ilvl="6" w:tplc="0C0A0001" w:tentative="1">
+      <w:start w:val="1"/>
+      <w:numFmt w:val="bullet"/>
+      <w:lvlText w:val=""/>
+      <w:lvlJc w:val="left"/>
+      <w:pPr>
+        <w:ind w:left="5040" w:hanging="360"/>
+      </w:pPr>
+      <w:rPr>
+        <w:rFonts w:ascii="Symbol" w:hAnsi="Symbol" w:hint="default"/>
+      </w:rPr>
+    </w:lvl>
+    <w:lvl w:ilvl="7" w:tplc="0C0A0003" w:tentative="1">
+      <w:start w:val="1"/>
+      <w:numFmt w:val="bullet"/>
+      <w:lvlText w:val="o"/>
+      <w:lvlJc w:val="left"/>
+      <w:pPr>
+        <w:ind w:left="5760" w:hanging="360"/>
+      </w:pPr>
+      <w:rPr>
+        <w:rFonts w:ascii="Courier New" w:hAnsi="Courier New" w:cs="Courier New" w:hint="default"/>
+      </w:rPr>
+    </w:lvl>
+    <w:lvl w:ilvl="8" w:tplc="0C0A0005" w:tentative="1">
+      <w:start w:val="1"/>
+      <w:numFmt w:val="bullet"/>
+      <w:lvlText w:val=""/>
+      <w:lvlJc w:val="left"/>
+      <w:pPr>
+        <w:ind w:left="6480" w:hanging="360"/>
+      </w:pPr>
+      <w:rPr>
+        <w:rFonts w:ascii="Wingdings" w:hAnsi="Wingdings" w:hint="default"/>
+      </w:rPr>
+    </w:lvl>
+  </w:abstractNum>
+  <w:abstractNum w:abstractNumId="4" w15:restartNumberingAfterBreak="0">
+    <w:nsid w:val="117852A2"/>
+    <w:multiLevelType w:val="hybridMultilevel"/>
+    <w:tmpl w:val="B35A3918"/>
+    <w:lvl w:ilvl="0" w:tplc="0C0A0001">
+      <w:start w:val="1"/>
+      <w:numFmt w:val="bullet"/>
+      <w:lvlText w:val=""/>
+      <w:lvlJc w:val="left"/>
+      <w:pPr>
+        <w:ind w:left="720" w:hanging="360"/>
+      </w:pPr>
+      <w:rPr>
+        <w:rFonts w:ascii="Symbol" w:hAnsi="Symbol" w:hint="default"/>
+      </w:rPr>
+    </w:lvl>
+    <w:lvl w:ilvl="1" w:tplc="0C0A0003" w:tentative="1">
+      <w:start w:val="1"/>
+      <w:numFmt w:val="bullet"/>
+      <w:lvlText w:val="o"/>
+      <w:lvlJc w:val="left"/>
+      <w:pPr>
+        <w:ind w:left="1440" w:hanging="360"/>
+      </w:pPr>
+      <w:rPr>
+        <w:rFonts w:ascii="Courier New" w:hAnsi="Courier New" w:cs="Courier New" w:hint="default"/>
+      </w:rPr>
+    </w:lvl>
+    <w:lvl w:ilvl="2" w:tplc="0C0A0005" w:tentative="1">
+      <w:start w:val="1"/>
+      <w:numFmt w:val="bullet"/>
+      <w:lvlText w:val=""/>
+      <w:lvlJc w:val="left"/>
+      <w:pPr>
+        <w:ind w:left="2160" w:hanging="360"/>
+      </w:pPr>
+      <w:rPr>
+        <w:rFonts w:ascii="Wingdings" w:hAnsi="Wingdings" w:hint="default"/>
+      </w:rPr>
+    </w:lvl>
+    <w:lvl w:ilvl="3" w:tplc="0C0A0001" w:tentative="1">
+      <w:start w:val="1"/>
+      <w:numFmt w:val="bullet"/>
+      <w:lvlText w:val=""/>
+      <w:lvlJc w:val="left"/>
+      <w:pPr>
+        <w:ind w:left="2880" w:hanging="360"/>
+      </w:pPr>
+      <w:rPr>
+        <w:rFonts w:ascii="Symbol" w:hAnsi="Symbol" w:hint="default"/>
+      </w:rPr>
+    </w:lvl>
+    <w:lvl w:ilvl="4" w:tplc="0C0A0003" w:tentative="1">
+      <w:start w:val="1"/>
+      <w:numFmt w:val="bullet"/>
+      <w:lvlText w:val="o"/>
+      <w:lvlJc w:val="left"/>
+      <w:pPr>
+        <w:ind w:left="3600" w:hanging="360"/>
+      </w:pPr>
+      <w:rPr>
+        <w:rFonts w:ascii="Courier New" w:hAnsi="Courier New" w:cs="Courier New" w:hint="default"/>
+      </w:rPr>
+    </w:lvl>
+    <w:lvl w:ilvl="5" w:tplc="0C0A0005" w:tentative="1">
+      <w:start w:val="1"/>
+      <w:numFmt w:val="bullet"/>
+      <w:lvlText w:val=""/>
+      <w:lvlJc w:val="left"/>
+      <w:pPr>
+        <w:ind w:left="4320" w:hanging="360"/>
+      </w:pPr>
+      <w:rPr>
+        <w:rFonts w:ascii="Wingdings" w:hAnsi="Wingdings" w:hint="default"/>
+      </w:rPr>
+    </w:lvl>
+    <w:lvl w:ilvl="6" w:tplc="0C0A0001" w:tentative="1">
+      <w:start w:val="1"/>
+      <w:numFmt w:val="bullet"/>
+      <w:lvlText w:val=""/>
+      <w:lvlJc w:val="left"/>
+      <w:pPr>
+        <w:ind w:left="5040" w:hanging="360"/>
+      </w:pPr>
+      <w:rPr>
+        <w:rFonts w:ascii="Symbol" w:hAnsi="Symbol" w:hint="default"/>
+      </w:rPr>
+    </w:lvl>
+    <w:lvl w:ilvl="7" w:tplc="0C0A0003" w:tentative="1">
+      <w:start w:val="1"/>
+      <w:numFmt w:val="bullet"/>
+      <w:lvlText w:val="o"/>
+      <w:lvlJc w:val="left"/>
+      <w:pPr>
+        <w:ind w:left="5760" w:hanging="360"/>
+      </w:pPr>
+      <w:rPr>
+        <w:rFonts w:ascii="Courier New" w:hAnsi="Courier New" w:cs="Courier New" w:hint="default"/>
+      </w:rPr>
+    </w:lvl>
+    <w:lvl w:ilvl="8" w:tplc="0C0A0005" w:tentative="1">
+      <w:start w:val="1"/>
+      <w:numFmt w:val="bullet"/>
+      <w:lvlText w:val=""/>
+      <w:lvlJc w:val="left"/>
+      <w:pPr>
+        <w:ind w:left="6480" w:hanging="360"/>
+      </w:pPr>
+      <w:rPr>
+        <w:rFonts w:ascii="Wingdings" w:hAnsi="Wingdings" w:hint="default"/>
+      </w:rPr>
+    </w:lvl>
+  </w:abstractNum>
+  <w:abstractNum w:abstractNumId="5" w15:restartNumberingAfterBreak="0">
     <w:nsid w:val="1504794F"/>
     <w:multiLevelType w:val="hybridMultilevel"/>
     <w:tmpl w:val="5734E9C8"/>
@@ -14680,7 +15212,120 @@
       </w:rPr>
     </w:lvl>
   </w:abstractNum>
-  <w:abstractNum w:abstractNumId="4" w15:restartNumberingAfterBreak="0">
+  <w:abstractNum w:abstractNumId="6" w15:restartNumberingAfterBreak="0">
+    <w:nsid w:val="15DF3839"/>
+    <w:multiLevelType w:val="hybridMultilevel"/>
+    <w:tmpl w:val="61E04894"/>
+    <w:lvl w:ilvl="0" w:tplc="0C0A0001">
+      <w:start w:val="1"/>
+      <w:numFmt w:val="bullet"/>
+      <w:lvlText w:val=""/>
+      <w:lvlJc w:val="left"/>
+      <w:pPr>
+        <w:ind w:left="720" w:hanging="360"/>
+      </w:pPr>
+      <w:rPr>
+        <w:rFonts w:ascii="Symbol" w:hAnsi="Symbol" w:hint="default"/>
+      </w:rPr>
+    </w:lvl>
+    <w:lvl w:ilvl="1" w:tplc="0C0A0003" w:tentative="1">
+      <w:start w:val="1"/>
+      <w:numFmt w:val="bullet"/>
+      <w:lvlText w:val="o"/>
+      <w:lvlJc w:val="left"/>
+      <w:pPr>
+        <w:ind w:left="1440" w:hanging="360"/>
+      </w:pPr>
+      <w:rPr>
+        <w:rFonts w:ascii="Courier New" w:hAnsi="Courier New" w:cs="Courier New" w:hint="default"/>
+      </w:rPr>
+    </w:lvl>
+    <w:lvl w:ilvl="2" w:tplc="0C0A0005" w:tentative="1">
+      <w:start w:val="1"/>
+      <w:numFmt w:val="bullet"/>
+      <w:lvlText w:val=""/>
+      <w:lvlJc w:val="left"/>
+      <w:pPr>
+        <w:ind w:left="2160" w:hanging="360"/>
+      </w:pPr>
+      <w:rPr>
+        <w:rFonts w:ascii="Wingdings" w:hAnsi="Wingdings" w:hint="default"/>
+      </w:rPr>
+    </w:lvl>
+    <w:lvl w:ilvl="3" w:tplc="0C0A0001" w:tentative="1">
+      <w:start w:val="1"/>
+      <w:numFmt w:val="bullet"/>
+      <w:lvlText w:val=""/>
+      <w:lvlJc w:val="left"/>
+      <w:pPr>
+        <w:ind w:left="2880" w:hanging="360"/>
+      </w:pPr>
+      <w:rPr>
+        <w:rFonts w:ascii="Symbol" w:hAnsi="Symbol" w:hint="default"/>
+      </w:rPr>
+    </w:lvl>
+    <w:lvl w:ilvl="4" w:tplc="0C0A0003" w:tentative="1">
+      <w:start w:val="1"/>
+      <w:numFmt w:val="bullet"/>
+      <w:lvlText w:val="o"/>
+      <w:lvlJc w:val="left"/>
+      <w:pPr>
+        <w:ind w:left="3600" w:hanging="360"/>
+      </w:pPr>
+      <w:rPr>
+        <w:rFonts w:ascii="Courier New" w:hAnsi="Courier New" w:cs="Courier New" w:hint="default"/>
+      </w:rPr>
+    </w:lvl>
+    <w:lvl w:ilvl="5" w:tplc="0C0A0005" w:tentative="1">
+      <w:start w:val="1"/>
+      <w:numFmt w:val="bullet"/>
+      <w:lvlText w:val=""/>
+      <w:lvlJc w:val="left"/>
+      <w:pPr>
+        <w:ind w:left="4320" w:hanging="360"/>
+      </w:pPr>
+      <w:rPr>
+        <w:rFonts w:ascii="Wingdings" w:hAnsi="Wingdings" w:hint="default"/>
+      </w:rPr>
+    </w:lvl>
+    <w:lvl w:ilvl="6" w:tplc="0C0A0001" w:tentative="1">
+      <w:start w:val="1"/>
+      <w:numFmt w:val="bullet"/>
+      <w:lvlText w:val=""/>
+      <w:lvlJc w:val="left"/>
+      <w:pPr>
+        <w:ind w:left="5040" w:hanging="360"/>
+      </w:pPr>
+      <w:rPr>
+        <w:rFonts w:ascii="Symbol" w:hAnsi="Symbol" w:hint="default"/>
+      </w:rPr>
+    </w:lvl>
+    <w:lvl w:ilvl="7" w:tplc="0C0A0003" w:tentative="1">
+      <w:start w:val="1"/>
+      <w:numFmt w:val="bullet"/>
+      <w:lvlText w:val="o"/>
+      <w:lvlJc w:val="left"/>
+      <w:pPr>
+        <w:ind w:left="5760" w:hanging="360"/>
+      </w:pPr>
+      <w:rPr>
+        <w:rFonts w:ascii="Courier New" w:hAnsi="Courier New" w:cs="Courier New" w:hint="default"/>
+      </w:rPr>
+    </w:lvl>
+    <w:lvl w:ilvl="8" w:tplc="0C0A0005" w:tentative="1">
+      <w:start w:val="1"/>
+      <w:numFmt w:val="bullet"/>
+      <w:lvlText w:val=""/>
+      <w:lvlJc w:val="left"/>
+      <w:pPr>
+        <w:ind w:left="6480" w:hanging="360"/>
+      </w:pPr>
+      <w:rPr>
+        <w:rFonts w:ascii="Wingdings" w:hAnsi="Wingdings" w:hint="default"/>
+      </w:rPr>
+    </w:lvl>
+  </w:abstractNum>
+  <w:abstractNum w:abstractNumId="7" w15:restartNumberingAfterBreak="0">
     <w:nsid w:val="18065D80"/>
     <w:multiLevelType w:val="multilevel"/>
     <w:tmpl w:val="90AC9F2A"/>
@@ -14829,7 +15474,7 @@
       </w:rPr>
     </w:lvl>
   </w:abstractNum>
-  <w:abstractNum w:abstractNumId="5" w15:restartNumberingAfterBreak="0">
+  <w:abstractNum w:abstractNumId="8" w15:restartNumberingAfterBreak="0">
     <w:nsid w:val="1B7A4D72"/>
     <w:multiLevelType w:val="multilevel"/>
     <w:tmpl w:val="C1E0271A"/>
@@ -14978,7 +15623,7 @@
       </w:rPr>
     </w:lvl>
   </w:abstractNum>
-  <w:abstractNum w:abstractNumId="6" w15:restartNumberingAfterBreak="0">
+  <w:abstractNum w:abstractNumId="9" w15:restartNumberingAfterBreak="0">
     <w:nsid w:val="1D242959"/>
     <w:multiLevelType w:val="hybridMultilevel"/>
     <w:tmpl w:val="B60EA430"/>
@@ -15090,7 +15735,7 @@
       </w:rPr>
     </w:lvl>
   </w:abstractNum>
-  <w:abstractNum w:abstractNumId="7" w15:restartNumberingAfterBreak="0">
+  <w:abstractNum w:abstractNumId="10" w15:restartNumberingAfterBreak="0">
     <w:nsid w:val="2CDB790B"/>
     <w:multiLevelType w:val="hybridMultilevel"/>
     <w:tmpl w:val="D700BFFE"/>
@@ -15203,7 +15848,7 @@
       </w:rPr>
     </w:lvl>
   </w:abstractNum>
-  <w:abstractNum w:abstractNumId="8" w15:restartNumberingAfterBreak="0">
+  <w:abstractNum w:abstractNumId="11" w15:restartNumberingAfterBreak="0">
     <w:nsid w:val="351C3054"/>
     <w:multiLevelType w:val="hybridMultilevel"/>
     <w:tmpl w:val="92E00EAE"/>
@@ -15316,7 +15961,7 @@
       </w:rPr>
     </w:lvl>
   </w:abstractNum>
-  <w:abstractNum w:abstractNumId="9" w15:restartNumberingAfterBreak="0">
+  <w:abstractNum w:abstractNumId="12" w15:restartNumberingAfterBreak="0">
     <w:nsid w:val="35595571"/>
     <w:multiLevelType w:val="multilevel"/>
     <w:tmpl w:val="0A04BF5C"/>
@@ -15465,7 +16110,7 @@
       </w:rPr>
     </w:lvl>
   </w:abstractNum>
-  <w:abstractNum w:abstractNumId="10" w15:restartNumberingAfterBreak="0">
+  <w:abstractNum w:abstractNumId="13" w15:restartNumberingAfterBreak="0">
     <w:nsid w:val="37B42C66"/>
     <w:multiLevelType w:val="multilevel"/>
     <w:tmpl w:val="232E0824"/>
@@ -15614,7 +16259,7 @@
       </w:rPr>
     </w:lvl>
   </w:abstractNum>
-  <w:abstractNum w:abstractNumId="11" w15:restartNumberingAfterBreak="0">
+  <w:abstractNum w:abstractNumId="14" w15:restartNumberingAfterBreak="0">
     <w:nsid w:val="37C01077"/>
     <w:multiLevelType w:val="multilevel"/>
     <w:tmpl w:val="AEE64CDC"/>
@@ -15763,7 +16408,7 @@
       </w:rPr>
     </w:lvl>
   </w:abstractNum>
-  <w:abstractNum w:abstractNumId="12" w15:restartNumberingAfterBreak="0">
+  <w:abstractNum w:abstractNumId="15" w15:restartNumberingAfterBreak="0">
     <w:nsid w:val="383B7337"/>
     <w:multiLevelType w:val="multilevel"/>
     <w:tmpl w:val="EF94B54A"/>
@@ -15884,7 +16529,7 @@
       </w:rPr>
     </w:lvl>
   </w:abstractNum>
-  <w:abstractNum w:abstractNumId="13" w15:restartNumberingAfterBreak="0">
+  <w:abstractNum w:abstractNumId="16" w15:restartNumberingAfterBreak="0">
     <w:nsid w:val="39C44CBA"/>
     <w:multiLevelType w:val="multilevel"/>
     <w:tmpl w:val="869EBEF6"/>
@@ -16033,7 +16678,7 @@
       </w:rPr>
     </w:lvl>
   </w:abstractNum>
-  <w:abstractNum w:abstractNumId="14" w15:restartNumberingAfterBreak="0">
+  <w:abstractNum w:abstractNumId="17" w15:restartNumberingAfterBreak="0">
     <w:nsid w:val="3A6D245A"/>
     <w:multiLevelType w:val="multilevel"/>
     <w:tmpl w:val="89E0D6A4"/>
@@ -16182,7 +16827,7 @@
       </w:rPr>
     </w:lvl>
   </w:abstractNum>
-  <w:abstractNum w:abstractNumId="15" w15:restartNumberingAfterBreak="0">
+  <w:abstractNum w:abstractNumId="18" w15:restartNumberingAfterBreak="0">
     <w:nsid w:val="3CBF3AC7"/>
     <w:multiLevelType w:val="hybridMultilevel"/>
     <w:tmpl w:val="6428BFCA"/>
@@ -16295,7 +16940,7 @@
       </w:rPr>
     </w:lvl>
   </w:abstractNum>
-  <w:abstractNum w:abstractNumId="16" w15:restartNumberingAfterBreak="0">
+  <w:abstractNum w:abstractNumId="19" w15:restartNumberingAfterBreak="0">
     <w:nsid w:val="450E6F64"/>
     <w:multiLevelType w:val="multilevel"/>
     <w:tmpl w:val="283E3066"/>
@@ -16444,7 +17089,7 @@
       </w:rPr>
     </w:lvl>
   </w:abstractNum>
-  <w:abstractNum w:abstractNumId="17" w15:restartNumberingAfterBreak="0">
+  <w:abstractNum w:abstractNumId="20" w15:restartNumberingAfterBreak="0">
     <w:nsid w:val="47473D85"/>
     <w:multiLevelType w:val="multilevel"/>
     <w:tmpl w:val="CC6CF196"/>
@@ -16593,7 +17238,7 @@
       </w:rPr>
     </w:lvl>
   </w:abstractNum>
-  <w:abstractNum w:abstractNumId="18" w15:restartNumberingAfterBreak="0">
+  <w:abstractNum w:abstractNumId="21" w15:restartNumberingAfterBreak="0">
     <w:nsid w:val="490C275F"/>
     <w:multiLevelType w:val="hybridMultilevel"/>
     <w:tmpl w:val="4F96A7D4"/>
@@ -16706,7 +17351,7 @@
       </w:rPr>
     </w:lvl>
   </w:abstractNum>
-  <w:abstractNum w:abstractNumId="19" w15:restartNumberingAfterBreak="0">
+  <w:abstractNum w:abstractNumId="22" w15:restartNumberingAfterBreak="0">
     <w:nsid w:val="51543E80"/>
     <w:multiLevelType w:val="multilevel"/>
     <w:tmpl w:val="FE883050"/>
@@ -16855,7 +17500,7 @@
       </w:rPr>
     </w:lvl>
   </w:abstractNum>
-  <w:abstractNum w:abstractNumId="20" w15:restartNumberingAfterBreak="0">
+  <w:abstractNum w:abstractNumId="23" w15:restartNumberingAfterBreak="0">
     <w:nsid w:val="536A5757"/>
     <w:multiLevelType w:val="hybridMultilevel"/>
     <w:tmpl w:val="74D4811A"/>
@@ -16944,7 +17589,7 @@
       </w:pPr>
     </w:lvl>
   </w:abstractNum>
-  <w:abstractNum w:abstractNumId="21" w15:restartNumberingAfterBreak="0">
+  <w:abstractNum w:abstractNumId="24" w15:restartNumberingAfterBreak="0">
     <w:nsid w:val="54A629B5"/>
     <w:multiLevelType w:val="multilevel"/>
     <w:tmpl w:val="984C3B50"/>
@@ -17093,7 +17738,7 @@
       </w:rPr>
     </w:lvl>
   </w:abstractNum>
-  <w:abstractNum w:abstractNumId="22" w15:restartNumberingAfterBreak="0">
+  <w:abstractNum w:abstractNumId="25" w15:restartNumberingAfterBreak="0">
     <w:nsid w:val="58B01BFC"/>
     <w:multiLevelType w:val="multilevel"/>
     <w:tmpl w:val="AB847238"/>
@@ -17242,7 +17887,7 @@
       </w:rPr>
     </w:lvl>
   </w:abstractNum>
-  <w:abstractNum w:abstractNumId="23" w15:restartNumberingAfterBreak="0">
+  <w:abstractNum w:abstractNumId="26" w15:restartNumberingAfterBreak="0">
     <w:nsid w:val="5AA53406"/>
     <w:multiLevelType w:val="hybridMultilevel"/>
     <w:tmpl w:val="6E4CC95C"/>
@@ -17332,7 +17977,7 @@
       </w:pPr>
     </w:lvl>
   </w:abstractNum>
-  <w:abstractNum w:abstractNumId="24" w15:restartNumberingAfterBreak="0">
+  <w:abstractNum w:abstractNumId="27" w15:restartNumberingAfterBreak="0">
     <w:nsid w:val="5CB5579E"/>
     <w:multiLevelType w:val="multilevel"/>
     <w:tmpl w:val="1110FB4E"/>
@@ -17481,7 +18126,7 @@
       </w:rPr>
     </w:lvl>
   </w:abstractNum>
-  <w:abstractNum w:abstractNumId="25" w15:restartNumberingAfterBreak="0">
+  <w:abstractNum w:abstractNumId="28" w15:restartNumberingAfterBreak="0">
     <w:nsid w:val="5E7158AB"/>
     <w:multiLevelType w:val="multilevel"/>
     <w:tmpl w:val="C55A9B30"/>
@@ -17630,7 +18275,7 @@
       </w:rPr>
     </w:lvl>
   </w:abstractNum>
-  <w:abstractNum w:abstractNumId="26" w15:restartNumberingAfterBreak="0">
+  <w:abstractNum w:abstractNumId="29" w15:restartNumberingAfterBreak="0">
     <w:nsid w:val="6189014A"/>
     <w:multiLevelType w:val="multilevel"/>
     <w:tmpl w:val="57548D62"/>
@@ -17779,7 +18424,7 @@
       </w:rPr>
     </w:lvl>
   </w:abstractNum>
-  <w:abstractNum w:abstractNumId="27" w15:restartNumberingAfterBreak="0">
+  <w:abstractNum w:abstractNumId="30" w15:restartNumberingAfterBreak="0">
     <w:nsid w:val="653C07B3"/>
     <w:multiLevelType w:val="multilevel"/>
     <w:tmpl w:val="360E2A9A"/>
@@ -17928,7 +18573,7 @@
       </w:rPr>
     </w:lvl>
   </w:abstractNum>
-  <w:abstractNum w:abstractNumId="28" w15:restartNumberingAfterBreak="0">
+  <w:abstractNum w:abstractNumId="31" w15:restartNumberingAfterBreak="0">
     <w:nsid w:val="66C02199"/>
     <w:multiLevelType w:val="multilevel"/>
     <w:tmpl w:val="4BCC32CA"/>
@@ -18077,7 +18722,7 @@
       </w:rPr>
     </w:lvl>
   </w:abstractNum>
-  <w:abstractNum w:abstractNumId="29" w15:restartNumberingAfterBreak="0">
+  <w:abstractNum w:abstractNumId="32" w15:restartNumberingAfterBreak="0">
     <w:nsid w:val="6ACE33D3"/>
     <w:multiLevelType w:val="multilevel"/>
     <w:tmpl w:val="59C07B6E"/>
@@ -18226,7 +18871,7 @@
       </w:rPr>
     </w:lvl>
   </w:abstractNum>
-  <w:abstractNum w:abstractNumId="30" w15:restartNumberingAfterBreak="0">
+  <w:abstractNum w:abstractNumId="33" w15:restartNumberingAfterBreak="0">
     <w:nsid w:val="6C7E6B7A"/>
     <w:multiLevelType w:val="multilevel"/>
     <w:tmpl w:val="C6F05FC6"/>
@@ -18339,7 +18984,7 @@
       </w:pPr>
     </w:lvl>
   </w:abstractNum>
-  <w:abstractNum w:abstractNumId="31" w15:restartNumberingAfterBreak="0">
+  <w:abstractNum w:abstractNumId="34" w15:restartNumberingAfterBreak="0">
     <w:nsid w:val="6D9D6EE2"/>
     <w:multiLevelType w:val="multilevel"/>
     <w:tmpl w:val="61903482"/>
@@ -18488,7 +19133,7 @@
       </w:rPr>
     </w:lvl>
   </w:abstractNum>
-  <w:abstractNum w:abstractNumId="32" w15:restartNumberingAfterBreak="0">
+  <w:abstractNum w:abstractNumId="35" w15:restartNumberingAfterBreak="0">
     <w:nsid w:val="743E4507"/>
     <w:multiLevelType w:val="multilevel"/>
     <w:tmpl w:val="D4045920"/>
@@ -18637,7 +19282,7 @@
       </w:rPr>
     </w:lvl>
   </w:abstractNum>
-  <w:abstractNum w:abstractNumId="33" w15:restartNumberingAfterBreak="0">
+  <w:abstractNum w:abstractNumId="36" w15:restartNumberingAfterBreak="0">
     <w:nsid w:val="7A3921F5"/>
     <w:multiLevelType w:val="multilevel"/>
     <w:tmpl w:val="C71C0A96"/>
@@ -18750,7 +19395,7 @@
       </w:pPr>
     </w:lvl>
   </w:abstractNum>
-  <w:abstractNum w:abstractNumId="34" w15:restartNumberingAfterBreak="0">
+  <w:abstractNum w:abstractNumId="37" w15:restartNumberingAfterBreak="0">
     <w:nsid w:val="7C134182"/>
     <w:multiLevelType w:val="hybridMultilevel"/>
     <w:tmpl w:val="94424BE6"/>
@@ -18864,109 +19509,118 @@
     </w:lvl>
   </w:abstractNum>
   <w:num w:numId="1" w16cid:durableId="773477658">
-    <w:abstractNumId w:val="33"/>
+    <w:abstractNumId w:val="36"/>
   </w:num>
   <w:num w:numId="2" w16cid:durableId="1238246386">
-    <w:abstractNumId w:val="5"/>
+    <w:abstractNumId w:val="8"/>
   </w:num>
   <w:num w:numId="3" w16cid:durableId="330065786">
-    <w:abstractNumId w:val="16"/>
+    <w:abstractNumId w:val="19"/>
   </w:num>
   <w:num w:numId="4" w16cid:durableId="1543055585">
-    <w:abstractNumId w:val="32"/>
+    <w:abstractNumId w:val="35"/>
   </w:num>
   <w:num w:numId="5" w16cid:durableId="1671830116">
-    <w:abstractNumId w:val="31"/>
+    <w:abstractNumId w:val="34"/>
   </w:num>
   <w:num w:numId="6" w16cid:durableId="1538464803">
-    <w:abstractNumId w:val="12"/>
+    <w:abstractNumId w:val="15"/>
   </w:num>
   <w:num w:numId="7" w16cid:durableId="2106489300">
     <w:abstractNumId w:val="2"/>
   </w:num>
   <w:num w:numId="8" w16cid:durableId="1571429689">
-    <w:abstractNumId w:val="10"/>
+    <w:abstractNumId w:val="13"/>
   </w:num>
   <w:num w:numId="9" w16cid:durableId="1237743962">
-    <w:abstractNumId w:val="3"/>
+    <w:abstractNumId w:val="5"/>
   </w:num>
   <w:num w:numId="10" w16cid:durableId="1025063009">
-    <w:abstractNumId w:val="26"/>
+    <w:abstractNumId w:val="29"/>
   </w:num>
   <w:num w:numId="11" w16cid:durableId="1274701838">
-    <w:abstractNumId w:val="17"/>
+    <w:abstractNumId w:val="20"/>
   </w:num>
   <w:num w:numId="12" w16cid:durableId="458768081">
-    <w:abstractNumId w:val="6"/>
+    <w:abstractNumId w:val="9"/>
   </w:num>
   <w:num w:numId="13" w16cid:durableId="352078743">
-    <w:abstractNumId w:val="22"/>
+    <w:abstractNumId w:val="25"/>
   </w:num>
   <w:num w:numId="14" w16cid:durableId="827402550">
-    <w:abstractNumId w:val="13"/>
+    <w:abstractNumId w:val="16"/>
   </w:num>
   <w:num w:numId="15" w16cid:durableId="1831434691">
-    <w:abstractNumId w:val="9"/>
+    <w:abstractNumId w:val="12"/>
   </w:num>
   <w:num w:numId="16" w16cid:durableId="71008217">
-    <w:abstractNumId w:val="25"/>
+    <w:abstractNumId w:val="28"/>
   </w:num>
   <w:num w:numId="17" w16cid:durableId="1167551186">
-    <w:abstractNumId w:val="29"/>
+    <w:abstractNumId w:val="32"/>
   </w:num>
   <w:num w:numId="18" w16cid:durableId="1725636477">
-    <w:abstractNumId w:val="27"/>
+    <w:abstractNumId w:val="30"/>
   </w:num>
   <w:num w:numId="19" w16cid:durableId="579602750">
-    <w:abstractNumId w:val="18"/>
+    <w:abstractNumId w:val="21"/>
   </w:num>
   <w:num w:numId="20" w16cid:durableId="1118136432">
     <w:abstractNumId w:val="0"/>
   </w:num>
   <w:num w:numId="21" w16cid:durableId="1894079410">
-    <w:abstractNumId w:val="28"/>
+    <w:abstractNumId w:val="31"/>
   </w:num>
   <w:num w:numId="22" w16cid:durableId="1483618575">
+    <w:abstractNumId w:val="10"/>
+  </w:num>
+  <w:num w:numId="23" w16cid:durableId="186257074">
+    <w:abstractNumId w:val="14"/>
+  </w:num>
+  <w:num w:numId="24" w16cid:durableId="120156952">
+    <w:abstractNumId w:val="18"/>
+  </w:num>
+  <w:num w:numId="25" w16cid:durableId="1066494909">
+    <w:abstractNumId w:val="37"/>
+  </w:num>
+  <w:num w:numId="26" w16cid:durableId="2103868927">
+    <w:abstractNumId w:val="17"/>
+  </w:num>
+  <w:num w:numId="27" w16cid:durableId="1153060057">
     <w:abstractNumId w:val="7"/>
   </w:num>
-  <w:num w:numId="23" w16cid:durableId="186257074">
+  <w:num w:numId="28" w16cid:durableId="1594168769">
+    <w:abstractNumId w:val="24"/>
+  </w:num>
+  <w:num w:numId="29" w16cid:durableId="1669405432">
+    <w:abstractNumId w:val="22"/>
+  </w:num>
+  <w:num w:numId="30" w16cid:durableId="1454442155">
+    <w:abstractNumId w:val="27"/>
+  </w:num>
+  <w:num w:numId="31" w16cid:durableId="1467972731">
+    <w:abstractNumId w:val="33"/>
+  </w:num>
+  <w:num w:numId="32" w16cid:durableId="1830242176">
+    <w:abstractNumId w:val="23"/>
+  </w:num>
+  <w:num w:numId="33" w16cid:durableId="1544904037">
     <w:abstractNumId w:val="11"/>
   </w:num>
-  <w:num w:numId="24" w16cid:durableId="120156952">
-    <w:abstractNumId w:val="15"/>
-  </w:num>
-  <w:num w:numId="25" w16cid:durableId="1066494909">
-    <w:abstractNumId w:val="34"/>
-  </w:num>
-  <w:num w:numId="26" w16cid:durableId="2103868927">
-    <w:abstractNumId w:val="14"/>
-  </w:num>
-  <w:num w:numId="27" w16cid:durableId="1153060057">
-    <w:abstractNumId w:val="4"/>
-  </w:num>
-  <w:num w:numId="28" w16cid:durableId="1594168769">
-    <w:abstractNumId w:val="21"/>
-  </w:num>
-  <w:num w:numId="29" w16cid:durableId="1669405432">
-    <w:abstractNumId w:val="19"/>
-  </w:num>
-  <w:num w:numId="30" w16cid:durableId="1454442155">
-    <w:abstractNumId w:val="24"/>
-  </w:num>
-  <w:num w:numId="31" w16cid:durableId="1467972731">
-    <w:abstractNumId w:val="30"/>
-  </w:num>
-  <w:num w:numId="32" w16cid:durableId="1830242176">
-    <w:abstractNumId w:val="20"/>
-  </w:num>
-  <w:num w:numId="33" w16cid:durableId="1544904037">
-    <w:abstractNumId w:val="8"/>
-  </w:num>
   <w:num w:numId="34" w16cid:durableId="1140416337">
-    <w:abstractNumId w:val="23"/>
+    <w:abstractNumId w:val="26"/>
   </w:num>
   <w:num w:numId="35" w16cid:durableId="896822435">
     <w:abstractNumId w:val="1"/>
+  </w:num>
+  <w:num w:numId="36" w16cid:durableId="1552493203">
+    <w:abstractNumId w:val="4"/>
+  </w:num>
+  <w:num w:numId="37" w16cid:durableId="725228872">
+    <w:abstractNumId w:val="6"/>
+  </w:num>
+  <w:num w:numId="38" w16cid:durableId="1567062761">
+    <w:abstractNumId w:val="3"/>
   </w:num>
 </w:numbering>
 </file>
@@ -19580,7 +20234,6 @@
   <w:style w:type="character" w:default="1" w:styleId="Fuentedeprrafopredeter">
     <w:name w:val="Default Paragraph Font"/>
     <w:uiPriority w:val="1"/>
-    <w:semiHidden/>
     <w:unhideWhenUsed/>
   </w:style>
   <w:style w:type="table" w:default="1" w:styleId="Tablanormal">
@@ -20118,6 +20771,16 @@
       <w:bCs/>
     </w:rPr>
   </w:style>
+  <w:style w:type="character" w:styleId="Textodelmarcadordeposicin">
+    <w:name w:val="Placeholder Text"/>
+    <w:basedOn w:val="Fuentedeprrafopredeter"/>
+    <w:uiPriority w:val="99"/>
+    <w:semiHidden/>
+    <w:rsid w:val="003127AA"/>
+    <w:rPr>
+      <w:color w:val="666666"/>
+    </w:rPr>
+  </w:style>
 </w:styles>
 </file>
 

--- a/memoria.docx
+++ b/memoria.docx
@@ -4332,13 +4332,31 @@
     </w:p>
     <w:p>
       <w:pPr>
-        <w:jc w:val="both"/>
         <w:rPr>
           <w:b/>
           <w:bCs/>
           <w:color w:val="000000" w:themeColor="text1"/>
         </w:rPr>
       </w:pPr>
+    </w:p>
+    <w:p>
+      <w:pPr>
+        <w:rPr>
+          <w:b/>
+          <w:bCs/>
+          <w:color w:val="000000" w:themeColor="text1"/>
+        </w:rPr>
+      </w:pPr>
+      <w:r>
+        <w:rPr>
+          <w:b/>
+          <w:bCs/>
+          <w:color w:val="000000" w:themeColor="text1"/>
+        </w:rPr>
+        <w:t>ESTUDIOS CIENTÍFICOS</w:t>
+      </w:r>
+    </w:p>
+    <w:p>
       <w:hyperlink r:id="rId11" w:history="1">
         <w:r>
           <w:rPr>
@@ -4346,64 +4364,472 @@
             <w:b/>
             <w:bCs/>
           </w:rPr>
-          <w:t>https://bonga.unisimon.edu.co/items/52673411-d837-457a-afc5-f93f844e2ddd</w:t>
+          <w:t>https://arxiv.org/abs/2202</w:t>
         </w:r>
-      </w:hyperlink>
-    </w:p>
-    <w:p>
-      <w:pPr>
-        <w:rPr>
-          <w:b/>
-          <w:bCs/>
-          <w:color w:val="000000" w:themeColor="text1"/>
-        </w:rPr>
-      </w:pPr>
-    </w:p>
-    <w:p>
-      <w:pPr>
-        <w:rPr>
-          <w:b/>
-          <w:bCs/>
-          <w:color w:val="000000" w:themeColor="text1"/>
-        </w:rPr>
-      </w:pPr>
-      <w:r>
-        <w:rPr>
-          <w:b/>
-          <w:bCs/>
-          <w:color w:val="000000" w:themeColor="text1"/>
-        </w:rPr>
-        <w:t>ESTUDIOS CIENTÍFICOS</w:t>
-      </w:r>
-    </w:p>
-    <w:p>
-      <w:pPr>
-        <w:rPr>
-          <w:b/>
-          <w:bCs/>
-          <w:color w:val="000000" w:themeColor="text1"/>
-        </w:rPr>
-      </w:pPr>
-      <w:hyperlink r:id="rId12" w:history="1">
         <w:r>
           <w:rPr>
             <w:rStyle w:val="Hipervnculo"/>
             <w:b/>
             <w:bCs/>
           </w:rPr>
-          <w:t>https://arxiv.org/abs/2202.05735</w:t>
+          <w:t>.</w:t>
+        </w:r>
+        <w:r>
+          <w:rPr>
+            <w:rStyle w:val="Hipervnculo"/>
+            <w:b/>
+            <w:bCs/>
+          </w:rPr>
+          <w:t>05735</w:t>
         </w:r>
       </w:hyperlink>
     </w:p>
     <w:p>
       <w:pPr>
+        <w:pStyle w:val="Prrafodelista"/>
+        <w:numPr>
+          <w:ilvl w:val="0"/>
+          <w:numId w:val="39"/>
+        </w:numPr>
         <w:rPr>
           <w:b/>
           <w:bCs/>
           <w:color w:val="000000" w:themeColor="text1"/>
         </w:rPr>
       </w:pPr>
-      <w:hyperlink r:id="rId13" w:history="1">
+      <w:proofErr w:type="spellStart"/>
+      <w:r>
+        <w:rPr>
+          <w:b/>
+          <w:bCs/>
+          <w:color w:val="000000" w:themeColor="text1"/>
+        </w:rPr>
+        <w:t>Chocron</w:t>
+      </w:r>
+      <w:proofErr w:type="spellEnd"/>
+      <w:r>
+        <w:rPr>
+          <w:b/>
+          <w:bCs/>
+          <w:color w:val="000000" w:themeColor="text1"/>
+        </w:rPr>
+        <w:t xml:space="preserve">, R. </w:t>
+      </w:r>
+      <w:proofErr w:type="spellStart"/>
+      <w:r>
+        <w:rPr>
+          <w:b/>
+          <w:bCs/>
+          <w:color w:val="000000" w:themeColor="text1"/>
+        </w:rPr>
+        <w:t>Efraim</w:t>
+      </w:r>
+      <w:proofErr w:type="spellEnd"/>
+      <w:r>
+        <w:rPr>
+          <w:b/>
+          <w:bCs/>
+          <w:color w:val="000000" w:themeColor="text1"/>
+        </w:rPr>
+        <w:t xml:space="preserve">, F. </w:t>
+      </w:r>
+      <w:proofErr w:type="spellStart"/>
+      <w:r>
+        <w:rPr>
+          <w:b/>
+          <w:bCs/>
+          <w:color w:val="000000" w:themeColor="text1"/>
+        </w:rPr>
+        <w:t>Mandel</w:t>
+      </w:r>
+      <w:proofErr w:type="spellEnd"/>
+      <w:r>
+        <w:rPr>
+          <w:b/>
+          <w:bCs/>
+          <w:color w:val="000000" w:themeColor="text1"/>
+        </w:rPr>
+        <w:t xml:space="preserve">, M. </w:t>
+      </w:r>
+      <w:proofErr w:type="spellStart"/>
+      <w:r>
+        <w:rPr>
+          <w:b/>
+          <w:bCs/>
+          <w:color w:val="000000" w:themeColor="text1"/>
+        </w:rPr>
+        <w:t>Rueschman</w:t>
+      </w:r>
+      <w:proofErr w:type="spellEnd"/>
+      <w:r>
+        <w:rPr>
+          <w:b/>
+          <w:bCs/>
+          <w:color w:val="000000" w:themeColor="text1"/>
+        </w:rPr>
+        <w:t xml:space="preserve">, N. </w:t>
+      </w:r>
+      <w:proofErr w:type="spellStart"/>
+      <w:r>
+        <w:rPr>
+          <w:b/>
+          <w:bCs/>
+          <w:color w:val="000000" w:themeColor="text1"/>
+        </w:rPr>
+        <w:t>Palmius</w:t>
+      </w:r>
+      <w:proofErr w:type="spellEnd"/>
+      <w:r>
+        <w:rPr>
+          <w:b/>
+          <w:bCs/>
+          <w:color w:val="000000" w:themeColor="text1"/>
+        </w:rPr>
+        <w:t xml:space="preserve">, T. Pen </w:t>
+      </w:r>
+      <w:proofErr w:type="spellStart"/>
+      <w:r>
+        <w:rPr>
+          <w:b/>
+          <w:bCs/>
+          <w:color w:val="000000" w:themeColor="text1"/>
+        </w:rPr>
+        <w:t>zel</w:t>
+      </w:r>
+      <w:proofErr w:type="spellEnd"/>
+      <w:r>
+        <w:rPr>
+          <w:b/>
+          <w:bCs/>
+          <w:color w:val="000000" w:themeColor="text1"/>
+        </w:rPr>
+        <w:t xml:space="preserve">, M. </w:t>
+      </w:r>
+      <w:proofErr w:type="spellStart"/>
+      <w:r>
+        <w:rPr>
+          <w:b/>
+          <w:bCs/>
+          <w:color w:val="000000" w:themeColor="text1"/>
+        </w:rPr>
+        <w:t>Elbaz</w:t>
+      </w:r>
+      <w:proofErr w:type="spellEnd"/>
+      <w:r>
+        <w:rPr>
+          <w:b/>
+          <w:bCs/>
+          <w:color w:val="000000" w:themeColor="text1"/>
+        </w:rPr>
+        <w:t xml:space="preserve">, and J. A. Behar, “Digital </w:t>
+      </w:r>
+      <w:proofErr w:type="spellStart"/>
+      <w:r>
+        <w:rPr>
+          <w:b/>
+          <w:bCs/>
+          <w:color w:val="000000" w:themeColor="text1"/>
+        </w:rPr>
+        <w:t>biomarkers</w:t>
+      </w:r>
+      <w:proofErr w:type="spellEnd"/>
+      <w:r>
+        <w:rPr>
+          <w:b/>
+          <w:bCs/>
+          <w:color w:val="000000" w:themeColor="text1"/>
+        </w:rPr>
+        <w:t xml:space="preserve"> and artificial </w:t>
+      </w:r>
+      <w:proofErr w:type="spellStart"/>
+      <w:r>
+        <w:rPr>
+          <w:b/>
+          <w:bCs/>
+          <w:color w:val="000000" w:themeColor="text1"/>
+        </w:rPr>
+        <w:t>intelli</w:t>
+      </w:r>
+      <w:proofErr w:type="spellEnd"/>
+      <w:r>
+        <w:rPr>
+          <w:b/>
+          <w:bCs/>
+          <w:color w:val="000000" w:themeColor="text1"/>
+        </w:rPr>
+        <w:t xml:space="preserve"> 10 ACKNOWLEDGMENT 2022 </w:t>
+      </w:r>
+      <w:proofErr w:type="spellStart"/>
+      <w:r>
+        <w:rPr>
+          <w:b/>
+          <w:bCs/>
+          <w:color w:val="000000" w:themeColor="text1"/>
+        </w:rPr>
+        <w:t>gence</w:t>
+      </w:r>
+      <w:proofErr w:type="spellEnd"/>
+      <w:r>
+        <w:rPr>
+          <w:b/>
+          <w:bCs/>
+          <w:color w:val="000000" w:themeColor="text1"/>
+        </w:rPr>
+        <w:t xml:space="preserve"> </w:t>
+      </w:r>
+      <w:proofErr w:type="spellStart"/>
+      <w:r>
+        <w:rPr>
+          <w:b/>
+          <w:bCs/>
+          <w:color w:val="000000" w:themeColor="text1"/>
+        </w:rPr>
+        <w:t>for</w:t>
+      </w:r>
+      <w:proofErr w:type="spellEnd"/>
+      <w:r>
+        <w:rPr>
+          <w:b/>
+          <w:bCs/>
+          <w:color w:val="000000" w:themeColor="text1"/>
+        </w:rPr>
+        <w:t xml:space="preserve"> </w:t>
+      </w:r>
+      <w:proofErr w:type="spellStart"/>
+      <w:r>
+        <w:rPr>
+          <w:b/>
+          <w:bCs/>
+          <w:color w:val="000000" w:themeColor="text1"/>
+        </w:rPr>
+        <w:t>mass</w:t>
+      </w:r>
+      <w:proofErr w:type="spellEnd"/>
+      <w:r>
+        <w:rPr>
+          <w:b/>
+          <w:bCs/>
+          <w:color w:val="000000" w:themeColor="text1"/>
+        </w:rPr>
+        <w:t xml:space="preserve"> diagnosis </w:t>
+      </w:r>
+      <w:proofErr w:type="spellStart"/>
+      <w:r>
+        <w:rPr>
+          <w:b/>
+          <w:bCs/>
+          <w:color w:val="000000" w:themeColor="text1"/>
+        </w:rPr>
+        <w:t>of</w:t>
+      </w:r>
+      <w:proofErr w:type="spellEnd"/>
+      <w:r>
+        <w:rPr>
+          <w:b/>
+          <w:bCs/>
+          <w:color w:val="000000" w:themeColor="text1"/>
+        </w:rPr>
+        <w:t xml:space="preserve"> atrial </w:t>
+      </w:r>
+      <w:proofErr w:type="spellStart"/>
+      <w:r>
+        <w:rPr>
+          <w:b/>
+          <w:bCs/>
+          <w:color w:val="000000" w:themeColor="text1"/>
+        </w:rPr>
+        <w:t>fibrillation</w:t>
+      </w:r>
+      <w:proofErr w:type="spellEnd"/>
+      <w:r>
+        <w:rPr>
+          <w:b/>
+          <w:bCs/>
+          <w:color w:val="000000" w:themeColor="text1"/>
+        </w:rPr>
+        <w:t xml:space="preserve"> in a </w:t>
+      </w:r>
+      <w:proofErr w:type="spellStart"/>
+      <w:r>
+        <w:rPr>
+          <w:b/>
+          <w:bCs/>
+          <w:color w:val="000000" w:themeColor="text1"/>
+        </w:rPr>
+        <w:t>population</w:t>
+      </w:r>
+      <w:proofErr w:type="spellEnd"/>
+      <w:r>
+        <w:rPr>
+          <w:b/>
+          <w:bCs/>
+          <w:color w:val="000000" w:themeColor="text1"/>
+        </w:rPr>
+        <w:t xml:space="preserve"> </w:t>
+      </w:r>
+      <w:proofErr w:type="spellStart"/>
+      <w:r>
+        <w:rPr>
+          <w:b/>
+          <w:bCs/>
+          <w:color w:val="000000" w:themeColor="text1"/>
+        </w:rPr>
+        <w:t>sample</w:t>
+      </w:r>
+      <w:proofErr w:type="spellEnd"/>
+      <w:r>
+        <w:rPr>
+          <w:b/>
+          <w:bCs/>
+          <w:color w:val="000000" w:themeColor="text1"/>
+        </w:rPr>
+        <w:t xml:space="preserve"> at </w:t>
+      </w:r>
+      <w:proofErr w:type="spellStart"/>
+      <w:r>
+        <w:rPr>
+          <w:b/>
+          <w:bCs/>
+          <w:color w:val="000000" w:themeColor="text1"/>
+        </w:rPr>
+        <w:t>risk</w:t>
+      </w:r>
+      <w:proofErr w:type="spellEnd"/>
+      <w:r>
+        <w:rPr>
+          <w:b/>
+          <w:bCs/>
+          <w:color w:val="000000" w:themeColor="text1"/>
+        </w:rPr>
+        <w:t xml:space="preserve"> </w:t>
+      </w:r>
+      <w:proofErr w:type="spellStart"/>
+      <w:r>
+        <w:rPr>
+          <w:b/>
+          <w:bCs/>
+          <w:color w:val="000000" w:themeColor="text1"/>
+        </w:rPr>
+        <w:t>of</w:t>
+      </w:r>
+      <w:proofErr w:type="spellEnd"/>
+      <w:r>
+        <w:rPr>
+          <w:b/>
+          <w:bCs/>
+          <w:color w:val="000000" w:themeColor="text1"/>
+        </w:rPr>
+        <w:t xml:space="preserve"> </w:t>
+      </w:r>
+      <w:proofErr w:type="spellStart"/>
+      <w:r>
+        <w:rPr>
+          <w:b/>
+          <w:bCs/>
+          <w:color w:val="000000" w:themeColor="text1"/>
+        </w:rPr>
+        <w:t>sleep</w:t>
+      </w:r>
+      <w:proofErr w:type="spellEnd"/>
+      <w:r>
+        <w:rPr>
+          <w:b/>
+          <w:bCs/>
+          <w:color w:val="000000" w:themeColor="text1"/>
+        </w:rPr>
+        <w:t xml:space="preserve"> </w:t>
+      </w:r>
+      <w:proofErr w:type="spellStart"/>
+      <w:r>
+        <w:rPr>
+          <w:b/>
+          <w:bCs/>
+          <w:color w:val="000000" w:themeColor="text1"/>
+        </w:rPr>
+        <w:t>disordered</w:t>
+      </w:r>
+      <w:proofErr w:type="spellEnd"/>
+      <w:r>
+        <w:rPr>
+          <w:b/>
+          <w:bCs/>
+          <w:color w:val="000000" w:themeColor="text1"/>
+        </w:rPr>
+        <w:t xml:space="preserve"> </w:t>
+      </w:r>
+      <w:proofErr w:type="spellStart"/>
+      <w:r>
+        <w:rPr>
+          <w:b/>
+          <w:bCs/>
+          <w:color w:val="000000" w:themeColor="text1"/>
+        </w:rPr>
+        <w:t>breathing</w:t>
+      </w:r>
+      <w:proofErr w:type="spellEnd"/>
+      <w:r>
+        <w:rPr>
+          <w:b/>
+          <w:bCs/>
+          <w:color w:val="000000" w:themeColor="text1"/>
+        </w:rPr>
+        <w:t xml:space="preserve">,” </w:t>
+      </w:r>
+      <w:proofErr w:type="spellStart"/>
+      <w:r>
+        <w:rPr>
+          <w:b/>
+          <w:bCs/>
+          <w:color w:val="000000" w:themeColor="text1"/>
+        </w:rPr>
+        <w:t>Physiological</w:t>
+      </w:r>
+      <w:proofErr w:type="spellEnd"/>
+      <w:r>
+        <w:rPr>
+          <w:b/>
+          <w:bCs/>
+          <w:color w:val="000000" w:themeColor="text1"/>
+        </w:rPr>
+        <w:t xml:space="preserve"> </w:t>
+      </w:r>
+      <w:proofErr w:type="spellStart"/>
+      <w:r>
+        <w:rPr>
+          <w:b/>
+          <w:bCs/>
+          <w:color w:val="000000" w:themeColor="text1"/>
+        </w:rPr>
+        <w:t>Measurement</w:t>
+      </w:r>
+      <w:proofErr w:type="spellEnd"/>
+      <w:r>
+        <w:rPr>
+          <w:b/>
+          <w:bCs/>
+          <w:color w:val="000000" w:themeColor="text1"/>
+        </w:rPr>
+        <w:t>, vol. 41, no. 10, 7 2020.</w:t>
+      </w:r>
+    </w:p>
+    <w:p>
+      <w:pPr>
+        <w:rPr>
+          <w:b/>
+          <w:bCs/>
+          <w:color w:val="000000" w:themeColor="text1"/>
+        </w:rPr>
+      </w:pPr>
+    </w:p>
+    <w:p>
+      <w:pPr>
+        <w:rPr>
+          <w:b/>
+          <w:bCs/>
+          <w:color w:val="000000" w:themeColor="text1"/>
+        </w:rPr>
+      </w:pPr>
+      <w:hyperlink r:id="rId12" w:history="1">
         <w:r>
           <w:rPr>
             <w:rStyle w:val="Hipervnculo"/>
@@ -4422,7 +4848,7 @@
           <w:color w:val="000000" w:themeColor="text1"/>
         </w:rPr>
       </w:pPr>
-      <w:hyperlink r:id="rId14" w:history="1">
+      <w:hyperlink r:id="rId13" w:history="1">
         <w:r>
           <w:rPr>
             <w:rStyle w:val="Hipervnculo"/>
@@ -4456,7 +4882,6 @@
           <w:bCs/>
           <w:color w:val="000000" w:themeColor="text1"/>
         </w:rPr>
-        <w:lastRenderedPageBreak/>
         <w:t>PROYECTOS Y APLICACIONES RELEVANTES</w:t>
       </w:r>
     </w:p>
@@ -4468,7 +4893,7 @@
           <w:color w:val="000000" w:themeColor="text1"/>
         </w:rPr>
       </w:pPr>
-      <w:hyperlink r:id="rId15" w:history="1">
+      <w:hyperlink r:id="rId14" w:history="1">
         <w:r>
           <w:rPr>
             <w:rStyle w:val="Hipervnculo"/>
@@ -4487,7 +4912,7 @@
           <w:color w:val="000000" w:themeColor="text1"/>
         </w:rPr>
       </w:pPr>
-      <w:hyperlink r:id="rId16" w:history="1">
+      <w:hyperlink r:id="rId15" w:history="1">
         <w:r>
           <w:rPr>
             <w:rStyle w:val="Hipervnculo"/>
@@ -8144,7 +8569,7 @@
                     <pic:cNvPicPr/>
                   </pic:nvPicPr>
                   <pic:blipFill>
-                    <a:blip r:embed="rId21"/>
+                    <a:blip r:embed="rId20"/>
                     <a:stretch>
                       <a:fillRect/>
                     </a:stretch>
@@ -8469,7 +8894,7 @@
                     <pic:cNvPicPr/>
                   </pic:nvPicPr>
                   <pic:blipFill>
-                    <a:blip r:embed="rId22"/>
+                    <a:blip r:embed="rId21"/>
                     <a:stretch>
                       <a:fillRect/>
                     </a:stretch>
@@ -8610,7 +9035,7 @@
                     <pic:cNvPicPr/>
                   </pic:nvPicPr>
                   <pic:blipFill>
-                    <a:blip r:embed="rId23"/>
+                    <a:blip r:embed="rId22"/>
                     <a:stretch>
                       <a:fillRect/>
                     </a:stretch>
@@ -8749,7 +9174,7 @@
                     <pic:cNvPicPr/>
                   </pic:nvPicPr>
                   <pic:blipFill>
-                    <a:blip r:embed="rId24"/>
+                    <a:blip r:embed="rId23"/>
                     <a:stretch>
                       <a:fillRect/>
                     </a:stretch>
@@ -8925,7 +9350,7 @@
                     <pic:cNvPicPr/>
                   </pic:nvPicPr>
                   <pic:blipFill>
-                    <a:blip r:embed="rId25"/>
+                    <a:blip r:embed="rId24"/>
                     <a:stretch>
                       <a:fillRect/>
                     </a:stretch>
@@ -8979,7 +9404,7 @@
       </w:r>
     </w:p>
     <w:p>
-      <w:hyperlink r:id="rId26" w:history="1">
+      <w:hyperlink r:id="rId25" w:history="1">
         <w:r>
           <w:rPr>
             <w:rStyle w:val="Hipervnculo"/>
@@ -8989,7 +9414,7 @@
       </w:hyperlink>
     </w:p>
     <w:p>
-      <w:hyperlink r:id="rId27" w:anchor="!prml-book" w:history="1">
+      <w:hyperlink r:id="rId26" w:anchor="!prml-book" w:history="1">
         <w:r>
           <w:rPr>
             <w:rStyle w:val="Hipervnculo"/>
@@ -8999,7 +9424,7 @@
       </w:hyperlink>
     </w:p>
     <w:p>
-      <w:hyperlink r:id="rId28" w:history="1">
+      <w:hyperlink r:id="rId27" w:history="1">
         <w:r>
           <w:rPr>
             <w:rStyle w:val="Hipervnculo"/>
@@ -9027,7 +9452,7 @@
       </w:r>
     </w:p>
     <w:p>
-      <w:hyperlink r:id="rId29" w:history="1">
+      <w:hyperlink r:id="rId28" w:history="1">
         <w:r>
           <w:rPr>
             <w:rStyle w:val="Hipervnculo"/>
@@ -9048,7 +9473,7 @@
       <w:proofErr w:type="spellEnd"/>
     </w:p>
     <w:p>
-      <w:hyperlink r:id="rId30" w:history="1">
+      <w:hyperlink r:id="rId29" w:history="1">
         <w:r>
           <w:rPr>
             <w:rStyle w:val="Hipervnculo"/>
@@ -9257,7 +9682,7 @@
                     <pic:cNvPicPr/>
                   </pic:nvPicPr>
                   <pic:blipFill>
-                    <a:blip r:embed="rId31"/>
+                    <a:blip r:embed="rId30"/>
                     <a:stretch>
                       <a:fillRect/>
                     </a:stretch>
@@ -9342,7 +9767,7 @@
                     <pic:cNvPicPr/>
                   </pic:nvPicPr>
                   <pic:blipFill>
-                    <a:blip r:embed="rId32"/>
+                    <a:blip r:embed="rId31"/>
                     <a:stretch>
                       <a:fillRect/>
                     </a:stretch>
@@ -9411,7 +9836,7 @@
                     <pic:cNvPicPr/>
                   </pic:nvPicPr>
                   <pic:blipFill>
-                    <a:blip r:embed="rId33"/>
+                    <a:blip r:embed="rId32"/>
                     <a:stretch>
                       <a:fillRect/>
                     </a:stretch>
@@ -9491,7 +9916,7 @@
                     <pic:cNvPicPr/>
                   </pic:nvPicPr>
                   <pic:blipFill>
-                    <a:blip r:embed="rId34"/>
+                    <a:blip r:embed="rId33"/>
                     <a:stretch>
                       <a:fillRect/>
                     </a:stretch>
@@ -9970,7 +10395,7 @@
       <w:r>
         <w:t xml:space="preserve"> ONE, 10(3), e0118432. </w:t>
       </w:r>
-      <w:hyperlink r:id="rId35" w:history="1">
+      <w:hyperlink r:id="rId34" w:history="1">
         <w:r>
           <w:rPr>
             <w:rStyle w:val="Hipervnculo"/>
@@ -10171,7 +10596,7 @@
       <w:r>
         <w:t xml:space="preserve">, 21(1), 6. </w:t>
       </w:r>
-      <w:hyperlink r:id="rId36" w:history="1">
+      <w:hyperlink r:id="rId35" w:history="1">
         <w:r>
           <w:rPr>
             <w:rStyle w:val="Hipervnculo"/>
@@ -10289,7 +10714,7 @@
       <w:r>
         <w:t xml:space="preserve">, 13(8), 603–604. </w:t>
       </w:r>
-      <w:hyperlink r:id="rId37" w:history="1">
+      <w:hyperlink r:id="rId36" w:history="1">
         <w:r>
           <w:rPr>
             <w:rStyle w:val="Hipervnculo"/>
@@ -10381,32 +10806,45 @@
                 <w:rPr>
                   <w:rFonts w:ascii="Cambria Math" w:hAnsi="Cambria Math"/>
                 </w:rPr>
-                <m:t>altura</m:t>
-              </m:r>
-              <m:r>
-                <w:rPr>
-                  <w:rFonts w:ascii="Cambria Math" w:hAnsi="Cambria Math"/>
-                </w:rPr>
-                <m:t xml:space="preserve"> (m)</m:t>
-              </m:r>
-              <m:r>
-                <w:rPr>
-                  <w:rFonts w:ascii="Cambria Math" w:hAnsi="Cambria Math"/>
-                </w:rPr>
-                <m:t>^2</m:t>
+                <m:t>altura (m)^2</m:t>
               </m:r>
             </m:den>
           </m:f>
           <m:r>
+            <m:rPr>
+              <m:sty m:val="p"/>
+            </m:rPr>
             <w:br/>
           </m:r>
+        </m:oMath>
+        <m:oMath>
           <m:r>
+            <m:rPr>
+              <m:sty m:val="p"/>
+            </m:rPr>
             <w:br/>
-            <w:t>Según los criterios de la Organización Mundial de la Salud (OMS), un IMC inferior a 18.5 se considera bajo peso, entre 18.5 y 24.9 peso normal, entre 25 y 29.9 sobrepeso, y 30 o más obesidad.</w:t>
+          </m:r>
+        </m:oMath>
+        <m:oMath>
+          <m:r>
+            <m:rPr>
+              <m:sty m:val="p"/>
+            </m:rPr>
+            <m:t>Según los criterios de la Organización Mundial de la Salud (OMS), un IMC inferior a 18.5 se considera bajo peso, entre 18.5 y 24.9 peso normal, entre 25 y 29.9 sobrepeso, y 30 o más obesidad.</m:t>
           </m:r>
           <m:r>
+            <m:rPr>
+              <m:sty m:val="p"/>
+            </m:rPr>
             <w:br/>
-            <w:t>La obesidad es un factor de riesgo clave en el desarrollo de apnea del sueño, ya que el exceso de tejido adiposo puede provocar obstrucción de las vías respiratorias superiores durante el sueño.</w:t>
+          </m:r>
+        </m:oMath>
+        <m:oMath>
+          <m:r>
+            <m:rPr>
+              <m:sty m:val="p"/>
+            </m:rPr>
+            <m:t>La obesidad es un factor de riesgo clave en el desarrollo de apnea del sueño, ya que el exceso de tejido adiposo puede provocar obstrucción de las vías respiratorias superiores durante el sueño.</m:t>
           </m:r>
         </m:oMath>
       </m:oMathPara>
@@ -10446,17 +10884,15 @@
       </w:r>
       <w:r>
         <w:br/>
-      </w:r>
+        <w:t>El control de la presión arterial es crucial en personas con trastornos del sueño, ya que se ha evidenciado una asociación entre apnea no tratada y daño cardiovascular a largo plazo.</w:t>
+      </w:r>
+    </w:p>
+    <w:p>
+      <w:pPr>
+        <w:pStyle w:val="Ttulo3"/>
+      </w:pPr>
       <w:r>
         <w:lastRenderedPageBreak/>
-        <w:t>El control de la presión arterial es crucial en personas con trastornos del sueño, ya que se ha evidenciado una asociación entre apnea no tratada y daño cardiovascular a largo plazo.</w:t>
-      </w:r>
-    </w:p>
-    <w:p>
-      <w:pPr>
-        <w:pStyle w:val="Ttulo3"/>
-      </w:pPr>
-      <w:r>
         <w:t>Variables demográficas</w:t>
       </w:r>
     </w:p>
@@ -10648,7 +11084,6 @@
         <w:jc w:val="both"/>
       </w:pPr>
       <w:r>
-        <w:lastRenderedPageBreak/>
         <w:t>Facilidad de uso: su sintaxis es sencilla y permite transformar scripts de Python en interfaces web funcionales.</w:t>
       </w:r>
     </w:p>
@@ -10661,6 +11096,7 @@
         <w:jc w:val="both"/>
       </w:pPr>
       <w:r>
+        <w:lastRenderedPageBreak/>
         <w:t xml:space="preserve">Integración con librerías populares como Pandas, </w:t>
       </w:r>
       <w:proofErr w:type="spellStart"/>
@@ -10773,6 +11209,9 @@
     </w:p>
     <w:p>
       <w:r>
+        <w:rPr>
+          <w:noProof/>
+        </w:rPr>
         <w:drawing>
           <wp:anchor distT="0" distB="0" distL="114300" distR="114300" simplePos="0" relativeHeight="251658240" behindDoc="0" locked="0" layoutInCell="1" allowOverlap="1" wp14:anchorId="049CEFBE" wp14:editId="320EC941">
             <wp:simplePos x="0" y="0"/>
@@ -10797,7 +11236,7 @@
                     <pic:cNvPicPr/>
                   </pic:nvPicPr>
                   <pic:blipFill>
-                    <a:blip r:embed="rId38">
+                    <a:blip r:embed="rId37">
                       <a:extLst>
                         <a:ext uri="{28A0092B-C50C-407E-A947-70E740481C1C}">
                           <a14:useLocalDpi xmlns:a14="http://schemas.microsoft.com/office/drawing/2010/main" val="0"/>
@@ -10888,7 +11327,6 @@
           <w:b/>
           <w:bCs/>
         </w:rPr>
-        <w:lastRenderedPageBreak/>
         <w:t>Lenguajes</w:t>
       </w:r>
       <w:r>
@@ -11550,21 +11988,21 @@
         <w:jc w:val="both"/>
       </w:pPr>
       <w:r>
+        <w:t>Esta estructura multiclase permitió abordar el problema como una tarea de clasificación supervisada, con el objetivo de desarrollar un sistema predictivo útil para la orientación diagnóstica preliminar.</w:t>
+      </w:r>
+    </w:p>
+    <w:p>
+      <w:pPr>
+        <w:jc w:val="both"/>
+      </w:pPr>
+    </w:p>
+    <w:p>
+      <w:pPr>
+        <w:pStyle w:val="Ttulo3"/>
+      </w:pPr>
+      <w:bookmarkStart w:id="57" w:name="_Toc195123276"/>
+      <w:r>
         <w:lastRenderedPageBreak/>
-        <w:t>Esta estructura multiclase permitió abordar el problema como una tarea de clasificación supervisada, con el objetivo de desarrollar un sistema predictivo útil para la orientación diagnóstica preliminar.</w:t>
-      </w:r>
-    </w:p>
-    <w:p>
-      <w:pPr>
-        <w:jc w:val="both"/>
-      </w:pPr>
-    </w:p>
-    <w:p>
-      <w:pPr>
-        <w:pStyle w:val="Ttulo3"/>
-      </w:pPr>
-      <w:bookmarkStart w:id="57" w:name="_Toc195123276"/>
-      <w:r>
         <w:t>Preprocesamiento de los datos</w:t>
       </w:r>
       <w:bookmarkEnd w:id="57"/>
@@ -11899,26 +12337,23 @@
         <w:jc w:val="both"/>
       </w:pPr>
       <w:r>
-        <w:t xml:space="preserve">Como resultado de este proceso, se obtuvo un conjunto de datos limpio, estructurado y normalizado, preparado para su uso en el desarrollo de modelos de clasificación </w:t>
-      </w:r>
-      <w:r>
+        <w:t xml:space="preserve">Como resultado de este proceso, se obtuvo un conjunto de datos limpio, estructurado y normalizado, preparado para su uso en el desarrollo de modelos de clasificación multiclase. Este </w:t>
+      </w:r>
+      <w:proofErr w:type="spellStart"/>
+      <w:r>
+        <w:t>dataset</w:t>
+      </w:r>
+      <w:proofErr w:type="spellEnd"/>
+      <w:r>
+        <w:t xml:space="preserve"> preprocesado conserva la información relevante para el diagnóstico de trastornos del sueño, manteniendo su validez clínica y técnica.</w:t>
+      </w:r>
+    </w:p>
+    <w:p>
+      <w:r>
+        <w:rPr>
+          <w:noProof/>
+        </w:rPr>
         <w:lastRenderedPageBreak/>
-        <w:t xml:space="preserve">multiclase. Este </w:t>
-      </w:r>
-      <w:proofErr w:type="spellStart"/>
-      <w:r>
-        <w:t>dataset</w:t>
-      </w:r>
-      <w:proofErr w:type="spellEnd"/>
-      <w:r>
-        <w:t xml:space="preserve"> preprocesado conserva la información relevante para el diagnóstico de trastornos del sueño, manteniendo su validez clínica y técnica.</w:t>
-      </w:r>
-    </w:p>
-    <w:p>
-      <w:r>
-        <w:rPr>
-          <w:noProof/>
-        </w:rPr>
         <w:drawing>
           <wp:inline distT="0" distB="0" distL="0" distR="0" wp14:anchorId="55F66C49" wp14:editId="70B67360">
             <wp:extent cx="2800350" cy="1866900"/>
@@ -11937,7 +12372,7 @@
                     </pic:cNvPicPr>
                   </pic:nvPicPr>
                   <pic:blipFill>
-                    <a:blip r:embed="rId39" cstate="print">
+                    <a:blip r:embed="rId38" cstate="print">
                       <a:extLst>
                         <a:ext uri="{28A0092B-C50C-407E-A947-70E740481C1C}">
                           <a14:useLocalDpi xmlns:a14="http://schemas.microsoft.com/office/drawing/2010/main" val="0"/>
@@ -12140,7 +12575,6 @@
       </w:pPr>
       <w:bookmarkStart w:id="59" w:name="_Toc195123278"/>
       <w:r>
-        <w:lastRenderedPageBreak/>
         <w:t>E</w:t>
       </w:r>
       <w:r>
@@ -12205,6 +12639,7 @@
         <w:jc w:val="both"/>
       </w:pPr>
       <w:r>
+        <w:lastRenderedPageBreak/>
         <w:t>Árbol de Decisión</w:t>
       </w:r>
       <w:r>
@@ -12809,7 +13244,14 @@
         <w:rPr>
           <w:highlight w:val="yellow"/>
         </w:rPr>
-        <w:t xml:space="preserve"> Forest es su limitada interpretabilidad, es decir, la dificultad para entender cómo se toman las decisiones internas del modelo. Para abordar esta limitación y dotar de transparencia al sistema predictivo, se incorporaron técnicas basadas en SHAP (</w:t>
+        <w:t xml:space="preserve"> Forest es su limitada interpretabilidad, es decir, la dificultad para entender cómo se toman las decisiones </w:t>
+      </w:r>
+      <w:r>
+        <w:rPr>
+          <w:highlight w:val="yellow"/>
+        </w:rPr>
+        <w:lastRenderedPageBreak/>
+        <w:t>internas del modelo. Para abordar esta limitación y dotar de transparencia al sistema predictivo, se incorporaron técnicas basadas en SHAP (</w:t>
       </w:r>
       <w:proofErr w:type="spellStart"/>
       <w:r>
@@ -13099,7 +13541,6 @@
         <w:rPr>
           <w:color w:val="FF0000"/>
         </w:rPr>
-        <w:lastRenderedPageBreak/>
         <w:t>Género</w:t>
       </w:r>
     </w:p>
@@ -13168,6 +13609,7 @@
         <w:rPr>
           <w:color w:val="FF0000"/>
         </w:rPr>
+        <w:lastRenderedPageBreak/>
         <w:t>Índice de masa corporal</w:t>
       </w:r>
     </w:p>
@@ -13509,7 +13951,6 @@
       </w:pPr>
       <w:bookmarkStart w:id="66" w:name="_Toc195123285"/>
       <w:r>
-        <w:lastRenderedPageBreak/>
         <w:t>Resultados</w:t>
       </w:r>
       <w:bookmarkEnd w:id="66"/>
@@ -13550,6 +13991,7 @@
         <w:jc w:val="both"/>
       </w:pPr>
       <w:r>
+        <w:lastRenderedPageBreak/>
         <w:t>Importancia de variables</w:t>
       </w:r>
     </w:p>
@@ -13713,7 +14155,6 @@
           <w:b/>
           <w:bCs/>
         </w:rPr>
-        <w:lastRenderedPageBreak/>
         <w:t>Validación clínica y estudios de impacto:</w:t>
       </w:r>
       <w:r>
@@ -13733,6 +14174,7 @@
           <w:b/>
           <w:bCs/>
         </w:rPr>
+        <w:lastRenderedPageBreak/>
         <w:t>Exploración de modelos más complejos o adaptativos:</w:t>
       </w:r>
       <w:r>
@@ -19506,6 +19948,95 @@
       <w:rPr>
         <w:rFonts w:ascii="Wingdings" w:hAnsi="Wingdings" w:hint="default"/>
       </w:rPr>
+    </w:lvl>
+  </w:abstractNum>
+  <w:abstractNum w:abstractNumId="38" w15:restartNumberingAfterBreak="0">
+    <w:nsid w:val="7CE40DD0"/>
+    <w:multiLevelType w:val="hybridMultilevel"/>
+    <w:tmpl w:val="C57E2034"/>
+    <w:lvl w:ilvl="0" w:tplc="0C0A0015">
+      <w:start w:val="1"/>
+      <w:numFmt w:val="upperLetter"/>
+      <w:lvlText w:val="%1."/>
+      <w:lvlJc w:val="left"/>
+      <w:pPr>
+        <w:ind w:left="720" w:hanging="360"/>
+      </w:pPr>
+      <w:rPr>
+        <w:rFonts w:hint="default"/>
+      </w:rPr>
+    </w:lvl>
+    <w:lvl w:ilvl="1" w:tplc="0C0A0019" w:tentative="1">
+      <w:start w:val="1"/>
+      <w:numFmt w:val="lowerLetter"/>
+      <w:lvlText w:val="%2."/>
+      <w:lvlJc w:val="left"/>
+      <w:pPr>
+        <w:ind w:left="1440" w:hanging="360"/>
+      </w:pPr>
+    </w:lvl>
+    <w:lvl w:ilvl="2" w:tplc="0C0A001B" w:tentative="1">
+      <w:start w:val="1"/>
+      <w:numFmt w:val="lowerRoman"/>
+      <w:lvlText w:val="%3."/>
+      <w:lvlJc w:val="right"/>
+      <w:pPr>
+        <w:ind w:left="2160" w:hanging="180"/>
+      </w:pPr>
+    </w:lvl>
+    <w:lvl w:ilvl="3" w:tplc="0C0A000F" w:tentative="1">
+      <w:start w:val="1"/>
+      <w:numFmt w:val="decimal"/>
+      <w:lvlText w:val="%4."/>
+      <w:lvlJc w:val="left"/>
+      <w:pPr>
+        <w:ind w:left="2880" w:hanging="360"/>
+      </w:pPr>
+    </w:lvl>
+    <w:lvl w:ilvl="4" w:tplc="0C0A0019" w:tentative="1">
+      <w:start w:val="1"/>
+      <w:numFmt w:val="lowerLetter"/>
+      <w:lvlText w:val="%5."/>
+      <w:lvlJc w:val="left"/>
+      <w:pPr>
+        <w:ind w:left="3600" w:hanging="360"/>
+      </w:pPr>
+    </w:lvl>
+    <w:lvl w:ilvl="5" w:tplc="0C0A001B" w:tentative="1">
+      <w:start w:val="1"/>
+      <w:numFmt w:val="lowerRoman"/>
+      <w:lvlText w:val="%6."/>
+      <w:lvlJc w:val="right"/>
+      <w:pPr>
+        <w:ind w:left="4320" w:hanging="180"/>
+      </w:pPr>
+    </w:lvl>
+    <w:lvl w:ilvl="6" w:tplc="0C0A000F" w:tentative="1">
+      <w:start w:val="1"/>
+      <w:numFmt w:val="decimal"/>
+      <w:lvlText w:val="%7."/>
+      <w:lvlJc w:val="left"/>
+      <w:pPr>
+        <w:ind w:left="5040" w:hanging="360"/>
+      </w:pPr>
+    </w:lvl>
+    <w:lvl w:ilvl="7" w:tplc="0C0A0019" w:tentative="1">
+      <w:start w:val="1"/>
+      <w:numFmt w:val="lowerLetter"/>
+      <w:lvlText w:val="%8."/>
+      <w:lvlJc w:val="left"/>
+      <w:pPr>
+        <w:ind w:left="5760" w:hanging="360"/>
+      </w:pPr>
+    </w:lvl>
+    <w:lvl w:ilvl="8" w:tplc="0C0A001B" w:tentative="1">
+      <w:start w:val="1"/>
+      <w:numFmt w:val="lowerRoman"/>
+      <w:lvlText w:val="%9."/>
+      <w:lvlJc w:val="right"/>
+      <w:pPr>
+        <w:ind w:left="6480" w:hanging="180"/>
+      </w:pPr>
     </w:lvl>
   </w:abstractNum>
   <w:num w:numId="1" w16cid:durableId="773477658">
@@ -19621,6 +20152,9 @@
   </w:num>
   <w:num w:numId="38" w16cid:durableId="1567062761">
     <w:abstractNumId w:val="3"/>
+  </w:num>
+  <w:num w:numId="39" w16cid:durableId="1616672364">
+    <w:abstractNumId w:val="38"/>
   </w:num>
 </w:numbering>
 </file>

--- a/memoria.docx
+++ b/memoria.docx
@@ -4364,23 +4364,7 @@
             <w:b/>
             <w:bCs/>
           </w:rPr>
-          <w:t>https://arxiv.org/abs/2202</w:t>
-        </w:r>
-        <w:r>
-          <w:rPr>
-            <w:rStyle w:val="Hipervnculo"/>
-            <w:b/>
-            <w:bCs/>
-          </w:rPr>
-          <w:t>.</w:t>
-        </w:r>
-        <w:r>
-          <w:rPr>
-            <w:rStyle w:val="Hipervnculo"/>
-            <w:b/>
-            <w:bCs/>
-          </w:rPr>
-          <w:t>05735</w:t>
+          <w:t>https://arxiv.org/abs/2202.05735</w:t>
         </w:r>
       </w:hyperlink>
     </w:p>
@@ -10825,29 +10809,17 @@
             <w:br/>
           </m:r>
         </m:oMath>
-        <m:oMath>
-          <m:r>
-            <m:rPr>
-              <m:sty m:val="p"/>
-            </m:rPr>
-            <m:t>Según los criterios de la Organización Mundial de la Salud (OMS), un IMC inferior a 18.5 se considera bajo peso, entre 18.5 y 24.9 peso normal, entre 25 y 29.9 sobrepeso, y 30 o más obesidad.</m:t>
-          </m:r>
-          <m:r>
-            <m:rPr>
-              <m:sty m:val="p"/>
-            </m:rPr>
-            <w:br/>
-          </m:r>
-        </m:oMath>
-        <m:oMath>
-          <m:r>
-            <m:rPr>
-              <m:sty m:val="p"/>
-            </m:rPr>
-            <m:t>La obesidad es un factor de riesgo clave en el desarrollo de apnea del sueño, ya que el exceso de tejido adiposo puede provocar obstrucción de las vías respiratorias superiores durante el sueño.</m:t>
-          </m:r>
-        </m:oMath>
       </m:oMathPara>
+      <w:r>
+        <w:t xml:space="preserve">Según los criterios de la Organización Mundial de la Salud (OMS), un IMC inferior a </w:t>
+      </w:r>
+      <w:r>
+        <w:t>18.5 se considera bajo peso, entre 18.5 y 24.9 peso normal, entre 25 y 29.9 sobrepeso, y 30 o más obesidad.</w:t>
+      </w:r>
+      <w:r>
+        <w:br/>
+        <w:t>La obesidad es un factor de riesgo clave en el desarrollo de apnea del sueño, ya que el exceso de tejido adiposo puede provocar obstrucción de las vías respiratorias superiores durante el sueño.</w:t>
+      </w:r>
     </w:p>
     <w:p>
       <w:pPr>
@@ -10884,83 +10856,232 @@
       </w:r>
       <w:r>
         <w:br/>
+      </w:r>
+      <w:r>
+        <w:lastRenderedPageBreak/>
         <w:t>El control de la presión arterial es crucial en personas con trastornos del sueño, ya que se ha evidenciado una asociación entre apnea no tratada y daño cardiovascular a largo plazo.</w:t>
       </w:r>
     </w:p>
+    <w:p/>
     <w:p>
       <w:pPr>
         <w:pStyle w:val="Ttulo3"/>
       </w:pPr>
       <w:r>
+        <w:t>Variables demográficas</w:t>
+      </w:r>
+    </w:p>
+    <w:p>
+      <w:pPr>
+        <w:pStyle w:val="Ttulo4"/>
+        <w:tabs>
+          <w:tab w:val="left" w:pos="2657"/>
+        </w:tabs>
+      </w:pPr>
+      <w:commentRangeStart w:id="47"/>
+      <w:r>
+        <w:t>Edad</w:t>
+      </w:r>
+      <w:r>
+        <w:tab/>
+      </w:r>
+    </w:p>
+    <w:p>
+      <w:pPr>
+        <w:jc w:val="both"/>
+      </w:pPr>
+      <w:r>
+        <w:t xml:space="preserve">La edad es uno de los principales factores que afectan a la calidad del sueño. </w:t>
+      </w:r>
+      <w:r>
+        <w:t xml:space="preserve">Con el envejecimiento, es habitual observar una disminución en </w:t>
+      </w:r>
+      <w:r>
+        <w:t>la duración del sueño profundo (fases N3), mayor fragmentación del descanso y una mayor latencia para conciliar el sueño.</w:t>
+      </w:r>
+      <w:r>
+        <w:br/>
+        <w:t>Además, la edad avanzada se ha relacionado con una mayor prevalencia de trastornos como la apnea del sueño o el insomnio crónico.</w:t>
+      </w:r>
+      <w:commentRangeEnd w:id="47"/>
+      <w:r>
+        <w:rPr>
+          <w:rStyle w:val="Refdecomentario"/>
+        </w:rPr>
+        <w:commentReference w:id="47"/>
+      </w:r>
+    </w:p>
+    <w:p>
+      <w:pPr>
+        <w:pStyle w:val="Ttulo4"/>
+      </w:pPr>
+      <w:r>
+        <w:t>Género</w:t>
+      </w:r>
+    </w:p>
+    <w:p>
+      <w:commentRangeStart w:id="48"/>
+      <w:r>
+        <w:t>El género puede influir en la prevalencia y sintomatología de los trastornos del sueño. En general, las mujeres tienden a reportar más dificultades para conciliar el sueño o despertares nocturnos, mientras que los hombres presentan mayor prevalencia de apnea obstructiva</w:t>
+      </w:r>
+      <w:r>
+        <w:t xml:space="preserve"> </w:t>
+      </w:r>
+      <w:r>
+        <w:t>del</w:t>
+      </w:r>
+      <w:r>
+        <w:t xml:space="preserve"> </w:t>
+      </w:r>
+      <w:r>
+        <w:t>sueño.</w:t>
+      </w:r>
+      <w:r>
+        <w:br/>
+        <w:t>Estos patrones pueden estar relacionados con factores hormonales, anatómicos y conductuales.</w:t>
+      </w:r>
+      <w:commentRangeEnd w:id="48"/>
+      <w:r>
+        <w:rPr>
+          <w:rStyle w:val="Refdecomentario"/>
+        </w:rPr>
+        <w:commentReference w:id="48"/>
+      </w:r>
+    </w:p>
+    <w:p>
+      <w:pPr>
+        <w:pStyle w:val="Ttulo4"/>
+      </w:pPr>
+      <w:r>
+        <w:t xml:space="preserve">Ocupación </w:t>
+      </w:r>
+    </w:p>
+    <w:p>
+      <w:pPr>
+        <w:jc w:val="both"/>
+      </w:pPr>
+      <w:commentRangeStart w:id="49"/>
+      <w:r>
+        <w:t>Determinados entornos laborales se han vinculado con peor calidad del sueño, especialmente aquellos que implican turnos nocturnos, alta carga de estrés o falta de regularidad. Las ocupaciones con horarios rotativos o de guardia pueden alterar el ritmo circadiano, generando insomnio, fatiga crónica o somnolencia diurna excesiva.</w:t>
+      </w:r>
+      <w:commentRangeEnd w:id="49"/>
+      <w:r>
+        <w:rPr>
+          <w:rStyle w:val="Refdecomentario"/>
+        </w:rPr>
+        <w:commentReference w:id="49"/>
+      </w:r>
+    </w:p>
+    <w:p>
+      <w:pPr>
+        <w:jc w:val="both"/>
+      </w:pPr>
+    </w:p>
+    <w:p>
+      <w:pPr>
+        <w:pStyle w:val="Ttulo3"/>
+      </w:pPr>
+      <w:r>
+        <w:t>Variables del estilo de vida</w:t>
+      </w:r>
+    </w:p>
+    <w:p>
+      <w:pPr>
+        <w:pStyle w:val="Ttulo4"/>
+      </w:pPr>
+      <w:r>
+        <w:t>Duración del sueño</w:t>
+      </w:r>
+    </w:p>
+    <w:p>
+      <w:pPr>
+        <w:jc w:val="both"/>
+      </w:pPr>
+      <w:r>
+        <w:t xml:space="preserve">Corresponde al número de horas que una persona duerme por noche. La </w:t>
+      </w:r>
+      <w:proofErr w:type="spellStart"/>
+      <w:r>
+        <w:t>National</w:t>
+      </w:r>
+      <w:proofErr w:type="spellEnd"/>
+      <w:r>
+        <w:t xml:space="preserve"> </w:t>
+      </w:r>
+      <w:proofErr w:type="spellStart"/>
+      <w:r>
+        <w:t>Sleep</w:t>
+      </w:r>
+      <w:proofErr w:type="spellEnd"/>
+      <w:r>
+        <w:t xml:space="preserve"> </w:t>
+      </w:r>
+      <w:proofErr w:type="spellStart"/>
+      <w:r>
+        <w:t>Foundation</w:t>
+      </w:r>
+      <w:proofErr w:type="spellEnd"/>
+      <w:r>
+        <w:t xml:space="preserve"> recomienda entre 7 y 9 horas para adultos. Dormir menos de 6 horas o más de 9 de forma persistente se ha asociado con un mayor riesgo de alteraciones metabólicas, deterioro cognitivo y trastornos del estado de ánimo.</w:t>
+      </w:r>
+    </w:p>
+    <w:p>
+      <w:pPr>
+        <w:pStyle w:val="Ttulo4"/>
+      </w:pPr>
+      <w:r>
+        <w:t>Calidad del sueño</w:t>
+      </w:r>
+    </w:p>
+    <w:p>
+      <w:pPr>
+        <w:jc w:val="both"/>
+      </w:pPr>
+      <w:r>
+        <w:t>Es una medida subjetiva que recoge la percepción general de la persona sobre su descanso. Incluye factores como facilidad para conciliar el sueño, número de despertares, sensación de descanso al despertar o presencia de sueños vívidos.</w:t>
+      </w:r>
+      <w:r>
+        <w:br/>
+        <w:t>La baja calidad del sueño se asocia frecuentemente con insomnio, apnea del sueño o estrés crónico.</w:t>
+      </w:r>
+    </w:p>
+    <w:p>
+      <w:pPr>
+        <w:pStyle w:val="Ttulo4"/>
+      </w:pPr>
+      <w:r>
+        <w:t>Nivel de e</w:t>
+      </w:r>
+      <w:r>
+        <w:t>strés</w:t>
+      </w:r>
+    </w:p>
+    <w:p>
+      <w:r>
+        <w:t>El estrés activa el eje hipotálamo-hipófisis-adrenal, elevando los niveles de cortisol. Esta respuesta fisiológica puede dificultar la conciliación del sueño y reducir su profundidad. Además, el estrés mantenido en el tiempo puede desencadenar insomnio persistente.</w:t>
+      </w:r>
+    </w:p>
+    <w:p>
+      <w:pPr>
+        <w:pStyle w:val="Ttulo4"/>
+      </w:pPr>
+      <w:r>
         <w:lastRenderedPageBreak/>
-        <w:t>Variables demográficas</w:t>
-      </w:r>
-    </w:p>
-    <w:p>
-      <w:pPr>
-        <w:pStyle w:val="Ttulo4"/>
-      </w:pPr>
-      <w:r>
-        <w:t>Edad</w:t>
-      </w:r>
-    </w:p>
-    <w:p/>
-    <w:p>
-      <w:pPr>
-        <w:pStyle w:val="Ttulo4"/>
-      </w:pPr>
-      <w:r>
-        <w:t>Género</w:t>
-      </w:r>
-    </w:p>
-    <w:p/>
-    <w:p>
-      <w:pPr>
-        <w:pStyle w:val="Ttulo4"/>
-      </w:pPr>
-      <w:r>
-        <w:t xml:space="preserve">Ocupación </w:t>
-      </w:r>
-    </w:p>
-    <w:p/>
-    <w:p>
-      <w:pPr>
-        <w:pStyle w:val="Ttulo3"/>
-      </w:pPr>
-      <w:r>
-        <w:t>Variables del estilo de vida</w:t>
-      </w:r>
-    </w:p>
-    <w:p>
-      <w:pPr>
-        <w:pStyle w:val="Ttulo4"/>
-      </w:pPr>
-      <w:r>
-        <w:t>Calidad del sueño</w:t>
-      </w:r>
-    </w:p>
-    <w:p>
-      <w:pPr>
-        <w:pStyle w:val="Ttulo4"/>
-      </w:pPr>
-      <w:r>
         <w:t>Actividad física</w:t>
       </w:r>
-    </w:p>
-    <w:p>
-      <w:pPr>
-        <w:pStyle w:val="Ttulo4"/>
-      </w:pPr>
-      <w:r>
-        <w:t>Estrés</w:t>
-      </w:r>
-    </w:p>
-    <w:p>
-      <w:pPr>
-        <w:pStyle w:val="Ttulo4"/>
-      </w:pPr>
-      <w:r>
-        <w:t>Pasos diarios</w:t>
+      <w:r>
+        <w:t xml:space="preserve"> y p</w:t>
+      </w:r>
+      <w:r>
+        <w:t>asos diarios</w:t>
+      </w:r>
+    </w:p>
+    <w:p>
+      <w:pPr>
+        <w:jc w:val="both"/>
+      </w:pPr>
+      <w:r>
+        <w:t>El ejercicio regular, especialmente el aeróbico, se ha relacionado con mejoras en la eficiencia del sueño y reducción de síntomas de insomnio. El conteo de pasos diarios actúa como un proxy objetivo del nivel de actividad, siendo también un indicador de estilo de vida saludable.</w:t>
       </w:r>
     </w:p>
     <w:p>
@@ -10979,7 +11100,7 @@
           <w:highlight w:val="yellow"/>
         </w:rPr>
       </w:pPr>
-      <w:bookmarkStart w:id="47" w:name="_Toc195123268"/>
+      <w:bookmarkStart w:id="50" w:name="_Toc195123268"/>
       <w:r>
         <w:rPr>
           <w:highlight w:val="yellow"/>
@@ -10992,7 +11113,7 @@
         </w:rPr>
         <w:t>ones interactivas en ciencia de datos</w:t>
       </w:r>
-      <w:bookmarkEnd w:id="47"/>
+      <w:bookmarkEnd w:id="50"/>
     </w:p>
     <w:p>
       <w:pPr>
@@ -11007,11 +11128,11 @@
         <w:pStyle w:val="Ttulo3"/>
         <w:jc w:val="both"/>
       </w:pPr>
-      <w:bookmarkStart w:id="48" w:name="_Toc195123269"/>
+      <w:bookmarkStart w:id="51" w:name="_Toc195123269"/>
       <w:r>
         <w:t>Interfaz como puente entre el modelo y el usuario</w:t>
       </w:r>
-      <w:bookmarkEnd w:id="48"/>
+      <w:bookmarkEnd w:id="51"/>
     </w:p>
     <w:p>
       <w:pPr>
@@ -11034,8 +11155,8 @@
         <w:pStyle w:val="Ttulo3"/>
         <w:jc w:val="both"/>
       </w:pPr>
-      <w:bookmarkStart w:id="49" w:name="_Toc195123270"/>
-      <w:commentRangeStart w:id="50"/>
+      <w:bookmarkStart w:id="52" w:name="_Toc195123270"/>
+      <w:commentRangeStart w:id="53"/>
       <w:proofErr w:type="spellStart"/>
       <w:r>
         <w:t>Streamlit</w:t>
@@ -11044,7 +11165,7 @@
       <w:r>
         <w:t xml:space="preserve"> como herramienta de desarrollo</w:t>
       </w:r>
-      <w:bookmarkEnd w:id="49"/>
+      <w:bookmarkEnd w:id="52"/>
     </w:p>
     <w:p>
       <w:pPr>
@@ -11096,7 +11217,6 @@
         <w:jc w:val="both"/>
       </w:pPr>
       <w:r>
-        <w:lastRenderedPageBreak/>
         <w:t xml:space="preserve">Integración con librerías populares como Pandas, </w:t>
       </w:r>
       <w:proofErr w:type="spellStart"/>
@@ -11143,12 +11263,12 @@
       <w:r>
         <w:t>, es posible desplegar modelos predictivos en tiempo real sin necesidad de servidores complejos o plataformas externas, lo que lo convierte en una opción ideal para prototipos clínicos, proyectos académicos o aplicaciones ligeras.</w:t>
       </w:r>
-      <w:commentRangeEnd w:id="50"/>
+      <w:commentRangeEnd w:id="53"/>
       <w:r>
         <w:rPr>
           <w:rStyle w:val="Refdecomentario"/>
         </w:rPr>
-        <w:commentReference w:id="50"/>
+        <w:commentReference w:id="53"/>
       </w:r>
     </w:p>
     <w:p>
@@ -11164,7 +11284,11 @@
       </w:r>
       <w:proofErr w:type="spellEnd"/>
       <w:r>
-        <w:t xml:space="preserve"> se ha utilizado para desarrollar una aplicación capaz de recibir datos del usuario, procesarlos de forma coherente con el modelo entrenado y devolver una predicción automática sobre el posible trastorno del sueño que podría presentar. Además, se ha incorporado un componente de </w:t>
+        <w:t xml:space="preserve"> se ha utilizado para desarrollar una aplicación capaz de recibir datos del usuario, procesarlos de forma coherente con el modelo entrenado y devolver una predicción automática sobre el posible trastorno del sueño que podría presentar. Además, </w:t>
+      </w:r>
+      <w:r>
+        <w:lastRenderedPageBreak/>
+        <w:t xml:space="preserve">se ha incorporado un componente de </w:t>
       </w:r>
       <w:proofErr w:type="spellStart"/>
       <w:r>
@@ -11184,11 +11308,11 @@
           <w:numId w:val="6"/>
         </w:numPr>
       </w:pPr>
-      <w:bookmarkStart w:id="51" w:name="_Toc195123271"/>
+      <w:bookmarkStart w:id="54" w:name="_Toc195123271"/>
       <w:r>
         <w:t>Fiabilidad y validación de dispositivos portátiles como el O2Ring</w:t>
       </w:r>
-      <w:bookmarkEnd w:id="51"/>
+      <w:bookmarkEnd w:id="54"/>
     </w:p>
     <w:p>
       <w:pPr>
@@ -11198,11 +11322,11 @@
           <w:numId w:val="6"/>
         </w:numPr>
       </w:pPr>
-      <w:bookmarkStart w:id="52" w:name="_Toc195123272"/>
+      <w:bookmarkStart w:id="55" w:name="_Toc195123272"/>
       <w:r>
         <w:t>Metodologí</w:t>
       </w:r>
-      <w:bookmarkEnd w:id="52"/>
+      <w:bookmarkEnd w:id="55"/>
       <w:r>
         <w:t>a</w:t>
       </w:r>
@@ -11273,11 +11397,11 @@
           <w:numId w:val="6"/>
         </w:numPr>
       </w:pPr>
-      <w:bookmarkStart w:id="53" w:name="_Toc195123273"/>
+      <w:bookmarkStart w:id="56" w:name="_Toc195123273"/>
       <w:r>
         <w:t>Desarrollo del modelo predictivo</w:t>
       </w:r>
-      <w:bookmarkEnd w:id="53"/>
+      <w:bookmarkEnd w:id="56"/>
     </w:p>
     <w:p>
       <w:pPr>
@@ -11289,7 +11413,7 @@
     </w:p>
     <w:p/>
     <w:p>
-      <w:bookmarkStart w:id="54" w:name="_Toc195123274"/>
+      <w:bookmarkStart w:id="57" w:name="_Toc195123274"/>
       <w:r>
         <w:rPr>
           <w:rStyle w:val="Ttulo2Car"/>
@@ -11308,7 +11432,7 @@
         </w:rPr>
         <w:t xml:space="preserve"> empleadas</w:t>
       </w:r>
-      <w:bookmarkEnd w:id="54"/>
+      <w:bookmarkEnd w:id="57"/>
       <w:r>
         <w:t xml:space="preserve"> </w:t>
       </w:r>
@@ -11604,6 +11728,7 @@
           <w:i/>
           <w:iCs/>
         </w:rPr>
+        <w:lastRenderedPageBreak/>
         <w:t>Jupyter</w:t>
       </w:r>
       <w:proofErr w:type="spellEnd"/>
@@ -11731,7 +11856,7 @@
       <w:pPr>
         <w:pStyle w:val="Ttulo3"/>
       </w:pPr>
-      <w:bookmarkStart w:id="55" w:name="_Toc195123275"/>
+      <w:bookmarkStart w:id="58" w:name="_Toc195123275"/>
       <w:r>
         <w:t>Descripción de</w:t>
       </w:r>
@@ -11741,13 +11866,13 @@
       <w:r>
         <w:t xml:space="preserve"> datos</w:t>
       </w:r>
-      <w:bookmarkEnd w:id="55"/>
-    </w:p>
-    <w:p>
-      <w:pPr>
-        <w:jc w:val="both"/>
-      </w:pPr>
-      <w:commentRangeStart w:id="56"/>
+      <w:bookmarkEnd w:id="58"/>
+    </w:p>
+    <w:p>
+      <w:pPr>
+        <w:jc w:val="both"/>
+      </w:pPr>
+      <w:commentRangeStart w:id="59"/>
       <w:r>
         <w:t xml:space="preserve">Para el desarrollo del modelo predictivo, se empleó un conjunto de datos de acceso público obtenido a través de </w:t>
       </w:r>
@@ -11809,13 +11934,13 @@
         </w:rPr>
         <w:t xml:space="preserve"> en un entorno colaborativo.</w:t>
       </w:r>
-      <w:commentRangeEnd w:id="56"/>
+      <w:commentRangeEnd w:id="59"/>
       <w:r>
         <w:rPr>
           <w:rStyle w:val="Refdecomentario"/>
           <w:color w:val="FF0000"/>
         </w:rPr>
-        <w:commentReference w:id="56"/>
+        <w:commentReference w:id="59"/>
       </w:r>
     </w:p>
     <w:p>
@@ -12000,12 +12125,11 @@
       <w:pPr>
         <w:pStyle w:val="Ttulo3"/>
       </w:pPr>
-      <w:bookmarkStart w:id="57" w:name="_Toc195123276"/>
-      <w:r>
-        <w:lastRenderedPageBreak/>
+      <w:bookmarkStart w:id="60" w:name="_Toc195123276"/>
+      <w:r>
         <w:t>Preprocesamiento de los datos</w:t>
       </w:r>
-      <w:bookmarkEnd w:id="57"/>
+      <w:bookmarkEnd w:id="60"/>
     </w:p>
     <w:p>
       <w:pPr>
@@ -12064,6 +12188,7 @@
         <w:jc w:val="both"/>
       </w:pPr>
       <w:r>
+        <w:lastRenderedPageBreak/>
         <w:t xml:space="preserve">El conjunto de datos fue cargado en un </w:t>
       </w:r>
       <w:proofErr w:type="spellStart"/>
@@ -12405,7 +12530,7 @@
       <w:pPr>
         <w:pStyle w:val="Ttulo3"/>
       </w:pPr>
-      <w:bookmarkStart w:id="58" w:name="_Toc195123277"/>
+      <w:bookmarkStart w:id="61" w:name="_Toc195123277"/>
       <w:proofErr w:type="spellStart"/>
       <w:r>
         <w:t>Anáisis</w:t>
@@ -12414,7 +12539,7 @@
       <w:r>
         <w:t xml:space="preserve"> exploratorio de los datos (EDA)</w:t>
       </w:r>
-      <w:bookmarkEnd w:id="58"/>
+      <w:bookmarkEnd w:id="61"/>
     </w:p>
     <w:p>
       <w:pPr>
@@ -12573,7 +12698,7 @@
       <w:pPr>
         <w:pStyle w:val="Ttulo3"/>
       </w:pPr>
-      <w:bookmarkStart w:id="59" w:name="_Toc195123278"/>
+      <w:bookmarkStart w:id="62" w:name="_Toc195123278"/>
       <w:r>
         <w:t>E</w:t>
       </w:r>
@@ -12589,7 +12714,7 @@
       <w:r>
         <w:t>de modelos predictivos</w:t>
       </w:r>
-      <w:bookmarkEnd w:id="59"/>
+      <w:bookmarkEnd w:id="62"/>
     </w:p>
     <w:p>
       <w:pPr>
@@ -12811,7 +12936,7 @@
       <w:pPr>
         <w:pStyle w:val="Ttulo3"/>
       </w:pPr>
-      <w:bookmarkStart w:id="60" w:name="_Toc195123279"/>
+      <w:bookmarkStart w:id="63" w:name="_Toc195123279"/>
       <w:r>
         <w:t xml:space="preserve">Ajuste de </w:t>
       </w:r>
@@ -12819,7 +12944,7 @@
       <w:r>
         <w:t>hiperparámetros</w:t>
       </w:r>
-      <w:bookmarkEnd w:id="60"/>
+      <w:bookmarkEnd w:id="63"/>
       <w:proofErr w:type="spellEnd"/>
     </w:p>
     <w:p>
@@ -13014,7 +13139,7 @@
       <w:pPr>
         <w:pStyle w:val="Ttulo3"/>
       </w:pPr>
-      <w:bookmarkStart w:id="61" w:name="_Toc195123280"/>
+      <w:bookmarkStart w:id="64" w:name="_Toc195123280"/>
       <w:r>
         <w:t>Evaluación del rendimiento</w:t>
       </w:r>
@@ -13024,7 +13149,7 @@
       <w:r>
         <w:t>elección del modelo final</w:t>
       </w:r>
-      <w:bookmarkEnd w:id="61"/>
+      <w:bookmarkEnd w:id="64"/>
     </w:p>
     <w:p>
       <w:pPr>
@@ -13213,11 +13338,11 @@
       <w:pPr>
         <w:pStyle w:val="Ttulo3"/>
       </w:pPr>
-      <w:bookmarkStart w:id="62" w:name="_Toc195123281"/>
+      <w:bookmarkStart w:id="65" w:name="_Toc195123281"/>
       <w:r>
         <w:t>Interpretabilidad del modelo</w:t>
       </w:r>
-      <w:bookmarkEnd w:id="62"/>
+      <w:bookmarkEnd w:id="65"/>
     </w:p>
     <w:p>
       <w:pPr>
@@ -13427,7 +13552,7 @@
           <w:rStyle w:val="Ttulo2Car"/>
         </w:rPr>
       </w:pPr>
-      <w:bookmarkStart w:id="63" w:name="_Toc195123282"/>
+      <w:bookmarkStart w:id="66" w:name="_Toc195123282"/>
     </w:p>
     <w:p>
       <w:pPr>
@@ -13452,7 +13577,7 @@
         </w:rPr>
         <w:t xml:space="preserve"> de la aplicación</w:t>
       </w:r>
-      <w:bookmarkEnd w:id="63"/>
+      <w:bookmarkEnd w:id="66"/>
     </w:p>
     <w:p>
       <w:pPr>
@@ -13867,24 +13992,24 @@
       <w:pPr>
         <w:pStyle w:val="Ttulo3"/>
       </w:pPr>
-      <w:bookmarkStart w:id="64" w:name="_Toc195123283"/>
+      <w:bookmarkStart w:id="67" w:name="_Toc195123283"/>
       <w:r>
         <w:t>Integración del modelo e</w:t>
       </w:r>
       <w:r>
         <w:t>ntrenado</w:t>
       </w:r>
-      <w:bookmarkEnd w:id="64"/>
+      <w:bookmarkEnd w:id="67"/>
     </w:p>
     <w:p>
       <w:pPr>
         <w:pStyle w:val="Ttulo3"/>
       </w:pPr>
-      <w:bookmarkStart w:id="65" w:name="_Toc195123284"/>
+      <w:bookmarkStart w:id="68" w:name="_Toc195123284"/>
       <w:r>
         <w:t>Interfaz de usuario</w:t>
       </w:r>
-      <w:bookmarkEnd w:id="65"/>
+      <w:bookmarkEnd w:id="68"/>
       <w:r>
         <w:t xml:space="preserve"> </w:t>
       </w:r>
@@ -13949,11 +14074,11 @@
           <w:numId w:val="6"/>
         </w:numPr>
       </w:pPr>
-      <w:bookmarkStart w:id="66" w:name="_Toc195123285"/>
+      <w:bookmarkStart w:id="69" w:name="_Toc195123285"/>
       <w:r>
         <w:t>Resultados</w:t>
       </w:r>
-      <w:bookmarkEnd w:id="66"/>
+      <w:bookmarkEnd w:id="69"/>
       <w:r>
         <w:t xml:space="preserve"> </w:t>
       </w:r>
@@ -14024,11 +14149,11 @@
           <w:numId w:val="6"/>
         </w:numPr>
       </w:pPr>
-      <w:bookmarkStart w:id="67" w:name="_Toc195123286"/>
+      <w:bookmarkStart w:id="70" w:name="_Toc195123286"/>
       <w:r>
         <w:t>Conclusiones</w:t>
       </w:r>
-      <w:bookmarkEnd w:id="67"/>
+      <w:bookmarkEnd w:id="70"/>
       <w:r>
         <w:t xml:space="preserve"> </w:t>
       </w:r>
@@ -14041,7 +14166,7 @@
           <w:numId w:val="6"/>
         </w:numPr>
       </w:pPr>
-      <w:bookmarkStart w:id="68" w:name="_Toc195123287"/>
+      <w:bookmarkStart w:id="71" w:name="_Toc195123287"/>
       <w:r>
         <w:t>L</w:t>
       </w:r>
@@ -14051,7 +14176,7 @@
       <w:r>
         <w:t xml:space="preserve"> futuras</w:t>
       </w:r>
-      <w:bookmarkEnd w:id="68"/>
+      <w:bookmarkEnd w:id="71"/>
     </w:p>
     <w:p>
       <w:pPr>
@@ -14741,7 +14866,79 @@
       </w:r>
     </w:p>
   </w:comment>
-  <w:comment w:id="50" w:author="Marina Martín Marijuán" w:date="2025-04-09T20:16:00Z" w:initials="MM">
+  <w:comment w:id="47" w:author="Marina Martín Marijuán" w:date="2025-04-16T14:05:00Z" w:initials="MM">
+    <w:p>
+      <w:pPr>
+        <w:pStyle w:val="Textocomentario"/>
+      </w:pPr>
+      <w:r>
+        <w:rPr>
+          <w:rStyle w:val="Refdecomentario"/>
+        </w:rPr>
+        <w:annotationRef/>
+      </w:r>
+      <w:r>
+        <w:t>National Sleep Foundation</w:t>
+      </w:r>
+    </w:p>
+    <w:p>
+      <w:pPr>
+        <w:pStyle w:val="Textocomentario"/>
+      </w:pPr>
+      <w:r>
+        <w:t>Aemrican Academy of Sleep Medicine</w:t>
+      </w:r>
+    </w:p>
+  </w:comment>
+  <w:comment w:id="48" w:author="Marina Martín Marijuán" w:date="2025-04-16T14:12:00Z" w:initials="MM">
+    <w:p>
+      <w:pPr>
+        <w:pStyle w:val="Textocomentario"/>
+      </w:pPr>
+      <w:r>
+        <w:rPr>
+          <w:rStyle w:val="Refdecomentario"/>
+        </w:rPr>
+        <w:annotationRef/>
+      </w:r>
+      <w:r>
+        <w:t>European Sleep Research Society</w:t>
+      </w:r>
+    </w:p>
+    <w:p>
+      <w:pPr>
+        <w:pStyle w:val="Textocomentario"/>
+      </w:pPr>
+      <w:r>
+        <w:t>Gender differences in sleep disorders (Lancet Neurology)</w:t>
+      </w:r>
+    </w:p>
+  </w:comment>
+  <w:comment w:id="49" w:author="Marina Martín Marijuán" w:date="2025-04-16T14:14:00Z" w:initials="MM">
+    <w:p>
+      <w:pPr>
+        <w:pStyle w:val="Textocomentario"/>
+      </w:pPr>
+      <w:r>
+        <w:rPr>
+          <w:rStyle w:val="Refdecomentario"/>
+        </w:rPr>
+        <w:annotationRef/>
+      </w:r>
+      <w:r>
+        <w:t>Occupational Health Journals</w:t>
+      </w:r>
+    </w:p>
+    <w:p>
+      <w:pPr>
+        <w:pStyle w:val="Textocomentario"/>
+      </w:pPr>
+      <w:r>
+        <w:t>Sleep and circadian health in shift workers (Nature Reviews)</w:t>
+      </w:r>
+    </w:p>
+  </w:comment>
+  <w:comment w:id="53" w:author="Marina Martín Marijuán" w:date="2025-04-09T20:16:00Z" w:initials="MM">
     <w:p>
       <w:pPr>
         <w:pStyle w:val="Textocomentario"/>
@@ -14765,7 +14962,7 @@
       </w:r>
     </w:p>
   </w:comment>
-  <w:comment w:id="56" w:author="Marina Martín Marijuán" w:date="2025-04-08T18:44:00Z" w:initials="MM">
+  <w:comment w:id="59" w:author="Marina Martín Marijuán" w:date="2025-04-08T18:44:00Z" w:initials="MM">
     <w:p>
       <w:pPr>
         <w:pStyle w:val="Textocomentario"/>
@@ -14805,6 +15002,9 @@
   <w15:commentEx w15:paraId="21C39A88" w15:done="0"/>
   <w15:commentEx w15:paraId="42829D08" w15:done="0"/>
   <w15:commentEx w15:paraId="70F1F326" w15:done="0"/>
+  <w15:commentEx w15:paraId="5AD4303F" w15:done="0"/>
+  <w15:commentEx w15:paraId="06991A52" w15:done="0"/>
+  <w15:commentEx w15:paraId="35E0FF88" w15:done="0"/>
   <w15:commentEx w15:paraId="748E6BCE" w15:done="0"/>
   <w15:commentEx w15:paraId="698AA82C" w15:done="0"/>
 </w15:commentsEx>
@@ -14826,6 +15026,9 @@
   <w16cex:commentExtensible w16cex:durableId="6AD80E1B" w16cex:dateUtc="2025-04-03T08:12:00Z"/>
   <w16cex:commentExtensible w16cex:durableId="716BCE1C" w16cex:dateUtc="2025-04-03T08:17:00Z"/>
   <w16cex:commentExtensible w16cex:durableId="34282E96" w16cex:dateUtc="2025-04-03T08:22:00Z"/>
+  <w16cex:commentExtensible w16cex:durableId="7DA315C8" w16cex:dateUtc="2025-04-16T12:05:00Z"/>
+  <w16cex:commentExtensible w16cex:durableId="3AB798C5" w16cex:dateUtc="2025-04-16T12:12:00Z"/>
+  <w16cex:commentExtensible w16cex:durableId="2EAA4A48" w16cex:dateUtc="2025-04-16T12:14:00Z"/>
   <w16cex:commentExtensible w16cex:durableId="02372E27" w16cex:dateUtc="2025-04-09T18:16:00Z"/>
   <w16cex:commentExtensible w16cex:durableId="09D0F659" w16cex:dateUtc="2025-04-08T16:44:00Z"/>
 </w16cex:commentsExtensible>
@@ -14847,6 +15050,9 @@
   <w16cid:commentId w16cid:paraId="21C39A88" w16cid:durableId="6AD80E1B"/>
   <w16cid:commentId w16cid:paraId="42829D08" w16cid:durableId="716BCE1C"/>
   <w16cid:commentId w16cid:paraId="70F1F326" w16cid:durableId="34282E96"/>
+  <w16cid:commentId w16cid:paraId="5AD4303F" w16cid:durableId="7DA315C8"/>
+  <w16cid:commentId w16cid:paraId="06991A52" w16cid:durableId="3AB798C5"/>
+  <w16cid:commentId w16cid:paraId="35E0FF88" w16cid:durableId="2EAA4A48"/>
   <w16cid:commentId w16cid:paraId="748E6BCE" w16cid:durableId="02372E27"/>
   <w16cid:commentId w16cid:paraId="698AA82C" w16cid:durableId="09D0F659"/>
 </w16cid:commentsIds>

--- a/memoria.docx
+++ b/memoria.docx
@@ -10040,12 +10040,12 @@
       <w:pPr>
         <w:jc w:val="both"/>
         <w:rPr>
-          <w:color w:val="FF0000"/>
-        </w:rPr>
-      </w:pPr>
-      <w:r>
-        <w:rPr>
-          <w:color w:val="FF0000"/>
+          <w:color w:val="000000" w:themeColor="text1"/>
+        </w:rPr>
+      </w:pPr>
+      <w:r>
+        <w:rPr>
+          <w:color w:val="000000" w:themeColor="text1"/>
         </w:rPr>
         <w:t>El aprendizaje automático (ML) es una rama de la inteligencia artificial que se centra en el desarrollo de algoritmos capaces de aprender patrones a partir de datos y realizar predicciones o decisiones sin ser explícitamente programados para cada tarea específica. En medicina, el ML ha ganado relevancia debido al creciente volumen de datos clínicos disponibles y la necesidad de herramientas que ayuden a extraer conocimiento útil de estos datos.</w:t>
       </w:r>
@@ -10054,12 +10054,12 @@
       <w:pPr>
         <w:jc w:val="both"/>
         <w:rPr>
-          <w:color w:val="FF0000"/>
-        </w:rPr>
-      </w:pPr>
-      <w:r>
-        <w:rPr>
-          <w:color w:val="FF0000"/>
+          <w:color w:val="000000" w:themeColor="text1"/>
+        </w:rPr>
+      </w:pPr>
+      <w:r>
+        <w:rPr>
+          <w:color w:val="000000" w:themeColor="text1"/>
         </w:rPr>
         <w:t>Las aplicaciones del ML en salud incluyen:</w:t>
       </w:r>
@@ -10072,20 +10072,20 @@
         </w:numPr>
         <w:jc w:val="both"/>
         <w:rPr>
-          <w:color w:val="FF0000"/>
-        </w:rPr>
-      </w:pPr>
-      <w:r>
-        <w:rPr>
-          <w:b/>
-          <w:bCs/>
-          <w:color w:val="FF0000"/>
+          <w:color w:val="000000" w:themeColor="text1"/>
+        </w:rPr>
+      </w:pPr>
+      <w:r>
+        <w:rPr>
+          <w:b/>
+          <w:bCs/>
+          <w:color w:val="000000" w:themeColor="text1"/>
         </w:rPr>
         <w:t>Diagnóstico asistido</w:t>
       </w:r>
       <w:r>
         <w:rPr>
-          <w:color w:val="FF0000"/>
+          <w:color w:val="000000" w:themeColor="text1"/>
         </w:rPr>
         <w:t>: Identificación de enfermedades a partir de imágenes médicas, señales fisiológicas o datos clínicos.</w:t>
       </w:r>
@@ -10098,21 +10098,21 @@
         </w:numPr>
         <w:jc w:val="both"/>
         <w:rPr>
-          <w:color w:val="FF0000"/>
-        </w:rPr>
-      </w:pPr>
-      <w:r>
-        <w:rPr>
-          <w:b/>
-          <w:bCs/>
-          <w:color w:val="FF0000"/>
+          <w:color w:val="000000" w:themeColor="text1"/>
+        </w:rPr>
+      </w:pPr>
+      <w:r>
+        <w:rPr>
+          <w:b/>
+          <w:bCs/>
+          <w:color w:val="000000" w:themeColor="text1"/>
         </w:rPr>
         <w:lastRenderedPageBreak/>
         <w:t>Pronóstico de enfermedades</w:t>
       </w:r>
       <w:r>
         <w:rPr>
-          <w:color w:val="FF0000"/>
+          <w:color w:val="000000" w:themeColor="text1"/>
         </w:rPr>
         <w:t>: Predicción de la evolución de una enfermedad o la respuesta a un tratamiento.</w:t>
       </w:r>
@@ -10125,20 +10125,20 @@
         </w:numPr>
         <w:jc w:val="both"/>
         <w:rPr>
-          <w:color w:val="FF0000"/>
-        </w:rPr>
-      </w:pPr>
-      <w:r>
-        <w:rPr>
-          <w:b/>
-          <w:bCs/>
-          <w:color w:val="FF0000"/>
+          <w:color w:val="000000" w:themeColor="text1"/>
+        </w:rPr>
+      </w:pPr>
+      <w:r>
+        <w:rPr>
+          <w:b/>
+          <w:bCs/>
+          <w:color w:val="000000" w:themeColor="text1"/>
         </w:rPr>
         <w:t>Medicina personalizada</w:t>
       </w:r>
       <w:r>
         <w:rPr>
-          <w:color w:val="FF0000"/>
+          <w:color w:val="000000" w:themeColor="text1"/>
         </w:rPr>
         <w:t>: Adaptación de tratamientos según las características individuales del paciente.</w:t>
       </w:r>
@@ -10151,20 +10151,20 @@
         </w:numPr>
         <w:jc w:val="both"/>
         <w:rPr>
-          <w:color w:val="FF0000"/>
-        </w:rPr>
-      </w:pPr>
-      <w:r>
-        <w:rPr>
-          <w:b/>
-          <w:bCs/>
-          <w:color w:val="FF0000"/>
+          <w:color w:val="000000" w:themeColor="text1"/>
+        </w:rPr>
+      </w:pPr>
+      <w:r>
+        <w:rPr>
+          <w:b/>
+          <w:bCs/>
+          <w:color w:val="000000" w:themeColor="text1"/>
         </w:rPr>
         <w:t>Gestión hospitalaria</w:t>
       </w:r>
       <w:r>
         <w:rPr>
-          <w:color w:val="FF0000"/>
+          <w:color w:val="000000" w:themeColor="text1"/>
         </w:rPr>
         <w:t>: Optimización de recursos y mejora en la atención al paciente.</w:t>
       </w:r>
@@ -10173,12 +10173,12 @@
       <w:pPr>
         <w:jc w:val="both"/>
         <w:rPr>
-          <w:color w:val="FF0000"/>
-        </w:rPr>
-      </w:pPr>
-      <w:r>
-        <w:rPr>
-          <w:color w:val="FF0000"/>
+          <w:color w:val="000000" w:themeColor="text1"/>
+        </w:rPr>
+      </w:pPr>
+      <w:r>
+        <w:rPr>
+          <w:color w:val="000000" w:themeColor="text1"/>
         </w:rPr>
         <w:t>El uso de ML en medicina requiere consideraciones éticas y técnicas, como la interpretabilidad de los modelos, la calidad de los datos y la equidad en las predicciones.</w:t>
       </w:r>
@@ -12938,15 +12938,9 @@
     <w:p>
       <w:pPr>
         <w:pStyle w:val="Ttulo3"/>
-        <w:rPr>
-          <w:color w:val="FF0000"/>
-        </w:rPr>
       </w:pPr>
       <w:bookmarkStart w:id="64" w:name="_Toc196382899"/>
       <w:r>
-        <w:rPr>
-          <w:color w:val="FF0000"/>
-        </w:rPr>
         <w:t>Fundamentos clínicos y epidemiológicos de los trastornos del sueño</w:t>
       </w:r>
       <w:bookmarkEnd w:id="64"/>
@@ -12954,12 +12948,12 @@
     <w:p>
       <w:pPr>
         <w:rPr>
-          <w:color w:val="FF0000"/>
-        </w:rPr>
-      </w:pPr>
-      <w:r>
-        <w:rPr>
-          <w:color w:val="FF0000"/>
+          <w:color w:val="000000" w:themeColor="text1"/>
+        </w:rPr>
+      </w:pPr>
+      <w:r>
+        <w:rPr>
+          <w:color w:val="000000" w:themeColor="text1"/>
         </w:rPr>
         <w:t xml:space="preserve">Los trastornos del sueño como el insomnio y la apnea obstructiva del sueño (OSA) afectan a una proporción significativa de la población. La </w:t>
       </w:r>
@@ -12967,7 +12961,7 @@
         <w:rPr>
           <w:i/>
           <w:iCs/>
-          <w:color w:val="FF0000"/>
+          <w:color w:val="000000" w:themeColor="text1"/>
         </w:rPr>
         <w:t xml:space="preserve">International </w:t>
       </w:r>
@@ -12976,7 +12970,7 @@
         <w:rPr>
           <w:i/>
           <w:iCs/>
-          <w:color w:val="FF0000"/>
+          <w:color w:val="000000" w:themeColor="text1"/>
         </w:rPr>
         <w:t>Classification</w:t>
       </w:r>
@@ -12985,7 +12979,7 @@
         <w:rPr>
           <w:i/>
           <w:iCs/>
-          <w:color w:val="FF0000"/>
+          <w:color w:val="000000" w:themeColor="text1"/>
         </w:rPr>
         <w:t xml:space="preserve"> </w:t>
       </w:r>
@@ -12994,7 +12988,7 @@
         <w:rPr>
           <w:i/>
           <w:iCs/>
-          <w:color w:val="FF0000"/>
+          <w:color w:val="000000" w:themeColor="text1"/>
         </w:rPr>
         <w:t>of</w:t>
       </w:r>
@@ -13003,7 +12997,7 @@
         <w:rPr>
           <w:i/>
           <w:iCs/>
-          <w:color w:val="FF0000"/>
+          <w:color w:val="000000" w:themeColor="text1"/>
         </w:rPr>
         <w:t xml:space="preserve"> </w:t>
       </w:r>
@@ -13012,7 +13006,7 @@
         <w:rPr>
           <w:i/>
           <w:iCs/>
-          <w:color w:val="FF0000"/>
+          <w:color w:val="000000" w:themeColor="text1"/>
         </w:rPr>
         <w:t>Sleep</w:t>
       </w:r>
@@ -13021,7 +13015,7 @@
         <w:rPr>
           <w:i/>
           <w:iCs/>
-          <w:color w:val="FF0000"/>
+          <w:color w:val="000000" w:themeColor="text1"/>
         </w:rPr>
         <w:t xml:space="preserve"> </w:t>
       </w:r>
@@ -13030,7 +13024,7 @@
         <w:rPr>
           <w:i/>
           <w:iCs/>
-          <w:color w:val="FF0000"/>
+          <w:color w:val="000000" w:themeColor="text1"/>
         </w:rPr>
         <w:t>Disorders</w:t>
       </w:r>
@@ -13039,7 +13033,7 @@
         <w:rPr>
           <w:i/>
           <w:iCs/>
-          <w:color w:val="FF0000"/>
+          <w:color w:val="000000" w:themeColor="text1"/>
         </w:rPr>
         <w:t xml:space="preserve"> – </w:t>
       </w:r>
@@ -13048,7 +13042,7 @@
         <w:rPr>
           <w:i/>
           <w:iCs/>
-          <w:color w:val="FF0000"/>
+          <w:color w:val="000000" w:themeColor="text1"/>
         </w:rPr>
         <w:t>Third</w:t>
       </w:r>
@@ -13057,7 +13051,7 @@
         <w:rPr>
           <w:i/>
           <w:iCs/>
-          <w:color w:val="FF0000"/>
+          <w:color w:val="000000" w:themeColor="text1"/>
         </w:rPr>
         <w:t xml:space="preserve"> </w:t>
       </w:r>
@@ -13066,7 +13060,7 @@
         <w:rPr>
           <w:i/>
           <w:iCs/>
-          <w:color w:val="FF0000"/>
+          <w:color w:val="000000" w:themeColor="text1"/>
         </w:rPr>
         <w:t>Edition</w:t>
       </w:r>
@@ -13075,7 +13069,7 @@
         <w:rPr>
           <w:i/>
           <w:iCs/>
-          <w:color w:val="FF0000"/>
+          <w:color w:val="000000" w:themeColor="text1"/>
         </w:rPr>
         <w:t xml:space="preserve">, Text </w:t>
       </w:r>
@@ -13084,56 +13078,56 @@
         <w:rPr>
           <w:i/>
           <w:iCs/>
-          <w:color w:val="FF0000"/>
+          <w:color w:val="000000" w:themeColor="text1"/>
         </w:rPr>
         <w:t>Revision</w:t>
       </w:r>
       <w:proofErr w:type="spellEnd"/>
       <w:r>
         <w:rPr>
-          <w:color w:val="FF0000"/>
+          <w:color w:val="000000" w:themeColor="text1"/>
         </w:rPr>
         <w:t xml:space="preserve"> (ICSD-3-TR), publicada por la American </w:t>
       </w:r>
       <w:proofErr w:type="spellStart"/>
       <w:r>
         <w:rPr>
-          <w:color w:val="FF0000"/>
+          <w:color w:val="000000" w:themeColor="text1"/>
         </w:rPr>
         <w:t>Academy</w:t>
       </w:r>
       <w:proofErr w:type="spellEnd"/>
       <w:r>
         <w:rPr>
-          <w:color w:val="FF0000"/>
+          <w:color w:val="000000" w:themeColor="text1"/>
         </w:rPr>
         <w:t xml:space="preserve"> </w:t>
       </w:r>
       <w:proofErr w:type="spellStart"/>
       <w:r>
         <w:rPr>
-          <w:color w:val="FF0000"/>
+          <w:color w:val="000000" w:themeColor="text1"/>
         </w:rPr>
         <w:t>of</w:t>
       </w:r>
       <w:proofErr w:type="spellEnd"/>
       <w:r>
         <w:rPr>
-          <w:color w:val="FF0000"/>
+          <w:color w:val="000000" w:themeColor="text1"/>
         </w:rPr>
         <w:t xml:space="preserve"> </w:t>
       </w:r>
       <w:proofErr w:type="spellStart"/>
       <w:r>
         <w:rPr>
-          <w:color w:val="FF0000"/>
+          <w:color w:val="000000" w:themeColor="text1"/>
         </w:rPr>
         <w:t>Sleep</w:t>
       </w:r>
       <w:proofErr w:type="spellEnd"/>
       <w:r>
         <w:rPr>
-          <w:color w:val="FF0000"/>
+          <w:color w:val="000000" w:themeColor="text1"/>
         </w:rPr>
         <w:t xml:space="preserve"> Medicine, establece criterios diagnósticos que integran avances en neuroimagen, genética y fisiología del sueño, facilitando diagnósticos más precisos y personalizados [AASM, 2023].</w:t>
       </w:r>
@@ -13141,12 +13135,12 @@
     <w:p>
       <w:pPr>
         <w:rPr>
-          <w:color w:val="FF0000"/>
-        </w:rPr>
-      </w:pPr>
-      <w:r>
-        <w:rPr>
-          <w:color w:val="FF0000"/>
+          <w:color w:val="000000" w:themeColor="text1"/>
+        </w:rPr>
+      </w:pPr>
+      <w:r>
+        <w:rPr>
+          <w:color w:val="000000" w:themeColor="text1"/>
         </w:rPr>
         <w:t>El diagnóstico de referencia sigue siendo la polisomnografía (PSG), aunque es costosa y poco accesible. Por ello, se están desarrollando modelos alternativos basados en inteligencia artificial que utilizan datos clínicos, de estilo de vida y sociodemográficos.</w:t>
       </w:r>
@@ -13154,20 +13148,20 @@
     <w:p>
       <w:pPr>
         <w:rPr>
-          <w:color w:val="FF0000"/>
-        </w:rPr>
-      </w:pPr>
-      <w:r>
-        <w:rPr>
-          <w:b/>
-          <w:bCs/>
-          <w:color w:val="FF0000"/>
+          <w:color w:val="000000" w:themeColor="text1"/>
+        </w:rPr>
+      </w:pPr>
+      <w:r>
+        <w:rPr>
+          <w:b/>
+          <w:bCs/>
+          <w:color w:val="000000" w:themeColor="text1"/>
         </w:rPr>
         <w:t>Referencia</w:t>
       </w:r>
       <w:r>
         <w:rPr>
-          <w:color w:val="FF0000"/>
+          <w:color w:val="000000" w:themeColor="text1"/>
         </w:rPr>
         <w:t>:</w:t>
       </w:r>
@@ -13179,54 +13173,54 @@
           <w:numId w:val="25"/>
         </w:numPr>
         <w:rPr>
-          <w:color w:val="FF0000"/>
-        </w:rPr>
-      </w:pPr>
-      <w:r>
-        <w:rPr>
-          <w:color w:val="FF0000"/>
+          <w:color w:val="000000" w:themeColor="text1"/>
+        </w:rPr>
+      </w:pPr>
+      <w:r>
+        <w:rPr>
+          <w:color w:val="000000" w:themeColor="text1"/>
         </w:rPr>
         <w:t xml:space="preserve">American </w:t>
       </w:r>
       <w:proofErr w:type="spellStart"/>
       <w:r>
         <w:rPr>
-          <w:color w:val="FF0000"/>
+          <w:color w:val="000000" w:themeColor="text1"/>
         </w:rPr>
         <w:t>Academy</w:t>
       </w:r>
       <w:proofErr w:type="spellEnd"/>
       <w:r>
         <w:rPr>
-          <w:color w:val="FF0000"/>
+          <w:color w:val="000000" w:themeColor="text1"/>
         </w:rPr>
         <w:t xml:space="preserve"> </w:t>
       </w:r>
       <w:proofErr w:type="spellStart"/>
       <w:r>
         <w:rPr>
-          <w:color w:val="FF0000"/>
+          <w:color w:val="000000" w:themeColor="text1"/>
         </w:rPr>
         <w:t>of</w:t>
       </w:r>
       <w:proofErr w:type="spellEnd"/>
       <w:r>
         <w:rPr>
-          <w:color w:val="FF0000"/>
+          <w:color w:val="000000" w:themeColor="text1"/>
         </w:rPr>
         <w:t xml:space="preserve"> </w:t>
       </w:r>
       <w:proofErr w:type="spellStart"/>
       <w:r>
         <w:rPr>
-          <w:color w:val="FF0000"/>
+          <w:color w:val="000000" w:themeColor="text1"/>
         </w:rPr>
         <w:t>Sleep</w:t>
       </w:r>
       <w:proofErr w:type="spellEnd"/>
       <w:r>
         <w:rPr>
-          <w:color w:val="FF0000"/>
+          <w:color w:val="000000" w:themeColor="text1"/>
         </w:rPr>
         <w:t xml:space="preserve"> Medicine. </w:t>
       </w:r>
@@ -13234,7 +13228,7 @@
         <w:rPr>
           <w:i/>
           <w:iCs/>
-          <w:color w:val="FF0000"/>
+          <w:color w:val="000000" w:themeColor="text1"/>
         </w:rPr>
         <w:t xml:space="preserve">International </w:t>
       </w:r>
@@ -13243,7 +13237,7 @@
         <w:rPr>
           <w:i/>
           <w:iCs/>
-          <w:color w:val="FF0000"/>
+          <w:color w:val="000000" w:themeColor="text1"/>
         </w:rPr>
         <w:t>Classification</w:t>
       </w:r>
@@ -13252,7 +13246,7 @@
         <w:rPr>
           <w:i/>
           <w:iCs/>
-          <w:color w:val="FF0000"/>
+          <w:color w:val="000000" w:themeColor="text1"/>
         </w:rPr>
         <w:t xml:space="preserve"> </w:t>
       </w:r>
@@ -13261,7 +13255,7 @@
         <w:rPr>
           <w:i/>
           <w:iCs/>
-          <w:color w:val="FF0000"/>
+          <w:color w:val="000000" w:themeColor="text1"/>
         </w:rPr>
         <w:t>of</w:t>
       </w:r>
@@ -13270,7 +13264,7 @@
         <w:rPr>
           <w:i/>
           <w:iCs/>
-          <w:color w:val="FF0000"/>
+          <w:color w:val="000000" w:themeColor="text1"/>
         </w:rPr>
         <w:t xml:space="preserve"> </w:t>
       </w:r>
@@ -13279,7 +13273,7 @@
         <w:rPr>
           <w:i/>
           <w:iCs/>
-          <w:color w:val="FF0000"/>
+          <w:color w:val="000000" w:themeColor="text1"/>
         </w:rPr>
         <w:t>Sleep</w:t>
       </w:r>
@@ -13288,7 +13282,7 @@
         <w:rPr>
           <w:i/>
           <w:iCs/>
-          <w:color w:val="FF0000"/>
+          <w:color w:val="000000" w:themeColor="text1"/>
         </w:rPr>
         <w:t xml:space="preserve"> </w:t>
       </w:r>
@@ -13297,7 +13291,7 @@
         <w:rPr>
           <w:i/>
           <w:iCs/>
-          <w:color w:val="FF0000"/>
+          <w:color w:val="000000" w:themeColor="text1"/>
         </w:rPr>
         <w:t>Disorders</w:t>
       </w:r>
@@ -13306,7 +13300,7 @@
         <w:rPr>
           <w:i/>
           <w:iCs/>
-          <w:color w:val="FF0000"/>
+          <w:color w:val="000000" w:themeColor="text1"/>
         </w:rPr>
         <w:t xml:space="preserve"> – </w:t>
       </w:r>
@@ -13315,7 +13309,7 @@
         <w:rPr>
           <w:i/>
           <w:iCs/>
-          <w:color w:val="FF0000"/>
+          <w:color w:val="000000" w:themeColor="text1"/>
         </w:rPr>
         <w:t>Third</w:t>
       </w:r>
@@ -13324,7 +13318,7 @@
         <w:rPr>
           <w:i/>
           <w:iCs/>
-          <w:color w:val="FF0000"/>
+          <w:color w:val="000000" w:themeColor="text1"/>
         </w:rPr>
         <w:t xml:space="preserve"> </w:t>
       </w:r>
@@ -13333,7 +13327,7 @@
         <w:rPr>
           <w:i/>
           <w:iCs/>
-          <w:color w:val="FF0000"/>
+          <w:color w:val="000000" w:themeColor="text1"/>
         </w:rPr>
         <w:t>Edition</w:t>
       </w:r>
@@ -13342,7 +13336,7 @@
         <w:rPr>
           <w:i/>
           <w:iCs/>
-          <w:color w:val="FF0000"/>
+          <w:color w:val="000000" w:themeColor="text1"/>
         </w:rPr>
         <w:t xml:space="preserve">, Text </w:t>
       </w:r>
@@ -13351,7 +13345,7 @@
         <w:rPr>
           <w:i/>
           <w:iCs/>
-          <w:color w:val="FF0000"/>
+          <w:color w:val="000000" w:themeColor="text1"/>
         </w:rPr>
         <w:t>Revision</w:t>
       </w:r>
@@ -13360,19 +13354,19 @@
         <w:rPr>
           <w:i/>
           <w:iCs/>
-          <w:color w:val="FF0000"/>
+          <w:color w:val="000000" w:themeColor="text1"/>
         </w:rPr>
         <w:t xml:space="preserve"> (ICSD-3-TR)</w:t>
       </w:r>
       <w:r>
         <w:rPr>
-          <w:color w:val="FF0000"/>
+          <w:color w:val="000000" w:themeColor="text1"/>
         </w:rPr>
         <w:t>, 2023.</w:t>
       </w:r>
       <w:r>
         <w:rPr>
-          <w:color w:val="FF0000"/>
+          <w:color w:val="000000" w:themeColor="text1"/>
         </w:rPr>
         <w:br/>
       </w:r>
@@ -13380,7 +13374,7 @@
         <w:r>
           <w:rPr>
             <w:rStyle w:val="Hipervnculo"/>
-            <w:color w:val="FF0000"/>
+            <w:color w:val="000000" w:themeColor="text1"/>
           </w:rPr>
           <w:t>https://aasm.org</w:t>
         </w:r>
@@ -13389,22 +13383,16 @@
     <w:p>
       <w:pPr>
         <w:rPr>
-          <w:color w:val="FF0000"/>
+          <w:color w:val="000000" w:themeColor="text1"/>
         </w:rPr>
       </w:pPr>
     </w:p>
     <w:p>
       <w:pPr>
         <w:pStyle w:val="Ttulo3"/>
-        <w:rPr>
-          <w:color w:val="FF0000"/>
-        </w:rPr>
       </w:pPr>
       <w:bookmarkStart w:id="65" w:name="_Toc196382900"/>
       <w:r>
-        <w:rPr>
-          <w:color w:val="FF0000"/>
-        </w:rPr>
         <w:t>Modelos estadísticos y de aprendizaje automático para predicción del sueño</w:t>
       </w:r>
       <w:bookmarkEnd w:id="65"/>
@@ -13412,26 +13400,26 @@
     <w:p>
       <w:pPr>
         <w:rPr>
-          <w:color w:val="FF0000"/>
-        </w:rPr>
-      </w:pPr>
-      <w:r>
-        <w:rPr>
-          <w:color w:val="FF0000"/>
+          <w:color w:val="000000" w:themeColor="text1"/>
+        </w:rPr>
+      </w:pPr>
+      <w:r>
+        <w:rPr>
+          <w:color w:val="000000" w:themeColor="text1"/>
         </w:rPr>
         <w:t xml:space="preserve">El uso de machine </w:t>
       </w:r>
       <w:proofErr w:type="spellStart"/>
       <w:r>
         <w:rPr>
-          <w:color w:val="FF0000"/>
+          <w:color w:val="000000" w:themeColor="text1"/>
         </w:rPr>
         <w:t>learning</w:t>
       </w:r>
       <w:proofErr w:type="spellEnd"/>
       <w:r>
         <w:rPr>
-          <w:color w:val="FF0000"/>
+          <w:color w:val="000000" w:themeColor="text1"/>
         </w:rPr>
         <w:t xml:space="preserve"> ha permitido diseñar modelos que predicen el riesgo de trastornos del sueño usando datos no invasivos. Por ejemplo:</w:t>
       </w:r>
@@ -13443,40 +13431,40 @@
           <w:numId w:val="26"/>
         </w:numPr>
         <w:rPr>
-          <w:color w:val="FF0000"/>
-        </w:rPr>
-      </w:pPr>
-      <w:r>
-        <w:rPr>
-          <w:b/>
-          <w:bCs/>
-          <w:color w:val="FF0000"/>
+          <w:color w:val="000000" w:themeColor="text1"/>
+        </w:rPr>
+      </w:pPr>
+      <w:r>
+        <w:rPr>
+          <w:b/>
+          <w:bCs/>
+          <w:color w:val="000000" w:themeColor="text1"/>
         </w:rPr>
         <w:t>SLEEPS</w:t>
       </w:r>
       <w:r>
         <w:rPr>
-          <w:color w:val="FF0000"/>
+          <w:color w:val="000000" w:themeColor="text1"/>
         </w:rPr>
         <w:t xml:space="preserve">, una herramienta desarrollada por Ha et al. (2023), utiliza </w:t>
       </w:r>
       <w:proofErr w:type="spellStart"/>
       <w:r>
         <w:rPr>
-          <w:color w:val="FF0000"/>
+          <w:color w:val="000000" w:themeColor="text1"/>
         </w:rPr>
         <w:t>XGBoost</w:t>
       </w:r>
       <w:proofErr w:type="spellEnd"/>
       <w:r>
         <w:rPr>
-          <w:color w:val="FF0000"/>
+          <w:color w:val="000000" w:themeColor="text1"/>
         </w:rPr>
         <w:t xml:space="preserve"> con variables seleccionadas mediante SHAP para predecir OSA, insomnio y COMISA. Se implementó como herramienta web con AUC &gt; 0.89 en todos los modelos.</w:t>
       </w:r>
       <w:r>
         <w:rPr>
-          <w:color w:val="FF0000"/>
+          <w:color w:val="000000" w:themeColor="text1"/>
         </w:rPr>
         <w:br/>
       </w:r>
@@ -13484,13 +13472,13 @@
         <w:rPr>
           <w:b/>
           <w:bCs/>
-          <w:color w:val="FF0000"/>
+          <w:color w:val="000000" w:themeColor="text1"/>
         </w:rPr>
         <w:t>Referencia</w:t>
       </w:r>
       <w:r>
         <w:rPr>
-          <w:color w:val="FF0000"/>
+          <w:color w:val="000000" w:themeColor="text1"/>
         </w:rPr>
         <w:t xml:space="preserve">: Ha, M. S. et al. </w:t>
       </w:r>
@@ -13498,7 +13486,7 @@
         <w:rPr>
           <w:i/>
           <w:iCs/>
-          <w:color w:val="FF0000"/>
+          <w:color w:val="000000" w:themeColor="text1"/>
         </w:rPr>
         <w:t>SLEEPS: A Web-</w:t>
       </w:r>
@@ -13507,7 +13495,7 @@
         <w:rPr>
           <w:i/>
           <w:iCs/>
-          <w:color w:val="FF0000"/>
+          <w:color w:val="000000" w:themeColor="text1"/>
         </w:rPr>
         <w:t>Based</w:t>
       </w:r>
@@ -13516,7 +13504,7 @@
         <w:rPr>
           <w:i/>
           <w:iCs/>
-          <w:color w:val="FF0000"/>
+          <w:color w:val="000000" w:themeColor="text1"/>
         </w:rPr>
         <w:t xml:space="preserve"> Tool </w:t>
       </w:r>
@@ -13525,7 +13513,7 @@
         <w:rPr>
           <w:i/>
           <w:iCs/>
-          <w:color w:val="FF0000"/>
+          <w:color w:val="000000" w:themeColor="text1"/>
         </w:rPr>
         <w:t>for</w:t>
       </w:r>
@@ -13534,7 +13522,7 @@
         <w:rPr>
           <w:i/>
           <w:iCs/>
-          <w:color w:val="FF0000"/>
+          <w:color w:val="000000" w:themeColor="text1"/>
         </w:rPr>
         <w:t xml:space="preserve"> </w:t>
       </w:r>
@@ -13543,7 +13531,7 @@
         <w:rPr>
           <w:i/>
           <w:iCs/>
-          <w:color w:val="FF0000"/>
+          <w:color w:val="000000" w:themeColor="text1"/>
         </w:rPr>
         <w:t>Predicting</w:t>
       </w:r>
@@ -13552,7 +13540,7 @@
         <w:rPr>
           <w:i/>
           <w:iCs/>
-          <w:color w:val="FF0000"/>
+          <w:color w:val="000000" w:themeColor="text1"/>
         </w:rPr>
         <w:t xml:space="preserve"> </w:t>
       </w:r>
@@ -13561,7 +13549,7 @@
         <w:rPr>
           <w:i/>
           <w:iCs/>
-          <w:color w:val="FF0000"/>
+          <w:color w:val="000000" w:themeColor="text1"/>
         </w:rPr>
         <w:t>Sleep</w:t>
       </w:r>
@@ -13570,7 +13558,7 @@
         <w:rPr>
           <w:i/>
           <w:iCs/>
-          <w:color w:val="FF0000"/>
+          <w:color w:val="000000" w:themeColor="text1"/>
         </w:rPr>
         <w:t xml:space="preserve"> </w:t>
       </w:r>
@@ -13579,7 +13567,7 @@
         <w:rPr>
           <w:i/>
           <w:iCs/>
-          <w:color w:val="FF0000"/>
+          <w:color w:val="000000" w:themeColor="text1"/>
         </w:rPr>
         <w:t>Disorders</w:t>
       </w:r>
@@ -13588,7 +13576,7 @@
         <w:rPr>
           <w:i/>
           <w:iCs/>
-          <w:color w:val="FF0000"/>
+          <w:color w:val="000000" w:themeColor="text1"/>
         </w:rPr>
         <w:t xml:space="preserve"> </w:t>
       </w:r>
@@ -13597,7 +13585,7 @@
         <w:rPr>
           <w:i/>
           <w:iCs/>
-          <w:color w:val="FF0000"/>
+          <w:color w:val="000000" w:themeColor="text1"/>
         </w:rPr>
         <w:t>Using</w:t>
       </w:r>
@@ -13606,7 +13594,7 @@
         <w:rPr>
           <w:i/>
           <w:iCs/>
-          <w:color w:val="FF0000"/>
+          <w:color w:val="000000" w:themeColor="text1"/>
         </w:rPr>
         <w:t xml:space="preserve"> </w:t>
       </w:r>
@@ -13615,7 +13603,7 @@
         <w:rPr>
           <w:i/>
           <w:iCs/>
-          <w:color w:val="FF0000"/>
+          <w:color w:val="000000" w:themeColor="text1"/>
         </w:rPr>
         <w:t>Explainable</w:t>
       </w:r>
@@ -13624,7 +13612,7 @@
         <w:rPr>
           <w:i/>
           <w:iCs/>
-          <w:color w:val="FF0000"/>
+          <w:color w:val="000000" w:themeColor="text1"/>
         </w:rPr>
         <w:t xml:space="preserve"> Machine </w:t>
       </w:r>
@@ -13633,52 +13621,74 @@
         <w:rPr>
           <w:i/>
           <w:iCs/>
-          <w:color w:val="FF0000"/>
+          <w:color w:val="000000" w:themeColor="text1"/>
         </w:rPr>
         <w:t>Learning</w:t>
       </w:r>
       <w:proofErr w:type="spellEnd"/>
       <w:r>
         <w:rPr>
-          <w:color w:val="FF0000"/>
+          <w:color w:val="000000" w:themeColor="text1"/>
         </w:rPr>
         <w:t xml:space="preserve">. JMIR </w:t>
       </w:r>
       <w:proofErr w:type="spellStart"/>
       <w:r>
         <w:rPr>
-          <w:color w:val="FF0000"/>
+          <w:color w:val="000000" w:themeColor="text1"/>
         </w:rPr>
         <w:t>Form</w:t>
       </w:r>
       <w:proofErr w:type="spellEnd"/>
       <w:r>
         <w:rPr>
-          <w:color w:val="FF0000"/>
+          <w:color w:val="000000" w:themeColor="text1"/>
         </w:rPr>
         <w:t xml:space="preserve"> Res 2023;</w:t>
       </w:r>
       <w:proofErr w:type="gramStart"/>
       <w:r>
         <w:rPr>
-          <w:color w:val="FF0000"/>
+          <w:color w:val="000000" w:themeColor="text1"/>
         </w:rPr>
         <w:t>7:e</w:t>
       </w:r>
       <w:proofErr w:type="gramEnd"/>
       <w:r>
         <w:rPr>
-          <w:color w:val="FF0000"/>
+          <w:color w:val="000000" w:themeColor="text1"/>
         </w:rPr>
         <w:t>46520.</w:t>
       </w:r>
       <w:r>
         <w:rPr>
-          <w:color w:val="FF0000"/>
+          <w:color w:val="000000" w:themeColor="text1"/>
         </w:rPr>
         <w:br/>
-        <w:t>https://formative.jmir.org/2023/1/e46520</w:t>
-      </w:r>
+      </w:r>
+      <w:hyperlink r:id="rId36" w:history="1">
+        <w:r>
+          <w:rPr>
+            <w:rStyle w:val="Hipervnculo"/>
+            <w:color w:val="000000" w:themeColor="text1"/>
+          </w:rPr>
+          <w:t>https://formativ</w:t>
+        </w:r>
+        <w:r>
+          <w:rPr>
+            <w:rStyle w:val="Hipervnculo"/>
+            <w:color w:val="000000" w:themeColor="text1"/>
+          </w:rPr>
+          <w:t>e</w:t>
+        </w:r>
+        <w:r>
+          <w:rPr>
+            <w:rStyle w:val="Hipervnculo"/>
+            <w:color w:val="000000" w:themeColor="text1"/>
+          </w:rPr>
+          <w:t>.jmir.org/2023/1/e46520</w:t>
+        </w:r>
+      </w:hyperlink>
     </w:p>
     <w:p>
       <w:pPr>
@@ -13687,39 +13697,39 @@
           <w:numId w:val="26"/>
         </w:numPr>
         <w:rPr>
-          <w:color w:val="FF0000"/>
-        </w:rPr>
-      </w:pPr>
-      <w:r>
-        <w:rPr>
-          <w:color w:val="FF0000"/>
+          <w:color w:val="000000" w:themeColor="text1"/>
+        </w:rPr>
+      </w:pPr>
+      <w:r>
+        <w:rPr>
+          <w:color w:val="000000" w:themeColor="text1"/>
         </w:rPr>
         <w:t xml:space="preserve">Huang &amp; Huang (2023) desarrollaron un modelo predictivo de insomnio usando </w:t>
       </w:r>
       <w:proofErr w:type="spellStart"/>
       <w:r>
         <w:rPr>
-          <w:color w:val="FF0000"/>
+          <w:color w:val="000000" w:themeColor="text1"/>
         </w:rPr>
         <w:t>Random</w:t>
       </w:r>
       <w:proofErr w:type="spellEnd"/>
       <w:r>
         <w:rPr>
-          <w:color w:val="FF0000"/>
+          <w:color w:val="000000" w:themeColor="text1"/>
         </w:rPr>
         <w:t xml:space="preserve"> Forest, logrando AUC de 0.87. Los factores más relevantes fueron la </w:t>
       </w:r>
       <w:r>
         <w:rPr>
-          <w:color w:val="FF0000"/>
+          <w:color w:val="000000" w:themeColor="text1"/>
         </w:rPr>
         <w:lastRenderedPageBreak/>
         <w:t>depresión, edad y circunferencia de cintura.</w:t>
       </w:r>
       <w:r>
         <w:rPr>
-          <w:color w:val="FF0000"/>
+          <w:color w:val="000000" w:themeColor="text1"/>
         </w:rPr>
         <w:br/>
       </w:r>
@@ -13727,13 +13737,13 @@
         <w:rPr>
           <w:b/>
           <w:bCs/>
-          <w:color w:val="FF0000"/>
+          <w:color w:val="000000" w:themeColor="text1"/>
         </w:rPr>
         <w:t>Referencia</w:t>
       </w:r>
       <w:r>
         <w:rPr>
-          <w:color w:val="FF0000"/>
+          <w:color w:val="000000" w:themeColor="text1"/>
         </w:rPr>
         <w:t xml:space="preserve">: Huang, C. et al. </w:t>
       </w:r>
@@ -13742,7 +13752,7 @@
         <w:rPr>
           <w:i/>
           <w:iCs/>
-          <w:color w:val="FF0000"/>
+          <w:color w:val="000000" w:themeColor="text1"/>
         </w:rPr>
         <w:t>Identifying</w:t>
       </w:r>
@@ -13751,7 +13761,7 @@
         <w:rPr>
           <w:i/>
           <w:iCs/>
-          <w:color w:val="FF0000"/>
+          <w:color w:val="000000" w:themeColor="text1"/>
         </w:rPr>
         <w:t xml:space="preserve"> </w:t>
       </w:r>
@@ -13760,7 +13770,7 @@
         <w:rPr>
           <w:i/>
           <w:iCs/>
-          <w:color w:val="FF0000"/>
+          <w:color w:val="000000" w:themeColor="text1"/>
         </w:rPr>
         <w:t>risk</w:t>
       </w:r>
@@ -13769,7 +13779,7 @@
         <w:rPr>
           <w:i/>
           <w:iCs/>
-          <w:color w:val="FF0000"/>
+          <w:color w:val="000000" w:themeColor="text1"/>
         </w:rPr>
         <w:t xml:space="preserve"> </w:t>
       </w:r>
@@ -13778,7 +13788,7 @@
         <w:rPr>
           <w:i/>
           <w:iCs/>
-          <w:color w:val="FF0000"/>
+          <w:color w:val="000000" w:themeColor="text1"/>
         </w:rPr>
         <w:t>factors</w:t>
       </w:r>
@@ -13787,7 +13797,7 @@
         <w:rPr>
           <w:i/>
           <w:iCs/>
-          <w:color w:val="FF0000"/>
+          <w:color w:val="000000" w:themeColor="text1"/>
         </w:rPr>
         <w:t xml:space="preserve"> </w:t>
       </w:r>
@@ -13796,7 +13806,7 @@
         <w:rPr>
           <w:i/>
           <w:iCs/>
-          <w:color w:val="FF0000"/>
+          <w:color w:val="000000" w:themeColor="text1"/>
         </w:rPr>
         <w:t>for</w:t>
       </w:r>
@@ -13805,7 +13815,7 @@
         <w:rPr>
           <w:i/>
           <w:iCs/>
-          <w:color w:val="FF0000"/>
+          <w:color w:val="000000" w:themeColor="text1"/>
         </w:rPr>
         <w:t xml:space="preserve"> </w:t>
       </w:r>
@@ -13814,7 +13824,7 @@
         <w:rPr>
           <w:i/>
           <w:iCs/>
-          <w:color w:val="FF0000"/>
+          <w:color w:val="000000" w:themeColor="text1"/>
         </w:rPr>
         <w:t>insomnia</w:t>
       </w:r>
@@ -13823,7 +13833,7 @@
         <w:rPr>
           <w:i/>
           <w:iCs/>
-          <w:color w:val="FF0000"/>
+          <w:color w:val="000000" w:themeColor="text1"/>
         </w:rPr>
         <w:t xml:space="preserve"> </w:t>
       </w:r>
@@ -13832,7 +13842,7 @@
         <w:rPr>
           <w:i/>
           <w:iCs/>
-          <w:color w:val="FF0000"/>
+          <w:color w:val="000000" w:themeColor="text1"/>
         </w:rPr>
         <w:t>using</w:t>
       </w:r>
@@ -13841,7 +13851,7 @@
         <w:rPr>
           <w:i/>
           <w:iCs/>
-          <w:color w:val="FF0000"/>
+          <w:color w:val="000000" w:themeColor="text1"/>
         </w:rPr>
         <w:t xml:space="preserve"> machine </w:t>
       </w:r>
@@ -13850,34 +13860,28 @@
         <w:rPr>
           <w:i/>
           <w:iCs/>
-          <w:color w:val="FF0000"/>
+          <w:color w:val="000000" w:themeColor="text1"/>
         </w:rPr>
         <w:t>learning</w:t>
       </w:r>
       <w:proofErr w:type="spellEnd"/>
       <w:r>
         <w:rPr>
-          <w:color w:val="FF0000"/>
-        </w:rPr>
-        <w:t xml:space="preserve">. </w:t>
-      </w:r>
-      <w:r>
-        <w:rPr>
-          <w:color w:val="FF0000"/>
-        </w:rPr>
-        <w:t>PLOS ONE 18(3): e0282622, 2023.</w:t>
-      </w:r>
-      <w:r>
-        <w:rPr>
-          <w:color w:val="FF0000"/>
+          <w:color w:val="000000" w:themeColor="text1"/>
+        </w:rPr>
+        <w:t>. PLOS ONE 18(3): e0282622, 2023.</w:t>
+      </w:r>
+      <w:r>
+        <w:rPr>
+          <w:color w:val="000000" w:themeColor="text1"/>
         </w:rPr>
         <w:br/>
       </w:r>
-      <w:hyperlink r:id="rId36" w:history="1">
+      <w:hyperlink r:id="rId37" w:history="1">
         <w:r>
           <w:rPr>
             <w:rStyle w:val="Hipervnculo"/>
-            <w:color w:val="FF0000"/>
+            <w:color w:val="000000" w:themeColor="text1"/>
           </w:rPr>
           <w:t>https://journals.plos.org/plosone/article?id=10.1371/journal.pone.0282622</w:t>
         </w:r>
@@ -13886,22 +13890,16 @@
     <w:p>
       <w:pPr>
         <w:rPr>
-          <w:color w:val="FF0000"/>
+          <w:color w:val="000000" w:themeColor="text1"/>
         </w:rPr>
       </w:pPr>
     </w:p>
     <w:p>
       <w:pPr>
         <w:pStyle w:val="Ttulo3"/>
-        <w:rPr>
-          <w:color w:val="FF0000"/>
-        </w:rPr>
       </w:pPr>
       <w:bookmarkStart w:id="66" w:name="_Toc196382901"/>
       <w:r>
-        <w:rPr>
-          <w:color w:val="FF0000"/>
-        </w:rPr>
         <w:t>Inteligencia artificial explicable (XAI) aplicada a trastornos del sueño</w:t>
       </w:r>
       <w:bookmarkEnd w:id="66"/>
@@ -13909,12 +13907,12 @@
     <w:p>
       <w:pPr>
         <w:rPr>
-          <w:color w:val="FF0000"/>
-        </w:rPr>
-      </w:pPr>
-      <w:r>
-        <w:rPr>
-          <w:color w:val="FF0000"/>
+          <w:color w:val="000000" w:themeColor="text1"/>
+        </w:rPr>
+      </w:pPr>
+      <w:r>
+        <w:rPr>
+          <w:color w:val="000000" w:themeColor="text1"/>
         </w:rPr>
         <w:t>La necesidad de interpretar los modelos predictivos en medicina ha impulsado el uso de técnicas como SHAP y LIME:</w:t>
       </w:r>
@@ -13926,40 +13924,40 @@
           <w:numId w:val="27"/>
         </w:numPr>
         <w:rPr>
-          <w:color w:val="FF0000"/>
-        </w:rPr>
-      </w:pPr>
-      <w:proofErr w:type="spellStart"/>
-      <w:r>
-        <w:rPr>
-          <w:color w:val="FF0000"/>
+          <w:color w:val="000000" w:themeColor="text1"/>
+        </w:rPr>
+      </w:pPr>
+      <w:proofErr w:type="spellStart"/>
+      <w:r>
+        <w:rPr>
+          <w:color w:val="000000" w:themeColor="text1"/>
         </w:rPr>
         <w:t>Ahadian</w:t>
       </w:r>
       <w:proofErr w:type="spellEnd"/>
       <w:r>
         <w:rPr>
-          <w:color w:val="FF0000"/>
+          <w:color w:val="000000" w:themeColor="text1"/>
         </w:rPr>
         <w:t xml:space="preserve"> et al. (2024) propusieron un modelo híbrido (LSTM + TCN + </w:t>
       </w:r>
       <w:proofErr w:type="spellStart"/>
       <w:r>
         <w:rPr>
-          <w:color w:val="FF0000"/>
+          <w:color w:val="000000" w:themeColor="text1"/>
         </w:rPr>
         <w:t>Transformer</w:t>
       </w:r>
       <w:proofErr w:type="spellEnd"/>
       <w:r>
         <w:rPr>
-          <w:color w:val="FF0000"/>
+          <w:color w:val="000000" w:themeColor="text1"/>
         </w:rPr>
         <w:t>) combinado con SHAP y explicaciones contrafactuales, que mejora la interpretabilidad y la precisión en la predicción de trastornos del sueño.</w:t>
       </w:r>
       <w:r>
         <w:rPr>
-          <w:color w:val="FF0000"/>
+          <w:color w:val="000000" w:themeColor="text1"/>
         </w:rPr>
         <w:br/>
       </w:r>
@@ -13967,27 +13965,27 @@
         <w:rPr>
           <w:b/>
           <w:bCs/>
-          <w:color w:val="FF0000"/>
+          <w:color w:val="000000" w:themeColor="text1"/>
         </w:rPr>
         <w:t>Referencia</w:t>
       </w:r>
       <w:r>
         <w:rPr>
-          <w:color w:val="FF0000"/>
+          <w:color w:val="000000" w:themeColor="text1"/>
         </w:rPr>
         <w:t xml:space="preserve">: </w:t>
       </w:r>
       <w:proofErr w:type="spellStart"/>
       <w:r>
         <w:rPr>
-          <w:color w:val="FF0000"/>
+          <w:color w:val="000000" w:themeColor="text1"/>
         </w:rPr>
         <w:t>Ahadian</w:t>
       </w:r>
       <w:proofErr w:type="spellEnd"/>
       <w:r>
         <w:rPr>
-          <w:color w:val="FF0000"/>
+          <w:color w:val="000000" w:themeColor="text1"/>
         </w:rPr>
         <w:t xml:space="preserve">, S. et al. </w:t>
       </w:r>
@@ -13996,7 +13994,7 @@
         <w:rPr>
           <w:i/>
           <w:iCs/>
-          <w:color w:val="FF0000"/>
+          <w:color w:val="000000" w:themeColor="text1"/>
         </w:rPr>
         <w:t>Explainable</w:t>
       </w:r>
@@ -14005,7 +14003,7 @@
         <w:rPr>
           <w:i/>
           <w:iCs/>
-          <w:color w:val="FF0000"/>
+          <w:color w:val="000000" w:themeColor="text1"/>
         </w:rPr>
         <w:t xml:space="preserve"> Temporal Deep </w:t>
       </w:r>
@@ -14014,7 +14012,7 @@
         <w:rPr>
           <w:i/>
           <w:iCs/>
-          <w:color w:val="FF0000"/>
+          <w:color w:val="000000" w:themeColor="text1"/>
         </w:rPr>
         <w:t>Learning</w:t>
       </w:r>
@@ -14023,7 +14021,7 @@
         <w:rPr>
           <w:i/>
           <w:iCs/>
-          <w:color w:val="FF0000"/>
+          <w:color w:val="000000" w:themeColor="text1"/>
         </w:rPr>
         <w:t xml:space="preserve"> </w:t>
       </w:r>
@@ -14032,7 +14030,7 @@
         <w:rPr>
           <w:i/>
           <w:iCs/>
-          <w:color w:val="FF0000"/>
+          <w:color w:val="000000" w:themeColor="text1"/>
         </w:rPr>
         <w:t>for</w:t>
       </w:r>
@@ -14041,7 +14039,7 @@
         <w:rPr>
           <w:i/>
           <w:iCs/>
-          <w:color w:val="FF0000"/>
+          <w:color w:val="000000" w:themeColor="text1"/>
         </w:rPr>
         <w:t xml:space="preserve"> </w:t>
       </w:r>
@@ -14050,7 +14048,7 @@
         <w:rPr>
           <w:i/>
           <w:iCs/>
-          <w:color w:val="FF0000"/>
+          <w:color w:val="000000" w:themeColor="text1"/>
         </w:rPr>
         <w:t>Predicting</w:t>
       </w:r>
@@ -14059,7 +14057,7 @@
         <w:rPr>
           <w:i/>
           <w:iCs/>
-          <w:color w:val="FF0000"/>
+          <w:color w:val="000000" w:themeColor="text1"/>
         </w:rPr>
         <w:t xml:space="preserve"> </w:t>
       </w:r>
@@ -14068,7 +14066,7 @@
         <w:rPr>
           <w:i/>
           <w:iCs/>
-          <w:color w:val="FF0000"/>
+          <w:color w:val="000000" w:themeColor="text1"/>
         </w:rPr>
         <w:t>Sleep</w:t>
       </w:r>
@@ -14077,7 +14075,7 @@
         <w:rPr>
           <w:i/>
           <w:iCs/>
-          <w:color w:val="FF0000"/>
+          <w:color w:val="000000" w:themeColor="text1"/>
         </w:rPr>
         <w:t xml:space="preserve"> </w:t>
       </w:r>
@@ -14086,56 +14084,56 @@
         <w:rPr>
           <w:i/>
           <w:iCs/>
-          <w:color w:val="FF0000"/>
+          <w:color w:val="000000" w:themeColor="text1"/>
         </w:rPr>
         <w:t>Disorders</w:t>
       </w:r>
       <w:proofErr w:type="spellEnd"/>
       <w:r>
         <w:rPr>
-          <w:color w:val="FF0000"/>
+          <w:color w:val="000000" w:themeColor="text1"/>
         </w:rPr>
         <w:t xml:space="preserve">. </w:t>
       </w:r>
       <w:proofErr w:type="spellStart"/>
       <w:r>
         <w:rPr>
-          <w:color w:val="FF0000"/>
+          <w:color w:val="000000" w:themeColor="text1"/>
         </w:rPr>
         <w:t>arXiv</w:t>
       </w:r>
       <w:proofErr w:type="spellEnd"/>
       <w:r>
         <w:rPr>
-          <w:color w:val="FF0000"/>
+          <w:color w:val="000000" w:themeColor="text1"/>
         </w:rPr>
         <w:t xml:space="preserve"> </w:t>
       </w:r>
       <w:proofErr w:type="spellStart"/>
       <w:r>
         <w:rPr>
-          <w:color w:val="FF0000"/>
+          <w:color w:val="000000" w:themeColor="text1"/>
         </w:rPr>
         <w:t>preprint</w:t>
       </w:r>
       <w:proofErr w:type="spellEnd"/>
       <w:r>
         <w:rPr>
-          <w:color w:val="FF0000"/>
+          <w:color w:val="000000" w:themeColor="text1"/>
         </w:rPr>
         <w:t xml:space="preserve"> arXiv:2412.18971, 2024.</w:t>
       </w:r>
       <w:r>
         <w:rPr>
-          <w:color w:val="FF0000"/>
+          <w:color w:val="000000" w:themeColor="text1"/>
         </w:rPr>
         <w:br/>
       </w:r>
-      <w:hyperlink r:id="rId37" w:tgtFrame="_new" w:history="1">
+      <w:hyperlink r:id="rId38" w:tgtFrame="_new" w:history="1">
         <w:r>
           <w:rPr>
             <w:rStyle w:val="Hipervnculo"/>
-            <w:color w:val="FF0000"/>
+            <w:color w:val="000000" w:themeColor="text1"/>
           </w:rPr>
           <w:t>https://arxiv.org/abs/2412.18971</w:t>
         </w:r>
@@ -14148,35 +14146,29 @@
           <w:numId w:val="27"/>
         </w:numPr>
         <w:rPr>
+          <w:color w:val="000000" w:themeColor="text1"/>
+        </w:rPr>
+      </w:pPr>
+      <w:r>
+        <w:rPr>
+          <w:color w:val="000000" w:themeColor="text1"/>
+        </w:rPr>
+        <w:t>LIME ha sido usado para explicar modelos de predicción de apnea del sueño, destacando factores individuales clave en cada paciente (aunque en menor medida que SHAP en estudios recientes).</w:t>
+      </w:r>
+    </w:p>
+    <w:p>
+      <w:pPr>
+        <w:rPr>
           <w:color w:val="FF0000"/>
         </w:rPr>
       </w:pPr>
-      <w:r>
-        <w:rPr>
-          <w:color w:val="FF0000"/>
-        </w:rPr>
-        <w:t>LIME ha sido usado para explicar modelos de predicción de apnea del sueño, destacando factores individuales clave en cada paciente (aunque en menor medida que SHAP en estudios recientes).</w:t>
-      </w:r>
-    </w:p>
-    <w:p>
-      <w:pPr>
-        <w:rPr>
-          <w:color w:val="FF0000"/>
-        </w:rPr>
-      </w:pPr>
     </w:p>
     <w:p>
       <w:pPr>
         <w:pStyle w:val="Ttulo3"/>
-        <w:rPr>
-          <w:color w:val="FF0000"/>
-        </w:rPr>
       </w:pPr>
       <w:bookmarkStart w:id="67" w:name="_Toc196382902"/>
       <w:r>
-        <w:rPr>
-          <w:color w:val="FF0000"/>
-        </w:rPr>
         <w:t>Aplicaciones interactivas y cribado domiciliario</w:t>
       </w:r>
       <w:bookmarkEnd w:id="67"/>
@@ -14184,12 +14176,12 @@
     <w:p>
       <w:pPr>
         <w:rPr>
-          <w:color w:val="FF0000"/>
-        </w:rPr>
-      </w:pPr>
-      <w:r>
-        <w:rPr>
-          <w:color w:val="FF0000"/>
+          <w:color w:val="000000" w:themeColor="text1"/>
+        </w:rPr>
+      </w:pPr>
+      <w:r>
+        <w:rPr>
+          <w:color w:val="000000" w:themeColor="text1"/>
         </w:rPr>
         <w:t>Las aplicaciones interactivas permiten evaluar el riesgo de manera intuitiva:</w:t>
       </w:r>
@@ -14201,32 +14193,32 @@
           <w:numId w:val="28"/>
         </w:numPr>
         <w:rPr>
-          <w:color w:val="FF0000"/>
-        </w:rPr>
-      </w:pPr>
-      <w:r>
-        <w:rPr>
-          <w:color w:val="FF0000"/>
+          <w:color w:val="000000" w:themeColor="text1"/>
+        </w:rPr>
+      </w:pPr>
+      <w:r>
+        <w:rPr>
+          <w:color w:val="000000" w:themeColor="text1"/>
         </w:rPr>
         <w:t xml:space="preserve">El modelo de Ha et al. (2023) mencionado anteriormente se integró en una herramienta accesible al público con visualización interactiva y generación de informes PDF, un enfoque similar al tuyo en </w:t>
       </w:r>
       <w:proofErr w:type="spellStart"/>
       <w:r>
         <w:rPr>
-          <w:color w:val="FF0000"/>
+          <w:color w:val="000000" w:themeColor="text1"/>
         </w:rPr>
         <w:t>Streamlit</w:t>
       </w:r>
       <w:proofErr w:type="spellEnd"/>
       <w:r>
         <w:rPr>
-          <w:color w:val="FF0000"/>
+          <w:color w:val="000000" w:themeColor="text1"/>
         </w:rPr>
         <w:t>.</w:t>
       </w:r>
       <w:r>
         <w:rPr>
-          <w:color w:val="FF0000"/>
+          <w:color w:val="000000" w:themeColor="text1"/>
         </w:rPr>
         <w:br/>
       </w:r>
@@ -14234,7 +14226,7 @@
         <w:rPr>
           <w:i/>
           <w:iCs/>
-          <w:color w:val="FF0000"/>
+          <w:color w:val="000000" w:themeColor="text1"/>
         </w:rPr>
         <w:t>(Ver referencia a Ha et al. más arriba)</w:t>
       </w:r>
@@ -14246,12 +14238,12 @@
           <w:numId w:val="28"/>
         </w:numPr>
         <w:rPr>
-          <w:color w:val="FF0000"/>
-        </w:rPr>
-      </w:pPr>
-      <w:r>
-        <w:rPr>
-          <w:color w:val="FF0000"/>
+          <w:color w:val="000000" w:themeColor="text1"/>
+        </w:rPr>
+      </w:pPr>
+      <w:r>
+        <w:rPr>
+          <w:color w:val="000000" w:themeColor="text1"/>
         </w:rPr>
         <w:t xml:space="preserve">Existen otras aplicaciones móviles validadas clínicamente para tratamiento del insomnio, como </w:t>
       </w:r>
@@ -14260,34 +14252,34 @@
         <w:rPr>
           <w:i/>
           <w:iCs/>
-          <w:color w:val="FF0000"/>
+          <w:color w:val="000000" w:themeColor="text1"/>
         </w:rPr>
         <w:t>Sleepio</w:t>
       </w:r>
       <w:proofErr w:type="spellEnd"/>
       <w:r>
         <w:rPr>
-          <w:color w:val="FF0000"/>
+          <w:color w:val="000000" w:themeColor="text1"/>
         </w:rPr>
         <w:t xml:space="preserve">, que han demostrado mejoras sostenidas en síntomas en ensayos clínicos </w:t>
       </w:r>
       <w:proofErr w:type="spellStart"/>
       <w:r>
         <w:rPr>
-          <w:color w:val="FF0000"/>
+          <w:color w:val="000000" w:themeColor="text1"/>
         </w:rPr>
         <w:t>randomizados</w:t>
       </w:r>
       <w:proofErr w:type="spellEnd"/>
       <w:r>
         <w:rPr>
-          <w:color w:val="FF0000"/>
+          <w:color w:val="000000" w:themeColor="text1"/>
         </w:rPr>
         <w:t>.</w:t>
       </w:r>
       <w:r>
         <w:rPr>
-          <w:color w:val="FF0000"/>
+          <w:color w:val="000000" w:themeColor="text1"/>
         </w:rPr>
         <w:br/>
       </w:r>
@@ -14295,27 +14287,27 @@
         <w:rPr>
           <w:b/>
           <w:bCs/>
-          <w:color w:val="FF0000"/>
+          <w:color w:val="000000" w:themeColor="text1"/>
         </w:rPr>
         <w:t>Referencia</w:t>
       </w:r>
       <w:r>
         <w:rPr>
-          <w:color w:val="FF0000"/>
+          <w:color w:val="000000" w:themeColor="text1"/>
         </w:rPr>
         <w:t xml:space="preserve">: </w:t>
       </w:r>
       <w:proofErr w:type="spellStart"/>
       <w:r>
         <w:rPr>
-          <w:color w:val="FF0000"/>
+          <w:color w:val="000000" w:themeColor="text1"/>
         </w:rPr>
         <w:t>Espie</w:t>
       </w:r>
       <w:proofErr w:type="spellEnd"/>
       <w:r>
         <w:rPr>
-          <w:color w:val="FF0000"/>
+          <w:color w:val="000000" w:themeColor="text1"/>
         </w:rPr>
         <w:t xml:space="preserve">, C. A. et al. </w:t>
       </w:r>
@@ -14323,7 +14315,7 @@
         <w:rPr>
           <w:i/>
           <w:iCs/>
-          <w:color w:val="FF0000"/>
+          <w:color w:val="000000" w:themeColor="text1"/>
         </w:rPr>
         <w:t xml:space="preserve">A </w:t>
       </w:r>
@@ -14332,7 +14324,7 @@
         <w:rPr>
           <w:i/>
           <w:iCs/>
-          <w:color w:val="FF0000"/>
+          <w:color w:val="000000" w:themeColor="text1"/>
         </w:rPr>
         <w:t>randomized</w:t>
       </w:r>
@@ -14341,7 +14333,7 @@
         <w:rPr>
           <w:i/>
           <w:iCs/>
-          <w:color w:val="FF0000"/>
+          <w:color w:val="000000" w:themeColor="text1"/>
         </w:rPr>
         <w:t>, placebo-</w:t>
       </w:r>
@@ -14350,7 +14342,7 @@
         <w:rPr>
           <w:i/>
           <w:iCs/>
-          <w:color w:val="FF0000"/>
+          <w:color w:val="000000" w:themeColor="text1"/>
         </w:rPr>
         <w:t>controlled</w:t>
       </w:r>
@@ -14359,7 +14351,7 @@
         <w:rPr>
           <w:i/>
           <w:iCs/>
-          <w:color w:val="FF0000"/>
+          <w:color w:val="000000" w:themeColor="text1"/>
         </w:rPr>
         <w:t xml:space="preserve"> trial </w:t>
       </w:r>
@@ -14368,7 +14360,7 @@
         <w:rPr>
           <w:i/>
           <w:iCs/>
-          <w:color w:val="FF0000"/>
+          <w:color w:val="000000" w:themeColor="text1"/>
         </w:rPr>
         <w:t>of</w:t>
       </w:r>
@@ -14377,7 +14369,7 @@
         <w:rPr>
           <w:i/>
           <w:iCs/>
-          <w:color w:val="FF0000"/>
+          <w:color w:val="000000" w:themeColor="text1"/>
         </w:rPr>
         <w:t xml:space="preserve"> online cognitive </w:t>
       </w:r>
@@ -14386,7 +14378,7 @@
         <w:rPr>
           <w:i/>
           <w:iCs/>
-          <w:color w:val="FF0000"/>
+          <w:color w:val="000000" w:themeColor="text1"/>
         </w:rPr>
         <w:t>behavioral</w:t>
       </w:r>
@@ -14395,7 +14387,7 @@
         <w:rPr>
           <w:i/>
           <w:iCs/>
-          <w:color w:val="FF0000"/>
+          <w:color w:val="000000" w:themeColor="text1"/>
         </w:rPr>
         <w:t xml:space="preserve"> </w:t>
       </w:r>
@@ -14404,7 +14396,7 @@
         <w:rPr>
           <w:i/>
           <w:iCs/>
-          <w:color w:val="FF0000"/>
+          <w:color w:val="000000" w:themeColor="text1"/>
         </w:rPr>
         <w:t>therapy</w:t>
       </w:r>
@@ -14413,7 +14405,7 @@
         <w:rPr>
           <w:i/>
           <w:iCs/>
-          <w:color w:val="FF0000"/>
+          <w:color w:val="000000" w:themeColor="text1"/>
         </w:rPr>
         <w:t xml:space="preserve"> </w:t>
       </w:r>
@@ -14422,7 +14414,7 @@
         <w:rPr>
           <w:i/>
           <w:iCs/>
-          <w:color w:val="FF0000"/>
+          <w:color w:val="000000" w:themeColor="text1"/>
         </w:rPr>
         <w:t>for</w:t>
       </w:r>
@@ -14431,7 +14423,7 @@
         <w:rPr>
           <w:i/>
           <w:iCs/>
-          <w:color w:val="FF0000"/>
+          <w:color w:val="000000" w:themeColor="text1"/>
         </w:rPr>
         <w:t xml:space="preserve"> </w:t>
       </w:r>
@@ -14440,7 +14432,7 @@
         <w:rPr>
           <w:i/>
           <w:iCs/>
-          <w:color w:val="FF0000"/>
+          <w:color w:val="000000" w:themeColor="text1"/>
         </w:rPr>
         <w:t>chronic</w:t>
       </w:r>
@@ -14449,7 +14441,7 @@
         <w:rPr>
           <w:i/>
           <w:iCs/>
-          <w:color w:val="FF0000"/>
+          <w:color w:val="000000" w:themeColor="text1"/>
         </w:rPr>
         <w:t xml:space="preserve"> </w:t>
       </w:r>
@@ -14458,7 +14450,7 @@
         <w:rPr>
           <w:i/>
           <w:iCs/>
-          <w:color w:val="FF0000"/>
+          <w:color w:val="000000" w:themeColor="text1"/>
         </w:rPr>
         <w:t>insomnia</w:t>
       </w:r>
@@ -14467,7 +14459,7 @@
         <w:rPr>
           <w:i/>
           <w:iCs/>
-          <w:color w:val="FF0000"/>
+          <w:color w:val="000000" w:themeColor="text1"/>
         </w:rPr>
         <w:t xml:space="preserve"> </w:t>
       </w:r>
@@ -14476,7 +14468,7 @@
         <w:rPr>
           <w:i/>
           <w:iCs/>
-          <w:color w:val="FF0000"/>
+          <w:color w:val="000000" w:themeColor="text1"/>
         </w:rPr>
         <w:t>disorder</w:t>
       </w:r>
@@ -14485,7 +14477,7 @@
         <w:rPr>
           <w:i/>
           <w:iCs/>
-          <w:color w:val="FF0000"/>
+          <w:color w:val="000000" w:themeColor="text1"/>
         </w:rPr>
         <w:t xml:space="preserve"> </w:t>
       </w:r>
@@ -14494,7 +14486,7 @@
         <w:rPr>
           <w:i/>
           <w:iCs/>
-          <w:color w:val="FF0000"/>
+          <w:color w:val="000000" w:themeColor="text1"/>
         </w:rPr>
         <w:t>delivered</w:t>
       </w:r>
@@ -14503,7 +14495,7 @@
         <w:rPr>
           <w:i/>
           <w:iCs/>
-          <w:color w:val="FF0000"/>
+          <w:color w:val="000000" w:themeColor="text1"/>
         </w:rPr>
         <w:t xml:space="preserve"> </w:t>
       </w:r>
@@ -14512,7 +14504,7 @@
         <w:rPr>
           <w:i/>
           <w:iCs/>
-          <w:color w:val="FF0000"/>
+          <w:color w:val="000000" w:themeColor="text1"/>
         </w:rPr>
         <w:t>via</w:t>
       </w:r>
@@ -14521,7 +14513,7 @@
         <w:rPr>
           <w:i/>
           <w:iCs/>
-          <w:color w:val="FF0000"/>
+          <w:color w:val="000000" w:themeColor="text1"/>
         </w:rPr>
         <w:t xml:space="preserve"> </w:t>
       </w:r>
@@ -14530,7 +14522,7 @@
         <w:rPr>
           <w:i/>
           <w:iCs/>
-          <w:color w:val="FF0000"/>
+          <w:color w:val="000000" w:themeColor="text1"/>
         </w:rPr>
         <w:t>an</w:t>
       </w:r>
@@ -14539,7 +14531,7 @@
         <w:rPr>
           <w:i/>
           <w:iCs/>
-          <w:color w:val="FF0000"/>
+          <w:color w:val="000000" w:themeColor="text1"/>
         </w:rPr>
         <w:t xml:space="preserve"> </w:t>
       </w:r>
@@ -14548,7 +14540,7 @@
         <w:rPr>
           <w:i/>
           <w:iCs/>
-          <w:color w:val="FF0000"/>
+          <w:color w:val="000000" w:themeColor="text1"/>
         </w:rPr>
         <w:t>automated</w:t>
       </w:r>
@@ -14557,7 +14549,7 @@
         <w:rPr>
           <w:i/>
           <w:iCs/>
-          <w:color w:val="FF0000"/>
+          <w:color w:val="000000" w:themeColor="text1"/>
         </w:rPr>
         <w:t xml:space="preserve"> </w:t>
       </w:r>
@@ -14566,7 +14558,7 @@
         <w:rPr>
           <w:i/>
           <w:iCs/>
-          <w:color w:val="FF0000"/>
+          <w:color w:val="000000" w:themeColor="text1"/>
         </w:rPr>
         <w:t>mobile</w:t>
       </w:r>
@@ -14575,7 +14567,7 @@
         <w:rPr>
           <w:i/>
           <w:iCs/>
-          <w:color w:val="FF0000"/>
+          <w:color w:val="000000" w:themeColor="text1"/>
         </w:rPr>
         <w:t xml:space="preserve"> </w:t>
       </w:r>
@@ -14584,50 +14576,66 @@
         <w:rPr>
           <w:i/>
           <w:iCs/>
-          <w:color w:val="FF0000"/>
+          <w:color w:val="000000" w:themeColor="text1"/>
         </w:rPr>
         <w:t>platform</w:t>
       </w:r>
       <w:proofErr w:type="spellEnd"/>
       <w:r>
         <w:rPr>
-          <w:color w:val="FF0000"/>
-        </w:rPr>
-        <w:t xml:space="preserve">. </w:t>
-      </w:r>
-      <w:r>
-        <w:rPr>
-          <w:color w:val="FF0000"/>
-        </w:rPr>
-        <w:t xml:space="preserve">JAMA </w:t>
-      </w:r>
-      <w:proofErr w:type="spellStart"/>
-      <w:r>
-        <w:rPr>
-          <w:color w:val="FF0000"/>
+          <w:color w:val="000000" w:themeColor="text1"/>
+        </w:rPr>
+        <w:t xml:space="preserve">. JAMA </w:t>
+      </w:r>
+      <w:proofErr w:type="spellStart"/>
+      <w:r>
+        <w:rPr>
+          <w:color w:val="000000" w:themeColor="text1"/>
         </w:rPr>
         <w:t>Psychiatry</w:t>
       </w:r>
       <w:proofErr w:type="spellEnd"/>
       <w:r>
         <w:rPr>
-          <w:color w:val="FF0000"/>
+          <w:color w:val="000000" w:themeColor="text1"/>
         </w:rPr>
         <w:t>, 2012.</w:t>
       </w:r>
       <w:r>
         <w:rPr>
-          <w:color w:val="FF0000"/>
+          <w:color w:val="000000" w:themeColor="text1"/>
         </w:rPr>
         <w:br/>
       </w:r>
-      <w:hyperlink r:id="rId38" w:history="1">
+      <w:hyperlink r:id="rId39" w:history="1">
         <w:r>
           <w:rPr>
             <w:rStyle w:val="Hipervnculo"/>
-            <w:color w:val="FF0000"/>
+            <w:color w:val="000000" w:themeColor="text1"/>
           </w:rPr>
           <w:t>https://jamanetwork.com/journals/jamapsychiatry/fullarticle/1364089</w:t>
+        </w:r>
+      </w:hyperlink>
+      <w:r>
+        <w:rPr>
+          <w:color w:val="000000" w:themeColor="text1"/>
+        </w:rPr>
+        <w:t xml:space="preserve"> --&gt; NO VA</w:t>
+      </w:r>
+    </w:p>
+    <w:p>
+      <w:pPr>
+        <w:ind w:left="360"/>
+        <w:rPr>
+          <w:color w:val="FF0000"/>
+        </w:rPr>
+      </w:pPr>
+      <w:hyperlink r:id="rId40" w:history="1">
+        <w:r>
+          <w:rPr>
+            <w:rStyle w:val="Hipervnculo"/>
+          </w:rPr>
+          <w:t>Un ensayo aleatorizado controlado con placebo de terapia cognitivo-conductual en línea para el trastorno de insomnio crónico administrado a través de una aplicación web automatizada rica en medios - PubMed</w:t>
         </w:r>
       </w:hyperlink>
     </w:p>
@@ -14651,7 +14659,11 @@
     </w:p>
     <w:p>
       <w:r>
-        <w:t>Este capítulo describe el proceso metodológico seguido para el desarrollo de una herramienta predictiva basada en aprendizaje automático, orientada a la identificación de trastornos del sueño a partir de variables clínicas y de estilo de vida. El trabajo se ha estructurado en siete etapas, que abarcan desde la adquisición y tratamiento de datos hasta la implementación de una aplicación web funcional.</w:t>
+        <w:t xml:space="preserve">Este capítulo describe el proceso metodológico seguido para el desarrollo de una herramienta predictiva basada en aprendizaje automático, orientada a la identificación de trastornos del sueño a partir de variables clínicas y de estilo de vida. El trabajo se ha </w:t>
+      </w:r>
+      <w:r>
+        <w:lastRenderedPageBreak/>
+        <w:t>estructurado en siete etapas, que abarcan desde la adquisición y tratamiento de datos hasta la implementación de una aplicación web funcional.</w:t>
       </w:r>
       <w:r>
         <w:t xml:space="preserve"> </w:t>
@@ -14672,7 +14684,6 @@
         <w:rPr>
           <w:noProof/>
         </w:rPr>
-        <w:lastRenderedPageBreak/>
         <w:drawing>
           <wp:anchor distT="0" distB="0" distL="114300" distR="114300" simplePos="0" relativeHeight="251658240" behindDoc="0" locked="0" layoutInCell="1" allowOverlap="1" wp14:anchorId="049CEFBE" wp14:editId="320EC941">
             <wp:simplePos x="0" y="0"/>
@@ -14697,7 +14708,7 @@
                     <pic:cNvPicPr/>
                   </pic:nvPicPr>
                   <pic:blipFill>
-                    <a:blip r:embed="rId39">
+                    <a:blip r:embed="rId41">
                       <a:extLst>
                         <a:ext uri="{28A0092B-C50C-407E-A947-70E740481C1C}">
                           <a14:useLocalDpi xmlns:a14="http://schemas.microsoft.com/office/drawing/2010/main" val="0"/>
@@ -14973,6 +14984,7 @@
           <w:b/>
           <w:bCs/>
         </w:rPr>
+        <w:lastRenderedPageBreak/>
         <w:t>Insomnia</w:t>
       </w:r>
       <w:proofErr w:type="spellEnd"/>
@@ -15014,7 +15026,6 @@
         <w:jc w:val="both"/>
       </w:pPr>
       <w:r>
-        <w:lastRenderedPageBreak/>
         <w:t>Esta estructura multiclase permitió abordar el problema como una tarea de clasificación supervisada, con el objetivo de desarrollar un sistema predictivo útil para la orientación diagnóstica preliminar.</w:t>
       </w:r>
     </w:p>
@@ -15309,6 +15320,7 @@
         <w:jc w:val="both"/>
       </w:pPr>
       <w:r>
+        <w:lastRenderedPageBreak/>
         <w:t>Estandarización de variables numéricas</w:t>
       </w:r>
     </w:p>
@@ -15324,15 +15336,7 @@
           <w:b/>
           <w:bCs/>
         </w:rPr>
-        <w:t xml:space="preserve">escalado </w:t>
-      </w:r>
-      <w:r>
-        <w:rPr>
-          <w:b/>
-          <w:bCs/>
-        </w:rPr>
-        <w:lastRenderedPageBreak/>
-        <w:t>estándar</w:t>
+        <w:t>escalado estándar</w:t>
       </w:r>
       <w:r>
         <w:t xml:space="preserve"> (</w:t>
@@ -15472,7 +15476,7 @@
                     </pic:cNvPicPr>
                   </pic:nvPicPr>
                   <pic:blipFill>
-                    <a:blip r:embed="rId40" cstate="print">
+                    <a:blip r:embed="rId42" cstate="print">
                       <a:extLst>
                         <a:ext uri="{28A0092B-C50C-407E-A947-70E740481C1C}">
                           <a14:useLocalDpi xmlns:a14="http://schemas.microsoft.com/office/drawing/2010/main" val="0"/>
@@ -15594,6 +15598,7 @@
         <w:pStyle w:val="Ttulo4"/>
       </w:pPr>
       <w:r>
+        <w:lastRenderedPageBreak/>
         <w:t>Diagramas de caja (</w:t>
       </w:r>
       <w:proofErr w:type="spellStart"/>
@@ -15632,11 +15637,7 @@
       </w:r>
       <w:proofErr w:type="spellEnd"/>
       <w:r>
-        <w:t xml:space="preserve"> (valores atípicos) en variables clínicas y de estilo de vida. Además, se emplearon para visualizar las diferencias </w:t>
-      </w:r>
-      <w:r>
-        <w:lastRenderedPageBreak/>
-        <w:t>de distribución en función de la clase del trastorno del sueño, revelando comportamientos distintivos según el diagnóstico.</w:t>
+        <w:t xml:space="preserve"> (valores atípicos) en variables clínicas y de estilo de vida. Además, se emplearon para visualizar las diferencias de distribución en función de la clase del trastorno del sueño, revelando comportamientos distintivos según el diagnóstico.</w:t>
       </w:r>
     </w:p>
     <w:p>
@@ -16122,7 +16123,11 @@
       </w:r>
       <w:proofErr w:type="spellEnd"/>
       <w:r>
-        <w:t xml:space="preserve">, k=5), de forma que se asegurara una representación equilibrada de las tres clases en cada partición. La métrica principal utilizada fue el </w:t>
+        <w:t xml:space="preserve">, k=5), de forma que se </w:t>
+      </w:r>
+      <w:r>
+        <w:lastRenderedPageBreak/>
+        <w:t xml:space="preserve">asegurara una representación equilibrada de las tres clases en cada partición. La métrica principal utilizada fue el </w:t>
       </w:r>
       <w:r>
         <w:rPr>
@@ -16140,7 +16145,6 @@
         <w:pStyle w:val="Ttulo4"/>
       </w:pPr>
       <w:r>
-        <w:lastRenderedPageBreak/>
         <w:t>Selección del modelo final</w:t>
       </w:r>
     </w:p>
@@ -16529,6 +16533,7 @@
       </w:pPr>
       <w:bookmarkStart w:id="75" w:name="_Toc196382909"/>
       <w:r>
+        <w:lastRenderedPageBreak/>
         <w:t>Evaluación del rendimiento</w:t>
       </w:r>
       <w:bookmarkEnd w:id="75"/>
@@ -16550,14 +16555,7 @@
         <w:rPr>
           <w:color w:val="FF0000"/>
         </w:rPr>
-        <w:t xml:space="preserve">Una vez completada la fase de entrenamiento, se procedió a evaluar la capacidad de generalización de los distintos modelos candidatos mediante su aplicación al conjunto de </w:t>
-      </w:r>
-      <w:r>
-        <w:rPr>
-          <w:color w:val="FF0000"/>
-        </w:rPr>
-        <w:lastRenderedPageBreak/>
-        <w:t>prueba. Esta evaluación permitió seleccionar el modelo más robusto y fiable para su posterior integración en la aplicación.</w:t>
+        <w:t>Una vez completada la fase de entrenamiento, se procedió a evaluar la capacidad de generalización de los distintos modelos candidatos mediante su aplicación al conjunto de prueba. Esta evaluación permitió seleccionar el modelo más robusto y fiable para su posterior integración en la aplicación.</w:t>
       </w:r>
     </w:p>
     <w:p>
@@ -16973,6 +16971,7 @@
           <w:b/>
           <w:bCs/>
         </w:rPr>
+        <w:lastRenderedPageBreak/>
         <w:t>Índice de masa corporal (BMI)</w:t>
       </w:r>
     </w:p>
@@ -17005,7 +17004,6 @@
           <w:b/>
           <w:bCs/>
         </w:rPr>
-        <w:lastRenderedPageBreak/>
         <w:t>Edad</w:t>
       </w:r>
     </w:p>
@@ -17363,6 +17361,7 @@
         <w:rPr>
           <w:color w:val="000000" w:themeColor="text1"/>
         </w:rPr>
+        <w:lastRenderedPageBreak/>
         <w:t>Presión arterial (sistólica y diastólica)</w:t>
       </w:r>
     </w:p>
@@ -17395,7 +17394,6 @@
         <w:rPr>
           <w:color w:val="000000" w:themeColor="text1"/>
         </w:rPr>
-        <w:lastRenderedPageBreak/>
         <w:t>Una vez introducidos los datos, el sistema ejecuta una serie de procesos automáticos:</w:t>
       </w:r>
     </w:p>
@@ -17776,7 +17774,14 @@
         <w:rPr>
           <w:highlight w:val="yellow"/>
         </w:rPr>
-        <w:t xml:space="preserve">Para el desarrollo de este proyecto se ha recurrido a un conjunto de herramientas de software, bibliotecas especializadas y tecnologías de visualización que permiten cubrir todo el ciclo de vida de un sistema predictivo: desde el tratamiento de datos hasta su integración en una aplicación funcional. A </w:t>
+        <w:t xml:space="preserve">Para el desarrollo de este proyecto se ha recurrido a un conjunto de herramientas de software, bibliotecas especializadas y tecnologías de visualización que permiten cubrir todo el ciclo de vida de un sistema predictivo: desde el tratamiento de datos hasta su </w:t>
+      </w:r>
+      <w:r>
+        <w:rPr>
+          <w:highlight w:val="yellow"/>
+        </w:rPr>
+        <w:lastRenderedPageBreak/>
+        <w:t xml:space="preserve">integración en una aplicación funcional. A </w:t>
       </w:r>
       <w:proofErr w:type="gramStart"/>
       <w:r>
@@ -17814,7 +17819,6 @@
           <w:bCs/>
           <w:highlight w:val="yellow"/>
         </w:rPr>
-        <w:lastRenderedPageBreak/>
         <w:t xml:space="preserve">1 </w:t>
       </w:r>
       <w:proofErr w:type="gramStart"/>
@@ -18456,6 +18460,7 @@
           <w:bCs/>
           <w:highlight w:val="yellow"/>
         </w:rPr>
+        <w:lastRenderedPageBreak/>
         <w:t xml:space="preserve">4 </w:t>
       </w:r>
       <w:proofErr w:type="gramStart"/>
@@ -18503,14 +18508,7 @@
         <w:rPr>
           <w:highlight w:val="yellow"/>
         </w:rPr>
-        <w:t xml:space="preserve">, probando inicialmente distintos clasificadores: regresión logística, máquinas de soporte vectorial </w:t>
-      </w:r>
-      <w:r>
-        <w:rPr>
-          <w:highlight w:val="yellow"/>
-        </w:rPr>
-        <w:lastRenderedPageBreak/>
-        <w:t xml:space="preserve">(SVM), redes neuronales multicapa (MLP), árboles de decisión y </w:t>
+        <w:t xml:space="preserve">, probando inicialmente distintos clasificadores: regresión logística, máquinas de soporte vectorial (SVM), redes neuronales multicapa (MLP), árboles de decisión y </w:t>
       </w:r>
       <w:proofErr w:type="spellStart"/>
       <w:r>
@@ -19148,6 +19146,7 @@
           <w:bCs/>
           <w:highlight w:val="yellow"/>
         </w:rPr>
+        <w:lastRenderedPageBreak/>
         <w:t xml:space="preserve">8 </w:t>
       </w:r>
       <w:proofErr w:type="gramStart"/>
@@ -19174,14 +19173,7 @@
         <w:rPr>
           <w:highlight w:val="yellow"/>
         </w:rPr>
-        <w:t xml:space="preserve">Las herramientas seleccionadas han permitido implementar un flujo de trabajo completo: desde el análisis de datos hasta su transformación en una aplicación interactiva </w:t>
-      </w:r>
-      <w:r>
-        <w:rPr>
-          <w:highlight w:val="yellow"/>
-        </w:rPr>
-        <w:lastRenderedPageBreak/>
-        <w:t>funcional. La elección de tecnologías open-</w:t>
+        <w:t>Las herramientas seleccionadas han permitido implementar un flujo de trabajo completo: desde el análisis de datos hasta su transformación en una aplicación interactiva funcional. La elección de tecnologías open-</w:t>
       </w:r>
       <w:proofErr w:type="spellStart"/>
       <w:r>
@@ -19690,6 +19682,7 @@
           <w:bCs/>
           <w:highlight w:val="cyan"/>
         </w:rPr>
+        <w:lastRenderedPageBreak/>
         <w:t>Interpretabilidad del modelo</w:t>
       </w:r>
     </w:p>
@@ -19771,14 +19764,7 @@
         <w:rPr>
           <w:highlight w:val="cyan"/>
         </w:rPr>
-        <w:t xml:space="preserve"> para dotar al sistema de transparencia, permitiendo explicar tanto la importancia global de cada variable como </w:t>
-      </w:r>
-      <w:r>
-        <w:rPr>
-          <w:highlight w:val="cyan"/>
-        </w:rPr>
-        <w:lastRenderedPageBreak/>
-        <w:t>el motivo de cada predicción individual. Este aspecto resulta fundamental en el contexto clínico en el que se aplica el modelo.</w:t>
+        <w:t xml:space="preserve"> para dotar al sistema de transparencia, permitiendo explicar tanto la importancia global de cada variable como el motivo de cada predicción individual. Este aspecto resulta fundamental en el contexto clínico en el que se aplica el modelo.</w:t>
       </w:r>
     </w:p>
     <w:p>
@@ -20329,6 +20315,7 @@
         <w:rPr>
           <w:highlight w:val="cyan"/>
         </w:rPr>
+        <w:lastRenderedPageBreak/>
         <w:t xml:space="preserve">La </w:t>
       </w:r>
       <w:proofErr w:type="gramStart"/>
@@ -20400,7 +20387,6 @@
         <w:rPr>
           <w:highlight w:val="cyan"/>
         </w:rPr>
-        <w:lastRenderedPageBreak/>
         <w:t>Este conjunto de técnicas y herramientas ha permitido abordar el proyecto de forma integral, desde el análisis de datos hasta la creación de un sistema accesible, robusto y explicable, demostrando la viabilidad de aplicar inteligencia artificial en el cribado preliminar de trastornos del sueño.</w:t>
       </w:r>
     </w:p>
@@ -20930,6 +20916,7 @@
         <w:rPr>
           <w:highlight w:val="green"/>
         </w:rPr>
+        <w:lastRenderedPageBreak/>
         <w:t xml:space="preserve">Uno de los aspectos más importantes del proyecto fue garantizar la transparencia del sistema predictivo. Para ello se utilizó la librería </w:t>
       </w:r>
       <w:r>
@@ -20998,14 +20985,7 @@
         <w:rPr>
           <w:highlight w:val="green"/>
         </w:rPr>
-        <w:t xml:space="preserve">, que permite analizar la contribución de cada variable a las predicciones, tanto a nivel </w:t>
-      </w:r>
-      <w:r>
-        <w:rPr>
-          <w:highlight w:val="green"/>
-        </w:rPr>
-        <w:lastRenderedPageBreak/>
-        <w:t>global como individual. Gracias a SHAP, se generaron gráficos que explican visualmente el funcionamiento interno del modelo, aportando interpretabilidad a las decisiones automatizadas.</w:t>
+        <w:t>, que permite analizar la contribución de cada variable a las predicciones, tanto a nivel global como individual. Gracias a SHAP, se generaron gráficos que explican visualmente el funcionamiento interno del modelo, aportando interpretabilidad a las decisiones automatizadas.</w:t>
       </w:r>
     </w:p>
     <w:p>
@@ -21402,6 +21382,7 @@
         <w:rPr>
           <w:color w:val="FF0000"/>
         </w:rPr>
+        <w:lastRenderedPageBreak/>
         <w:t>Código QR para acceso desde dispositivos móviles</w:t>
       </w:r>
     </w:p>
@@ -21436,7 +21417,6 @@
         <w:rPr>
           <w:color w:val="FF0000"/>
         </w:rPr>
-        <w:lastRenderedPageBreak/>
         <w:t>Formulario de entrada de datos</w:t>
       </w:r>
     </w:p>
@@ -21698,7 +21678,11 @@
         <w:jc w:val="both"/>
       </w:pPr>
       <w:r>
-        <w:t xml:space="preserve">Para aumentar la robustez y generalización del modelo, se propone ampliar la base de datos con nuevos registros obtenidos en diferentes contextos clínicos o regiones geográficas. La creación de una base de datos </w:t>
+        <w:t xml:space="preserve">Para aumentar la robustez y generalización del modelo, se propone ampliar la base de datos con nuevos registros obtenidos en diferentes contextos clínicos o regiones </w:t>
+      </w:r>
+      <w:r>
+        <w:lastRenderedPageBreak/>
+        <w:t xml:space="preserve">geográficas. La creación de una base de datos </w:t>
       </w:r>
       <w:r>
         <w:rPr>
@@ -21724,7 +21708,6 @@
         <w:pStyle w:val="Ttulo2"/>
       </w:pPr>
       <w:r>
-        <w:lastRenderedPageBreak/>
         <w:t>Implementación en contextos clínicos reales</w:t>
       </w:r>
     </w:p>
@@ -21995,11 +21978,6 @@
       <w:r>
         <w:t>Estas líneas no solo permiten continuar el desarrollo técnico del sistema, sino que abren oportunidades para aplicar el conocimiento generado en ámbitos clínicos, sociales y educativos. El potencial de esta herramienta va más allá de su valor predictivo, posicionándose como una solución realista y escalable para contribuir a la mejora de la calidad del sueño y el bienestar de la población.</w:t>
       </w:r>
-    </w:p>
-    <w:p>
-      <w:pPr>
-        <w:jc w:val="both"/>
-      </w:pPr>
     </w:p>
     <w:sectPr>
       <w:pgSz w:w="11906" w:h="16838"/>

--- a/memoria.docx
+++ b/memoria.docx
@@ -39,7 +39,6 @@
           <w:pPr>
             <w:pStyle w:val="TDC1"/>
             <w:tabs>
-              <w:tab w:val="left" w:pos="440"/>
               <w:tab w:val="right" w:leader="dot" w:pos="8494"/>
             </w:tabs>
             <w:rPr>
@@ -59,40 +58,23 @@
           <w:r>
             <w:fldChar w:fldCharType="separate"/>
           </w:r>
-          <w:hyperlink w:anchor="_Toc196810992" w:history="1">
+          <w:hyperlink w:anchor="_Toc196912826" w:history="1">
             <w:r>
               <w:rPr>
                 <w:rStyle w:val="Hipervnculo"/>
                 <w:noProof/>
               </w:rPr>
-              <w:t>1.</w:t>
-            </w:r>
-            <w:r>
-              <w:rPr>
-                <w:rFonts w:eastAsiaTheme="minorEastAsia"/>
-                <w:noProof/>
-                <w:sz w:val="24"/>
-                <w:szCs w:val="24"/>
-                <w:lang w:eastAsia="es-ES"/>
+              <w:t>Descriptores</w:t>
+            </w:r>
+            <w:r>
+              <w:rPr>
+                <w:noProof/>
+                <w:webHidden/>
               </w:rPr>
               <w:tab/>
             </w:r>
             <w:r>
               <w:rPr>
-                <w:rStyle w:val="Hipervnculo"/>
-                <w:noProof/>
-              </w:rPr>
-              <w:t>Introducción</w:t>
-            </w:r>
-            <w:r>
-              <w:rPr>
-                <w:noProof/>
-                <w:webHidden/>
-              </w:rPr>
-              <w:tab/>
-            </w:r>
-            <w:r>
-              <w:rPr>
                 <w:noProof/>
                 <w:webHidden/>
               </w:rPr>
@@ -103,7 +85,7 @@
                 <w:noProof/>
                 <w:webHidden/>
               </w:rPr>
-              <w:instrText xml:space="preserve"> PAGEREF _Toc196810992 \h </w:instrText>
+              <w:instrText xml:space="preserve"> PAGEREF _Toc196912826 \h </w:instrText>
             </w:r>
             <w:r>
               <w:rPr>
@@ -149,13 +131,13 @@
               <w:lang w:eastAsia="es-ES"/>
             </w:rPr>
           </w:pPr>
-          <w:hyperlink w:anchor="_Toc196810993" w:history="1">
+          <w:hyperlink w:anchor="_Toc196912827" w:history="1">
             <w:r>
               <w:rPr>
                 <w:rStyle w:val="Hipervnculo"/>
                 <w:noProof/>
               </w:rPr>
-              <w:t>2.</w:t>
+              <w:t>1.</w:t>
             </w:r>
             <w:r>
               <w:rPr>
@@ -172,6 +154,96 @@
                 <w:rStyle w:val="Hipervnculo"/>
                 <w:noProof/>
               </w:rPr>
+              <w:t>Introducción</w:t>
+            </w:r>
+            <w:r>
+              <w:rPr>
+                <w:noProof/>
+                <w:webHidden/>
+              </w:rPr>
+              <w:tab/>
+            </w:r>
+            <w:r>
+              <w:rPr>
+                <w:noProof/>
+                <w:webHidden/>
+              </w:rPr>
+              <w:fldChar w:fldCharType="begin"/>
+            </w:r>
+            <w:r>
+              <w:rPr>
+                <w:noProof/>
+                <w:webHidden/>
+              </w:rPr>
+              <w:instrText xml:space="preserve"> PAGEREF _Toc196912827 \h </w:instrText>
+            </w:r>
+            <w:r>
+              <w:rPr>
+                <w:noProof/>
+                <w:webHidden/>
+              </w:rPr>
+            </w:r>
+            <w:r>
+              <w:rPr>
+                <w:noProof/>
+                <w:webHidden/>
+              </w:rPr>
+              <w:fldChar w:fldCharType="separate"/>
+            </w:r>
+            <w:r>
+              <w:rPr>
+                <w:noProof/>
+                <w:webHidden/>
+              </w:rPr>
+              <w:t>5</w:t>
+            </w:r>
+            <w:r>
+              <w:rPr>
+                <w:noProof/>
+                <w:webHidden/>
+              </w:rPr>
+              <w:fldChar w:fldCharType="end"/>
+            </w:r>
+          </w:hyperlink>
+        </w:p>
+        <w:p>
+          <w:pPr>
+            <w:pStyle w:val="TDC1"/>
+            <w:tabs>
+              <w:tab w:val="left" w:pos="440"/>
+              <w:tab w:val="right" w:leader="dot" w:pos="8494"/>
+            </w:tabs>
+            <w:rPr>
+              <w:rFonts w:eastAsiaTheme="minorEastAsia"/>
+              <w:noProof/>
+              <w:sz w:val="24"/>
+              <w:szCs w:val="24"/>
+              <w:lang w:eastAsia="es-ES"/>
+            </w:rPr>
+          </w:pPr>
+          <w:hyperlink w:anchor="_Toc196912828" w:history="1">
+            <w:r>
+              <w:rPr>
+                <w:rStyle w:val="Hipervnculo"/>
+                <w:noProof/>
+              </w:rPr>
+              <w:t>2.</w:t>
+            </w:r>
+            <w:r>
+              <w:rPr>
+                <w:rFonts w:eastAsiaTheme="minorEastAsia"/>
+                <w:noProof/>
+                <w:sz w:val="24"/>
+                <w:szCs w:val="24"/>
+                <w:lang w:eastAsia="es-ES"/>
+              </w:rPr>
+              <w:tab/>
+            </w:r>
+            <w:r>
+              <w:rPr>
+                <w:rStyle w:val="Hipervnculo"/>
+                <w:noProof/>
+              </w:rPr>
               <w:t>Objetivos</w:t>
             </w:r>
             <w:r>
@@ -193,7 +265,7 @@
                 <w:noProof/>
                 <w:webHidden/>
               </w:rPr>
-              <w:instrText xml:space="preserve"> PAGEREF _Toc196810993 \h </w:instrText>
+              <w:instrText xml:space="preserve"> PAGEREF _Toc196912828 \h </w:instrText>
             </w:r>
             <w:r>
               <w:rPr>
@@ -213,7 +285,7 @@
                 <w:noProof/>
                 <w:webHidden/>
               </w:rPr>
-              <w:t>5</w:t>
+              <w:t>6</w:t>
             </w:r>
             <w:r>
               <w:rPr>
@@ -239,7 +311,7 @@
               <w:lang w:eastAsia="es-ES"/>
             </w:rPr>
           </w:pPr>
-          <w:hyperlink w:anchor="_Toc196810994" w:history="1">
+          <w:hyperlink w:anchor="_Toc196912829" w:history="1">
             <w:r>
               <w:rPr>
                 <w:rStyle w:val="Hipervnculo"/>
@@ -283,7 +355,7 @@
                 <w:noProof/>
                 <w:webHidden/>
               </w:rPr>
-              <w:instrText xml:space="preserve"> PAGEREF _Toc196810994 \h </w:instrText>
+              <w:instrText xml:space="preserve"> PAGEREF _Toc196912829 \h </w:instrText>
             </w:r>
             <w:r>
               <w:rPr>
@@ -329,7 +401,7 @@
               <w:lang w:eastAsia="es-ES"/>
             </w:rPr>
           </w:pPr>
-          <w:hyperlink w:anchor="_Toc196810995" w:history="1">
+          <w:hyperlink w:anchor="_Toc196912830" w:history="1">
             <w:r>
               <w:rPr>
                 <w:rStyle w:val="Hipervnculo"/>
@@ -373,7 +445,7 @@
                 <w:noProof/>
                 <w:webHidden/>
               </w:rPr>
-              <w:instrText xml:space="preserve"> PAGEREF _Toc196810995 \h </w:instrText>
+              <w:instrText xml:space="preserve"> PAGEREF _Toc196912830 \h </w:instrText>
             </w:r>
             <w:r>
               <w:rPr>
@@ -419,7 +491,7 @@
               <w:lang w:eastAsia="es-ES"/>
             </w:rPr>
           </w:pPr>
-          <w:hyperlink w:anchor="_Toc196810996" w:history="1">
+          <w:hyperlink w:anchor="_Toc196912831" w:history="1">
             <w:r>
               <w:rPr>
                 <w:rStyle w:val="Hipervnculo"/>
@@ -463,7 +535,7 @@
                 <w:noProof/>
                 <w:webHidden/>
               </w:rPr>
-              <w:instrText xml:space="preserve"> PAGEREF _Toc196810996 \h </w:instrText>
+              <w:instrText xml:space="preserve"> PAGEREF _Toc196912831 \h </w:instrText>
             </w:r>
             <w:r>
               <w:rPr>
@@ -509,7 +581,7 @@
               <w:lang w:eastAsia="es-ES"/>
             </w:rPr>
           </w:pPr>
-          <w:hyperlink w:anchor="_Toc196810997" w:history="1">
+          <w:hyperlink w:anchor="_Toc196912832" w:history="1">
             <w:r>
               <w:rPr>
                 <w:rStyle w:val="Hipervnculo"/>
@@ -553,7 +625,7 @@
                 <w:noProof/>
                 <w:webHidden/>
               </w:rPr>
-              <w:instrText xml:space="preserve"> PAGEREF _Toc196810997 \h </w:instrText>
+              <w:instrText xml:space="preserve"> PAGEREF _Toc196912832 \h </w:instrText>
             </w:r>
             <w:r>
               <w:rPr>
@@ -599,7 +671,7 @@
               <w:lang w:eastAsia="es-ES"/>
             </w:rPr>
           </w:pPr>
-          <w:hyperlink w:anchor="_Toc196810998" w:history="1">
+          <w:hyperlink w:anchor="_Toc196912833" w:history="1">
             <w:r>
               <w:rPr>
                 <w:rStyle w:val="Hipervnculo"/>
@@ -643,7 +715,7 @@
                 <w:noProof/>
                 <w:webHidden/>
               </w:rPr>
-              <w:instrText xml:space="preserve"> PAGEREF _Toc196810998 \h </w:instrText>
+              <w:instrText xml:space="preserve"> PAGEREF _Toc196912833 \h </w:instrText>
             </w:r>
             <w:r>
               <w:rPr>
@@ -688,7 +760,7 @@
               <w:lang w:eastAsia="es-ES"/>
             </w:rPr>
           </w:pPr>
-          <w:hyperlink w:anchor="_Toc196810999" w:history="1">
+          <w:hyperlink w:anchor="_Toc196912834" w:history="1">
             <w:r>
               <w:rPr>
                 <w:rStyle w:val="Hipervnculo"/>
@@ -715,7 +787,7 @@
                 <w:noProof/>
                 <w:webHidden/>
               </w:rPr>
-              <w:instrText xml:space="preserve"> PAGEREF _Toc196810999 \h </w:instrText>
+              <w:instrText xml:space="preserve"> PAGEREF _Toc196912834 \h </w:instrText>
             </w:r>
             <w:r>
               <w:rPr>
@@ -760,7 +832,7 @@
               <w:lang w:eastAsia="es-ES"/>
             </w:rPr>
           </w:pPr>
-          <w:hyperlink w:anchor="_Toc196811000" w:history="1">
+          <w:hyperlink w:anchor="_Toc196912835" w:history="1">
             <w:r>
               <w:rPr>
                 <w:rStyle w:val="Hipervnculo"/>
@@ -787,7 +859,7 @@
                 <w:noProof/>
                 <w:webHidden/>
               </w:rPr>
-              <w:instrText xml:space="preserve"> PAGEREF _Toc196811000 \h </w:instrText>
+              <w:instrText xml:space="preserve"> PAGEREF _Toc196912835 \h </w:instrText>
             </w:r>
             <w:r>
               <w:rPr>
@@ -832,7 +904,7 @@
               <w:lang w:eastAsia="es-ES"/>
             </w:rPr>
           </w:pPr>
-          <w:hyperlink w:anchor="_Toc196811001" w:history="1">
+          <w:hyperlink w:anchor="_Toc196912836" w:history="1">
             <w:r>
               <w:rPr>
                 <w:rStyle w:val="Hipervnculo"/>
@@ -859,7 +931,7 @@
                 <w:noProof/>
                 <w:webHidden/>
               </w:rPr>
-              <w:instrText xml:space="preserve"> PAGEREF _Toc196811001 \h </w:instrText>
+              <w:instrText xml:space="preserve"> PAGEREF _Toc196912836 \h </w:instrText>
             </w:r>
             <w:r>
               <w:rPr>
@@ -904,7 +976,7 @@
               <w:lang w:eastAsia="es-ES"/>
             </w:rPr>
           </w:pPr>
-          <w:hyperlink w:anchor="_Toc196811002" w:history="1">
+          <w:hyperlink w:anchor="_Toc196912837" w:history="1">
             <w:r>
               <w:rPr>
                 <w:rStyle w:val="Hipervnculo"/>
@@ -931,7 +1003,7 @@
                 <w:noProof/>
                 <w:webHidden/>
               </w:rPr>
-              <w:instrText xml:space="preserve"> PAGEREF _Toc196811002 \h </w:instrText>
+              <w:instrText xml:space="preserve"> PAGEREF _Toc196912837 \h </w:instrText>
             </w:r>
             <w:r>
               <w:rPr>
@@ -976,7 +1048,7 @@
               <w:lang w:eastAsia="es-ES"/>
             </w:rPr>
           </w:pPr>
-          <w:hyperlink w:anchor="_Toc196811003" w:history="1">
+          <w:hyperlink w:anchor="_Toc196912838" w:history="1">
             <w:r>
               <w:rPr>
                 <w:rStyle w:val="Hipervnculo"/>
@@ -1003,7 +1075,7 @@
                 <w:noProof/>
                 <w:webHidden/>
               </w:rPr>
-              <w:instrText xml:space="preserve"> PAGEREF _Toc196811003 \h </w:instrText>
+              <w:instrText xml:space="preserve"> PAGEREF _Toc196912838 \h </w:instrText>
             </w:r>
             <w:r>
               <w:rPr>
@@ -1049,7 +1121,7 @@
               <w:lang w:eastAsia="es-ES"/>
             </w:rPr>
           </w:pPr>
-          <w:hyperlink w:anchor="_Toc196811004" w:history="1">
+          <w:hyperlink w:anchor="_Toc196912839" w:history="1">
             <w:r>
               <w:rPr>
                 <w:rStyle w:val="Hipervnculo"/>
@@ -1093,7 +1165,7 @@
                 <w:noProof/>
                 <w:webHidden/>
               </w:rPr>
-              <w:instrText xml:space="preserve"> PAGEREF _Toc196811004 \h </w:instrText>
+              <w:instrText xml:space="preserve"> PAGEREF _Toc196912839 \h </w:instrText>
             </w:r>
             <w:r>
               <w:rPr>
@@ -1138,7 +1210,7 @@
               <w:lang w:eastAsia="es-ES"/>
             </w:rPr>
           </w:pPr>
-          <w:hyperlink w:anchor="_Toc196811005" w:history="1">
+          <w:hyperlink w:anchor="_Toc196912840" w:history="1">
             <w:r>
               <w:rPr>
                 <w:rStyle w:val="Hipervnculo"/>
@@ -1165,7 +1237,7 @@
                 <w:noProof/>
                 <w:webHidden/>
               </w:rPr>
-              <w:instrText xml:space="preserve"> PAGEREF _Toc196811005 \h </w:instrText>
+              <w:instrText xml:space="preserve"> PAGEREF _Toc196912840 \h </w:instrText>
             </w:r>
             <w:r>
               <w:rPr>
@@ -1210,7 +1282,7 @@
               <w:lang w:eastAsia="es-ES"/>
             </w:rPr>
           </w:pPr>
-          <w:hyperlink w:anchor="_Toc196811006" w:history="1">
+          <w:hyperlink w:anchor="_Toc196912841" w:history="1">
             <w:r>
               <w:rPr>
                 <w:rStyle w:val="Hipervnculo"/>
@@ -1237,7 +1309,7 @@
                 <w:noProof/>
                 <w:webHidden/>
               </w:rPr>
-              <w:instrText xml:space="preserve"> PAGEREF _Toc196811006 \h </w:instrText>
+              <w:instrText xml:space="preserve"> PAGEREF _Toc196912841 \h </w:instrText>
             </w:r>
             <w:r>
               <w:rPr>
@@ -1282,7 +1354,7 @@
               <w:lang w:eastAsia="es-ES"/>
             </w:rPr>
           </w:pPr>
-          <w:hyperlink w:anchor="_Toc196811007" w:history="1">
+          <w:hyperlink w:anchor="_Toc196912842" w:history="1">
             <w:r>
               <w:rPr>
                 <w:rStyle w:val="Hipervnculo"/>
@@ -1309,7 +1381,7 @@
                 <w:noProof/>
                 <w:webHidden/>
               </w:rPr>
-              <w:instrText xml:space="preserve"> PAGEREF _Toc196811007 \h </w:instrText>
+              <w:instrText xml:space="preserve"> PAGEREF _Toc196912842 \h </w:instrText>
             </w:r>
             <w:r>
               <w:rPr>
@@ -1354,7 +1426,7 @@
               <w:lang w:eastAsia="es-ES"/>
             </w:rPr>
           </w:pPr>
-          <w:hyperlink w:anchor="_Toc196811008" w:history="1">
+          <w:hyperlink w:anchor="_Toc196912843" w:history="1">
             <w:r>
               <w:rPr>
                 <w:rStyle w:val="Hipervnculo"/>
@@ -1381,7 +1453,7 @@
                 <w:noProof/>
                 <w:webHidden/>
               </w:rPr>
-              <w:instrText xml:space="preserve"> PAGEREF _Toc196811008 \h </w:instrText>
+              <w:instrText xml:space="preserve"> PAGEREF _Toc196912843 \h </w:instrText>
             </w:r>
             <w:r>
               <w:rPr>
@@ -1426,7 +1498,7 @@
               <w:lang w:eastAsia="es-ES"/>
             </w:rPr>
           </w:pPr>
-          <w:hyperlink w:anchor="_Toc196811009" w:history="1">
+          <w:hyperlink w:anchor="_Toc196912844" w:history="1">
             <w:r>
               <w:rPr>
                 <w:rStyle w:val="Hipervnculo"/>
@@ -1453,7 +1525,7 @@
                 <w:noProof/>
                 <w:webHidden/>
               </w:rPr>
-              <w:instrText xml:space="preserve"> PAGEREF _Toc196811009 \h </w:instrText>
+              <w:instrText xml:space="preserve"> PAGEREF _Toc196912844 \h </w:instrText>
             </w:r>
             <w:r>
               <w:rPr>
@@ -1499,7 +1571,7 @@
               <w:lang w:eastAsia="es-ES"/>
             </w:rPr>
           </w:pPr>
-          <w:hyperlink w:anchor="_Toc196811010" w:history="1">
+          <w:hyperlink w:anchor="_Toc196912845" w:history="1">
             <w:r>
               <w:rPr>
                 <w:rStyle w:val="Hipervnculo"/>
@@ -1543,7 +1615,7 @@
                 <w:noProof/>
                 <w:webHidden/>
               </w:rPr>
-              <w:instrText xml:space="preserve"> PAGEREF _Toc196811010 \h </w:instrText>
+              <w:instrText xml:space="preserve"> PAGEREF _Toc196912845 \h </w:instrText>
             </w:r>
             <w:r>
               <w:rPr>
@@ -1588,7 +1660,7 @@
               <w:lang w:eastAsia="es-ES"/>
             </w:rPr>
           </w:pPr>
-          <w:hyperlink w:anchor="_Toc196811011" w:history="1">
+          <w:hyperlink w:anchor="_Toc196912846" w:history="1">
             <w:r>
               <w:rPr>
                 <w:rStyle w:val="Hipervnculo"/>
@@ -1615,7 +1687,7 @@
                 <w:noProof/>
                 <w:webHidden/>
               </w:rPr>
-              <w:instrText xml:space="preserve"> PAGEREF _Toc196811011 \h </w:instrText>
+              <w:instrText xml:space="preserve"> PAGEREF _Toc196912846 \h </w:instrText>
             </w:r>
             <w:r>
               <w:rPr>
@@ -1660,7 +1732,7 @@
               <w:lang w:eastAsia="es-ES"/>
             </w:rPr>
           </w:pPr>
-          <w:hyperlink w:anchor="_Toc196811012" w:history="1">
+          <w:hyperlink w:anchor="_Toc196912847" w:history="1">
             <w:r>
               <w:rPr>
                 <w:rStyle w:val="Hipervnculo"/>
@@ -1687,7 +1759,7 @@
                 <w:noProof/>
                 <w:webHidden/>
               </w:rPr>
-              <w:instrText xml:space="preserve"> PAGEREF _Toc196811012 \h </w:instrText>
+              <w:instrText xml:space="preserve"> PAGEREF _Toc196912847 \h </w:instrText>
             </w:r>
             <w:r>
               <w:rPr>
@@ -1733,7 +1805,7 @@
               <w:lang w:eastAsia="es-ES"/>
             </w:rPr>
           </w:pPr>
-          <w:hyperlink w:anchor="_Toc196811013" w:history="1">
+          <w:hyperlink w:anchor="_Toc196912848" w:history="1">
             <w:r>
               <w:rPr>
                 <w:rStyle w:val="Hipervnculo"/>
@@ -1777,7 +1849,7 @@
                 <w:noProof/>
                 <w:webHidden/>
               </w:rPr>
-              <w:instrText xml:space="preserve"> PAGEREF _Toc196811013 \h </w:instrText>
+              <w:instrText xml:space="preserve"> PAGEREF _Toc196912848 \h </w:instrText>
             </w:r>
             <w:r>
               <w:rPr>
@@ -1822,7 +1894,7 @@
               <w:lang w:eastAsia="es-ES"/>
             </w:rPr>
           </w:pPr>
-          <w:hyperlink w:anchor="_Toc196811014" w:history="1">
+          <w:hyperlink w:anchor="_Toc196912849" w:history="1">
             <w:r>
               <w:rPr>
                 <w:rStyle w:val="Hipervnculo"/>
@@ -1849,7 +1921,7 @@
                 <w:noProof/>
                 <w:webHidden/>
               </w:rPr>
-              <w:instrText xml:space="preserve"> PAGEREF _Toc196811014 \h </w:instrText>
+              <w:instrText xml:space="preserve"> PAGEREF _Toc196912849 \h </w:instrText>
             </w:r>
             <w:r>
               <w:rPr>
@@ -1894,7 +1966,7 @@
               <w:lang w:eastAsia="es-ES"/>
             </w:rPr>
           </w:pPr>
-          <w:hyperlink w:anchor="_Toc196811015" w:history="1">
+          <w:hyperlink w:anchor="_Toc196912850" w:history="1">
             <w:r>
               <w:rPr>
                 <w:rStyle w:val="Hipervnculo"/>
@@ -1921,7 +1993,7 @@
                 <w:noProof/>
                 <w:webHidden/>
               </w:rPr>
-              <w:instrText xml:space="preserve"> PAGEREF _Toc196811015 \h </w:instrText>
+              <w:instrText xml:space="preserve"> PAGEREF _Toc196912850 \h </w:instrText>
             </w:r>
             <w:r>
               <w:rPr>
@@ -1966,7 +2038,7 @@
               <w:lang w:eastAsia="es-ES"/>
             </w:rPr>
           </w:pPr>
-          <w:hyperlink w:anchor="_Toc196811016" w:history="1">
+          <w:hyperlink w:anchor="_Toc196912851" w:history="1">
             <w:r>
               <w:rPr>
                 <w:rStyle w:val="Hipervnculo"/>
@@ -1993,7 +2065,7 @@
                 <w:noProof/>
                 <w:webHidden/>
               </w:rPr>
-              <w:instrText xml:space="preserve"> PAGEREF _Toc196811016 \h </w:instrText>
+              <w:instrText xml:space="preserve"> PAGEREF _Toc196912851 \h </w:instrText>
             </w:r>
             <w:r>
               <w:rPr>
@@ -2039,7 +2111,7 @@
               <w:lang w:eastAsia="es-ES"/>
             </w:rPr>
           </w:pPr>
-          <w:hyperlink w:anchor="_Toc196811017" w:history="1">
+          <w:hyperlink w:anchor="_Toc196912852" w:history="1">
             <w:r>
               <w:rPr>
                 <w:rStyle w:val="Hipervnculo"/>
@@ -2083,7 +2155,7 @@
                 <w:noProof/>
                 <w:webHidden/>
               </w:rPr>
-              <w:instrText xml:space="preserve"> PAGEREF _Toc196811017 \h </w:instrText>
+              <w:instrText xml:space="preserve"> PAGEREF _Toc196912852 \h </w:instrText>
             </w:r>
             <w:r>
               <w:rPr>
@@ -2129,7 +2201,7 @@
               <w:lang w:eastAsia="es-ES"/>
             </w:rPr>
           </w:pPr>
-          <w:hyperlink w:anchor="_Toc196811018" w:history="1">
+          <w:hyperlink w:anchor="_Toc196912853" w:history="1">
             <w:r>
               <w:rPr>
                 <w:rStyle w:val="Hipervnculo"/>
@@ -2173,7 +2245,7 @@
                 <w:noProof/>
                 <w:webHidden/>
               </w:rPr>
-              <w:instrText xml:space="preserve"> PAGEREF _Toc196811018 \h </w:instrText>
+              <w:instrText xml:space="preserve"> PAGEREF _Toc196912853 \h </w:instrText>
             </w:r>
             <w:r>
               <w:rPr>
@@ -2218,7 +2290,7 @@
               <w:lang w:eastAsia="es-ES"/>
             </w:rPr>
           </w:pPr>
-          <w:hyperlink w:anchor="_Toc196811019" w:history="1">
+          <w:hyperlink w:anchor="_Toc196912854" w:history="1">
             <w:r>
               <w:rPr>
                 <w:rStyle w:val="Hipervnculo"/>
@@ -2245,7 +2317,7 @@
                 <w:noProof/>
                 <w:webHidden/>
               </w:rPr>
-              <w:instrText xml:space="preserve"> PAGEREF _Toc196811019 \h </w:instrText>
+              <w:instrText xml:space="preserve"> PAGEREF _Toc196912854 \h </w:instrText>
             </w:r>
             <w:r>
               <w:rPr>
@@ -2290,7 +2362,7 @@
               <w:lang w:eastAsia="es-ES"/>
             </w:rPr>
           </w:pPr>
-          <w:hyperlink w:anchor="_Toc196811020" w:history="1">
+          <w:hyperlink w:anchor="_Toc196912855" w:history="1">
             <w:r>
               <w:rPr>
                 <w:rStyle w:val="Hipervnculo"/>
@@ -2317,7 +2389,7 @@
                 <w:noProof/>
                 <w:webHidden/>
               </w:rPr>
-              <w:instrText xml:space="preserve"> PAGEREF _Toc196811020 \h </w:instrText>
+              <w:instrText xml:space="preserve"> PAGEREF _Toc196912855 \h </w:instrText>
             </w:r>
             <w:r>
               <w:rPr>
@@ -2362,7 +2434,7 @@
               <w:lang w:eastAsia="es-ES"/>
             </w:rPr>
           </w:pPr>
-          <w:hyperlink w:anchor="_Toc196811021" w:history="1">
+          <w:hyperlink w:anchor="_Toc196912856" w:history="1">
             <w:r>
               <w:rPr>
                 <w:rStyle w:val="Hipervnculo"/>
@@ -2389,7 +2461,7 @@
                 <w:noProof/>
                 <w:webHidden/>
               </w:rPr>
-              <w:instrText xml:space="preserve"> PAGEREF _Toc196811021 \h </w:instrText>
+              <w:instrText xml:space="preserve"> PAGEREF _Toc196912856 \h </w:instrText>
             </w:r>
             <w:r>
               <w:rPr>
@@ -2434,7 +2506,7 @@
               <w:lang w:eastAsia="es-ES"/>
             </w:rPr>
           </w:pPr>
-          <w:hyperlink w:anchor="_Toc196811022" w:history="1">
+          <w:hyperlink w:anchor="_Toc196912857" w:history="1">
             <w:r>
               <w:rPr>
                 <w:rStyle w:val="Hipervnculo"/>
@@ -2461,7 +2533,7 @@
                 <w:noProof/>
                 <w:webHidden/>
               </w:rPr>
-              <w:instrText xml:space="preserve"> PAGEREF _Toc196811022 \h </w:instrText>
+              <w:instrText xml:space="preserve"> PAGEREF _Toc196912857 \h </w:instrText>
             </w:r>
             <w:r>
               <w:rPr>
@@ -2506,7 +2578,7 @@
               <w:lang w:eastAsia="es-ES"/>
             </w:rPr>
           </w:pPr>
-          <w:hyperlink w:anchor="_Toc196811023" w:history="1">
+          <w:hyperlink w:anchor="_Toc196912858" w:history="1">
             <w:r>
               <w:rPr>
                 <w:rStyle w:val="Hipervnculo"/>
@@ -2533,7 +2605,7 @@
                 <w:noProof/>
                 <w:webHidden/>
               </w:rPr>
-              <w:instrText xml:space="preserve"> PAGEREF _Toc196811023 \h </w:instrText>
+              <w:instrText xml:space="preserve"> PAGEREF _Toc196912858 \h </w:instrText>
             </w:r>
             <w:r>
               <w:rPr>
@@ -2579,7 +2651,7 @@
               <w:lang w:eastAsia="es-ES"/>
             </w:rPr>
           </w:pPr>
-          <w:hyperlink w:anchor="_Toc196811024" w:history="1">
+          <w:hyperlink w:anchor="_Toc196912859" w:history="1">
             <w:r>
               <w:rPr>
                 <w:rStyle w:val="Hipervnculo"/>
@@ -2623,7 +2695,7 @@
                 <w:noProof/>
                 <w:webHidden/>
               </w:rPr>
-              <w:instrText xml:space="preserve"> PAGEREF _Toc196811024 \h </w:instrText>
+              <w:instrText xml:space="preserve"> PAGEREF _Toc196912859 \h </w:instrText>
             </w:r>
             <w:r>
               <w:rPr>
@@ -2668,7 +2740,7 @@
               <w:lang w:eastAsia="es-ES"/>
             </w:rPr>
           </w:pPr>
-          <w:hyperlink w:anchor="_Toc196811025" w:history="1">
+          <w:hyperlink w:anchor="_Toc196912860" w:history="1">
             <w:r>
               <w:rPr>
                 <w:rStyle w:val="Hipervnculo"/>
@@ -2695,7 +2767,7 @@
                 <w:noProof/>
                 <w:webHidden/>
               </w:rPr>
-              <w:instrText xml:space="preserve"> PAGEREF _Toc196811025 \h </w:instrText>
+              <w:instrText xml:space="preserve"> PAGEREF _Toc196912860 \h </w:instrText>
             </w:r>
             <w:r>
               <w:rPr>
@@ -2741,7 +2813,7 @@
               <w:lang w:eastAsia="es-ES"/>
             </w:rPr>
           </w:pPr>
-          <w:hyperlink w:anchor="_Toc196811026" w:history="1">
+          <w:hyperlink w:anchor="_Toc196912861" w:history="1">
             <w:r>
               <w:rPr>
                 <w:rStyle w:val="Hipervnculo"/>
@@ -2786,7 +2858,7 @@
                 <w:noProof/>
                 <w:webHidden/>
               </w:rPr>
-              <w:instrText xml:space="preserve"> PAGEREF _Toc196811026 \h </w:instrText>
+              <w:instrText xml:space="preserve"> PAGEREF _Toc196912861 \h </w:instrText>
             </w:r>
             <w:r>
               <w:rPr>
@@ -2832,7 +2904,7 @@
               <w:lang w:eastAsia="es-ES"/>
             </w:rPr>
           </w:pPr>
-          <w:hyperlink w:anchor="_Toc196811027" w:history="1">
+          <w:hyperlink w:anchor="_Toc196912862" w:history="1">
             <w:r>
               <w:rPr>
                 <w:rStyle w:val="Hipervnculo"/>
@@ -2877,7 +2949,7 @@
                 <w:noProof/>
                 <w:webHidden/>
               </w:rPr>
-              <w:instrText xml:space="preserve"> PAGEREF _Toc196811027 \h </w:instrText>
+              <w:instrText xml:space="preserve"> PAGEREF _Toc196912862 \h </w:instrText>
             </w:r>
             <w:r>
               <w:rPr>
@@ -2923,7 +2995,7 @@
               <w:lang w:eastAsia="es-ES"/>
             </w:rPr>
           </w:pPr>
-          <w:hyperlink w:anchor="_Toc196811028" w:history="1">
+          <w:hyperlink w:anchor="_Toc196912863" w:history="1">
             <w:r>
               <w:rPr>
                 <w:rStyle w:val="Hipervnculo"/>
@@ -2968,7 +3040,7 @@
                 <w:noProof/>
                 <w:webHidden/>
               </w:rPr>
-              <w:instrText xml:space="preserve"> PAGEREF _Toc196811028 \h </w:instrText>
+              <w:instrText xml:space="preserve"> PAGEREF _Toc196912863 \h </w:instrText>
             </w:r>
             <w:r>
               <w:rPr>
@@ -3014,7 +3086,7 @@
               <w:lang w:eastAsia="es-ES"/>
             </w:rPr>
           </w:pPr>
-          <w:hyperlink w:anchor="_Toc196811029" w:history="1">
+          <w:hyperlink w:anchor="_Toc196912864" w:history="1">
             <w:r>
               <w:rPr>
                 <w:rStyle w:val="Hipervnculo"/>
@@ -3059,7 +3131,7 @@
                 <w:noProof/>
                 <w:webHidden/>
               </w:rPr>
-              <w:instrText xml:space="preserve"> PAGEREF _Toc196811029 \h </w:instrText>
+              <w:instrText xml:space="preserve"> PAGEREF _Toc196912864 \h </w:instrText>
             </w:r>
             <w:r>
               <w:rPr>
@@ -3104,7 +3176,7 @@
               <w:lang w:eastAsia="es-ES"/>
             </w:rPr>
           </w:pPr>
-          <w:hyperlink w:anchor="_Toc196811030" w:history="1">
+          <w:hyperlink w:anchor="_Toc196912865" w:history="1">
             <w:r>
               <w:rPr>
                 <w:rStyle w:val="Hipervnculo"/>
@@ -3131,7 +3203,7 @@
                 <w:noProof/>
                 <w:webHidden/>
               </w:rPr>
-              <w:instrText xml:space="preserve"> PAGEREF _Toc196811030 \h </w:instrText>
+              <w:instrText xml:space="preserve"> PAGEREF _Toc196912865 \h </w:instrText>
             </w:r>
             <w:r>
               <w:rPr>
@@ -3176,7 +3248,7 @@
               <w:lang w:eastAsia="es-ES"/>
             </w:rPr>
           </w:pPr>
-          <w:hyperlink w:anchor="_Toc196811031" w:history="1">
+          <w:hyperlink w:anchor="_Toc196912866" w:history="1">
             <w:r>
               <w:rPr>
                 <w:rStyle w:val="Hipervnculo"/>
@@ -3203,7 +3275,7 @@
                 <w:noProof/>
                 <w:webHidden/>
               </w:rPr>
-              <w:instrText xml:space="preserve"> PAGEREF _Toc196811031 \h </w:instrText>
+              <w:instrText xml:space="preserve"> PAGEREF _Toc196912866 \h </w:instrText>
             </w:r>
             <w:r>
               <w:rPr>
@@ -3249,7 +3321,7 @@
               <w:lang w:eastAsia="es-ES"/>
             </w:rPr>
           </w:pPr>
-          <w:hyperlink w:anchor="_Toc196811032" w:history="1">
+          <w:hyperlink w:anchor="_Toc196912867" w:history="1">
             <w:r>
               <w:rPr>
                 <w:rStyle w:val="Hipervnculo"/>
@@ -3293,7 +3365,7 @@
                 <w:noProof/>
                 <w:webHidden/>
               </w:rPr>
-              <w:instrText xml:space="preserve"> PAGEREF _Toc196811032 \h </w:instrText>
+              <w:instrText xml:space="preserve"> PAGEREF _Toc196912867 \h </w:instrText>
             </w:r>
             <w:r>
               <w:rPr>
@@ -3339,7 +3411,7 @@
               <w:lang w:eastAsia="es-ES"/>
             </w:rPr>
           </w:pPr>
-          <w:hyperlink w:anchor="_Toc196811033" w:history="1">
+          <w:hyperlink w:anchor="_Toc196912868" w:history="1">
             <w:r>
               <w:rPr>
                 <w:rStyle w:val="Hipervnculo"/>
@@ -3383,7 +3455,7 @@
                 <w:noProof/>
                 <w:webHidden/>
               </w:rPr>
-              <w:instrText xml:space="preserve"> PAGEREF _Toc196811033 \h </w:instrText>
+              <w:instrText xml:space="preserve"> PAGEREF _Toc196912868 \h </w:instrText>
             </w:r>
             <w:r>
               <w:rPr>
@@ -3429,7 +3501,7 @@
               <w:lang w:eastAsia="es-ES"/>
             </w:rPr>
           </w:pPr>
-          <w:hyperlink w:anchor="_Toc196811034" w:history="1">
+          <w:hyperlink w:anchor="_Toc196912869" w:history="1">
             <w:r>
               <w:rPr>
                 <w:rStyle w:val="Hipervnculo"/>
@@ -3475,7 +3547,7 @@
                 <w:noProof/>
                 <w:webHidden/>
               </w:rPr>
-              <w:instrText xml:space="preserve"> PAGEREF _Toc196811034 \h </w:instrText>
+              <w:instrText xml:space="preserve"> PAGEREF _Toc196912869 \h </w:instrText>
             </w:r>
             <w:r>
               <w:rPr>
@@ -3520,7 +3592,7 @@
               <w:lang w:eastAsia="es-ES"/>
             </w:rPr>
           </w:pPr>
-          <w:hyperlink w:anchor="_Toc196811035" w:history="1">
+          <w:hyperlink w:anchor="_Toc196912870" w:history="1">
             <w:r>
               <w:rPr>
                 <w:rStyle w:val="Hipervnculo"/>
@@ -3547,7 +3619,7 @@
                 <w:noProof/>
                 <w:webHidden/>
               </w:rPr>
-              <w:instrText xml:space="preserve"> PAGEREF _Toc196811035 \h </w:instrText>
+              <w:instrText xml:space="preserve"> PAGEREF _Toc196912870 \h </w:instrText>
             </w:r>
             <w:r>
               <w:rPr>
@@ -3592,7 +3664,7 @@
               <w:lang w:eastAsia="es-ES"/>
             </w:rPr>
           </w:pPr>
-          <w:hyperlink w:anchor="_Toc196811036" w:history="1">
+          <w:hyperlink w:anchor="_Toc196912871" w:history="1">
             <w:r>
               <w:rPr>
                 <w:rStyle w:val="Hipervnculo"/>
@@ -3619,7 +3691,7 @@
                 <w:noProof/>
                 <w:webHidden/>
               </w:rPr>
-              <w:instrText xml:space="preserve"> PAGEREF _Toc196811036 \h </w:instrText>
+              <w:instrText xml:space="preserve"> PAGEREF _Toc196912871 \h </w:instrText>
             </w:r>
             <w:r>
               <w:rPr>
@@ -3665,7 +3737,7 @@
               <w:lang w:eastAsia="es-ES"/>
             </w:rPr>
           </w:pPr>
-          <w:hyperlink w:anchor="_Toc196811037" w:history="1">
+          <w:hyperlink w:anchor="_Toc196912872" w:history="1">
             <w:r>
               <w:rPr>
                 <w:rStyle w:val="Hipervnculo"/>
@@ -3709,7 +3781,7 @@
                 <w:noProof/>
                 <w:webHidden/>
               </w:rPr>
-              <w:instrText xml:space="preserve"> PAGEREF _Toc196811037 \h </w:instrText>
+              <w:instrText xml:space="preserve"> PAGEREF _Toc196912872 \h </w:instrText>
             </w:r>
             <w:r>
               <w:rPr>
@@ -3754,7 +3826,7 @@
               <w:lang w:eastAsia="es-ES"/>
             </w:rPr>
           </w:pPr>
-          <w:hyperlink w:anchor="_Toc196811038" w:history="1">
+          <w:hyperlink w:anchor="_Toc196912873" w:history="1">
             <w:r>
               <w:rPr>
                 <w:rStyle w:val="Hipervnculo"/>
@@ -3781,7 +3853,7 @@
                 <w:noProof/>
                 <w:webHidden/>
               </w:rPr>
-              <w:instrText xml:space="preserve"> PAGEREF _Toc196811038 \h </w:instrText>
+              <w:instrText xml:space="preserve"> PAGEREF _Toc196912873 \h </w:instrText>
             </w:r>
             <w:r>
               <w:rPr>
@@ -3826,7 +3898,7 @@
               <w:lang w:eastAsia="es-ES"/>
             </w:rPr>
           </w:pPr>
-          <w:hyperlink w:anchor="_Toc196811039" w:history="1">
+          <w:hyperlink w:anchor="_Toc196912874" w:history="1">
             <w:r>
               <w:rPr>
                 <w:rStyle w:val="Hipervnculo"/>
@@ -3853,7 +3925,7 @@
                 <w:noProof/>
                 <w:webHidden/>
               </w:rPr>
-              <w:instrText xml:space="preserve"> PAGEREF _Toc196811039 \h </w:instrText>
+              <w:instrText xml:space="preserve"> PAGEREF _Toc196912874 \h </w:instrText>
             </w:r>
             <w:r>
               <w:rPr>
@@ -3898,7 +3970,7 @@
               <w:lang w:eastAsia="es-ES"/>
             </w:rPr>
           </w:pPr>
-          <w:hyperlink w:anchor="_Toc196811040" w:history="1">
+          <w:hyperlink w:anchor="_Toc196912875" w:history="1">
             <w:r>
               <w:rPr>
                 <w:rStyle w:val="Hipervnculo"/>
@@ -3925,7 +3997,7 @@
                 <w:noProof/>
                 <w:webHidden/>
               </w:rPr>
-              <w:instrText xml:space="preserve"> PAGEREF _Toc196811040 \h </w:instrText>
+              <w:instrText xml:space="preserve"> PAGEREF _Toc196912875 \h </w:instrText>
             </w:r>
             <w:r>
               <w:rPr>
@@ -3970,7 +4042,7 @@
               <w:lang w:eastAsia="es-ES"/>
             </w:rPr>
           </w:pPr>
-          <w:hyperlink w:anchor="_Toc196811041" w:history="1">
+          <w:hyperlink w:anchor="_Toc196912876" w:history="1">
             <w:r>
               <w:rPr>
                 <w:rStyle w:val="Hipervnculo"/>
@@ -3997,7 +4069,7 @@
                 <w:noProof/>
                 <w:webHidden/>
               </w:rPr>
-              <w:instrText xml:space="preserve"> PAGEREF _Toc196811041 \h </w:instrText>
+              <w:instrText xml:space="preserve"> PAGEREF _Toc196912876 \h </w:instrText>
             </w:r>
             <w:r>
               <w:rPr>
@@ -4043,7 +4115,7 @@
               <w:lang w:eastAsia="es-ES"/>
             </w:rPr>
           </w:pPr>
-          <w:hyperlink w:anchor="_Toc196811042" w:history="1">
+          <w:hyperlink w:anchor="_Toc196912877" w:history="1">
             <w:r>
               <w:rPr>
                 <w:rStyle w:val="Hipervnculo"/>
@@ -4087,7 +4159,7 @@
                 <w:noProof/>
                 <w:webHidden/>
               </w:rPr>
-              <w:instrText xml:space="preserve"> PAGEREF _Toc196811042 \h </w:instrText>
+              <w:instrText xml:space="preserve"> PAGEREF _Toc196912877 \h </w:instrText>
             </w:r>
             <w:r>
               <w:rPr>
@@ -4133,7 +4205,7 @@
               <w:lang w:eastAsia="es-ES"/>
             </w:rPr>
           </w:pPr>
-          <w:hyperlink w:anchor="_Toc196811043" w:history="1">
+          <w:hyperlink w:anchor="_Toc196912878" w:history="1">
             <w:r>
               <w:rPr>
                 <w:rStyle w:val="Hipervnculo"/>
@@ -4177,7 +4249,7 @@
                 <w:noProof/>
                 <w:webHidden/>
               </w:rPr>
-              <w:instrText xml:space="preserve"> PAGEREF _Toc196811043 \h </w:instrText>
+              <w:instrText xml:space="preserve"> PAGEREF _Toc196912878 \h </w:instrText>
             </w:r>
             <w:r>
               <w:rPr>
@@ -4222,7 +4294,7 @@
               <w:lang w:eastAsia="es-ES"/>
             </w:rPr>
           </w:pPr>
-          <w:hyperlink w:anchor="_Toc196811044" w:history="1">
+          <w:hyperlink w:anchor="_Toc196912879" w:history="1">
             <w:r>
               <w:rPr>
                 <w:rStyle w:val="Hipervnculo"/>
@@ -4249,7 +4321,7 @@
                 <w:noProof/>
                 <w:webHidden/>
               </w:rPr>
-              <w:instrText xml:space="preserve"> PAGEREF _Toc196811044 \h </w:instrText>
+              <w:instrText xml:space="preserve"> PAGEREF _Toc196912879 \h </w:instrText>
             </w:r>
             <w:r>
               <w:rPr>
@@ -4294,13 +4366,27 @@
               <w:lang w:eastAsia="es-ES"/>
             </w:rPr>
           </w:pPr>
-          <w:hyperlink w:anchor="_Toc196811045" w:history="1">
+          <w:hyperlink w:anchor="_Toc196912880" w:history="1">
             <w:r>
               <w:rPr>
                 <w:rStyle w:val="Hipervnculo"/>
                 <w:noProof/>
               </w:rPr>
-              <w:t>Aunque el conjunto de datos presenta limitaciones propias de los datos sintéticos o autodeclarados (como posibles sesgos o simplificaciones de la realidad clínica), su estructura es adecuada para la experimentación y la validación de metodologías de aprendizaje automático en el ámbito de la salud.</w:t>
+              <w:t>Preprocesamiento de los d</w:t>
+            </w:r>
+            <w:r>
+              <w:rPr>
+                <w:rStyle w:val="Hipervnculo"/>
+                <w:noProof/>
+              </w:rPr>
+              <w:t>a</w:t>
+            </w:r>
+            <w:r>
+              <w:rPr>
+                <w:rStyle w:val="Hipervnculo"/>
+                <w:noProof/>
+              </w:rPr>
+              <w:t>tos</w:t>
             </w:r>
             <w:r>
               <w:rPr>
@@ -4321,7 +4407,7 @@
                 <w:noProof/>
                 <w:webHidden/>
               </w:rPr>
-              <w:instrText xml:space="preserve"> PAGEREF _Toc196811045 \h </w:instrText>
+              <w:instrText xml:space="preserve"> PAGEREF _Toc196912880 \h </w:instrText>
             </w:r>
             <w:r>
               <w:rPr>
@@ -4366,13 +4452,13 @@
               <w:lang w:eastAsia="es-ES"/>
             </w:rPr>
           </w:pPr>
-          <w:hyperlink w:anchor="_Toc196811046" w:history="1">
+          <w:hyperlink w:anchor="_Toc196912881" w:history="1">
             <w:r>
               <w:rPr>
                 <w:rStyle w:val="Hipervnculo"/>
                 <w:noProof/>
               </w:rPr>
-              <w:t>El conjunto de datos utilizado puede consultarse en el siguiente enlace:</w:t>
+              <w:t>Análisis exploratorio de datos (EDA)</w:t>
             </w:r>
             <w:r>
               <w:rPr>
@@ -4393,7 +4479,7 @@
                 <w:noProof/>
                 <w:webHidden/>
               </w:rPr>
-              <w:instrText xml:space="preserve"> PAGEREF _Toc196811046 \h </w:instrText>
+              <w:instrText xml:space="preserve"> PAGEREF _Toc196912881 \h </w:instrText>
             </w:r>
             <w:r>
               <w:rPr>
@@ -4413,7 +4499,7 @@
                 <w:noProof/>
                 <w:webHidden/>
               </w:rPr>
-              <w:t>25</w:t>
+              <w:t>28</w:t>
             </w:r>
             <w:r>
               <w:rPr>
@@ -4438,13 +4524,13 @@
               <w:lang w:eastAsia="es-ES"/>
             </w:rPr>
           </w:pPr>
-          <w:hyperlink w:anchor="_Toc196811047" w:history="1">
+          <w:hyperlink w:anchor="_Toc196912882" w:history="1">
             <w:r>
               <w:rPr>
                 <w:rStyle w:val="Hipervnculo"/>
                 <w:noProof/>
               </w:rPr>
-              <w:t>Preprocesamiento de los datos</w:t>
+              <w:t>Desarrollo y selección de modelos predictivos</w:t>
             </w:r>
             <w:r>
               <w:rPr>
@@ -4465,7 +4551,7 @@
                 <w:noProof/>
                 <w:webHidden/>
               </w:rPr>
-              <w:instrText xml:space="preserve"> PAGEREF _Toc196811047 \h </w:instrText>
+              <w:instrText xml:space="preserve"> PAGEREF _Toc196912882 \h </w:instrText>
             </w:r>
             <w:r>
               <w:rPr>
@@ -4485,7 +4571,7 @@
                 <w:noProof/>
                 <w:webHidden/>
               </w:rPr>
-              <w:t>25</w:t>
+              <w:t>31</w:t>
             </w:r>
             <w:r>
               <w:rPr>
@@ -4510,13 +4596,13 @@
               <w:lang w:eastAsia="es-ES"/>
             </w:rPr>
           </w:pPr>
-          <w:hyperlink w:anchor="_Toc196811048" w:history="1">
+          <w:hyperlink w:anchor="_Toc196912883" w:history="1">
             <w:r>
               <w:rPr>
                 <w:rStyle w:val="Hipervnculo"/>
                 <w:noProof/>
               </w:rPr>
-              <w:t>Análisis exploratorio de datos (EDA)</w:t>
+              <w:t>Evaluación del rendimiento del modelo</w:t>
             </w:r>
             <w:r>
               <w:rPr>
@@ -4537,7 +4623,7 @@
                 <w:noProof/>
                 <w:webHidden/>
               </w:rPr>
-              <w:instrText xml:space="preserve"> PAGEREF _Toc196811048 \h </w:instrText>
+              <w:instrText xml:space="preserve"> PAGEREF _Toc196912883 \h </w:instrText>
             </w:r>
             <w:r>
               <w:rPr>
@@ -4557,7 +4643,7 @@
                 <w:noProof/>
                 <w:webHidden/>
               </w:rPr>
-              <w:t>28</w:t>
+              <w:t>33</w:t>
             </w:r>
             <w:r>
               <w:rPr>
@@ -4582,13 +4668,13 @@
               <w:lang w:eastAsia="es-ES"/>
             </w:rPr>
           </w:pPr>
-          <w:hyperlink w:anchor="_Toc196811049" w:history="1">
+          <w:hyperlink w:anchor="_Toc196912884" w:history="1">
             <w:r>
               <w:rPr>
                 <w:rStyle w:val="Hipervnculo"/>
                 <w:noProof/>
               </w:rPr>
-              <w:t>Desarrollo y selección de modelos predictivos</w:t>
+              <w:t>Interpretabilidad del modelo</w:t>
             </w:r>
             <w:r>
               <w:rPr>
@@ -4609,151 +4695,7 @@
                 <w:noProof/>
                 <w:webHidden/>
               </w:rPr>
-              <w:instrText xml:space="preserve"> PAGEREF _Toc196811049 \h </w:instrText>
-            </w:r>
-            <w:r>
-              <w:rPr>
-                <w:noProof/>
-                <w:webHidden/>
-              </w:rPr>
-            </w:r>
-            <w:r>
-              <w:rPr>
-                <w:noProof/>
-                <w:webHidden/>
-              </w:rPr>
-              <w:fldChar w:fldCharType="separate"/>
-            </w:r>
-            <w:r>
-              <w:rPr>
-                <w:noProof/>
-                <w:webHidden/>
-              </w:rPr>
-              <w:t>31</w:t>
-            </w:r>
-            <w:r>
-              <w:rPr>
-                <w:noProof/>
-                <w:webHidden/>
-              </w:rPr>
-              <w:fldChar w:fldCharType="end"/>
-            </w:r>
-          </w:hyperlink>
-        </w:p>
-        <w:p>
-          <w:pPr>
-            <w:pStyle w:val="TDC3"/>
-            <w:tabs>
-              <w:tab w:val="right" w:leader="dot" w:pos="8494"/>
-            </w:tabs>
-            <w:rPr>
-              <w:rFonts w:eastAsiaTheme="minorEastAsia"/>
-              <w:noProof/>
-              <w:sz w:val="24"/>
-              <w:szCs w:val="24"/>
-              <w:lang w:eastAsia="es-ES"/>
-            </w:rPr>
-          </w:pPr>
-          <w:hyperlink w:anchor="_Toc196811050" w:history="1">
-            <w:r>
-              <w:rPr>
-                <w:rStyle w:val="Hipervnculo"/>
-                <w:noProof/>
-              </w:rPr>
-              <w:t>Evaluación del rendimiento del modelo</w:t>
-            </w:r>
-            <w:r>
-              <w:rPr>
-                <w:noProof/>
-                <w:webHidden/>
-              </w:rPr>
-              <w:tab/>
-            </w:r>
-            <w:r>
-              <w:rPr>
-                <w:noProof/>
-                <w:webHidden/>
-              </w:rPr>
-              <w:fldChar w:fldCharType="begin"/>
-            </w:r>
-            <w:r>
-              <w:rPr>
-                <w:noProof/>
-                <w:webHidden/>
-              </w:rPr>
-              <w:instrText xml:space="preserve"> PAGEREF _Toc196811050 \h </w:instrText>
-            </w:r>
-            <w:r>
-              <w:rPr>
-                <w:noProof/>
-                <w:webHidden/>
-              </w:rPr>
-            </w:r>
-            <w:r>
-              <w:rPr>
-                <w:noProof/>
-                <w:webHidden/>
-              </w:rPr>
-              <w:fldChar w:fldCharType="separate"/>
-            </w:r>
-            <w:r>
-              <w:rPr>
-                <w:noProof/>
-                <w:webHidden/>
-              </w:rPr>
-              <w:t>33</w:t>
-            </w:r>
-            <w:r>
-              <w:rPr>
-                <w:noProof/>
-                <w:webHidden/>
-              </w:rPr>
-              <w:fldChar w:fldCharType="end"/>
-            </w:r>
-          </w:hyperlink>
-        </w:p>
-        <w:p>
-          <w:pPr>
-            <w:pStyle w:val="TDC3"/>
-            <w:tabs>
-              <w:tab w:val="right" w:leader="dot" w:pos="8494"/>
-            </w:tabs>
-            <w:rPr>
-              <w:rFonts w:eastAsiaTheme="minorEastAsia"/>
-              <w:noProof/>
-              <w:sz w:val="24"/>
-              <w:szCs w:val="24"/>
-              <w:lang w:eastAsia="es-ES"/>
-            </w:rPr>
-          </w:pPr>
-          <w:hyperlink w:anchor="_Toc196811051" w:history="1">
-            <w:r>
-              <w:rPr>
-                <w:rStyle w:val="Hipervnculo"/>
-                <w:noProof/>
-              </w:rPr>
-              <w:t>Interpretabilidad del modelo</w:t>
-            </w:r>
-            <w:r>
-              <w:rPr>
-                <w:noProof/>
-                <w:webHidden/>
-              </w:rPr>
-              <w:tab/>
-            </w:r>
-            <w:r>
-              <w:rPr>
-                <w:noProof/>
-                <w:webHidden/>
-              </w:rPr>
-              <w:fldChar w:fldCharType="begin"/>
-            </w:r>
-            <w:r>
-              <w:rPr>
-                <w:noProof/>
-                <w:webHidden/>
-              </w:rPr>
-              <w:instrText xml:space="preserve"> PAGEREF _Toc196811051 \h </w:instrText>
+              <w:instrText xml:space="preserve"> PAGEREF _Toc196912884 \h </w:instrText>
             </w:r>
             <w:r>
               <w:rPr>
@@ -4799,7 +4741,7 @@
               <w:lang w:eastAsia="es-ES"/>
             </w:rPr>
           </w:pPr>
-          <w:hyperlink w:anchor="_Toc196811052" w:history="1">
+          <w:hyperlink w:anchor="_Toc196912885" w:history="1">
             <w:r>
               <w:rPr>
                 <w:rStyle w:val="Hipervnculo"/>
@@ -4843,7 +4785,7 @@
                 <w:noProof/>
                 <w:webHidden/>
               </w:rPr>
-              <w:instrText xml:space="preserve"> PAGEREF _Toc196811052 \h </w:instrText>
+              <w:instrText xml:space="preserve"> PAGEREF _Toc196912885 \h </w:instrText>
             </w:r>
             <w:r>
               <w:rPr>
@@ -4888,7 +4830,7 @@
               <w:lang w:eastAsia="es-ES"/>
             </w:rPr>
           </w:pPr>
-          <w:hyperlink w:anchor="_Toc196811053" w:history="1">
+          <w:hyperlink w:anchor="_Toc196912886" w:history="1">
             <w:r>
               <w:rPr>
                 <w:rStyle w:val="Hipervnculo"/>
@@ -4915,7 +4857,7 @@
                 <w:noProof/>
                 <w:webHidden/>
               </w:rPr>
-              <w:instrText xml:space="preserve"> PAGEREF _Toc196811053 \h </w:instrText>
+              <w:instrText xml:space="preserve"> PAGEREF _Toc196912886 \h </w:instrText>
             </w:r>
             <w:r>
               <w:rPr>
@@ -4960,7 +4902,7 @@
               <w:lang w:eastAsia="es-ES"/>
             </w:rPr>
           </w:pPr>
-          <w:hyperlink w:anchor="_Toc196811054" w:history="1">
+          <w:hyperlink w:anchor="_Toc196912887" w:history="1">
             <w:r>
               <w:rPr>
                 <w:rStyle w:val="Hipervnculo"/>
@@ -4987,7 +4929,7 @@
                 <w:noProof/>
                 <w:webHidden/>
               </w:rPr>
-              <w:instrText xml:space="preserve"> PAGEREF _Toc196811054 \h </w:instrText>
+              <w:instrText xml:space="preserve"> PAGEREF _Toc196912887 \h </w:instrText>
             </w:r>
             <w:r>
               <w:rPr>
@@ -5033,7 +4975,7 @@
               <w:lang w:eastAsia="es-ES"/>
             </w:rPr>
           </w:pPr>
-          <w:hyperlink w:anchor="_Toc196811055" w:history="1">
+          <w:hyperlink w:anchor="_Toc196912888" w:history="1">
             <w:r>
               <w:rPr>
                 <w:rStyle w:val="Hipervnculo"/>
@@ -5077,7 +5019,7 @@
                 <w:noProof/>
                 <w:webHidden/>
               </w:rPr>
-              <w:instrText xml:space="preserve"> PAGEREF _Toc196811055 \h </w:instrText>
+              <w:instrText xml:space="preserve"> PAGEREF _Toc196912888 \h </w:instrText>
             </w:r>
             <w:r>
               <w:rPr>
@@ -5123,7 +5065,7 @@
               <w:lang w:eastAsia="es-ES"/>
             </w:rPr>
           </w:pPr>
-          <w:hyperlink w:anchor="_Toc196811056" w:history="1">
+          <w:hyperlink w:anchor="_Toc196912889" w:history="1">
             <w:r>
               <w:rPr>
                 <w:rStyle w:val="Hipervnculo"/>
@@ -5167,7 +5109,7 @@
                 <w:noProof/>
                 <w:webHidden/>
               </w:rPr>
-              <w:instrText xml:space="preserve"> PAGEREF _Toc196811056 \h </w:instrText>
+              <w:instrText xml:space="preserve"> PAGEREF _Toc196912889 \h </w:instrText>
             </w:r>
             <w:r>
               <w:rPr>
@@ -5213,7 +5155,7 @@
               <w:lang w:eastAsia="es-ES"/>
             </w:rPr>
           </w:pPr>
-          <w:hyperlink w:anchor="_Toc196811057" w:history="1">
+          <w:hyperlink w:anchor="_Toc196912890" w:history="1">
             <w:r>
               <w:rPr>
                 <w:rStyle w:val="Hipervnculo"/>
@@ -5257,7 +5199,7 @@
                 <w:noProof/>
                 <w:webHidden/>
               </w:rPr>
-              <w:instrText xml:space="preserve"> PAGEREF _Toc196811057 \h </w:instrText>
+              <w:instrText xml:space="preserve"> PAGEREF _Toc196912890 \h </w:instrText>
             </w:r>
             <w:r>
               <w:rPr>
@@ -5303,7 +5245,7 @@
               <w:lang w:eastAsia="es-ES"/>
             </w:rPr>
           </w:pPr>
-          <w:hyperlink w:anchor="_Toc196811058" w:history="1">
+          <w:hyperlink w:anchor="_Toc196912891" w:history="1">
             <w:r>
               <w:rPr>
                 <w:rStyle w:val="Hipervnculo"/>
@@ -5347,7 +5289,7 @@
                 <w:noProof/>
                 <w:webHidden/>
               </w:rPr>
-              <w:instrText xml:space="preserve"> PAGEREF _Toc196811058 \h </w:instrText>
+              <w:instrText xml:space="preserve"> PAGEREF _Toc196912891 \h </w:instrText>
             </w:r>
             <w:r>
               <w:rPr>
@@ -5393,7 +5335,7 @@
               <w:lang w:eastAsia="es-ES"/>
             </w:rPr>
           </w:pPr>
-          <w:hyperlink w:anchor="_Toc196811059" w:history="1">
+          <w:hyperlink w:anchor="_Toc196912892" w:history="1">
             <w:r>
               <w:rPr>
                 <w:rStyle w:val="Hipervnculo"/>
@@ -5437,7 +5379,7 @@
                 <w:noProof/>
                 <w:webHidden/>
               </w:rPr>
-              <w:instrText xml:space="preserve"> PAGEREF _Toc196811059 \h </w:instrText>
+              <w:instrText xml:space="preserve"> PAGEREF _Toc196912892 \h </w:instrText>
             </w:r>
             <w:r>
               <w:rPr>
@@ -5482,7 +5424,7 @@
               <w:lang w:eastAsia="es-ES"/>
             </w:rPr>
           </w:pPr>
-          <w:hyperlink w:anchor="_Toc196811060" w:history="1">
+          <w:hyperlink w:anchor="_Toc196912893" w:history="1">
             <w:r>
               <w:rPr>
                 <w:rStyle w:val="Hipervnculo"/>
@@ -5509,7 +5451,7 @@
                 <w:noProof/>
                 <w:webHidden/>
               </w:rPr>
-              <w:instrText xml:space="preserve"> PAGEREF _Toc196811060 \h </w:instrText>
+              <w:instrText xml:space="preserve"> PAGEREF _Toc196912893 \h </w:instrText>
             </w:r>
             <w:r>
               <w:rPr>
@@ -5554,7 +5496,7 @@
               <w:lang w:eastAsia="es-ES"/>
             </w:rPr>
           </w:pPr>
-          <w:hyperlink w:anchor="_Toc196811061" w:history="1">
+          <w:hyperlink w:anchor="_Toc196912894" w:history="1">
             <w:r>
               <w:rPr>
                 <w:rStyle w:val="Hipervnculo"/>
@@ -5581,7 +5523,7 @@
                 <w:noProof/>
                 <w:webHidden/>
               </w:rPr>
-              <w:instrText xml:space="preserve"> PAGEREF _Toc196811061 \h </w:instrText>
+              <w:instrText xml:space="preserve"> PAGEREF _Toc196912894 \h </w:instrText>
             </w:r>
             <w:r>
               <w:rPr>
@@ -5626,7 +5568,7 @@
               <w:lang w:eastAsia="es-ES"/>
             </w:rPr>
           </w:pPr>
-          <w:hyperlink w:anchor="_Toc196811062" w:history="1">
+          <w:hyperlink w:anchor="_Toc196912895" w:history="1">
             <w:r>
               <w:rPr>
                 <w:rStyle w:val="Hipervnculo"/>
@@ -5653,7 +5595,7 @@
                 <w:noProof/>
                 <w:webHidden/>
               </w:rPr>
-              <w:instrText xml:space="preserve"> PAGEREF _Toc196811062 \h </w:instrText>
+              <w:instrText xml:space="preserve"> PAGEREF _Toc196912895 \h </w:instrText>
             </w:r>
             <w:r>
               <w:rPr>
@@ -5698,7 +5640,7 @@
               <w:lang w:eastAsia="es-ES"/>
             </w:rPr>
           </w:pPr>
-          <w:hyperlink w:anchor="_Toc196811063" w:history="1">
+          <w:hyperlink w:anchor="_Toc196912896" w:history="1">
             <w:r>
               <w:rPr>
                 <w:rStyle w:val="Hipervnculo"/>
@@ -5725,7 +5667,7 @@
                 <w:noProof/>
                 <w:webHidden/>
               </w:rPr>
-              <w:instrText xml:space="preserve"> PAGEREF _Toc196811063 \h </w:instrText>
+              <w:instrText xml:space="preserve"> PAGEREF _Toc196912896 \h </w:instrText>
             </w:r>
             <w:r>
               <w:rPr>
@@ -5770,7 +5712,7 @@
               <w:lang w:eastAsia="es-ES"/>
             </w:rPr>
           </w:pPr>
-          <w:hyperlink w:anchor="_Toc196811064" w:history="1">
+          <w:hyperlink w:anchor="_Toc196912897" w:history="1">
             <w:r>
               <w:rPr>
                 <w:rStyle w:val="Hipervnculo"/>
@@ -5797,7 +5739,7 @@
                 <w:noProof/>
                 <w:webHidden/>
               </w:rPr>
-              <w:instrText xml:space="preserve"> PAGEREF _Toc196811064 \h </w:instrText>
+              <w:instrText xml:space="preserve"> PAGEREF _Toc196912897 \h </w:instrText>
             </w:r>
             <w:r>
               <w:rPr>
@@ -5842,7 +5784,7 @@
               <w:lang w:eastAsia="es-ES"/>
             </w:rPr>
           </w:pPr>
-          <w:hyperlink w:anchor="_Toc196811065" w:history="1">
+          <w:hyperlink w:anchor="_Toc196912898" w:history="1">
             <w:r>
               <w:rPr>
                 <w:rStyle w:val="Hipervnculo"/>
@@ -5869,7 +5811,7 @@
                 <w:noProof/>
                 <w:webHidden/>
               </w:rPr>
-              <w:instrText xml:space="preserve"> PAGEREF _Toc196811065 \h </w:instrText>
+              <w:instrText xml:space="preserve"> PAGEREF _Toc196912898 \h </w:instrText>
             </w:r>
             <w:r>
               <w:rPr>
@@ -6655,7 +6597,21 @@
         <w:rPr>
           <w:color w:val="FF0000"/>
         </w:rPr>
-        <w:t>El sueño desempeña un papel esencial en la salud humana, afectando funciones cognitivas, metabólicas y cardiovasculares. Un sueño inadecuado puede aumentar el riesgo de enfermedades como hipertensión, obesidad y diabetes, además de impactar negativamente en el rendimiento diario y la calidad de vida. Actualmente, la evaluación de la calidad del sueño se realiza mediante cuestionarios subjetivos, como el Índice de Calidad del Sueño de Pittsburgh (PSQI), y técnicas objetivas como la polisomnografía, que si bien es precisa, resulta costosa e invasiva.</w:t>
+        <w:t xml:space="preserve">El sueño desempeña un papel esencial en la salud humana, afectando funciones cognitivas, metabólicas y cardiovasculares. Un sueño inadecuado puede aumentar el riesgo de enfermedades como hipertensión, obesidad y diabetes, además de impactar negativamente en el rendimiento diario y la calidad de vida. Actualmente, la evaluación de la calidad del sueño se realiza mediante cuestionarios subjetivos, como el Índice de Calidad del Sueño de Pittsburgh (PSQI), y técnicas objetivas como la polisomnografía, </w:t>
+      </w:r>
+      <w:proofErr w:type="gramStart"/>
+      <w:r>
+        <w:rPr>
+          <w:color w:val="FF0000"/>
+        </w:rPr>
+        <w:t>que</w:t>
+      </w:r>
+      <w:proofErr w:type="gramEnd"/>
+      <w:r>
+        <w:rPr>
+          <w:color w:val="FF0000"/>
+        </w:rPr>
+        <w:t xml:space="preserve"> si bien es precisa, resulta costosa e invasiva.</w:t>
       </w:r>
     </w:p>
     <w:p>
@@ -6932,45 +6888,70 @@
       <w:pPr>
         <w:pStyle w:val="Ttulo1"/>
       </w:pPr>
+      <w:bookmarkStart w:id="0" w:name="_Toc196912826"/>
       <w:r>
         <w:t>Descriptores</w:t>
       </w:r>
-    </w:p>
-    <w:p>
-      <w:pPr>
-        <w:jc w:val="both"/>
-      </w:pPr>
-      <w:r>
+      <w:bookmarkEnd w:id="0"/>
+    </w:p>
+    <w:p>
+      <w:pPr>
+        <w:jc w:val="both"/>
+        <w:rPr>
+          <w:color w:val="FF0000"/>
+        </w:rPr>
+      </w:pPr>
+      <w:r>
+        <w:rPr>
+          <w:color w:val="FF0000"/>
+        </w:rPr>
         <w:t>Trasto</w:t>
       </w:r>
       <w:r>
+        <w:rPr>
+          <w:color w:val="FF0000"/>
+        </w:rPr>
         <w:t>rnos del sueño, salud digital,</w:t>
       </w:r>
       <w:r>
+        <w:rPr>
+          <w:color w:val="FF0000"/>
+        </w:rPr>
         <w:t xml:space="preserve"> </w:t>
       </w:r>
       <w:r>
+        <w:rPr>
+          <w:color w:val="FF0000"/>
+        </w:rPr>
         <w:t xml:space="preserve">aprendizaje automático, predicción de trastornos del sueño, </w:t>
       </w:r>
       <w:proofErr w:type="spellStart"/>
       <w:r>
+        <w:rPr>
+          <w:color w:val="FF0000"/>
+        </w:rPr>
         <w:t>Random</w:t>
       </w:r>
       <w:proofErr w:type="spellEnd"/>
       <w:r>
-        <w:t xml:space="preserve"> Forest, </w:t>
-      </w:r>
-      <w:r>
-        <w:t>R</w:t>
-      </w:r>
-      <w:r>
-        <w:t xml:space="preserve">egresión </w:t>
-      </w:r>
-      <w:r>
-        <w:t>L</w:t>
-      </w:r>
-      <w:r>
-        <w:t>ogística, aplicación web, explicabilidad de modelos, SHAP, preprocesamiento de datos clínicos, selección de características, clasificación multiclase.</w:t>
+        <w:rPr>
+          <w:color w:val="FF0000"/>
+        </w:rPr>
+        <w:t xml:space="preserve"> Forest, Regresión Logística, aplicación web, </w:t>
+      </w:r>
+      <w:proofErr w:type="spellStart"/>
+      <w:r>
+        <w:rPr>
+          <w:color w:val="FF0000"/>
+        </w:rPr>
+        <w:t>explicabilidad</w:t>
+      </w:r>
+      <w:proofErr w:type="spellEnd"/>
+      <w:r>
+        <w:rPr>
+          <w:color w:val="FF0000"/>
+        </w:rPr>
+        <w:t xml:space="preserve"> de modelos, SHAP, preprocesamiento de datos clínicos, selección de características, clasificación multiclase.</w:t>
       </w:r>
     </w:p>
     <w:p>
@@ -6981,11 +6962,11 @@
           <w:numId w:val="2"/>
         </w:numPr>
       </w:pPr>
-      <w:bookmarkStart w:id="0" w:name="_Toc196810992"/>
+      <w:bookmarkStart w:id="1" w:name="_Toc196912827"/>
       <w:r>
         <w:t>Introducción</w:t>
       </w:r>
-      <w:bookmarkEnd w:id="0"/>
+      <w:bookmarkEnd w:id="1"/>
     </w:p>
     <w:p>
       <w:pPr>
@@ -6993,7 +6974,10 @@
         <w:jc w:val="both"/>
       </w:pPr>
       <w:r>
-        <w:t>La calidad del sueño es un factor crítico para la salud física y mental, con una influencia directa en el sistema inmunológico, la función cognitiva y el riesgo de desarrollar enfermedades cardiovasculares, metabólicas o del estado de ánimo. Se estima que hasta un 30% de la población mundial padece algún tipo de trastorno del sueño, siendo los más comunes el insomnio y la apnea obstructiva del sueño. Estas patologías no solo afectan la calidad de vida de quienes las sufren, sino que también representan un importante reto diagnóstico para los sistemas de salud.</w:t>
+        <w:t xml:space="preserve">La calidad del sueño es un factor crítico para la salud física y mental, con una influencia directa en el sistema inmunológico, la función cognitiva y el riesgo de desarrollar enfermedades cardiovasculares, metabólicas o del estado de ánimo. Se estima que hasta un 30% de la población mundial padece algún tipo de trastorno del sueño, siendo los más comunes el insomnio y la apnea obstructiva del sueño. </w:t>
+      </w:r>
+      <w:r>
+        <w:t>Estas patologías no solo afectan la calidad de vida de quienes las sufren, sino que también representan un reto diagnóstico para los sistemas de salud, especialmente en entornos con recursos limitados.</w:t>
       </w:r>
     </w:p>
     <w:p>
@@ -7002,7 +6986,7 @@
         <w:jc w:val="both"/>
       </w:pPr>
       <w:r>
-        <w:t>La detección temprana de estos trastornos, especialmente en contextos fuera del entorno clínico, se ha convertido en una necesidad creciente. En este contexto, las herramientas de aprendizaje automático y las aplicaciones interactivas representan una oportunidad para acercar el análisis de datos biomédicos a usuarios finales o profesionales sin experiencia en programación, ofreciendo predicciones personalizadas y explicables.</w:t>
+        <w:t>En los últimos años, las herramientas de aprendizaje automático han demostrado un gran potencial para abordar este tipo de problemas, facilitando la identificación de patrones complejos en datos clínicos y de estilo de vida. Combinadas con aplicaciones interactivas accesibles, estas tecnologías permiten acercar sistemas de predicción personalizable y explicable tanto a profesionales como a usuarios finales, sin necesidad de conocimientos técnicos avanzados.</w:t>
       </w:r>
     </w:p>
     <w:p>
@@ -7011,7 +6995,15 @@
         <w:jc w:val="both"/>
       </w:pPr>
       <w:r>
-        <w:t xml:space="preserve">Este trabajo tiene como objetivo principal el desarrollo de un modelo predictivo basado en machine </w:t>
+        <w:t xml:space="preserve">Este Trabajo de Fin de Grado tiene como objetivo principal el desarrollo de un modelo predictivo de clasificación multiclase capaz de estimar el riesgo de padecer un trastorno del sueño (insomnio, apnea del sueño o ausencia de trastorno), a partir de variables clínicas, demográficas y de hábitos. Para ello, se ha utilizado un conjunto de datos abierto disponible en la plataforma </w:t>
+      </w:r>
+      <w:proofErr w:type="spellStart"/>
+      <w:r>
+        <w:t>Kaggle</w:t>
+      </w:r>
+      <w:proofErr w:type="spellEnd"/>
+      <w:r>
+        <w:t xml:space="preserve">, sobre el que se ha llevado a cabo un proceso completo de preprocesamiento, entrenamiento, validación y optimización de modelos de machine </w:t>
       </w:r>
       <w:proofErr w:type="spellStart"/>
       <w:r>
@@ -7019,15 +7011,7 @@
       </w:r>
       <w:proofErr w:type="spellEnd"/>
       <w:r>
-        <w:t xml:space="preserve"> capaz de identificar el riesgo de padecer un trastorno del sueño a partir de variables clínicas, demográficas y de estilo de vida. Para ello, se ha utilizado un conjunto de datos abierto obtenido de la plataforma </w:t>
-      </w:r>
-      <w:proofErr w:type="spellStart"/>
-      <w:r>
-        <w:t>Kaggle</w:t>
-      </w:r>
-      <w:proofErr w:type="spellEnd"/>
-      <w:r>
-        <w:t>, sobre el que se ha aplicado un proceso completo de preprocesamiento, entrenamiento y validación de modelos de clasificación multiclase.</w:t>
+        <w:t>.</w:t>
       </w:r>
     </w:p>
     <w:p>
@@ -7036,7 +7020,7 @@
         <w:jc w:val="both"/>
       </w:pPr>
       <w:r>
-        <w:t xml:space="preserve">Además, se ha desarrollado una aplicación web interactiva mediante la herramienta </w:t>
+        <w:t xml:space="preserve">Asimismo, se ha desarrollado una aplicación web interactiva mediante </w:t>
       </w:r>
       <w:proofErr w:type="spellStart"/>
       <w:r>
@@ -7044,7 +7028,7 @@
       </w:r>
       <w:proofErr w:type="spellEnd"/>
       <w:r>
-        <w:t>, que permite a los usuarios introducir sus datos de forma sencilla y obtener una predicción inmediata, junto con una interpretación de los factores que han influido en dicha predicción, gracias a la integración de técnicas de interpretabilidad como SHAP.</w:t>
+        <w:t xml:space="preserve"> que permite al usuario introducir sus datos, obtener una predicción inmediata y visualizar qué variables han influido más en la decisión del modelo, gracias a la integración de técnicas de interpretabilidad como SHAP.</w:t>
       </w:r>
     </w:p>
     <w:p>
@@ -7053,14 +7037,11 @@
         <w:jc w:val="both"/>
       </w:pPr>
       <w:r>
-        <w:t xml:space="preserve">Toda la información generada a lo largo del proyecto se encuentra organizada en un repositorio disponible en GitHub. En él se recogen el código fuente, los datos procesados, el modelo entrenado y la aplicación, así como documentación y anexos. La memoria que aquí se presenta está estructurada de la siguiente manera: tras esta introducción, se recogen los objetivos específicos del trabajo; posteriormente, se abordan los conceptos teóricos relevantes; se describe en detalle la metodología utilizada para el desarrollo del </w:t>
+        <w:t xml:space="preserve">Toda la información generada a lo largo del proyecto —incluyendo el código fuente, los datos tratados, los modelos entrenados y la documentación— se encuentra organizada en un repositorio de GitHub. Esta memoria se estructura del siguiente modo: tras esta introducción, se presentan los objetivos específicos del trabajo; a continuación, se </w:t>
       </w:r>
       <w:r>
         <w:lastRenderedPageBreak/>
-        <w:t>modelo y la app; se exponen y discuten los resultados obtenidos; y finalmente, se presentan las conclusiones y posibles líneas de trabajo futuras</w:t>
-      </w:r>
-      <w:r>
-        <w:t>.</w:t>
+        <w:t>abordan los conceptos teóricos fundamentales; se describe la metodología empleada; se exponen los resultados y su análisis; y finalmente, se presentan las conclusiones y las líneas de trabajo futuras.</w:t>
       </w:r>
     </w:p>
     <w:p>
@@ -7071,11 +7052,11 @@
           <w:numId w:val="2"/>
         </w:numPr>
       </w:pPr>
-      <w:bookmarkStart w:id="1" w:name="_Toc196810993"/>
+      <w:bookmarkStart w:id="2" w:name="_Toc196912828"/>
       <w:r>
         <w:t>Objetivos</w:t>
       </w:r>
-      <w:bookmarkEnd w:id="1"/>
+      <w:bookmarkEnd w:id="2"/>
     </w:p>
     <w:p>
       <w:pPr>
@@ -7116,11 +7097,11 @@
           <w:numId w:val="2"/>
         </w:numPr>
       </w:pPr>
-      <w:bookmarkStart w:id="2" w:name="_Toc196810994"/>
+      <w:bookmarkStart w:id="3" w:name="_Toc196912829"/>
       <w:r>
         <w:t>Objetivo principal</w:t>
       </w:r>
-      <w:bookmarkEnd w:id="2"/>
+      <w:bookmarkEnd w:id="3"/>
     </w:p>
     <w:p>
       <w:pPr>
@@ -7130,7 +7111,13 @@
         <w:t>Desarrollar un modelo de clasificación multiclase capaz de predecir la presencia de trastornos del sueño; concretamente i</w:t>
       </w:r>
       <w:r>
-        <w:t>nsomnio, apnea del sueño o ausencia de patología; a partir de variables clínicas, demográficas y de estilo de vida, e integrarlo en una aplicación web funcional que permita su uso e i</w:t>
+        <w:t xml:space="preserve">nsomnio, apnea del sueño o ausencia de patología; a partir de variables clínicas, demográficas y de estilo de vida, e integrarlo en una aplicación web </w:t>
+      </w:r>
+      <w:r>
+        <w:t>interactiva</w:t>
+      </w:r>
+      <w:r>
+        <w:t xml:space="preserve"> que permita su uso e i</w:t>
       </w:r>
       <w:r>
         <w:t>nterpretación por parte de profesionales o usuarios sin conocimientos técnicos.</w:t>
@@ -7144,11 +7131,11 @@
           <w:numId w:val="2"/>
         </w:numPr>
       </w:pPr>
-      <w:bookmarkStart w:id="3" w:name="_Toc196810995"/>
+      <w:bookmarkStart w:id="4" w:name="_Toc196912830"/>
       <w:r>
         <w:t>Objetivos técnicos (del proyecto)</w:t>
       </w:r>
-      <w:bookmarkEnd w:id="3"/>
+      <w:bookmarkEnd w:id="4"/>
     </w:p>
     <w:p>
       <w:pPr>
@@ -7164,10 +7151,25 @@
           <w:b/>
           <w:bCs/>
         </w:rPr>
-        <w:t>Estudio del conjunto de datos</w:t>
-      </w:r>
-      <w:r>
-        <w:t xml:space="preserve"> empleado en el proyecto, con el objetivo de comprender la relación entre las distintas variables clínicas, sociales y conductuales incluidas, y su posible influencia en los trastornos del sueño. Esta etapa también incluye un análisis estadístico descriptivo y visual (análisis exploratorio), así como el tratamiento de los datos para preparar su uso en modelos computacionales.</w:t>
+        <w:t>A</w:t>
+      </w:r>
+      <w:r>
+        <w:rPr>
+          <w:b/>
+          <w:bCs/>
+        </w:rPr>
+        <w:t xml:space="preserve">nalizar el conjunto de datos empleado, </w:t>
+      </w:r>
+      <w:r>
+        <w:t xml:space="preserve">con el objetivo de explorar las relaciones entre las distintas variables clínicas, sociales y conductuales incluidas, y su posible influencia en los trastornos del sueño. Esta etapa incluye análisis exploratorio, limpieza, codificación, escalado y preparación del </w:t>
+      </w:r>
+      <w:proofErr w:type="spellStart"/>
+      <w:r>
+        <w:t>dataset</w:t>
+      </w:r>
+      <w:proofErr w:type="spellEnd"/>
+      <w:r>
+        <w:t xml:space="preserve"> para su uso en modelos computacionales.</w:t>
       </w:r>
     </w:p>
     <w:p>
@@ -7184,10 +7186,17 @@
           <w:b/>
           <w:bCs/>
         </w:rPr>
-        <w:t>Desarrollo de modelos de aprendizaje automático</w:t>
-      </w:r>
-      <w:r>
-        <w:t xml:space="preserve"> capaces de clasificar a los pacientes en función de su probabilidad de sufrir insomnio, apnea del sueño o no presentar ningún trastorno. Se considerarán diferentes algoritmos, como regresión logística, árboles de decisión, máquinas de vectores soporte (SVM), </w:t>
+        <w:t>D</w:t>
+      </w:r>
+      <w:r>
+        <w:rPr>
+          <w:b/>
+          <w:bCs/>
+        </w:rPr>
+        <w:t xml:space="preserve">iseñar y entrenar modelos de aprendizaje automático capaces de clasificar a los individuos </w:t>
+      </w:r>
+      <w:r>
+        <w:t xml:space="preserve">según su probabilidad de sufrir insomnio, apnea del sueño o no presentar ningún trastorno, evaluando distintos algoritmos como regresión logística, árboles de decisión, máquinas de vectores soporte (SVM), </w:t>
       </w:r>
       <w:proofErr w:type="spellStart"/>
       <w:r>
@@ -7195,7 +7204,7 @@
       </w:r>
       <w:proofErr w:type="spellEnd"/>
       <w:r>
-        <w:t xml:space="preserve"> Forest y redes neuronales multicapa (MLP), aplicando técnicas de validación cruzada para garantizar la solidez del modelo.</w:t>
+        <w:t xml:space="preserve"> Forest y redes neuronales multicapa (MLP).</w:t>
       </w:r>
     </w:p>
     <w:p>
@@ -7212,10 +7221,10 @@
           <w:b/>
           <w:bCs/>
         </w:rPr>
-        <w:t>Ajuste y comparación de los modelos entrenados</w:t>
-      </w:r>
-      <w:r>
-        <w:t xml:space="preserve">, evaluando su rendimiento mediante métricas de clasificación (precisión, </w:t>
+        <w:t>Optimizar, validar y comparar los modelos entrenados,</w:t>
+      </w:r>
+      <w:r>
+        <w:t xml:space="preserve"> aplicando validación cruzada y evaluando su rendimiento mediante métricas como precisión, </w:t>
       </w:r>
       <w:proofErr w:type="spellStart"/>
       <w:r>
@@ -7223,7 +7232,7 @@
       </w:r>
       <w:proofErr w:type="spellEnd"/>
       <w:r>
-        <w:t>, F1-score, matriz de confusión) y seleccionando el más adecuado en base a su comportamiento sobre datos no vistos. Asimismo, se incorporarán métodos de interpretabilidad del modelo, como SHAP, para conocer las variables que influyen en la decisión del algoritmo.</w:t>
+        <w:t>, F1-score y matriz de confusión. Se seleccionará el modelo con mejor comportamiento sobre datos no vistos y se incorporarán técnicas de interpretabilidad como SHAP para analizar la importancia de las variables predictoras.</w:t>
       </w:r>
     </w:p>
     <w:p>
@@ -7240,18 +7249,63 @@
           <w:b/>
           <w:bCs/>
         </w:rPr>
-        <w:t>Desarrollo de una aplicación interactiva en entorno web</w:t>
-      </w:r>
-      <w:r>
-        <w:t xml:space="preserve">, utilizando la herramienta </w:t>
-      </w:r>
-      <w:proofErr w:type="spellStart"/>
-      <w:r>
+        <w:t>Desarroll</w:t>
+      </w:r>
+      <w:r>
+        <w:rPr>
+          <w:b/>
+          <w:bCs/>
+        </w:rPr>
+        <w:t>ar</w:t>
+      </w:r>
+      <w:r>
+        <w:rPr>
+          <w:b/>
+          <w:bCs/>
+        </w:rPr>
+        <w:t xml:space="preserve"> una aplicación</w:t>
+      </w:r>
+      <w:r>
+        <w:rPr>
+          <w:b/>
+          <w:bCs/>
+        </w:rPr>
+        <w:t xml:space="preserve"> web</w:t>
+      </w:r>
+      <w:r>
+        <w:rPr>
+          <w:b/>
+          <w:bCs/>
+        </w:rPr>
+        <w:t xml:space="preserve"> interactiva </w:t>
+      </w:r>
+      <w:r>
+        <w:rPr>
+          <w:b/>
+          <w:bCs/>
+        </w:rPr>
+        <w:t xml:space="preserve">mediante </w:t>
+      </w:r>
+      <w:proofErr w:type="spellStart"/>
+      <w:r>
+        <w:rPr>
+          <w:b/>
+          <w:bCs/>
+        </w:rPr>
         <w:t>Streamlit</w:t>
       </w:r>
       <w:proofErr w:type="spellEnd"/>
       <w:r>
-        <w:t>, que permita introducir datos de forma manual, ejecutar la predicción e interpretar los resultados en tiempo real, facilitando así su comprensión por parte de usuarios no expertos.</w:t>
+        <w:t>, que permita introducir datos manual</w:t>
+      </w:r>
+      <w:r>
+        <w:t>mente</w:t>
+      </w:r>
+      <w:r>
+        <w:t>, ejecutar la predicción e interpretar los resultados</w:t>
+      </w:r>
+      <w:r>
+        <w:t xml:space="preserve"> de forma visual e intuitiva, facilitando su uso por parte de usuarios no técnicos.</w:t>
       </w:r>
     </w:p>
     <w:p>
@@ -7268,10 +7322,65 @@
           <w:b/>
           <w:bCs/>
         </w:rPr>
-        <w:t>Despliegue y accesibilidad de la herramienta</w:t>
-      </w:r>
-      <w:r>
-        <w:t>, generando un código QR vinculado a la aplicación publicada en la nube, que permitirá su uso en dispositivos móviles y su demostración durante la exposición del trabajo.</w:t>
+        <w:t>Despl</w:t>
+      </w:r>
+      <w:r>
+        <w:rPr>
+          <w:b/>
+          <w:bCs/>
+        </w:rPr>
+        <w:t>egar</w:t>
+      </w:r>
+      <w:r>
+        <w:rPr>
+          <w:b/>
+          <w:bCs/>
+        </w:rPr>
+        <w:t xml:space="preserve"> y </w:t>
+      </w:r>
+      <w:r>
+        <w:rPr>
+          <w:b/>
+          <w:bCs/>
+        </w:rPr>
+        <w:t>documentar</w:t>
+      </w:r>
+      <w:r>
+        <w:rPr>
+          <w:b/>
+          <w:bCs/>
+        </w:rPr>
+        <w:t xml:space="preserve"> la herramienta</w:t>
+      </w:r>
+      <w:r>
+        <w:t xml:space="preserve">, </w:t>
+      </w:r>
+      <w:r>
+        <w:t>incluyendo su</w:t>
+      </w:r>
+      <w:r>
+        <w:t xml:space="preserve"> publica</w:t>
+      </w:r>
+      <w:r>
+        <w:t>ción</w:t>
+      </w:r>
+      <w:r>
+        <w:t xml:space="preserve"> en la nube</w:t>
+      </w:r>
+      <w:r>
+        <w:t xml:space="preserve"> y la generación de un código QR que facilite el acceso desde dispositivos móviles</w:t>
+      </w:r>
+      <w:r>
+        <w:t>, así</w:t>
+      </w:r>
+      <w:r>
+        <w:t xml:space="preserve"> </w:t>
+      </w:r>
+      <w:r>
+        <w:t>como</w:t>
+      </w:r>
+      <w:r>
+        <w:t xml:space="preserve"> su demostración durante la exposición del trabajo.</w:t>
       </w:r>
     </w:p>
     <w:p/>
@@ -7283,11 +7392,12 @@
           <w:numId w:val="2"/>
         </w:numPr>
       </w:pPr>
-      <w:bookmarkStart w:id="4" w:name="_Toc196810996"/>
-      <w:r>
+      <w:bookmarkStart w:id="5" w:name="_Toc196912831"/>
+      <w:r>
+        <w:lastRenderedPageBreak/>
         <w:t>Objetivos personales</w:t>
       </w:r>
-      <w:bookmarkEnd w:id="4"/>
+      <w:bookmarkEnd w:id="5"/>
     </w:p>
     <w:p>
       <w:pPr>
@@ -7300,16 +7410,49 @@
         <w:jc w:val="both"/>
       </w:pPr>
       <w:r>
-        <w:t>Consolidar conocimientos en aprendizaje automático, ciencia de datos y su aplicación práctica en entornos sanitarios</w:t>
-      </w:r>
-      <w:r>
-        <w:t xml:space="preserve"> que han sido adquiridos a </w:t>
+        <w:rPr>
+          <w:b/>
+          <w:bCs/>
+        </w:rPr>
+        <w:t>Consolidar conocimientos en aprendizaje automático</w:t>
+      </w:r>
+      <w:r>
+        <w:rPr>
+          <w:b/>
+          <w:bCs/>
+        </w:rPr>
+        <w:t xml:space="preserve"> y </w:t>
+      </w:r>
+      <w:r>
+        <w:rPr>
+          <w:b/>
+          <w:bCs/>
+        </w:rPr>
+        <w:t>ciencia de datos</w:t>
+      </w:r>
+      <w:r>
+        <w:t xml:space="preserve">, </w:t>
+      </w:r>
+      <w:r>
+        <w:t>aplica</w:t>
+      </w:r>
+      <w:r>
+        <w:t xml:space="preserve">ndo </w:t>
+      </w:r>
+      <w:r>
+        <w:t>los contenidos adquiridos a</w:t>
+      </w:r>
+      <w:r>
+        <w:t xml:space="preserve"> </w:t>
       </w:r>
       <w:r>
         <w:t>lo largo del Grado en Ingeniería de la S</w:t>
       </w:r>
       <w:r>
         <w:t>alud</w:t>
+      </w:r>
+      <w:r>
+        <w:t xml:space="preserve"> a un problema práctico con impacto en el ámbito sanitario</w:t>
       </w:r>
       <w:r>
         <w:t>.</w:t>
@@ -7326,7 +7469,24 @@
         <w:jc w:val="both"/>
       </w:pPr>
       <w:r>
-        <w:t xml:space="preserve">Adquirir experiencia en el desarrollo de aplicaciones interactivas y el uso de herramientas como </w:t>
+        <w:rPr>
+          <w:b/>
+          <w:bCs/>
+        </w:rPr>
+        <w:t>Adquirir experiencia en el desarrollo de aplicaciones interactivas</w:t>
+      </w:r>
+      <w:r>
+        <w:rPr>
+          <w:b/>
+          <w:bCs/>
+        </w:rPr>
+        <w:t xml:space="preserve">, </w:t>
+      </w:r>
+      <w:r>
+        <w:t xml:space="preserve">utilizando </w:t>
+      </w:r>
+      <w:r>
+        <w:t xml:space="preserve">herramientas como </w:t>
       </w:r>
       <w:proofErr w:type="spellStart"/>
       <w:r>
@@ -7334,7 +7494,13 @@
       </w:r>
       <w:proofErr w:type="spellEnd"/>
       <w:r>
-        <w:t>, GitHub y LaTeX, integrando diferentes competencias técnicas.</w:t>
+        <w:t xml:space="preserve">, GitHub y LaTeX, integrando competencias </w:t>
+      </w:r>
+      <w:r>
+        <w:t>de programación, visualización y documentación</w:t>
+      </w:r>
+      <w:r>
+        <w:t>.</w:t>
       </w:r>
     </w:p>
     <w:p>
@@ -7348,7 +7514,59 @@
         <w:jc w:val="both"/>
       </w:pPr>
       <w:r>
-        <w:t>Aplicar una perspectiva ingenieril a un problema del ámbito de la salud, buscando soluciones funcionales que puedan tener utilidad real o abrir camino a desarrollos futuros más sofisticados.</w:t>
+        <w:rPr>
+          <w:b/>
+          <w:bCs/>
+        </w:rPr>
+        <w:t xml:space="preserve">Aplicar una perspectiva ingenieril a un problema </w:t>
+      </w:r>
+      <w:r>
+        <w:rPr>
+          <w:b/>
+          <w:bCs/>
+        </w:rPr>
+        <w:t>real</w:t>
+      </w:r>
+      <w:r>
+        <w:rPr>
+          <w:b/>
+          <w:bCs/>
+        </w:rPr>
+        <w:t xml:space="preserve"> de </w:t>
+      </w:r>
+      <w:r>
+        <w:rPr>
+          <w:b/>
+          <w:bCs/>
+        </w:rPr>
+        <w:t>salud,</w:t>
+      </w:r>
+      <w:r>
+        <w:t xml:space="preserve"> </w:t>
+      </w:r>
+      <w:r>
+        <w:t>explorando</w:t>
+      </w:r>
+      <w:r>
+        <w:t xml:space="preserve"> soluciones funcionales que puedan tener utilidad </w:t>
+      </w:r>
+      <w:r>
+        <w:t xml:space="preserve">práctica </w:t>
+      </w:r>
+      <w:r>
+        <w:t xml:space="preserve">o </w:t>
+      </w:r>
+      <w:r>
+        <w:t>servir como base</w:t>
+      </w:r>
+      <w:r>
+        <w:t xml:space="preserve"> </w:t>
+      </w:r>
+      <w:r>
+        <w:t>para</w:t>
+      </w:r>
+      <w:r>
+        <w:t xml:space="preserve"> desarrollos futuros más sofisticados.</w:t>
       </w:r>
     </w:p>
     <w:p>
@@ -7359,11 +7577,11 @@
           <w:numId w:val="2"/>
         </w:numPr>
       </w:pPr>
-      <w:bookmarkStart w:id="5" w:name="_Toc196810997"/>
+      <w:bookmarkStart w:id="6" w:name="_Toc196912832"/>
       <w:r>
         <w:t>Conceptos teóricos</w:t>
       </w:r>
-      <w:bookmarkEnd w:id="5"/>
+      <w:bookmarkEnd w:id="6"/>
     </w:p>
     <w:p>
       <w:pPr>
@@ -7373,11 +7591,11 @@
           <w:numId w:val="2"/>
         </w:numPr>
       </w:pPr>
-      <w:bookmarkStart w:id="6" w:name="_Toc196810998"/>
+      <w:bookmarkStart w:id="7" w:name="_Toc196912833"/>
       <w:r>
         <w:t>Importancia de la calidad del sueño</w:t>
       </w:r>
-      <w:bookmarkEnd w:id="6"/>
+      <w:bookmarkEnd w:id="7"/>
     </w:p>
     <w:p>
       <w:pPr>
@@ -7408,11 +7626,11 @@
         <w:pStyle w:val="Ttulo3"/>
         <w:jc w:val="both"/>
       </w:pPr>
-      <w:bookmarkStart w:id="7" w:name="_Toc196810999"/>
+      <w:bookmarkStart w:id="8" w:name="_Toc196912834"/>
       <w:r>
         <w:t>Impacto en la Funcionalidad Cognitiva</w:t>
       </w:r>
-      <w:bookmarkEnd w:id="7"/>
+      <w:bookmarkEnd w:id="8"/>
     </w:p>
     <w:p>
       <w:pPr>
@@ -7451,11 +7669,11 @@
         <w:pStyle w:val="Ttulo3"/>
         <w:jc w:val="both"/>
       </w:pPr>
-      <w:bookmarkStart w:id="8" w:name="_Toc196811000"/>
+      <w:bookmarkStart w:id="9" w:name="_Toc196912835"/>
       <w:r>
         <w:t>Relación con Enfermedades Crónicas</w:t>
       </w:r>
-      <w:bookmarkEnd w:id="8"/>
+      <w:bookmarkEnd w:id="9"/>
     </w:p>
     <w:p>
       <w:pPr>
@@ -7494,12 +7712,12 @@
         <w:pStyle w:val="Ttulo3"/>
         <w:jc w:val="both"/>
       </w:pPr>
-      <w:bookmarkStart w:id="9" w:name="_Toc196811001"/>
+      <w:bookmarkStart w:id="10" w:name="_Toc196912836"/>
       <w:r>
         <w:lastRenderedPageBreak/>
         <w:t>Salud Mental y Bienestar Emocional</w:t>
       </w:r>
-      <w:bookmarkEnd w:id="9"/>
+      <w:bookmarkEnd w:id="10"/>
     </w:p>
     <w:p>
       <w:pPr>
@@ -7522,11 +7740,11 @@
         <w:pStyle w:val="Ttulo3"/>
         <w:jc w:val="both"/>
       </w:pPr>
-      <w:bookmarkStart w:id="10" w:name="_Toc196811002"/>
+      <w:bookmarkStart w:id="11" w:name="_Toc196912837"/>
       <w:r>
         <w:t>Rendimiento Diario y Seguridad</w:t>
       </w:r>
-      <w:bookmarkEnd w:id="10"/>
+      <w:bookmarkEnd w:id="11"/>
     </w:p>
     <w:p>
       <w:pPr>
@@ -7548,11 +7766,11 @@
       <w:pPr>
         <w:pStyle w:val="Ttulo3"/>
       </w:pPr>
-      <w:bookmarkStart w:id="11" w:name="_Toc196811003"/>
+      <w:bookmarkStart w:id="12" w:name="_Toc196912838"/>
       <w:r>
         <w:t>Relación con Trastornos del Sueño</w:t>
       </w:r>
-      <w:bookmarkEnd w:id="11"/>
+      <w:bookmarkEnd w:id="12"/>
     </w:p>
     <w:p>
       <w:pPr>
@@ -8480,7 +8698,11 @@
       </w:r>
       <w:proofErr w:type="spellEnd"/>
       <w:r>
-        <w:t xml:space="preserve"> Helm, E. (2009). Overnight </w:t>
+        <w:t xml:space="preserve"> Helm, E. (2009). </w:t>
+      </w:r>
+      <w:proofErr w:type="gramStart"/>
+      <w:r>
+        <w:t xml:space="preserve">Overnight </w:t>
       </w:r>
       <w:proofErr w:type="spellStart"/>
       <w:r>
@@ -8488,7 +8710,11 @@
       </w:r>
       <w:proofErr w:type="spellEnd"/>
       <w:r>
-        <w:t xml:space="preserve">? </w:t>
+        <w:t>?</w:t>
+      </w:r>
+      <w:proofErr w:type="gramEnd"/>
+      <w:r>
+        <w:t xml:space="preserve"> </w:t>
       </w:r>
       <w:proofErr w:type="spellStart"/>
       <w:r>
@@ -8722,13 +8948,14 @@
           <w:numId w:val="2"/>
         </w:numPr>
       </w:pPr>
-      <w:bookmarkStart w:id="12" w:name="_Toc196811004"/>
+      <w:bookmarkStart w:id="13" w:name="_Toc196912839"/>
       <w:r>
         <w:t>Trastornos del sueño</w:t>
       </w:r>
-      <w:bookmarkEnd w:id="12"/>
-    </w:p>
-    <w:p>
+      <w:bookmarkEnd w:id="13"/>
+    </w:p>
+    <w:p>
+      <w:proofErr w:type="gramStart"/>
       <w:r>
         <w:rPr>
           <w:highlight w:val="yellow"/>
@@ -8741,25 +8968,26 @@
         </w:rPr>
         <w:t>introducción!!!</w:t>
       </w:r>
+      <w:proofErr w:type="gramEnd"/>
     </w:p>
     <w:p>
       <w:pPr>
         <w:pStyle w:val="Ttulo3"/>
       </w:pPr>
-      <w:bookmarkStart w:id="13" w:name="_Toc196811005"/>
+      <w:bookmarkStart w:id="14" w:name="_Toc196912840"/>
       <w:r>
         <w:t xml:space="preserve">Apnea </w:t>
       </w:r>
       <w:r>
         <w:t>del Sueño</w:t>
       </w:r>
-      <w:bookmarkEnd w:id="13"/>
-    </w:p>
-    <w:p>
-      <w:pPr>
-        <w:jc w:val="both"/>
-      </w:pPr>
-      <w:commentRangeStart w:id="14"/>
+      <w:bookmarkEnd w:id="14"/>
+    </w:p>
+    <w:p>
+      <w:pPr>
+        <w:jc w:val="both"/>
+      </w:pPr>
+      <w:commentRangeStart w:id="15"/>
       <w:r>
         <w:t>La apnea del sue</w:t>
       </w:r>
@@ -9160,12 +9388,12 @@
       <w:r>
         <w:t xml:space="preserve"> Pérdida de peso, evitar alcohol y sedantes, y cambios posturales durante el sueño.</w:t>
       </w:r>
-      <w:commentRangeEnd w:id="14"/>
+      <w:commentRangeEnd w:id="15"/>
       <w:r>
         <w:rPr>
           <w:rStyle w:val="Refdecomentario"/>
         </w:rPr>
-        <w:commentReference w:id="14"/>
+        <w:commentReference w:id="15"/>
       </w:r>
     </w:p>
     <w:p/>
@@ -9173,52 +9401,52 @@
       <w:pPr>
         <w:pStyle w:val="Ttulo3"/>
       </w:pPr>
-      <w:bookmarkStart w:id="15" w:name="_Toc196811006"/>
+      <w:bookmarkStart w:id="16" w:name="_Toc196912841"/>
       <w:r>
         <w:t>Insomnio</w:t>
       </w:r>
-      <w:bookmarkEnd w:id="15"/>
-    </w:p>
-    <w:p>
-      <w:pPr>
-        <w:jc w:val="both"/>
-      </w:pPr>
-      <w:commentRangeStart w:id="16"/>
+      <w:bookmarkEnd w:id="16"/>
+    </w:p>
+    <w:p>
+      <w:pPr>
+        <w:jc w:val="both"/>
+      </w:pPr>
+      <w:commentRangeStart w:id="17"/>
       <w:r>
         <w:t>El insomnio es uno de los trastornos del sueño más comunes y se manifiesta como una dificultad persistente para iniciar o mantener el sueño, o bien como un despertar temprano con incapacidad para volver a dormir, lo cual provoca una afectación significativa en el funcionamiento diurno del individuo. La prevalencia de este trastorno oscila entre el 10% y el 30% de la población general, y puede llegar hasta el 50% en grupos específicos como personas mayores o con comorbilidades psiquiátrica</w:t>
       </w:r>
       <w:r>
         <w:t xml:space="preserve">. </w:t>
       </w:r>
-      <w:commentRangeEnd w:id="16"/>
+      <w:commentRangeEnd w:id="17"/>
       <w:r>
         <w:rPr>
           <w:rStyle w:val="Refdecomentario"/>
         </w:rPr>
-        <w:commentReference w:id="16"/>
-      </w:r>
-    </w:p>
-    <w:p>
-      <w:pPr>
-        <w:jc w:val="both"/>
-      </w:pPr>
-      <w:commentRangeStart w:id="17"/>
+        <w:commentReference w:id="17"/>
+      </w:r>
+    </w:p>
+    <w:p>
+      <w:pPr>
+        <w:jc w:val="both"/>
+      </w:pPr>
+      <w:commentRangeStart w:id="18"/>
       <w:r>
         <w:t>Se distinguen dos formas principales: el insomnio agudo, que dura días o semanas y está generalmente relacionado con factores estresantes temporales; y el insomnio crónico, que persiste al menos tres veces por semana durante un mínimo de tres meses. Los factores de riesgo incluyen el estrés crónico, trastornos de ansiedad y depresión, enfermedades médicas (como dolor crónico, enfermedad pulmonar obstructiva crónica o insuficiencia cardíaca), así como hábitos de sueño irregulares, uso de estimulantes y envejecimiento.</w:t>
       </w:r>
-      <w:commentRangeEnd w:id="17"/>
+      <w:commentRangeEnd w:id="18"/>
       <w:r>
         <w:rPr>
           <w:rStyle w:val="Refdecomentario"/>
         </w:rPr>
-        <w:commentReference w:id="17"/>
-      </w:r>
-    </w:p>
-    <w:p>
-      <w:pPr>
-        <w:jc w:val="both"/>
-      </w:pPr>
-      <w:commentRangeStart w:id="18"/>
+        <w:commentReference w:id="18"/>
+      </w:r>
+    </w:p>
+    <w:p>
+      <w:pPr>
+        <w:jc w:val="both"/>
+      </w:pPr>
+      <w:commentRangeStart w:id="19"/>
       <w:r>
         <w:t xml:space="preserve">Para su diagnóstico, se utilizan cuestionarios estandarizados como el Índice de Severidad del Insomnio (ISI), registros de sueño o diarios del sueño, y en casos específicos, se puede complementar con </w:t>
       </w:r>
@@ -9230,12 +9458,12 @@
       <w:r>
         <w:t xml:space="preserve"> o polisomnografía si se sospecha la coexistencia de otros trastornos como la apnea del sueño.</w:t>
       </w:r>
-      <w:commentRangeEnd w:id="18"/>
+      <w:commentRangeEnd w:id="19"/>
       <w:r>
         <w:rPr>
           <w:rStyle w:val="Refdecomentario"/>
         </w:rPr>
-        <w:commentReference w:id="18"/>
+        <w:commentReference w:id="19"/>
       </w:r>
     </w:p>
     <w:p>
@@ -9243,17 +9471,17 @@
         <w:pStyle w:val="Ttulo3"/>
         <w:ind w:left="708" w:hanging="708"/>
       </w:pPr>
-      <w:bookmarkStart w:id="19" w:name="_Toc196811007"/>
+      <w:bookmarkStart w:id="20" w:name="_Toc196912842"/>
       <w:r>
         <w:t>Narcolepsia</w:t>
       </w:r>
-      <w:bookmarkEnd w:id="19"/>
-    </w:p>
-    <w:p>
-      <w:pPr>
-        <w:jc w:val="both"/>
-      </w:pPr>
-      <w:commentRangeStart w:id="20"/>
+      <w:bookmarkEnd w:id="20"/>
+    </w:p>
+    <w:p>
+      <w:pPr>
+        <w:jc w:val="both"/>
+      </w:pPr>
+      <w:commentRangeStart w:id="21"/>
       <w:r>
         <w:t>La narcolepsia es un trastorno neurológico crónico que afecta la regulación del sueño-vigilia. Se caracteriza por una somnolencia diurna excesiva y episodios involuntarios de sueño. Otros síntomas clásicos incluyen cataplejía (pérdida súbita del tono muscular desencadenada por emociones), alucinaciones hipnagógicas e hipnopómpicas y parálisis del sueñ</w:t>
       </w:r>
@@ -9263,21 +9491,29 @@
       <w:r>
         <w:t>.</w:t>
       </w:r>
-      <w:commentRangeEnd w:id="20"/>
+      <w:commentRangeEnd w:id="21"/>
       <w:r>
         <w:rPr>
           <w:rStyle w:val="Refdecomentario"/>
         </w:rPr>
-        <w:commentReference w:id="20"/>
-      </w:r>
-    </w:p>
-    <w:p>
-      <w:pPr>
-        <w:jc w:val="both"/>
-      </w:pPr>
-      <w:commentRangeStart w:id="21"/>
-      <w:r>
-        <w:t xml:space="preserve">Se reconocen dos tipos principales: la narcolepsia tipo 1, asociada con cataplejía y niveles bajos de hipocretina-1 en el líquido cefalorraquídeo, y la tipo 2, sin cataplejía y con niveles normales de </w:t>
+        <w:commentReference w:id="21"/>
+      </w:r>
+    </w:p>
+    <w:p>
+      <w:pPr>
+        <w:jc w:val="both"/>
+      </w:pPr>
+      <w:commentRangeStart w:id="22"/>
+      <w:r>
+        <w:t xml:space="preserve">Se reconocen dos tipos principales: la narcolepsia tipo 1, asociada con cataplejía y niveles bajos de hipocretina-1 en el líquido cefalorraquídeo, y </w:t>
+      </w:r>
+      <w:proofErr w:type="gramStart"/>
+      <w:r>
+        <w:t>la tipo</w:t>
+      </w:r>
+      <w:proofErr w:type="gramEnd"/>
+      <w:r>
+        <w:t xml:space="preserve"> 2, sin cataplejía y con niveles normales de </w:t>
       </w:r>
       <w:proofErr w:type="spellStart"/>
       <w:r>
@@ -9289,21 +9525,29 @@
       </w:r>
       <w:r>
         <w:lastRenderedPageBreak/>
-        <w:t>calidad de vida del paciente es significativo. El diagnóstico se basa en la combinación de polisomnografía nocturna y el Test de Latencia Múltiple del Sueño (MSLT), que mide la propensión al sueño y la aparición de sueño REM en siestas diurnas.</w:t>
-      </w:r>
-      <w:commentRangeEnd w:id="21"/>
+        <w:t xml:space="preserve">calidad de vida del paciente es significativo. El diagnóstico se basa en la combinación de polisomnografía nocturna y </w:t>
+      </w:r>
+      <w:proofErr w:type="gramStart"/>
+      <w:r>
+        <w:t>el Test</w:t>
+      </w:r>
+      <w:proofErr w:type="gramEnd"/>
+      <w:r>
+        <w:t xml:space="preserve"> de Latencia Múltiple del Sueño (MSLT), que mide la propensión al sueño y la aparición de sueño REM en siestas diurnas.</w:t>
+      </w:r>
+      <w:commentRangeEnd w:id="22"/>
       <w:r>
         <w:rPr>
           <w:rStyle w:val="Refdecomentario"/>
         </w:rPr>
-        <w:commentReference w:id="21"/>
-      </w:r>
-    </w:p>
-    <w:p>
-      <w:pPr>
-        <w:jc w:val="both"/>
-      </w:pPr>
-      <w:commentRangeStart w:id="22"/>
+        <w:commentReference w:id="22"/>
+      </w:r>
+    </w:p>
+    <w:p>
+      <w:pPr>
+        <w:jc w:val="both"/>
+      </w:pPr>
+      <w:commentRangeStart w:id="23"/>
       <w:r>
         <w:t>El tratamiento</w:t>
       </w:r>
@@ -9324,12 +9568,12 @@
       <w:r>
         <w:t xml:space="preserve"> para combatir la somnolencia, así como antidepresivos tricíclicos o inhibidores de la recaptación de serotonina y noradrenalina para tratar la cataplejía. Además, las estrategias conductuales, como establecer horarios regulares de siesta, son fundamentales para el manejo de la enfermedad.</w:t>
       </w:r>
-      <w:commentRangeEnd w:id="22"/>
+      <w:commentRangeEnd w:id="23"/>
       <w:r>
         <w:rPr>
           <w:rStyle w:val="Refdecomentario"/>
         </w:rPr>
-        <w:commentReference w:id="22"/>
+        <w:commentReference w:id="23"/>
       </w:r>
     </w:p>
     <w:p>
@@ -9341,17 +9585,17 @@
       <w:pPr>
         <w:pStyle w:val="Ttulo3"/>
       </w:pPr>
-      <w:bookmarkStart w:id="23" w:name="_Toc196811008"/>
+      <w:bookmarkStart w:id="24" w:name="_Toc196912843"/>
       <w:r>
         <w:t>Parasomnias</w:t>
       </w:r>
-      <w:bookmarkEnd w:id="23"/>
-    </w:p>
-    <w:p>
-      <w:pPr>
-        <w:jc w:val="both"/>
-      </w:pPr>
-      <w:commentRangeStart w:id="24"/>
+      <w:bookmarkEnd w:id="24"/>
+    </w:p>
+    <w:p>
+      <w:pPr>
+        <w:jc w:val="both"/>
+      </w:pPr>
+      <w:commentRangeStart w:id="25"/>
       <w:r>
         <w:t xml:space="preserve">Las </w:t>
       </w:r>
@@ -9481,12 +9725,12 @@
       <w:r>
         <w:t>, que permite correlacionar eventos motores con las fases del sueño y descartar otros trastornos asociados.</w:t>
       </w:r>
-      <w:commentRangeEnd w:id="24"/>
+      <w:commentRangeEnd w:id="25"/>
       <w:r>
         <w:rPr>
           <w:rStyle w:val="Refdecomentario"/>
         </w:rPr>
-        <w:commentReference w:id="24"/>
+        <w:commentReference w:id="25"/>
       </w:r>
     </w:p>
     <w:p>
@@ -9498,17 +9742,17 @@
       <w:pPr>
         <w:pStyle w:val="Ttulo3"/>
       </w:pPr>
-      <w:bookmarkStart w:id="25" w:name="_Toc196811009"/>
+      <w:bookmarkStart w:id="26" w:name="_Toc196912844"/>
       <w:r>
         <w:t>Síndrome de Piernas Inquietas (SPI)</w:t>
       </w:r>
-      <w:bookmarkEnd w:id="25"/>
-    </w:p>
-    <w:p>
-      <w:pPr>
-        <w:jc w:val="both"/>
-      </w:pPr>
-      <w:commentRangeStart w:id="26"/>
+      <w:bookmarkEnd w:id="26"/>
+    </w:p>
+    <w:p>
+      <w:pPr>
+        <w:jc w:val="both"/>
+      </w:pPr>
+      <w:commentRangeStart w:id="27"/>
       <w:r>
         <w:t xml:space="preserve">El </w:t>
       </w:r>
@@ -9522,12 +9766,12 @@
       <w:r>
         <w:t xml:space="preserve"> es un trastorno neurológico caracterizado por una necesidad urgente e incontrolable de mover las piernas, generalmente debido a sensaciones incómodas o molestas. Estas sensaciones suelen aparecer durante los periodos de descanso o inactividad, especialmente en la noche, lo que interfiere con el inicio y mantenimiento del sueño. Aunque su causa exacta no se conoce, se asocia con factores genéticos, deficiencia de hierro y ciertas condiciones médicas como insuficiencia renal o neuropatías periféricas. El tratamiento incluye cambios en el estilo de vida, suplementación de hierro si es necesario, y en algunos casos, el uso de medicamentos específicos.</w:t>
       </w:r>
-      <w:commentRangeEnd w:id="26"/>
+      <w:commentRangeEnd w:id="27"/>
       <w:r>
         <w:rPr>
           <w:rStyle w:val="Refdecomentario"/>
         </w:rPr>
-        <w:commentReference w:id="26"/>
+        <w:commentReference w:id="27"/>
       </w:r>
     </w:p>
     <w:p>
@@ -9543,7 +9787,7 @@
           <w:numId w:val="12"/>
         </w:numPr>
       </w:pPr>
-      <w:bookmarkStart w:id="27" w:name="_Toc196811010"/>
+      <w:bookmarkStart w:id="28" w:name="_Toc196912845"/>
       <w:r>
         <w:lastRenderedPageBreak/>
         <w:t xml:space="preserve">Métodos de evaluación </w:t>
@@ -9554,7 +9798,7 @@
       <w:r>
         <w:t>del sueño</w:t>
       </w:r>
-      <w:bookmarkEnd w:id="27"/>
+      <w:bookmarkEnd w:id="28"/>
     </w:p>
     <w:p>
       <w:pPr>
@@ -9618,11 +9862,11 @@
       <w:pPr>
         <w:pStyle w:val="Ttulo3"/>
       </w:pPr>
-      <w:bookmarkStart w:id="28" w:name="_Toc196811011"/>
+      <w:bookmarkStart w:id="29" w:name="_Toc196912846"/>
       <w:r>
         <w:t>Métodos de evaluación objetiva</w:t>
       </w:r>
-      <w:bookmarkEnd w:id="28"/>
+      <w:bookmarkEnd w:id="29"/>
     </w:p>
     <w:p>
       <w:pPr>
@@ -9921,11 +10165,11 @@
       <w:pPr>
         <w:pStyle w:val="Ttulo3"/>
       </w:pPr>
-      <w:bookmarkStart w:id="29" w:name="_Toc196811012"/>
+      <w:bookmarkStart w:id="30" w:name="_Toc196912847"/>
       <w:r>
         <w:t>Métodos de evaluación subjetiva</w:t>
       </w:r>
-      <w:bookmarkEnd w:id="29"/>
+      <w:bookmarkEnd w:id="30"/>
     </w:p>
     <w:p>
       <w:pPr>
@@ -10124,7 +10368,15 @@
         <w:jc w:val="both"/>
       </w:pPr>
       <w:r>
-        <w:t>Si bien es una herramienta sencilla y fiable, la ESS es una medida subjetiva y no sustituye a pruebas objetivas como la PSG o el Test de Latencia Múltiple del Sueño (MSLT) (Patel &amp; Araujo, 2018).</w:t>
+        <w:t xml:space="preserve">Si bien es una herramienta sencilla y fiable, la ESS es una medida subjetiva y no sustituye a pruebas objetivas como la PSG o </w:t>
+      </w:r>
+      <w:proofErr w:type="gramStart"/>
+      <w:r>
+        <w:t>el Test</w:t>
+      </w:r>
+      <w:proofErr w:type="gramEnd"/>
+      <w:r>
+        <w:t xml:space="preserve"> de Latencia Múltiple del Sueño (MSLT) (Patel &amp; Araujo, 2018).</w:t>
       </w:r>
     </w:p>
     <w:p>
@@ -10182,21 +10434,21 @@
           <w:numId w:val="12"/>
         </w:numPr>
       </w:pPr>
-      <w:bookmarkStart w:id="30" w:name="_Toc196811013"/>
+      <w:bookmarkStart w:id="31" w:name="_Toc196912848"/>
       <w:r>
         <w:t>Variables clínicas, demográficas y del estilo de vida</w:t>
       </w:r>
-      <w:bookmarkEnd w:id="30"/>
+      <w:bookmarkEnd w:id="31"/>
     </w:p>
     <w:p>
       <w:pPr>
         <w:pStyle w:val="Ttulo3"/>
       </w:pPr>
-      <w:bookmarkStart w:id="31" w:name="_Toc196811014"/>
+      <w:bookmarkStart w:id="32" w:name="_Toc196912849"/>
       <w:r>
         <w:t>Variables clínicas</w:t>
       </w:r>
-      <w:bookmarkEnd w:id="31"/>
+      <w:bookmarkEnd w:id="32"/>
     </w:p>
     <w:p>
       <w:pPr>
@@ -10328,11 +10580,11 @@
       <w:pPr>
         <w:pStyle w:val="Ttulo3"/>
       </w:pPr>
-      <w:bookmarkStart w:id="32" w:name="_Toc196811015"/>
+      <w:bookmarkStart w:id="33" w:name="_Toc196912850"/>
       <w:r>
         <w:t>Variables demográficas</w:t>
       </w:r>
-      <w:bookmarkEnd w:id="32"/>
+      <w:bookmarkEnd w:id="33"/>
     </w:p>
     <w:p>
       <w:pPr>
@@ -10341,7 +10593,7 @@
           <w:tab w:val="left" w:pos="2657"/>
         </w:tabs>
       </w:pPr>
-      <w:commentRangeStart w:id="33"/>
+      <w:commentRangeStart w:id="34"/>
       <w:r>
         <w:t>Edad</w:t>
       </w:r>
@@ -10363,12 +10615,12 @@
         <w:br/>
         <w:t>Además, la edad avanzada se ha relacionado con una mayor prevalencia de trastornos como la apnea del sueño o el insomnio crónico.</w:t>
       </w:r>
-      <w:commentRangeEnd w:id="33"/>
+      <w:commentRangeEnd w:id="34"/>
       <w:r>
         <w:rPr>
           <w:rStyle w:val="Refdecomentario"/>
         </w:rPr>
-        <w:commentReference w:id="33"/>
+        <w:commentReference w:id="34"/>
       </w:r>
     </w:p>
     <w:p>
@@ -10380,7 +10632,7 @@
       </w:r>
     </w:p>
     <w:p>
-      <w:commentRangeStart w:id="34"/>
+      <w:commentRangeStart w:id="35"/>
       <w:r>
         <w:t xml:space="preserve">El género puede influir en la prevalencia y sintomatología de los trastornos del sueño. En general, las mujeres tienden a reportar más dificultades para conciliar el sueño o </w:t>
       </w:r>
@@ -10404,12 +10656,12 @@
         <w:br/>
         <w:t>Estos patrones pueden estar relacionados con factores hormonales, anatómicos y conductuales.</w:t>
       </w:r>
-      <w:commentRangeEnd w:id="34"/>
+      <w:commentRangeEnd w:id="35"/>
       <w:r>
         <w:rPr>
           <w:rStyle w:val="Refdecomentario"/>
         </w:rPr>
-        <w:commentReference w:id="34"/>
+        <w:commentReference w:id="35"/>
       </w:r>
     </w:p>
     <w:p>
@@ -10424,16 +10676,16 @@
       <w:pPr>
         <w:jc w:val="both"/>
       </w:pPr>
-      <w:commentRangeStart w:id="35"/>
+      <w:commentRangeStart w:id="36"/>
       <w:r>
         <w:t>Determinados entornos laborales se han vinculado con peor calidad del sueño, especialmente aquellos que implican turnos nocturnos, alta carga de estrés o falta de regularidad. Las ocupaciones con horarios rotativos o de guardia pueden alterar el ritmo circadiano, generando insomnio, fatiga crónica o somnolencia diurna excesiva.</w:t>
       </w:r>
-      <w:commentRangeEnd w:id="35"/>
+      <w:commentRangeEnd w:id="36"/>
       <w:r>
         <w:rPr>
           <w:rStyle w:val="Refdecomentario"/>
         </w:rPr>
-        <w:commentReference w:id="35"/>
+        <w:commentReference w:id="36"/>
       </w:r>
     </w:p>
     <w:p>
@@ -10445,11 +10697,11 @@
       <w:pPr>
         <w:pStyle w:val="Ttulo3"/>
       </w:pPr>
-      <w:bookmarkStart w:id="36" w:name="_Toc196811016"/>
+      <w:bookmarkStart w:id="37" w:name="_Toc196912851"/>
       <w:r>
         <w:t>Variables del estilo de vida</w:t>
       </w:r>
-      <w:bookmarkEnd w:id="36"/>
+      <w:bookmarkEnd w:id="37"/>
     </w:p>
     <w:p>
       <w:pPr>
@@ -10548,7 +10800,7 @@
           <w:numId w:val="12"/>
         </w:numPr>
       </w:pPr>
-      <w:bookmarkStart w:id="37" w:name="_Toc196811017"/>
+      <w:bookmarkStart w:id="38" w:name="_Toc196912852"/>
       <w:r>
         <w:t xml:space="preserve">Aprendizaje automático (Machine </w:t>
       </w:r>
@@ -10560,7 +10812,7 @@
       <w:r>
         <w:t>) en medicina</w:t>
       </w:r>
-      <w:bookmarkEnd w:id="37"/>
+      <w:bookmarkEnd w:id="38"/>
     </w:p>
     <w:p>
       <w:pPr>
@@ -10718,11 +10970,11 @@
           <w:numId w:val="12"/>
         </w:numPr>
       </w:pPr>
-      <w:bookmarkStart w:id="38" w:name="_Toc196811018"/>
+      <w:bookmarkStart w:id="39" w:name="_Toc196912853"/>
       <w:r>
         <w:t>Modelos predictivos básicos</w:t>
       </w:r>
-      <w:bookmarkEnd w:id="38"/>
+      <w:bookmarkEnd w:id="39"/>
     </w:p>
     <w:p>
       <w:pPr>
@@ -10736,20 +10988,20 @@
       <w:pPr>
         <w:pStyle w:val="Ttulo3"/>
       </w:pPr>
-      <w:bookmarkStart w:id="39" w:name="_Toc196811019"/>
+      <w:bookmarkStart w:id="40" w:name="_Toc196912854"/>
       <w:r>
         <w:t xml:space="preserve">Regresión </w:t>
       </w:r>
       <w:r>
         <w:t>Logística</w:t>
       </w:r>
-      <w:bookmarkEnd w:id="39"/>
-    </w:p>
-    <w:p>
-      <w:pPr>
-        <w:jc w:val="both"/>
-      </w:pPr>
-      <w:commentRangeStart w:id="40"/>
+      <w:bookmarkEnd w:id="40"/>
+    </w:p>
+    <w:p>
+      <w:pPr>
+        <w:jc w:val="both"/>
+      </w:pPr>
+      <w:commentRangeStart w:id="41"/>
       <w:r>
         <w:t xml:space="preserve">La </w:t>
       </w:r>
@@ -11044,12 +11296,12 @@
       <w:r>
         <w:t>, 2019).</w:t>
       </w:r>
-      <w:commentRangeEnd w:id="40"/>
+      <w:commentRangeEnd w:id="41"/>
       <w:r>
         <w:rPr>
           <w:rStyle w:val="Refdecomentario"/>
         </w:rPr>
-        <w:commentReference w:id="40"/>
+        <w:commentReference w:id="41"/>
       </w:r>
     </w:p>
     <w:p>
@@ -11062,7 +11314,7 @@
         <w:pStyle w:val="Ttulo3"/>
         <w:jc w:val="both"/>
       </w:pPr>
-      <w:bookmarkStart w:id="41" w:name="_Toc196811020"/>
+      <w:bookmarkStart w:id="42" w:name="_Toc196912855"/>
       <w:r>
         <w:t xml:space="preserve">Árboles de </w:t>
       </w:r>
@@ -11072,13 +11324,13 @@
       <w:r>
         <w:t>ecisión</w:t>
       </w:r>
-      <w:bookmarkEnd w:id="41"/>
-    </w:p>
-    <w:p>
-      <w:pPr>
-        <w:jc w:val="both"/>
-      </w:pPr>
-      <w:commentRangeStart w:id="42"/>
+      <w:bookmarkEnd w:id="42"/>
+    </w:p>
+    <w:p>
+      <w:pPr>
+        <w:jc w:val="both"/>
+      </w:pPr>
+      <w:commentRangeStart w:id="43"/>
       <w:r>
         <w:t xml:space="preserve">Los </w:t>
       </w:r>
@@ -11199,12 +11451,12 @@
       <w:r>
         <w:t xml:space="preserve"> Forest (Hastie et al., 2009).</w:t>
       </w:r>
-      <w:commentRangeEnd w:id="42"/>
+      <w:commentRangeEnd w:id="43"/>
       <w:r>
         <w:rPr>
           <w:rStyle w:val="Refdecomentario"/>
         </w:rPr>
-        <w:commentReference w:id="42"/>
+        <w:commentReference w:id="43"/>
       </w:r>
     </w:p>
     <w:p>
@@ -11217,17 +11469,17 @@
         <w:pStyle w:val="Ttulo3"/>
         <w:jc w:val="both"/>
       </w:pPr>
-      <w:bookmarkStart w:id="43" w:name="_Toc196811021"/>
+      <w:bookmarkStart w:id="44" w:name="_Toc196912856"/>
       <w:r>
         <w:t>Máquinas de Vectores de Soporte</w:t>
       </w:r>
-      <w:bookmarkEnd w:id="43"/>
-    </w:p>
-    <w:p>
-      <w:pPr>
-        <w:jc w:val="both"/>
-      </w:pPr>
-      <w:commentRangeStart w:id="44"/>
+      <w:bookmarkEnd w:id="44"/>
+    </w:p>
+    <w:p>
+      <w:pPr>
+        <w:jc w:val="both"/>
+      </w:pPr>
+      <w:commentRangeStart w:id="45"/>
       <w:r>
         <w:t xml:space="preserve">Las </w:t>
       </w:r>
@@ -11310,12 +11562,12 @@
       <w:r>
         <w:t>, 2006). Este método es ampliamente usado en biomedicina para la clasificación de señales fisiológicas (Hastie et al., 2009).</w:t>
       </w:r>
-      <w:commentRangeEnd w:id="44"/>
+      <w:commentRangeEnd w:id="45"/>
       <w:r>
         <w:rPr>
           <w:rStyle w:val="Refdecomentario"/>
         </w:rPr>
-        <w:commentReference w:id="44"/>
+        <w:commentReference w:id="45"/>
       </w:r>
     </w:p>
     <w:p>
@@ -11328,7 +11580,7 @@
         <w:pStyle w:val="Ttulo3"/>
         <w:jc w:val="both"/>
       </w:pPr>
-      <w:bookmarkStart w:id="45" w:name="_Toc196811022"/>
+      <w:bookmarkStart w:id="46" w:name="_Toc196912857"/>
       <w:r>
         <w:t>Perceptrón Multicapa (</w:t>
       </w:r>
@@ -11338,13 +11590,13 @@
       <w:r>
         <w:t>)</w:t>
       </w:r>
-      <w:bookmarkEnd w:id="45"/>
-    </w:p>
-    <w:p>
-      <w:pPr>
-        <w:jc w:val="both"/>
-      </w:pPr>
-      <w:commentRangeStart w:id="46"/>
+      <w:bookmarkEnd w:id="46"/>
+    </w:p>
+    <w:p>
+      <w:pPr>
+        <w:jc w:val="both"/>
+      </w:pPr>
+      <w:commentRangeStart w:id="47"/>
       <w:r>
         <w:t xml:space="preserve">El </w:t>
       </w:r>
@@ -11491,12 +11743,12 @@
       <w:r>
         <w:t>, 2019).</w:t>
       </w:r>
-      <w:commentRangeEnd w:id="46"/>
+      <w:commentRangeEnd w:id="47"/>
       <w:r>
         <w:rPr>
           <w:rStyle w:val="Refdecomentario"/>
         </w:rPr>
-        <w:commentReference w:id="46"/>
+        <w:commentReference w:id="47"/>
       </w:r>
     </w:p>
     <w:p>
@@ -11509,7 +11761,7 @@
         <w:pStyle w:val="Ttulo3"/>
         <w:jc w:val="both"/>
       </w:pPr>
-      <w:bookmarkStart w:id="47" w:name="_Toc196811023"/>
+      <w:bookmarkStart w:id="48" w:name="_Toc196912858"/>
       <w:proofErr w:type="spellStart"/>
       <w:r>
         <w:t>Random</w:t>
@@ -11518,13 +11770,13 @@
       <w:r>
         <w:t xml:space="preserve"> Forest</w:t>
       </w:r>
-      <w:bookmarkEnd w:id="47"/>
-    </w:p>
-    <w:p>
-      <w:pPr>
-        <w:jc w:val="both"/>
-      </w:pPr>
-      <w:commentRangeStart w:id="48"/>
+      <w:bookmarkEnd w:id="48"/>
+    </w:p>
+    <w:p>
+      <w:pPr>
+        <w:jc w:val="both"/>
+      </w:pPr>
+      <w:commentRangeStart w:id="49"/>
       <w:r>
         <w:t xml:space="preserve">El </w:t>
       </w:r>
@@ -11625,12 +11877,12 @@
       <w:r>
         <w:t xml:space="preserve"> árbol. Este enfoque mejora la generalización y reduce el sobreajuste, lo que lo hace útil en problemas clínicos como la detección de apnea del sueño (Hastie et al., 2009).</w:t>
       </w:r>
-      <w:commentRangeEnd w:id="48"/>
+      <w:commentRangeEnd w:id="49"/>
       <w:r>
         <w:rPr>
           <w:rStyle w:val="Refdecomentario"/>
         </w:rPr>
-        <w:commentReference w:id="48"/>
+        <w:commentReference w:id="49"/>
       </w:r>
     </w:p>
     <w:p>
@@ -11672,14 +11924,14 @@
           <w:numId w:val="12"/>
         </w:numPr>
       </w:pPr>
-      <w:bookmarkStart w:id="49" w:name="_Toc196811024"/>
+      <w:bookmarkStart w:id="50" w:name="_Toc196912859"/>
       <w:r>
         <w:t>Clasificación multiclase y m</w:t>
       </w:r>
       <w:r>
         <w:t>étricas de evaluación</w:t>
       </w:r>
-      <w:bookmarkEnd w:id="49"/>
+      <w:bookmarkEnd w:id="50"/>
       <w:r>
         <w:t xml:space="preserve"> </w:t>
       </w:r>
@@ -11711,11 +11963,11 @@
         <w:pStyle w:val="Ttulo3"/>
         <w:jc w:val="both"/>
       </w:pPr>
-      <w:bookmarkStart w:id="50" w:name="_Toc196811025"/>
+      <w:bookmarkStart w:id="51" w:name="_Toc196912860"/>
       <w:r>
         <w:t>Matriz de confusión</w:t>
       </w:r>
-      <w:bookmarkEnd w:id="50"/>
+      <w:bookmarkEnd w:id="51"/>
     </w:p>
     <w:p>
       <w:pPr>
@@ -11820,7 +12072,7 @@
           <w:numId w:val="4"/>
         </w:numPr>
       </w:pPr>
-      <w:bookmarkStart w:id="51" w:name="_Toc196811026"/>
+      <w:bookmarkStart w:id="52" w:name="_Toc196912861"/>
       <w:proofErr w:type="spellStart"/>
       <w:r>
         <w:lastRenderedPageBreak/>
@@ -11830,7 +12082,7 @@
       <w:r>
         <w:t xml:space="preserve"> (Exactitud)</w:t>
       </w:r>
-      <w:bookmarkEnd w:id="51"/>
+      <w:bookmarkEnd w:id="52"/>
     </w:p>
     <w:p>
       <w:pPr>
@@ -11900,7 +12152,7 @@
           <w:numId w:val="7"/>
         </w:numPr>
       </w:pPr>
-      <w:bookmarkStart w:id="52" w:name="_Toc196811027"/>
+      <w:bookmarkStart w:id="53" w:name="_Toc196912862"/>
       <w:proofErr w:type="spellStart"/>
       <w:r>
         <w:t>P</w:t>
@@ -11915,7 +12167,7 @@
       <w:r>
         <w:t xml:space="preserve"> (Precisión)</w:t>
       </w:r>
-      <w:bookmarkEnd w:id="52"/>
+      <w:bookmarkEnd w:id="53"/>
     </w:p>
     <w:p>
       <w:pPr>
@@ -11975,7 +12227,7 @@
           <w:numId w:val="7"/>
         </w:numPr>
       </w:pPr>
-      <w:bookmarkStart w:id="53" w:name="_Toc196811028"/>
+      <w:bookmarkStart w:id="54" w:name="_Toc196912863"/>
       <w:proofErr w:type="spellStart"/>
       <w:r>
         <w:t>Recall</w:t>
@@ -11984,7 +12236,7 @@
       <w:r>
         <w:t xml:space="preserve"> (Sensibilidad o Tasa de verdaderos positivos)</w:t>
       </w:r>
-      <w:bookmarkEnd w:id="53"/>
+      <w:bookmarkEnd w:id="54"/>
     </w:p>
     <w:p>
       <w:pPr>
@@ -12060,11 +12312,11 @@
           <w:numId w:val="7"/>
         </w:numPr>
       </w:pPr>
-      <w:bookmarkStart w:id="54" w:name="_Toc196811029"/>
+      <w:bookmarkStart w:id="55" w:name="_Toc196912864"/>
       <w:r>
         <w:t>F1 Score</w:t>
       </w:r>
-      <w:bookmarkEnd w:id="54"/>
+      <w:bookmarkEnd w:id="55"/>
     </w:p>
     <w:p>
       <w:pPr>
@@ -12139,7 +12391,7 @@
       <w:pPr>
         <w:pStyle w:val="Ttulo3"/>
       </w:pPr>
-      <w:bookmarkStart w:id="55" w:name="_Toc196811030"/>
+      <w:bookmarkStart w:id="56" w:name="_Toc196912865"/>
       <w:r>
         <w:t>Curva ROC y AUC (</w:t>
       </w:r>
@@ -12149,7 +12401,7 @@
       <w:r>
         <w:t>)</w:t>
       </w:r>
-      <w:bookmarkEnd w:id="55"/>
+      <w:bookmarkEnd w:id="56"/>
     </w:p>
     <w:p>
       <w:pPr>
@@ -12279,7 +12531,7 @@
       <w:pPr>
         <w:pStyle w:val="Ttulo3"/>
       </w:pPr>
-      <w:bookmarkStart w:id="56" w:name="_Toc196811031"/>
+      <w:bookmarkStart w:id="57" w:name="_Toc196912866"/>
       <w:r>
         <w:t xml:space="preserve">Curva </w:t>
       </w:r>
@@ -12291,7 +12543,7 @@
       <w:r>
         <w:t xml:space="preserve"> y AUC-PR</w:t>
       </w:r>
-      <w:bookmarkEnd w:id="56"/>
+      <w:bookmarkEnd w:id="57"/>
     </w:p>
     <w:p>
       <w:pPr>
@@ -12780,11 +13032,21 @@
       </w:hyperlink>
     </w:p>
     <w:p>
-      <w:r>
-        <w:rPr>
-          <w:lang w:val="pt-PT"/>
-        </w:rPr>
-        <w:t xml:space="preserve">Lever, J., Krzywinski, M., &amp; Altman, N. (2016). </w:t>
+      <w:proofErr w:type="spellStart"/>
+      <w:r>
+        <w:t>Lever</w:t>
+      </w:r>
+      <w:proofErr w:type="spellEnd"/>
+      <w:r>
+        <w:t xml:space="preserve">, J., </w:t>
+      </w:r>
+      <w:proofErr w:type="spellStart"/>
+      <w:r>
+        <w:t>Krzywinski</w:t>
+      </w:r>
+      <w:proofErr w:type="spellEnd"/>
+      <w:r>
+        <w:t xml:space="preserve">, M., &amp; Altman, N. (2016). </w:t>
       </w:r>
       <w:proofErr w:type="spellStart"/>
       <w:r>
@@ -12896,11 +13158,11 @@
           <w:numId w:val="12"/>
         </w:numPr>
       </w:pPr>
-      <w:bookmarkStart w:id="57" w:name="_Toc196811032"/>
+      <w:bookmarkStart w:id="58" w:name="_Toc196912867"/>
       <w:r>
         <w:t>Desbalanceo de clases y técnica SMOTE</w:t>
       </w:r>
-      <w:bookmarkEnd w:id="57"/>
+      <w:bookmarkEnd w:id="58"/>
     </w:p>
     <w:p>
       <w:pPr>
@@ -13018,14 +13280,14 @@
           <w:numId w:val="12"/>
         </w:numPr>
       </w:pPr>
-      <w:bookmarkStart w:id="58" w:name="_Toc196811033"/>
+      <w:bookmarkStart w:id="59" w:name="_Toc196912868"/>
       <w:r>
         <w:t>Int</w:t>
       </w:r>
       <w:r>
         <w:t>erpretabilidad del modelo: SHAP</w:t>
       </w:r>
-      <w:bookmarkEnd w:id="58"/>
+      <w:bookmarkEnd w:id="59"/>
     </w:p>
     <w:p>
       <w:pPr>
@@ -13222,7 +13484,7 @@
           <w:highlight w:val="yellow"/>
         </w:rPr>
       </w:pPr>
-      <w:bookmarkStart w:id="59" w:name="_Toc196811034"/>
+      <w:bookmarkStart w:id="60" w:name="_Toc196912869"/>
       <w:r>
         <w:rPr>
           <w:highlight w:val="yellow"/>
@@ -13247,7 +13509,7 @@
         </w:rPr>
         <w:t>interactivas en ciencia de datos</w:t>
       </w:r>
-      <w:bookmarkEnd w:id="59"/>
+      <w:bookmarkEnd w:id="60"/>
     </w:p>
     <w:p>
       <w:pPr>
@@ -13268,11 +13530,11 @@
         <w:pStyle w:val="Ttulo3"/>
         <w:jc w:val="both"/>
       </w:pPr>
-      <w:bookmarkStart w:id="60" w:name="_Toc196811035"/>
+      <w:bookmarkStart w:id="61" w:name="_Toc196912870"/>
       <w:r>
         <w:t>Interfaz como puente entre el modelo y el usuario</w:t>
       </w:r>
-      <w:bookmarkEnd w:id="60"/>
+      <w:bookmarkEnd w:id="61"/>
     </w:p>
     <w:p>
       <w:pPr>
@@ -13295,8 +13557,8 @@
         <w:pStyle w:val="Ttulo3"/>
         <w:jc w:val="both"/>
       </w:pPr>
-      <w:bookmarkStart w:id="61" w:name="_Toc196811036"/>
-      <w:commentRangeStart w:id="62"/>
+      <w:bookmarkStart w:id="62" w:name="_Toc196912871"/>
+      <w:commentRangeStart w:id="63"/>
       <w:proofErr w:type="spellStart"/>
       <w:r>
         <w:t>Streamlit</w:t>
@@ -13305,7 +13567,7 @@
       <w:r>
         <w:t xml:space="preserve"> como herramienta de desarrollo</w:t>
       </w:r>
-      <w:bookmarkEnd w:id="61"/>
+      <w:bookmarkEnd w:id="62"/>
     </w:p>
     <w:p>
       <w:pPr>
@@ -13404,12 +13666,12 @@
       <w:r>
         <w:t>, es posible desplegar modelos predictivos en tiempo real sin necesidad de servidores complejos o plataformas externas, lo que lo convierte en una opción ideal para prototipos clínicos, proyectos académicos o aplicaciones ligeras.</w:t>
       </w:r>
-      <w:commentRangeEnd w:id="62"/>
+      <w:commentRangeEnd w:id="63"/>
       <w:r>
         <w:rPr>
           <w:rStyle w:val="Refdecomentario"/>
         </w:rPr>
-        <w:commentReference w:id="62"/>
+        <w:commentReference w:id="63"/>
       </w:r>
     </w:p>
     <w:p>
@@ -13425,7 +13687,15 @@
       </w:r>
       <w:proofErr w:type="spellEnd"/>
       <w:r>
-        <w:t xml:space="preserve"> se ha utilizado para desarrollar una aplicación capaz de recibir datos del usuario, procesarlos de forma coherente con el modelo entrenado y devolver una predicción automática sobre el posible trastorno del sueño que podría presentar. Además, se ha incorporado un componente de explicabilidad para mejorar la confianza en los resultados ofrecidos.</w:t>
+        <w:t xml:space="preserve"> se ha utilizado para desarrollar una aplicación capaz de recibir datos del usuario, procesarlos de forma coherente con el modelo entrenado y devolver una predicción automática sobre el posible trastorno del sueño que podría presentar. Además, se ha incorporado un componente de </w:t>
+      </w:r>
+      <w:proofErr w:type="spellStart"/>
+      <w:r>
+        <w:t>explicabilidad</w:t>
+      </w:r>
+      <w:proofErr w:type="spellEnd"/>
+      <w:r>
+        <w:t xml:space="preserve"> para mejorar la confianza en los resultados ofrecidos.</w:t>
       </w:r>
     </w:p>
     <w:p/>
@@ -13437,21 +13707,21 @@
           <w:numId w:val="12"/>
         </w:numPr>
       </w:pPr>
-      <w:bookmarkStart w:id="63" w:name="_Toc196811037"/>
+      <w:bookmarkStart w:id="64" w:name="_Toc196912872"/>
       <w:r>
         <w:t>Estado del Arte</w:t>
       </w:r>
-      <w:bookmarkEnd w:id="63"/>
+      <w:bookmarkEnd w:id="64"/>
     </w:p>
     <w:p>
       <w:pPr>
         <w:pStyle w:val="Ttulo3"/>
       </w:pPr>
-      <w:bookmarkStart w:id="64" w:name="_Toc196811038"/>
+      <w:bookmarkStart w:id="65" w:name="_Toc196912873"/>
       <w:r>
         <w:t>Fundamentos clínicos y epidemiológicos de los trastornos del sueño</w:t>
       </w:r>
-      <w:bookmarkEnd w:id="64"/>
+      <w:bookmarkEnd w:id="65"/>
     </w:p>
     <w:p>
       <w:pPr>
@@ -13899,11 +14169,11 @@
       <w:pPr>
         <w:pStyle w:val="Ttulo3"/>
       </w:pPr>
-      <w:bookmarkStart w:id="65" w:name="_Toc196811039"/>
+      <w:bookmarkStart w:id="66" w:name="_Toc196912874"/>
       <w:r>
         <w:t>Modelos estadísticos y de aprendizaje automático para predicción del sueño</w:t>
       </w:r>
-      <w:bookmarkEnd w:id="65"/>
+      <w:bookmarkEnd w:id="66"/>
     </w:p>
     <w:p>
       <w:pPr>
@@ -14152,7 +14422,21 @@
         <w:rPr>
           <w:color w:val="000000" w:themeColor="text1"/>
         </w:rPr>
-        <w:t xml:space="preserve"> Res 2023;7:e46520.</w:t>
+        <w:t xml:space="preserve"> Res 2023;</w:t>
+      </w:r>
+      <w:proofErr w:type="gramStart"/>
+      <w:r>
+        <w:rPr>
+          <w:color w:val="000000" w:themeColor="text1"/>
+        </w:rPr>
+        <w:t>7:e</w:t>
+      </w:r>
+      <w:proofErr w:type="gramEnd"/>
+      <w:r>
+        <w:rPr>
+          <w:color w:val="000000" w:themeColor="text1"/>
+        </w:rPr>
+        <w:t>46520.</w:t>
       </w:r>
       <w:r>
         <w:rPr>
@@ -14378,11 +14662,11 @@
       <w:pPr>
         <w:pStyle w:val="Ttulo3"/>
       </w:pPr>
-      <w:bookmarkStart w:id="66" w:name="_Toc196811040"/>
+      <w:bookmarkStart w:id="67" w:name="_Toc196912875"/>
       <w:r>
         <w:t>Inteligencia artificial explicable (XAI) aplicada a trastornos del sueño</w:t>
       </w:r>
-      <w:bookmarkEnd w:id="66"/>
+      <w:bookmarkEnd w:id="67"/>
     </w:p>
     <w:p>
       <w:pPr>
@@ -14647,11 +14931,11 @@
       <w:pPr>
         <w:pStyle w:val="Ttulo3"/>
       </w:pPr>
-      <w:bookmarkStart w:id="67" w:name="_Toc196811041"/>
+      <w:bookmarkStart w:id="68" w:name="_Toc196912876"/>
       <w:r>
         <w:t>Aplicaciones interactivas y cribado domiciliario</w:t>
       </w:r>
-      <w:bookmarkEnd w:id="67"/>
+      <w:bookmarkEnd w:id="68"/>
     </w:p>
     <w:p>
       <w:pPr>
@@ -14796,14 +15080,274 @@
           <w:i/>
           <w:iCs/>
           <w:color w:val="000000" w:themeColor="text1"/>
-          <w:lang w:val="pt-PT"/>
-        </w:rPr>
-        <w:t>A randomized, placebo-controlled trial of online cognitive behavioral therapy for chronic insomnia disorder delivered via an automated mobile platform</w:t>
-      </w:r>
-      <w:r>
-        <w:rPr>
+        </w:rPr>
+        <w:t xml:space="preserve">A </w:t>
+      </w:r>
+      <w:proofErr w:type="spellStart"/>
+      <w:r>
+        <w:rPr>
+          <w:i/>
+          <w:iCs/>
           <w:color w:val="000000" w:themeColor="text1"/>
-          <w:lang w:val="pt-PT"/>
+        </w:rPr>
+        <w:t>randomized</w:t>
+      </w:r>
+      <w:proofErr w:type="spellEnd"/>
+      <w:r>
+        <w:rPr>
+          <w:i/>
+          <w:iCs/>
+          <w:color w:val="000000" w:themeColor="text1"/>
+        </w:rPr>
+        <w:t>, placebo-</w:t>
+      </w:r>
+      <w:proofErr w:type="spellStart"/>
+      <w:r>
+        <w:rPr>
+          <w:i/>
+          <w:iCs/>
+          <w:color w:val="000000" w:themeColor="text1"/>
+        </w:rPr>
+        <w:t>controlled</w:t>
+      </w:r>
+      <w:proofErr w:type="spellEnd"/>
+      <w:r>
+        <w:rPr>
+          <w:i/>
+          <w:iCs/>
+          <w:color w:val="000000" w:themeColor="text1"/>
+        </w:rPr>
+        <w:t xml:space="preserve"> trial </w:t>
+      </w:r>
+      <w:proofErr w:type="spellStart"/>
+      <w:r>
+        <w:rPr>
+          <w:i/>
+          <w:iCs/>
+          <w:color w:val="000000" w:themeColor="text1"/>
+        </w:rPr>
+        <w:t>of</w:t>
+      </w:r>
+      <w:proofErr w:type="spellEnd"/>
+      <w:r>
+        <w:rPr>
+          <w:i/>
+          <w:iCs/>
+          <w:color w:val="000000" w:themeColor="text1"/>
+        </w:rPr>
+        <w:t xml:space="preserve"> online cognitive </w:t>
+      </w:r>
+      <w:proofErr w:type="spellStart"/>
+      <w:r>
+        <w:rPr>
+          <w:i/>
+          <w:iCs/>
+          <w:color w:val="000000" w:themeColor="text1"/>
+        </w:rPr>
+        <w:t>behavioral</w:t>
+      </w:r>
+      <w:proofErr w:type="spellEnd"/>
+      <w:r>
+        <w:rPr>
+          <w:i/>
+          <w:iCs/>
+          <w:color w:val="000000" w:themeColor="text1"/>
+        </w:rPr>
+        <w:t xml:space="preserve"> </w:t>
+      </w:r>
+      <w:proofErr w:type="spellStart"/>
+      <w:r>
+        <w:rPr>
+          <w:i/>
+          <w:iCs/>
+          <w:color w:val="000000" w:themeColor="text1"/>
+        </w:rPr>
+        <w:t>therapy</w:t>
+      </w:r>
+      <w:proofErr w:type="spellEnd"/>
+      <w:r>
+        <w:rPr>
+          <w:i/>
+          <w:iCs/>
+          <w:color w:val="000000" w:themeColor="text1"/>
+        </w:rPr>
+        <w:t xml:space="preserve"> </w:t>
+      </w:r>
+      <w:proofErr w:type="spellStart"/>
+      <w:r>
+        <w:rPr>
+          <w:i/>
+          <w:iCs/>
+          <w:color w:val="000000" w:themeColor="text1"/>
+        </w:rPr>
+        <w:t>for</w:t>
+      </w:r>
+      <w:proofErr w:type="spellEnd"/>
+      <w:r>
+        <w:rPr>
+          <w:i/>
+          <w:iCs/>
+          <w:color w:val="000000" w:themeColor="text1"/>
+        </w:rPr>
+        <w:t xml:space="preserve"> </w:t>
+      </w:r>
+      <w:proofErr w:type="spellStart"/>
+      <w:r>
+        <w:rPr>
+          <w:i/>
+          <w:iCs/>
+          <w:color w:val="000000" w:themeColor="text1"/>
+        </w:rPr>
+        <w:t>chronic</w:t>
+      </w:r>
+      <w:proofErr w:type="spellEnd"/>
+      <w:r>
+        <w:rPr>
+          <w:i/>
+          <w:iCs/>
+          <w:color w:val="000000" w:themeColor="text1"/>
+        </w:rPr>
+        <w:t xml:space="preserve"> </w:t>
+      </w:r>
+      <w:proofErr w:type="spellStart"/>
+      <w:r>
+        <w:rPr>
+          <w:i/>
+          <w:iCs/>
+          <w:color w:val="000000" w:themeColor="text1"/>
+        </w:rPr>
+        <w:t>insomnia</w:t>
+      </w:r>
+      <w:proofErr w:type="spellEnd"/>
+      <w:r>
+        <w:rPr>
+          <w:i/>
+          <w:iCs/>
+          <w:color w:val="000000" w:themeColor="text1"/>
+        </w:rPr>
+        <w:t xml:space="preserve"> </w:t>
+      </w:r>
+      <w:proofErr w:type="spellStart"/>
+      <w:r>
+        <w:rPr>
+          <w:i/>
+          <w:iCs/>
+          <w:color w:val="000000" w:themeColor="text1"/>
+        </w:rPr>
+        <w:t>disorder</w:t>
+      </w:r>
+      <w:proofErr w:type="spellEnd"/>
+      <w:r>
+        <w:rPr>
+          <w:i/>
+          <w:iCs/>
+          <w:color w:val="000000" w:themeColor="text1"/>
+        </w:rPr>
+        <w:t xml:space="preserve"> </w:t>
+      </w:r>
+      <w:proofErr w:type="spellStart"/>
+      <w:r>
+        <w:rPr>
+          <w:i/>
+          <w:iCs/>
+          <w:color w:val="000000" w:themeColor="text1"/>
+        </w:rPr>
+        <w:t>delivered</w:t>
+      </w:r>
+      <w:proofErr w:type="spellEnd"/>
+      <w:r>
+        <w:rPr>
+          <w:i/>
+          <w:iCs/>
+          <w:color w:val="000000" w:themeColor="text1"/>
+        </w:rPr>
+        <w:t xml:space="preserve"> </w:t>
+      </w:r>
+      <w:proofErr w:type="spellStart"/>
+      <w:r>
+        <w:rPr>
+          <w:i/>
+          <w:iCs/>
+          <w:color w:val="000000" w:themeColor="text1"/>
+        </w:rPr>
+        <w:t>via</w:t>
+      </w:r>
+      <w:proofErr w:type="spellEnd"/>
+      <w:r>
+        <w:rPr>
+          <w:i/>
+          <w:iCs/>
+          <w:color w:val="000000" w:themeColor="text1"/>
+        </w:rPr>
+        <w:t xml:space="preserve"> </w:t>
+      </w:r>
+      <w:proofErr w:type="spellStart"/>
+      <w:r>
+        <w:rPr>
+          <w:i/>
+          <w:iCs/>
+          <w:color w:val="000000" w:themeColor="text1"/>
+        </w:rPr>
+        <w:t>an</w:t>
+      </w:r>
+      <w:proofErr w:type="spellEnd"/>
+      <w:r>
+        <w:rPr>
+          <w:i/>
+          <w:iCs/>
+          <w:color w:val="000000" w:themeColor="text1"/>
+        </w:rPr>
+        <w:t xml:space="preserve"> </w:t>
+      </w:r>
+      <w:proofErr w:type="spellStart"/>
+      <w:r>
+        <w:rPr>
+          <w:i/>
+          <w:iCs/>
+          <w:color w:val="000000" w:themeColor="text1"/>
+        </w:rPr>
+        <w:t>automated</w:t>
+      </w:r>
+      <w:proofErr w:type="spellEnd"/>
+      <w:r>
+        <w:rPr>
+          <w:i/>
+          <w:iCs/>
+          <w:color w:val="000000" w:themeColor="text1"/>
+        </w:rPr>
+        <w:t xml:space="preserve"> </w:t>
+      </w:r>
+      <w:proofErr w:type="spellStart"/>
+      <w:r>
+        <w:rPr>
+          <w:i/>
+          <w:iCs/>
+          <w:color w:val="000000" w:themeColor="text1"/>
+        </w:rPr>
+        <w:t>mobile</w:t>
+      </w:r>
+      <w:proofErr w:type="spellEnd"/>
+      <w:r>
+        <w:rPr>
+          <w:i/>
+          <w:iCs/>
+          <w:color w:val="000000" w:themeColor="text1"/>
+        </w:rPr>
+        <w:t xml:space="preserve"> </w:t>
+      </w:r>
+      <w:proofErr w:type="spellStart"/>
+      <w:r>
+        <w:rPr>
+          <w:i/>
+          <w:iCs/>
+          <w:color w:val="000000" w:themeColor="text1"/>
+        </w:rPr>
+        <w:t>platform</w:t>
+      </w:r>
+      <w:proofErr w:type="spellEnd"/>
+      <w:r>
+        <w:rPr>
+          <w:color w:val="000000" w:themeColor="text1"/>
         </w:rPr>
         <w:t xml:space="preserve">. </w:t>
       </w:r>
@@ -14874,14 +15418,14 @@
           <w:numId w:val="12"/>
         </w:numPr>
       </w:pPr>
-      <w:bookmarkStart w:id="68" w:name="_Toc196811042"/>
+      <w:bookmarkStart w:id="69" w:name="_Toc196912877"/>
       <w:r>
         <w:t>Metodologí</w:t>
       </w:r>
       <w:r>
         <w:t>a</w:t>
       </w:r>
-      <w:bookmarkEnd w:id="68"/>
+      <w:bookmarkEnd w:id="69"/>
     </w:p>
     <w:p>
       <w:pPr>
@@ -14896,12 +15440,14 @@
       </w:r>
     </w:p>
     <w:p>
+      <w:proofErr w:type="gramStart"/>
       <w:r>
         <w:rPr>
           <w:highlight w:val="yellow"/>
         </w:rPr>
         <w:t>CAMBIAR ESQUEMA!!!!</w:t>
       </w:r>
+      <w:proofErr w:type="gramEnd"/>
     </w:p>
     <w:p>
       <w:r>
@@ -14969,11 +15515,11 @@
           <w:numId w:val="26"/>
         </w:numPr>
       </w:pPr>
-      <w:bookmarkStart w:id="69" w:name="_Toc196811043"/>
+      <w:bookmarkStart w:id="70" w:name="_Toc196912878"/>
       <w:r>
         <w:t>Desarrollo del modelo predictivo</w:t>
       </w:r>
-      <w:bookmarkEnd w:id="69"/>
+      <w:bookmarkEnd w:id="70"/>
     </w:p>
     <w:p>
       <w:pPr>
@@ -14987,7 +15533,7 @@
       <w:pPr>
         <w:pStyle w:val="Ttulo3"/>
       </w:pPr>
-      <w:bookmarkStart w:id="70" w:name="_Toc196811044"/>
+      <w:bookmarkStart w:id="71" w:name="_Toc196912879"/>
       <w:r>
         <w:t>Descripción de</w:t>
       </w:r>
@@ -14997,7 +15543,7 @@
       <w:r>
         <w:t xml:space="preserve"> datos</w:t>
       </w:r>
-      <w:bookmarkEnd w:id="70"/>
+      <w:bookmarkEnd w:id="71"/>
     </w:p>
     <w:p>
       <w:pPr>
@@ -15712,7 +16258,23 @@
           <w:b/>
           <w:bCs/>
         </w:rPr>
-        <w:t>Variable objetivo (target):</w:t>
+        <w:t>Variable objetivo (</w:t>
+      </w:r>
+      <w:proofErr w:type="gramStart"/>
+      <w:r>
+        <w:rPr>
+          <w:b/>
+          <w:bCs/>
+        </w:rPr>
+        <w:t>target</w:t>
+      </w:r>
+      <w:proofErr w:type="gramEnd"/>
+      <w:r>
+        <w:rPr>
+          <w:b/>
+          <w:bCs/>
+        </w:rPr>
+        <w:t>):</w:t>
       </w:r>
     </w:p>
     <w:p>
@@ -15918,92 +16480,29 @@
     </w:p>
     <w:p>
       <w:pPr>
-        <w:pStyle w:val="Ttulo3"/>
-        <w:jc w:val="both"/>
-        <w:rPr>
-          <w:rFonts w:eastAsiaTheme="minorHAnsi" w:cstheme="minorBidi"/>
-          <w:color w:val="auto"/>
-          <w:sz w:val="22"/>
-          <w:szCs w:val="22"/>
-        </w:rPr>
-      </w:pPr>
-      <w:bookmarkStart w:id="71" w:name="_Toc196811045"/>
-      <w:r>
-        <w:rPr>
-          <w:rFonts w:eastAsiaTheme="minorHAnsi" w:cstheme="minorBidi"/>
-          <w:color w:val="auto"/>
-          <w:sz w:val="22"/>
-          <w:szCs w:val="22"/>
-        </w:rPr>
+        <w:jc w:val="both"/>
+      </w:pPr>
+      <w:r>
         <w:t xml:space="preserve">Aunque el conjunto de datos presenta limitaciones propias de los datos sintéticos o autodeclarados </w:t>
       </w:r>
       <w:r>
-        <w:rPr>
-          <w:rFonts w:eastAsiaTheme="minorHAnsi" w:cstheme="minorBidi"/>
-          <w:color w:val="auto"/>
-          <w:sz w:val="22"/>
-          <w:szCs w:val="22"/>
-        </w:rPr>
         <w:t>(</w:t>
       </w:r>
       <w:r>
-        <w:rPr>
-          <w:rFonts w:eastAsiaTheme="minorHAnsi" w:cstheme="minorBidi"/>
-          <w:color w:val="auto"/>
-          <w:sz w:val="22"/>
-          <w:szCs w:val="22"/>
-        </w:rPr>
         <w:t>como posibles sesgos o simplificaciones de la realidad clínica</w:t>
       </w:r>
       <w:r>
-        <w:rPr>
-          <w:rFonts w:eastAsiaTheme="minorHAnsi" w:cstheme="minorBidi"/>
-          <w:color w:val="auto"/>
-          <w:sz w:val="22"/>
-          <w:szCs w:val="22"/>
-        </w:rPr>
         <w:t>)</w:t>
       </w:r>
       <w:r>
-        <w:rPr>
-          <w:rFonts w:eastAsiaTheme="minorHAnsi" w:cstheme="minorBidi"/>
-          <w:color w:val="auto"/>
-          <w:sz w:val="22"/>
-          <w:szCs w:val="22"/>
-        </w:rPr>
         <w:t>, su estructura es adecuada para la experimentación y la validación de metodologías de aprendizaje automático en el ámbito de la salud.</w:t>
       </w:r>
-      <w:bookmarkEnd w:id="71"/>
-    </w:p>
-    <w:p>
-      <w:pPr>
-        <w:pStyle w:val="Ttulo3"/>
-        <w:jc w:val="both"/>
-        <w:rPr>
-          <w:rFonts w:eastAsiaTheme="minorHAnsi" w:cstheme="minorBidi"/>
-          <w:color w:val="auto"/>
-          <w:sz w:val="22"/>
-          <w:szCs w:val="22"/>
-        </w:rPr>
-      </w:pPr>
-      <w:bookmarkStart w:id="72" w:name="_Toc196811046"/>
-      <w:r>
-        <w:rPr>
-          <w:rFonts w:eastAsiaTheme="minorHAnsi" w:cstheme="minorBidi"/>
-          <w:color w:val="auto"/>
-          <w:sz w:val="22"/>
-          <w:szCs w:val="22"/>
-        </w:rPr>
+    </w:p>
+    <w:p>
+      <w:r>
         <w:t>El conjunto de datos utilizado puede consultarse en el siguiente enlace:</w:t>
       </w:r>
-      <w:bookmarkEnd w:id="72"/>
-      <w:r>
-        <w:rPr>
-          <w:rFonts w:eastAsiaTheme="minorHAnsi" w:cstheme="minorBidi"/>
-          <w:color w:val="auto"/>
-          <w:sz w:val="22"/>
-          <w:szCs w:val="22"/>
-        </w:rPr>
+      <w:r>
         <w:t xml:space="preserve"> </w:t>
       </w:r>
     </w:p>
@@ -16055,11 +16554,11 @@
       <w:pPr>
         <w:pStyle w:val="Ttulo3"/>
       </w:pPr>
-      <w:bookmarkStart w:id="73" w:name="_Toc196811047"/>
+      <w:bookmarkStart w:id="72" w:name="_Toc196912880"/>
       <w:r>
         <w:t>Preprocesamiento de los datos</w:t>
       </w:r>
-      <w:bookmarkEnd w:id="73"/>
+      <w:bookmarkEnd w:id="72"/>
     </w:p>
     <w:p>
       <w:pPr>
@@ -16145,6 +16644,63 @@
       <w:pPr>
         <w:jc w:val="both"/>
       </w:pPr>
+      <w:proofErr w:type="gramStart"/>
+      <w:r>
+        <w:rPr>
+          <w:highlight w:val="yellow"/>
+        </w:rPr>
+        <w:t>NO SE USA SMOTE!</w:t>
+      </w:r>
+      <w:proofErr w:type="gramEnd"/>
+    </w:p>
+    <w:p>
+      <w:pPr>
+        <w:jc w:val="both"/>
+      </w:pPr>
+      <w:r>
+        <w:rPr>
+          <w:highlight w:val="yellow"/>
+        </w:rPr>
+        <w:t>INCLUSION DE SELECCIÓN DE CARACTERISTICAS</w:t>
+      </w:r>
+    </w:p>
+    <w:p>
+      <w:pPr>
+        <w:jc w:val="both"/>
+      </w:pPr>
+      <w:r>
+        <w:rPr>
+          <w:highlight w:val="yellow"/>
+        </w:rPr>
+        <w:t xml:space="preserve">Descripción de cómo se guarda el </w:t>
+      </w:r>
+      <w:proofErr w:type="spellStart"/>
+      <w:r>
+        <w:rPr>
+          <w:highlight w:val="yellow"/>
+        </w:rPr>
+        <w:t>scaler</w:t>
+      </w:r>
+      <w:proofErr w:type="spellEnd"/>
+      <w:r>
+        <w:rPr>
+          <w:highlight w:val="yellow"/>
+        </w:rPr>
+        <w:t xml:space="preserve"> y se replica en la </w:t>
+      </w:r>
+      <w:proofErr w:type="gramStart"/>
+      <w:r>
+        <w:rPr>
+          <w:highlight w:val="yellow"/>
+        </w:rPr>
+        <w:t>app</w:t>
+      </w:r>
+      <w:proofErr w:type="gramEnd"/>
+    </w:p>
+    <w:p>
+      <w:pPr>
+        <w:jc w:val="both"/>
+      </w:pPr>
     </w:p>
     <w:p>
       <w:pPr>
@@ -16152,6 +16708,7 @@
         <w:jc w:val="both"/>
       </w:pPr>
       <w:r>
+        <w:lastRenderedPageBreak/>
         <w:t>Carga y estructura</w:t>
       </w:r>
       <w:r>
@@ -16273,6 +16830,9 @@
       <w:r>
         <w:t>Se realizó una inspección inicial de la estructura de los datos para identificar el tipo de cada variable, la presencia de valores nulos, duplicados y posibles errores de formato</w:t>
       </w:r>
+      <w:r>
+        <w:t>.</w:t>
+      </w:r>
     </w:p>
     <w:p>
       <w:pPr>
@@ -16283,7 +16843,6 @@
         <w:rPr>
           <w:noProof/>
         </w:rPr>
-        <w:lastRenderedPageBreak/>
         <w:drawing>
           <wp:inline distT="0" distB="0" distL="0" distR="0" wp14:anchorId="41E383C2" wp14:editId="371C3D97">
             <wp:extent cx="5400040" cy="1103630"/>
@@ -16329,14 +16888,27 @@
       <w:r>
         <w:t xml:space="preserve">Ilustración </w:t>
       </w:r>
-      <w:fldSimple w:instr=" SEQ Ilustración \* ARABIC ">
-        <w:r>
-          <w:rPr>
-            <w:noProof/>
-          </w:rPr>
-          <w:t>1</w:t>
-        </w:r>
-      </w:fldSimple>
+      <w:r>
+        <w:fldChar w:fldCharType="begin"/>
+      </w:r>
+      <w:r>
+        <w:instrText xml:space="preserve"> SEQ Ilustración \* ARABIC </w:instrText>
+      </w:r>
+      <w:r>
+        <w:fldChar w:fldCharType="separate"/>
+      </w:r>
+      <w:r>
+        <w:rPr>
+          <w:noProof/>
+        </w:rPr>
+        <w:t>1</w:t>
+      </w:r>
+      <w:r>
+        <w:rPr>
+          <w:noProof/>
+        </w:rPr>
+        <w:fldChar w:fldCharType="end"/>
+      </w:r>
       <w:r>
         <w:t xml:space="preserve">: </w:t>
       </w:r>
@@ -16722,6 +17294,7 @@
         <w:jc w:val="both"/>
       </w:pPr>
       <w:r>
+        <w:lastRenderedPageBreak/>
         <w:t>Codificación de variables categóricas</w:t>
       </w:r>
     </w:p>
@@ -16829,7 +17402,6 @@
           <w:b/>
           <w:bCs/>
         </w:rPr>
-        <w:lastRenderedPageBreak/>
         <w:t>Label</w:t>
       </w:r>
       <w:proofErr w:type="spellEnd"/>
@@ -17267,6 +17839,159 @@
         <w:t>, garantizando que la proporción de clases se mantuviera en ambos subconjuntos y evitando sesgos de selección.</w:t>
       </w:r>
     </w:p>
+    <w:p/>
+    <w:p>
+      <w:pPr>
+        <w:pStyle w:val="Ttulo4"/>
+      </w:pPr>
+      <w:r>
+        <w:lastRenderedPageBreak/>
+        <w:t>Selección de características</w:t>
+      </w:r>
+    </w:p>
+    <w:p>
+      <w:pPr>
+        <w:jc w:val="both"/>
+        <w:rPr>
+          <w:color w:val="FF0000"/>
+        </w:rPr>
+      </w:pPr>
+      <w:r>
+        <w:rPr>
+          <w:color w:val="FF0000"/>
+        </w:rPr>
+        <w:t>S</w:t>
+      </w:r>
+      <w:r>
+        <w:rPr>
+          <w:color w:val="FF0000"/>
+        </w:rPr>
+        <w:t xml:space="preserve">e evaluó la utilidad de cada variable mediante métodos de selección automática (como </w:t>
+      </w:r>
+      <w:proofErr w:type="spellStart"/>
+      <w:r>
+        <w:rPr>
+          <w:color w:val="FF0000"/>
+        </w:rPr>
+        <w:t>SelectFromModel</w:t>
+      </w:r>
+      <w:proofErr w:type="spellEnd"/>
+      <w:r>
+        <w:rPr>
+          <w:color w:val="FF0000"/>
+        </w:rPr>
+        <w:t xml:space="preserve">) utilizando un </w:t>
+      </w:r>
+      <w:proofErr w:type="spellStart"/>
+      <w:r>
+        <w:rPr>
+          <w:color w:val="FF0000"/>
+        </w:rPr>
+        <w:t>Random</w:t>
+      </w:r>
+      <w:proofErr w:type="spellEnd"/>
+      <w:r>
+        <w:rPr>
+          <w:color w:val="FF0000"/>
+        </w:rPr>
+        <w:t xml:space="preserve"> Forest como estimador base. Esta técnica permitió eliminar variables poco informativas y mejorar la generalización del modelo.</w:t>
+      </w:r>
+    </w:p>
+    <w:p>
+      <w:pPr>
+        <w:jc w:val="both"/>
+        <w:rPr>
+          <w:color w:val="FF0000"/>
+        </w:rPr>
+      </w:pPr>
+    </w:p>
+    <w:p>
+      <w:pPr>
+        <w:pStyle w:val="Ttulo4"/>
+      </w:pPr>
+      <w:r>
+        <w:t xml:space="preserve">Equilibrado de clases </w:t>
+      </w:r>
+      <w:r>
+        <w:t>(explorado y descartado)</w:t>
+      </w:r>
+    </w:p>
+    <w:p>
+      <w:pPr>
+        <w:jc w:val="both"/>
+        <w:rPr>
+          <w:color w:val="FF0000"/>
+        </w:rPr>
+      </w:pPr>
+      <w:r>
+        <w:rPr>
+          <w:color w:val="FF0000"/>
+        </w:rPr>
+        <w:t>D</w:t>
+      </w:r>
+      <w:r>
+        <w:rPr>
+          <w:color w:val="FF0000"/>
+        </w:rPr>
+        <w:t>urante el proceso experimental se probó la técnica SMOTE (</w:t>
+      </w:r>
+      <w:proofErr w:type="spellStart"/>
+      <w:r>
+        <w:rPr>
+          <w:color w:val="FF0000"/>
+        </w:rPr>
+        <w:t>Synthetic</w:t>
+      </w:r>
+      <w:proofErr w:type="spellEnd"/>
+      <w:r>
+        <w:rPr>
+          <w:color w:val="FF0000"/>
+        </w:rPr>
+        <w:t xml:space="preserve"> </w:t>
+      </w:r>
+      <w:proofErr w:type="spellStart"/>
+      <w:r>
+        <w:rPr>
+          <w:color w:val="FF0000"/>
+        </w:rPr>
+        <w:t>Minority</w:t>
+      </w:r>
+      <w:proofErr w:type="spellEnd"/>
+      <w:r>
+        <w:rPr>
+          <w:color w:val="FF0000"/>
+        </w:rPr>
+        <w:t xml:space="preserve"> </w:t>
+      </w:r>
+      <w:proofErr w:type="spellStart"/>
+      <w:r>
+        <w:rPr>
+          <w:color w:val="FF0000"/>
+        </w:rPr>
+        <w:t>Over-sampling</w:t>
+      </w:r>
+      <w:proofErr w:type="spellEnd"/>
+      <w:r>
+        <w:rPr>
+          <w:color w:val="FF0000"/>
+        </w:rPr>
+        <w:t xml:space="preserve"> </w:t>
+      </w:r>
+      <w:proofErr w:type="spellStart"/>
+      <w:r>
+        <w:rPr>
+          <w:color w:val="FF0000"/>
+        </w:rPr>
+        <w:t>Technique</w:t>
+      </w:r>
+      <w:proofErr w:type="spellEnd"/>
+      <w:r>
+        <w:rPr>
+          <w:color w:val="FF0000"/>
+        </w:rPr>
+        <w:t>) para tratar el desbalance de clases. Sin embargo, los modelos resultantes presentaron un comportamiento errático en la aplicación web. Finalmente, se optó por entrenar el modelo sobre los datos originales, compensando el desbalance mediante selección de características y métricas adecuadas.</w:t>
+      </w:r>
+    </w:p>
     <w:p>
       <w:pPr>
         <w:jc w:val="both"/>
@@ -17285,7 +18010,6 @@
         <w:rPr>
           <w:noProof/>
         </w:rPr>
-        <w:lastRenderedPageBreak/>
         <w:drawing>
           <wp:inline distT="0" distB="0" distL="0" distR="0" wp14:anchorId="55F66C49" wp14:editId="70B67360">
             <wp:extent cx="2800350" cy="1866900"/>
@@ -17338,7 +18062,7 @@
       <w:pPr>
         <w:pStyle w:val="Ttulo3"/>
       </w:pPr>
-      <w:bookmarkStart w:id="74" w:name="_Toc196811048"/>
+      <w:bookmarkStart w:id="73" w:name="_Toc196912881"/>
       <w:r>
         <w:t>Aná</w:t>
       </w:r>
@@ -17348,7 +18072,7 @@
       <w:r>
         <w:t>isis exploratorio de datos (EDA)</w:t>
       </w:r>
-      <w:bookmarkEnd w:id="74"/>
+      <w:bookmarkEnd w:id="73"/>
     </w:p>
     <w:p>
       <w:pPr>
@@ -17501,6 +18225,7 @@
           <w:i/>
           <w:iCs/>
         </w:rPr>
+        <w:lastRenderedPageBreak/>
         <w:t>Quality</w:t>
       </w:r>
       <w:proofErr w:type="spellEnd"/>
@@ -17723,7 +18448,6 @@
         <w:rPr>
           <w:noProof/>
         </w:rPr>
-        <w:lastRenderedPageBreak/>
         <w:drawing>
           <wp:inline distT="0" distB="0" distL="0" distR="0" wp14:anchorId="50CC7886" wp14:editId="48A9D2BE">
             <wp:extent cx="5645613" cy="1401445"/>
@@ -17769,14 +18493,27 @@
       <w:r>
         <w:t xml:space="preserve">Ilustración </w:t>
       </w:r>
-      <w:fldSimple w:instr=" SEQ Ilustración \* ARABIC ">
-        <w:r>
-          <w:rPr>
-            <w:noProof/>
-          </w:rPr>
-          <w:t>2</w:t>
-        </w:r>
-      </w:fldSimple>
+      <w:r>
+        <w:fldChar w:fldCharType="begin"/>
+      </w:r>
+      <w:r>
+        <w:instrText xml:space="preserve"> SEQ Ilustración \* ARABIC </w:instrText>
+      </w:r>
+      <w:r>
+        <w:fldChar w:fldCharType="separate"/>
+      </w:r>
+      <w:r>
+        <w:rPr>
+          <w:noProof/>
+        </w:rPr>
+        <w:t>2</w:t>
+      </w:r>
+      <w:r>
+        <w:rPr>
+          <w:noProof/>
+        </w:rPr>
+        <w:fldChar w:fldCharType="end"/>
+      </w:r>
       <w:r>
         <w:t xml:space="preserve">: </w:t>
       </w:r>
@@ -17956,6 +18693,7 @@
         <w:rPr>
           <w:noProof/>
         </w:rPr>
+        <w:lastRenderedPageBreak/>
         <w:drawing>
           <wp:inline distT="0" distB="0" distL="0" distR="0" wp14:anchorId="0B130406" wp14:editId="769A7E90">
             <wp:extent cx="5394960" cy="3314700"/>
@@ -18014,14 +18752,27 @@
       <w:r>
         <w:t xml:space="preserve">Ilustración </w:t>
       </w:r>
-      <w:fldSimple w:instr=" SEQ Ilustración \* ARABIC ">
-        <w:r>
-          <w:rPr>
-            <w:noProof/>
-          </w:rPr>
-          <w:t>3</w:t>
-        </w:r>
-      </w:fldSimple>
+      <w:r>
+        <w:fldChar w:fldCharType="begin"/>
+      </w:r>
+      <w:r>
+        <w:instrText xml:space="preserve"> SEQ Ilustración \* ARABIC </w:instrText>
+      </w:r>
+      <w:r>
+        <w:fldChar w:fldCharType="separate"/>
+      </w:r>
+      <w:r>
+        <w:rPr>
+          <w:noProof/>
+        </w:rPr>
+        <w:t>3</w:t>
+      </w:r>
+      <w:r>
+        <w:rPr>
+          <w:noProof/>
+        </w:rPr>
+        <w:fldChar w:fldCharType="end"/>
+      </w:r>
       <w:r>
         <w:t xml:space="preserve">: </w:t>
       </w:r>
@@ -18060,7 +18811,6 @@
         <w:pStyle w:val="Ttulo4"/>
       </w:pPr>
       <w:r>
-        <w:lastRenderedPageBreak/>
         <w:t>Análisis de correlaciones entre variables numéricas</w:t>
       </w:r>
     </w:p>
@@ -18121,6 +18871,7 @@
         <w:rPr>
           <w:noProof/>
         </w:rPr>
+        <w:lastRenderedPageBreak/>
         <w:drawing>
           <wp:inline distT="0" distB="0" distL="0" distR="0" wp14:anchorId="463F2501" wp14:editId="6C4CBCE1">
             <wp:extent cx="5400040" cy="4456430"/>
@@ -18166,14 +18917,27 @@
       <w:r>
         <w:t xml:space="preserve">Ilustración </w:t>
       </w:r>
-      <w:fldSimple w:instr=" SEQ Ilustración \* ARABIC ">
-        <w:r>
-          <w:rPr>
-            <w:noProof/>
-          </w:rPr>
-          <w:t>4</w:t>
-        </w:r>
-      </w:fldSimple>
+      <w:r>
+        <w:fldChar w:fldCharType="begin"/>
+      </w:r>
+      <w:r>
+        <w:instrText xml:space="preserve"> SEQ Ilustración \* ARABIC </w:instrText>
+      </w:r>
+      <w:r>
+        <w:fldChar w:fldCharType="separate"/>
+      </w:r>
+      <w:r>
+        <w:rPr>
+          <w:noProof/>
+        </w:rPr>
+        <w:t>4</w:t>
+      </w:r>
+      <w:r>
+        <w:rPr>
+          <w:noProof/>
+        </w:rPr>
+        <w:fldChar w:fldCharType="end"/>
+      </w:r>
       <w:r>
         <w:t xml:space="preserve">: </w:t>
       </w:r>
@@ -18191,7 +18955,6 @@
         <w:pStyle w:val="Ttulo4"/>
       </w:pPr>
       <w:r>
-        <w:lastRenderedPageBreak/>
         <w:t>D</w:t>
       </w:r>
       <w:r>
@@ -18275,6 +19038,9 @@
       </w:r>
       <w:r>
         <w:br/>
+      </w:r>
+      <w:r>
+        <w:lastRenderedPageBreak/>
         <w:t xml:space="preserve">Esta distribución desbalanceada motivó la aplicación de técnicas de </w:t>
       </w:r>
       <w:proofErr w:type="spellStart"/>
@@ -18340,14 +19106,27 @@
       <w:r>
         <w:t xml:space="preserve">Ilustración </w:t>
       </w:r>
-      <w:fldSimple w:instr=" SEQ Ilustración \* ARABIC ">
-        <w:r>
-          <w:rPr>
-            <w:noProof/>
-          </w:rPr>
-          <w:t>5</w:t>
-        </w:r>
-      </w:fldSimple>
+      <w:r>
+        <w:fldChar w:fldCharType="begin"/>
+      </w:r>
+      <w:r>
+        <w:instrText xml:space="preserve"> SEQ Ilustración \* ARABIC </w:instrText>
+      </w:r>
+      <w:r>
+        <w:fldChar w:fldCharType="separate"/>
+      </w:r>
+      <w:r>
+        <w:rPr>
+          <w:noProof/>
+        </w:rPr>
+        <w:t>5</w:t>
+      </w:r>
+      <w:r>
+        <w:rPr>
+          <w:noProof/>
+        </w:rPr>
+        <w:fldChar w:fldCharType="end"/>
+      </w:r>
       <w:r>
         <w:t xml:space="preserve">: </w:t>
       </w:r>
@@ -18417,7 +19196,7 @@
       <w:pPr>
         <w:pStyle w:val="Ttulo3"/>
       </w:pPr>
-      <w:bookmarkStart w:id="75" w:name="_Toc196811049"/>
+      <w:bookmarkStart w:id="74" w:name="_Toc196912882"/>
       <w:r>
         <w:t>Desarrollo</w:t>
       </w:r>
@@ -18430,7 +19209,28 @@
       <w:r>
         <w:t>de modelos predictivos</w:t>
       </w:r>
-      <w:bookmarkEnd w:id="75"/>
+      <w:bookmarkEnd w:id="74"/>
+    </w:p>
+    <w:p>
+      <w:pPr>
+        <w:rPr>
+          <w:lang w:val="pt-PT"/>
+        </w:rPr>
+      </w:pPr>
+      <w:r>
+        <w:rPr>
+          <w:highlight w:val="yellow"/>
+          <w:lang w:val="pt-PT"/>
+        </w:rPr>
+        <w:t xml:space="preserve">EXPLICAR POR QUE SE DESCARTO </w:t>
+      </w:r>
+      <w:r>
+        <w:rPr>
+          <w:highlight w:val="yellow"/>
+          <w:lang w:val="pt-PT"/>
+        </w:rPr>
+        <w:t>SMOTE</w:t>
+      </w:r>
     </w:p>
     <w:p>
       <w:pPr>
@@ -18475,7 +19275,6 @@
         <w:pStyle w:val="Ttulo4"/>
       </w:pPr>
       <w:r>
-        <w:lastRenderedPageBreak/>
         <w:t>Comparativa de modelos</w:t>
       </w:r>
     </w:p>
@@ -18588,6 +19387,7 @@
           <w:b/>
           <w:bCs/>
         </w:rPr>
+        <w:lastRenderedPageBreak/>
         <w:t>Árboles de Decisión (</w:t>
       </w:r>
       <w:proofErr w:type="spellStart"/>
@@ -19064,93 +19864,101 @@
         <w:pStyle w:val="Ttulo4"/>
       </w:pPr>
       <w:r>
+        <w:t>Balanceo de clases</w:t>
+      </w:r>
+    </w:p>
+    <w:p>
+      <w:pPr>
+        <w:jc w:val="both"/>
+      </w:pPr>
+      <w:r>
+        <w:t xml:space="preserve">Dado que el conjunto de datos original presentaba un cierto desequilibrio entre las clases (siendo la categoría "sin trastorno" la más frecuente), se aplicó la técnica de </w:t>
+      </w:r>
+      <w:r>
+        <w:rPr>
+          <w:b/>
+          <w:bCs/>
+        </w:rPr>
+        <w:t>SMOTE</w:t>
+      </w:r>
+      <w:r>
+        <w:t xml:space="preserve"> (</w:t>
+      </w:r>
+      <w:proofErr w:type="spellStart"/>
+      <w:r>
+        <w:t>Synthetic</w:t>
+      </w:r>
+      <w:proofErr w:type="spellEnd"/>
+      <w:r>
+        <w:t xml:space="preserve"> </w:t>
+      </w:r>
+      <w:proofErr w:type="spellStart"/>
+      <w:r>
+        <w:t>Minority</w:t>
+      </w:r>
+      <w:proofErr w:type="spellEnd"/>
+      <w:r>
+        <w:t xml:space="preserve"> </w:t>
+      </w:r>
+      <w:proofErr w:type="spellStart"/>
+      <w:r>
+        <w:t>Over-sampling</w:t>
+      </w:r>
+      <w:proofErr w:type="spellEnd"/>
+      <w:r>
+        <w:t xml:space="preserve"> </w:t>
+      </w:r>
+      <w:proofErr w:type="spellStart"/>
+      <w:r>
+        <w:t>Technique</w:t>
+      </w:r>
+      <w:proofErr w:type="spellEnd"/>
+      <w:r>
+        <w:t>) durante el entrenamiento. Esto permitió sintetizar ejemplos de las clases minoritarias y reducir el sesgo del modelo hacia la clase mayoritaria, sin duplicar registros reales.</w:t>
+      </w:r>
+    </w:p>
+    <w:p>
+      <w:pPr>
+        <w:jc w:val="both"/>
+      </w:pPr>
+    </w:p>
+    <w:p>
+      <w:pPr>
+        <w:jc w:val="both"/>
+      </w:pPr>
+      <w:r>
         <w:lastRenderedPageBreak/>
-        <w:t>Balanceo de clases</w:t>
-      </w:r>
-    </w:p>
-    <w:p>
-      <w:pPr>
-        <w:jc w:val="both"/>
-      </w:pPr>
-      <w:r>
-        <w:t xml:space="preserve">Dado que el conjunto de datos original presentaba un cierto desequilibrio entre las clases (siendo la categoría "sin trastorno" la más frecuente), se aplicó la técnica de </w:t>
-      </w:r>
-      <w:r>
-        <w:rPr>
-          <w:b/>
-          <w:bCs/>
-        </w:rPr>
-        <w:t>SMOTE</w:t>
-      </w:r>
-      <w:r>
-        <w:t xml:space="preserve"> (</w:t>
-      </w:r>
-      <w:proofErr w:type="spellStart"/>
-      <w:r>
-        <w:t>Synthetic</w:t>
-      </w:r>
-      <w:proofErr w:type="spellEnd"/>
+        <w:t xml:space="preserve">Una vez seleccionado y calibrado el modelo, se procedió a su evaluación detallada sobre el conjunto </w:t>
+      </w:r>
+      <w:proofErr w:type="gramStart"/>
+      <w:r>
+        <w:t>de test</w:t>
+      </w:r>
+      <w:proofErr w:type="gramEnd"/>
+      <w:r>
+        <w:t xml:space="preserve"> y a su integración en la aplicación web, como se describe en los siguientes apartados.</w:t>
+      </w:r>
+    </w:p>
+    <w:p>
+      <w:pPr>
+        <w:jc w:val="both"/>
+      </w:pPr>
+    </w:p>
+    <w:p>
+      <w:pPr>
+        <w:pStyle w:val="Ttulo3"/>
+      </w:pPr>
+      <w:bookmarkStart w:id="75" w:name="_Toc196912883"/>
+      <w:r>
+        <w:t>Evaluación del rendimiento</w:t>
+      </w:r>
       <w:r>
         <w:t xml:space="preserve"> </w:t>
       </w:r>
-      <w:proofErr w:type="spellStart"/>
-      <w:r>
-        <w:t>Minority</w:t>
-      </w:r>
-      <w:proofErr w:type="spellEnd"/>
-      <w:r>
-        <w:t xml:space="preserve"> </w:t>
-      </w:r>
-      <w:proofErr w:type="spellStart"/>
-      <w:r>
-        <w:t>Over-sampling</w:t>
-      </w:r>
-      <w:proofErr w:type="spellEnd"/>
-      <w:r>
-        <w:t xml:space="preserve"> </w:t>
-      </w:r>
-      <w:proofErr w:type="spellStart"/>
-      <w:r>
-        <w:t>Technique</w:t>
-      </w:r>
-      <w:proofErr w:type="spellEnd"/>
-      <w:r>
-        <w:t>) durante el entrenamiento. Esto permitió sintetizar ejemplos de las clases minoritarias y reducir el sesgo del modelo hacia la clase mayoritaria, sin duplicar registros reales.</w:t>
-      </w:r>
-    </w:p>
-    <w:p>
-      <w:pPr>
-        <w:jc w:val="both"/>
-      </w:pPr>
-    </w:p>
-    <w:p>
-      <w:pPr>
-        <w:jc w:val="both"/>
-      </w:pPr>
-      <w:r>
-        <w:t>Una vez seleccionado y calibrado el modelo, se procedió a su evaluación detallada sobre el conjunto de test y a su integración en la aplicación web, como se describe en los siguientes apartados.</w:t>
-      </w:r>
-    </w:p>
-    <w:p>
-      <w:pPr>
-        <w:jc w:val="both"/>
-      </w:pPr>
-    </w:p>
-    <w:p>
-      <w:pPr>
-        <w:pStyle w:val="Ttulo3"/>
-      </w:pPr>
-      <w:bookmarkStart w:id="76" w:name="_Toc196811050"/>
-      <w:r>
-        <w:t>Evaluación del rendimiento</w:t>
-      </w:r>
-      <w:r>
-        <w:t xml:space="preserve"> </w:t>
-      </w:r>
       <w:r>
         <w:t>del modelo</w:t>
       </w:r>
-      <w:bookmarkEnd w:id="76"/>
+      <w:bookmarkEnd w:id="75"/>
     </w:p>
     <w:p>
       <w:pPr>
@@ -19259,12 +20067,22 @@
           <w:bCs/>
           <w:color w:val="FF0000"/>
         </w:rPr>
-        <w:t>conjunto de test</w:t>
-      </w:r>
-      <w:r>
-        <w:rPr>
+        <w:t xml:space="preserve">conjunto </w:t>
+      </w:r>
+      <w:proofErr w:type="gramStart"/>
+      <w:r>
+        <w:rPr>
+          <w:b/>
+          <w:bCs/>
           <w:color w:val="FF0000"/>
         </w:rPr>
+        <w:t>de test</w:t>
+      </w:r>
+      <w:proofErr w:type="gramEnd"/>
+      <w:r>
+        <w:rPr>
+          <w:color w:val="FF0000"/>
+        </w:rPr>
         <w:t>, separado previamente del entrenamiento, y se complementó con una fase de validación cruzada (k-</w:t>
       </w:r>
       <w:proofErr w:type="spellStart"/>
@@ -19371,11 +20189,11 @@
       <w:pPr>
         <w:pStyle w:val="Ttulo3"/>
       </w:pPr>
-      <w:bookmarkStart w:id="77" w:name="_Toc196811051"/>
+      <w:bookmarkStart w:id="76" w:name="_Toc196912884"/>
       <w:r>
         <w:t>Interpretabilidad del modelo</w:t>
       </w:r>
-      <w:bookmarkEnd w:id="77"/>
+      <w:bookmarkEnd w:id="76"/>
     </w:p>
     <w:p>
       <w:pPr>
@@ -19419,92 +20237,89 @@
         <w:t>transparencia y la trazabilidad de las decisiones automatizadas</w:t>
       </w:r>
       <w:r>
-        <w:t xml:space="preserve"> son esenciales, se optó </w:t>
-      </w:r>
+        <w:t xml:space="preserve"> son esenciales, se optó por integrar una herramienta de interpretabilidad que permitiera justificar cada predicción realizada. Para ello, se utilizó la librería </w:t>
+      </w:r>
+      <w:r>
+        <w:rPr>
+          <w:b/>
+          <w:bCs/>
+        </w:rPr>
+        <w:t>SHAP (</w:t>
+      </w:r>
+      <w:proofErr w:type="spellStart"/>
+      <w:r>
+        <w:rPr>
+          <w:b/>
+          <w:bCs/>
+        </w:rPr>
+        <w:t>SHapley</w:t>
+      </w:r>
+      <w:proofErr w:type="spellEnd"/>
+      <w:r>
+        <w:rPr>
+          <w:b/>
+          <w:bCs/>
+        </w:rPr>
+        <w:t xml:space="preserve"> </w:t>
+      </w:r>
+      <w:proofErr w:type="spellStart"/>
+      <w:r>
+        <w:rPr>
+          <w:b/>
+          <w:bCs/>
+        </w:rPr>
+        <w:t>Additive</w:t>
+      </w:r>
+      <w:proofErr w:type="spellEnd"/>
+      <w:r>
+        <w:rPr>
+          <w:b/>
+          <w:bCs/>
+        </w:rPr>
+        <w:t xml:space="preserve"> </w:t>
+      </w:r>
+      <w:proofErr w:type="spellStart"/>
+      <w:r>
+        <w:rPr>
+          <w:b/>
+          <w:bCs/>
+        </w:rPr>
+        <w:t>exPlanations</w:t>
+      </w:r>
+      <w:proofErr w:type="spellEnd"/>
+      <w:r>
+        <w:rPr>
+          <w:b/>
+          <w:bCs/>
+        </w:rPr>
+        <w:t>)</w:t>
+      </w:r>
+      <w:r>
+        <w:t>, basada en teoría de juegos, que permite atribuir a cada característica su peso en la decisión del modelo, de forma consistente y cuantificable.</w:t>
+      </w:r>
+    </w:p>
+    <w:p>
+      <w:pPr>
+        <w:jc w:val="both"/>
+      </w:pPr>
+      <w:r>
+        <w:t>El análisis con SHAP se aplicó sobre el modelo final (</w:t>
+      </w:r>
+      <w:proofErr w:type="spellStart"/>
+      <w:r>
+        <w:t>Random</w:t>
+      </w:r>
+      <w:proofErr w:type="spellEnd"/>
+      <w:r>
+        <w:t xml:space="preserve"> Forest) y se abordó desde dos perspectivas complementarias:</w:t>
+      </w:r>
+    </w:p>
+    <w:p>
+      <w:pPr>
+        <w:pStyle w:val="Ttulo4"/>
+      </w:pPr>
       <w:r>
         <w:lastRenderedPageBreak/>
-        <w:t xml:space="preserve">por integrar una herramienta de interpretabilidad que permitiera justificar cada predicción realizada. Para ello, se utilizó la librería </w:t>
-      </w:r>
-      <w:r>
-        <w:rPr>
-          <w:b/>
-          <w:bCs/>
-        </w:rPr>
-        <w:t>SHAP (</w:t>
-      </w:r>
-      <w:proofErr w:type="spellStart"/>
-      <w:r>
-        <w:rPr>
-          <w:b/>
-          <w:bCs/>
-        </w:rPr>
-        <w:t>SHapley</w:t>
-      </w:r>
-      <w:proofErr w:type="spellEnd"/>
-      <w:r>
-        <w:rPr>
-          <w:b/>
-          <w:bCs/>
-        </w:rPr>
-        <w:t xml:space="preserve"> </w:t>
-      </w:r>
-      <w:proofErr w:type="spellStart"/>
-      <w:r>
-        <w:rPr>
-          <w:b/>
-          <w:bCs/>
-        </w:rPr>
-        <w:t>Additive</w:t>
-      </w:r>
-      <w:proofErr w:type="spellEnd"/>
-      <w:r>
-        <w:rPr>
-          <w:b/>
-          <w:bCs/>
-        </w:rPr>
-        <w:t xml:space="preserve"> </w:t>
-      </w:r>
-      <w:proofErr w:type="spellStart"/>
-      <w:r>
-        <w:rPr>
-          <w:b/>
-          <w:bCs/>
-        </w:rPr>
-        <w:t>exPlanations</w:t>
-      </w:r>
-      <w:proofErr w:type="spellEnd"/>
-      <w:r>
-        <w:rPr>
-          <w:b/>
-          <w:bCs/>
-        </w:rPr>
-        <w:t>)</w:t>
-      </w:r>
-      <w:r>
-        <w:t>, basada en teoría de juegos, que permite atribuir a cada característica su peso en la decisión del modelo, de forma consistente y cuantificable.</w:t>
-      </w:r>
-    </w:p>
-    <w:p>
-      <w:pPr>
-        <w:jc w:val="both"/>
-      </w:pPr>
-      <w:r>
-        <w:t>El análisis con SHAP se aplicó sobre el modelo final (</w:t>
-      </w:r>
-      <w:proofErr w:type="spellStart"/>
-      <w:r>
-        <w:t>Random</w:t>
-      </w:r>
-      <w:proofErr w:type="spellEnd"/>
-      <w:r>
-        <w:t xml:space="preserve"> Forest) y se abordó desde dos perspectivas complementarias:</w:t>
-      </w:r>
-    </w:p>
-    <w:p>
-      <w:pPr>
-        <w:pStyle w:val="Ttulo4"/>
-      </w:pPr>
-      <w:r>
         <w:t>Importancia global de las variables</w:t>
       </w:r>
     </w:p>
@@ -19707,7 +20522,23 @@
           <w:b/>
           <w:bCs/>
         </w:rPr>
-        <w:t>dotar de explicabilidad cada predicción individual</w:t>
+        <w:t xml:space="preserve">dotar de </w:t>
+      </w:r>
+      <w:proofErr w:type="spellStart"/>
+      <w:r>
+        <w:rPr>
+          <w:b/>
+          <w:bCs/>
+        </w:rPr>
+        <w:t>explicabilidad</w:t>
+      </w:r>
+      <w:proofErr w:type="spellEnd"/>
+      <w:r>
+        <w:rPr>
+          <w:b/>
+          <w:bCs/>
+        </w:rPr>
+        <w:t xml:space="preserve"> cada predicción individual</w:t>
       </w:r>
       <w:r>
         <w:t>, favoreciendo así su aceptación por parte de profesionales clínicos o usuarios finales. Esta capacidad de justificar el resultado predicho constituye una ventaja estratégica frente a otros enfoques más opacos, y se convierte en un pilar esencial para su posterior integración en la aplicación web.</w:t>
@@ -19736,7 +20567,7 @@
           <w:rStyle w:val="Ttulo2Car"/>
         </w:rPr>
       </w:pPr>
-      <w:bookmarkStart w:id="78" w:name="_Toc196811052"/>
+      <w:bookmarkStart w:id="77" w:name="_Toc196912885"/>
       <w:r>
         <w:rPr>
           <w:rStyle w:val="Ttulo2Car"/>
@@ -19749,7 +20580,7 @@
         </w:rPr>
         <w:t xml:space="preserve"> de la aplicación</w:t>
       </w:r>
-      <w:bookmarkEnd w:id="78"/>
+      <w:bookmarkEnd w:id="77"/>
     </w:p>
     <w:p>
       <w:pPr>
@@ -19806,7 +20637,6 @@
         <w:rPr>
           <w:color w:val="000000" w:themeColor="text1"/>
         </w:rPr>
-        <w:lastRenderedPageBreak/>
         <w:t>La aplicación tiene como finalidad integrar el modelo de clasificación entrenado (</w:t>
       </w:r>
       <w:proofErr w:type="spellStart"/>
@@ -19875,6 +20705,7 @@
         <w:rPr>
           <w:color w:val="000000" w:themeColor="text1"/>
         </w:rPr>
+        <w:lastRenderedPageBreak/>
         <w:t>Ocupación</w:t>
       </w:r>
     </w:p>
@@ -20071,13 +20902,23 @@
           <w:color w:val="000000" w:themeColor="text1"/>
         </w:rPr>
       </w:pPr>
+      <w:proofErr w:type="spellStart"/>
       <w:r>
         <w:rPr>
           <w:b/>
           <w:bCs/>
           <w:color w:val="000000" w:themeColor="text1"/>
         </w:rPr>
-        <w:t>Explicabilidad del resultado:</w:t>
+        <w:t>Explicabilidad</w:t>
+      </w:r>
+      <w:proofErr w:type="spellEnd"/>
+      <w:r>
+        <w:rPr>
+          <w:b/>
+          <w:bCs/>
+          <w:color w:val="000000" w:themeColor="text1"/>
+        </w:rPr>
+        <w:t xml:space="preserve"> del resultado:</w:t>
       </w:r>
       <w:r>
         <w:rPr>
@@ -20279,113 +21120,127 @@
         <w:pStyle w:val="Ttulo4"/>
       </w:pPr>
       <w:r>
+        <w:t>Validación funcional</w:t>
+      </w:r>
+    </w:p>
+    <w:p>
+      <w:pPr>
+        <w:jc w:val="both"/>
+        <w:rPr>
+          <w:color w:val="FF0000"/>
+        </w:rPr>
+      </w:pPr>
+      <w:r>
+        <w:rPr>
+          <w:color w:val="000000" w:themeColor="text1"/>
+        </w:rPr>
+        <w:t xml:space="preserve">Se realizaron pruebas funcionales simulando distintos perfiles de usuarios para comprobar la estabilidad de la aplicación y la coherencia de las predicciones generadas. En </w:t>
+      </w:r>
+      <w:r>
+        <w:rPr>
+          <w:color w:val="FF0000"/>
+        </w:rPr>
+        <w:t xml:space="preserve">una etapa preliminar, se compararon algunas predicciones con datos reales procedentes del dispositivo </w:t>
+      </w:r>
+      <w:r>
+        <w:rPr>
+          <w:b/>
+          <w:bCs/>
+          <w:color w:val="FF0000"/>
+        </w:rPr>
+        <w:t>O2Ring</w:t>
+      </w:r>
+      <w:r>
+        <w:rPr>
+          <w:color w:val="FF0000"/>
+        </w:rPr>
+        <w:t xml:space="preserve"> (aunque no se integró directamente en la </w:t>
+      </w:r>
+      <w:proofErr w:type="gramStart"/>
+      <w:r>
+        <w:rPr>
+          <w:color w:val="FF0000"/>
+        </w:rPr>
+        <w:t>app</w:t>
+      </w:r>
+      <w:proofErr w:type="gramEnd"/>
+      <w:r>
+        <w:rPr>
+          <w:color w:val="FF0000"/>
+        </w:rPr>
+        <w:t>), observando una correspondencia razonable en los casos de apnea del sueño, lo cual refuerza el potencial del sistema como herramienta de apoyo.</w:t>
+      </w:r>
+    </w:p>
+    <w:p>
+      <w:pPr>
+        <w:pStyle w:val="Ttulo2"/>
+      </w:pPr>
+      <w:bookmarkStart w:id="78" w:name="_Toc196912886"/>
+      <w:r>
         <w:lastRenderedPageBreak/>
-        <w:t>Validación funcional</w:t>
-      </w:r>
-    </w:p>
-    <w:p>
-      <w:pPr>
-        <w:jc w:val="both"/>
-        <w:rPr>
-          <w:color w:val="FF0000"/>
-        </w:rPr>
-      </w:pPr>
-      <w:r>
-        <w:rPr>
-          <w:color w:val="000000" w:themeColor="text1"/>
-        </w:rPr>
-        <w:t xml:space="preserve">Se realizaron pruebas funcionales simulando distintos perfiles de usuarios para comprobar la estabilidad de la aplicación y la coherencia de las predicciones generadas. En </w:t>
-      </w:r>
-      <w:r>
-        <w:rPr>
-          <w:color w:val="FF0000"/>
-        </w:rPr>
-        <w:t xml:space="preserve">una etapa preliminar, se compararon algunas predicciones con datos reales procedentes del dispositivo </w:t>
-      </w:r>
-      <w:r>
-        <w:rPr>
-          <w:b/>
-          <w:bCs/>
-          <w:color w:val="FF0000"/>
-        </w:rPr>
-        <w:t>O2Ring</w:t>
-      </w:r>
-      <w:r>
-        <w:rPr>
-          <w:color w:val="FF0000"/>
-        </w:rPr>
-        <w:t xml:space="preserve"> (aunque no se integró directamente en la app), observando una correspondencia razonable en los casos de apnea del sueño, lo cual refuerza el potencial del sistema como herramienta de apoyo.</w:t>
-      </w:r>
-    </w:p>
+        <w:t xml:space="preserve">4.3 </w:t>
+      </w:r>
+      <w:r>
+        <w:t>Validación externa preliminar</w:t>
+      </w:r>
+      <w:bookmarkEnd w:id="78"/>
+    </w:p>
+    <w:p>
+      <w:pPr>
+        <w:jc w:val="both"/>
+      </w:pPr>
+      <w:r>
+        <w:t>Con el objetivo de evaluar la capacidad de generalización del modelo desarrollado, se ha llevado a cabo una validación preliminar utilizando datos reales no presentes en el conjunto de entrenamiento.</w:t>
+      </w:r>
+    </w:p>
+    <w:p>
+      <w:pPr>
+        <w:jc w:val="both"/>
+      </w:pPr>
+      <w:r>
+        <w:t>Para ello, se recogieron manualmente los datos clínicos y de estilo de vida de un sujeto voluntario, introduciéndolos a través del formulario de la aplicación web desarrollada. Las variables incluidas fueron: edad, sexo, ocupación, peso, altura, duración y calidad subjetiva del sueño, nivel de estrés, número de pasos diarios, presión arterial y frecuencia cardíaca en reposo.</w:t>
+      </w:r>
+    </w:p>
+    <w:p>
+      <w:pPr>
+        <w:jc w:val="both"/>
+      </w:pPr>
+      <w:r>
+        <w:t xml:space="preserve">Una vez completado el formulario, se realizó la predicción utilizando el modelo </w:t>
+      </w:r>
+      <w:proofErr w:type="spellStart"/>
+      <w:r>
+        <w:t>Random</w:t>
+      </w:r>
+      <w:proofErr w:type="spellEnd"/>
+      <w:r>
+        <w:t xml:space="preserve"> Forest calibrado. El resultado obtenido se registró tanto en formato de informe PDF como mediante capturas de pantalla de la interfaz de usuario.</w:t>
+      </w:r>
+    </w:p>
+    <w:p>
+      <w:pPr>
+        <w:jc w:val="both"/>
+      </w:pPr>
+      <w:r>
+        <w:t>Esta validación preliminar no pretende evaluar la precisión fisiológica del modelo (ya que las variables de saturación de oxígeno y frecuencia cardíaca nocturna no forman parte del conjunto de entrenamiento), pero sí constituye una primera aproximación práctica al uso de la herramienta en condiciones reales de usuario</w:t>
+      </w:r>
+      <w:r>
+        <w:t>.</w:t>
+      </w:r>
+    </w:p>
+    <w:p/>
     <w:p>
       <w:pPr>
         <w:pStyle w:val="Ttulo2"/>
       </w:pPr>
-      <w:bookmarkStart w:id="79" w:name="_Toc196811053"/>
-      <w:r>
-        <w:t xml:space="preserve">4.3 </w:t>
-      </w:r>
-      <w:r>
-        <w:t>Validación externa preliminar</w:t>
+      <w:bookmarkStart w:id="79" w:name="_Toc196912887"/>
+      <w:r>
+        <w:t>Herramientas y técnicas empleadas</w:t>
       </w:r>
       <w:bookmarkEnd w:id="79"/>
     </w:p>
     <w:p>
       <w:pPr>
-        <w:jc w:val="both"/>
-      </w:pPr>
-      <w:r>
-        <w:t>Con el objetivo de evaluar la capacidad de generalización del modelo desarrollado, se ha llevado a cabo una validación preliminar utilizando datos reales no presentes en el conjunto de entrenamiento.</w:t>
-      </w:r>
-    </w:p>
-    <w:p>
-      <w:pPr>
-        <w:jc w:val="both"/>
-      </w:pPr>
-      <w:r>
-        <w:t>Para ello, se recogieron manualmente los datos clínicos y de estilo de vida de un sujeto voluntario, introduciéndolos a través del formulario de la aplicación web desarrollada. Las variables incluidas fueron: edad, sexo, ocupación, peso, altura, duración y calidad subjetiva del sueño, nivel de estrés, número de pasos diarios, presión arterial y frecuencia cardíaca en reposo.</w:t>
-      </w:r>
-    </w:p>
-    <w:p>
-      <w:pPr>
-        <w:jc w:val="both"/>
-      </w:pPr>
-      <w:r>
-        <w:t xml:space="preserve">Una vez completado el formulario, se realizó la predicción utilizando el modelo </w:t>
-      </w:r>
-      <w:proofErr w:type="spellStart"/>
-      <w:r>
-        <w:t>Random</w:t>
-      </w:r>
-      <w:proofErr w:type="spellEnd"/>
-      <w:r>
-        <w:t xml:space="preserve"> Forest calibrado. El resultado obtenido se registró tanto en formato de informe PDF como mediante capturas de pantalla de la interfaz de usuario.</w:t>
-      </w:r>
-    </w:p>
-    <w:p>
-      <w:pPr>
-        <w:jc w:val="both"/>
-      </w:pPr>
-      <w:r>
-        <w:t>Esta validación preliminar no pretende evaluar la precisión fisiológica del modelo (ya que las variables de saturación de oxígeno y frecuencia cardíaca nocturna no forman parte del conjunto de entrenamiento), pero sí constituye una primera aproximación práctica al uso de la herramienta en condiciones reales de usuario</w:t>
-      </w:r>
-      <w:r>
-        <w:t>.</w:t>
-      </w:r>
-    </w:p>
-    <w:p/>
-    <w:p>
-      <w:pPr>
-        <w:pStyle w:val="Ttulo2"/>
-      </w:pPr>
-      <w:bookmarkStart w:id="80" w:name="_Toc196811054"/>
-      <w:r>
-        <w:t>Herramientas y técnicas empleadas</w:t>
-      </w:r>
-      <w:bookmarkEnd w:id="80"/>
-    </w:p>
-    <w:p>
-      <w:pPr>
         <w:rPr>
           <w:highlight w:val="yellow"/>
         </w:rPr>
@@ -20394,43 +21249,75 @@
         <w:rPr>
           <w:highlight w:val="yellow"/>
         </w:rPr>
-        <w:t>Para el desarrollo de este proyecto se ha recurrido a un conjunto de herramientas de software, bibliotecas especializadas y tecnologías de visualización que permiten cubrir todo el ciclo de vida de un sistema predictivo: desde el tratamiento de datos hasta su integración en una aplicación funcional. A continuación se describen las principales herramientas y técnicas utilizadas, así como las razones que justifican su elección.</w:t>
-      </w:r>
-    </w:p>
-    <w:p>
-      <w:pPr>
+        <w:t xml:space="preserve">Para el desarrollo de este proyecto se ha recurrido a un conjunto de herramientas de software, bibliotecas especializadas y tecnologías de visualización que permiten cubrir todo el ciclo de vida de un sistema predictivo: desde el tratamiento de datos hasta su integración en una aplicación funcional. A </w:t>
+      </w:r>
+      <w:proofErr w:type="gramStart"/>
+      <w:r>
         <w:rPr>
           <w:highlight w:val="yellow"/>
         </w:rPr>
-      </w:pPr>
-    </w:p>
-    <w:p>
-      <w:pPr>
-        <w:rPr>
-          <w:b/>
-          <w:bCs/>
+        <w:t>continuación</w:t>
+      </w:r>
+      <w:proofErr w:type="gramEnd"/>
+      <w:r>
+        <w:rPr>
           <w:highlight w:val="yellow"/>
         </w:rPr>
-      </w:pPr>
-      <w:r>
-        <w:rPr>
-          <w:b/>
-          <w:bCs/>
+        <w:t xml:space="preserve"> se describen las principales herramientas y técnicas utilizadas, así como las razones que justifican su elección.</w:t>
+      </w:r>
+    </w:p>
+    <w:p>
+      <w:pPr>
+        <w:rPr>
           <w:highlight w:val="yellow"/>
         </w:rPr>
-        <w:t>1 Lenguajes y entornos de programación</w:t>
-      </w:r>
-    </w:p>
-    <w:p>
-      <w:pPr>
-        <w:rPr>
+      </w:pPr>
+    </w:p>
+    <w:p>
+      <w:pPr>
+        <w:rPr>
+          <w:b/>
+          <w:bCs/>
           <w:highlight w:val="yellow"/>
         </w:rPr>
       </w:pPr>
       <w:r>
         <w:rPr>
+          <w:b/>
+          <w:bCs/>
           <w:highlight w:val="yellow"/>
         </w:rPr>
+        <w:t xml:space="preserve">1 </w:t>
+      </w:r>
+      <w:proofErr w:type="gramStart"/>
+      <w:r>
+        <w:rPr>
+          <w:b/>
+          <w:bCs/>
+          <w:highlight w:val="yellow"/>
+        </w:rPr>
+        <w:t>Lenguajes</w:t>
+      </w:r>
+      <w:proofErr w:type="gramEnd"/>
+      <w:r>
+        <w:rPr>
+          <w:b/>
+          <w:bCs/>
+          <w:highlight w:val="yellow"/>
+        </w:rPr>
+        <w:t xml:space="preserve"> y entornos de programación</w:t>
+      </w:r>
+    </w:p>
+    <w:p>
+      <w:pPr>
+        <w:rPr>
+          <w:highlight w:val="yellow"/>
+        </w:rPr>
+      </w:pPr>
+      <w:r>
+        <w:rPr>
+          <w:highlight w:val="yellow"/>
+        </w:rPr>
         <w:t xml:space="preserve">El lenguaje utilizado a lo largo de todo el proyecto ha sido </w:t>
       </w:r>
       <w:r>
@@ -20495,7 +21382,6 @@
         <w:rPr>
           <w:highlight w:val="yellow"/>
         </w:rPr>
-        <w:lastRenderedPageBreak/>
         <w:t xml:space="preserve">Para el desarrollo de la aplicación web, se empleó el editor </w:t>
       </w:r>
       <w:r>
@@ -20591,6 +21477,7 @@
           <w:bCs/>
           <w:highlight w:val="yellow"/>
         </w:rPr>
+        <w:lastRenderedPageBreak/>
         <w:t>Pandas</w:t>
       </w:r>
       <w:r>
@@ -20705,7 +21592,25 @@
           <w:bCs/>
           <w:highlight w:val="yellow"/>
         </w:rPr>
-        <w:t>3 Preprocesamiento y transformación</w:t>
+        <w:t xml:space="preserve">3 </w:t>
+      </w:r>
+      <w:proofErr w:type="gramStart"/>
+      <w:r>
+        <w:rPr>
+          <w:b/>
+          <w:bCs/>
+          <w:highlight w:val="yellow"/>
+        </w:rPr>
+        <w:t>Preprocesamiento</w:t>
+      </w:r>
+      <w:proofErr w:type="gramEnd"/>
+      <w:r>
+        <w:rPr>
+          <w:b/>
+          <w:bCs/>
+          <w:highlight w:val="yellow"/>
+        </w:rPr>
+        <w:t xml:space="preserve"> y transformación</w:t>
       </w:r>
     </w:p>
     <w:p>
@@ -21024,19 +21929,37 @@
           <w:bCs/>
           <w:highlight w:val="yellow"/>
         </w:rPr>
-        <w:t>4 Modelado predictivo</w:t>
-      </w:r>
-    </w:p>
-    <w:p>
-      <w:pPr>
-        <w:rPr>
+        <w:t xml:space="preserve">4 </w:t>
+      </w:r>
+      <w:proofErr w:type="gramStart"/>
+      <w:r>
+        <w:rPr>
+          <w:b/>
+          <w:bCs/>
           <w:highlight w:val="yellow"/>
         </w:rPr>
-      </w:pPr>
-      <w:r>
-        <w:rPr>
+        <w:t>Modelado</w:t>
+      </w:r>
+      <w:proofErr w:type="gramEnd"/>
+      <w:r>
+        <w:rPr>
+          <w:b/>
+          <w:bCs/>
           <w:highlight w:val="yellow"/>
         </w:rPr>
+        <w:t xml:space="preserve"> predictivo</w:t>
+      </w:r>
+    </w:p>
+    <w:p>
+      <w:pPr>
+        <w:rPr>
+          <w:highlight w:val="yellow"/>
+        </w:rPr>
+      </w:pPr>
+      <w:r>
+        <w:rPr>
+          <w:highlight w:val="yellow"/>
+        </w:rPr>
         <w:t xml:space="preserve">El entrenamiento del modelo se llevó a cabo también con </w:t>
       </w:r>
       <w:proofErr w:type="spellStart"/>
@@ -21170,20 +22093,37 @@
           <w:bCs/>
           <w:highlight w:val="yellow"/>
         </w:rPr>
-        <w:t>5 Interpretabilidad del modelo</w:t>
-      </w:r>
-    </w:p>
-    <w:p>
-      <w:pPr>
-        <w:rPr>
+        <w:t xml:space="preserve">5 </w:t>
+      </w:r>
+      <w:proofErr w:type="gramStart"/>
+      <w:r>
+        <w:rPr>
+          <w:b/>
+          <w:bCs/>
           <w:highlight w:val="yellow"/>
         </w:rPr>
-      </w:pPr>
-      <w:r>
-        <w:rPr>
+        <w:t>Interpretabilidad</w:t>
+      </w:r>
+      <w:proofErr w:type="gramEnd"/>
+      <w:r>
+        <w:rPr>
+          <w:b/>
+          <w:bCs/>
           <w:highlight w:val="yellow"/>
         </w:rPr>
-        <w:lastRenderedPageBreak/>
+        <w:t xml:space="preserve"> del modelo</w:t>
+      </w:r>
+    </w:p>
+    <w:p>
+      <w:pPr>
+        <w:rPr>
+          <w:highlight w:val="yellow"/>
+        </w:rPr>
+      </w:pPr>
+      <w:r>
+        <w:rPr>
+          <w:highlight w:val="yellow"/>
+        </w:rPr>
         <w:t xml:space="preserve">Para dotar al modelo de transparencia, se empleó la librería </w:t>
       </w:r>
       <w:r>
@@ -21377,6 +22317,7 @@
         <w:rPr>
           <w:highlight w:val="yellow"/>
         </w:rPr>
+        <w:lastRenderedPageBreak/>
         <w:t>Esta herramienta fue fundamental para la validación clínica del modelo y su integración con la interfaz final.</w:t>
       </w:r>
     </w:p>
@@ -21401,7 +22342,25 @@
           <w:bCs/>
           <w:highlight w:val="yellow"/>
         </w:rPr>
-        <w:t>6 Desarrollo de la aplicación web</w:t>
+        <w:t xml:space="preserve">6 </w:t>
+      </w:r>
+      <w:proofErr w:type="gramStart"/>
+      <w:r>
+        <w:rPr>
+          <w:b/>
+          <w:bCs/>
+          <w:highlight w:val="yellow"/>
+        </w:rPr>
+        <w:t>Desarrollo</w:t>
+      </w:r>
+      <w:proofErr w:type="gramEnd"/>
+      <w:r>
+        <w:rPr>
+          <w:b/>
+          <w:bCs/>
+          <w:highlight w:val="yellow"/>
+        </w:rPr>
+        <w:t xml:space="preserve"> de la aplicación web</w:t>
       </w:r>
     </w:p>
     <w:p>
@@ -21559,19 +22518,37 @@
           <w:bCs/>
           <w:highlight w:val="yellow"/>
         </w:rPr>
-        <w:t>7 Control de versiones y colaboración</w:t>
-      </w:r>
-    </w:p>
-    <w:p>
-      <w:pPr>
-        <w:rPr>
+        <w:t xml:space="preserve">7 </w:t>
+      </w:r>
+      <w:proofErr w:type="gramStart"/>
+      <w:r>
+        <w:rPr>
+          <w:b/>
+          <w:bCs/>
           <w:highlight w:val="yellow"/>
         </w:rPr>
-      </w:pPr>
-      <w:r>
-        <w:rPr>
+        <w:t>Control</w:t>
+      </w:r>
+      <w:proofErr w:type="gramEnd"/>
+      <w:r>
+        <w:rPr>
+          <w:b/>
+          <w:bCs/>
           <w:highlight w:val="yellow"/>
         </w:rPr>
+        <w:t xml:space="preserve"> de versiones y colaboración</w:t>
+      </w:r>
+    </w:p>
+    <w:p>
+      <w:pPr>
+        <w:rPr>
+          <w:highlight w:val="yellow"/>
+        </w:rPr>
+      </w:pPr>
+      <w:r>
+        <w:rPr>
+          <w:highlight w:val="yellow"/>
+        </w:rPr>
         <w:t xml:space="preserve">El proyecto fue versionado mediante </w:t>
       </w:r>
       <w:r>
@@ -21638,14 +22615,32 @@
           <w:bCs/>
           <w:highlight w:val="yellow"/>
         </w:rPr>
-        <w:t>8 Justificación global</w:t>
-      </w:r>
-    </w:p>
-    <w:p>
-      <w:r>
-        <w:rPr>
+        <w:t xml:space="preserve">8 </w:t>
+      </w:r>
+      <w:proofErr w:type="gramStart"/>
+      <w:r>
+        <w:rPr>
+          <w:b/>
+          <w:bCs/>
           <w:highlight w:val="yellow"/>
         </w:rPr>
+        <w:t>Justificación</w:t>
+      </w:r>
+      <w:proofErr w:type="gramEnd"/>
+      <w:r>
+        <w:rPr>
+          <w:b/>
+          <w:bCs/>
+          <w:highlight w:val="yellow"/>
+        </w:rPr>
+        <w:t xml:space="preserve"> global</w:t>
+      </w:r>
+    </w:p>
+    <w:p>
+      <w:r>
+        <w:rPr>
+          <w:highlight w:val="yellow"/>
+        </w:rPr>
         <w:t>Las herramientas seleccionadas han permitido implementar un flujo de trabajo completo: desde el análisis de datos hasta su transformación en una aplicación interactiva funcional. La elección de tecnologías open-</w:t>
       </w:r>
       <w:proofErr w:type="spellStart"/>
@@ -21728,6 +22723,7 @@
           <w:bCs/>
           <w:highlight w:val="cyan"/>
         </w:rPr>
+        <w:lastRenderedPageBreak/>
         <w:t>Preprocesamiento de datos</w:t>
       </w:r>
     </w:p>
@@ -22303,114 +23299,114 @@
         <w:rPr>
           <w:highlight w:val="cyan"/>
         </w:rPr>
+        <w:t xml:space="preserve">El proyecto fue desarrollado íntegramente en </w:t>
+      </w:r>
+      <w:r>
+        <w:rPr>
+          <w:b/>
+          <w:bCs/>
+          <w:highlight w:val="cyan"/>
+        </w:rPr>
+        <w:t>Python</w:t>
+      </w:r>
+      <w:r>
+        <w:rPr>
+          <w:highlight w:val="cyan"/>
+        </w:rPr>
+        <w:t xml:space="preserve">, lenguaje de alto nivel ampliamente utilizado en ciencia de datos por su versatilidad y riqueza en librerías. Para el análisis exploratorio y modelado se utilizó </w:t>
+      </w:r>
+      <w:proofErr w:type="spellStart"/>
+      <w:r>
+        <w:rPr>
+          <w:b/>
+          <w:bCs/>
+          <w:highlight w:val="cyan"/>
+        </w:rPr>
+        <w:t>Jupyter</w:t>
+      </w:r>
+      <w:proofErr w:type="spellEnd"/>
+      <w:r>
+        <w:rPr>
+          <w:b/>
+          <w:bCs/>
+          <w:highlight w:val="cyan"/>
+        </w:rPr>
+        <w:t xml:space="preserve"> Notebook</w:t>
+      </w:r>
+      <w:r>
+        <w:rPr>
+          <w:highlight w:val="cyan"/>
+        </w:rPr>
+        <w:t xml:space="preserve">, mientras que el desarrollo de la aplicación se llevó a cabo en </w:t>
+      </w:r>
+      <w:r>
+        <w:rPr>
+          <w:b/>
+          <w:bCs/>
+          <w:highlight w:val="cyan"/>
+        </w:rPr>
+        <w:t xml:space="preserve">Visual Studio </w:t>
+      </w:r>
+      <w:proofErr w:type="spellStart"/>
+      <w:r>
+        <w:rPr>
+          <w:b/>
+          <w:bCs/>
+          <w:highlight w:val="cyan"/>
+        </w:rPr>
+        <w:t>Code</w:t>
+      </w:r>
+      <w:proofErr w:type="spellEnd"/>
+      <w:r>
+        <w:rPr>
+          <w:highlight w:val="cyan"/>
+        </w:rPr>
+        <w:t xml:space="preserve">, con control de versiones mediante </w:t>
+      </w:r>
+      <w:r>
+        <w:rPr>
+          <w:b/>
+          <w:bCs/>
+          <w:highlight w:val="cyan"/>
+        </w:rPr>
+        <w:t>Git</w:t>
+      </w:r>
+      <w:r>
+        <w:rPr>
+          <w:highlight w:val="cyan"/>
+        </w:rPr>
+        <w:t xml:space="preserve"> y almacenamiento en </w:t>
+      </w:r>
+      <w:r>
+        <w:rPr>
+          <w:b/>
+          <w:bCs/>
+          <w:highlight w:val="cyan"/>
+        </w:rPr>
+        <w:t>GitHub</w:t>
+      </w:r>
+      <w:r>
+        <w:rPr>
+          <w:highlight w:val="cyan"/>
+        </w:rPr>
+        <w:t>.</w:t>
+      </w:r>
+    </w:p>
+    <w:p>
+      <w:pPr>
+        <w:rPr>
+          <w:b/>
+          <w:bCs/>
+          <w:highlight w:val="cyan"/>
+        </w:rPr>
+      </w:pPr>
+      <w:r>
+        <w:rPr>
+          <w:b/>
+          <w:bCs/>
+          <w:highlight w:val="cyan"/>
+        </w:rPr>
         <w:lastRenderedPageBreak/>
-        <w:t xml:space="preserve">El proyecto fue desarrollado íntegramente en </w:t>
-      </w:r>
-      <w:r>
-        <w:rPr>
-          <w:b/>
-          <w:bCs/>
-          <w:highlight w:val="cyan"/>
-        </w:rPr>
-        <w:t>Python</w:t>
-      </w:r>
-      <w:r>
-        <w:rPr>
-          <w:highlight w:val="cyan"/>
-        </w:rPr>
-        <w:t xml:space="preserve">, lenguaje de alto nivel ampliamente utilizado en ciencia de datos por su versatilidad y riqueza en librerías. Para el análisis exploratorio y modelado se utilizó </w:t>
-      </w:r>
-      <w:proofErr w:type="spellStart"/>
-      <w:r>
-        <w:rPr>
-          <w:b/>
-          <w:bCs/>
-          <w:highlight w:val="cyan"/>
-        </w:rPr>
-        <w:t>Jupyter</w:t>
-      </w:r>
-      <w:proofErr w:type="spellEnd"/>
-      <w:r>
-        <w:rPr>
-          <w:b/>
-          <w:bCs/>
-          <w:highlight w:val="cyan"/>
-        </w:rPr>
-        <w:t xml:space="preserve"> Notebook</w:t>
-      </w:r>
-      <w:r>
-        <w:rPr>
-          <w:highlight w:val="cyan"/>
-        </w:rPr>
-        <w:t xml:space="preserve">, mientras que el desarrollo de la aplicación se llevó a cabo en </w:t>
-      </w:r>
-      <w:r>
-        <w:rPr>
-          <w:b/>
-          <w:bCs/>
-          <w:highlight w:val="cyan"/>
-        </w:rPr>
-        <w:t xml:space="preserve">Visual Studio </w:t>
-      </w:r>
-      <w:proofErr w:type="spellStart"/>
-      <w:r>
-        <w:rPr>
-          <w:b/>
-          <w:bCs/>
-          <w:highlight w:val="cyan"/>
-        </w:rPr>
-        <w:t>Code</w:t>
-      </w:r>
-      <w:proofErr w:type="spellEnd"/>
-      <w:r>
-        <w:rPr>
-          <w:highlight w:val="cyan"/>
-        </w:rPr>
-        <w:t xml:space="preserve">, con control de versiones mediante </w:t>
-      </w:r>
-      <w:r>
-        <w:rPr>
-          <w:b/>
-          <w:bCs/>
-          <w:highlight w:val="cyan"/>
-        </w:rPr>
-        <w:t>Git</w:t>
-      </w:r>
-      <w:r>
-        <w:rPr>
-          <w:highlight w:val="cyan"/>
-        </w:rPr>
-        <w:t xml:space="preserve"> y almacenamiento en </w:t>
-      </w:r>
-      <w:r>
-        <w:rPr>
-          <w:b/>
-          <w:bCs/>
-          <w:highlight w:val="cyan"/>
-        </w:rPr>
-        <w:t>GitHub</w:t>
-      </w:r>
-      <w:r>
-        <w:rPr>
-          <w:highlight w:val="cyan"/>
-        </w:rPr>
-        <w:t>.</w:t>
-      </w:r>
-    </w:p>
-    <w:p>
-      <w:pPr>
-        <w:rPr>
-          <w:b/>
-          <w:bCs/>
-          <w:highlight w:val="cyan"/>
-        </w:rPr>
-      </w:pPr>
-      <w:r>
-        <w:rPr>
-          <w:b/>
-          <w:bCs/>
-          <w:highlight w:val="cyan"/>
-        </w:rPr>
         <w:t>Bibliotecas utilizadas</w:t>
       </w:r>
     </w:p>
@@ -22574,7 +23570,21 @@
         <w:rPr>
           <w:highlight w:val="cyan"/>
         </w:rPr>
-        <w:t>: explicabilidad del modelo mediante descomposición de predicciones.</w:t>
+        <w:t xml:space="preserve">: </w:t>
+      </w:r>
+      <w:proofErr w:type="spellStart"/>
+      <w:r>
+        <w:rPr>
+          <w:highlight w:val="cyan"/>
+        </w:rPr>
+        <w:t>explicabilidad</w:t>
+      </w:r>
+      <w:proofErr w:type="spellEnd"/>
+      <w:r>
+        <w:rPr>
+          <w:highlight w:val="cyan"/>
+        </w:rPr>
+        <w:t xml:space="preserve"> del modelo mediante descomposición de predicciones.</w:t>
       </w:r>
     </w:p>
     <w:p>
@@ -22774,15 +23784,29 @@
         <w:rPr>
           <w:highlight w:val="cyan"/>
         </w:rPr>
-        <w:t xml:space="preserve">La app fue desplegada en </w:t>
-      </w:r>
-      <w:proofErr w:type="spellStart"/>
-      <w:r>
-        <w:rPr>
-          <w:b/>
-          <w:bCs/>
+        <w:t xml:space="preserve">La </w:t>
+      </w:r>
+      <w:proofErr w:type="gramStart"/>
+      <w:r>
+        <w:rPr>
           <w:highlight w:val="cyan"/>
         </w:rPr>
+        <w:t>app</w:t>
+      </w:r>
+      <w:proofErr w:type="gramEnd"/>
+      <w:r>
+        <w:rPr>
+          <w:highlight w:val="cyan"/>
+        </w:rPr>
+        <w:t xml:space="preserve"> fue desplegada en </w:t>
+      </w:r>
+      <w:proofErr w:type="spellStart"/>
+      <w:r>
+        <w:rPr>
+          <w:b/>
+          <w:bCs/>
+          <w:highlight w:val="cyan"/>
+        </w:rPr>
         <w:t>Streamlit</w:t>
       </w:r>
       <w:proofErr w:type="spellEnd"/>
@@ -22846,80 +23870,100 @@
         <w:rPr>
           <w:highlight w:val="green"/>
         </w:rPr>
-        <w:t>El desarrollo de este proyecto ha requerido la aplicación de diversas técnicas propias del ámbito del aprendizaje automático, así como el uso de herramientas tecnológicas que han facilitado el tratamiento de datos, el entrenamiento de modelos y la creación de una interfaz accesible para su uso. A continuación se describen las principales herramientas y técnicas utilizadas, contextualizadas en función de su utilidad dentro del flujo de trabajo.</w:t>
-      </w:r>
-    </w:p>
-    <w:p>
-      <w:pPr>
-        <w:jc w:val="both"/>
+        <w:t xml:space="preserve">El desarrollo de este proyecto ha requerido la aplicación de diversas técnicas propias del ámbito del aprendizaje automático, así como el uso de herramientas tecnológicas que han facilitado el tratamiento de datos, el entrenamiento de modelos y la creación de una interfaz accesible para su uso. A </w:t>
+      </w:r>
+      <w:proofErr w:type="gramStart"/>
+      <w:r>
         <w:rPr>
           <w:highlight w:val="green"/>
         </w:rPr>
-      </w:pPr>
+        <w:t>continuación</w:t>
+      </w:r>
+      <w:proofErr w:type="gramEnd"/>
       <w:r>
         <w:rPr>
           <w:highlight w:val="green"/>
         </w:rPr>
+        <w:t xml:space="preserve"> se describen las principales herramientas y técnicas utilizadas, contextualizadas en función de su utilidad dentro del flujo de trabajo.</w:t>
+      </w:r>
+    </w:p>
+    <w:p>
+      <w:pPr>
+        <w:jc w:val="both"/>
+        <w:rPr>
+          <w:highlight w:val="green"/>
+        </w:rPr>
+      </w:pPr>
+      <w:r>
+        <w:rPr>
+          <w:highlight w:val="green"/>
+        </w:rPr>
+        <w:t xml:space="preserve">Para la gestión del conjunto de datos y su tratamiento inicial se utilizó la librería </w:t>
+      </w:r>
+      <w:r>
+        <w:rPr>
+          <w:b/>
+          <w:bCs/>
+          <w:highlight w:val="green"/>
+        </w:rPr>
+        <w:t>Pandas</w:t>
+      </w:r>
+      <w:r>
+        <w:rPr>
+          <w:highlight w:val="green"/>
+        </w:rPr>
+        <w:t xml:space="preserve">, ampliamente adoptada en ciencia de datos por su capacidad para manipular datos en formato tabular a través de estructuras tipo </w:t>
+      </w:r>
+      <w:proofErr w:type="spellStart"/>
+      <w:r>
+        <w:rPr>
+          <w:highlight w:val="green"/>
+        </w:rPr>
+        <w:t>DataFrame</w:t>
+      </w:r>
+      <w:proofErr w:type="spellEnd"/>
+      <w:r>
+        <w:rPr>
+          <w:highlight w:val="green"/>
+        </w:rPr>
+        <w:t xml:space="preserve">. Esta herramienta permitió realizar operaciones de limpieza, transformación de columnas y preparación del </w:t>
+      </w:r>
+      <w:proofErr w:type="spellStart"/>
+      <w:r>
+        <w:rPr>
+          <w:highlight w:val="green"/>
+        </w:rPr>
+        <w:t>dataset</w:t>
+      </w:r>
+      <w:proofErr w:type="spellEnd"/>
+      <w:r>
+        <w:rPr>
+          <w:highlight w:val="green"/>
+        </w:rPr>
+        <w:t xml:space="preserve"> para su posterior análisis. Complementariamente, se utilizó </w:t>
+      </w:r>
+      <w:proofErr w:type="spellStart"/>
+      <w:r>
+        <w:rPr>
+          <w:b/>
+          <w:bCs/>
+          <w:highlight w:val="green"/>
+        </w:rPr>
+        <w:t>NumPy</w:t>
+      </w:r>
+      <w:proofErr w:type="spellEnd"/>
+      <w:r>
+        <w:rPr>
+          <w:highlight w:val="green"/>
+        </w:rPr>
+        <w:t xml:space="preserve"> para operaciones numéricas </w:t>
+      </w:r>
+      <w:r>
+        <w:rPr>
+          <w:highlight w:val="green"/>
+        </w:rPr>
         <w:lastRenderedPageBreak/>
-        <w:t xml:space="preserve">Para la gestión del conjunto de datos y su tratamiento inicial se utilizó la librería </w:t>
-      </w:r>
-      <w:r>
-        <w:rPr>
-          <w:b/>
-          <w:bCs/>
-          <w:highlight w:val="green"/>
-        </w:rPr>
-        <w:t>Pandas</w:t>
-      </w:r>
-      <w:r>
-        <w:rPr>
-          <w:highlight w:val="green"/>
-        </w:rPr>
-        <w:t xml:space="preserve">, ampliamente adoptada en ciencia de datos por su capacidad para manipular datos en formato tabular a través de estructuras tipo </w:t>
-      </w:r>
-      <w:proofErr w:type="spellStart"/>
-      <w:r>
-        <w:rPr>
-          <w:highlight w:val="green"/>
-        </w:rPr>
-        <w:t>DataFrame</w:t>
-      </w:r>
-      <w:proofErr w:type="spellEnd"/>
-      <w:r>
-        <w:rPr>
-          <w:highlight w:val="green"/>
-        </w:rPr>
-        <w:t xml:space="preserve">. Esta herramienta permitió realizar operaciones de limpieza, transformación de columnas y preparación del </w:t>
-      </w:r>
-      <w:proofErr w:type="spellStart"/>
-      <w:r>
-        <w:rPr>
-          <w:highlight w:val="green"/>
-        </w:rPr>
-        <w:t>dataset</w:t>
-      </w:r>
-      <w:proofErr w:type="spellEnd"/>
-      <w:r>
-        <w:rPr>
-          <w:highlight w:val="green"/>
-        </w:rPr>
-        <w:t xml:space="preserve"> para su posterior análisis. Complementariamente, se utilizó </w:t>
-      </w:r>
-      <w:proofErr w:type="spellStart"/>
-      <w:r>
-        <w:rPr>
-          <w:b/>
-          <w:bCs/>
-          <w:highlight w:val="green"/>
-        </w:rPr>
-        <w:t>NumPy</w:t>
-      </w:r>
-      <w:proofErr w:type="spellEnd"/>
-      <w:r>
-        <w:rPr>
-          <w:highlight w:val="green"/>
-        </w:rPr>
-        <w:t xml:space="preserve"> para operaciones numéricas de bajo nivel y para optimizar el rendimiento en el cálculo de transformaciones vectorizadas.</w:t>
+        <w:t>de bajo nivel y para optimizar el rendimiento en el cálculo de transformaciones vectorizadas.</w:t>
       </w:r>
     </w:p>
     <w:p>
@@ -23445,14 +24489,28 @@
         <w:rPr>
           <w:highlight w:val="green"/>
         </w:rPr>
-        <w:t xml:space="preserve">, una herramienta que permite construir interfaces gráficas desde scripts en Python de forma sencilla y rápida. La app integra el modelo entrenado, permite la entrada de variables mediante formularios interactivos, muestra la predicción multiclase y presenta explicaciones visuales mediante SHAP. Además, se implementó la generación automática de informes en </w:t>
-      </w:r>
-      <w:r>
-        <w:rPr>
-          <w:b/>
-          <w:bCs/>
+        <w:t xml:space="preserve">, una herramienta que permite construir interfaces gráficas desde scripts en Python de forma sencilla y rápida. La </w:t>
+      </w:r>
+      <w:proofErr w:type="gramStart"/>
+      <w:r>
+        <w:rPr>
           <w:highlight w:val="green"/>
         </w:rPr>
+        <w:t>app</w:t>
+      </w:r>
+      <w:proofErr w:type="gramEnd"/>
+      <w:r>
+        <w:rPr>
+          <w:highlight w:val="green"/>
+        </w:rPr>
+        <w:t xml:space="preserve"> integra el modelo entrenado, permite la entrada de variables mediante formularios interactivos, muestra la predicción multiclase y presenta explicaciones visuales mediante SHAP. Además, se implementó la generación automática de informes en </w:t>
+      </w:r>
+      <w:r>
+        <w:rPr>
+          <w:b/>
+          <w:bCs/>
+          <w:highlight w:val="green"/>
+        </w:rPr>
         <w:t>PDF</w:t>
       </w:r>
       <w:r>
@@ -23501,68 +24559,82 @@
         <w:rPr>
           <w:highlight w:val="green"/>
         </w:rPr>
-        <w:t>, para facilitar el acceso a la app desde dispositivos móviles.</w:t>
-      </w:r>
-    </w:p>
-    <w:p>
-      <w:pPr>
-        <w:jc w:val="both"/>
+        <w:t xml:space="preserve">, para facilitar el acceso a la </w:t>
+      </w:r>
+      <w:proofErr w:type="gramStart"/>
+      <w:r>
         <w:rPr>
           <w:highlight w:val="green"/>
         </w:rPr>
-      </w:pPr>
+        <w:t>app</w:t>
+      </w:r>
+      <w:proofErr w:type="gramEnd"/>
       <w:r>
         <w:rPr>
           <w:highlight w:val="green"/>
         </w:rPr>
+        <w:t xml:space="preserve"> desde dispositivos móviles.</w:t>
+      </w:r>
+    </w:p>
+    <w:p>
+      <w:pPr>
+        <w:jc w:val="both"/>
+        <w:rPr>
+          <w:highlight w:val="green"/>
+        </w:rPr>
+      </w:pPr>
+      <w:r>
+        <w:rPr>
+          <w:highlight w:val="green"/>
+        </w:rPr>
+        <w:t xml:space="preserve">El control de versiones y la documentación del proyecto se gestionaron mediante </w:t>
+      </w:r>
+      <w:r>
+        <w:rPr>
+          <w:b/>
+          <w:bCs/>
+          <w:highlight w:val="green"/>
+        </w:rPr>
+        <w:t>Git</w:t>
+      </w:r>
+      <w:r>
+        <w:rPr>
+          <w:highlight w:val="green"/>
+        </w:rPr>
+        <w:t xml:space="preserve"> y </w:t>
+      </w:r>
+      <w:r>
+        <w:rPr>
+          <w:b/>
+          <w:bCs/>
+          <w:highlight w:val="green"/>
+        </w:rPr>
+        <w:t>GitHub</w:t>
+      </w:r>
+      <w:r>
+        <w:rPr>
+          <w:highlight w:val="green"/>
+        </w:rPr>
+        <w:t>, lo que permitió mantener un historial de cambios claro y garantizar la trazabilidad del desarrollo en todas sus fases.</w:t>
+      </w:r>
+    </w:p>
+    <w:p>
+      <w:pPr>
+        <w:jc w:val="both"/>
+        <w:rPr>
+          <w:highlight w:val="green"/>
+        </w:rPr>
+      </w:pPr>
+    </w:p>
+    <w:p>
+      <w:pPr>
+        <w:jc w:val="both"/>
+      </w:pPr>
+      <w:r>
+        <w:rPr>
+          <w:highlight w:val="green"/>
+        </w:rPr>
         <w:lastRenderedPageBreak/>
-        <w:t xml:space="preserve">El control de versiones y la documentación del proyecto se gestionaron mediante </w:t>
-      </w:r>
-      <w:r>
-        <w:rPr>
-          <w:b/>
-          <w:bCs/>
-          <w:highlight w:val="green"/>
-        </w:rPr>
-        <w:t>Git</w:t>
-      </w:r>
-      <w:r>
-        <w:rPr>
-          <w:highlight w:val="green"/>
-        </w:rPr>
-        <w:t xml:space="preserve"> y </w:t>
-      </w:r>
-      <w:r>
-        <w:rPr>
-          <w:b/>
-          <w:bCs/>
-          <w:highlight w:val="green"/>
-        </w:rPr>
-        <w:t>GitHub</w:t>
-      </w:r>
-      <w:r>
-        <w:rPr>
-          <w:highlight w:val="green"/>
-        </w:rPr>
-        <w:t>, lo que permitió mantener un historial de cambios claro y garantizar la trazabilidad del desarrollo en todas sus fases.</w:t>
-      </w:r>
-    </w:p>
-    <w:p>
-      <w:pPr>
-        <w:jc w:val="both"/>
-        <w:rPr>
-          <w:highlight w:val="green"/>
-        </w:rPr>
-      </w:pPr>
-    </w:p>
-    <w:p>
-      <w:pPr>
-        <w:jc w:val="both"/>
-      </w:pPr>
-      <w:r>
-        <w:rPr>
-          <w:highlight w:val="green"/>
-        </w:rPr>
         <w:t>Este conjunto de técnicas y herramientas ha permitido construir un sistema completo, desde el tratamiento inicial de los datos hasta la entrega de una herramienta funcional y explicable. La elección de tecnologías de código abierto, bien documentadas y ampliamente utilizadas en la comunidad, ha garantizado la replicabilidad y sostenibilidad del proyecto.</w:t>
       </w:r>
     </w:p>
@@ -23576,11 +24648,11 @@
           <w:numId w:val="26"/>
         </w:numPr>
       </w:pPr>
-      <w:bookmarkStart w:id="81" w:name="_Toc196811055"/>
+      <w:bookmarkStart w:id="80" w:name="_Toc196912888"/>
       <w:r>
         <w:t>Resultados</w:t>
       </w:r>
-      <w:bookmarkEnd w:id="81"/>
+      <w:bookmarkEnd w:id="80"/>
       <w:r>
         <w:t xml:space="preserve"> </w:t>
       </w:r>
@@ -23593,11 +24665,11 @@
           <w:numId w:val="13"/>
         </w:numPr>
       </w:pPr>
-      <w:bookmarkStart w:id="82" w:name="_Toc196811056"/>
+      <w:bookmarkStart w:id="81" w:name="_Toc196912889"/>
       <w:r>
         <w:t>Resultados del modelo predictivo</w:t>
       </w:r>
-      <w:bookmarkEnd w:id="82"/>
+      <w:bookmarkEnd w:id="81"/>
     </w:p>
     <w:p/>
     <w:p>
@@ -23608,11 +24680,11 @@
           <w:numId w:val="13"/>
         </w:numPr>
       </w:pPr>
-      <w:bookmarkStart w:id="83" w:name="_Toc196811057"/>
+      <w:bookmarkStart w:id="82" w:name="_Toc196912890"/>
       <w:r>
         <w:t>Resultados de la aplicación web</w:t>
       </w:r>
-      <w:bookmarkEnd w:id="83"/>
+      <w:bookmarkEnd w:id="82"/>
     </w:p>
     <w:p>
       <w:pPr>
@@ -23652,7 +24724,21 @@
         <w:rPr>
           <w:color w:val="FF0000"/>
         </w:rPr>
-        <w:t>. La app permite introducir los datos del paciente, visualizar la predicción del modelo y obtener un informe personalizado.</w:t>
+        <w:t xml:space="preserve">. La </w:t>
+      </w:r>
+      <w:proofErr w:type="gramStart"/>
+      <w:r>
+        <w:rPr>
+          <w:color w:val="FF0000"/>
+        </w:rPr>
+        <w:t>app</w:t>
+      </w:r>
+      <w:proofErr w:type="gramEnd"/>
+      <w:r>
+        <w:rPr>
+          <w:color w:val="FF0000"/>
+        </w:rPr>
+        <w:t xml:space="preserve"> permite introducir los datos del paciente, visualizar la predicción del modelo y obtener un informe personalizado.</w:t>
       </w:r>
     </w:p>
     <w:p>
@@ -23895,50 +24981,58 @@
         <w:rPr>
           <w:color w:val="FF0000"/>
         </w:rPr>
-        <w:t>Informe PDF generado por la app</w:t>
-      </w:r>
-    </w:p>
-    <w:p>
-      <w:pPr>
+        <w:t xml:space="preserve">Informe PDF generado por la </w:t>
+      </w:r>
+      <w:proofErr w:type="gramStart"/>
+      <w:r>
         <w:rPr>
           <w:color w:val="FF0000"/>
         </w:rPr>
-      </w:pPr>
-      <w:r>
+        <w:t>app</w:t>
+      </w:r>
+      <w:proofErr w:type="gramEnd"/>
+    </w:p>
+    <w:p>
+      <w:pPr>
         <w:rPr>
           <w:color w:val="FF0000"/>
         </w:rPr>
+      </w:pPr>
+      <w:r>
+        <w:rPr>
+          <w:color w:val="FF0000"/>
+        </w:rPr>
+        <w:t>[Insertar imagen o resumen del contenido del informe aquí]</w:t>
+      </w:r>
+    </w:p>
+    <w:p>
+      <w:pPr>
+        <w:rPr>
+          <w:b/>
+          <w:bCs/>
+          <w:color w:val="FF0000"/>
+        </w:rPr>
+      </w:pPr>
+      <w:r>
+        <w:rPr>
+          <w:b/>
+          <w:bCs/>
+          <w:color w:val="FF0000"/>
+        </w:rPr>
+        <w:t>Validación de la interfaz:</w:t>
+      </w:r>
+    </w:p>
+    <w:p>
+      <w:pPr>
+        <w:rPr>
+          <w:color w:val="FF0000"/>
+        </w:rPr>
+      </w:pPr>
+      <w:r>
+        <w:rPr>
+          <w:color w:val="FF0000"/>
+        </w:rPr>
         <w:lastRenderedPageBreak/>
-        <w:t>[Insertar imagen o resumen del contenido del informe aquí]</w:t>
-      </w:r>
-    </w:p>
-    <w:p>
-      <w:pPr>
-        <w:rPr>
-          <w:b/>
-          <w:bCs/>
-          <w:color w:val="FF0000"/>
-        </w:rPr>
-      </w:pPr>
-      <w:r>
-        <w:rPr>
-          <w:b/>
-          <w:bCs/>
-          <w:color w:val="FF0000"/>
-        </w:rPr>
-        <w:t>Validación de la interfaz:</w:t>
-      </w:r>
-    </w:p>
-    <w:p>
-      <w:pPr>
-        <w:rPr>
-          <w:color w:val="FF0000"/>
-        </w:rPr>
-      </w:pPr>
-      <w:r>
-        <w:rPr>
-          <w:color w:val="FF0000"/>
-        </w:rPr>
         <w:t>Se realizaron pruebas simulando distintos perfiles de pacientes para verificar el funcionamiento correcto del sistema. Se comprobó la robustez ante entradas erróneas y se validó la usabilidad de la interfaz</w:t>
       </w:r>
     </w:p>
@@ -23951,11 +25045,11 @@
           <w:numId w:val="26"/>
         </w:numPr>
       </w:pPr>
-      <w:bookmarkStart w:id="84" w:name="_Toc196811058"/>
+      <w:bookmarkStart w:id="83" w:name="_Toc196912891"/>
       <w:r>
         <w:t>Conclusiones</w:t>
       </w:r>
-      <w:bookmarkEnd w:id="84"/>
+      <w:bookmarkEnd w:id="83"/>
       <w:r>
         <w:t xml:space="preserve"> </w:t>
       </w:r>
@@ -23968,7 +25062,7 @@
           <w:numId w:val="26"/>
         </w:numPr>
       </w:pPr>
-      <w:bookmarkStart w:id="85" w:name="_Toc196811059"/>
+      <w:bookmarkStart w:id="84" w:name="_Toc196912892"/>
       <w:r>
         <w:t>L</w:t>
       </w:r>
@@ -23978,6 +25072,30 @@
       <w:r>
         <w:t xml:space="preserve"> futuras</w:t>
       </w:r>
+      <w:bookmarkEnd w:id="84"/>
+    </w:p>
+    <w:p>
+      <w:pPr>
+        <w:jc w:val="both"/>
+      </w:pPr>
+      <w:r>
+        <w:t>El presente trabajo ha demostrado la viabilidad de aplicar técnicas de aprendizaje automático para el cribado inicial de trastornos del sueño mediante una herramienta accesible, explicable e interactiva. No obstante, existen múltiples oportunidades para ampliar, validar y sofisticar el sistema desarrollado. A continuación</w:t>
+      </w:r>
+      <w:r>
+        <w:t>,</w:t>
+      </w:r>
+      <w:r>
+        <w:t xml:space="preserve"> se presentan algunas líneas de trabajo futuras que podrían ser exploradas para reforzar su impacto y escalabilidad:</w:t>
+      </w:r>
+    </w:p>
+    <w:p>
+      <w:pPr>
+        <w:pStyle w:val="Ttulo2"/>
+      </w:pPr>
+      <w:bookmarkStart w:id="85" w:name="_Toc196912893"/>
+      <w:r>
+        <w:t>Integración con sensores biomédicos y dispositivos portátiles</w:t>
+      </w:r>
       <w:bookmarkEnd w:id="85"/>
     </w:p>
     <w:p>
@@ -23985,16 +25103,50 @@
         <w:jc w:val="both"/>
       </w:pPr>
       <w:r>
-        <w:t>El presente trabajo ha demostrado la viabilidad de aplicar técnicas de aprendizaje automático para el cribado inicial de trastornos del sueño mediante una herramienta accesible, explicable e interactiva. No obstante, existen múltiples oportunidades para ampliar, validar y sofisticar el sistema desarrollado. A continuación se presentan algunas líneas de trabajo futuras que podrían ser exploradas para reforzar su impacto y escalabilidad:</w:t>
+        <w:t xml:space="preserve">La conexión con dispositivos biométricos, como el </w:t>
+      </w:r>
+      <w:r>
+        <w:rPr>
+          <w:b/>
+          <w:bCs/>
+        </w:rPr>
+        <w:t>O2Ring</w:t>
+      </w:r>
+      <w:r>
+        <w:t xml:space="preserve"> o monitores de actividad comercialmente disponibles (Fitbit, </w:t>
+      </w:r>
+      <w:proofErr w:type="spellStart"/>
+      <w:r>
+        <w:t>MiBand</w:t>
+      </w:r>
+      <w:proofErr w:type="spellEnd"/>
+      <w:r>
+        <w:t xml:space="preserve">, Apple </w:t>
+      </w:r>
+      <w:proofErr w:type="spellStart"/>
+      <w:r>
+        <w:t>Watch</w:t>
+      </w:r>
+      <w:proofErr w:type="spellEnd"/>
+      <w:r>
+        <w:t xml:space="preserve">), permitiría incorporar datos fisiológicos en tiempo real como la saturación de oxígeno, frecuencia cardíaca, </w:t>
+      </w:r>
+      <w:proofErr w:type="spellStart"/>
+      <w:r>
+        <w:t>microdespertares</w:t>
+      </w:r>
+      <w:proofErr w:type="spellEnd"/>
+      <w:r>
+        <w:t xml:space="preserve"> o fases de sueño. Esto abriría la puerta a un modelo híbrido capaz de combinar datos declarativos con señales continuas, aumentando la precisión y aplicabilidad del sistema en contextos domiciliarios.</w:t>
       </w:r>
     </w:p>
     <w:p>
       <w:pPr>
         <w:pStyle w:val="Ttulo2"/>
       </w:pPr>
-      <w:bookmarkStart w:id="86" w:name="_Toc196811060"/>
-      <w:r>
-        <w:t>Integración con sensores biomédicos y dispositivos portátiles</w:t>
+      <w:bookmarkStart w:id="86" w:name="_Toc196912894"/>
+      <w:r>
+        <w:t>Expansión del conjunto de datos y validación multicéntrica</w:t>
       </w:r>
       <w:bookmarkEnd w:id="86"/>
     </w:p>
@@ -24003,50 +25155,26 @@
         <w:jc w:val="both"/>
       </w:pPr>
       <w:r>
-        <w:t xml:space="preserve">La conexión con dispositivos biométricos, como el </w:t>
-      </w:r>
-      <w:r>
-        <w:rPr>
-          <w:b/>
-          <w:bCs/>
-        </w:rPr>
-        <w:t>O2Ring</w:t>
-      </w:r>
-      <w:r>
-        <w:t xml:space="preserve"> o monitores de actividad comercialmente disponibles (Fitbit, </w:t>
-      </w:r>
-      <w:proofErr w:type="spellStart"/>
-      <w:r>
-        <w:t>MiBand</w:t>
-      </w:r>
-      <w:proofErr w:type="spellEnd"/>
-      <w:r>
-        <w:t xml:space="preserve">, Apple </w:t>
-      </w:r>
-      <w:proofErr w:type="spellStart"/>
-      <w:r>
-        <w:t>Watch</w:t>
-      </w:r>
-      <w:proofErr w:type="spellEnd"/>
-      <w:r>
-        <w:t xml:space="preserve">), permitiría incorporar datos fisiológicos en tiempo real como la saturación de oxígeno, frecuencia cardíaca, </w:t>
-      </w:r>
-      <w:proofErr w:type="spellStart"/>
-      <w:r>
-        <w:t>microdespertares</w:t>
-      </w:r>
-      <w:proofErr w:type="spellEnd"/>
-      <w:r>
-        <w:t xml:space="preserve"> o fases de sueño. Esto abriría la puerta a un modelo híbrido capaz de combinar datos declarativos con señales continuas, aumentando la precisión y aplicabilidad del sistema en contextos domiciliarios.</w:t>
+        <w:t xml:space="preserve">Para aumentar la robustez y generalización del modelo, se propone ampliar la base de datos con nuevos registros obtenidos en diferentes contextos clínicos o regiones geográficas. La creación de una base de datos </w:t>
+      </w:r>
+      <w:r>
+        <w:rPr>
+          <w:b/>
+          <w:bCs/>
+        </w:rPr>
+        <w:t>multicéntrica</w:t>
+      </w:r>
+      <w:r>
+        <w:t>, anónima y balanceada permitiría entrenar modelos más sólidos y adaptar el sistema a poblaciones diversas.</w:t>
       </w:r>
     </w:p>
     <w:p>
       <w:pPr>
         <w:pStyle w:val="Ttulo2"/>
       </w:pPr>
-      <w:bookmarkStart w:id="87" w:name="_Toc196811061"/>
-      <w:r>
-        <w:t>Expansión del conjunto de datos y validación multicéntrica</w:t>
+      <w:bookmarkStart w:id="87" w:name="_Toc196912895"/>
+      <w:r>
+        <w:t>Implementación en contextos clínicos reales</w:t>
       </w:r>
       <w:bookmarkEnd w:id="87"/>
     </w:p>
@@ -24055,66 +25183,38 @@
         <w:jc w:val="both"/>
       </w:pPr>
       <w:r>
-        <w:t xml:space="preserve">Para aumentar la robustez y generalización del modelo, se propone ampliar la base de datos con nuevos registros obtenidos en diferentes contextos clínicos o regiones geográficas. La creación de una base de datos </w:t>
-      </w:r>
-      <w:r>
-        <w:rPr>
-          <w:b/>
-          <w:bCs/>
-        </w:rPr>
-        <w:t>multicéntrica</w:t>
-      </w:r>
-      <w:r>
-        <w:t>, anónima y balanceada, permitiría entrenar modelos más sólidos y adaptar el sistema a poblaciones diversas.</w:t>
+        <w:t xml:space="preserve">La validación clínica del sistema en hospitales, centros de atención primaria o consultas especializadas constituye un paso esencial. Ello permitiría evaluar no solo la </w:t>
+      </w:r>
+      <w:r>
+        <w:rPr>
+          <w:b/>
+          <w:bCs/>
+        </w:rPr>
+        <w:t>precisión diagnóstica</w:t>
+      </w:r>
+      <w:r>
+        <w:t xml:space="preserve">, sino también su </w:t>
+      </w:r>
+      <w:r>
+        <w:rPr>
+          <w:b/>
+          <w:bCs/>
+        </w:rPr>
+        <w:t>aceptación por parte de profesionales sanitarios</w:t>
+      </w:r>
+      <w:r>
+        <w:t>, el tiempo requerido para su uso y su integración en flujos de trabajo clínicos reales.</w:t>
       </w:r>
     </w:p>
     <w:p>
       <w:pPr>
         <w:pStyle w:val="Ttulo2"/>
       </w:pPr>
-      <w:bookmarkStart w:id="88" w:name="_Toc196811062"/>
-      <w:r>
-        <w:t>Implementación en contextos clínicos reales</w:t>
+      <w:bookmarkStart w:id="88" w:name="_Toc196912896"/>
+      <w:r>
+        <w:t>Evolución del modelo y adaptabilidad</w:t>
       </w:r>
       <w:bookmarkEnd w:id="88"/>
-    </w:p>
-    <w:p>
-      <w:pPr>
-        <w:jc w:val="both"/>
-      </w:pPr>
-      <w:r>
-        <w:t xml:space="preserve">La validación clínica del sistema en hospitales, centros de atención primaria o consultas especializadas constituye un paso esencial. Ello permitiría evaluar no solo la </w:t>
-      </w:r>
-      <w:r>
-        <w:rPr>
-          <w:b/>
-          <w:bCs/>
-        </w:rPr>
-        <w:t>precisión diagnóstica</w:t>
-      </w:r>
-      <w:r>
-        <w:t xml:space="preserve">, sino también su </w:t>
-      </w:r>
-      <w:r>
-        <w:rPr>
-          <w:b/>
-          <w:bCs/>
-        </w:rPr>
-        <w:t>aceptación por parte de profesionales sanitarios</w:t>
-      </w:r>
-      <w:r>
-        <w:t>, el tiempo requerido para su uso y su integración en flujos de trabajo clínicos reales.</w:t>
-      </w:r>
-    </w:p>
-    <w:p>
-      <w:pPr>
-        <w:pStyle w:val="Ttulo2"/>
-      </w:pPr>
-      <w:bookmarkStart w:id="89" w:name="_Toc196811063"/>
-      <w:r>
-        <w:t>Evolución del modelo y adaptabilidad</w:t>
-      </w:r>
-      <w:bookmarkEnd w:id="89"/>
     </w:p>
     <w:p>
       <w:pPr>
@@ -24183,18 +25283,18 @@
           <w:b/>
           <w:bCs/>
         </w:rPr>
+        <w:t>Modelos adaptativos</w:t>
+      </w:r>
+      <w:r>
+        <w:t xml:space="preserve"> que actualicen su comportamiento con nuevas entradas sin requerir un reentrenamiento completo.</w:t>
+      </w:r>
+    </w:p>
+    <w:p>
+      <w:pPr>
+        <w:jc w:val="both"/>
+      </w:pPr>
+      <w:r>
         <w:lastRenderedPageBreak/>
-        <w:t>Modelos adaptativos</w:t>
-      </w:r>
-      <w:r>
-        <w:t xml:space="preserve"> que actualicen su comportamiento con nuevas entradas sin requerir un reentrenamiento completo.</w:t>
-      </w:r>
-    </w:p>
-    <w:p>
-      <w:pPr>
-        <w:jc w:val="both"/>
-      </w:pPr>
-      <w:r>
         <w:t xml:space="preserve">Además, el uso de </w:t>
       </w:r>
       <w:r>
@@ -24212,11 +25312,11 @@
       <w:pPr>
         <w:pStyle w:val="Ttulo2"/>
       </w:pPr>
-      <w:bookmarkStart w:id="90" w:name="_Toc196811064"/>
+      <w:bookmarkStart w:id="89" w:name="_Toc196912897"/>
       <w:r>
         <w:t>Escalado de la aplicación e integración con sistemas de salud</w:t>
       </w:r>
-      <w:bookmarkEnd w:id="90"/>
+      <w:bookmarkEnd w:id="89"/>
     </w:p>
     <w:p>
       <w:pPr>
@@ -24231,7 +25331,15 @@
       </w:r>
       <w:proofErr w:type="spellEnd"/>
       <w:r>
-        <w:t>, podría evolucionar hacia una solución escalable basada en microservicios o apps móviles nativas, con:</w:t>
+        <w:t xml:space="preserve">, podría evolucionar hacia una solución escalable basada en microservicios o </w:t>
+      </w:r>
+      <w:proofErr w:type="gramStart"/>
+      <w:r>
+        <w:t>apps</w:t>
+      </w:r>
+      <w:proofErr w:type="gramEnd"/>
+      <w:r>
+        <w:t xml:space="preserve"> móviles nativas, con:</w:t>
       </w:r>
     </w:p>
     <w:p>
@@ -24282,11 +25390,11 @@
       <w:pPr>
         <w:pStyle w:val="Ttulo2"/>
       </w:pPr>
-      <w:bookmarkStart w:id="91" w:name="_Toc196811065"/>
+      <w:bookmarkStart w:id="90" w:name="_Toc196912898"/>
       <w:r>
         <w:t>Aplicación en salud pública y educación</w:t>
       </w:r>
-      <w:bookmarkEnd w:id="91"/>
+      <w:bookmarkEnd w:id="90"/>
     </w:p>
     <w:p>
       <w:pPr>
@@ -24357,7 +25465,7 @@
 
 <file path=word/comments.xml><?xml version="1.0" encoding="utf-8"?>
 <w:comments xmlns:wpc="http://schemas.microsoft.com/office/word/2010/wordprocessingCanvas" xmlns:cx="http://schemas.microsoft.com/office/drawing/2014/chartex" xmlns:cx1="http://schemas.microsoft.com/office/drawing/2015/9/8/chartex" xmlns:cx2="http://schemas.microsoft.com/office/drawing/2015/10/21/chartex" xmlns:cx3="http://schemas.microsoft.com/office/drawing/2016/5/9/chartex" xmlns:cx4="http://schemas.microsoft.com/office/drawing/2016/5/10/chartex" xmlns:cx5="http://schemas.microsoft.com/office/drawing/2016/5/11/chartex" xmlns:cx6="http://schemas.microsoft.com/office/drawing/2016/5/12/chartex" xmlns:cx7="http://schemas.microsoft.com/office/drawing/2016/5/13/chartex" xmlns:cx8="http://schemas.microsoft.com/office/drawing/2016/5/14/chartex" xmlns:mc="http://schemas.openxmlformats.org/markup-compatibility/2006" xmlns:aink="http://schemas.microsoft.com/office/drawing/2016/ink" xmlns:am3d="http://schemas.microsoft.com/office/drawing/2017/model3d" xmlns:o="urn:schemas-microsoft-com:office:office" xmlns:oel="http://schemas.microsoft.com/office/2019/extlst" xmlns:r="http://schemas.openxmlformats.org/officeDocument/2006/relationships" xmlns:m="http://schemas.openxmlformats.org/officeDocument/2006/math" xmlns:v="urn:schemas-microsoft-com:vml" xmlns:wp14="http://schemas.microsoft.com/office/word/2010/wordprocessingDrawing" xmlns:wp="http://schemas.openxmlformats.org/drawingml/2006/wordprocessingDrawing" xmlns:w10="urn:schemas-microsoft-com:office:word" xmlns:w="http://schemas.openxmlformats.org/wordprocessingml/2006/main" xmlns:w14="http://schemas.microsoft.com/office/word/2010/wordml" xmlns:w15="http://schemas.microsoft.com/office/word/2012/wordml" xmlns:w16cex="http://schemas.microsoft.com/office/word/2018/wordml/cex" xmlns:w16cid="http://schemas.microsoft.com/office/word/2016/wordml/cid" xmlns:w16="http://schemas.microsoft.com/office/word/2018/wordml" xmlns:w16du="http://schemas.microsoft.com/office/word/2023/wordml/word16du" xmlns:w16sdtdh="http://schemas.microsoft.com/office/word/2020/wordml/sdtdatahash" xmlns:w16sdtfl="http://schemas.microsoft.com/office/word/2024/wordml/sdtformatlock" xmlns:w16se="http://schemas.microsoft.com/office/word/2015/wordml/symex" xmlns:wpg="http://schemas.microsoft.com/office/word/2010/wordprocessingGroup" xmlns:wpi="http://schemas.microsoft.com/office/word/2010/wordprocessingInk" xmlns:wne="http://schemas.microsoft.com/office/word/2006/wordml" xmlns:wps="http://schemas.microsoft.com/office/word/2010/wordprocessingShape" mc:Ignorable="w14 w15 w16se w16cid w16 w16cex w16sdtdh w16sdtfl w16du wp14">
-  <w:comment w:id="14" w:author="Marina Martín Marijuán" w:date="2025-04-02T13:19:00Z" w:initials="MM">
+  <w:comment w:id="15" w:author="Marina Martín Marijuán" w:date="2025-04-02T13:19:00Z" w:initials="MM">
     <w:p>
       <w:pPr>
         <w:pStyle w:val="Textocomentario"/>
@@ -24389,7 +25497,7 @@
       </w:r>
     </w:p>
   </w:comment>
-  <w:comment w:id="16" w:author="Marina Martín Marijuán" w:date="2025-04-04T12:16:00Z" w:initials="MM">
+  <w:comment w:id="17" w:author="Marina Martín Marijuán" w:date="2025-04-04T12:16:00Z" w:initials="MM">
     <w:p>
       <w:pPr>
         <w:pStyle w:val="Textocomentario"/>
@@ -24413,7 +25521,7 @@
       </w:r>
     </w:p>
   </w:comment>
-  <w:comment w:id="17" w:author="Marina Martín Marijuán" w:date="2025-04-04T14:01:00Z" w:initials="MM">
+  <w:comment w:id="18" w:author="Marina Martín Marijuán" w:date="2025-04-04T14:01:00Z" w:initials="MM">
     <w:p>
       <w:pPr>
         <w:pStyle w:val="Textocomentario"/>
@@ -24434,7 +25542,7 @@
       </w:hyperlink>
     </w:p>
   </w:comment>
-  <w:comment w:id="18" w:author="Marina Martín Marijuán" w:date="2025-04-04T12:21:00Z" w:initials="MM">
+  <w:comment w:id="19" w:author="Marina Martín Marijuán" w:date="2025-04-04T12:21:00Z" w:initials="MM">
     <w:p>
       <w:pPr>
         <w:pStyle w:val="Textocomentario"/>
@@ -24458,7 +25566,7 @@
       </w:r>
     </w:p>
   </w:comment>
-  <w:comment w:id="20" w:author="Marina Martín Marijuán" w:date="2025-04-04T12:53:00Z" w:initials="MM">
+  <w:comment w:id="21" w:author="Marina Martín Marijuán" w:date="2025-04-04T12:53:00Z" w:initials="MM">
     <w:p>
       <w:pPr>
         <w:pStyle w:val="Textocomentario"/>
@@ -24479,7 +25587,7 @@
       </w:hyperlink>
     </w:p>
   </w:comment>
-  <w:comment w:id="21" w:author="Marina Martín Marijuán" w:date="2025-04-04T12:39:00Z" w:initials="MM">
+  <w:comment w:id="22" w:author="Marina Martín Marijuán" w:date="2025-04-04T12:39:00Z" w:initials="MM">
     <w:p>
       <w:pPr>
         <w:pStyle w:val="Textocomentario"/>
@@ -24500,7 +25608,7 @@
       </w:hyperlink>
     </w:p>
   </w:comment>
-  <w:comment w:id="22" w:author="Marina Martín Marijuán" w:date="2025-04-04T12:43:00Z" w:initials="MM">
+  <w:comment w:id="23" w:author="Marina Martín Marijuán" w:date="2025-04-04T12:43:00Z" w:initials="MM">
     <w:p>
       <w:pPr>
         <w:pStyle w:val="Textocomentario"/>
@@ -24521,7 +25629,7 @@
       </w:hyperlink>
     </w:p>
   </w:comment>
-  <w:comment w:id="24" w:author="Marina Martín Marijuán" w:date="2025-04-04T12:50:00Z" w:initials="MM">
+  <w:comment w:id="25" w:author="Marina Martín Marijuán" w:date="2025-04-04T12:50:00Z" w:initials="MM">
     <w:p>
       <w:pPr>
         <w:pStyle w:val="Textocomentario"/>
@@ -24542,7 +25650,7 @@
       </w:hyperlink>
     </w:p>
   </w:comment>
-  <w:comment w:id="26" w:author="Marina Martín Marijuán" w:date="2025-04-02T12:14:00Z" w:initials="MM">
+  <w:comment w:id="27" w:author="Marina Martín Marijuán" w:date="2025-04-02T12:14:00Z" w:initials="MM">
     <w:p>
       <w:pPr>
         <w:pStyle w:val="Textocomentario"/>
@@ -24566,7 +25674,7 @@
       </w:r>
     </w:p>
   </w:comment>
-  <w:comment w:id="33" w:author="Marina Martín Marijuán" w:date="2025-04-16T14:05:00Z" w:initials="MM">
+  <w:comment w:id="34" w:author="Marina Martín Marijuán" w:date="2025-04-16T14:05:00Z" w:initials="MM">
     <w:p>
       <w:pPr>
         <w:pStyle w:val="Textocomentario"/>
@@ -24590,7 +25698,7 @@
       </w:r>
     </w:p>
   </w:comment>
-  <w:comment w:id="34" w:author="Marina Martín Marijuán" w:date="2025-04-16T14:12:00Z" w:initials="MM">
+  <w:comment w:id="35" w:author="Marina Martín Marijuán" w:date="2025-04-16T14:12:00Z" w:initials="MM">
     <w:p>
       <w:pPr>
         <w:pStyle w:val="Textocomentario"/>
@@ -24614,7 +25722,7 @@
       </w:r>
     </w:p>
   </w:comment>
-  <w:comment w:id="35" w:author="Marina Martín Marijuán" w:date="2025-04-16T14:14:00Z" w:initials="MM">
+  <w:comment w:id="36" w:author="Marina Martín Marijuán" w:date="2025-04-16T14:14:00Z" w:initials="MM">
     <w:p>
       <w:pPr>
         <w:pStyle w:val="Textocomentario"/>
@@ -24638,7 +25746,7 @@
       </w:r>
     </w:p>
   </w:comment>
-  <w:comment w:id="40" w:author="Marina Martín Marijuán" w:date="2025-04-02T13:51:00Z" w:initials="MM">
+  <w:comment w:id="41" w:author="Marina Martín Marijuán" w:date="2025-04-02T13:51:00Z" w:initials="MM">
     <w:p>
       <w:pPr>
         <w:pStyle w:val="Textocomentario"/>
@@ -24703,7 +25811,7 @@
       </w:r>
     </w:p>
   </w:comment>
-  <w:comment w:id="42" w:author="Marina Martín Marijuán" w:date="2025-04-03T10:09:00Z" w:initials="MM">
+  <w:comment w:id="43" w:author="Marina Martín Marijuán" w:date="2025-04-03T10:09:00Z" w:initials="MM">
     <w:p>
       <w:pPr>
         <w:pStyle w:val="Textocomentario"/>
@@ -24768,7 +25876,7 @@
       </w:r>
     </w:p>
   </w:comment>
-  <w:comment w:id="44" w:author="Marina Martín Marijuán" w:date="2025-04-03T10:12:00Z" w:initials="MM">
+  <w:comment w:id="45" w:author="Marina Martín Marijuán" w:date="2025-04-03T10:12:00Z" w:initials="MM">
     <w:p>
       <w:pPr>
         <w:pStyle w:val="Textocomentario"/>
@@ -24824,7 +25932,7 @@
       </w:r>
     </w:p>
   </w:comment>
-  <w:comment w:id="46" w:author="Marina Martín Marijuán" w:date="2025-04-03T10:17:00Z" w:initials="MM">
+  <w:comment w:id="47" w:author="Marina Martín Marijuán" w:date="2025-04-03T10:17:00Z" w:initials="MM">
     <w:p>
       <w:pPr>
         <w:pStyle w:val="Textocomentario"/>
@@ -24886,7 +25994,7 @@
       </w:r>
     </w:p>
   </w:comment>
-  <w:comment w:id="48" w:author="Marina Martín Marijuán" w:date="2025-04-03T10:22:00Z" w:initials="MM">
+  <w:comment w:id="49" w:author="Marina Martín Marijuán" w:date="2025-04-03T10:22:00Z" w:initials="MM">
     <w:p>
       <w:pPr>
         <w:pStyle w:val="Textocomentario"/>
@@ -24943,7 +26051,7 @@
       </w:r>
     </w:p>
   </w:comment>
-  <w:comment w:id="62" w:author="Marina Martín Marijuán" w:date="2025-04-09T20:16:00Z" w:initials="MM">
+  <w:comment w:id="63" w:author="Marina Martín Marijuán" w:date="2025-04-09T20:16:00Z" w:initials="MM">
     <w:p>
       <w:pPr>
         <w:pStyle w:val="Textocomentario"/>
@@ -25061,6 +26169,13 @@
       </w:r>
     </w:p>
   </w:endnote>
+  <w:endnote w:type="continuationNotice" w:id="1">
+    <w:p>
+      <w:pPr>
+        <w:spacing w:after="0" w:line="240" w:lineRule="auto"/>
+      </w:pPr>
+    </w:p>
+  </w:endnote>
 </w:endnotes>
 </file>
 
@@ -25084,6 +26199,13 @@
       <w:r>
         <w:continuationSeparator/>
       </w:r>
+    </w:p>
+  </w:footnote>
+  <w:footnote w:type="continuationNotice" w:id="1">
+    <w:p>
+      <w:pPr>
+        <w:spacing w:after="0" w:line="240" w:lineRule="auto"/>
+      </w:pPr>
     </w:p>
   </w:footnote>
 </w:footnotes>
@@ -27367,6 +28489,155 @@
     </w:lvl>
   </w:abstractNum>
   <w:abstractNum w:abstractNumId="16" w15:restartNumberingAfterBreak="0">
+    <w:nsid w:val="32CE48C0"/>
+    <w:multiLevelType w:val="multilevel"/>
+    <w:tmpl w:val="847850BC"/>
+    <w:lvl w:ilvl="0">
+      <w:start w:val="1"/>
+      <w:numFmt w:val="bullet"/>
+      <w:lvlText w:val=""/>
+      <w:lvlJc w:val="left"/>
+      <w:pPr>
+        <w:tabs>
+          <w:tab w:val="num" w:pos="720"/>
+        </w:tabs>
+        <w:ind w:left="720" w:hanging="360"/>
+      </w:pPr>
+      <w:rPr>
+        <w:rFonts w:ascii="Symbol" w:hAnsi="Symbol" w:hint="default"/>
+        <w:sz w:val="20"/>
+      </w:rPr>
+    </w:lvl>
+    <w:lvl w:ilvl="1" w:tentative="1">
+      <w:start w:val="1"/>
+      <w:numFmt w:val="bullet"/>
+      <w:lvlText w:val="o"/>
+      <w:lvlJc w:val="left"/>
+      <w:pPr>
+        <w:tabs>
+          <w:tab w:val="num" w:pos="1440"/>
+        </w:tabs>
+        <w:ind w:left="1440" w:hanging="360"/>
+      </w:pPr>
+      <w:rPr>
+        <w:rFonts w:ascii="Courier New" w:hAnsi="Courier New" w:hint="default"/>
+        <w:sz w:val="20"/>
+      </w:rPr>
+    </w:lvl>
+    <w:lvl w:ilvl="2" w:tentative="1">
+      <w:start w:val="1"/>
+      <w:numFmt w:val="bullet"/>
+      <w:lvlText w:val=""/>
+      <w:lvlJc w:val="left"/>
+      <w:pPr>
+        <w:tabs>
+          <w:tab w:val="num" w:pos="2160"/>
+        </w:tabs>
+        <w:ind w:left="2160" w:hanging="360"/>
+      </w:pPr>
+      <w:rPr>
+        <w:rFonts w:ascii="Wingdings" w:hAnsi="Wingdings" w:hint="default"/>
+        <w:sz w:val="20"/>
+      </w:rPr>
+    </w:lvl>
+    <w:lvl w:ilvl="3" w:tentative="1">
+      <w:start w:val="1"/>
+      <w:numFmt w:val="bullet"/>
+      <w:lvlText w:val=""/>
+      <w:lvlJc w:val="left"/>
+      <w:pPr>
+        <w:tabs>
+          <w:tab w:val="num" w:pos="2880"/>
+        </w:tabs>
+        <w:ind w:left="2880" w:hanging="360"/>
+      </w:pPr>
+      <w:rPr>
+        <w:rFonts w:ascii="Wingdings" w:hAnsi="Wingdings" w:hint="default"/>
+        <w:sz w:val="20"/>
+      </w:rPr>
+    </w:lvl>
+    <w:lvl w:ilvl="4" w:tentative="1">
+      <w:start w:val="1"/>
+      <w:numFmt w:val="bullet"/>
+      <w:lvlText w:val=""/>
+      <w:lvlJc w:val="left"/>
+      <w:pPr>
+        <w:tabs>
+          <w:tab w:val="num" w:pos="3600"/>
+        </w:tabs>
+        <w:ind w:left="3600" w:hanging="360"/>
+      </w:pPr>
+      <w:rPr>
+        <w:rFonts w:ascii="Wingdings" w:hAnsi="Wingdings" w:hint="default"/>
+        <w:sz w:val="20"/>
+      </w:rPr>
+    </w:lvl>
+    <w:lvl w:ilvl="5" w:tentative="1">
+      <w:start w:val="1"/>
+      <w:numFmt w:val="bullet"/>
+      <w:lvlText w:val=""/>
+      <w:lvlJc w:val="left"/>
+      <w:pPr>
+        <w:tabs>
+          <w:tab w:val="num" w:pos="4320"/>
+        </w:tabs>
+        <w:ind w:left="4320" w:hanging="360"/>
+      </w:pPr>
+      <w:rPr>
+        <w:rFonts w:ascii="Wingdings" w:hAnsi="Wingdings" w:hint="default"/>
+        <w:sz w:val="20"/>
+      </w:rPr>
+    </w:lvl>
+    <w:lvl w:ilvl="6" w:tentative="1">
+      <w:start w:val="1"/>
+      <w:numFmt w:val="bullet"/>
+      <w:lvlText w:val=""/>
+      <w:lvlJc w:val="left"/>
+      <w:pPr>
+        <w:tabs>
+          <w:tab w:val="num" w:pos="5040"/>
+        </w:tabs>
+        <w:ind w:left="5040" w:hanging="360"/>
+      </w:pPr>
+      <w:rPr>
+        <w:rFonts w:ascii="Wingdings" w:hAnsi="Wingdings" w:hint="default"/>
+        <w:sz w:val="20"/>
+      </w:rPr>
+    </w:lvl>
+    <w:lvl w:ilvl="7" w:tentative="1">
+      <w:start w:val="1"/>
+      <w:numFmt w:val="bullet"/>
+      <w:lvlText w:val=""/>
+      <w:lvlJc w:val="left"/>
+      <w:pPr>
+        <w:tabs>
+          <w:tab w:val="num" w:pos="5760"/>
+        </w:tabs>
+        <w:ind w:left="5760" w:hanging="360"/>
+      </w:pPr>
+      <w:rPr>
+        <w:rFonts w:ascii="Wingdings" w:hAnsi="Wingdings" w:hint="default"/>
+        <w:sz w:val="20"/>
+      </w:rPr>
+    </w:lvl>
+    <w:lvl w:ilvl="8" w:tentative="1">
+      <w:start w:val="1"/>
+      <w:numFmt w:val="bullet"/>
+      <w:lvlText w:val=""/>
+      <w:lvlJc w:val="left"/>
+      <w:pPr>
+        <w:tabs>
+          <w:tab w:val="num" w:pos="6480"/>
+        </w:tabs>
+        <w:ind w:left="6480" w:hanging="360"/>
+      </w:pPr>
+      <w:rPr>
+        <w:rFonts w:ascii="Wingdings" w:hAnsi="Wingdings" w:hint="default"/>
+        <w:sz w:val="20"/>
+      </w:rPr>
+    </w:lvl>
+  </w:abstractNum>
+  <w:abstractNum w:abstractNumId="17" w15:restartNumberingAfterBreak="0">
     <w:nsid w:val="351C3054"/>
     <w:multiLevelType w:val="multilevel"/>
     <w:tmpl w:val="FE242F80"/>
@@ -27487,7 +28758,7 @@
       </w:rPr>
     </w:lvl>
   </w:abstractNum>
-  <w:abstractNum w:abstractNumId="17" w15:restartNumberingAfterBreak="0">
+  <w:abstractNum w:abstractNumId="18" w15:restartNumberingAfterBreak="0">
     <w:nsid w:val="35595571"/>
     <w:multiLevelType w:val="multilevel"/>
     <w:tmpl w:val="0A04BF5C"/>
@@ -27636,7 +28907,7 @@
       </w:rPr>
     </w:lvl>
   </w:abstractNum>
-  <w:abstractNum w:abstractNumId="18" w15:restartNumberingAfterBreak="0">
+  <w:abstractNum w:abstractNumId="19" w15:restartNumberingAfterBreak="0">
     <w:nsid w:val="37B42C66"/>
     <w:multiLevelType w:val="multilevel"/>
     <w:tmpl w:val="232E0824"/>
@@ -27785,7 +29056,7 @@
       </w:rPr>
     </w:lvl>
   </w:abstractNum>
-  <w:abstractNum w:abstractNumId="19" w15:restartNumberingAfterBreak="0">
+  <w:abstractNum w:abstractNumId="20" w15:restartNumberingAfterBreak="0">
     <w:nsid w:val="383B7337"/>
     <w:multiLevelType w:val="multilevel"/>
     <w:tmpl w:val="EF94B54A"/>
@@ -27906,7 +29177,7 @@
       </w:rPr>
     </w:lvl>
   </w:abstractNum>
-  <w:abstractNum w:abstractNumId="20" w15:restartNumberingAfterBreak="0">
+  <w:abstractNum w:abstractNumId="21" w15:restartNumberingAfterBreak="0">
     <w:nsid w:val="39C44CBA"/>
     <w:multiLevelType w:val="multilevel"/>
     <w:tmpl w:val="869EBEF6"/>
@@ -28055,7 +29326,7 @@
       </w:rPr>
     </w:lvl>
   </w:abstractNum>
-  <w:abstractNum w:abstractNumId="21" w15:restartNumberingAfterBreak="0">
+  <w:abstractNum w:abstractNumId="22" w15:restartNumberingAfterBreak="0">
     <w:nsid w:val="3AB45C81"/>
     <w:multiLevelType w:val="multilevel"/>
     <w:tmpl w:val="23A2838C"/>
@@ -28204,7 +29475,7 @@
       </w:rPr>
     </w:lvl>
   </w:abstractNum>
-  <w:abstractNum w:abstractNumId="22" w15:restartNumberingAfterBreak="0">
+  <w:abstractNum w:abstractNumId="23" w15:restartNumberingAfterBreak="0">
     <w:nsid w:val="3DF0523F"/>
     <w:multiLevelType w:val="multilevel"/>
     <w:tmpl w:val="129A08F2"/>
@@ -28353,7 +29624,7 @@
       </w:rPr>
     </w:lvl>
   </w:abstractNum>
-  <w:abstractNum w:abstractNumId="23" w15:restartNumberingAfterBreak="0">
+  <w:abstractNum w:abstractNumId="24" w15:restartNumberingAfterBreak="0">
     <w:nsid w:val="3E406965"/>
     <w:multiLevelType w:val="multilevel"/>
     <w:tmpl w:val="09101D04"/>
@@ -28502,7 +29773,7 @@
       </w:rPr>
     </w:lvl>
   </w:abstractNum>
-  <w:abstractNum w:abstractNumId="24" w15:restartNumberingAfterBreak="0">
+  <w:abstractNum w:abstractNumId="25" w15:restartNumberingAfterBreak="0">
     <w:nsid w:val="3EBE49F8"/>
     <w:multiLevelType w:val="multilevel"/>
     <w:tmpl w:val="DDA47EC8"/>
@@ -28651,7 +29922,7 @@
       </w:rPr>
     </w:lvl>
   </w:abstractNum>
-  <w:abstractNum w:abstractNumId="25" w15:restartNumberingAfterBreak="0">
+  <w:abstractNum w:abstractNumId="26" w15:restartNumberingAfterBreak="0">
     <w:nsid w:val="42741707"/>
     <w:multiLevelType w:val="multilevel"/>
     <w:tmpl w:val="433499A6"/>
@@ -28764,7 +30035,7 @@
       </w:rPr>
     </w:lvl>
   </w:abstractNum>
-  <w:abstractNum w:abstractNumId="26" w15:restartNumberingAfterBreak="0">
+  <w:abstractNum w:abstractNumId="27" w15:restartNumberingAfterBreak="0">
     <w:nsid w:val="44332432"/>
     <w:multiLevelType w:val="multilevel"/>
     <w:tmpl w:val="B15EFC8C"/>
@@ -28913,7 +30184,7 @@
       </w:rPr>
     </w:lvl>
   </w:abstractNum>
-  <w:abstractNum w:abstractNumId="27" w15:restartNumberingAfterBreak="0">
+  <w:abstractNum w:abstractNumId="28" w15:restartNumberingAfterBreak="0">
     <w:nsid w:val="46987228"/>
     <w:multiLevelType w:val="multilevel"/>
     <w:tmpl w:val="728A8C9A"/>
@@ -29062,7 +30333,7 @@
       </w:rPr>
     </w:lvl>
   </w:abstractNum>
-  <w:abstractNum w:abstractNumId="28" w15:restartNumberingAfterBreak="0">
+  <w:abstractNum w:abstractNumId="29" w15:restartNumberingAfterBreak="0">
     <w:nsid w:val="47473D85"/>
     <w:multiLevelType w:val="multilevel"/>
     <w:tmpl w:val="CC6CF196"/>
@@ -29211,7 +30482,7 @@
       </w:rPr>
     </w:lvl>
   </w:abstractNum>
-  <w:abstractNum w:abstractNumId="29" w15:restartNumberingAfterBreak="0">
+  <w:abstractNum w:abstractNumId="30" w15:restartNumberingAfterBreak="0">
     <w:nsid w:val="4E985577"/>
     <w:multiLevelType w:val="multilevel"/>
     <w:tmpl w:val="E9760AC4"/>
@@ -29360,7 +30631,7 @@
       </w:rPr>
     </w:lvl>
   </w:abstractNum>
-  <w:abstractNum w:abstractNumId="30" w15:restartNumberingAfterBreak="0">
+  <w:abstractNum w:abstractNumId="31" w15:restartNumberingAfterBreak="0">
     <w:nsid w:val="509B7EF6"/>
     <w:multiLevelType w:val="multilevel"/>
     <w:tmpl w:val="0BC00C16"/>
@@ -29509,7 +30780,7 @@
       </w:rPr>
     </w:lvl>
   </w:abstractNum>
-  <w:abstractNum w:abstractNumId="31" w15:restartNumberingAfterBreak="0">
+  <w:abstractNum w:abstractNumId="32" w15:restartNumberingAfterBreak="0">
     <w:nsid w:val="51543E80"/>
     <w:multiLevelType w:val="multilevel"/>
     <w:tmpl w:val="FE883050"/>
@@ -29658,7 +30929,7 @@
       </w:rPr>
     </w:lvl>
   </w:abstractNum>
-  <w:abstractNum w:abstractNumId="32" w15:restartNumberingAfterBreak="0">
+  <w:abstractNum w:abstractNumId="33" w15:restartNumberingAfterBreak="0">
     <w:nsid w:val="57494925"/>
     <w:multiLevelType w:val="multilevel"/>
     <w:tmpl w:val="994A4888"/>
@@ -29807,7 +31078,7 @@
       </w:rPr>
     </w:lvl>
   </w:abstractNum>
-  <w:abstractNum w:abstractNumId="33" w15:restartNumberingAfterBreak="0">
+  <w:abstractNum w:abstractNumId="34" w15:restartNumberingAfterBreak="0">
     <w:nsid w:val="58B01BFC"/>
     <w:multiLevelType w:val="multilevel"/>
     <w:tmpl w:val="AB847238"/>
@@ -29956,7 +31227,7 @@
       </w:rPr>
     </w:lvl>
   </w:abstractNum>
-  <w:abstractNum w:abstractNumId="34" w15:restartNumberingAfterBreak="0">
+  <w:abstractNum w:abstractNumId="35" w15:restartNumberingAfterBreak="0">
     <w:nsid w:val="5AA53406"/>
     <w:multiLevelType w:val="multilevel"/>
     <w:tmpl w:val="9CEA2D16"/>
@@ -30078,7 +31349,7 @@
       </w:rPr>
     </w:lvl>
   </w:abstractNum>
-  <w:abstractNum w:abstractNumId="35" w15:restartNumberingAfterBreak="0">
+  <w:abstractNum w:abstractNumId="36" w15:restartNumberingAfterBreak="0">
     <w:nsid w:val="6189014A"/>
     <w:multiLevelType w:val="multilevel"/>
     <w:tmpl w:val="57548D62"/>
@@ -30227,7 +31498,7 @@
       </w:rPr>
     </w:lvl>
   </w:abstractNum>
-  <w:abstractNum w:abstractNumId="36" w15:restartNumberingAfterBreak="0">
+  <w:abstractNum w:abstractNumId="37" w15:restartNumberingAfterBreak="0">
     <w:nsid w:val="62425A7B"/>
     <w:multiLevelType w:val="multilevel"/>
     <w:tmpl w:val="D7845FFE"/>
@@ -30376,7 +31647,7 @@
       </w:rPr>
     </w:lvl>
   </w:abstractNum>
-  <w:abstractNum w:abstractNumId="37" w15:restartNumberingAfterBreak="0">
+  <w:abstractNum w:abstractNumId="38" w15:restartNumberingAfterBreak="0">
     <w:nsid w:val="626038FE"/>
     <w:multiLevelType w:val="multilevel"/>
     <w:tmpl w:val="622C984E"/>
@@ -30525,7 +31796,7 @@
       </w:rPr>
     </w:lvl>
   </w:abstractNum>
-  <w:abstractNum w:abstractNumId="38" w15:restartNumberingAfterBreak="0">
+  <w:abstractNum w:abstractNumId="39" w15:restartNumberingAfterBreak="0">
     <w:nsid w:val="65EE3137"/>
     <w:multiLevelType w:val="multilevel"/>
     <w:tmpl w:val="8C9CCB3C"/>
@@ -30674,7 +31945,7 @@
       </w:rPr>
     </w:lvl>
   </w:abstractNum>
-  <w:abstractNum w:abstractNumId="39" w15:restartNumberingAfterBreak="0">
+  <w:abstractNum w:abstractNumId="40" w15:restartNumberingAfterBreak="0">
     <w:nsid w:val="66CE4A82"/>
     <w:multiLevelType w:val="multilevel"/>
     <w:tmpl w:val="60E4A94E"/>
@@ -30823,7 +32094,7 @@
       </w:rPr>
     </w:lvl>
   </w:abstractNum>
-  <w:abstractNum w:abstractNumId="40" w15:restartNumberingAfterBreak="0">
+  <w:abstractNum w:abstractNumId="41" w15:restartNumberingAfterBreak="0">
     <w:nsid w:val="67B00A3D"/>
     <w:multiLevelType w:val="multilevel"/>
     <w:tmpl w:val="0DC0CC60"/>
@@ -30972,7 +32243,7 @@
       </w:rPr>
     </w:lvl>
   </w:abstractNum>
-  <w:abstractNum w:abstractNumId="41" w15:restartNumberingAfterBreak="0">
+  <w:abstractNum w:abstractNumId="42" w15:restartNumberingAfterBreak="0">
     <w:nsid w:val="6F584AF6"/>
     <w:multiLevelType w:val="hybridMultilevel"/>
     <w:tmpl w:val="ED06C6E8"/>
@@ -31085,7 +32356,7 @@
       </w:rPr>
     </w:lvl>
   </w:abstractNum>
-  <w:abstractNum w:abstractNumId="42" w15:restartNumberingAfterBreak="0">
+  <w:abstractNum w:abstractNumId="43" w15:restartNumberingAfterBreak="0">
     <w:nsid w:val="7176088F"/>
     <w:multiLevelType w:val="multilevel"/>
     <w:tmpl w:val="28C45C6C"/>
@@ -31234,7 +32505,7 @@
       </w:rPr>
     </w:lvl>
   </w:abstractNum>
-  <w:abstractNum w:abstractNumId="43" w15:restartNumberingAfterBreak="0">
+  <w:abstractNum w:abstractNumId="44" w15:restartNumberingAfterBreak="0">
     <w:nsid w:val="739033E5"/>
     <w:multiLevelType w:val="multilevel"/>
     <w:tmpl w:val="2F5AFD1A"/>
@@ -31383,7 +32654,7 @@
       </w:rPr>
     </w:lvl>
   </w:abstractNum>
-  <w:abstractNum w:abstractNumId="44" w15:restartNumberingAfterBreak="0">
+  <w:abstractNum w:abstractNumId="45" w15:restartNumberingAfterBreak="0">
     <w:nsid w:val="740D72B7"/>
     <w:multiLevelType w:val="multilevel"/>
     <w:tmpl w:val="3D94C8AA"/>
@@ -31532,7 +32803,7 @@
       </w:rPr>
     </w:lvl>
   </w:abstractNum>
-  <w:abstractNum w:abstractNumId="45" w15:restartNumberingAfterBreak="0">
+  <w:abstractNum w:abstractNumId="46" w15:restartNumberingAfterBreak="0">
     <w:nsid w:val="79E92AD6"/>
     <w:multiLevelType w:val="multilevel"/>
     <w:tmpl w:val="0AA8099A"/>
@@ -31681,7 +32952,7 @@
       </w:rPr>
     </w:lvl>
   </w:abstractNum>
-  <w:abstractNum w:abstractNumId="46" w15:restartNumberingAfterBreak="0">
+  <w:abstractNum w:abstractNumId="47" w15:restartNumberingAfterBreak="0">
     <w:nsid w:val="7A3921F5"/>
     <w:multiLevelType w:val="multilevel"/>
     <w:tmpl w:val="C71C0A96"/>
@@ -31794,7 +33065,7 @@
       </w:pPr>
     </w:lvl>
   </w:abstractNum>
-  <w:abstractNum w:abstractNumId="47" w15:restartNumberingAfterBreak="0">
+  <w:abstractNum w:abstractNumId="48" w15:restartNumberingAfterBreak="0">
     <w:nsid w:val="7B070BEB"/>
     <w:multiLevelType w:val="multilevel"/>
     <w:tmpl w:val="CE066B76"/>
@@ -31943,7 +33214,7 @@
       </w:rPr>
     </w:lvl>
   </w:abstractNum>
-  <w:abstractNum w:abstractNumId="48" w15:restartNumberingAfterBreak="0">
+  <w:abstractNum w:abstractNumId="49" w15:restartNumberingAfterBreak="0">
     <w:nsid w:val="7CAF07FF"/>
     <w:multiLevelType w:val="multilevel"/>
     <w:tmpl w:val="FAD2F056"/>
@@ -32092,7 +33363,7 @@
       </w:rPr>
     </w:lvl>
   </w:abstractNum>
-  <w:abstractNum w:abstractNumId="49" w15:restartNumberingAfterBreak="0">
+  <w:abstractNum w:abstractNumId="50" w15:restartNumberingAfterBreak="0">
     <w:nsid w:val="7CE40DD0"/>
     <w:multiLevelType w:val="hybridMultilevel"/>
     <w:tmpl w:val="C57E2034"/>
@@ -32182,55 +33453,55 @@
     </w:lvl>
   </w:abstractNum>
   <w:num w:numId="1" w16cid:durableId="773477658">
-    <w:abstractNumId w:val="46"/>
+    <w:abstractNumId w:val="47"/>
   </w:num>
   <w:num w:numId="2" w16cid:durableId="1538464803">
-    <w:abstractNumId w:val="19"/>
+    <w:abstractNumId w:val="20"/>
   </w:num>
   <w:num w:numId="3" w16cid:durableId="1571429689">
-    <w:abstractNumId w:val="18"/>
+    <w:abstractNumId w:val="19"/>
   </w:num>
   <w:num w:numId="4" w16cid:durableId="1237743962">
     <w:abstractNumId w:val="7"/>
   </w:num>
   <w:num w:numId="5" w16cid:durableId="1025063009">
-    <w:abstractNumId w:val="35"/>
+    <w:abstractNumId w:val="36"/>
   </w:num>
   <w:num w:numId="6" w16cid:durableId="1274701838">
-    <w:abstractNumId w:val="28"/>
+    <w:abstractNumId w:val="29"/>
   </w:num>
   <w:num w:numId="7" w16cid:durableId="458768081">
     <w:abstractNumId w:val="8"/>
   </w:num>
   <w:num w:numId="8" w16cid:durableId="352078743">
-    <w:abstractNumId w:val="33"/>
+    <w:abstractNumId w:val="34"/>
   </w:num>
   <w:num w:numId="9" w16cid:durableId="827402550">
-    <w:abstractNumId w:val="20"/>
+    <w:abstractNumId w:val="21"/>
   </w:num>
   <w:num w:numId="10" w16cid:durableId="1831434691">
+    <w:abstractNumId w:val="18"/>
+  </w:num>
+  <w:num w:numId="11" w16cid:durableId="1669405432">
+    <w:abstractNumId w:val="32"/>
+  </w:num>
+  <w:num w:numId="12" w16cid:durableId="1544904037">
     <w:abstractNumId w:val="17"/>
   </w:num>
-  <w:num w:numId="11" w16cid:durableId="1669405432">
-    <w:abstractNumId w:val="31"/>
-  </w:num>
-  <w:num w:numId="12" w16cid:durableId="1544904037">
-    <w:abstractNumId w:val="16"/>
-  </w:num>
   <w:num w:numId="13" w16cid:durableId="1140416337">
-    <w:abstractNumId w:val="34"/>
+    <w:abstractNumId w:val="35"/>
   </w:num>
   <w:num w:numId="14" w16cid:durableId="1616672364">
-    <w:abstractNumId w:val="49"/>
+    <w:abstractNumId w:val="50"/>
   </w:num>
   <w:num w:numId="15" w16cid:durableId="1010136932">
-    <w:abstractNumId w:val="43"/>
+    <w:abstractNumId w:val="44"/>
   </w:num>
   <w:num w:numId="16" w16cid:durableId="878592439">
     <w:abstractNumId w:val="14"/>
   </w:num>
   <w:num w:numId="17" w16cid:durableId="2003579633">
-    <w:abstractNumId w:val="30"/>
+    <w:abstractNumId w:val="31"/>
   </w:num>
   <w:num w:numId="18" w16cid:durableId="2056003806">
     <w:abstractNumId w:val="4"/>
@@ -32242,52 +33513,52 @@
     <w:abstractNumId w:val="15"/>
   </w:num>
   <w:num w:numId="21" w16cid:durableId="339897289">
-    <w:abstractNumId w:val="47"/>
+    <w:abstractNumId w:val="48"/>
   </w:num>
   <w:num w:numId="22" w16cid:durableId="1403260811">
-    <w:abstractNumId w:val="23"/>
+    <w:abstractNumId w:val="24"/>
   </w:num>
   <w:num w:numId="23" w16cid:durableId="83231659">
+    <w:abstractNumId w:val="27"/>
+  </w:num>
+  <w:num w:numId="24" w16cid:durableId="742487679">
+    <w:abstractNumId w:val="39"/>
+  </w:num>
+  <w:num w:numId="25" w16cid:durableId="2014606245">
+    <w:abstractNumId w:val="37"/>
+  </w:num>
+  <w:num w:numId="26" w16cid:durableId="133448610">
     <w:abstractNumId w:val="26"/>
   </w:num>
-  <w:num w:numId="24" w16cid:durableId="742487679">
-    <w:abstractNumId w:val="38"/>
-  </w:num>
-  <w:num w:numId="25" w16cid:durableId="2014606245">
-    <w:abstractNumId w:val="36"/>
-  </w:num>
-  <w:num w:numId="26" w16cid:durableId="133448610">
-    <w:abstractNumId w:val="25"/>
-  </w:num>
   <w:num w:numId="27" w16cid:durableId="1998878067">
-    <w:abstractNumId w:val="42"/>
+    <w:abstractNumId w:val="43"/>
   </w:num>
   <w:num w:numId="28" w16cid:durableId="1131902869">
     <w:abstractNumId w:val="11"/>
   </w:num>
   <w:num w:numId="29" w16cid:durableId="1869486513">
-    <w:abstractNumId w:val="32"/>
+    <w:abstractNumId w:val="33"/>
   </w:num>
   <w:num w:numId="30" w16cid:durableId="885796065">
-    <w:abstractNumId w:val="27"/>
+    <w:abstractNumId w:val="28"/>
   </w:num>
   <w:num w:numId="31" w16cid:durableId="2084453654">
     <w:abstractNumId w:val="13"/>
   </w:num>
   <w:num w:numId="32" w16cid:durableId="1055201431">
-    <w:abstractNumId w:val="37"/>
+    <w:abstractNumId w:val="38"/>
   </w:num>
   <w:num w:numId="33" w16cid:durableId="2063751529">
     <w:abstractNumId w:val="2"/>
   </w:num>
   <w:num w:numId="34" w16cid:durableId="1551913315">
-    <w:abstractNumId w:val="39"/>
+    <w:abstractNumId w:val="40"/>
   </w:num>
   <w:num w:numId="35" w16cid:durableId="916670239">
     <w:abstractNumId w:val="0"/>
   </w:num>
   <w:num w:numId="36" w16cid:durableId="2039623052">
-    <w:abstractNumId w:val="21"/>
+    <w:abstractNumId w:val="22"/>
   </w:num>
   <w:num w:numId="37" w16cid:durableId="1287934727">
     <w:abstractNumId w:val="3"/>
@@ -32299,37 +33570,40 @@
     <w:abstractNumId w:val="1"/>
   </w:num>
   <w:num w:numId="40" w16cid:durableId="1858350672">
-    <w:abstractNumId w:val="48"/>
+    <w:abstractNumId w:val="49"/>
   </w:num>
   <w:num w:numId="41" w16cid:durableId="1679576723">
-    <w:abstractNumId w:val="45"/>
+    <w:abstractNumId w:val="46"/>
   </w:num>
   <w:num w:numId="42" w16cid:durableId="2008825351">
     <w:abstractNumId w:val="9"/>
   </w:num>
   <w:num w:numId="43" w16cid:durableId="761947665">
-    <w:abstractNumId w:val="41"/>
+    <w:abstractNumId w:val="42"/>
   </w:num>
   <w:num w:numId="44" w16cid:durableId="843206121">
     <w:abstractNumId w:val="6"/>
   </w:num>
   <w:num w:numId="45" w16cid:durableId="427652281">
-    <w:abstractNumId w:val="24"/>
+    <w:abstractNumId w:val="25"/>
   </w:num>
   <w:num w:numId="46" w16cid:durableId="520513535">
-    <w:abstractNumId w:val="40"/>
+    <w:abstractNumId w:val="41"/>
   </w:num>
   <w:num w:numId="47" w16cid:durableId="903417339">
-    <w:abstractNumId w:val="29"/>
+    <w:abstractNumId w:val="30"/>
   </w:num>
   <w:num w:numId="48" w16cid:durableId="935210865">
     <w:abstractNumId w:val="10"/>
   </w:num>
   <w:num w:numId="49" w16cid:durableId="1102384486">
-    <w:abstractNumId w:val="22"/>
+    <w:abstractNumId w:val="23"/>
   </w:num>
   <w:num w:numId="50" w16cid:durableId="1307316495">
-    <w:abstractNumId w:val="44"/>
+    <w:abstractNumId w:val="45"/>
+  </w:num>
+  <w:num w:numId="51" w16cid:durableId="1416826805">
+    <w:abstractNumId w:val="16"/>
   </w:num>
   <w:numIdMacAtCleanup w:val="44"/>
 </w:numbering>

--- a/memoria.docx
+++ b/memoria.docx
@@ -4372,21 +4372,7 @@
                 <w:rStyle w:val="Hipervnculo"/>
                 <w:noProof/>
               </w:rPr>
-              <w:t>Preprocesamiento de los d</w:t>
-            </w:r>
-            <w:r>
-              <w:rPr>
-                <w:rStyle w:val="Hipervnculo"/>
-                <w:noProof/>
-              </w:rPr>
-              <w:t>a</w:t>
-            </w:r>
-            <w:r>
-              <w:rPr>
-                <w:rStyle w:val="Hipervnculo"/>
-                <w:noProof/>
-              </w:rPr>
-              <w:t>tos</w:t>
+              <w:t>Preprocesamiento de los datos</w:t>
             </w:r>
             <w:r>
               <w:rPr>
@@ -6597,21 +6583,7 @@
         <w:rPr>
           <w:color w:val="FF0000"/>
         </w:rPr>
-        <w:t xml:space="preserve">El sueño desempeña un papel esencial en la salud humana, afectando funciones cognitivas, metabólicas y cardiovasculares. Un sueño inadecuado puede aumentar el riesgo de enfermedades como hipertensión, obesidad y diabetes, además de impactar negativamente en el rendimiento diario y la calidad de vida. Actualmente, la evaluación de la calidad del sueño se realiza mediante cuestionarios subjetivos, como el Índice de Calidad del Sueño de Pittsburgh (PSQI), y técnicas objetivas como la polisomnografía, </w:t>
-      </w:r>
-      <w:proofErr w:type="gramStart"/>
-      <w:r>
-        <w:rPr>
-          <w:color w:val="FF0000"/>
-        </w:rPr>
-        <w:t>que</w:t>
-      </w:r>
-      <w:proofErr w:type="gramEnd"/>
-      <w:r>
-        <w:rPr>
-          <w:color w:val="FF0000"/>
-        </w:rPr>
-        <w:t xml:space="preserve"> si bien es precisa, resulta costosa e invasiva.</w:t>
+        <w:t>El sueño desempeña un papel esencial en la salud humana, afectando funciones cognitivas, metabólicas y cardiovasculares. Un sueño inadecuado puede aumentar el riesgo de enfermedades como hipertensión, obesidad y diabetes, además de impactar negativamente en el rendimiento diario y la calidad de vida. Actualmente, la evaluación de la calidad del sueño se realiza mediante cuestionarios subjetivos, como el Índice de Calidad del Sueño de Pittsburgh (PSQI), y técnicas objetivas como la polisomnografía, que si bien es precisa, resulta costosa e invasiva.</w:t>
       </w:r>
     </w:p>
     <w:p>
@@ -8698,11 +8670,7 @@
       </w:r>
       <w:proofErr w:type="spellEnd"/>
       <w:r>
-        <w:t xml:space="preserve"> Helm, E. (2009). </w:t>
-      </w:r>
-      <w:proofErr w:type="gramStart"/>
-      <w:r>
-        <w:t xml:space="preserve">Overnight </w:t>
+        <w:t xml:space="preserve"> Helm, E. (2009). Overnight </w:t>
       </w:r>
       <w:proofErr w:type="spellStart"/>
       <w:r>
@@ -8710,11 +8678,7 @@
       </w:r>
       <w:proofErr w:type="spellEnd"/>
       <w:r>
-        <w:t>?</w:t>
-      </w:r>
-      <w:proofErr w:type="gramEnd"/>
-      <w:r>
-        <w:t xml:space="preserve"> </w:t>
+        <w:t xml:space="preserve">? </w:t>
       </w:r>
       <w:proofErr w:type="spellStart"/>
       <w:r>
@@ -8950,12 +8914,14 @@
       </w:pPr>
       <w:bookmarkStart w:id="13" w:name="_Toc196912839"/>
       <w:r>
+        <w:t>\</w:t>
+      </w:r>
+      <w:r>
         <w:t>Trastornos del sueño</w:t>
       </w:r>
       <w:bookmarkEnd w:id="13"/>
     </w:p>
     <w:p>
-      <w:proofErr w:type="gramStart"/>
       <w:r>
         <w:rPr>
           <w:highlight w:val="yellow"/>
@@ -8966,9 +8932,8 @@
         <w:rPr>
           <w:highlight w:val="yellow"/>
         </w:rPr>
-        <w:t>introducción!!!</w:t>
-      </w:r>
-      <w:proofErr w:type="gramEnd"/>
+        <w:t>introducción!!</w:t>
+      </w:r>
     </w:p>
     <w:p>
       <w:pPr>
@@ -9505,15 +9470,7 @@
       </w:pPr>
       <w:commentRangeStart w:id="22"/>
       <w:r>
-        <w:t xml:space="preserve">Se reconocen dos tipos principales: la narcolepsia tipo 1, asociada con cataplejía y niveles bajos de hipocretina-1 en el líquido cefalorraquídeo, y </w:t>
-      </w:r>
-      <w:proofErr w:type="gramStart"/>
-      <w:r>
-        <w:t>la tipo</w:t>
-      </w:r>
-      <w:proofErr w:type="gramEnd"/>
-      <w:r>
-        <w:t xml:space="preserve"> 2, sin cataplejía y con niveles normales de </w:t>
+        <w:t xml:space="preserve">Se reconocen dos tipos principales: la narcolepsia tipo 1, asociada con cataplejía y niveles bajos de hipocretina-1 en el líquido cefalorraquídeo, y la tipo 2, sin cataplejía y con niveles normales de </w:t>
       </w:r>
       <w:proofErr w:type="spellStart"/>
       <w:r>
@@ -9525,15 +9482,7 @@
       </w:r>
       <w:r>
         <w:lastRenderedPageBreak/>
-        <w:t xml:space="preserve">calidad de vida del paciente es significativo. El diagnóstico se basa en la combinación de polisomnografía nocturna y </w:t>
-      </w:r>
-      <w:proofErr w:type="gramStart"/>
-      <w:r>
-        <w:t>el Test</w:t>
-      </w:r>
-      <w:proofErr w:type="gramEnd"/>
-      <w:r>
-        <w:t xml:space="preserve"> de Latencia Múltiple del Sueño (MSLT), que mide la propensión al sueño y la aparición de sueño REM en siestas diurnas.</w:t>
+        <w:t>calidad de vida del paciente es significativo. El diagnóstico se basa en la combinación de polisomnografía nocturna y el Test de Latencia Múltiple del Sueño (MSLT), que mide la propensión al sueño y la aparición de sueño REM en siestas diurnas.</w:t>
       </w:r>
       <w:commentRangeEnd w:id="22"/>
       <w:r>
@@ -10087,6 +10036,7 @@
     </w:p>
     <w:p>
       <w:pPr>
+        <w:ind w:left="708" w:hanging="708"/>
         <w:jc w:val="both"/>
       </w:pPr>
       <w:r>
@@ -10368,15 +10318,7 @@
         <w:jc w:val="both"/>
       </w:pPr>
       <w:r>
-        <w:t xml:space="preserve">Si bien es una herramienta sencilla y fiable, la ESS es una medida subjetiva y no sustituye a pruebas objetivas como la PSG o </w:t>
-      </w:r>
-      <w:proofErr w:type="gramStart"/>
-      <w:r>
-        <w:t>el Test</w:t>
-      </w:r>
-      <w:proofErr w:type="gramEnd"/>
-      <w:r>
-        <w:t xml:space="preserve"> de Latencia Múltiple del Sueño (MSLT) (Patel &amp; Araujo, 2018).</w:t>
+        <w:t>Si bien es una herramienta sencilla y fiable, la ESS es una medida subjetiva y no sustituye a pruebas objetivas como la PSG o el Test de Latencia Múltiple del Sueño (MSLT) (Patel &amp; Araujo, 2018).</w:t>
       </w:r>
     </w:p>
     <w:p>
@@ -10410,15 +10352,7 @@
         <w:t>Escala de Somnolencia de Stanford (SSS)</w:t>
       </w:r>
       <w:r>
-        <w:t xml:space="preserve"> permite medir el nivel de alerta en distintos momentos del día mediante una escala de 1 a 7. Se utiliza en estudios sobre privación de sueño y trastornos de vigilia (</w:t>
-      </w:r>
-      <w:proofErr w:type="spellStart"/>
-      <w:r>
-        <w:t>Hoddes</w:t>
-      </w:r>
-      <w:proofErr w:type="spellEnd"/>
-      <w:r>
-        <w:t xml:space="preserve"> et al., 1973). Aunque es útil para evaluar la somnolencia en tiempo real, su aplicación es más limitada en comparación con otras herramientas subjetivas de evaluación del sueño.</w:t>
+        <w:t xml:space="preserve"> permite medir el nivel de alerta en distintos momentos del día mediante una escala de 1 a 7. Se utiliza en estudios sobre privación de sueño y trastornos de vigilia. Aunque es útil para evaluar la somnolencia en tiempo real, su aplicación es más limitada en comparación con otras herramientas subjetivas de evaluación del sueño.</w:t>
       </w:r>
     </w:p>
     <w:p>
@@ -13631,12 +13565,12 @@
       </w:r>
       <w:proofErr w:type="spellStart"/>
       <w:r>
-        <w:t>Matplotlib</w:t>
-      </w:r>
-      <w:proofErr w:type="spellEnd"/>
-      <w:r>
-        <w:t>.</w:t>
-      </w:r>
+        <w:t>Matplotlib.</w:t>
+      </w:r>
+      <w:r>
+        <w:t>a</w:t>
+      </w:r>
+      <w:proofErr w:type="spellEnd"/>
     </w:p>
     <w:p>
       <w:pPr>
@@ -14422,21 +14356,7 @@
         <w:rPr>
           <w:color w:val="000000" w:themeColor="text1"/>
         </w:rPr>
-        <w:t xml:space="preserve"> Res 2023;</w:t>
-      </w:r>
-      <w:proofErr w:type="gramStart"/>
-      <w:r>
-        <w:rPr>
-          <w:color w:val="000000" w:themeColor="text1"/>
-        </w:rPr>
-        <w:t>7:e</w:t>
-      </w:r>
-      <w:proofErr w:type="gramEnd"/>
-      <w:r>
-        <w:rPr>
-          <w:color w:val="000000" w:themeColor="text1"/>
-        </w:rPr>
-        <w:t>46520.</w:t>
+        <w:t xml:space="preserve"> Res 2023;7:e46520.</w:t>
       </w:r>
       <w:r>
         <w:rPr>
@@ -15440,14 +15360,12 @@
       </w:r>
     </w:p>
     <w:p>
-      <w:proofErr w:type="gramStart"/>
       <w:r>
         <w:rPr>
           <w:highlight w:val="yellow"/>
         </w:rPr>
         <w:t>CAMBIAR ESQUEMA!!!!</w:t>
       </w:r>
-      <w:proofErr w:type="gramEnd"/>
     </w:p>
     <w:p>
       <w:r>
@@ -16258,23 +16176,7 @@
           <w:b/>
           <w:bCs/>
         </w:rPr>
-        <w:t>Variable objetivo (</w:t>
-      </w:r>
-      <w:proofErr w:type="gramStart"/>
-      <w:r>
-        <w:rPr>
-          <w:b/>
-          <w:bCs/>
-        </w:rPr>
-        <w:t>target</w:t>
-      </w:r>
-      <w:proofErr w:type="gramEnd"/>
-      <w:r>
-        <w:rPr>
-          <w:b/>
-          <w:bCs/>
-        </w:rPr>
-        <w:t>):</w:t>
+        <w:t>Variable objetivo (target):</w:t>
       </w:r>
     </w:p>
     <w:p>
@@ -16644,14 +16546,12 @@
       <w:pPr>
         <w:jc w:val="both"/>
       </w:pPr>
-      <w:proofErr w:type="gramStart"/>
       <w:r>
         <w:rPr>
           <w:highlight w:val="yellow"/>
         </w:rPr>
         <w:t>NO SE USA SMOTE!</w:t>
       </w:r>
-      <w:proofErr w:type="gramEnd"/>
     </w:p>
     <w:p>
       <w:pPr>
@@ -16686,16 +16586,8 @@
         <w:rPr>
           <w:highlight w:val="yellow"/>
         </w:rPr>
-        <w:t xml:space="preserve"> y se replica en la </w:t>
-      </w:r>
-      <w:proofErr w:type="gramStart"/>
-      <w:r>
-        <w:rPr>
-          <w:highlight w:val="yellow"/>
-        </w:rPr>
-        <w:t>app</w:t>
-      </w:r>
-      <w:proofErr w:type="gramEnd"/>
+        <w:t xml:space="preserve"> y se replica en la app</w:t>
+      </w:r>
     </w:p>
     <w:p>
       <w:pPr>
@@ -16888,27 +16780,14 @@
       <w:r>
         <w:t xml:space="preserve">Ilustración </w:t>
       </w:r>
-      <w:r>
-        <w:fldChar w:fldCharType="begin"/>
-      </w:r>
-      <w:r>
-        <w:instrText xml:space="preserve"> SEQ Ilustración \* ARABIC </w:instrText>
-      </w:r>
-      <w:r>
-        <w:fldChar w:fldCharType="separate"/>
-      </w:r>
-      <w:r>
-        <w:rPr>
-          <w:noProof/>
-        </w:rPr>
-        <w:t>1</w:t>
-      </w:r>
-      <w:r>
-        <w:rPr>
-          <w:noProof/>
-        </w:rPr>
-        <w:fldChar w:fldCharType="end"/>
-      </w:r>
+      <w:fldSimple w:instr=" SEQ Ilustración \* ARABIC ">
+        <w:r>
+          <w:rPr>
+            <w:noProof/>
+          </w:rPr>
+          <w:t>1</w:t>
+        </w:r>
+      </w:fldSimple>
       <w:r>
         <w:t xml:space="preserve">: </w:t>
       </w:r>
@@ -17860,41 +17739,54 @@
         <w:rPr>
           <w:color w:val="FF0000"/>
         </w:rPr>
-        <w:t>S</w:t>
-      </w:r>
+        <w:t xml:space="preserve">Se evaluó la utilidad de cada variable mediante métodos de selección automática (como </w:t>
+      </w:r>
+      <w:proofErr w:type="spellStart"/>
       <w:r>
         <w:rPr>
           <w:color w:val="FF0000"/>
         </w:rPr>
-        <w:t xml:space="preserve">e evaluó la utilidad de cada variable mediante métodos de selección automática (como </w:t>
-      </w:r>
-      <w:proofErr w:type="spellStart"/>
+        <w:t>SelectFromModel</w:t>
+      </w:r>
+      <w:proofErr w:type="spellEnd"/>
       <w:r>
         <w:rPr>
           <w:color w:val="FF0000"/>
         </w:rPr>
-        <w:t>SelectFromModel</w:t>
-      </w:r>
-      <w:proofErr w:type="spellEnd"/>
+        <w:t xml:space="preserve">) utilizando un </w:t>
+      </w:r>
+      <w:proofErr w:type="spellStart"/>
       <w:r>
         <w:rPr>
           <w:color w:val="FF0000"/>
         </w:rPr>
-        <w:t xml:space="preserve">) utilizando un </w:t>
-      </w:r>
-      <w:proofErr w:type="spellStart"/>
+        <w:t>Random</w:t>
+      </w:r>
+      <w:proofErr w:type="spellEnd"/>
       <w:r>
         <w:rPr>
           <w:color w:val="FF0000"/>
         </w:rPr>
-        <w:t>Random</w:t>
-      </w:r>
-      <w:proofErr w:type="spellEnd"/>
-      <w:r>
+        <w:t xml:space="preserve"> Forest como estimador base. Esta técnica permitió eliminar variables poco informativas y mejorar la generalización del modelo.</w:t>
+      </w:r>
+    </w:p>
+    <w:p>
+      <w:pPr>
+        <w:jc w:val="both"/>
         <w:rPr>
           <w:color w:val="FF0000"/>
         </w:rPr>
-        <w:t xml:space="preserve"> Forest como estimador base. Esta técnica permitió eliminar variables poco informativas y mejorar la generalización del modelo.</w:t>
+      </w:pPr>
+    </w:p>
+    <w:p>
+      <w:pPr>
+        <w:pStyle w:val="Ttulo4"/>
+      </w:pPr>
+      <w:r>
+        <w:t xml:space="preserve">Equilibrado de clases </w:t>
+      </w:r>
+      <w:r>
+        <w:t>(explorado y descartado)</w:t>
       </w:r>
     </w:p>
     <w:p>
@@ -17904,36 +17796,11 @@
           <w:color w:val="FF0000"/>
         </w:rPr>
       </w:pPr>
-    </w:p>
-    <w:p>
-      <w:pPr>
-        <w:pStyle w:val="Ttulo4"/>
-      </w:pPr>
-      <w:r>
-        <w:t xml:space="preserve">Equilibrado de clases </w:t>
-      </w:r>
-      <w:r>
-        <w:t>(explorado y descartado)</w:t>
-      </w:r>
-    </w:p>
-    <w:p>
-      <w:pPr>
-        <w:jc w:val="both"/>
+      <w:r>
         <w:rPr>
           <w:color w:val="FF0000"/>
         </w:rPr>
-      </w:pPr>
-      <w:r>
-        <w:rPr>
-          <w:color w:val="FF0000"/>
-        </w:rPr>
-        <w:t>D</w:t>
-      </w:r>
-      <w:r>
-        <w:rPr>
-          <w:color w:val="FF0000"/>
-        </w:rPr>
-        <w:t>urante el proceso experimental se probó la técnica SMOTE (</w:t>
+        <w:t>Durante el proceso experimental se probó la técnica SMOTE (</w:t>
       </w:r>
       <w:proofErr w:type="spellStart"/>
       <w:r>
@@ -18493,27 +18360,14 @@
       <w:r>
         <w:t xml:space="preserve">Ilustración </w:t>
       </w:r>
-      <w:r>
-        <w:fldChar w:fldCharType="begin"/>
-      </w:r>
-      <w:r>
-        <w:instrText xml:space="preserve"> SEQ Ilustración \* ARABIC </w:instrText>
-      </w:r>
-      <w:r>
-        <w:fldChar w:fldCharType="separate"/>
-      </w:r>
-      <w:r>
-        <w:rPr>
-          <w:noProof/>
-        </w:rPr>
-        <w:t>2</w:t>
-      </w:r>
-      <w:r>
-        <w:rPr>
-          <w:noProof/>
-        </w:rPr>
-        <w:fldChar w:fldCharType="end"/>
-      </w:r>
+      <w:fldSimple w:instr=" SEQ Ilustración \* ARABIC ">
+        <w:r>
+          <w:rPr>
+            <w:noProof/>
+          </w:rPr>
+          <w:t>2</w:t>
+        </w:r>
+      </w:fldSimple>
       <w:r>
         <w:t xml:space="preserve">: </w:t>
       </w:r>
@@ -18636,7 +18490,10 @@
         <w:jc w:val="both"/>
       </w:pPr>
       <w:r>
-        <w:t xml:space="preserve">Se identificaron, por ejemplo, </w:t>
+        <w:t>Se identificaron</w:t>
+      </w:r>
+      <w:r>
+        <w:t xml:space="preserve"> </w:t>
       </w:r>
       <w:proofErr w:type="spellStart"/>
       <w:r>
@@ -18752,27 +18609,14 @@
       <w:r>
         <w:t xml:space="preserve">Ilustración </w:t>
       </w:r>
-      <w:r>
-        <w:fldChar w:fldCharType="begin"/>
-      </w:r>
-      <w:r>
-        <w:instrText xml:space="preserve"> SEQ Ilustración \* ARABIC </w:instrText>
-      </w:r>
-      <w:r>
-        <w:fldChar w:fldCharType="separate"/>
-      </w:r>
-      <w:r>
-        <w:rPr>
-          <w:noProof/>
-        </w:rPr>
-        <w:t>3</w:t>
-      </w:r>
-      <w:r>
-        <w:rPr>
-          <w:noProof/>
-        </w:rPr>
-        <w:fldChar w:fldCharType="end"/>
-      </w:r>
+      <w:fldSimple w:instr=" SEQ Ilustración \* ARABIC ">
+        <w:r>
+          <w:rPr>
+            <w:noProof/>
+          </w:rPr>
+          <w:t>3</w:t>
+        </w:r>
+      </w:fldSimple>
       <w:r>
         <w:t xml:space="preserve">: </w:t>
       </w:r>
@@ -18917,27 +18761,14 @@
       <w:r>
         <w:t xml:space="preserve">Ilustración </w:t>
       </w:r>
-      <w:r>
-        <w:fldChar w:fldCharType="begin"/>
-      </w:r>
-      <w:r>
-        <w:instrText xml:space="preserve"> SEQ Ilustración \* ARABIC </w:instrText>
-      </w:r>
-      <w:r>
-        <w:fldChar w:fldCharType="separate"/>
-      </w:r>
-      <w:r>
-        <w:rPr>
-          <w:noProof/>
-        </w:rPr>
-        <w:t>4</w:t>
-      </w:r>
-      <w:r>
-        <w:rPr>
-          <w:noProof/>
-        </w:rPr>
-        <w:fldChar w:fldCharType="end"/>
-      </w:r>
+      <w:fldSimple w:instr=" SEQ Ilustración \* ARABIC ">
+        <w:r>
+          <w:rPr>
+            <w:noProof/>
+          </w:rPr>
+          <w:t>4</w:t>
+        </w:r>
+      </w:fldSimple>
       <w:r>
         <w:t xml:space="preserve">: </w:t>
       </w:r>
@@ -19106,27 +18937,14 @@
       <w:r>
         <w:t xml:space="preserve">Ilustración </w:t>
       </w:r>
-      <w:r>
-        <w:fldChar w:fldCharType="begin"/>
-      </w:r>
-      <w:r>
-        <w:instrText xml:space="preserve"> SEQ Ilustración \* ARABIC </w:instrText>
-      </w:r>
-      <w:r>
-        <w:fldChar w:fldCharType="separate"/>
-      </w:r>
-      <w:r>
-        <w:rPr>
-          <w:noProof/>
-        </w:rPr>
-        <w:t>5</w:t>
-      </w:r>
-      <w:r>
-        <w:rPr>
-          <w:noProof/>
-        </w:rPr>
-        <w:fldChar w:fldCharType="end"/>
-      </w:r>
+      <w:fldSimple w:instr=" SEQ Ilustración \* ARABIC ">
+        <w:r>
+          <w:rPr>
+            <w:noProof/>
+          </w:rPr>
+          <w:t>5</w:t>
+        </w:r>
+      </w:fldSimple>
       <w:r>
         <w:t xml:space="preserve">: </w:t>
       </w:r>
@@ -19212,22 +19030,15 @@
       <w:bookmarkEnd w:id="74"/>
     </w:p>
     <w:p>
-      <w:pPr>
-        <w:rPr>
-          <w:lang w:val="pt-PT"/>
-        </w:rPr>
-      </w:pPr>
       <w:r>
         <w:rPr>
           <w:highlight w:val="yellow"/>
-          <w:lang w:val="pt-PT"/>
         </w:rPr>
         <w:t xml:space="preserve">EXPLICAR POR QUE SE DESCARTO </w:t>
       </w:r>
       <w:r>
         <w:rPr>
           <w:highlight w:val="yellow"/>
-          <w:lang w:val="pt-PT"/>
         </w:rPr>
         <w:t>SMOTE</w:t>
       </w:r>
@@ -19928,15 +19739,7 @@
       </w:pPr>
       <w:r>
         <w:lastRenderedPageBreak/>
-        <w:t xml:space="preserve">Una vez seleccionado y calibrado el modelo, se procedió a su evaluación detallada sobre el conjunto </w:t>
-      </w:r>
-      <w:proofErr w:type="gramStart"/>
-      <w:r>
-        <w:t>de test</w:t>
-      </w:r>
-      <w:proofErr w:type="gramEnd"/>
-      <w:r>
-        <w:t xml:space="preserve"> y a su integración en la aplicación web, como se describe en los siguientes apartados.</w:t>
+        <w:t>Una vez seleccionado y calibrado el modelo, se procedió a su evaluación detallada sobre el conjunto de test y a su integración en la aplicación web, como se describe en los siguientes apartados.</w:t>
       </w:r>
     </w:p>
     <w:p>
@@ -20067,18 +19870,8 @@
           <w:bCs/>
           <w:color w:val="FF0000"/>
         </w:rPr>
-        <w:t xml:space="preserve">conjunto </w:t>
-      </w:r>
-      <w:proofErr w:type="gramStart"/>
-      <w:r>
-        <w:rPr>
-          <w:b/>
-          <w:bCs/>
-          <w:color w:val="FF0000"/>
-        </w:rPr>
-        <w:t>de test</w:t>
-      </w:r>
-      <w:proofErr w:type="gramEnd"/>
+        <w:t>conjunto de test</w:t>
+      </w:r>
       <w:r>
         <w:rPr>
           <w:color w:val="FF0000"/>
@@ -21154,21 +20947,7 @@
         <w:rPr>
           <w:color w:val="FF0000"/>
         </w:rPr>
-        <w:t xml:space="preserve"> (aunque no se integró directamente en la </w:t>
-      </w:r>
-      <w:proofErr w:type="gramStart"/>
-      <w:r>
-        <w:rPr>
-          <w:color w:val="FF0000"/>
-        </w:rPr>
-        <w:t>app</w:t>
-      </w:r>
-      <w:proofErr w:type="gramEnd"/>
-      <w:r>
-        <w:rPr>
-          <w:color w:val="FF0000"/>
-        </w:rPr>
-        <w:t>), observando una correspondencia razonable en los casos de apnea del sueño, lo cual refuerza el potencial del sistema como herramienta de apoyo.</w:t>
+        <w:t xml:space="preserve"> (aunque no se integró directamente en la app), observando una correspondencia razonable en los casos de apnea del sueño, lo cual refuerza el potencial del sistema como herramienta de apoyo.</w:t>
       </w:r>
     </w:p>
     <w:p>
@@ -21249,63 +21028,31 @@
         <w:rPr>
           <w:highlight w:val="yellow"/>
         </w:rPr>
-        <w:t xml:space="preserve">Para el desarrollo de este proyecto se ha recurrido a un conjunto de herramientas de software, bibliotecas especializadas y tecnologías de visualización que permiten cubrir todo el ciclo de vida de un sistema predictivo: desde el tratamiento de datos hasta su integración en una aplicación funcional. A </w:t>
-      </w:r>
-      <w:proofErr w:type="gramStart"/>
-      <w:r>
+        <w:t>Para el desarrollo de este proyecto se ha recurrido a un conjunto de herramientas de software, bibliotecas especializadas y tecnologías de visualización que permiten cubrir todo el ciclo de vida de un sistema predictivo: desde el tratamiento de datos hasta su integración en una aplicación funcional. A continuación se describen las principales herramientas y técnicas utilizadas, así como las razones que justifican su elección.</w:t>
+      </w:r>
+    </w:p>
+    <w:p>
+      <w:pPr>
         <w:rPr>
           <w:highlight w:val="yellow"/>
         </w:rPr>
-        <w:t>continuación</w:t>
-      </w:r>
-      <w:proofErr w:type="gramEnd"/>
-      <w:r>
-        <w:rPr>
+      </w:pPr>
+    </w:p>
+    <w:p>
+      <w:pPr>
+        <w:rPr>
+          <w:b/>
+          <w:bCs/>
           <w:highlight w:val="yellow"/>
         </w:rPr>
-        <w:t xml:space="preserve"> se describen las principales herramientas y técnicas utilizadas, así como las razones que justifican su elección.</w:t>
-      </w:r>
-    </w:p>
-    <w:p>
-      <w:pPr>
-        <w:rPr>
+      </w:pPr>
+      <w:r>
+        <w:rPr>
+          <w:b/>
+          <w:bCs/>
           <w:highlight w:val="yellow"/>
         </w:rPr>
-      </w:pPr>
-    </w:p>
-    <w:p>
-      <w:pPr>
-        <w:rPr>
-          <w:b/>
-          <w:bCs/>
-          <w:highlight w:val="yellow"/>
-        </w:rPr>
-      </w:pPr>
-      <w:r>
-        <w:rPr>
-          <w:b/>
-          <w:bCs/>
-          <w:highlight w:val="yellow"/>
-        </w:rPr>
-        <w:t xml:space="preserve">1 </w:t>
-      </w:r>
-      <w:proofErr w:type="gramStart"/>
-      <w:r>
-        <w:rPr>
-          <w:b/>
-          <w:bCs/>
-          <w:highlight w:val="yellow"/>
-        </w:rPr>
-        <w:t>Lenguajes</w:t>
-      </w:r>
-      <w:proofErr w:type="gramEnd"/>
-      <w:r>
-        <w:rPr>
-          <w:b/>
-          <w:bCs/>
-          <w:highlight w:val="yellow"/>
-        </w:rPr>
-        <w:t xml:space="preserve"> y entornos de programación</w:t>
+        <w:t>1 Lenguajes y entornos de programación</w:t>
       </w:r>
     </w:p>
     <w:p>
@@ -21592,25 +21339,7 @@
           <w:bCs/>
           <w:highlight w:val="yellow"/>
         </w:rPr>
-        <w:t xml:space="preserve">3 </w:t>
-      </w:r>
-      <w:proofErr w:type="gramStart"/>
-      <w:r>
-        <w:rPr>
-          <w:b/>
-          <w:bCs/>
-          <w:highlight w:val="yellow"/>
-        </w:rPr>
-        <w:t>Preprocesamiento</w:t>
-      </w:r>
-      <w:proofErr w:type="gramEnd"/>
-      <w:r>
-        <w:rPr>
-          <w:b/>
-          <w:bCs/>
-          <w:highlight w:val="yellow"/>
-        </w:rPr>
-        <w:t xml:space="preserve"> y transformación</w:t>
+        <w:t>3 Preprocesamiento y transformación</w:t>
       </w:r>
     </w:p>
     <w:p>
@@ -21929,58 +21658,56 @@
           <w:bCs/>
           <w:highlight w:val="yellow"/>
         </w:rPr>
-        <w:t xml:space="preserve">4 </w:t>
-      </w:r>
-      <w:proofErr w:type="gramStart"/>
-      <w:r>
-        <w:rPr>
-          <w:b/>
-          <w:bCs/>
+        <w:t>4 Modelado predictivo</w:t>
+      </w:r>
+    </w:p>
+    <w:p>
+      <w:pPr>
+        <w:rPr>
           <w:highlight w:val="yellow"/>
         </w:rPr>
-        <w:t>Modelado</w:t>
-      </w:r>
-      <w:proofErr w:type="gramEnd"/>
-      <w:r>
-        <w:rPr>
-          <w:b/>
-          <w:bCs/>
+      </w:pPr>
+      <w:r>
+        <w:rPr>
           <w:highlight w:val="yellow"/>
         </w:rPr>
-        <w:t xml:space="preserve"> predictivo</w:t>
-      </w:r>
-    </w:p>
-    <w:p>
-      <w:pPr>
-        <w:rPr>
+        <w:t xml:space="preserve">El entrenamiento del modelo se llevó a cabo también con </w:t>
+      </w:r>
+      <w:proofErr w:type="spellStart"/>
+      <w:r>
+        <w:rPr>
+          <w:b/>
+          <w:bCs/>
           <w:highlight w:val="yellow"/>
         </w:rPr>
-      </w:pPr>
+        <w:t>Scikit-learn</w:t>
+      </w:r>
+      <w:proofErr w:type="spellEnd"/>
       <w:r>
         <w:rPr>
           <w:highlight w:val="yellow"/>
         </w:rPr>
-        <w:t xml:space="preserve">El entrenamiento del modelo se llevó a cabo también con </w:t>
-      </w:r>
-      <w:proofErr w:type="spellStart"/>
-      <w:r>
-        <w:rPr>
-          <w:b/>
-          <w:bCs/>
+        <w:t xml:space="preserve">, probando inicialmente distintos clasificadores: regresión logística, máquinas de soporte vectorial (SVM), redes neuronales multicapa (MLP), árboles de decisión y </w:t>
+      </w:r>
+      <w:proofErr w:type="spellStart"/>
+      <w:r>
+        <w:rPr>
           <w:highlight w:val="yellow"/>
         </w:rPr>
-        <w:t>Scikit-learn</w:t>
+        <w:t>Random</w:t>
       </w:r>
       <w:proofErr w:type="spellEnd"/>
       <w:r>
         <w:rPr>
           <w:highlight w:val="yellow"/>
         </w:rPr>
-        <w:t xml:space="preserve">, probando inicialmente distintos clasificadores: regresión logística, máquinas de soporte vectorial (SVM), redes neuronales multicapa (MLP), árboles de decisión y </w:t>
-      </w:r>
-      <w:proofErr w:type="spellStart"/>
-      <w:r>
-        <w:rPr>
+        <w:t xml:space="preserve"> Forest. Finalmente se seleccionó </w:t>
+      </w:r>
+      <w:proofErr w:type="spellStart"/>
+      <w:r>
+        <w:rPr>
+          <w:b/>
+          <w:bCs/>
           <w:highlight w:val="yellow"/>
         </w:rPr>
         <w:t>Random</w:t>
@@ -21988,130 +21715,96 @@
       <w:proofErr w:type="spellEnd"/>
       <w:r>
         <w:rPr>
+          <w:b/>
+          <w:bCs/>
           <w:highlight w:val="yellow"/>
         </w:rPr>
-        <w:t xml:space="preserve"> Forest. Finalmente se seleccionó </w:t>
-      </w:r>
-      <w:proofErr w:type="spellStart"/>
-      <w:r>
-        <w:rPr>
-          <w:b/>
-          <w:bCs/>
+        <w:t xml:space="preserve"> Forest calibrado</w:t>
+      </w:r>
+      <w:r>
+        <w:rPr>
           <w:highlight w:val="yellow"/>
         </w:rPr>
-        <w:t>Random</w:t>
-      </w:r>
-      <w:proofErr w:type="spellEnd"/>
-      <w:r>
-        <w:rPr>
-          <w:b/>
-          <w:bCs/>
+        <w:t xml:space="preserve"> como modelo final.</w:t>
+      </w:r>
+    </w:p>
+    <w:p>
+      <w:pPr>
+        <w:rPr>
           <w:highlight w:val="yellow"/>
         </w:rPr>
-        <w:t xml:space="preserve"> Forest calibrado</w:t>
-      </w:r>
+      </w:pPr>
       <w:r>
         <w:rPr>
           <w:highlight w:val="yellow"/>
         </w:rPr>
-        <w:t xml:space="preserve"> como modelo final.</w:t>
-      </w:r>
-    </w:p>
-    <w:p>
-      <w:pPr>
+        <w:t xml:space="preserve">Se realizó búsqueda de </w:t>
+      </w:r>
+      <w:proofErr w:type="spellStart"/>
+      <w:r>
         <w:rPr>
           <w:highlight w:val="yellow"/>
         </w:rPr>
-      </w:pPr>
+        <w:t>hiperparámetros</w:t>
+      </w:r>
+      <w:proofErr w:type="spellEnd"/>
       <w:r>
         <w:rPr>
           <w:highlight w:val="yellow"/>
         </w:rPr>
-        <w:t xml:space="preserve">Se realizó búsqueda de </w:t>
+        <w:t xml:space="preserve"> mediante </w:t>
       </w:r>
       <w:proofErr w:type="spellStart"/>
       <w:r>
         <w:rPr>
           <w:highlight w:val="yellow"/>
         </w:rPr>
-        <w:t>hiperparámetros</w:t>
+        <w:t>GridSearchCV</w:t>
       </w:r>
       <w:proofErr w:type="spellEnd"/>
       <w:r>
         <w:rPr>
           <w:highlight w:val="yellow"/>
         </w:rPr>
-        <w:t xml:space="preserve"> mediante </w:t>
+        <w:t xml:space="preserve">, y se aplicó calibración de probabilidades con </w:t>
       </w:r>
       <w:proofErr w:type="spellStart"/>
       <w:r>
         <w:rPr>
           <w:highlight w:val="yellow"/>
         </w:rPr>
-        <w:t>GridSearchCV</w:t>
+        <w:t>CalibratedClassifierCV</w:t>
       </w:r>
       <w:proofErr w:type="spellEnd"/>
       <w:r>
         <w:rPr>
           <w:highlight w:val="yellow"/>
         </w:rPr>
-        <w:t xml:space="preserve">, y se aplicó calibración de probabilidades con </w:t>
-      </w:r>
-      <w:proofErr w:type="spellStart"/>
-      <w:r>
+        <w:t>.</w:t>
+      </w:r>
+    </w:p>
+    <w:p>
+      <w:pPr>
         <w:rPr>
           <w:highlight w:val="yellow"/>
         </w:rPr>
-        <w:t>CalibratedClassifierCV</w:t>
-      </w:r>
-      <w:proofErr w:type="spellEnd"/>
-      <w:r>
-        <w:rPr>
+      </w:pPr>
+    </w:p>
+    <w:p>
+      <w:pPr>
+        <w:rPr>
+          <w:b/>
+          <w:bCs/>
           <w:highlight w:val="yellow"/>
         </w:rPr>
-        <w:t>.</w:t>
-      </w:r>
-    </w:p>
-    <w:p>
-      <w:pPr>
-        <w:rPr>
+      </w:pPr>
+      <w:r>
+        <w:rPr>
+          <w:b/>
+          <w:bCs/>
           <w:highlight w:val="yellow"/>
         </w:rPr>
-      </w:pPr>
-    </w:p>
-    <w:p>
-      <w:pPr>
-        <w:rPr>
-          <w:b/>
-          <w:bCs/>
-          <w:highlight w:val="yellow"/>
-        </w:rPr>
-      </w:pPr>
-      <w:r>
-        <w:rPr>
-          <w:b/>
-          <w:bCs/>
-          <w:highlight w:val="yellow"/>
-        </w:rPr>
-        <w:t xml:space="preserve">5 </w:t>
-      </w:r>
-      <w:proofErr w:type="gramStart"/>
-      <w:r>
-        <w:rPr>
-          <w:b/>
-          <w:bCs/>
-          <w:highlight w:val="yellow"/>
-        </w:rPr>
-        <w:t>Interpretabilidad</w:t>
-      </w:r>
-      <w:proofErr w:type="gramEnd"/>
-      <w:r>
-        <w:rPr>
-          <w:b/>
-          <w:bCs/>
-          <w:highlight w:val="yellow"/>
-        </w:rPr>
-        <w:t xml:space="preserve"> del modelo</w:t>
+        <w:t>5 Interpretabilidad del modelo</w:t>
       </w:r>
     </w:p>
     <w:p>
@@ -22342,25 +22035,7 @@
           <w:bCs/>
           <w:highlight w:val="yellow"/>
         </w:rPr>
-        <w:t xml:space="preserve">6 </w:t>
-      </w:r>
-      <w:proofErr w:type="gramStart"/>
-      <w:r>
-        <w:rPr>
-          <w:b/>
-          <w:bCs/>
-          <w:highlight w:val="yellow"/>
-        </w:rPr>
-        <w:t>Desarrollo</w:t>
-      </w:r>
-      <w:proofErr w:type="gramEnd"/>
-      <w:r>
-        <w:rPr>
-          <w:b/>
-          <w:bCs/>
-          <w:highlight w:val="yellow"/>
-        </w:rPr>
-        <w:t xml:space="preserve"> de la aplicación web</w:t>
+        <w:t>6 Desarrollo de la aplicación web</w:t>
       </w:r>
     </w:p>
     <w:p>
@@ -22518,38 +22193,34 @@
           <w:bCs/>
           <w:highlight w:val="yellow"/>
         </w:rPr>
-        <w:t xml:space="preserve">7 </w:t>
-      </w:r>
-      <w:proofErr w:type="gramStart"/>
-      <w:r>
-        <w:rPr>
-          <w:b/>
-          <w:bCs/>
+        <w:t>7 Control de versiones y colaboración</w:t>
+      </w:r>
+    </w:p>
+    <w:p>
+      <w:pPr>
+        <w:rPr>
           <w:highlight w:val="yellow"/>
         </w:rPr>
-        <w:t>Control</w:t>
-      </w:r>
-      <w:proofErr w:type="gramEnd"/>
-      <w:r>
-        <w:rPr>
-          <w:b/>
-          <w:bCs/>
+      </w:pPr>
+      <w:r>
+        <w:rPr>
           <w:highlight w:val="yellow"/>
         </w:rPr>
-        <w:t xml:space="preserve"> de versiones y colaboración</w:t>
-      </w:r>
-    </w:p>
-    <w:p>
-      <w:pPr>
-        <w:rPr>
+        <w:t xml:space="preserve">El proyecto fue versionado mediante </w:t>
+      </w:r>
+      <w:r>
+        <w:rPr>
+          <w:b/>
+          <w:bCs/>
           <w:highlight w:val="yellow"/>
         </w:rPr>
-      </w:pPr>
+        <w:t>Git</w:t>
+      </w:r>
       <w:r>
         <w:rPr>
           <w:highlight w:val="yellow"/>
         </w:rPr>
-        <w:t xml:space="preserve">El proyecto fue versionado mediante </w:t>
+        <w:t xml:space="preserve">, y alojado en un repositorio privado de </w:t>
       </w:r>
       <w:r>
         <w:rPr>
@@ -22557,83 +22228,51 @@
           <w:bCs/>
           <w:highlight w:val="yellow"/>
         </w:rPr>
-        <w:t>Git</w:t>
+        <w:t>GitHub</w:t>
       </w:r>
       <w:r>
         <w:rPr>
           <w:highlight w:val="yellow"/>
         </w:rPr>
-        <w:t xml:space="preserve">, y alojado en un repositorio privado de </w:t>
-      </w:r>
-      <w:r>
-        <w:rPr>
-          <w:b/>
-          <w:bCs/>
+        <w:t>. Esto facilitó la gestión del código, la trazabilidad de cambios, la documentación técnica y el almacenamiento de archivos relevantes como los notebooks, scripts de aplicación y modelos exportados (</w:t>
+      </w:r>
+      <w:proofErr w:type="spellStart"/>
+      <w:r>
+        <w:rPr>
           <w:highlight w:val="yellow"/>
         </w:rPr>
-        <w:t>GitHub</w:t>
-      </w:r>
+        <w:t>joblib</w:t>
+      </w:r>
+      <w:proofErr w:type="spellEnd"/>
       <w:r>
         <w:rPr>
           <w:highlight w:val="yellow"/>
         </w:rPr>
-        <w:t>. Esto facilitó la gestión del código, la trazabilidad de cambios, la documentación técnica y el almacenamiento de archivos relevantes como los notebooks, scripts de aplicación y modelos exportados (</w:t>
-      </w:r>
-      <w:proofErr w:type="spellStart"/>
-      <w:r>
+        <w:t>).</w:t>
+      </w:r>
+    </w:p>
+    <w:p>
+      <w:pPr>
         <w:rPr>
           <w:highlight w:val="yellow"/>
         </w:rPr>
-        <w:t>joblib</w:t>
-      </w:r>
-      <w:proofErr w:type="spellEnd"/>
-      <w:r>
-        <w:rPr>
+      </w:pPr>
+    </w:p>
+    <w:p>
+      <w:pPr>
+        <w:rPr>
+          <w:b/>
+          <w:bCs/>
           <w:highlight w:val="yellow"/>
         </w:rPr>
-        <w:t>).</w:t>
-      </w:r>
-    </w:p>
-    <w:p>
-      <w:pPr>
-        <w:rPr>
+      </w:pPr>
+      <w:r>
+        <w:rPr>
+          <w:b/>
+          <w:bCs/>
           <w:highlight w:val="yellow"/>
         </w:rPr>
-      </w:pPr>
-    </w:p>
-    <w:p>
-      <w:pPr>
-        <w:rPr>
-          <w:b/>
-          <w:bCs/>
-          <w:highlight w:val="yellow"/>
-        </w:rPr>
-      </w:pPr>
-      <w:r>
-        <w:rPr>
-          <w:b/>
-          <w:bCs/>
-          <w:highlight w:val="yellow"/>
-        </w:rPr>
-        <w:t xml:space="preserve">8 </w:t>
-      </w:r>
-      <w:proofErr w:type="gramStart"/>
-      <w:r>
-        <w:rPr>
-          <w:b/>
-          <w:bCs/>
-          <w:highlight w:val="yellow"/>
-        </w:rPr>
-        <w:t>Justificación</w:t>
-      </w:r>
-      <w:proofErr w:type="gramEnd"/>
-      <w:r>
-        <w:rPr>
-          <w:b/>
-          <w:bCs/>
-          <w:highlight w:val="yellow"/>
-        </w:rPr>
-        <w:t xml:space="preserve"> global</w:t>
+        <w:t>8 Justificación global</w:t>
       </w:r>
     </w:p>
     <w:p>
@@ -23784,21 +23423,25 @@
         <w:rPr>
           <w:highlight w:val="cyan"/>
         </w:rPr>
-        <w:t xml:space="preserve">La </w:t>
-      </w:r>
-      <w:proofErr w:type="gramStart"/>
-      <w:r>
-        <w:rPr>
+        <w:t xml:space="preserve">La app fue desplegada en </w:t>
+      </w:r>
+      <w:proofErr w:type="spellStart"/>
+      <w:r>
+        <w:rPr>
+          <w:b/>
+          <w:bCs/>
           <w:highlight w:val="cyan"/>
         </w:rPr>
-        <w:t>app</w:t>
-      </w:r>
-      <w:proofErr w:type="gramEnd"/>
-      <w:r>
-        <w:rPr>
+        <w:t>Streamlit</w:t>
+      </w:r>
+      <w:proofErr w:type="spellEnd"/>
+      <w:r>
+        <w:rPr>
+          <w:b/>
+          <w:bCs/>
           <w:highlight w:val="cyan"/>
         </w:rPr>
-        <w:t xml:space="preserve"> fue desplegada en </w:t>
+        <w:t xml:space="preserve"> </w:t>
       </w:r>
       <w:proofErr w:type="spellStart"/>
       <w:r>
@@ -23807,7 +23450,7 @@
           <w:bCs/>
           <w:highlight w:val="cyan"/>
         </w:rPr>
-        <w:t>Streamlit</w:t>
+        <w:t>Community</w:t>
       </w:r>
       <w:proofErr w:type="spellEnd"/>
       <w:r>
@@ -23816,45 +23459,27 @@
           <w:bCs/>
           <w:highlight w:val="cyan"/>
         </w:rPr>
-        <w:t xml:space="preserve"> </w:t>
-      </w:r>
-      <w:proofErr w:type="spellStart"/>
-      <w:r>
-        <w:rPr>
-          <w:b/>
-          <w:bCs/>
+        <w:t xml:space="preserve"> Cloud</w:t>
+      </w:r>
+      <w:r>
+        <w:rPr>
           <w:highlight w:val="cyan"/>
         </w:rPr>
-        <w:t>Community</w:t>
-      </w:r>
-      <w:proofErr w:type="spellEnd"/>
-      <w:r>
-        <w:rPr>
-          <w:b/>
-          <w:bCs/>
+        <w:t>, permitiendo su ejecución online sin necesidad de instalación local por parte del usuario.</w:t>
+      </w:r>
+    </w:p>
+    <w:p>
+      <w:pPr>
+        <w:rPr>
           <w:highlight w:val="cyan"/>
         </w:rPr>
-        <w:t xml:space="preserve"> Cloud</w:t>
-      </w:r>
+      </w:pPr>
+    </w:p>
+    <w:p>
       <w:r>
         <w:rPr>
           <w:highlight w:val="cyan"/>
         </w:rPr>
-        <w:t>, permitiendo su ejecución online sin necesidad de instalación local por parte del usuario.</w:t>
-      </w:r>
-    </w:p>
-    <w:p>
-      <w:pPr>
-        <w:rPr>
-          <w:highlight w:val="cyan"/>
-        </w:rPr>
-      </w:pPr>
-    </w:p>
-    <w:p>
-      <w:r>
-        <w:rPr>
-          <w:highlight w:val="cyan"/>
-        </w:rPr>
         <w:t>Este conjunto de técnicas y herramientas ha permitido abordar el proyecto de forma integral, desde el análisis de datos hasta la creación de un sistema accesible, robusto y explicable, demostrando la viabilidad de aplicar inteligencia artificial en el cribado preliminar de trastornos del sueño.</w:t>
       </w:r>
     </w:p>
@@ -23870,21 +23495,7 @@
         <w:rPr>
           <w:highlight w:val="green"/>
         </w:rPr>
-        <w:t xml:space="preserve">El desarrollo de este proyecto ha requerido la aplicación de diversas técnicas propias del ámbito del aprendizaje automático, así como el uso de herramientas tecnológicas que han facilitado el tratamiento de datos, el entrenamiento de modelos y la creación de una interfaz accesible para su uso. A </w:t>
-      </w:r>
-      <w:proofErr w:type="gramStart"/>
-      <w:r>
-        <w:rPr>
-          <w:highlight w:val="green"/>
-        </w:rPr>
-        <w:t>continuación</w:t>
-      </w:r>
-      <w:proofErr w:type="gramEnd"/>
-      <w:r>
-        <w:rPr>
-          <w:highlight w:val="green"/>
-        </w:rPr>
-        <w:t xml:space="preserve"> se describen las principales herramientas y técnicas utilizadas, contextualizadas en función de su utilidad dentro del flujo de trabajo.</w:t>
+        <w:t>El desarrollo de este proyecto ha requerido la aplicación de diversas técnicas propias del ámbito del aprendizaje automático, así como el uso de herramientas tecnológicas que han facilitado el tratamiento de datos, el entrenamiento de modelos y la creación de una interfaz accesible para su uso. A continuación se describen las principales herramientas y técnicas utilizadas, contextualizadas en función de su utilidad dentro del flujo de trabajo.</w:t>
       </w:r>
     </w:p>
     <w:p>
@@ -24489,91 +24100,63 @@
         <w:rPr>
           <w:highlight w:val="green"/>
         </w:rPr>
-        <w:t xml:space="preserve">, una herramienta que permite construir interfaces gráficas desde scripts en Python de forma sencilla y rápida. La </w:t>
-      </w:r>
-      <w:proofErr w:type="gramStart"/>
-      <w:r>
-        <w:rPr>
+        <w:t xml:space="preserve">, una herramienta que permite construir interfaces gráficas desde scripts en Python de forma sencilla y rápida. La app integra el modelo entrenado, permite la entrada de variables mediante formularios interactivos, muestra la predicción multiclase y presenta explicaciones visuales mediante SHAP. Además, se implementó la generación automática de informes en </w:t>
+      </w:r>
+      <w:r>
+        <w:rPr>
+          <w:b/>
+          <w:bCs/>
           <w:highlight w:val="green"/>
         </w:rPr>
-        <w:t>app</w:t>
-      </w:r>
-      <w:proofErr w:type="gramEnd"/>
+        <w:t>PDF</w:t>
+      </w:r>
       <w:r>
         <w:rPr>
           <w:highlight w:val="green"/>
         </w:rPr>
-        <w:t xml:space="preserve"> integra el modelo entrenado, permite la entrada de variables mediante formularios interactivos, muestra la predicción multiclase y presenta explicaciones visuales mediante SHAP. Además, se implementó la generación automática de informes en </w:t>
-      </w:r>
-      <w:r>
-        <w:rPr>
-          <w:b/>
-          <w:bCs/>
+        <w:t xml:space="preserve"> con la librería </w:t>
+      </w:r>
+      <w:proofErr w:type="spellStart"/>
+      <w:r>
+        <w:rPr>
           <w:highlight w:val="green"/>
         </w:rPr>
-        <w:t>PDF</w:t>
-      </w:r>
+        <w:t>fpdf</w:t>
+      </w:r>
+      <w:proofErr w:type="spellEnd"/>
       <w:r>
         <w:rPr>
           <w:highlight w:val="green"/>
         </w:rPr>
-        <w:t xml:space="preserve"> con la librería </w:t>
-      </w:r>
-      <w:proofErr w:type="spellStart"/>
-      <w:r>
-        <w:rPr>
+        <w:t xml:space="preserve">, y la creación de un </w:t>
+      </w:r>
+      <w:r>
+        <w:rPr>
+          <w:b/>
+          <w:bCs/>
           <w:highlight w:val="green"/>
         </w:rPr>
-        <w:t>fpdf</w:t>
-      </w:r>
-      <w:proofErr w:type="spellEnd"/>
+        <w:t>código QR</w:t>
+      </w:r>
       <w:r>
         <w:rPr>
           <w:highlight w:val="green"/>
         </w:rPr>
-        <w:t xml:space="preserve">, y la creación de un </w:t>
-      </w:r>
-      <w:r>
-        <w:rPr>
-          <w:b/>
-          <w:bCs/>
+        <w:t xml:space="preserve"> mediante </w:t>
+      </w:r>
+      <w:proofErr w:type="spellStart"/>
+      <w:r>
+        <w:rPr>
           <w:highlight w:val="green"/>
         </w:rPr>
-        <w:t>código QR</w:t>
-      </w:r>
+        <w:t>qrcode</w:t>
+      </w:r>
+      <w:proofErr w:type="spellEnd"/>
       <w:r>
         <w:rPr>
           <w:highlight w:val="green"/>
         </w:rPr>
-        <w:t xml:space="preserve"> mediante </w:t>
-      </w:r>
-      <w:proofErr w:type="spellStart"/>
-      <w:r>
-        <w:rPr>
-          <w:highlight w:val="green"/>
-        </w:rPr>
-        <w:t>qrcode</w:t>
-      </w:r>
-      <w:proofErr w:type="spellEnd"/>
-      <w:r>
-        <w:rPr>
-          <w:highlight w:val="green"/>
-        </w:rPr>
-        <w:t xml:space="preserve">, para facilitar el acceso a la </w:t>
-      </w:r>
-      <w:proofErr w:type="gramStart"/>
-      <w:r>
-        <w:rPr>
-          <w:highlight w:val="green"/>
-        </w:rPr>
-        <w:t>app</w:t>
-      </w:r>
-      <w:proofErr w:type="gramEnd"/>
-      <w:r>
-        <w:rPr>
-          <w:highlight w:val="green"/>
-        </w:rPr>
-        <w:t xml:space="preserve"> desde dispositivos móviles.</w:t>
+        <w:t>, para facilitar el acceso a la app desde dispositivos móviles.</w:t>
       </w:r>
     </w:p>
     <w:p>
@@ -24724,21 +24307,7 @@
         <w:rPr>
           <w:color w:val="FF0000"/>
         </w:rPr>
-        <w:t xml:space="preserve">. La </w:t>
-      </w:r>
-      <w:proofErr w:type="gramStart"/>
-      <w:r>
-        <w:rPr>
-          <w:color w:val="FF0000"/>
-        </w:rPr>
-        <w:t>app</w:t>
-      </w:r>
-      <w:proofErr w:type="gramEnd"/>
-      <w:r>
-        <w:rPr>
-          <w:color w:val="FF0000"/>
-        </w:rPr>
-        <w:t xml:space="preserve"> permite introducir los datos del paciente, visualizar la predicción del modelo y obtener un informe personalizado.</w:t>
+        <w:t>. La app permite introducir los datos del paciente, visualizar la predicción del modelo y obtener un informe personalizado.</w:t>
       </w:r>
     </w:p>
     <w:p>
@@ -24981,16 +24550,8 @@
         <w:rPr>
           <w:color w:val="FF0000"/>
         </w:rPr>
-        <w:t xml:space="preserve">Informe PDF generado por la </w:t>
-      </w:r>
-      <w:proofErr w:type="gramStart"/>
-      <w:r>
-        <w:rPr>
-          <w:color w:val="FF0000"/>
-        </w:rPr>
-        <w:t>app</w:t>
-      </w:r>
-      <w:proofErr w:type="gramEnd"/>
+        <w:t>Informe PDF generado por la app</w:t>
+      </w:r>
     </w:p>
     <w:p>
       <w:pPr>
@@ -25331,15 +24892,7 @@
       </w:r>
       <w:proofErr w:type="spellEnd"/>
       <w:r>
-        <w:t xml:space="preserve">, podría evolucionar hacia una solución escalable basada en microservicios o </w:t>
-      </w:r>
-      <w:proofErr w:type="gramStart"/>
-      <w:r>
-        <w:t>apps</w:t>
-      </w:r>
-      <w:proofErr w:type="gramEnd"/>
-      <w:r>
-        <w:t xml:space="preserve"> móviles nativas, con:</w:t>
+        <w:t>, podría evolucionar hacia una solución escalable basada en microservicios o apps móviles nativas, con:</w:t>
       </w:r>
     </w:p>
     <w:p>
@@ -25452,6 +25005,21 @@
       <w:r>
         <w:t>Estas líneas no solo permiten continuar el desarrollo técnico del sistema, sino que abren oportunidades para aplicar el conocimiento generado en ámbitos clínicos, sociales y educativos. El potencial de esta herramienta va más allá de su valor predictivo, posicionándose como una solución realista y escalable para contribuir a la mejora de la calidad del sueño y el bienestar de la población.</w:t>
       </w:r>
+    </w:p>
+    <w:p>
+      <w:pPr>
+        <w:jc w:val="both"/>
+      </w:pPr>
+    </w:p>
+    <w:p>
+      <w:pPr>
+        <w:jc w:val="both"/>
+      </w:pPr>
+    </w:p>
+    <w:p>
+      <w:pPr>
+        <w:jc w:val="both"/>
+      </w:pPr>
     </w:p>
     <w:sectPr>
       <w:pgSz w:w="11906" w:h="16838"/>
@@ -34218,6 +33786,7 @@
   <w:style w:type="character" w:default="1" w:styleId="Fuentedeprrafopredeter">
     <w:name w:val="Default Paragraph Font"/>
     <w:uiPriority w:val="1"/>
+    <w:semiHidden/>
     <w:unhideWhenUsed/>
   </w:style>
   <w:style w:type="table" w:default="1" w:styleId="Tablanormal">

--- a/memoria.docx
+++ b/memoria.docx
@@ -5851,6 +5851,254 @@
     </w:p>
     <w:p>
       <w:pPr>
+        <w:jc w:val="both"/>
+        <w:rPr>
+          <w:b/>
+          <w:bCs/>
+          <w:color w:val="000000" w:themeColor="text1"/>
+        </w:rPr>
+      </w:pPr>
+      <w:r>
+        <w:rPr>
+          <w:b/>
+          <w:bCs/>
+          <w:color w:val="000000" w:themeColor="text1"/>
+        </w:rPr>
+        <w:t>RESUMEN</w:t>
+      </w:r>
+    </w:p>
+    <w:p>
+      <w:pPr>
+        <w:jc w:val="both"/>
+        <w:rPr>
+          <w:color w:val="000000" w:themeColor="text1"/>
+        </w:rPr>
+      </w:pPr>
+      <w:r>
+        <w:rPr>
+          <w:color w:val="000000" w:themeColor="text1"/>
+        </w:rPr>
+        <w:t xml:space="preserve">Los trastornos del sueño, como el insomnio o la apnea obstructiva del sueño, afectan a una parte significativa de la población y están asociados a múltiples patologías crónicas que </w:t>
+      </w:r>
+      <w:r>
+        <w:rPr>
+          <w:color w:val="000000" w:themeColor="text1"/>
+        </w:rPr>
+        <w:t>deterioran</w:t>
+      </w:r>
+      <w:r>
+        <w:rPr>
+          <w:color w:val="000000" w:themeColor="text1"/>
+        </w:rPr>
+        <w:t xml:space="preserve"> la calidad de vida. Sin embargo, su diagnóstico precoz </w:t>
+      </w:r>
+      <w:r>
+        <w:rPr>
+          <w:color w:val="000000" w:themeColor="text1"/>
+        </w:rPr>
+        <w:t>continúa</w:t>
+      </w:r>
+      <w:r>
+        <w:rPr>
+          <w:color w:val="000000" w:themeColor="text1"/>
+        </w:rPr>
+        <w:t xml:space="preserve"> siendo un reto, especialmente fuera del entorno clínico, debido </w:t>
+      </w:r>
+      <w:r>
+        <w:rPr>
+          <w:color w:val="000000" w:themeColor="text1"/>
+        </w:rPr>
+        <w:t>al coste de las</w:t>
+      </w:r>
+      <w:r>
+        <w:rPr>
+          <w:color w:val="000000" w:themeColor="text1"/>
+        </w:rPr>
+        <w:t xml:space="preserve"> herramientas especializadas o a la subjetividad de los cuestionarios tradicionales.</w:t>
+      </w:r>
+    </w:p>
+    <w:p>
+      <w:pPr>
+        <w:jc w:val="both"/>
+        <w:rPr>
+          <w:color w:val="000000" w:themeColor="text1"/>
+        </w:rPr>
+      </w:pPr>
+      <w:r>
+        <w:rPr>
+          <w:color w:val="000000" w:themeColor="text1"/>
+        </w:rPr>
+        <w:t>Este Trabajo de Fin de Grado plantea una solución tecnológica basada en técnicas de aprendizaje automático para predecir la probabilidad de padecer un trastorno del sueño a partir de variables clínicas, demográficas y del estilo de vida. Para ello, se ha utilizado un conjunto de datos abierto que recoge información estructurada sobre calidad del sueño y salud general. A partir de dicho conjunto, se ha llevado a cabo un análisis exploratorio, un preprocesamiento exhaustivo y la evaluación de diversos modelos de clasificación multiclase.</w:t>
+      </w:r>
+    </w:p>
+    <w:p>
+      <w:pPr>
+        <w:jc w:val="both"/>
+        <w:rPr>
+          <w:color w:val="000000" w:themeColor="text1"/>
+        </w:rPr>
+      </w:pPr>
+      <w:r>
+        <w:rPr>
+          <w:color w:val="000000" w:themeColor="text1"/>
+        </w:rPr>
+        <w:t xml:space="preserve">El modelo final, </w:t>
+      </w:r>
+      <w:proofErr w:type="spellStart"/>
+      <w:r>
+        <w:rPr>
+          <w:color w:val="000000" w:themeColor="text1"/>
+        </w:rPr>
+        <w:t>Random</w:t>
+      </w:r>
+      <w:proofErr w:type="spellEnd"/>
+      <w:r>
+        <w:rPr>
+          <w:color w:val="000000" w:themeColor="text1"/>
+        </w:rPr>
+        <w:t xml:space="preserve"> Forest calibrado y balanceado, se ha integrado en una aplicación web interactiva desarrollada con </w:t>
+      </w:r>
+      <w:proofErr w:type="spellStart"/>
+      <w:r>
+        <w:rPr>
+          <w:color w:val="000000" w:themeColor="text1"/>
+        </w:rPr>
+        <w:t>Streamlit</w:t>
+      </w:r>
+      <w:proofErr w:type="spellEnd"/>
+      <w:r>
+        <w:rPr>
+          <w:color w:val="000000" w:themeColor="text1"/>
+        </w:rPr>
+        <w:t xml:space="preserve">. Esta </w:t>
+      </w:r>
+      <w:r>
+        <w:rPr>
+          <w:color w:val="000000" w:themeColor="text1"/>
+        </w:rPr>
+        <w:t>herramienta</w:t>
+      </w:r>
+      <w:r>
+        <w:rPr>
+          <w:color w:val="000000" w:themeColor="text1"/>
+        </w:rPr>
+        <w:t xml:space="preserve"> permite introducir datos personales, obtener una predicción inmediata y visualizar de forma explicativa los factores que han influido en el resultado, gracias al uso de técnicas como SHAP. Además, </w:t>
+      </w:r>
+      <w:r>
+        <w:rPr>
+          <w:color w:val="000000" w:themeColor="text1"/>
+        </w:rPr>
+        <w:t>ofrece</w:t>
+      </w:r>
+      <w:r>
+        <w:rPr>
+          <w:color w:val="000000" w:themeColor="text1"/>
+        </w:rPr>
+        <w:t xml:space="preserve"> </w:t>
+      </w:r>
+      <w:r>
+        <w:rPr>
+          <w:color w:val="000000" w:themeColor="text1"/>
+        </w:rPr>
+        <w:t>la</w:t>
+      </w:r>
+      <w:r>
+        <w:rPr>
+          <w:color w:val="000000" w:themeColor="text1"/>
+        </w:rPr>
+        <w:t xml:space="preserve"> </w:t>
+      </w:r>
+      <w:r>
+        <w:rPr>
+          <w:color w:val="000000" w:themeColor="text1"/>
+        </w:rPr>
+        <w:t>posibilidad de</w:t>
+      </w:r>
+      <w:r>
+        <w:rPr>
+          <w:color w:val="000000" w:themeColor="text1"/>
+        </w:rPr>
+        <w:t xml:space="preserve"> generar un informe clínico en PDF</w:t>
+      </w:r>
+      <w:r>
+        <w:rPr>
+          <w:color w:val="000000" w:themeColor="text1"/>
+        </w:rPr>
+        <w:t>.</w:t>
+      </w:r>
+    </w:p>
+    <w:p>
+      <w:pPr>
+        <w:jc w:val="both"/>
+        <w:rPr>
+          <w:color w:val="000000" w:themeColor="text1"/>
+        </w:rPr>
+      </w:pPr>
+      <w:r>
+        <w:rPr>
+          <w:color w:val="000000" w:themeColor="text1"/>
+        </w:rPr>
+        <w:t>El sistema constituye una herramienta de cribado accesible</w:t>
+      </w:r>
+      <w:r>
+        <w:rPr>
+          <w:color w:val="000000" w:themeColor="text1"/>
+        </w:rPr>
+        <w:t xml:space="preserve">, interpretativa y de bajo coste computacional, con </w:t>
+      </w:r>
+      <w:r>
+        <w:rPr>
+          <w:color w:val="000000" w:themeColor="text1"/>
+        </w:rPr>
+        <w:t xml:space="preserve">potencial </w:t>
+      </w:r>
+      <w:r>
+        <w:rPr>
+          <w:color w:val="000000" w:themeColor="text1"/>
+        </w:rPr>
+        <w:t>para su posible implementación en entornos de atención primaria, programas de prevención o contextos de salud digital.</w:t>
+      </w:r>
+    </w:p>
+    <w:p>
+      <w:pPr>
+        <w:jc w:val="both"/>
+        <w:rPr>
+          <w:b/>
+          <w:bCs/>
+          <w:color w:val="FF0000"/>
+        </w:rPr>
+      </w:pPr>
+    </w:p>
+    <w:p>
+      <w:pPr>
+        <w:jc w:val="both"/>
+        <w:rPr>
+          <w:b/>
+          <w:bCs/>
+          <w:color w:val="FF0000"/>
+        </w:rPr>
+      </w:pPr>
+    </w:p>
+    <w:p>
+      <w:pPr>
+        <w:jc w:val="both"/>
+        <w:rPr>
+          <w:b/>
+          <w:bCs/>
+          <w:color w:val="FF0000"/>
+        </w:rPr>
+      </w:pPr>
+      <w:r>
+        <w:rPr>
+          <w:b/>
+          <w:bCs/>
+          <w:color w:val="FF0000"/>
+        </w:rPr>
+        <w:t xml:space="preserve"> </w:t>
+      </w:r>
+    </w:p>
+    <w:p>
+      <w:pPr>
         <w:jc w:val="center"/>
         <w:rPr>
           <w:b/>
@@ -6583,7 +6831,21 @@
         <w:rPr>
           <w:color w:val="FF0000"/>
         </w:rPr>
-        <w:t>El sueño desempeña un papel esencial en la salud humana, afectando funciones cognitivas, metabólicas y cardiovasculares. Un sueño inadecuado puede aumentar el riesgo de enfermedades como hipertensión, obesidad y diabetes, además de impactar negativamente en el rendimiento diario y la calidad de vida. Actualmente, la evaluación de la calidad del sueño se realiza mediante cuestionarios subjetivos, como el Índice de Calidad del Sueño de Pittsburgh (PSQI), y técnicas objetivas como la polisomnografía, que si bien es precisa, resulta costosa e invasiva.</w:t>
+        <w:t xml:space="preserve">El sueño desempeña un papel esencial en la salud humana, afectando funciones cognitivas, metabólicas y cardiovasculares. Un sueño inadecuado puede aumentar el riesgo de enfermedades como hipertensión, obesidad y diabetes, además de impactar negativamente en el rendimiento diario y la calidad de vida. Actualmente, la evaluación de la calidad del sueño se realiza mediante cuestionarios subjetivos, como el Índice de Calidad del Sueño de Pittsburgh (PSQI), y técnicas objetivas como la polisomnografía, </w:t>
+      </w:r>
+      <w:proofErr w:type="gramStart"/>
+      <w:r>
+        <w:rPr>
+          <w:color w:val="FF0000"/>
+        </w:rPr>
+        <w:t>que</w:t>
+      </w:r>
+      <w:proofErr w:type="gramEnd"/>
+      <w:r>
+        <w:rPr>
+          <w:color w:val="FF0000"/>
+        </w:rPr>
+        <w:t xml:space="preserve"> si bien es precisa, resulta costosa e invasiva.</w:t>
       </w:r>
     </w:p>
     <w:p>
@@ -8670,7 +8932,11 @@
       </w:r>
       <w:proofErr w:type="spellEnd"/>
       <w:r>
-        <w:t xml:space="preserve"> Helm, E. (2009). Overnight </w:t>
+        <w:t xml:space="preserve"> Helm, E. (2009). </w:t>
+      </w:r>
+      <w:proofErr w:type="gramStart"/>
+      <w:r>
+        <w:t xml:space="preserve">Overnight </w:t>
       </w:r>
       <w:proofErr w:type="spellStart"/>
       <w:r>
@@ -8678,7 +8944,11 @@
       </w:r>
       <w:proofErr w:type="spellEnd"/>
       <w:r>
-        <w:t xml:space="preserve">? </w:t>
+        <w:t>?</w:t>
+      </w:r>
+      <w:proofErr w:type="gramEnd"/>
+      <w:r>
+        <w:t xml:space="preserve"> </w:t>
       </w:r>
       <w:proofErr w:type="spellStart"/>
       <w:r>
@@ -8922,6 +9192,7 @@
       <w:bookmarkEnd w:id="13"/>
     </w:p>
     <w:p>
+      <w:proofErr w:type="gramStart"/>
       <w:r>
         <w:rPr>
           <w:highlight w:val="yellow"/>
@@ -8934,6 +9205,7 @@
         </w:rPr>
         <w:t>introducción!!</w:t>
       </w:r>
+      <w:proofErr w:type="gramEnd"/>
     </w:p>
     <w:p>
       <w:pPr>
@@ -9470,7 +9742,15 @@
       </w:pPr>
       <w:commentRangeStart w:id="22"/>
       <w:r>
-        <w:t xml:space="preserve">Se reconocen dos tipos principales: la narcolepsia tipo 1, asociada con cataplejía y niveles bajos de hipocretina-1 en el líquido cefalorraquídeo, y la tipo 2, sin cataplejía y con niveles normales de </w:t>
+        <w:t xml:space="preserve">Se reconocen dos tipos principales: la narcolepsia tipo 1, asociada con cataplejía y niveles bajos de hipocretina-1 en el líquido cefalorraquídeo, y </w:t>
+      </w:r>
+      <w:proofErr w:type="gramStart"/>
+      <w:r>
+        <w:t>la tipo</w:t>
+      </w:r>
+      <w:proofErr w:type="gramEnd"/>
+      <w:r>
+        <w:t xml:space="preserve"> 2, sin cataplejía y con niveles normales de </w:t>
       </w:r>
       <w:proofErr w:type="spellStart"/>
       <w:r>
@@ -9482,7 +9762,15 @@
       </w:r>
       <w:r>
         <w:lastRenderedPageBreak/>
-        <w:t>calidad de vida del paciente es significativo. El diagnóstico se basa en la combinación de polisomnografía nocturna y el Test de Latencia Múltiple del Sueño (MSLT), que mide la propensión al sueño y la aparición de sueño REM en siestas diurnas.</w:t>
+        <w:t xml:space="preserve">calidad de vida del paciente es significativo. El diagnóstico se basa en la combinación de polisomnografía nocturna y </w:t>
+      </w:r>
+      <w:proofErr w:type="gramStart"/>
+      <w:r>
+        <w:t>el Test</w:t>
+      </w:r>
+      <w:proofErr w:type="gramEnd"/>
+      <w:r>
+        <w:t xml:space="preserve"> de Latencia Múltiple del Sueño (MSLT), que mide la propensión al sueño y la aparición de sueño REM en siestas diurnas.</w:t>
       </w:r>
       <w:commentRangeEnd w:id="22"/>
       <w:r>
@@ -10318,7 +10606,15 @@
         <w:jc w:val="both"/>
       </w:pPr>
       <w:r>
-        <w:t>Si bien es una herramienta sencilla y fiable, la ESS es una medida subjetiva y no sustituye a pruebas objetivas como la PSG o el Test de Latencia Múltiple del Sueño (MSLT) (Patel &amp; Araujo, 2018).</w:t>
+        <w:t xml:space="preserve">Si bien es una herramienta sencilla y fiable, la ESS es una medida subjetiva y no sustituye a pruebas objetivas como la PSG o </w:t>
+      </w:r>
+      <w:proofErr w:type="gramStart"/>
+      <w:r>
+        <w:t>el Test</w:t>
+      </w:r>
+      <w:proofErr w:type="gramEnd"/>
+      <w:r>
+        <w:t xml:space="preserve"> de Latencia Múltiple del Sueño (MSLT) (Patel &amp; Araujo, 2018).</w:t>
       </w:r>
     </w:p>
     <w:p>
@@ -14356,7 +14652,21 @@
         <w:rPr>
           <w:color w:val="000000" w:themeColor="text1"/>
         </w:rPr>
-        <w:t xml:space="preserve"> Res 2023;7:e46520.</w:t>
+        <w:t xml:space="preserve"> Res 2023;</w:t>
+      </w:r>
+      <w:proofErr w:type="gramStart"/>
+      <w:r>
+        <w:rPr>
+          <w:color w:val="000000" w:themeColor="text1"/>
+        </w:rPr>
+        <w:t>7:e</w:t>
+      </w:r>
+      <w:proofErr w:type="gramEnd"/>
+      <w:r>
+        <w:rPr>
+          <w:color w:val="000000" w:themeColor="text1"/>
+        </w:rPr>
+        <w:t>46520.</w:t>
       </w:r>
       <w:r>
         <w:rPr>
@@ -15360,12 +15670,14 @@
       </w:r>
     </w:p>
     <w:p>
+      <w:proofErr w:type="gramStart"/>
       <w:r>
         <w:rPr>
           <w:highlight w:val="yellow"/>
         </w:rPr>
         <w:t>CAMBIAR ESQUEMA!!!!</w:t>
       </w:r>
+      <w:proofErr w:type="gramEnd"/>
     </w:p>
     <w:p>
       <w:r>
@@ -16176,7 +16488,23 @@
           <w:b/>
           <w:bCs/>
         </w:rPr>
-        <w:t>Variable objetivo (target):</w:t>
+        <w:t>Variable objetivo (</w:t>
+      </w:r>
+      <w:proofErr w:type="gramStart"/>
+      <w:r>
+        <w:rPr>
+          <w:b/>
+          <w:bCs/>
+        </w:rPr>
+        <w:t>target</w:t>
+      </w:r>
+      <w:proofErr w:type="gramEnd"/>
+      <w:r>
+        <w:rPr>
+          <w:b/>
+          <w:bCs/>
+        </w:rPr>
+        <w:t>):</w:t>
       </w:r>
     </w:p>
     <w:p>
@@ -16546,12 +16874,14 @@
       <w:pPr>
         <w:jc w:val="both"/>
       </w:pPr>
+      <w:proofErr w:type="gramStart"/>
       <w:r>
         <w:rPr>
           <w:highlight w:val="yellow"/>
         </w:rPr>
         <w:t>NO SE USA SMOTE!</w:t>
       </w:r>
+      <w:proofErr w:type="gramEnd"/>
     </w:p>
     <w:p>
       <w:pPr>
@@ -16586,8 +16916,16 @@
         <w:rPr>
           <w:highlight w:val="yellow"/>
         </w:rPr>
-        <w:t xml:space="preserve"> y se replica en la app</w:t>
-      </w:r>
+        <w:t xml:space="preserve"> y se replica en la </w:t>
+      </w:r>
+      <w:proofErr w:type="gramStart"/>
+      <w:r>
+        <w:rPr>
+          <w:highlight w:val="yellow"/>
+        </w:rPr>
+        <w:t>app</w:t>
+      </w:r>
+      <w:proofErr w:type="gramEnd"/>
     </w:p>
     <w:p>
       <w:pPr>
@@ -19739,7 +20077,15 @@
       </w:pPr>
       <w:r>
         <w:lastRenderedPageBreak/>
-        <w:t>Una vez seleccionado y calibrado el modelo, se procedió a su evaluación detallada sobre el conjunto de test y a su integración en la aplicación web, como se describe en los siguientes apartados.</w:t>
+        <w:t xml:space="preserve">Una vez seleccionado y calibrado el modelo, se procedió a su evaluación detallada sobre el conjunto </w:t>
+      </w:r>
+      <w:proofErr w:type="gramStart"/>
+      <w:r>
+        <w:t>de test</w:t>
+      </w:r>
+      <w:proofErr w:type="gramEnd"/>
+      <w:r>
+        <w:t xml:space="preserve"> y a su integración en la aplicación web, como se describe en los siguientes apartados.</w:t>
       </w:r>
     </w:p>
     <w:p>
@@ -19870,8 +20216,18 @@
           <w:bCs/>
           <w:color w:val="FF0000"/>
         </w:rPr>
-        <w:t>conjunto de test</w:t>
-      </w:r>
+        <w:t xml:space="preserve">conjunto </w:t>
+      </w:r>
+      <w:proofErr w:type="gramStart"/>
+      <w:r>
+        <w:rPr>
+          <w:b/>
+          <w:bCs/>
+          <w:color w:val="FF0000"/>
+        </w:rPr>
+        <w:t>de test</w:t>
+      </w:r>
+      <w:proofErr w:type="gramEnd"/>
       <w:r>
         <w:rPr>
           <w:color w:val="FF0000"/>
@@ -20947,7 +21303,21 @@
         <w:rPr>
           <w:color w:val="FF0000"/>
         </w:rPr>
-        <w:t xml:space="preserve"> (aunque no se integró directamente en la app), observando una correspondencia razonable en los casos de apnea del sueño, lo cual refuerza el potencial del sistema como herramienta de apoyo.</w:t>
+        <w:t xml:space="preserve"> (aunque no se integró directamente en la </w:t>
+      </w:r>
+      <w:proofErr w:type="gramStart"/>
+      <w:r>
+        <w:rPr>
+          <w:color w:val="FF0000"/>
+        </w:rPr>
+        <w:t>app</w:t>
+      </w:r>
+      <w:proofErr w:type="gramEnd"/>
+      <w:r>
+        <w:rPr>
+          <w:color w:val="FF0000"/>
+        </w:rPr>
+        <w:t>), observando una correspondencia razonable en los casos de apnea del sueño, lo cual refuerza el potencial del sistema como herramienta de apoyo.</w:t>
       </w:r>
     </w:p>
     <w:p>
@@ -21028,31 +21398,63 @@
         <w:rPr>
           <w:highlight w:val="yellow"/>
         </w:rPr>
-        <w:t>Para el desarrollo de este proyecto se ha recurrido a un conjunto de herramientas de software, bibliotecas especializadas y tecnologías de visualización que permiten cubrir todo el ciclo de vida de un sistema predictivo: desde el tratamiento de datos hasta su integración en una aplicación funcional. A continuación se describen las principales herramientas y técnicas utilizadas, así como las razones que justifican su elección.</w:t>
-      </w:r>
-    </w:p>
-    <w:p>
-      <w:pPr>
+        <w:t xml:space="preserve">Para el desarrollo de este proyecto se ha recurrido a un conjunto de herramientas de software, bibliotecas especializadas y tecnologías de visualización que permiten cubrir todo el ciclo de vida de un sistema predictivo: desde el tratamiento de datos hasta su integración en una aplicación funcional. A </w:t>
+      </w:r>
+      <w:proofErr w:type="gramStart"/>
+      <w:r>
         <w:rPr>
           <w:highlight w:val="yellow"/>
         </w:rPr>
-      </w:pPr>
-    </w:p>
-    <w:p>
-      <w:pPr>
-        <w:rPr>
-          <w:b/>
-          <w:bCs/>
+        <w:t>continuación</w:t>
+      </w:r>
+      <w:proofErr w:type="gramEnd"/>
+      <w:r>
+        <w:rPr>
           <w:highlight w:val="yellow"/>
         </w:rPr>
-      </w:pPr>
-      <w:r>
-        <w:rPr>
-          <w:b/>
-          <w:bCs/>
+        <w:t xml:space="preserve"> se describen las principales herramientas y técnicas utilizadas, así como las razones que justifican su elección.</w:t>
+      </w:r>
+    </w:p>
+    <w:p>
+      <w:pPr>
+        <w:rPr>
           <w:highlight w:val="yellow"/>
         </w:rPr>
-        <w:t>1 Lenguajes y entornos de programación</w:t>
+      </w:pPr>
+    </w:p>
+    <w:p>
+      <w:pPr>
+        <w:rPr>
+          <w:b/>
+          <w:bCs/>
+          <w:highlight w:val="yellow"/>
+        </w:rPr>
+      </w:pPr>
+      <w:r>
+        <w:rPr>
+          <w:b/>
+          <w:bCs/>
+          <w:highlight w:val="yellow"/>
+        </w:rPr>
+        <w:t xml:space="preserve">1 </w:t>
+      </w:r>
+      <w:proofErr w:type="gramStart"/>
+      <w:r>
+        <w:rPr>
+          <w:b/>
+          <w:bCs/>
+          <w:highlight w:val="yellow"/>
+        </w:rPr>
+        <w:t>Lenguajes</w:t>
+      </w:r>
+      <w:proofErr w:type="gramEnd"/>
+      <w:r>
+        <w:rPr>
+          <w:b/>
+          <w:bCs/>
+          <w:highlight w:val="yellow"/>
+        </w:rPr>
+        <w:t xml:space="preserve"> y entornos de programación</w:t>
       </w:r>
     </w:p>
     <w:p>
@@ -21339,7 +21741,25 @@
           <w:bCs/>
           <w:highlight w:val="yellow"/>
         </w:rPr>
-        <w:t>3 Preprocesamiento y transformación</w:t>
+        <w:t xml:space="preserve">3 </w:t>
+      </w:r>
+      <w:proofErr w:type="gramStart"/>
+      <w:r>
+        <w:rPr>
+          <w:b/>
+          <w:bCs/>
+          <w:highlight w:val="yellow"/>
+        </w:rPr>
+        <w:t>Preprocesamiento</w:t>
+      </w:r>
+      <w:proofErr w:type="gramEnd"/>
+      <w:r>
+        <w:rPr>
+          <w:b/>
+          <w:bCs/>
+          <w:highlight w:val="yellow"/>
+        </w:rPr>
+        <w:t xml:space="preserve"> y transformación</w:t>
       </w:r>
     </w:p>
     <w:p>
@@ -21658,19 +22078,37 @@
           <w:bCs/>
           <w:highlight w:val="yellow"/>
         </w:rPr>
-        <w:t>4 Modelado predictivo</w:t>
-      </w:r>
-    </w:p>
-    <w:p>
-      <w:pPr>
-        <w:rPr>
+        <w:t xml:space="preserve">4 </w:t>
+      </w:r>
+      <w:proofErr w:type="gramStart"/>
+      <w:r>
+        <w:rPr>
+          <w:b/>
+          <w:bCs/>
           <w:highlight w:val="yellow"/>
         </w:rPr>
-      </w:pPr>
-      <w:r>
-        <w:rPr>
+        <w:t>Modelado</w:t>
+      </w:r>
+      <w:proofErr w:type="gramEnd"/>
+      <w:r>
+        <w:rPr>
+          <w:b/>
+          <w:bCs/>
           <w:highlight w:val="yellow"/>
         </w:rPr>
+        <w:t xml:space="preserve"> predictivo</w:t>
+      </w:r>
+    </w:p>
+    <w:p>
+      <w:pPr>
+        <w:rPr>
+          <w:highlight w:val="yellow"/>
+        </w:rPr>
+      </w:pPr>
+      <w:r>
+        <w:rPr>
+          <w:highlight w:val="yellow"/>
+        </w:rPr>
         <w:t xml:space="preserve">El entrenamiento del modelo se llevó a cabo también con </w:t>
       </w:r>
       <w:proofErr w:type="spellStart"/>
@@ -21804,7 +22242,25 @@
           <w:bCs/>
           <w:highlight w:val="yellow"/>
         </w:rPr>
-        <w:t>5 Interpretabilidad del modelo</w:t>
+        <w:t xml:space="preserve">5 </w:t>
+      </w:r>
+      <w:proofErr w:type="gramStart"/>
+      <w:r>
+        <w:rPr>
+          <w:b/>
+          <w:bCs/>
+          <w:highlight w:val="yellow"/>
+        </w:rPr>
+        <w:t>Interpretabilidad</w:t>
+      </w:r>
+      <w:proofErr w:type="gramEnd"/>
+      <w:r>
+        <w:rPr>
+          <w:b/>
+          <w:bCs/>
+          <w:highlight w:val="yellow"/>
+        </w:rPr>
+        <w:t xml:space="preserve"> del modelo</w:t>
       </w:r>
     </w:p>
     <w:p>
@@ -22035,7 +22491,25 @@
           <w:bCs/>
           <w:highlight w:val="yellow"/>
         </w:rPr>
-        <w:t>6 Desarrollo de la aplicación web</w:t>
+        <w:t xml:space="preserve">6 </w:t>
+      </w:r>
+      <w:proofErr w:type="gramStart"/>
+      <w:r>
+        <w:rPr>
+          <w:b/>
+          <w:bCs/>
+          <w:highlight w:val="yellow"/>
+        </w:rPr>
+        <w:t>Desarrollo</w:t>
+      </w:r>
+      <w:proofErr w:type="gramEnd"/>
+      <w:r>
+        <w:rPr>
+          <w:b/>
+          <w:bCs/>
+          <w:highlight w:val="yellow"/>
+        </w:rPr>
+        <w:t xml:space="preserve"> de la aplicación web</w:t>
       </w:r>
     </w:p>
     <w:p>
@@ -22193,19 +22667,37 @@
           <w:bCs/>
           <w:highlight w:val="yellow"/>
         </w:rPr>
-        <w:t>7 Control de versiones y colaboración</w:t>
-      </w:r>
-    </w:p>
-    <w:p>
-      <w:pPr>
-        <w:rPr>
+        <w:t xml:space="preserve">7 </w:t>
+      </w:r>
+      <w:proofErr w:type="gramStart"/>
+      <w:r>
+        <w:rPr>
+          <w:b/>
+          <w:bCs/>
           <w:highlight w:val="yellow"/>
         </w:rPr>
-      </w:pPr>
-      <w:r>
-        <w:rPr>
+        <w:t>Control</w:t>
+      </w:r>
+      <w:proofErr w:type="gramEnd"/>
+      <w:r>
+        <w:rPr>
+          <w:b/>
+          <w:bCs/>
           <w:highlight w:val="yellow"/>
         </w:rPr>
+        <w:t xml:space="preserve"> de versiones y colaboración</w:t>
+      </w:r>
+    </w:p>
+    <w:p>
+      <w:pPr>
+        <w:rPr>
+          <w:highlight w:val="yellow"/>
+        </w:rPr>
+      </w:pPr>
+      <w:r>
+        <w:rPr>
+          <w:highlight w:val="yellow"/>
+        </w:rPr>
         <w:t xml:space="preserve">El proyecto fue versionado mediante </w:t>
       </w:r>
       <w:r>
@@ -22272,7 +22764,25 @@
           <w:bCs/>
           <w:highlight w:val="yellow"/>
         </w:rPr>
-        <w:t>8 Justificación global</w:t>
+        <w:t xml:space="preserve">8 </w:t>
+      </w:r>
+      <w:proofErr w:type="gramStart"/>
+      <w:r>
+        <w:rPr>
+          <w:b/>
+          <w:bCs/>
+          <w:highlight w:val="yellow"/>
+        </w:rPr>
+        <w:t>Justificación</w:t>
+      </w:r>
+      <w:proofErr w:type="gramEnd"/>
+      <w:r>
+        <w:rPr>
+          <w:b/>
+          <w:bCs/>
+          <w:highlight w:val="yellow"/>
+        </w:rPr>
+        <w:t xml:space="preserve"> global</w:t>
       </w:r>
     </w:p>
     <w:p>
@@ -23423,15 +23933,29 @@
         <w:rPr>
           <w:highlight w:val="cyan"/>
         </w:rPr>
-        <w:t xml:space="preserve">La app fue desplegada en </w:t>
-      </w:r>
-      <w:proofErr w:type="spellStart"/>
-      <w:r>
-        <w:rPr>
-          <w:b/>
-          <w:bCs/>
+        <w:t xml:space="preserve">La </w:t>
+      </w:r>
+      <w:proofErr w:type="gramStart"/>
+      <w:r>
+        <w:rPr>
           <w:highlight w:val="cyan"/>
         </w:rPr>
+        <w:t>app</w:t>
+      </w:r>
+      <w:proofErr w:type="gramEnd"/>
+      <w:r>
+        <w:rPr>
+          <w:highlight w:val="cyan"/>
+        </w:rPr>
+        <w:t xml:space="preserve"> fue desplegada en </w:t>
+      </w:r>
+      <w:proofErr w:type="spellStart"/>
+      <w:r>
+        <w:rPr>
+          <w:b/>
+          <w:bCs/>
+          <w:highlight w:val="cyan"/>
+        </w:rPr>
         <w:t>Streamlit</w:t>
       </w:r>
       <w:proofErr w:type="spellEnd"/>
@@ -23495,7 +24019,21 @@
         <w:rPr>
           <w:highlight w:val="green"/>
         </w:rPr>
-        <w:t>El desarrollo de este proyecto ha requerido la aplicación de diversas técnicas propias del ámbito del aprendizaje automático, así como el uso de herramientas tecnológicas que han facilitado el tratamiento de datos, el entrenamiento de modelos y la creación de una interfaz accesible para su uso. A continuación se describen las principales herramientas y técnicas utilizadas, contextualizadas en función de su utilidad dentro del flujo de trabajo.</w:t>
+        <w:t xml:space="preserve">El desarrollo de este proyecto ha requerido la aplicación de diversas técnicas propias del ámbito del aprendizaje automático, así como el uso de herramientas tecnológicas que han facilitado el tratamiento de datos, el entrenamiento de modelos y la creación de una interfaz accesible para su uso. A </w:t>
+      </w:r>
+      <w:proofErr w:type="gramStart"/>
+      <w:r>
+        <w:rPr>
+          <w:highlight w:val="green"/>
+        </w:rPr>
+        <w:t>continuación</w:t>
+      </w:r>
+      <w:proofErr w:type="gramEnd"/>
+      <w:r>
+        <w:rPr>
+          <w:highlight w:val="green"/>
+        </w:rPr>
+        <w:t xml:space="preserve"> se describen las principales herramientas y técnicas utilizadas, contextualizadas en función de su utilidad dentro del flujo de trabajo.</w:t>
       </w:r>
     </w:p>
     <w:p>
@@ -24100,14 +24638,28 @@
         <w:rPr>
           <w:highlight w:val="green"/>
         </w:rPr>
-        <w:t xml:space="preserve">, una herramienta que permite construir interfaces gráficas desde scripts en Python de forma sencilla y rápida. La app integra el modelo entrenado, permite la entrada de variables mediante formularios interactivos, muestra la predicción multiclase y presenta explicaciones visuales mediante SHAP. Además, se implementó la generación automática de informes en </w:t>
-      </w:r>
-      <w:r>
-        <w:rPr>
-          <w:b/>
-          <w:bCs/>
+        <w:t xml:space="preserve">, una herramienta que permite construir interfaces gráficas desde scripts en Python de forma sencilla y rápida. La </w:t>
+      </w:r>
+      <w:proofErr w:type="gramStart"/>
+      <w:r>
+        <w:rPr>
           <w:highlight w:val="green"/>
         </w:rPr>
+        <w:t>app</w:t>
+      </w:r>
+      <w:proofErr w:type="gramEnd"/>
+      <w:r>
+        <w:rPr>
+          <w:highlight w:val="green"/>
+        </w:rPr>
+        <w:t xml:space="preserve"> integra el modelo entrenado, permite la entrada de variables mediante formularios interactivos, muestra la predicción multiclase y presenta explicaciones visuales mediante SHAP. Además, se implementó la generación automática de informes en </w:t>
+      </w:r>
+      <w:r>
+        <w:rPr>
+          <w:b/>
+          <w:bCs/>
+          <w:highlight w:val="green"/>
+        </w:rPr>
         <w:t>PDF</w:t>
       </w:r>
       <w:r>
@@ -24156,7 +24708,21 @@
         <w:rPr>
           <w:highlight w:val="green"/>
         </w:rPr>
-        <w:t>, para facilitar el acceso a la app desde dispositivos móviles.</w:t>
+        <w:t xml:space="preserve">, para facilitar el acceso a la </w:t>
+      </w:r>
+      <w:proofErr w:type="gramStart"/>
+      <w:r>
+        <w:rPr>
+          <w:highlight w:val="green"/>
+        </w:rPr>
+        <w:t>app</w:t>
+      </w:r>
+      <w:proofErr w:type="gramEnd"/>
+      <w:r>
+        <w:rPr>
+          <w:highlight w:val="green"/>
+        </w:rPr>
+        <w:t xml:space="preserve"> desde dispositivos móviles.</w:t>
       </w:r>
     </w:p>
     <w:p>
@@ -24307,7 +24873,21 @@
         <w:rPr>
           <w:color w:val="FF0000"/>
         </w:rPr>
-        <w:t>. La app permite introducir los datos del paciente, visualizar la predicción del modelo y obtener un informe personalizado.</w:t>
+        <w:t xml:space="preserve">. La </w:t>
+      </w:r>
+      <w:proofErr w:type="gramStart"/>
+      <w:r>
+        <w:rPr>
+          <w:color w:val="FF0000"/>
+        </w:rPr>
+        <w:t>app</w:t>
+      </w:r>
+      <w:proofErr w:type="gramEnd"/>
+      <w:r>
+        <w:rPr>
+          <w:color w:val="FF0000"/>
+        </w:rPr>
+        <w:t xml:space="preserve"> permite introducir los datos del paciente, visualizar la predicción del modelo y obtener un informe personalizado.</w:t>
       </w:r>
     </w:p>
     <w:p>
@@ -24550,8 +25130,16 @@
         <w:rPr>
           <w:color w:val="FF0000"/>
         </w:rPr>
-        <w:t>Informe PDF generado por la app</w:t>
-      </w:r>
+        <w:t xml:space="preserve">Informe PDF generado por la </w:t>
+      </w:r>
+      <w:proofErr w:type="gramStart"/>
+      <w:r>
+        <w:rPr>
+          <w:color w:val="FF0000"/>
+        </w:rPr>
+        <w:t>app</w:t>
+      </w:r>
+      <w:proofErr w:type="gramEnd"/>
     </w:p>
     <w:p>
       <w:pPr>
@@ -24892,7 +25480,15 @@
       </w:r>
       <w:proofErr w:type="spellEnd"/>
       <w:r>
-        <w:t>, podría evolucionar hacia una solución escalable basada en microservicios o apps móviles nativas, con:</w:t>
+        <w:t xml:space="preserve">, podría evolucionar hacia una solución escalable basada en microservicios o </w:t>
+      </w:r>
+      <w:proofErr w:type="gramStart"/>
+      <w:r>
+        <w:t>apps</w:t>
+      </w:r>
+      <w:proofErr w:type="gramEnd"/>
+      <w:r>
+        <w:t xml:space="preserve"> móviles nativas, con:</w:t>
       </w:r>
     </w:p>
     <w:p>
